--- a/Evaluation_and_Deployment_Report_over_lisa .docx
+++ b/Evaluation_and_Deployment_Report_over_lisa .docx
@@ -4655,16 +4655,234 @@
         <w:spacing w:before="120" w:after="120"/>
       </w:pPr>
       <w:r>
+        <w:t xml:space="preserve">A positive classification in this project is defined as a crash that involves aggressive driving. </w:t>
+      </w:r>
+      <w:r>
+        <w:t>One</w:t>
+      </w:r>
+      <w:r>
+        <w:t xml:space="preserve"> goal </w:t>
+      </w:r>
+      <w:r>
+        <w:t xml:space="preserve">of this classification model </w:t>
+      </w:r>
+      <w:r>
+        <w:t xml:space="preserve">is to identify as many true positive crashes as possible, that is, to </w:t>
+      </w:r>
+      <w:r>
+        <w:t>correctly classify</w:t>
+      </w:r>
+      <w:r>
+        <w:t xml:space="preserve"> </w:t>
+      </w:r>
+      <w:r>
+        <w:t xml:space="preserve">as many </w:t>
+      </w:r>
+      <w:r>
+        <w:t xml:space="preserve">crashes </w:t>
+      </w:r>
+      <w:r>
+        <w:t>as possible</w:t>
+      </w:r>
+      <w:r>
+        <w:t xml:space="preserve"> </w:t>
+      </w:r>
+      <w:r>
+        <w:t>that involve aggressive driving</w:t>
+      </w:r>
+      <w:r>
+        <w:t>.</w:t>
+      </w:r>
+      <w:r>
+        <w:t xml:space="preserve"> </w:t>
+      </w:r>
+    </w:p>
+    <w:p>
+      <w:pPr>
+        <w:spacing w:before="120" w:after="120"/>
+      </w:pPr>
+      <w:r>
+        <w:t xml:space="preserve">The </w:t>
+      </w:r>
+      <w:r>
+        <w:t xml:space="preserve">true positive </w:t>
+      </w:r>
+      <w:r>
+        <w:t xml:space="preserve">rate (recall) </w:t>
+      </w:r>
+      <w:r>
+        <w:t>is a measure of the ability of the model to find all crashes that involved aggressive driving</w:t>
+      </w:r>
+      <w:r>
+        <w:t>. (</w:t>
+      </w:r>
+      <w:r>
+        <w:t>Geeks for Geeks, 2025b</w:t>
+      </w:r>
+      <w:r>
+        <w:t xml:space="preserve">) </w:t>
+      </w:r>
+      <w:r>
+        <w:t>While a</w:t>
+      </w:r>
+      <w:r>
+        <w:t xml:space="preserve"> high recall </w:t>
+      </w:r>
+      <w:r>
+        <w:t xml:space="preserve">means the </w:t>
+      </w:r>
+      <w:r>
+        <w:t xml:space="preserve">model </w:t>
+      </w:r>
+      <w:r>
+        <w:t xml:space="preserve">correctly classifies </w:t>
+      </w:r>
+      <w:r>
+        <w:t>a large number of</w:t>
+      </w:r>
+      <w:r>
+        <w:t xml:space="preserve"> </w:t>
+      </w:r>
+      <w:r>
+        <w:t>crashes that involved aggressive driving</w:t>
+      </w:r>
+      <w:r>
+        <w:t>, it does not say anything about the model</w:t>
+      </w:r>
+      <w:r>
+        <w:t>’</w:t>
+      </w:r>
+      <w:r>
+        <w:t xml:space="preserve">s ability to correctly </w:t>
+      </w:r>
+      <w:r>
+        <w:t xml:space="preserve">classify </w:t>
+      </w:r>
+      <w:r>
+        <w:t>crashes that did not involve aggressive driving</w:t>
+      </w:r>
+      <w:r>
+        <w:t>, which is an</w:t>
+      </w:r>
+      <w:r>
+        <w:t xml:space="preserve"> equally important goal</w:t>
+      </w:r>
+      <w:r>
+        <w:t>.</w:t>
+      </w:r>
+      <w:r>
+        <w:t xml:space="preserve"> </w:t>
+      </w:r>
+    </w:p>
+    <w:p>
+      <w:pPr>
+        <w:spacing w:before="120" w:after="120"/>
+      </w:pPr>
+      <w:r>
+        <w:t>A true positive rate of 1 is a perfect recall, but this means the model is optimized to identify</w:t>
+      </w:r>
+      <w:r>
+        <w:t xml:space="preserve"> </w:t>
+      </w:r>
+      <w:r>
+        <w:t>positive cases</w:t>
+      </w:r>
+      <w:r>
+        <w:t xml:space="preserve">, but this means the </w:t>
+      </w:r>
+      <w:r>
+        <w:t>model is so focused on identifying positive cases that it misclassifies too many crashes that did not involve aggressive driving</w:t>
+      </w:r>
+      <w:r>
+        <w:t xml:space="preserve">, which results in </w:t>
+      </w:r>
+      <w:r>
+        <w:t xml:space="preserve">a high false positive rate. </w:t>
+      </w:r>
+    </w:p>
+    <w:p>
+      <w:pPr>
+        <w:spacing w:before="120" w:after="120"/>
+      </w:pPr>
+      <w:r>
+        <w:t xml:space="preserve">Precision </w:t>
+      </w:r>
+      <w:r>
+        <w:rPr>
+          <w:rFonts w:eastAsiaTheme="majorEastAsia"/>
+        </w:rPr>
+        <w:t>is a measure of how accurate the model is in predicting crashes that involve aggressive driving. A higher precision means fewer crashes that did not involve aggressive driving will be misclassified as one</w:t>
+      </w:r>
+      <w:r>
+        <w:rPr>
+          <w:rFonts w:eastAsiaTheme="majorEastAsia"/>
+        </w:rPr>
+        <w:t xml:space="preserve">s </w:t>
+      </w:r>
+      <w:r>
+        <w:rPr>
+          <w:rFonts w:eastAsiaTheme="majorEastAsia"/>
+        </w:rPr>
+        <w:t>that did. (Geeks for Geeks, 2025b)</w:t>
+      </w:r>
+      <w:r>
+        <w:rPr>
+          <w:rFonts w:eastAsiaTheme="majorEastAsia"/>
+        </w:rPr>
+        <w:t xml:space="preserve"> Precision is not the false positive rate, but it </w:t>
+      </w:r>
+      <w:r>
+        <w:t>is a measure that reflects the model’s ability to minimize the false positive rate</w:t>
+      </w:r>
+      <w:r>
+        <w:t xml:space="preserve"> so it is </w:t>
+      </w:r>
+      <w:r>
+        <w:t>considered along</w:t>
+      </w:r>
+      <w:r>
+        <w:t xml:space="preserve"> with recall to determine how well the model performs. </w:t>
+      </w:r>
+    </w:p>
+    <w:p>
+      <w:pPr>
+        <w:spacing w:before="120" w:after="120"/>
+      </w:pPr>
+      <w:r>
         <w:t xml:space="preserve">The F1 score is a calculation that combines both precision and recall into one measure. A high F1 score indicates that both precision and recall are high, and </w:t>
       </w:r>
       <w:r>
         <w:t xml:space="preserve">an F1 score of </w:t>
       </w:r>
       <w:r>
-        <w:t>0.72 meets the technical success criteria established for this study. However, when precision and recall are considered individually,</w:t>
-      </w:r>
-      <w:r>
-        <w:t xml:space="preserve"> the </w:t>
+        <w:t xml:space="preserve">0.72 meets the technical success criteria established for this study. However, </w:t>
+      </w:r>
+      <w:r>
+        <w:t>a precision of 0.56 means that the model is about as accurate in predicting crashes that involve aggressive driving as flipping a coin.</w:t>
+      </w:r>
+      <w:r>
+        <w:t xml:space="preserve"> A </w:t>
+      </w:r>
+      <w:r>
+        <w:t xml:space="preserve">model with </w:t>
+      </w:r>
+      <w:r>
+        <w:t>perfect recall</w:t>
+      </w:r>
+      <w:r>
+        <w:t xml:space="preserve"> </w:t>
+      </w:r>
+      <w:r>
+        <w:t xml:space="preserve">and </w:t>
+      </w:r>
+      <w:r>
+        <w:t xml:space="preserve">a </w:t>
+      </w:r>
+      <w:r>
+        <w:t xml:space="preserve">high false positive rate </w:t>
+      </w:r>
+      <w:r>
+        <w:t xml:space="preserve">is not a high performing model. The </w:t>
       </w:r>
       <w:r>
         <w:t xml:space="preserve">F1 score </w:t>
@@ -4673,7 +4891,16 @@
         <w:t xml:space="preserve">interpretation </w:t>
       </w:r>
       <w:r>
-        <w:t xml:space="preserve">becomes questionable. </w:t>
+        <w:t xml:space="preserve">in this case </w:t>
+      </w:r>
+      <w:r>
+        <w:t>becomes questionable</w:t>
+      </w:r>
+      <w:r>
+        <w:t xml:space="preserve"> and other measures must be considered</w:t>
+      </w:r>
+      <w:r>
+        <w:t xml:space="preserve">. </w:t>
       </w:r>
     </w:p>
     <w:p>
@@ -4681,199 +4908,220 @@
         <w:spacing w:before="120" w:after="120"/>
       </w:pPr>
       <w:r>
+        <w:t xml:space="preserve">The </w:t>
+      </w:r>
+      <w:r>
+        <w:t>Rec</w:t>
+      </w:r>
+      <w:r>
+        <w:t>eiver Operating Characteristic (</w:t>
+      </w:r>
+      <w:r>
+        <w:t>ROC</w:t>
+      </w:r>
+      <w:r>
+        <w:t>) curve and the area under the curve</w:t>
+      </w:r>
+      <w:r>
+        <w:t xml:space="preserve"> </w:t>
+      </w:r>
+      <w:r>
+        <w:t>(</w:t>
+      </w:r>
+      <w:r>
+        <w:t>AUC</w:t>
+      </w:r>
+      <w:r>
+        <w:t>)</w:t>
+      </w:r>
+      <w:r>
+        <w:t xml:space="preserve"> reinforces the idea that the model is not performing well. </w:t>
+      </w:r>
+      <w:r>
+        <w:t xml:space="preserve">The ROC </w:t>
+      </w:r>
+      <w:r>
+        <w:t xml:space="preserve">is a line or </w:t>
+      </w:r>
+      <w:r>
+        <w:t xml:space="preserve">curve created by two rates plotted against one another: </w:t>
+      </w:r>
+      <w:r>
+        <w:t xml:space="preserve">the </w:t>
+      </w:r>
+      <w:r>
+        <w:t xml:space="preserve">rate at which the model correctly </w:t>
+      </w:r>
+      <w:r>
+        <w:t>classifies</w:t>
+      </w:r>
+      <w:r>
+        <w:t xml:space="preserve"> </w:t>
+      </w:r>
+      <w:r>
+        <w:t xml:space="preserve">crashes involving </w:t>
+      </w:r>
+      <w:r>
+        <w:t xml:space="preserve">aggressive driving </w:t>
+      </w:r>
+      <w:r>
+        <w:t xml:space="preserve">(true positive rate) </w:t>
+      </w:r>
+      <w:r>
+        <w:t>and</w:t>
+      </w:r>
+      <w:r>
+        <w:t xml:space="preserve"> the rate at which the model incorrectly classifies crashes as involving aggressive driving</w:t>
+      </w:r>
+      <w:r>
+        <w:t xml:space="preserve"> (false positive rate)</w:t>
+      </w:r>
+      <w:r>
+        <w:t>.</w:t>
+      </w:r>
+      <w:r>
+        <w:t xml:space="preserve"> </w:t>
+      </w:r>
+      <w:r>
+        <w:t>This area</w:t>
+      </w:r>
+      <w:r>
+        <w:t xml:space="preserve"> reflects the ability of the model to distinguish between </w:t>
+      </w:r>
+      <w:r>
+        <w:t xml:space="preserve">crashes that involve aggressive driving and those that </w:t>
+      </w:r>
+      <w:r>
+        <w:lastRenderedPageBreak/>
+        <w:t>do not</w:t>
+      </w:r>
+      <w:r>
+        <w:t xml:space="preserve">. </w:t>
+      </w:r>
+      <w:r>
+        <w:t>(Geeks for Geeks, 2026)</w:t>
+      </w:r>
+      <w:r>
+        <w:t xml:space="preserve"> </w:t>
+      </w:r>
+      <w:r>
+        <w:t xml:space="preserve">A high rate of misclassified aggressive driving crashes </w:t>
+      </w:r>
+      <w:r>
+        <w:t>results in a low precision and a low ROC AUC</w:t>
+      </w:r>
+      <w:r>
+        <w:t>.</w:t>
+      </w:r>
+      <w:r>
+        <w:t xml:space="preserve"> </w:t>
+      </w:r>
+      <w:r>
+        <w:t>A</w:t>
+      </w:r>
+      <w:r>
+        <w:t xml:space="preserve">n ROC AUC </w:t>
+      </w:r>
+      <w:r>
+        <w:t xml:space="preserve">of </w:t>
+      </w:r>
+      <w:r>
+        <w:t xml:space="preserve">0.5 </w:t>
+      </w:r>
+      <w:r>
+        <w:t>means the</w:t>
+      </w:r>
+      <w:r>
+        <w:t xml:space="preserve"> model</w:t>
+      </w:r>
+      <w:r>
+        <w:t>’</w:t>
+      </w:r>
+      <w:r>
+        <w:t>s ability to distinguish between crashes that involve aggressive driving and those that do not is n</w:t>
+      </w:r>
+      <w:r>
+        <w:t>o</w:t>
+      </w:r>
+      <w:r>
+        <w:t xml:space="preserve"> better than r</w:t>
+      </w:r>
+      <w:r>
+        <w:t xml:space="preserve">andom guessing. </w:t>
+      </w:r>
+      <w:r>
+        <w:t xml:space="preserve">The figure below shows two lines, the Receiver Operating Characteristic and a line that represents no skill at distinguishing between classes. It is apparent that the model has no skill in </w:t>
+      </w:r>
+      <w:r>
+        <w:t>distinguish</w:t>
+      </w:r>
+      <w:r>
+        <w:t>ing</w:t>
+      </w:r>
+      <w:r>
+        <w:t xml:space="preserve"> between crashes that involve aggressive driving and those that do not</w:t>
+      </w:r>
+      <w:r>
+        <w:t>.</w:t>
+      </w:r>
+    </w:p>
+    <w:p>
+      <w:pPr>
+        <w:spacing w:before="120" w:after="120"/>
+        <w:jc w:val="center"/>
+      </w:pPr>
+      <w:r>
         <w:rPr>
-          <w:b/>
-          <w:bCs/>
+          <w:noProof/>
+          <w14:ligatures w14:val="standardContextual"/>
         </w:rPr>
-        <w:t>Precision</w:t>
-      </w:r>
-      <w:r>
-        <w:t xml:space="preserve"> is a measure of how accurate the model is in predicting </w:t>
-      </w:r>
-      <w:r>
-        <w:t>crashes that involve aggressive driving. A</w:t>
-      </w:r>
-      <w:r>
-        <w:t xml:space="preserve"> higher precision means fewer </w:t>
-      </w:r>
-      <w:r>
-        <w:t xml:space="preserve">crashes not involving aggressive driving will be misclassified as involving aggressive driving. </w:t>
-      </w:r>
-      <w:r>
-        <w:t>(Geeks for G</w:t>
-      </w:r>
-      <w:r>
-        <w:t>e</w:t>
-      </w:r>
-      <w:r>
-        <w:t>eks, 2025b)</w:t>
-      </w:r>
-    </w:p>
-    <w:p>
-      <w:pPr>
-        <w:spacing w:before="120" w:after="120"/>
-      </w:pPr>
-      <w:r>
-        <w:rPr>
-          <w:b/>
-          <w:bCs/>
-        </w:rPr>
-        <w:t>Recall</w:t>
-      </w:r>
-      <w:r>
-        <w:t xml:space="preserve"> (</w:t>
-      </w:r>
-      <w:r>
-        <w:t>true positive rate or</w:t>
-      </w:r>
-      <w:r>
-        <w:t xml:space="preserve"> </w:t>
-      </w:r>
-      <w:r>
-        <w:t>sensitivity</w:t>
-      </w:r>
-      <w:r>
-        <w:t xml:space="preserve">) is a measure of the ability of the model to find all </w:t>
-      </w:r>
-      <w:r>
-        <w:t>crashes that involved aggressive driving. A</w:t>
-      </w:r>
-      <w:r>
-        <w:t xml:space="preserve"> higher recall means fewer </w:t>
-      </w:r>
-      <w:r>
-        <w:t xml:space="preserve">crashes that involved aggressive driving will be misclassified as </w:t>
-      </w:r>
-      <w:r>
-        <w:t xml:space="preserve">not </w:t>
-      </w:r>
-      <w:r>
-        <w:t>involv</w:t>
-      </w:r>
-      <w:r>
-        <w:t>ing</w:t>
-      </w:r>
-      <w:r>
-        <w:t xml:space="preserve"> aggressive driving. </w:t>
-      </w:r>
-      <w:r>
-        <w:t>(Geeks for Geeks, 2025b)</w:t>
-      </w:r>
-    </w:p>
-    <w:p>
-      <w:pPr>
-        <w:spacing w:before="120" w:after="120"/>
-      </w:pPr>
-      <w:r>
-        <w:t>A recall of 1 is a</w:t>
-      </w:r>
-      <w:r>
-        <w:t xml:space="preserve"> perfect recall</w:t>
-      </w:r>
-      <w:r>
-        <w:t>, and this</w:t>
-      </w:r>
-      <w:r>
-        <w:t xml:space="preserve"> </w:t>
-      </w:r>
-      <w:r>
-        <w:t xml:space="preserve">means the model is optimized to identify as many actual </w:t>
-      </w:r>
-      <w:r>
-        <w:t xml:space="preserve">crashes as possible that involved aggressive driving. The model is </w:t>
-      </w:r>
-      <w:r>
-        <w:t xml:space="preserve">so </w:t>
-      </w:r>
-      <w:r>
-        <w:t xml:space="preserve">focused on identifying </w:t>
-      </w:r>
-      <w:r>
-        <w:t xml:space="preserve">crashes involving aggressive driving that it misclassifies too many crashes that did not involve aggressive driving. A precision of 0.56 means that the model is </w:t>
-      </w:r>
-      <w:r>
-        <w:t xml:space="preserve">about </w:t>
-      </w:r>
-      <w:r>
-        <w:t>as accurate in predicting crashes that involve aggressive driving as flipping a coin.</w:t>
-      </w:r>
-    </w:p>
-    <w:p>
-      <w:pPr>
-        <w:spacing w:before="120" w:after="120"/>
-      </w:pPr>
-      <w:r>
-        <w:t xml:space="preserve">The ROC AUC measure reinforces the idea that the model is not performing well. </w:t>
-      </w:r>
-      <w:r>
-        <w:t xml:space="preserve">The ROC AUC is the area </w:t>
-      </w:r>
-      <w:r>
-        <w:t xml:space="preserve">under the curve created by two rates plotted against one another: </w:t>
-      </w:r>
-      <w:r>
-        <w:t xml:space="preserve">the </w:t>
-      </w:r>
-      <w:r>
-        <w:t xml:space="preserve">rate at which the model correctly </w:t>
-      </w:r>
-      <w:r>
-        <w:t>classifies</w:t>
-      </w:r>
-      <w:r>
-        <w:t xml:space="preserve"> </w:t>
-      </w:r>
-      <w:r>
-        <w:t xml:space="preserve">crashes involving </w:t>
-      </w:r>
-      <w:r>
-        <w:t xml:space="preserve">aggressive driving </w:t>
-      </w:r>
-      <w:r>
-        <w:t>verses the rate at which the model incorrectly classifies crashes as involving aggressive driving. This area</w:t>
-      </w:r>
-      <w:r>
-        <w:t xml:space="preserve"> reflects the ability of the model to distinguish between </w:t>
-      </w:r>
-      <w:r>
-        <w:t>crashes that involve aggressive driving and those that do not</w:t>
-      </w:r>
-      <w:r>
-        <w:t xml:space="preserve">. </w:t>
-      </w:r>
-      <w:r>
-        <w:t xml:space="preserve">A high rate of misclassified aggressive driving crashes </w:t>
-      </w:r>
-      <w:r>
-        <w:t xml:space="preserve">results in a low precision and a low ROC AUC, </w:t>
-      </w:r>
-      <w:r>
-        <w:t xml:space="preserve">and an ROC AUC 0.5 is </w:t>
-      </w:r>
-      <w:r>
-        <w:t>as good as</w:t>
-      </w:r>
-      <w:r>
-        <w:t xml:space="preserve"> </w:t>
-      </w:r>
-      <w:r>
-        <w:t>a precision of 0.56. The model</w:t>
-      </w:r>
-      <w:r>
-        <w:t>’</w:t>
-      </w:r>
-      <w:r>
-        <w:t>s ability to distinguish between crashes that involve aggressive driving and those that do not is n</w:t>
-      </w:r>
-      <w:r>
-        <w:t>o</w:t>
-      </w:r>
-      <w:r>
-        <w:t xml:space="preserve"> better than r</w:t>
-      </w:r>
-      <w:r>
-        <w:t>andom guessing. (Geeks for Geeks, 2026)</w:t>
-      </w:r>
+        <w:drawing>
+          <wp:inline distT="0" distB="0" distL="0" distR="0" wp14:anchorId="4C19E90A" wp14:editId="2945078B">
+            <wp:extent cx="4144369" cy="4093007"/>
+            <wp:effectExtent l="0" t="0" r="0" b="0"/>
+            <wp:docPr id="1286900535" name="Picture 1"/>
+            <wp:cNvGraphicFramePr>
+              <a:graphicFrameLocks xmlns:a="http://schemas.openxmlformats.org/drawingml/2006/main" noChangeAspect="1"/>
+            </wp:cNvGraphicFramePr>
+            <a:graphic xmlns:a="http://schemas.openxmlformats.org/drawingml/2006/main">
+              <a:graphicData uri="http://schemas.openxmlformats.org/drawingml/2006/picture">
+                <pic:pic xmlns:pic="http://schemas.openxmlformats.org/drawingml/2006/picture">
+                  <pic:nvPicPr>
+                    <pic:cNvPr id="1286900535" name="Picture 1286900535"/>
+                    <pic:cNvPicPr/>
+                  </pic:nvPicPr>
+                  <pic:blipFill>
+                    <a:blip r:embed="rId9" cstate="print">
+                      <a:extLst>
+                        <a:ext uri="{28A0092B-C50C-407E-A947-70E740481C1C}">
+                          <a14:useLocalDpi xmlns:a14="http://schemas.microsoft.com/office/drawing/2010/main" val="0"/>
+                        </a:ext>
+                      </a:extLst>
+                    </a:blip>
+                    <a:stretch>
+                      <a:fillRect/>
+                    </a:stretch>
+                  </pic:blipFill>
+                  <pic:spPr>
+                    <a:xfrm>
+                      <a:off x="0" y="0"/>
+                      <a:ext cx="4186695" cy="4134808"/>
+                    </a:xfrm>
+                    <a:prstGeom prst="rect">
+                      <a:avLst/>
+                    </a:prstGeom>
+                  </pic:spPr>
+                </pic:pic>
+              </a:graphicData>
+            </a:graphic>
+          </wp:inline>
+        </w:drawing>
+      </w:r>
+    </w:p>
+    <w:p>
+      <w:pPr>
+        <w:pStyle w:val="Heading3"/>
+      </w:pPr>
     </w:p>
     <w:p>
       <w:pPr>
@@ -4938,16 +5186,66 @@
           <w:sz w:val="24"/>
           <w:szCs w:val="24"/>
         </w:rPr>
-        <w:t xml:space="preserve">model shows that there is no evidence to support the public’s sentiment that aggressive driving increased during COVID-19 and remained high. The dataset and methods used to reach this conclusion are just a select few in the large pool of possible data and methods. It is not </w:t>
-      </w:r>
-      <w:r>
-        <w:rPr>
-          <w:rFonts w:ascii="Times New Roman" w:hAnsi="Times New Roman" w:cs="Times New Roman"/>
-          <w:sz w:val="24"/>
-          <w:szCs w:val="24"/>
-        </w:rPr>
+        <w:t>model shows that there is no evidence to support the public’s sentiment that aggressive driving increased during COVID-19 and remained high. The dataset and methods used to reach this conclusion are just a select few in the large pool of possible data and methods. It is not appropriate or correct to conclude that aggressive driving did not increase during COVID-19 or remain high. Different data and/or different methods may reveal otherwise.</w:t>
+      </w:r>
+    </w:p>
+    <w:p>
+      <w:pPr>
+        <w:pStyle w:val="Heading3"/>
+      </w:pPr>
+      <w:r>
+        <w:t>Confidence levels</w:t>
+      </w:r>
+    </w:p>
+    <w:p>
+      <w:r>
+        <w:t xml:space="preserve">The model </w:t>
+      </w:r>
+      <w:r>
+        <w:t xml:space="preserve">for objective 1 </w:t>
+      </w:r>
+      <w:r>
+        <w:t xml:space="preserve">is not reliable in distinguishing between crashes that involve aggressive driving and those that do not. </w:t>
+      </w:r>
+      <w:r>
+        <w:t xml:space="preserve">The model for objective 2 is not reliable </w:t>
+      </w:r>
+      <w:r>
+        <w:t>at finding or predicting crashes that involve aggressive dri</w:t>
+      </w:r>
+      <w:r>
+        <w:t>v</w:t>
+      </w:r>
+      <w:r>
+        <w:t xml:space="preserve">ing. </w:t>
+      </w:r>
+      <w:r>
+        <w:t xml:space="preserve">The model for objective </w:t>
+      </w:r>
+      <w:r>
+        <w:t>3</w:t>
+      </w:r>
+      <w:r>
+        <w:t xml:space="preserve"> is not reliable </w:t>
+      </w:r>
+      <w:r>
+        <w:t xml:space="preserve">in distinguishing between crashes that involve aggressive driving and those that do not even when </w:t>
+      </w:r>
+      <w:r>
         <w:lastRenderedPageBreak/>
-        <w:t>appropriate or correct to conclude that aggressive driving did not increase during COVID-19 or remain high. Different data and/or different methods may reveal otherwise.</w:t>
+        <w:t xml:space="preserve">modeling </w:t>
+      </w:r>
+      <w:r>
+        <w:t xml:space="preserve">demographic characteristics </w:t>
+      </w:r>
+      <w:r>
+        <w:t xml:space="preserve">such as age of the driver, urban or rural location of the crash, driver impairment, and status of the driver’s license were modeled along with </w:t>
+      </w:r>
+      <w:r>
+        <w:t>POST_COVID</w:t>
+      </w:r>
+      <w:r>
+        <w:t xml:space="preserve">. </w:t>
       </w:r>
     </w:p>
     <w:p>
@@ -4955,63 +5253,97 @@
         <w:pStyle w:val="Heading3"/>
       </w:pPr>
       <w:r>
-        <w:t>Confidence levels</w:t>
-      </w:r>
-    </w:p>
-    <w:p>
-      <w:r>
-        <w:t xml:space="preserve">The model </w:t>
-      </w:r>
-      <w:r>
-        <w:t xml:space="preserve">for objective 1 </w:t>
-      </w:r>
-      <w:r>
-        <w:t xml:space="preserve">is not reliable in distinguishing between crashes that involve aggressive driving and those that do not. </w:t>
-      </w:r>
-      <w:r>
-        <w:t>The model for objective 2</w:t>
-      </w:r>
-      <w:r>
-        <w:t xml:space="preserve"> is not reliable </w:t>
-      </w:r>
-      <w:r>
-        <w:t>at finding or predicting crashes that involve aggressive dri</w:t>
-      </w:r>
-      <w:r>
-        <w:t>v</w:t>
-      </w:r>
-      <w:r>
-        <w:t xml:space="preserve">ing. </w:t>
-      </w:r>
-      <w:r>
-        <w:t xml:space="preserve">The model for objective </w:t>
-      </w:r>
-      <w:r>
-        <w:t>3</w:t>
-      </w:r>
-      <w:r>
-        <w:t xml:space="preserve"> is not reliable </w:t>
-      </w:r>
-      <w:r>
-        <w:t>in distinguishing between crashes that involve aggressive driving and those that do not</w:t>
-      </w:r>
-      <w:r>
-        <w:t xml:space="preserve"> even when </w:t>
-      </w:r>
-      <w:r>
-        <w:t xml:space="preserve">modeling </w:t>
-      </w:r>
-      <w:r>
-        <w:t xml:space="preserve">demographic characteristics </w:t>
-      </w:r>
-      <w:r>
-        <w:t xml:space="preserve">such as age of the driver, urban or rural location of the crash, driver impairment, and status of the driver’s license were modeled along with </w:t>
-      </w:r>
-      <w:r>
-        <w:t>POST_COVID</w:t>
-      </w:r>
-      <w:r>
-        <w:t xml:space="preserve">. </w:t>
+        <w:t>Value proposition</w:t>
+      </w:r>
+    </w:p>
+    <w:p/>
+    <w:p>
+      <w:pPr>
+        <w:pStyle w:val="p1"/>
+      </w:pPr>
+      <w:r>
+        <w:t>Articulate a clear case for why investing resources in</w:t>
+      </w:r>
+    </w:p>
+    <w:p>
+      <w:pPr>
+        <w:pStyle w:val="p1"/>
+      </w:pPr>
+      <w:r>
+        <w:t>deploying/disseminating and maintaining this model would benefit the organization (e.g.,</w:t>
+      </w:r>
+    </w:p>
+    <w:p>
+      <w:pPr>
+        <w:pStyle w:val="p1"/>
+      </w:pPr>
+      <w:r>
+        <w:t>"Implementing this churn prediction model would cost approximately $50K in</w:t>
+      </w:r>
+    </w:p>
+    <w:p>
+      <w:pPr>
+        <w:pStyle w:val="p1"/>
+      </w:pPr>
+      <w:r>
+        <w:t>infrastructure and maintenance but could prevent the loss of 200 customers annually,</w:t>
+      </w:r>
+    </w:p>
+    <w:p>
+      <w:pPr>
+        <w:pStyle w:val="p1"/>
+      </w:pPr>
+      <w:r>
+        <w:t>preserving $300K in revenue and delivering a 6x return on investment within the first</w:t>
+      </w:r>
+    </w:p>
+    <w:p>
+      <w:pPr>
+        <w:pStyle w:val="p1"/>
+      </w:pPr>
+      <w:r>
+        <w:t>year" or "Publishing this environmental health analysis would cost approximately 40</w:t>
+      </w:r>
+    </w:p>
+    <w:p>
+      <w:pPr>
+        <w:pStyle w:val="p1"/>
+      </w:pPr>
+      <w:r>
+        <w:t>hours of editorial time but could establish the publication's credibility in data-driven</w:t>
+      </w:r>
+    </w:p>
+    <w:p>
+      <w:pPr>
+        <w:pStyle w:val="p1"/>
+      </w:pPr>
+      <w:r>
+        <w:t>reporting, potentially attracting new readers interested in evidence-based local</w:t>
+      </w:r>
+    </w:p>
+    <w:p>
+      <w:pPr>
+        <w:pStyle w:val="p1"/>
+      </w:pPr>
+      <w:r>
+        <w:t>journalism and demonstrating the organization's commitment to public service</w:t>
+      </w:r>
+    </w:p>
+    <w:p>
+      <w:pPr>
+        <w:pStyle w:val="p1"/>
+      </w:pPr>
+      <w:r>
+        <w:t>reporting").</w:t>
+      </w:r>
+    </w:p>
+    <w:p/>
+    <w:p>
+      <w:pPr>
+        <w:pStyle w:val="Heading2"/>
+      </w:pPr>
+      <w:r>
+        <w:t>1.2 Insights and Recommendations</w:t>
       </w:r>
     </w:p>
     <w:p>
@@ -5019,16 +5351,112 @@
         <w:pStyle w:val="Heading3"/>
       </w:pPr>
       <w:r>
-        <w:t>Value proposition</w:t>
+        <w:t>Key findings</w:t>
+      </w:r>
+    </w:p>
+    <w:p>
+      <w:pPr>
+        <w:pStyle w:val="p1"/>
+      </w:pPr>
+      <w:r>
+        <w:t>Summarize the main insights your model revealed about the underlying</w:t>
+      </w:r>
+    </w:p>
+    <w:p>
+      <w:pPr>
+        <w:pStyle w:val="p1"/>
+      </w:pPr>
+      <w:r>
+        <w:t>problem, focusing on patterns that directly address the original organizational questions</w:t>
+      </w:r>
+    </w:p>
+    <w:p>
+      <w:pPr>
+        <w:pStyle w:val="p1"/>
+      </w:pPr>
+      <w:r>
+        <w:t>(e.g.,</w:t>
+      </w:r>
+    </w:p>
+    <w:p>
+      <w:pPr>
+        <w:pStyle w:val="p1"/>
+      </w:pPr>
+      <w:r>
+        <w:t>"The model reveals that customer retention is primarily driven by purchase</w:t>
+      </w:r>
+    </w:p>
+    <w:p>
+      <w:pPr>
+        <w:pStyle w:val="p1"/>
+      </w:pPr>
+      <w:r>
+        <w:t>frequency rather than purchase amount, suggesting that encouraging regular small</w:t>
+      </w:r>
+    </w:p>
+    <w:p>
+      <w:pPr>
+        <w:pStyle w:val="p1"/>
+      </w:pPr>
+      <w:r>
+        <w:t xml:space="preserve">purchases </w:t>
+      </w:r>
+      <w:proofErr w:type="gramStart"/>
+      <w:r>
+        <w:t>is</w:t>
+      </w:r>
+      <w:proofErr w:type="gramEnd"/>
+      <w:r>
+        <w:t xml:space="preserve"> more valuable than pursuing occasional large transactions" or "The</w:t>
+      </w:r>
+    </w:p>
+    <w:p>
+      <w:pPr>
+        <w:pStyle w:val="p1"/>
+      </w:pPr>
+      <w:r>
+        <w:t>analysis reveals that air quality health impacts show clear seasonal patterns and</w:t>
+      </w:r>
+    </w:p>
+    <w:p>
+      <w:pPr>
+        <w:pStyle w:val="p1"/>
+      </w:pPr>
+      <w:r>
+        <w:t>geographic clustering, with winter months showing 40% stronger pollution-health</w:t>
+      </w:r>
+    </w:p>
+    <w:p>
+      <w:pPr>
+        <w:pStyle w:val="p1"/>
+      </w:pPr>
+      <w:r>
+        <w:t>correlations and urban neighborhoods experiencing disproportionate effects, suggesting</w:t>
+      </w:r>
+    </w:p>
+    <w:p>
+      <w:pPr>
+        <w:pStyle w:val="p1"/>
+      </w:pPr>
+      <w:r>
+        <w:t>targeted public health messaging should vary by season and location").</w:t>
       </w:r>
     </w:p>
     <w:p/>
     <w:p>
       <w:pPr>
+        <w:pStyle w:val="Heading3"/>
+      </w:pPr>
+      <w:r>
+        <w:t>Surprising discoveries</w:t>
+      </w:r>
+    </w:p>
+    <w:p>
+      <w:pPr>
         <w:pStyle w:val="p1"/>
       </w:pPr>
       <w:r>
-        <w:t>Articulate a clear case for why investing resources in</w:t>
+        <w:t>Highlight unexpected patterns or relationships in the data that</w:t>
       </w:r>
     </w:p>
     <w:p>
@@ -5036,7 +5464,7 @@
         <w:pStyle w:val="p1"/>
       </w:pPr>
       <w:r>
-        <w:t>deploying/disseminating and maintaining this model would benefit the organization (e.g.,</w:t>
+        <w:t>challenge initial assumptions or reveal new opportunities (e.g.,</w:t>
       </w:r>
     </w:p>
     <w:p>
@@ -5044,7 +5472,7 @@
         <w:pStyle w:val="p1"/>
       </w:pPr>
       <w:r>
-        <w:t>"Implementing this churn prediction model would cost approximately $50K in</w:t>
+        <w:t>"Surprisingly, customers</w:t>
       </w:r>
     </w:p>
     <w:p>
@@ -5052,15 +5480,20 @@
         <w:pStyle w:val="p1"/>
       </w:pPr>
       <w:r>
-        <w:t>infrastructure and maintenance but could prevent the loss of 200 customers annually,</w:t>
-      </w:r>
+        <w:t xml:space="preserve">aged 45-55 show the highest churn rate despite being high spenders, contradicting </w:t>
+      </w:r>
+      <w:proofErr w:type="gramStart"/>
+      <w:r>
+        <w:t>our</w:t>
+      </w:r>
+      <w:proofErr w:type="gramEnd"/>
     </w:p>
     <w:p>
       <w:pPr>
         <w:pStyle w:val="p1"/>
       </w:pPr>
       <w:r>
-        <w:t>preserving $300K in revenue and delivering a 6x return on investment within the first</w:t>
+        <w:t>assumption that high-value customers are most loyal, suggesting this demographic</w:t>
       </w:r>
     </w:p>
     <w:p>
@@ -5068,7 +5501,7 @@
         <w:pStyle w:val="p1"/>
       </w:pPr>
       <w:r>
-        <w:t>year" or "Publishing this environmental health analysis would cost approximately 40</w:t>
+        <w:t>needs targeted retention efforts" or "Unexpectedly, weekday pollution levels show</w:t>
       </w:r>
     </w:p>
     <w:p>
@@ -5076,7 +5509,7 @@
         <w:pStyle w:val="p1"/>
       </w:pPr>
       <w:r>
-        <w:t>hours of editorial time but could establish the publication's credibility in data-driven</w:t>
+        <w:t>stronger health correlations than weekend levels despite similar concentration ranges,</w:t>
       </w:r>
     </w:p>
     <w:p>
@@ -5084,7 +5517,7 @@
         <w:pStyle w:val="p1"/>
       </w:pPr>
       <w:r>
-        <w:t>reporting, potentially attracting new readers interested in evidence-based local</w:t>
+        <w:t>suggesting that pollution source composition (traffic vs. industrial) may be more</w:t>
       </w:r>
     </w:p>
     <w:p>
@@ -5092,7 +5525,16 @@
         <w:pStyle w:val="p1"/>
       </w:pPr>
       <w:r>
-        <w:t>journalism and demonstrating the organization's commitment to public service</w:t>
+        <w:t>important than total pollution load, revealing a new angle for public health investigation").</w:t>
+      </w:r>
+    </w:p>
+    <w:p/>
+    <w:p>
+      <w:pPr>
+        <w:pStyle w:val="Heading3"/>
+      </w:pPr>
+      <w:r>
+        <w:t>Strategic recommendations</w:t>
       </w:r>
     </w:p>
     <w:p>
@@ -5100,24 +5542,241 @@
         <w:pStyle w:val="p1"/>
       </w:pPr>
       <w:r>
-        <w:t>reporting").</w:t>
+        <w:t>Based on your model's insights, provide specific,</w:t>
+      </w:r>
+    </w:p>
+    <w:p>
+      <w:pPr>
+        <w:pStyle w:val="p1"/>
+      </w:pPr>
+      <w:r>
+        <w:t>actionable recommendations for organizational decisions or process changes (e.g.,</w:t>
+      </w:r>
+    </w:p>
+    <w:p>
+      <w:pPr>
+        <w:pStyle w:val="p1"/>
+      </w:pPr>
+      <w:r>
+        <w:t>"Recommend launching a monthly subscription service to increase purchase frequency,</w:t>
+      </w:r>
+    </w:p>
+    <w:p>
+      <w:pPr>
+        <w:pStyle w:val="p1"/>
+      </w:pPr>
+      <w:r>
+        <w:t>and creating age-specific retention programs, particularly focused on the 45-55</w:t>
+      </w:r>
+    </w:p>
+    <w:p>
+      <w:pPr>
+        <w:pStyle w:val="p1"/>
+      </w:pPr>
+      <w:r>
+        <w:t>demographic with personalized incentives" or "Recommend developing seasonal air</w:t>
+      </w:r>
+    </w:p>
+    <w:p>
+      <w:pPr>
+        <w:pStyle w:val="p1"/>
+      </w:pPr>
+      <w:r>
+        <w:t>quality reporting protocols that emphasize winter risks, creating neighborhood-specific</w:t>
+      </w:r>
+    </w:p>
+    <w:p>
+      <w:pPr>
+        <w:pStyle w:val="p1"/>
+      </w:pPr>
+      <w:r>
+        <w:t>health advisories for high-impact areas, and investigating weekday pollution sources for</w:t>
+      </w:r>
+    </w:p>
+    <w:p>
+      <w:pPr>
+        <w:pStyle w:val="p1"/>
+      </w:pPr>
+      <w:r>
+        <w:t>future investigative pieces on industrial vs. traffic impacts").</w:t>
       </w:r>
     </w:p>
     <w:p/>
     <w:p>
       <w:pPr>
+        <w:pStyle w:val="Heading3"/>
+      </w:pPr>
+      <w:r>
+        <w:t>Feature importance interpretation</w:t>
+      </w:r>
+    </w:p>
+    <w:p>
+      <w:pPr>
+        <w:pStyle w:val="p1"/>
+      </w:pPr>
+      <w:r>
+        <w:t>Explain which variables most strongly influence</w:t>
+      </w:r>
+    </w:p>
+    <w:p>
+      <w:pPr>
+        <w:pStyle w:val="p1"/>
+      </w:pPr>
+      <w:r>
+        <w:t>your model's predictions and what these patterns mean for organizational strategy (</w:t>
+      </w:r>
+      <w:proofErr w:type="gramStart"/>
+      <w:r>
+        <w:t>e.g.,●</w:t>
+      </w:r>
+      <w:proofErr w:type="gramEnd"/>
+    </w:p>
+    <w:p>
+      <w:pPr>
+        <w:pStyle w:val="p1"/>
+      </w:pPr>
+      <w:r>
+        <w:lastRenderedPageBreak/>
+        <w:t>"'Days since last purchase' is the strongest predictor of churn, importance score 0.35,</w:t>
+      </w:r>
+    </w:p>
+    <w:p>
+      <w:pPr>
+        <w:pStyle w:val="p1"/>
+      </w:pPr>
+      <w:r>
+        <w:t>indicating that re-engagement campaigns should trigger after 30 days of inactivity rather</w:t>
+      </w:r>
+    </w:p>
+    <w:p>
+      <w:pPr>
+        <w:pStyle w:val="p1"/>
+      </w:pPr>
+      <w:r>
+        <w:t>than the current 90-day policy" or "PM2.5 concentration shows the highest correlation</w:t>
+      </w:r>
+    </w:p>
+    <w:p>
+      <w:pPr>
+        <w:pStyle w:val="p1"/>
+      </w:pPr>
+      <w:r>
+        <w:t>with health outcomes (β=1.4, p&lt;0.001), followed by temperature interactions, indicating</w:t>
+      </w:r>
+    </w:p>
+    <w:p>
+      <w:pPr>
+        <w:pStyle w:val="p1"/>
+      </w:pPr>
+      <w:r>
+        <w:t>that air quality reporting should prioritize particulate matter warnings and include</w:t>
+      </w:r>
+    </w:p>
+    <w:p>
+      <w:pPr>
+        <w:pStyle w:val="p1"/>
+      </w:pPr>
+      <w:r>
+        <w:t>temperature context to help residents understand compound health risks").</w:t>
+      </w:r>
+    </w:p>
+    <w:p/>
+    <w:p>
+      <w:pPr>
+        <w:pStyle w:val="Heading3"/>
+      </w:pPr>
+      <w:r>
+        <w:t>Limitations and caveats</w:t>
+      </w:r>
+    </w:p>
+    <w:p>
+      <w:pPr>
+        <w:pStyle w:val="p1"/>
+      </w:pPr>
+      <w:r>
+        <w:t>Clearly identify areas where model predictions should be</w:t>
+      </w:r>
+    </w:p>
+    <w:p>
+      <w:pPr>
+        <w:pStyle w:val="p1"/>
+      </w:pPr>
+      <w:r>
+        <w:t>supplemented with human expertise or organizational context (e.g.,</w:t>
+      </w:r>
+    </w:p>
+    <w:p>
+      <w:pPr>
+        <w:pStyle w:val="p1"/>
+      </w:pPr>
+      <w:r>
+        <w:t>"The model cannot</w:t>
+      </w:r>
+    </w:p>
+    <w:p>
+      <w:pPr>
+        <w:pStyle w:val="p1"/>
+      </w:pPr>
+      <w:r>
+        <w:t>account for external factors like competitor promotions or economic downturns, so</w:t>
+      </w:r>
+    </w:p>
+    <w:p>
+      <w:pPr>
+        <w:pStyle w:val="p1"/>
+      </w:pPr>
+      <w:r>
+        <w:t>predictions during major market events should be reviewed by marketing managers who</w:t>
+      </w:r>
+    </w:p>
+    <w:p>
+      <w:pPr>
+        <w:pStyle w:val="p1"/>
+      </w:pPr>
+      <w:r>
+        <w:t>can apply additional business context" or "The model cannot capture indoor air exposure</w:t>
+      </w:r>
+    </w:p>
+    <w:p>
+      <w:pPr>
+        <w:pStyle w:val="p1"/>
+      </w:pPr>
+      <w:r>
+        <w:t>or individual health behaviors, so findings should be reported as population-level trends</w:t>
+      </w:r>
+    </w:p>
+    <w:p>
+      <w:pPr>
+        <w:pStyle w:val="p1"/>
+      </w:pPr>
+      <w:r>
+        <w:t>that require individual readers to consider their personal risk factors and consult</w:t>
+      </w:r>
+    </w:p>
+    <w:p>
+      <w:pPr>
+        <w:pStyle w:val="p1"/>
+      </w:pPr>
+      <w:r>
+        <w:t>healthcare providers for medical decisions").</w:t>
+      </w:r>
+    </w:p>
+    <w:p/>
+    <w:p>
+      <w:pPr>
         <w:pStyle w:val="Heading2"/>
       </w:pPr>
       <w:r>
-        <w:t>1.2 Insights and Recommendations</w:t>
-      </w:r>
-    </w:p>
+        <w:t>1.3 Risk Assessment and Mitigation Strategies</w:t>
+      </w:r>
+    </w:p>
+    <w:p/>
     <w:p>
       <w:pPr>
         <w:pStyle w:val="Heading3"/>
       </w:pPr>
       <w:r>
-        <w:t>Key findings</w:t>
+        <w:t>Model risks</w:t>
       </w:r>
     </w:p>
     <w:p>
@@ -5125,7 +5784,7 @@
         <w:pStyle w:val="p1"/>
       </w:pPr>
       <w:r>
-        <w:t>Summarize the main insights your model revealed about the underlying</w:t>
+        <w:t>Identify specific scenarios or conditions where your model might produce</w:t>
       </w:r>
     </w:p>
     <w:p>
@@ -5133,7 +5792,7 @@
         <w:pStyle w:val="p1"/>
       </w:pPr>
       <w:r>
-        <w:t>problem, focusing on patterns that directly address the original organizational questions</w:t>
+        <w:t>unreliable predictions or fail entirely (e.g.,</w:t>
       </w:r>
     </w:p>
     <w:p>
@@ -5141,7 +5800,7 @@
         <w:pStyle w:val="p1"/>
       </w:pPr>
       <w:r>
-        <w:t>(e.g.,</w:t>
+        <w:t>"The model may fail during major sales events</w:t>
       </w:r>
     </w:p>
     <w:p>
@@ -5149,7 +5808,7 @@
         <w:pStyle w:val="p1"/>
       </w:pPr>
       <w:r>
-        <w:t>"The model reveals that customer retention is primarily driven by purchase</w:t>
+        <w:t>like Black Friday when customer behavior drastically differs from normal patterns, or</w:t>
       </w:r>
     </w:p>
     <w:p>
@@ -5157,7 +5816,7 @@
         <w:pStyle w:val="p1"/>
       </w:pPr>
       <w:r>
-        <w:t>frequency rather than purchase amount, suggesting that encouraging regular small</w:t>
+        <w:t>when predicting for customer segments with fewer than 100 examples in the training</w:t>
       </w:r>
     </w:p>
     <w:p>
@@ -5165,15 +5824,7 @@
         <w:pStyle w:val="p1"/>
       </w:pPr>
       <w:r>
-        <w:t xml:space="preserve">purchases </w:t>
-      </w:r>
-      <w:proofErr w:type="gramStart"/>
-      <w:r>
-        <w:t>is</w:t>
-      </w:r>
-      <w:proofErr w:type="gramEnd"/>
-      <w:r>
-        <w:t xml:space="preserve"> more valuable than pursuing occasional large transactions" or "The</w:t>
+        <w:t>data" or "The model may fail during extreme weather events or unusual pollution</w:t>
       </w:r>
     </w:p>
     <w:p>
@@ -5181,7 +5832,7 @@
         <w:pStyle w:val="p1"/>
       </w:pPr>
       <w:r>
-        <w:t>analysis reveals that air quality health impacts show clear seasonal patterns and</w:t>
+        <w:t>episodes (wildfire smoke, industrial accidents) that fall outside historical patterns, or</w:t>
       </w:r>
     </w:p>
     <w:p>
@@ -5189,7 +5840,7 @@
         <w:pStyle w:val="p1"/>
       </w:pPr>
       <w:r>
-        <w:t>geographic clustering, with winter months showing 40% stronger pollution-health</w:t>
+        <w:t>when applied to neighborhoods with substantially different demographics than the</w:t>
       </w:r>
     </w:p>
     <w:p>
@@ -5197,7 +5848,16 @@
         <w:pStyle w:val="p1"/>
       </w:pPr>
       <w:r>
-        <w:t>correlations and urban neighborhoods experiencing disproportionate effects, suggesting</w:t>
+        <w:t>training data").</w:t>
+      </w:r>
+    </w:p>
+    <w:p/>
+    <w:p>
+      <w:pPr>
+        <w:pStyle w:val="Heading3"/>
+      </w:pPr>
+      <w:r>
+        <w:t>Data risks</w:t>
       </w:r>
     </w:p>
     <w:p>
@@ -5205,7 +5865,71 @@
         <w:pStyle w:val="p1"/>
       </w:pPr>
       <w:r>
-        <w:t>targeted public health messaging should vary by season and location").</w:t>
+        <w:t>Consider what could go wrong with the data pipeline or how changes in data</w:t>
+      </w:r>
+    </w:p>
+    <w:p>
+      <w:pPr>
+        <w:pStyle w:val="p1"/>
+      </w:pPr>
+      <w:r>
+        <w:t>patterns could affect model performance (e.g.,</w:t>
+      </w:r>
+    </w:p>
+    <w:p>
+      <w:pPr>
+        <w:pStyle w:val="p1"/>
+      </w:pPr>
+      <w:r>
+        <w:t>"If the data collection process changes</w:t>
+      </w:r>
+    </w:p>
+    <w:p>
+      <w:pPr>
+        <w:pStyle w:val="p1"/>
+      </w:pPr>
+      <w:r>
+        <w:t>and certain fields start having more missing values, or if customer behavior shifts</w:t>
+      </w:r>
+    </w:p>
+    <w:p>
+      <w:pPr>
+        <w:pStyle w:val="p1"/>
+      </w:pPr>
+      <w:r>
+        <w:t>significantly due to economic changes, the model's accuracy could drop below</w:t>
+      </w:r>
+    </w:p>
+    <w:p>
+      <w:pPr>
+        <w:pStyle w:val="p1"/>
+      </w:pPr>
+      <w:r>
+        <w:t>acceptable thresholds" or "If air quality monitoring stations are moved, decommissioned,</w:t>
+      </w:r>
+    </w:p>
+    <w:p>
+      <w:pPr>
+        <w:pStyle w:val="p1"/>
+      </w:pPr>
+      <w:r>
+        <w:t>or recalibrated, or if health outcome reporting methods change across hospital systems,</w:t>
+      </w:r>
+    </w:p>
+    <w:p>
+      <w:pPr>
+        <w:pStyle w:val="p1"/>
+      </w:pPr>
+      <w:r>
+        <w:t>the model relationships could become invalid, leading to incorrect conclusions about</w:t>
+      </w:r>
+    </w:p>
+    <w:p>
+      <w:pPr>
+        <w:pStyle w:val="p1"/>
+      </w:pPr>
+      <w:r>
+        <w:t>pollution health impacts").</w:t>
       </w:r>
     </w:p>
     <w:p/>
@@ -5214,7 +5938,7 @@
         <w:pStyle w:val="Heading3"/>
       </w:pPr>
       <w:r>
-        <w:t>Surprising discoveries</w:t>
+        <w:t>Organizational risks</w:t>
       </w:r>
     </w:p>
     <w:p>
@@ -5222,7 +5946,7 @@
         <w:pStyle w:val="p1"/>
       </w:pPr>
       <w:r>
-        <w:t>Highlight unexpected patterns or relationships in the data that</w:t>
+        <w:t>Analyze potential negative consequences of model deployment/</w:t>
       </w:r>
     </w:p>
     <w:p>
@@ -5230,7 +5954,7 @@
         <w:pStyle w:val="p1"/>
       </w:pPr>
       <w:r>
-        <w:t>challenge initial assumptions or reveal new opportunities (e.g.,</w:t>
+        <w:t>results dissemination on operations, stakeholder satisfaction, or organizational</w:t>
       </w:r>
     </w:p>
     <w:p>
@@ -5238,7 +5962,7 @@
         <w:pStyle w:val="p1"/>
       </w:pPr>
       <w:r>
-        <w:t>"Surprisingly, customers</w:t>
+        <w:t>reputation (e.g.,</w:t>
       </w:r>
     </w:p>
     <w:p>
@@ -5246,20 +5970,15 @@
         <w:pStyle w:val="p1"/>
       </w:pPr>
       <w:r>
-        <w:t xml:space="preserve">aged 45-55 show the highest churn rate despite being high spenders, contradicting </w:t>
-      </w:r>
-      <w:proofErr w:type="gramStart"/>
-      <w:r>
-        <w:t>our</w:t>
-      </w:r>
-      <w:proofErr w:type="gramEnd"/>
+        <w:t>"False positive churn predictions could lead to unnecessary retention</w:t>
+      </w:r>
     </w:p>
     <w:p>
       <w:pPr>
         <w:pStyle w:val="p1"/>
       </w:pPr>
       <w:r>
-        <w:t>assumption that high-value customers are most loyal, suggesting this demographic</w:t>
+        <w:t>offers that reduce profit margins, while false negatives mean missing at-risk customers,</w:t>
       </w:r>
     </w:p>
     <w:p>
@@ -5267,7 +5986,7 @@
         <w:pStyle w:val="p1"/>
       </w:pPr>
       <w:r>
-        <w:t>needs targeted retention efforts" or "Unexpectedly, weekday pollution levels show</w:t>
+        <w:t>potentially damaging long-term customer relationships if they feel ignored" or "Publishing</w:t>
       </w:r>
     </w:p>
     <w:p>
@@ -5275,7 +5994,7 @@
         <w:pStyle w:val="p1"/>
       </w:pPr>
       <w:r>
-        <w:t>stronger health correlations than weekend levels despite similar concentration ranges,</w:t>
+        <w:t>incorrect or overstated health conclusions could damage editorial credibility and public</w:t>
       </w:r>
     </w:p>
     <w:p>
@@ -5283,7 +6002,7 @@
         <w:pStyle w:val="p1"/>
       </w:pPr>
       <w:r>
-        <w:t>suggesting that pollution source composition (traffic vs. industrial) may be more</w:t>
+        <w:t>trust, while understating real health risks could fail to inform residents about legitimate●</w:t>
       </w:r>
     </w:p>
     <w:p>
@@ -5291,7 +6010,23 @@
         <w:pStyle w:val="p1"/>
       </w:pPr>
       <w:r>
-        <w:t>important than total pollution load, revealing a new angle for public health investigation").</w:t>
+        <w:t>●</w:t>
+      </w:r>
+    </w:p>
+    <w:p>
+      <w:pPr>
+        <w:pStyle w:val="p1"/>
+      </w:pPr>
+      <w:r>
+        <w:t>dangers, potentially leading to inadequate protective behaviors during high-pollution</w:t>
+      </w:r>
+    </w:p>
+    <w:p>
+      <w:pPr>
+        <w:pStyle w:val="p1"/>
+      </w:pPr>
+      <w:r>
+        <w:t>episodes").</w:t>
       </w:r>
     </w:p>
     <w:p/>
@@ -5300,7 +6035,7 @@
         <w:pStyle w:val="Heading3"/>
       </w:pPr>
       <w:r>
-        <w:t>Strategic recommendations</w:t>
+        <w:t>Ethical considerations</w:t>
       </w:r>
     </w:p>
     <w:p>
@@ -5308,7 +6043,7 @@
         <w:pStyle w:val="p1"/>
       </w:pPr>
       <w:r>
-        <w:t>Based on your model's insights, provide specific,</w:t>
+        <w:t>Examine your specific model and data for potential bias,</w:t>
       </w:r>
     </w:p>
     <w:p>
@@ -5316,7 +6051,7 @@
         <w:pStyle w:val="p1"/>
       </w:pPr>
       <w:r>
-        <w:t>actionable recommendations for organizational decisions or process changes (e.g.,</w:t>
+        <w:t>fairness issues, or privacy concerns relevant to your use case (e.g.,</w:t>
       </w:r>
     </w:p>
     <w:p>
@@ -5324,48 +6059,233 @@
         <w:pStyle w:val="p1"/>
       </w:pPr>
       <w:r>
+        <w:t>"The model shows</w:t>
+      </w:r>
+    </w:p>
+    <w:p>
+      <w:pPr>
+        <w:pStyle w:val="p1"/>
+      </w:pPr>
+      <w:r>
+        <w:t>lower accuracy for customers from certain zip codes, which could lead to unequal</w:t>
+      </w:r>
+    </w:p>
+    <w:p>
+      <w:pPr>
+        <w:pStyle w:val="p1"/>
+      </w:pPr>
+      <w:r>
+        <w:t>treatment in marketing campaigns; additionally, using detailed purchase history raises</w:t>
+      </w:r>
+    </w:p>
+    <w:p>
+      <w:pPr>
+        <w:pStyle w:val="p1"/>
+      </w:pPr>
+      <w:r>
+        <w:t>privacy concerns about how much customer behavior tracking is appropriate" or "The</w:t>
+      </w:r>
+    </w:p>
+    <w:p>
+      <w:pPr>
+        <w:pStyle w:val="p1"/>
+      </w:pPr>
+      <w:r>
+        <w:t>model shows weaker performance in lower-income neighborhoods, potentially leading to</w:t>
+      </w:r>
+    </w:p>
+    <w:p>
+      <w:pPr>
+        <w:pStyle w:val="p1"/>
+      </w:pPr>
+      <w:r>
+        <w:t>health disparities in information quality; additionally, neighborhood-level reporting could</w:t>
+      </w:r>
+    </w:p>
+    <w:p>
+      <w:pPr>
+        <w:pStyle w:val="p1"/>
+      </w:pPr>
+      <w:r>
+        <w:t>stigmatize certain communities or affect property values, raising concerns about</w:t>
+      </w:r>
+    </w:p>
+    <w:p>
+      <w:pPr>
+        <w:pStyle w:val="p1"/>
+      </w:pPr>
+      <w:r>
+        <w:t>environmental justice").</w:t>
+      </w:r>
+    </w:p>
+    <w:p/>
+    <w:p>
+      <w:pPr>
+        <w:pStyle w:val="Heading3"/>
+      </w:pPr>
+      <w:r>
+        <w:t>Mitigation approaches</w:t>
+      </w:r>
+    </w:p>
+    <w:p>
+      <w:pPr>
+        <w:pStyle w:val="p1"/>
+      </w:pPr>
+      <w:r>
+        <w:t>Propose concrete, practical strategies to address each</w:t>
+      </w:r>
+    </w:p>
+    <w:p>
+      <w:pPr>
+        <w:pStyle w:val="p1"/>
+      </w:pPr>
+      <w:r>
+        <w:t>identified risk, showing how to minimize potential negative impacts (e.g.,</w:t>
+      </w:r>
+    </w:p>
+    <w:p>
+      <w:pPr>
+        <w:pStyle w:val="p1"/>
+      </w:pPr>
+      <w:r>
+        <w:t>"Implement</w:t>
+      </w:r>
+    </w:p>
+    <w:p>
+      <w:pPr>
+        <w:pStyle w:val="p1"/>
+      </w:pPr>
+      <w:r>
+        <w:t>monthly performance monitoring to detect accuracy drops quickly, create override rules</w:t>
+      </w:r>
+    </w:p>
+    <w:p>
+      <w:pPr>
+        <w:pStyle w:val="p1"/>
+      </w:pPr>
+      <w:r>
+        <w:t>for high-stakes decisions requiring human review, ensure diverse representation in</w:t>
+      </w:r>
+    </w:p>
+    <w:p>
+      <w:pPr>
+        <w:pStyle w:val="p1"/>
+      </w:pPr>
+      <w:r>
+        <w:t>training data updates, and establish clear privacy policies about data usage in modeling"</w:t>
+      </w:r>
+    </w:p>
+    <w:p>
+      <w:pPr>
+        <w:pStyle w:val="p1"/>
+      </w:pPr>
+      <w:r>
+        <w:t>or "Implement peer review processes for all published conclusions, establish uncertainty</w:t>
+      </w:r>
+    </w:p>
+    <w:p>
+      <w:pPr>
+        <w:pStyle w:val="p1"/>
+      </w:pPr>
+      <w:r>
+        <w:t>quantification and clear confidence intervals in reporting, create community engagement</w:t>
+      </w:r>
+    </w:p>
+    <w:p>
+      <w:pPr>
+        <w:pStyle w:val="p1"/>
+      </w:pPr>
+      <w:r>
+        <w:t>protocols to explain findings appropriately, and develop correction/retraction procedures</w:t>
+      </w:r>
+    </w:p>
+    <w:p>
+      <w:pPr>
+        <w:pStyle w:val="p1"/>
+      </w:pPr>
+      <w:r>
+        <w:t>for any discovered errors").</w:t>
+      </w:r>
+    </w:p>
+    <w:p>
+      <w:pPr>
+        <w:pStyle w:val="Heading1"/>
+      </w:pPr>
+      <w:r>
+        <w:t>Section 2: Project Review and Reflection</w:t>
+      </w:r>
+    </w:p>
+    <w:p/>
+    <w:p>
+      <w:pPr>
+        <w:pStyle w:val="Heading2"/>
+      </w:pPr>
+      <w:r>
+        <w:t>2.1 Project Retrospective</w:t>
+      </w:r>
+    </w:p>
+    <w:p/>
+    <w:p>
+      <w:pPr>
+        <w:pStyle w:val="Heading3"/>
+      </w:pPr>
+      <w:r>
+        <w:t>What went well</w:t>
+      </w:r>
+    </w:p>
+    <w:p/>
+    <w:p>
+      <w:pPr>
+        <w:pStyle w:val="Heading3"/>
+      </w:pPr>
+      <w:r>
+        <w:t>Challenges faced</w:t>
+      </w:r>
+    </w:p>
+    <w:p/>
+    <w:p>
+      <w:pPr>
+        <w:pStyle w:val="Heading3"/>
+      </w:pPr>
+      <w:r>
+        <w:t>Alternative approaches</w:t>
+      </w:r>
+    </w:p>
+    <w:p/>
+    <w:p>
+      <w:pPr>
+        <w:pStyle w:val="Heading3"/>
+      </w:pPr>
+      <w:r>
+        <w:t>CRISP-DM reflection</w:t>
+      </w:r>
+    </w:p>
+    <w:p/>
+    <w:p>
+      <w:pPr>
+        <w:pStyle w:val="Heading3"/>
+      </w:pPr>
+      <w:r>
+        <w:t>Time allocation</w:t>
+      </w:r>
+    </w:p>
+    <w:p/>
+    <w:p>
+      <w:pPr>
+        <w:pStyle w:val="Heading2"/>
+      </w:pPr>
+      <w:r>
+        <w:t>2.2 Lessons Learned and Future Applications</w:t>
+      </w:r>
+    </w:p>
+    <w:p/>
+    <w:p>
+      <w:pPr>
+        <w:pStyle w:val="Heading3"/>
+      </w:pPr>
+      <w:r>
         <w:lastRenderedPageBreak/>
-        <w:t>"Recommend launching a monthly subscription service to increase purchase frequency,</w:t>
-      </w:r>
-    </w:p>
-    <w:p>
-      <w:pPr>
-        <w:pStyle w:val="p1"/>
-      </w:pPr>
-      <w:r>
-        <w:t>and creating age-specific retention programs, particularly focused on the 45-55</w:t>
-      </w:r>
-    </w:p>
-    <w:p>
-      <w:pPr>
-        <w:pStyle w:val="p1"/>
-      </w:pPr>
-      <w:r>
-        <w:t>demographic with personalized incentives" or "Recommend developing seasonal air</w:t>
-      </w:r>
-    </w:p>
-    <w:p>
-      <w:pPr>
-        <w:pStyle w:val="p1"/>
-      </w:pPr>
-      <w:r>
-        <w:t>quality reporting protocols that emphasize winter risks, creating neighborhood-specific</w:t>
-      </w:r>
-    </w:p>
-    <w:p>
-      <w:pPr>
-        <w:pStyle w:val="p1"/>
-      </w:pPr>
-      <w:r>
-        <w:t>health advisories for high-impact areas, and investigating weekday pollution sources for</w:t>
-      </w:r>
-    </w:p>
-    <w:p>
-      <w:pPr>
-        <w:pStyle w:val="p1"/>
-      </w:pPr>
-      <w:r>
-        <w:t>future investigative pieces on industrial vs. traffic impacts").</w:t>
+        <w:t>Technical lessons</w:t>
       </w:r>
     </w:p>
     <w:p/>
@@ -5374,76 +6294,7 @@
         <w:pStyle w:val="Heading3"/>
       </w:pPr>
       <w:r>
-        <w:t>Feature importance interpretation</w:t>
-      </w:r>
-    </w:p>
-    <w:p>
-      <w:pPr>
-        <w:pStyle w:val="p1"/>
-      </w:pPr>
-      <w:r>
-        <w:t>Explain which variables most strongly influence</w:t>
-      </w:r>
-    </w:p>
-    <w:p>
-      <w:pPr>
-        <w:pStyle w:val="p1"/>
-      </w:pPr>
-      <w:r>
-        <w:t>your model's predictions and what these patterns mean for organizational strategy (</w:t>
-      </w:r>
-      <w:proofErr w:type="gramStart"/>
-      <w:r>
-        <w:t>e.g.,●</w:t>
-      </w:r>
-      <w:proofErr w:type="gramEnd"/>
-    </w:p>
-    <w:p>
-      <w:pPr>
-        <w:pStyle w:val="p1"/>
-      </w:pPr>
-      <w:r>
-        <w:t>"'Days since last purchase' is the strongest predictor of churn, importance score 0.35,</w:t>
-      </w:r>
-    </w:p>
-    <w:p>
-      <w:pPr>
-        <w:pStyle w:val="p1"/>
-      </w:pPr>
-      <w:r>
-        <w:t>indicating that re-engagement campaigns should trigger after 30 days of inactivity rather</w:t>
-      </w:r>
-    </w:p>
-    <w:p>
-      <w:pPr>
-        <w:pStyle w:val="p1"/>
-      </w:pPr>
-      <w:r>
-        <w:t>than the current 90-day policy" or "PM2.5 concentration shows the highest correlation</w:t>
-      </w:r>
-    </w:p>
-    <w:p>
-      <w:pPr>
-        <w:pStyle w:val="p1"/>
-      </w:pPr>
-      <w:r>
-        <w:t>with health outcomes (β=1.4, p&lt;0.001), followed by temperature interactions, indicating</w:t>
-      </w:r>
-    </w:p>
-    <w:p>
-      <w:pPr>
-        <w:pStyle w:val="p1"/>
-      </w:pPr>
-      <w:r>
-        <w:t>that air quality reporting should prioritize particulate matter warnings and include</w:t>
-      </w:r>
-    </w:p>
-    <w:p>
-      <w:pPr>
-        <w:pStyle w:val="p1"/>
-      </w:pPr>
-      <w:r>
-        <w:t>temperature context to help residents understand compound health risks").</w:t>
+        <w:t>Process insights</w:t>
       </w:r>
     </w:p>
     <w:p/>
@@ -5452,88 +6303,16 @@
         <w:pStyle w:val="Heading3"/>
       </w:pPr>
       <w:r>
-        <w:t>Limitations and caveats</w:t>
-      </w:r>
-    </w:p>
-    <w:p>
-      <w:pPr>
-        <w:pStyle w:val="p1"/>
-      </w:pPr>
-      <w:r>
-        <w:t>Clearly identify areas where model predictions should be</w:t>
-      </w:r>
-    </w:p>
-    <w:p>
-      <w:pPr>
-        <w:pStyle w:val="p1"/>
-      </w:pPr>
-      <w:r>
-        <w:t>supplemented with human expertise or organizational context (e.g.,</w:t>
-      </w:r>
-    </w:p>
-    <w:p>
-      <w:pPr>
-        <w:pStyle w:val="p1"/>
-      </w:pPr>
-      <w:r>
-        <w:t>"The model cannot</w:t>
-      </w:r>
-    </w:p>
-    <w:p>
-      <w:pPr>
-        <w:pStyle w:val="p1"/>
-      </w:pPr>
-      <w:r>
-        <w:t>account for external factors like competitor promotions or economic downturns, so</w:t>
-      </w:r>
-    </w:p>
-    <w:p>
-      <w:pPr>
-        <w:pStyle w:val="p1"/>
-      </w:pPr>
-      <w:r>
-        <w:t>predictions during major market events should be reviewed by marketing managers who</w:t>
-      </w:r>
-    </w:p>
-    <w:p>
-      <w:pPr>
-        <w:pStyle w:val="p1"/>
-      </w:pPr>
-      <w:r>
-        <w:t>can apply additional business context" or "The model cannot capture indoor air exposure</w:t>
-      </w:r>
-    </w:p>
-    <w:p>
-      <w:pPr>
-        <w:pStyle w:val="p1"/>
-      </w:pPr>
-      <w:r>
-        <w:t>or individual health behaviors, so findings should be reported as population-level trends</w:t>
-      </w:r>
-    </w:p>
-    <w:p>
-      <w:pPr>
-        <w:pStyle w:val="p1"/>
-      </w:pPr>
-      <w:r>
-        <w:t>that require individual readers to consider their personal risk factors and consult</w:t>
-      </w:r>
-    </w:p>
-    <w:p>
-      <w:pPr>
-        <w:pStyle w:val="p1"/>
-      </w:pPr>
-      <w:r>
-        <w:t>healthcare providers for medical decisions").</w:t>
+        <w:t>Domain knowledge</w:t>
       </w:r>
     </w:p>
     <w:p/>
     <w:p>
       <w:pPr>
-        <w:pStyle w:val="Heading2"/>
-      </w:pPr>
-      <w:r>
-        <w:t>1.3 Risk Assessment and Mitigation Strategies</w:t>
+        <w:pStyle w:val="Heading3"/>
+      </w:pPr>
+      <w:r>
+        <w:t>Tool proficiency</w:t>
       </w:r>
     </w:p>
     <w:p/>
@@ -5542,581 +6321,35 @@
         <w:pStyle w:val="Heading3"/>
       </w:pPr>
       <w:r>
-        <w:t>Model risks</w:t>
-      </w:r>
-    </w:p>
-    <w:p>
-      <w:pPr>
-        <w:pStyle w:val="p1"/>
-      </w:pPr>
-      <w:r>
-        <w:t>Identify specific scenarios or conditions where your model might produce</w:t>
-      </w:r>
-    </w:p>
-    <w:p>
-      <w:pPr>
-        <w:pStyle w:val="p1"/>
-      </w:pPr>
-      <w:r>
-        <w:t>unreliable predictions or fail entirely (e.g.,</w:t>
-      </w:r>
-    </w:p>
-    <w:p>
-      <w:pPr>
-        <w:pStyle w:val="p1"/>
-      </w:pPr>
-      <w:r>
-        <w:t>"The model may fail during major sales events</w:t>
-      </w:r>
-    </w:p>
-    <w:p>
-      <w:pPr>
-        <w:pStyle w:val="p1"/>
-      </w:pPr>
-      <w:r>
-        <w:t>like Black Friday when customer behavior drastically differs from normal patterns, or</w:t>
-      </w:r>
-    </w:p>
-    <w:p>
-      <w:pPr>
-        <w:pStyle w:val="p1"/>
-      </w:pPr>
-      <w:r>
-        <w:t>when predicting for customer segments with fewer than 100 examples in the training</w:t>
-      </w:r>
-    </w:p>
-    <w:p>
-      <w:pPr>
-        <w:pStyle w:val="p1"/>
-      </w:pPr>
-      <w:r>
-        <w:t>data" or "The model may fail during extreme weather events or unusual pollution</w:t>
-      </w:r>
-    </w:p>
-    <w:p>
-      <w:pPr>
-        <w:pStyle w:val="p1"/>
-      </w:pPr>
-      <w:r>
-        <w:t>episodes (wildfire smoke, industrial accidents) that fall outside historical patterns, or</w:t>
-      </w:r>
-    </w:p>
-    <w:p>
-      <w:pPr>
-        <w:pStyle w:val="p1"/>
-      </w:pPr>
-      <w:r>
-        <w:t>when applied to neighborhoods with substantially different demographics than the</w:t>
-      </w:r>
-    </w:p>
-    <w:p>
-      <w:pPr>
-        <w:pStyle w:val="p1"/>
-      </w:pPr>
-      <w:r>
-        <w:t>training data").</w:t>
+        <w:t>Future applications</w:t>
       </w:r>
     </w:p>
     <w:p/>
     <w:p>
       <w:pPr>
-        <w:pStyle w:val="Heading3"/>
-      </w:pPr>
-      <w:r>
-        <w:t>Data risks</w:t>
-      </w:r>
-    </w:p>
-    <w:p>
-      <w:pPr>
-        <w:pStyle w:val="p1"/>
-      </w:pPr>
-      <w:r>
-        <w:t>Consider what could go wrong with the data pipeline or how changes in data</w:t>
-      </w:r>
-    </w:p>
-    <w:p>
-      <w:pPr>
-        <w:pStyle w:val="p1"/>
-      </w:pPr>
-      <w:r>
-        <w:t>patterns could affect model performance (e.g.,</w:t>
-      </w:r>
-    </w:p>
-    <w:p>
-      <w:pPr>
-        <w:pStyle w:val="p1"/>
-      </w:pPr>
-      <w:r>
-        <w:t>"If the data collection process changes</w:t>
-      </w:r>
-    </w:p>
-    <w:p>
-      <w:pPr>
-        <w:pStyle w:val="p1"/>
-      </w:pPr>
-      <w:r>
-        <w:t>and certain fields start having more missing values, or if customer behavior shifts</w:t>
-      </w:r>
-    </w:p>
-    <w:p>
-      <w:pPr>
-        <w:pStyle w:val="p1"/>
-      </w:pPr>
-      <w:r>
-        <w:t>significantly due to economic changes, the model's accuracy could drop below</w:t>
-      </w:r>
-    </w:p>
-    <w:p>
-      <w:pPr>
-        <w:pStyle w:val="p1"/>
-      </w:pPr>
-      <w:r>
-        <w:t>acceptable thresholds" or "If air quality monitoring stations are moved, decommissioned,</w:t>
-      </w:r>
-    </w:p>
-    <w:p>
-      <w:pPr>
-        <w:pStyle w:val="p1"/>
-      </w:pPr>
-      <w:r>
-        <w:t>or recalibrated, or if health outcome reporting methods change across hospital systems,</w:t>
-      </w:r>
-    </w:p>
-    <w:p>
-      <w:pPr>
-        <w:pStyle w:val="p1"/>
-      </w:pPr>
-      <w:r>
-        <w:t>the model relationships could become invalid, leading to incorrect conclusions about</w:t>
-      </w:r>
-    </w:p>
-    <w:p>
-      <w:pPr>
-        <w:pStyle w:val="p1"/>
-      </w:pPr>
-      <w:r>
-        <w:t>pollution health impacts").</w:t>
+        <w:pStyle w:val="Heading1"/>
+      </w:pPr>
+      <w:bookmarkStart w:id="1" w:name="_Toc225179805"/>
+      <w:r>
+        <w:t>Conclusion</w:t>
+      </w:r>
+      <w:bookmarkEnd w:id="1"/>
+    </w:p>
+    <w:p>
+      <w:pPr>
+        <w:spacing w:before="120" w:after="120"/>
+      </w:pPr>
+      <w:r>
+        <w:t xml:space="preserve"> </w:t>
       </w:r>
     </w:p>
     <w:p/>
     <w:p>
       <w:pPr>
-        <w:pStyle w:val="Heading3"/>
-      </w:pPr>
-      <w:r>
-        <w:lastRenderedPageBreak/>
-        <w:t>Organizational risks</w:t>
-      </w:r>
-    </w:p>
-    <w:p>
-      <w:pPr>
-        <w:pStyle w:val="p1"/>
-      </w:pPr>
-      <w:r>
-        <w:t>Analyze potential negative consequences of model deployment/</w:t>
-      </w:r>
-    </w:p>
-    <w:p>
-      <w:pPr>
-        <w:pStyle w:val="p1"/>
-      </w:pPr>
-      <w:r>
-        <w:t>results dissemination on operations, stakeholder satisfaction, or organizational</w:t>
-      </w:r>
-    </w:p>
-    <w:p>
-      <w:pPr>
-        <w:pStyle w:val="p1"/>
-      </w:pPr>
-      <w:r>
-        <w:t>reputation (e.g.,</w:t>
-      </w:r>
-    </w:p>
-    <w:p>
-      <w:pPr>
-        <w:pStyle w:val="p1"/>
-      </w:pPr>
-      <w:r>
-        <w:t>"False positive churn predictions could lead to unnecessary retention</w:t>
-      </w:r>
-    </w:p>
-    <w:p>
-      <w:pPr>
-        <w:pStyle w:val="p1"/>
-      </w:pPr>
-      <w:r>
-        <w:t>offers that reduce profit margins, while false negatives mean missing at-risk customers,</w:t>
-      </w:r>
-    </w:p>
-    <w:p>
-      <w:pPr>
-        <w:pStyle w:val="p1"/>
-      </w:pPr>
-      <w:r>
-        <w:t>potentially damaging long-term customer relationships if they feel ignored" or "Publishing</w:t>
-      </w:r>
-    </w:p>
-    <w:p>
-      <w:pPr>
-        <w:pStyle w:val="p1"/>
-      </w:pPr>
-      <w:r>
-        <w:t>incorrect or overstated health conclusions could damage editorial credibility and public</w:t>
-      </w:r>
-    </w:p>
-    <w:p>
-      <w:pPr>
-        <w:pStyle w:val="p1"/>
-      </w:pPr>
-      <w:r>
-        <w:t>trust, while understating real health risks could fail to inform residents about legitimate●</w:t>
-      </w:r>
-    </w:p>
-    <w:p>
-      <w:pPr>
-        <w:pStyle w:val="p1"/>
-      </w:pPr>
-      <w:r>
-        <w:t>●</w:t>
-      </w:r>
-    </w:p>
-    <w:p>
-      <w:pPr>
-        <w:pStyle w:val="p1"/>
-      </w:pPr>
-      <w:r>
-        <w:t>dangers, potentially leading to inadequate protective behaviors during high-pollution</w:t>
-      </w:r>
-    </w:p>
-    <w:p>
-      <w:pPr>
-        <w:pStyle w:val="p1"/>
-      </w:pPr>
-      <w:r>
-        <w:t>episodes").</w:t>
-      </w:r>
-    </w:p>
-    <w:p/>
-    <w:p>
-      <w:pPr>
-        <w:pStyle w:val="Heading3"/>
-      </w:pPr>
-      <w:r>
-        <w:t>Ethical considerations</w:t>
-      </w:r>
-    </w:p>
-    <w:p>
-      <w:pPr>
-        <w:pStyle w:val="p1"/>
-      </w:pPr>
-      <w:r>
-        <w:t>Examine your specific model and data for potential bias,</w:t>
-      </w:r>
-    </w:p>
-    <w:p>
-      <w:pPr>
-        <w:pStyle w:val="p1"/>
-      </w:pPr>
-      <w:r>
-        <w:t>fairness issues, or privacy concerns relevant to your use case (e.g.,</w:t>
-      </w:r>
-    </w:p>
-    <w:p>
-      <w:pPr>
-        <w:pStyle w:val="p1"/>
-      </w:pPr>
-      <w:r>
-        <w:t>"The model shows</w:t>
-      </w:r>
-    </w:p>
-    <w:p>
-      <w:pPr>
-        <w:pStyle w:val="p1"/>
-      </w:pPr>
-      <w:r>
-        <w:t>lower accuracy for customers from certain zip codes, which could lead to unequal</w:t>
-      </w:r>
-    </w:p>
-    <w:p>
-      <w:pPr>
-        <w:pStyle w:val="p1"/>
-      </w:pPr>
-      <w:r>
-        <w:t>treatment in marketing campaigns; additionally, using detailed purchase history raises</w:t>
-      </w:r>
-    </w:p>
-    <w:p>
-      <w:pPr>
-        <w:pStyle w:val="p1"/>
-      </w:pPr>
-      <w:r>
-        <w:t>privacy concerns about how much customer behavior tracking is appropriate" or "The</w:t>
-      </w:r>
-    </w:p>
-    <w:p>
-      <w:pPr>
-        <w:pStyle w:val="p1"/>
-      </w:pPr>
-      <w:r>
-        <w:t>model shows weaker performance in lower-income neighborhoods, potentially leading to</w:t>
-      </w:r>
-    </w:p>
-    <w:p>
-      <w:pPr>
-        <w:pStyle w:val="p1"/>
-      </w:pPr>
-      <w:r>
-        <w:t>health disparities in information quality; additionally, neighborhood-level reporting could</w:t>
-      </w:r>
-    </w:p>
-    <w:p>
-      <w:pPr>
-        <w:pStyle w:val="p1"/>
-      </w:pPr>
-      <w:r>
-        <w:t>stigmatize certain communities or affect property values, raising concerns about</w:t>
-      </w:r>
-    </w:p>
-    <w:p>
-      <w:pPr>
-        <w:pStyle w:val="p1"/>
-      </w:pPr>
-      <w:r>
-        <w:t>environmental justice").</w:t>
-      </w:r>
-    </w:p>
-    <w:p/>
-    <w:p>
-      <w:pPr>
-        <w:pStyle w:val="Heading3"/>
-      </w:pPr>
-      <w:r>
-        <w:t>Mitigation approaches</w:t>
-      </w:r>
-    </w:p>
-    <w:p>
-      <w:pPr>
-        <w:pStyle w:val="p1"/>
-      </w:pPr>
-      <w:r>
-        <w:t>Propose concrete, practical strategies to address each</w:t>
-      </w:r>
-    </w:p>
-    <w:p>
-      <w:pPr>
-        <w:pStyle w:val="p1"/>
-      </w:pPr>
-      <w:r>
-        <w:t>identified risk, showing how to minimize potential negative impacts (e.g.,</w:t>
-      </w:r>
-    </w:p>
-    <w:p>
-      <w:pPr>
-        <w:pStyle w:val="p1"/>
-      </w:pPr>
-      <w:r>
-        <w:t>"Implement</w:t>
-      </w:r>
-    </w:p>
-    <w:p>
-      <w:pPr>
-        <w:pStyle w:val="p1"/>
-      </w:pPr>
-      <w:r>
-        <w:t>monthly performance monitoring to detect accuracy drops quickly, create override rules</w:t>
-      </w:r>
-    </w:p>
-    <w:p>
-      <w:pPr>
-        <w:pStyle w:val="p1"/>
-      </w:pPr>
-      <w:r>
-        <w:t>for high-stakes decisions requiring human review, ensure diverse representation in</w:t>
-      </w:r>
-    </w:p>
-    <w:p>
-      <w:pPr>
-        <w:pStyle w:val="p1"/>
-      </w:pPr>
-      <w:r>
-        <w:t>training data updates, and establish clear privacy policies about data usage in modeling"</w:t>
-      </w:r>
-    </w:p>
-    <w:p>
-      <w:pPr>
-        <w:pStyle w:val="p1"/>
-      </w:pPr>
-      <w:r>
-        <w:t>or "Implement peer review processes for all published conclusions, establish uncertainty</w:t>
-      </w:r>
-    </w:p>
-    <w:p>
-      <w:pPr>
-        <w:pStyle w:val="p1"/>
-      </w:pPr>
-      <w:r>
-        <w:t>quantification and clear confidence intervals in reporting, create community engagement</w:t>
-      </w:r>
-    </w:p>
-    <w:p>
-      <w:pPr>
-        <w:pStyle w:val="p1"/>
-      </w:pPr>
-      <w:r>
-        <w:t>protocols to explain findings appropriately, and develop correction/retraction procedures</w:t>
-      </w:r>
-    </w:p>
-    <w:p>
-      <w:pPr>
-        <w:pStyle w:val="p1"/>
-      </w:pPr>
-      <w:r>
-        <w:t>for any discovered errors").</w:t>
-      </w:r>
-    </w:p>
-    <w:p>
-      <w:pPr>
-        <w:pStyle w:val="Heading1"/>
-      </w:pPr>
-      <w:r>
-        <w:t>Section 2: Project Review and Reflection</w:t>
-      </w:r>
-    </w:p>
-    <w:p/>
-    <w:p>
-      <w:pPr>
-        <w:pStyle w:val="Heading2"/>
-      </w:pPr>
-      <w:r>
-        <w:t>2.1 Project Retrospective</w:t>
-      </w:r>
-    </w:p>
-    <w:p/>
-    <w:p>
-      <w:pPr>
-        <w:pStyle w:val="Heading3"/>
-      </w:pPr>
-      <w:r>
-        <w:t>What went well</w:t>
-      </w:r>
-    </w:p>
-    <w:p/>
-    <w:p>
-      <w:pPr>
-        <w:pStyle w:val="Heading3"/>
-      </w:pPr>
-      <w:r>
-        <w:t>Challenges faced</w:t>
-      </w:r>
-    </w:p>
-    <w:p/>
-    <w:p>
-      <w:pPr>
-        <w:pStyle w:val="Heading3"/>
-      </w:pPr>
-      <w:r>
-        <w:t>Alternative approaches</w:t>
-      </w:r>
-    </w:p>
-    <w:p/>
-    <w:p>
-      <w:pPr>
-        <w:pStyle w:val="Heading3"/>
-      </w:pPr>
-      <w:r>
-        <w:lastRenderedPageBreak/>
-        <w:t>CRISP-DM reflection</w:t>
-      </w:r>
-    </w:p>
-    <w:p/>
-    <w:p>
-      <w:pPr>
-        <w:pStyle w:val="Heading3"/>
-      </w:pPr>
-      <w:r>
-        <w:t>Time allocation</w:t>
-      </w:r>
-    </w:p>
-    <w:p/>
-    <w:p>
-      <w:pPr>
-        <w:pStyle w:val="Heading2"/>
-      </w:pPr>
-      <w:r>
-        <w:t>2.2 Lessons Learned and Future Applications</w:t>
-      </w:r>
-    </w:p>
-    <w:p/>
-    <w:p>
-      <w:pPr>
-        <w:pStyle w:val="Heading3"/>
-      </w:pPr>
-      <w:r>
-        <w:t>Technical lessons</w:t>
-      </w:r>
-    </w:p>
-    <w:p/>
-    <w:p>
-      <w:pPr>
-        <w:pStyle w:val="Heading3"/>
-      </w:pPr>
-      <w:r>
-        <w:t>Process insights</w:t>
-      </w:r>
-    </w:p>
-    <w:p/>
-    <w:p>
-      <w:pPr>
-        <w:pStyle w:val="Heading3"/>
-      </w:pPr>
-      <w:r>
-        <w:t>Domain knowledge</w:t>
-      </w:r>
-    </w:p>
-    <w:p/>
-    <w:p>
-      <w:pPr>
-        <w:pStyle w:val="Heading3"/>
-      </w:pPr>
-      <w:r>
-        <w:t>Tool proficiency</w:t>
-      </w:r>
-    </w:p>
-    <w:p/>
-    <w:p>
-      <w:pPr>
-        <w:pStyle w:val="Heading3"/>
-      </w:pPr>
-      <w:r>
-        <w:t>Future applications</w:t>
-      </w:r>
-    </w:p>
-    <w:p/>
-    <w:p>
-      <w:pPr>
-        <w:pStyle w:val="Heading1"/>
-      </w:pPr>
-      <w:bookmarkStart w:id="1" w:name="_Toc225179805"/>
-      <w:r>
-        <w:t>Conclusion</w:t>
-      </w:r>
-      <w:bookmarkEnd w:id="1"/>
-    </w:p>
-    <w:p>
-      <w:pPr>
-        <w:spacing w:before="120" w:after="120"/>
-      </w:pPr>
-      <w:r>
-        <w:t xml:space="preserve"> </w:t>
-      </w:r>
-    </w:p>
-    <w:p/>
-    <w:p>
-      <w:pPr>
         <w:sectPr>
-          <w:footerReference w:type="even" r:id="rId9"/>
-          <w:footerReference w:type="default" r:id="rId10"/>
-          <w:footerReference w:type="first" r:id="rId11"/>
+          <w:footerReference w:type="even" r:id="rId10"/>
+          <w:footerReference w:type="default" r:id="rId11"/>
+          <w:footerReference w:type="first" r:id="rId12"/>
           <w:pgSz w:w="12240" w:h="15840"/>
           <w:pgMar w:top="1440" w:right="1440" w:bottom="1440" w:left="1440" w:header="720" w:footer="720" w:gutter="0"/>
           <w:cols w:space="720"/>
@@ -9692,7 +9925,7 @@
       <w:r>
         <w:t xml:space="preserve">. </w:t>
       </w:r>
-      <w:hyperlink r:id="rId12" w:history="1">
+      <w:hyperlink r:id="rId13" w:history="1">
         <w:r>
           <w:rPr>
             <w:rStyle w:val="Hyperlink"/>
@@ -9719,7 +9952,7 @@
       <w:r>
         <w:t xml:space="preserve">. </w:t>
       </w:r>
-      <w:hyperlink r:id="rId13" w:history="1">
+      <w:hyperlink r:id="rId14" w:history="1">
         <w:r>
           <w:rPr>
             <w:rStyle w:val="Hyperlink"/>
@@ -9743,7 +9976,7 @@
       <w:r>
         <w:t xml:space="preserve">. (n.d.). Retrieved February 1, 2026, from </w:t>
       </w:r>
-      <w:hyperlink r:id="rId14" w:history="1">
+      <w:hyperlink r:id="rId15" w:history="1">
         <w:r>
           <w:rPr>
             <w:rStyle w:val="Hyperlink"/>
@@ -9784,7 +10017,7 @@
       <w:r>
         <w:t xml:space="preserve">. </w:t>
       </w:r>
-      <w:hyperlink r:id="rId15" w:history="1">
+      <w:hyperlink r:id="rId16" w:history="1">
         <w:r>
           <w:rPr>
             <w:rStyle w:val="Hyperlink"/>
@@ -9819,7 +10052,7 @@
       <w:r>
         <w:t xml:space="preserve">. </w:t>
       </w:r>
-      <w:hyperlink r:id="rId16" w:history="1">
+      <w:hyperlink r:id="rId17" w:history="1">
         <w:r>
           <w:rPr>
             <w:rStyle w:val="Hyperlink"/>
@@ -9854,7 +10087,7 @@
       <w:r>
         <w:t xml:space="preserve">. </w:t>
       </w:r>
-      <w:hyperlink r:id="rId17" w:history="1">
+      <w:hyperlink r:id="rId18" w:history="1">
         <w:r>
           <w:rPr>
             <w:rStyle w:val="Hyperlink"/>
@@ -9881,7 +10114,7 @@
       <w:r>
         <w:t xml:space="preserve">. </w:t>
       </w:r>
-      <w:hyperlink r:id="rId18" w:history="1">
+      <w:hyperlink r:id="rId19" w:history="1">
         <w:r>
           <w:rPr>
             <w:rStyle w:val="Hyperlink"/>
@@ -9914,7 +10147,7 @@
       <w:r>
         <w:t xml:space="preserve">. </w:t>
       </w:r>
-      <w:hyperlink r:id="rId19" w:history="1">
+      <w:hyperlink r:id="rId20" w:history="1">
         <w:r>
           <w:rPr>
             <w:rStyle w:val="Hyperlink"/>
@@ -9941,7 +10174,7 @@
       <w:r>
         <w:t xml:space="preserve">. </w:t>
       </w:r>
-      <w:hyperlink r:id="rId20" w:history="1">
+      <w:hyperlink r:id="rId21" w:history="1">
         <w:r>
           <w:rPr>
             <w:rStyle w:val="Hyperlink"/>
@@ -9971,7 +10204,7 @@
       <w:r>
         <w:t xml:space="preserve">. Retrieved January 22, 2026, from </w:t>
       </w:r>
-      <w:hyperlink r:id="rId21" w:history="1">
+      <w:hyperlink r:id="rId22" w:history="1">
         <w:r>
           <w:rPr>
             <w:rStyle w:val="Hyperlink"/>
@@ -9995,7 +10228,7 @@
       <w:r>
         <w:t xml:space="preserve">. (n.d.). Pennsylvania Department of Transportation. Retrieved January 25, 2026, from </w:t>
       </w:r>
-      <w:hyperlink r:id="rId22" w:history="1">
+      <w:hyperlink r:id="rId23" w:history="1">
         <w:r>
           <w:rPr>
             <w:rStyle w:val="Hyperlink"/>
@@ -10022,7 +10255,7 @@
       <w:r>
         <w:t xml:space="preserve">. (n.d.). Retrieved January 25, 2026, from </w:t>
       </w:r>
-      <w:hyperlink r:id="rId23" w:history="1">
+      <w:hyperlink r:id="rId24" w:history="1">
         <w:r>
           <w:rPr>
             <w:rStyle w:val="Hyperlink"/>
@@ -14646,7 +14879,6 @@
   <w:style w:type="character" w:default="1" w:styleId="DefaultParagraphFont">
     <w:name w:val="Default Paragraph Font"/>
     <w:uiPriority w:val="1"/>
-    <w:semiHidden/>
     <w:unhideWhenUsed/>
   </w:style>
   <w:style w:type="table" w:default="1" w:styleId="TableNormal">

--- a/Evaluation_and_Deployment_Report_over_lisa .docx
+++ b/Evaluation_and_Deployment_Report_over_lisa .docx
@@ -5067,6 +5067,31 @@
     </w:p>
     <w:p>
       <w:pPr>
+        <w:pStyle w:val="Caption"/>
+      </w:pPr>
+      <w:r>
+        <w:t xml:space="preserve">Figure </w:t>
+      </w:r>
+      <w:fldSimple w:instr=" SEQ Figure \* ARABIC ">
+        <w:r>
+          <w:rPr>
+            <w:noProof/>
+          </w:rPr>
+          <w:t>1</w:t>
+        </w:r>
+      </w:fldSimple>
+      <w:r>
+        <w:t xml:space="preserve">: </w:t>
+      </w:r>
+      <w:r>
+        <w:t>Receiver Operating Characteristic</w:t>
+      </w:r>
+      <w:r>
+        <w:t xml:space="preserve"> plot with No Skill curve</w:t>
+      </w:r>
+    </w:p>
+    <w:p>
+      <w:pPr>
         <w:spacing w:before="120" w:after="120"/>
         <w:jc w:val="center"/>
       </w:pPr>
@@ -5186,7 +5211,39 @@
           <w:sz w:val="24"/>
           <w:szCs w:val="24"/>
         </w:rPr>
-        <w:t>model shows that there is no evidence to support the public’s sentiment that aggressive driving increased during COVID-19 and remained high. The dataset and methods used to reach this conclusion are just a select few in the large pool of possible data and methods. It is not appropriate or correct to conclude that aggressive driving did not increase during COVID-19 or remain high. Different data and/or different methods may reveal otherwise.</w:t>
+        <w:t>model shows that there is no evidence to support the public’s sentiment that aggressive driving increased during COVID-19 and remain</w:t>
+      </w:r>
+      <w:r>
+        <w:rPr>
+          <w:rFonts w:ascii="Times New Roman" w:hAnsi="Times New Roman" w:cs="Times New Roman"/>
+          <w:sz w:val="24"/>
+          <w:szCs w:val="24"/>
+        </w:rPr>
+        <w:t>ed</w:t>
+      </w:r>
+      <w:r>
+        <w:rPr>
+          <w:rFonts w:ascii="Times New Roman" w:hAnsi="Times New Roman" w:cs="Times New Roman"/>
+          <w:sz w:val="24"/>
+          <w:szCs w:val="24"/>
+        </w:rPr>
+        <w:t xml:space="preserve"> high. The dataset and methods used to reach this conclusion are just a select few in the large pool of possible data and methods. It is not appropriate or correct to conclude that aggressive driving did not increase during COVID-19 or remain</w:t>
+      </w:r>
+      <w:r>
+        <w:rPr>
+          <w:rFonts w:ascii="Times New Roman" w:hAnsi="Times New Roman" w:cs="Times New Roman"/>
+          <w:sz w:val="24"/>
+          <w:szCs w:val="24"/>
+        </w:rPr>
+        <w:t>ed</w:t>
+      </w:r>
+      <w:r>
+        <w:rPr>
+          <w:rFonts w:ascii="Times New Roman" w:hAnsi="Times New Roman" w:cs="Times New Roman"/>
+          <w:sz w:val="24"/>
+          <w:szCs w:val="24"/>
+        </w:rPr>
+        <w:t xml:space="preserve"> high. Different data and/or different methods may reveal otherwise.</w:t>
       </w:r>
     </w:p>
     <w:p>
@@ -5211,13 +5268,25 @@
         <w:t xml:space="preserve">The model for objective 2 is not reliable </w:t>
       </w:r>
       <w:r>
-        <w:t>at finding or predicting crashes that involve aggressive dri</w:t>
+        <w:t xml:space="preserve">at finding or predicting crashes that involve </w:t>
+      </w:r>
+      <w:r>
+        <w:t xml:space="preserve">specific </w:t>
+      </w:r>
+      <w:r>
+        <w:t>aggressive dri</w:t>
       </w:r>
       <w:r>
         <w:t>v</w:t>
       </w:r>
       <w:r>
-        <w:t xml:space="preserve">ing. </w:t>
+        <w:t>ing</w:t>
+      </w:r>
+      <w:r>
+        <w:t xml:space="preserve"> behaviors</w:t>
+      </w:r>
+      <w:r>
+        <w:t xml:space="preserve">. </w:t>
       </w:r>
       <w:r>
         <w:t xml:space="preserve">The model for objective </w:t>
@@ -5226,17 +5295,14 @@
         <w:t>3</w:t>
       </w:r>
       <w:r>
-        <w:t xml:space="preserve"> is not reliable </w:t>
-      </w:r>
-      <w:r>
-        <w:t xml:space="preserve">in distinguishing between crashes that involve aggressive driving and those that do not even when </w:t>
+        <w:t xml:space="preserve"> </w:t>
       </w:r>
       <w:r>
         <w:lastRenderedPageBreak/>
-        <w:t xml:space="preserve">modeling </w:t>
-      </w:r>
-      <w:r>
-        <w:t xml:space="preserve">demographic characteristics </w:t>
+        <w:t xml:space="preserve">is not reliable </w:t>
+      </w:r>
+      <w:r>
+        <w:t xml:space="preserve">in distinguishing between crashes that involve aggressive driving and those that do not even when demographic characteristics </w:t>
       </w:r>
       <w:r>
         <w:t xml:space="preserve">such as age of the driver, urban or rural location of the crash, driver impairment, and status of the driver’s license were modeled along with </w:t>
@@ -5256,13 +5322,392 @@
         <w:t>Value proposition</w:t>
       </w:r>
     </w:p>
+    <w:p>
+      <w:r>
+        <w:t xml:space="preserve">None of the models confirmed public sentiment that aggressive driving behavior increased during COVID-19 and remained high after. </w:t>
+      </w:r>
+      <w:r>
+        <w:t xml:space="preserve">Additional analysis with different data and/or </w:t>
+      </w:r>
+      <w:proofErr w:type="spellStart"/>
+      <w:r>
+        <w:t xml:space="preserve">methods </w:t>
+      </w:r>
+      <w:proofErr w:type="spellEnd"/>
+      <w:r>
+        <w:t>would require approximately two additional weeks of work over what was already planned for this project. However, a more thorough analysis would establish the publication’s credibility in data-driven reporting and demonstrate its commitment to comprehensive analysis and public service reporting.</w:t>
+      </w:r>
+    </w:p>
+    <w:p>
+      <w:pPr>
+        <w:pStyle w:val="Heading2"/>
+      </w:pPr>
+      <w:r>
+        <w:t>1.2 Insights and Recommendations</w:t>
+      </w:r>
+    </w:p>
+    <w:p>
+      <w:pPr>
+        <w:pStyle w:val="Heading3"/>
+      </w:pPr>
+      <w:r>
+        <w:t>Key findings</w:t>
+      </w:r>
+    </w:p>
+    <w:p>
+      <w:r>
+        <w:t xml:space="preserve">The model reveals that aggressive driving did not increase during COVID-19 and remain high. </w:t>
+      </w:r>
+      <w:r>
+        <w:t>However, some key findings occurred after modeling the data as a classification problem. Formatting the data as a time series and decomposing the data into the trend, seasonality, and residual shows that some specific aggressive driving behaviors increased during COVID-19 and remain</w:t>
+      </w:r>
+      <w:r>
+        <w:t>ed</w:t>
+      </w:r>
+      <w:r>
+        <w:t xml:space="preserve"> high after</w:t>
+      </w:r>
+      <w:r>
+        <w:t xml:space="preserve"> as shown in </w:t>
+      </w:r>
+      <w:r>
+        <w:fldChar w:fldCharType="begin"/>
+      </w:r>
+      <w:r>
+        <w:instrText xml:space="preserve"> REF _Ref225710899 \h </w:instrText>
+      </w:r>
+      <w:r>
+        <w:fldChar w:fldCharType="separate"/>
+      </w:r>
+      <w:r>
+        <w:t xml:space="preserve">Figure </w:t>
+      </w:r>
+      <w:r>
+        <w:rPr>
+          <w:noProof/>
+        </w:rPr>
+        <w:t>2</w:t>
+      </w:r>
+      <w:r>
+        <w:fldChar w:fldCharType="end"/>
+      </w:r>
+      <w:r>
+        <w:t xml:space="preserve"> and </w:t>
+      </w:r>
+      <w:r>
+        <w:fldChar w:fldCharType="begin"/>
+      </w:r>
+      <w:r>
+        <w:instrText xml:space="preserve"> REF _Ref225711180 \h </w:instrText>
+      </w:r>
+      <w:r>
+        <w:fldChar w:fldCharType="separate"/>
+      </w:r>
+      <w:r>
+        <w:t xml:space="preserve">Figure </w:t>
+      </w:r>
+      <w:r>
+        <w:rPr>
+          <w:noProof/>
+        </w:rPr>
+        <w:t>3</w:t>
+      </w:r>
+      <w:r>
+        <w:fldChar w:fldCharType="end"/>
+      </w:r>
+      <w:r>
+        <w:t xml:space="preserve"> below.</w:t>
+      </w:r>
+    </w:p>
     <w:p/>
     <w:p>
       <w:pPr>
+        <w:pStyle w:val="Caption"/>
+        <w:keepNext/>
+      </w:pPr>
+      <w:bookmarkStart w:id="1" w:name="_Ref225710899"/>
+      <w:r>
+        <w:t xml:space="preserve">Figure </w:t>
+      </w:r>
+      <w:fldSimple w:instr=" SEQ Figure \* ARABIC ">
+        <w:r>
+          <w:rPr>
+            <w:noProof/>
+          </w:rPr>
+          <w:t>2</w:t>
+        </w:r>
+      </w:fldSimple>
+      <w:bookmarkEnd w:id="1"/>
+      <w:r>
+        <w:t xml:space="preserve">: Time series decomposition for </w:t>
+      </w:r>
+      <w:r>
+        <w:t>proceeding without clearance (</w:t>
+      </w:r>
+      <w:r>
+        <w:t>NO_CLEARANCE</w:t>
+      </w:r>
+      <w:r>
+        <w:t>)</w:t>
+      </w:r>
+    </w:p>
+    <w:p>
+      <w:r>
+        <w:rPr>
+          <w:noProof/>
+          <w14:ligatures w14:val="standardContextual"/>
+        </w:rPr>
+        <w:drawing>
+          <wp:inline distT="0" distB="0" distL="0" distR="0" wp14:anchorId="16384A1D" wp14:editId="6A28845D">
+            <wp:extent cx="5943600" cy="2600325"/>
+            <wp:effectExtent l="0" t="0" r="0" b="3175"/>
+            <wp:docPr id="585499786" name="Picture 2"/>
+            <wp:cNvGraphicFramePr>
+              <a:graphicFrameLocks xmlns:a="http://schemas.openxmlformats.org/drawingml/2006/main" noChangeAspect="1"/>
+            </wp:cNvGraphicFramePr>
+            <a:graphic xmlns:a="http://schemas.openxmlformats.org/drawingml/2006/main">
+              <a:graphicData uri="http://schemas.openxmlformats.org/drawingml/2006/picture">
+                <pic:pic xmlns:pic="http://schemas.openxmlformats.org/drawingml/2006/picture">
+                  <pic:nvPicPr>
+                    <pic:cNvPr id="585499786" name="Picture 585499786"/>
+                    <pic:cNvPicPr/>
+                  </pic:nvPicPr>
+                  <pic:blipFill>
+                    <a:blip r:embed="rId10" cstate="print">
+                      <a:extLst>
+                        <a:ext uri="{28A0092B-C50C-407E-A947-70E740481C1C}">
+                          <a14:useLocalDpi xmlns:a14="http://schemas.microsoft.com/office/drawing/2010/main" val="0"/>
+                        </a:ext>
+                      </a:extLst>
+                    </a:blip>
+                    <a:stretch>
+                      <a:fillRect/>
+                    </a:stretch>
+                  </pic:blipFill>
+                  <pic:spPr>
+                    <a:xfrm>
+                      <a:off x="0" y="0"/>
+                      <a:ext cx="5943600" cy="2600325"/>
+                    </a:xfrm>
+                    <a:prstGeom prst="rect">
+                      <a:avLst/>
+                    </a:prstGeom>
+                  </pic:spPr>
+                </pic:pic>
+              </a:graphicData>
+            </a:graphic>
+          </wp:inline>
+        </w:drawing>
+      </w:r>
+    </w:p>
+    <w:p/>
+    <w:p>
+      <w:pPr>
+        <w:pStyle w:val="Caption"/>
+        <w:keepNext/>
+      </w:pPr>
+      <w:bookmarkStart w:id="2" w:name="_Ref225711180"/>
+      <w:r>
+        <w:lastRenderedPageBreak/>
+        <w:t xml:space="preserve">Figure </w:t>
+      </w:r>
+      <w:fldSimple w:instr=" SEQ Figure \* ARABIC ">
+        <w:r>
+          <w:rPr>
+            <w:noProof/>
+          </w:rPr>
+          <w:t>3</w:t>
+        </w:r>
+      </w:fldSimple>
+      <w:bookmarkEnd w:id="2"/>
+      <w:r>
+        <w:t xml:space="preserve">: </w:t>
+      </w:r>
+      <w:r>
+        <w:t xml:space="preserve">Time series decomposition for </w:t>
+      </w:r>
+      <w:r>
+        <w:t>running red lights (</w:t>
+      </w:r>
+      <w:r>
+        <w:t>RUNNING_RED_LT</w:t>
+      </w:r>
+      <w:r>
+        <w:t>)</w:t>
+      </w:r>
+    </w:p>
+    <w:p>
+      <w:r>
+        <w:rPr>
+          <w:noProof/>
+          <w14:ligatures w14:val="standardContextual"/>
+        </w:rPr>
+        <w:drawing>
+          <wp:inline distT="0" distB="0" distL="0" distR="0" wp14:anchorId="74C372AB" wp14:editId="230E69B9">
+            <wp:extent cx="5943600" cy="2649220"/>
+            <wp:effectExtent l="0" t="0" r="0" b="5080"/>
+            <wp:docPr id="1526076765" name="Picture 3"/>
+            <wp:cNvGraphicFramePr>
+              <a:graphicFrameLocks xmlns:a="http://schemas.openxmlformats.org/drawingml/2006/main" noChangeAspect="1"/>
+            </wp:cNvGraphicFramePr>
+            <a:graphic xmlns:a="http://schemas.openxmlformats.org/drawingml/2006/main">
+              <a:graphicData uri="http://schemas.openxmlformats.org/drawingml/2006/picture">
+                <pic:pic xmlns:pic="http://schemas.openxmlformats.org/drawingml/2006/picture">
+                  <pic:nvPicPr>
+                    <pic:cNvPr id="1526076765" name="Picture 1526076765"/>
+                    <pic:cNvPicPr/>
+                  </pic:nvPicPr>
+                  <pic:blipFill>
+                    <a:blip r:embed="rId11" cstate="print">
+                      <a:extLst>
+                        <a:ext uri="{28A0092B-C50C-407E-A947-70E740481C1C}">
+                          <a14:useLocalDpi xmlns:a14="http://schemas.microsoft.com/office/drawing/2010/main" val="0"/>
+                        </a:ext>
+                      </a:extLst>
+                    </a:blip>
+                    <a:stretch>
+                      <a:fillRect/>
+                    </a:stretch>
+                  </pic:blipFill>
+                  <pic:spPr>
+                    <a:xfrm>
+                      <a:off x="0" y="0"/>
+                      <a:ext cx="5943600" cy="2649220"/>
+                    </a:xfrm>
+                    <a:prstGeom prst="rect">
+                      <a:avLst/>
+                    </a:prstGeom>
+                  </pic:spPr>
+                </pic:pic>
+              </a:graphicData>
+            </a:graphic>
+          </wp:inline>
+        </w:drawing>
+      </w:r>
+    </w:p>
+    <w:p/>
+    <w:p>
+      <w:pPr>
+        <w:pStyle w:val="Caption"/>
+      </w:pPr>
+      <w:r>
+        <w:t xml:space="preserve">Figure </w:t>
+      </w:r>
+      <w:fldSimple w:instr=" SEQ Figure \* ARABIC ">
+        <w:r>
+          <w:rPr>
+            <w:noProof/>
+          </w:rPr>
+          <w:t>4</w:t>
+        </w:r>
+      </w:fldSimple>
+      <w:r>
+        <w:t xml:space="preserve">: </w:t>
+      </w:r>
+      <w:r>
+        <w:t xml:space="preserve">Time series decomposition for </w:t>
+      </w:r>
+      <w:r>
+        <w:t>cell phone use</w:t>
+      </w:r>
+      <w:r>
+        <w:t xml:space="preserve"> (</w:t>
+      </w:r>
+      <w:r>
+        <w:t>CELL_PHONE</w:t>
+      </w:r>
+      <w:r>
+        <w:t>)</w:t>
+      </w:r>
+    </w:p>
+    <w:p>
+      <w:r>
+        <w:rPr>
+          <w:noProof/>
+          <w14:ligatures w14:val="standardContextual"/>
+        </w:rPr>
+        <w:drawing>
+          <wp:inline distT="0" distB="0" distL="0" distR="0" wp14:anchorId="4EB7FBA6" wp14:editId="2C5A5B7A">
+            <wp:extent cx="5943600" cy="2600325"/>
+            <wp:effectExtent l="0" t="0" r="0" b="3175"/>
+            <wp:docPr id="158743668" name="Picture 7"/>
+            <wp:cNvGraphicFramePr>
+              <a:graphicFrameLocks xmlns:a="http://schemas.openxmlformats.org/drawingml/2006/main" noChangeAspect="1"/>
+            </wp:cNvGraphicFramePr>
+            <a:graphic xmlns:a="http://schemas.openxmlformats.org/drawingml/2006/main">
+              <a:graphicData uri="http://schemas.openxmlformats.org/drawingml/2006/picture">
+                <pic:pic xmlns:pic="http://schemas.openxmlformats.org/drawingml/2006/picture">
+                  <pic:nvPicPr>
+                    <pic:cNvPr id="158743668" name="Picture 158743668"/>
+                    <pic:cNvPicPr/>
+                  </pic:nvPicPr>
+                  <pic:blipFill>
+                    <a:blip r:embed="rId12" cstate="print">
+                      <a:extLst>
+                        <a:ext uri="{28A0092B-C50C-407E-A947-70E740481C1C}">
+                          <a14:useLocalDpi xmlns:a14="http://schemas.microsoft.com/office/drawing/2010/main" val="0"/>
+                        </a:ext>
+                      </a:extLst>
+                    </a:blip>
+                    <a:stretch>
+                      <a:fillRect/>
+                    </a:stretch>
+                  </pic:blipFill>
+                  <pic:spPr>
+                    <a:xfrm>
+                      <a:off x="0" y="0"/>
+                      <a:ext cx="5943600" cy="2600325"/>
+                    </a:xfrm>
+                    <a:prstGeom prst="rect">
+                      <a:avLst/>
+                    </a:prstGeom>
+                  </pic:spPr>
+                </pic:pic>
+              </a:graphicData>
+            </a:graphic>
+          </wp:inline>
+        </w:drawing>
+      </w:r>
+    </w:p>
+    <w:p/>
+    <w:p>
+      <w:r>
+        <w:t>These plots suggest that proceeding without clearance</w:t>
+      </w:r>
+      <w:r>
+        <w:t xml:space="preserve"> and</w:t>
+      </w:r>
+      <w:r>
+        <w:t xml:space="preserve"> running red lights increased during COVID-19 and remain</w:t>
+      </w:r>
+      <w:r>
+        <w:t>ed</w:t>
+      </w:r>
+      <w:r>
+        <w:t xml:space="preserve"> high.</w:t>
+      </w:r>
+      <w:r>
+        <w:t xml:space="preserve"> </w:t>
+      </w:r>
+      <w:r>
+        <w:t>Cell phone use increased in 2022 and remained high.</w:t>
+      </w:r>
+    </w:p>
+    <w:p>
+      <w:pPr>
+        <w:pStyle w:val="Heading3"/>
+      </w:pPr>
+      <w:r>
+        <w:t>Surprising discoveries</w:t>
+      </w:r>
+    </w:p>
+    <w:p/>
+    <w:p>
+      <w:pPr>
         <w:pStyle w:val="p1"/>
       </w:pPr>
       <w:r>
-        <w:t>Articulate a clear case for why investing resources in</w:t>
+        <w:t>Highlight unexpected patterns or relationships in the data that</w:t>
       </w:r>
     </w:p>
     <w:p>
@@ -5270,7 +5715,7 @@
         <w:pStyle w:val="p1"/>
       </w:pPr>
       <w:r>
-        <w:t>deploying/disseminating and maintaining this model would benefit the organization (e.g.,</w:t>
+        <w:t>challenge initial assumptions or reveal new opportunities (e.g.,</w:t>
       </w:r>
     </w:p>
     <w:p>
@@ -5278,7 +5723,7 @@
         <w:pStyle w:val="p1"/>
       </w:pPr>
       <w:r>
-        <w:t>"Implementing this churn prediction model would cost approximately $50K in</w:t>
+        <w:t>"Surprisingly, customers</w:t>
       </w:r>
     </w:p>
     <w:p>
@@ -5286,15 +5731,20 @@
         <w:pStyle w:val="p1"/>
       </w:pPr>
       <w:r>
-        <w:t>infrastructure and maintenance but could prevent the loss of 200 customers annually,</w:t>
-      </w:r>
+        <w:t xml:space="preserve">aged 45-55 show the highest churn rate despite being high spenders, contradicting </w:t>
+      </w:r>
+      <w:proofErr w:type="gramStart"/>
+      <w:r>
+        <w:t>our</w:t>
+      </w:r>
+      <w:proofErr w:type="gramEnd"/>
     </w:p>
     <w:p>
       <w:pPr>
         <w:pStyle w:val="p1"/>
       </w:pPr>
       <w:r>
-        <w:t>preserving $300K in revenue and delivering a 6x return on investment within the first</w:t>
+        <w:t>assumption that high-value customers are most loyal, suggesting this demographic</w:t>
       </w:r>
     </w:p>
     <w:p>
@@ -5302,7 +5752,7 @@
         <w:pStyle w:val="p1"/>
       </w:pPr>
       <w:r>
-        <w:t>year" or "Publishing this environmental health analysis would cost approximately 40</w:t>
+        <w:t>needs targeted retention efforts" or "Unexpectedly, weekday pollution levels show</w:t>
       </w:r>
     </w:p>
     <w:p>
@@ -5310,7 +5760,7 @@
         <w:pStyle w:val="p1"/>
       </w:pPr>
       <w:r>
-        <w:t>hours of editorial time but could establish the publication's credibility in data-driven</w:t>
+        <w:t>stronger health correlations than weekend levels despite similar concentration ranges,</w:t>
       </w:r>
     </w:p>
     <w:p>
@@ -5318,7 +5768,7 @@
         <w:pStyle w:val="p1"/>
       </w:pPr>
       <w:r>
-        <w:t>reporting, potentially attracting new readers interested in evidence-based local</w:t>
+        <w:t>suggesting that pollution source composition (traffic vs. industrial) may be more</w:t>
       </w:r>
     </w:p>
     <w:p>
@@ -5326,7 +5776,16 @@
         <w:pStyle w:val="p1"/>
       </w:pPr>
       <w:r>
-        <w:t>journalism and demonstrating the organization's commitment to public service</w:t>
+        <w:t>important than total pollution load, revealing a new angle for public health investigation").</w:t>
+      </w:r>
+    </w:p>
+    <w:p/>
+    <w:p>
+      <w:pPr>
+        <w:pStyle w:val="Heading3"/>
+      </w:pPr>
+      <w:r>
+        <w:t>Strategic recommendations</w:t>
       </w:r>
     </w:p>
     <w:p>
@@ -5334,24 +5793,240 @@
         <w:pStyle w:val="p1"/>
       </w:pPr>
       <w:r>
-        <w:t>reporting").</w:t>
+        <w:t>Based on your model's insights, provide specific,</w:t>
+      </w:r>
+    </w:p>
+    <w:p>
+      <w:pPr>
+        <w:pStyle w:val="p1"/>
+      </w:pPr>
+      <w:r>
+        <w:t>actionable recommendations for organizational decisions or process changes (e.g.,</w:t>
+      </w:r>
+    </w:p>
+    <w:p>
+      <w:pPr>
+        <w:pStyle w:val="p1"/>
+      </w:pPr>
+      <w:r>
+        <w:t>"Recommend launching a monthly subscription service to increase purchase frequency,</w:t>
+      </w:r>
+    </w:p>
+    <w:p>
+      <w:pPr>
+        <w:pStyle w:val="p1"/>
+      </w:pPr>
+      <w:r>
+        <w:t>and creating age-specific retention programs, particularly focused on the 45-55</w:t>
+      </w:r>
+    </w:p>
+    <w:p>
+      <w:pPr>
+        <w:pStyle w:val="p1"/>
+      </w:pPr>
+      <w:r>
+        <w:t>demographic with personalized incentives" or "Recommend developing seasonal air</w:t>
+      </w:r>
+    </w:p>
+    <w:p>
+      <w:pPr>
+        <w:pStyle w:val="p1"/>
+      </w:pPr>
+      <w:r>
+        <w:t>quality reporting protocols that emphasize winter risks, creating neighborhood-specific</w:t>
+      </w:r>
+    </w:p>
+    <w:p>
+      <w:pPr>
+        <w:pStyle w:val="p1"/>
+      </w:pPr>
+      <w:r>
+        <w:t>health advisories for high-impact areas, and investigating weekday pollution sources for</w:t>
+      </w:r>
+    </w:p>
+    <w:p>
+      <w:pPr>
+        <w:pStyle w:val="p1"/>
+      </w:pPr>
+      <w:r>
+        <w:t>future investigative pieces on industrial vs. traffic impacts").</w:t>
       </w:r>
     </w:p>
     <w:p/>
     <w:p>
       <w:pPr>
+        <w:pStyle w:val="Heading3"/>
+      </w:pPr>
+      <w:r>
+        <w:t>Feature importance interpretation</w:t>
+      </w:r>
+    </w:p>
+    <w:p>
+      <w:pPr>
+        <w:pStyle w:val="p1"/>
+      </w:pPr>
+      <w:r>
+        <w:t>Explain which variables most strongly influence</w:t>
+      </w:r>
+    </w:p>
+    <w:p>
+      <w:pPr>
+        <w:pStyle w:val="p1"/>
+      </w:pPr>
+      <w:r>
+        <w:t>your model's predictions and what these patterns mean for organizational strategy (</w:t>
+      </w:r>
+      <w:proofErr w:type="gramStart"/>
+      <w:r>
+        <w:t>e.g.,●</w:t>
+      </w:r>
+      <w:proofErr w:type="gramEnd"/>
+    </w:p>
+    <w:p>
+      <w:pPr>
+        <w:pStyle w:val="p1"/>
+      </w:pPr>
+      <w:r>
+        <w:t>"'Days since last purchase' is the strongest predictor of churn, importance score 0.35,</w:t>
+      </w:r>
+    </w:p>
+    <w:p>
+      <w:pPr>
+        <w:pStyle w:val="p1"/>
+      </w:pPr>
+      <w:r>
+        <w:t>indicating that re-engagement campaigns should trigger after 30 days of inactivity rather</w:t>
+      </w:r>
+    </w:p>
+    <w:p>
+      <w:pPr>
+        <w:pStyle w:val="p1"/>
+      </w:pPr>
+      <w:r>
+        <w:t>than the current 90-day policy" or "PM2.5 concentration shows the highest correlation</w:t>
+      </w:r>
+    </w:p>
+    <w:p>
+      <w:pPr>
+        <w:pStyle w:val="p1"/>
+      </w:pPr>
+      <w:r>
+        <w:t>with health outcomes (β=1.4, p&lt;0.001), followed by temperature interactions, indicating</w:t>
+      </w:r>
+    </w:p>
+    <w:p>
+      <w:pPr>
+        <w:pStyle w:val="p1"/>
+      </w:pPr>
+      <w:r>
+        <w:t>that air quality reporting should prioritize particulate matter warnings and include</w:t>
+      </w:r>
+    </w:p>
+    <w:p>
+      <w:pPr>
+        <w:pStyle w:val="p1"/>
+      </w:pPr>
+      <w:r>
+        <w:t>temperature context to help residents understand compound health risks").</w:t>
+      </w:r>
+    </w:p>
+    <w:p/>
+    <w:p>
+      <w:pPr>
+        <w:pStyle w:val="Heading3"/>
+      </w:pPr>
+      <w:r>
+        <w:t>Limitations and caveats</w:t>
+      </w:r>
+    </w:p>
+    <w:p>
+      <w:pPr>
+        <w:pStyle w:val="p1"/>
+      </w:pPr>
+      <w:r>
+        <w:t>Clearly identify areas where model predictions should be</w:t>
+      </w:r>
+    </w:p>
+    <w:p>
+      <w:pPr>
+        <w:pStyle w:val="p1"/>
+      </w:pPr>
+      <w:r>
+        <w:t>supplemented with human expertise or organizational context (e.g.,</w:t>
+      </w:r>
+    </w:p>
+    <w:p>
+      <w:pPr>
+        <w:pStyle w:val="p1"/>
+      </w:pPr>
+      <w:r>
+        <w:t>"The model cannot</w:t>
+      </w:r>
+    </w:p>
+    <w:p>
+      <w:pPr>
+        <w:pStyle w:val="p1"/>
+      </w:pPr>
+      <w:r>
+        <w:t>account for external factors like competitor promotions or economic downturns, so</w:t>
+      </w:r>
+    </w:p>
+    <w:p>
+      <w:pPr>
+        <w:pStyle w:val="p1"/>
+      </w:pPr>
+      <w:r>
+        <w:t>predictions during major market events should be reviewed by marketing managers who</w:t>
+      </w:r>
+    </w:p>
+    <w:p>
+      <w:pPr>
+        <w:pStyle w:val="p1"/>
+      </w:pPr>
+      <w:r>
+        <w:t>can apply additional business context" or "The model cannot capture indoor air exposure</w:t>
+      </w:r>
+    </w:p>
+    <w:p>
+      <w:pPr>
+        <w:pStyle w:val="p1"/>
+      </w:pPr>
+      <w:r>
+        <w:t>or individual health behaviors, so findings should be reported as population-level trends</w:t>
+      </w:r>
+    </w:p>
+    <w:p>
+      <w:pPr>
+        <w:pStyle w:val="p1"/>
+      </w:pPr>
+      <w:r>
+        <w:t>that require individual readers to consider their personal risk factors and consult</w:t>
+      </w:r>
+    </w:p>
+    <w:p>
+      <w:pPr>
+        <w:pStyle w:val="p1"/>
+      </w:pPr>
+      <w:r>
+        <w:t>healthcare providers for medical decisions").</w:t>
+      </w:r>
+    </w:p>
+    <w:p/>
+    <w:p>
+      <w:pPr>
         <w:pStyle w:val="Heading2"/>
       </w:pPr>
       <w:r>
-        <w:t>1.2 Insights and Recommendations</w:t>
-      </w:r>
-    </w:p>
+        <w:t>1.3 Risk Assessment and Mitigation Strategies</w:t>
+      </w:r>
+    </w:p>
+    <w:p/>
     <w:p>
       <w:pPr>
         <w:pStyle w:val="Heading3"/>
       </w:pPr>
       <w:r>
-        <w:t>Key findings</w:t>
+        <w:t>Model risks</w:t>
       </w:r>
     </w:p>
     <w:p>
@@ -5359,7 +6034,7 @@
         <w:pStyle w:val="p1"/>
       </w:pPr>
       <w:r>
-        <w:t>Summarize the main insights your model revealed about the underlying</w:t>
+        <w:t>Identify specific scenarios or conditions where your model might produce</w:t>
       </w:r>
     </w:p>
     <w:p>
@@ -5367,7 +6042,7 @@
         <w:pStyle w:val="p1"/>
       </w:pPr>
       <w:r>
-        <w:t>problem, focusing on patterns that directly address the original organizational questions</w:t>
+        <w:t>unreliable predictions or fail entirely (e.g.,</w:t>
       </w:r>
     </w:p>
     <w:p>
@@ -5375,7 +6050,7 @@
         <w:pStyle w:val="p1"/>
       </w:pPr>
       <w:r>
-        <w:t>(e.g.,</w:t>
+        <w:t>"The model may fail during major sales events</w:t>
       </w:r>
     </w:p>
     <w:p>
@@ -5383,7 +6058,7 @@
         <w:pStyle w:val="p1"/>
       </w:pPr>
       <w:r>
-        <w:t>"The model reveals that customer retention is primarily driven by purchase</w:t>
+        <w:t>like Black Friday when customer behavior drastically differs from normal patterns, or</w:t>
       </w:r>
     </w:p>
     <w:p>
@@ -5391,7 +6066,7 @@
         <w:pStyle w:val="p1"/>
       </w:pPr>
       <w:r>
-        <w:t>frequency rather than purchase amount, suggesting that encouraging regular small</w:t>
+        <w:t>when predicting for customer segments with fewer than 100 examples in the training</w:t>
       </w:r>
     </w:p>
     <w:p>
@@ -5399,15 +6074,7 @@
         <w:pStyle w:val="p1"/>
       </w:pPr>
       <w:r>
-        <w:t xml:space="preserve">purchases </w:t>
-      </w:r>
-      <w:proofErr w:type="gramStart"/>
-      <w:r>
-        <w:t>is</w:t>
-      </w:r>
-      <w:proofErr w:type="gramEnd"/>
-      <w:r>
-        <w:t xml:space="preserve"> more valuable than pursuing occasional large transactions" or "The</w:t>
+        <w:t>data" or "The model may fail during extreme weather events or unusual pollution</w:t>
       </w:r>
     </w:p>
     <w:p>
@@ -5415,7 +6082,7 @@
         <w:pStyle w:val="p1"/>
       </w:pPr>
       <w:r>
-        <w:t>analysis reveals that air quality health impacts show clear seasonal patterns and</w:t>
+        <w:t>episodes (wildfire smoke, industrial accidents) that fall outside historical patterns, or</w:t>
       </w:r>
     </w:p>
     <w:p>
@@ -5423,7 +6090,7 @@
         <w:pStyle w:val="p1"/>
       </w:pPr>
       <w:r>
-        <w:t>geographic clustering, with winter months showing 40% stronger pollution-health</w:t>
+        <w:t>when applied to neighborhoods with substantially different demographics than the</w:t>
       </w:r>
     </w:p>
     <w:p>
@@ -5431,7 +6098,16 @@
         <w:pStyle w:val="p1"/>
       </w:pPr>
       <w:r>
-        <w:t>correlations and urban neighborhoods experiencing disproportionate effects, suggesting</w:t>
+        <w:t>training data").</w:t>
+      </w:r>
+    </w:p>
+    <w:p/>
+    <w:p>
+      <w:pPr>
+        <w:pStyle w:val="Heading3"/>
+      </w:pPr>
+      <w:r>
+        <w:t>Data risks</w:t>
       </w:r>
     </w:p>
     <w:p>
@@ -5439,7 +6115,72 @@
         <w:pStyle w:val="p1"/>
       </w:pPr>
       <w:r>
-        <w:t>targeted public health messaging should vary by season and location").</w:t>
+        <w:t>Consider what could go wrong with the data pipeline or how changes in data</w:t>
+      </w:r>
+    </w:p>
+    <w:p>
+      <w:pPr>
+        <w:pStyle w:val="p1"/>
+      </w:pPr>
+      <w:r>
+        <w:t>patterns could affect model performance (e.g.,</w:t>
+      </w:r>
+    </w:p>
+    <w:p>
+      <w:pPr>
+        <w:pStyle w:val="p1"/>
+      </w:pPr>
+      <w:r>
+        <w:t>"If the data collection process changes</w:t>
+      </w:r>
+    </w:p>
+    <w:p>
+      <w:pPr>
+        <w:pStyle w:val="p1"/>
+      </w:pPr>
+      <w:r>
+        <w:t>and certain fields start having more missing values, or if customer behavior shifts</w:t>
+      </w:r>
+    </w:p>
+    <w:p>
+      <w:pPr>
+        <w:pStyle w:val="p1"/>
+      </w:pPr>
+      <w:r>
+        <w:t>significantly due to economic changes, the model's accuracy could drop below</w:t>
+      </w:r>
+    </w:p>
+    <w:p>
+      <w:pPr>
+        <w:pStyle w:val="p1"/>
+      </w:pPr>
+      <w:r>
+        <w:t>acceptable thresholds" or "If air quality monitoring stations are moved, decommissioned,</w:t>
+      </w:r>
+    </w:p>
+    <w:p>
+      <w:pPr>
+        <w:pStyle w:val="p1"/>
+      </w:pPr>
+      <w:r>
+        <w:t>or recalibrated, or if health outcome reporting methods change across hospital systems,</w:t>
+      </w:r>
+    </w:p>
+    <w:p>
+      <w:pPr>
+        <w:pStyle w:val="p1"/>
+      </w:pPr>
+      <w:r>
+        <w:lastRenderedPageBreak/>
+        <w:t>the model relationships could become invalid, leading to incorrect conclusions about</w:t>
+      </w:r>
+    </w:p>
+    <w:p>
+      <w:pPr>
+        <w:pStyle w:val="p1"/>
+      </w:pPr>
+      <w:r>
+        <w:t>pollution health impacts").</w:t>
       </w:r>
     </w:p>
     <w:p/>
@@ -5448,7 +6189,7 @@
         <w:pStyle w:val="Heading3"/>
       </w:pPr>
       <w:r>
-        <w:t>Surprising discoveries</w:t>
+        <w:t>Organizational risks</w:t>
       </w:r>
     </w:p>
     <w:p>
@@ -5456,7 +6197,7 @@
         <w:pStyle w:val="p1"/>
       </w:pPr>
       <w:r>
-        <w:t>Highlight unexpected patterns or relationships in the data that</w:t>
+        <w:t>Analyze potential negative consequences of model deployment/</w:t>
       </w:r>
     </w:p>
     <w:p>
@@ -5464,7 +6205,7 @@
         <w:pStyle w:val="p1"/>
       </w:pPr>
       <w:r>
-        <w:t>challenge initial assumptions or reveal new opportunities (e.g.,</w:t>
+        <w:t>results dissemination on operations, stakeholder satisfaction, or organizational</w:t>
       </w:r>
     </w:p>
     <w:p>
@@ -5472,7 +6213,7 @@
         <w:pStyle w:val="p1"/>
       </w:pPr>
       <w:r>
-        <w:t>"Surprisingly, customers</w:t>
+        <w:t>reputation (e.g.,</w:t>
       </w:r>
     </w:p>
     <w:p>
@@ -5480,20 +6221,15 @@
         <w:pStyle w:val="p1"/>
       </w:pPr>
       <w:r>
-        <w:t xml:space="preserve">aged 45-55 show the highest churn rate despite being high spenders, contradicting </w:t>
-      </w:r>
-      <w:proofErr w:type="gramStart"/>
-      <w:r>
-        <w:t>our</w:t>
-      </w:r>
-      <w:proofErr w:type="gramEnd"/>
+        <w:t>"False positive churn predictions could lead to unnecessary retention</w:t>
+      </w:r>
     </w:p>
     <w:p>
       <w:pPr>
         <w:pStyle w:val="p1"/>
       </w:pPr>
       <w:r>
-        <w:t>assumption that high-value customers are most loyal, suggesting this demographic</w:t>
+        <w:t>offers that reduce profit margins, while false negatives mean missing at-risk customers,</w:t>
       </w:r>
     </w:p>
     <w:p>
@@ -5501,7 +6237,7 @@
         <w:pStyle w:val="p1"/>
       </w:pPr>
       <w:r>
-        <w:t>needs targeted retention efforts" or "Unexpectedly, weekday pollution levels show</w:t>
+        <w:t>potentially damaging long-term customer relationships if they feel ignored" or "Publishing</w:t>
       </w:r>
     </w:p>
     <w:p>
@@ -5509,7 +6245,7 @@
         <w:pStyle w:val="p1"/>
       </w:pPr>
       <w:r>
-        <w:t>stronger health correlations than weekend levels despite similar concentration ranges,</w:t>
+        <w:t>incorrect or overstated health conclusions could damage editorial credibility and public</w:t>
       </w:r>
     </w:p>
     <w:p>
@@ -5517,7 +6253,7 @@
         <w:pStyle w:val="p1"/>
       </w:pPr>
       <w:r>
-        <w:t>suggesting that pollution source composition (traffic vs. industrial) may be more</w:t>
+        <w:t>trust, while understating real health risks could fail to inform residents about legitimate●</w:t>
       </w:r>
     </w:p>
     <w:p>
@@ -5525,7 +6261,23 @@
         <w:pStyle w:val="p1"/>
       </w:pPr>
       <w:r>
-        <w:t>important than total pollution load, revealing a new angle for public health investigation").</w:t>
+        <w:t>●</w:t>
+      </w:r>
+    </w:p>
+    <w:p>
+      <w:pPr>
+        <w:pStyle w:val="p1"/>
+      </w:pPr>
+      <w:r>
+        <w:t>dangers, potentially leading to inadequate protective behaviors during high-pollution</w:t>
+      </w:r>
+    </w:p>
+    <w:p>
+      <w:pPr>
+        <w:pStyle w:val="p1"/>
+      </w:pPr>
+      <w:r>
+        <w:t>episodes").</w:t>
       </w:r>
     </w:p>
     <w:p/>
@@ -5534,7 +6286,7 @@
         <w:pStyle w:val="Heading3"/>
       </w:pPr>
       <w:r>
-        <w:t>Strategic recommendations</w:t>
+        <w:t>Ethical considerations</w:t>
       </w:r>
     </w:p>
     <w:p>
@@ -5542,7 +6294,7 @@
         <w:pStyle w:val="p1"/>
       </w:pPr>
       <w:r>
-        <w:t>Based on your model's insights, provide specific,</w:t>
+        <w:t>Examine your specific model and data for potential bias,</w:t>
       </w:r>
     </w:p>
     <w:p>
@@ -5550,7 +6302,7 @@
         <w:pStyle w:val="p1"/>
       </w:pPr>
       <w:r>
-        <w:t>actionable recommendations for organizational decisions or process changes (e.g.,</w:t>
+        <w:t>fairness issues, or privacy concerns relevant to your use case (e.g.,</w:t>
       </w:r>
     </w:p>
     <w:p>
@@ -5558,7 +6310,7 @@
         <w:pStyle w:val="p1"/>
       </w:pPr>
       <w:r>
-        <w:t>"Recommend launching a monthly subscription service to increase purchase frequency,</w:t>
+        <w:t>"The model shows</w:t>
       </w:r>
     </w:p>
     <w:p>
@@ -5566,7 +6318,7 @@
         <w:pStyle w:val="p1"/>
       </w:pPr>
       <w:r>
-        <w:t>and creating age-specific retention programs, particularly focused on the 45-55</w:t>
+        <w:t>lower accuracy for customers from certain zip codes, which could lead to unequal</w:t>
       </w:r>
     </w:p>
     <w:p>
@@ -5574,7 +6326,7 @@
         <w:pStyle w:val="p1"/>
       </w:pPr>
       <w:r>
-        <w:t>demographic with personalized incentives" or "Recommend developing seasonal air</w:t>
+        <w:t>treatment in marketing campaigns; additionally, using detailed purchase history raises</w:t>
       </w:r>
     </w:p>
     <w:p>
@@ -5582,7 +6334,7 @@
         <w:pStyle w:val="p1"/>
       </w:pPr>
       <w:r>
-        <w:t>quality reporting protocols that emphasize winter risks, creating neighborhood-specific</w:t>
+        <w:t>privacy concerns about how much customer behavior tracking is appropriate" or "The</w:t>
       </w:r>
     </w:p>
     <w:p>
@@ -5590,7 +6342,7 @@
         <w:pStyle w:val="p1"/>
       </w:pPr>
       <w:r>
-        <w:t>health advisories for high-impact areas, and investigating weekday pollution sources for</w:t>
+        <w:t>model shows weaker performance in lower-income neighborhoods, potentially leading to</w:t>
       </w:r>
     </w:p>
     <w:p>
@@ -5598,7 +6350,23 @@
         <w:pStyle w:val="p1"/>
       </w:pPr>
       <w:r>
-        <w:t>future investigative pieces on industrial vs. traffic impacts").</w:t>
+        <w:t>health disparities in information quality; additionally, neighborhood-level reporting could</w:t>
+      </w:r>
+    </w:p>
+    <w:p>
+      <w:pPr>
+        <w:pStyle w:val="p1"/>
+      </w:pPr>
+      <w:r>
+        <w:t>stigmatize certain communities or affect property values, raising concerns about</w:t>
+      </w:r>
+    </w:p>
+    <w:p>
+      <w:pPr>
+        <w:pStyle w:val="p1"/>
+      </w:pPr>
+      <w:r>
+        <w:t>environmental justice").</w:t>
       </w:r>
     </w:p>
     <w:p/>
@@ -5607,7 +6375,7 @@
         <w:pStyle w:val="Heading3"/>
       </w:pPr>
       <w:r>
-        <w:t>Feature importance interpretation</w:t>
+        <w:t>Mitigation approaches</w:t>
       </w:r>
     </w:p>
     <w:p>
@@ -5615,7 +6383,7 @@
         <w:pStyle w:val="p1"/>
       </w:pPr>
       <w:r>
-        <w:t>Explain which variables most strongly influence</w:t>
+        <w:t>Propose concrete, practical strategies to address each</w:t>
       </w:r>
     </w:p>
     <w:p>
@@ -5623,61 +6391,116 @@
         <w:pStyle w:val="p1"/>
       </w:pPr>
       <w:r>
-        <w:t>your model's predictions and what these patterns mean for organizational strategy (</w:t>
-      </w:r>
-      <w:proofErr w:type="gramStart"/>
-      <w:r>
-        <w:t>e.g.,●</w:t>
-      </w:r>
-      <w:proofErr w:type="gramEnd"/>
+        <w:t>identified risk, showing how to minimize potential negative impacts (e.g.,</w:t>
+      </w:r>
     </w:p>
     <w:p>
       <w:pPr>
         <w:pStyle w:val="p1"/>
       </w:pPr>
       <w:r>
+        <w:t>"Implement</w:t>
+      </w:r>
+    </w:p>
+    <w:p>
+      <w:pPr>
+        <w:pStyle w:val="p1"/>
+      </w:pPr>
+      <w:r>
+        <w:t>monthly performance monitoring to detect accuracy drops quickly, create override rules</w:t>
+      </w:r>
+    </w:p>
+    <w:p>
+      <w:pPr>
+        <w:pStyle w:val="p1"/>
+      </w:pPr>
+      <w:r>
+        <w:t>for high-stakes decisions requiring human review, ensure diverse representation in</w:t>
+      </w:r>
+    </w:p>
+    <w:p>
+      <w:pPr>
+        <w:pStyle w:val="p1"/>
+      </w:pPr>
+      <w:r>
+        <w:t>training data updates, and establish clear privacy policies about data usage in modeling"</w:t>
+      </w:r>
+    </w:p>
+    <w:p>
+      <w:pPr>
+        <w:pStyle w:val="p1"/>
+      </w:pPr>
+      <w:r>
+        <w:t>or "Implement peer review processes for all published conclusions, establish uncertainty</w:t>
+      </w:r>
+    </w:p>
+    <w:p>
+      <w:pPr>
+        <w:pStyle w:val="p1"/>
+      </w:pPr>
+      <w:r>
+        <w:t>quantification and clear confidence intervals in reporting, create community engagement</w:t>
+      </w:r>
+    </w:p>
+    <w:p>
+      <w:pPr>
+        <w:pStyle w:val="p1"/>
+      </w:pPr>
+      <w:r>
+        <w:t>protocols to explain findings appropriately, and develop correction/retraction procedures</w:t>
+      </w:r>
+    </w:p>
+    <w:p>
+      <w:pPr>
+        <w:pStyle w:val="p1"/>
+      </w:pPr>
+      <w:r>
+        <w:t>for any discovered errors").</w:t>
+      </w:r>
+    </w:p>
+    <w:p>
+      <w:pPr>
+        <w:pStyle w:val="Heading1"/>
+      </w:pPr>
+      <w:r>
+        <w:t>Section 2: Project Review and Reflection</w:t>
+      </w:r>
+    </w:p>
+    <w:p/>
+    <w:p>
+      <w:pPr>
+        <w:pStyle w:val="Heading2"/>
+      </w:pPr>
+      <w:r>
+        <w:t>2.1 Project Retrospective</w:t>
+      </w:r>
+    </w:p>
+    <w:p/>
+    <w:p>
+      <w:pPr>
+        <w:pStyle w:val="Heading3"/>
+      </w:pPr>
+      <w:r>
+        <w:t>What went well</w:t>
+      </w:r>
+    </w:p>
+    <w:p/>
+    <w:p>
+      <w:pPr>
+        <w:pStyle w:val="Heading3"/>
+      </w:pPr>
+      <w:r>
+        <w:t>Challenges faced</w:t>
+      </w:r>
+    </w:p>
+    <w:p/>
+    <w:p>
+      <w:pPr>
+        <w:pStyle w:val="Heading3"/>
+      </w:pPr>
+      <w:r>
         <w:lastRenderedPageBreak/>
-        <w:t>"'Days since last purchase' is the strongest predictor of churn, importance score 0.35,</w:t>
-      </w:r>
-    </w:p>
-    <w:p>
-      <w:pPr>
-        <w:pStyle w:val="p1"/>
-      </w:pPr>
-      <w:r>
-        <w:t>indicating that re-engagement campaigns should trigger after 30 days of inactivity rather</w:t>
-      </w:r>
-    </w:p>
-    <w:p>
-      <w:pPr>
-        <w:pStyle w:val="p1"/>
-      </w:pPr>
-      <w:r>
-        <w:t>than the current 90-day policy" or "PM2.5 concentration shows the highest correlation</w:t>
-      </w:r>
-    </w:p>
-    <w:p>
-      <w:pPr>
-        <w:pStyle w:val="p1"/>
-      </w:pPr>
-      <w:r>
-        <w:t>with health outcomes (β=1.4, p&lt;0.001), followed by temperature interactions, indicating</w:t>
-      </w:r>
-    </w:p>
-    <w:p>
-      <w:pPr>
-        <w:pStyle w:val="p1"/>
-      </w:pPr>
-      <w:r>
-        <w:t>that air quality reporting should prioritize particulate matter warnings and include</w:t>
-      </w:r>
-    </w:p>
-    <w:p>
-      <w:pPr>
-        <w:pStyle w:val="p1"/>
-      </w:pPr>
-      <w:r>
-        <w:t>temperature context to help residents understand compound health risks").</w:t>
+        <w:t>Alternative approaches</w:t>
       </w:r>
     </w:p>
     <w:p/>
@@ -5686,88 +6509,25 @@
         <w:pStyle w:val="Heading3"/>
       </w:pPr>
       <w:r>
-        <w:t>Limitations and caveats</w:t>
-      </w:r>
-    </w:p>
-    <w:p>
-      <w:pPr>
-        <w:pStyle w:val="p1"/>
-      </w:pPr>
-      <w:r>
-        <w:t>Clearly identify areas where model predictions should be</w:t>
-      </w:r>
-    </w:p>
-    <w:p>
-      <w:pPr>
-        <w:pStyle w:val="p1"/>
-      </w:pPr>
-      <w:r>
-        <w:t>supplemented with human expertise or organizational context (e.g.,</w:t>
-      </w:r>
-    </w:p>
-    <w:p>
-      <w:pPr>
-        <w:pStyle w:val="p1"/>
-      </w:pPr>
-      <w:r>
-        <w:t>"The model cannot</w:t>
-      </w:r>
-    </w:p>
-    <w:p>
-      <w:pPr>
-        <w:pStyle w:val="p1"/>
-      </w:pPr>
-      <w:r>
-        <w:t>account for external factors like competitor promotions or economic downturns, so</w:t>
-      </w:r>
-    </w:p>
-    <w:p>
-      <w:pPr>
-        <w:pStyle w:val="p1"/>
-      </w:pPr>
-      <w:r>
-        <w:t>predictions during major market events should be reviewed by marketing managers who</w:t>
-      </w:r>
-    </w:p>
-    <w:p>
-      <w:pPr>
-        <w:pStyle w:val="p1"/>
-      </w:pPr>
-      <w:r>
-        <w:t>can apply additional business context" or "The model cannot capture indoor air exposure</w:t>
-      </w:r>
-    </w:p>
-    <w:p>
-      <w:pPr>
-        <w:pStyle w:val="p1"/>
-      </w:pPr>
-      <w:r>
-        <w:t>or individual health behaviors, so findings should be reported as population-level trends</w:t>
-      </w:r>
-    </w:p>
-    <w:p>
-      <w:pPr>
-        <w:pStyle w:val="p1"/>
-      </w:pPr>
-      <w:r>
-        <w:t>that require individual readers to consider their personal risk factors and consult</w:t>
-      </w:r>
-    </w:p>
-    <w:p>
-      <w:pPr>
-        <w:pStyle w:val="p1"/>
-      </w:pPr>
-      <w:r>
-        <w:t>healthcare providers for medical decisions").</w:t>
+        <w:t>CRISP-DM reflection</w:t>
       </w:r>
     </w:p>
     <w:p/>
     <w:p>
       <w:pPr>
+        <w:pStyle w:val="Heading3"/>
+      </w:pPr>
+      <w:r>
+        <w:t>Time allocation</w:t>
+      </w:r>
+    </w:p>
+    <w:p/>
+    <w:p>
+      <w:pPr>
         <w:pStyle w:val="Heading2"/>
       </w:pPr>
       <w:r>
-        <w:t>1.3 Risk Assessment and Mitigation Strategies</w:t>
+        <w:t>2.2 Lessons Learned and Future Applications</w:t>
       </w:r>
     </w:p>
     <w:p/>
@@ -5776,79 +6536,7 @@
         <w:pStyle w:val="Heading3"/>
       </w:pPr>
       <w:r>
-        <w:t>Model risks</w:t>
-      </w:r>
-    </w:p>
-    <w:p>
-      <w:pPr>
-        <w:pStyle w:val="p1"/>
-      </w:pPr>
-      <w:r>
-        <w:t>Identify specific scenarios or conditions where your model might produce</w:t>
-      </w:r>
-    </w:p>
-    <w:p>
-      <w:pPr>
-        <w:pStyle w:val="p1"/>
-      </w:pPr>
-      <w:r>
-        <w:t>unreliable predictions or fail entirely (e.g.,</w:t>
-      </w:r>
-    </w:p>
-    <w:p>
-      <w:pPr>
-        <w:pStyle w:val="p1"/>
-      </w:pPr>
-      <w:r>
-        <w:t>"The model may fail during major sales events</w:t>
-      </w:r>
-    </w:p>
-    <w:p>
-      <w:pPr>
-        <w:pStyle w:val="p1"/>
-      </w:pPr>
-      <w:r>
-        <w:t>like Black Friday when customer behavior drastically differs from normal patterns, or</w:t>
-      </w:r>
-    </w:p>
-    <w:p>
-      <w:pPr>
-        <w:pStyle w:val="p1"/>
-      </w:pPr>
-      <w:r>
-        <w:t>when predicting for customer segments with fewer than 100 examples in the training</w:t>
-      </w:r>
-    </w:p>
-    <w:p>
-      <w:pPr>
-        <w:pStyle w:val="p1"/>
-      </w:pPr>
-      <w:r>
-        <w:t>data" or "The model may fail during extreme weather events or unusual pollution</w:t>
-      </w:r>
-    </w:p>
-    <w:p>
-      <w:pPr>
-        <w:pStyle w:val="p1"/>
-      </w:pPr>
-      <w:r>
-        <w:t>episodes (wildfire smoke, industrial accidents) that fall outside historical patterns, or</w:t>
-      </w:r>
-    </w:p>
-    <w:p>
-      <w:pPr>
-        <w:pStyle w:val="p1"/>
-      </w:pPr>
-      <w:r>
-        <w:t>when applied to neighborhoods with substantially different demographics than the</w:t>
-      </w:r>
-    </w:p>
-    <w:p>
-      <w:pPr>
-        <w:pStyle w:val="p1"/>
-      </w:pPr>
-      <w:r>
-        <w:t>training data").</w:t>
+        <w:t>Technical lessons</w:t>
       </w:r>
     </w:p>
     <w:p/>
@@ -5857,79 +6545,7 @@
         <w:pStyle w:val="Heading3"/>
       </w:pPr>
       <w:r>
-        <w:t>Data risks</w:t>
-      </w:r>
-    </w:p>
-    <w:p>
-      <w:pPr>
-        <w:pStyle w:val="p1"/>
-      </w:pPr>
-      <w:r>
-        <w:t>Consider what could go wrong with the data pipeline or how changes in data</w:t>
-      </w:r>
-    </w:p>
-    <w:p>
-      <w:pPr>
-        <w:pStyle w:val="p1"/>
-      </w:pPr>
-      <w:r>
-        <w:t>patterns could affect model performance (e.g.,</w:t>
-      </w:r>
-    </w:p>
-    <w:p>
-      <w:pPr>
-        <w:pStyle w:val="p1"/>
-      </w:pPr>
-      <w:r>
-        <w:t>"If the data collection process changes</w:t>
-      </w:r>
-    </w:p>
-    <w:p>
-      <w:pPr>
-        <w:pStyle w:val="p1"/>
-      </w:pPr>
-      <w:r>
-        <w:t>and certain fields start having more missing values, or if customer behavior shifts</w:t>
-      </w:r>
-    </w:p>
-    <w:p>
-      <w:pPr>
-        <w:pStyle w:val="p1"/>
-      </w:pPr>
-      <w:r>
-        <w:t>significantly due to economic changes, the model's accuracy could drop below</w:t>
-      </w:r>
-    </w:p>
-    <w:p>
-      <w:pPr>
-        <w:pStyle w:val="p1"/>
-      </w:pPr>
-      <w:r>
-        <w:t>acceptable thresholds" or "If air quality monitoring stations are moved, decommissioned,</w:t>
-      </w:r>
-    </w:p>
-    <w:p>
-      <w:pPr>
-        <w:pStyle w:val="p1"/>
-      </w:pPr>
-      <w:r>
-        <w:t>or recalibrated, or if health outcome reporting methods change across hospital systems,</w:t>
-      </w:r>
-    </w:p>
-    <w:p>
-      <w:pPr>
-        <w:pStyle w:val="p1"/>
-      </w:pPr>
-      <w:r>
-        <w:t>the model relationships could become invalid, leading to incorrect conclusions about</w:t>
-      </w:r>
-    </w:p>
-    <w:p>
-      <w:pPr>
-        <w:pStyle w:val="p1"/>
-      </w:pPr>
-      <w:r>
-        <w:t>pollution health impacts").</w:t>
+        <w:t>Process insights</w:t>
       </w:r>
     </w:p>
     <w:p/>
@@ -5938,95 +6554,7 @@
         <w:pStyle w:val="Heading3"/>
       </w:pPr>
       <w:r>
-        <w:t>Organizational risks</w:t>
-      </w:r>
-    </w:p>
-    <w:p>
-      <w:pPr>
-        <w:pStyle w:val="p1"/>
-      </w:pPr>
-      <w:r>
-        <w:t>Analyze potential negative consequences of model deployment/</w:t>
-      </w:r>
-    </w:p>
-    <w:p>
-      <w:pPr>
-        <w:pStyle w:val="p1"/>
-      </w:pPr>
-      <w:r>
-        <w:t>results dissemination on operations, stakeholder satisfaction, or organizational</w:t>
-      </w:r>
-    </w:p>
-    <w:p>
-      <w:pPr>
-        <w:pStyle w:val="p1"/>
-      </w:pPr>
-      <w:r>
-        <w:t>reputation (e.g.,</w:t>
-      </w:r>
-    </w:p>
-    <w:p>
-      <w:pPr>
-        <w:pStyle w:val="p1"/>
-      </w:pPr>
-      <w:r>
-        <w:t>"False positive churn predictions could lead to unnecessary retention</w:t>
-      </w:r>
-    </w:p>
-    <w:p>
-      <w:pPr>
-        <w:pStyle w:val="p1"/>
-      </w:pPr>
-      <w:r>
-        <w:t>offers that reduce profit margins, while false negatives mean missing at-risk customers,</w:t>
-      </w:r>
-    </w:p>
-    <w:p>
-      <w:pPr>
-        <w:pStyle w:val="p1"/>
-      </w:pPr>
-      <w:r>
-        <w:t>potentially damaging long-term customer relationships if they feel ignored" or "Publishing</w:t>
-      </w:r>
-    </w:p>
-    <w:p>
-      <w:pPr>
-        <w:pStyle w:val="p1"/>
-      </w:pPr>
-      <w:r>
-        <w:t>incorrect or overstated health conclusions could damage editorial credibility and public</w:t>
-      </w:r>
-    </w:p>
-    <w:p>
-      <w:pPr>
-        <w:pStyle w:val="p1"/>
-      </w:pPr>
-      <w:r>
-        <w:t>trust, while understating real health risks could fail to inform residents about legitimate●</w:t>
-      </w:r>
-    </w:p>
-    <w:p>
-      <w:pPr>
-        <w:pStyle w:val="p1"/>
-      </w:pPr>
-      <w:r>
-        <w:t>●</w:t>
-      </w:r>
-    </w:p>
-    <w:p>
-      <w:pPr>
-        <w:pStyle w:val="p1"/>
-      </w:pPr>
-      <w:r>
-        <w:t>dangers, potentially leading to inadequate protective behaviors during high-pollution</w:t>
-      </w:r>
-    </w:p>
-    <w:p>
-      <w:pPr>
-        <w:pStyle w:val="p1"/>
-      </w:pPr>
-      <w:r>
-        <w:t>episodes").</w:t>
+        <w:t>Domain knowledge</w:t>
       </w:r>
     </w:p>
     <w:p/>
@@ -6035,87 +6563,7 @@
         <w:pStyle w:val="Heading3"/>
       </w:pPr>
       <w:r>
-        <w:t>Ethical considerations</w:t>
-      </w:r>
-    </w:p>
-    <w:p>
-      <w:pPr>
-        <w:pStyle w:val="p1"/>
-      </w:pPr>
-      <w:r>
-        <w:t>Examine your specific model and data for potential bias,</w:t>
-      </w:r>
-    </w:p>
-    <w:p>
-      <w:pPr>
-        <w:pStyle w:val="p1"/>
-      </w:pPr>
-      <w:r>
-        <w:t>fairness issues, or privacy concerns relevant to your use case (e.g.,</w:t>
-      </w:r>
-    </w:p>
-    <w:p>
-      <w:pPr>
-        <w:pStyle w:val="p1"/>
-      </w:pPr>
-      <w:r>
-        <w:t>"The model shows</w:t>
-      </w:r>
-    </w:p>
-    <w:p>
-      <w:pPr>
-        <w:pStyle w:val="p1"/>
-      </w:pPr>
-      <w:r>
-        <w:t>lower accuracy for customers from certain zip codes, which could lead to unequal</w:t>
-      </w:r>
-    </w:p>
-    <w:p>
-      <w:pPr>
-        <w:pStyle w:val="p1"/>
-      </w:pPr>
-      <w:r>
-        <w:t>treatment in marketing campaigns; additionally, using detailed purchase history raises</w:t>
-      </w:r>
-    </w:p>
-    <w:p>
-      <w:pPr>
-        <w:pStyle w:val="p1"/>
-      </w:pPr>
-      <w:r>
-        <w:t>privacy concerns about how much customer behavior tracking is appropriate" or "The</w:t>
-      </w:r>
-    </w:p>
-    <w:p>
-      <w:pPr>
-        <w:pStyle w:val="p1"/>
-      </w:pPr>
-      <w:r>
-        <w:t>model shows weaker performance in lower-income neighborhoods, potentially leading to</w:t>
-      </w:r>
-    </w:p>
-    <w:p>
-      <w:pPr>
-        <w:pStyle w:val="p1"/>
-      </w:pPr>
-      <w:r>
-        <w:t>health disparities in information quality; additionally, neighborhood-level reporting could</w:t>
-      </w:r>
-    </w:p>
-    <w:p>
-      <w:pPr>
-        <w:pStyle w:val="p1"/>
-      </w:pPr>
-      <w:r>
-        <w:t>stigmatize certain communities or affect property values, raising concerns about</w:t>
-      </w:r>
-    </w:p>
-    <w:p>
-      <w:pPr>
-        <w:pStyle w:val="p1"/>
-      </w:pPr>
-      <w:r>
-        <w:t>environmental justice").</w:t>
+        <w:t>Tool proficiency</w:t>
       </w:r>
     </w:p>
     <w:p/>
@@ -6124,232 +6572,35 @@
         <w:pStyle w:val="Heading3"/>
       </w:pPr>
       <w:r>
-        <w:t>Mitigation approaches</w:t>
-      </w:r>
-    </w:p>
-    <w:p>
-      <w:pPr>
-        <w:pStyle w:val="p1"/>
-      </w:pPr>
-      <w:r>
-        <w:t>Propose concrete, practical strategies to address each</w:t>
-      </w:r>
-    </w:p>
-    <w:p>
-      <w:pPr>
-        <w:pStyle w:val="p1"/>
-      </w:pPr>
-      <w:r>
-        <w:t>identified risk, showing how to minimize potential negative impacts (e.g.,</w:t>
-      </w:r>
-    </w:p>
-    <w:p>
-      <w:pPr>
-        <w:pStyle w:val="p1"/>
-      </w:pPr>
-      <w:r>
-        <w:t>"Implement</w:t>
-      </w:r>
-    </w:p>
-    <w:p>
-      <w:pPr>
-        <w:pStyle w:val="p1"/>
-      </w:pPr>
-      <w:r>
-        <w:t>monthly performance monitoring to detect accuracy drops quickly, create override rules</w:t>
-      </w:r>
-    </w:p>
-    <w:p>
-      <w:pPr>
-        <w:pStyle w:val="p1"/>
-      </w:pPr>
-      <w:r>
-        <w:t>for high-stakes decisions requiring human review, ensure diverse representation in</w:t>
-      </w:r>
-    </w:p>
-    <w:p>
-      <w:pPr>
-        <w:pStyle w:val="p1"/>
-      </w:pPr>
-      <w:r>
-        <w:t>training data updates, and establish clear privacy policies about data usage in modeling"</w:t>
-      </w:r>
-    </w:p>
-    <w:p>
-      <w:pPr>
-        <w:pStyle w:val="p1"/>
-      </w:pPr>
-      <w:r>
-        <w:t>or "Implement peer review processes for all published conclusions, establish uncertainty</w:t>
-      </w:r>
-    </w:p>
-    <w:p>
-      <w:pPr>
-        <w:pStyle w:val="p1"/>
-      </w:pPr>
-      <w:r>
-        <w:t>quantification and clear confidence intervals in reporting, create community engagement</w:t>
-      </w:r>
-    </w:p>
-    <w:p>
-      <w:pPr>
-        <w:pStyle w:val="p1"/>
-      </w:pPr>
-      <w:r>
-        <w:t>protocols to explain findings appropriately, and develop correction/retraction procedures</w:t>
-      </w:r>
-    </w:p>
-    <w:p>
-      <w:pPr>
-        <w:pStyle w:val="p1"/>
-      </w:pPr>
-      <w:r>
-        <w:t>for any discovered errors").</w:t>
-      </w:r>
-    </w:p>
+        <w:t>Future applications</w:t>
+      </w:r>
+    </w:p>
+    <w:p/>
     <w:p>
       <w:pPr>
         <w:pStyle w:val="Heading1"/>
       </w:pPr>
-      <w:r>
-        <w:t>Section 2: Project Review and Reflection</w:t>
+      <w:bookmarkStart w:id="3" w:name="_Toc225179805"/>
+      <w:r>
+        <w:t>Conclusion</w:t>
+      </w:r>
+      <w:bookmarkEnd w:id="3"/>
+    </w:p>
+    <w:p>
+      <w:pPr>
+        <w:spacing w:before="120" w:after="120"/>
+      </w:pPr>
+      <w:r>
+        <w:t xml:space="preserve"> </w:t>
       </w:r>
     </w:p>
     <w:p/>
     <w:p>
       <w:pPr>
-        <w:pStyle w:val="Heading2"/>
-      </w:pPr>
-      <w:r>
-        <w:t>2.1 Project Retrospective</w:t>
-      </w:r>
-    </w:p>
-    <w:p/>
-    <w:p>
-      <w:pPr>
-        <w:pStyle w:val="Heading3"/>
-      </w:pPr>
-      <w:r>
-        <w:t>What went well</w:t>
-      </w:r>
-    </w:p>
-    <w:p/>
-    <w:p>
-      <w:pPr>
-        <w:pStyle w:val="Heading3"/>
-      </w:pPr>
-      <w:r>
-        <w:t>Challenges faced</w:t>
-      </w:r>
-    </w:p>
-    <w:p/>
-    <w:p>
-      <w:pPr>
-        <w:pStyle w:val="Heading3"/>
-      </w:pPr>
-      <w:r>
-        <w:t>Alternative approaches</w:t>
-      </w:r>
-    </w:p>
-    <w:p/>
-    <w:p>
-      <w:pPr>
-        <w:pStyle w:val="Heading3"/>
-      </w:pPr>
-      <w:r>
-        <w:t>CRISP-DM reflection</w:t>
-      </w:r>
-    </w:p>
-    <w:p/>
-    <w:p>
-      <w:pPr>
-        <w:pStyle w:val="Heading3"/>
-      </w:pPr>
-      <w:r>
-        <w:t>Time allocation</w:t>
-      </w:r>
-    </w:p>
-    <w:p/>
-    <w:p>
-      <w:pPr>
-        <w:pStyle w:val="Heading2"/>
-      </w:pPr>
-      <w:r>
-        <w:t>2.2 Lessons Learned and Future Applications</w:t>
-      </w:r>
-    </w:p>
-    <w:p/>
-    <w:p>
-      <w:pPr>
-        <w:pStyle w:val="Heading3"/>
-      </w:pPr>
-      <w:r>
-        <w:lastRenderedPageBreak/>
-        <w:t>Technical lessons</w:t>
-      </w:r>
-    </w:p>
-    <w:p/>
-    <w:p>
-      <w:pPr>
-        <w:pStyle w:val="Heading3"/>
-      </w:pPr>
-      <w:r>
-        <w:t>Process insights</w:t>
-      </w:r>
-    </w:p>
-    <w:p/>
-    <w:p>
-      <w:pPr>
-        <w:pStyle w:val="Heading3"/>
-      </w:pPr>
-      <w:r>
-        <w:t>Domain knowledge</w:t>
-      </w:r>
-    </w:p>
-    <w:p/>
-    <w:p>
-      <w:pPr>
-        <w:pStyle w:val="Heading3"/>
-      </w:pPr>
-      <w:r>
-        <w:t>Tool proficiency</w:t>
-      </w:r>
-    </w:p>
-    <w:p/>
-    <w:p>
-      <w:pPr>
-        <w:pStyle w:val="Heading3"/>
-      </w:pPr>
-      <w:r>
-        <w:t>Future applications</w:t>
-      </w:r>
-    </w:p>
-    <w:p/>
-    <w:p>
-      <w:pPr>
-        <w:pStyle w:val="Heading1"/>
-      </w:pPr>
-      <w:bookmarkStart w:id="1" w:name="_Toc225179805"/>
-      <w:r>
-        <w:t>Conclusion</w:t>
-      </w:r>
-      <w:bookmarkEnd w:id="1"/>
-    </w:p>
-    <w:p>
-      <w:pPr>
-        <w:spacing w:before="120" w:after="120"/>
-      </w:pPr>
-      <w:r>
-        <w:t xml:space="preserve"> </w:t>
-      </w:r>
-    </w:p>
-    <w:p/>
-    <w:p>
-      <w:pPr>
         <w:sectPr>
-          <w:footerReference w:type="even" r:id="rId10"/>
-          <w:footerReference w:type="default" r:id="rId11"/>
-          <w:footerReference w:type="first" r:id="rId12"/>
+          <w:footerReference w:type="even" r:id="rId13"/>
+          <w:footerReference w:type="default" r:id="rId14"/>
+          <w:footerReference w:type="first" r:id="rId15"/>
           <w:pgSz w:w="12240" w:h="15840"/>
           <w:pgMar w:top="1440" w:right="1440" w:bottom="1440" w:left="1440" w:header="720" w:footer="720" w:gutter="0"/>
           <w:cols w:space="720"/>
@@ -6362,9 +6613,9 @@
       <w:pPr>
         <w:pStyle w:val="Heading1"/>
       </w:pPr>
-      <w:bookmarkStart w:id="2" w:name="_Ref222161412"/>
-      <w:bookmarkStart w:id="3" w:name="_Ref225011442"/>
-      <w:bookmarkStart w:id="4" w:name="_Toc225179806"/>
+      <w:bookmarkStart w:id="4" w:name="_Ref222161412"/>
+      <w:bookmarkStart w:id="5" w:name="_Ref225011442"/>
+      <w:bookmarkStart w:id="6" w:name="_Toc225179806"/>
       <w:r>
         <w:lastRenderedPageBreak/>
         <w:t xml:space="preserve">Appendix A: </w:t>
@@ -6372,12 +6623,12 @@
       <w:r>
         <w:t xml:space="preserve">Data Dictionary for </w:t>
       </w:r>
-      <w:bookmarkEnd w:id="2"/>
+      <w:bookmarkEnd w:id="4"/>
       <w:r>
         <w:t>Final Dataset</w:t>
       </w:r>
-      <w:bookmarkEnd w:id="3"/>
-      <w:bookmarkEnd w:id="4"/>
+      <w:bookmarkEnd w:id="5"/>
+      <w:bookmarkEnd w:id="6"/>
     </w:p>
     <w:tbl>
       <w:tblPr>
@@ -9385,8 +9636,8 @@
       <w:r>
         <w:t xml:space="preserve"> </w:t>
       </w:r>
-      <w:bookmarkStart w:id="5" w:name="_Ref221359088"/>
-      <w:bookmarkStart w:id="6" w:name="_Ref221449793"/>
+      <w:bookmarkStart w:id="7" w:name="_Ref221359088"/>
+      <w:bookmarkStart w:id="8" w:name="_Ref221449793"/>
     </w:p>
     <w:p>
       <w:pPr>
@@ -9403,11 +9654,11 @@
       <w:pPr>
         <w:pStyle w:val="Heading1"/>
       </w:pPr>
-      <w:bookmarkStart w:id="7" w:name="_Ref221902899"/>
-      <w:bookmarkStart w:id="8" w:name="_Toc225179807"/>
-      <w:bookmarkStart w:id="9" w:name="_Ref221819746"/>
-      <w:bookmarkEnd w:id="5"/>
-      <w:bookmarkEnd w:id="6"/>
+      <w:bookmarkStart w:id="9" w:name="_Ref221902899"/>
+      <w:bookmarkStart w:id="10" w:name="_Toc225179807"/>
+      <w:bookmarkStart w:id="11" w:name="_Ref221819746"/>
+      <w:bookmarkEnd w:id="7"/>
+      <w:bookmarkEnd w:id="8"/>
       <w:r>
         <w:lastRenderedPageBreak/>
         <w:t xml:space="preserve">Appendix </w:t>
@@ -9433,8 +9684,8 @@
       <w:r>
         <w:t xml:space="preserve"> Fields</w:t>
       </w:r>
-      <w:bookmarkEnd w:id="7"/>
-      <w:bookmarkEnd w:id="8"/>
+      <w:bookmarkEnd w:id="9"/>
+      <w:bookmarkEnd w:id="10"/>
     </w:p>
     <w:tbl>
       <w:tblPr>
@@ -9852,7 +10103,7 @@
       </w:tr>
     </w:tbl>
     <w:p>
-      <w:bookmarkStart w:id="10" w:name="_Ref221902922"/>
+      <w:bookmarkStart w:id="12" w:name="_Ref221902922"/>
     </w:p>
     <w:p>
       <w:pPr>
@@ -9868,19 +10119,19 @@
       <w:r>
         <w:br w:type="page"/>
       </w:r>
-      <w:bookmarkEnd w:id="9"/>
-      <w:bookmarkEnd w:id="10"/>
+      <w:bookmarkEnd w:id="11"/>
+      <w:bookmarkEnd w:id="12"/>
     </w:p>
     <w:p>
       <w:pPr>
         <w:pStyle w:val="Heading1"/>
       </w:pPr>
-      <w:bookmarkStart w:id="11" w:name="_Toc225179808"/>
+      <w:bookmarkStart w:id="13" w:name="_Toc225179808"/>
       <w:r>
         <w:lastRenderedPageBreak/>
         <w:t>AI Statement of Use</w:t>
       </w:r>
-      <w:bookmarkEnd w:id="11"/>
+      <w:bookmarkEnd w:id="13"/>
     </w:p>
     <w:p>
       <w:r>
@@ -9901,11 +10152,11 @@
       <w:pPr>
         <w:pStyle w:val="Heading1"/>
       </w:pPr>
-      <w:bookmarkStart w:id="12" w:name="_Toc225179809"/>
+      <w:bookmarkStart w:id="14" w:name="_Toc225179809"/>
       <w:r>
         <w:t>Bibliography</w:t>
       </w:r>
-      <w:bookmarkEnd w:id="12"/>
+      <w:bookmarkEnd w:id="14"/>
     </w:p>
     <w:p>
       <w:pPr>
@@ -9925,7 +10176,7 @@
       <w:r>
         <w:t xml:space="preserve">. </w:t>
       </w:r>
-      <w:hyperlink r:id="rId13" w:history="1">
+      <w:hyperlink r:id="rId16" w:history="1">
         <w:r>
           <w:rPr>
             <w:rStyle w:val="Hyperlink"/>
@@ -9952,7 +10203,7 @@
       <w:r>
         <w:t xml:space="preserve">. </w:t>
       </w:r>
-      <w:hyperlink r:id="rId14" w:history="1">
+      <w:hyperlink r:id="rId17" w:history="1">
         <w:r>
           <w:rPr>
             <w:rStyle w:val="Hyperlink"/>
@@ -9976,7 +10227,7 @@
       <w:r>
         <w:t xml:space="preserve">. (n.d.). Retrieved February 1, 2026, from </w:t>
       </w:r>
-      <w:hyperlink r:id="rId15" w:history="1">
+      <w:hyperlink r:id="rId18" w:history="1">
         <w:r>
           <w:rPr>
             <w:rStyle w:val="Hyperlink"/>
@@ -10017,7 +10268,7 @@
       <w:r>
         <w:t xml:space="preserve">. </w:t>
       </w:r>
-      <w:hyperlink r:id="rId16" w:history="1">
+      <w:hyperlink r:id="rId19" w:history="1">
         <w:r>
           <w:rPr>
             <w:rStyle w:val="Hyperlink"/>
@@ -10052,7 +10303,7 @@
       <w:r>
         <w:t xml:space="preserve">. </w:t>
       </w:r>
-      <w:hyperlink r:id="rId17" w:history="1">
+      <w:hyperlink r:id="rId20" w:history="1">
         <w:r>
           <w:rPr>
             <w:rStyle w:val="Hyperlink"/>
@@ -10087,7 +10338,7 @@
       <w:r>
         <w:t xml:space="preserve">. </w:t>
       </w:r>
-      <w:hyperlink r:id="rId18" w:history="1">
+      <w:hyperlink r:id="rId21" w:history="1">
         <w:r>
           <w:rPr>
             <w:rStyle w:val="Hyperlink"/>
@@ -10114,7 +10365,7 @@
       <w:r>
         <w:t xml:space="preserve">. </w:t>
       </w:r>
-      <w:hyperlink r:id="rId19" w:history="1">
+      <w:hyperlink r:id="rId22" w:history="1">
         <w:r>
           <w:rPr>
             <w:rStyle w:val="Hyperlink"/>
@@ -10147,7 +10398,7 @@
       <w:r>
         <w:t xml:space="preserve">. </w:t>
       </w:r>
-      <w:hyperlink r:id="rId20" w:history="1">
+      <w:hyperlink r:id="rId23" w:history="1">
         <w:r>
           <w:rPr>
             <w:rStyle w:val="Hyperlink"/>
@@ -10174,7 +10425,7 @@
       <w:r>
         <w:t xml:space="preserve">. </w:t>
       </w:r>
-      <w:hyperlink r:id="rId21" w:history="1">
+      <w:hyperlink r:id="rId24" w:history="1">
         <w:r>
           <w:rPr>
             <w:rStyle w:val="Hyperlink"/>
@@ -10204,7 +10455,7 @@
       <w:r>
         <w:t xml:space="preserve">. Retrieved January 22, 2026, from </w:t>
       </w:r>
-      <w:hyperlink r:id="rId22" w:history="1">
+      <w:hyperlink r:id="rId25" w:history="1">
         <w:r>
           <w:rPr>
             <w:rStyle w:val="Hyperlink"/>
@@ -10228,7 +10479,7 @@
       <w:r>
         <w:t xml:space="preserve">. (n.d.). Pennsylvania Department of Transportation. Retrieved January 25, 2026, from </w:t>
       </w:r>
-      <w:hyperlink r:id="rId23" w:history="1">
+      <w:hyperlink r:id="rId26" w:history="1">
         <w:r>
           <w:rPr>
             <w:rStyle w:val="Hyperlink"/>
@@ -10255,7 +10506,7 @@
       <w:r>
         <w:t xml:space="preserve">. (n.d.). Retrieved January 25, 2026, from </w:t>
       </w:r>
-      <w:hyperlink r:id="rId24" w:history="1">
+      <w:hyperlink r:id="rId27" w:history="1">
         <w:r>
           <w:rPr>
             <w:rStyle w:val="Hyperlink"/>

--- a/Evaluation_and_Deployment_Report_over_lisa .docx
+++ b/Evaluation_and_Deployment_Report_over_lisa .docx
@@ -5356,10 +5356,22 @@
     </w:p>
     <w:p>
       <w:r>
-        <w:t xml:space="preserve">The model reveals that aggressive driving did not increase during COVID-19 and remain high. </w:t>
-      </w:r>
-      <w:r>
-        <w:t>However, some key findings occurred after modeling the data as a classification problem. Formatting the data as a time series and decomposing the data into the trend, seasonality, and residual shows that some specific aggressive driving behaviors increased during COVID-19 and remain</w:t>
+        <w:t xml:space="preserve">The model reveals that aggressive </w:t>
+      </w:r>
+      <w:r>
+        <w:t xml:space="preserve">and distracted </w:t>
+      </w:r>
+      <w:r>
+        <w:t xml:space="preserve">driving did not increase during COVID-19 and remain high. </w:t>
+      </w:r>
+      <w:r>
+        <w:t xml:space="preserve">However, some </w:t>
+      </w:r>
+      <w:r>
+        <w:t>interesting findings occurred during exploratory data analysis that should be explored further because they support public sentiment about aggressive and distracted driving.</w:t>
+      </w:r>
+      <w:r>
+        <w:t xml:space="preserve"> Formatting the data as a time series and decomposing the data into the trend, seasonality, and residual shows that some specific aggressive driving behaviors increased during COVID-19 and remain</w:t>
       </w:r>
       <w:r>
         <w:t>ed</w:t>
@@ -5392,7 +5404,10 @@
         <w:fldChar w:fldCharType="end"/>
       </w:r>
       <w:r>
-        <w:t xml:space="preserve"> and </w:t>
+        <w:t>,</w:t>
+      </w:r>
+      <w:r>
+        <w:t xml:space="preserve"> </w:t>
       </w:r>
       <w:r>
         <w:fldChar w:fldCharType="begin"/>
@@ -5411,6 +5426,30 @@
           <w:noProof/>
         </w:rPr>
         <w:t>3</w:t>
+      </w:r>
+      <w:r>
+        <w:fldChar w:fldCharType="end"/>
+      </w:r>
+      <w:r>
+        <w:t xml:space="preserve">, and </w:t>
+      </w:r>
+      <w:r>
+        <w:fldChar w:fldCharType="begin"/>
+      </w:r>
+      <w:r>
+        <w:instrText xml:space="preserve"> REF _Ref225792302 \h </w:instrText>
+      </w:r>
+      <w:r>
+        <w:fldChar w:fldCharType="separate"/>
+      </w:r>
+      <w:r>
+        <w:t xml:space="preserve">Figure </w:t>
+      </w:r>
+      <w:r>
+        <w:rPr>
+          <w:noProof/>
+        </w:rPr>
+        <w:t>4</w:t>
       </w:r>
       <w:r>
         <w:fldChar w:fldCharType="end"/>
@@ -5590,6 +5629,7 @@
       <w:pPr>
         <w:pStyle w:val="Caption"/>
       </w:pPr>
+      <w:bookmarkStart w:id="3" w:name="_Ref225792302"/>
       <w:r>
         <w:t xml:space="preserve">Figure </w:t>
       </w:r>
@@ -5601,6 +5641,7 @@
           <w:t>4</w:t>
         </w:r>
       </w:fldSimple>
+      <w:bookmarkEnd w:id="3"/>
       <w:r>
         <w:t xml:space="preserve">: </w:t>
       </w:r>
@@ -5701,41 +5742,677 @@
         <w:t>Surprising discoveries</w:t>
       </w:r>
     </w:p>
-    <w:p/>
     <w:p>
       <w:pPr>
-        <w:pStyle w:val="p1"/>
-      </w:pPr>
-      <w:r>
-        <w:t>Highlight unexpected patterns or relationships in the data that</w:t>
+        <w:spacing w:before="120" w:after="120"/>
+      </w:pPr>
+      <w:r>
+        <w:t xml:space="preserve">The </w:t>
+      </w:r>
+      <w:r>
+        <w:t xml:space="preserve">fact that the F1 score was </w:t>
+      </w:r>
+      <w:r>
+        <w:t xml:space="preserve">very low or </w:t>
+      </w:r>
+      <w:r>
+        <w:t xml:space="preserve">0.0 for </w:t>
+      </w:r>
+      <w:r>
+        <w:t>the individual</w:t>
+      </w:r>
+      <w:r>
+        <w:t xml:space="preserve"> </w:t>
+      </w:r>
+      <w:r>
+        <w:t xml:space="preserve">driving </w:t>
+      </w:r>
+      <w:r>
+        <w:t>behaviors modeled with one</w:t>
+      </w:r>
+      <w:r>
+        <w:t>-</w:t>
+      </w:r>
+      <w:r>
+        <w:t>class</w:t>
+      </w:r>
+      <w:r>
+        <w:t xml:space="preserve"> classification is surprising given some of the time series plots</w:t>
+      </w:r>
+      <w:r>
+        <w:t>, as shown below</w:t>
+      </w:r>
+      <w:r>
+        <w:t>.</w:t>
+      </w:r>
+    </w:p>
+    <w:tbl>
+      <w:tblPr>
+        <w:tblStyle w:val="TableGrid"/>
+        <w:tblW w:w="0" w:type="auto"/>
+        <w:jc w:val="center"/>
+        <w:tblBorders>
+          <w:top w:val="none" w:sz="0" w:space="0" w:color="auto"/>
+          <w:left w:val="none" w:sz="0" w:space="0" w:color="auto"/>
+          <w:bottom w:val="none" w:sz="0" w:space="0" w:color="auto"/>
+          <w:right w:val="none" w:sz="0" w:space="0" w:color="auto"/>
+          <w:insideH w:val="none" w:sz="0" w:space="0" w:color="auto"/>
+          <w:insideV w:val="none" w:sz="0" w:space="0" w:color="auto"/>
+        </w:tblBorders>
+        <w:tblLook w:val="04A0" w:firstRow="1" w:lastRow="0" w:firstColumn="1" w:lastColumn="0" w:noHBand="0" w:noVBand="1"/>
+      </w:tblPr>
+      <w:tblGrid>
+        <w:gridCol w:w="5539"/>
+        <w:gridCol w:w="3811"/>
+      </w:tblGrid>
+      <w:tr>
+        <w:trPr>
+          <w:jc w:val="center"/>
+        </w:trPr>
+        <w:tc>
+          <w:tcPr>
+            <w:tcW w:w="5539" w:type="dxa"/>
+            <w:vAlign w:val="center"/>
+          </w:tcPr>
+          <w:p>
+            <w:pPr>
+              <w:spacing w:before="120" w:after="120"/>
+            </w:pPr>
+            <w:r>
+              <w:rPr>
+                <w:noProof/>
+                <w14:ligatures w14:val="standardContextual"/>
+              </w:rPr>
+              <w:lastRenderedPageBreak/>
+              <w:drawing>
+                <wp:inline distT="0" distB="0" distL="0" distR="0" wp14:anchorId="24DCA8DF" wp14:editId="4047382C">
+                  <wp:extent cx="3380154" cy="2535116"/>
+                  <wp:effectExtent l="0" t="0" r="0" b="5080"/>
+                  <wp:docPr id="153596875" name="Picture 9"/>
+                  <wp:cNvGraphicFramePr>
+                    <a:graphicFrameLocks xmlns:a="http://schemas.openxmlformats.org/drawingml/2006/main" noChangeAspect="1"/>
+                  </wp:cNvGraphicFramePr>
+                  <a:graphic xmlns:a="http://schemas.openxmlformats.org/drawingml/2006/main">
+                    <a:graphicData uri="http://schemas.openxmlformats.org/drawingml/2006/picture">
+                      <pic:pic xmlns:pic="http://schemas.openxmlformats.org/drawingml/2006/picture">
+                        <pic:nvPicPr>
+                          <pic:cNvPr id="153596875" name="Picture 153596875"/>
+                          <pic:cNvPicPr/>
+                        </pic:nvPicPr>
+                        <pic:blipFill>
+                          <a:blip r:embed="rId13">
+                            <a:extLst>
+                              <a:ext uri="{28A0092B-C50C-407E-A947-70E740481C1C}">
+                                <a14:useLocalDpi xmlns:a14="http://schemas.microsoft.com/office/drawing/2010/main" val="0"/>
+                              </a:ext>
+                            </a:extLst>
+                          </a:blip>
+                          <a:stretch>
+                            <a:fillRect/>
+                          </a:stretch>
+                        </pic:blipFill>
+                        <pic:spPr>
+                          <a:xfrm>
+                            <a:off x="0" y="0"/>
+                            <a:ext cx="3399041" cy="2549281"/>
+                          </a:xfrm>
+                          <a:prstGeom prst="rect">
+                            <a:avLst/>
+                          </a:prstGeom>
+                        </pic:spPr>
+                      </pic:pic>
+                    </a:graphicData>
+                  </a:graphic>
+                </wp:inline>
+              </w:drawing>
+            </w:r>
+          </w:p>
+        </w:tc>
+        <w:tc>
+          <w:tcPr>
+            <w:tcW w:w="3811" w:type="dxa"/>
+            <w:vAlign w:val="center"/>
+          </w:tcPr>
+          <w:p>
+            <w:pPr>
+              <w:spacing w:before="120" w:after="120"/>
+            </w:pPr>
+            <w:r>
+              <w:t>P</w:t>
+            </w:r>
+            <w:r>
+              <w:t xml:space="preserve">roceeding without clearance (NO_CLEARANCE) </w:t>
+            </w:r>
+            <w:r>
+              <w:t xml:space="preserve">increased slightly and then dipped during COVID-19 in 2020. The behavior then spiked significantly in 2023 before trending down.  </w:t>
+            </w:r>
+          </w:p>
+        </w:tc>
+      </w:tr>
+      <w:tr>
+        <w:trPr>
+          <w:jc w:val="center"/>
+        </w:trPr>
+        <w:tc>
+          <w:tcPr>
+            <w:tcW w:w="5539" w:type="dxa"/>
+            <w:vAlign w:val="center"/>
+          </w:tcPr>
+          <w:p>
+            <w:pPr>
+              <w:spacing w:before="120" w:after="120"/>
+            </w:pPr>
+            <w:r>
+              <w:rPr>
+                <w:noProof/>
+                <w14:ligatures w14:val="standardContextual"/>
+              </w:rPr>
+              <w:drawing>
+                <wp:inline distT="0" distB="0" distL="0" distR="0" wp14:anchorId="177CB247" wp14:editId="58EA8FB4">
+                  <wp:extent cx="3245618" cy="2434215"/>
+                  <wp:effectExtent l="0" t="0" r="5715" b="4445"/>
+                  <wp:docPr id="137971709" name="Picture 11"/>
+                  <wp:cNvGraphicFramePr>
+                    <a:graphicFrameLocks xmlns:a="http://schemas.openxmlformats.org/drawingml/2006/main" noChangeAspect="1"/>
+                  </wp:cNvGraphicFramePr>
+                  <a:graphic xmlns:a="http://schemas.openxmlformats.org/drawingml/2006/main">
+                    <a:graphicData uri="http://schemas.openxmlformats.org/drawingml/2006/picture">
+                      <pic:pic xmlns:pic="http://schemas.openxmlformats.org/drawingml/2006/picture">
+                        <pic:nvPicPr>
+                          <pic:cNvPr id="137971709" name="Picture 137971709"/>
+                          <pic:cNvPicPr/>
+                        </pic:nvPicPr>
+                        <pic:blipFill>
+                          <a:blip r:embed="rId14">
+                            <a:extLst>
+                              <a:ext uri="{28A0092B-C50C-407E-A947-70E740481C1C}">
+                                <a14:useLocalDpi xmlns:a14="http://schemas.microsoft.com/office/drawing/2010/main" val="0"/>
+                              </a:ext>
+                            </a:extLst>
+                          </a:blip>
+                          <a:stretch>
+                            <a:fillRect/>
+                          </a:stretch>
+                        </pic:blipFill>
+                        <pic:spPr>
+                          <a:xfrm>
+                            <a:off x="0" y="0"/>
+                            <a:ext cx="3257113" cy="2442836"/>
+                          </a:xfrm>
+                          <a:prstGeom prst="rect">
+                            <a:avLst/>
+                          </a:prstGeom>
+                        </pic:spPr>
+                      </pic:pic>
+                    </a:graphicData>
+                  </a:graphic>
+                </wp:inline>
+              </w:drawing>
+            </w:r>
+          </w:p>
+        </w:tc>
+        <w:tc>
+          <w:tcPr>
+            <w:tcW w:w="3811" w:type="dxa"/>
+            <w:vAlign w:val="center"/>
+          </w:tcPr>
+          <w:p>
+            <w:pPr>
+              <w:spacing w:before="120" w:after="120"/>
+            </w:pPr>
+            <w:r>
+              <w:t>Cell phone use spiked after COVID-19 in 2022 or 2023.</w:t>
+            </w:r>
+          </w:p>
+        </w:tc>
+      </w:tr>
+    </w:tbl>
+    <w:p>
+      <w:pPr>
+        <w:spacing w:before="120" w:after="120"/>
+      </w:pPr>
+      <w:r>
+        <w:t xml:space="preserve">Although neither of these behaviors spiked at the start of COVID-19, it is possible that the spikes </w:t>
+      </w:r>
+      <w:r>
+        <w:t>were still related to COVID-19. It makes sense that crashes related to vehicles proceeding without clearance</w:t>
+      </w:r>
+      <w:r>
+        <w:t xml:space="preserve"> or cell phone use would decrease, or not increase, during COVID-19 when there were fewer vehicles on the road. When people started driving again, they continued the habits they started during COVID-19 even though more vehicles were on the road. Proceeding without clearance is trending down, but it was still higher than it was before COVID-19 for a couple of years.</w:t>
       </w:r>
     </w:p>
     <w:p>
       <w:pPr>
-        <w:pStyle w:val="p1"/>
-      </w:pPr>
-      <w:r>
-        <w:t>challenge initial assumptions or reveal new opportunities (e.g.,</w:t>
+        <w:pStyle w:val="Heading3"/>
+      </w:pPr>
+      <w:proofErr w:type="spellStart"/>
+      <w:r>
+        <w:t>St</w:t>
+      </w:r>
+      <w:proofErr w:type="spellEnd"/>
+      <w:r>
+        <w:t>rategic recommendations</w:t>
       </w:r>
     </w:p>
     <w:p>
       <w:pPr>
         <w:pStyle w:val="p1"/>
-      </w:pPr>
-      <w:r>
-        <w:t>"Surprisingly, customers</w:t>
-      </w:r>
+        <w:spacing w:before="120" w:after="120"/>
+        <w:rPr>
+          <w:rFonts w:ascii="Times New Roman" w:hAnsi="Times New Roman" w:cs="Times New Roman"/>
+          <w:sz w:val="24"/>
+          <w:szCs w:val="24"/>
+        </w:rPr>
+      </w:pPr>
+      <w:r>
+        <w:rPr>
+          <w:rFonts w:ascii="Times New Roman" w:hAnsi="Times New Roman" w:cs="Times New Roman"/>
+          <w:sz w:val="24"/>
+          <w:szCs w:val="24"/>
+        </w:rPr>
+        <w:t xml:space="preserve">Several possibilities exist for moving forward with additional research given </w:t>
+      </w:r>
+      <w:r>
+        <w:rPr>
+          <w:rFonts w:ascii="Times New Roman" w:hAnsi="Times New Roman" w:cs="Times New Roman"/>
+          <w:sz w:val="24"/>
+          <w:szCs w:val="24"/>
+        </w:rPr>
+        <w:t xml:space="preserve">the </w:t>
+      </w:r>
+      <w:r>
+        <w:rPr>
+          <w:rFonts w:ascii="Times New Roman" w:hAnsi="Times New Roman" w:cs="Times New Roman"/>
+          <w:sz w:val="24"/>
+          <w:szCs w:val="24"/>
+        </w:rPr>
+        <w:t xml:space="preserve">poor performance of the classification models and the </w:t>
+      </w:r>
+      <w:r>
+        <w:rPr>
+          <w:rFonts w:ascii="Times New Roman" w:hAnsi="Times New Roman" w:cs="Times New Roman"/>
+          <w:sz w:val="24"/>
+          <w:szCs w:val="24"/>
+        </w:rPr>
+        <w:t>patterns revealed by the time series plots</w:t>
+      </w:r>
+      <w:r>
+        <w:rPr>
+          <w:rFonts w:ascii="Times New Roman" w:hAnsi="Times New Roman" w:cs="Times New Roman"/>
+          <w:sz w:val="24"/>
+          <w:szCs w:val="24"/>
+        </w:rPr>
+        <w:t xml:space="preserve">. </w:t>
+      </w:r>
+    </w:p>
+    <w:tbl>
+      <w:tblPr>
+        <w:tblStyle w:val="GridTable2-Accent1"/>
+        <w:tblW w:w="0" w:type="auto"/>
+        <w:tblLook w:val="04A0" w:firstRow="1" w:lastRow="0" w:firstColumn="1" w:lastColumn="0" w:noHBand="0" w:noVBand="1"/>
+      </w:tblPr>
+      <w:tblGrid>
+        <w:gridCol w:w="3330"/>
+        <w:gridCol w:w="6020"/>
+      </w:tblGrid>
+      <w:tr>
+        <w:trPr>
+          <w:cnfStyle w:val="100000000000" w:firstRow="1" w:lastRow="0" w:firstColumn="0" w:lastColumn="0" w:oddVBand="0" w:evenVBand="0" w:oddHBand="0" w:evenHBand="0" w:firstRowFirstColumn="0" w:firstRowLastColumn="0" w:lastRowFirstColumn="0" w:lastRowLastColumn="0"/>
+          <w:cantSplit/>
+        </w:trPr>
+        <w:tc>
+          <w:tcPr>
+            <w:cnfStyle w:val="001000000000" w:firstRow="0" w:lastRow="0" w:firstColumn="1" w:lastColumn="0" w:oddVBand="0" w:evenVBand="0" w:oddHBand="0" w:evenHBand="0" w:firstRowFirstColumn="0" w:firstRowLastColumn="0" w:lastRowFirstColumn="0" w:lastRowLastColumn="0"/>
+            <w:tcW w:w="3330" w:type="dxa"/>
+          </w:tcPr>
+          <w:p>
+            <w:pPr>
+              <w:pStyle w:val="p1"/>
+              <w:keepNext/>
+              <w:spacing w:before="120" w:after="120"/>
+              <w:rPr>
+                <w:rFonts w:ascii="Times New Roman" w:hAnsi="Times New Roman" w:cs="Times New Roman"/>
+                <w:sz w:val="24"/>
+                <w:szCs w:val="24"/>
+              </w:rPr>
+            </w:pPr>
+            <w:r>
+              <w:rPr>
+                <w:rFonts w:ascii="Times New Roman" w:hAnsi="Times New Roman" w:cs="Times New Roman"/>
+                <w:sz w:val="24"/>
+                <w:szCs w:val="24"/>
+              </w:rPr>
+              <w:lastRenderedPageBreak/>
+              <w:t>Recommendation</w:t>
+            </w:r>
+          </w:p>
+        </w:tc>
+        <w:tc>
+          <w:tcPr>
+            <w:tcW w:w="6020" w:type="dxa"/>
+          </w:tcPr>
+          <w:p>
+            <w:pPr>
+              <w:pStyle w:val="p1"/>
+              <w:keepNext/>
+              <w:spacing w:before="120" w:after="120"/>
+              <w:cnfStyle w:val="100000000000" w:firstRow="1" w:lastRow="0" w:firstColumn="0" w:lastColumn="0" w:oddVBand="0" w:evenVBand="0" w:oddHBand="0" w:evenHBand="0" w:firstRowFirstColumn="0" w:firstRowLastColumn="0" w:lastRowFirstColumn="0" w:lastRowLastColumn="0"/>
+              <w:rPr>
+                <w:rFonts w:ascii="Times New Roman" w:hAnsi="Times New Roman" w:cs="Times New Roman"/>
+                <w:sz w:val="24"/>
+                <w:szCs w:val="24"/>
+              </w:rPr>
+            </w:pPr>
+            <w:r>
+              <w:rPr>
+                <w:rFonts w:ascii="Times New Roman" w:hAnsi="Times New Roman" w:cs="Times New Roman"/>
+                <w:sz w:val="24"/>
+                <w:szCs w:val="24"/>
+              </w:rPr>
+              <w:t>Rationale</w:t>
+            </w:r>
+          </w:p>
+        </w:tc>
+      </w:tr>
+      <w:tr>
+        <w:trPr>
+          <w:cnfStyle w:val="000000100000" w:firstRow="0" w:lastRow="0" w:firstColumn="0" w:lastColumn="0" w:oddVBand="0" w:evenVBand="0" w:oddHBand="1" w:evenHBand="0" w:firstRowFirstColumn="0" w:firstRowLastColumn="0" w:lastRowFirstColumn="0" w:lastRowLastColumn="0"/>
+          <w:cantSplit/>
+        </w:trPr>
+        <w:tc>
+          <w:tcPr>
+            <w:cnfStyle w:val="001000000000" w:firstRow="0" w:lastRow="0" w:firstColumn="1" w:lastColumn="0" w:oddVBand="0" w:evenVBand="0" w:oddHBand="0" w:evenHBand="0" w:firstRowFirstColumn="0" w:firstRowLastColumn="0" w:lastRowFirstColumn="0" w:lastRowLastColumn="0"/>
+            <w:tcW w:w="3330" w:type="dxa"/>
+          </w:tcPr>
+          <w:p>
+            <w:pPr>
+              <w:pStyle w:val="p1"/>
+              <w:spacing w:before="120" w:after="120"/>
+              <w:rPr>
+                <w:rFonts w:ascii="Times New Roman" w:hAnsi="Times New Roman" w:cs="Times New Roman"/>
+                <w:sz w:val="24"/>
+                <w:szCs w:val="24"/>
+              </w:rPr>
+            </w:pPr>
+            <w:r>
+              <w:rPr>
+                <w:rFonts w:ascii="Times New Roman" w:hAnsi="Times New Roman" w:cs="Times New Roman"/>
+                <w:sz w:val="24"/>
+                <w:szCs w:val="24"/>
+              </w:rPr>
+              <w:t xml:space="preserve">Improve the </w:t>
+            </w:r>
+            <w:r>
+              <w:rPr>
+                <w:rFonts w:ascii="Times New Roman" w:hAnsi="Times New Roman" w:cs="Times New Roman"/>
+                <w:sz w:val="24"/>
+                <w:szCs w:val="24"/>
+              </w:rPr>
+              <w:t>current</w:t>
+            </w:r>
+            <w:r>
+              <w:rPr>
+                <w:rFonts w:ascii="Times New Roman" w:hAnsi="Times New Roman" w:cs="Times New Roman"/>
+                <w:sz w:val="24"/>
+                <w:szCs w:val="24"/>
+              </w:rPr>
+              <w:t xml:space="preserve"> models</w:t>
+            </w:r>
+          </w:p>
+        </w:tc>
+        <w:tc>
+          <w:tcPr>
+            <w:tcW w:w="6020" w:type="dxa"/>
+          </w:tcPr>
+          <w:p>
+            <w:pPr>
+              <w:pStyle w:val="p1"/>
+              <w:spacing w:before="120" w:after="120"/>
+              <w:cnfStyle w:val="000000100000" w:firstRow="0" w:lastRow="0" w:firstColumn="0" w:lastColumn="0" w:oddVBand="0" w:evenVBand="0" w:oddHBand="1" w:evenHBand="0" w:firstRowFirstColumn="0" w:firstRowLastColumn="0" w:lastRowFirstColumn="0" w:lastRowLastColumn="0"/>
+              <w:rPr>
+                <w:rFonts w:ascii="Times New Roman" w:hAnsi="Times New Roman" w:cs="Times New Roman"/>
+                <w:sz w:val="24"/>
+                <w:szCs w:val="24"/>
+              </w:rPr>
+            </w:pPr>
+            <w:r>
+              <w:rPr>
+                <w:rFonts w:ascii="Times New Roman" w:hAnsi="Times New Roman" w:cs="Times New Roman"/>
+                <w:sz w:val="24"/>
+                <w:szCs w:val="24"/>
+              </w:rPr>
+              <w:t xml:space="preserve">It is possible </w:t>
+            </w:r>
+            <w:r>
+              <w:rPr>
+                <w:rFonts w:ascii="Times New Roman" w:hAnsi="Times New Roman" w:cs="Times New Roman"/>
+                <w:sz w:val="24"/>
+                <w:szCs w:val="24"/>
+              </w:rPr>
+              <w:t>that the data were not prepared properly for the chosen modeling methods. More research into how to model this data may result in better classification models</w:t>
+            </w:r>
+            <w:r>
+              <w:rPr>
+                <w:rFonts w:ascii="Times New Roman" w:hAnsi="Times New Roman" w:cs="Times New Roman"/>
+                <w:sz w:val="24"/>
+                <w:szCs w:val="24"/>
+              </w:rPr>
+              <w:t xml:space="preserve"> that show aggressive and</w:t>
+            </w:r>
+            <w:r>
+              <w:rPr>
+                <w:rFonts w:ascii="Times New Roman" w:hAnsi="Times New Roman" w:cs="Times New Roman"/>
+                <w:sz w:val="24"/>
+                <w:szCs w:val="24"/>
+              </w:rPr>
+              <w:t>/or</w:t>
+            </w:r>
+            <w:r>
+              <w:rPr>
+                <w:rFonts w:ascii="Times New Roman" w:hAnsi="Times New Roman" w:cs="Times New Roman"/>
+                <w:sz w:val="24"/>
+                <w:szCs w:val="24"/>
+              </w:rPr>
+              <w:t xml:space="preserve"> distracted driving increased during COVID-19 and remained high</w:t>
+            </w:r>
+            <w:r>
+              <w:rPr>
+                <w:rFonts w:ascii="Times New Roman" w:hAnsi="Times New Roman" w:cs="Times New Roman"/>
+                <w:sz w:val="24"/>
+                <w:szCs w:val="24"/>
+              </w:rPr>
+              <w:t>.</w:t>
+            </w:r>
+          </w:p>
+        </w:tc>
+      </w:tr>
+      <w:tr>
+        <w:tc>
+          <w:tcPr>
+            <w:cnfStyle w:val="001000000000" w:firstRow="0" w:lastRow="0" w:firstColumn="1" w:lastColumn="0" w:oddVBand="0" w:evenVBand="0" w:oddHBand="0" w:evenHBand="0" w:firstRowFirstColumn="0" w:firstRowLastColumn="0" w:lastRowFirstColumn="0" w:lastRowLastColumn="0"/>
+            <w:tcW w:w="3330" w:type="dxa"/>
+          </w:tcPr>
+          <w:p>
+            <w:pPr>
+              <w:pStyle w:val="p1"/>
+              <w:spacing w:before="120" w:after="120"/>
+              <w:rPr>
+                <w:rFonts w:ascii="Times New Roman" w:hAnsi="Times New Roman" w:cs="Times New Roman"/>
+                <w:sz w:val="24"/>
+                <w:szCs w:val="24"/>
+              </w:rPr>
+            </w:pPr>
+            <w:r>
+              <w:rPr>
+                <w:rFonts w:ascii="Times New Roman" w:hAnsi="Times New Roman" w:cs="Times New Roman"/>
+                <w:sz w:val="24"/>
+                <w:szCs w:val="24"/>
+              </w:rPr>
+              <w:t>Model the time series with ARIMA</w:t>
+            </w:r>
+          </w:p>
+        </w:tc>
+        <w:tc>
+          <w:tcPr>
+            <w:tcW w:w="6020" w:type="dxa"/>
+          </w:tcPr>
+          <w:p>
+            <w:pPr>
+              <w:pStyle w:val="p1"/>
+              <w:spacing w:before="120" w:after="120"/>
+              <w:cnfStyle w:val="000000000000" w:firstRow="0" w:lastRow="0" w:firstColumn="0" w:lastColumn="0" w:oddVBand="0" w:evenVBand="0" w:oddHBand="0" w:evenHBand="0" w:firstRowFirstColumn="0" w:firstRowLastColumn="0" w:lastRowFirstColumn="0" w:lastRowLastColumn="0"/>
+              <w:rPr>
+                <w:rFonts w:ascii="Times New Roman" w:hAnsi="Times New Roman" w:cs="Times New Roman"/>
+                <w:sz w:val="24"/>
+                <w:szCs w:val="24"/>
+              </w:rPr>
+            </w:pPr>
+            <w:r>
+              <w:rPr>
+                <w:rFonts w:ascii="Times New Roman" w:hAnsi="Times New Roman" w:cs="Times New Roman"/>
+                <w:sz w:val="24"/>
+                <w:szCs w:val="24"/>
+              </w:rPr>
+              <w:t xml:space="preserve">The decomposition of specific aggressive and distracted driving behaviors shows trends that increased during COVID-19 and remained high. Modeling the pre-COVID data with ARIMA may show that the predicted trends diverge from the post-COVID trends, which would indicate change points in the data. </w:t>
+            </w:r>
+          </w:p>
+        </w:tc>
+      </w:tr>
+      <w:tr>
+        <w:trPr>
+          <w:cnfStyle w:val="000000100000" w:firstRow="0" w:lastRow="0" w:firstColumn="0" w:lastColumn="0" w:oddVBand="0" w:evenVBand="0" w:oddHBand="1" w:evenHBand="0" w:firstRowFirstColumn="0" w:firstRowLastColumn="0" w:lastRowFirstColumn="0" w:lastRowLastColumn="0"/>
+        </w:trPr>
+        <w:tc>
+          <w:tcPr>
+            <w:cnfStyle w:val="001000000000" w:firstRow="0" w:lastRow="0" w:firstColumn="1" w:lastColumn="0" w:oddVBand="0" w:evenVBand="0" w:oddHBand="0" w:evenHBand="0" w:firstRowFirstColumn="0" w:firstRowLastColumn="0" w:lastRowFirstColumn="0" w:lastRowLastColumn="0"/>
+            <w:tcW w:w="3330" w:type="dxa"/>
+          </w:tcPr>
+          <w:p>
+            <w:pPr>
+              <w:pStyle w:val="p1"/>
+              <w:spacing w:before="120" w:after="120"/>
+              <w:rPr>
+                <w:rFonts w:ascii="Times New Roman" w:hAnsi="Times New Roman" w:cs="Times New Roman"/>
+                <w:sz w:val="24"/>
+                <w:szCs w:val="24"/>
+              </w:rPr>
+            </w:pPr>
+            <w:r>
+              <w:rPr>
+                <w:rFonts w:ascii="Times New Roman" w:hAnsi="Times New Roman" w:cs="Times New Roman"/>
+                <w:sz w:val="24"/>
+                <w:szCs w:val="24"/>
+              </w:rPr>
+              <w:t>Acquire additional data</w:t>
+            </w:r>
+          </w:p>
+        </w:tc>
+        <w:tc>
+          <w:tcPr>
+            <w:tcW w:w="6020" w:type="dxa"/>
+          </w:tcPr>
+          <w:p>
+            <w:pPr>
+              <w:pStyle w:val="p1"/>
+              <w:spacing w:before="120" w:after="120"/>
+              <w:cnfStyle w:val="000000100000" w:firstRow="0" w:lastRow="0" w:firstColumn="0" w:lastColumn="0" w:oddVBand="0" w:evenVBand="0" w:oddHBand="1" w:evenHBand="0" w:firstRowFirstColumn="0" w:firstRowLastColumn="0" w:lastRowFirstColumn="0" w:lastRowLastColumn="0"/>
+              <w:rPr>
+                <w:rFonts w:ascii="Times New Roman" w:hAnsi="Times New Roman" w:cs="Times New Roman"/>
+                <w:sz w:val="24"/>
+                <w:szCs w:val="24"/>
+              </w:rPr>
+            </w:pPr>
+            <w:r>
+              <w:rPr>
+                <w:rFonts w:ascii="Times New Roman" w:hAnsi="Times New Roman" w:cs="Times New Roman"/>
+                <w:sz w:val="24"/>
+                <w:szCs w:val="24"/>
+              </w:rPr>
+              <w:t>Crash data may not be the best source for identifying if aggressive and</w:t>
+            </w:r>
+            <w:r>
+              <w:rPr>
+                <w:rFonts w:ascii="Times New Roman" w:hAnsi="Times New Roman" w:cs="Times New Roman"/>
+                <w:sz w:val="24"/>
+                <w:szCs w:val="24"/>
+              </w:rPr>
+              <w:t>/or</w:t>
+            </w:r>
+            <w:r>
+              <w:rPr>
+                <w:rFonts w:ascii="Times New Roman" w:hAnsi="Times New Roman" w:cs="Times New Roman"/>
+                <w:sz w:val="24"/>
+                <w:szCs w:val="24"/>
+              </w:rPr>
+              <w:t xml:space="preserve"> distracted driving increased during COVID-19 and remained high.</w:t>
+            </w:r>
+            <w:r>
+              <w:rPr>
+                <w:rFonts w:ascii="Times New Roman" w:hAnsi="Times New Roman" w:cs="Times New Roman"/>
+                <w:sz w:val="24"/>
+                <w:szCs w:val="24"/>
+              </w:rPr>
+              <w:t xml:space="preserve"> Not all aggressive or distracted driving behaviors result in crashes. Drivers will notice when other drivers are aggressive or distracted even when t</w:t>
+            </w:r>
+            <w:r>
+              <w:rPr>
+                <w:rFonts w:ascii="Times New Roman" w:hAnsi="Times New Roman" w:cs="Times New Roman"/>
+                <w:sz w:val="24"/>
+                <w:szCs w:val="24"/>
+              </w:rPr>
+              <w:t xml:space="preserve">hey are not involved in or witnesses to </w:t>
+            </w:r>
+            <w:r>
+              <w:rPr>
+                <w:rFonts w:ascii="Times New Roman" w:hAnsi="Times New Roman" w:cs="Times New Roman"/>
+                <w:sz w:val="24"/>
+                <w:szCs w:val="24"/>
+              </w:rPr>
+              <w:t>a crash</w:t>
+            </w:r>
+            <w:r>
+              <w:rPr>
+                <w:rFonts w:ascii="Times New Roman" w:hAnsi="Times New Roman" w:cs="Times New Roman"/>
+                <w:sz w:val="24"/>
+                <w:szCs w:val="24"/>
+              </w:rPr>
+              <w:t>. Police traffic citation data are public and could be acquired for additional analysis.</w:t>
+            </w:r>
+          </w:p>
+        </w:tc>
+      </w:tr>
+    </w:tbl>
+    <w:p>
+      <w:pPr>
+        <w:spacing w:before="120" w:after="120"/>
+      </w:pPr>
     </w:p>
     <w:p>
       <w:pPr>
+        <w:pStyle w:val="Heading3"/>
+      </w:pPr>
+      <w:r>
+        <w:t>Feature importance interpretation</w:t>
+      </w:r>
+    </w:p>
+    <w:p>
+      <w:pPr>
         <w:pStyle w:val="p1"/>
       </w:pPr>
       <w:r>
-        <w:t xml:space="preserve">aged 45-55 show the highest churn rate despite being high spenders, contradicting </w:t>
+        <w:t>Explain which variables most strongly influence</w:t>
+      </w:r>
+    </w:p>
+    <w:p>
+      <w:pPr>
+        <w:pStyle w:val="p1"/>
+      </w:pPr>
+      <w:r>
+        <w:t>your model's predictions and what these patterns mean for organizational strategy (</w:t>
       </w:r>
       <w:proofErr w:type="gramStart"/>
       <w:r>
-        <w:t>our</w:t>
+        <w:t>e.g.,●</w:t>
       </w:r>
       <w:proofErr w:type="gramEnd"/>
     </w:p>
@@ -5744,7 +6421,7 @@
         <w:pStyle w:val="p1"/>
       </w:pPr>
       <w:r>
-        <w:t>assumption that high-value customers are most loyal, suggesting this demographic</w:t>
+        <w:t>"'Days since last purchase' is the strongest predictor of churn, importance score 0.35,</w:t>
       </w:r>
     </w:p>
     <w:p>
@@ -5752,7 +6429,7 @@
         <w:pStyle w:val="p1"/>
       </w:pPr>
       <w:r>
-        <w:t>needs targeted retention efforts" or "Unexpectedly, weekday pollution levels show</w:t>
+        <w:t>indicating that re-engagement campaigns should trigger after 30 days of inactivity rather</w:t>
       </w:r>
     </w:p>
     <w:p>
@@ -5760,7 +6437,7 @@
         <w:pStyle w:val="p1"/>
       </w:pPr>
       <w:r>
-        <w:t>stronger health correlations than weekend levels despite similar concentration ranges,</w:t>
+        <w:t>than the current 90-day policy" or "PM2.5 concentration shows the highest correlation</w:t>
       </w:r>
     </w:p>
     <w:p>
@@ -5768,7 +6445,7 @@
         <w:pStyle w:val="p1"/>
       </w:pPr>
       <w:r>
-        <w:t>suggesting that pollution source composition (traffic vs. industrial) may be more</w:t>
+        <w:t>with health outcomes (β=1.4, p&lt;0.001), followed by temperature interactions, indicating</w:t>
       </w:r>
     </w:p>
     <w:p>
@@ -5776,7 +6453,15 @@
         <w:pStyle w:val="p1"/>
       </w:pPr>
       <w:r>
-        <w:t>important than total pollution load, revealing a new angle for public health investigation").</w:t>
+        <w:t>that air quality reporting should prioritize particulate matter warnings and include</w:t>
+      </w:r>
+    </w:p>
+    <w:p>
+      <w:pPr>
+        <w:pStyle w:val="p1"/>
+      </w:pPr>
+      <w:r>
+        <w:t>temperature context to help residents understand compound health risks").</w:t>
       </w:r>
     </w:p>
     <w:p/>
@@ -5785,7 +6470,7 @@
         <w:pStyle w:val="Heading3"/>
       </w:pPr>
       <w:r>
-        <w:t>Strategic recommendations</w:t>
+        <w:t>Limitations and caveats</w:t>
       </w:r>
     </w:p>
     <w:p>
@@ -5793,7 +6478,7 @@
         <w:pStyle w:val="p1"/>
       </w:pPr>
       <w:r>
-        <w:t>Based on your model's insights, provide specific,</w:t>
+        <w:t>Clearly identify areas where model predictions should be</w:t>
       </w:r>
     </w:p>
     <w:p>
@@ -5801,7 +6486,7 @@
         <w:pStyle w:val="p1"/>
       </w:pPr>
       <w:r>
-        <w:t>actionable recommendations for organizational decisions or process changes (e.g.,</w:t>
+        <w:t>supplemented with human expertise or organizational context (e.g.,</w:t>
       </w:r>
     </w:p>
     <w:p>
@@ -5809,7 +6494,7 @@
         <w:pStyle w:val="p1"/>
       </w:pPr>
       <w:r>
-        <w:t>"Recommend launching a monthly subscription service to increase purchase frequency,</w:t>
+        <w:t>"The model cannot</w:t>
       </w:r>
     </w:p>
     <w:p>
@@ -5817,7 +6502,7 @@
         <w:pStyle w:val="p1"/>
       </w:pPr>
       <w:r>
-        <w:t>and creating age-specific retention programs, particularly focused on the 45-55</w:t>
+        <w:t>account for external factors like competitor promotions or economic downturns, so</w:t>
       </w:r>
     </w:p>
     <w:p>
@@ -5825,7 +6510,7 @@
         <w:pStyle w:val="p1"/>
       </w:pPr>
       <w:r>
-        <w:t>demographic with personalized incentives" or "Recommend developing seasonal air</w:t>
+        <w:t>predictions during major market events should be reviewed by marketing managers who</w:t>
       </w:r>
     </w:p>
     <w:p>
@@ -5833,7 +6518,7 @@
         <w:pStyle w:val="p1"/>
       </w:pPr>
       <w:r>
-        <w:t>quality reporting protocols that emphasize winter risks, creating neighborhood-specific</w:t>
+        <w:t>can apply additional business context" or "The model cannot capture indoor air exposure</w:t>
       </w:r>
     </w:p>
     <w:p>
@@ -5841,7 +6526,7 @@
         <w:pStyle w:val="p1"/>
       </w:pPr>
       <w:r>
-        <w:t>health advisories for high-impact areas, and investigating weekday pollution sources for</w:t>
+        <w:t>or individual health behaviors, so findings should be reported as population-level trends</w:t>
       </w:r>
     </w:p>
     <w:p>
@@ -5849,85 +6534,24 @@
         <w:pStyle w:val="p1"/>
       </w:pPr>
       <w:r>
-        <w:t>future investigative pieces on industrial vs. traffic impacts").</w:t>
+        <w:t>that require individual readers to consider their personal risk factors and consult</w:t>
+      </w:r>
+    </w:p>
+    <w:p>
+      <w:pPr>
+        <w:pStyle w:val="p1"/>
+      </w:pPr>
+      <w:r>
+        <w:t>healthcare providers for medical decisions").</w:t>
       </w:r>
     </w:p>
     <w:p/>
     <w:p>
       <w:pPr>
-        <w:pStyle w:val="Heading3"/>
-      </w:pPr>
-      <w:r>
-        <w:t>Feature importance interpretation</w:t>
-      </w:r>
-    </w:p>
-    <w:p>
-      <w:pPr>
-        <w:pStyle w:val="p1"/>
-      </w:pPr>
-      <w:r>
-        <w:t>Explain which variables most strongly influence</w:t>
-      </w:r>
-    </w:p>
-    <w:p>
-      <w:pPr>
-        <w:pStyle w:val="p1"/>
-      </w:pPr>
-      <w:r>
-        <w:t>your model's predictions and what these patterns mean for organizational strategy (</w:t>
-      </w:r>
-      <w:proofErr w:type="gramStart"/>
-      <w:r>
-        <w:t>e.g.,●</w:t>
-      </w:r>
-      <w:proofErr w:type="gramEnd"/>
-    </w:p>
-    <w:p>
-      <w:pPr>
-        <w:pStyle w:val="p1"/>
-      </w:pPr>
-      <w:r>
-        <w:t>"'Days since last purchase' is the strongest predictor of churn, importance score 0.35,</w:t>
-      </w:r>
-    </w:p>
-    <w:p>
-      <w:pPr>
-        <w:pStyle w:val="p1"/>
-      </w:pPr>
-      <w:r>
-        <w:t>indicating that re-engagement campaigns should trigger after 30 days of inactivity rather</w:t>
-      </w:r>
-    </w:p>
-    <w:p>
-      <w:pPr>
-        <w:pStyle w:val="p1"/>
-      </w:pPr>
-      <w:r>
-        <w:t>than the current 90-day policy" or "PM2.5 concentration shows the highest correlation</w:t>
-      </w:r>
-    </w:p>
-    <w:p>
-      <w:pPr>
-        <w:pStyle w:val="p1"/>
-      </w:pPr>
-      <w:r>
-        <w:t>with health outcomes (β=1.4, p&lt;0.001), followed by temperature interactions, indicating</w:t>
-      </w:r>
-    </w:p>
-    <w:p>
-      <w:pPr>
-        <w:pStyle w:val="p1"/>
-      </w:pPr>
-      <w:r>
-        <w:t>that air quality reporting should prioritize particulate matter warnings and include</w:t>
-      </w:r>
-    </w:p>
-    <w:p>
-      <w:pPr>
-        <w:pStyle w:val="p1"/>
-      </w:pPr>
-      <w:r>
-        <w:t>temperature context to help residents understand compound health risks").</w:t>
+        <w:pStyle w:val="Heading2"/>
+      </w:pPr>
+      <w:r>
+        <w:t>1.3 Risk Assessment and Mitigation Strategies</w:t>
       </w:r>
     </w:p>
     <w:p/>
@@ -5936,7 +6560,8 @@
         <w:pStyle w:val="Heading3"/>
       </w:pPr>
       <w:r>
-        <w:t>Limitations and caveats</w:t>
+        <w:lastRenderedPageBreak/>
+        <w:t>Model risks</w:t>
       </w:r>
     </w:p>
     <w:p>
@@ -5944,7 +6569,7 @@
         <w:pStyle w:val="p1"/>
       </w:pPr>
       <w:r>
-        <w:t>Clearly identify areas where model predictions should be</w:t>
+        <w:t>Identify specific scenarios or conditions where your model might produce</w:t>
       </w:r>
     </w:p>
     <w:p>
@@ -5952,7 +6577,7 @@
         <w:pStyle w:val="p1"/>
       </w:pPr>
       <w:r>
-        <w:t>supplemented with human expertise or organizational context (e.g.,</w:t>
+        <w:t>unreliable predictions or fail entirely (e.g.,</w:t>
       </w:r>
     </w:p>
     <w:p>
@@ -5960,7 +6585,7 @@
         <w:pStyle w:val="p1"/>
       </w:pPr>
       <w:r>
-        <w:t>"The model cannot</w:t>
+        <w:t>"The model may fail during major sales events</w:t>
       </w:r>
     </w:p>
     <w:p>
@@ -5968,7 +6593,7 @@
         <w:pStyle w:val="p1"/>
       </w:pPr>
       <w:r>
-        <w:t>account for external factors like competitor promotions or economic downturns, so</w:t>
+        <w:t>like Black Friday when customer behavior drastically differs from normal patterns, or</w:t>
       </w:r>
     </w:p>
     <w:p>
@@ -5976,7 +6601,7 @@
         <w:pStyle w:val="p1"/>
       </w:pPr>
       <w:r>
-        <w:t>predictions during major market events should be reviewed by marketing managers who</w:t>
+        <w:t>when predicting for customer segments with fewer than 100 examples in the training</w:t>
       </w:r>
     </w:p>
     <w:p>
@@ -5984,7 +6609,7 @@
         <w:pStyle w:val="p1"/>
       </w:pPr>
       <w:r>
-        <w:t>can apply additional business context" or "The model cannot capture indoor air exposure</w:t>
+        <w:t>data" or "The model may fail during extreme weather events or unusual pollution</w:t>
       </w:r>
     </w:p>
     <w:p>
@@ -5992,7 +6617,7 @@
         <w:pStyle w:val="p1"/>
       </w:pPr>
       <w:r>
-        <w:t>or individual health behaviors, so findings should be reported as population-level trends</w:t>
+        <w:t>episodes (wildfire smoke, industrial accidents) that fall outside historical patterns, or</w:t>
       </w:r>
     </w:p>
     <w:p>
@@ -6000,7 +6625,7 @@
         <w:pStyle w:val="p1"/>
       </w:pPr>
       <w:r>
-        <w:t>that require individual readers to consider their personal risk factors and consult</w:t>
+        <w:t>when applied to neighborhoods with substantially different demographics than the</w:t>
       </w:r>
     </w:p>
     <w:p>
@@ -6008,16 +6633,88 @@
         <w:pStyle w:val="p1"/>
       </w:pPr>
       <w:r>
-        <w:t>healthcare providers for medical decisions").</w:t>
+        <w:t>training data").</w:t>
       </w:r>
     </w:p>
     <w:p/>
     <w:p>
       <w:pPr>
-        <w:pStyle w:val="Heading2"/>
-      </w:pPr>
-      <w:r>
-        <w:t>1.3 Risk Assessment and Mitigation Strategies</w:t>
+        <w:pStyle w:val="Heading3"/>
+      </w:pPr>
+      <w:r>
+        <w:t>Data risks</w:t>
+      </w:r>
+    </w:p>
+    <w:p>
+      <w:pPr>
+        <w:pStyle w:val="p1"/>
+      </w:pPr>
+      <w:r>
+        <w:t>Consider what could go wrong with the data pipeline or how changes in data</w:t>
+      </w:r>
+    </w:p>
+    <w:p>
+      <w:pPr>
+        <w:pStyle w:val="p1"/>
+      </w:pPr>
+      <w:r>
+        <w:t>patterns could affect model performance (e.g.,</w:t>
+      </w:r>
+    </w:p>
+    <w:p>
+      <w:pPr>
+        <w:pStyle w:val="p1"/>
+      </w:pPr>
+      <w:r>
+        <w:t>"If the data collection process changes</w:t>
+      </w:r>
+    </w:p>
+    <w:p>
+      <w:pPr>
+        <w:pStyle w:val="p1"/>
+      </w:pPr>
+      <w:r>
+        <w:t>and certain fields start having more missing values, or if customer behavior shifts</w:t>
+      </w:r>
+    </w:p>
+    <w:p>
+      <w:pPr>
+        <w:pStyle w:val="p1"/>
+      </w:pPr>
+      <w:r>
+        <w:t>significantly due to economic changes, the model's accuracy could drop below</w:t>
+      </w:r>
+    </w:p>
+    <w:p>
+      <w:pPr>
+        <w:pStyle w:val="p1"/>
+      </w:pPr>
+      <w:r>
+        <w:t>acceptable thresholds" or "If air quality monitoring stations are moved, decommissioned,</w:t>
+      </w:r>
+    </w:p>
+    <w:p>
+      <w:pPr>
+        <w:pStyle w:val="p1"/>
+      </w:pPr>
+      <w:r>
+        <w:t>or recalibrated, or if health outcome reporting methods change across hospital systems,</w:t>
+      </w:r>
+    </w:p>
+    <w:p>
+      <w:pPr>
+        <w:pStyle w:val="p1"/>
+      </w:pPr>
+      <w:r>
+        <w:t>the model relationships could become invalid, leading to incorrect conclusions about</w:t>
+      </w:r>
+    </w:p>
+    <w:p>
+      <w:pPr>
+        <w:pStyle w:val="p1"/>
+      </w:pPr>
+      <w:r>
+        <w:t>pollution health impacts").</w:t>
       </w:r>
     </w:p>
     <w:p/>
@@ -6026,7 +6723,7 @@
         <w:pStyle w:val="Heading3"/>
       </w:pPr>
       <w:r>
-        <w:t>Model risks</w:t>
+        <w:t>Organizational risks</w:t>
       </w:r>
     </w:p>
     <w:p>
@@ -6034,7 +6731,7 @@
         <w:pStyle w:val="p1"/>
       </w:pPr>
       <w:r>
-        <w:t>Identify specific scenarios or conditions where your model might produce</w:t>
+        <w:t>Analyze potential negative consequences of model deployment/</w:t>
       </w:r>
     </w:p>
     <w:p>
@@ -6042,7 +6739,7 @@
         <w:pStyle w:val="p1"/>
       </w:pPr>
       <w:r>
-        <w:t>unreliable predictions or fail entirely (e.g.,</w:t>
+        <w:t>results dissemination on operations, stakeholder satisfaction, or organizational</w:t>
       </w:r>
     </w:p>
     <w:p>
@@ -6050,7 +6747,7 @@
         <w:pStyle w:val="p1"/>
       </w:pPr>
       <w:r>
-        <w:t>"The model may fail during major sales events</w:t>
+        <w:t>reputation (e.g.,</w:t>
       </w:r>
     </w:p>
     <w:p>
@@ -6058,7 +6755,7 @@
         <w:pStyle w:val="p1"/>
       </w:pPr>
       <w:r>
-        <w:t>like Black Friday when customer behavior drastically differs from normal patterns, or</w:t>
+        <w:t>"False positive churn predictions could lead to unnecessary retention</w:t>
       </w:r>
     </w:p>
     <w:p>
@@ -6066,7 +6763,7 @@
         <w:pStyle w:val="p1"/>
       </w:pPr>
       <w:r>
-        <w:t>when predicting for customer segments with fewer than 100 examples in the training</w:t>
+        <w:t>offers that reduce profit margins, while false negatives mean missing at-risk customers,</w:t>
       </w:r>
     </w:p>
     <w:p>
@@ -6074,7 +6771,7 @@
         <w:pStyle w:val="p1"/>
       </w:pPr>
       <w:r>
-        <w:t>data" or "The model may fail during extreme weather events or unusual pollution</w:t>
+        <w:t>potentially damaging long-term customer relationships if they feel ignored" or "Publishing</w:t>
       </w:r>
     </w:p>
     <w:p>
@@ -6082,7 +6779,7 @@
         <w:pStyle w:val="p1"/>
       </w:pPr>
       <w:r>
-        <w:t>episodes (wildfire smoke, industrial accidents) that fall outside historical patterns, or</w:t>
+        <w:t>incorrect or overstated health conclusions could damage editorial credibility and public</w:t>
       </w:r>
     </w:p>
     <w:p>
@@ -6090,7 +6787,7 @@
         <w:pStyle w:val="p1"/>
       </w:pPr>
       <w:r>
-        <w:t>when applied to neighborhoods with substantially different demographics than the</w:t>
+        <w:t>trust, while understating real health risks could fail to inform residents about legitimate●</w:t>
       </w:r>
     </w:p>
     <w:p>
@@ -6098,7 +6795,23 @@
         <w:pStyle w:val="p1"/>
       </w:pPr>
       <w:r>
-        <w:t>training data").</w:t>
+        <w:t>●</w:t>
+      </w:r>
+    </w:p>
+    <w:p>
+      <w:pPr>
+        <w:pStyle w:val="p1"/>
+      </w:pPr>
+      <w:r>
+        <w:t>dangers, potentially leading to inadequate protective behaviors during high-pollution</w:t>
+      </w:r>
+    </w:p>
+    <w:p>
+      <w:pPr>
+        <w:pStyle w:val="p1"/>
+      </w:pPr>
+      <w:r>
+        <w:t>episodes").</w:t>
       </w:r>
     </w:p>
     <w:p/>
@@ -6107,7 +6820,7 @@
         <w:pStyle w:val="Heading3"/>
       </w:pPr>
       <w:r>
-        <w:t>Data risks</w:t>
+        <w:t>Ethical considerations</w:t>
       </w:r>
     </w:p>
     <w:p>
@@ -6115,7 +6828,7 @@
         <w:pStyle w:val="p1"/>
       </w:pPr>
       <w:r>
-        <w:t>Consider what could go wrong with the data pipeline or how changes in data</w:t>
+        <w:t>Examine your specific model and data for potential bias,</w:t>
       </w:r>
     </w:p>
     <w:p>
@@ -6123,7 +6836,7 @@
         <w:pStyle w:val="p1"/>
       </w:pPr>
       <w:r>
-        <w:t>patterns could affect model performance (e.g.,</w:t>
+        <w:t>fairness issues, or privacy concerns relevant to your use case (e.g.,</w:t>
       </w:r>
     </w:p>
     <w:p>
@@ -6131,7 +6844,7 @@
         <w:pStyle w:val="p1"/>
       </w:pPr>
       <w:r>
-        <w:t>"If the data collection process changes</w:t>
+        <w:t>"The model shows</w:t>
       </w:r>
     </w:p>
     <w:p>
@@ -6139,7 +6852,7 @@
         <w:pStyle w:val="p1"/>
       </w:pPr>
       <w:r>
-        <w:t>and certain fields start having more missing values, or if customer behavior shifts</w:t>
+        <w:t>lower accuracy for customers from certain zip codes, which could lead to unequal</w:t>
       </w:r>
     </w:p>
     <w:p>
@@ -6147,7 +6860,7 @@
         <w:pStyle w:val="p1"/>
       </w:pPr>
       <w:r>
-        <w:t>significantly due to economic changes, the model's accuracy could drop below</w:t>
+        <w:t>treatment in marketing campaigns; additionally, using detailed purchase history raises</w:t>
       </w:r>
     </w:p>
     <w:p>
@@ -6155,7 +6868,7 @@
         <w:pStyle w:val="p1"/>
       </w:pPr>
       <w:r>
-        <w:t>acceptable thresholds" or "If air quality monitoring stations are moved, decommissioned,</w:t>
+        <w:t>privacy concerns about how much customer behavior tracking is appropriate" or "The</w:t>
       </w:r>
     </w:p>
     <w:p>
@@ -6163,7 +6876,7 @@
         <w:pStyle w:val="p1"/>
       </w:pPr>
       <w:r>
-        <w:t>or recalibrated, or if health outcome reporting methods change across hospital systems,</w:t>
+        <w:t>model shows weaker performance in lower-income neighborhoods, potentially leading to</w:t>
       </w:r>
     </w:p>
     <w:p>
@@ -6171,8 +6884,7 @@
         <w:pStyle w:val="p1"/>
       </w:pPr>
       <w:r>
-        <w:lastRenderedPageBreak/>
-        <w:t>the model relationships could become invalid, leading to incorrect conclusions about</w:t>
+        <w:t>health disparities in information quality; additionally, neighborhood-level reporting could</w:t>
       </w:r>
     </w:p>
     <w:p>
@@ -6180,7 +6892,15 @@
         <w:pStyle w:val="p1"/>
       </w:pPr>
       <w:r>
-        <w:t>pollution health impacts").</w:t>
+        <w:t>stigmatize certain communities or affect property values, raising concerns about</w:t>
+      </w:r>
+    </w:p>
+    <w:p>
+      <w:pPr>
+        <w:pStyle w:val="p1"/>
+      </w:pPr>
+      <w:r>
+        <w:t>environmental justice").</w:t>
       </w:r>
     </w:p>
     <w:p/>
@@ -6189,7 +6909,7 @@
         <w:pStyle w:val="Heading3"/>
       </w:pPr>
       <w:r>
-        <w:t>Organizational risks</w:t>
+        <w:t>Mitigation approaches</w:t>
       </w:r>
     </w:p>
     <w:p>
@@ -6197,7 +6917,7 @@
         <w:pStyle w:val="p1"/>
       </w:pPr>
       <w:r>
-        <w:t>Analyze potential negative consequences of model deployment/</w:t>
+        <w:t>Propose concrete, practical strategies to address each</w:t>
       </w:r>
     </w:p>
     <w:p>
@@ -6205,7 +6925,7 @@
         <w:pStyle w:val="p1"/>
       </w:pPr>
       <w:r>
-        <w:t>results dissemination on operations, stakeholder satisfaction, or organizational</w:t>
+        <w:t>identified risk, showing how to minimize potential negative impacts (e.g.,</w:t>
       </w:r>
     </w:p>
     <w:p>
@@ -6213,7 +6933,7 @@
         <w:pStyle w:val="p1"/>
       </w:pPr>
       <w:r>
-        <w:t>reputation (e.g.,</w:t>
+        <w:t>"Implement</w:t>
       </w:r>
     </w:p>
     <w:p>
@@ -6221,7 +6941,7 @@
         <w:pStyle w:val="p1"/>
       </w:pPr>
       <w:r>
-        <w:t>"False positive churn predictions could lead to unnecessary retention</w:t>
+        <w:t>monthly performance monitoring to detect accuracy drops quickly, create override rules</w:t>
       </w:r>
     </w:p>
     <w:p>
@@ -6229,7 +6949,7 @@
         <w:pStyle w:val="p1"/>
       </w:pPr>
       <w:r>
-        <w:t>offers that reduce profit margins, while false negatives mean missing at-risk customers,</w:t>
+        <w:t>for high-stakes decisions requiring human review, ensure diverse representation in</w:t>
       </w:r>
     </w:p>
     <w:p>
@@ -6237,7 +6957,7 @@
         <w:pStyle w:val="p1"/>
       </w:pPr>
       <w:r>
-        <w:t>potentially damaging long-term customer relationships if they feel ignored" or "Publishing</w:t>
+        <w:t>training data updates, and establish clear privacy policies about data usage in modeling"</w:t>
       </w:r>
     </w:p>
     <w:p>
@@ -6245,7 +6965,7 @@
         <w:pStyle w:val="p1"/>
       </w:pPr>
       <w:r>
-        <w:t>incorrect or overstated health conclusions could damage editorial credibility and public</w:t>
+        <w:t>or "Implement peer review processes for all published conclusions, establish uncertainty</w:t>
       </w:r>
     </w:p>
     <w:p>
@@ -6253,7 +6973,7 @@
         <w:pStyle w:val="p1"/>
       </w:pPr>
       <w:r>
-        <w:t>trust, while understating real health risks could fail to inform residents about legitimate●</w:t>
+        <w:t>quantification and clear confidence intervals in reporting, create community engagement</w:t>
       </w:r>
     </w:p>
     <w:p>
@@ -6261,7 +6981,7 @@
         <w:pStyle w:val="p1"/>
       </w:pPr>
       <w:r>
-        <w:t>●</w:t>
+        <w:t>protocols to explain findings appropriately, and develop correction/retraction procedures</w:t>
       </w:r>
     </w:p>
     <w:p>
@@ -6269,104 +6989,25 @@
         <w:pStyle w:val="p1"/>
       </w:pPr>
       <w:r>
-        <w:t>dangers, potentially leading to inadequate protective behaviors during high-pollution</w:t>
+        <w:lastRenderedPageBreak/>
+        <w:t>for any discovered errors").</w:t>
       </w:r>
     </w:p>
     <w:p>
       <w:pPr>
-        <w:pStyle w:val="p1"/>
-      </w:pPr>
-      <w:r>
-        <w:t>episodes").</w:t>
+        <w:pStyle w:val="Heading1"/>
+      </w:pPr>
+      <w:r>
+        <w:t>Section 2: Project Review and Reflection</w:t>
       </w:r>
     </w:p>
     <w:p/>
     <w:p>
       <w:pPr>
-        <w:pStyle w:val="Heading3"/>
-      </w:pPr>
-      <w:r>
-        <w:t>Ethical considerations</w:t>
-      </w:r>
-    </w:p>
-    <w:p>
-      <w:pPr>
-        <w:pStyle w:val="p1"/>
-      </w:pPr>
-      <w:r>
-        <w:t>Examine your specific model and data for potential bias,</w:t>
-      </w:r>
-    </w:p>
-    <w:p>
-      <w:pPr>
-        <w:pStyle w:val="p1"/>
-      </w:pPr>
-      <w:r>
-        <w:t>fairness issues, or privacy concerns relevant to your use case (e.g.,</w:t>
-      </w:r>
-    </w:p>
-    <w:p>
-      <w:pPr>
-        <w:pStyle w:val="p1"/>
-      </w:pPr>
-      <w:r>
-        <w:t>"The model shows</w:t>
-      </w:r>
-    </w:p>
-    <w:p>
-      <w:pPr>
-        <w:pStyle w:val="p1"/>
-      </w:pPr>
-      <w:r>
-        <w:t>lower accuracy for customers from certain zip codes, which could lead to unequal</w:t>
-      </w:r>
-    </w:p>
-    <w:p>
-      <w:pPr>
-        <w:pStyle w:val="p1"/>
-      </w:pPr>
-      <w:r>
-        <w:t>treatment in marketing campaigns; additionally, using detailed purchase history raises</w:t>
-      </w:r>
-    </w:p>
-    <w:p>
-      <w:pPr>
-        <w:pStyle w:val="p1"/>
-      </w:pPr>
-      <w:r>
-        <w:t>privacy concerns about how much customer behavior tracking is appropriate" or "The</w:t>
-      </w:r>
-    </w:p>
-    <w:p>
-      <w:pPr>
-        <w:pStyle w:val="p1"/>
-      </w:pPr>
-      <w:r>
-        <w:t>model shows weaker performance in lower-income neighborhoods, potentially leading to</w:t>
-      </w:r>
-    </w:p>
-    <w:p>
-      <w:pPr>
-        <w:pStyle w:val="p1"/>
-      </w:pPr>
-      <w:r>
-        <w:t>health disparities in information quality; additionally, neighborhood-level reporting could</w:t>
-      </w:r>
-    </w:p>
-    <w:p>
-      <w:pPr>
-        <w:pStyle w:val="p1"/>
-      </w:pPr>
-      <w:r>
-        <w:t>stigmatize certain communities or affect property values, raising concerns about</w:t>
-      </w:r>
-    </w:p>
-    <w:p>
-      <w:pPr>
-        <w:pStyle w:val="p1"/>
-      </w:pPr>
-      <w:r>
-        <w:t>environmental justice").</w:t>
+        <w:pStyle w:val="Heading2"/>
+      </w:pPr>
+      <w:r>
+        <w:t>2.1 Project Retrospective</w:t>
       </w:r>
     </w:p>
     <w:p/>
@@ -6375,104 +7016,16 @@
         <w:pStyle w:val="Heading3"/>
       </w:pPr>
       <w:r>
-        <w:t>Mitigation approaches</w:t>
-      </w:r>
-    </w:p>
-    <w:p>
-      <w:pPr>
-        <w:pStyle w:val="p1"/>
-      </w:pPr>
-      <w:r>
-        <w:t>Propose concrete, practical strategies to address each</w:t>
-      </w:r>
-    </w:p>
-    <w:p>
-      <w:pPr>
-        <w:pStyle w:val="p1"/>
-      </w:pPr>
-      <w:r>
-        <w:t>identified risk, showing how to minimize potential negative impacts (e.g.,</w:t>
-      </w:r>
-    </w:p>
-    <w:p>
-      <w:pPr>
-        <w:pStyle w:val="p1"/>
-      </w:pPr>
-      <w:r>
-        <w:t>"Implement</w:t>
-      </w:r>
-    </w:p>
-    <w:p>
-      <w:pPr>
-        <w:pStyle w:val="p1"/>
-      </w:pPr>
-      <w:r>
-        <w:t>monthly performance monitoring to detect accuracy drops quickly, create override rules</w:t>
-      </w:r>
-    </w:p>
-    <w:p>
-      <w:pPr>
-        <w:pStyle w:val="p1"/>
-      </w:pPr>
-      <w:r>
-        <w:t>for high-stakes decisions requiring human review, ensure diverse representation in</w:t>
-      </w:r>
-    </w:p>
-    <w:p>
-      <w:pPr>
-        <w:pStyle w:val="p1"/>
-      </w:pPr>
-      <w:r>
-        <w:t>training data updates, and establish clear privacy policies about data usage in modeling"</w:t>
-      </w:r>
-    </w:p>
-    <w:p>
-      <w:pPr>
-        <w:pStyle w:val="p1"/>
-      </w:pPr>
-      <w:r>
-        <w:t>or "Implement peer review processes for all published conclusions, establish uncertainty</w:t>
-      </w:r>
-    </w:p>
-    <w:p>
-      <w:pPr>
-        <w:pStyle w:val="p1"/>
-      </w:pPr>
-      <w:r>
-        <w:t>quantification and clear confidence intervals in reporting, create community engagement</w:t>
-      </w:r>
-    </w:p>
-    <w:p>
-      <w:pPr>
-        <w:pStyle w:val="p1"/>
-      </w:pPr>
-      <w:r>
-        <w:t>protocols to explain findings appropriately, and develop correction/retraction procedures</w:t>
-      </w:r>
-    </w:p>
-    <w:p>
-      <w:pPr>
-        <w:pStyle w:val="p1"/>
-      </w:pPr>
-      <w:r>
-        <w:t>for any discovered errors").</w:t>
-      </w:r>
-    </w:p>
-    <w:p>
-      <w:pPr>
-        <w:pStyle w:val="Heading1"/>
-      </w:pPr>
-      <w:r>
-        <w:t>Section 2: Project Review and Reflection</w:t>
+        <w:t>What went well</w:t>
       </w:r>
     </w:p>
     <w:p/>
     <w:p>
       <w:pPr>
-        <w:pStyle w:val="Heading2"/>
-      </w:pPr>
-      <w:r>
-        <w:t>2.1 Project Retrospective</w:t>
+        <w:pStyle w:val="Heading3"/>
+      </w:pPr>
+      <w:r>
+        <w:t>Challenges faced</w:t>
       </w:r>
     </w:p>
     <w:p/>
@@ -6481,7 +7034,7 @@
         <w:pStyle w:val="Heading3"/>
       </w:pPr>
       <w:r>
-        <w:t>What went well</w:t>
+        <w:t>Alternative approaches</w:t>
       </w:r>
     </w:p>
     <w:p/>
@@ -6490,7 +7043,7 @@
         <w:pStyle w:val="Heading3"/>
       </w:pPr>
       <w:r>
-        <w:t>Challenges faced</w:t>
+        <w:t>CRISP-DM reflection</w:t>
       </w:r>
     </w:p>
     <w:p/>
@@ -6499,17 +7052,16 @@
         <w:pStyle w:val="Heading3"/>
       </w:pPr>
       <w:r>
-        <w:lastRenderedPageBreak/>
-        <w:t>Alternative approaches</w:t>
+        <w:t>Time allocation</w:t>
       </w:r>
     </w:p>
     <w:p/>
     <w:p>
       <w:pPr>
-        <w:pStyle w:val="Heading3"/>
-      </w:pPr>
-      <w:r>
-        <w:t>CRISP-DM reflection</w:t>
+        <w:pStyle w:val="Heading2"/>
+      </w:pPr>
+      <w:r>
+        <w:t>2.2 Lessons Learned and Future Applications</w:t>
       </w:r>
     </w:p>
     <w:p/>
@@ -6518,16 +7070,16 @@
         <w:pStyle w:val="Heading3"/>
       </w:pPr>
       <w:r>
-        <w:t>Time allocation</w:t>
+        <w:t>Technical lessons</w:t>
       </w:r>
     </w:p>
     <w:p/>
     <w:p>
       <w:pPr>
-        <w:pStyle w:val="Heading2"/>
-      </w:pPr>
-      <w:r>
-        <w:t>2.2 Lessons Learned and Future Applications</w:t>
+        <w:pStyle w:val="Heading3"/>
+      </w:pPr>
+      <w:r>
+        <w:t>Process insights</w:t>
       </w:r>
     </w:p>
     <w:p/>
@@ -6536,7 +7088,7 @@
         <w:pStyle w:val="Heading3"/>
       </w:pPr>
       <w:r>
-        <w:t>Technical lessons</w:t>
+        <w:t>Domain knowledge</w:t>
       </w:r>
     </w:p>
     <w:p/>
@@ -6545,7 +7097,7 @@
         <w:pStyle w:val="Heading3"/>
       </w:pPr>
       <w:r>
-        <w:t>Process insights</w:t>
+        <w:t>Tool proficiency</w:t>
       </w:r>
     </w:p>
     <w:p/>
@@ -6554,53 +7106,35 @@
         <w:pStyle w:val="Heading3"/>
       </w:pPr>
       <w:r>
-        <w:t>Domain knowledge</w:t>
+        <w:t>Future applications</w:t>
       </w:r>
     </w:p>
     <w:p/>
     <w:p>
       <w:pPr>
-        <w:pStyle w:val="Heading3"/>
-      </w:pPr>
-      <w:r>
-        <w:t>Tool proficiency</w:t>
+        <w:pStyle w:val="Heading1"/>
+      </w:pPr>
+      <w:bookmarkStart w:id="4" w:name="_Toc225179805"/>
+      <w:r>
+        <w:t>Conclusion</w:t>
+      </w:r>
+      <w:bookmarkEnd w:id="4"/>
+    </w:p>
+    <w:p>
+      <w:pPr>
+        <w:spacing w:before="120" w:after="120"/>
+      </w:pPr>
+      <w:r>
+        <w:t xml:space="preserve"> </w:t>
       </w:r>
     </w:p>
     <w:p/>
     <w:p>
       <w:pPr>
-        <w:pStyle w:val="Heading3"/>
-      </w:pPr>
-      <w:r>
-        <w:t>Future applications</w:t>
-      </w:r>
-    </w:p>
-    <w:p/>
-    <w:p>
-      <w:pPr>
-        <w:pStyle w:val="Heading1"/>
-      </w:pPr>
-      <w:bookmarkStart w:id="3" w:name="_Toc225179805"/>
-      <w:r>
-        <w:t>Conclusion</w:t>
-      </w:r>
-      <w:bookmarkEnd w:id="3"/>
-    </w:p>
-    <w:p>
-      <w:pPr>
-        <w:spacing w:before="120" w:after="120"/>
-      </w:pPr>
-      <w:r>
-        <w:t xml:space="preserve"> </w:t>
-      </w:r>
-    </w:p>
-    <w:p/>
-    <w:p>
-      <w:pPr>
         <w:sectPr>
-          <w:footerReference w:type="even" r:id="rId13"/>
-          <w:footerReference w:type="default" r:id="rId14"/>
-          <w:footerReference w:type="first" r:id="rId15"/>
+          <w:footerReference w:type="even" r:id="rId15"/>
+          <w:footerReference w:type="default" r:id="rId16"/>
+          <w:footerReference w:type="first" r:id="rId17"/>
           <w:pgSz w:w="12240" w:h="15840"/>
           <w:pgMar w:top="1440" w:right="1440" w:bottom="1440" w:left="1440" w:header="720" w:footer="720" w:gutter="0"/>
           <w:cols w:space="720"/>
@@ -6613,9 +7147,9 @@
       <w:pPr>
         <w:pStyle w:val="Heading1"/>
       </w:pPr>
-      <w:bookmarkStart w:id="4" w:name="_Ref222161412"/>
-      <w:bookmarkStart w:id="5" w:name="_Ref225011442"/>
-      <w:bookmarkStart w:id="6" w:name="_Toc225179806"/>
+      <w:bookmarkStart w:id="5" w:name="_Ref222161412"/>
+      <w:bookmarkStart w:id="6" w:name="_Ref225011442"/>
+      <w:bookmarkStart w:id="7" w:name="_Toc225179806"/>
       <w:r>
         <w:lastRenderedPageBreak/>
         <w:t xml:space="preserve">Appendix A: </w:t>
@@ -6623,12 +7157,12 @@
       <w:r>
         <w:t xml:space="preserve">Data Dictionary for </w:t>
       </w:r>
-      <w:bookmarkEnd w:id="4"/>
+      <w:bookmarkEnd w:id="5"/>
       <w:r>
         <w:t>Final Dataset</w:t>
       </w:r>
-      <w:bookmarkEnd w:id="5"/>
       <w:bookmarkEnd w:id="6"/>
+      <w:bookmarkEnd w:id="7"/>
     </w:p>
     <w:tbl>
       <w:tblPr>
@@ -9636,8 +10170,8 @@
       <w:r>
         <w:t xml:space="preserve"> </w:t>
       </w:r>
-      <w:bookmarkStart w:id="7" w:name="_Ref221359088"/>
-      <w:bookmarkStart w:id="8" w:name="_Ref221449793"/>
+      <w:bookmarkStart w:id="8" w:name="_Ref221359088"/>
+      <w:bookmarkStart w:id="9" w:name="_Ref221449793"/>
     </w:p>
     <w:p>
       <w:pPr>
@@ -9654,11 +10188,11 @@
       <w:pPr>
         <w:pStyle w:val="Heading1"/>
       </w:pPr>
-      <w:bookmarkStart w:id="9" w:name="_Ref221902899"/>
-      <w:bookmarkStart w:id="10" w:name="_Toc225179807"/>
-      <w:bookmarkStart w:id="11" w:name="_Ref221819746"/>
-      <w:bookmarkEnd w:id="7"/>
+      <w:bookmarkStart w:id="10" w:name="_Ref221902899"/>
+      <w:bookmarkStart w:id="11" w:name="_Toc225179807"/>
+      <w:bookmarkStart w:id="12" w:name="_Ref221819746"/>
       <w:bookmarkEnd w:id="8"/>
+      <w:bookmarkEnd w:id="9"/>
       <w:r>
         <w:lastRenderedPageBreak/>
         <w:t xml:space="preserve">Appendix </w:t>
@@ -9684,8 +10218,8 @@
       <w:r>
         <w:t xml:space="preserve"> Fields</w:t>
       </w:r>
-      <w:bookmarkEnd w:id="9"/>
       <w:bookmarkEnd w:id="10"/>
+      <w:bookmarkEnd w:id="11"/>
     </w:p>
     <w:tbl>
       <w:tblPr>
@@ -10103,7 +10637,7 @@
       </w:tr>
     </w:tbl>
     <w:p>
-      <w:bookmarkStart w:id="12" w:name="_Ref221902922"/>
+      <w:bookmarkStart w:id="13" w:name="_Ref221902922"/>
     </w:p>
     <w:p>
       <w:pPr>
@@ -10119,19 +10653,19 @@
       <w:r>
         <w:br w:type="page"/>
       </w:r>
-      <w:bookmarkEnd w:id="11"/>
       <w:bookmarkEnd w:id="12"/>
+      <w:bookmarkEnd w:id="13"/>
     </w:p>
     <w:p>
       <w:pPr>
         <w:pStyle w:val="Heading1"/>
       </w:pPr>
-      <w:bookmarkStart w:id="13" w:name="_Toc225179808"/>
+      <w:bookmarkStart w:id="14" w:name="_Toc225179808"/>
       <w:r>
         <w:lastRenderedPageBreak/>
         <w:t>AI Statement of Use</w:t>
       </w:r>
-      <w:bookmarkEnd w:id="13"/>
+      <w:bookmarkEnd w:id="14"/>
     </w:p>
     <w:p>
       <w:r>
@@ -10152,11 +10686,11 @@
       <w:pPr>
         <w:pStyle w:val="Heading1"/>
       </w:pPr>
-      <w:bookmarkStart w:id="14" w:name="_Toc225179809"/>
+      <w:bookmarkStart w:id="15" w:name="_Toc225179809"/>
       <w:r>
         <w:t>Bibliography</w:t>
       </w:r>
-      <w:bookmarkEnd w:id="14"/>
+      <w:bookmarkEnd w:id="15"/>
     </w:p>
     <w:p>
       <w:pPr>
@@ -10176,7 +10710,7 @@
       <w:r>
         <w:t xml:space="preserve">. </w:t>
       </w:r>
-      <w:hyperlink r:id="rId16" w:history="1">
+      <w:hyperlink r:id="rId18" w:history="1">
         <w:r>
           <w:rPr>
             <w:rStyle w:val="Hyperlink"/>
@@ -10203,7 +10737,7 @@
       <w:r>
         <w:t xml:space="preserve">. </w:t>
       </w:r>
-      <w:hyperlink r:id="rId17" w:history="1">
+      <w:hyperlink r:id="rId19" w:history="1">
         <w:r>
           <w:rPr>
             <w:rStyle w:val="Hyperlink"/>
@@ -10227,7 +10761,7 @@
       <w:r>
         <w:t xml:space="preserve">. (n.d.). Retrieved February 1, 2026, from </w:t>
       </w:r>
-      <w:hyperlink r:id="rId18" w:history="1">
+      <w:hyperlink r:id="rId20" w:history="1">
         <w:r>
           <w:rPr>
             <w:rStyle w:val="Hyperlink"/>
@@ -10268,7 +10802,7 @@
       <w:r>
         <w:t xml:space="preserve">. </w:t>
       </w:r>
-      <w:hyperlink r:id="rId19" w:history="1">
+      <w:hyperlink r:id="rId21" w:history="1">
         <w:r>
           <w:rPr>
             <w:rStyle w:val="Hyperlink"/>
@@ -10303,7 +10837,7 @@
       <w:r>
         <w:t xml:space="preserve">. </w:t>
       </w:r>
-      <w:hyperlink r:id="rId20" w:history="1">
+      <w:hyperlink r:id="rId22" w:history="1">
         <w:r>
           <w:rPr>
             <w:rStyle w:val="Hyperlink"/>
@@ -10338,7 +10872,7 @@
       <w:r>
         <w:t xml:space="preserve">. </w:t>
       </w:r>
-      <w:hyperlink r:id="rId21" w:history="1">
+      <w:hyperlink r:id="rId23" w:history="1">
         <w:r>
           <w:rPr>
             <w:rStyle w:val="Hyperlink"/>
@@ -10365,7 +10899,7 @@
       <w:r>
         <w:t xml:space="preserve">. </w:t>
       </w:r>
-      <w:hyperlink r:id="rId22" w:history="1">
+      <w:hyperlink r:id="rId24" w:history="1">
         <w:r>
           <w:rPr>
             <w:rStyle w:val="Hyperlink"/>
@@ -10398,7 +10932,7 @@
       <w:r>
         <w:t xml:space="preserve">. </w:t>
       </w:r>
-      <w:hyperlink r:id="rId23" w:history="1">
+      <w:hyperlink r:id="rId25" w:history="1">
         <w:r>
           <w:rPr>
             <w:rStyle w:val="Hyperlink"/>
@@ -10425,7 +10959,7 @@
       <w:r>
         <w:t xml:space="preserve">. </w:t>
       </w:r>
-      <w:hyperlink r:id="rId24" w:history="1">
+      <w:hyperlink r:id="rId26" w:history="1">
         <w:r>
           <w:rPr>
             <w:rStyle w:val="Hyperlink"/>
@@ -10455,7 +10989,7 @@
       <w:r>
         <w:t xml:space="preserve">. Retrieved January 22, 2026, from </w:t>
       </w:r>
-      <w:hyperlink r:id="rId25" w:history="1">
+      <w:hyperlink r:id="rId27" w:history="1">
         <w:r>
           <w:rPr>
             <w:rStyle w:val="Hyperlink"/>
@@ -10479,7 +11013,7 @@
       <w:r>
         <w:t xml:space="preserve">. (n.d.). Pennsylvania Department of Transportation. Retrieved January 25, 2026, from </w:t>
       </w:r>
-      <w:hyperlink r:id="rId26" w:history="1">
+      <w:hyperlink r:id="rId28" w:history="1">
         <w:r>
           <w:rPr>
             <w:rStyle w:val="Hyperlink"/>
@@ -10506,7 +11040,7 @@
       <w:r>
         <w:t xml:space="preserve">. (n.d.). Retrieved January 25, 2026, from </w:t>
       </w:r>
-      <w:hyperlink r:id="rId27" w:history="1">
+      <w:hyperlink r:id="rId29" w:history="1">
         <w:r>
           <w:rPr>
             <w:rStyle w:val="Hyperlink"/>
@@ -13904,6 +14438,92 @@
     </w:lvl>
   </w:abstractNum>
   <w:abstractNum w:abstractNumId="28" w15:restartNumberingAfterBreak="0">
+    <w:nsid w:val="6DA23F53"/>
+    <w:multiLevelType w:val="hybridMultilevel"/>
+    <w:tmpl w:val="188ADD86"/>
+    <w:lvl w:ilvl="0" w:tplc="0409000F">
+      <w:start w:val="1"/>
+      <w:numFmt w:val="decimal"/>
+      <w:lvlText w:val="%1."/>
+      <w:lvlJc w:val="left"/>
+      <w:pPr>
+        <w:ind w:left="783" w:hanging="360"/>
+      </w:pPr>
+    </w:lvl>
+    <w:lvl w:ilvl="1" w:tplc="04090019" w:tentative="1">
+      <w:start w:val="1"/>
+      <w:numFmt w:val="lowerLetter"/>
+      <w:lvlText w:val="%2."/>
+      <w:lvlJc w:val="left"/>
+      <w:pPr>
+        <w:ind w:left="1503" w:hanging="360"/>
+      </w:pPr>
+    </w:lvl>
+    <w:lvl w:ilvl="2" w:tplc="0409001B" w:tentative="1">
+      <w:start w:val="1"/>
+      <w:numFmt w:val="lowerRoman"/>
+      <w:lvlText w:val="%3."/>
+      <w:lvlJc w:val="right"/>
+      <w:pPr>
+        <w:ind w:left="2223" w:hanging="180"/>
+      </w:pPr>
+    </w:lvl>
+    <w:lvl w:ilvl="3" w:tplc="0409000F" w:tentative="1">
+      <w:start w:val="1"/>
+      <w:numFmt w:val="decimal"/>
+      <w:lvlText w:val="%4."/>
+      <w:lvlJc w:val="left"/>
+      <w:pPr>
+        <w:ind w:left="2943" w:hanging="360"/>
+      </w:pPr>
+    </w:lvl>
+    <w:lvl w:ilvl="4" w:tplc="04090019" w:tentative="1">
+      <w:start w:val="1"/>
+      <w:numFmt w:val="lowerLetter"/>
+      <w:lvlText w:val="%5."/>
+      <w:lvlJc w:val="left"/>
+      <w:pPr>
+        <w:ind w:left="3663" w:hanging="360"/>
+      </w:pPr>
+    </w:lvl>
+    <w:lvl w:ilvl="5" w:tplc="0409001B" w:tentative="1">
+      <w:start w:val="1"/>
+      <w:numFmt w:val="lowerRoman"/>
+      <w:lvlText w:val="%6."/>
+      <w:lvlJc w:val="right"/>
+      <w:pPr>
+        <w:ind w:left="4383" w:hanging="180"/>
+      </w:pPr>
+    </w:lvl>
+    <w:lvl w:ilvl="6" w:tplc="0409000F" w:tentative="1">
+      <w:start w:val="1"/>
+      <w:numFmt w:val="decimal"/>
+      <w:lvlText w:val="%7."/>
+      <w:lvlJc w:val="left"/>
+      <w:pPr>
+        <w:ind w:left="5103" w:hanging="360"/>
+      </w:pPr>
+    </w:lvl>
+    <w:lvl w:ilvl="7" w:tplc="04090019" w:tentative="1">
+      <w:start w:val="1"/>
+      <w:numFmt w:val="lowerLetter"/>
+      <w:lvlText w:val="%8."/>
+      <w:lvlJc w:val="left"/>
+      <w:pPr>
+        <w:ind w:left="5823" w:hanging="360"/>
+      </w:pPr>
+    </w:lvl>
+    <w:lvl w:ilvl="8" w:tplc="0409001B" w:tentative="1">
+      <w:start w:val="1"/>
+      <w:numFmt w:val="lowerRoman"/>
+      <w:lvlText w:val="%9."/>
+      <w:lvlJc w:val="right"/>
+      <w:pPr>
+        <w:ind w:left="6543" w:hanging="180"/>
+      </w:pPr>
+    </w:lvl>
+  </w:abstractNum>
+  <w:abstractNum w:abstractNumId="29" w15:restartNumberingAfterBreak="0">
     <w:nsid w:val="731B1EC2"/>
     <w:multiLevelType w:val="multilevel"/>
     <w:tmpl w:val="5114D4E0"/>
@@ -14052,7 +14672,7 @@
       </w:rPr>
     </w:lvl>
   </w:abstractNum>
-  <w:abstractNum w:abstractNumId="29" w15:restartNumberingAfterBreak="0">
+  <w:abstractNum w:abstractNumId="30" w15:restartNumberingAfterBreak="0">
     <w:nsid w:val="73903B8D"/>
     <w:multiLevelType w:val="multilevel"/>
     <w:tmpl w:val="81EA4EF4"/>
@@ -14165,7 +14785,7 @@
       </w:rPr>
     </w:lvl>
   </w:abstractNum>
-  <w:abstractNum w:abstractNumId="30" w15:restartNumberingAfterBreak="0">
+  <w:abstractNum w:abstractNumId="31" w15:restartNumberingAfterBreak="0">
     <w:nsid w:val="7B92727A"/>
     <w:multiLevelType w:val="hybridMultilevel"/>
     <w:tmpl w:val="7C7AE32C"/>
@@ -14278,7 +14898,7 @@
       </w:rPr>
     </w:lvl>
   </w:abstractNum>
-  <w:abstractNum w:abstractNumId="31" w15:restartNumberingAfterBreak="0">
+  <w:abstractNum w:abstractNumId="32" w15:restartNumberingAfterBreak="0">
     <w:nsid w:val="7BEC5E51"/>
     <w:multiLevelType w:val="hybridMultilevel"/>
     <w:tmpl w:val="484CF998"/>
@@ -14391,7 +15011,7 @@
       </w:rPr>
     </w:lvl>
   </w:abstractNum>
-  <w:abstractNum w:abstractNumId="32" w15:restartNumberingAfterBreak="0">
+  <w:abstractNum w:abstractNumId="33" w15:restartNumberingAfterBreak="0">
     <w:nsid w:val="7ED87885"/>
     <w:multiLevelType w:val="hybridMultilevel"/>
     <w:tmpl w:val="B2D2915E"/>
@@ -14538,7 +15158,7 @@
     <w:abstractNumId w:val="14"/>
   </w:num>
   <w:num w:numId="12" w16cid:durableId="105007220">
-    <w:abstractNumId w:val="28"/>
+    <w:abstractNumId w:val="29"/>
   </w:num>
   <w:num w:numId="13" w16cid:durableId="265115310">
     <w:abstractNumId w:val="18"/>
@@ -14547,13 +15167,13 @@
     <w:abstractNumId w:val="0"/>
   </w:num>
   <w:num w:numId="15" w16cid:durableId="1045955663">
-    <w:abstractNumId w:val="31"/>
+    <w:abstractNumId w:val="32"/>
   </w:num>
   <w:num w:numId="16" w16cid:durableId="447746503">
     <w:abstractNumId w:val="10"/>
   </w:num>
   <w:num w:numId="17" w16cid:durableId="454179633">
-    <w:abstractNumId w:val="32"/>
+    <w:abstractNumId w:val="33"/>
   </w:num>
   <w:num w:numId="18" w16cid:durableId="209851477">
     <w:abstractNumId w:val="17"/>
@@ -14568,7 +15188,7 @@
     <w:abstractNumId w:val="2"/>
   </w:num>
   <w:num w:numId="22" w16cid:durableId="819688135">
-    <w:abstractNumId w:val="29"/>
+    <w:abstractNumId w:val="30"/>
   </w:num>
   <w:num w:numId="23" w16cid:durableId="399522726">
     <w:abstractNumId w:val="1"/>
@@ -14592,7 +15212,7 @@
     <w:abstractNumId w:val="12"/>
   </w:num>
   <w:num w:numId="30" w16cid:durableId="2142572303">
-    <w:abstractNumId w:val="30"/>
+    <w:abstractNumId w:val="31"/>
   </w:num>
   <w:num w:numId="31" w16cid:durableId="1273322410">
     <w:abstractNumId w:val="26"/>
@@ -14602,6 +15222,9 @@
   </w:num>
   <w:num w:numId="33" w16cid:durableId="1081875593">
     <w:abstractNumId w:val="13"/>
+  </w:num>
+  <w:num w:numId="34" w16cid:durableId="1731733005">
+    <w:abstractNumId w:val="28"/>
   </w:num>
 </w:numbering>
 </file>
@@ -15067,7 +15690,7 @@
     <w:uiPriority w:val="9"/>
     <w:unhideWhenUsed/>
     <w:qFormat/>
-    <w:rsid w:val="007605F4"/>
+    <w:rsid w:val="00F12A8E"/>
     <w:pPr>
       <w:keepNext/>
       <w:keepLines/>
@@ -15184,7 +15807,7 @@
     <w:basedOn w:val="DefaultParagraphFont"/>
     <w:link w:val="Heading3"/>
     <w:uiPriority w:val="9"/>
-    <w:rsid w:val="007605F4"/>
+    <w:rsid w:val="00F12A8E"/>
     <w:rPr>
       <w:rFonts w:ascii="Times New Roman" w:eastAsiaTheme="majorEastAsia" w:hAnsi="Times New Roman" w:cs="Times New Roman (Headings CS)"/>
       <w:color w:val="1F3763" w:themeColor="accent1" w:themeShade="7F"/>
@@ -16092,6 +16715,78 @@
       <w:shd w:val="clear" w:color="auto" w:fill="E1DFDD"/>
     </w:rPr>
   </w:style>
+  <w:style w:type="table" w:styleId="GridTable2-Accent1">
+    <w:name w:val="Grid Table 2 Accent 1"/>
+    <w:basedOn w:val="TableNormal"/>
+    <w:uiPriority w:val="47"/>
+    <w:rsid w:val="00F12A8E"/>
+    <w:tblPr>
+      <w:tblStyleRowBandSize w:val="1"/>
+      <w:tblStyleColBandSize w:val="1"/>
+      <w:tblBorders>
+        <w:top w:val="single" w:sz="2" w:space="0" w:color="8EAADB" w:themeColor="accent1" w:themeTint="99"/>
+        <w:bottom w:val="single" w:sz="2" w:space="0" w:color="8EAADB" w:themeColor="accent1" w:themeTint="99"/>
+        <w:insideH w:val="single" w:sz="2" w:space="0" w:color="8EAADB" w:themeColor="accent1" w:themeTint="99"/>
+        <w:insideV w:val="single" w:sz="2" w:space="0" w:color="8EAADB" w:themeColor="accent1" w:themeTint="99"/>
+      </w:tblBorders>
+    </w:tblPr>
+    <w:tblStylePr w:type="firstRow">
+      <w:rPr>
+        <w:b/>
+        <w:bCs/>
+      </w:rPr>
+      <w:tblPr/>
+      <w:tcPr>
+        <w:tcBorders>
+          <w:top w:val="nil"/>
+          <w:bottom w:val="single" w:sz="12" w:space="0" w:color="8EAADB" w:themeColor="accent1" w:themeTint="99"/>
+          <w:insideH w:val="nil"/>
+          <w:insideV w:val="nil"/>
+        </w:tcBorders>
+        <w:shd w:val="clear" w:color="auto" w:fill="FFFFFF" w:themeFill="background1"/>
+      </w:tcPr>
+    </w:tblStylePr>
+    <w:tblStylePr w:type="lastRow">
+      <w:rPr>
+        <w:b/>
+        <w:bCs/>
+      </w:rPr>
+      <w:tblPr/>
+      <w:tcPr>
+        <w:tcBorders>
+          <w:top w:val="double" w:sz="2" w:space="0" w:color="8EAADB" w:themeColor="accent1" w:themeTint="99"/>
+          <w:bottom w:val="nil"/>
+          <w:insideH w:val="nil"/>
+          <w:insideV w:val="nil"/>
+        </w:tcBorders>
+        <w:shd w:val="clear" w:color="auto" w:fill="FFFFFF" w:themeFill="background1"/>
+      </w:tcPr>
+    </w:tblStylePr>
+    <w:tblStylePr w:type="firstCol">
+      <w:rPr>
+        <w:b/>
+        <w:bCs/>
+      </w:rPr>
+    </w:tblStylePr>
+    <w:tblStylePr w:type="lastCol">
+      <w:rPr>
+        <w:b/>
+        <w:bCs/>
+      </w:rPr>
+    </w:tblStylePr>
+    <w:tblStylePr w:type="band1Vert">
+      <w:tblPr/>
+      <w:tcPr>
+        <w:shd w:val="clear" w:color="auto" w:fill="D9E2F3" w:themeFill="accent1" w:themeFillTint="33"/>
+      </w:tcPr>
+    </w:tblStylePr>
+    <w:tblStylePr w:type="band1Horz">
+      <w:tblPr/>
+      <w:tcPr>
+        <w:shd w:val="clear" w:color="auto" w:fill="D9E2F3" w:themeFill="accent1" w:themeFillTint="33"/>
+      </w:tcPr>
+    </w:tblStylePr>
+  </w:style>
 </w:styles>
 </file>
 

--- a/Evaluation_and_Deployment_Report_over_lisa .docx
+++ b/Evaluation_and_Deployment_Report_over_lisa .docx
@@ -4682,10 +4682,7 @@
         <w:t xml:space="preserve">crashes </w:t>
       </w:r>
       <w:r>
-        <w:t>as possible</w:t>
-      </w:r>
-      <w:r>
-        <w:t xml:space="preserve"> </w:t>
+        <w:t xml:space="preserve">as possible </w:t>
       </w:r>
       <w:r>
         <w:t>that involve aggressive driving</w:t>
@@ -4858,10 +4855,7 @@
         <w:t xml:space="preserve">0.72 meets the technical success criteria established for this study. However, </w:t>
       </w:r>
       <w:r>
-        <w:t>a precision of 0.56 means that the model is about as accurate in predicting crashes that involve aggressive driving as flipping a coin.</w:t>
-      </w:r>
-      <w:r>
-        <w:t xml:space="preserve"> A </w:t>
+        <w:t xml:space="preserve">a precision of 0.56 means that the model is about as accurate in predicting crashes that involve aggressive driving as flipping a coin. A </w:t>
       </w:r>
       <w:r>
         <w:t xml:space="preserve">model with </w:t>
@@ -4999,24 +4993,21 @@
         <w:t xml:space="preserve">. </w:t>
       </w:r>
       <w:r>
-        <w:t>(Geeks for Geeks, 2026)</w:t>
+        <w:t xml:space="preserve">(Geeks for Geeks, 2026) </w:t>
+      </w:r>
+      <w:r>
+        <w:t xml:space="preserve">A high rate of misclassified aggressive driving crashes </w:t>
+      </w:r>
+      <w:r>
+        <w:t>results in a low precision and a low ROC AUC</w:t>
+      </w:r>
+      <w:r>
+        <w:t>.</w:t>
       </w:r>
       <w:r>
         <w:t xml:space="preserve"> </w:t>
       </w:r>
       <w:r>
-        <w:t xml:space="preserve">A high rate of misclassified aggressive driving crashes </w:t>
-      </w:r>
-      <w:r>
-        <w:t>results in a low precision and a low ROC AUC</w:t>
-      </w:r>
-      <w:r>
-        <w:t>.</w:t>
-      </w:r>
-      <w:r>
-        <w:t xml:space="preserve"> </w:t>
-      </w:r>
-      <w:r>
         <w:t>A</w:t>
       </w:r>
       <w:r>
@@ -5050,19 +5041,7 @@
         <w:t xml:space="preserve">andom guessing. </w:t>
       </w:r>
       <w:r>
-        <w:t xml:space="preserve">The figure below shows two lines, the Receiver Operating Characteristic and a line that represents no skill at distinguishing between classes. It is apparent that the model has no skill in </w:t>
-      </w:r>
-      <w:r>
-        <w:t>distinguish</w:t>
-      </w:r>
-      <w:r>
-        <w:t>ing</w:t>
-      </w:r>
-      <w:r>
-        <w:t xml:space="preserve"> between crashes that involve aggressive driving and those that do not</w:t>
-      </w:r>
-      <w:r>
-        <w:t>.</w:t>
+        <w:t>The figure below shows two lines, the Receiver Operating Characteristic and a line that represents no skill at distinguishing between classes. It is apparent that the model has no skill in distinguishing between crashes that involve aggressive driving and those that do not.</w:t>
       </w:r>
     </w:p>
     <w:p>
@@ -5081,13 +5060,7 @@
         </w:r>
       </w:fldSimple>
       <w:r>
-        <w:t xml:space="preserve">: </w:t>
-      </w:r>
-      <w:r>
-        <w:t>Receiver Operating Characteristic</w:t>
-      </w:r>
-      <w:r>
-        <w:t xml:space="preserve"> plot with No Skill curve</w:t>
+        <w:t>: Receiver Operating Characteristic plot with No Skill curve</w:t>
       </w:r>
     </w:p>
     <w:p>
@@ -5256,119 +5229,398 @@
     </w:p>
     <w:p>
       <w:r>
-        <w:t xml:space="preserve">The model </w:t>
-      </w:r>
-      <w:r>
-        <w:t xml:space="preserve">for objective 1 </w:t>
-      </w:r>
-      <w:r>
-        <w:t xml:space="preserve">is not reliable in distinguishing between crashes that involve aggressive driving and those that do not. </w:t>
-      </w:r>
-      <w:r>
-        <w:t xml:space="preserve">The model for objective 2 is not reliable </w:t>
-      </w:r>
-      <w:r>
-        <w:t xml:space="preserve">at finding or predicting crashes that involve </w:t>
-      </w:r>
-      <w:r>
-        <w:t xml:space="preserve">specific </w:t>
-      </w:r>
-      <w:r>
-        <w:t>aggressive dri</w:t>
-      </w:r>
-      <w:r>
-        <w:t>v</w:t>
-      </w:r>
-      <w:r>
-        <w:t>ing</w:t>
-      </w:r>
-      <w:r>
-        <w:t xml:space="preserve"> behaviors</w:t>
-      </w:r>
-      <w:r>
-        <w:t xml:space="preserve">. </w:t>
-      </w:r>
-      <w:r>
-        <w:t xml:space="preserve">The model for objective </w:t>
-      </w:r>
-      <w:r>
-        <w:t>3</w:t>
-      </w:r>
-      <w:r>
-        <w:t xml:space="preserve"> </w:t>
-      </w:r>
-      <w:r>
-        <w:lastRenderedPageBreak/>
-        <w:t xml:space="preserve">is not reliable </w:t>
-      </w:r>
-      <w:r>
-        <w:t xml:space="preserve">in distinguishing between crashes that involve aggressive driving and those that do not even when demographic characteristics </w:t>
-      </w:r>
-      <w:r>
-        <w:t xml:space="preserve">such as age of the driver, urban or rural location of the crash, driver impairment, and status of the driver’s license were modeled along with </w:t>
-      </w:r>
-      <w:r>
-        <w:t>POST_COVID</w:t>
-      </w:r>
-      <w:r>
-        <w:t xml:space="preserve">. </w:t>
+        <w:t>The following table summarizes the confidence level for the models in this study.</w:t>
+      </w:r>
+    </w:p>
+    <w:tbl>
+      <w:tblPr>
+        <w:tblStyle w:val="GridTable2"/>
+        <w:tblW w:w="0" w:type="auto"/>
+        <w:tblLook w:val="04A0" w:firstRow="1" w:lastRow="0" w:firstColumn="1" w:lastColumn="0" w:noHBand="0" w:noVBand="1"/>
+      </w:tblPr>
+      <w:tblGrid>
+        <w:gridCol w:w="1070"/>
+        <w:gridCol w:w="3786"/>
+        <w:gridCol w:w="4504"/>
+      </w:tblGrid>
+      <w:tr>
+        <w:trPr>
+          <w:cnfStyle w:val="100000000000" w:firstRow="1" w:lastRow="0" w:firstColumn="0" w:lastColumn="0" w:oddVBand="0" w:evenVBand="0" w:oddHBand="0" w:evenHBand="0" w:firstRowFirstColumn="0" w:firstRowLastColumn="0" w:lastRowFirstColumn="0" w:lastRowLastColumn="0"/>
+        </w:trPr>
+        <w:tc>
+          <w:tcPr>
+            <w:cnfStyle w:val="001000000000" w:firstRow="0" w:lastRow="0" w:firstColumn="1" w:lastColumn="0" w:oddVBand="0" w:evenVBand="0" w:oddHBand="0" w:evenHBand="0" w:firstRowFirstColumn="0" w:firstRowLastColumn="0" w:lastRowFirstColumn="0" w:lastRowLastColumn="0"/>
+            <w:tcW w:w="1070" w:type="dxa"/>
+          </w:tcPr>
+          <w:p>
+            <w:pPr>
+              <w:keepNext/>
+              <w:spacing w:before="120" w:after="120"/>
+              <w:rPr>
+                <w:shd w:val="clear" w:color="auto" w:fill="FFFFFF"/>
+              </w:rPr>
+            </w:pPr>
+            <w:r>
+              <w:rPr>
+                <w:shd w:val="clear" w:color="auto" w:fill="FFFFFF"/>
+              </w:rPr>
+              <w:lastRenderedPageBreak/>
+              <w:t>Number</w:t>
+            </w:r>
+          </w:p>
+        </w:tc>
+        <w:tc>
+          <w:tcPr>
+            <w:tcW w:w="3786" w:type="dxa"/>
+          </w:tcPr>
+          <w:p>
+            <w:pPr>
+              <w:keepNext/>
+              <w:spacing w:before="120" w:after="120"/>
+              <w:cnfStyle w:val="100000000000" w:firstRow="1" w:lastRow="0" w:firstColumn="0" w:lastColumn="0" w:oddVBand="0" w:evenVBand="0" w:oddHBand="0" w:evenHBand="0" w:firstRowFirstColumn="0" w:firstRowLastColumn="0" w:lastRowFirstColumn="0" w:lastRowLastColumn="0"/>
+              <w:rPr>
+                <w:shd w:val="clear" w:color="auto" w:fill="FFFFFF"/>
+              </w:rPr>
+            </w:pPr>
+            <w:r>
+              <w:rPr>
+                <w:shd w:val="clear" w:color="auto" w:fill="FFFFFF"/>
+              </w:rPr>
+              <w:t>Objective</w:t>
+            </w:r>
+          </w:p>
+        </w:tc>
+        <w:tc>
+          <w:tcPr>
+            <w:tcW w:w="4504" w:type="dxa"/>
+          </w:tcPr>
+          <w:p>
+            <w:pPr>
+              <w:keepNext/>
+              <w:spacing w:before="120" w:after="120"/>
+              <w:cnfStyle w:val="100000000000" w:firstRow="1" w:lastRow="0" w:firstColumn="0" w:lastColumn="0" w:oddVBand="0" w:evenVBand="0" w:oddHBand="0" w:evenHBand="0" w:firstRowFirstColumn="0" w:firstRowLastColumn="0" w:lastRowFirstColumn="0" w:lastRowLastColumn="0"/>
+              <w:rPr>
+                <w:shd w:val="clear" w:color="auto" w:fill="FFFFFF"/>
+              </w:rPr>
+            </w:pPr>
+            <w:r>
+              <w:rPr>
+                <w:shd w:val="clear" w:color="auto" w:fill="FFFFFF"/>
+              </w:rPr>
+              <w:t>Confidence</w:t>
+            </w:r>
+          </w:p>
+        </w:tc>
+      </w:tr>
+      <w:tr>
+        <w:trPr>
+          <w:cnfStyle w:val="000000100000" w:firstRow="0" w:lastRow="0" w:firstColumn="0" w:lastColumn="0" w:oddVBand="0" w:evenVBand="0" w:oddHBand="1" w:evenHBand="0" w:firstRowFirstColumn="0" w:firstRowLastColumn="0" w:lastRowFirstColumn="0" w:lastRowLastColumn="0"/>
+        </w:trPr>
+        <w:tc>
+          <w:tcPr>
+            <w:cnfStyle w:val="001000000000" w:firstRow="0" w:lastRow="0" w:firstColumn="1" w:lastColumn="0" w:oddVBand="0" w:evenVBand="0" w:oddHBand="0" w:evenHBand="0" w:firstRowFirstColumn="0" w:firstRowLastColumn="0" w:lastRowFirstColumn="0" w:lastRowLastColumn="0"/>
+            <w:tcW w:w="1070" w:type="dxa"/>
+            <w:shd w:val="clear" w:color="auto" w:fill="D0CECE" w:themeFill="background2" w:themeFillShade="E6"/>
+          </w:tcPr>
+          <w:p>
+            <w:pPr>
+              <w:jc w:val="center"/>
+            </w:pPr>
+            <w:r>
+              <w:t>1</w:t>
+            </w:r>
+          </w:p>
+        </w:tc>
+        <w:tc>
+          <w:tcPr>
+            <w:tcW w:w="3786" w:type="dxa"/>
+            <w:shd w:val="clear" w:color="auto" w:fill="D0CECE" w:themeFill="background2" w:themeFillShade="E6"/>
+          </w:tcPr>
+          <w:p>
+            <w:pPr>
+              <w:spacing w:before="120" w:after="120"/>
+              <w:cnfStyle w:val="000000100000" w:firstRow="0" w:lastRow="0" w:firstColumn="0" w:lastColumn="0" w:oddVBand="0" w:evenVBand="0" w:oddHBand="1" w:evenHBand="0" w:firstRowFirstColumn="0" w:firstRowLastColumn="0" w:lastRowFirstColumn="0" w:lastRowLastColumn="0"/>
+              <w:rPr>
+                <w:shd w:val="clear" w:color="auto" w:fill="FFFFFF"/>
+              </w:rPr>
+            </w:pPr>
+            <w:r>
+              <w:t>Determine whether there has been a statistically significant increase in aggressive driving since the COVID-19 pandemic to provide evidence-based conclusions for PA Data Discourse readers about driving risks.</w:t>
+            </w:r>
+          </w:p>
+        </w:tc>
+        <w:tc>
+          <w:tcPr>
+            <w:tcW w:w="4504" w:type="dxa"/>
+            <w:shd w:val="clear" w:color="auto" w:fill="D0CECE" w:themeFill="background2" w:themeFillShade="E6"/>
+          </w:tcPr>
+          <w:p>
+            <w:pPr>
+              <w:spacing w:before="120" w:after="120"/>
+              <w:cnfStyle w:val="000000100000" w:firstRow="0" w:lastRow="0" w:firstColumn="0" w:lastColumn="0" w:oddVBand="0" w:evenVBand="0" w:oddHBand="1" w:evenHBand="0" w:firstRowFirstColumn="0" w:firstRowLastColumn="0" w:lastRowFirstColumn="0" w:lastRowLastColumn="0"/>
+            </w:pPr>
+            <w:r>
+              <w:t xml:space="preserve">Based </w:t>
+            </w:r>
+            <w:r>
+              <w:t xml:space="preserve">the chosen </w:t>
+            </w:r>
+            <w:r>
+              <w:t>logistic regression</w:t>
+            </w:r>
+            <w:r>
+              <w:t xml:space="preserve"> model</w:t>
+            </w:r>
+            <w:r>
+              <w:t>, aggressive driving did not increase during COVID-19 and did not remain high afterward.</w:t>
+            </w:r>
+            <w:r>
+              <w:t xml:space="preserve"> The model cannot reliably distinguish between crashes that involve aggressive driving and those that do not.</w:t>
+            </w:r>
+          </w:p>
+        </w:tc>
+      </w:tr>
+      <w:tr>
+        <w:tc>
+          <w:tcPr>
+            <w:cnfStyle w:val="001000000000" w:firstRow="0" w:lastRow="0" w:firstColumn="1" w:lastColumn="0" w:oddVBand="0" w:evenVBand="0" w:oddHBand="0" w:evenHBand="0" w:firstRowFirstColumn="0" w:firstRowLastColumn="0" w:lastRowFirstColumn="0" w:lastRowLastColumn="0"/>
+            <w:tcW w:w="1070" w:type="dxa"/>
+          </w:tcPr>
+          <w:p>
+            <w:pPr>
+              <w:spacing w:before="120" w:after="120"/>
+              <w:jc w:val="center"/>
+              <w:rPr>
+                <w:shd w:val="clear" w:color="auto" w:fill="FFFFFF"/>
+              </w:rPr>
+            </w:pPr>
+            <w:r>
+              <w:rPr>
+                <w:shd w:val="clear" w:color="auto" w:fill="FFFFFF"/>
+              </w:rPr>
+              <w:t>2</w:t>
+            </w:r>
+          </w:p>
+        </w:tc>
+        <w:tc>
+          <w:tcPr>
+            <w:tcW w:w="3786" w:type="dxa"/>
+          </w:tcPr>
+          <w:p>
+            <w:pPr>
+              <w:spacing w:before="120" w:after="120"/>
+              <w:cnfStyle w:val="000000000000" w:firstRow="0" w:lastRow="0" w:firstColumn="0" w:lastColumn="0" w:oddVBand="0" w:evenVBand="0" w:oddHBand="0" w:evenHBand="0" w:firstRowFirstColumn="0" w:firstRowLastColumn="0" w:lastRowFirstColumn="0" w:lastRowLastColumn="0"/>
+              <w:rPr>
+                <w:shd w:val="clear" w:color="auto" w:fill="FFFFFF"/>
+              </w:rPr>
+            </w:pPr>
+            <w:r>
+              <w:t>Identify specific aggressive driving behaviors that increased during COVID-19.</w:t>
+            </w:r>
+          </w:p>
+        </w:tc>
+        <w:tc>
+          <w:tcPr>
+            <w:tcW w:w="4504" w:type="dxa"/>
+          </w:tcPr>
+          <w:p>
+            <w:pPr>
+              <w:spacing w:before="120" w:after="120"/>
+              <w:cnfStyle w:val="000000000000" w:firstRow="0" w:lastRow="0" w:firstColumn="0" w:lastColumn="0" w:oddVBand="0" w:evenVBand="0" w:oddHBand="0" w:evenHBand="0" w:firstRowFirstColumn="0" w:firstRowLastColumn="0" w:lastRowFirstColumn="0" w:lastRowLastColumn="0"/>
+              <w:rPr>
+                <w:shd w:val="clear" w:color="auto" w:fill="FFFFFF"/>
+              </w:rPr>
+            </w:pPr>
+            <w:r>
+              <w:t xml:space="preserve">Based on one-class classification models, </w:t>
+            </w:r>
+            <w:r>
+              <w:t xml:space="preserve">no specific aggressive </w:t>
+            </w:r>
+            <w:r>
+              <w:t xml:space="preserve">or distracted </w:t>
+            </w:r>
+            <w:r>
+              <w:t xml:space="preserve">driving </w:t>
+            </w:r>
+            <w:r>
+              <w:t>behavior</w:t>
+            </w:r>
+            <w:r>
+              <w:t>s</w:t>
+            </w:r>
+            <w:r>
+              <w:t xml:space="preserve"> </w:t>
+            </w:r>
+            <w:r>
+              <w:t>(</w:t>
+            </w:r>
+            <w:r>
+              <w:t>available in the public dataset</w:t>
+            </w:r>
+            <w:r>
+              <w:t>)</w:t>
+            </w:r>
+            <w:r>
+              <w:t xml:space="preserve"> </w:t>
+            </w:r>
+            <w:r>
+              <w:t xml:space="preserve">increased </w:t>
+            </w:r>
+            <w:r>
+              <w:rPr>
+                <w:shd w:val="clear" w:color="auto" w:fill="FFFFFF"/>
+              </w:rPr>
+              <w:t>during COVID-19 or remained high afterward.</w:t>
+            </w:r>
+            <w:r>
+              <w:rPr>
+                <w:shd w:val="clear" w:color="auto" w:fill="FFFFFF"/>
+              </w:rPr>
+              <w:t xml:space="preserve"> </w:t>
+            </w:r>
+            <w:r>
+              <w:rPr>
+                <w:shd w:val="clear" w:color="auto" w:fill="FFFFFF"/>
+              </w:rPr>
+              <w:t>The models are not able to identify or predict positive cases of aggressive or distracted driving.</w:t>
+            </w:r>
+          </w:p>
+        </w:tc>
+      </w:tr>
+      <w:tr>
+        <w:trPr>
+          <w:cnfStyle w:val="000000100000" w:firstRow="0" w:lastRow="0" w:firstColumn="0" w:lastColumn="0" w:oddVBand="0" w:evenVBand="0" w:oddHBand="1" w:evenHBand="0" w:firstRowFirstColumn="0" w:firstRowLastColumn="0" w:lastRowFirstColumn="0" w:lastRowLastColumn="0"/>
+        </w:trPr>
+        <w:tc>
+          <w:tcPr>
+            <w:cnfStyle w:val="001000000000" w:firstRow="0" w:lastRow="0" w:firstColumn="1" w:lastColumn="0" w:oddVBand="0" w:evenVBand="0" w:oddHBand="0" w:evenHBand="0" w:firstRowFirstColumn="0" w:firstRowLastColumn="0" w:lastRowFirstColumn="0" w:lastRowLastColumn="0"/>
+            <w:tcW w:w="1070" w:type="dxa"/>
+          </w:tcPr>
+          <w:p>
+            <w:pPr>
+              <w:jc w:val="center"/>
+            </w:pPr>
+            <w:r>
+              <w:t>3</w:t>
+            </w:r>
+          </w:p>
+        </w:tc>
+        <w:tc>
+          <w:tcPr>
+            <w:tcW w:w="3786" w:type="dxa"/>
+          </w:tcPr>
+          <w:p>
+            <w:pPr>
+              <w:spacing w:before="120" w:after="120"/>
+              <w:cnfStyle w:val="000000100000" w:firstRow="0" w:lastRow="0" w:firstColumn="0" w:lastColumn="0" w:oddVBand="0" w:evenVBand="0" w:oddHBand="1" w:evenHBand="0" w:firstRowFirstColumn="0" w:firstRowLastColumn="0" w:lastRowFirstColumn="0" w:lastRowLastColumn="0"/>
+              <w:rPr>
+                <w:shd w:val="clear" w:color="auto" w:fill="FFFFFF"/>
+              </w:rPr>
+            </w:pPr>
+            <w:r>
+              <w:t>Identify co-factors for crashes involving aggressive driving, such as age, day of week, geography, terrain, or atmospheric conditions.</w:t>
+            </w:r>
+          </w:p>
+        </w:tc>
+        <w:tc>
+          <w:tcPr>
+            <w:tcW w:w="4504" w:type="dxa"/>
+          </w:tcPr>
+          <w:p>
+            <w:pPr>
+              <w:spacing w:before="120" w:after="120"/>
+              <w:cnfStyle w:val="000000100000" w:firstRow="0" w:lastRow="0" w:firstColumn="0" w:lastColumn="0" w:oddVBand="0" w:evenVBand="0" w:oddHBand="1" w:evenHBand="0" w:firstRowFirstColumn="0" w:firstRowLastColumn="0" w:lastRowFirstColumn="0" w:lastRowLastColumn="0"/>
+              <w:rPr>
+                <w:shd w:val="clear" w:color="auto" w:fill="FFFFFF"/>
+              </w:rPr>
+            </w:pPr>
+            <w:r>
+              <w:t>Based on the chosen logistic regression model, aggressive driving did not increase during COVID-19 and remain high for any of the d</w:t>
+            </w:r>
+            <w:r>
+              <w:t>emographic</w:t>
+            </w:r>
+            <w:r>
+              <w:t xml:space="preserve"> groups modeled, including the </w:t>
+            </w:r>
+            <w:r>
+              <w:t>age of the driver, urban or rural location of the crash, driver impairment, and status of the driver’s license</w:t>
+            </w:r>
+            <w:r>
+              <w:t xml:space="preserve">. The model cannot </w:t>
+            </w:r>
+            <w:r>
+              <w:t>reliably distinguish between crashes that involve aggressive driving and those that do not</w:t>
+            </w:r>
+            <w:r>
+              <w:t xml:space="preserve"> even when considering various demographic groups.</w:t>
+            </w:r>
+          </w:p>
+        </w:tc>
+      </w:tr>
+    </w:tbl>
+    <w:p/>
+    <w:p>
+      <w:pPr>
+        <w:pStyle w:val="Heading3"/>
+      </w:pPr>
+      <w:r>
+        <w:t>Value proposition</w:t>
       </w:r>
     </w:p>
     <w:p>
-      <w:pPr>
-        <w:pStyle w:val="Heading3"/>
-      </w:pPr>
-      <w:r>
-        <w:t>Value proposition</w:t>
+      <w:r>
+        <w:t xml:space="preserve">None of the models confirmed public sentiment that aggressive driving behavior increased during COVID-19 and remained high after. </w:t>
+      </w:r>
+      <w:r>
+        <w:t>Additional analysis with different data and/or methods would require approximately two additional weeks of work over what was already planned for this project. However, a more thorough analysis would establish the publication’s credibility in data-driven reporting and demonstrate its commitment to comprehensive analysis and public service reporting.</w:t>
       </w:r>
     </w:p>
     <w:p>
-      <w:r>
-        <w:t xml:space="preserve">None of the models confirmed public sentiment that aggressive driving behavior increased during COVID-19 and remained high after. </w:t>
-      </w:r>
-      <w:r>
-        <w:t xml:space="preserve">Additional analysis with different data and/or </w:t>
-      </w:r>
-      <w:proofErr w:type="spellStart"/>
-      <w:r>
-        <w:t xml:space="preserve">methods </w:t>
-      </w:r>
-      <w:proofErr w:type="spellEnd"/>
-      <w:r>
-        <w:t>would require approximately two additional weeks of work over what was already planned for this project. However, a more thorough analysis would establish the publication’s credibility in data-driven reporting and demonstrate its commitment to comprehensive analysis and public service reporting.</w:t>
+      <w:pPr>
+        <w:pStyle w:val="Heading2"/>
+      </w:pPr>
+      <w:r>
+        <w:t>1.2 Insights and Recommendations</w:t>
       </w:r>
     </w:p>
     <w:p>
       <w:pPr>
-        <w:pStyle w:val="Heading2"/>
-      </w:pPr>
-      <w:r>
-        <w:t>1.2 Insights and Recommendations</w:t>
+        <w:pStyle w:val="Heading3"/>
+      </w:pPr>
+      <w:r>
+        <w:t>Key findings</w:t>
       </w:r>
     </w:p>
     <w:p>
       <w:pPr>
-        <w:pStyle w:val="Heading3"/>
-      </w:pPr>
-      <w:r>
-        <w:t>Key findings</w:t>
-      </w:r>
-    </w:p>
-    <w:p>
-      <w:r>
-        <w:t xml:space="preserve">The model reveals that aggressive </w:t>
-      </w:r>
-      <w:r>
-        <w:t xml:space="preserve">and distracted </w:t>
-      </w:r>
-      <w:r>
-        <w:t xml:space="preserve">driving did not increase during COVID-19 and remain high. </w:t>
-      </w:r>
-      <w:r>
-        <w:t xml:space="preserve">However, some </w:t>
-      </w:r>
-      <w:r>
-        <w:t>interesting findings occurred during exploratory data analysis that should be explored further because they support public sentiment about aggressive and distracted driving.</w:t>
+        <w:spacing w:before="120" w:after="120"/>
+      </w:pPr>
+      <w:r>
+        <w:t>A</w:t>
+      </w:r>
+      <w:r>
+        <w:t>s modeled</w:t>
+      </w:r>
+      <w:r>
+        <w:t>, the data</w:t>
+      </w:r>
+      <w:r>
+        <w:t xml:space="preserve"> do not suggest an increase in </w:t>
+      </w:r>
+      <w:r>
+        <w:t>aggressive or distracted driving during COVID-19 or after. However, s</w:t>
+      </w:r>
+      <w:r>
+        <w:t xml:space="preserve">ome </w:t>
+      </w:r>
+      <w:r>
+        <w:t xml:space="preserve">interesting findings occurred during exploratory data analysis that should be explored further because they support public sentiment about aggressive </w:t>
+      </w:r>
+      <w:r>
+        <w:lastRenderedPageBreak/>
+        <w:t>and distracted driving.</w:t>
       </w:r>
       <w:r>
         <w:t xml:space="preserve"> Formatting the data as a time series and decomposing the data into the trend, seasonality, and residual shows that some specific aggressive driving behaviors increased during COVID-19 and remain</w:t>
@@ -5547,7 +5799,6 @@
       </w:pPr>
       <w:bookmarkStart w:id="2" w:name="_Ref225711180"/>
       <w:r>
-        <w:lastRenderedPageBreak/>
         <w:t xml:space="preserve">Figure </w:t>
       </w:r>
       <w:fldSimple w:instr=" SEQ Figure \* ARABIC ">
@@ -5560,10 +5811,7 @@
       </w:fldSimple>
       <w:bookmarkEnd w:id="2"/>
       <w:r>
-        <w:t xml:space="preserve">: </w:t>
-      </w:r>
-      <w:r>
-        <w:t xml:space="preserve">Time series decomposition for </w:t>
+        <w:t xml:space="preserve">: Time series decomposition for </w:t>
       </w:r>
       <w:r>
         <w:t>running red lights (</w:t>
@@ -5667,6 +5915,7 @@
           <w:noProof/>
           <w14:ligatures w14:val="standardContextual"/>
         </w:rPr>
+        <w:lastRenderedPageBreak/>
         <w:drawing>
           <wp:inline distT="0" distB="0" distL="0" distR="0" wp14:anchorId="4EB7FBA6" wp14:editId="2C5A5B7A">
             <wp:extent cx="5943600" cy="2600325"/>
@@ -5780,10 +6029,16 @@
         <w:t xml:space="preserve"> classification is surprising given some of the time series plots</w:t>
       </w:r>
       <w:r>
-        <w:t>, as shown below</w:t>
+        <w:t xml:space="preserve"> created to fulfill objective 4, which was to d</w:t>
+      </w:r>
+      <w:r>
+        <w:t>evelop accessible visualizations for public understanding</w:t>
       </w:r>
       <w:r>
         <w:t>.</w:t>
+      </w:r>
+      <w:r>
+        <w:t xml:space="preserve"> Two examples are shown below.</w:t>
       </w:r>
     </w:p>
     <w:tbl>
@@ -5823,7 +6078,6 @@
                 <w:noProof/>
                 <w14:ligatures w14:val="standardContextual"/>
               </w:rPr>
-              <w:lastRenderedPageBreak/>
               <w:drawing>
                 <wp:inline distT="0" distB="0" distL="0" distR="0" wp14:anchorId="24DCA8DF" wp14:editId="4047382C">
                   <wp:extent cx="3380154" cy="2535116"/>
@@ -5878,10 +6132,7 @@
               <w:spacing w:before="120" w:after="120"/>
             </w:pPr>
             <w:r>
-              <w:t>P</w:t>
-            </w:r>
-            <w:r>
-              <w:t xml:space="preserve">roceeding without clearance (NO_CLEARANCE) </w:t>
+              <w:t xml:space="preserve">Proceeding without clearance (NO_CLEARANCE) </w:t>
             </w:r>
             <w:r>
               <w:t xml:space="preserve">increased slightly and then dipped during COVID-19 in 2020. The behavior then spiked significantly in 2023 before trending down.  </w:t>
@@ -5907,6 +6158,7 @@
                 <w:noProof/>
                 <w14:ligatures w14:val="standardContextual"/>
               </w:rPr>
+              <w:lastRenderedPageBreak/>
               <w:drawing>
                 <wp:inline distT="0" distB="0" distL="0" distR="0" wp14:anchorId="177CB247" wp14:editId="58EA8FB4">
                   <wp:extent cx="3245618" cy="2434215"/>
@@ -5985,13 +6237,8 @@
       <w:pPr>
         <w:pStyle w:val="Heading3"/>
       </w:pPr>
-      <w:proofErr w:type="spellStart"/>
-      <w:r>
-        <w:t>St</w:t>
-      </w:r>
-      <w:proofErr w:type="spellEnd"/>
-      <w:r>
-        <w:t>rategic recommendations</w:t>
+      <w:r>
+        <w:t>Strategic recommendations</w:t>
       </w:r>
     </w:p>
     <w:p>
@@ -6059,6 +6306,7 @@
         <w:trPr>
           <w:cnfStyle w:val="100000000000" w:firstRow="1" w:lastRow="0" w:firstColumn="0" w:lastColumn="0" w:oddVBand="0" w:evenVBand="0" w:oddHBand="0" w:evenHBand="0" w:firstRowFirstColumn="0" w:firstRowLastColumn="0" w:lastRowFirstColumn="0" w:lastRowLastColumn="0"/>
           <w:cantSplit/>
+          <w:tblHeader/>
         </w:trPr>
         <w:tc>
           <w:tcPr>
@@ -6082,7 +6330,6 @@
                 <w:sz w:val="24"/>
                 <w:szCs w:val="24"/>
               </w:rPr>
-              <w:lastRenderedPageBreak/>
               <w:t>Recommendation</w:t>
             </w:r>
           </w:p>
@@ -6227,6 +6474,9 @@
         </w:tc>
       </w:tr>
       <w:tr>
+        <w:trPr>
+          <w:cantSplit/>
+        </w:trPr>
         <w:tc>
           <w:tcPr>
             <w:cnfStyle w:val="001000000000" w:firstRow="0" w:lastRow="0" w:firstColumn="1" w:lastColumn="0" w:oddVBand="0" w:evenVBand="0" w:oddHBand="0" w:evenHBand="0" w:firstRowFirstColumn="0" w:firstRowLastColumn="0" w:lastRowFirstColumn="0" w:lastRowLastColumn="0"/>
@@ -6281,6 +6531,7 @@
       <w:tr>
         <w:trPr>
           <w:cnfStyle w:val="000000100000" w:firstRow="0" w:lastRow="0" w:firstColumn="0" w:lastColumn="0" w:oddVBand="0" w:evenVBand="0" w:oddHBand="1" w:evenHBand="0" w:firstRowFirstColumn="0" w:firstRowLastColumn="0" w:lastRowFirstColumn="0" w:lastRowLastColumn="0"/>
+          <w:cantSplit/>
         </w:trPr>
         <w:tc>
           <w:tcPr>
@@ -6303,6 +6554,7 @@
                 <w:sz w:val="24"/>
                 <w:szCs w:val="24"/>
               </w:rPr>
+              <w:lastRenderedPageBreak/>
               <w:t>Acquire additional data</w:t>
             </w:r>
           </w:p>
@@ -6395,82 +6647,346 @@
         <w:t>Feature importance interpretation</w:t>
       </w:r>
     </w:p>
+    <w:tbl>
+      <w:tblPr>
+        <w:tblStyle w:val="GridTable2"/>
+        <w:tblW w:w="0" w:type="auto"/>
+        <w:tblLook w:val="04A0" w:firstRow="1" w:lastRow="0" w:firstColumn="1" w:lastColumn="0" w:noHBand="0" w:noVBand="1"/>
+      </w:tblPr>
+      <w:tblGrid>
+        <w:gridCol w:w="1070"/>
+        <w:gridCol w:w="3786"/>
+        <w:gridCol w:w="4504"/>
+      </w:tblGrid>
+      <w:tr>
+        <w:trPr>
+          <w:cnfStyle w:val="100000000000" w:firstRow="1" w:lastRow="0" w:firstColumn="0" w:lastColumn="0" w:oddVBand="0" w:evenVBand="0" w:oddHBand="0" w:evenHBand="0" w:firstRowFirstColumn="0" w:firstRowLastColumn="0" w:lastRowFirstColumn="0" w:lastRowLastColumn="0"/>
+        </w:trPr>
+        <w:tc>
+          <w:tcPr>
+            <w:cnfStyle w:val="001000000000" w:firstRow="0" w:lastRow="0" w:firstColumn="1" w:lastColumn="0" w:oddVBand="0" w:evenVBand="0" w:oddHBand="0" w:evenHBand="0" w:firstRowFirstColumn="0" w:firstRowLastColumn="0" w:lastRowFirstColumn="0" w:lastRowLastColumn="0"/>
+            <w:tcW w:w="1070" w:type="dxa"/>
+          </w:tcPr>
+          <w:p>
+            <w:pPr>
+              <w:keepNext/>
+              <w:spacing w:before="120" w:after="120"/>
+              <w:rPr>
+                <w:shd w:val="clear" w:color="auto" w:fill="FFFFFF"/>
+              </w:rPr>
+            </w:pPr>
+            <w:r>
+              <w:rPr>
+                <w:shd w:val="clear" w:color="auto" w:fill="FFFFFF"/>
+              </w:rPr>
+              <w:t>Number</w:t>
+            </w:r>
+          </w:p>
+        </w:tc>
+        <w:tc>
+          <w:tcPr>
+            <w:tcW w:w="3786" w:type="dxa"/>
+          </w:tcPr>
+          <w:p>
+            <w:pPr>
+              <w:keepNext/>
+              <w:spacing w:before="120" w:after="120"/>
+              <w:cnfStyle w:val="100000000000" w:firstRow="1" w:lastRow="0" w:firstColumn="0" w:lastColumn="0" w:oddVBand="0" w:evenVBand="0" w:oddHBand="0" w:evenHBand="0" w:firstRowFirstColumn="0" w:firstRowLastColumn="0" w:lastRowFirstColumn="0" w:lastRowLastColumn="0"/>
+              <w:rPr>
+                <w:shd w:val="clear" w:color="auto" w:fill="FFFFFF"/>
+              </w:rPr>
+            </w:pPr>
+            <w:r>
+              <w:rPr>
+                <w:shd w:val="clear" w:color="auto" w:fill="FFFFFF"/>
+              </w:rPr>
+              <w:t>Objective</w:t>
+            </w:r>
+          </w:p>
+        </w:tc>
+        <w:tc>
+          <w:tcPr>
+            <w:tcW w:w="4504" w:type="dxa"/>
+          </w:tcPr>
+          <w:p>
+            <w:pPr>
+              <w:keepNext/>
+              <w:spacing w:before="120" w:after="120"/>
+              <w:cnfStyle w:val="100000000000" w:firstRow="1" w:lastRow="0" w:firstColumn="0" w:lastColumn="0" w:oddVBand="0" w:evenVBand="0" w:oddHBand="0" w:evenHBand="0" w:firstRowFirstColumn="0" w:firstRowLastColumn="0" w:lastRowFirstColumn="0" w:lastRowLastColumn="0"/>
+              <w:rPr>
+                <w:shd w:val="clear" w:color="auto" w:fill="FFFFFF"/>
+              </w:rPr>
+            </w:pPr>
+            <w:r>
+              <w:rPr>
+                <w:shd w:val="clear" w:color="auto" w:fill="FFFFFF"/>
+              </w:rPr>
+              <w:t>Feature importance</w:t>
+            </w:r>
+          </w:p>
+        </w:tc>
+      </w:tr>
+      <w:tr>
+        <w:trPr>
+          <w:cnfStyle w:val="000000100000" w:firstRow="0" w:lastRow="0" w:firstColumn="0" w:lastColumn="0" w:oddVBand="0" w:evenVBand="0" w:oddHBand="1" w:evenHBand="0" w:firstRowFirstColumn="0" w:firstRowLastColumn="0" w:lastRowFirstColumn="0" w:lastRowLastColumn="0"/>
+        </w:trPr>
+        <w:tc>
+          <w:tcPr>
+            <w:cnfStyle w:val="001000000000" w:firstRow="0" w:lastRow="0" w:firstColumn="1" w:lastColumn="0" w:oddVBand="0" w:evenVBand="0" w:oddHBand="0" w:evenHBand="0" w:firstRowFirstColumn="0" w:firstRowLastColumn="0" w:lastRowFirstColumn="0" w:lastRowLastColumn="0"/>
+            <w:tcW w:w="1070" w:type="dxa"/>
+            <w:shd w:val="clear" w:color="auto" w:fill="D0CECE" w:themeFill="background2" w:themeFillShade="E6"/>
+          </w:tcPr>
+          <w:p>
+            <w:pPr>
+              <w:jc w:val="center"/>
+            </w:pPr>
+            <w:r>
+              <w:t>1</w:t>
+            </w:r>
+          </w:p>
+        </w:tc>
+        <w:tc>
+          <w:tcPr>
+            <w:tcW w:w="3786" w:type="dxa"/>
+            <w:shd w:val="clear" w:color="auto" w:fill="D0CECE" w:themeFill="background2" w:themeFillShade="E6"/>
+          </w:tcPr>
+          <w:p>
+            <w:pPr>
+              <w:spacing w:before="120" w:after="120"/>
+              <w:cnfStyle w:val="000000100000" w:firstRow="0" w:lastRow="0" w:firstColumn="0" w:lastColumn="0" w:oddVBand="0" w:evenVBand="0" w:oddHBand="1" w:evenHBand="0" w:firstRowFirstColumn="0" w:firstRowLastColumn="0" w:lastRowFirstColumn="0" w:lastRowLastColumn="0"/>
+              <w:rPr>
+                <w:shd w:val="clear" w:color="auto" w:fill="FFFFFF"/>
+              </w:rPr>
+            </w:pPr>
+            <w:r>
+              <w:t>Determine whether there has been a statistically significant increase in aggressive driving since the COVID-19 pandemic to provide evidence-based conclusions for PA Data Discourse readers about driving risks.</w:t>
+            </w:r>
+          </w:p>
+        </w:tc>
+        <w:tc>
+          <w:tcPr>
+            <w:tcW w:w="4504" w:type="dxa"/>
+            <w:shd w:val="clear" w:color="auto" w:fill="D0CECE" w:themeFill="background2" w:themeFillShade="E6"/>
+          </w:tcPr>
+          <w:p>
+            <w:pPr>
+              <w:spacing w:before="120" w:after="120"/>
+              <w:cnfStyle w:val="000000100000" w:firstRow="0" w:lastRow="0" w:firstColumn="0" w:lastColumn="0" w:oddVBand="0" w:evenVBand="0" w:oddHBand="1" w:evenHBand="0" w:firstRowFirstColumn="0" w:firstRowLastColumn="0" w:lastRowFirstColumn="0" w:lastRowLastColumn="0"/>
+            </w:pPr>
+            <w:r>
+              <w:t>Only one features was included in this model.</w:t>
+            </w:r>
+          </w:p>
+        </w:tc>
+      </w:tr>
+      <w:tr>
+        <w:tc>
+          <w:tcPr>
+            <w:cnfStyle w:val="001000000000" w:firstRow="0" w:lastRow="0" w:firstColumn="1" w:lastColumn="0" w:oddVBand="0" w:evenVBand="0" w:oddHBand="0" w:evenHBand="0" w:firstRowFirstColumn="0" w:firstRowLastColumn="0" w:lastRowFirstColumn="0" w:lastRowLastColumn="0"/>
+            <w:tcW w:w="1070" w:type="dxa"/>
+          </w:tcPr>
+          <w:p>
+            <w:pPr>
+              <w:spacing w:before="120" w:after="120"/>
+              <w:jc w:val="center"/>
+              <w:rPr>
+                <w:shd w:val="clear" w:color="auto" w:fill="FFFFFF"/>
+              </w:rPr>
+            </w:pPr>
+            <w:r>
+              <w:rPr>
+                <w:shd w:val="clear" w:color="auto" w:fill="FFFFFF"/>
+              </w:rPr>
+              <w:t>2</w:t>
+            </w:r>
+          </w:p>
+        </w:tc>
+        <w:tc>
+          <w:tcPr>
+            <w:tcW w:w="3786" w:type="dxa"/>
+          </w:tcPr>
+          <w:p>
+            <w:pPr>
+              <w:spacing w:before="120" w:after="120"/>
+              <w:cnfStyle w:val="000000000000" w:firstRow="0" w:lastRow="0" w:firstColumn="0" w:lastColumn="0" w:oddVBand="0" w:evenVBand="0" w:oddHBand="0" w:evenHBand="0" w:firstRowFirstColumn="0" w:firstRowLastColumn="0" w:lastRowFirstColumn="0" w:lastRowLastColumn="0"/>
+              <w:rPr>
+                <w:shd w:val="clear" w:color="auto" w:fill="FFFFFF"/>
+              </w:rPr>
+            </w:pPr>
+            <w:r>
+              <w:t>Identify specific aggressive driving behaviors that increased during COVID-19.</w:t>
+            </w:r>
+          </w:p>
+        </w:tc>
+        <w:tc>
+          <w:tcPr>
+            <w:tcW w:w="4504" w:type="dxa"/>
+          </w:tcPr>
+          <w:p>
+            <w:pPr>
+              <w:spacing w:before="120" w:after="120"/>
+              <w:cnfStyle w:val="000000000000" w:firstRow="0" w:lastRow="0" w:firstColumn="0" w:lastColumn="0" w:oddVBand="0" w:evenVBand="0" w:oddHBand="0" w:evenHBand="0" w:firstRowFirstColumn="0" w:firstRowLastColumn="0" w:lastRowFirstColumn="0" w:lastRowLastColumn="0"/>
+              <w:rPr>
+                <w:shd w:val="clear" w:color="auto" w:fill="FFFFFF"/>
+              </w:rPr>
+            </w:pPr>
+            <w:r>
+              <w:t>Only one feature at a time was included in these models.</w:t>
+            </w:r>
+          </w:p>
+        </w:tc>
+      </w:tr>
+      <w:tr>
+        <w:trPr>
+          <w:cnfStyle w:val="000000100000" w:firstRow="0" w:lastRow="0" w:firstColumn="0" w:lastColumn="0" w:oddVBand="0" w:evenVBand="0" w:oddHBand="1" w:evenHBand="0" w:firstRowFirstColumn="0" w:firstRowLastColumn="0" w:lastRowFirstColumn="0" w:lastRowLastColumn="0"/>
+        </w:trPr>
+        <w:tc>
+          <w:tcPr>
+            <w:cnfStyle w:val="001000000000" w:firstRow="0" w:lastRow="0" w:firstColumn="1" w:lastColumn="0" w:oddVBand="0" w:evenVBand="0" w:oddHBand="0" w:evenHBand="0" w:firstRowFirstColumn="0" w:firstRowLastColumn="0" w:lastRowFirstColumn="0" w:lastRowLastColumn="0"/>
+            <w:tcW w:w="1070" w:type="dxa"/>
+          </w:tcPr>
+          <w:p>
+            <w:pPr>
+              <w:jc w:val="center"/>
+            </w:pPr>
+            <w:r>
+              <w:t>3</w:t>
+            </w:r>
+          </w:p>
+        </w:tc>
+        <w:tc>
+          <w:tcPr>
+            <w:tcW w:w="3786" w:type="dxa"/>
+          </w:tcPr>
+          <w:p>
+            <w:pPr>
+              <w:spacing w:before="120" w:after="120"/>
+              <w:cnfStyle w:val="000000100000" w:firstRow="0" w:lastRow="0" w:firstColumn="0" w:lastColumn="0" w:oddVBand="0" w:evenVBand="0" w:oddHBand="1" w:evenHBand="0" w:firstRowFirstColumn="0" w:firstRowLastColumn="0" w:lastRowFirstColumn="0" w:lastRowLastColumn="0"/>
+              <w:rPr>
+                <w:shd w:val="clear" w:color="auto" w:fill="FFFFFF"/>
+              </w:rPr>
+            </w:pPr>
+            <w:r>
+              <w:t>Identify co-factors for crashes involving aggressive driving, such as age, day of week, geography, terrain, or atmospheric conditions.</w:t>
+            </w:r>
+          </w:p>
+        </w:tc>
+        <w:tc>
+          <w:tcPr>
+            <w:tcW w:w="4504" w:type="dxa"/>
+          </w:tcPr>
+          <w:p>
+            <w:pPr>
+              <w:spacing w:before="120" w:after="120"/>
+              <w:cnfStyle w:val="000000100000" w:firstRow="0" w:lastRow="0" w:firstColumn="0" w:lastColumn="0" w:oddVBand="0" w:evenVBand="0" w:oddHBand="1" w:evenHBand="0" w:firstRowFirstColumn="0" w:firstRowLastColumn="0" w:lastRowFirstColumn="0" w:lastRowLastColumn="0"/>
+              <w:rPr>
+                <w:shd w:val="clear" w:color="auto" w:fill="FFFFFF"/>
+              </w:rPr>
+            </w:pPr>
+            <w:r>
+              <w:t>The model did not perform well; therefore, feature importance was not conducted.</w:t>
+            </w:r>
+          </w:p>
+        </w:tc>
+      </w:tr>
+    </w:tbl>
+    <w:p/>
     <w:p>
       <w:pPr>
-        <w:pStyle w:val="p1"/>
-      </w:pPr>
-      <w:r>
-        <w:t>Explain which variables most strongly influence</w:t>
+        <w:pStyle w:val="Heading3"/>
+      </w:pPr>
+      <w:r>
+        <w:t>Limitations and caveats</w:t>
       </w:r>
     </w:p>
     <w:p>
-      <w:pPr>
-        <w:pStyle w:val="p1"/>
-      </w:pPr>
-      <w:r>
-        <w:t>your model's predictions and what these patterns mean for organizational strategy (</w:t>
-      </w:r>
-      <w:proofErr w:type="gramStart"/>
-      <w:r>
-        <w:t>e.g.,●</w:t>
-      </w:r>
-      <w:proofErr w:type="gramEnd"/>
+      <w:r>
+        <w:t>These models are not recommended for deployment. Human expertise suggests further research to find better models using better techniques and/or more data.</w:t>
+      </w:r>
     </w:p>
     <w:p>
       <w:pPr>
-        <w:pStyle w:val="p1"/>
-      </w:pPr>
-      <w:r>
-        <w:t>"'Days since last purchase' is the strongest predictor of churn, importance score 0.35,</w:t>
+        <w:pStyle w:val="Heading2"/>
+        <w:numPr>
+          <w:ilvl w:val="1"/>
+          <w:numId w:val="33"/>
+        </w:numPr>
+      </w:pPr>
+      <w:r>
+        <w:t>Risk Assessment and Mitigation Strategies</w:t>
       </w:r>
     </w:p>
     <w:p>
-      <w:pPr>
-        <w:pStyle w:val="p1"/>
-      </w:pPr>
-      <w:r>
-        <w:t>indicating that re-engagement campaigns should trigger after 30 days of inactivity rather</w:t>
+      <w:r>
+        <w:t xml:space="preserve">Publishing the results of these models and stating that public sentiment is not supported by the data would be premature. If incorrect, </w:t>
+      </w:r>
+      <w:r>
+        <w:t xml:space="preserve">PA Data Discourse </w:t>
+      </w:r>
+      <w:r>
+        <w:t xml:space="preserve">risks the attention and trust of readers. </w:t>
+      </w:r>
+      <w:r>
+        <w:t>Although more comprehensive research will take time, which also comes with risks, publishing results without thorough research would be worse. Taking more time may give a</w:t>
+      </w:r>
+      <w:r>
+        <w:t xml:space="preserve">nother publication </w:t>
+      </w:r>
+      <w:r>
+        <w:t>the opportunity to publish an article addressing the public’s concerns, however</w:t>
+      </w:r>
+      <w:r>
+        <w:t>,</w:t>
+      </w:r>
+      <w:r>
+        <w:t xml:space="preserve"> </w:t>
+      </w:r>
+      <w:r>
+        <w:t xml:space="preserve">this would not be a disservice to the readers as publishing prematurely would be. </w:t>
+      </w:r>
+    </w:p>
+    <w:p/>
+    <w:p/>
+    <w:p>
+      <w:pPr>
+        <w:pStyle w:val="Heading3"/>
+      </w:pPr>
+      <w:r>
+        <w:t>Model risks</w:t>
       </w:r>
     </w:p>
     <w:p>
-      <w:pPr>
-        <w:pStyle w:val="p1"/>
-      </w:pPr>
-      <w:r>
-        <w:t>than the current 90-day policy" or "PM2.5 concentration shows the highest correlation</w:t>
+      <w:r>
+        <w:t>Specifying model risks is not applicable because the model is not recommended for deployment.</w:t>
+      </w:r>
+      <w:r>
+        <w:t xml:space="preserve"> </w:t>
+      </w:r>
+      <w:r>
+        <w:t>A</w:t>
+      </w:r>
+      <w:r>
+        <w:t>dditional research</w:t>
+      </w:r>
+      <w:r>
+        <w:t xml:space="preserve"> will promote greater confidence in the results even if the results are the same. The publication would be able to describe their efforts to find the answer, and this would build trust and respect from the readers. </w:t>
       </w:r>
     </w:p>
     <w:p>
       <w:pPr>
-        <w:pStyle w:val="p1"/>
-      </w:pPr>
-      <w:r>
-        <w:t>with health outcomes (β=1.4, p&lt;0.001), followed by temperature interactions, indicating</w:t>
-      </w:r>
-    </w:p>
-    <w:p>
-      <w:pPr>
-        <w:pStyle w:val="p1"/>
-      </w:pPr>
-      <w:r>
-        <w:t>that air quality reporting should prioritize particulate matter warnings and include</w:t>
-      </w:r>
-    </w:p>
-    <w:p>
-      <w:pPr>
-        <w:pStyle w:val="p1"/>
-      </w:pPr>
-      <w:r>
-        <w:t>temperature context to help residents understand compound health risks").</w:t>
+        <w:pStyle w:val="Heading3"/>
+      </w:pPr>
+      <w:r>
+        <w:t>Data risks</w:t>
       </w:r>
     </w:p>
     <w:p/>
     <w:p>
       <w:pPr>
-        <w:pStyle w:val="Heading3"/>
-      </w:pPr>
-      <w:r>
-        <w:t>Limitations and caveats</w:t>
+        <w:pStyle w:val="p1"/>
+      </w:pPr>
+      <w:r>
+        <w:t>Consider what could go wrong with the data pipeline or how changes in data</w:t>
       </w:r>
     </w:p>
     <w:p>
@@ -6478,7 +6994,7 @@
         <w:pStyle w:val="p1"/>
       </w:pPr>
       <w:r>
-        <w:t>Clearly identify areas where model predictions should be</w:t>
+        <w:t>patterns could affect model performance (e.g.,</w:t>
       </w:r>
     </w:p>
     <w:p>
@@ -6486,7 +7002,7 @@
         <w:pStyle w:val="p1"/>
       </w:pPr>
       <w:r>
-        <w:t>supplemented with human expertise or organizational context (e.g.,</w:t>
+        <w:t>"If the data collection process changes</w:t>
       </w:r>
     </w:p>
     <w:p>
@@ -6494,7 +7010,7 @@
         <w:pStyle w:val="p1"/>
       </w:pPr>
       <w:r>
-        <w:t>"The model cannot</w:t>
+        <w:t>and certain fields start having more missing values, or if customer behavior shifts</w:t>
       </w:r>
     </w:p>
     <w:p>
@@ -6502,7 +7018,7 @@
         <w:pStyle w:val="p1"/>
       </w:pPr>
       <w:r>
-        <w:t>account for external factors like competitor promotions or economic downturns, so</w:t>
+        <w:t>significantly due to economic changes, the model's accuracy could drop below</w:t>
       </w:r>
     </w:p>
     <w:p>
@@ -6510,7 +7026,7 @@
         <w:pStyle w:val="p1"/>
       </w:pPr>
       <w:r>
-        <w:t>predictions during major market events should be reviewed by marketing managers who</w:t>
+        <w:t>acceptable thresholds" or "If air quality monitoring stations are moved, decommissioned,</w:t>
       </w:r>
     </w:p>
     <w:p>
@@ -6518,7 +7034,7 @@
         <w:pStyle w:val="p1"/>
       </w:pPr>
       <w:r>
-        <w:t>can apply additional business context" or "The model cannot capture indoor air exposure</w:t>
+        <w:t>or recalibrated, or if health outcome reporting methods change across hospital systems,</w:t>
       </w:r>
     </w:p>
     <w:p>
@@ -6526,7 +7042,7 @@
         <w:pStyle w:val="p1"/>
       </w:pPr>
       <w:r>
-        <w:t>or individual health behaviors, so findings should be reported as population-level trends</w:t>
+        <w:t>the model relationships could become invalid, leading to incorrect conclusions about</w:t>
       </w:r>
     </w:p>
     <w:p>
@@ -6534,24 +7050,104 @@
         <w:pStyle w:val="p1"/>
       </w:pPr>
       <w:r>
-        <w:t>that require individual readers to consider their personal risk factors and consult</w:t>
-      </w:r>
-    </w:p>
-    <w:p>
-      <w:pPr>
-        <w:pStyle w:val="p1"/>
-      </w:pPr>
-      <w:r>
-        <w:t>healthcare providers for medical decisions").</w:t>
+        <w:t>pollution health impacts").</w:t>
       </w:r>
     </w:p>
     <w:p/>
     <w:p>
       <w:pPr>
-        <w:pStyle w:val="Heading2"/>
-      </w:pPr>
-      <w:r>
-        <w:t>1.3 Risk Assessment and Mitigation Strategies</w:t>
+        <w:pStyle w:val="Heading3"/>
+      </w:pPr>
+      <w:r>
+        <w:t>Organizational risks</w:t>
+      </w:r>
+    </w:p>
+    <w:p>
+      <w:pPr>
+        <w:pStyle w:val="p1"/>
+      </w:pPr>
+      <w:r>
+        <w:t>Analyze potential negative consequences of model deployment/</w:t>
+      </w:r>
+    </w:p>
+    <w:p>
+      <w:pPr>
+        <w:pStyle w:val="p1"/>
+      </w:pPr>
+      <w:r>
+        <w:t>results dissemination on operations, stakeholder satisfaction, or organizational</w:t>
+      </w:r>
+    </w:p>
+    <w:p>
+      <w:pPr>
+        <w:pStyle w:val="p1"/>
+      </w:pPr>
+      <w:r>
+        <w:t>reputation (e.g.,</w:t>
+      </w:r>
+    </w:p>
+    <w:p>
+      <w:pPr>
+        <w:pStyle w:val="p1"/>
+      </w:pPr>
+      <w:r>
+        <w:t>"False positive churn predictions could lead to unnecessary retention</w:t>
+      </w:r>
+    </w:p>
+    <w:p>
+      <w:pPr>
+        <w:pStyle w:val="p1"/>
+      </w:pPr>
+      <w:r>
+        <w:t>offers that reduce profit margins, while false negatives mean missing at-risk customers,</w:t>
+      </w:r>
+    </w:p>
+    <w:p>
+      <w:pPr>
+        <w:pStyle w:val="p1"/>
+      </w:pPr>
+      <w:r>
+        <w:t>potentially damaging long-term customer relationships if they feel ignored" or "Publishing</w:t>
+      </w:r>
+    </w:p>
+    <w:p>
+      <w:pPr>
+        <w:pStyle w:val="p1"/>
+      </w:pPr>
+      <w:r>
+        <w:t>incorrect or overstated health conclusions could damage editorial credibility and public</w:t>
+      </w:r>
+    </w:p>
+    <w:p>
+      <w:pPr>
+        <w:pStyle w:val="p1"/>
+      </w:pPr>
+      <w:r>
+        <w:t>trust, while understating real health risks could fail to inform residents about legitimate●</w:t>
+      </w:r>
+    </w:p>
+    <w:p>
+      <w:pPr>
+        <w:pStyle w:val="p1"/>
+      </w:pPr>
+      <w:r>
+        <w:t>●</w:t>
+      </w:r>
+    </w:p>
+    <w:p>
+      <w:pPr>
+        <w:pStyle w:val="p1"/>
+      </w:pPr>
+      <w:r>
+        <w:t>dangers, potentially leading to inadequate protective behaviors during high-pollution</w:t>
+      </w:r>
+    </w:p>
+    <w:p>
+      <w:pPr>
+        <w:pStyle w:val="p1"/>
+      </w:pPr>
+      <w:r>
+        <w:t>episodes").</w:t>
       </w:r>
     </w:p>
     <w:p/>
@@ -6560,8 +7156,7 @@
         <w:pStyle w:val="Heading3"/>
       </w:pPr>
       <w:r>
-        <w:lastRenderedPageBreak/>
-        <w:t>Model risks</w:t>
+        <w:t>Ethical considerations</w:t>
       </w:r>
     </w:p>
     <w:p>
@@ -6569,7 +7164,7 @@
         <w:pStyle w:val="p1"/>
       </w:pPr>
       <w:r>
-        <w:t>Identify specific scenarios or conditions where your model might produce</w:t>
+        <w:t>Examine your specific model and data for potential bias,</w:t>
       </w:r>
     </w:p>
     <w:p>
@@ -6577,7 +7172,7 @@
         <w:pStyle w:val="p1"/>
       </w:pPr>
       <w:r>
-        <w:t>unreliable predictions or fail entirely (e.g.,</w:t>
+        <w:t>fairness issues, or privacy concerns relevant to your use case (e.g.,</w:t>
       </w:r>
     </w:p>
     <w:p>
@@ -6585,7 +7180,7 @@
         <w:pStyle w:val="p1"/>
       </w:pPr>
       <w:r>
-        <w:t>"The model may fail during major sales events</w:t>
+        <w:t>"The model shows</w:t>
       </w:r>
     </w:p>
     <w:p>
@@ -6593,7 +7188,7 @@
         <w:pStyle w:val="p1"/>
       </w:pPr>
       <w:r>
-        <w:t>like Black Friday when customer behavior drastically differs from normal patterns, or</w:t>
+        <w:t>lower accuracy for customers from certain zip codes, which could lead to unequal</w:t>
       </w:r>
     </w:p>
     <w:p>
@@ -6601,7 +7196,7 @@
         <w:pStyle w:val="p1"/>
       </w:pPr>
       <w:r>
-        <w:t>when predicting for customer segments with fewer than 100 examples in the training</w:t>
+        <w:t>treatment in marketing campaigns; additionally, using detailed purchase history raises</w:t>
       </w:r>
     </w:p>
     <w:p>
@@ -6609,7 +7204,7 @@
         <w:pStyle w:val="p1"/>
       </w:pPr>
       <w:r>
-        <w:t>data" or "The model may fail during extreme weather events or unusual pollution</w:t>
+        <w:t>privacy concerns about how much customer behavior tracking is appropriate" or "The</w:t>
       </w:r>
     </w:p>
     <w:p>
@@ -6617,7 +7212,7 @@
         <w:pStyle w:val="p1"/>
       </w:pPr>
       <w:r>
-        <w:t>episodes (wildfire smoke, industrial accidents) that fall outside historical patterns, or</w:t>
+        <w:t>model shows weaker performance in lower-income neighborhoods, potentially leading to</w:t>
       </w:r>
     </w:p>
     <w:p>
@@ -6625,7 +7220,7 @@
         <w:pStyle w:val="p1"/>
       </w:pPr>
       <w:r>
-        <w:t>when applied to neighborhoods with substantially different demographics than the</w:t>
+        <w:t>health disparities in information quality; additionally, neighborhood-level reporting could</w:t>
       </w:r>
     </w:p>
     <w:p>
@@ -6633,7 +7228,15 @@
         <w:pStyle w:val="p1"/>
       </w:pPr>
       <w:r>
-        <w:t>training data").</w:t>
+        <w:t>stigmatize certain communities or affect property values, raising concerns about</w:t>
+      </w:r>
+    </w:p>
+    <w:p>
+      <w:pPr>
+        <w:pStyle w:val="p1"/>
+      </w:pPr>
+      <w:r>
+        <w:t>environmental justice").</w:t>
       </w:r>
     </w:p>
     <w:p/>
@@ -6642,7 +7245,7 @@
         <w:pStyle w:val="Heading3"/>
       </w:pPr>
       <w:r>
-        <w:t>Data risks</w:t>
+        <w:t>Mitigation approaches</w:t>
       </w:r>
     </w:p>
     <w:p>
@@ -6650,7 +7253,7 @@
         <w:pStyle w:val="p1"/>
       </w:pPr>
       <w:r>
-        <w:t>Consider what could go wrong with the data pipeline or how changes in data</w:t>
+        <w:t>Propose concrete, practical strategies to address each</w:t>
       </w:r>
     </w:p>
     <w:p>
@@ -6658,7 +7261,7 @@
         <w:pStyle w:val="p1"/>
       </w:pPr>
       <w:r>
-        <w:t>patterns could affect model performance (e.g.,</w:t>
+        <w:t>identified risk, showing how to minimize potential negative impacts (e.g.,</w:t>
       </w:r>
     </w:p>
     <w:p>
@@ -6666,7 +7269,7 @@
         <w:pStyle w:val="p1"/>
       </w:pPr>
       <w:r>
-        <w:t>"If the data collection process changes</w:t>
+        <w:t>"Implement</w:t>
       </w:r>
     </w:p>
     <w:p>
@@ -6674,7 +7277,7 @@
         <w:pStyle w:val="p1"/>
       </w:pPr>
       <w:r>
-        <w:t>and certain fields start having more missing values, or if customer behavior shifts</w:t>
+        <w:t>monthly performance monitoring to detect accuracy drops quickly, create override rules</w:t>
       </w:r>
     </w:p>
     <w:p>
@@ -6682,7 +7285,7 @@
         <w:pStyle w:val="p1"/>
       </w:pPr>
       <w:r>
-        <w:t>significantly due to economic changes, the model's accuracy could drop below</w:t>
+        <w:t>for high-stakes decisions requiring human review, ensure diverse representation in</w:t>
       </w:r>
     </w:p>
     <w:p>
@@ -6690,7 +7293,7 @@
         <w:pStyle w:val="p1"/>
       </w:pPr>
       <w:r>
-        <w:t>acceptable thresholds" or "If air quality monitoring stations are moved, decommissioned,</w:t>
+        <w:t>training data updates, and establish clear privacy policies about data usage in modeling"</w:t>
       </w:r>
     </w:p>
     <w:p>
@@ -6698,7 +7301,7 @@
         <w:pStyle w:val="p1"/>
       </w:pPr>
       <w:r>
-        <w:t>or recalibrated, or if health outcome reporting methods change across hospital systems,</w:t>
+        <w:t>or "Implement peer review processes for all published conclusions, establish uncertainty</w:t>
       </w:r>
     </w:p>
     <w:p>
@@ -6706,7 +7309,7 @@
         <w:pStyle w:val="p1"/>
       </w:pPr>
       <w:r>
-        <w:t>the model relationships could become invalid, leading to incorrect conclusions about</w:t>
+        <w:t>quantification and clear confidence intervals in reporting, create community engagement</w:t>
       </w:r>
     </w:p>
     <w:p>
@@ -6714,16 +7317,8 @@
         <w:pStyle w:val="p1"/>
       </w:pPr>
       <w:r>
-        <w:t>pollution health impacts").</w:t>
-      </w:r>
-    </w:p>
-    <w:p/>
-    <w:p>
-      <w:pPr>
-        <w:pStyle w:val="Heading3"/>
-      </w:pPr>
-      <w:r>
-        <w:t>Organizational risks</w:t>
+        <w:lastRenderedPageBreak/>
+        <w:t>protocols to explain findings appropriately, and develop correction/retraction procedures</w:t>
       </w:r>
     </w:p>
     <w:p>
@@ -6731,265 +7326,6 @@
         <w:pStyle w:val="p1"/>
       </w:pPr>
       <w:r>
-        <w:t>Analyze potential negative consequences of model deployment/</w:t>
-      </w:r>
-    </w:p>
-    <w:p>
-      <w:pPr>
-        <w:pStyle w:val="p1"/>
-      </w:pPr>
-      <w:r>
-        <w:t>results dissemination on operations, stakeholder satisfaction, or organizational</w:t>
-      </w:r>
-    </w:p>
-    <w:p>
-      <w:pPr>
-        <w:pStyle w:val="p1"/>
-      </w:pPr>
-      <w:r>
-        <w:t>reputation (e.g.,</w:t>
-      </w:r>
-    </w:p>
-    <w:p>
-      <w:pPr>
-        <w:pStyle w:val="p1"/>
-      </w:pPr>
-      <w:r>
-        <w:t>"False positive churn predictions could lead to unnecessary retention</w:t>
-      </w:r>
-    </w:p>
-    <w:p>
-      <w:pPr>
-        <w:pStyle w:val="p1"/>
-      </w:pPr>
-      <w:r>
-        <w:t>offers that reduce profit margins, while false negatives mean missing at-risk customers,</w:t>
-      </w:r>
-    </w:p>
-    <w:p>
-      <w:pPr>
-        <w:pStyle w:val="p1"/>
-      </w:pPr>
-      <w:r>
-        <w:t>potentially damaging long-term customer relationships if they feel ignored" or "Publishing</w:t>
-      </w:r>
-    </w:p>
-    <w:p>
-      <w:pPr>
-        <w:pStyle w:val="p1"/>
-      </w:pPr>
-      <w:r>
-        <w:t>incorrect or overstated health conclusions could damage editorial credibility and public</w:t>
-      </w:r>
-    </w:p>
-    <w:p>
-      <w:pPr>
-        <w:pStyle w:val="p1"/>
-      </w:pPr>
-      <w:r>
-        <w:t>trust, while understating real health risks could fail to inform residents about legitimate●</w:t>
-      </w:r>
-    </w:p>
-    <w:p>
-      <w:pPr>
-        <w:pStyle w:val="p1"/>
-      </w:pPr>
-      <w:r>
-        <w:t>●</w:t>
-      </w:r>
-    </w:p>
-    <w:p>
-      <w:pPr>
-        <w:pStyle w:val="p1"/>
-      </w:pPr>
-      <w:r>
-        <w:t>dangers, potentially leading to inadequate protective behaviors during high-pollution</w:t>
-      </w:r>
-    </w:p>
-    <w:p>
-      <w:pPr>
-        <w:pStyle w:val="p1"/>
-      </w:pPr>
-      <w:r>
-        <w:t>episodes").</w:t>
-      </w:r>
-    </w:p>
-    <w:p/>
-    <w:p>
-      <w:pPr>
-        <w:pStyle w:val="Heading3"/>
-      </w:pPr>
-      <w:r>
-        <w:t>Ethical considerations</w:t>
-      </w:r>
-    </w:p>
-    <w:p>
-      <w:pPr>
-        <w:pStyle w:val="p1"/>
-      </w:pPr>
-      <w:r>
-        <w:t>Examine your specific model and data for potential bias,</w:t>
-      </w:r>
-    </w:p>
-    <w:p>
-      <w:pPr>
-        <w:pStyle w:val="p1"/>
-      </w:pPr>
-      <w:r>
-        <w:t>fairness issues, or privacy concerns relevant to your use case (e.g.,</w:t>
-      </w:r>
-    </w:p>
-    <w:p>
-      <w:pPr>
-        <w:pStyle w:val="p1"/>
-      </w:pPr>
-      <w:r>
-        <w:t>"The model shows</w:t>
-      </w:r>
-    </w:p>
-    <w:p>
-      <w:pPr>
-        <w:pStyle w:val="p1"/>
-      </w:pPr>
-      <w:r>
-        <w:t>lower accuracy for customers from certain zip codes, which could lead to unequal</w:t>
-      </w:r>
-    </w:p>
-    <w:p>
-      <w:pPr>
-        <w:pStyle w:val="p1"/>
-      </w:pPr>
-      <w:r>
-        <w:t>treatment in marketing campaigns; additionally, using detailed purchase history raises</w:t>
-      </w:r>
-    </w:p>
-    <w:p>
-      <w:pPr>
-        <w:pStyle w:val="p1"/>
-      </w:pPr>
-      <w:r>
-        <w:t>privacy concerns about how much customer behavior tracking is appropriate" or "The</w:t>
-      </w:r>
-    </w:p>
-    <w:p>
-      <w:pPr>
-        <w:pStyle w:val="p1"/>
-      </w:pPr>
-      <w:r>
-        <w:t>model shows weaker performance in lower-income neighborhoods, potentially leading to</w:t>
-      </w:r>
-    </w:p>
-    <w:p>
-      <w:pPr>
-        <w:pStyle w:val="p1"/>
-      </w:pPr>
-      <w:r>
-        <w:t>health disparities in information quality; additionally, neighborhood-level reporting could</w:t>
-      </w:r>
-    </w:p>
-    <w:p>
-      <w:pPr>
-        <w:pStyle w:val="p1"/>
-      </w:pPr>
-      <w:r>
-        <w:t>stigmatize certain communities or affect property values, raising concerns about</w:t>
-      </w:r>
-    </w:p>
-    <w:p>
-      <w:pPr>
-        <w:pStyle w:val="p1"/>
-      </w:pPr>
-      <w:r>
-        <w:t>environmental justice").</w:t>
-      </w:r>
-    </w:p>
-    <w:p/>
-    <w:p>
-      <w:pPr>
-        <w:pStyle w:val="Heading3"/>
-      </w:pPr>
-      <w:r>
-        <w:t>Mitigation approaches</w:t>
-      </w:r>
-    </w:p>
-    <w:p>
-      <w:pPr>
-        <w:pStyle w:val="p1"/>
-      </w:pPr>
-      <w:r>
-        <w:t>Propose concrete, practical strategies to address each</w:t>
-      </w:r>
-    </w:p>
-    <w:p>
-      <w:pPr>
-        <w:pStyle w:val="p1"/>
-      </w:pPr>
-      <w:r>
-        <w:t>identified risk, showing how to minimize potential negative impacts (e.g.,</w:t>
-      </w:r>
-    </w:p>
-    <w:p>
-      <w:pPr>
-        <w:pStyle w:val="p1"/>
-      </w:pPr>
-      <w:r>
-        <w:t>"Implement</w:t>
-      </w:r>
-    </w:p>
-    <w:p>
-      <w:pPr>
-        <w:pStyle w:val="p1"/>
-      </w:pPr>
-      <w:r>
-        <w:t>monthly performance monitoring to detect accuracy drops quickly, create override rules</w:t>
-      </w:r>
-    </w:p>
-    <w:p>
-      <w:pPr>
-        <w:pStyle w:val="p1"/>
-      </w:pPr>
-      <w:r>
-        <w:t>for high-stakes decisions requiring human review, ensure diverse representation in</w:t>
-      </w:r>
-    </w:p>
-    <w:p>
-      <w:pPr>
-        <w:pStyle w:val="p1"/>
-      </w:pPr>
-      <w:r>
-        <w:t>training data updates, and establish clear privacy policies about data usage in modeling"</w:t>
-      </w:r>
-    </w:p>
-    <w:p>
-      <w:pPr>
-        <w:pStyle w:val="p1"/>
-      </w:pPr>
-      <w:r>
-        <w:t>or "Implement peer review processes for all published conclusions, establish uncertainty</w:t>
-      </w:r>
-    </w:p>
-    <w:p>
-      <w:pPr>
-        <w:pStyle w:val="p1"/>
-      </w:pPr>
-      <w:r>
-        <w:t>quantification and clear confidence intervals in reporting, create community engagement</w:t>
-      </w:r>
-    </w:p>
-    <w:p>
-      <w:pPr>
-        <w:pStyle w:val="p1"/>
-      </w:pPr>
-      <w:r>
-        <w:t>protocols to explain findings appropriately, and develop correction/retraction procedures</w:t>
-      </w:r>
-    </w:p>
-    <w:p>
-      <w:pPr>
-        <w:pStyle w:val="p1"/>
-      </w:pPr>
-      <w:r>
-        <w:lastRenderedPageBreak/>
         <w:t>for any discovered errors").</w:t>
       </w:r>
     </w:p>
@@ -15753,6 +16089,7 @@
   <w:style w:type="character" w:default="1" w:styleId="DefaultParagraphFont">
     <w:name w:val="Default Paragraph Font"/>
     <w:uiPriority w:val="1"/>
+    <w:semiHidden/>
     <w:unhideWhenUsed/>
   </w:style>
   <w:style w:type="table" w:default="1" w:styleId="TableNormal">

--- a/Evaluation_and_Deployment_Report_over_lisa .docx
+++ b/Evaluation_and_Deployment_Report_over_lisa .docx
@@ -6956,20 +6956,25 @@
       </w:r>
     </w:p>
     <w:p>
-      <w:r>
-        <w:t>Specifying model risks is not applicable because the model is not recommended for deployment.</w:t>
-      </w:r>
-      <w:r>
-        <w:t xml:space="preserve"> </w:t>
-      </w:r>
-      <w:r>
-        <w:t>A</w:t>
-      </w:r>
-      <w:r>
-        <w:t>dditional research</w:t>
-      </w:r>
-      <w:r>
-        <w:t xml:space="preserve"> will promote greater confidence in the results even if the results are the same. The publication would be able to describe their efforts to find the answer, and this would build trust and respect from the readers. </w:t>
+      <w:pPr>
+        <w:spacing w:before="120" w:after="120"/>
+      </w:pPr>
+      <w:r>
+        <w:t xml:space="preserve">As a historical study, </w:t>
+      </w:r>
+      <w:proofErr w:type="spellStart"/>
+      <w:r>
+        <w:t>t</w:t>
+      </w:r>
+      <w:r>
+        <w:t xml:space="preserve">here </w:t>
+      </w:r>
+      <w:proofErr w:type="spellEnd"/>
+      <w:r>
+        <w:t xml:space="preserve">are no risks with modeling aggressive driving using COVID-19 as a predictor. </w:t>
+      </w:r>
+      <w:r>
+        <w:t>The results from the models, including any additional models from the recommendations, will answer the research question. Model risks can be reassessed if PA Data Discourse chooses to set up a dashboard for readers to monitor aggressive driving behaviors as an ongoing project.</w:t>
       </w:r>
     </w:p>
     <w:p>
@@ -6978,15 +6983,198 @@
       </w:pPr>
       <w:r>
         <w:t>Data risks</w:t>
+      </w:r>
+    </w:p>
+    <w:p>
+      <w:r>
+        <w:t xml:space="preserve">Availability of data is the number one risk with this project. The current models are a historical view of the data, however, if additional data are pursued for further study or ongoing monitoring, there are risks that some or all of the desired data will be unavailable at some point in the future. </w:t>
+      </w:r>
+    </w:p>
+    <w:p>
+      <w:pPr>
+        <w:pStyle w:val="Heading3"/>
+      </w:pPr>
+      <w:r>
+        <w:t>Organizational risks</w:t>
+      </w:r>
+    </w:p>
+    <w:p>
+      <w:pPr>
+        <w:pStyle w:val="p1"/>
+        <w:rPr>
+          <w:rFonts w:ascii="Times New Roman" w:hAnsi="Times New Roman" w:cs="Times New Roman"/>
+          <w:sz w:val="24"/>
+          <w:szCs w:val="24"/>
+        </w:rPr>
+      </w:pPr>
+      <w:r>
+        <w:rPr>
+          <w:rFonts w:ascii="Times New Roman" w:hAnsi="Times New Roman" w:cs="Times New Roman"/>
+          <w:sz w:val="24"/>
+          <w:szCs w:val="24"/>
+        </w:rPr>
+        <w:t xml:space="preserve">If PA Data Discourse publishes the current models, readers may realize that the research was not comprehensive and become dissatisfied. The reputation of the publication as a public service organization would be damaged. Even if further research still </w:t>
+      </w:r>
+      <w:r>
+        <w:rPr>
+          <w:rFonts w:ascii="Times New Roman" w:hAnsi="Times New Roman" w:cs="Times New Roman"/>
+          <w:sz w:val="24"/>
+          <w:szCs w:val="24"/>
+        </w:rPr>
+        <w:t xml:space="preserve">shows no evidence </w:t>
+      </w:r>
+      <w:r>
+        <w:rPr>
+          <w:rFonts w:ascii="Times New Roman" w:hAnsi="Times New Roman" w:cs="Times New Roman"/>
+          <w:sz w:val="24"/>
+          <w:szCs w:val="24"/>
+        </w:rPr>
+        <w:t xml:space="preserve">to support public sentiment </w:t>
+      </w:r>
+      <w:r>
+        <w:rPr>
+          <w:rFonts w:ascii="Times New Roman" w:hAnsi="Times New Roman" w:cs="Times New Roman"/>
+          <w:sz w:val="24"/>
+          <w:szCs w:val="24"/>
+        </w:rPr>
+        <w:t>that ag</w:t>
+      </w:r>
+      <w:r>
+        <w:rPr>
+          <w:rFonts w:ascii="Times New Roman" w:hAnsi="Times New Roman" w:cs="Times New Roman"/>
+          <w:sz w:val="24"/>
+          <w:szCs w:val="24"/>
+        </w:rPr>
+        <w:t>g</w:t>
+      </w:r>
+      <w:r>
+        <w:rPr>
+          <w:rFonts w:ascii="Times New Roman" w:hAnsi="Times New Roman" w:cs="Times New Roman"/>
+          <w:sz w:val="24"/>
+          <w:szCs w:val="24"/>
+        </w:rPr>
+        <w:t>ressive or distracted driv</w:t>
+      </w:r>
+      <w:r>
+        <w:rPr>
+          <w:rFonts w:ascii="Times New Roman" w:hAnsi="Times New Roman" w:cs="Times New Roman"/>
+          <w:sz w:val="24"/>
+          <w:szCs w:val="24"/>
+        </w:rPr>
+        <w:t>i</w:t>
+      </w:r>
+      <w:r>
+        <w:rPr>
+          <w:rFonts w:ascii="Times New Roman" w:hAnsi="Times New Roman" w:cs="Times New Roman"/>
+          <w:sz w:val="24"/>
+          <w:szCs w:val="24"/>
+        </w:rPr>
+        <w:t>ng increased during COVID-19</w:t>
+      </w:r>
+      <w:r>
+        <w:rPr>
+          <w:rFonts w:ascii="Times New Roman" w:hAnsi="Times New Roman" w:cs="Times New Roman"/>
+          <w:sz w:val="24"/>
+          <w:szCs w:val="24"/>
+        </w:rPr>
+        <w:t xml:space="preserve"> and remained high, readers will appreciate the comprehensive research.</w:t>
+      </w:r>
+    </w:p>
+    <w:p>
+      <w:pPr>
+        <w:pStyle w:val="Heading3"/>
+      </w:pPr>
+      <w:r>
+        <w:t>Ethical considerations</w:t>
+      </w:r>
+    </w:p>
+    <w:p>
+      <w:pPr>
+        <w:pStyle w:val="p1"/>
+      </w:pPr>
+      <w:r>
+        <w:t>Examine your specific model and data for potential bias,</w:t>
+      </w:r>
+    </w:p>
+    <w:p>
+      <w:pPr>
+        <w:pStyle w:val="p1"/>
+      </w:pPr>
+      <w:r>
+        <w:t>fairness issues, or privacy concerns relevant to your use case (e.g.,</w:t>
+      </w:r>
+    </w:p>
+    <w:p>
+      <w:pPr>
+        <w:pStyle w:val="p1"/>
+      </w:pPr>
+      <w:r>
+        <w:t>"The model shows</w:t>
+      </w:r>
+    </w:p>
+    <w:p>
+      <w:pPr>
+        <w:pStyle w:val="p1"/>
+      </w:pPr>
+      <w:r>
+        <w:t>lower accuracy for customers from certain zip codes, which could lead to unequal</w:t>
+      </w:r>
+    </w:p>
+    <w:p>
+      <w:pPr>
+        <w:pStyle w:val="p1"/>
+      </w:pPr>
+      <w:r>
+        <w:t>treatment in marketing campaigns; additionally, using detailed purchase history raises</w:t>
+      </w:r>
+    </w:p>
+    <w:p>
+      <w:pPr>
+        <w:pStyle w:val="p1"/>
+      </w:pPr>
+      <w:r>
+        <w:t>privacy concerns about how much customer behavior tracking is appropriate" or "The</w:t>
+      </w:r>
+    </w:p>
+    <w:p>
+      <w:pPr>
+        <w:pStyle w:val="p1"/>
+      </w:pPr>
+      <w:r>
+        <w:t>model shows weaker performance in lower-income neighborhoods, potentially leading to</w:t>
+      </w:r>
+    </w:p>
+    <w:p>
+      <w:pPr>
+        <w:pStyle w:val="p1"/>
+      </w:pPr>
+      <w:r>
+        <w:t>health disparities in information quality; additionally, neighborhood-level reporting could</w:t>
+      </w:r>
+    </w:p>
+    <w:p>
+      <w:pPr>
+        <w:pStyle w:val="p1"/>
+      </w:pPr>
+      <w:r>
+        <w:t>stigmatize certain communities or affect property values, raising concerns about</w:t>
+      </w:r>
+    </w:p>
+    <w:p>
+      <w:pPr>
+        <w:pStyle w:val="p1"/>
+      </w:pPr>
+      <w:r>
+        <w:t>environmental justice").</w:t>
       </w:r>
     </w:p>
     <w:p/>
     <w:p>
       <w:pPr>
-        <w:pStyle w:val="p1"/>
-      </w:pPr>
-      <w:r>
-        <w:t>Consider what could go wrong with the data pipeline or how changes in data</w:t>
+        <w:pStyle w:val="Heading3"/>
+      </w:pPr>
+      <w:r>
+        <w:t>Mitigation approaches</w:t>
       </w:r>
     </w:p>
     <w:p>
@@ -6994,7 +7182,7 @@
         <w:pStyle w:val="p1"/>
       </w:pPr>
       <w:r>
-        <w:t>patterns could affect model performance (e.g.,</w:t>
+        <w:t>Propose concrete, practical strategies to address each</w:t>
       </w:r>
     </w:p>
     <w:p>
@@ -7002,7 +7190,7 @@
         <w:pStyle w:val="p1"/>
       </w:pPr>
       <w:r>
-        <w:t>"If the data collection process changes</w:t>
+        <w:t>identified risk, showing how to minimize potential negative impacts (e.g.,</w:t>
       </w:r>
     </w:p>
     <w:p>
@@ -7010,7 +7198,7 @@
         <w:pStyle w:val="p1"/>
       </w:pPr>
       <w:r>
-        <w:t>and certain fields start having more missing values, or if customer behavior shifts</w:t>
+        <w:t>"Implement</w:t>
       </w:r>
     </w:p>
     <w:p>
@@ -7018,7 +7206,7 @@
         <w:pStyle w:val="p1"/>
       </w:pPr>
       <w:r>
-        <w:t>significantly due to economic changes, the model's accuracy could drop below</w:t>
+        <w:t>monthly performance monitoring to detect accuracy drops quickly, create override rules</w:t>
       </w:r>
     </w:p>
     <w:p>
@@ -7026,7 +7214,7 @@
         <w:pStyle w:val="p1"/>
       </w:pPr>
       <w:r>
-        <w:t>acceptable thresholds" or "If air quality monitoring stations are moved, decommissioned,</w:t>
+        <w:t>for high-stakes decisions requiring human review, ensure diverse representation in</w:t>
       </w:r>
     </w:p>
     <w:p>
@@ -7034,7 +7222,7 @@
         <w:pStyle w:val="p1"/>
       </w:pPr>
       <w:r>
-        <w:t>or recalibrated, or if health outcome reporting methods change across hospital systems,</w:t>
+        <w:t>training data updates, and establish clear privacy policies about data usage in modeling"</w:t>
       </w:r>
     </w:p>
     <w:p>
@@ -7042,7 +7230,7 @@
         <w:pStyle w:val="p1"/>
       </w:pPr>
       <w:r>
-        <w:t>the model relationships could become invalid, leading to incorrect conclusions about</w:t>
+        <w:t>or "Implement peer review processes for all published conclusions, establish uncertainty</w:t>
       </w:r>
     </w:p>
     <w:p>
@@ -7050,104 +7238,40 @@
         <w:pStyle w:val="p1"/>
       </w:pPr>
       <w:r>
-        <w:t>pollution health impacts").</w:t>
+        <w:t>quantification and clear confidence intervals in reporting, create community engagement</w:t>
+      </w:r>
+    </w:p>
+    <w:p>
+      <w:pPr>
+        <w:pStyle w:val="p1"/>
+      </w:pPr>
+      <w:r>
+        <w:t>protocols to explain findings appropriately, and develop correction/retraction procedures</w:t>
+      </w:r>
+    </w:p>
+    <w:p>
+      <w:pPr>
+        <w:pStyle w:val="p1"/>
+      </w:pPr>
+      <w:r>
+        <w:t>for any discovered errors").</w:t>
+      </w:r>
+    </w:p>
+    <w:p>
+      <w:pPr>
+        <w:pStyle w:val="Heading1"/>
+      </w:pPr>
+      <w:r>
+        <w:t>Section 2: Project Review and Reflection</w:t>
       </w:r>
     </w:p>
     <w:p/>
     <w:p>
       <w:pPr>
-        <w:pStyle w:val="Heading3"/>
-      </w:pPr>
-      <w:r>
-        <w:t>Organizational risks</w:t>
-      </w:r>
-    </w:p>
-    <w:p>
-      <w:pPr>
-        <w:pStyle w:val="p1"/>
-      </w:pPr>
-      <w:r>
-        <w:t>Analyze potential negative consequences of model deployment/</w:t>
-      </w:r>
-    </w:p>
-    <w:p>
-      <w:pPr>
-        <w:pStyle w:val="p1"/>
-      </w:pPr>
-      <w:r>
-        <w:t>results dissemination on operations, stakeholder satisfaction, or organizational</w:t>
-      </w:r>
-    </w:p>
-    <w:p>
-      <w:pPr>
-        <w:pStyle w:val="p1"/>
-      </w:pPr>
-      <w:r>
-        <w:t>reputation (e.g.,</w:t>
-      </w:r>
-    </w:p>
-    <w:p>
-      <w:pPr>
-        <w:pStyle w:val="p1"/>
-      </w:pPr>
-      <w:r>
-        <w:t>"False positive churn predictions could lead to unnecessary retention</w:t>
-      </w:r>
-    </w:p>
-    <w:p>
-      <w:pPr>
-        <w:pStyle w:val="p1"/>
-      </w:pPr>
-      <w:r>
-        <w:t>offers that reduce profit margins, while false negatives mean missing at-risk customers,</w:t>
-      </w:r>
-    </w:p>
-    <w:p>
-      <w:pPr>
-        <w:pStyle w:val="p1"/>
-      </w:pPr>
-      <w:r>
-        <w:t>potentially damaging long-term customer relationships if they feel ignored" or "Publishing</w:t>
-      </w:r>
-    </w:p>
-    <w:p>
-      <w:pPr>
-        <w:pStyle w:val="p1"/>
-      </w:pPr>
-      <w:r>
-        <w:t>incorrect or overstated health conclusions could damage editorial credibility and public</w:t>
-      </w:r>
-    </w:p>
-    <w:p>
-      <w:pPr>
-        <w:pStyle w:val="p1"/>
-      </w:pPr>
-      <w:r>
-        <w:t>trust, while understating real health risks could fail to inform residents about legitimate●</w:t>
-      </w:r>
-    </w:p>
-    <w:p>
-      <w:pPr>
-        <w:pStyle w:val="p1"/>
-      </w:pPr>
-      <w:r>
-        <w:t>●</w:t>
-      </w:r>
-    </w:p>
-    <w:p>
-      <w:pPr>
-        <w:pStyle w:val="p1"/>
-      </w:pPr>
-      <w:r>
-        <w:t>dangers, potentially leading to inadequate protective behaviors during high-pollution</w:t>
-      </w:r>
-    </w:p>
-    <w:p>
-      <w:pPr>
-        <w:pStyle w:val="p1"/>
-      </w:pPr>
-      <w:r>
-        <w:t>episodes").</w:t>
+        <w:pStyle w:val="Heading2"/>
+      </w:pPr>
+      <w:r>
+        <w:t>2.1 Project Retrospective</w:t>
       </w:r>
     </w:p>
     <w:p/>
@@ -7156,202 +7280,7 @@
         <w:pStyle w:val="Heading3"/>
       </w:pPr>
       <w:r>
-        <w:t>Ethical considerations</w:t>
-      </w:r>
-    </w:p>
-    <w:p>
-      <w:pPr>
-        <w:pStyle w:val="p1"/>
-      </w:pPr>
-      <w:r>
-        <w:t>Examine your specific model and data for potential bias,</w:t>
-      </w:r>
-    </w:p>
-    <w:p>
-      <w:pPr>
-        <w:pStyle w:val="p1"/>
-      </w:pPr>
-      <w:r>
-        <w:t>fairness issues, or privacy concerns relevant to your use case (e.g.,</w:t>
-      </w:r>
-    </w:p>
-    <w:p>
-      <w:pPr>
-        <w:pStyle w:val="p1"/>
-      </w:pPr>
-      <w:r>
-        <w:t>"The model shows</w:t>
-      </w:r>
-    </w:p>
-    <w:p>
-      <w:pPr>
-        <w:pStyle w:val="p1"/>
-      </w:pPr>
-      <w:r>
-        <w:t>lower accuracy for customers from certain zip codes, which could lead to unequal</w:t>
-      </w:r>
-    </w:p>
-    <w:p>
-      <w:pPr>
-        <w:pStyle w:val="p1"/>
-      </w:pPr>
-      <w:r>
-        <w:t>treatment in marketing campaigns; additionally, using detailed purchase history raises</w:t>
-      </w:r>
-    </w:p>
-    <w:p>
-      <w:pPr>
-        <w:pStyle w:val="p1"/>
-      </w:pPr>
-      <w:r>
-        <w:t>privacy concerns about how much customer behavior tracking is appropriate" or "The</w:t>
-      </w:r>
-    </w:p>
-    <w:p>
-      <w:pPr>
-        <w:pStyle w:val="p1"/>
-      </w:pPr>
-      <w:r>
-        <w:t>model shows weaker performance in lower-income neighborhoods, potentially leading to</w:t>
-      </w:r>
-    </w:p>
-    <w:p>
-      <w:pPr>
-        <w:pStyle w:val="p1"/>
-      </w:pPr>
-      <w:r>
-        <w:t>health disparities in information quality; additionally, neighborhood-level reporting could</w:t>
-      </w:r>
-    </w:p>
-    <w:p>
-      <w:pPr>
-        <w:pStyle w:val="p1"/>
-      </w:pPr>
-      <w:r>
-        <w:t>stigmatize certain communities or affect property values, raising concerns about</w:t>
-      </w:r>
-    </w:p>
-    <w:p>
-      <w:pPr>
-        <w:pStyle w:val="p1"/>
-      </w:pPr>
-      <w:r>
-        <w:t>environmental justice").</w:t>
-      </w:r>
-    </w:p>
-    <w:p/>
-    <w:p>
-      <w:pPr>
-        <w:pStyle w:val="Heading3"/>
-      </w:pPr>
-      <w:r>
-        <w:t>Mitigation approaches</w:t>
-      </w:r>
-    </w:p>
-    <w:p>
-      <w:pPr>
-        <w:pStyle w:val="p1"/>
-      </w:pPr>
-      <w:r>
-        <w:t>Propose concrete, practical strategies to address each</w:t>
-      </w:r>
-    </w:p>
-    <w:p>
-      <w:pPr>
-        <w:pStyle w:val="p1"/>
-      </w:pPr>
-      <w:r>
-        <w:t>identified risk, showing how to minimize potential negative impacts (e.g.,</w:t>
-      </w:r>
-    </w:p>
-    <w:p>
-      <w:pPr>
-        <w:pStyle w:val="p1"/>
-      </w:pPr>
-      <w:r>
-        <w:t>"Implement</w:t>
-      </w:r>
-    </w:p>
-    <w:p>
-      <w:pPr>
-        <w:pStyle w:val="p1"/>
-      </w:pPr>
-      <w:r>
-        <w:t>monthly performance monitoring to detect accuracy drops quickly, create override rules</w:t>
-      </w:r>
-    </w:p>
-    <w:p>
-      <w:pPr>
-        <w:pStyle w:val="p1"/>
-      </w:pPr>
-      <w:r>
-        <w:t>for high-stakes decisions requiring human review, ensure diverse representation in</w:t>
-      </w:r>
-    </w:p>
-    <w:p>
-      <w:pPr>
-        <w:pStyle w:val="p1"/>
-      </w:pPr>
-      <w:r>
-        <w:t>training data updates, and establish clear privacy policies about data usage in modeling"</w:t>
-      </w:r>
-    </w:p>
-    <w:p>
-      <w:pPr>
-        <w:pStyle w:val="p1"/>
-      </w:pPr>
-      <w:r>
-        <w:t>or "Implement peer review processes for all published conclusions, establish uncertainty</w:t>
-      </w:r>
-    </w:p>
-    <w:p>
-      <w:pPr>
-        <w:pStyle w:val="p1"/>
-      </w:pPr>
-      <w:r>
-        <w:t>quantification and clear confidence intervals in reporting, create community engagement</w:t>
-      </w:r>
-    </w:p>
-    <w:p>
-      <w:pPr>
-        <w:pStyle w:val="p1"/>
-      </w:pPr>
-      <w:r>
         <w:lastRenderedPageBreak/>
-        <w:t>protocols to explain findings appropriately, and develop correction/retraction procedures</w:t>
-      </w:r>
-    </w:p>
-    <w:p>
-      <w:pPr>
-        <w:pStyle w:val="p1"/>
-      </w:pPr>
-      <w:r>
-        <w:t>for any discovered errors").</w:t>
-      </w:r>
-    </w:p>
-    <w:p>
-      <w:pPr>
-        <w:pStyle w:val="Heading1"/>
-      </w:pPr>
-      <w:r>
-        <w:t>Section 2: Project Review and Reflection</w:t>
-      </w:r>
-    </w:p>
-    <w:p/>
-    <w:p>
-      <w:pPr>
-        <w:pStyle w:val="Heading2"/>
-      </w:pPr>
-      <w:r>
-        <w:t>2.1 Project Retrospective</w:t>
-      </w:r>
-    </w:p>
-    <w:p/>
-    <w:p>
-      <w:pPr>
-        <w:pStyle w:val="Heading3"/>
-      </w:pPr>
-      <w:r>
         <w:t>What went well</w:t>
       </w:r>
     </w:p>
@@ -16089,7 +16018,6 @@
   <w:style w:type="character" w:default="1" w:styleId="DefaultParagraphFont">
     <w:name w:val="Default Paragraph Font"/>
     <w:uiPriority w:val="1"/>
-    <w:semiHidden/>
     <w:unhideWhenUsed/>
   </w:style>
   <w:style w:type="table" w:default="1" w:styleId="TableNormal">

--- a/Evaluation_and_Deployment_Report_over_lisa .docx
+++ b/Evaluation_and_Deployment_Report_over_lisa .docx
@@ -654,7 +654,7 @@
             </w:rPr>
             <w:fldChar w:fldCharType="separate"/>
           </w:r>
-          <w:hyperlink w:anchor="_Toc225179756" w:history="1">
+          <w:hyperlink w:anchor="_Toc226057143" w:history="1">
             <w:r>
               <w:rPr>
                 <w:rStyle w:val="Hyperlink"/>
@@ -681,7 +681,7 @@
                 <w:noProof/>
                 <w:webHidden/>
               </w:rPr>
-              <w:instrText xml:space="preserve"> PAGEREF _Toc225179756 \h </w:instrText>
+              <w:instrText xml:space="preserve"> PAGEREF _Toc226057143 \h </w:instrText>
             </w:r>
             <w:r>
               <w:rPr>
@@ -701,7 +701,7 @@
                 <w:noProof/>
                 <w:webHidden/>
               </w:rPr>
-              <w:t>4</w:t>
+              <w:t>3</w:t>
             </w:r>
             <w:r>
               <w:rPr>
@@ -727,13 +727,13 @@
               <w:noProof/>
             </w:rPr>
           </w:pPr>
-          <w:hyperlink w:anchor="_Toc225179757" w:history="1">
+          <w:hyperlink w:anchor="_Toc226057144" w:history="1">
             <w:r>
               <w:rPr>
                 <w:rStyle w:val="Hyperlink"/>
                 <w:noProof/>
               </w:rPr>
-              <w:t>Section 1: Data Preparation</w:t>
+              <w:t>Section 0: Executive Summary Presentation</w:t>
             </w:r>
             <w:r>
               <w:rPr>
@@ -754,7 +754,7 @@
                 <w:noProof/>
                 <w:webHidden/>
               </w:rPr>
-              <w:instrText xml:space="preserve"> PAGEREF _Toc225179757 \h </w:instrText>
+              <w:instrText xml:space="preserve"> PAGEREF _Toc226057144 \h </w:instrText>
             </w:r>
             <w:r>
               <w:rPr>
@@ -774,7 +774,80 @@
                 <w:noProof/>
                 <w:webHidden/>
               </w:rPr>
-              <w:t>5</w:t>
+              <w:t>3</w:t>
+            </w:r>
+            <w:r>
+              <w:rPr>
+                <w:noProof/>
+                <w:webHidden/>
+              </w:rPr>
+              <w:fldChar w:fldCharType="end"/>
+            </w:r>
+          </w:hyperlink>
+        </w:p>
+        <w:p>
+          <w:pPr>
+            <w:pStyle w:val="TOC1"/>
+            <w:tabs>
+              <w:tab w:val="right" w:leader="dot" w:pos="9350"/>
+            </w:tabs>
+            <w:rPr>
+              <w:rFonts w:eastAsiaTheme="minorEastAsia" w:cstheme="minorBidi"/>
+              <w:b w:val="0"/>
+              <w:bCs w:val="0"/>
+              <w:i w:val="0"/>
+              <w:iCs w:val="0"/>
+              <w:noProof/>
+            </w:rPr>
+          </w:pPr>
+          <w:hyperlink w:anchor="_Toc226057145" w:history="1">
+            <w:r>
+              <w:rPr>
+                <w:rStyle w:val="Hyperlink"/>
+                <w:noProof/>
+              </w:rPr>
+              <w:t>Section 1: Organizational Interpretation of Results</w:t>
+            </w:r>
+            <w:r>
+              <w:rPr>
+                <w:noProof/>
+                <w:webHidden/>
+              </w:rPr>
+              <w:tab/>
+            </w:r>
+            <w:r>
+              <w:rPr>
+                <w:noProof/>
+                <w:webHidden/>
+              </w:rPr>
+              <w:fldChar w:fldCharType="begin"/>
+            </w:r>
+            <w:r>
+              <w:rPr>
+                <w:noProof/>
+                <w:webHidden/>
+              </w:rPr>
+              <w:instrText xml:space="preserve"> PAGEREF _Toc226057145 \h </w:instrText>
+            </w:r>
+            <w:r>
+              <w:rPr>
+                <w:noProof/>
+                <w:webHidden/>
+              </w:rPr>
+            </w:r>
+            <w:r>
+              <w:rPr>
+                <w:noProof/>
+                <w:webHidden/>
+              </w:rPr>
+              <w:fldChar w:fldCharType="separate"/>
+            </w:r>
+            <w:r>
+              <w:rPr>
+                <w:noProof/>
+                <w:webHidden/>
+              </w:rPr>
+              <w:t>3</w:t>
             </w:r>
             <w:r>
               <w:rPr>
@@ -801,7 +874,7 @@
               <w:szCs w:val="24"/>
             </w:rPr>
           </w:pPr>
-          <w:hyperlink w:anchor="_Toc225179758" w:history="1">
+          <w:hyperlink w:anchor="_Toc226057146" w:history="1">
             <w:r>
               <w:rPr>
                 <w:rStyle w:val="Hyperlink"/>
@@ -825,7 +898,7 @@
                 <w:rStyle w:val="Hyperlink"/>
                 <w:noProof/>
               </w:rPr>
-              <w:t>Data Selection Rationale</w:t>
+              <w:t>Translating Technical Results to Organizational Impact</w:t>
             </w:r>
             <w:r>
               <w:rPr>
@@ -846,7 +919,7 @@
                 <w:noProof/>
                 <w:webHidden/>
               </w:rPr>
-              <w:instrText xml:space="preserve"> PAGEREF _Toc225179758 \h </w:instrText>
+              <w:instrText xml:space="preserve"> PAGEREF _Toc226057146 \h </w:instrText>
             </w:r>
             <w:r>
               <w:rPr>
@@ -866,7 +939,7 @@
                 <w:noProof/>
                 <w:webHidden/>
               </w:rPr>
-              <w:t>5</w:t>
+              <w:t>3</w:t>
             </w:r>
             <w:r>
               <w:rPr>
@@ -890,13 +963,13 @@
               <w:szCs w:val="24"/>
             </w:rPr>
           </w:pPr>
-          <w:hyperlink w:anchor="_Toc225179759" w:history="1">
+          <w:hyperlink w:anchor="_Toc226057147" w:history="1">
             <w:r>
               <w:rPr>
                 <w:rStyle w:val="Hyperlink"/>
                 <w:noProof/>
               </w:rPr>
-              <w:t>Introduction</w:t>
+              <w:t>Performance interpretation</w:t>
             </w:r>
             <w:r>
               <w:rPr>
@@ -917,7 +990,7 @@
                 <w:noProof/>
                 <w:webHidden/>
               </w:rPr>
-              <w:instrText xml:space="preserve"> PAGEREF _Toc225179759 \h </w:instrText>
+              <w:instrText xml:space="preserve"> PAGEREF _Toc226057147 \h </w:instrText>
             </w:r>
             <w:r>
               <w:rPr>
@@ -937,7 +1010,7 @@
                 <w:noProof/>
                 <w:webHidden/>
               </w:rPr>
-              <w:t>5</w:t>
+              <w:t>3</w:t>
             </w:r>
             <w:r>
               <w:rPr>
@@ -961,13 +1034,13 @@
               <w:szCs w:val="24"/>
             </w:rPr>
           </w:pPr>
-          <w:hyperlink w:anchor="_Toc225179760" w:history="1">
+          <w:hyperlink w:anchor="_Toc226057148" w:history="1">
             <w:r>
               <w:rPr>
                 <w:rStyle w:val="Hyperlink"/>
                 <w:noProof/>
               </w:rPr>
-              <w:t>Variable Selection</w:t>
+              <w:t>Expected organizational outcomes</w:t>
             </w:r>
             <w:r>
               <w:rPr>
@@ -988,7 +1061,7 @@
                 <w:noProof/>
                 <w:webHidden/>
               </w:rPr>
-              <w:instrText xml:space="preserve"> PAGEREF _Toc225179760 \h </w:instrText>
+              <w:instrText xml:space="preserve"> PAGEREF _Toc226057148 \h </w:instrText>
             </w:r>
             <w:r>
               <w:rPr>
@@ -1008,7 +1081,7 @@
                 <w:noProof/>
                 <w:webHidden/>
               </w:rPr>
-              <w:t>5</w:t>
+              <w:t>4</w:t>
             </w:r>
             <w:r>
               <w:rPr>
@@ -1032,13 +1105,13 @@
               <w:szCs w:val="24"/>
             </w:rPr>
           </w:pPr>
-          <w:hyperlink w:anchor="_Toc225179761" w:history="1">
+          <w:hyperlink w:anchor="_Toc226057149" w:history="1">
             <w:r>
               <w:rPr>
                 <w:rStyle w:val="Hyperlink"/>
                 <w:noProof/>
               </w:rPr>
-              <w:t>Temporal Selection</w:t>
+              <w:t>Confidence levels</w:t>
             </w:r>
             <w:r>
               <w:rPr>
@@ -1059,7 +1132,7 @@
                 <w:noProof/>
                 <w:webHidden/>
               </w:rPr>
-              <w:instrText xml:space="preserve"> PAGEREF _Toc225179761 \h </w:instrText>
+              <w:instrText xml:space="preserve"> PAGEREF _Toc226057149 \h </w:instrText>
             </w:r>
             <w:r>
               <w:rPr>
@@ -1079,7 +1152,7 @@
                 <w:noProof/>
                 <w:webHidden/>
               </w:rPr>
-              <w:t>7</w:t>
+              <w:t>4</w:t>
             </w:r>
             <w:r>
               <w:rPr>
@@ -1103,13 +1176,13 @@
               <w:szCs w:val="24"/>
             </w:rPr>
           </w:pPr>
-          <w:hyperlink w:anchor="_Toc225179762" w:history="1">
+          <w:hyperlink w:anchor="_Toc226057150" w:history="1">
             <w:r>
               <w:rPr>
                 <w:rStyle w:val="Hyperlink"/>
                 <w:noProof/>
               </w:rPr>
-              <w:t>Record Selection</w:t>
+              <w:t>Value proposition</w:t>
             </w:r>
             <w:r>
               <w:rPr>
@@ -1130,7 +1203,7 @@
                 <w:noProof/>
                 <w:webHidden/>
               </w:rPr>
-              <w:instrText xml:space="preserve"> PAGEREF _Toc225179762 \h </w:instrText>
+              <w:instrText xml:space="preserve"> PAGEREF _Toc226057150 \h </w:instrText>
             </w:r>
             <w:r>
               <w:rPr>
@@ -1150,7 +1223,80 @@
                 <w:noProof/>
                 <w:webHidden/>
               </w:rPr>
-              <w:t>7</w:t>
+              <w:t>5</w:t>
+            </w:r>
+            <w:r>
+              <w:rPr>
+                <w:noProof/>
+                <w:webHidden/>
+              </w:rPr>
+              <w:fldChar w:fldCharType="end"/>
+            </w:r>
+          </w:hyperlink>
+        </w:p>
+        <w:p>
+          <w:pPr>
+            <w:pStyle w:val="TOC2"/>
+            <w:tabs>
+              <w:tab w:val="right" w:leader="dot" w:pos="9350"/>
+            </w:tabs>
+            <w:rPr>
+              <w:rFonts w:eastAsiaTheme="minorEastAsia" w:cstheme="minorBidi"/>
+              <w:b w:val="0"/>
+              <w:bCs w:val="0"/>
+              <w:noProof/>
+              <w:sz w:val="24"/>
+              <w:szCs w:val="24"/>
+            </w:rPr>
+          </w:pPr>
+          <w:hyperlink w:anchor="_Toc226057151" w:history="1">
+            <w:r>
+              <w:rPr>
+                <w:rStyle w:val="Hyperlink"/>
+                <w:noProof/>
+              </w:rPr>
+              <w:t>1.2 Insights and Recommendations</w:t>
+            </w:r>
+            <w:r>
+              <w:rPr>
+                <w:noProof/>
+                <w:webHidden/>
+              </w:rPr>
+              <w:tab/>
+            </w:r>
+            <w:r>
+              <w:rPr>
+                <w:noProof/>
+                <w:webHidden/>
+              </w:rPr>
+              <w:fldChar w:fldCharType="begin"/>
+            </w:r>
+            <w:r>
+              <w:rPr>
+                <w:noProof/>
+                <w:webHidden/>
+              </w:rPr>
+              <w:instrText xml:space="preserve"> PAGEREF _Toc226057151 \h </w:instrText>
+            </w:r>
+            <w:r>
+              <w:rPr>
+                <w:noProof/>
+                <w:webHidden/>
+              </w:rPr>
+            </w:r>
+            <w:r>
+              <w:rPr>
+                <w:noProof/>
+                <w:webHidden/>
+              </w:rPr>
+              <w:fldChar w:fldCharType="separate"/>
+            </w:r>
+            <w:r>
+              <w:rPr>
+                <w:noProof/>
+                <w:webHidden/>
+              </w:rPr>
+              <w:t>5</w:t>
             </w:r>
             <w:r>
               <w:rPr>
@@ -1174,13 +1320,13 @@
               <w:szCs w:val="24"/>
             </w:rPr>
           </w:pPr>
-          <w:hyperlink w:anchor="_Toc225179763" w:history="1">
+          <w:hyperlink w:anchor="_Toc226057152" w:history="1">
             <w:r>
               <w:rPr>
                 <w:rStyle w:val="Hyperlink"/>
                 <w:noProof/>
               </w:rPr>
-              <w:t>Sampling Strategy</w:t>
+              <w:t>Key findings</w:t>
             </w:r>
             <w:r>
               <w:rPr>
@@ -1201,7 +1347,7 @@
                 <w:noProof/>
                 <w:webHidden/>
               </w:rPr>
-              <w:instrText xml:space="preserve"> PAGEREF _Toc225179763 \h </w:instrText>
+              <w:instrText xml:space="preserve"> PAGEREF _Toc226057152 \h </w:instrText>
             </w:r>
             <w:r>
               <w:rPr>
@@ -1221,7 +1367,7 @@
                 <w:noProof/>
                 <w:webHidden/>
               </w:rPr>
-              <w:t>7</w:t>
+              <w:t>5</w:t>
             </w:r>
             <w:r>
               <w:rPr>
@@ -1245,13 +1391,13 @@
               <w:szCs w:val="24"/>
             </w:rPr>
           </w:pPr>
-          <w:hyperlink w:anchor="_Toc225179764" w:history="1">
+          <w:hyperlink w:anchor="_Toc226057153" w:history="1">
             <w:r>
               <w:rPr>
                 <w:rStyle w:val="Hyperlink"/>
                 <w:noProof/>
               </w:rPr>
-              <w:t>Connection to Data Science Goals from Business and Data Understanding</w:t>
+              <w:t>Surprising discoveries</w:t>
             </w:r>
             <w:r>
               <w:rPr>
@@ -1272,7 +1418,7 @@
                 <w:noProof/>
                 <w:webHidden/>
               </w:rPr>
-              <w:instrText xml:space="preserve"> PAGEREF _Toc225179764 \h </w:instrText>
+              <w:instrText xml:space="preserve"> PAGEREF _Toc226057153 \h </w:instrText>
             </w:r>
             <w:r>
               <w:rPr>
@@ -1293,6 +1439,219 @@
                 <w:webHidden/>
               </w:rPr>
               <w:t>7</w:t>
+            </w:r>
+            <w:r>
+              <w:rPr>
+                <w:noProof/>
+                <w:webHidden/>
+              </w:rPr>
+              <w:fldChar w:fldCharType="end"/>
+            </w:r>
+          </w:hyperlink>
+        </w:p>
+        <w:p>
+          <w:pPr>
+            <w:pStyle w:val="TOC3"/>
+            <w:tabs>
+              <w:tab w:val="right" w:leader="dot" w:pos="9350"/>
+            </w:tabs>
+            <w:rPr>
+              <w:rFonts w:eastAsiaTheme="minorEastAsia" w:cstheme="minorBidi"/>
+              <w:noProof/>
+              <w:sz w:val="24"/>
+              <w:szCs w:val="24"/>
+            </w:rPr>
+          </w:pPr>
+          <w:hyperlink w:anchor="_Toc226057154" w:history="1">
+            <w:r>
+              <w:rPr>
+                <w:rStyle w:val="Hyperlink"/>
+                <w:noProof/>
+              </w:rPr>
+              <w:t>Strategic recommendations</w:t>
+            </w:r>
+            <w:r>
+              <w:rPr>
+                <w:noProof/>
+                <w:webHidden/>
+              </w:rPr>
+              <w:tab/>
+            </w:r>
+            <w:r>
+              <w:rPr>
+                <w:noProof/>
+                <w:webHidden/>
+              </w:rPr>
+              <w:fldChar w:fldCharType="begin"/>
+            </w:r>
+            <w:r>
+              <w:rPr>
+                <w:noProof/>
+                <w:webHidden/>
+              </w:rPr>
+              <w:instrText xml:space="preserve"> PAGEREF _Toc226057154 \h </w:instrText>
+            </w:r>
+            <w:r>
+              <w:rPr>
+                <w:noProof/>
+                <w:webHidden/>
+              </w:rPr>
+            </w:r>
+            <w:r>
+              <w:rPr>
+                <w:noProof/>
+                <w:webHidden/>
+              </w:rPr>
+              <w:fldChar w:fldCharType="separate"/>
+            </w:r>
+            <w:r>
+              <w:rPr>
+                <w:noProof/>
+                <w:webHidden/>
+              </w:rPr>
+              <w:t>8</w:t>
+            </w:r>
+            <w:r>
+              <w:rPr>
+                <w:noProof/>
+                <w:webHidden/>
+              </w:rPr>
+              <w:fldChar w:fldCharType="end"/>
+            </w:r>
+          </w:hyperlink>
+        </w:p>
+        <w:p>
+          <w:pPr>
+            <w:pStyle w:val="TOC3"/>
+            <w:tabs>
+              <w:tab w:val="right" w:leader="dot" w:pos="9350"/>
+            </w:tabs>
+            <w:rPr>
+              <w:rFonts w:eastAsiaTheme="minorEastAsia" w:cstheme="minorBidi"/>
+              <w:noProof/>
+              <w:sz w:val="24"/>
+              <w:szCs w:val="24"/>
+            </w:rPr>
+          </w:pPr>
+          <w:hyperlink w:anchor="_Toc226057155" w:history="1">
+            <w:r>
+              <w:rPr>
+                <w:rStyle w:val="Hyperlink"/>
+                <w:noProof/>
+              </w:rPr>
+              <w:t>Feature importance interpretation</w:t>
+            </w:r>
+            <w:r>
+              <w:rPr>
+                <w:noProof/>
+                <w:webHidden/>
+              </w:rPr>
+              <w:tab/>
+            </w:r>
+            <w:r>
+              <w:rPr>
+                <w:noProof/>
+                <w:webHidden/>
+              </w:rPr>
+              <w:fldChar w:fldCharType="begin"/>
+            </w:r>
+            <w:r>
+              <w:rPr>
+                <w:noProof/>
+                <w:webHidden/>
+              </w:rPr>
+              <w:instrText xml:space="preserve"> PAGEREF _Toc226057155 \h </w:instrText>
+            </w:r>
+            <w:r>
+              <w:rPr>
+                <w:noProof/>
+                <w:webHidden/>
+              </w:rPr>
+            </w:r>
+            <w:r>
+              <w:rPr>
+                <w:noProof/>
+                <w:webHidden/>
+              </w:rPr>
+              <w:fldChar w:fldCharType="separate"/>
+            </w:r>
+            <w:r>
+              <w:rPr>
+                <w:noProof/>
+                <w:webHidden/>
+              </w:rPr>
+              <w:t>9</w:t>
+            </w:r>
+            <w:r>
+              <w:rPr>
+                <w:noProof/>
+                <w:webHidden/>
+              </w:rPr>
+              <w:fldChar w:fldCharType="end"/>
+            </w:r>
+          </w:hyperlink>
+        </w:p>
+        <w:p>
+          <w:pPr>
+            <w:pStyle w:val="TOC3"/>
+            <w:tabs>
+              <w:tab w:val="right" w:leader="dot" w:pos="9350"/>
+            </w:tabs>
+            <w:rPr>
+              <w:rFonts w:eastAsiaTheme="minorEastAsia" w:cstheme="minorBidi"/>
+              <w:noProof/>
+              <w:sz w:val="24"/>
+              <w:szCs w:val="24"/>
+            </w:rPr>
+          </w:pPr>
+          <w:hyperlink w:anchor="_Toc226057156" w:history="1">
+            <w:r>
+              <w:rPr>
+                <w:rStyle w:val="Hyperlink"/>
+                <w:noProof/>
+              </w:rPr>
+              <w:t>Limitations and caveats</w:t>
+            </w:r>
+            <w:r>
+              <w:rPr>
+                <w:noProof/>
+                <w:webHidden/>
+              </w:rPr>
+              <w:tab/>
+            </w:r>
+            <w:r>
+              <w:rPr>
+                <w:noProof/>
+                <w:webHidden/>
+              </w:rPr>
+              <w:fldChar w:fldCharType="begin"/>
+            </w:r>
+            <w:r>
+              <w:rPr>
+                <w:noProof/>
+                <w:webHidden/>
+              </w:rPr>
+              <w:instrText xml:space="preserve"> PAGEREF _Toc226057156 \h </w:instrText>
+            </w:r>
+            <w:r>
+              <w:rPr>
+                <w:noProof/>
+                <w:webHidden/>
+              </w:rPr>
+            </w:r>
+            <w:r>
+              <w:rPr>
+                <w:noProof/>
+                <w:webHidden/>
+              </w:rPr>
+              <w:fldChar w:fldCharType="separate"/>
+            </w:r>
+            <w:r>
+              <w:rPr>
+                <w:noProof/>
+                <w:webHidden/>
+              </w:rPr>
+              <w:t>9</w:t>
             </w:r>
             <w:r>
               <w:rPr>
@@ -1319,7 +1678,7 @@
               <w:szCs w:val="24"/>
             </w:rPr>
           </w:pPr>
-          <w:hyperlink w:anchor="_Toc225179765" w:history="1">
+          <w:hyperlink w:anchor="_Toc226057157" w:history="1">
             <w:r>
               <w:rPr>
                 <w:rStyle w:val="Hyperlink"/>
@@ -1343,7 +1702,7 @@
                 <w:rStyle w:val="Hyperlink"/>
                 <w:noProof/>
               </w:rPr>
-              <w:t>Data Cleaning Process</w:t>
+              <w:t>Risk Assessment and Mitigation Strategies</w:t>
             </w:r>
             <w:r>
               <w:rPr>
@@ -1364,7 +1723,7 @@
                 <w:noProof/>
                 <w:webHidden/>
               </w:rPr>
-              <w:instrText xml:space="preserve"> PAGEREF _Toc225179765 \h </w:instrText>
+              <w:instrText xml:space="preserve"> PAGEREF _Toc226057157 \h </w:instrText>
             </w:r>
             <w:r>
               <w:rPr>
@@ -1384,7 +1743,7 @@
                 <w:noProof/>
                 <w:webHidden/>
               </w:rPr>
-              <w:t>8</w:t>
+              <w:t>9</w:t>
             </w:r>
             <w:r>
               <w:rPr>
@@ -1408,13 +1767,13 @@
               <w:szCs w:val="24"/>
             </w:rPr>
           </w:pPr>
-          <w:hyperlink w:anchor="_Toc225179766" w:history="1">
+          <w:hyperlink w:anchor="_Toc226057158" w:history="1">
             <w:r>
               <w:rPr>
                 <w:rStyle w:val="Hyperlink"/>
                 <w:noProof/>
               </w:rPr>
-              <w:t>Missing Data Treatment</w:t>
+              <w:t>Model risks</w:t>
             </w:r>
             <w:r>
               <w:rPr>
@@ -1435,7 +1794,7 @@
                 <w:noProof/>
                 <w:webHidden/>
               </w:rPr>
-              <w:instrText xml:space="preserve"> PAGEREF _Toc225179766 \h </w:instrText>
+              <w:instrText xml:space="preserve"> PAGEREF _Toc226057158 \h </w:instrText>
             </w:r>
             <w:r>
               <w:rPr>
@@ -1455,7 +1814,7 @@
                 <w:noProof/>
                 <w:webHidden/>
               </w:rPr>
-              <w:t>8</w:t>
+              <w:t>9</w:t>
             </w:r>
             <w:r>
               <w:rPr>
@@ -1479,13 +1838,13 @@
               <w:szCs w:val="24"/>
             </w:rPr>
           </w:pPr>
-          <w:hyperlink w:anchor="_Toc225179767" w:history="1">
+          <w:hyperlink w:anchor="_Toc226057159" w:history="1">
             <w:r>
               <w:rPr>
                 <w:rStyle w:val="Hyperlink"/>
                 <w:noProof/>
               </w:rPr>
-              <w:t>Outlier Detection and Handling</w:t>
+              <w:t>Data risks</w:t>
             </w:r>
             <w:r>
               <w:rPr>
@@ -1506,7 +1865,7 @@
                 <w:noProof/>
                 <w:webHidden/>
               </w:rPr>
-              <w:instrText xml:space="preserve"> PAGEREF _Toc225179767 \h </w:instrText>
+              <w:instrText xml:space="preserve"> PAGEREF _Toc226057159 \h </w:instrText>
             </w:r>
             <w:r>
               <w:rPr>
@@ -1526,7 +1885,7 @@
                 <w:noProof/>
                 <w:webHidden/>
               </w:rPr>
-              <w:t>8</w:t>
+              <w:t>10</w:t>
             </w:r>
             <w:r>
               <w:rPr>
@@ -1550,13 +1909,13 @@
               <w:szCs w:val="24"/>
             </w:rPr>
           </w:pPr>
-          <w:hyperlink w:anchor="_Toc225179768" w:history="1">
+          <w:hyperlink w:anchor="_Toc226057160" w:history="1">
             <w:r>
               <w:rPr>
                 <w:rStyle w:val="Hyperlink"/>
                 <w:noProof/>
               </w:rPr>
-              <w:t>Inconsistency Resolution</w:t>
+              <w:t>Organizational risks</w:t>
             </w:r>
             <w:r>
               <w:rPr>
@@ -1577,7 +1936,7 @@
                 <w:noProof/>
                 <w:webHidden/>
               </w:rPr>
-              <w:instrText xml:space="preserve"> PAGEREF _Toc225179768 \h </w:instrText>
+              <w:instrText xml:space="preserve"> PAGEREF _Toc226057160 \h </w:instrText>
             </w:r>
             <w:r>
               <w:rPr>
@@ -1597,7 +1956,7 @@
                 <w:noProof/>
                 <w:webHidden/>
               </w:rPr>
-              <w:t>9</w:t>
+              <w:t>10</w:t>
             </w:r>
             <w:r>
               <w:rPr>
@@ -1621,13 +1980,13 @@
               <w:szCs w:val="24"/>
             </w:rPr>
           </w:pPr>
-          <w:hyperlink w:anchor="_Toc225179769" w:history="1">
+          <w:hyperlink w:anchor="_Toc226057161" w:history="1">
             <w:r>
               <w:rPr>
                 <w:rStyle w:val="Hyperlink"/>
                 <w:noProof/>
               </w:rPr>
-              <w:t>Error Correction</w:t>
+              <w:t>Ethical considerations</w:t>
             </w:r>
             <w:r>
               <w:rPr>
@@ -1648,7 +2007,7 @@
                 <w:noProof/>
                 <w:webHidden/>
               </w:rPr>
-              <w:instrText xml:space="preserve"> PAGEREF _Toc225179769 \h </w:instrText>
+              <w:instrText xml:space="preserve"> PAGEREF _Toc226057161 \h </w:instrText>
             </w:r>
             <w:r>
               <w:rPr>
@@ -1692,13 +2051,13 @@
               <w:szCs w:val="24"/>
             </w:rPr>
           </w:pPr>
-          <w:hyperlink w:anchor="_Toc225179770" w:history="1">
+          <w:hyperlink w:anchor="_Toc226057162" w:history="1">
             <w:r>
               <w:rPr>
                 <w:rStyle w:val="Hyperlink"/>
                 <w:noProof/>
               </w:rPr>
-              <w:t>Impact Assessment</w:t>
+              <w:t>Mitigation approaches</w:t>
             </w:r>
             <w:r>
               <w:rPr>
@@ -1719,7 +2078,7 @@
                 <w:noProof/>
                 <w:webHidden/>
               </w:rPr>
-              <w:instrText xml:space="preserve"> PAGEREF _Toc225179770 \h </w:instrText>
+              <w:instrText xml:space="preserve"> PAGEREF _Toc226057162 \h </w:instrText>
             </w:r>
             <w:r>
               <w:rPr>
@@ -1752,55 +2111,36 @@
         </w:p>
         <w:p>
           <w:pPr>
-            <w:pStyle w:val="TOC2"/>
+            <w:pStyle w:val="TOC1"/>
             <w:tabs>
-              <w:tab w:val="left" w:pos="960"/>
               <w:tab w:val="right" w:leader="dot" w:pos="9350"/>
             </w:tabs>
             <w:rPr>
               <w:rFonts w:eastAsiaTheme="minorEastAsia" w:cstheme="minorBidi"/>
               <w:b w:val="0"/>
               <w:bCs w:val="0"/>
+              <w:i w:val="0"/>
+              <w:iCs w:val="0"/>
               <w:noProof/>
-              <w:sz w:val="24"/>
-              <w:szCs w:val="24"/>
             </w:rPr>
           </w:pPr>
-          <w:hyperlink w:anchor="_Toc225179771" w:history="1">
+          <w:hyperlink w:anchor="_Toc226057163" w:history="1">
             <w:r>
               <w:rPr>
                 <w:rStyle w:val="Hyperlink"/>
                 <w:noProof/>
               </w:rPr>
-              <w:t>1.3</w:t>
-            </w:r>
-            <w:r>
-              <w:rPr>
-                <w:rFonts w:eastAsiaTheme="minorEastAsia" w:cstheme="minorBidi"/>
-                <w:b w:val="0"/>
-                <w:bCs w:val="0"/>
-                <w:noProof/>
-                <w:sz w:val="24"/>
-                <w:szCs w:val="24"/>
+              <w:t>Section 2: Project Review and Reflection</w:t>
+            </w:r>
+            <w:r>
+              <w:rPr>
+                <w:noProof/>
+                <w:webHidden/>
               </w:rPr>
               <w:tab/>
             </w:r>
             <w:r>
               <w:rPr>
-                <w:rStyle w:val="Hyperlink"/>
-                <w:noProof/>
-              </w:rPr>
-              <w:t>Feature Engineering</w:t>
-            </w:r>
-            <w:r>
-              <w:rPr>
-                <w:noProof/>
-                <w:webHidden/>
-              </w:rPr>
-              <w:tab/>
-            </w:r>
-            <w:r>
-              <w:rPr>
                 <w:noProof/>
                 <w:webHidden/>
               </w:rPr>
@@ -1811,362 +2151,7 @@
                 <w:noProof/>
                 <w:webHidden/>
               </w:rPr>
-              <w:instrText xml:space="preserve"> PAGEREF _Toc225179771 \h </w:instrText>
-            </w:r>
-            <w:r>
-              <w:rPr>
-                <w:noProof/>
-                <w:webHidden/>
-              </w:rPr>
-            </w:r>
-            <w:r>
-              <w:rPr>
-                <w:noProof/>
-                <w:webHidden/>
-              </w:rPr>
-              <w:fldChar w:fldCharType="separate"/>
-            </w:r>
-            <w:r>
-              <w:rPr>
-                <w:noProof/>
-                <w:webHidden/>
-              </w:rPr>
-              <w:t>10</w:t>
-            </w:r>
-            <w:r>
-              <w:rPr>
-                <w:noProof/>
-                <w:webHidden/>
-              </w:rPr>
-              <w:fldChar w:fldCharType="end"/>
-            </w:r>
-          </w:hyperlink>
-        </w:p>
-        <w:p>
-          <w:pPr>
-            <w:pStyle w:val="TOC3"/>
-            <w:tabs>
-              <w:tab w:val="right" w:leader="dot" w:pos="9350"/>
-            </w:tabs>
-            <w:rPr>
-              <w:rFonts w:eastAsiaTheme="minorEastAsia" w:cstheme="minorBidi"/>
-              <w:noProof/>
-              <w:sz w:val="24"/>
-              <w:szCs w:val="24"/>
-            </w:rPr>
-          </w:pPr>
-          <w:hyperlink w:anchor="_Toc225179772" w:history="1">
-            <w:r>
-              <w:rPr>
-                <w:rStyle w:val="Hyperlink"/>
-                <w:noProof/>
-              </w:rPr>
-              <w:t>Derived Features</w:t>
-            </w:r>
-            <w:r>
-              <w:rPr>
-                <w:noProof/>
-                <w:webHidden/>
-              </w:rPr>
-              <w:tab/>
-            </w:r>
-            <w:r>
-              <w:rPr>
-                <w:noProof/>
-                <w:webHidden/>
-              </w:rPr>
-              <w:fldChar w:fldCharType="begin"/>
-            </w:r>
-            <w:r>
-              <w:rPr>
-                <w:noProof/>
-                <w:webHidden/>
-              </w:rPr>
-              <w:instrText xml:space="preserve"> PAGEREF _Toc225179772 \h </w:instrText>
-            </w:r>
-            <w:r>
-              <w:rPr>
-                <w:noProof/>
-                <w:webHidden/>
-              </w:rPr>
-            </w:r>
-            <w:r>
-              <w:rPr>
-                <w:noProof/>
-                <w:webHidden/>
-              </w:rPr>
-              <w:fldChar w:fldCharType="separate"/>
-            </w:r>
-            <w:r>
-              <w:rPr>
-                <w:noProof/>
-                <w:webHidden/>
-              </w:rPr>
-              <w:t>10</w:t>
-            </w:r>
-            <w:r>
-              <w:rPr>
-                <w:noProof/>
-                <w:webHidden/>
-              </w:rPr>
-              <w:fldChar w:fldCharType="end"/>
-            </w:r>
-          </w:hyperlink>
-        </w:p>
-        <w:p>
-          <w:pPr>
-            <w:pStyle w:val="TOC3"/>
-            <w:tabs>
-              <w:tab w:val="right" w:leader="dot" w:pos="9350"/>
-            </w:tabs>
-            <w:rPr>
-              <w:rFonts w:eastAsiaTheme="minorEastAsia" w:cstheme="minorBidi"/>
-              <w:noProof/>
-              <w:sz w:val="24"/>
-              <w:szCs w:val="24"/>
-            </w:rPr>
-          </w:pPr>
-          <w:hyperlink w:anchor="_Toc225179773" w:history="1">
-            <w:r>
-              <w:rPr>
-                <w:rStyle w:val="Hyperlink"/>
-                <w:noProof/>
-              </w:rPr>
-              <w:t>Transformations</w:t>
-            </w:r>
-            <w:r>
-              <w:rPr>
-                <w:noProof/>
-                <w:webHidden/>
-              </w:rPr>
-              <w:tab/>
-            </w:r>
-            <w:r>
-              <w:rPr>
-                <w:noProof/>
-                <w:webHidden/>
-              </w:rPr>
-              <w:fldChar w:fldCharType="begin"/>
-            </w:r>
-            <w:r>
-              <w:rPr>
-                <w:noProof/>
-                <w:webHidden/>
-              </w:rPr>
-              <w:instrText xml:space="preserve"> PAGEREF _Toc225179773 \h </w:instrText>
-            </w:r>
-            <w:r>
-              <w:rPr>
-                <w:noProof/>
-                <w:webHidden/>
-              </w:rPr>
-            </w:r>
-            <w:r>
-              <w:rPr>
-                <w:noProof/>
-                <w:webHidden/>
-              </w:rPr>
-              <w:fldChar w:fldCharType="separate"/>
-            </w:r>
-            <w:r>
-              <w:rPr>
-                <w:noProof/>
-                <w:webHidden/>
-              </w:rPr>
-              <w:t>10</w:t>
-            </w:r>
-            <w:r>
-              <w:rPr>
-                <w:noProof/>
-                <w:webHidden/>
-              </w:rPr>
-              <w:fldChar w:fldCharType="end"/>
-            </w:r>
-          </w:hyperlink>
-        </w:p>
-        <w:p>
-          <w:pPr>
-            <w:pStyle w:val="TOC3"/>
-            <w:tabs>
-              <w:tab w:val="right" w:leader="dot" w:pos="9350"/>
-            </w:tabs>
-            <w:rPr>
-              <w:rFonts w:eastAsiaTheme="minorEastAsia" w:cstheme="minorBidi"/>
-              <w:noProof/>
-              <w:sz w:val="24"/>
-              <w:szCs w:val="24"/>
-            </w:rPr>
-          </w:pPr>
-          <w:hyperlink w:anchor="_Toc225179774" w:history="1">
-            <w:r>
-              <w:rPr>
-                <w:rStyle w:val="Hyperlink"/>
-                <w:noProof/>
-              </w:rPr>
-              <w:t>Temporal Features</w:t>
-            </w:r>
-            <w:r>
-              <w:rPr>
-                <w:noProof/>
-                <w:webHidden/>
-              </w:rPr>
-              <w:tab/>
-            </w:r>
-            <w:r>
-              <w:rPr>
-                <w:noProof/>
-                <w:webHidden/>
-              </w:rPr>
-              <w:fldChar w:fldCharType="begin"/>
-            </w:r>
-            <w:r>
-              <w:rPr>
-                <w:noProof/>
-                <w:webHidden/>
-              </w:rPr>
-              <w:instrText xml:space="preserve"> PAGEREF _Toc225179774 \h </w:instrText>
-            </w:r>
-            <w:r>
-              <w:rPr>
-                <w:noProof/>
-                <w:webHidden/>
-              </w:rPr>
-            </w:r>
-            <w:r>
-              <w:rPr>
-                <w:noProof/>
-                <w:webHidden/>
-              </w:rPr>
-              <w:fldChar w:fldCharType="separate"/>
-            </w:r>
-            <w:r>
-              <w:rPr>
-                <w:noProof/>
-                <w:webHidden/>
-              </w:rPr>
-              <w:t>11</w:t>
-            </w:r>
-            <w:r>
-              <w:rPr>
-                <w:noProof/>
-                <w:webHidden/>
-              </w:rPr>
-              <w:fldChar w:fldCharType="end"/>
-            </w:r>
-          </w:hyperlink>
-        </w:p>
-        <w:p>
-          <w:pPr>
-            <w:pStyle w:val="TOC3"/>
-            <w:tabs>
-              <w:tab w:val="right" w:leader="dot" w:pos="9350"/>
-            </w:tabs>
-            <w:rPr>
-              <w:rFonts w:eastAsiaTheme="minorEastAsia" w:cstheme="minorBidi"/>
-              <w:noProof/>
-              <w:sz w:val="24"/>
-              <w:szCs w:val="24"/>
-            </w:rPr>
-          </w:pPr>
-          <w:hyperlink w:anchor="_Toc225179775" w:history="1">
-            <w:r>
-              <w:rPr>
-                <w:rStyle w:val="Hyperlink"/>
-                <w:noProof/>
-              </w:rPr>
-              <w:t>Domain-specific Features</w:t>
-            </w:r>
-            <w:r>
-              <w:rPr>
-                <w:noProof/>
-                <w:webHidden/>
-              </w:rPr>
-              <w:tab/>
-            </w:r>
-            <w:r>
-              <w:rPr>
-                <w:noProof/>
-                <w:webHidden/>
-              </w:rPr>
-              <w:fldChar w:fldCharType="begin"/>
-            </w:r>
-            <w:r>
-              <w:rPr>
-                <w:noProof/>
-                <w:webHidden/>
-              </w:rPr>
-              <w:instrText xml:space="preserve"> PAGEREF _Toc225179775 \h </w:instrText>
-            </w:r>
-            <w:r>
-              <w:rPr>
-                <w:noProof/>
-                <w:webHidden/>
-              </w:rPr>
-            </w:r>
-            <w:r>
-              <w:rPr>
-                <w:noProof/>
-                <w:webHidden/>
-              </w:rPr>
-              <w:fldChar w:fldCharType="separate"/>
-            </w:r>
-            <w:r>
-              <w:rPr>
-                <w:noProof/>
-                <w:webHidden/>
-              </w:rPr>
-              <w:t>11</w:t>
-            </w:r>
-            <w:r>
-              <w:rPr>
-                <w:noProof/>
-                <w:webHidden/>
-              </w:rPr>
-              <w:fldChar w:fldCharType="end"/>
-            </w:r>
-          </w:hyperlink>
-        </w:p>
-        <w:p>
-          <w:pPr>
-            <w:pStyle w:val="TOC3"/>
-            <w:tabs>
-              <w:tab w:val="right" w:leader="dot" w:pos="9350"/>
-            </w:tabs>
-            <w:rPr>
-              <w:rFonts w:eastAsiaTheme="minorEastAsia" w:cstheme="minorBidi"/>
-              <w:noProof/>
-              <w:sz w:val="24"/>
-              <w:szCs w:val="24"/>
-            </w:rPr>
-          </w:pPr>
-          <w:hyperlink w:anchor="_Toc225179776" w:history="1">
-            <w:r>
-              <w:rPr>
-                <w:rStyle w:val="Hyperlink"/>
-                <w:noProof/>
-              </w:rPr>
-              <w:t>Feature Justification</w:t>
-            </w:r>
-            <w:r>
-              <w:rPr>
-                <w:noProof/>
-                <w:webHidden/>
-              </w:rPr>
-              <w:tab/>
-            </w:r>
-            <w:r>
-              <w:rPr>
-                <w:noProof/>
-                <w:webHidden/>
-              </w:rPr>
-              <w:fldChar w:fldCharType="begin"/>
-            </w:r>
-            <w:r>
-              <w:rPr>
-                <w:noProof/>
-                <w:webHidden/>
-              </w:rPr>
-              <w:instrText xml:space="preserve"> PAGEREF _Toc225179776 \h </w:instrText>
+              <w:instrText xml:space="preserve"> PAGEREF _Toc226057163 \h </w:instrText>
             </w:r>
             <w:r>
               <w:rPr>
@@ -2212,14 +2197,13 @@
               <w:szCs w:val="24"/>
             </w:rPr>
           </w:pPr>
-          <w:hyperlink w:anchor="_Toc225179777" w:history="1">
+          <w:hyperlink w:anchor="_Toc226057164" w:history="1">
             <w:r>
               <w:rPr>
                 <w:rStyle w:val="Hyperlink"/>
-                <w:rFonts w:eastAsia="Times New Roman"/>
-                <w:noProof/>
-              </w:rPr>
-              <w:t>1.4 Data Integration and Final Preparation</w:t>
+                <w:noProof/>
+              </w:rPr>
+              <w:t>2.1 Project Retrospective</w:t>
             </w:r>
             <w:r>
               <w:rPr>
@@ -2240,7 +2224,7 @@
                 <w:noProof/>
                 <w:webHidden/>
               </w:rPr>
-              <w:instrText xml:space="preserve"> PAGEREF _Toc225179777 \h </w:instrText>
+              <w:instrText xml:space="preserve"> PAGEREF _Toc226057164 \h </w:instrText>
             </w:r>
             <w:r>
               <w:rPr>
@@ -2260,7 +2244,7 @@
                 <w:noProof/>
                 <w:webHidden/>
               </w:rPr>
-              <w:t>12</w:t>
+              <w:t>11</w:t>
             </w:r>
             <w:r>
               <w:rPr>
@@ -2284,13 +2268,13 @@
               <w:szCs w:val="24"/>
             </w:rPr>
           </w:pPr>
-          <w:hyperlink w:anchor="_Toc225179778" w:history="1">
+          <w:hyperlink w:anchor="_Toc226057165" w:history="1">
             <w:r>
               <w:rPr>
                 <w:rStyle w:val="Hyperlink"/>
                 <w:noProof/>
               </w:rPr>
-              <w:t>Integration Approach</w:t>
+              <w:t>What went well</w:t>
             </w:r>
             <w:r>
               <w:rPr>
@@ -2311,7 +2295,7 @@
                 <w:noProof/>
                 <w:webHidden/>
               </w:rPr>
-              <w:instrText xml:space="preserve"> PAGEREF _Toc225179778 \h </w:instrText>
+              <w:instrText xml:space="preserve"> PAGEREF _Toc226057165 \h </w:instrText>
             </w:r>
             <w:r>
               <w:rPr>
@@ -2331,7 +2315,7 @@
                 <w:noProof/>
                 <w:webHidden/>
               </w:rPr>
-              <w:t>12</w:t>
+              <w:t>11</w:t>
             </w:r>
             <w:r>
               <w:rPr>
@@ -2355,13 +2339,13 @@
               <w:szCs w:val="24"/>
             </w:rPr>
           </w:pPr>
-          <w:hyperlink w:anchor="_Toc225179779" w:history="1">
+          <w:hyperlink w:anchor="_Toc226057166" w:history="1">
             <w:r>
               <w:rPr>
                 <w:rStyle w:val="Hyperlink"/>
                 <w:noProof/>
               </w:rPr>
-              <w:t>Data Formatting</w:t>
+              <w:t>Challenges faced</w:t>
             </w:r>
             <w:r>
               <w:rPr>
@@ -2382,7 +2366,7 @@
                 <w:noProof/>
                 <w:webHidden/>
               </w:rPr>
-              <w:instrText xml:space="preserve"> PAGEREF _Toc225179779 \h </w:instrText>
+              <w:instrText xml:space="preserve"> PAGEREF _Toc226057166 \h </w:instrText>
             </w:r>
             <w:r>
               <w:rPr>
@@ -2402,7 +2386,7 @@
                 <w:noProof/>
                 <w:webHidden/>
               </w:rPr>
-              <w:t>12</w:t>
+              <w:t>11</w:t>
             </w:r>
             <w:r>
               <w:rPr>
@@ -2426,13 +2410,13 @@
               <w:szCs w:val="24"/>
             </w:rPr>
           </w:pPr>
-          <w:hyperlink w:anchor="_Toc225179780" w:history="1">
+          <w:hyperlink w:anchor="_Toc226057167" w:history="1">
             <w:r>
               <w:rPr>
                 <w:rStyle w:val="Hyperlink"/>
                 <w:noProof/>
               </w:rPr>
-              <w:t>Train/Validation/Test Splitting</w:t>
+              <w:t>Alternative approaches</w:t>
             </w:r>
             <w:r>
               <w:rPr>
@@ -2453,7 +2437,7 @@
                 <w:noProof/>
                 <w:webHidden/>
               </w:rPr>
-              <w:instrText xml:space="preserve"> PAGEREF _Toc225179780 \h </w:instrText>
+              <w:instrText xml:space="preserve"> PAGEREF _Toc226057167 \h </w:instrText>
             </w:r>
             <w:r>
               <w:rPr>
@@ -2473,7 +2457,7 @@
                 <w:noProof/>
                 <w:webHidden/>
               </w:rPr>
-              <w:t>12</w:t>
+              <w:t>11</w:t>
             </w:r>
             <w:r>
               <w:rPr>
@@ -2497,13 +2481,13 @@
               <w:szCs w:val="24"/>
             </w:rPr>
           </w:pPr>
-          <w:hyperlink w:anchor="_Toc225179781" w:history="1">
+          <w:hyperlink w:anchor="_Toc226057168" w:history="1">
             <w:r>
               <w:rPr>
                 <w:rStyle w:val="Hyperlink"/>
                 <w:noProof/>
               </w:rPr>
-              <w:t>Final Dataset Characteristics</w:t>
+              <w:t>CRISP-DM reflection</w:t>
             </w:r>
             <w:r>
               <w:rPr>
@@ -2524,7 +2508,7 @@
                 <w:noProof/>
                 <w:webHidden/>
               </w:rPr>
-              <w:instrText xml:space="preserve"> PAGEREF _Toc225179781 \h </w:instrText>
+              <w:instrText xml:space="preserve"> PAGEREF _Toc226057168 \h </w:instrText>
             </w:r>
             <w:r>
               <w:rPr>
@@ -2544,7 +2528,7 @@
                 <w:noProof/>
                 <w:webHidden/>
               </w:rPr>
-              <w:t>13</w:t>
+              <w:t>11</w:t>
             </w:r>
             <w:r>
               <w:rPr>
@@ -2568,13 +2552,13 @@
               <w:szCs w:val="24"/>
             </w:rPr>
           </w:pPr>
-          <w:hyperlink w:anchor="_Toc225179782" w:history="1">
+          <w:hyperlink w:anchor="_Toc226057169" w:history="1">
             <w:r>
               <w:rPr>
                 <w:rStyle w:val="Hyperlink"/>
                 <w:noProof/>
               </w:rPr>
-              <w:t>Preparation Pipeline</w:t>
+              <w:t>Time allocation</w:t>
             </w:r>
             <w:r>
               <w:rPr>
@@ -2595,7 +2579,7 @@
                 <w:noProof/>
                 <w:webHidden/>
               </w:rPr>
-              <w:instrText xml:space="preserve"> PAGEREF _Toc225179782 \h </w:instrText>
+              <w:instrText xml:space="preserve"> PAGEREF _Toc226057169 \h </w:instrText>
             </w:r>
             <w:r>
               <w:rPr>
@@ -2615,7 +2599,435 @@
                 <w:noProof/>
                 <w:webHidden/>
               </w:rPr>
-              <w:t>13</w:t>
+              <w:t>11</w:t>
+            </w:r>
+            <w:r>
+              <w:rPr>
+                <w:noProof/>
+                <w:webHidden/>
+              </w:rPr>
+              <w:fldChar w:fldCharType="end"/>
+            </w:r>
+          </w:hyperlink>
+        </w:p>
+        <w:p>
+          <w:pPr>
+            <w:pStyle w:val="TOC2"/>
+            <w:tabs>
+              <w:tab w:val="right" w:leader="dot" w:pos="9350"/>
+            </w:tabs>
+            <w:rPr>
+              <w:rFonts w:eastAsiaTheme="minorEastAsia" w:cstheme="minorBidi"/>
+              <w:b w:val="0"/>
+              <w:bCs w:val="0"/>
+              <w:noProof/>
+              <w:sz w:val="24"/>
+              <w:szCs w:val="24"/>
+            </w:rPr>
+          </w:pPr>
+          <w:hyperlink w:anchor="_Toc226057170" w:history="1">
+            <w:r>
+              <w:rPr>
+                <w:rStyle w:val="Hyperlink"/>
+                <w:noProof/>
+              </w:rPr>
+              <w:t>2.2 Lessons Learned and Future Applications</w:t>
+            </w:r>
+            <w:r>
+              <w:rPr>
+                <w:noProof/>
+                <w:webHidden/>
+              </w:rPr>
+              <w:tab/>
+            </w:r>
+            <w:r>
+              <w:rPr>
+                <w:noProof/>
+                <w:webHidden/>
+              </w:rPr>
+              <w:fldChar w:fldCharType="begin"/>
+            </w:r>
+            <w:r>
+              <w:rPr>
+                <w:noProof/>
+                <w:webHidden/>
+              </w:rPr>
+              <w:instrText xml:space="preserve"> PAGEREF _Toc226057170 \h </w:instrText>
+            </w:r>
+            <w:r>
+              <w:rPr>
+                <w:noProof/>
+                <w:webHidden/>
+              </w:rPr>
+            </w:r>
+            <w:r>
+              <w:rPr>
+                <w:noProof/>
+                <w:webHidden/>
+              </w:rPr>
+              <w:fldChar w:fldCharType="separate"/>
+            </w:r>
+            <w:r>
+              <w:rPr>
+                <w:noProof/>
+                <w:webHidden/>
+              </w:rPr>
+              <w:t>11</w:t>
+            </w:r>
+            <w:r>
+              <w:rPr>
+                <w:noProof/>
+                <w:webHidden/>
+              </w:rPr>
+              <w:fldChar w:fldCharType="end"/>
+            </w:r>
+          </w:hyperlink>
+        </w:p>
+        <w:p>
+          <w:pPr>
+            <w:pStyle w:val="TOC3"/>
+            <w:tabs>
+              <w:tab w:val="right" w:leader="dot" w:pos="9350"/>
+            </w:tabs>
+            <w:rPr>
+              <w:rFonts w:eastAsiaTheme="minorEastAsia" w:cstheme="minorBidi"/>
+              <w:noProof/>
+              <w:sz w:val="24"/>
+              <w:szCs w:val="24"/>
+            </w:rPr>
+          </w:pPr>
+          <w:hyperlink w:anchor="_Toc226057171" w:history="1">
+            <w:r>
+              <w:rPr>
+                <w:rStyle w:val="Hyperlink"/>
+                <w:noProof/>
+              </w:rPr>
+              <w:t>Technical lessons</w:t>
+            </w:r>
+            <w:r>
+              <w:rPr>
+                <w:noProof/>
+                <w:webHidden/>
+              </w:rPr>
+              <w:tab/>
+            </w:r>
+            <w:r>
+              <w:rPr>
+                <w:noProof/>
+                <w:webHidden/>
+              </w:rPr>
+              <w:fldChar w:fldCharType="begin"/>
+            </w:r>
+            <w:r>
+              <w:rPr>
+                <w:noProof/>
+                <w:webHidden/>
+              </w:rPr>
+              <w:instrText xml:space="preserve"> PAGEREF _Toc226057171 \h </w:instrText>
+            </w:r>
+            <w:r>
+              <w:rPr>
+                <w:noProof/>
+                <w:webHidden/>
+              </w:rPr>
+            </w:r>
+            <w:r>
+              <w:rPr>
+                <w:noProof/>
+                <w:webHidden/>
+              </w:rPr>
+              <w:fldChar w:fldCharType="separate"/>
+            </w:r>
+            <w:r>
+              <w:rPr>
+                <w:noProof/>
+                <w:webHidden/>
+              </w:rPr>
+              <w:t>11</w:t>
+            </w:r>
+            <w:r>
+              <w:rPr>
+                <w:noProof/>
+                <w:webHidden/>
+              </w:rPr>
+              <w:fldChar w:fldCharType="end"/>
+            </w:r>
+          </w:hyperlink>
+        </w:p>
+        <w:p>
+          <w:pPr>
+            <w:pStyle w:val="TOC3"/>
+            <w:tabs>
+              <w:tab w:val="right" w:leader="dot" w:pos="9350"/>
+            </w:tabs>
+            <w:rPr>
+              <w:rFonts w:eastAsiaTheme="minorEastAsia" w:cstheme="minorBidi"/>
+              <w:noProof/>
+              <w:sz w:val="24"/>
+              <w:szCs w:val="24"/>
+            </w:rPr>
+          </w:pPr>
+          <w:hyperlink w:anchor="_Toc226057172" w:history="1">
+            <w:r>
+              <w:rPr>
+                <w:rStyle w:val="Hyperlink"/>
+                <w:noProof/>
+              </w:rPr>
+              <w:t>Process insights</w:t>
+            </w:r>
+            <w:r>
+              <w:rPr>
+                <w:noProof/>
+                <w:webHidden/>
+              </w:rPr>
+              <w:tab/>
+            </w:r>
+            <w:r>
+              <w:rPr>
+                <w:noProof/>
+                <w:webHidden/>
+              </w:rPr>
+              <w:fldChar w:fldCharType="begin"/>
+            </w:r>
+            <w:r>
+              <w:rPr>
+                <w:noProof/>
+                <w:webHidden/>
+              </w:rPr>
+              <w:instrText xml:space="preserve"> PAGEREF _Toc226057172 \h </w:instrText>
+            </w:r>
+            <w:r>
+              <w:rPr>
+                <w:noProof/>
+                <w:webHidden/>
+              </w:rPr>
+            </w:r>
+            <w:r>
+              <w:rPr>
+                <w:noProof/>
+                <w:webHidden/>
+              </w:rPr>
+              <w:fldChar w:fldCharType="separate"/>
+            </w:r>
+            <w:r>
+              <w:rPr>
+                <w:noProof/>
+                <w:webHidden/>
+              </w:rPr>
+              <w:t>11</w:t>
+            </w:r>
+            <w:r>
+              <w:rPr>
+                <w:noProof/>
+                <w:webHidden/>
+              </w:rPr>
+              <w:fldChar w:fldCharType="end"/>
+            </w:r>
+          </w:hyperlink>
+        </w:p>
+        <w:p>
+          <w:pPr>
+            <w:pStyle w:val="TOC3"/>
+            <w:tabs>
+              <w:tab w:val="right" w:leader="dot" w:pos="9350"/>
+            </w:tabs>
+            <w:rPr>
+              <w:rFonts w:eastAsiaTheme="minorEastAsia" w:cstheme="minorBidi"/>
+              <w:noProof/>
+              <w:sz w:val="24"/>
+              <w:szCs w:val="24"/>
+            </w:rPr>
+          </w:pPr>
+          <w:hyperlink w:anchor="_Toc226057173" w:history="1">
+            <w:r>
+              <w:rPr>
+                <w:rStyle w:val="Hyperlink"/>
+                <w:noProof/>
+              </w:rPr>
+              <w:t>Domain knowledge</w:t>
+            </w:r>
+            <w:r>
+              <w:rPr>
+                <w:noProof/>
+                <w:webHidden/>
+              </w:rPr>
+              <w:tab/>
+            </w:r>
+            <w:r>
+              <w:rPr>
+                <w:noProof/>
+                <w:webHidden/>
+              </w:rPr>
+              <w:fldChar w:fldCharType="begin"/>
+            </w:r>
+            <w:r>
+              <w:rPr>
+                <w:noProof/>
+                <w:webHidden/>
+              </w:rPr>
+              <w:instrText xml:space="preserve"> PAGEREF _Toc226057173 \h </w:instrText>
+            </w:r>
+            <w:r>
+              <w:rPr>
+                <w:noProof/>
+                <w:webHidden/>
+              </w:rPr>
+            </w:r>
+            <w:r>
+              <w:rPr>
+                <w:noProof/>
+                <w:webHidden/>
+              </w:rPr>
+              <w:fldChar w:fldCharType="separate"/>
+            </w:r>
+            <w:r>
+              <w:rPr>
+                <w:noProof/>
+                <w:webHidden/>
+              </w:rPr>
+              <w:t>11</w:t>
+            </w:r>
+            <w:r>
+              <w:rPr>
+                <w:noProof/>
+                <w:webHidden/>
+              </w:rPr>
+              <w:fldChar w:fldCharType="end"/>
+            </w:r>
+          </w:hyperlink>
+        </w:p>
+        <w:p>
+          <w:pPr>
+            <w:pStyle w:val="TOC3"/>
+            <w:tabs>
+              <w:tab w:val="right" w:leader="dot" w:pos="9350"/>
+            </w:tabs>
+            <w:rPr>
+              <w:rFonts w:eastAsiaTheme="minorEastAsia" w:cstheme="minorBidi"/>
+              <w:noProof/>
+              <w:sz w:val="24"/>
+              <w:szCs w:val="24"/>
+            </w:rPr>
+          </w:pPr>
+          <w:hyperlink w:anchor="_Toc226057174" w:history="1">
+            <w:r>
+              <w:rPr>
+                <w:rStyle w:val="Hyperlink"/>
+                <w:noProof/>
+              </w:rPr>
+              <w:t>Tool proficiency</w:t>
+            </w:r>
+            <w:r>
+              <w:rPr>
+                <w:noProof/>
+                <w:webHidden/>
+              </w:rPr>
+              <w:tab/>
+            </w:r>
+            <w:r>
+              <w:rPr>
+                <w:noProof/>
+                <w:webHidden/>
+              </w:rPr>
+              <w:fldChar w:fldCharType="begin"/>
+            </w:r>
+            <w:r>
+              <w:rPr>
+                <w:noProof/>
+                <w:webHidden/>
+              </w:rPr>
+              <w:instrText xml:space="preserve"> PAGEREF _Toc226057174 \h </w:instrText>
+            </w:r>
+            <w:r>
+              <w:rPr>
+                <w:noProof/>
+                <w:webHidden/>
+              </w:rPr>
+            </w:r>
+            <w:r>
+              <w:rPr>
+                <w:noProof/>
+                <w:webHidden/>
+              </w:rPr>
+              <w:fldChar w:fldCharType="separate"/>
+            </w:r>
+            <w:r>
+              <w:rPr>
+                <w:noProof/>
+                <w:webHidden/>
+              </w:rPr>
+              <w:t>11</w:t>
+            </w:r>
+            <w:r>
+              <w:rPr>
+                <w:noProof/>
+                <w:webHidden/>
+              </w:rPr>
+              <w:fldChar w:fldCharType="end"/>
+            </w:r>
+          </w:hyperlink>
+        </w:p>
+        <w:p>
+          <w:pPr>
+            <w:pStyle w:val="TOC3"/>
+            <w:tabs>
+              <w:tab w:val="right" w:leader="dot" w:pos="9350"/>
+            </w:tabs>
+            <w:rPr>
+              <w:rFonts w:eastAsiaTheme="minorEastAsia" w:cstheme="minorBidi"/>
+              <w:noProof/>
+              <w:sz w:val="24"/>
+              <w:szCs w:val="24"/>
+            </w:rPr>
+          </w:pPr>
+          <w:hyperlink w:anchor="_Toc226057175" w:history="1">
+            <w:r>
+              <w:rPr>
+                <w:rStyle w:val="Hyperlink"/>
+                <w:noProof/>
+              </w:rPr>
+              <w:t>Future applications</w:t>
+            </w:r>
+            <w:r>
+              <w:rPr>
+                <w:noProof/>
+                <w:webHidden/>
+              </w:rPr>
+              <w:tab/>
+            </w:r>
+            <w:r>
+              <w:rPr>
+                <w:noProof/>
+                <w:webHidden/>
+              </w:rPr>
+              <w:fldChar w:fldCharType="begin"/>
+            </w:r>
+            <w:r>
+              <w:rPr>
+                <w:noProof/>
+                <w:webHidden/>
+              </w:rPr>
+              <w:instrText xml:space="preserve"> PAGEREF _Toc226057175 \h </w:instrText>
+            </w:r>
+            <w:r>
+              <w:rPr>
+                <w:noProof/>
+                <w:webHidden/>
+              </w:rPr>
+            </w:r>
+            <w:r>
+              <w:rPr>
+                <w:noProof/>
+                <w:webHidden/>
+              </w:rPr>
+              <w:fldChar w:fldCharType="separate"/>
+            </w:r>
+            <w:r>
+              <w:rPr>
+                <w:noProof/>
+                <w:webHidden/>
+              </w:rPr>
+              <w:t>11</w:t>
             </w:r>
             <w:r>
               <w:rPr>
@@ -2641,13 +3053,13 @@
               <w:noProof/>
             </w:rPr>
           </w:pPr>
-          <w:hyperlink w:anchor="_Toc225179783" w:history="1">
+          <w:hyperlink w:anchor="_Toc226057176" w:history="1">
             <w:r>
               <w:rPr>
                 <w:rStyle w:val="Hyperlink"/>
                 <w:noProof/>
               </w:rPr>
-              <w:t>Section 2: Modeling</w:t>
+              <w:t>Conclusion</w:t>
             </w:r>
             <w:r>
               <w:rPr>
@@ -2668,7 +3080,7 @@
                 <w:noProof/>
                 <w:webHidden/>
               </w:rPr>
-              <w:instrText xml:space="preserve"> PAGEREF _Toc225179783 \h </w:instrText>
+              <w:instrText xml:space="preserve"> PAGEREF _Toc226057176 \h </w:instrText>
             </w:r>
             <w:r>
               <w:rPr>
@@ -2688,1579 +3100,7 @@
                 <w:noProof/>
                 <w:webHidden/>
               </w:rPr>
-              <w:t>13</w:t>
-            </w:r>
-            <w:r>
-              <w:rPr>
-                <w:noProof/>
-                <w:webHidden/>
-              </w:rPr>
-              <w:fldChar w:fldCharType="end"/>
-            </w:r>
-          </w:hyperlink>
-        </w:p>
-        <w:p>
-          <w:pPr>
-            <w:pStyle w:val="TOC2"/>
-            <w:tabs>
-              <w:tab w:val="right" w:leader="dot" w:pos="9350"/>
-            </w:tabs>
-            <w:rPr>
-              <w:rFonts w:eastAsiaTheme="minorEastAsia" w:cstheme="minorBidi"/>
-              <w:b w:val="0"/>
-              <w:bCs w:val="0"/>
-              <w:noProof/>
-              <w:sz w:val="24"/>
-              <w:szCs w:val="24"/>
-            </w:rPr>
-          </w:pPr>
-          <w:hyperlink w:anchor="_Toc225179784" w:history="1">
-            <w:r>
-              <w:rPr>
-                <w:rStyle w:val="Hyperlink"/>
-                <w:noProof/>
-              </w:rPr>
-              <w:t>2.1 Modeling Strategy</w:t>
-            </w:r>
-            <w:r>
-              <w:rPr>
-                <w:noProof/>
-                <w:webHidden/>
-              </w:rPr>
-              <w:tab/>
-            </w:r>
-            <w:r>
-              <w:rPr>
-                <w:noProof/>
-                <w:webHidden/>
-              </w:rPr>
-              <w:fldChar w:fldCharType="begin"/>
-            </w:r>
-            <w:r>
-              <w:rPr>
-                <w:noProof/>
-                <w:webHidden/>
-              </w:rPr>
-              <w:instrText xml:space="preserve"> PAGEREF _Toc225179784 \h </w:instrText>
-            </w:r>
-            <w:r>
-              <w:rPr>
-                <w:noProof/>
-                <w:webHidden/>
-              </w:rPr>
-            </w:r>
-            <w:r>
-              <w:rPr>
-                <w:noProof/>
-                <w:webHidden/>
-              </w:rPr>
-              <w:fldChar w:fldCharType="separate"/>
-            </w:r>
-            <w:r>
-              <w:rPr>
-                <w:noProof/>
-                <w:webHidden/>
-              </w:rPr>
-              <w:t>13</w:t>
-            </w:r>
-            <w:r>
-              <w:rPr>
-                <w:noProof/>
-                <w:webHidden/>
-              </w:rPr>
-              <w:fldChar w:fldCharType="end"/>
-            </w:r>
-          </w:hyperlink>
-        </w:p>
-        <w:p>
-          <w:pPr>
-            <w:pStyle w:val="TOC3"/>
-            <w:tabs>
-              <w:tab w:val="right" w:leader="dot" w:pos="9350"/>
-            </w:tabs>
-            <w:rPr>
-              <w:rFonts w:eastAsiaTheme="minorEastAsia" w:cstheme="minorBidi"/>
-              <w:noProof/>
-              <w:sz w:val="24"/>
-              <w:szCs w:val="24"/>
-            </w:rPr>
-          </w:pPr>
-          <w:hyperlink w:anchor="_Toc225179785" w:history="1">
-            <w:r>
-              <w:rPr>
-                <w:rStyle w:val="Hyperlink"/>
-                <w:noProof/>
-              </w:rPr>
-              <w:t>Problem Framing</w:t>
-            </w:r>
-            <w:r>
-              <w:rPr>
-                <w:noProof/>
-                <w:webHidden/>
-              </w:rPr>
-              <w:tab/>
-            </w:r>
-            <w:r>
-              <w:rPr>
-                <w:noProof/>
-                <w:webHidden/>
-              </w:rPr>
-              <w:fldChar w:fldCharType="begin"/>
-            </w:r>
-            <w:r>
-              <w:rPr>
-                <w:noProof/>
-                <w:webHidden/>
-              </w:rPr>
-              <w:instrText xml:space="preserve"> PAGEREF _Toc225179785 \h </w:instrText>
-            </w:r>
-            <w:r>
-              <w:rPr>
-                <w:noProof/>
-                <w:webHidden/>
-              </w:rPr>
-            </w:r>
-            <w:r>
-              <w:rPr>
-                <w:noProof/>
-                <w:webHidden/>
-              </w:rPr>
-              <w:fldChar w:fldCharType="separate"/>
-            </w:r>
-            <w:r>
-              <w:rPr>
-                <w:noProof/>
-                <w:webHidden/>
-              </w:rPr>
-              <w:t>13</w:t>
-            </w:r>
-            <w:r>
-              <w:rPr>
-                <w:noProof/>
-                <w:webHidden/>
-              </w:rPr>
-              <w:fldChar w:fldCharType="end"/>
-            </w:r>
-          </w:hyperlink>
-        </w:p>
-        <w:p>
-          <w:pPr>
-            <w:pStyle w:val="TOC3"/>
-            <w:tabs>
-              <w:tab w:val="right" w:leader="dot" w:pos="9350"/>
-            </w:tabs>
-            <w:rPr>
-              <w:rFonts w:eastAsiaTheme="minorEastAsia" w:cstheme="minorBidi"/>
-              <w:noProof/>
-              <w:sz w:val="24"/>
-              <w:szCs w:val="24"/>
-            </w:rPr>
-          </w:pPr>
-          <w:hyperlink w:anchor="_Toc225179786" w:history="1">
-            <w:r>
-              <w:rPr>
-                <w:rStyle w:val="Hyperlink"/>
-                <w:noProof/>
-              </w:rPr>
-              <w:t>Algorithm Selection Rationale</w:t>
-            </w:r>
-            <w:r>
-              <w:rPr>
-                <w:noProof/>
-                <w:webHidden/>
-              </w:rPr>
-              <w:tab/>
-            </w:r>
-            <w:r>
-              <w:rPr>
-                <w:noProof/>
-                <w:webHidden/>
-              </w:rPr>
-              <w:fldChar w:fldCharType="begin"/>
-            </w:r>
-            <w:r>
-              <w:rPr>
-                <w:noProof/>
-                <w:webHidden/>
-              </w:rPr>
-              <w:instrText xml:space="preserve"> PAGEREF _Toc225179786 \h </w:instrText>
-            </w:r>
-            <w:r>
-              <w:rPr>
-                <w:noProof/>
-                <w:webHidden/>
-              </w:rPr>
-            </w:r>
-            <w:r>
-              <w:rPr>
-                <w:noProof/>
-                <w:webHidden/>
-              </w:rPr>
-              <w:fldChar w:fldCharType="separate"/>
-            </w:r>
-            <w:r>
-              <w:rPr>
-                <w:noProof/>
-                <w:webHidden/>
-              </w:rPr>
-              <w:t>13</w:t>
-            </w:r>
-            <w:r>
-              <w:rPr>
-                <w:noProof/>
-                <w:webHidden/>
-              </w:rPr>
-              <w:fldChar w:fldCharType="end"/>
-            </w:r>
-          </w:hyperlink>
-        </w:p>
-        <w:p>
-          <w:pPr>
-            <w:pStyle w:val="TOC3"/>
-            <w:tabs>
-              <w:tab w:val="right" w:leader="dot" w:pos="9350"/>
-            </w:tabs>
-            <w:rPr>
-              <w:rFonts w:eastAsiaTheme="minorEastAsia" w:cstheme="minorBidi"/>
-              <w:noProof/>
-              <w:sz w:val="24"/>
-              <w:szCs w:val="24"/>
-            </w:rPr>
-          </w:pPr>
-          <w:hyperlink w:anchor="_Toc225179787" w:history="1">
-            <w:r>
-              <w:rPr>
-                <w:rStyle w:val="Hyperlink"/>
-                <w:noProof/>
-              </w:rPr>
-              <w:t>Evaluation Strategy</w:t>
-            </w:r>
-            <w:r>
-              <w:rPr>
-                <w:noProof/>
-                <w:webHidden/>
-              </w:rPr>
-              <w:tab/>
-            </w:r>
-            <w:r>
-              <w:rPr>
-                <w:noProof/>
-                <w:webHidden/>
-              </w:rPr>
-              <w:fldChar w:fldCharType="begin"/>
-            </w:r>
-            <w:r>
-              <w:rPr>
-                <w:noProof/>
-                <w:webHidden/>
-              </w:rPr>
-              <w:instrText xml:space="preserve"> PAGEREF _Toc225179787 \h </w:instrText>
-            </w:r>
-            <w:r>
-              <w:rPr>
-                <w:noProof/>
-                <w:webHidden/>
-              </w:rPr>
-            </w:r>
-            <w:r>
-              <w:rPr>
-                <w:noProof/>
-                <w:webHidden/>
-              </w:rPr>
-              <w:fldChar w:fldCharType="separate"/>
-            </w:r>
-            <w:r>
-              <w:rPr>
-                <w:noProof/>
-                <w:webHidden/>
-              </w:rPr>
-              <w:t>14</w:t>
-            </w:r>
-            <w:r>
-              <w:rPr>
-                <w:noProof/>
-                <w:webHidden/>
-              </w:rPr>
-              <w:fldChar w:fldCharType="end"/>
-            </w:r>
-          </w:hyperlink>
-        </w:p>
-        <w:p>
-          <w:pPr>
-            <w:pStyle w:val="TOC3"/>
-            <w:tabs>
-              <w:tab w:val="right" w:leader="dot" w:pos="9350"/>
-            </w:tabs>
-            <w:rPr>
-              <w:rFonts w:eastAsiaTheme="minorEastAsia" w:cstheme="minorBidi"/>
-              <w:noProof/>
-              <w:sz w:val="24"/>
-              <w:szCs w:val="24"/>
-            </w:rPr>
-          </w:pPr>
-          <w:hyperlink w:anchor="_Toc225179788" w:history="1">
-            <w:r>
-              <w:rPr>
-                <w:rStyle w:val="Hyperlink"/>
-                <w:noProof/>
-              </w:rPr>
-              <w:t>Computational Considerations</w:t>
-            </w:r>
-            <w:r>
-              <w:rPr>
-                <w:noProof/>
-                <w:webHidden/>
-              </w:rPr>
-              <w:tab/>
-            </w:r>
-            <w:r>
-              <w:rPr>
-                <w:noProof/>
-                <w:webHidden/>
-              </w:rPr>
-              <w:fldChar w:fldCharType="begin"/>
-            </w:r>
-            <w:r>
-              <w:rPr>
-                <w:noProof/>
-                <w:webHidden/>
-              </w:rPr>
-              <w:instrText xml:space="preserve"> PAGEREF _Toc225179788 \h </w:instrText>
-            </w:r>
-            <w:r>
-              <w:rPr>
-                <w:noProof/>
-                <w:webHidden/>
-              </w:rPr>
-            </w:r>
-            <w:r>
-              <w:rPr>
-                <w:noProof/>
-                <w:webHidden/>
-              </w:rPr>
-              <w:fldChar w:fldCharType="separate"/>
-            </w:r>
-            <w:r>
-              <w:rPr>
-                <w:noProof/>
-                <w:webHidden/>
-              </w:rPr>
-              <w:t>14</w:t>
-            </w:r>
-            <w:r>
-              <w:rPr>
-                <w:noProof/>
-                <w:webHidden/>
-              </w:rPr>
-              <w:fldChar w:fldCharType="end"/>
-            </w:r>
-          </w:hyperlink>
-        </w:p>
-        <w:p>
-          <w:pPr>
-            <w:pStyle w:val="TOC3"/>
-            <w:tabs>
-              <w:tab w:val="right" w:leader="dot" w:pos="9350"/>
-            </w:tabs>
-            <w:rPr>
-              <w:rFonts w:eastAsiaTheme="minorEastAsia" w:cstheme="minorBidi"/>
-              <w:noProof/>
-              <w:sz w:val="24"/>
-              <w:szCs w:val="24"/>
-            </w:rPr>
-          </w:pPr>
-          <w:hyperlink w:anchor="_Toc225179789" w:history="1">
-            <w:r>
-              <w:rPr>
-                <w:rStyle w:val="Hyperlink"/>
-                <w:noProof/>
-              </w:rPr>
-              <w:t>Connection to Data Science Goals and Success Criteria</w:t>
-            </w:r>
-            <w:r>
-              <w:rPr>
-                <w:noProof/>
-                <w:webHidden/>
-              </w:rPr>
-              <w:tab/>
-            </w:r>
-            <w:r>
-              <w:rPr>
-                <w:noProof/>
-                <w:webHidden/>
-              </w:rPr>
-              <w:fldChar w:fldCharType="begin"/>
-            </w:r>
-            <w:r>
-              <w:rPr>
-                <w:noProof/>
-                <w:webHidden/>
-              </w:rPr>
-              <w:instrText xml:space="preserve"> PAGEREF _Toc225179789 \h </w:instrText>
-            </w:r>
-            <w:r>
-              <w:rPr>
-                <w:noProof/>
-                <w:webHidden/>
-              </w:rPr>
-            </w:r>
-            <w:r>
-              <w:rPr>
-                <w:noProof/>
-                <w:webHidden/>
-              </w:rPr>
-              <w:fldChar w:fldCharType="separate"/>
-            </w:r>
-            <w:r>
-              <w:rPr>
-                <w:noProof/>
-                <w:webHidden/>
-              </w:rPr>
-              <w:t>14</w:t>
-            </w:r>
-            <w:r>
-              <w:rPr>
-                <w:noProof/>
-                <w:webHidden/>
-              </w:rPr>
-              <w:fldChar w:fldCharType="end"/>
-            </w:r>
-          </w:hyperlink>
-        </w:p>
-        <w:p>
-          <w:pPr>
-            <w:pStyle w:val="TOC2"/>
-            <w:tabs>
-              <w:tab w:val="right" w:leader="dot" w:pos="9350"/>
-            </w:tabs>
-            <w:rPr>
-              <w:rFonts w:eastAsiaTheme="minorEastAsia" w:cstheme="minorBidi"/>
-              <w:b w:val="0"/>
-              <w:bCs w:val="0"/>
-              <w:noProof/>
-              <w:sz w:val="24"/>
-              <w:szCs w:val="24"/>
-            </w:rPr>
-          </w:pPr>
-          <w:hyperlink w:anchor="_Toc225179790" w:history="1">
-            <w:r>
-              <w:rPr>
-                <w:rStyle w:val="Hyperlink"/>
-                <w:noProof/>
-              </w:rPr>
-              <w:t>2.2 Model Development</w:t>
-            </w:r>
-            <w:r>
-              <w:rPr>
-                <w:noProof/>
-                <w:webHidden/>
-              </w:rPr>
-              <w:tab/>
-            </w:r>
-            <w:r>
-              <w:rPr>
-                <w:noProof/>
-                <w:webHidden/>
-              </w:rPr>
-              <w:fldChar w:fldCharType="begin"/>
-            </w:r>
-            <w:r>
-              <w:rPr>
-                <w:noProof/>
-                <w:webHidden/>
-              </w:rPr>
-              <w:instrText xml:space="preserve"> PAGEREF _Toc225179790 \h </w:instrText>
-            </w:r>
-            <w:r>
-              <w:rPr>
-                <w:noProof/>
-                <w:webHidden/>
-              </w:rPr>
-            </w:r>
-            <w:r>
-              <w:rPr>
-                <w:noProof/>
-                <w:webHidden/>
-              </w:rPr>
-              <w:fldChar w:fldCharType="separate"/>
-            </w:r>
-            <w:r>
-              <w:rPr>
-                <w:noProof/>
-                <w:webHidden/>
-              </w:rPr>
-              <w:t>14</w:t>
-            </w:r>
-            <w:r>
-              <w:rPr>
-                <w:noProof/>
-                <w:webHidden/>
-              </w:rPr>
-              <w:fldChar w:fldCharType="end"/>
-            </w:r>
-          </w:hyperlink>
-        </w:p>
-        <w:p>
-          <w:pPr>
-            <w:pStyle w:val="TOC3"/>
-            <w:tabs>
-              <w:tab w:val="right" w:leader="dot" w:pos="9350"/>
-            </w:tabs>
-            <w:rPr>
-              <w:rFonts w:eastAsiaTheme="minorEastAsia" w:cstheme="minorBidi"/>
-              <w:noProof/>
-              <w:sz w:val="24"/>
-              <w:szCs w:val="24"/>
-            </w:rPr>
-          </w:pPr>
-          <w:hyperlink w:anchor="_Toc225179791" w:history="1">
-            <w:r>
-              <w:rPr>
-                <w:rStyle w:val="Hyperlink"/>
-                <w:noProof/>
-              </w:rPr>
-              <w:t>Baseline Model</w:t>
-            </w:r>
-            <w:r>
-              <w:rPr>
-                <w:noProof/>
-                <w:webHidden/>
-              </w:rPr>
-              <w:tab/>
-            </w:r>
-            <w:r>
-              <w:rPr>
-                <w:noProof/>
-                <w:webHidden/>
-              </w:rPr>
-              <w:fldChar w:fldCharType="begin"/>
-            </w:r>
-            <w:r>
-              <w:rPr>
-                <w:noProof/>
-                <w:webHidden/>
-              </w:rPr>
-              <w:instrText xml:space="preserve"> PAGEREF _Toc225179791 \h </w:instrText>
-            </w:r>
-            <w:r>
-              <w:rPr>
-                <w:noProof/>
-                <w:webHidden/>
-              </w:rPr>
-            </w:r>
-            <w:r>
-              <w:rPr>
-                <w:noProof/>
-                <w:webHidden/>
-              </w:rPr>
-              <w:fldChar w:fldCharType="separate"/>
-            </w:r>
-            <w:r>
-              <w:rPr>
-                <w:noProof/>
-                <w:webHidden/>
-              </w:rPr>
-              <w:t>14</w:t>
-            </w:r>
-            <w:r>
-              <w:rPr>
-                <w:noProof/>
-                <w:webHidden/>
-              </w:rPr>
-              <w:fldChar w:fldCharType="end"/>
-            </w:r>
-          </w:hyperlink>
-        </w:p>
-        <w:p>
-          <w:pPr>
-            <w:pStyle w:val="TOC3"/>
-            <w:tabs>
-              <w:tab w:val="right" w:leader="dot" w:pos="9350"/>
-            </w:tabs>
-            <w:rPr>
-              <w:rFonts w:eastAsiaTheme="minorEastAsia" w:cstheme="minorBidi"/>
-              <w:noProof/>
-              <w:sz w:val="24"/>
-              <w:szCs w:val="24"/>
-            </w:rPr>
-          </w:pPr>
-          <w:hyperlink w:anchor="_Toc225179792" w:history="1">
-            <w:r>
-              <w:rPr>
-                <w:rStyle w:val="Hyperlink"/>
-                <w:noProof/>
-              </w:rPr>
-              <w:t>Primary Models</w:t>
-            </w:r>
-            <w:r>
-              <w:rPr>
-                <w:noProof/>
-                <w:webHidden/>
-              </w:rPr>
-              <w:tab/>
-            </w:r>
-            <w:r>
-              <w:rPr>
-                <w:noProof/>
-                <w:webHidden/>
-              </w:rPr>
-              <w:fldChar w:fldCharType="begin"/>
-            </w:r>
-            <w:r>
-              <w:rPr>
-                <w:noProof/>
-                <w:webHidden/>
-              </w:rPr>
-              <w:instrText xml:space="preserve"> PAGEREF _Toc225179792 \h </w:instrText>
-            </w:r>
-            <w:r>
-              <w:rPr>
-                <w:noProof/>
-                <w:webHidden/>
-              </w:rPr>
-            </w:r>
-            <w:r>
-              <w:rPr>
-                <w:noProof/>
-                <w:webHidden/>
-              </w:rPr>
-              <w:fldChar w:fldCharType="separate"/>
-            </w:r>
-            <w:r>
-              <w:rPr>
-                <w:noProof/>
-                <w:webHidden/>
-              </w:rPr>
-              <w:t>16</w:t>
-            </w:r>
-            <w:r>
-              <w:rPr>
-                <w:noProof/>
-                <w:webHidden/>
-              </w:rPr>
-              <w:fldChar w:fldCharType="end"/>
-            </w:r>
-          </w:hyperlink>
-        </w:p>
-        <w:p>
-          <w:pPr>
-            <w:pStyle w:val="TOC3"/>
-            <w:tabs>
-              <w:tab w:val="right" w:leader="dot" w:pos="9350"/>
-            </w:tabs>
-            <w:rPr>
-              <w:rFonts w:eastAsiaTheme="minorEastAsia" w:cstheme="minorBidi"/>
-              <w:noProof/>
-              <w:sz w:val="24"/>
-              <w:szCs w:val="24"/>
-            </w:rPr>
-          </w:pPr>
-          <w:hyperlink w:anchor="_Toc225179793" w:history="1">
-            <w:r>
-              <w:rPr>
-                <w:rStyle w:val="Hyperlink"/>
-                <w:noProof/>
-              </w:rPr>
-              <w:t>Computational Requirements</w:t>
-            </w:r>
-            <w:r>
-              <w:rPr>
-                <w:noProof/>
-                <w:webHidden/>
-              </w:rPr>
-              <w:tab/>
-            </w:r>
-            <w:r>
-              <w:rPr>
-                <w:noProof/>
-                <w:webHidden/>
-              </w:rPr>
-              <w:fldChar w:fldCharType="begin"/>
-            </w:r>
-            <w:r>
-              <w:rPr>
-                <w:noProof/>
-                <w:webHidden/>
-              </w:rPr>
-              <w:instrText xml:space="preserve"> PAGEREF _Toc225179793 \h </w:instrText>
-            </w:r>
-            <w:r>
-              <w:rPr>
-                <w:noProof/>
-                <w:webHidden/>
-              </w:rPr>
-            </w:r>
-            <w:r>
-              <w:rPr>
-                <w:noProof/>
-                <w:webHidden/>
-              </w:rPr>
-              <w:fldChar w:fldCharType="separate"/>
-            </w:r>
-            <w:r>
-              <w:rPr>
-                <w:noProof/>
-                <w:webHidden/>
-              </w:rPr>
-              <w:t>18</w:t>
-            </w:r>
-            <w:r>
-              <w:rPr>
-                <w:noProof/>
-                <w:webHidden/>
-              </w:rPr>
-              <w:fldChar w:fldCharType="end"/>
-            </w:r>
-          </w:hyperlink>
-        </w:p>
-        <w:p>
-          <w:pPr>
-            <w:pStyle w:val="TOC3"/>
-            <w:tabs>
-              <w:tab w:val="right" w:leader="dot" w:pos="9350"/>
-            </w:tabs>
-            <w:rPr>
-              <w:rFonts w:eastAsiaTheme="minorEastAsia" w:cstheme="minorBidi"/>
-              <w:noProof/>
-              <w:sz w:val="24"/>
-              <w:szCs w:val="24"/>
-            </w:rPr>
-          </w:pPr>
-          <w:hyperlink w:anchor="_Toc225179794" w:history="1">
-            <w:r>
-              <w:rPr>
-                <w:rStyle w:val="Hyperlink"/>
-                <w:noProof/>
-              </w:rPr>
-              <w:t>Model Interpretation</w:t>
-            </w:r>
-            <w:r>
-              <w:rPr>
-                <w:noProof/>
-                <w:webHidden/>
-              </w:rPr>
-              <w:tab/>
-            </w:r>
-            <w:r>
-              <w:rPr>
-                <w:noProof/>
-                <w:webHidden/>
-              </w:rPr>
-              <w:fldChar w:fldCharType="begin"/>
-            </w:r>
-            <w:r>
-              <w:rPr>
-                <w:noProof/>
-                <w:webHidden/>
-              </w:rPr>
-              <w:instrText xml:space="preserve"> PAGEREF _Toc225179794 \h </w:instrText>
-            </w:r>
-            <w:r>
-              <w:rPr>
-                <w:noProof/>
-                <w:webHidden/>
-              </w:rPr>
-            </w:r>
-            <w:r>
-              <w:rPr>
-                <w:noProof/>
-                <w:webHidden/>
-              </w:rPr>
-              <w:fldChar w:fldCharType="separate"/>
-            </w:r>
-            <w:r>
-              <w:rPr>
-                <w:noProof/>
-                <w:webHidden/>
-              </w:rPr>
-              <w:t>18</w:t>
-            </w:r>
-            <w:r>
-              <w:rPr>
-                <w:noProof/>
-                <w:webHidden/>
-              </w:rPr>
-              <w:fldChar w:fldCharType="end"/>
-            </w:r>
-          </w:hyperlink>
-        </w:p>
-        <w:p>
-          <w:pPr>
-            <w:pStyle w:val="TOC2"/>
-            <w:tabs>
-              <w:tab w:val="right" w:leader="dot" w:pos="9350"/>
-            </w:tabs>
-            <w:rPr>
-              <w:rFonts w:eastAsiaTheme="minorEastAsia" w:cstheme="minorBidi"/>
-              <w:b w:val="0"/>
-              <w:bCs w:val="0"/>
-              <w:noProof/>
-              <w:sz w:val="24"/>
-              <w:szCs w:val="24"/>
-            </w:rPr>
-          </w:pPr>
-          <w:hyperlink w:anchor="_Toc225179795" w:history="1">
-            <w:r>
-              <w:rPr>
-                <w:rStyle w:val="Hyperlink"/>
-                <w:noProof/>
-              </w:rPr>
-              <w:t>2.3 Model Evaluation and Comparison</w:t>
-            </w:r>
-            <w:r>
-              <w:rPr>
-                <w:noProof/>
-                <w:webHidden/>
-              </w:rPr>
-              <w:tab/>
-            </w:r>
-            <w:r>
-              <w:rPr>
-                <w:noProof/>
-                <w:webHidden/>
-              </w:rPr>
-              <w:fldChar w:fldCharType="begin"/>
-            </w:r>
-            <w:r>
-              <w:rPr>
-                <w:noProof/>
-                <w:webHidden/>
-              </w:rPr>
-              <w:instrText xml:space="preserve"> PAGEREF _Toc225179795 \h </w:instrText>
-            </w:r>
-            <w:r>
-              <w:rPr>
-                <w:noProof/>
-                <w:webHidden/>
-              </w:rPr>
-            </w:r>
-            <w:r>
-              <w:rPr>
-                <w:noProof/>
-                <w:webHidden/>
-              </w:rPr>
-              <w:fldChar w:fldCharType="separate"/>
-            </w:r>
-            <w:r>
-              <w:rPr>
-                <w:noProof/>
-                <w:webHidden/>
-              </w:rPr>
-              <w:t>18</w:t>
-            </w:r>
-            <w:r>
-              <w:rPr>
-                <w:noProof/>
-                <w:webHidden/>
-              </w:rPr>
-              <w:fldChar w:fldCharType="end"/>
-            </w:r>
-          </w:hyperlink>
-        </w:p>
-        <w:p>
-          <w:pPr>
-            <w:pStyle w:val="TOC3"/>
-            <w:tabs>
-              <w:tab w:val="right" w:leader="dot" w:pos="9350"/>
-            </w:tabs>
-            <w:rPr>
-              <w:rFonts w:eastAsiaTheme="minorEastAsia" w:cstheme="minorBidi"/>
-              <w:noProof/>
-              <w:sz w:val="24"/>
-              <w:szCs w:val="24"/>
-            </w:rPr>
-          </w:pPr>
-          <w:hyperlink w:anchor="_Toc225179796" w:history="1">
-            <w:r>
-              <w:rPr>
-                <w:rStyle w:val="Hyperlink"/>
-                <w:noProof/>
-              </w:rPr>
-              <w:t>Performance Metrics</w:t>
-            </w:r>
-            <w:r>
-              <w:rPr>
-                <w:noProof/>
-                <w:webHidden/>
-              </w:rPr>
-              <w:tab/>
-            </w:r>
-            <w:r>
-              <w:rPr>
-                <w:noProof/>
-                <w:webHidden/>
-              </w:rPr>
-              <w:fldChar w:fldCharType="begin"/>
-            </w:r>
-            <w:r>
-              <w:rPr>
-                <w:noProof/>
-                <w:webHidden/>
-              </w:rPr>
-              <w:instrText xml:space="preserve"> PAGEREF _Toc225179796 \h </w:instrText>
-            </w:r>
-            <w:r>
-              <w:rPr>
-                <w:noProof/>
-                <w:webHidden/>
-              </w:rPr>
-            </w:r>
-            <w:r>
-              <w:rPr>
-                <w:noProof/>
-                <w:webHidden/>
-              </w:rPr>
-              <w:fldChar w:fldCharType="separate"/>
-            </w:r>
-            <w:r>
-              <w:rPr>
-                <w:noProof/>
-                <w:webHidden/>
-              </w:rPr>
-              <w:t>18</w:t>
-            </w:r>
-            <w:r>
-              <w:rPr>
-                <w:noProof/>
-                <w:webHidden/>
-              </w:rPr>
-              <w:fldChar w:fldCharType="end"/>
-            </w:r>
-          </w:hyperlink>
-        </w:p>
-        <w:p>
-          <w:pPr>
-            <w:pStyle w:val="TOC3"/>
-            <w:tabs>
-              <w:tab w:val="right" w:leader="dot" w:pos="9350"/>
-            </w:tabs>
-            <w:rPr>
-              <w:rFonts w:eastAsiaTheme="minorEastAsia" w:cstheme="minorBidi"/>
-              <w:noProof/>
-              <w:sz w:val="24"/>
-              <w:szCs w:val="24"/>
-            </w:rPr>
-          </w:pPr>
-          <w:hyperlink w:anchor="_Toc225179797" w:history="1">
-            <w:r>
-              <w:rPr>
-                <w:rStyle w:val="Hyperlink"/>
-                <w:noProof/>
-              </w:rPr>
-              <w:t>Comparative Analysis</w:t>
-            </w:r>
-            <w:r>
-              <w:rPr>
-                <w:noProof/>
-                <w:webHidden/>
-              </w:rPr>
-              <w:tab/>
-            </w:r>
-            <w:r>
-              <w:rPr>
-                <w:noProof/>
-                <w:webHidden/>
-              </w:rPr>
-              <w:fldChar w:fldCharType="begin"/>
-            </w:r>
-            <w:r>
-              <w:rPr>
-                <w:noProof/>
-                <w:webHidden/>
-              </w:rPr>
-              <w:instrText xml:space="preserve"> PAGEREF _Toc225179797 \h </w:instrText>
-            </w:r>
-            <w:r>
-              <w:rPr>
-                <w:noProof/>
-                <w:webHidden/>
-              </w:rPr>
-            </w:r>
-            <w:r>
-              <w:rPr>
-                <w:noProof/>
-                <w:webHidden/>
-              </w:rPr>
-              <w:fldChar w:fldCharType="separate"/>
-            </w:r>
-            <w:r>
-              <w:rPr>
-                <w:noProof/>
-                <w:webHidden/>
-              </w:rPr>
-              <w:t>21</w:t>
-            </w:r>
-            <w:r>
-              <w:rPr>
-                <w:noProof/>
-                <w:webHidden/>
-              </w:rPr>
-              <w:fldChar w:fldCharType="end"/>
-            </w:r>
-          </w:hyperlink>
-        </w:p>
-        <w:p>
-          <w:pPr>
-            <w:pStyle w:val="TOC3"/>
-            <w:tabs>
-              <w:tab w:val="right" w:leader="dot" w:pos="9350"/>
-            </w:tabs>
-            <w:rPr>
-              <w:rFonts w:eastAsiaTheme="minorEastAsia" w:cstheme="minorBidi"/>
-              <w:noProof/>
-              <w:sz w:val="24"/>
-              <w:szCs w:val="24"/>
-            </w:rPr>
-          </w:pPr>
-          <w:hyperlink w:anchor="_Toc225179798" w:history="1">
-            <w:r>
-              <w:rPr>
-                <w:rStyle w:val="Hyperlink"/>
-                <w:noProof/>
-              </w:rPr>
-              <w:t>Diagnostic Evaluation</w:t>
-            </w:r>
-            <w:r>
-              <w:rPr>
-                <w:noProof/>
-                <w:webHidden/>
-              </w:rPr>
-              <w:tab/>
-            </w:r>
-            <w:r>
-              <w:rPr>
-                <w:noProof/>
-                <w:webHidden/>
-              </w:rPr>
-              <w:fldChar w:fldCharType="begin"/>
-            </w:r>
-            <w:r>
-              <w:rPr>
-                <w:noProof/>
-                <w:webHidden/>
-              </w:rPr>
-              <w:instrText xml:space="preserve"> PAGEREF _Toc225179798 \h </w:instrText>
-            </w:r>
-            <w:r>
-              <w:rPr>
-                <w:noProof/>
-                <w:webHidden/>
-              </w:rPr>
-            </w:r>
-            <w:r>
-              <w:rPr>
-                <w:noProof/>
-                <w:webHidden/>
-              </w:rPr>
-              <w:fldChar w:fldCharType="separate"/>
-            </w:r>
-            <w:r>
-              <w:rPr>
-                <w:noProof/>
-                <w:webHidden/>
-              </w:rPr>
-              <w:t>21</w:t>
-            </w:r>
-            <w:r>
-              <w:rPr>
-                <w:noProof/>
-                <w:webHidden/>
-              </w:rPr>
-              <w:fldChar w:fldCharType="end"/>
-            </w:r>
-          </w:hyperlink>
-        </w:p>
-        <w:p>
-          <w:pPr>
-            <w:pStyle w:val="TOC3"/>
-            <w:tabs>
-              <w:tab w:val="right" w:leader="dot" w:pos="9350"/>
-            </w:tabs>
-            <w:rPr>
-              <w:rFonts w:eastAsiaTheme="minorEastAsia" w:cstheme="minorBidi"/>
-              <w:noProof/>
-              <w:sz w:val="24"/>
-              <w:szCs w:val="24"/>
-            </w:rPr>
-          </w:pPr>
-          <w:hyperlink w:anchor="_Toc225179799" w:history="1">
-            <w:r>
-              <w:rPr>
-                <w:rStyle w:val="Hyperlink"/>
-                <w:noProof/>
-              </w:rPr>
-              <w:t>Robustness Testing</w:t>
-            </w:r>
-            <w:r>
-              <w:rPr>
-                <w:noProof/>
-                <w:webHidden/>
-              </w:rPr>
-              <w:tab/>
-            </w:r>
-            <w:r>
-              <w:rPr>
-                <w:noProof/>
-                <w:webHidden/>
-              </w:rPr>
-              <w:fldChar w:fldCharType="begin"/>
-            </w:r>
-            <w:r>
-              <w:rPr>
-                <w:noProof/>
-                <w:webHidden/>
-              </w:rPr>
-              <w:instrText xml:space="preserve"> PAGEREF _Toc225179799 \h </w:instrText>
-            </w:r>
-            <w:r>
-              <w:rPr>
-                <w:noProof/>
-                <w:webHidden/>
-              </w:rPr>
-            </w:r>
-            <w:r>
-              <w:rPr>
-                <w:noProof/>
-                <w:webHidden/>
-              </w:rPr>
-              <w:fldChar w:fldCharType="separate"/>
-            </w:r>
-            <w:r>
-              <w:rPr>
-                <w:noProof/>
-                <w:webHidden/>
-              </w:rPr>
-              <w:t>23</w:t>
-            </w:r>
-            <w:r>
-              <w:rPr>
-                <w:noProof/>
-                <w:webHidden/>
-              </w:rPr>
-              <w:fldChar w:fldCharType="end"/>
-            </w:r>
-          </w:hyperlink>
-        </w:p>
-        <w:p>
-          <w:pPr>
-            <w:pStyle w:val="TOC3"/>
-            <w:tabs>
-              <w:tab w:val="right" w:leader="dot" w:pos="9350"/>
-            </w:tabs>
-            <w:rPr>
-              <w:rFonts w:eastAsiaTheme="minorEastAsia" w:cstheme="minorBidi"/>
-              <w:noProof/>
-              <w:sz w:val="24"/>
-              <w:szCs w:val="24"/>
-            </w:rPr>
-          </w:pPr>
-          <w:hyperlink w:anchor="_Toc225179800" w:history="1">
-            <w:r>
-              <w:rPr>
-                <w:rStyle w:val="Hyperlink"/>
-                <w:noProof/>
-              </w:rPr>
-              <w:t>Organizational Metric Translation</w:t>
-            </w:r>
-            <w:r>
-              <w:rPr>
-                <w:noProof/>
-                <w:webHidden/>
-              </w:rPr>
-              <w:tab/>
-            </w:r>
-            <w:r>
-              <w:rPr>
-                <w:noProof/>
-                <w:webHidden/>
-              </w:rPr>
-              <w:fldChar w:fldCharType="begin"/>
-            </w:r>
-            <w:r>
-              <w:rPr>
-                <w:noProof/>
-                <w:webHidden/>
-              </w:rPr>
-              <w:instrText xml:space="preserve"> PAGEREF _Toc225179800 \h </w:instrText>
-            </w:r>
-            <w:r>
-              <w:rPr>
-                <w:noProof/>
-                <w:webHidden/>
-              </w:rPr>
-            </w:r>
-            <w:r>
-              <w:rPr>
-                <w:noProof/>
-                <w:webHidden/>
-              </w:rPr>
-              <w:fldChar w:fldCharType="separate"/>
-            </w:r>
-            <w:r>
-              <w:rPr>
-                <w:noProof/>
-                <w:webHidden/>
-              </w:rPr>
-              <w:t>23</w:t>
-            </w:r>
-            <w:r>
-              <w:rPr>
-                <w:noProof/>
-                <w:webHidden/>
-              </w:rPr>
-              <w:fldChar w:fldCharType="end"/>
-            </w:r>
-          </w:hyperlink>
-        </w:p>
-        <w:p>
-          <w:pPr>
-            <w:pStyle w:val="TOC2"/>
-            <w:tabs>
-              <w:tab w:val="right" w:leader="dot" w:pos="9350"/>
-            </w:tabs>
-            <w:rPr>
-              <w:rFonts w:eastAsiaTheme="minorEastAsia" w:cstheme="minorBidi"/>
-              <w:b w:val="0"/>
-              <w:bCs w:val="0"/>
-              <w:noProof/>
-              <w:sz w:val="24"/>
-              <w:szCs w:val="24"/>
-            </w:rPr>
-          </w:pPr>
-          <w:hyperlink w:anchor="_Toc225179801" w:history="1">
-            <w:r>
-              <w:rPr>
-                <w:rStyle w:val="Hyperlink"/>
-                <w:noProof/>
-              </w:rPr>
-              <w:t>2.4 Model Selection and Recommendations</w:t>
-            </w:r>
-            <w:r>
-              <w:rPr>
-                <w:noProof/>
-                <w:webHidden/>
-              </w:rPr>
-              <w:tab/>
-            </w:r>
-            <w:r>
-              <w:rPr>
-                <w:noProof/>
-                <w:webHidden/>
-              </w:rPr>
-              <w:fldChar w:fldCharType="begin"/>
-            </w:r>
-            <w:r>
-              <w:rPr>
-                <w:noProof/>
-                <w:webHidden/>
-              </w:rPr>
-              <w:instrText xml:space="preserve"> PAGEREF _Toc225179801 \h </w:instrText>
-            </w:r>
-            <w:r>
-              <w:rPr>
-                <w:noProof/>
-                <w:webHidden/>
-              </w:rPr>
-            </w:r>
-            <w:r>
-              <w:rPr>
-                <w:noProof/>
-                <w:webHidden/>
-              </w:rPr>
-              <w:fldChar w:fldCharType="separate"/>
-            </w:r>
-            <w:r>
-              <w:rPr>
-                <w:noProof/>
-                <w:webHidden/>
-              </w:rPr>
-              <w:t>24</w:t>
-            </w:r>
-            <w:r>
-              <w:rPr>
-                <w:noProof/>
-                <w:webHidden/>
-              </w:rPr>
-              <w:fldChar w:fldCharType="end"/>
-            </w:r>
-          </w:hyperlink>
-        </w:p>
-        <w:p>
-          <w:pPr>
-            <w:pStyle w:val="TOC3"/>
-            <w:tabs>
-              <w:tab w:val="right" w:leader="dot" w:pos="9350"/>
-            </w:tabs>
-            <w:rPr>
-              <w:rFonts w:eastAsiaTheme="minorEastAsia" w:cstheme="minorBidi"/>
-              <w:noProof/>
-              <w:sz w:val="24"/>
-              <w:szCs w:val="24"/>
-            </w:rPr>
-          </w:pPr>
-          <w:hyperlink w:anchor="_Toc225179802" w:history="1">
-            <w:r>
-              <w:rPr>
-                <w:rStyle w:val="Hyperlink"/>
-                <w:noProof/>
-              </w:rPr>
-              <w:t>Selected Model</w:t>
-            </w:r>
-            <w:r>
-              <w:rPr>
-                <w:noProof/>
-                <w:webHidden/>
-              </w:rPr>
-              <w:tab/>
-            </w:r>
-            <w:r>
-              <w:rPr>
-                <w:noProof/>
-                <w:webHidden/>
-              </w:rPr>
-              <w:fldChar w:fldCharType="begin"/>
-            </w:r>
-            <w:r>
-              <w:rPr>
-                <w:noProof/>
-                <w:webHidden/>
-              </w:rPr>
-              <w:instrText xml:space="preserve"> PAGEREF _Toc225179802 \h </w:instrText>
-            </w:r>
-            <w:r>
-              <w:rPr>
-                <w:noProof/>
-                <w:webHidden/>
-              </w:rPr>
-            </w:r>
-            <w:r>
-              <w:rPr>
-                <w:noProof/>
-                <w:webHidden/>
-              </w:rPr>
-              <w:fldChar w:fldCharType="separate"/>
-            </w:r>
-            <w:r>
-              <w:rPr>
-                <w:noProof/>
-                <w:webHidden/>
-              </w:rPr>
-              <w:t>24</w:t>
-            </w:r>
-            <w:r>
-              <w:rPr>
-                <w:noProof/>
-                <w:webHidden/>
-              </w:rPr>
-              <w:fldChar w:fldCharType="end"/>
-            </w:r>
-          </w:hyperlink>
-        </w:p>
-        <w:p>
-          <w:pPr>
-            <w:pStyle w:val="TOC3"/>
-            <w:tabs>
-              <w:tab w:val="right" w:leader="dot" w:pos="9350"/>
-            </w:tabs>
-            <w:rPr>
-              <w:rFonts w:eastAsiaTheme="minorEastAsia" w:cstheme="minorBidi"/>
-              <w:noProof/>
-              <w:sz w:val="24"/>
-              <w:szCs w:val="24"/>
-            </w:rPr>
-          </w:pPr>
-          <w:hyperlink w:anchor="_Toc225179803" w:history="1">
-            <w:r>
-              <w:rPr>
-                <w:rStyle w:val="Hyperlink"/>
-                <w:noProof/>
-              </w:rPr>
-              <w:t>Selection Justification</w:t>
-            </w:r>
-            <w:r>
-              <w:rPr>
-                <w:noProof/>
-                <w:webHidden/>
-              </w:rPr>
-              <w:tab/>
-            </w:r>
-            <w:r>
-              <w:rPr>
-                <w:noProof/>
-                <w:webHidden/>
-              </w:rPr>
-              <w:fldChar w:fldCharType="begin"/>
-            </w:r>
-            <w:r>
-              <w:rPr>
-                <w:noProof/>
-                <w:webHidden/>
-              </w:rPr>
-              <w:instrText xml:space="preserve"> PAGEREF _Toc225179803 \h </w:instrText>
-            </w:r>
-            <w:r>
-              <w:rPr>
-                <w:noProof/>
-                <w:webHidden/>
-              </w:rPr>
-            </w:r>
-            <w:r>
-              <w:rPr>
-                <w:noProof/>
-                <w:webHidden/>
-              </w:rPr>
-              <w:fldChar w:fldCharType="separate"/>
-            </w:r>
-            <w:r>
-              <w:rPr>
-                <w:noProof/>
-                <w:webHidden/>
-              </w:rPr>
-              <w:t>25</w:t>
-            </w:r>
-            <w:r>
-              <w:rPr>
-                <w:noProof/>
-                <w:webHidden/>
-              </w:rPr>
-              <w:fldChar w:fldCharType="end"/>
-            </w:r>
-          </w:hyperlink>
-        </w:p>
-        <w:p>
-          <w:pPr>
-            <w:pStyle w:val="TOC3"/>
-            <w:tabs>
-              <w:tab w:val="right" w:leader="dot" w:pos="9350"/>
-            </w:tabs>
-            <w:rPr>
-              <w:rFonts w:eastAsiaTheme="minorEastAsia" w:cstheme="minorBidi"/>
-              <w:noProof/>
-              <w:sz w:val="24"/>
-              <w:szCs w:val="24"/>
-            </w:rPr>
-          </w:pPr>
-          <w:hyperlink w:anchor="_Toc225179804" w:history="1">
-            <w:r>
-              <w:rPr>
-                <w:rStyle w:val="Hyperlink"/>
-                <w:noProof/>
-              </w:rPr>
-              <w:t>Limitations and Risks</w:t>
-            </w:r>
-            <w:r>
-              <w:rPr>
-                <w:noProof/>
-                <w:webHidden/>
-              </w:rPr>
-              <w:tab/>
-            </w:r>
-            <w:r>
-              <w:rPr>
-                <w:noProof/>
-                <w:webHidden/>
-              </w:rPr>
-              <w:fldChar w:fldCharType="begin"/>
-            </w:r>
-            <w:r>
-              <w:rPr>
-                <w:noProof/>
-                <w:webHidden/>
-              </w:rPr>
-              <w:instrText xml:space="preserve"> PAGEREF _Toc225179804 \h </w:instrText>
-            </w:r>
-            <w:r>
-              <w:rPr>
-                <w:noProof/>
-                <w:webHidden/>
-              </w:rPr>
-            </w:r>
-            <w:r>
-              <w:rPr>
-                <w:noProof/>
-                <w:webHidden/>
-              </w:rPr>
-              <w:fldChar w:fldCharType="separate"/>
-            </w:r>
-            <w:r>
-              <w:rPr>
-                <w:noProof/>
-                <w:webHidden/>
-              </w:rPr>
-              <w:t>25</w:t>
-            </w:r>
-            <w:r>
-              <w:rPr>
-                <w:noProof/>
-                <w:webHidden/>
-              </w:rPr>
-              <w:fldChar w:fldCharType="end"/>
-            </w:r>
-          </w:hyperlink>
-        </w:p>
-        <w:p>
-          <w:pPr>
-            <w:pStyle w:val="TOC2"/>
-            <w:tabs>
-              <w:tab w:val="right" w:leader="dot" w:pos="9350"/>
-            </w:tabs>
-            <w:rPr>
-              <w:rFonts w:eastAsiaTheme="minorEastAsia" w:cstheme="minorBidi"/>
-              <w:b w:val="0"/>
-              <w:bCs w:val="0"/>
-              <w:noProof/>
-              <w:sz w:val="24"/>
-              <w:szCs w:val="24"/>
-            </w:rPr>
-          </w:pPr>
-          <w:hyperlink w:anchor="_Toc225179805" w:history="1">
-            <w:r>
-              <w:rPr>
-                <w:rStyle w:val="Hyperlink"/>
-                <w:noProof/>
-              </w:rPr>
-              <w:t>Conclusion</w:t>
-            </w:r>
-            <w:r>
-              <w:rPr>
-                <w:noProof/>
-                <w:webHidden/>
-              </w:rPr>
-              <w:tab/>
-            </w:r>
-            <w:r>
-              <w:rPr>
-                <w:noProof/>
-                <w:webHidden/>
-              </w:rPr>
-              <w:fldChar w:fldCharType="begin"/>
-            </w:r>
-            <w:r>
-              <w:rPr>
-                <w:noProof/>
-                <w:webHidden/>
-              </w:rPr>
-              <w:instrText xml:space="preserve"> PAGEREF _Toc225179805 \h </w:instrText>
-            </w:r>
-            <w:r>
-              <w:rPr>
-                <w:noProof/>
-                <w:webHidden/>
-              </w:rPr>
-            </w:r>
-            <w:r>
-              <w:rPr>
-                <w:noProof/>
-                <w:webHidden/>
-              </w:rPr>
-              <w:fldChar w:fldCharType="separate"/>
-            </w:r>
-            <w:r>
-              <w:rPr>
-                <w:noProof/>
-                <w:webHidden/>
-              </w:rPr>
-              <w:t>25</w:t>
+              <w:t>11</w:t>
             </w:r>
             <w:r>
               <w:rPr>
@@ -4286,7 +3126,7 @@
               <w:noProof/>
             </w:rPr>
           </w:pPr>
-          <w:hyperlink w:anchor="_Toc225179806" w:history="1">
+          <w:hyperlink w:anchor="_Toc226057177" w:history="1">
             <w:r>
               <w:rPr>
                 <w:rStyle w:val="Hyperlink"/>
@@ -4313,7 +3153,7 @@
                 <w:noProof/>
                 <w:webHidden/>
               </w:rPr>
-              <w:instrText xml:space="preserve"> PAGEREF _Toc225179806 \h </w:instrText>
+              <w:instrText xml:space="preserve"> PAGEREF _Toc226057177 \h </w:instrText>
             </w:r>
             <w:r>
               <w:rPr>
@@ -4333,7 +3173,7 @@
                 <w:noProof/>
                 <w:webHidden/>
               </w:rPr>
-              <w:t>27</w:t>
+              <w:t>12</w:t>
             </w:r>
             <w:r>
               <w:rPr>
@@ -4359,7 +3199,7 @@
               <w:noProof/>
             </w:rPr>
           </w:pPr>
-          <w:hyperlink w:anchor="_Toc225179807" w:history="1">
+          <w:hyperlink w:anchor="_Toc226057178" w:history="1">
             <w:r>
               <w:rPr>
                 <w:rStyle w:val="Hyperlink"/>
@@ -4386,7 +3226,7 @@
                 <w:noProof/>
                 <w:webHidden/>
               </w:rPr>
-              <w:instrText xml:space="preserve"> PAGEREF _Toc225179807 \h </w:instrText>
+              <w:instrText xml:space="preserve"> PAGEREF _Toc226057178 \h </w:instrText>
             </w:r>
             <w:r>
               <w:rPr>
@@ -4406,7 +3246,7 @@
                 <w:noProof/>
                 <w:webHidden/>
               </w:rPr>
-              <w:t>29</w:t>
+              <w:t>14</w:t>
             </w:r>
             <w:r>
               <w:rPr>
@@ -4432,7 +3272,7 @@
               <w:noProof/>
             </w:rPr>
           </w:pPr>
-          <w:hyperlink w:anchor="_Toc225179808" w:history="1">
+          <w:hyperlink w:anchor="_Toc226057179" w:history="1">
             <w:r>
               <w:rPr>
                 <w:rStyle w:val="Hyperlink"/>
@@ -4459,7 +3299,7 @@
                 <w:noProof/>
                 <w:webHidden/>
               </w:rPr>
-              <w:instrText xml:space="preserve"> PAGEREF _Toc225179808 \h </w:instrText>
+              <w:instrText xml:space="preserve"> PAGEREF _Toc226057179 \h </w:instrText>
             </w:r>
             <w:r>
               <w:rPr>
@@ -4479,7 +3319,7 @@
                 <w:noProof/>
                 <w:webHidden/>
               </w:rPr>
-              <w:t>30</w:t>
+              <w:t>15</w:t>
             </w:r>
             <w:r>
               <w:rPr>
@@ -4505,7 +3345,7 @@
               <w:noProof/>
             </w:rPr>
           </w:pPr>
-          <w:hyperlink w:anchor="_Toc225179809" w:history="1">
+          <w:hyperlink w:anchor="_Toc226057180" w:history="1">
             <w:r>
               <w:rPr>
                 <w:rStyle w:val="Hyperlink"/>
@@ -4532,7 +3372,7 @@
                 <w:noProof/>
                 <w:webHidden/>
               </w:rPr>
-              <w:instrText xml:space="preserve"> PAGEREF _Toc225179809 \h </w:instrText>
+              <w:instrText xml:space="preserve"> PAGEREF _Toc226057180 \h </w:instrText>
             </w:r>
             <w:r>
               <w:rPr>
@@ -4552,7 +3392,7 @@
                 <w:noProof/>
                 <w:webHidden/>
               </w:rPr>
-              <w:t>30</w:t>
+              <w:t>15</w:t>
             </w:r>
             <w:r>
               <w:rPr>
@@ -4600,7 +3440,7 @@
       <w:pPr>
         <w:pStyle w:val="Heading1"/>
       </w:pPr>
-      <w:bookmarkStart w:id="0" w:name="_Toc225179756"/>
+      <w:bookmarkStart w:id="0" w:name="_Toc226057143"/>
       <w:r>
         <w:lastRenderedPageBreak/>
         <w:t>Introduction</w:t>
@@ -4616,18 +3456,22 @@
       <w:pPr>
         <w:pStyle w:val="Heading1"/>
       </w:pPr>
+      <w:bookmarkStart w:id="1" w:name="_Toc226057144"/>
       <w:r>
         <w:t>Section 0: Executive Summary Presentation</w:t>
       </w:r>
+      <w:bookmarkEnd w:id="1"/>
     </w:p>
     <w:p/>
     <w:p>
       <w:pPr>
         <w:pStyle w:val="Heading1"/>
       </w:pPr>
+      <w:bookmarkStart w:id="2" w:name="_Toc226057145"/>
       <w:r>
         <w:t>Section 1: Organizational Interpretation of Results</w:t>
       </w:r>
+      <w:bookmarkEnd w:id="2"/>
     </w:p>
     <w:p/>
     <w:p>
@@ -4638,17 +3482,21 @@
           <w:numId w:val="33"/>
         </w:numPr>
       </w:pPr>
+      <w:bookmarkStart w:id="3" w:name="_Toc226057146"/>
       <w:r>
         <w:t>Translating Technical Results to Organizational Impact</w:t>
       </w:r>
+      <w:bookmarkEnd w:id="3"/>
     </w:p>
     <w:p>
       <w:pPr>
         <w:pStyle w:val="Heading3"/>
       </w:pPr>
+      <w:bookmarkStart w:id="4" w:name="_Toc226057147"/>
       <w:r>
         <w:t>Performance interpretation</w:t>
       </w:r>
+      <w:bookmarkEnd w:id="4"/>
     </w:p>
     <w:p>
       <w:pPr>
@@ -5051,14 +3899,27 @@
       <w:r>
         <w:t xml:space="preserve">Figure </w:t>
       </w:r>
-      <w:fldSimple w:instr=" SEQ Figure \* ARABIC ">
-        <w:r>
-          <w:rPr>
-            <w:noProof/>
-          </w:rPr>
-          <w:t>1</w:t>
-        </w:r>
-      </w:fldSimple>
+      <w:r>
+        <w:fldChar w:fldCharType="begin"/>
+      </w:r>
+      <w:r>
+        <w:instrText xml:space="preserve"> SEQ Figure \* ARABIC </w:instrText>
+      </w:r>
+      <w:r>
+        <w:fldChar w:fldCharType="separate"/>
+      </w:r>
+      <w:r>
+        <w:rPr>
+          <w:noProof/>
+        </w:rPr>
+        <w:t>1</w:t>
+      </w:r>
+      <w:r>
+        <w:rPr>
+          <w:noProof/>
+        </w:rPr>
+        <w:fldChar w:fldCharType="end"/>
+      </w:r>
       <w:r>
         <w:t>: Receiver Operating Characteristic plot with No Skill curve</w:t>
       </w:r>
@@ -5125,9 +3986,11 @@
       <w:pPr>
         <w:pStyle w:val="Heading3"/>
       </w:pPr>
+      <w:bookmarkStart w:id="5" w:name="_Toc226057148"/>
       <w:r>
         <w:t>Expected organizational outcomes</w:t>
       </w:r>
+      <w:bookmarkEnd w:id="5"/>
     </w:p>
     <w:p>
       <w:pPr>
@@ -5223,9 +4086,11 @@
       <w:pPr>
         <w:pStyle w:val="Heading3"/>
       </w:pPr>
+      <w:bookmarkStart w:id="6" w:name="_Toc226057149"/>
       <w:r>
         <w:t>Confidence levels</w:t>
       </w:r>
+      <w:bookmarkEnd w:id="6"/>
     </w:p>
     <w:p>
       <w:r>
@@ -5234,7 +4099,7 @@
     </w:p>
     <w:tbl>
       <w:tblPr>
-        <w:tblStyle w:val="GridTable2"/>
+        <w:tblStyle w:val="GridTable2-Accent5"/>
         <w:tblW w:w="0" w:type="auto"/>
         <w:tblLook w:val="04A0" w:firstRow="1" w:lastRow="0" w:firstColumn="1" w:lastColumn="0" w:noHBand="0" w:noVBand="1"/>
       </w:tblPr>
@@ -5320,7 +4185,6 @@
           <w:tcPr>
             <w:cnfStyle w:val="001000000000" w:firstRow="0" w:lastRow="0" w:firstColumn="1" w:lastColumn="0" w:oddVBand="0" w:evenVBand="0" w:oddHBand="0" w:evenHBand="0" w:firstRowFirstColumn="0" w:firstRowLastColumn="0" w:lastRowFirstColumn="0" w:lastRowLastColumn="0"/>
             <w:tcW w:w="1070" w:type="dxa"/>
-            <w:shd w:val="clear" w:color="auto" w:fill="D0CECE" w:themeFill="background2" w:themeFillShade="E6"/>
           </w:tcPr>
           <w:p>
             <w:pPr>
@@ -5334,7 +4198,6 @@
         <w:tc>
           <w:tcPr>
             <w:tcW w:w="3786" w:type="dxa"/>
-            <w:shd w:val="clear" w:color="auto" w:fill="D0CECE" w:themeFill="background2" w:themeFillShade="E6"/>
           </w:tcPr>
           <w:p>
             <w:pPr>
@@ -5352,7 +4215,6 @@
         <w:tc>
           <w:tcPr>
             <w:tcW w:w="4504" w:type="dxa"/>
-            <w:shd w:val="clear" w:color="auto" w:fill="D0CECE" w:themeFill="background2" w:themeFillShade="E6"/>
           </w:tcPr>
           <w:p>
             <w:pPr>
@@ -5565,9 +4427,11 @@
       <w:pPr>
         <w:pStyle w:val="Heading3"/>
       </w:pPr>
+      <w:bookmarkStart w:id="7" w:name="_Toc226057150"/>
       <w:r>
         <w:t>Value proposition</w:t>
       </w:r>
+      <w:bookmarkEnd w:id="7"/>
     </w:p>
     <w:p>
       <w:r>
@@ -5581,17 +4445,21 @@
       <w:pPr>
         <w:pStyle w:val="Heading2"/>
       </w:pPr>
+      <w:bookmarkStart w:id="8" w:name="_Toc226057151"/>
       <w:r>
         <w:t>1.2 Insights and Recommendations</w:t>
       </w:r>
+      <w:bookmarkEnd w:id="8"/>
     </w:p>
     <w:p>
       <w:pPr>
         <w:pStyle w:val="Heading3"/>
       </w:pPr>
+      <w:bookmarkStart w:id="9" w:name="_Toc226057152"/>
       <w:r>
         <w:t>Key findings</w:t>
       </w:r>
+      <w:bookmarkEnd w:id="9"/>
     </w:p>
     <w:p>
       <w:pPr>
@@ -5716,19 +4584,32 @@
         <w:pStyle w:val="Caption"/>
         <w:keepNext/>
       </w:pPr>
-      <w:bookmarkStart w:id="1" w:name="_Ref225710899"/>
+      <w:bookmarkStart w:id="10" w:name="_Ref225710899"/>
       <w:r>
         <w:t xml:space="preserve">Figure </w:t>
       </w:r>
-      <w:fldSimple w:instr=" SEQ Figure \* ARABIC ">
-        <w:r>
-          <w:rPr>
-            <w:noProof/>
-          </w:rPr>
-          <w:t>2</w:t>
-        </w:r>
-      </w:fldSimple>
-      <w:bookmarkEnd w:id="1"/>
+      <w:r>
+        <w:fldChar w:fldCharType="begin"/>
+      </w:r>
+      <w:r>
+        <w:instrText xml:space="preserve"> SEQ Figure \* ARABIC </w:instrText>
+      </w:r>
+      <w:r>
+        <w:fldChar w:fldCharType="separate"/>
+      </w:r>
+      <w:r>
+        <w:rPr>
+          <w:noProof/>
+        </w:rPr>
+        <w:t>2</w:t>
+      </w:r>
+      <w:r>
+        <w:rPr>
+          <w:noProof/>
+        </w:rPr>
+        <w:fldChar w:fldCharType="end"/>
+      </w:r>
+      <w:bookmarkEnd w:id="10"/>
       <w:r>
         <w:t xml:space="preserve">: Time series decomposition for </w:t>
       </w:r>
@@ -5797,19 +4678,32 @@
         <w:pStyle w:val="Caption"/>
         <w:keepNext/>
       </w:pPr>
-      <w:bookmarkStart w:id="2" w:name="_Ref225711180"/>
+      <w:bookmarkStart w:id="11" w:name="_Ref225711180"/>
       <w:r>
         <w:t xml:space="preserve">Figure </w:t>
       </w:r>
-      <w:fldSimple w:instr=" SEQ Figure \* ARABIC ">
-        <w:r>
-          <w:rPr>
-            <w:noProof/>
-          </w:rPr>
-          <w:t>3</w:t>
-        </w:r>
-      </w:fldSimple>
-      <w:bookmarkEnd w:id="2"/>
+      <w:r>
+        <w:fldChar w:fldCharType="begin"/>
+      </w:r>
+      <w:r>
+        <w:instrText xml:space="preserve"> SEQ Figure \* ARABIC </w:instrText>
+      </w:r>
+      <w:r>
+        <w:fldChar w:fldCharType="separate"/>
+      </w:r>
+      <w:r>
+        <w:rPr>
+          <w:noProof/>
+        </w:rPr>
+        <w:t>3</w:t>
+      </w:r>
+      <w:r>
+        <w:rPr>
+          <w:noProof/>
+        </w:rPr>
+        <w:fldChar w:fldCharType="end"/>
+      </w:r>
+      <w:bookmarkEnd w:id="11"/>
       <w:r>
         <w:t xml:space="preserve">: Time series decomposition for </w:t>
       </w:r>
@@ -5877,19 +4771,32 @@
       <w:pPr>
         <w:pStyle w:val="Caption"/>
       </w:pPr>
-      <w:bookmarkStart w:id="3" w:name="_Ref225792302"/>
+      <w:bookmarkStart w:id="12" w:name="_Ref225792302"/>
       <w:r>
         <w:t xml:space="preserve">Figure </w:t>
       </w:r>
-      <w:fldSimple w:instr=" SEQ Figure \* ARABIC ">
-        <w:r>
-          <w:rPr>
-            <w:noProof/>
-          </w:rPr>
-          <w:t>4</w:t>
-        </w:r>
-      </w:fldSimple>
-      <w:bookmarkEnd w:id="3"/>
+      <w:r>
+        <w:fldChar w:fldCharType="begin"/>
+      </w:r>
+      <w:r>
+        <w:instrText xml:space="preserve"> SEQ Figure \* ARABIC </w:instrText>
+      </w:r>
+      <w:r>
+        <w:fldChar w:fldCharType="separate"/>
+      </w:r>
+      <w:r>
+        <w:rPr>
+          <w:noProof/>
+        </w:rPr>
+        <w:t>4</w:t>
+      </w:r>
+      <w:r>
+        <w:rPr>
+          <w:noProof/>
+        </w:rPr>
+        <w:fldChar w:fldCharType="end"/>
+      </w:r>
+      <w:bookmarkEnd w:id="12"/>
       <w:r>
         <w:t xml:space="preserve">: </w:t>
       </w:r>
@@ -5987,9 +4894,11 @@
       <w:pPr>
         <w:pStyle w:val="Heading3"/>
       </w:pPr>
+      <w:bookmarkStart w:id="13" w:name="_Toc226057153"/>
       <w:r>
         <w:t>Surprising discoveries</w:t>
       </w:r>
+      <w:bookmarkEnd w:id="13"/>
     </w:p>
     <w:p>
       <w:pPr>
@@ -6237,9 +5146,11 @@
       <w:pPr>
         <w:pStyle w:val="Heading3"/>
       </w:pPr>
+      <w:bookmarkStart w:id="14" w:name="_Toc226057154"/>
       <w:r>
         <w:t>Strategic recommendations</w:t>
       </w:r>
+      <w:bookmarkEnd w:id="14"/>
     </w:p>
     <w:p>
       <w:pPr>
@@ -6294,7 +5205,7 @@
     </w:p>
     <w:tbl>
       <w:tblPr>
-        <w:tblStyle w:val="GridTable2-Accent1"/>
+        <w:tblStyle w:val="GridTable2-Accent5"/>
         <w:tblW w:w="0" w:type="auto"/>
         <w:tblLook w:val="04A0" w:firstRow="1" w:lastRow="0" w:firstColumn="1" w:lastColumn="0" w:noHBand="0" w:noVBand="1"/>
       </w:tblPr>
@@ -6305,8 +5216,6 @@
       <w:tr>
         <w:trPr>
           <w:cnfStyle w:val="100000000000" w:firstRow="1" w:lastRow="0" w:firstColumn="0" w:lastColumn="0" w:oddVBand="0" w:evenVBand="0" w:oddHBand="0" w:evenHBand="0" w:firstRowFirstColumn="0" w:firstRowLastColumn="0" w:lastRowFirstColumn="0" w:lastRowLastColumn="0"/>
-          <w:cantSplit/>
-          <w:tblHeader/>
         </w:trPr>
         <w:tc>
           <w:tcPr>
@@ -6364,7 +5273,6 @@
       <w:tr>
         <w:trPr>
           <w:cnfStyle w:val="000000100000" w:firstRow="0" w:lastRow="0" w:firstColumn="0" w:lastColumn="0" w:oddVBand="0" w:evenVBand="0" w:oddHBand="1" w:evenHBand="0" w:firstRowFirstColumn="0" w:firstRowLastColumn="0" w:lastRowFirstColumn="0" w:lastRowLastColumn="0"/>
-          <w:cantSplit/>
         </w:trPr>
         <w:tc>
           <w:tcPr>
@@ -6474,9 +5382,6 @@
         </w:tc>
       </w:tr>
       <w:tr>
-        <w:trPr>
-          <w:cantSplit/>
-        </w:trPr>
         <w:tc>
           <w:tcPr>
             <w:cnfStyle w:val="001000000000" w:firstRow="0" w:lastRow="0" w:firstColumn="1" w:lastColumn="0" w:oddVBand="0" w:evenVBand="0" w:oddHBand="0" w:evenHBand="0" w:firstRowFirstColumn="0" w:firstRowLastColumn="0" w:lastRowFirstColumn="0" w:lastRowLastColumn="0"/>
@@ -6531,7 +5436,6 @@
       <w:tr>
         <w:trPr>
           <w:cnfStyle w:val="000000100000" w:firstRow="0" w:lastRow="0" w:firstColumn="0" w:lastColumn="0" w:oddVBand="0" w:evenVBand="0" w:oddHBand="1" w:evenHBand="0" w:firstRowFirstColumn="0" w:firstRowLastColumn="0" w:lastRowFirstColumn="0" w:lastRowLastColumn="0"/>
-          <w:cantSplit/>
         </w:trPr>
         <w:tc>
           <w:tcPr>
@@ -6554,7 +5458,6 @@
                 <w:sz w:val="24"/>
                 <w:szCs w:val="24"/>
               </w:rPr>
-              <w:lastRenderedPageBreak/>
               <w:t>Acquire additional data</w:t>
             </w:r>
           </w:p>
@@ -6604,7 +5507,16 @@
                 <w:sz w:val="24"/>
                 <w:szCs w:val="24"/>
               </w:rPr>
-              <w:t xml:space="preserve"> Not all aggressive or distracted driving behaviors result in crashes. Drivers will notice when other drivers are aggressive or distracted even when t</w:t>
+              <w:t xml:space="preserve"> Not all aggressive or distracted driving behaviors result in crashes. Drivers will notice when other drivers are aggressive or distracted even </w:t>
+            </w:r>
+            <w:r>
+              <w:rPr>
+                <w:rFonts w:ascii="Times New Roman" w:hAnsi="Times New Roman" w:cs="Times New Roman"/>
+                <w:sz w:val="24"/>
+                <w:szCs w:val="24"/>
+              </w:rPr>
+              <w:lastRenderedPageBreak/>
+              <w:t>when t</w:t>
             </w:r>
             <w:r>
               <w:rPr>
@@ -6643,13 +5555,15 @@
       <w:pPr>
         <w:pStyle w:val="Heading3"/>
       </w:pPr>
+      <w:bookmarkStart w:id="15" w:name="_Toc226057155"/>
       <w:r>
         <w:t>Feature importance interpretation</w:t>
       </w:r>
+      <w:bookmarkEnd w:id="15"/>
     </w:p>
     <w:tbl>
       <w:tblPr>
-        <w:tblStyle w:val="GridTable2"/>
+        <w:tblStyle w:val="GridTable2-Accent5"/>
         <w:tblW w:w="0" w:type="auto"/>
         <w:tblLook w:val="04A0" w:firstRow="1" w:lastRow="0" w:firstColumn="1" w:lastColumn="0" w:noHBand="0" w:noVBand="1"/>
       </w:tblPr>
@@ -6734,7 +5648,6 @@
           <w:tcPr>
             <w:cnfStyle w:val="001000000000" w:firstRow="0" w:lastRow="0" w:firstColumn="1" w:lastColumn="0" w:oddVBand="0" w:evenVBand="0" w:oddHBand="0" w:evenHBand="0" w:firstRowFirstColumn="0" w:firstRowLastColumn="0" w:lastRowFirstColumn="0" w:lastRowLastColumn="0"/>
             <w:tcW w:w="1070" w:type="dxa"/>
-            <w:shd w:val="clear" w:color="auto" w:fill="D0CECE" w:themeFill="background2" w:themeFillShade="E6"/>
           </w:tcPr>
           <w:p>
             <w:pPr>
@@ -6748,7 +5661,6 @@
         <w:tc>
           <w:tcPr>
             <w:tcW w:w="3786" w:type="dxa"/>
-            <w:shd w:val="clear" w:color="auto" w:fill="D0CECE" w:themeFill="background2" w:themeFillShade="E6"/>
           </w:tcPr>
           <w:p>
             <w:pPr>
@@ -6766,7 +5678,6 @@
         <w:tc>
           <w:tcPr>
             <w:tcW w:w="4504" w:type="dxa"/>
-            <w:shd w:val="clear" w:color="auto" w:fill="D0CECE" w:themeFill="background2" w:themeFillShade="E6"/>
           </w:tcPr>
           <w:p>
             <w:pPr>
@@ -6895,9 +5806,11 @@
       <w:pPr>
         <w:pStyle w:val="Heading3"/>
       </w:pPr>
+      <w:bookmarkStart w:id="16" w:name="_Toc226057156"/>
       <w:r>
         <w:t>Limitations and caveats</w:t>
       </w:r>
+      <w:bookmarkEnd w:id="16"/>
     </w:p>
     <w:p>
       <w:r>
@@ -6912,9 +5825,11 @@
           <w:numId w:val="33"/>
         </w:numPr>
       </w:pPr>
+      <w:bookmarkStart w:id="17" w:name="_Toc226057157"/>
       <w:r>
         <w:t>Risk Assessment and Mitigation Strategies</w:t>
       </w:r>
+      <w:bookmarkEnd w:id="17"/>
     </w:p>
     <w:p>
       <w:r>
@@ -6951,52 +5866,84 @@
       <w:pPr>
         <w:pStyle w:val="Heading3"/>
       </w:pPr>
+      <w:bookmarkStart w:id="18" w:name="_Toc226057158"/>
       <w:r>
         <w:t>Model risks</w:t>
       </w:r>
+      <w:bookmarkEnd w:id="18"/>
     </w:p>
     <w:p>
       <w:pPr>
         <w:spacing w:before="120" w:after="120"/>
       </w:pPr>
       <w:r>
-        <w:t xml:space="preserve">As a historical study, </w:t>
-      </w:r>
-      <w:proofErr w:type="spellStart"/>
-      <w:r>
-        <w:t>t</w:t>
-      </w:r>
-      <w:r>
-        <w:t xml:space="preserve">here </w:t>
-      </w:r>
-      <w:proofErr w:type="spellEnd"/>
-      <w:r>
-        <w:t xml:space="preserve">are no risks with modeling aggressive driving using COVID-19 as a predictor. </w:t>
-      </w:r>
-      <w:r>
-        <w:t>The results from the models, including any additional models from the recommendations, will answer the research question. Model risks can be reassessed if PA Data Discourse chooses to set up a dashboard for readers to monitor aggressive driving behaviors as an ongoing project.</w:t>
+        <w:t>As a historical study, t</w:t>
+      </w:r>
+      <w:r>
+        <w:t xml:space="preserve">here are no risks with modeling aggressive driving using COVID-19 as a predictor. </w:t>
+      </w:r>
+      <w:r>
+        <w:t xml:space="preserve">The results from the models, including any additional models </w:t>
+      </w:r>
+      <w:r>
+        <w:t xml:space="preserve">pursued as </w:t>
+      </w:r>
+      <w:r>
+        <w:t>recommend</w:t>
+      </w:r>
+      <w:r>
+        <w:t>ed,</w:t>
+      </w:r>
+      <w:r>
+        <w:t xml:space="preserve"> </w:t>
+      </w:r>
+      <w:r>
+        <w:t xml:space="preserve">are focused on answering a question about events prior to and after one particular </w:t>
+      </w:r>
+      <w:r>
+        <w:lastRenderedPageBreak/>
+        <w:t>point in time</w:t>
+      </w:r>
+      <w:r>
+        <w:t>. Model risks can be reassessed if PA Data Discourse chooses to set up a dashboard for readers to monitor aggressive driving behaviors as an ongoing project.</w:t>
       </w:r>
     </w:p>
     <w:p>
       <w:pPr>
         <w:pStyle w:val="Heading3"/>
       </w:pPr>
+      <w:bookmarkStart w:id="19" w:name="_Toc226057159"/>
       <w:r>
         <w:t>Data risks</w:t>
       </w:r>
+      <w:bookmarkEnd w:id="19"/>
     </w:p>
     <w:p>
       <w:r>
-        <w:t xml:space="preserve">Availability of data is the number one risk with this project. The current models are a historical view of the data, however, if additional data are pursued for further study or ongoing monitoring, there are risks that some or all of the desired data will be unavailable at some point in the future. </w:t>
+        <w:t xml:space="preserve">Availability of data is the number one </w:t>
+      </w:r>
+      <w:r>
+        <w:t xml:space="preserve">data </w:t>
+      </w:r>
+      <w:r>
+        <w:t xml:space="preserve">risk with this project. The current models are a historical view of the data, however, if additional data are pursued for further study or ongoing monitoring, there are risks that some or all of the desired data will be unavailable </w:t>
+      </w:r>
+      <w:r>
+        <w:t xml:space="preserve">either now or </w:t>
+      </w:r>
+      <w:r>
+        <w:t xml:space="preserve">at some point in the future. </w:t>
       </w:r>
     </w:p>
     <w:p>
       <w:pPr>
         <w:pStyle w:val="Heading3"/>
       </w:pPr>
+      <w:bookmarkStart w:id="20" w:name="_Toc226057160"/>
       <w:r>
         <w:t>Organizational risks</w:t>
       </w:r>
+      <w:bookmarkEnd w:id="20"/>
     </w:p>
     <w:p>
       <w:pPr>
@@ -7077,313 +6024,403 @@
           <w:sz w:val="24"/>
           <w:szCs w:val="24"/>
         </w:rPr>
-        <w:t xml:space="preserve"> and remained high, readers will appreciate the comprehensive research.</w:t>
+        <w:t xml:space="preserve"> and remained high, readers will </w:t>
+      </w:r>
+      <w:r>
+        <w:rPr>
+          <w:rFonts w:ascii="Times New Roman" w:hAnsi="Times New Roman" w:cs="Times New Roman"/>
+          <w:sz w:val="24"/>
+          <w:szCs w:val="24"/>
+        </w:rPr>
+        <w:t xml:space="preserve">notice and </w:t>
+      </w:r>
+      <w:r>
+        <w:rPr>
+          <w:rFonts w:ascii="Times New Roman" w:hAnsi="Times New Roman" w:cs="Times New Roman"/>
+          <w:sz w:val="24"/>
+          <w:szCs w:val="24"/>
+        </w:rPr>
+        <w:t xml:space="preserve">appreciate </w:t>
+      </w:r>
+      <w:r>
+        <w:rPr>
+          <w:rFonts w:ascii="Times New Roman" w:hAnsi="Times New Roman" w:cs="Times New Roman"/>
+          <w:sz w:val="24"/>
+          <w:szCs w:val="24"/>
+        </w:rPr>
+        <w:t>a more</w:t>
+      </w:r>
+      <w:r>
+        <w:rPr>
+          <w:rFonts w:ascii="Times New Roman" w:hAnsi="Times New Roman" w:cs="Times New Roman"/>
+          <w:sz w:val="24"/>
+          <w:szCs w:val="24"/>
+        </w:rPr>
+        <w:t xml:space="preserve"> comprehensive r</w:t>
+      </w:r>
+      <w:r>
+        <w:rPr>
+          <w:rFonts w:ascii="Times New Roman" w:hAnsi="Times New Roman" w:cs="Times New Roman"/>
+          <w:sz w:val="24"/>
+          <w:szCs w:val="24"/>
+        </w:rPr>
+        <w:t>eview of events</w:t>
+      </w:r>
+      <w:r>
+        <w:rPr>
+          <w:rFonts w:ascii="Times New Roman" w:hAnsi="Times New Roman" w:cs="Times New Roman"/>
+          <w:sz w:val="24"/>
+          <w:szCs w:val="24"/>
+        </w:rPr>
+        <w:t>.</w:t>
       </w:r>
     </w:p>
     <w:p>
       <w:pPr>
         <w:pStyle w:val="Heading3"/>
       </w:pPr>
+      <w:bookmarkStart w:id="21" w:name="_Toc226057161"/>
       <w:r>
         <w:t>Ethical considerations</w:t>
       </w:r>
+      <w:bookmarkEnd w:id="21"/>
     </w:p>
     <w:p>
       <w:pPr>
         <w:pStyle w:val="p1"/>
-      </w:pPr>
-      <w:r>
-        <w:t>Examine your specific model and data for potential bias,</w:t>
+        <w:rPr>
+          <w:rFonts w:ascii="Times New Roman" w:hAnsi="Times New Roman" w:cs="Times New Roman"/>
+          <w:sz w:val="24"/>
+          <w:szCs w:val="24"/>
+        </w:rPr>
+      </w:pPr>
+      <w:r>
+        <w:rPr>
+          <w:rFonts w:ascii="Times New Roman" w:hAnsi="Times New Roman" w:cs="Times New Roman"/>
+          <w:sz w:val="24"/>
+          <w:szCs w:val="24"/>
+        </w:rPr>
+        <w:t xml:space="preserve">There are no ethical considerations with this </w:t>
+      </w:r>
+      <w:proofErr w:type="spellStart"/>
+      <w:r>
+        <w:rPr>
+          <w:rFonts w:ascii="Times New Roman" w:hAnsi="Times New Roman" w:cs="Times New Roman"/>
+          <w:sz w:val="24"/>
+          <w:szCs w:val="24"/>
+        </w:rPr>
+        <w:t xml:space="preserve">study. </w:t>
+      </w:r>
+      <w:proofErr w:type="spellEnd"/>
+      <w:r>
+        <w:rPr>
+          <w:rFonts w:ascii="Times New Roman" w:hAnsi="Times New Roman" w:cs="Times New Roman"/>
+          <w:sz w:val="24"/>
+          <w:szCs w:val="24"/>
+        </w:rPr>
+        <w:t xml:space="preserve">The crash datasets contain data that may enable people to trace crashes and identify people, however, PA Data Discourse has not used these variables. The demographic variables used in this study are aggregated counts. For example, the URBAN_RURAL flag simply indicates if a crash happened in an urban or rural area. The YOUNG_DRIVER and MATURE_DRIVER flags prevent specific ages </w:t>
+      </w:r>
+      <w:proofErr w:type="spellStart"/>
+      <w:r>
+        <w:rPr>
+          <w:rFonts w:ascii="Times New Roman" w:hAnsi="Times New Roman" w:cs="Times New Roman"/>
+          <w:sz w:val="24"/>
+          <w:szCs w:val="24"/>
+        </w:rPr>
+        <w:t xml:space="preserve">from </w:t>
+      </w:r>
+      <w:proofErr w:type="spellEnd"/>
+      <w:r>
+        <w:rPr>
+          <w:rFonts w:ascii="Times New Roman" w:hAnsi="Times New Roman" w:cs="Times New Roman"/>
+          <w:sz w:val="24"/>
+          <w:szCs w:val="24"/>
+        </w:rPr>
+        <w:t xml:space="preserve">being known. </w:t>
+      </w:r>
+      <w:r>
+        <w:rPr>
+          <w:rFonts w:ascii="Times New Roman" w:hAnsi="Times New Roman" w:cs="Times New Roman"/>
+          <w:sz w:val="24"/>
+          <w:szCs w:val="24"/>
+        </w:rPr>
+        <w:t xml:space="preserve">Any data published from this study will only include the variables used, not the entire set of variables available from PennDOT. </w:t>
       </w:r>
     </w:p>
     <w:p>
       <w:pPr>
-        <w:pStyle w:val="p1"/>
-      </w:pPr>
-      <w:r>
-        <w:t>fairness issues, or privacy concerns relevant to your use case (e.g.,</w:t>
-      </w:r>
+        <w:pStyle w:val="Heading3"/>
+      </w:pPr>
+      <w:bookmarkStart w:id="22" w:name="_Toc226057162"/>
+      <w:r>
+        <w:t>Mitigation approaches</w:t>
+      </w:r>
+      <w:bookmarkEnd w:id="22"/>
     </w:p>
     <w:p>
       <w:pPr>
         <w:pStyle w:val="p1"/>
-      </w:pPr>
-      <w:r>
-        <w:t>"The model shows</w:t>
+        <w:spacing w:before="120" w:after="120"/>
+        <w:rPr>
+          <w:rFonts w:ascii="Times New Roman" w:hAnsi="Times New Roman" w:cs="Times New Roman"/>
+          <w:sz w:val="24"/>
+          <w:szCs w:val="24"/>
+        </w:rPr>
+      </w:pPr>
+      <w:r>
+        <w:rPr>
+          <w:rFonts w:ascii="Times New Roman" w:hAnsi="Times New Roman" w:cs="Times New Roman"/>
+          <w:sz w:val="24"/>
+          <w:szCs w:val="24"/>
+        </w:rPr>
+        <w:t>To mitigate the model and data risks, it is recommended that PA Data Discourse honor its commitment to publishing accurate</w:t>
+      </w:r>
+      <w:r>
+        <w:rPr>
+          <w:rFonts w:ascii="Times New Roman" w:hAnsi="Times New Roman" w:cs="Times New Roman"/>
+          <w:sz w:val="24"/>
+          <w:szCs w:val="24"/>
+        </w:rPr>
+        <w:t xml:space="preserve">, well-researched, public service </w:t>
+      </w:r>
+      <w:r>
+        <w:rPr>
+          <w:rFonts w:ascii="Times New Roman" w:hAnsi="Times New Roman" w:cs="Times New Roman"/>
+          <w:sz w:val="24"/>
+          <w:szCs w:val="24"/>
+        </w:rPr>
+        <w:t xml:space="preserve">content only when all possible and feasible research actions have been pursued. </w:t>
+      </w:r>
+      <w:r>
+        <w:rPr>
+          <w:rFonts w:ascii="Times New Roman" w:hAnsi="Times New Roman" w:cs="Times New Roman"/>
+          <w:sz w:val="24"/>
+          <w:szCs w:val="24"/>
+        </w:rPr>
+        <w:t>Conducting this additional research in a timely manner will honor the publication’s commitment to provide current content of interest to the public.</w:t>
       </w:r>
     </w:p>
     <w:p>
       <w:pPr>
         <w:pStyle w:val="p1"/>
-      </w:pPr>
-      <w:r>
-        <w:t>lower accuracy for customers from certain zip codes, which could lead to unequal</w:t>
+        <w:spacing w:before="120" w:after="120"/>
+        <w:rPr>
+          <w:rFonts w:ascii="Times New Roman" w:hAnsi="Times New Roman" w:cs="Times New Roman"/>
+          <w:sz w:val="24"/>
+          <w:szCs w:val="24"/>
+        </w:rPr>
+      </w:pPr>
+      <w:r>
+        <w:rPr>
+          <w:rFonts w:ascii="Times New Roman" w:hAnsi="Times New Roman" w:cs="Times New Roman"/>
+          <w:sz w:val="24"/>
+          <w:szCs w:val="24"/>
+        </w:rPr>
+        <w:t xml:space="preserve">When the research is published, PA Data Discourse will seek peer review for the article and will monitor the performance of the models deployed on the dashboard. Data journalists will also engage with the public via the post’s comment section to address questions and to provide a venue for </w:t>
+      </w:r>
+      <w:r>
+        <w:rPr>
+          <w:rFonts w:ascii="Times New Roman" w:hAnsi="Times New Roman" w:cs="Times New Roman"/>
+          <w:sz w:val="24"/>
+          <w:szCs w:val="24"/>
+        </w:rPr>
+        <w:t>modifying or retracting published results</w:t>
+      </w:r>
+      <w:r>
+        <w:rPr>
+          <w:rFonts w:ascii="Times New Roman" w:hAnsi="Times New Roman" w:cs="Times New Roman"/>
+          <w:sz w:val="24"/>
+          <w:szCs w:val="24"/>
+        </w:rPr>
+        <w:t xml:space="preserve">. </w:t>
       </w:r>
     </w:p>
     <w:p>
       <w:pPr>
         <w:pStyle w:val="p1"/>
-      </w:pPr>
-      <w:r>
-        <w:t>treatment in marketing campaigns; additionally, using detailed purchase history raises</w:t>
+        <w:rPr>
+          <w:rFonts w:ascii="Times New Roman" w:hAnsi="Times New Roman" w:cs="Times New Roman"/>
+          <w:sz w:val="24"/>
+          <w:szCs w:val="24"/>
+        </w:rPr>
+      </w:pPr>
+      <w:r>
+        <w:rPr>
+          <w:rFonts w:ascii="Times New Roman" w:hAnsi="Times New Roman" w:cs="Times New Roman"/>
+          <w:sz w:val="24"/>
+          <w:szCs w:val="24"/>
+        </w:rPr>
+        <w:t xml:space="preserve"> </w:t>
       </w:r>
     </w:p>
     <w:p>
       <w:pPr>
-        <w:pStyle w:val="p1"/>
-      </w:pPr>
-      <w:r>
-        <w:t>privacy concerns about how much customer behavior tracking is appropriate" or "The</w:t>
+        <w:rPr>
+          <w:rFonts w:cstheme="majorBidi"/>
+          <w:color w:val="2F5496" w:themeColor="accent1" w:themeShade="BF"/>
+          <w:kern w:val="2"/>
+          <w:sz w:val="32"/>
+          <w:szCs w:val="32"/>
+          <w14:ligatures w14:val="standardContextual"/>
+        </w:rPr>
+      </w:pPr>
+      <w:r>
+        <w:br w:type="page"/>
       </w:r>
     </w:p>
     <w:p>
       <w:pPr>
-        <w:pStyle w:val="p1"/>
-      </w:pPr>
-      <w:r>
-        <w:t>model shows weaker performance in lower-income neighborhoods, potentially leading to</w:t>
-      </w:r>
-    </w:p>
-    <w:p>
-      <w:pPr>
-        <w:pStyle w:val="p1"/>
-      </w:pPr>
-      <w:r>
-        <w:t>health disparities in information quality; additionally, neighborhood-level reporting could</w:t>
-      </w:r>
-    </w:p>
-    <w:p>
-      <w:pPr>
-        <w:pStyle w:val="p1"/>
-      </w:pPr>
-      <w:r>
-        <w:t>stigmatize certain communities or affect property values, raising concerns about</w:t>
-      </w:r>
-    </w:p>
-    <w:p>
-      <w:pPr>
-        <w:pStyle w:val="p1"/>
-      </w:pPr>
-      <w:r>
-        <w:t>environmental justice").</w:t>
-      </w:r>
+        <w:pStyle w:val="Heading1"/>
+      </w:pPr>
+      <w:bookmarkStart w:id="23" w:name="_Toc226057163"/>
+      <w:r>
+        <w:lastRenderedPageBreak/>
+        <w:t>Section 2: Project Review and Reflection</w:t>
+      </w:r>
+      <w:bookmarkEnd w:id="23"/>
     </w:p>
     <w:p/>
     <w:p>
       <w:pPr>
-        <w:pStyle w:val="Heading3"/>
-      </w:pPr>
-      <w:r>
-        <w:t>Mitigation approaches</w:t>
-      </w:r>
-    </w:p>
-    <w:p>
-      <w:pPr>
-        <w:pStyle w:val="p1"/>
-      </w:pPr>
-      <w:r>
-        <w:t>Propose concrete, practical strategies to address each</w:t>
-      </w:r>
-    </w:p>
-    <w:p>
-      <w:pPr>
-        <w:pStyle w:val="p1"/>
-      </w:pPr>
-      <w:r>
-        <w:t>identified risk, showing how to minimize potential negative impacts (e.g.,</w:t>
-      </w:r>
-    </w:p>
-    <w:p>
-      <w:pPr>
-        <w:pStyle w:val="p1"/>
-      </w:pPr>
-      <w:r>
-        <w:t>"Implement</w:t>
-      </w:r>
-    </w:p>
-    <w:p>
-      <w:pPr>
-        <w:pStyle w:val="p1"/>
-      </w:pPr>
-      <w:r>
-        <w:t>monthly performance monitoring to detect accuracy drops quickly, create override rules</w:t>
-      </w:r>
-    </w:p>
-    <w:p>
-      <w:pPr>
-        <w:pStyle w:val="p1"/>
-      </w:pPr>
-      <w:r>
-        <w:t>for high-stakes decisions requiring human review, ensure diverse representation in</w:t>
-      </w:r>
-    </w:p>
-    <w:p>
-      <w:pPr>
-        <w:pStyle w:val="p1"/>
-      </w:pPr>
-      <w:r>
-        <w:t>training data updates, and establish clear privacy policies about data usage in modeling"</w:t>
-      </w:r>
-    </w:p>
-    <w:p>
-      <w:pPr>
-        <w:pStyle w:val="p1"/>
-      </w:pPr>
-      <w:r>
-        <w:t>or "Implement peer review processes for all published conclusions, establish uncertainty</w:t>
-      </w:r>
-    </w:p>
-    <w:p>
-      <w:pPr>
-        <w:pStyle w:val="p1"/>
-      </w:pPr>
-      <w:r>
-        <w:t>quantification and clear confidence intervals in reporting, create community engagement</w:t>
-      </w:r>
-    </w:p>
-    <w:p>
-      <w:pPr>
-        <w:pStyle w:val="p1"/>
-      </w:pPr>
-      <w:r>
-        <w:t>protocols to explain findings appropriately, and develop correction/retraction procedures</w:t>
-      </w:r>
-    </w:p>
-    <w:p>
-      <w:pPr>
-        <w:pStyle w:val="p1"/>
-      </w:pPr>
-      <w:r>
-        <w:t>for any discovered errors").</w:t>
-      </w:r>
-    </w:p>
-    <w:p>
-      <w:pPr>
-        <w:pStyle w:val="Heading1"/>
-      </w:pPr>
-      <w:r>
-        <w:t>Section 2: Project Review and Reflection</w:t>
-      </w:r>
+        <w:pStyle w:val="Heading2"/>
+      </w:pPr>
+      <w:bookmarkStart w:id="24" w:name="_Toc226057164"/>
+      <w:r>
+        <w:t>2.1 Project Retrospective</w:t>
+      </w:r>
+      <w:bookmarkEnd w:id="24"/>
     </w:p>
     <w:p/>
     <w:p>
       <w:pPr>
-        <w:pStyle w:val="Heading2"/>
-      </w:pPr>
-      <w:r>
-        <w:t>2.1 Project Retrospective</w:t>
-      </w:r>
+        <w:pStyle w:val="Heading3"/>
+      </w:pPr>
+      <w:bookmarkStart w:id="25" w:name="_Toc226057165"/>
+      <w:r>
+        <w:t>What went well</w:t>
+      </w:r>
+      <w:bookmarkEnd w:id="25"/>
     </w:p>
     <w:p/>
     <w:p>
       <w:pPr>
         <w:pStyle w:val="Heading3"/>
       </w:pPr>
-      <w:r>
-        <w:lastRenderedPageBreak/>
-        <w:t>What went well</w:t>
-      </w:r>
+      <w:bookmarkStart w:id="26" w:name="_Toc226057166"/>
+      <w:r>
+        <w:t>Challenges faced</w:t>
+      </w:r>
+      <w:bookmarkEnd w:id="26"/>
     </w:p>
     <w:p/>
     <w:p>
       <w:pPr>
         <w:pStyle w:val="Heading3"/>
       </w:pPr>
-      <w:r>
-        <w:t>Challenges faced</w:t>
-      </w:r>
+      <w:bookmarkStart w:id="27" w:name="_Toc226057167"/>
+      <w:r>
+        <w:t>Alternative approaches</w:t>
+      </w:r>
+      <w:bookmarkEnd w:id="27"/>
     </w:p>
     <w:p/>
     <w:p>
       <w:pPr>
         <w:pStyle w:val="Heading3"/>
       </w:pPr>
-      <w:r>
-        <w:t>Alternative approaches</w:t>
-      </w:r>
+      <w:bookmarkStart w:id="28" w:name="_Toc226057168"/>
+      <w:r>
+        <w:t>CRISP-DM reflection</w:t>
+      </w:r>
+      <w:bookmarkEnd w:id="28"/>
     </w:p>
     <w:p/>
     <w:p>
       <w:pPr>
         <w:pStyle w:val="Heading3"/>
       </w:pPr>
-      <w:r>
-        <w:t>CRISP-DM reflection</w:t>
-      </w:r>
+      <w:bookmarkStart w:id="29" w:name="_Toc226057169"/>
+      <w:r>
+        <w:t>Time allocation</w:t>
+      </w:r>
+      <w:bookmarkEnd w:id="29"/>
     </w:p>
     <w:p/>
     <w:p>
       <w:pPr>
-        <w:pStyle w:val="Heading3"/>
-      </w:pPr>
-      <w:r>
-        <w:t>Time allocation</w:t>
-      </w:r>
+        <w:pStyle w:val="Heading2"/>
+      </w:pPr>
+      <w:bookmarkStart w:id="30" w:name="_Toc226057170"/>
+      <w:r>
+        <w:t>2.2 Lessons Learned and Future Applications</w:t>
+      </w:r>
+      <w:bookmarkEnd w:id="30"/>
     </w:p>
     <w:p/>
     <w:p>
       <w:pPr>
-        <w:pStyle w:val="Heading2"/>
-      </w:pPr>
-      <w:r>
-        <w:t>2.2 Lessons Learned and Future Applications</w:t>
-      </w:r>
+        <w:pStyle w:val="Heading3"/>
+      </w:pPr>
+      <w:bookmarkStart w:id="31" w:name="_Toc226057171"/>
+      <w:r>
+        <w:t>Technical lessons</w:t>
+      </w:r>
+      <w:bookmarkEnd w:id="31"/>
     </w:p>
     <w:p/>
     <w:p>
       <w:pPr>
         <w:pStyle w:val="Heading3"/>
       </w:pPr>
-      <w:r>
-        <w:t>Technical lessons</w:t>
-      </w:r>
+      <w:bookmarkStart w:id="32" w:name="_Toc226057172"/>
+      <w:r>
+        <w:t>Process insights</w:t>
+      </w:r>
+      <w:bookmarkEnd w:id="32"/>
     </w:p>
     <w:p/>
     <w:p>
       <w:pPr>
         <w:pStyle w:val="Heading3"/>
       </w:pPr>
-      <w:r>
-        <w:t>Process insights</w:t>
-      </w:r>
+      <w:bookmarkStart w:id="33" w:name="_Toc226057173"/>
+      <w:r>
+        <w:t>Domain knowledge</w:t>
+      </w:r>
+      <w:bookmarkEnd w:id="33"/>
     </w:p>
     <w:p/>
     <w:p>
       <w:pPr>
         <w:pStyle w:val="Heading3"/>
       </w:pPr>
-      <w:r>
-        <w:t>Domain knowledge</w:t>
-      </w:r>
+      <w:bookmarkStart w:id="34" w:name="_Toc226057174"/>
+      <w:r>
+        <w:t>Tool proficiency</w:t>
+      </w:r>
+      <w:bookmarkEnd w:id="34"/>
     </w:p>
     <w:p/>
     <w:p>
       <w:pPr>
         <w:pStyle w:val="Heading3"/>
       </w:pPr>
-      <w:r>
-        <w:t>Tool proficiency</w:t>
-      </w:r>
+      <w:bookmarkStart w:id="35" w:name="_Toc226057175"/>
+      <w:r>
+        <w:t>Future applications</w:t>
+      </w:r>
+      <w:bookmarkEnd w:id="35"/>
     </w:p>
     <w:p/>
     <w:p>
       <w:pPr>
-        <w:pStyle w:val="Heading3"/>
-      </w:pPr>
-      <w:r>
-        <w:t>Future applications</w:t>
-      </w:r>
-    </w:p>
-    <w:p/>
-    <w:p>
-      <w:pPr>
         <w:pStyle w:val="Heading1"/>
       </w:pPr>
-      <w:bookmarkStart w:id="4" w:name="_Toc225179805"/>
+      <w:bookmarkStart w:id="36" w:name="_Toc226057176"/>
       <w:r>
         <w:t>Conclusion</w:t>
       </w:r>
-      <w:bookmarkEnd w:id="4"/>
+      <w:bookmarkEnd w:id="36"/>
     </w:p>
     <w:p>
       <w:pPr>
@@ -7412,9 +6449,9 @@
       <w:pPr>
         <w:pStyle w:val="Heading1"/>
       </w:pPr>
-      <w:bookmarkStart w:id="5" w:name="_Ref222161412"/>
-      <w:bookmarkStart w:id="6" w:name="_Ref225011442"/>
-      <w:bookmarkStart w:id="7" w:name="_Toc225179806"/>
+      <w:bookmarkStart w:id="37" w:name="_Ref222161412"/>
+      <w:bookmarkStart w:id="38" w:name="_Ref225011442"/>
+      <w:bookmarkStart w:id="39" w:name="_Toc226057177"/>
       <w:r>
         <w:lastRenderedPageBreak/>
         <w:t xml:space="preserve">Appendix A: </w:t>
@@ -7422,12 +6459,12 @@
       <w:r>
         <w:t xml:space="preserve">Data Dictionary for </w:t>
       </w:r>
-      <w:bookmarkEnd w:id="5"/>
+      <w:bookmarkEnd w:id="37"/>
       <w:r>
         <w:t>Final Dataset</w:t>
       </w:r>
-      <w:bookmarkEnd w:id="6"/>
-      <w:bookmarkEnd w:id="7"/>
+      <w:bookmarkEnd w:id="38"/>
+      <w:bookmarkEnd w:id="39"/>
     </w:p>
     <w:tbl>
       <w:tblPr>
@@ -10435,8 +9472,8 @@
       <w:r>
         <w:t xml:space="preserve"> </w:t>
       </w:r>
-      <w:bookmarkStart w:id="8" w:name="_Ref221359088"/>
-      <w:bookmarkStart w:id="9" w:name="_Ref221449793"/>
+      <w:bookmarkStart w:id="40" w:name="_Ref221359088"/>
+      <w:bookmarkStart w:id="41" w:name="_Ref221449793"/>
     </w:p>
     <w:p>
       <w:pPr>
@@ -10453,11 +9490,11 @@
       <w:pPr>
         <w:pStyle w:val="Heading1"/>
       </w:pPr>
-      <w:bookmarkStart w:id="10" w:name="_Ref221902899"/>
-      <w:bookmarkStart w:id="11" w:name="_Toc225179807"/>
-      <w:bookmarkStart w:id="12" w:name="_Ref221819746"/>
-      <w:bookmarkEnd w:id="8"/>
-      <w:bookmarkEnd w:id="9"/>
+      <w:bookmarkStart w:id="42" w:name="_Ref221902899"/>
+      <w:bookmarkStart w:id="43" w:name="_Ref221819746"/>
+      <w:bookmarkStart w:id="44" w:name="_Toc226057178"/>
+      <w:bookmarkEnd w:id="40"/>
+      <w:bookmarkEnd w:id="41"/>
       <w:r>
         <w:lastRenderedPageBreak/>
         <w:t xml:space="preserve">Appendix </w:t>
@@ -10483,8 +9520,8 @@
       <w:r>
         <w:t xml:space="preserve"> Fields</w:t>
       </w:r>
-      <w:bookmarkEnd w:id="10"/>
-      <w:bookmarkEnd w:id="11"/>
+      <w:bookmarkEnd w:id="42"/>
+      <w:bookmarkEnd w:id="44"/>
     </w:p>
     <w:tbl>
       <w:tblPr>
@@ -10902,7 +9939,7 @@
       </w:tr>
     </w:tbl>
     <w:p>
-      <w:bookmarkStart w:id="13" w:name="_Ref221902922"/>
+      <w:bookmarkStart w:id="45" w:name="_Ref221902922"/>
     </w:p>
     <w:p>
       <w:pPr>
@@ -10918,19 +9955,19 @@
       <w:r>
         <w:br w:type="page"/>
       </w:r>
-      <w:bookmarkEnd w:id="12"/>
-      <w:bookmarkEnd w:id="13"/>
+      <w:bookmarkEnd w:id="43"/>
+      <w:bookmarkEnd w:id="45"/>
     </w:p>
     <w:p>
       <w:pPr>
         <w:pStyle w:val="Heading1"/>
       </w:pPr>
-      <w:bookmarkStart w:id="14" w:name="_Toc225179808"/>
+      <w:bookmarkStart w:id="46" w:name="_Toc226057179"/>
       <w:r>
         <w:lastRenderedPageBreak/>
         <w:t>AI Statement of Use</w:t>
       </w:r>
-      <w:bookmarkEnd w:id="14"/>
+      <w:bookmarkEnd w:id="46"/>
     </w:p>
     <w:p>
       <w:r>
@@ -10951,11 +9988,11 @@
       <w:pPr>
         <w:pStyle w:val="Heading1"/>
       </w:pPr>
-      <w:bookmarkStart w:id="15" w:name="_Toc225179809"/>
+      <w:bookmarkStart w:id="47" w:name="_Toc226057180"/>
       <w:r>
         <w:t>Bibliography</w:t>
       </w:r>
-      <w:bookmarkEnd w:id="15"/>
+      <w:bookmarkEnd w:id="47"/>
     </w:p>
     <w:p>
       <w:pPr>
@@ -15051,6 +14088,119 @@
     </w:lvl>
   </w:abstractNum>
   <w:abstractNum w:abstractNumId="31" w15:restartNumberingAfterBreak="0">
+    <w:nsid w:val="74E6616B"/>
+    <w:multiLevelType w:val="hybridMultilevel"/>
+    <w:tmpl w:val="123CD2AA"/>
+    <w:lvl w:ilvl="0" w:tplc="04090001">
+      <w:start w:val="1"/>
+      <w:numFmt w:val="bullet"/>
+      <w:lvlText w:val=""/>
+      <w:lvlJc w:val="left"/>
+      <w:pPr>
+        <w:ind w:left="720" w:hanging="360"/>
+      </w:pPr>
+      <w:rPr>
+        <w:rFonts w:ascii="Symbol" w:hAnsi="Symbol" w:hint="default"/>
+      </w:rPr>
+    </w:lvl>
+    <w:lvl w:ilvl="1" w:tplc="04090003" w:tentative="1">
+      <w:start w:val="1"/>
+      <w:numFmt w:val="bullet"/>
+      <w:lvlText w:val="o"/>
+      <w:lvlJc w:val="left"/>
+      <w:pPr>
+        <w:ind w:left="1440" w:hanging="360"/>
+      </w:pPr>
+      <w:rPr>
+        <w:rFonts w:ascii="Courier New" w:hAnsi="Courier New" w:cs="Courier New" w:hint="default"/>
+      </w:rPr>
+    </w:lvl>
+    <w:lvl w:ilvl="2" w:tplc="04090005" w:tentative="1">
+      <w:start w:val="1"/>
+      <w:numFmt w:val="bullet"/>
+      <w:lvlText w:val=""/>
+      <w:lvlJc w:val="left"/>
+      <w:pPr>
+        <w:ind w:left="2160" w:hanging="360"/>
+      </w:pPr>
+      <w:rPr>
+        <w:rFonts w:ascii="Wingdings" w:hAnsi="Wingdings" w:hint="default"/>
+      </w:rPr>
+    </w:lvl>
+    <w:lvl w:ilvl="3" w:tplc="04090001" w:tentative="1">
+      <w:start w:val="1"/>
+      <w:numFmt w:val="bullet"/>
+      <w:lvlText w:val=""/>
+      <w:lvlJc w:val="left"/>
+      <w:pPr>
+        <w:ind w:left="2880" w:hanging="360"/>
+      </w:pPr>
+      <w:rPr>
+        <w:rFonts w:ascii="Symbol" w:hAnsi="Symbol" w:hint="default"/>
+      </w:rPr>
+    </w:lvl>
+    <w:lvl w:ilvl="4" w:tplc="04090003" w:tentative="1">
+      <w:start w:val="1"/>
+      <w:numFmt w:val="bullet"/>
+      <w:lvlText w:val="o"/>
+      <w:lvlJc w:val="left"/>
+      <w:pPr>
+        <w:ind w:left="3600" w:hanging="360"/>
+      </w:pPr>
+      <w:rPr>
+        <w:rFonts w:ascii="Courier New" w:hAnsi="Courier New" w:cs="Courier New" w:hint="default"/>
+      </w:rPr>
+    </w:lvl>
+    <w:lvl w:ilvl="5" w:tplc="04090005" w:tentative="1">
+      <w:start w:val="1"/>
+      <w:numFmt w:val="bullet"/>
+      <w:lvlText w:val=""/>
+      <w:lvlJc w:val="left"/>
+      <w:pPr>
+        <w:ind w:left="4320" w:hanging="360"/>
+      </w:pPr>
+      <w:rPr>
+        <w:rFonts w:ascii="Wingdings" w:hAnsi="Wingdings" w:hint="default"/>
+      </w:rPr>
+    </w:lvl>
+    <w:lvl w:ilvl="6" w:tplc="04090001" w:tentative="1">
+      <w:start w:val="1"/>
+      <w:numFmt w:val="bullet"/>
+      <w:lvlText w:val=""/>
+      <w:lvlJc w:val="left"/>
+      <w:pPr>
+        <w:ind w:left="5040" w:hanging="360"/>
+      </w:pPr>
+      <w:rPr>
+        <w:rFonts w:ascii="Symbol" w:hAnsi="Symbol" w:hint="default"/>
+      </w:rPr>
+    </w:lvl>
+    <w:lvl w:ilvl="7" w:tplc="04090003" w:tentative="1">
+      <w:start w:val="1"/>
+      <w:numFmt w:val="bullet"/>
+      <w:lvlText w:val="o"/>
+      <w:lvlJc w:val="left"/>
+      <w:pPr>
+        <w:ind w:left="5760" w:hanging="360"/>
+      </w:pPr>
+      <w:rPr>
+        <w:rFonts w:ascii="Courier New" w:hAnsi="Courier New" w:cs="Courier New" w:hint="default"/>
+      </w:rPr>
+    </w:lvl>
+    <w:lvl w:ilvl="8" w:tplc="04090005" w:tentative="1">
+      <w:start w:val="1"/>
+      <w:numFmt w:val="bullet"/>
+      <w:lvlText w:val=""/>
+      <w:lvlJc w:val="left"/>
+      <w:pPr>
+        <w:ind w:left="6480" w:hanging="360"/>
+      </w:pPr>
+      <w:rPr>
+        <w:rFonts w:ascii="Wingdings" w:hAnsi="Wingdings" w:hint="default"/>
+      </w:rPr>
+    </w:lvl>
+  </w:abstractNum>
+  <w:abstractNum w:abstractNumId="32" w15:restartNumberingAfterBreak="0">
     <w:nsid w:val="7B92727A"/>
     <w:multiLevelType w:val="hybridMultilevel"/>
     <w:tmpl w:val="7C7AE32C"/>
@@ -15163,7 +14313,7 @@
       </w:rPr>
     </w:lvl>
   </w:abstractNum>
-  <w:abstractNum w:abstractNumId="32" w15:restartNumberingAfterBreak="0">
+  <w:abstractNum w:abstractNumId="33" w15:restartNumberingAfterBreak="0">
     <w:nsid w:val="7BEC5E51"/>
     <w:multiLevelType w:val="hybridMultilevel"/>
     <w:tmpl w:val="484CF998"/>
@@ -15276,7 +14426,7 @@
       </w:rPr>
     </w:lvl>
   </w:abstractNum>
-  <w:abstractNum w:abstractNumId="33" w15:restartNumberingAfterBreak="0">
+  <w:abstractNum w:abstractNumId="34" w15:restartNumberingAfterBreak="0">
     <w:nsid w:val="7ED87885"/>
     <w:multiLevelType w:val="hybridMultilevel"/>
     <w:tmpl w:val="B2D2915E"/>
@@ -15432,13 +14582,13 @@
     <w:abstractNumId w:val="0"/>
   </w:num>
   <w:num w:numId="15" w16cid:durableId="1045955663">
-    <w:abstractNumId w:val="32"/>
+    <w:abstractNumId w:val="33"/>
   </w:num>
   <w:num w:numId="16" w16cid:durableId="447746503">
     <w:abstractNumId w:val="10"/>
   </w:num>
   <w:num w:numId="17" w16cid:durableId="454179633">
-    <w:abstractNumId w:val="33"/>
+    <w:abstractNumId w:val="34"/>
   </w:num>
   <w:num w:numId="18" w16cid:durableId="209851477">
     <w:abstractNumId w:val="17"/>
@@ -15477,7 +14627,7 @@
     <w:abstractNumId w:val="12"/>
   </w:num>
   <w:num w:numId="30" w16cid:durableId="2142572303">
-    <w:abstractNumId w:val="31"/>
+    <w:abstractNumId w:val="32"/>
   </w:num>
   <w:num w:numId="31" w16cid:durableId="1273322410">
     <w:abstractNumId w:val="26"/>
@@ -15490,6 +14640,9 @@
   </w:num>
   <w:num w:numId="34" w16cid:durableId="1731733005">
     <w:abstractNumId w:val="28"/>
+  </w:num>
+  <w:num w:numId="35" w16cid:durableId="1552963432">
+    <w:abstractNumId w:val="31"/>
   </w:num>
 </w:numbering>
 </file>
@@ -17052,6 +16205,78 @@
       </w:tcPr>
     </w:tblStylePr>
   </w:style>
+  <w:style w:type="table" w:styleId="GridTable2-Accent5">
+    <w:name w:val="Grid Table 2 Accent 5"/>
+    <w:basedOn w:val="TableNormal"/>
+    <w:uiPriority w:val="47"/>
+    <w:rsid w:val="00412038"/>
+    <w:tblPr>
+      <w:tblStyleRowBandSize w:val="1"/>
+      <w:tblStyleColBandSize w:val="1"/>
+      <w:tblBorders>
+        <w:top w:val="single" w:sz="2" w:space="0" w:color="9CC2E5" w:themeColor="accent5" w:themeTint="99"/>
+        <w:bottom w:val="single" w:sz="2" w:space="0" w:color="9CC2E5" w:themeColor="accent5" w:themeTint="99"/>
+        <w:insideH w:val="single" w:sz="2" w:space="0" w:color="9CC2E5" w:themeColor="accent5" w:themeTint="99"/>
+        <w:insideV w:val="single" w:sz="2" w:space="0" w:color="9CC2E5" w:themeColor="accent5" w:themeTint="99"/>
+      </w:tblBorders>
+    </w:tblPr>
+    <w:tblStylePr w:type="firstRow">
+      <w:rPr>
+        <w:b/>
+        <w:bCs/>
+      </w:rPr>
+      <w:tblPr/>
+      <w:tcPr>
+        <w:tcBorders>
+          <w:top w:val="nil"/>
+          <w:bottom w:val="single" w:sz="12" w:space="0" w:color="9CC2E5" w:themeColor="accent5" w:themeTint="99"/>
+          <w:insideH w:val="nil"/>
+          <w:insideV w:val="nil"/>
+        </w:tcBorders>
+        <w:shd w:val="clear" w:color="auto" w:fill="FFFFFF" w:themeFill="background1"/>
+      </w:tcPr>
+    </w:tblStylePr>
+    <w:tblStylePr w:type="lastRow">
+      <w:rPr>
+        <w:b/>
+        <w:bCs/>
+      </w:rPr>
+      <w:tblPr/>
+      <w:tcPr>
+        <w:tcBorders>
+          <w:top w:val="double" w:sz="2" w:space="0" w:color="9CC2E5" w:themeColor="accent5" w:themeTint="99"/>
+          <w:bottom w:val="nil"/>
+          <w:insideH w:val="nil"/>
+          <w:insideV w:val="nil"/>
+        </w:tcBorders>
+        <w:shd w:val="clear" w:color="auto" w:fill="FFFFFF" w:themeFill="background1"/>
+      </w:tcPr>
+    </w:tblStylePr>
+    <w:tblStylePr w:type="firstCol">
+      <w:rPr>
+        <w:b/>
+        <w:bCs/>
+      </w:rPr>
+    </w:tblStylePr>
+    <w:tblStylePr w:type="lastCol">
+      <w:rPr>
+        <w:b/>
+        <w:bCs/>
+      </w:rPr>
+    </w:tblStylePr>
+    <w:tblStylePr w:type="band1Vert">
+      <w:tblPr/>
+      <w:tcPr>
+        <w:shd w:val="clear" w:color="auto" w:fill="DEEAF6" w:themeFill="accent5" w:themeFillTint="33"/>
+      </w:tcPr>
+    </w:tblStylePr>
+    <w:tblStylePr w:type="band1Horz">
+      <w:tblPr/>
+      <w:tcPr>
+        <w:shd w:val="clear" w:color="auto" w:fill="DEEAF6" w:themeFill="accent5" w:themeFillTint="33"/>
+      </w:tcPr>
+    </w:tblStylePr>
+  </w:style>
 </w:styles>
 </file>
 

--- a/Evaluation_and_Deployment_Report_over_lisa .docx
+++ b/Evaluation_and_Deployment_Report_over_lisa .docx
@@ -3449,7 +3449,32 @@
     </w:p>
     <w:p>
       <w:r>
-        <w:t>Reiterate the 3 objectives</w:t>
+        <w:t>Notes for intro:</w:t>
+      </w:r>
+    </w:p>
+    <w:p>
+      <w:r>
+        <w:t>Outline</w:t>
+      </w:r>
+      <w:r>
+        <w:t xml:space="preserve"> the 3 objectives</w:t>
+      </w:r>
+    </w:p>
+    <w:p>
+      <w:r>
+        <w:t>T</w:t>
+      </w:r>
+      <w:r>
+        <w:t xml:space="preserve">he </w:t>
+      </w:r>
+      <w:r>
+        <w:t>one-class classifier</w:t>
+      </w:r>
+      <w:r>
+        <w:t xml:space="preserve"> </w:t>
+      </w:r>
+      <w:r>
+        <w:t>models were re-run with the correct parameters</w:t>
       </w:r>
     </w:p>
     <w:p>
@@ -3559,13 +3584,7 @@
         <w:t>is a measure of the ability of the model to find all crashes that involved aggressive driving</w:t>
       </w:r>
       <w:r>
-        <w:t>. (</w:t>
-      </w:r>
-      <w:r>
-        <w:t>Geeks for Geeks, 2025b</w:t>
-      </w:r>
-      <w:r>
-        <w:t xml:space="preserve">) </w:t>
+        <w:t xml:space="preserve">. </w:t>
       </w:r>
       <w:r>
         <w:t>While a</w:t>
@@ -3617,6 +3636,17 @@
       </w:r>
       <w:r>
         <w:t xml:space="preserve"> </w:t>
+      </w:r>
+      <w:r>
+        <w:t>(</w:t>
+      </w:r>
+      <w:proofErr w:type="spellStart"/>
+      <w:r>
+        <w:t>Geron</w:t>
+      </w:r>
+      <w:proofErr w:type="spellEnd"/>
+      <w:r>
+        <w:t>, 2019)</w:t>
       </w:r>
     </w:p>
     <w:p>
@@ -3633,13 +3663,28 @@
         <w:t>positive cases</w:t>
       </w:r>
       <w:r>
-        <w:t xml:space="preserve">, but this means the </w:t>
+        <w:t xml:space="preserve">, </w:t>
+      </w:r>
+      <w:r>
+        <w:t>which</w:t>
+      </w:r>
+      <w:r>
+        <w:t xml:space="preserve"> means the </w:t>
       </w:r>
       <w:r>
         <w:t>model is so focused on identifying positive cases that it misclassifies too many crashes that did not involve aggressive driving</w:t>
       </w:r>
       <w:r>
-        <w:t xml:space="preserve">, which results in </w:t>
+        <w:t>. This</w:t>
+      </w:r>
+      <w:r>
+        <w:t xml:space="preserve"> </w:t>
+      </w:r>
+      <w:r>
+        <w:t>r</w:t>
+      </w:r>
+      <w:r>
+        <w:t xml:space="preserve">esults in </w:t>
       </w:r>
       <w:r>
         <w:t xml:space="preserve">a high false positive rate. </w:t>
@@ -3668,13 +3713,13 @@
         <w:rPr>
           <w:rFonts w:eastAsiaTheme="majorEastAsia"/>
         </w:rPr>
-        <w:t>that did. (Geeks for Geeks, 2025b)</w:t>
+        <w:t xml:space="preserve">that did. </w:t>
       </w:r>
       <w:r>
         <w:rPr>
           <w:rFonts w:eastAsiaTheme="majorEastAsia"/>
         </w:rPr>
-        <w:t xml:space="preserve"> Precision is not the false positive rate, but it </w:t>
+        <w:t xml:space="preserve">Precision is not the false positive rate, but it </w:t>
       </w:r>
       <w:r>
         <w:t>is a measure that reflects the model’s ability to minimize the false positive rate</w:t>
@@ -3683,10 +3728,24 @@
         <w:t xml:space="preserve"> so it is </w:t>
       </w:r>
       <w:r>
-        <w:t>considered along</w:t>
+        <w:t>important to consider</w:t>
+      </w:r>
+      <w:r>
+        <w:t xml:space="preserve"> along</w:t>
       </w:r>
       <w:r>
         <w:t xml:space="preserve"> with recall to determine how well the model performs. </w:t>
+      </w:r>
+      <w:r>
+        <w:t>(</w:t>
+      </w:r>
+      <w:proofErr w:type="spellStart"/>
+      <w:r>
+        <w:t>Geron</w:t>
+      </w:r>
+      <w:proofErr w:type="spellEnd"/>
+      <w:r>
+        <w:t>, 2019)</w:t>
       </w:r>
     </w:p>
     <w:p>
@@ -3744,6 +3803,17 @@
       <w:r>
         <w:t xml:space="preserve">. </w:t>
       </w:r>
+      <w:r>
+        <w:t>(</w:t>
+      </w:r>
+      <w:proofErr w:type="spellStart"/>
+      <w:r>
+        <w:t>Geron</w:t>
+      </w:r>
+      <w:proofErr w:type="spellEnd"/>
+      <w:r>
+        <w:t>, 2019)</w:t>
+      </w:r>
     </w:p>
     <w:p>
       <w:pPr>
@@ -3813,7 +3883,11 @@
         <w:t>and</w:t>
       </w:r>
       <w:r>
-        <w:t xml:space="preserve"> the rate at which the model incorrectly classifies crashes as involving aggressive driving</w:t>
+        <w:t xml:space="preserve"> the rate at which the model incorrectly </w:t>
+      </w:r>
+      <w:r>
+        <w:lastRenderedPageBreak/>
+        <w:t>classifies crashes as involving aggressive driving</w:t>
       </w:r>
       <w:r>
         <w:t xml:space="preserve"> (false positive rate)</w:t>
@@ -3831,19 +3905,12 @@
         <w:t xml:space="preserve"> reflects the ability of the model to distinguish between </w:t>
       </w:r>
       <w:r>
-        <w:t xml:space="preserve">crashes that involve aggressive driving and those that </w:t>
-      </w:r>
-      <w:r>
-        <w:lastRenderedPageBreak/>
-        <w:t>do not</w:t>
+        <w:t>crashes that involve aggressive driving and those that do not</w:t>
       </w:r>
       <w:r>
         <w:t xml:space="preserve">. </w:t>
       </w:r>
       <w:r>
-        <w:t xml:space="preserve">(Geeks for Geeks, 2026) </w:t>
-      </w:r>
-      <w:r>
         <w:t xml:space="preserve">A high rate of misclassified aggressive driving crashes </w:t>
       </w:r>
       <w:r>
@@ -3890,6 +3957,20 @@
       </w:r>
       <w:r>
         <w:t>The figure below shows two lines, the Receiver Operating Characteristic and a line that represents no skill at distinguishing between classes. It is apparent that the model has no skill in distinguishing between crashes that involve aggressive driving and those that do not.</w:t>
+      </w:r>
+      <w:r>
+        <w:t xml:space="preserve"> (</w:t>
+      </w:r>
+      <w:proofErr w:type="spellStart"/>
+      <w:r>
+        <w:t>Geron</w:t>
+      </w:r>
+      <w:proofErr w:type="spellEnd"/>
+      <w:r>
+        <w:t>, 2019</w:t>
+      </w:r>
+      <w:r>
+        <w:t>)</w:t>
       </w:r>
     </w:p>
     <w:p>
@@ -3899,27 +3980,14 @@
       <w:r>
         <w:t xml:space="preserve">Figure </w:t>
       </w:r>
-      <w:r>
-        <w:fldChar w:fldCharType="begin"/>
-      </w:r>
-      <w:r>
-        <w:instrText xml:space="preserve"> SEQ Figure \* ARABIC </w:instrText>
-      </w:r>
-      <w:r>
-        <w:fldChar w:fldCharType="separate"/>
-      </w:r>
-      <w:r>
-        <w:rPr>
-          <w:noProof/>
-        </w:rPr>
-        <w:t>1</w:t>
-      </w:r>
-      <w:r>
-        <w:rPr>
-          <w:noProof/>
-        </w:rPr>
-        <w:fldChar w:fldCharType="end"/>
-      </w:r>
+      <w:fldSimple w:instr=" SEQ Figure \* ARABIC ">
+        <w:r>
+          <w:rPr>
+            <w:noProof/>
+          </w:rPr>
+          <w:t>1</w:t>
+        </w:r>
+      </w:fldSimple>
       <w:r>
         <w:t>: Receiver Operating Characteristic plot with No Skill curve</w:t>
       </w:r>
@@ -4063,23 +4131,7 @@
           <w:sz w:val="24"/>
           <w:szCs w:val="24"/>
         </w:rPr>
-        <w:t xml:space="preserve"> high. The dataset and methods used to reach this conclusion are just a select few in the large pool of possible data and methods. It is not appropriate or correct to conclude that aggressive driving did not increase during COVID-19 or remain</w:t>
-      </w:r>
-      <w:r>
-        <w:rPr>
-          <w:rFonts w:ascii="Times New Roman" w:hAnsi="Times New Roman" w:cs="Times New Roman"/>
-          <w:sz w:val="24"/>
-          <w:szCs w:val="24"/>
-        </w:rPr>
-        <w:t>ed</w:t>
-      </w:r>
-      <w:r>
-        <w:rPr>
-          <w:rFonts w:ascii="Times New Roman" w:hAnsi="Times New Roman" w:cs="Times New Roman"/>
-          <w:sz w:val="24"/>
-          <w:szCs w:val="24"/>
-        </w:rPr>
-        <w:t xml:space="preserve"> high. Different data and/or different methods may reveal otherwise.</w:t>
+        <w:t xml:space="preserve"> high. The dataset and methods used to reach this conclusion are just a select few in the large pool of possible data and methods. It is not appropriate or correct to conclude that aggressive driving did not increase during COVID-19 or remain high. Different data and/or different methods may reveal otherwise.</w:t>
       </w:r>
     </w:p>
     <w:p>
@@ -4410,13 +4462,22 @@
               <w:t>age of the driver, urban or rural location of the crash, driver impairment, and status of the driver’s license</w:t>
             </w:r>
             <w:r>
-              <w:t xml:space="preserve">. The model cannot </w:t>
-            </w:r>
-            <w:r>
-              <w:t>reliably distinguish between crashes that involve aggressive driving and those that do not</w:t>
-            </w:r>
-            <w:r>
-              <w:t xml:space="preserve"> even when considering various demographic groups.</w:t>
+              <w:t xml:space="preserve">. </w:t>
+            </w:r>
+            <w:r>
+              <w:t>W</w:t>
+            </w:r>
+            <w:r>
+              <w:t>ithin various demographic groups</w:t>
+            </w:r>
+            <w:r>
+              <w:t>, t</w:t>
+            </w:r>
+            <w:r>
+              <w:t xml:space="preserve">he model cannot </w:t>
+            </w:r>
+            <w:r>
+              <w:t>reliably distinguish between crashes that involve aggressive driving and those that do not.</w:t>
             </w:r>
           </w:p>
         </w:tc>
@@ -4484,14 +4545,14 @@
         <w:t xml:space="preserve">ome </w:t>
       </w:r>
       <w:r>
-        <w:t xml:space="preserve">interesting findings occurred during exploratory data analysis that should be explored further because they support public sentiment about aggressive </w:t>
+        <w:t>interesting findings occurred during exploratory data analysis that should be explored further because they support public sentiment about aggressive and distracted driving.</w:t>
+      </w:r>
+      <w:r>
+        <w:t xml:space="preserve"> Formatting the data as a time series and decomposing the data into the </w:t>
       </w:r>
       <w:r>
         <w:lastRenderedPageBreak/>
-        <w:t>and distracted driving.</w:t>
-      </w:r>
-      <w:r>
-        <w:t xml:space="preserve"> Formatting the data as a time series and decomposing the data into the trend, seasonality, and residual shows that some specific aggressive driving behaviors increased during COVID-19 and remain</w:t>
+        <w:t>trend, seasonality, and residual shows that some specific aggressive driving behaviors increased during COVID-19 and remain</w:t>
       </w:r>
       <w:r>
         <w:t>ed</w:t>
@@ -4588,27 +4649,14 @@
       <w:r>
         <w:t xml:space="preserve">Figure </w:t>
       </w:r>
-      <w:r>
-        <w:fldChar w:fldCharType="begin"/>
-      </w:r>
-      <w:r>
-        <w:instrText xml:space="preserve"> SEQ Figure \* ARABIC </w:instrText>
-      </w:r>
-      <w:r>
-        <w:fldChar w:fldCharType="separate"/>
-      </w:r>
-      <w:r>
-        <w:rPr>
-          <w:noProof/>
-        </w:rPr>
-        <w:t>2</w:t>
-      </w:r>
-      <w:r>
-        <w:rPr>
-          <w:noProof/>
-        </w:rPr>
-        <w:fldChar w:fldCharType="end"/>
-      </w:r>
+      <w:fldSimple w:instr=" SEQ Figure \* ARABIC ">
+        <w:r>
+          <w:rPr>
+            <w:noProof/>
+          </w:rPr>
+          <w:t>2</w:t>
+        </w:r>
+      </w:fldSimple>
       <w:bookmarkEnd w:id="10"/>
       <w:r>
         <w:t xml:space="preserve">: Time series decomposition for </w:t>
@@ -4682,27 +4730,14 @@
       <w:r>
         <w:t xml:space="preserve">Figure </w:t>
       </w:r>
-      <w:r>
-        <w:fldChar w:fldCharType="begin"/>
-      </w:r>
-      <w:r>
-        <w:instrText xml:space="preserve"> SEQ Figure \* ARABIC </w:instrText>
-      </w:r>
-      <w:r>
-        <w:fldChar w:fldCharType="separate"/>
-      </w:r>
-      <w:r>
-        <w:rPr>
-          <w:noProof/>
-        </w:rPr>
-        <w:t>3</w:t>
-      </w:r>
-      <w:r>
-        <w:rPr>
-          <w:noProof/>
-        </w:rPr>
-        <w:fldChar w:fldCharType="end"/>
-      </w:r>
+      <w:fldSimple w:instr=" SEQ Figure \* ARABIC ">
+        <w:r>
+          <w:rPr>
+            <w:noProof/>
+          </w:rPr>
+          <w:t>3</w:t>
+        </w:r>
+      </w:fldSimple>
       <w:bookmarkEnd w:id="11"/>
       <w:r>
         <w:t xml:space="preserve">: Time series decomposition for </w:t>
@@ -4775,27 +4810,14 @@
       <w:r>
         <w:t xml:space="preserve">Figure </w:t>
       </w:r>
-      <w:r>
-        <w:fldChar w:fldCharType="begin"/>
-      </w:r>
-      <w:r>
-        <w:instrText xml:space="preserve"> SEQ Figure \* ARABIC </w:instrText>
-      </w:r>
-      <w:r>
-        <w:fldChar w:fldCharType="separate"/>
-      </w:r>
-      <w:r>
-        <w:rPr>
-          <w:noProof/>
-        </w:rPr>
-        <w:t>4</w:t>
-      </w:r>
-      <w:r>
-        <w:rPr>
-          <w:noProof/>
-        </w:rPr>
-        <w:fldChar w:fldCharType="end"/>
-      </w:r>
+      <w:fldSimple w:instr=" SEQ Figure \* ARABIC ">
+        <w:r>
+          <w:rPr>
+            <w:noProof/>
+          </w:rPr>
+          <w:t>4</w:t>
+        </w:r>
+      </w:fldSimple>
       <w:bookmarkEnd w:id="12"/>
       <w:r>
         <w:t xml:space="preserve">: </w:t>
@@ -4878,7 +4900,7 @@
         <w:t xml:space="preserve"> running red lights increased during COVID-19 and remain</w:t>
       </w:r>
       <w:r>
-        <w:t>ed</w:t>
+        <w:t>s</w:t>
       </w:r>
       <w:r>
         <w:t xml:space="preserve"> high.</w:t>
@@ -4887,7 +4909,13 @@
         <w:t xml:space="preserve"> </w:t>
       </w:r>
       <w:r>
-        <w:t>Cell phone use increased in 2022 and remained high.</w:t>
+        <w:t>Cell phone use increased in 2022 and remain</w:t>
+      </w:r>
+      <w:r>
+        <w:t>s</w:t>
+      </w:r>
+      <w:r>
+        <w:t xml:space="preserve"> high.</w:t>
       </w:r>
     </w:p>
     <w:p>
@@ -5133,13 +5161,37 @@
         <w:spacing w:before="120" w:after="120"/>
       </w:pPr>
       <w:r>
-        <w:t xml:space="preserve">Although neither of these behaviors spiked at the start of COVID-19, it is possible that the spikes </w:t>
+        <w:t>Although neither of these behaviors spiked at the start of COVID-19, it is possible that the</w:t>
+      </w:r>
+      <w:r>
+        <w:t>se</w:t>
+      </w:r>
+      <w:r>
+        <w:t xml:space="preserve"> spikes </w:t>
       </w:r>
       <w:r>
         <w:t>were still related to COVID-19. It makes sense that crashes related to vehicles proceeding without clearance</w:t>
       </w:r>
       <w:r>
-        <w:t xml:space="preserve"> or cell phone use would decrease, or not increase, during COVID-19 when there were fewer vehicles on the road. When people started driving again, they continued the habits they started during COVID-19 even though more vehicles were on the road. Proceeding without clearance is trending down, but it was still higher than it was before COVID-19 for a couple of years.</w:t>
+        <w:t xml:space="preserve"> or cell phone use would decrease, or </w:t>
+      </w:r>
+      <w:r>
+        <w:t xml:space="preserve">at least not </w:t>
+      </w:r>
+      <w:r>
+        <w:t xml:space="preserve">increase, during COVID-19 when there were fewer vehicles on the road. When people started driving again, </w:t>
+      </w:r>
+      <w:r>
+        <w:t xml:space="preserve">it makes sense that </w:t>
+      </w:r>
+      <w:r>
+        <w:t>they continued the habits they started during COVID-19</w:t>
+      </w:r>
+      <w:r>
+        <w:t>, and with more cars on the road, this contributed to more accidents</w:t>
+      </w:r>
+      <w:r>
+        <w:t>. Proceeding without clearance is trending down, but it was still higher than it was before COVID-19 for a couple of years.</w:t>
       </w:r>
     </w:p>
     <w:p>
@@ -5216,6 +5268,8 @@
       <w:tr>
         <w:trPr>
           <w:cnfStyle w:val="100000000000" w:firstRow="1" w:lastRow="0" w:firstColumn="0" w:lastColumn="0" w:oddVBand="0" w:evenVBand="0" w:oddHBand="0" w:evenHBand="0" w:firstRowFirstColumn="0" w:firstRowLastColumn="0" w:lastRowFirstColumn="0" w:lastRowLastColumn="0"/>
+          <w:cantSplit/>
+          <w:tblHeader/>
         </w:trPr>
         <w:tc>
           <w:tcPr>
@@ -5273,6 +5327,7 @@
       <w:tr>
         <w:trPr>
           <w:cnfStyle w:val="000000100000" w:firstRow="0" w:lastRow="0" w:firstColumn="0" w:lastColumn="0" w:oddVBand="0" w:evenVBand="0" w:oddHBand="1" w:evenHBand="0" w:firstRowFirstColumn="0" w:firstRowLastColumn="0" w:lastRowFirstColumn="0" w:lastRowLastColumn="0"/>
+          <w:cantSplit/>
         </w:trPr>
         <w:tc>
           <w:tcPr>
@@ -5295,23 +5350,7 @@
                 <w:sz w:val="24"/>
                 <w:szCs w:val="24"/>
               </w:rPr>
-              <w:t xml:space="preserve">Improve the </w:t>
-            </w:r>
-            <w:r>
-              <w:rPr>
-                <w:rFonts w:ascii="Times New Roman" w:hAnsi="Times New Roman" w:cs="Times New Roman"/>
-                <w:sz w:val="24"/>
-                <w:szCs w:val="24"/>
-              </w:rPr>
-              <w:t>current</w:t>
-            </w:r>
-            <w:r>
-              <w:rPr>
-                <w:rFonts w:ascii="Times New Roman" w:hAnsi="Times New Roman" w:cs="Times New Roman"/>
-                <w:sz w:val="24"/>
-                <w:szCs w:val="24"/>
-              </w:rPr>
-              <w:t xml:space="preserve"> models</w:t>
+              <w:t>Model the time series with ARIMA</w:t>
             </w:r>
           </w:p>
         </w:tc>
@@ -5336,52 +5375,15 @@
                 <w:sz w:val="24"/>
                 <w:szCs w:val="24"/>
               </w:rPr>
-              <w:t xml:space="preserve">It is possible </w:t>
-            </w:r>
-            <w:r>
-              <w:rPr>
-                <w:rFonts w:ascii="Times New Roman" w:hAnsi="Times New Roman" w:cs="Times New Roman"/>
-                <w:sz w:val="24"/>
-                <w:szCs w:val="24"/>
-              </w:rPr>
-              <w:t>that the data were not prepared properly for the chosen modeling methods. More research into how to model this data may result in better classification models</w:t>
-            </w:r>
-            <w:r>
-              <w:rPr>
-                <w:rFonts w:ascii="Times New Roman" w:hAnsi="Times New Roman" w:cs="Times New Roman"/>
-                <w:sz w:val="24"/>
-                <w:szCs w:val="24"/>
-              </w:rPr>
-              <w:t xml:space="preserve"> that show aggressive and</w:t>
-            </w:r>
-            <w:r>
-              <w:rPr>
-                <w:rFonts w:ascii="Times New Roman" w:hAnsi="Times New Roman" w:cs="Times New Roman"/>
-                <w:sz w:val="24"/>
-                <w:szCs w:val="24"/>
-              </w:rPr>
-              <w:t>/or</w:t>
-            </w:r>
-            <w:r>
-              <w:rPr>
-                <w:rFonts w:ascii="Times New Roman" w:hAnsi="Times New Roman" w:cs="Times New Roman"/>
-                <w:sz w:val="24"/>
-                <w:szCs w:val="24"/>
-              </w:rPr>
-              <w:t xml:space="preserve"> distracted driving increased during COVID-19 and remained high</w:t>
-            </w:r>
-            <w:r>
-              <w:rPr>
-                <w:rFonts w:ascii="Times New Roman" w:hAnsi="Times New Roman" w:cs="Times New Roman"/>
-                <w:sz w:val="24"/>
-                <w:szCs w:val="24"/>
-              </w:rPr>
-              <w:t>.</w:t>
+              <w:t xml:space="preserve">The decomposition of specific aggressive and distracted driving behaviors shows trends that increased during COVID-19 and remained high. Modeling the pre-COVID data with ARIMA may show that the predicted trends diverge from the post-COVID trends, which would indicate change points in the data. </w:t>
             </w:r>
           </w:p>
         </w:tc>
       </w:tr>
       <w:tr>
+        <w:trPr>
+          <w:cantSplit/>
+        </w:trPr>
         <w:tc>
           <w:tcPr>
             <w:cnfStyle w:val="001000000000" w:firstRow="0" w:lastRow="0" w:firstColumn="1" w:lastColumn="0" w:oddVBand="0" w:evenVBand="0" w:oddHBand="0" w:evenHBand="0" w:firstRowFirstColumn="0" w:firstRowLastColumn="0" w:lastRowFirstColumn="0" w:lastRowLastColumn="0"/>
@@ -5403,7 +5405,7 @@
                 <w:sz w:val="24"/>
                 <w:szCs w:val="24"/>
               </w:rPr>
-              <w:t>Model the time series with ARIMA</w:t>
+              <w:t>Acquire additional data</w:t>
             </w:r>
           </w:p>
         </w:tc>
@@ -5428,95 +5430,31 @@
                 <w:sz w:val="24"/>
                 <w:szCs w:val="24"/>
               </w:rPr>
-              <w:t xml:space="preserve">The decomposition of specific aggressive and distracted driving behaviors shows trends that increased during COVID-19 and remained high. Modeling the pre-COVID data with ARIMA may show that the predicted trends diverge from the post-COVID trends, which would indicate change points in the data. </w:t>
-            </w:r>
-          </w:p>
-        </w:tc>
-      </w:tr>
-      <w:tr>
-        <w:trPr>
-          <w:cnfStyle w:val="000000100000" w:firstRow="0" w:lastRow="0" w:firstColumn="0" w:lastColumn="0" w:oddVBand="0" w:evenVBand="0" w:oddHBand="1" w:evenHBand="0" w:firstRowFirstColumn="0" w:firstRowLastColumn="0" w:lastRowFirstColumn="0" w:lastRowLastColumn="0"/>
-        </w:trPr>
-        <w:tc>
-          <w:tcPr>
-            <w:cnfStyle w:val="001000000000" w:firstRow="0" w:lastRow="0" w:firstColumn="1" w:lastColumn="0" w:oddVBand="0" w:evenVBand="0" w:oddHBand="0" w:evenHBand="0" w:firstRowFirstColumn="0" w:firstRowLastColumn="0" w:lastRowFirstColumn="0" w:lastRowLastColumn="0"/>
-            <w:tcW w:w="3330" w:type="dxa"/>
-          </w:tcPr>
-          <w:p>
-            <w:pPr>
-              <w:pStyle w:val="p1"/>
-              <w:spacing w:before="120" w:after="120"/>
+              <w:t>Crash data may not be the best source for identifying if aggressive and</w:t>
+            </w:r>
+            <w:r>
               <w:rPr>
                 <w:rFonts w:ascii="Times New Roman" w:hAnsi="Times New Roman" w:cs="Times New Roman"/>
                 <w:sz w:val="24"/>
                 <w:szCs w:val="24"/>
               </w:rPr>
-            </w:pPr>
+              <w:t>/or</w:t>
+            </w:r>
             <w:r>
               <w:rPr>
                 <w:rFonts w:ascii="Times New Roman" w:hAnsi="Times New Roman" w:cs="Times New Roman"/>
                 <w:sz w:val="24"/>
                 <w:szCs w:val="24"/>
               </w:rPr>
-              <w:t>Acquire additional data</w:t>
-            </w:r>
-          </w:p>
-        </w:tc>
-        <w:tc>
-          <w:tcPr>
-            <w:tcW w:w="6020" w:type="dxa"/>
-          </w:tcPr>
-          <w:p>
-            <w:pPr>
-              <w:pStyle w:val="p1"/>
-              <w:spacing w:before="120" w:after="120"/>
-              <w:cnfStyle w:val="000000100000" w:firstRow="0" w:lastRow="0" w:firstColumn="0" w:lastColumn="0" w:oddVBand="0" w:evenVBand="0" w:oddHBand="1" w:evenHBand="0" w:firstRowFirstColumn="0" w:firstRowLastColumn="0" w:lastRowFirstColumn="0" w:lastRowLastColumn="0"/>
+              <w:t xml:space="preserve"> distracted driving increased during COVID-19 and remained high.</w:t>
+            </w:r>
+            <w:r>
               <w:rPr>
                 <w:rFonts w:ascii="Times New Roman" w:hAnsi="Times New Roman" w:cs="Times New Roman"/>
                 <w:sz w:val="24"/>
                 <w:szCs w:val="24"/>
               </w:rPr>
-            </w:pPr>
-            <w:r>
-              <w:rPr>
-                <w:rFonts w:ascii="Times New Roman" w:hAnsi="Times New Roman" w:cs="Times New Roman"/>
-                <w:sz w:val="24"/>
-                <w:szCs w:val="24"/>
-              </w:rPr>
-              <w:t>Crash data may not be the best source for identifying if aggressive and</w:t>
-            </w:r>
-            <w:r>
-              <w:rPr>
-                <w:rFonts w:ascii="Times New Roman" w:hAnsi="Times New Roman" w:cs="Times New Roman"/>
-                <w:sz w:val="24"/>
-                <w:szCs w:val="24"/>
-              </w:rPr>
-              <w:t>/or</w:t>
-            </w:r>
-            <w:r>
-              <w:rPr>
-                <w:rFonts w:ascii="Times New Roman" w:hAnsi="Times New Roman" w:cs="Times New Roman"/>
-                <w:sz w:val="24"/>
-                <w:szCs w:val="24"/>
-              </w:rPr>
-              <w:t xml:space="preserve"> distracted driving increased during COVID-19 and remained high.</w:t>
-            </w:r>
-            <w:r>
-              <w:rPr>
-                <w:rFonts w:ascii="Times New Roman" w:hAnsi="Times New Roman" w:cs="Times New Roman"/>
-                <w:sz w:val="24"/>
-                <w:szCs w:val="24"/>
-              </w:rPr>
-              <w:t xml:space="preserve"> Not all aggressive or distracted driving behaviors result in crashes. Drivers will notice when other drivers are aggressive or distracted even </w:t>
-            </w:r>
-            <w:r>
-              <w:rPr>
-                <w:rFonts w:ascii="Times New Roman" w:hAnsi="Times New Roman" w:cs="Times New Roman"/>
-                <w:sz w:val="24"/>
-                <w:szCs w:val="24"/>
-              </w:rPr>
-              <w:lastRenderedPageBreak/>
-              <w:t>when t</w:t>
+              <w:t xml:space="preserve"> Not all aggressive or distracted driving behaviors result in crashes. Drivers will notice when other drivers are aggressive or distracted even when t</w:t>
             </w:r>
             <w:r>
               <w:rPr>
@@ -5557,6 +5495,7 @@
       </w:pPr>
       <w:bookmarkStart w:id="15" w:name="_Toc226057155"/>
       <w:r>
+        <w:lastRenderedPageBreak/>
         <w:t>Feature importance interpretation</w:t>
       </w:r>
       <w:bookmarkEnd w:id="15"/>
@@ -5685,7 +5624,22 @@
               <w:cnfStyle w:val="000000100000" w:firstRow="0" w:lastRow="0" w:firstColumn="0" w:lastColumn="0" w:oddVBand="0" w:evenVBand="0" w:oddHBand="1" w:evenHBand="0" w:firstRowFirstColumn="0" w:firstRowLastColumn="0" w:lastRowFirstColumn="0" w:lastRowLastColumn="0"/>
             </w:pPr>
             <w:r>
-              <w:t>Only one features was included in this model.</w:t>
+              <w:t>One feature was included in this model</w:t>
+            </w:r>
+            <w:r>
+              <w:t xml:space="preserve">, POST_COVID, which </w:t>
+            </w:r>
+            <w:r>
+              <w:t>was shown to have no power in</w:t>
+            </w:r>
+            <w:r>
+              <w:t xml:space="preserve"> predict</w:t>
+            </w:r>
+            <w:r>
+              <w:t>ing</w:t>
+            </w:r>
+            <w:r>
+              <w:t xml:space="preserve"> aggressive driving. </w:t>
             </w:r>
           </w:p>
         </w:tc>
@@ -5742,7 +5696,31 @@
               </w:rPr>
             </w:pPr>
             <w:r>
-              <w:t>Only one feature at a time was included in these models.</w:t>
+              <w:t>One feature was included in these models</w:t>
+            </w:r>
+            <w:r>
+              <w:t xml:space="preserve">, </w:t>
+            </w:r>
+            <w:r>
+              <w:t>POST_COVID</w:t>
+            </w:r>
+            <w:r>
+              <w:t>,</w:t>
+            </w:r>
+            <w:r>
+              <w:t xml:space="preserve"> </w:t>
+            </w:r>
+            <w:r>
+              <w:t>which</w:t>
+            </w:r>
+            <w:r>
+              <w:t xml:space="preserve"> </w:t>
+            </w:r>
+            <w:r>
+              <w:t xml:space="preserve">was shown to have no power in predicting </w:t>
+            </w:r>
+            <w:r>
+              <w:t>any of the individual aggressive or distracted driving behaviors.</w:t>
             </w:r>
           </w:p>
         </w:tc>
@@ -5778,7 +5756,13 @@
               </w:rPr>
             </w:pPr>
             <w:r>
-              <w:t>Identify co-factors for crashes involving aggressive driving, such as age, day of week, geography, terrain, or atmospheric conditions.</w:t>
+              <w:t xml:space="preserve">Identify co-factors for crashes involving aggressive driving, such as </w:t>
+            </w:r>
+            <w:r>
+              <w:t>age, alcohol or drug use, cell phone use, license status, and fatigue</w:t>
+            </w:r>
+            <w:r>
+              <w:t>.</w:t>
             </w:r>
           </w:p>
         </w:tc>
@@ -5795,7 +5779,19 @@
               </w:rPr>
             </w:pPr>
             <w:r>
-              <w:t>The model did not perform well; therefore, feature importance was not conducted.</w:t>
+              <w:t xml:space="preserve">The results showed that </w:t>
+            </w:r>
+            <w:r>
+              <w:t xml:space="preserve">the model has no significant power to predict </w:t>
+            </w:r>
+            <w:r>
+              <w:t>aggressive driving.</w:t>
+            </w:r>
+            <w:r>
+              <w:t xml:space="preserve"> Therefore, feature importance was not determined.</w:t>
+            </w:r>
+            <w:r>
+              <w:t xml:space="preserve"> </w:t>
             </w:r>
           </w:p>
         </w:tc>
@@ -5814,7 +5810,19 @@
     </w:p>
     <w:p>
       <w:r>
-        <w:t>These models are not recommended for deployment. Human expertise suggests further research to find better models using better techniques and/or more data.</w:t>
+        <w:t xml:space="preserve">These models are not recommended for deployment. Human expertise suggests further research to </w:t>
+      </w:r>
+      <w:r>
+        <w:t xml:space="preserve">implement a different approach </w:t>
+      </w:r>
+      <w:r>
+        <w:t>and/or more data</w:t>
+      </w:r>
+      <w:r>
+        <w:t xml:space="preserve"> as outlined in the recommendations</w:t>
+      </w:r>
+      <w:r>
+        <w:t>.</w:t>
       </w:r>
     </w:p>
     <w:p>
@@ -5842,26 +5850,9 @@
         <w:t xml:space="preserve">risks the attention and trust of readers. </w:t>
       </w:r>
       <w:r>
-        <w:t>Although more comprehensive research will take time, which also comes with risks, publishing results without thorough research would be worse. Taking more time may give a</w:t>
-      </w:r>
-      <w:r>
-        <w:t xml:space="preserve">nother publication </w:t>
-      </w:r>
-      <w:r>
-        <w:t>the opportunity to publish an article addressing the public’s concerns, however</w:t>
-      </w:r>
-      <w:r>
-        <w:t>,</w:t>
-      </w:r>
-      <w:r>
-        <w:t xml:space="preserve"> </w:t>
-      </w:r>
-      <w:r>
-        <w:t xml:space="preserve">this would not be a disservice to the readers as publishing prematurely would be. </w:t>
+        <w:t>The estimated time for this additional research is only two weeks, and the publication would be in a better position to provide an answer to the public.</w:t>
       </w:r>
     </w:p>
-    <w:p/>
-    <w:p/>
     <w:p>
       <w:pPr>
         <w:pStyle w:val="Heading3"/>
@@ -5898,14 +5889,10 @@
         <w:t xml:space="preserve"> </w:t>
       </w:r>
       <w:r>
-        <w:t xml:space="preserve">are focused on answering a question about events prior to and after one particular </w:t>
-      </w:r>
-      <w:r>
-        <w:lastRenderedPageBreak/>
-        <w:t>point in time</w:t>
-      </w:r>
-      <w:r>
-        <w:t>. Model risks can be reassessed if PA Data Discourse chooses to set up a dashboard for readers to monitor aggressive driving behaviors as an ongoing project.</w:t>
+        <w:t>are focused on answering a question about events prior to and after one particular point in time</w:t>
+      </w:r>
+      <w:r>
+        <w:t xml:space="preserve">. </w:t>
       </w:r>
     </w:p>
     <w:p>
@@ -5941,6 +5928,7 @@
       </w:pPr>
       <w:bookmarkStart w:id="20" w:name="_Toc226057160"/>
       <w:r>
+        <w:lastRenderedPageBreak/>
         <w:t>Organizational risks</w:t>
       </w:r>
       <w:bookmarkEnd w:id="20"/>
@@ -6100,43 +6088,7 @@
           <w:sz w:val="24"/>
           <w:szCs w:val="24"/>
         </w:rPr>
-        <w:t xml:space="preserve">There are no ethical considerations with this </w:t>
-      </w:r>
-      <w:proofErr w:type="spellStart"/>
-      <w:r>
-        <w:rPr>
-          <w:rFonts w:ascii="Times New Roman" w:hAnsi="Times New Roman" w:cs="Times New Roman"/>
-          <w:sz w:val="24"/>
-          <w:szCs w:val="24"/>
-        </w:rPr>
-        <w:t xml:space="preserve">study. </w:t>
-      </w:r>
-      <w:proofErr w:type="spellEnd"/>
-      <w:r>
-        <w:rPr>
-          <w:rFonts w:ascii="Times New Roman" w:hAnsi="Times New Roman" w:cs="Times New Roman"/>
-          <w:sz w:val="24"/>
-          <w:szCs w:val="24"/>
-        </w:rPr>
-        <w:t xml:space="preserve">The crash datasets contain data that may enable people to trace crashes and identify people, however, PA Data Discourse has not used these variables. The demographic variables used in this study are aggregated counts. For example, the URBAN_RURAL flag simply indicates if a crash happened in an urban or rural area. The YOUNG_DRIVER and MATURE_DRIVER flags prevent specific ages </w:t>
-      </w:r>
-      <w:proofErr w:type="spellStart"/>
-      <w:r>
-        <w:rPr>
-          <w:rFonts w:ascii="Times New Roman" w:hAnsi="Times New Roman" w:cs="Times New Roman"/>
-          <w:sz w:val="24"/>
-          <w:szCs w:val="24"/>
-        </w:rPr>
-        <w:t xml:space="preserve">from </w:t>
-      </w:r>
-      <w:proofErr w:type="spellEnd"/>
-      <w:r>
-        <w:rPr>
-          <w:rFonts w:ascii="Times New Roman" w:hAnsi="Times New Roman" w:cs="Times New Roman"/>
-          <w:sz w:val="24"/>
-          <w:szCs w:val="24"/>
-        </w:rPr>
-        <w:t xml:space="preserve">being known. </w:t>
+        <w:t xml:space="preserve">There are no ethical considerations with this study. The crash datasets contain data that may enable people to trace crashes and identify people, however, PA Data Discourse has not used these variables. The demographic variables used in this study are aggregated counts. For example, the URBAN_RURAL flag simply indicates if a crash happened in an urban or rural area. The YOUNG_DRIVER and MATURE_DRIVER flags prevent specific ages from being known. </w:t>
       </w:r>
       <w:r>
         <w:rPr>
@@ -6425,14 +6377,6 @@
     <w:p>
       <w:pPr>
         <w:spacing w:before="120" w:after="120"/>
-      </w:pPr>
-      <w:r>
-        <w:t xml:space="preserve"> </w:t>
-      </w:r>
-    </w:p>
-    <w:p/>
-    <w:p>
-      <w:pPr>
         <w:sectPr>
           <w:footerReference w:type="even" r:id="rId15"/>
           <w:footerReference w:type="default" r:id="rId16"/>
@@ -6444,3530 +6388,20 @@
           <w:docGrid w:linePitch="360"/>
         </w:sectPr>
       </w:pPr>
+      <w:r>
+        <w:t xml:space="preserve"> </w:t>
+      </w:r>
     </w:p>
     <w:p>
       <w:pPr>
         <w:pStyle w:val="Heading1"/>
       </w:pPr>
-      <w:bookmarkStart w:id="37" w:name="_Ref222161412"/>
-      <w:bookmarkStart w:id="38" w:name="_Ref225011442"/>
-      <w:bookmarkStart w:id="39" w:name="_Toc226057177"/>
-      <w:r>
-        <w:lastRenderedPageBreak/>
-        <w:t xml:space="preserve">Appendix A: </w:t>
-      </w:r>
-      <w:r>
-        <w:t xml:space="preserve">Data Dictionary for </w:t>
-      </w:r>
-      <w:bookmarkEnd w:id="37"/>
-      <w:r>
-        <w:t>Final Dataset</w:t>
-      </w:r>
-      <w:bookmarkEnd w:id="38"/>
-      <w:bookmarkEnd w:id="39"/>
-    </w:p>
-    <w:tbl>
-      <w:tblPr>
-        <w:tblStyle w:val="GridTable2-Accent3"/>
-        <w:tblW w:w="13230" w:type="dxa"/>
-        <w:tblLook w:val="04A0" w:firstRow="1" w:lastRow="0" w:firstColumn="1" w:lastColumn="0" w:noHBand="0" w:noVBand="1"/>
-      </w:tblPr>
-      <w:tblGrid>
-        <w:gridCol w:w="2661"/>
-        <w:gridCol w:w="4179"/>
-        <w:gridCol w:w="1350"/>
-        <w:gridCol w:w="1350"/>
-        <w:gridCol w:w="1890"/>
-        <w:gridCol w:w="1800"/>
-      </w:tblGrid>
-      <w:tr>
-        <w:trPr>
-          <w:cnfStyle w:val="100000000000" w:firstRow="1" w:lastRow="0" w:firstColumn="0" w:lastColumn="0" w:oddVBand="0" w:evenVBand="0" w:oddHBand="0" w:evenHBand="0" w:firstRowFirstColumn="0" w:firstRowLastColumn="0" w:lastRowFirstColumn="0" w:lastRowLastColumn="0"/>
-          <w:trHeight w:val="320"/>
-          <w:tblHeader/>
-        </w:trPr>
-        <w:tc>
-          <w:tcPr>
-            <w:cnfStyle w:val="001000000000" w:firstRow="0" w:lastRow="0" w:firstColumn="1" w:lastColumn="0" w:oddVBand="0" w:evenVBand="0" w:oddHBand="0" w:evenHBand="0" w:firstRowFirstColumn="0" w:firstRowLastColumn="0" w:lastRowFirstColumn="0" w:lastRowLastColumn="0"/>
-            <w:tcW w:w="2661" w:type="dxa"/>
-            <w:noWrap/>
-            <w:vAlign w:val="center"/>
-            <w:hideMark/>
-          </w:tcPr>
-          <w:p>
-            <w:pPr>
-              <w:snapToGrid w:val="0"/>
-              <w:spacing w:beforeLines="40" w:before="96" w:afterLines="40" w:after="96"/>
-              <w:rPr>
-                <w:color w:val="000000"/>
-                <w:sz w:val="20"/>
-                <w:szCs w:val="20"/>
-              </w:rPr>
-            </w:pPr>
-            <w:r>
-              <w:rPr>
-                <w:color w:val="000000"/>
-                <w:sz w:val="20"/>
-                <w:szCs w:val="20"/>
-              </w:rPr>
-              <w:t>Column</w:t>
-            </w:r>
-          </w:p>
-        </w:tc>
-        <w:tc>
-          <w:tcPr>
-            <w:tcW w:w="4179" w:type="dxa"/>
-            <w:vAlign w:val="center"/>
-          </w:tcPr>
-          <w:p>
-            <w:pPr>
-              <w:snapToGrid w:val="0"/>
-              <w:spacing w:beforeLines="40" w:before="96" w:afterLines="40" w:after="96"/>
-              <w:jc w:val="center"/>
-              <w:cnfStyle w:val="100000000000" w:firstRow="1" w:lastRow="0" w:firstColumn="0" w:lastColumn="0" w:oddVBand="0" w:evenVBand="0" w:oddHBand="0" w:evenHBand="0" w:firstRowFirstColumn="0" w:firstRowLastColumn="0" w:lastRowFirstColumn="0" w:lastRowLastColumn="0"/>
-              <w:rPr>
-                <w:color w:val="000000"/>
-                <w:sz w:val="20"/>
-                <w:szCs w:val="20"/>
-              </w:rPr>
-            </w:pPr>
-            <w:r>
-              <w:rPr>
-                <w:color w:val="000000"/>
-                <w:sz w:val="20"/>
-                <w:szCs w:val="20"/>
-              </w:rPr>
-              <w:t>Description</w:t>
-            </w:r>
-            <w:r>
-              <w:rPr>
-                <w:color w:val="000000"/>
-                <w:sz w:val="20"/>
-                <w:szCs w:val="20"/>
-              </w:rPr>
-              <w:t xml:space="preserve"> </w:t>
-            </w:r>
-            <w:r>
-              <w:rPr>
-                <w:sz w:val="20"/>
-                <w:szCs w:val="20"/>
-              </w:rPr>
-              <w:t>(PENNDOT, 2025)</w:t>
-            </w:r>
-          </w:p>
-        </w:tc>
-        <w:tc>
-          <w:tcPr>
-            <w:tcW w:w="1350" w:type="dxa"/>
-            <w:noWrap/>
-            <w:vAlign w:val="center"/>
-            <w:hideMark/>
-          </w:tcPr>
-          <w:p>
-            <w:pPr>
-              <w:snapToGrid w:val="0"/>
-              <w:spacing w:beforeLines="40" w:before="96" w:afterLines="40" w:after="96"/>
-              <w:jc w:val="center"/>
-              <w:cnfStyle w:val="100000000000" w:firstRow="1" w:lastRow="0" w:firstColumn="0" w:lastColumn="0" w:oddVBand="0" w:evenVBand="0" w:oddHBand="0" w:evenHBand="0" w:firstRowFirstColumn="0" w:firstRowLastColumn="0" w:lastRowFirstColumn="0" w:lastRowLastColumn="0"/>
-              <w:rPr>
-                <w:color w:val="000000"/>
-                <w:sz w:val="20"/>
-                <w:szCs w:val="20"/>
-              </w:rPr>
-            </w:pPr>
-            <w:r>
-              <w:rPr>
-                <w:color w:val="000000"/>
-                <w:sz w:val="20"/>
-                <w:szCs w:val="20"/>
-              </w:rPr>
-              <w:t>Data Type</w:t>
-            </w:r>
-          </w:p>
-        </w:tc>
-        <w:tc>
-          <w:tcPr>
-            <w:tcW w:w="1350" w:type="dxa"/>
-            <w:noWrap/>
-            <w:vAlign w:val="center"/>
-            <w:hideMark/>
-          </w:tcPr>
-          <w:p>
-            <w:pPr>
-              <w:snapToGrid w:val="0"/>
-              <w:spacing w:beforeLines="40" w:before="96" w:afterLines="40" w:after="96"/>
-              <w:jc w:val="center"/>
-              <w:cnfStyle w:val="100000000000" w:firstRow="1" w:lastRow="0" w:firstColumn="0" w:lastColumn="0" w:oddVBand="0" w:evenVBand="0" w:oddHBand="0" w:evenHBand="0" w:firstRowFirstColumn="0" w:firstRowLastColumn="0" w:lastRowFirstColumn="0" w:lastRowLastColumn="0"/>
-              <w:rPr>
-                <w:color w:val="000000"/>
-                <w:sz w:val="20"/>
-                <w:szCs w:val="20"/>
-              </w:rPr>
-            </w:pPr>
-            <w:r>
-              <w:rPr>
-                <w:color w:val="000000"/>
-                <w:sz w:val="20"/>
-                <w:szCs w:val="20"/>
-              </w:rPr>
-              <w:t>Number of Unique</w:t>
-            </w:r>
-          </w:p>
-        </w:tc>
-        <w:tc>
-          <w:tcPr>
-            <w:tcW w:w="1890" w:type="dxa"/>
-            <w:noWrap/>
-            <w:vAlign w:val="center"/>
-            <w:hideMark/>
-          </w:tcPr>
-          <w:p>
-            <w:pPr>
-              <w:snapToGrid w:val="0"/>
-              <w:spacing w:beforeLines="40" w:before="96" w:afterLines="40" w:after="96"/>
-              <w:jc w:val="center"/>
-              <w:cnfStyle w:val="100000000000" w:firstRow="1" w:lastRow="0" w:firstColumn="0" w:lastColumn="0" w:oddVBand="0" w:evenVBand="0" w:oddHBand="0" w:evenHBand="0" w:firstRowFirstColumn="0" w:firstRowLastColumn="0" w:lastRowFirstColumn="0" w:lastRowLastColumn="0"/>
-              <w:rPr>
-                <w:color w:val="000000"/>
-                <w:sz w:val="20"/>
-                <w:szCs w:val="20"/>
-              </w:rPr>
-            </w:pPr>
-            <w:r>
-              <w:rPr>
-                <w:color w:val="000000"/>
-                <w:sz w:val="20"/>
-                <w:szCs w:val="20"/>
-              </w:rPr>
-              <w:t>Missing</w:t>
-            </w:r>
-          </w:p>
-        </w:tc>
-        <w:tc>
-          <w:tcPr>
-            <w:tcW w:w="1800" w:type="dxa"/>
-            <w:noWrap/>
-            <w:vAlign w:val="center"/>
-            <w:hideMark/>
-          </w:tcPr>
-          <w:p>
-            <w:pPr>
-              <w:snapToGrid w:val="0"/>
-              <w:spacing w:beforeLines="40" w:before="96" w:afterLines="40" w:after="96"/>
-              <w:jc w:val="center"/>
-              <w:cnfStyle w:val="100000000000" w:firstRow="1" w:lastRow="0" w:firstColumn="0" w:lastColumn="0" w:oddVBand="0" w:evenVBand="0" w:oddHBand="0" w:evenHBand="0" w:firstRowFirstColumn="0" w:firstRowLastColumn="0" w:lastRowFirstColumn="0" w:lastRowLastColumn="0"/>
-              <w:rPr>
-                <w:color w:val="000000"/>
-                <w:sz w:val="20"/>
-                <w:szCs w:val="20"/>
-              </w:rPr>
-            </w:pPr>
-            <w:r>
-              <w:rPr>
-                <w:color w:val="000000"/>
-                <w:sz w:val="20"/>
-                <w:szCs w:val="20"/>
-              </w:rPr>
-              <w:t>Range/Unique</w:t>
-            </w:r>
-          </w:p>
-        </w:tc>
-      </w:tr>
-      <w:tr>
-        <w:trPr>
-          <w:cnfStyle w:val="000000100000" w:firstRow="0" w:lastRow="0" w:firstColumn="0" w:lastColumn="0" w:oddVBand="0" w:evenVBand="0" w:oddHBand="1" w:evenHBand="0" w:firstRowFirstColumn="0" w:firstRowLastColumn="0" w:lastRowFirstColumn="0" w:lastRowLastColumn="0"/>
-          <w:trHeight w:val="348"/>
-        </w:trPr>
-        <w:tc>
-          <w:tcPr>
-            <w:cnfStyle w:val="001000000000" w:firstRow="0" w:lastRow="0" w:firstColumn="1" w:lastColumn="0" w:oddVBand="0" w:evenVBand="0" w:oddHBand="0" w:evenHBand="0" w:firstRowFirstColumn="0" w:firstRowLastColumn="0" w:lastRowFirstColumn="0" w:lastRowLastColumn="0"/>
-            <w:tcW w:w="2661" w:type="dxa"/>
-            <w:noWrap/>
-            <w:hideMark/>
-          </w:tcPr>
-          <w:p>
-            <w:pPr>
-              <w:snapToGrid w:val="0"/>
-              <w:spacing w:beforeLines="40" w:before="96" w:afterLines="40" w:after="96"/>
-              <w:rPr>
-                <w:b w:val="0"/>
-                <w:bCs w:val="0"/>
-                <w:color w:val="000000"/>
-                <w:sz w:val="20"/>
-                <w:szCs w:val="20"/>
-              </w:rPr>
-            </w:pPr>
-            <w:r>
-              <w:rPr>
-                <w:b w:val="0"/>
-                <w:bCs w:val="0"/>
-                <w:color w:val="000000"/>
-                <w:sz w:val="20"/>
-                <w:szCs w:val="20"/>
-              </w:rPr>
-              <w:t>AGGRESSIVE_DRIVING</w:t>
-            </w:r>
-          </w:p>
-        </w:tc>
-        <w:tc>
-          <w:tcPr>
-            <w:tcW w:w="4179" w:type="dxa"/>
-            <w:hideMark/>
-          </w:tcPr>
-          <w:p>
-            <w:pPr>
-              <w:snapToGrid w:val="0"/>
-              <w:spacing w:beforeLines="40" w:before="96" w:afterLines="40" w:after="96"/>
-              <w:cnfStyle w:val="000000100000" w:firstRow="0" w:lastRow="0" w:firstColumn="0" w:lastColumn="0" w:oddVBand="0" w:evenVBand="0" w:oddHBand="1" w:evenHBand="0" w:firstRowFirstColumn="0" w:firstRowLastColumn="0" w:lastRowFirstColumn="0" w:lastRowLastColumn="0"/>
-              <w:rPr>
-                <w:color w:val="000000"/>
-                <w:sz w:val="20"/>
-                <w:szCs w:val="20"/>
-              </w:rPr>
-            </w:pPr>
-            <w:r>
-              <w:rPr>
-                <w:color w:val="000000"/>
-                <w:sz w:val="20"/>
-                <w:szCs w:val="20"/>
-              </w:rPr>
-              <w:t>At least one aggressive driver action by a driver</w:t>
-            </w:r>
-          </w:p>
-        </w:tc>
-        <w:tc>
-          <w:tcPr>
-            <w:tcW w:w="1350" w:type="dxa"/>
-            <w:noWrap/>
-            <w:hideMark/>
-          </w:tcPr>
-          <w:p>
-            <w:pPr>
-              <w:snapToGrid w:val="0"/>
-              <w:spacing w:beforeLines="40" w:before="96" w:afterLines="40" w:after="96"/>
-              <w:jc w:val="center"/>
-              <w:cnfStyle w:val="000000100000" w:firstRow="0" w:lastRow="0" w:firstColumn="0" w:lastColumn="0" w:oddVBand="0" w:evenVBand="0" w:oddHBand="1" w:evenHBand="0" w:firstRowFirstColumn="0" w:firstRowLastColumn="0" w:lastRowFirstColumn="0" w:lastRowLastColumn="0"/>
-              <w:rPr>
-                <w:color w:val="000000"/>
-                <w:sz w:val="20"/>
-                <w:szCs w:val="20"/>
-              </w:rPr>
-            </w:pPr>
-            <w:r>
-              <w:rPr>
-                <w:color w:val="000000"/>
-                <w:sz w:val="20"/>
-                <w:szCs w:val="20"/>
-              </w:rPr>
-              <w:t>int64</w:t>
-            </w:r>
-          </w:p>
-        </w:tc>
-        <w:tc>
-          <w:tcPr>
-            <w:tcW w:w="1350" w:type="dxa"/>
-            <w:noWrap/>
-            <w:hideMark/>
-          </w:tcPr>
-          <w:p>
-            <w:pPr>
-              <w:snapToGrid w:val="0"/>
-              <w:spacing w:beforeLines="40" w:before="96" w:afterLines="40" w:after="96"/>
-              <w:jc w:val="center"/>
-              <w:cnfStyle w:val="000000100000" w:firstRow="0" w:lastRow="0" w:firstColumn="0" w:lastColumn="0" w:oddVBand="0" w:evenVBand="0" w:oddHBand="1" w:evenHBand="0" w:firstRowFirstColumn="0" w:firstRowLastColumn="0" w:lastRowFirstColumn="0" w:lastRowLastColumn="0"/>
-              <w:rPr>
-                <w:color w:val="000000"/>
-                <w:sz w:val="20"/>
-                <w:szCs w:val="20"/>
-              </w:rPr>
-            </w:pPr>
-            <w:r>
-              <w:rPr>
-                <w:color w:val="000000"/>
-                <w:sz w:val="20"/>
-                <w:szCs w:val="20"/>
-              </w:rPr>
-              <w:t>2</w:t>
-            </w:r>
-          </w:p>
-        </w:tc>
-        <w:tc>
-          <w:tcPr>
-            <w:tcW w:w="1890" w:type="dxa"/>
-            <w:noWrap/>
-            <w:hideMark/>
-          </w:tcPr>
-          <w:p>
-            <w:pPr>
-              <w:snapToGrid w:val="0"/>
-              <w:spacing w:beforeLines="40" w:before="96" w:afterLines="40" w:after="96"/>
-              <w:jc w:val="center"/>
-              <w:cnfStyle w:val="000000100000" w:firstRow="0" w:lastRow="0" w:firstColumn="0" w:lastColumn="0" w:oddVBand="0" w:evenVBand="0" w:oddHBand="1" w:evenHBand="0" w:firstRowFirstColumn="0" w:firstRowLastColumn="0" w:lastRowFirstColumn="0" w:lastRowLastColumn="0"/>
-              <w:rPr>
-                <w:color w:val="000000"/>
-                <w:sz w:val="20"/>
-                <w:szCs w:val="20"/>
-              </w:rPr>
-            </w:pPr>
-            <w:r>
-              <w:rPr>
-                <w:color w:val="000000"/>
-                <w:sz w:val="20"/>
-                <w:szCs w:val="20"/>
-              </w:rPr>
-              <w:t>0 (0.0%)</w:t>
-            </w:r>
-          </w:p>
-        </w:tc>
-        <w:tc>
-          <w:tcPr>
-            <w:tcW w:w="1800" w:type="dxa"/>
-            <w:noWrap/>
-            <w:hideMark/>
-          </w:tcPr>
-          <w:p>
-            <w:pPr>
-              <w:snapToGrid w:val="0"/>
-              <w:spacing w:beforeLines="40" w:before="96" w:afterLines="40" w:after="96"/>
-              <w:jc w:val="center"/>
-              <w:cnfStyle w:val="000000100000" w:firstRow="0" w:lastRow="0" w:firstColumn="0" w:lastColumn="0" w:oddVBand="0" w:evenVBand="0" w:oddHBand="1" w:evenHBand="0" w:firstRowFirstColumn="0" w:firstRowLastColumn="0" w:lastRowFirstColumn="0" w:lastRowLastColumn="0"/>
-              <w:rPr>
-                <w:color w:val="000000"/>
-                <w:sz w:val="20"/>
-                <w:szCs w:val="20"/>
-              </w:rPr>
-            </w:pPr>
-            <w:r>
-              <w:rPr>
-                <w:color w:val="000000"/>
-                <w:sz w:val="20"/>
-                <w:szCs w:val="20"/>
-              </w:rPr>
-              <w:t>[0, 1]</w:t>
-            </w:r>
-          </w:p>
-        </w:tc>
-      </w:tr>
-      <w:tr>
-        <w:trPr>
-          <w:trHeight w:val="348"/>
-        </w:trPr>
-        <w:tc>
-          <w:tcPr>
-            <w:cnfStyle w:val="001000000000" w:firstRow="0" w:lastRow="0" w:firstColumn="1" w:lastColumn="0" w:oddVBand="0" w:evenVBand="0" w:oddHBand="0" w:evenHBand="0" w:firstRowFirstColumn="0" w:firstRowLastColumn="0" w:lastRowFirstColumn="0" w:lastRowLastColumn="0"/>
-            <w:tcW w:w="2661" w:type="dxa"/>
-            <w:noWrap/>
-            <w:hideMark/>
-          </w:tcPr>
-          <w:p>
-            <w:pPr>
-              <w:snapToGrid w:val="0"/>
-              <w:spacing w:beforeLines="40" w:before="96" w:afterLines="40" w:after="96"/>
-              <w:rPr>
-                <w:b w:val="0"/>
-                <w:bCs w:val="0"/>
-                <w:color w:val="000000"/>
-                <w:sz w:val="20"/>
-                <w:szCs w:val="20"/>
-              </w:rPr>
-            </w:pPr>
-            <w:r>
-              <w:rPr>
-                <w:b w:val="0"/>
-                <w:bCs w:val="0"/>
-                <w:color w:val="000000"/>
-                <w:sz w:val="20"/>
-                <w:szCs w:val="20"/>
-              </w:rPr>
-              <w:t>CELL_PHONE</w:t>
-            </w:r>
-          </w:p>
-        </w:tc>
-        <w:tc>
-          <w:tcPr>
-            <w:tcW w:w="4179" w:type="dxa"/>
-            <w:hideMark/>
-          </w:tcPr>
-          <w:p>
-            <w:pPr>
-              <w:snapToGrid w:val="0"/>
-              <w:spacing w:beforeLines="40" w:before="96" w:afterLines="40" w:after="96"/>
-              <w:cnfStyle w:val="000000000000" w:firstRow="0" w:lastRow="0" w:firstColumn="0" w:lastColumn="0" w:oddVBand="0" w:evenVBand="0" w:oddHBand="0" w:evenHBand="0" w:firstRowFirstColumn="0" w:firstRowLastColumn="0" w:lastRowFirstColumn="0" w:lastRowLastColumn="0"/>
-              <w:rPr>
-                <w:color w:val="000000"/>
-                <w:sz w:val="20"/>
-                <w:szCs w:val="20"/>
-              </w:rPr>
-            </w:pPr>
-            <w:r>
-              <w:rPr>
-                <w:color w:val="000000"/>
-                <w:sz w:val="20"/>
-                <w:szCs w:val="20"/>
-              </w:rPr>
-              <w:t>At least one driver using cell phone, either hand-held or hands-free</w:t>
-            </w:r>
-          </w:p>
-        </w:tc>
-        <w:tc>
-          <w:tcPr>
-            <w:tcW w:w="1350" w:type="dxa"/>
-            <w:noWrap/>
-            <w:hideMark/>
-          </w:tcPr>
-          <w:p>
-            <w:pPr>
-              <w:snapToGrid w:val="0"/>
-              <w:spacing w:beforeLines="40" w:before="96" w:afterLines="40" w:after="96"/>
-              <w:jc w:val="center"/>
-              <w:cnfStyle w:val="000000000000" w:firstRow="0" w:lastRow="0" w:firstColumn="0" w:lastColumn="0" w:oddVBand="0" w:evenVBand="0" w:oddHBand="0" w:evenHBand="0" w:firstRowFirstColumn="0" w:firstRowLastColumn="0" w:lastRowFirstColumn="0" w:lastRowLastColumn="0"/>
-              <w:rPr>
-                <w:color w:val="000000"/>
-                <w:sz w:val="20"/>
-                <w:szCs w:val="20"/>
-              </w:rPr>
-            </w:pPr>
-            <w:r>
-              <w:rPr>
-                <w:color w:val="000000"/>
-                <w:sz w:val="20"/>
-                <w:szCs w:val="20"/>
-              </w:rPr>
-              <w:t>int64</w:t>
-            </w:r>
-          </w:p>
-        </w:tc>
-        <w:tc>
-          <w:tcPr>
-            <w:tcW w:w="1350" w:type="dxa"/>
-            <w:noWrap/>
-            <w:hideMark/>
-          </w:tcPr>
-          <w:p>
-            <w:pPr>
-              <w:snapToGrid w:val="0"/>
-              <w:spacing w:beforeLines="40" w:before="96" w:afterLines="40" w:after="96"/>
-              <w:jc w:val="center"/>
-              <w:cnfStyle w:val="000000000000" w:firstRow="0" w:lastRow="0" w:firstColumn="0" w:lastColumn="0" w:oddVBand="0" w:evenVBand="0" w:oddHBand="0" w:evenHBand="0" w:firstRowFirstColumn="0" w:firstRowLastColumn="0" w:lastRowFirstColumn="0" w:lastRowLastColumn="0"/>
-              <w:rPr>
-                <w:color w:val="000000"/>
-                <w:sz w:val="20"/>
-                <w:szCs w:val="20"/>
-              </w:rPr>
-            </w:pPr>
-            <w:r>
-              <w:rPr>
-                <w:color w:val="000000"/>
-                <w:sz w:val="20"/>
-                <w:szCs w:val="20"/>
-              </w:rPr>
-              <w:t>2</w:t>
-            </w:r>
-          </w:p>
-        </w:tc>
-        <w:tc>
-          <w:tcPr>
-            <w:tcW w:w="1890" w:type="dxa"/>
-            <w:noWrap/>
-            <w:hideMark/>
-          </w:tcPr>
-          <w:p>
-            <w:pPr>
-              <w:snapToGrid w:val="0"/>
-              <w:spacing w:beforeLines="40" w:before="96" w:afterLines="40" w:after="96"/>
-              <w:jc w:val="center"/>
-              <w:cnfStyle w:val="000000000000" w:firstRow="0" w:lastRow="0" w:firstColumn="0" w:lastColumn="0" w:oddVBand="0" w:evenVBand="0" w:oddHBand="0" w:evenHBand="0" w:firstRowFirstColumn="0" w:firstRowLastColumn="0" w:lastRowFirstColumn="0" w:lastRowLastColumn="0"/>
-              <w:rPr>
-                <w:color w:val="000000"/>
-                <w:sz w:val="20"/>
-                <w:szCs w:val="20"/>
-              </w:rPr>
-            </w:pPr>
-            <w:r>
-              <w:rPr>
-                <w:color w:val="000000"/>
-                <w:sz w:val="20"/>
-                <w:szCs w:val="20"/>
-              </w:rPr>
-              <w:t>0 (0.0%)</w:t>
-            </w:r>
-          </w:p>
-        </w:tc>
-        <w:tc>
-          <w:tcPr>
-            <w:tcW w:w="1800" w:type="dxa"/>
-            <w:noWrap/>
-            <w:hideMark/>
-          </w:tcPr>
-          <w:p>
-            <w:pPr>
-              <w:snapToGrid w:val="0"/>
-              <w:spacing w:beforeLines="40" w:before="96" w:afterLines="40" w:after="96"/>
-              <w:jc w:val="center"/>
-              <w:cnfStyle w:val="000000000000" w:firstRow="0" w:lastRow="0" w:firstColumn="0" w:lastColumn="0" w:oddVBand="0" w:evenVBand="0" w:oddHBand="0" w:evenHBand="0" w:firstRowFirstColumn="0" w:firstRowLastColumn="0" w:lastRowFirstColumn="0" w:lastRowLastColumn="0"/>
-              <w:rPr>
-                <w:color w:val="000000"/>
-                <w:sz w:val="20"/>
-                <w:szCs w:val="20"/>
-              </w:rPr>
-            </w:pPr>
-            <w:r>
-              <w:rPr>
-                <w:color w:val="000000"/>
-                <w:sz w:val="20"/>
-                <w:szCs w:val="20"/>
-              </w:rPr>
-              <w:t>[0, 1]</w:t>
-            </w:r>
-          </w:p>
-        </w:tc>
-      </w:tr>
-      <w:tr>
-        <w:trPr>
-          <w:cnfStyle w:val="000000100000" w:firstRow="0" w:lastRow="0" w:firstColumn="0" w:lastColumn="0" w:oddVBand="0" w:evenVBand="0" w:oddHBand="1" w:evenHBand="0" w:firstRowFirstColumn="0" w:firstRowLastColumn="0" w:lastRowFirstColumn="0" w:lastRowLastColumn="0"/>
-          <w:trHeight w:val="320"/>
-        </w:trPr>
-        <w:tc>
-          <w:tcPr>
-            <w:cnfStyle w:val="001000000000" w:firstRow="0" w:lastRow="0" w:firstColumn="1" w:lastColumn="0" w:oddVBand="0" w:evenVBand="0" w:oddHBand="0" w:evenHBand="0" w:firstRowFirstColumn="0" w:firstRowLastColumn="0" w:lastRowFirstColumn="0" w:lastRowLastColumn="0"/>
-            <w:tcW w:w="2661" w:type="dxa"/>
-            <w:noWrap/>
-            <w:vAlign w:val="center"/>
-            <w:hideMark/>
-          </w:tcPr>
-          <w:p>
-            <w:pPr>
-              <w:snapToGrid w:val="0"/>
-              <w:spacing w:beforeLines="40" w:before="96" w:afterLines="40" w:after="96"/>
-              <w:rPr>
-                <w:color w:val="000000"/>
-                <w:sz w:val="20"/>
-                <w:szCs w:val="20"/>
-              </w:rPr>
-            </w:pPr>
-            <w:r>
-              <w:rPr>
-                <w:b w:val="0"/>
-                <w:bCs w:val="0"/>
-                <w:color w:val="000000"/>
-                <w:sz w:val="20"/>
-                <w:szCs w:val="20"/>
-              </w:rPr>
-              <w:t>CRASH_DATE</w:t>
-            </w:r>
-          </w:p>
-        </w:tc>
-        <w:tc>
-          <w:tcPr>
-            <w:tcW w:w="4179" w:type="dxa"/>
-            <w:vAlign w:val="center"/>
-          </w:tcPr>
-          <w:p>
-            <w:pPr>
-              <w:snapToGrid w:val="0"/>
-              <w:spacing w:beforeLines="40" w:before="96" w:afterLines="40" w:after="96"/>
-              <w:cnfStyle w:val="000000100000" w:firstRow="0" w:lastRow="0" w:firstColumn="0" w:lastColumn="0" w:oddVBand="0" w:evenVBand="0" w:oddHBand="1" w:evenHBand="0" w:firstRowFirstColumn="0" w:firstRowLastColumn="0" w:lastRowFirstColumn="0" w:lastRowLastColumn="0"/>
-              <w:rPr>
-                <w:color w:val="000000"/>
-                <w:sz w:val="20"/>
-                <w:szCs w:val="20"/>
-              </w:rPr>
-            </w:pPr>
-            <w:r>
-              <w:rPr>
-                <w:color w:val="000000"/>
-                <w:sz w:val="20"/>
-                <w:szCs w:val="20"/>
-              </w:rPr>
-              <w:t>Timestamp derived from CRASH_MONTH and CRASH_YEAR</w:t>
-            </w:r>
-          </w:p>
-        </w:tc>
-        <w:tc>
-          <w:tcPr>
-            <w:tcW w:w="1350" w:type="dxa"/>
-            <w:noWrap/>
-            <w:vAlign w:val="center"/>
-            <w:hideMark/>
-          </w:tcPr>
-          <w:p>
-            <w:pPr>
-              <w:snapToGrid w:val="0"/>
-              <w:spacing w:beforeLines="40" w:before="96" w:afterLines="40" w:after="96"/>
-              <w:jc w:val="center"/>
-              <w:cnfStyle w:val="000000100000" w:firstRow="0" w:lastRow="0" w:firstColumn="0" w:lastColumn="0" w:oddVBand="0" w:evenVBand="0" w:oddHBand="1" w:evenHBand="0" w:firstRowFirstColumn="0" w:firstRowLastColumn="0" w:lastRowFirstColumn="0" w:lastRowLastColumn="0"/>
-              <w:rPr>
-                <w:color w:val="000000"/>
-                <w:sz w:val="20"/>
-                <w:szCs w:val="20"/>
-              </w:rPr>
-            </w:pPr>
-            <w:r>
-              <w:rPr>
-                <w:color w:val="000000"/>
-                <w:sz w:val="20"/>
-                <w:szCs w:val="20"/>
-              </w:rPr>
-              <w:t>int64</w:t>
-            </w:r>
-          </w:p>
-        </w:tc>
-        <w:tc>
-          <w:tcPr>
-            <w:tcW w:w="1350" w:type="dxa"/>
-            <w:noWrap/>
-            <w:vAlign w:val="center"/>
-            <w:hideMark/>
-          </w:tcPr>
-          <w:p>
-            <w:pPr>
-              <w:snapToGrid w:val="0"/>
-              <w:spacing w:beforeLines="40" w:before="96" w:afterLines="40" w:after="96"/>
-              <w:jc w:val="center"/>
-              <w:cnfStyle w:val="000000100000" w:firstRow="0" w:lastRow="0" w:firstColumn="0" w:lastColumn="0" w:oddVBand="0" w:evenVBand="0" w:oddHBand="1" w:evenHBand="0" w:firstRowFirstColumn="0" w:firstRowLastColumn="0" w:lastRowFirstColumn="0" w:lastRowLastColumn="0"/>
-              <w:rPr>
-                <w:color w:val="000000"/>
-                <w:sz w:val="20"/>
-                <w:szCs w:val="20"/>
-              </w:rPr>
-            </w:pPr>
-            <w:r>
-              <w:rPr>
-                <w:color w:val="000000"/>
-                <w:sz w:val="20"/>
-                <w:szCs w:val="20"/>
-              </w:rPr>
-              <w:t>240</w:t>
-            </w:r>
-          </w:p>
-        </w:tc>
-        <w:tc>
-          <w:tcPr>
-            <w:tcW w:w="1890" w:type="dxa"/>
-            <w:noWrap/>
-            <w:vAlign w:val="center"/>
-            <w:hideMark/>
-          </w:tcPr>
-          <w:p>
-            <w:pPr>
-              <w:snapToGrid w:val="0"/>
-              <w:spacing w:beforeLines="40" w:before="96" w:afterLines="40" w:after="96"/>
-              <w:jc w:val="center"/>
-              <w:cnfStyle w:val="000000100000" w:firstRow="0" w:lastRow="0" w:firstColumn="0" w:lastColumn="0" w:oddVBand="0" w:evenVBand="0" w:oddHBand="1" w:evenHBand="0" w:firstRowFirstColumn="0" w:firstRowLastColumn="0" w:lastRowFirstColumn="0" w:lastRowLastColumn="0"/>
-              <w:rPr>
-                <w:color w:val="000000"/>
-                <w:sz w:val="20"/>
-                <w:szCs w:val="20"/>
-              </w:rPr>
-            </w:pPr>
-            <w:r>
-              <w:rPr>
-                <w:color w:val="000000"/>
-                <w:sz w:val="20"/>
-                <w:szCs w:val="20"/>
-              </w:rPr>
-              <w:t>0 (0.0%)</w:t>
-            </w:r>
-          </w:p>
-        </w:tc>
-        <w:tc>
-          <w:tcPr>
-            <w:tcW w:w="1800" w:type="dxa"/>
-            <w:noWrap/>
-            <w:vAlign w:val="center"/>
-            <w:hideMark/>
-          </w:tcPr>
-          <w:p>
-            <w:pPr>
-              <w:snapToGrid w:val="0"/>
-              <w:spacing w:beforeLines="40" w:before="96" w:afterLines="40" w:after="96"/>
-              <w:jc w:val="center"/>
-              <w:cnfStyle w:val="000000100000" w:firstRow="0" w:lastRow="0" w:firstColumn="0" w:lastColumn="0" w:oddVBand="0" w:evenVBand="0" w:oddHBand="1" w:evenHBand="0" w:firstRowFirstColumn="0" w:firstRowLastColumn="0" w:lastRowFirstColumn="0" w:lastRowLastColumn="0"/>
-              <w:rPr>
-                <w:color w:val="000000"/>
-                <w:sz w:val="20"/>
-                <w:szCs w:val="20"/>
-              </w:rPr>
-            </w:pPr>
-            <w:r>
-              <w:rPr>
-                <w:color w:val="000000"/>
-                <w:sz w:val="20"/>
-                <w:szCs w:val="20"/>
-              </w:rPr>
-              <w:t>[1, 12]</w:t>
-            </w:r>
-          </w:p>
-        </w:tc>
-      </w:tr>
-      <w:tr>
-        <w:trPr>
-          <w:trHeight w:val="320"/>
-        </w:trPr>
-        <w:tc>
-          <w:tcPr>
-            <w:cnfStyle w:val="001000000000" w:firstRow="0" w:lastRow="0" w:firstColumn="1" w:lastColumn="0" w:oddVBand="0" w:evenVBand="0" w:oddHBand="0" w:evenHBand="0" w:firstRowFirstColumn="0" w:firstRowLastColumn="0" w:lastRowFirstColumn="0" w:lastRowLastColumn="0"/>
-            <w:tcW w:w="2661" w:type="dxa"/>
-            <w:noWrap/>
-            <w:vAlign w:val="center"/>
-            <w:hideMark/>
-          </w:tcPr>
-          <w:p>
-            <w:pPr>
-              <w:snapToGrid w:val="0"/>
-              <w:spacing w:beforeLines="40" w:before="96" w:afterLines="40" w:after="96"/>
-              <w:rPr>
-                <w:color w:val="000000"/>
-                <w:sz w:val="20"/>
-                <w:szCs w:val="20"/>
-              </w:rPr>
-            </w:pPr>
-            <w:r>
-              <w:rPr>
-                <w:b w:val="0"/>
-                <w:bCs w:val="0"/>
-                <w:color w:val="000000"/>
-                <w:sz w:val="20"/>
-                <w:szCs w:val="20"/>
-              </w:rPr>
-              <w:t>CRN (PK)</w:t>
-            </w:r>
-          </w:p>
-        </w:tc>
-        <w:tc>
-          <w:tcPr>
-            <w:tcW w:w="4179" w:type="dxa"/>
-            <w:vAlign w:val="center"/>
-          </w:tcPr>
-          <w:p>
-            <w:pPr>
-              <w:snapToGrid w:val="0"/>
-              <w:spacing w:beforeLines="40" w:before="96" w:afterLines="40" w:after="96"/>
-              <w:cnfStyle w:val="000000000000" w:firstRow="0" w:lastRow="0" w:firstColumn="0" w:lastColumn="0" w:oddVBand="0" w:evenVBand="0" w:oddHBand="0" w:evenHBand="0" w:firstRowFirstColumn="0" w:firstRowLastColumn="0" w:lastRowFirstColumn="0" w:lastRowLastColumn="0"/>
-              <w:rPr>
-                <w:color w:val="000000"/>
-                <w:sz w:val="20"/>
-                <w:szCs w:val="20"/>
-              </w:rPr>
-            </w:pPr>
-            <w:r>
-              <w:rPr>
-                <w:color w:val="000000"/>
-                <w:sz w:val="20"/>
-                <w:szCs w:val="20"/>
-              </w:rPr>
-              <w:t>Crash record number - unique identifier</w:t>
-            </w:r>
-          </w:p>
-        </w:tc>
-        <w:tc>
-          <w:tcPr>
-            <w:tcW w:w="1350" w:type="dxa"/>
-            <w:noWrap/>
-            <w:vAlign w:val="center"/>
-            <w:hideMark/>
-          </w:tcPr>
-          <w:p>
-            <w:pPr>
-              <w:snapToGrid w:val="0"/>
-              <w:spacing w:beforeLines="40" w:before="96" w:afterLines="40" w:after="96"/>
-              <w:jc w:val="center"/>
-              <w:cnfStyle w:val="000000000000" w:firstRow="0" w:lastRow="0" w:firstColumn="0" w:lastColumn="0" w:oddVBand="0" w:evenVBand="0" w:oddHBand="0" w:evenHBand="0" w:firstRowFirstColumn="0" w:firstRowLastColumn="0" w:lastRowFirstColumn="0" w:lastRowLastColumn="0"/>
-              <w:rPr>
-                <w:color w:val="000000"/>
-                <w:sz w:val="20"/>
-                <w:szCs w:val="20"/>
-              </w:rPr>
-            </w:pPr>
-            <w:r>
-              <w:rPr>
-                <w:color w:val="000000"/>
-                <w:sz w:val="20"/>
-                <w:szCs w:val="20"/>
-              </w:rPr>
-              <w:t>int64</w:t>
-            </w:r>
-          </w:p>
-        </w:tc>
-        <w:tc>
-          <w:tcPr>
-            <w:tcW w:w="1350" w:type="dxa"/>
-            <w:noWrap/>
-            <w:vAlign w:val="center"/>
-            <w:hideMark/>
-          </w:tcPr>
-          <w:p>
-            <w:pPr>
-              <w:snapToGrid w:val="0"/>
-              <w:spacing w:beforeLines="40" w:before="96" w:afterLines="40" w:after="96"/>
-              <w:jc w:val="center"/>
-              <w:cnfStyle w:val="000000000000" w:firstRow="0" w:lastRow="0" w:firstColumn="0" w:lastColumn="0" w:oddVBand="0" w:evenVBand="0" w:oddHBand="0" w:evenHBand="0" w:firstRowFirstColumn="0" w:firstRowLastColumn="0" w:lastRowFirstColumn="0" w:lastRowLastColumn="0"/>
-              <w:rPr>
-                <w:color w:val="000000"/>
-                <w:sz w:val="20"/>
-                <w:szCs w:val="20"/>
-              </w:rPr>
-            </w:pPr>
-            <w:r>
-              <w:rPr>
-                <w:color w:val="000000"/>
-                <w:sz w:val="20"/>
-                <w:szCs w:val="20"/>
-              </w:rPr>
-              <w:t>2461193</w:t>
-            </w:r>
-          </w:p>
-        </w:tc>
-        <w:tc>
-          <w:tcPr>
-            <w:tcW w:w="1890" w:type="dxa"/>
-            <w:noWrap/>
-            <w:vAlign w:val="center"/>
-            <w:hideMark/>
-          </w:tcPr>
-          <w:p>
-            <w:pPr>
-              <w:snapToGrid w:val="0"/>
-              <w:spacing w:beforeLines="40" w:before="96" w:afterLines="40" w:after="96"/>
-              <w:jc w:val="center"/>
-              <w:cnfStyle w:val="000000000000" w:firstRow="0" w:lastRow="0" w:firstColumn="0" w:lastColumn="0" w:oddVBand="0" w:evenVBand="0" w:oddHBand="0" w:evenHBand="0" w:firstRowFirstColumn="0" w:firstRowLastColumn="0" w:lastRowFirstColumn="0" w:lastRowLastColumn="0"/>
-              <w:rPr>
-                <w:color w:val="000000"/>
-                <w:sz w:val="20"/>
-                <w:szCs w:val="20"/>
-              </w:rPr>
-            </w:pPr>
-            <w:r>
-              <w:rPr>
-                <w:color w:val="000000"/>
-                <w:sz w:val="20"/>
-                <w:szCs w:val="20"/>
-              </w:rPr>
-              <w:t>0 (0.0%)</w:t>
-            </w:r>
-          </w:p>
-        </w:tc>
-        <w:tc>
-          <w:tcPr>
-            <w:tcW w:w="1800" w:type="dxa"/>
-            <w:noWrap/>
-            <w:vAlign w:val="center"/>
-            <w:hideMark/>
-          </w:tcPr>
-          <w:p>
-            <w:pPr>
-              <w:snapToGrid w:val="0"/>
-              <w:spacing w:beforeLines="40" w:before="96" w:afterLines="40" w:after="96"/>
-              <w:jc w:val="center"/>
-              <w:cnfStyle w:val="000000000000" w:firstRow="0" w:lastRow="0" w:firstColumn="0" w:lastColumn="0" w:oddVBand="0" w:evenVBand="0" w:oddHBand="0" w:evenHBand="0" w:firstRowFirstColumn="0" w:firstRowLastColumn="0" w:lastRowFirstColumn="0" w:lastRowLastColumn="0"/>
-              <w:rPr>
-                <w:color w:val="000000"/>
-                <w:sz w:val="20"/>
-                <w:szCs w:val="20"/>
-              </w:rPr>
-            </w:pPr>
-            <w:r>
-              <w:rPr>
-                <w:color w:val="000000"/>
-                <w:sz w:val="20"/>
-                <w:szCs w:val="20"/>
-              </w:rPr>
-              <w:t>[2005000003, 2025050430]</w:t>
-            </w:r>
-          </w:p>
-        </w:tc>
-      </w:tr>
-      <w:tr>
-        <w:trPr>
-          <w:cnfStyle w:val="000000100000" w:firstRow="0" w:lastRow="0" w:firstColumn="0" w:lastColumn="0" w:oddVBand="0" w:evenVBand="0" w:oddHBand="1" w:evenHBand="0" w:firstRowFirstColumn="0" w:firstRowLastColumn="0" w:lastRowFirstColumn="0" w:lastRowLastColumn="0"/>
-          <w:trHeight w:val="348"/>
-        </w:trPr>
-        <w:tc>
-          <w:tcPr>
-            <w:cnfStyle w:val="001000000000" w:firstRow="0" w:lastRow="0" w:firstColumn="1" w:lastColumn="0" w:oddVBand="0" w:evenVBand="0" w:oddHBand="0" w:evenHBand="0" w:firstRowFirstColumn="0" w:firstRowLastColumn="0" w:lastRowFirstColumn="0" w:lastRowLastColumn="0"/>
-            <w:tcW w:w="2661" w:type="dxa"/>
-            <w:noWrap/>
-          </w:tcPr>
-          <w:p>
-            <w:pPr>
-              <w:snapToGrid w:val="0"/>
-              <w:spacing w:beforeLines="40" w:before="96" w:afterLines="40" w:after="96"/>
-              <w:rPr>
-                <w:b w:val="0"/>
-                <w:bCs w:val="0"/>
-                <w:color w:val="000000"/>
-                <w:sz w:val="20"/>
-                <w:szCs w:val="20"/>
-              </w:rPr>
-            </w:pPr>
-            <w:r>
-              <w:rPr>
-                <w:b w:val="0"/>
-                <w:bCs w:val="0"/>
-                <w:color w:val="000000"/>
-                <w:sz w:val="20"/>
-                <w:szCs w:val="20"/>
-              </w:rPr>
-              <w:t>DISTRACTED</w:t>
-            </w:r>
-          </w:p>
-        </w:tc>
-        <w:tc>
-          <w:tcPr>
-            <w:tcW w:w="4179" w:type="dxa"/>
-          </w:tcPr>
-          <w:p>
-            <w:pPr>
-              <w:snapToGrid w:val="0"/>
-              <w:spacing w:beforeLines="40" w:before="96" w:afterLines="40" w:after="96"/>
-              <w:cnfStyle w:val="000000100000" w:firstRow="0" w:lastRow="0" w:firstColumn="0" w:lastColumn="0" w:oddVBand="0" w:evenVBand="0" w:oddHBand="1" w:evenHBand="0" w:firstRowFirstColumn="0" w:firstRowLastColumn="0" w:lastRowFirstColumn="0" w:lastRowLastColumn="0"/>
-              <w:rPr>
-                <w:color w:val="000000"/>
-                <w:sz w:val="20"/>
-                <w:szCs w:val="20"/>
-              </w:rPr>
-            </w:pPr>
-            <w:r>
-              <w:rPr>
-                <w:color w:val="000000"/>
-                <w:sz w:val="20"/>
-                <w:szCs w:val="20"/>
-              </w:rPr>
-              <w:t>At least one action indicating driver distraction</w:t>
-            </w:r>
-          </w:p>
-        </w:tc>
-        <w:tc>
-          <w:tcPr>
-            <w:tcW w:w="1350" w:type="dxa"/>
-            <w:noWrap/>
-          </w:tcPr>
-          <w:p>
-            <w:pPr>
-              <w:snapToGrid w:val="0"/>
-              <w:spacing w:beforeLines="40" w:before="96" w:afterLines="40" w:after="96"/>
-              <w:jc w:val="center"/>
-              <w:cnfStyle w:val="000000100000" w:firstRow="0" w:lastRow="0" w:firstColumn="0" w:lastColumn="0" w:oddVBand="0" w:evenVBand="0" w:oddHBand="1" w:evenHBand="0" w:firstRowFirstColumn="0" w:firstRowLastColumn="0" w:lastRowFirstColumn="0" w:lastRowLastColumn="0"/>
-              <w:rPr>
-                <w:color w:val="000000"/>
-                <w:sz w:val="20"/>
-                <w:szCs w:val="20"/>
-              </w:rPr>
-            </w:pPr>
-            <w:r>
-              <w:rPr>
-                <w:color w:val="000000"/>
-                <w:sz w:val="20"/>
-                <w:szCs w:val="20"/>
-              </w:rPr>
-              <w:t>Int64</w:t>
-            </w:r>
-          </w:p>
-        </w:tc>
-        <w:tc>
-          <w:tcPr>
-            <w:tcW w:w="1350" w:type="dxa"/>
-            <w:noWrap/>
-          </w:tcPr>
-          <w:p>
-            <w:pPr>
-              <w:snapToGrid w:val="0"/>
-              <w:spacing w:beforeLines="40" w:before="96" w:afterLines="40" w:after="96"/>
-              <w:jc w:val="center"/>
-              <w:cnfStyle w:val="000000100000" w:firstRow="0" w:lastRow="0" w:firstColumn="0" w:lastColumn="0" w:oddVBand="0" w:evenVBand="0" w:oddHBand="1" w:evenHBand="0" w:firstRowFirstColumn="0" w:firstRowLastColumn="0" w:lastRowFirstColumn="0" w:lastRowLastColumn="0"/>
-              <w:rPr>
-                <w:color w:val="000000"/>
-                <w:sz w:val="20"/>
-                <w:szCs w:val="20"/>
-              </w:rPr>
-            </w:pPr>
-            <w:r>
-              <w:rPr>
-                <w:color w:val="000000"/>
-                <w:sz w:val="20"/>
-                <w:szCs w:val="20"/>
-              </w:rPr>
-              <w:t>2</w:t>
-            </w:r>
-          </w:p>
-        </w:tc>
-        <w:tc>
-          <w:tcPr>
-            <w:tcW w:w="1890" w:type="dxa"/>
-            <w:noWrap/>
-          </w:tcPr>
-          <w:p>
-            <w:pPr>
-              <w:snapToGrid w:val="0"/>
-              <w:spacing w:beforeLines="40" w:before="96" w:afterLines="40" w:after="96"/>
-              <w:jc w:val="center"/>
-              <w:cnfStyle w:val="000000100000" w:firstRow="0" w:lastRow="0" w:firstColumn="0" w:lastColumn="0" w:oddVBand="0" w:evenVBand="0" w:oddHBand="1" w:evenHBand="0" w:firstRowFirstColumn="0" w:firstRowLastColumn="0" w:lastRowFirstColumn="0" w:lastRowLastColumn="0"/>
-              <w:rPr>
-                <w:color w:val="000000"/>
-                <w:sz w:val="20"/>
-                <w:szCs w:val="20"/>
-              </w:rPr>
-            </w:pPr>
-            <w:r>
-              <w:rPr>
-                <w:color w:val="000000"/>
-                <w:sz w:val="20"/>
-                <w:szCs w:val="20"/>
-              </w:rPr>
-              <w:t>0 (0.0%)</w:t>
-            </w:r>
-          </w:p>
-        </w:tc>
-        <w:tc>
-          <w:tcPr>
-            <w:tcW w:w="1800" w:type="dxa"/>
-            <w:noWrap/>
-          </w:tcPr>
-          <w:p>
-            <w:pPr>
-              <w:snapToGrid w:val="0"/>
-              <w:spacing w:beforeLines="40" w:before="96" w:afterLines="40" w:after="96"/>
-              <w:jc w:val="center"/>
-              <w:cnfStyle w:val="000000100000" w:firstRow="0" w:lastRow="0" w:firstColumn="0" w:lastColumn="0" w:oddVBand="0" w:evenVBand="0" w:oddHBand="1" w:evenHBand="0" w:firstRowFirstColumn="0" w:firstRowLastColumn="0" w:lastRowFirstColumn="0" w:lastRowLastColumn="0"/>
-              <w:rPr>
-                <w:color w:val="000000"/>
-                <w:sz w:val="20"/>
-                <w:szCs w:val="20"/>
-              </w:rPr>
-            </w:pPr>
-            <w:r>
-              <w:rPr>
-                <w:color w:val="000000"/>
-                <w:sz w:val="20"/>
-                <w:szCs w:val="20"/>
-              </w:rPr>
-              <w:t>[0, 1]</w:t>
-            </w:r>
-          </w:p>
-        </w:tc>
-      </w:tr>
-      <w:tr>
-        <w:trPr>
-          <w:trHeight w:val="616"/>
-        </w:trPr>
-        <w:tc>
-          <w:tcPr>
-            <w:cnfStyle w:val="001000000000" w:firstRow="0" w:lastRow="0" w:firstColumn="1" w:lastColumn="0" w:oddVBand="0" w:evenVBand="0" w:oddHBand="0" w:evenHBand="0" w:firstRowFirstColumn="0" w:firstRowLastColumn="0" w:lastRowFirstColumn="0" w:lastRowLastColumn="0"/>
-            <w:tcW w:w="2661" w:type="dxa"/>
-            <w:noWrap/>
-            <w:hideMark/>
-          </w:tcPr>
-          <w:p>
-            <w:pPr>
-              <w:snapToGrid w:val="0"/>
-              <w:spacing w:beforeLines="40" w:before="96" w:afterLines="40" w:after="96"/>
-              <w:rPr>
-                <w:b w:val="0"/>
-                <w:bCs w:val="0"/>
-                <w:color w:val="000000"/>
-                <w:sz w:val="20"/>
-                <w:szCs w:val="20"/>
-              </w:rPr>
-            </w:pPr>
-            <w:r>
-              <w:rPr>
-                <w:b w:val="0"/>
-                <w:bCs w:val="0"/>
-                <w:color w:val="000000"/>
-                <w:sz w:val="20"/>
-                <w:szCs w:val="20"/>
-              </w:rPr>
-              <w:t>NHTSA_AGG_DRIVING</w:t>
-            </w:r>
-          </w:p>
-        </w:tc>
-        <w:tc>
-          <w:tcPr>
-            <w:tcW w:w="4179" w:type="dxa"/>
-            <w:hideMark/>
-          </w:tcPr>
-          <w:p>
-            <w:pPr>
-              <w:snapToGrid w:val="0"/>
-              <w:spacing w:beforeLines="40" w:before="96" w:afterLines="40" w:after="96"/>
-              <w:cnfStyle w:val="000000000000" w:firstRow="0" w:lastRow="0" w:firstColumn="0" w:lastColumn="0" w:oddVBand="0" w:evenVBand="0" w:oddHBand="0" w:evenHBand="0" w:firstRowFirstColumn="0" w:firstRowLastColumn="0" w:lastRowFirstColumn="0" w:lastRowLastColumn="0"/>
-              <w:rPr>
-                <w:color w:val="000000"/>
-                <w:sz w:val="20"/>
-                <w:szCs w:val="20"/>
-              </w:rPr>
-            </w:pPr>
-            <w:r>
-              <w:rPr>
-                <w:color w:val="000000"/>
-                <w:sz w:val="20"/>
-                <w:szCs w:val="20"/>
-              </w:rPr>
-              <w:t xml:space="preserve">The crash meets the definition for aggressive driving established by NHTSA; this is defined in the </w:t>
-            </w:r>
-            <w:r>
-              <w:rPr>
-                <w:i/>
-                <w:iCs/>
-                <w:color w:val="000000"/>
-                <w:sz w:val="20"/>
-                <w:szCs w:val="20"/>
-              </w:rPr>
-              <w:t>PennDOT Open Data Portal Crash Data Dictionary and Field Constraints Tables (PennDOT, 2025)</w:t>
-            </w:r>
-            <w:r>
-              <w:rPr>
-                <w:color w:val="000000"/>
-                <w:sz w:val="20"/>
-                <w:szCs w:val="20"/>
-              </w:rPr>
-              <w:t xml:space="preserve"> as a driver engaging in at least two aggressive driving behaviors</w:t>
-            </w:r>
-          </w:p>
-        </w:tc>
-        <w:tc>
-          <w:tcPr>
-            <w:tcW w:w="1350" w:type="dxa"/>
-            <w:noWrap/>
-            <w:hideMark/>
-          </w:tcPr>
-          <w:p>
-            <w:pPr>
-              <w:snapToGrid w:val="0"/>
-              <w:spacing w:beforeLines="40" w:before="96" w:afterLines="40" w:after="96"/>
-              <w:jc w:val="center"/>
-              <w:cnfStyle w:val="000000000000" w:firstRow="0" w:lastRow="0" w:firstColumn="0" w:lastColumn="0" w:oddVBand="0" w:evenVBand="0" w:oddHBand="0" w:evenHBand="0" w:firstRowFirstColumn="0" w:firstRowLastColumn="0" w:lastRowFirstColumn="0" w:lastRowLastColumn="0"/>
-              <w:rPr>
-                <w:color w:val="000000"/>
-                <w:sz w:val="20"/>
-                <w:szCs w:val="20"/>
-              </w:rPr>
-            </w:pPr>
-            <w:r>
-              <w:rPr>
-                <w:color w:val="000000"/>
-                <w:sz w:val="20"/>
-                <w:szCs w:val="20"/>
-              </w:rPr>
-              <w:t>int64</w:t>
-            </w:r>
-          </w:p>
-        </w:tc>
-        <w:tc>
-          <w:tcPr>
-            <w:tcW w:w="1350" w:type="dxa"/>
-            <w:noWrap/>
-            <w:hideMark/>
-          </w:tcPr>
-          <w:p>
-            <w:pPr>
-              <w:snapToGrid w:val="0"/>
-              <w:spacing w:beforeLines="40" w:before="96" w:afterLines="40" w:after="96"/>
-              <w:jc w:val="center"/>
-              <w:cnfStyle w:val="000000000000" w:firstRow="0" w:lastRow="0" w:firstColumn="0" w:lastColumn="0" w:oddVBand="0" w:evenVBand="0" w:oddHBand="0" w:evenHBand="0" w:firstRowFirstColumn="0" w:firstRowLastColumn="0" w:lastRowFirstColumn="0" w:lastRowLastColumn="0"/>
-              <w:rPr>
-                <w:color w:val="000000"/>
-                <w:sz w:val="20"/>
-                <w:szCs w:val="20"/>
-              </w:rPr>
-            </w:pPr>
-            <w:r>
-              <w:rPr>
-                <w:color w:val="000000"/>
-                <w:sz w:val="20"/>
-                <w:szCs w:val="20"/>
-              </w:rPr>
-              <w:t>2</w:t>
-            </w:r>
-          </w:p>
-        </w:tc>
-        <w:tc>
-          <w:tcPr>
-            <w:tcW w:w="1890" w:type="dxa"/>
-            <w:noWrap/>
-            <w:hideMark/>
-          </w:tcPr>
-          <w:p>
-            <w:pPr>
-              <w:snapToGrid w:val="0"/>
-              <w:spacing w:beforeLines="40" w:before="96" w:afterLines="40" w:after="96"/>
-              <w:jc w:val="center"/>
-              <w:cnfStyle w:val="000000000000" w:firstRow="0" w:lastRow="0" w:firstColumn="0" w:lastColumn="0" w:oddVBand="0" w:evenVBand="0" w:oddHBand="0" w:evenHBand="0" w:firstRowFirstColumn="0" w:firstRowLastColumn="0" w:lastRowFirstColumn="0" w:lastRowLastColumn="0"/>
-              <w:rPr>
-                <w:color w:val="000000"/>
-                <w:sz w:val="20"/>
-                <w:szCs w:val="20"/>
-              </w:rPr>
-            </w:pPr>
-            <w:r>
-              <w:rPr>
-                <w:color w:val="000000"/>
-                <w:sz w:val="20"/>
-                <w:szCs w:val="20"/>
-              </w:rPr>
-              <w:t>0 (0.0%)</w:t>
-            </w:r>
-          </w:p>
-        </w:tc>
-        <w:tc>
-          <w:tcPr>
-            <w:tcW w:w="1800" w:type="dxa"/>
-            <w:noWrap/>
-            <w:hideMark/>
-          </w:tcPr>
-          <w:p>
-            <w:pPr>
-              <w:snapToGrid w:val="0"/>
-              <w:spacing w:beforeLines="40" w:before="96" w:afterLines="40" w:after="96"/>
-              <w:jc w:val="center"/>
-              <w:cnfStyle w:val="000000000000" w:firstRow="0" w:lastRow="0" w:firstColumn="0" w:lastColumn="0" w:oddVBand="0" w:evenVBand="0" w:oddHBand="0" w:evenHBand="0" w:firstRowFirstColumn="0" w:firstRowLastColumn="0" w:lastRowFirstColumn="0" w:lastRowLastColumn="0"/>
-              <w:rPr>
-                <w:color w:val="000000"/>
-                <w:sz w:val="20"/>
-                <w:szCs w:val="20"/>
-              </w:rPr>
-            </w:pPr>
-            <w:r>
-              <w:rPr>
-                <w:color w:val="000000"/>
-                <w:sz w:val="20"/>
-                <w:szCs w:val="20"/>
-              </w:rPr>
-              <w:t>[0, 1]</w:t>
-            </w:r>
-          </w:p>
-        </w:tc>
-      </w:tr>
-      <w:tr>
-        <w:trPr>
-          <w:cnfStyle w:val="000000100000" w:firstRow="0" w:lastRow="0" w:firstColumn="0" w:lastColumn="0" w:oddVBand="0" w:evenVBand="0" w:oddHBand="1" w:evenHBand="0" w:firstRowFirstColumn="0" w:firstRowLastColumn="0" w:lastRowFirstColumn="0" w:lastRowLastColumn="0"/>
-          <w:trHeight w:val="355"/>
-        </w:trPr>
-        <w:tc>
-          <w:tcPr>
-            <w:cnfStyle w:val="001000000000" w:firstRow="0" w:lastRow="0" w:firstColumn="1" w:lastColumn="0" w:oddVBand="0" w:evenVBand="0" w:oddHBand="0" w:evenHBand="0" w:firstRowFirstColumn="0" w:firstRowLastColumn="0" w:lastRowFirstColumn="0" w:lastRowLastColumn="0"/>
-            <w:tcW w:w="2661" w:type="dxa"/>
-            <w:noWrap/>
-            <w:hideMark/>
-          </w:tcPr>
-          <w:p>
-            <w:pPr>
-              <w:snapToGrid w:val="0"/>
-              <w:spacing w:beforeLines="40" w:before="96" w:afterLines="40" w:after="96"/>
-              <w:rPr>
-                <w:b w:val="0"/>
-                <w:bCs w:val="0"/>
-                <w:color w:val="000000"/>
-                <w:sz w:val="20"/>
-                <w:szCs w:val="20"/>
-              </w:rPr>
-            </w:pPr>
-            <w:r>
-              <w:rPr>
-                <w:b w:val="0"/>
-                <w:bCs w:val="0"/>
-                <w:color w:val="000000"/>
-                <w:sz w:val="20"/>
-                <w:szCs w:val="20"/>
-              </w:rPr>
-              <w:t>NO_CLEARANCE</w:t>
-            </w:r>
-          </w:p>
-        </w:tc>
-        <w:tc>
-          <w:tcPr>
-            <w:tcW w:w="4179" w:type="dxa"/>
-            <w:hideMark/>
-          </w:tcPr>
-          <w:p>
-            <w:pPr>
-              <w:snapToGrid w:val="0"/>
-              <w:spacing w:beforeLines="40" w:before="96" w:afterLines="40" w:after="96"/>
-              <w:cnfStyle w:val="000000100000" w:firstRow="0" w:lastRow="0" w:firstColumn="0" w:lastColumn="0" w:oddVBand="0" w:evenVBand="0" w:oddHBand="1" w:evenHBand="0" w:firstRowFirstColumn="0" w:firstRowLastColumn="0" w:lastRowFirstColumn="0" w:lastRowLastColumn="0"/>
-              <w:rPr>
-                <w:color w:val="000000"/>
-                <w:sz w:val="20"/>
-                <w:szCs w:val="20"/>
-              </w:rPr>
-            </w:pPr>
-            <w:r>
-              <w:rPr>
-                <w:color w:val="000000"/>
-                <w:sz w:val="20"/>
-                <w:szCs w:val="20"/>
-              </w:rPr>
-              <w:t>At least one vehicle proceeded without</w:t>
-            </w:r>
-          </w:p>
-          <w:p>
-            <w:pPr>
-              <w:snapToGrid w:val="0"/>
-              <w:spacing w:beforeLines="40" w:before="96" w:afterLines="40" w:after="96"/>
-              <w:cnfStyle w:val="000000100000" w:firstRow="0" w:lastRow="0" w:firstColumn="0" w:lastColumn="0" w:oddVBand="0" w:evenVBand="0" w:oddHBand="1" w:evenHBand="0" w:firstRowFirstColumn="0" w:firstRowLastColumn="0" w:lastRowFirstColumn="0" w:lastRowLastColumn="0"/>
-              <w:rPr>
-                <w:color w:val="000000"/>
-                <w:sz w:val="20"/>
-                <w:szCs w:val="20"/>
-              </w:rPr>
-            </w:pPr>
-            <w:r>
-              <w:rPr>
-                <w:color w:val="000000"/>
-                <w:sz w:val="20"/>
-                <w:szCs w:val="20"/>
-              </w:rPr>
-              <w:t>clearance after a stop</w:t>
-            </w:r>
-          </w:p>
-        </w:tc>
-        <w:tc>
-          <w:tcPr>
-            <w:tcW w:w="1350" w:type="dxa"/>
-            <w:noWrap/>
-            <w:hideMark/>
-          </w:tcPr>
-          <w:p>
-            <w:pPr>
-              <w:snapToGrid w:val="0"/>
-              <w:spacing w:beforeLines="40" w:before="96" w:afterLines="40" w:after="96"/>
-              <w:jc w:val="center"/>
-              <w:cnfStyle w:val="000000100000" w:firstRow="0" w:lastRow="0" w:firstColumn="0" w:lastColumn="0" w:oddVBand="0" w:evenVBand="0" w:oddHBand="1" w:evenHBand="0" w:firstRowFirstColumn="0" w:firstRowLastColumn="0" w:lastRowFirstColumn="0" w:lastRowLastColumn="0"/>
-              <w:rPr>
-                <w:color w:val="000000"/>
-                <w:sz w:val="20"/>
-                <w:szCs w:val="20"/>
-              </w:rPr>
-            </w:pPr>
-            <w:r>
-              <w:rPr>
-                <w:color w:val="000000"/>
-                <w:sz w:val="20"/>
-                <w:szCs w:val="20"/>
-              </w:rPr>
-              <w:t>int64</w:t>
-            </w:r>
-          </w:p>
-        </w:tc>
-        <w:tc>
-          <w:tcPr>
-            <w:tcW w:w="1350" w:type="dxa"/>
-            <w:noWrap/>
-            <w:hideMark/>
-          </w:tcPr>
-          <w:p>
-            <w:pPr>
-              <w:snapToGrid w:val="0"/>
-              <w:spacing w:beforeLines="40" w:before="96" w:afterLines="40" w:after="96"/>
-              <w:jc w:val="center"/>
-              <w:cnfStyle w:val="000000100000" w:firstRow="0" w:lastRow="0" w:firstColumn="0" w:lastColumn="0" w:oddVBand="0" w:evenVBand="0" w:oddHBand="1" w:evenHBand="0" w:firstRowFirstColumn="0" w:firstRowLastColumn="0" w:lastRowFirstColumn="0" w:lastRowLastColumn="0"/>
-              <w:rPr>
-                <w:color w:val="000000"/>
-                <w:sz w:val="20"/>
-                <w:szCs w:val="20"/>
-              </w:rPr>
-            </w:pPr>
-            <w:r>
-              <w:rPr>
-                <w:color w:val="000000"/>
-                <w:sz w:val="20"/>
-                <w:szCs w:val="20"/>
-              </w:rPr>
-              <w:t>2</w:t>
-            </w:r>
-          </w:p>
-        </w:tc>
-        <w:tc>
-          <w:tcPr>
-            <w:tcW w:w="1890" w:type="dxa"/>
-            <w:noWrap/>
-            <w:hideMark/>
-          </w:tcPr>
-          <w:p>
-            <w:pPr>
-              <w:snapToGrid w:val="0"/>
-              <w:spacing w:beforeLines="40" w:before="96" w:afterLines="40" w:after="96"/>
-              <w:jc w:val="center"/>
-              <w:cnfStyle w:val="000000100000" w:firstRow="0" w:lastRow="0" w:firstColumn="0" w:lastColumn="0" w:oddVBand="0" w:evenVBand="0" w:oddHBand="1" w:evenHBand="0" w:firstRowFirstColumn="0" w:firstRowLastColumn="0" w:lastRowFirstColumn="0" w:lastRowLastColumn="0"/>
-              <w:rPr>
-                <w:color w:val="000000"/>
-                <w:sz w:val="20"/>
-                <w:szCs w:val="20"/>
-              </w:rPr>
-            </w:pPr>
-            <w:r>
-              <w:rPr>
-                <w:color w:val="000000"/>
-                <w:sz w:val="20"/>
-                <w:szCs w:val="20"/>
-              </w:rPr>
-              <w:t>0 (0.0%)</w:t>
-            </w:r>
-          </w:p>
-        </w:tc>
-        <w:tc>
-          <w:tcPr>
-            <w:tcW w:w="1800" w:type="dxa"/>
-            <w:noWrap/>
-            <w:hideMark/>
-          </w:tcPr>
-          <w:p>
-            <w:pPr>
-              <w:snapToGrid w:val="0"/>
-              <w:spacing w:beforeLines="40" w:before="96" w:afterLines="40" w:after="96"/>
-              <w:jc w:val="center"/>
-              <w:cnfStyle w:val="000000100000" w:firstRow="0" w:lastRow="0" w:firstColumn="0" w:lastColumn="0" w:oddVBand="0" w:evenVBand="0" w:oddHBand="1" w:evenHBand="0" w:firstRowFirstColumn="0" w:firstRowLastColumn="0" w:lastRowFirstColumn="0" w:lastRowLastColumn="0"/>
-              <w:rPr>
-                <w:color w:val="000000"/>
-                <w:sz w:val="20"/>
-                <w:szCs w:val="20"/>
-              </w:rPr>
-            </w:pPr>
-            <w:r>
-              <w:rPr>
-                <w:color w:val="000000"/>
-                <w:sz w:val="20"/>
-                <w:szCs w:val="20"/>
-              </w:rPr>
-              <w:t>[0, 1]</w:t>
-            </w:r>
-          </w:p>
-        </w:tc>
-      </w:tr>
-      <w:tr>
-        <w:trPr>
-          <w:trHeight w:val="355"/>
-        </w:trPr>
-        <w:tc>
-          <w:tcPr>
-            <w:cnfStyle w:val="001000000000" w:firstRow="0" w:lastRow="0" w:firstColumn="1" w:lastColumn="0" w:oddVBand="0" w:evenVBand="0" w:oddHBand="0" w:evenHBand="0" w:firstRowFirstColumn="0" w:firstRowLastColumn="0" w:lastRowFirstColumn="0" w:lastRowLastColumn="0"/>
-            <w:tcW w:w="2661" w:type="dxa"/>
-            <w:noWrap/>
-            <w:hideMark/>
-          </w:tcPr>
-          <w:p>
-            <w:pPr>
-              <w:snapToGrid w:val="0"/>
-              <w:spacing w:beforeLines="40" w:before="96" w:afterLines="40" w:after="96"/>
-              <w:rPr>
-                <w:b w:val="0"/>
-                <w:bCs w:val="0"/>
-                <w:color w:val="000000"/>
-                <w:sz w:val="20"/>
-                <w:szCs w:val="20"/>
-              </w:rPr>
-            </w:pPr>
-            <w:r>
-              <w:rPr>
-                <w:b w:val="0"/>
-                <w:bCs w:val="0"/>
-                <w:color w:val="000000"/>
-                <w:sz w:val="20"/>
-                <w:szCs w:val="20"/>
-              </w:rPr>
-              <w:t>POST_COVID</w:t>
-            </w:r>
-          </w:p>
-        </w:tc>
-        <w:tc>
-          <w:tcPr>
-            <w:tcW w:w="4179" w:type="dxa"/>
-            <w:hideMark/>
-          </w:tcPr>
-          <w:p>
-            <w:pPr>
-              <w:snapToGrid w:val="0"/>
-              <w:spacing w:beforeLines="40" w:before="96" w:afterLines="40" w:after="96"/>
-              <w:cnfStyle w:val="000000000000" w:firstRow="0" w:lastRow="0" w:firstColumn="0" w:lastColumn="0" w:oddVBand="0" w:evenVBand="0" w:oddHBand="0" w:evenHBand="0" w:firstRowFirstColumn="0" w:firstRowLastColumn="0" w:lastRowFirstColumn="0" w:lastRowLastColumn="0"/>
-              <w:rPr>
-                <w:color w:val="000000"/>
-                <w:sz w:val="20"/>
-                <w:szCs w:val="20"/>
-              </w:rPr>
-            </w:pPr>
-            <w:r>
-              <w:rPr>
-                <w:color w:val="000000"/>
-                <w:sz w:val="20"/>
-                <w:szCs w:val="20"/>
-              </w:rPr>
-              <w:t>Indicates if crash occurred before COVID-19 (0) or during or after COVID-19 (1)</w:t>
-            </w:r>
-          </w:p>
-        </w:tc>
-        <w:tc>
-          <w:tcPr>
-            <w:tcW w:w="1350" w:type="dxa"/>
-            <w:noWrap/>
-            <w:hideMark/>
-          </w:tcPr>
-          <w:p>
-            <w:pPr>
-              <w:snapToGrid w:val="0"/>
-              <w:spacing w:beforeLines="40" w:before="96" w:afterLines="40" w:after="96"/>
-              <w:jc w:val="center"/>
-              <w:cnfStyle w:val="000000000000" w:firstRow="0" w:lastRow="0" w:firstColumn="0" w:lastColumn="0" w:oddVBand="0" w:evenVBand="0" w:oddHBand="0" w:evenHBand="0" w:firstRowFirstColumn="0" w:firstRowLastColumn="0" w:lastRowFirstColumn="0" w:lastRowLastColumn="0"/>
-              <w:rPr>
-                <w:color w:val="000000"/>
-                <w:sz w:val="20"/>
-                <w:szCs w:val="20"/>
-              </w:rPr>
-            </w:pPr>
-            <w:r>
-              <w:rPr>
-                <w:color w:val="000000"/>
-                <w:sz w:val="20"/>
-                <w:szCs w:val="20"/>
-              </w:rPr>
-              <w:t>int64</w:t>
-            </w:r>
-          </w:p>
-        </w:tc>
-        <w:tc>
-          <w:tcPr>
-            <w:tcW w:w="1350" w:type="dxa"/>
-            <w:noWrap/>
-            <w:hideMark/>
-          </w:tcPr>
-          <w:p>
-            <w:pPr>
-              <w:snapToGrid w:val="0"/>
-              <w:spacing w:beforeLines="40" w:before="96" w:afterLines="40" w:after="96"/>
-              <w:jc w:val="center"/>
-              <w:cnfStyle w:val="000000000000" w:firstRow="0" w:lastRow="0" w:firstColumn="0" w:lastColumn="0" w:oddVBand="0" w:evenVBand="0" w:oddHBand="0" w:evenHBand="0" w:firstRowFirstColumn="0" w:firstRowLastColumn="0" w:lastRowFirstColumn="0" w:lastRowLastColumn="0"/>
-              <w:rPr>
-                <w:color w:val="000000"/>
-                <w:sz w:val="20"/>
-                <w:szCs w:val="20"/>
-              </w:rPr>
-            </w:pPr>
-            <w:r>
-              <w:rPr>
-                <w:color w:val="000000"/>
-                <w:sz w:val="20"/>
-                <w:szCs w:val="20"/>
-              </w:rPr>
-              <w:t>2</w:t>
-            </w:r>
-          </w:p>
-        </w:tc>
-        <w:tc>
-          <w:tcPr>
-            <w:tcW w:w="1890" w:type="dxa"/>
-            <w:noWrap/>
-            <w:hideMark/>
-          </w:tcPr>
-          <w:p>
-            <w:pPr>
-              <w:snapToGrid w:val="0"/>
-              <w:spacing w:beforeLines="40" w:before="96" w:afterLines="40" w:after="96"/>
-              <w:jc w:val="center"/>
-              <w:cnfStyle w:val="000000000000" w:firstRow="0" w:lastRow="0" w:firstColumn="0" w:lastColumn="0" w:oddVBand="0" w:evenVBand="0" w:oddHBand="0" w:evenHBand="0" w:firstRowFirstColumn="0" w:firstRowLastColumn="0" w:lastRowFirstColumn="0" w:lastRowLastColumn="0"/>
-              <w:rPr>
-                <w:color w:val="000000"/>
-                <w:sz w:val="20"/>
-                <w:szCs w:val="20"/>
-              </w:rPr>
-            </w:pPr>
-            <w:r>
-              <w:rPr>
-                <w:color w:val="000000"/>
-                <w:sz w:val="20"/>
-                <w:szCs w:val="20"/>
-              </w:rPr>
-              <w:t>0 (0.0%)</w:t>
-            </w:r>
-          </w:p>
-        </w:tc>
-        <w:tc>
-          <w:tcPr>
-            <w:tcW w:w="1800" w:type="dxa"/>
-            <w:noWrap/>
-            <w:hideMark/>
-          </w:tcPr>
-          <w:p>
-            <w:pPr>
-              <w:snapToGrid w:val="0"/>
-              <w:spacing w:beforeLines="40" w:before="96" w:afterLines="40" w:after="96"/>
-              <w:jc w:val="center"/>
-              <w:cnfStyle w:val="000000000000" w:firstRow="0" w:lastRow="0" w:firstColumn="0" w:lastColumn="0" w:oddVBand="0" w:evenVBand="0" w:oddHBand="0" w:evenHBand="0" w:firstRowFirstColumn="0" w:firstRowLastColumn="0" w:lastRowFirstColumn="0" w:lastRowLastColumn="0"/>
-              <w:rPr>
-                <w:color w:val="000000"/>
-                <w:sz w:val="20"/>
-                <w:szCs w:val="20"/>
-              </w:rPr>
-            </w:pPr>
-            <w:r>
-              <w:rPr>
-                <w:color w:val="000000"/>
-                <w:sz w:val="20"/>
-                <w:szCs w:val="20"/>
-              </w:rPr>
-              <w:t>[0, 1]</w:t>
-            </w:r>
-          </w:p>
-        </w:tc>
-      </w:tr>
-      <w:tr>
-        <w:trPr>
-          <w:cnfStyle w:val="000000100000" w:firstRow="0" w:lastRow="0" w:firstColumn="0" w:lastColumn="0" w:oddVBand="0" w:evenVBand="0" w:oddHBand="1" w:evenHBand="0" w:firstRowFirstColumn="0" w:firstRowLastColumn="0" w:lastRowFirstColumn="0" w:lastRowLastColumn="0"/>
-          <w:trHeight w:val="355"/>
-        </w:trPr>
-        <w:tc>
-          <w:tcPr>
-            <w:cnfStyle w:val="001000000000" w:firstRow="0" w:lastRow="0" w:firstColumn="1" w:lastColumn="0" w:oddVBand="0" w:evenVBand="0" w:oddHBand="0" w:evenHBand="0" w:firstRowFirstColumn="0" w:firstRowLastColumn="0" w:lastRowFirstColumn="0" w:lastRowLastColumn="0"/>
-            <w:tcW w:w="2661" w:type="dxa"/>
-            <w:noWrap/>
-            <w:hideMark/>
-          </w:tcPr>
-          <w:p>
-            <w:pPr>
-              <w:snapToGrid w:val="0"/>
-              <w:spacing w:beforeLines="40" w:before="96" w:afterLines="40" w:after="96"/>
-              <w:rPr>
-                <w:b w:val="0"/>
-                <w:bCs w:val="0"/>
-                <w:color w:val="000000"/>
-                <w:sz w:val="20"/>
-                <w:szCs w:val="20"/>
-              </w:rPr>
-            </w:pPr>
-            <w:r>
-              <w:rPr>
-                <w:b w:val="0"/>
-                <w:bCs w:val="0"/>
-                <w:color w:val="000000"/>
-                <w:sz w:val="20"/>
-                <w:szCs w:val="20"/>
-              </w:rPr>
-              <w:t>RUNNING_RED_LT</w:t>
-            </w:r>
-          </w:p>
-        </w:tc>
-        <w:tc>
-          <w:tcPr>
-            <w:tcW w:w="4179" w:type="dxa"/>
-            <w:hideMark/>
-          </w:tcPr>
-          <w:p>
-            <w:pPr>
-              <w:snapToGrid w:val="0"/>
-              <w:spacing w:beforeLines="40" w:before="96" w:afterLines="40" w:after="96"/>
-              <w:cnfStyle w:val="000000100000" w:firstRow="0" w:lastRow="0" w:firstColumn="0" w:lastColumn="0" w:oddVBand="0" w:evenVBand="0" w:oddHBand="1" w:evenHBand="0" w:firstRowFirstColumn="0" w:firstRowLastColumn="0" w:lastRowFirstColumn="0" w:lastRowLastColumn="0"/>
-              <w:rPr>
-                <w:color w:val="000000"/>
-                <w:sz w:val="20"/>
-                <w:szCs w:val="20"/>
-              </w:rPr>
-            </w:pPr>
-            <w:r>
-              <w:rPr>
-                <w:color w:val="000000"/>
-                <w:sz w:val="20"/>
-                <w:szCs w:val="20"/>
-              </w:rPr>
-              <w:t>At least one driver ran a red light</w:t>
-            </w:r>
-          </w:p>
-        </w:tc>
-        <w:tc>
-          <w:tcPr>
-            <w:tcW w:w="1350" w:type="dxa"/>
-            <w:noWrap/>
-            <w:hideMark/>
-          </w:tcPr>
-          <w:p>
-            <w:pPr>
-              <w:snapToGrid w:val="0"/>
-              <w:spacing w:beforeLines="40" w:before="96" w:afterLines="40" w:after="96"/>
-              <w:jc w:val="center"/>
-              <w:cnfStyle w:val="000000100000" w:firstRow="0" w:lastRow="0" w:firstColumn="0" w:lastColumn="0" w:oddVBand="0" w:evenVBand="0" w:oddHBand="1" w:evenHBand="0" w:firstRowFirstColumn="0" w:firstRowLastColumn="0" w:lastRowFirstColumn="0" w:lastRowLastColumn="0"/>
-              <w:rPr>
-                <w:color w:val="000000"/>
-                <w:sz w:val="20"/>
-                <w:szCs w:val="20"/>
-              </w:rPr>
-            </w:pPr>
-            <w:r>
-              <w:rPr>
-                <w:color w:val="000000"/>
-                <w:sz w:val="20"/>
-                <w:szCs w:val="20"/>
-              </w:rPr>
-              <w:t>int64</w:t>
-            </w:r>
-          </w:p>
-        </w:tc>
-        <w:tc>
-          <w:tcPr>
-            <w:tcW w:w="1350" w:type="dxa"/>
-            <w:noWrap/>
-            <w:hideMark/>
-          </w:tcPr>
-          <w:p>
-            <w:pPr>
-              <w:snapToGrid w:val="0"/>
-              <w:spacing w:beforeLines="40" w:before="96" w:afterLines="40" w:after="96"/>
-              <w:jc w:val="center"/>
-              <w:cnfStyle w:val="000000100000" w:firstRow="0" w:lastRow="0" w:firstColumn="0" w:lastColumn="0" w:oddVBand="0" w:evenVBand="0" w:oddHBand="1" w:evenHBand="0" w:firstRowFirstColumn="0" w:firstRowLastColumn="0" w:lastRowFirstColumn="0" w:lastRowLastColumn="0"/>
-              <w:rPr>
-                <w:color w:val="000000"/>
-                <w:sz w:val="20"/>
-                <w:szCs w:val="20"/>
-              </w:rPr>
-            </w:pPr>
-            <w:r>
-              <w:rPr>
-                <w:color w:val="000000"/>
-                <w:sz w:val="20"/>
-                <w:szCs w:val="20"/>
-              </w:rPr>
-              <w:t>2</w:t>
-            </w:r>
-          </w:p>
-        </w:tc>
-        <w:tc>
-          <w:tcPr>
-            <w:tcW w:w="1890" w:type="dxa"/>
-            <w:noWrap/>
-            <w:hideMark/>
-          </w:tcPr>
-          <w:p>
-            <w:pPr>
-              <w:snapToGrid w:val="0"/>
-              <w:spacing w:beforeLines="40" w:before="96" w:afterLines="40" w:after="96"/>
-              <w:jc w:val="center"/>
-              <w:cnfStyle w:val="000000100000" w:firstRow="0" w:lastRow="0" w:firstColumn="0" w:lastColumn="0" w:oddVBand="0" w:evenVBand="0" w:oddHBand="1" w:evenHBand="0" w:firstRowFirstColumn="0" w:firstRowLastColumn="0" w:lastRowFirstColumn="0" w:lastRowLastColumn="0"/>
-              <w:rPr>
-                <w:color w:val="000000"/>
-                <w:sz w:val="20"/>
-                <w:szCs w:val="20"/>
-              </w:rPr>
-            </w:pPr>
-            <w:r>
-              <w:rPr>
-                <w:color w:val="000000"/>
-                <w:sz w:val="20"/>
-                <w:szCs w:val="20"/>
-              </w:rPr>
-              <w:t>0 (0.0%)</w:t>
-            </w:r>
-          </w:p>
-        </w:tc>
-        <w:tc>
-          <w:tcPr>
-            <w:tcW w:w="1800" w:type="dxa"/>
-            <w:noWrap/>
-            <w:hideMark/>
-          </w:tcPr>
-          <w:p>
-            <w:pPr>
-              <w:snapToGrid w:val="0"/>
-              <w:spacing w:beforeLines="40" w:before="96" w:afterLines="40" w:after="96"/>
-              <w:jc w:val="center"/>
-              <w:cnfStyle w:val="000000100000" w:firstRow="0" w:lastRow="0" w:firstColumn="0" w:lastColumn="0" w:oddVBand="0" w:evenVBand="0" w:oddHBand="1" w:evenHBand="0" w:firstRowFirstColumn="0" w:firstRowLastColumn="0" w:lastRowFirstColumn="0" w:lastRowLastColumn="0"/>
-              <w:rPr>
-                <w:color w:val="000000"/>
-                <w:sz w:val="20"/>
-                <w:szCs w:val="20"/>
-              </w:rPr>
-            </w:pPr>
-            <w:r>
-              <w:rPr>
-                <w:color w:val="000000"/>
-                <w:sz w:val="20"/>
-                <w:szCs w:val="20"/>
-              </w:rPr>
-              <w:t>[0, 1]</w:t>
-            </w:r>
-          </w:p>
-        </w:tc>
-      </w:tr>
-      <w:tr>
-        <w:trPr>
-          <w:trHeight w:val="364"/>
-        </w:trPr>
-        <w:tc>
-          <w:tcPr>
-            <w:cnfStyle w:val="001000000000" w:firstRow="0" w:lastRow="0" w:firstColumn="1" w:lastColumn="0" w:oddVBand="0" w:evenVBand="0" w:oddHBand="0" w:evenHBand="0" w:firstRowFirstColumn="0" w:firstRowLastColumn="0" w:lastRowFirstColumn="0" w:lastRowLastColumn="0"/>
-            <w:tcW w:w="2661" w:type="dxa"/>
-            <w:noWrap/>
-            <w:hideMark/>
-          </w:tcPr>
-          <w:p>
-            <w:pPr>
-              <w:snapToGrid w:val="0"/>
-              <w:spacing w:beforeLines="40" w:before="96" w:afterLines="40" w:after="96"/>
-              <w:rPr>
-                <w:b w:val="0"/>
-                <w:bCs w:val="0"/>
-                <w:color w:val="000000"/>
-                <w:sz w:val="20"/>
-                <w:szCs w:val="20"/>
-              </w:rPr>
-            </w:pPr>
-            <w:r>
-              <w:rPr>
-                <w:b w:val="0"/>
-                <w:bCs w:val="0"/>
-                <w:color w:val="000000"/>
-                <w:sz w:val="20"/>
-                <w:szCs w:val="20"/>
-              </w:rPr>
-              <w:t>RUNNING_STOP_SIGN</w:t>
-            </w:r>
-          </w:p>
-        </w:tc>
-        <w:tc>
-          <w:tcPr>
-            <w:tcW w:w="4179" w:type="dxa"/>
-            <w:hideMark/>
-          </w:tcPr>
-          <w:p>
-            <w:pPr>
-              <w:snapToGrid w:val="0"/>
-              <w:spacing w:beforeLines="40" w:before="96" w:afterLines="40" w:after="96"/>
-              <w:cnfStyle w:val="000000000000" w:firstRow="0" w:lastRow="0" w:firstColumn="0" w:lastColumn="0" w:oddVBand="0" w:evenVBand="0" w:oddHBand="0" w:evenHBand="0" w:firstRowFirstColumn="0" w:firstRowLastColumn="0" w:lastRowFirstColumn="0" w:lastRowLastColumn="0"/>
-              <w:rPr>
-                <w:color w:val="000000"/>
-                <w:sz w:val="20"/>
-                <w:szCs w:val="20"/>
-              </w:rPr>
-            </w:pPr>
-            <w:r>
-              <w:rPr>
-                <w:color w:val="000000"/>
-                <w:sz w:val="20"/>
-                <w:szCs w:val="20"/>
-              </w:rPr>
-              <w:t>At least one driver ran a stop sign</w:t>
-            </w:r>
-          </w:p>
-        </w:tc>
-        <w:tc>
-          <w:tcPr>
-            <w:tcW w:w="1350" w:type="dxa"/>
-            <w:noWrap/>
-            <w:hideMark/>
-          </w:tcPr>
-          <w:p>
-            <w:pPr>
-              <w:snapToGrid w:val="0"/>
-              <w:spacing w:beforeLines="40" w:before="96" w:afterLines="40" w:after="96"/>
-              <w:jc w:val="center"/>
-              <w:cnfStyle w:val="000000000000" w:firstRow="0" w:lastRow="0" w:firstColumn="0" w:lastColumn="0" w:oddVBand="0" w:evenVBand="0" w:oddHBand="0" w:evenHBand="0" w:firstRowFirstColumn="0" w:firstRowLastColumn="0" w:lastRowFirstColumn="0" w:lastRowLastColumn="0"/>
-              <w:rPr>
-                <w:color w:val="000000"/>
-                <w:sz w:val="20"/>
-                <w:szCs w:val="20"/>
-              </w:rPr>
-            </w:pPr>
-            <w:r>
-              <w:rPr>
-                <w:color w:val="000000"/>
-                <w:sz w:val="20"/>
-                <w:szCs w:val="20"/>
-              </w:rPr>
-              <w:t>int64</w:t>
-            </w:r>
-          </w:p>
-        </w:tc>
-        <w:tc>
-          <w:tcPr>
-            <w:tcW w:w="1350" w:type="dxa"/>
-            <w:noWrap/>
-            <w:hideMark/>
-          </w:tcPr>
-          <w:p>
-            <w:pPr>
-              <w:snapToGrid w:val="0"/>
-              <w:spacing w:beforeLines="40" w:before="96" w:afterLines="40" w:after="96"/>
-              <w:jc w:val="center"/>
-              <w:cnfStyle w:val="000000000000" w:firstRow="0" w:lastRow="0" w:firstColumn="0" w:lastColumn="0" w:oddVBand="0" w:evenVBand="0" w:oddHBand="0" w:evenHBand="0" w:firstRowFirstColumn="0" w:firstRowLastColumn="0" w:lastRowFirstColumn="0" w:lastRowLastColumn="0"/>
-              <w:rPr>
-                <w:color w:val="000000"/>
-                <w:sz w:val="20"/>
-                <w:szCs w:val="20"/>
-              </w:rPr>
-            </w:pPr>
-            <w:r>
-              <w:rPr>
-                <w:color w:val="000000"/>
-                <w:sz w:val="20"/>
-                <w:szCs w:val="20"/>
-              </w:rPr>
-              <w:t>2</w:t>
-            </w:r>
-          </w:p>
-        </w:tc>
-        <w:tc>
-          <w:tcPr>
-            <w:tcW w:w="1890" w:type="dxa"/>
-            <w:noWrap/>
-            <w:hideMark/>
-          </w:tcPr>
-          <w:p>
-            <w:pPr>
-              <w:snapToGrid w:val="0"/>
-              <w:spacing w:beforeLines="40" w:before="96" w:afterLines="40" w:after="96"/>
-              <w:jc w:val="center"/>
-              <w:cnfStyle w:val="000000000000" w:firstRow="0" w:lastRow="0" w:firstColumn="0" w:lastColumn="0" w:oddVBand="0" w:evenVBand="0" w:oddHBand="0" w:evenHBand="0" w:firstRowFirstColumn="0" w:firstRowLastColumn="0" w:lastRowFirstColumn="0" w:lastRowLastColumn="0"/>
-              <w:rPr>
-                <w:color w:val="000000"/>
-                <w:sz w:val="20"/>
-                <w:szCs w:val="20"/>
-              </w:rPr>
-            </w:pPr>
-            <w:r>
-              <w:rPr>
-                <w:color w:val="000000"/>
-                <w:sz w:val="20"/>
-                <w:szCs w:val="20"/>
-              </w:rPr>
-              <w:t>0 (0.0%)</w:t>
-            </w:r>
-          </w:p>
-        </w:tc>
-        <w:tc>
-          <w:tcPr>
-            <w:tcW w:w="1800" w:type="dxa"/>
-            <w:noWrap/>
-            <w:hideMark/>
-          </w:tcPr>
-          <w:p>
-            <w:pPr>
-              <w:snapToGrid w:val="0"/>
-              <w:spacing w:beforeLines="40" w:before="96" w:afterLines="40" w:after="96"/>
-              <w:jc w:val="center"/>
-              <w:cnfStyle w:val="000000000000" w:firstRow="0" w:lastRow="0" w:firstColumn="0" w:lastColumn="0" w:oddVBand="0" w:evenVBand="0" w:oddHBand="0" w:evenHBand="0" w:firstRowFirstColumn="0" w:firstRowLastColumn="0" w:lastRowFirstColumn="0" w:lastRowLastColumn="0"/>
-              <w:rPr>
-                <w:color w:val="000000"/>
-                <w:sz w:val="20"/>
-                <w:szCs w:val="20"/>
-              </w:rPr>
-            </w:pPr>
-            <w:r>
-              <w:rPr>
-                <w:color w:val="000000"/>
-                <w:sz w:val="20"/>
-                <w:szCs w:val="20"/>
-              </w:rPr>
-              <w:t>[0, 1]</w:t>
-            </w:r>
-          </w:p>
-        </w:tc>
-      </w:tr>
-      <w:tr>
-        <w:trPr>
-          <w:cnfStyle w:val="000000100000" w:firstRow="0" w:lastRow="0" w:firstColumn="0" w:lastColumn="0" w:oddVBand="0" w:evenVBand="0" w:oddHBand="1" w:evenHBand="0" w:firstRowFirstColumn="0" w:firstRowLastColumn="0" w:lastRowFirstColumn="0" w:lastRowLastColumn="0"/>
-          <w:trHeight w:val="364"/>
-        </w:trPr>
-        <w:tc>
-          <w:tcPr>
-            <w:cnfStyle w:val="001000000000" w:firstRow="0" w:lastRow="0" w:firstColumn="1" w:lastColumn="0" w:oddVBand="0" w:evenVBand="0" w:oddHBand="0" w:evenHBand="0" w:firstRowFirstColumn="0" w:firstRowLastColumn="0" w:lastRowFirstColumn="0" w:lastRowLastColumn="0"/>
-            <w:tcW w:w="2661" w:type="dxa"/>
-            <w:noWrap/>
-            <w:hideMark/>
-          </w:tcPr>
-          <w:p>
-            <w:pPr>
-              <w:snapToGrid w:val="0"/>
-              <w:spacing w:beforeLines="40" w:before="96" w:afterLines="40" w:after="96"/>
-              <w:rPr>
-                <w:b w:val="0"/>
-                <w:bCs w:val="0"/>
-                <w:color w:val="000000"/>
-                <w:sz w:val="20"/>
-                <w:szCs w:val="20"/>
-              </w:rPr>
-            </w:pPr>
-            <w:r>
-              <w:rPr>
-                <w:b w:val="0"/>
-                <w:bCs w:val="0"/>
-                <w:color w:val="000000"/>
-                <w:sz w:val="20"/>
-                <w:szCs w:val="20"/>
-              </w:rPr>
-              <w:t>SPEEDING</w:t>
-            </w:r>
-          </w:p>
-        </w:tc>
-        <w:tc>
-          <w:tcPr>
-            <w:tcW w:w="4179" w:type="dxa"/>
-            <w:hideMark/>
-          </w:tcPr>
-          <w:p>
-            <w:pPr>
-              <w:snapToGrid w:val="0"/>
-              <w:spacing w:beforeLines="40" w:before="96" w:afterLines="40" w:after="96"/>
-              <w:cnfStyle w:val="000000100000" w:firstRow="0" w:lastRow="0" w:firstColumn="0" w:lastColumn="0" w:oddVBand="0" w:evenVBand="0" w:oddHBand="1" w:evenHBand="0" w:firstRowFirstColumn="0" w:firstRowLastColumn="0" w:lastRowFirstColumn="0" w:lastRowLastColumn="0"/>
-              <w:rPr>
-                <w:color w:val="000000"/>
-                <w:sz w:val="20"/>
-                <w:szCs w:val="20"/>
-              </w:rPr>
-            </w:pPr>
-            <w:r>
-              <w:rPr>
-                <w:color w:val="000000"/>
-                <w:sz w:val="20"/>
-                <w:szCs w:val="20"/>
-              </w:rPr>
-              <w:t>At least one driver was speeding</w:t>
-            </w:r>
-          </w:p>
-        </w:tc>
-        <w:tc>
-          <w:tcPr>
-            <w:tcW w:w="1350" w:type="dxa"/>
-            <w:noWrap/>
-            <w:hideMark/>
-          </w:tcPr>
-          <w:p>
-            <w:pPr>
-              <w:snapToGrid w:val="0"/>
-              <w:spacing w:beforeLines="40" w:before="96" w:afterLines="40" w:after="96"/>
-              <w:jc w:val="center"/>
-              <w:cnfStyle w:val="000000100000" w:firstRow="0" w:lastRow="0" w:firstColumn="0" w:lastColumn="0" w:oddVBand="0" w:evenVBand="0" w:oddHBand="1" w:evenHBand="0" w:firstRowFirstColumn="0" w:firstRowLastColumn="0" w:lastRowFirstColumn="0" w:lastRowLastColumn="0"/>
-              <w:rPr>
-                <w:color w:val="000000"/>
-                <w:sz w:val="20"/>
-                <w:szCs w:val="20"/>
-              </w:rPr>
-            </w:pPr>
-            <w:r>
-              <w:rPr>
-                <w:color w:val="000000"/>
-                <w:sz w:val="20"/>
-                <w:szCs w:val="20"/>
-              </w:rPr>
-              <w:t>int64</w:t>
-            </w:r>
-          </w:p>
-        </w:tc>
-        <w:tc>
-          <w:tcPr>
-            <w:tcW w:w="1350" w:type="dxa"/>
-            <w:noWrap/>
-            <w:hideMark/>
-          </w:tcPr>
-          <w:p>
-            <w:pPr>
-              <w:snapToGrid w:val="0"/>
-              <w:spacing w:beforeLines="40" w:before="96" w:afterLines="40" w:after="96"/>
-              <w:jc w:val="center"/>
-              <w:cnfStyle w:val="000000100000" w:firstRow="0" w:lastRow="0" w:firstColumn="0" w:lastColumn="0" w:oddVBand="0" w:evenVBand="0" w:oddHBand="1" w:evenHBand="0" w:firstRowFirstColumn="0" w:firstRowLastColumn="0" w:lastRowFirstColumn="0" w:lastRowLastColumn="0"/>
-              <w:rPr>
-                <w:color w:val="000000"/>
-                <w:sz w:val="20"/>
-                <w:szCs w:val="20"/>
-              </w:rPr>
-            </w:pPr>
-            <w:r>
-              <w:rPr>
-                <w:color w:val="000000"/>
-                <w:sz w:val="20"/>
-                <w:szCs w:val="20"/>
-              </w:rPr>
-              <w:t>2</w:t>
-            </w:r>
-          </w:p>
-        </w:tc>
-        <w:tc>
-          <w:tcPr>
-            <w:tcW w:w="1890" w:type="dxa"/>
-            <w:noWrap/>
-            <w:hideMark/>
-          </w:tcPr>
-          <w:p>
-            <w:pPr>
-              <w:snapToGrid w:val="0"/>
-              <w:spacing w:beforeLines="40" w:before="96" w:afterLines="40" w:after="96"/>
-              <w:jc w:val="center"/>
-              <w:cnfStyle w:val="000000100000" w:firstRow="0" w:lastRow="0" w:firstColumn="0" w:lastColumn="0" w:oddVBand="0" w:evenVBand="0" w:oddHBand="1" w:evenHBand="0" w:firstRowFirstColumn="0" w:firstRowLastColumn="0" w:lastRowFirstColumn="0" w:lastRowLastColumn="0"/>
-              <w:rPr>
-                <w:color w:val="000000"/>
-                <w:sz w:val="20"/>
-                <w:szCs w:val="20"/>
-              </w:rPr>
-            </w:pPr>
-            <w:r>
-              <w:rPr>
-                <w:color w:val="000000"/>
-                <w:sz w:val="20"/>
-                <w:szCs w:val="20"/>
-              </w:rPr>
-              <w:t>0 (0.0%)</w:t>
-            </w:r>
-          </w:p>
-        </w:tc>
-        <w:tc>
-          <w:tcPr>
-            <w:tcW w:w="1800" w:type="dxa"/>
-            <w:noWrap/>
-            <w:hideMark/>
-          </w:tcPr>
-          <w:p>
-            <w:pPr>
-              <w:snapToGrid w:val="0"/>
-              <w:spacing w:beforeLines="40" w:before="96" w:afterLines="40" w:after="96"/>
-              <w:jc w:val="center"/>
-              <w:cnfStyle w:val="000000100000" w:firstRow="0" w:lastRow="0" w:firstColumn="0" w:lastColumn="0" w:oddVBand="0" w:evenVBand="0" w:oddHBand="1" w:evenHBand="0" w:firstRowFirstColumn="0" w:firstRowLastColumn="0" w:lastRowFirstColumn="0" w:lastRowLastColumn="0"/>
-              <w:rPr>
-                <w:color w:val="000000"/>
-                <w:sz w:val="20"/>
-                <w:szCs w:val="20"/>
-              </w:rPr>
-            </w:pPr>
-            <w:r>
-              <w:rPr>
-                <w:color w:val="000000"/>
-                <w:sz w:val="20"/>
-                <w:szCs w:val="20"/>
-              </w:rPr>
-              <w:t>[0, 1]</w:t>
-            </w:r>
-          </w:p>
-        </w:tc>
-      </w:tr>
-      <w:tr>
-        <w:trPr>
-          <w:trHeight w:val="634"/>
-        </w:trPr>
-        <w:tc>
-          <w:tcPr>
-            <w:cnfStyle w:val="001000000000" w:firstRow="0" w:lastRow="0" w:firstColumn="1" w:lastColumn="0" w:oddVBand="0" w:evenVBand="0" w:oddHBand="0" w:evenHBand="0" w:firstRowFirstColumn="0" w:firstRowLastColumn="0" w:lastRowFirstColumn="0" w:lastRowLastColumn="0"/>
-            <w:tcW w:w="2661" w:type="dxa"/>
-            <w:noWrap/>
-            <w:hideMark/>
-          </w:tcPr>
-          <w:p>
-            <w:pPr>
-              <w:snapToGrid w:val="0"/>
-              <w:spacing w:beforeLines="40" w:before="96" w:afterLines="40" w:after="96"/>
-              <w:rPr>
-                <w:b w:val="0"/>
-                <w:bCs w:val="0"/>
-                <w:color w:val="000000"/>
-                <w:sz w:val="20"/>
-                <w:szCs w:val="20"/>
-              </w:rPr>
-            </w:pPr>
-            <w:r>
-              <w:rPr>
-                <w:b w:val="0"/>
-                <w:bCs w:val="0"/>
-                <w:color w:val="000000"/>
-                <w:sz w:val="20"/>
-                <w:szCs w:val="20"/>
-              </w:rPr>
-              <w:lastRenderedPageBreak/>
-              <w:t>SPEEDING_RELATED</w:t>
-            </w:r>
-          </w:p>
-        </w:tc>
-        <w:tc>
-          <w:tcPr>
-            <w:tcW w:w="4179" w:type="dxa"/>
-            <w:hideMark/>
-          </w:tcPr>
-          <w:p>
-            <w:pPr>
-              <w:snapToGrid w:val="0"/>
-              <w:spacing w:beforeLines="40" w:before="96" w:afterLines="40" w:after="96"/>
-              <w:cnfStyle w:val="000000000000" w:firstRow="0" w:lastRow="0" w:firstColumn="0" w:lastColumn="0" w:oddVBand="0" w:evenVBand="0" w:oddHBand="0" w:evenHBand="0" w:firstRowFirstColumn="0" w:firstRowLastColumn="0" w:lastRowFirstColumn="0" w:lastRowLastColumn="0"/>
-              <w:rPr>
-                <w:color w:val="000000"/>
-                <w:sz w:val="20"/>
-                <w:szCs w:val="20"/>
-              </w:rPr>
-            </w:pPr>
-            <w:r>
-              <w:rPr>
-                <w:color w:val="000000"/>
-                <w:sz w:val="20"/>
-                <w:szCs w:val="20"/>
-              </w:rPr>
-              <w:t>At least one driver was speeding, driving too fast for conditions, or fleeing police (R. Ranieri, personal communication, February 19, 2026)</w:t>
-            </w:r>
-          </w:p>
-        </w:tc>
-        <w:tc>
-          <w:tcPr>
-            <w:tcW w:w="1350" w:type="dxa"/>
-            <w:noWrap/>
-            <w:hideMark/>
-          </w:tcPr>
-          <w:p>
-            <w:pPr>
-              <w:snapToGrid w:val="0"/>
-              <w:spacing w:beforeLines="40" w:before="96" w:afterLines="40" w:after="96"/>
-              <w:jc w:val="center"/>
-              <w:cnfStyle w:val="000000000000" w:firstRow="0" w:lastRow="0" w:firstColumn="0" w:lastColumn="0" w:oddVBand="0" w:evenVBand="0" w:oddHBand="0" w:evenHBand="0" w:firstRowFirstColumn="0" w:firstRowLastColumn="0" w:lastRowFirstColumn="0" w:lastRowLastColumn="0"/>
-              <w:rPr>
-                <w:color w:val="000000"/>
-                <w:sz w:val="20"/>
-                <w:szCs w:val="20"/>
-              </w:rPr>
-            </w:pPr>
-            <w:r>
-              <w:rPr>
-                <w:color w:val="000000"/>
-                <w:sz w:val="20"/>
-                <w:szCs w:val="20"/>
-              </w:rPr>
-              <w:t>int64</w:t>
-            </w:r>
-          </w:p>
-        </w:tc>
-        <w:tc>
-          <w:tcPr>
-            <w:tcW w:w="1350" w:type="dxa"/>
-            <w:noWrap/>
-            <w:hideMark/>
-          </w:tcPr>
-          <w:p>
-            <w:pPr>
-              <w:snapToGrid w:val="0"/>
-              <w:spacing w:beforeLines="40" w:before="96" w:afterLines="40" w:after="96"/>
-              <w:jc w:val="center"/>
-              <w:cnfStyle w:val="000000000000" w:firstRow="0" w:lastRow="0" w:firstColumn="0" w:lastColumn="0" w:oddVBand="0" w:evenVBand="0" w:oddHBand="0" w:evenHBand="0" w:firstRowFirstColumn="0" w:firstRowLastColumn="0" w:lastRowFirstColumn="0" w:lastRowLastColumn="0"/>
-              <w:rPr>
-                <w:color w:val="000000"/>
-                <w:sz w:val="20"/>
-                <w:szCs w:val="20"/>
-              </w:rPr>
-            </w:pPr>
-            <w:r>
-              <w:rPr>
-                <w:color w:val="000000"/>
-                <w:sz w:val="20"/>
-                <w:szCs w:val="20"/>
-              </w:rPr>
-              <w:t>2</w:t>
-            </w:r>
-          </w:p>
-        </w:tc>
-        <w:tc>
-          <w:tcPr>
-            <w:tcW w:w="1890" w:type="dxa"/>
-            <w:noWrap/>
-            <w:hideMark/>
-          </w:tcPr>
-          <w:p>
-            <w:pPr>
-              <w:snapToGrid w:val="0"/>
-              <w:spacing w:beforeLines="40" w:before="96" w:afterLines="40" w:after="96"/>
-              <w:jc w:val="center"/>
-              <w:cnfStyle w:val="000000000000" w:firstRow="0" w:lastRow="0" w:firstColumn="0" w:lastColumn="0" w:oddVBand="0" w:evenVBand="0" w:oddHBand="0" w:evenHBand="0" w:firstRowFirstColumn="0" w:firstRowLastColumn="0" w:lastRowFirstColumn="0" w:lastRowLastColumn="0"/>
-              <w:rPr>
-                <w:color w:val="000000"/>
-                <w:sz w:val="20"/>
-                <w:szCs w:val="20"/>
-              </w:rPr>
-            </w:pPr>
-            <w:r>
-              <w:rPr>
-                <w:color w:val="000000"/>
-                <w:sz w:val="20"/>
-                <w:szCs w:val="20"/>
-              </w:rPr>
-              <w:t>0 (0.0%)</w:t>
-            </w:r>
-          </w:p>
-        </w:tc>
-        <w:tc>
-          <w:tcPr>
-            <w:tcW w:w="1800" w:type="dxa"/>
-            <w:noWrap/>
-            <w:hideMark/>
-          </w:tcPr>
-          <w:p>
-            <w:pPr>
-              <w:snapToGrid w:val="0"/>
-              <w:spacing w:beforeLines="40" w:before="96" w:afterLines="40" w:after="96"/>
-              <w:jc w:val="center"/>
-              <w:cnfStyle w:val="000000000000" w:firstRow="0" w:lastRow="0" w:firstColumn="0" w:lastColumn="0" w:oddVBand="0" w:evenVBand="0" w:oddHBand="0" w:evenHBand="0" w:firstRowFirstColumn="0" w:firstRowLastColumn="0" w:lastRowFirstColumn="0" w:lastRowLastColumn="0"/>
-              <w:rPr>
-                <w:color w:val="000000"/>
-                <w:sz w:val="20"/>
-                <w:szCs w:val="20"/>
-              </w:rPr>
-            </w:pPr>
-            <w:r>
-              <w:rPr>
-                <w:color w:val="000000"/>
-                <w:sz w:val="20"/>
-                <w:szCs w:val="20"/>
-              </w:rPr>
-              <w:t>[0, 1]</w:t>
-            </w:r>
-          </w:p>
-        </w:tc>
-      </w:tr>
-      <w:tr>
-        <w:trPr>
-          <w:cnfStyle w:val="000000100000" w:firstRow="0" w:lastRow="0" w:firstColumn="0" w:lastColumn="0" w:oddVBand="0" w:evenVBand="0" w:oddHBand="1" w:evenHBand="0" w:firstRowFirstColumn="0" w:firstRowLastColumn="0" w:lastRowFirstColumn="0" w:lastRowLastColumn="0"/>
-          <w:trHeight w:val="625"/>
-        </w:trPr>
-        <w:tc>
-          <w:tcPr>
-            <w:cnfStyle w:val="001000000000" w:firstRow="0" w:lastRow="0" w:firstColumn="1" w:lastColumn="0" w:oddVBand="0" w:evenVBand="0" w:oddHBand="0" w:evenHBand="0" w:firstRowFirstColumn="0" w:firstRowLastColumn="0" w:lastRowFirstColumn="0" w:lastRowLastColumn="0"/>
-            <w:tcW w:w="2661" w:type="dxa"/>
-            <w:noWrap/>
-            <w:hideMark/>
-          </w:tcPr>
-          <w:p>
-            <w:pPr>
-              <w:snapToGrid w:val="0"/>
-              <w:spacing w:beforeLines="40" w:before="96" w:afterLines="40" w:after="96"/>
-              <w:rPr>
-                <w:b w:val="0"/>
-                <w:bCs w:val="0"/>
-                <w:color w:val="000000"/>
-                <w:sz w:val="20"/>
-                <w:szCs w:val="20"/>
-              </w:rPr>
-            </w:pPr>
-            <w:r>
-              <w:rPr>
-                <w:b w:val="0"/>
-                <w:bCs w:val="0"/>
-                <w:color w:val="000000"/>
-                <w:sz w:val="20"/>
-                <w:szCs w:val="20"/>
-              </w:rPr>
-              <w:t>TAILGATING</w:t>
-            </w:r>
-          </w:p>
-        </w:tc>
-        <w:tc>
-          <w:tcPr>
-            <w:tcW w:w="4179" w:type="dxa"/>
-            <w:hideMark/>
-          </w:tcPr>
-          <w:p>
-            <w:pPr>
-              <w:snapToGrid w:val="0"/>
-              <w:spacing w:beforeLines="40" w:before="96" w:afterLines="40" w:after="96"/>
-              <w:cnfStyle w:val="000000100000" w:firstRow="0" w:lastRow="0" w:firstColumn="0" w:lastColumn="0" w:oddVBand="0" w:evenVBand="0" w:oddHBand="1" w:evenHBand="0" w:firstRowFirstColumn="0" w:firstRowLastColumn="0" w:lastRowFirstColumn="0" w:lastRowLastColumn="0"/>
-              <w:rPr>
-                <w:color w:val="000000"/>
-                <w:sz w:val="20"/>
-                <w:szCs w:val="20"/>
-              </w:rPr>
-            </w:pPr>
-            <w:r>
-              <w:rPr>
-                <w:color w:val="000000"/>
-                <w:sz w:val="20"/>
-                <w:szCs w:val="20"/>
-              </w:rPr>
-              <w:t>At least one driver was tailgating or following too closely</w:t>
-            </w:r>
-          </w:p>
-        </w:tc>
-        <w:tc>
-          <w:tcPr>
-            <w:tcW w:w="1350" w:type="dxa"/>
-            <w:noWrap/>
-            <w:hideMark/>
-          </w:tcPr>
-          <w:p>
-            <w:pPr>
-              <w:snapToGrid w:val="0"/>
-              <w:spacing w:beforeLines="40" w:before="96" w:afterLines="40" w:after="96"/>
-              <w:jc w:val="center"/>
-              <w:cnfStyle w:val="000000100000" w:firstRow="0" w:lastRow="0" w:firstColumn="0" w:lastColumn="0" w:oddVBand="0" w:evenVBand="0" w:oddHBand="1" w:evenHBand="0" w:firstRowFirstColumn="0" w:firstRowLastColumn="0" w:lastRowFirstColumn="0" w:lastRowLastColumn="0"/>
-              <w:rPr>
-                <w:color w:val="000000"/>
-                <w:sz w:val="20"/>
-                <w:szCs w:val="20"/>
-              </w:rPr>
-            </w:pPr>
-            <w:r>
-              <w:rPr>
-                <w:color w:val="000000"/>
-                <w:sz w:val="20"/>
-                <w:szCs w:val="20"/>
-              </w:rPr>
-              <w:t>int64</w:t>
-            </w:r>
-          </w:p>
-        </w:tc>
-        <w:tc>
-          <w:tcPr>
-            <w:tcW w:w="1350" w:type="dxa"/>
-            <w:noWrap/>
-            <w:hideMark/>
-          </w:tcPr>
-          <w:p>
-            <w:pPr>
-              <w:snapToGrid w:val="0"/>
-              <w:spacing w:beforeLines="40" w:before="96" w:afterLines="40" w:after="96"/>
-              <w:jc w:val="center"/>
-              <w:cnfStyle w:val="000000100000" w:firstRow="0" w:lastRow="0" w:firstColumn="0" w:lastColumn="0" w:oddVBand="0" w:evenVBand="0" w:oddHBand="1" w:evenHBand="0" w:firstRowFirstColumn="0" w:firstRowLastColumn="0" w:lastRowFirstColumn="0" w:lastRowLastColumn="0"/>
-              <w:rPr>
-                <w:color w:val="000000"/>
-                <w:sz w:val="20"/>
-                <w:szCs w:val="20"/>
-              </w:rPr>
-            </w:pPr>
-            <w:r>
-              <w:rPr>
-                <w:color w:val="000000"/>
-                <w:sz w:val="20"/>
-                <w:szCs w:val="20"/>
-              </w:rPr>
-              <w:t>2</w:t>
-            </w:r>
-          </w:p>
-        </w:tc>
-        <w:tc>
-          <w:tcPr>
-            <w:tcW w:w="1890" w:type="dxa"/>
-            <w:noWrap/>
-            <w:hideMark/>
-          </w:tcPr>
-          <w:p>
-            <w:pPr>
-              <w:snapToGrid w:val="0"/>
-              <w:spacing w:beforeLines="40" w:before="96" w:afterLines="40" w:after="96"/>
-              <w:jc w:val="center"/>
-              <w:cnfStyle w:val="000000100000" w:firstRow="0" w:lastRow="0" w:firstColumn="0" w:lastColumn="0" w:oddVBand="0" w:evenVBand="0" w:oddHBand="1" w:evenHBand="0" w:firstRowFirstColumn="0" w:firstRowLastColumn="0" w:lastRowFirstColumn="0" w:lastRowLastColumn="0"/>
-              <w:rPr>
-                <w:color w:val="000000"/>
-                <w:sz w:val="20"/>
-                <w:szCs w:val="20"/>
-              </w:rPr>
-            </w:pPr>
-            <w:r>
-              <w:rPr>
-                <w:color w:val="000000"/>
-                <w:sz w:val="20"/>
-                <w:szCs w:val="20"/>
-              </w:rPr>
-              <w:t>0 (0.0%)</w:t>
-            </w:r>
-          </w:p>
-        </w:tc>
-        <w:tc>
-          <w:tcPr>
-            <w:tcW w:w="1800" w:type="dxa"/>
-            <w:noWrap/>
-            <w:hideMark/>
-          </w:tcPr>
-          <w:p>
-            <w:pPr>
-              <w:snapToGrid w:val="0"/>
-              <w:spacing w:beforeLines="40" w:before="96" w:afterLines="40" w:after="96"/>
-              <w:jc w:val="center"/>
-              <w:cnfStyle w:val="000000100000" w:firstRow="0" w:lastRow="0" w:firstColumn="0" w:lastColumn="0" w:oddVBand="0" w:evenVBand="0" w:oddHBand="1" w:evenHBand="0" w:firstRowFirstColumn="0" w:firstRowLastColumn="0" w:lastRowFirstColumn="0" w:lastRowLastColumn="0"/>
-              <w:rPr>
-                <w:color w:val="000000"/>
-                <w:sz w:val="20"/>
-                <w:szCs w:val="20"/>
-              </w:rPr>
-            </w:pPr>
-            <w:r>
-              <w:rPr>
-                <w:color w:val="000000"/>
-                <w:sz w:val="20"/>
-                <w:szCs w:val="20"/>
-              </w:rPr>
-              <w:t>[0, 1]</w:t>
-            </w:r>
-          </w:p>
-        </w:tc>
-      </w:tr>
-      <w:tr>
-        <w:trPr>
-          <w:trHeight w:val="320"/>
-        </w:trPr>
-        <w:tc>
-          <w:tcPr>
-            <w:cnfStyle w:val="001000000000" w:firstRow="0" w:lastRow="0" w:firstColumn="1" w:lastColumn="0" w:oddVBand="0" w:evenVBand="0" w:oddHBand="0" w:evenHBand="0" w:firstRowFirstColumn="0" w:firstRowLastColumn="0" w:lastRowFirstColumn="0" w:lastRowLastColumn="0"/>
-            <w:tcW w:w="2661" w:type="dxa"/>
-            <w:noWrap/>
-            <w:vAlign w:val="center"/>
-            <w:hideMark/>
-          </w:tcPr>
-          <w:p>
-            <w:pPr>
-              <w:snapToGrid w:val="0"/>
-              <w:spacing w:beforeLines="40" w:before="96" w:afterLines="40" w:after="96"/>
-              <w:rPr>
-                <w:color w:val="000000"/>
-                <w:sz w:val="20"/>
-                <w:szCs w:val="20"/>
-              </w:rPr>
-            </w:pPr>
-            <w:r>
-              <w:rPr>
-                <w:b w:val="0"/>
-                <w:bCs w:val="0"/>
-                <w:color w:val="000000"/>
-                <w:sz w:val="20"/>
-                <w:szCs w:val="20"/>
-              </w:rPr>
-              <w:t xml:space="preserve">URBAN_RURAL </w:t>
-            </w:r>
-            <w:r>
-              <w:rPr>
-                <w:b w:val="0"/>
-                <w:bCs w:val="0"/>
-                <w:color w:val="000000"/>
-                <w:sz w:val="20"/>
-                <w:szCs w:val="20"/>
-                <w:vertAlign w:val="superscript"/>
-              </w:rPr>
-              <w:t>†</w:t>
-            </w:r>
-          </w:p>
-        </w:tc>
-        <w:tc>
-          <w:tcPr>
-            <w:tcW w:w="4179" w:type="dxa"/>
-            <w:vAlign w:val="center"/>
-          </w:tcPr>
-          <w:p>
-            <w:pPr>
-              <w:snapToGrid w:val="0"/>
-              <w:spacing w:beforeLines="40" w:before="96" w:afterLines="40" w:after="96"/>
-              <w:cnfStyle w:val="000000000000" w:firstRow="0" w:lastRow="0" w:firstColumn="0" w:lastColumn="0" w:oddVBand="0" w:evenVBand="0" w:oddHBand="0" w:evenHBand="0" w:firstRowFirstColumn="0" w:firstRowLastColumn="0" w:lastRowFirstColumn="0" w:lastRowLastColumn="0"/>
-              <w:rPr>
-                <w:color w:val="000000"/>
-                <w:sz w:val="20"/>
-                <w:szCs w:val="20"/>
-              </w:rPr>
-            </w:pPr>
-            <w:r>
-              <w:rPr>
-                <w:color w:val="000000"/>
-                <w:sz w:val="20"/>
-                <w:szCs w:val="20"/>
-              </w:rPr>
-              <w:t>Code that identifies the location of the crash as either urban or rural</w:t>
-            </w:r>
-          </w:p>
-        </w:tc>
-        <w:tc>
-          <w:tcPr>
-            <w:tcW w:w="1350" w:type="dxa"/>
-            <w:noWrap/>
-            <w:vAlign w:val="center"/>
-            <w:hideMark/>
-          </w:tcPr>
-          <w:p>
-            <w:pPr>
-              <w:snapToGrid w:val="0"/>
-              <w:spacing w:beforeLines="40" w:before="96" w:afterLines="40" w:after="96"/>
-              <w:jc w:val="center"/>
-              <w:cnfStyle w:val="000000000000" w:firstRow="0" w:lastRow="0" w:firstColumn="0" w:lastColumn="0" w:oddVBand="0" w:evenVBand="0" w:oddHBand="0" w:evenHBand="0" w:firstRowFirstColumn="0" w:firstRowLastColumn="0" w:lastRowFirstColumn="0" w:lastRowLastColumn="0"/>
-              <w:rPr>
-                <w:color w:val="000000"/>
-                <w:sz w:val="20"/>
-                <w:szCs w:val="20"/>
-              </w:rPr>
-            </w:pPr>
-            <w:r>
-              <w:rPr>
-                <w:color w:val="000000"/>
-                <w:sz w:val="20"/>
-                <w:szCs w:val="20"/>
-              </w:rPr>
-              <w:t>int64</w:t>
-            </w:r>
-          </w:p>
-        </w:tc>
-        <w:tc>
-          <w:tcPr>
-            <w:tcW w:w="1350" w:type="dxa"/>
-            <w:noWrap/>
-            <w:vAlign w:val="center"/>
-            <w:hideMark/>
-          </w:tcPr>
-          <w:p>
-            <w:pPr>
-              <w:snapToGrid w:val="0"/>
-              <w:spacing w:beforeLines="40" w:before="96" w:afterLines="40" w:after="96"/>
-              <w:jc w:val="center"/>
-              <w:cnfStyle w:val="000000000000" w:firstRow="0" w:lastRow="0" w:firstColumn="0" w:lastColumn="0" w:oddVBand="0" w:evenVBand="0" w:oddHBand="0" w:evenHBand="0" w:firstRowFirstColumn="0" w:firstRowLastColumn="0" w:lastRowFirstColumn="0" w:lastRowLastColumn="0"/>
-              <w:rPr>
-                <w:color w:val="000000"/>
-                <w:sz w:val="20"/>
-                <w:szCs w:val="20"/>
-              </w:rPr>
-            </w:pPr>
-            <w:r>
-              <w:rPr>
-                <w:color w:val="000000"/>
-                <w:sz w:val="20"/>
-                <w:szCs w:val="20"/>
-              </w:rPr>
-              <w:t>2</w:t>
-            </w:r>
-          </w:p>
-        </w:tc>
-        <w:tc>
-          <w:tcPr>
-            <w:tcW w:w="1890" w:type="dxa"/>
-            <w:noWrap/>
-            <w:vAlign w:val="center"/>
-            <w:hideMark/>
-          </w:tcPr>
-          <w:p>
-            <w:pPr>
-              <w:snapToGrid w:val="0"/>
-              <w:spacing w:beforeLines="40" w:before="96" w:afterLines="40" w:after="96"/>
-              <w:jc w:val="center"/>
-              <w:cnfStyle w:val="000000000000" w:firstRow="0" w:lastRow="0" w:firstColumn="0" w:lastColumn="0" w:oddVBand="0" w:evenVBand="0" w:oddHBand="0" w:evenHBand="0" w:firstRowFirstColumn="0" w:firstRowLastColumn="0" w:lastRowFirstColumn="0" w:lastRowLastColumn="0"/>
-              <w:rPr>
-                <w:color w:val="000000"/>
-                <w:sz w:val="20"/>
-                <w:szCs w:val="20"/>
-              </w:rPr>
-            </w:pPr>
-            <w:r>
-              <w:rPr>
-                <w:color w:val="000000"/>
-                <w:sz w:val="20"/>
-                <w:szCs w:val="20"/>
-              </w:rPr>
-              <w:t>0 (0.0%)</w:t>
-            </w:r>
-          </w:p>
-        </w:tc>
-        <w:tc>
-          <w:tcPr>
-            <w:tcW w:w="1800" w:type="dxa"/>
-            <w:noWrap/>
-            <w:vAlign w:val="center"/>
-            <w:hideMark/>
-          </w:tcPr>
-          <w:p>
-            <w:pPr>
-              <w:snapToGrid w:val="0"/>
-              <w:spacing w:beforeLines="40" w:before="96" w:afterLines="40" w:after="96"/>
-              <w:jc w:val="center"/>
-              <w:cnfStyle w:val="000000000000" w:firstRow="0" w:lastRow="0" w:firstColumn="0" w:lastColumn="0" w:oddVBand="0" w:evenVBand="0" w:oddHBand="0" w:evenHBand="0" w:firstRowFirstColumn="0" w:firstRowLastColumn="0" w:lastRowFirstColumn="0" w:lastRowLastColumn="0"/>
-              <w:rPr>
-                <w:color w:val="000000"/>
-                <w:sz w:val="20"/>
-                <w:szCs w:val="20"/>
-              </w:rPr>
-            </w:pPr>
-            <w:r>
-              <w:rPr>
-                <w:color w:val="000000"/>
-                <w:sz w:val="20"/>
-                <w:szCs w:val="20"/>
-              </w:rPr>
-              <w:t>[1, 2]</w:t>
-            </w:r>
-          </w:p>
-        </w:tc>
-      </w:tr>
-      <w:tr>
-        <w:trPr>
-          <w:cnfStyle w:val="000000100000" w:firstRow="0" w:lastRow="0" w:firstColumn="0" w:lastColumn="0" w:oddVBand="0" w:evenVBand="0" w:oddHBand="1" w:evenHBand="0" w:firstRowFirstColumn="0" w:firstRowLastColumn="0" w:lastRowFirstColumn="0" w:lastRowLastColumn="0"/>
-          <w:trHeight w:val="320"/>
-        </w:trPr>
-        <w:tc>
-          <w:tcPr>
-            <w:cnfStyle w:val="001000000000" w:firstRow="0" w:lastRow="0" w:firstColumn="1" w:lastColumn="0" w:oddVBand="0" w:evenVBand="0" w:oddHBand="0" w:evenHBand="0" w:firstRowFirstColumn="0" w:firstRowLastColumn="0" w:lastRowFirstColumn="0" w:lastRowLastColumn="0"/>
-            <w:tcW w:w="2661" w:type="dxa"/>
-            <w:noWrap/>
-            <w:vAlign w:val="center"/>
-            <w:hideMark/>
-          </w:tcPr>
-          <w:p>
-            <w:pPr>
-              <w:snapToGrid w:val="0"/>
-              <w:spacing w:beforeLines="40" w:before="96" w:afterLines="40" w:after="96"/>
-              <w:rPr>
-                <w:color w:val="000000"/>
-                <w:sz w:val="20"/>
-                <w:szCs w:val="20"/>
-              </w:rPr>
-            </w:pPr>
-            <w:proofErr w:type="spellStart"/>
-            <w:r>
-              <w:rPr>
-                <w:b w:val="0"/>
-                <w:bCs w:val="0"/>
-                <w:color w:val="000000"/>
-                <w:sz w:val="20"/>
-                <w:szCs w:val="20"/>
-              </w:rPr>
-              <w:t>URBAN_RURALx</w:t>
-            </w:r>
-            <w:proofErr w:type="spellEnd"/>
-            <w:r>
-              <w:rPr>
-                <w:b w:val="0"/>
-                <w:bCs w:val="0"/>
-                <w:color w:val="000000"/>
-                <w:sz w:val="20"/>
-                <w:szCs w:val="20"/>
-              </w:rPr>
-              <w:t xml:space="preserve"> </w:t>
-            </w:r>
-            <w:r>
-              <w:rPr>
-                <w:b w:val="0"/>
-                <w:bCs w:val="0"/>
-                <w:color w:val="000000"/>
-                <w:sz w:val="20"/>
-                <w:szCs w:val="20"/>
-                <w:vertAlign w:val="superscript"/>
-              </w:rPr>
-              <w:t>†</w:t>
-            </w:r>
-          </w:p>
-        </w:tc>
-        <w:tc>
-          <w:tcPr>
-            <w:tcW w:w="4179" w:type="dxa"/>
-            <w:vAlign w:val="center"/>
-          </w:tcPr>
-          <w:p>
-            <w:pPr>
-              <w:snapToGrid w:val="0"/>
-              <w:spacing w:beforeLines="40" w:before="96" w:afterLines="40" w:after="96"/>
-              <w:cnfStyle w:val="000000100000" w:firstRow="0" w:lastRow="0" w:firstColumn="0" w:lastColumn="0" w:oddVBand="0" w:evenVBand="0" w:oddHBand="1" w:evenHBand="0" w:firstRowFirstColumn="0" w:firstRowLastColumn="0" w:lastRowFirstColumn="0" w:lastRowLastColumn="0"/>
-              <w:rPr>
-                <w:color w:val="000000"/>
-                <w:sz w:val="20"/>
-                <w:szCs w:val="20"/>
-              </w:rPr>
-            </w:pPr>
-            <w:r>
-              <w:rPr>
-                <w:color w:val="000000"/>
-                <w:sz w:val="20"/>
-                <w:szCs w:val="20"/>
-              </w:rPr>
-              <w:t>Decoded values that identify the location of the crash as either urban or rural</w:t>
-            </w:r>
-          </w:p>
-        </w:tc>
-        <w:tc>
-          <w:tcPr>
-            <w:tcW w:w="1350" w:type="dxa"/>
-            <w:noWrap/>
-            <w:vAlign w:val="center"/>
-            <w:hideMark/>
-          </w:tcPr>
-          <w:p>
-            <w:pPr>
-              <w:snapToGrid w:val="0"/>
-              <w:spacing w:beforeLines="40" w:before="96" w:afterLines="40" w:after="96"/>
-              <w:jc w:val="center"/>
-              <w:cnfStyle w:val="000000100000" w:firstRow="0" w:lastRow="0" w:firstColumn="0" w:lastColumn="0" w:oddVBand="0" w:evenVBand="0" w:oddHBand="1" w:evenHBand="0" w:firstRowFirstColumn="0" w:firstRowLastColumn="0" w:lastRowFirstColumn="0" w:lastRowLastColumn="0"/>
-              <w:rPr>
-                <w:color w:val="000000"/>
-                <w:sz w:val="20"/>
-                <w:szCs w:val="20"/>
-              </w:rPr>
-            </w:pPr>
-            <w:r>
-              <w:rPr>
-                <w:color w:val="000000"/>
-                <w:sz w:val="20"/>
-                <w:szCs w:val="20"/>
-              </w:rPr>
-              <w:t>string</w:t>
-            </w:r>
-          </w:p>
-        </w:tc>
-        <w:tc>
-          <w:tcPr>
-            <w:tcW w:w="1350" w:type="dxa"/>
-            <w:noWrap/>
-            <w:vAlign w:val="center"/>
-            <w:hideMark/>
-          </w:tcPr>
-          <w:p>
-            <w:pPr>
-              <w:snapToGrid w:val="0"/>
-              <w:spacing w:beforeLines="40" w:before="96" w:afterLines="40" w:after="96"/>
-              <w:jc w:val="center"/>
-              <w:cnfStyle w:val="000000100000" w:firstRow="0" w:lastRow="0" w:firstColumn="0" w:lastColumn="0" w:oddVBand="0" w:evenVBand="0" w:oddHBand="1" w:evenHBand="0" w:firstRowFirstColumn="0" w:firstRowLastColumn="0" w:lastRowFirstColumn="0" w:lastRowLastColumn="0"/>
-              <w:rPr>
-                <w:color w:val="000000"/>
-                <w:sz w:val="20"/>
-                <w:szCs w:val="20"/>
-              </w:rPr>
-            </w:pPr>
-            <w:r>
-              <w:rPr>
-                <w:color w:val="000000"/>
-                <w:sz w:val="20"/>
-                <w:szCs w:val="20"/>
-              </w:rPr>
-              <w:t>2</w:t>
-            </w:r>
-          </w:p>
-        </w:tc>
-        <w:tc>
-          <w:tcPr>
-            <w:tcW w:w="1890" w:type="dxa"/>
-            <w:noWrap/>
-            <w:vAlign w:val="center"/>
-            <w:hideMark/>
-          </w:tcPr>
-          <w:p>
-            <w:pPr>
-              <w:snapToGrid w:val="0"/>
-              <w:spacing w:beforeLines="40" w:before="96" w:afterLines="40" w:after="96"/>
-              <w:jc w:val="center"/>
-              <w:cnfStyle w:val="000000100000" w:firstRow="0" w:lastRow="0" w:firstColumn="0" w:lastColumn="0" w:oddVBand="0" w:evenVBand="0" w:oddHBand="1" w:evenHBand="0" w:firstRowFirstColumn="0" w:firstRowLastColumn="0" w:lastRowFirstColumn="0" w:lastRowLastColumn="0"/>
-              <w:rPr>
-                <w:color w:val="000000"/>
-                <w:sz w:val="20"/>
-                <w:szCs w:val="20"/>
-              </w:rPr>
-            </w:pPr>
-            <w:r>
-              <w:rPr>
-                <w:color w:val="000000"/>
-                <w:sz w:val="20"/>
-                <w:szCs w:val="20"/>
-              </w:rPr>
-              <w:t>0 (0.0%)</w:t>
-            </w:r>
-          </w:p>
-        </w:tc>
-        <w:tc>
-          <w:tcPr>
-            <w:tcW w:w="1800" w:type="dxa"/>
-            <w:noWrap/>
-            <w:vAlign w:val="center"/>
-            <w:hideMark/>
-          </w:tcPr>
-          <w:p>
-            <w:pPr>
-              <w:snapToGrid w:val="0"/>
-              <w:spacing w:beforeLines="40" w:before="96" w:afterLines="40" w:after="96"/>
-              <w:jc w:val="center"/>
-              <w:cnfStyle w:val="000000100000" w:firstRow="0" w:lastRow="0" w:firstColumn="0" w:lastColumn="0" w:oddVBand="0" w:evenVBand="0" w:oddHBand="1" w:evenHBand="0" w:firstRowFirstColumn="0" w:firstRowLastColumn="0" w:lastRowFirstColumn="0" w:lastRowLastColumn="0"/>
-              <w:rPr>
-                <w:color w:val="000000"/>
-                <w:sz w:val="20"/>
-                <w:szCs w:val="20"/>
-              </w:rPr>
-            </w:pPr>
-            <w:r>
-              <w:rPr>
-                <w:color w:val="000000"/>
-                <w:sz w:val="20"/>
-                <w:szCs w:val="20"/>
-              </w:rPr>
-              <w:t>[Rural, Urbanized]</w:t>
-            </w:r>
-          </w:p>
-        </w:tc>
-      </w:tr>
-    </w:tbl>
-    <w:p>
-      <w:pPr>
-        <w:rPr>
-          <w:b/>
-          <w:bCs/>
-          <w:color w:val="000000"/>
-          <w:sz w:val="20"/>
-          <w:szCs w:val="20"/>
-        </w:rPr>
-      </w:pPr>
-    </w:p>
-    <w:p>
-      <w:r>
-        <w:rPr>
-          <w:b/>
-          <w:bCs/>
-          <w:color w:val="000000"/>
-          <w:sz w:val="20"/>
-          <w:szCs w:val="20"/>
-        </w:rPr>
-        <w:t>†</w:t>
-      </w:r>
-      <w:r>
-        <w:t xml:space="preserve"> See </w:t>
-      </w:r>
-      <w:r>
-        <w:rPr>
-          <w:i/>
-          <w:iCs/>
-        </w:rPr>
-        <w:fldChar w:fldCharType="begin"/>
-      </w:r>
-      <w:r>
-        <w:rPr>
-          <w:i/>
-          <w:iCs/>
-        </w:rPr>
-        <w:instrText xml:space="preserve"> REF _Ref221902899 \h </w:instrText>
-      </w:r>
-      <w:r>
-        <w:rPr>
-          <w:i/>
-          <w:iCs/>
-        </w:rPr>
-        <w:instrText xml:space="preserve"> \* MERGEFORMAT </w:instrText>
-      </w:r>
-      <w:r>
-        <w:rPr>
-          <w:i/>
-          <w:iCs/>
-        </w:rPr>
-      </w:r>
-      <w:r>
-        <w:rPr>
-          <w:i/>
-          <w:iCs/>
-        </w:rPr>
-        <w:fldChar w:fldCharType="separate"/>
-      </w:r>
-      <w:r>
-        <w:rPr>
-          <w:i/>
-          <w:iCs/>
-        </w:rPr>
-        <w:t xml:space="preserve">Appendix B: Coded </w:t>
-      </w:r>
-      <w:r>
-        <w:rPr>
-          <w:rFonts w:cs="Times New Roman (Headings CS)"/>
-          <w:i/>
-          <w:iCs/>
-          <w:smallCaps/>
-        </w:rPr>
-        <w:t>CRASH</w:t>
-      </w:r>
-      <w:r>
-        <w:rPr>
-          <w:i/>
-          <w:iCs/>
-        </w:rPr>
-        <w:t xml:space="preserve"> Variable Fields</w:t>
-      </w:r>
-      <w:r>
-        <w:rPr>
-          <w:i/>
-          <w:iCs/>
-        </w:rPr>
-        <w:fldChar w:fldCharType="end"/>
-      </w:r>
-      <w:r>
-        <w:t xml:space="preserve"> </w:t>
-      </w:r>
-      <w:r>
-        <w:t>for the definitions of enumerated values for each field</w:t>
-      </w:r>
-      <w:r>
-        <w:t>.</w:t>
-      </w:r>
-      <w:r>
-        <w:t xml:space="preserve"> </w:t>
-      </w:r>
-      <w:bookmarkStart w:id="40" w:name="_Ref221359088"/>
-      <w:bookmarkStart w:id="41" w:name="_Ref221449793"/>
-    </w:p>
-    <w:p>
-      <w:pPr>
-        <w:sectPr>
-          <w:pgSz w:w="15840" w:h="12240" w:orient="landscape"/>
-          <w:pgMar w:top="1440" w:right="1440" w:bottom="1440" w:left="1440" w:header="720" w:footer="720" w:gutter="0"/>
-          <w:cols w:space="720"/>
-          <w:titlePg/>
-          <w:docGrid w:linePitch="360"/>
-        </w:sectPr>
-      </w:pPr>
-    </w:p>
-    <w:p>
-      <w:pPr>
-        <w:pStyle w:val="Heading1"/>
-      </w:pPr>
-      <w:bookmarkStart w:id="42" w:name="_Ref221902899"/>
-      <w:bookmarkStart w:id="43" w:name="_Ref221819746"/>
-      <w:bookmarkStart w:id="44" w:name="_Toc226057178"/>
-      <w:bookmarkEnd w:id="40"/>
-      <w:bookmarkEnd w:id="41"/>
-      <w:r>
-        <w:lastRenderedPageBreak/>
-        <w:t xml:space="preserve">Appendix </w:t>
-      </w:r>
-      <w:r>
-        <w:t>B</w:t>
-      </w:r>
-      <w:r>
-        <w:t xml:space="preserve">: </w:t>
-      </w:r>
-      <w:r>
-        <w:t>Coded</w:t>
-      </w:r>
-      <w:r>
-        <w:t xml:space="preserve"> CRASH</w:t>
-      </w:r>
-      <w:r>
-        <w:t xml:space="preserve"> </w:t>
-      </w:r>
-      <w:r>
-        <w:t>Variable</w:t>
-      </w:r>
-      <w:r>
-        <w:t xml:space="preserve"> Fields</w:t>
-      </w:r>
-      <w:bookmarkEnd w:id="42"/>
-      <w:bookmarkEnd w:id="44"/>
-    </w:p>
-    <w:tbl>
-      <w:tblPr>
-        <w:tblStyle w:val="TableGrid"/>
-        <w:tblW w:w="0" w:type="auto"/>
-        <w:tblBorders>
-          <w:top w:val="none" w:sz="0" w:space="0" w:color="auto"/>
-          <w:left w:val="none" w:sz="0" w:space="0" w:color="auto"/>
-          <w:bottom w:val="none" w:sz="0" w:space="0" w:color="auto"/>
-          <w:right w:val="none" w:sz="0" w:space="0" w:color="auto"/>
-          <w:insideH w:val="none" w:sz="0" w:space="0" w:color="auto"/>
-          <w:insideV w:val="none" w:sz="0" w:space="0" w:color="auto"/>
-        </w:tblBorders>
-        <w:tblLook w:val="04A0" w:firstRow="1" w:lastRow="0" w:firstColumn="1" w:lastColumn="0" w:noHBand="0" w:noVBand="1"/>
-      </w:tblPr>
-      <w:tblGrid>
-        <w:gridCol w:w="4410"/>
-        <w:gridCol w:w="4267"/>
-      </w:tblGrid>
-      <w:tr>
-        <w:trPr>
-          <w:trHeight w:val="4310"/>
-        </w:trPr>
-        <w:tc>
-          <w:tcPr>
-            <w:tcW w:w="4410" w:type="dxa"/>
-          </w:tcPr>
-          <w:p>
-            <w:pPr>
-              <w:pStyle w:val="Heading5"/>
-              <w:rPr>
-                <w:rFonts w:cs="Times New Roman (Headings CS)"/>
-                <w:smallCaps/>
-              </w:rPr>
-            </w:pPr>
-            <w:proofErr w:type="spellStart"/>
-            <w:r>
-              <w:rPr>
-                <w:rFonts w:cs="Times New Roman (Headings CS)"/>
-                <w:smallCaps/>
-              </w:rPr>
-              <w:t>unit_type</w:t>
-            </w:r>
-            <w:proofErr w:type="spellEnd"/>
-          </w:p>
-          <w:p>
-            <w:pPr>
-              <w:rPr>
-                <w:sz w:val="21"/>
-                <w:szCs w:val="21"/>
-              </w:rPr>
-            </w:pPr>
-            <w:r>
-              <w:rPr>
-                <w:sz w:val="21"/>
-                <w:szCs w:val="21"/>
-              </w:rPr>
-              <w:t>1: '</w:t>
-            </w:r>
-            <w:r>
-              <w:rPr>
-                <w:sz w:val="21"/>
-                <w:szCs w:val="21"/>
-              </w:rPr>
-              <w:t>Motor vehicle in transport</w:t>
-            </w:r>
-            <w:r>
-              <w:rPr>
-                <w:sz w:val="21"/>
-                <w:szCs w:val="21"/>
-              </w:rPr>
-              <w:t>'</w:t>
-            </w:r>
-            <w:r>
-              <w:rPr>
-                <w:sz w:val="21"/>
-                <w:szCs w:val="21"/>
-              </w:rPr>
-              <w:br/>
-              <w:t>2: '</w:t>
-            </w:r>
-            <w:r>
-              <w:rPr>
-                <w:sz w:val="21"/>
-                <w:szCs w:val="21"/>
-              </w:rPr>
-              <w:t>Legally parked</w:t>
-            </w:r>
-            <w:r>
-              <w:rPr>
-                <w:sz w:val="21"/>
-                <w:szCs w:val="21"/>
-              </w:rPr>
-              <w:t>'</w:t>
-            </w:r>
-            <w:r>
-              <w:rPr>
-                <w:sz w:val="21"/>
-                <w:szCs w:val="21"/>
-              </w:rPr>
-              <w:br/>
-            </w:r>
-            <w:r>
-              <w:rPr>
-                <w:sz w:val="21"/>
-                <w:szCs w:val="21"/>
-              </w:rPr>
-              <w:t>3</w:t>
-            </w:r>
-            <w:r>
-              <w:rPr>
-                <w:sz w:val="21"/>
-                <w:szCs w:val="21"/>
-              </w:rPr>
-              <w:t>: '</w:t>
-            </w:r>
-            <w:r>
-              <w:rPr>
-                <w:sz w:val="21"/>
-                <w:szCs w:val="21"/>
-              </w:rPr>
-              <w:t>Illegally parked</w:t>
-            </w:r>
-            <w:r>
-              <w:rPr>
-                <w:sz w:val="21"/>
-                <w:szCs w:val="21"/>
-              </w:rPr>
-              <w:t>'</w:t>
-            </w:r>
-            <w:r>
-              <w:rPr>
-                <w:sz w:val="21"/>
-                <w:szCs w:val="21"/>
-              </w:rPr>
-              <w:br/>
-            </w:r>
-            <w:r>
-              <w:rPr>
-                <w:sz w:val="21"/>
-                <w:szCs w:val="21"/>
-              </w:rPr>
-              <w:t>5</w:t>
-            </w:r>
-            <w:r>
-              <w:rPr>
-                <w:sz w:val="21"/>
-                <w:szCs w:val="21"/>
-              </w:rPr>
-              <w:t>: '</w:t>
-            </w:r>
-            <w:r>
-              <w:rPr>
-                <w:sz w:val="21"/>
-                <w:szCs w:val="21"/>
-              </w:rPr>
-              <w:t>Hit and run vehicle</w:t>
-            </w:r>
-            <w:r>
-              <w:rPr>
-                <w:sz w:val="21"/>
-                <w:szCs w:val="21"/>
-              </w:rPr>
-              <w:t>'</w:t>
-            </w:r>
-            <w:r>
-              <w:rPr>
-                <w:sz w:val="21"/>
-                <w:szCs w:val="21"/>
-              </w:rPr>
-              <w:br/>
-            </w:r>
-            <w:r>
-              <w:rPr>
-                <w:sz w:val="21"/>
-                <w:szCs w:val="21"/>
-              </w:rPr>
-              <w:t>6</w:t>
-            </w:r>
-            <w:r>
-              <w:rPr>
-                <w:sz w:val="21"/>
-                <w:szCs w:val="21"/>
-              </w:rPr>
-              <w:t>: '</w:t>
-            </w:r>
-            <w:r>
-              <w:rPr>
-                <w:sz w:val="21"/>
-                <w:szCs w:val="21"/>
-              </w:rPr>
-              <w:t>Disabled from a previous crash</w:t>
-            </w:r>
-            <w:r>
-              <w:rPr>
-                <w:sz w:val="21"/>
-                <w:szCs w:val="21"/>
-              </w:rPr>
-              <w:t>'</w:t>
-            </w:r>
-            <w:r>
-              <w:rPr>
-                <w:sz w:val="21"/>
-                <w:szCs w:val="21"/>
-              </w:rPr>
-              <w:br/>
-            </w:r>
-            <w:r>
-              <w:rPr>
-                <w:sz w:val="21"/>
-                <w:szCs w:val="21"/>
-              </w:rPr>
-              <w:t>21</w:t>
-            </w:r>
-            <w:r>
-              <w:rPr>
-                <w:sz w:val="21"/>
-                <w:szCs w:val="21"/>
-              </w:rPr>
-              <w:t>: '</w:t>
-            </w:r>
-            <w:r>
-              <w:rPr>
-                <w:sz w:val="21"/>
-                <w:szCs w:val="21"/>
-              </w:rPr>
-              <w:t>Train</w:t>
-            </w:r>
-            <w:r>
-              <w:rPr>
-                <w:sz w:val="21"/>
-                <w:szCs w:val="21"/>
-              </w:rPr>
-              <w:t>'</w:t>
-            </w:r>
-            <w:r>
-              <w:rPr>
-                <w:sz w:val="21"/>
-                <w:szCs w:val="21"/>
-              </w:rPr>
-              <w:br/>
-            </w:r>
-            <w:r>
-              <w:rPr>
-                <w:sz w:val="21"/>
-                <w:szCs w:val="21"/>
-              </w:rPr>
-              <w:t>30</w:t>
-            </w:r>
-            <w:r>
-              <w:rPr>
-                <w:sz w:val="21"/>
-                <w:szCs w:val="21"/>
-              </w:rPr>
-              <w:t>: '</w:t>
-            </w:r>
-            <w:r>
-              <w:rPr>
-                <w:sz w:val="21"/>
-                <w:szCs w:val="21"/>
-              </w:rPr>
-              <w:t>Non-Motorist</w:t>
-            </w:r>
-            <w:r>
-              <w:rPr>
-                <w:sz w:val="21"/>
-                <w:szCs w:val="21"/>
-              </w:rPr>
-              <w:t>'</w:t>
-            </w:r>
-          </w:p>
-          <w:p>
-            <w:pPr>
-              <w:rPr>
-                <w:sz w:val="21"/>
-                <w:szCs w:val="21"/>
-              </w:rPr>
-            </w:pPr>
-            <w:r>
-              <w:rPr>
-                <w:sz w:val="21"/>
-                <w:szCs w:val="21"/>
-              </w:rPr>
-              <w:t xml:space="preserve">33: </w:t>
-            </w:r>
-            <w:r>
-              <w:rPr>
-                <w:sz w:val="21"/>
-                <w:szCs w:val="21"/>
-              </w:rPr>
-              <w:t>'</w:t>
-            </w:r>
-            <w:r>
-              <w:rPr>
-                <w:sz w:val="21"/>
-                <w:szCs w:val="21"/>
-              </w:rPr>
-              <w:t>Personal Delivery Device</w:t>
-            </w:r>
-            <w:r>
-              <w:rPr>
-                <w:sz w:val="21"/>
-                <w:szCs w:val="21"/>
-              </w:rPr>
-              <w:t>'</w:t>
-            </w:r>
-          </w:p>
-          <w:p>
-            <w:pPr>
-              <w:rPr>
-                <w:sz w:val="21"/>
-                <w:szCs w:val="21"/>
-              </w:rPr>
-            </w:pPr>
-            <w:r>
-              <w:rPr>
-                <w:sz w:val="21"/>
-                <w:szCs w:val="21"/>
-              </w:rPr>
-              <w:t xml:space="preserve">51: </w:t>
-            </w:r>
-            <w:r>
-              <w:rPr>
-                <w:sz w:val="21"/>
-                <w:szCs w:val="21"/>
-              </w:rPr>
-              <w:t>'</w:t>
-            </w:r>
-            <w:r>
-              <w:rPr>
-                <w:sz w:val="21"/>
-                <w:szCs w:val="21"/>
-              </w:rPr>
-              <w:t>Phantom vehicle</w:t>
-            </w:r>
-            <w:r>
-              <w:rPr>
-                <w:sz w:val="21"/>
-                <w:szCs w:val="21"/>
-              </w:rPr>
-              <w:t>'</w:t>
-            </w:r>
-          </w:p>
-          <w:p>
-            <w:pPr>
-              <w:rPr>
-                <w:sz w:val="21"/>
-                <w:szCs w:val="21"/>
-              </w:rPr>
-            </w:pPr>
-          </w:p>
-        </w:tc>
-        <w:tc>
-          <w:tcPr>
-            <w:tcW w:w="4267" w:type="dxa"/>
-          </w:tcPr>
-          <w:p>
-            <w:pPr>
-              <w:pStyle w:val="Heading5"/>
-              <w:rPr>
-                <w:rFonts w:cs="Times New Roman (Headings CS)"/>
-                <w:smallCaps/>
-              </w:rPr>
-            </w:pPr>
-            <w:proofErr w:type="spellStart"/>
-            <w:r>
-              <w:rPr>
-                <w:rFonts w:cs="Times New Roman (Headings CS)"/>
-                <w:smallCaps/>
-              </w:rPr>
-              <w:t>urban_rural</w:t>
-            </w:r>
-            <w:proofErr w:type="spellEnd"/>
-          </w:p>
-          <w:p>
-            <w:pPr>
-              <w:rPr>
-                <w:sz w:val="21"/>
-                <w:szCs w:val="21"/>
-              </w:rPr>
-            </w:pPr>
-            <w:r>
-              <w:rPr>
-                <w:sz w:val="21"/>
-                <w:szCs w:val="21"/>
-              </w:rPr>
-              <w:t>1: 'Rural'</w:t>
-            </w:r>
-            <w:r>
-              <w:rPr>
-                <w:sz w:val="21"/>
-                <w:szCs w:val="21"/>
-              </w:rPr>
-              <w:br/>
-              <w:t>2: 'Urbanized'</w:t>
-            </w:r>
-            <w:r>
-              <w:rPr>
-                <w:sz w:val="21"/>
-                <w:szCs w:val="21"/>
-              </w:rPr>
-              <w:br/>
-              <w:t>3: 'Urban'</w:t>
-            </w:r>
-          </w:p>
-          <w:p>
-            <w:pPr>
-              <w:rPr>
-                <w:sz w:val="21"/>
-                <w:szCs w:val="21"/>
-              </w:rPr>
-            </w:pPr>
-          </w:p>
-        </w:tc>
-      </w:tr>
-    </w:tbl>
-    <w:p>
-      <w:bookmarkStart w:id="45" w:name="_Ref221902922"/>
-    </w:p>
-    <w:p>
-      <w:pPr>
-        <w:rPr>
-          <w:rFonts w:cstheme="majorBidi"/>
-          <w:color w:val="2F5496" w:themeColor="accent1" w:themeShade="BF"/>
-          <w:kern w:val="2"/>
-          <w:sz w:val="32"/>
-          <w:szCs w:val="32"/>
-          <w14:ligatures w14:val="standardContextual"/>
-        </w:rPr>
-      </w:pPr>
-      <w:r>
-        <w:br w:type="page"/>
-      </w:r>
-      <w:bookmarkEnd w:id="43"/>
-      <w:bookmarkEnd w:id="45"/>
-    </w:p>
-    <w:p>
-      <w:pPr>
-        <w:pStyle w:val="Heading1"/>
-      </w:pPr>
-      <w:bookmarkStart w:id="46" w:name="_Toc226057179"/>
+      <w:bookmarkStart w:id="37" w:name="_Toc226057179"/>
       <w:r>
         <w:lastRenderedPageBreak/>
         <w:t>AI Statement of Use</w:t>
       </w:r>
-      <w:bookmarkEnd w:id="46"/>
+      <w:bookmarkEnd w:id="37"/>
     </w:p>
     <w:p>
       <w:r>
@@ -9988,70 +6422,19 @@
       <w:pPr>
         <w:pStyle w:val="Heading1"/>
       </w:pPr>
-      <w:bookmarkStart w:id="47" w:name="_Toc226057180"/>
+      <w:bookmarkStart w:id="38" w:name="_Toc226057180"/>
       <w:r>
         <w:t>Bibliography</w:t>
       </w:r>
-      <w:bookmarkEnd w:id="47"/>
+      <w:bookmarkEnd w:id="38"/>
     </w:p>
     <w:p>
       <w:pPr>
         <w:spacing w:line="480" w:lineRule="auto"/>
         <w:ind w:left="480" w:hanging="480"/>
-      </w:pPr>
-      <w:r>
-        <w:t xml:space="preserve">Brownlee, J. (2019, December 22). A Gentle Introduction to Imbalanced Classification. </w:t>
-      </w:r>
-      <w:r>
         <w:rPr>
-          <w:i/>
-          <w:iCs/>
+          <w:rStyle w:val="Hyperlink"/>
         </w:rPr>
-        <w:t>MachineLearningMastery.Com</w:t>
-      </w:r>
-      <w:r>
-        <w:t xml:space="preserve">. </w:t>
-      </w:r>
-      <w:hyperlink r:id="rId18" w:history="1">
-        <w:r>
-          <w:rPr>
-            <w:rStyle w:val="Hyperlink"/>
-          </w:rPr>
-          <w:t>https://www.machinelearningmastery.com/what-is-imbalanced-classification/</w:t>
-        </w:r>
-      </w:hyperlink>
-    </w:p>
-    <w:p>
-      <w:pPr>
-        <w:spacing w:line="480" w:lineRule="auto"/>
-        <w:ind w:left="480" w:hanging="480"/>
-      </w:pPr>
-      <w:r>
-        <w:t xml:space="preserve">Brownlee, J. (2020, February 13). One-Class Classification Algorithms for Imbalanced Datasets. </w:t>
-      </w:r>
-      <w:r>
-        <w:rPr>
-          <w:i/>
-          <w:iCs/>
-        </w:rPr>
-        <w:t>MachineLearningMastery.Com</w:t>
-      </w:r>
-      <w:r>
-        <w:t xml:space="preserve">. </w:t>
-      </w:r>
-      <w:hyperlink r:id="rId19" w:history="1">
-        <w:r>
-          <w:rPr>
-            <w:rStyle w:val="Hyperlink"/>
-          </w:rPr>
-          <w:t>https://www.machinelearningmastery.com/one-class-classification-algorithms/</w:t>
-        </w:r>
-      </w:hyperlink>
-    </w:p>
-    <w:p>
-      <w:pPr>
-        <w:spacing w:line="480" w:lineRule="auto"/>
-        <w:ind w:left="480" w:hanging="480"/>
       </w:pPr>
       <w:r>
         <w:rPr>
@@ -10063,7 +6446,7 @@
       <w:r>
         <w:t xml:space="preserve">. (n.d.). Retrieved February 1, 2026, from </w:t>
       </w:r>
-      <w:hyperlink r:id="rId20" w:history="1">
+      <w:hyperlink r:id="rId18" w:history="1">
         <w:r>
           <w:rPr>
             <w:rStyle w:val="Hyperlink"/>
@@ -10077,171 +6460,40 @@
         <w:spacing w:line="480" w:lineRule="auto"/>
         <w:ind w:left="480" w:hanging="480"/>
       </w:pPr>
-      <w:r>
-        <w:t>Geeks for Geeks. (2025</w:t>
-      </w:r>
-      <w:r>
-        <w:t>a</w:t>
-      </w:r>
-      <w:r>
-        <w:t xml:space="preserve">, July 23). </w:t>
+      <w:proofErr w:type="spellStart"/>
+      <w:r>
+        <w:t>Geron</w:t>
+      </w:r>
+      <w:proofErr w:type="spellEnd"/>
+      <w:r>
+        <w:t xml:space="preserve">, A. (2019). </w:t>
       </w:r>
       <w:r>
         <w:rPr>
           <w:i/>
           <w:iCs/>
         </w:rPr>
-        <w:t>What are the Advantages and Disadvantages of Random Forest?</w:t>
-      </w:r>
-      <w:r>
-        <w:t xml:space="preserve"> </w:t>
+        <w:t xml:space="preserve">Hands-On Machine Learning with Scikit-Learn, </w:t>
       </w:r>
       <w:proofErr w:type="spellStart"/>
-      <w:r>
-        <w:t>GeeksforGeeks</w:t>
-      </w:r>
-      <w:proofErr w:type="spellEnd"/>
-      <w:r>
-        <w:t xml:space="preserve">. </w:t>
-      </w:r>
-      <w:hyperlink r:id="rId21" w:history="1">
-        <w:r>
-          <w:rPr>
-            <w:rStyle w:val="Hyperlink"/>
-          </w:rPr>
-          <w:t>https://www.geeksforgeeks.org/machine-learning/what-are-the-advantages-and-disadvantages-of-random-forest/</w:t>
-        </w:r>
-      </w:hyperlink>
-    </w:p>
-    <w:p>
-      <w:pPr>
-        <w:spacing w:line="480" w:lineRule="auto"/>
-        <w:ind w:left="480" w:hanging="480"/>
-      </w:pPr>
-      <w:r>
-        <w:t xml:space="preserve">Geeks for Geeks. (2025b, August 2). </w:t>
-      </w:r>
       <w:r>
         <w:rPr>
           <w:i/>
           <w:iCs/>
         </w:rPr>
-        <w:t>Precision and Recall in Machine Learning</w:t>
-      </w:r>
-      <w:r>
-        <w:t xml:space="preserve">. </w:t>
-      </w:r>
-      <w:proofErr w:type="spellStart"/>
-      <w:r>
-        <w:t>GeeksforGeeks</w:t>
+        <w:t>Keras</w:t>
       </w:r>
       <w:proofErr w:type="spellEnd"/>
-      <w:r>
-        <w:t xml:space="preserve">. </w:t>
-      </w:r>
-      <w:hyperlink r:id="rId22" w:history="1">
-        <w:r>
-          <w:rPr>
-            <w:rStyle w:val="Hyperlink"/>
-          </w:rPr>
-          <w:t>https://www.geeksforgeeks.org/machine-learning/precision-and-recall-in-machine-learning/</w:t>
-        </w:r>
-      </w:hyperlink>
-    </w:p>
-    <w:p>
-      <w:pPr>
-        <w:spacing w:line="480" w:lineRule="auto"/>
-        <w:ind w:left="480" w:hanging="480"/>
-      </w:pPr>
-      <w:r>
-        <w:t xml:space="preserve">Geeks for Geeks. (2026, March 12). </w:t>
-      </w:r>
       <w:r>
         <w:rPr>
           <w:i/>
           <w:iCs/>
         </w:rPr>
-        <w:t>AUC ROC Curve in Machine Learning</w:t>
-      </w:r>
-      <w:r>
-        <w:t xml:space="preserve">. </w:t>
-      </w:r>
-      <w:proofErr w:type="spellStart"/>
-      <w:r>
-        <w:t>GeeksforGeeks</w:t>
-      </w:r>
-      <w:proofErr w:type="spellEnd"/>
-      <w:r>
-        <w:t xml:space="preserve">. </w:t>
-      </w:r>
-      <w:hyperlink r:id="rId23" w:history="1">
-        <w:r>
-          <w:rPr>
-            <w:rStyle w:val="Hyperlink"/>
-          </w:rPr>
-          <w:t>https://www.geeksforgeeks.org/machine-learning/auc-roc-curve/</w:t>
-        </w:r>
-      </w:hyperlink>
-    </w:p>
-    <w:p>
-      <w:pPr>
-        <w:spacing w:line="480" w:lineRule="auto"/>
-        <w:ind w:left="480" w:hanging="480"/>
-      </w:pPr>
-      <w:r>
-        <w:t xml:space="preserve">J, G. (2022, July 31). Using Class Weight to Compensate for Imbalanced Data. </w:t>
-      </w:r>
-      <w:r>
-        <w:rPr>
-          <w:i/>
-          <w:iCs/>
-        </w:rPr>
-        <w:t>Medium</w:t>
-      </w:r>
-      <w:r>
-        <w:t xml:space="preserve">. </w:t>
-      </w:r>
-      <w:hyperlink r:id="rId24" w:history="1">
-        <w:r>
-          <w:rPr>
-            <w:rStyle w:val="Hyperlink"/>
-          </w:rPr>
-          <w:t>https://medium.com/@bubbapora_76246/using-class-weight-to-compensate-for-imbalanced-data-6eff370185d3</w:t>
-        </w:r>
-      </w:hyperlink>
-    </w:p>
-    <w:p>
-      <w:pPr>
-        <w:spacing w:line="480" w:lineRule="auto"/>
-        <w:ind w:left="480" w:hanging="480"/>
-      </w:pPr>
-      <w:proofErr w:type="spellStart"/>
-      <w:r>
-        <w:lastRenderedPageBreak/>
-        <w:t>Leppert</w:t>
-      </w:r>
-      <w:proofErr w:type="spellEnd"/>
-      <w:r>
-        <w:t xml:space="preserve">, A. J. and R. (2024, November 12). Many Americans perceive a rise in dangerous driving; 78% see cellphone distraction as major problem. </w:t>
-      </w:r>
-      <w:r>
-        <w:rPr>
-          <w:i/>
-          <w:iCs/>
-        </w:rPr>
-        <w:t>Pew Research Center</w:t>
-      </w:r>
-      <w:r>
-        <w:t xml:space="preserve">. </w:t>
-      </w:r>
-      <w:hyperlink r:id="rId25" w:history="1">
-        <w:r>
-          <w:rPr>
-            <w:rStyle w:val="Hyperlink"/>
-          </w:rPr>
-          <w:t>https://www.pewresearch.org/short-reads/2024/11/12/many-americans-perceive-a-rise-in-dangerous-driving-78-see-cellphone-distraction-as-major-problem/</w:t>
-        </w:r>
-      </w:hyperlink>
+        <w:t>, and TensorFlow: Concepts, Tools, and Techniques to Build Intelligent Systems</w:t>
+      </w:r>
+      <w:r>
+        <w:t xml:space="preserve"> (2nd ed.). O’Reilly Media.</w:t>
+      </w:r>
     </w:p>
     <w:p>
       <w:pPr>
@@ -10261,7 +6513,7 @@
       <w:r>
         <w:t xml:space="preserve">. </w:t>
       </w:r>
-      <w:hyperlink r:id="rId26" w:history="1">
+      <w:hyperlink r:id="rId19" w:history="1">
         <w:r>
           <w:rPr>
             <w:rStyle w:val="Hyperlink"/>
@@ -10291,7 +6543,7 @@
       <w:r>
         <w:t xml:space="preserve">. Retrieved January 22, 2026, from </w:t>
       </w:r>
-      <w:hyperlink r:id="rId27" w:history="1">
+      <w:hyperlink r:id="rId20" w:history="1">
         <w:r>
           <w:rPr>
             <w:rStyle w:val="Hyperlink"/>
@@ -10315,7 +6567,7 @@
       <w:r>
         <w:t xml:space="preserve">. (n.d.). Pennsylvania Department of Transportation. Retrieved January 25, 2026, from </w:t>
       </w:r>
-      <w:hyperlink r:id="rId28" w:history="1">
+      <w:hyperlink r:id="rId21" w:history="1">
         <w:r>
           <w:rPr>
             <w:rStyle w:val="Hyperlink"/>
@@ -10329,7 +6581,8 @@
         <w:spacing w:line="480" w:lineRule="auto"/>
         <w:ind w:left="480" w:hanging="480"/>
         <w:rPr>
-          <w:rStyle w:val="Hyperlink"/>
+          <w:color w:val="0000FF"/>
+          <w:u w:val="single"/>
         </w:rPr>
       </w:pPr>
       <w:r>
@@ -10342,7 +6595,7 @@
       <w:r>
         <w:t xml:space="preserve">. (n.d.). Retrieved January 25, 2026, from </w:t>
       </w:r>
-      <w:hyperlink r:id="rId29" w:history="1">
+      <w:hyperlink r:id="rId22" w:history="1">
         <w:r>
           <w:rPr>
             <w:rStyle w:val="Hyperlink"/>
@@ -10351,26 +6604,6 @@
         </w:r>
       </w:hyperlink>
     </w:p>
-    <w:p>
-      <w:pPr>
-        <w:spacing w:line="480" w:lineRule="auto"/>
-        <w:ind w:left="480" w:hanging="480"/>
-      </w:pPr>
-    </w:p>
-    <w:p/>
-    <w:p>
-      <w:pPr>
-        <w:spacing w:line="480" w:lineRule="auto"/>
-        <w:ind w:left="440" w:hanging="440"/>
-      </w:pPr>
-    </w:p>
-    <w:p>
-      <w:pPr>
-        <w:spacing w:line="480" w:lineRule="auto"/>
-        <w:ind w:left="440" w:hanging="440"/>
-      </w:pPr>
-    </w:p>
-    <w:p/>
     <w:sectPr>
       <w:pgSz w:w="12240" w:h="15840"/>
       <w:pgMar w:top="1440" w:right="1440" w:bottom="1440" w:left="1440" w:header="720" w:footer="720" w:gutter="0"/>
@@ -15171,6 +11404,7 @@
   <w:style w:type="character" w:default="1" w:styleId="DefaultParagraphFont">
     <w:name w:val="Default Paragraph Font"/>
     <w:uiPriority w:val="1"/>
+    <w:semiHidden/>
     <w:unhideWhenUsed/>
   </w:style>
   <w:style w:type="table" w:default="1" w:styleId="TableNormal">

--- a/Evaluation_and_Deployment_Report_over_lisa .docx
+++ b/Evaluation_and_Deployment_Report_over_lisa .docx
@@ -3448,55 +3448,534 @@
       <w:bookmarkEnd w:id="0"/>
     </w:p>
     <w:p>
-      <w:r>
-        <w:t>Notes for intro:</w:t>
+      <w:pPr>
+        <w:spacing w:before="120" w:after="120"/>
+      </w:pPr>
+      <w:r>
+        <w:rPr>
+          <w:shd w:val="clear" w:color="auto" w:fill="FFFFFF"/>
+        </w:rPr>
+        <w:t xml:space="preserve">A current topic of interest that has open questions involves </w:t>
+      </w:r>
+      <w:r>
+        <w:rPr>
+          <w:shd w:val="clear" w:color="auto" w:fill="FFFFFF"/>
+        </w:rPr>
+        <w:t xml:space="preserve">PA </w:t>
+      </w:r>
+      <w:r>
+        <w:rPr>
+          <w:shd w:val="clear" w:color="auto" w:fill="FFFFFF"/>
+        </w:rPr>
+        <w:t>driv</w:t>
+      </w:r>
+      <w:r>
+        <w:rPr>
+          <w:shd w:val="clear" w:color="auto" w:fill="FFFFFF"/>
+        </w:rPr>
+        <w:t>ers and driving</w:t>
+      </w:r>
+      <w:r>
+        <w:rPr>
+          <w:shd w:val="clear" w:color="auto" w:fill="FFFFFF"/>
+        </w:rPr>
+        <w:t xml:space="preserve"> </w:t>
+      </w:r>
+      <w:r>
+        <w:rPr>
+          <w:shd w:val="clear" w:color="auto" w:fill="FFFFFF"/>
+        </w:rPr>
+        <w:t>behaviors that</w:t>
+      </w:r>
+      <w:r>
+        <w:rPr>
+          <w:shd w:val="clear" w:color="auto" w:fill="FFFFFF"/>
+        </w:rPr>
+        <w:t xml:space="preserve"> may have changed during and after the COVID-19 pandemic. A majority of Americans believe drivers have been more aggressive since the lockdown.</w:t>
       </w:r>
     </w:p>
     <w:p>
-      <w:r>
-        <w:t>Outline</w:t>
-      </w:r>
-      <w:r>
-        <w:t xml:space="preserve"> the 3 objectives</w:t>
+      <w:pPr>
+        <w:spacing w:before="120" w:after="120"/>
+      </w:pPr>
+      <w:r>
+        <w:t>A Pew Research Center (</w:t>
+      </w:r>
+      <w:proofErr w:type="spellStart"/>
+      <w:r>
+        <w:t>Leppert</w:t>
+      </w:r>
+      <w:proofErr w:type="spellEnd"/>
+      <w:r>
+        <w:t>, 2024, November 12) report published in November 2024 reveals that a majority of Americans believe more drivers have been distracted, aggressive, and/or under the influence of drugs or alcohol since the pandemic. As many as 78% of Americans say more people are distracted by their cell phones, 63% say more people are driving too fast, 63% say more people are driving aggressively (weaving, tailgating, or running red lights), and 51% say more people are driving while under the influence of alcohol. </w:t>
       </w:r>
     </w:p>
     <w:p>
-      <w:r>
-        <w:t>T</w:t>
-      </w:r>
-      <w:r>
-        <w:t xml:space="preserve">he </w:t>
-      </w:r>
-      <w:r>
-        <w:t>one-class classifier</w:t>
-      </w:r>
-      <w:r>
-        <w:t xml:space="preserve"> </w:t>
-      </w:r>
-      <w:r>
-        <w:t>models were re-run with the correct parameters</w:t>
+      <w:pPr>
+        <w:spacing w:before="120" w:after="120"/>
+      </w:pPr>
+      <w:r>
+        <w:t xml:space="preserve">A National Safety Council (NSC, 2020, July 21) report published in the summer of 2020 shows that although there were far fewer cars on the road during the pandemic, the fatality rate per miles driven rose by 23.5% during the quarantine in May 2020 compared to the same month the previous year. PennLive reporter Jordan Wolman interviewed the manager of statistics for the NSC, Ken </w:t>
+      </w:r>
+      <w:proofErr w:type="spellStart"/>
+      <w:r>
+        <w:t>Kolosh</w:t>
+      </w:r>
+      <w:proofErr w:type="spellEnd"/>
+      <w:r>
+        <w:t xml:space="preserve">, who explained that there was “one death for every 84 million miles driven in May 2019, but one death for every 68 million miles driven in May 2020.” (Wolman, 2020, July 30) The </w:t>
+      </w:r>
+      <w:r>
+        <w:rPr>
+          <w:i/>
+          <w:iCs/>
+        </w:rPr>
+        <w:t>Pennsylvania Capitol-Star</w:t>
+      </w:r>
+      <w:r>
+        <w:t xml:space="preserve"> (</w:t>
+      </w:r>
+      <w:r>
+        <w:rPr>
+          <w:shd w:val="clear" w:color="auto" w:fill="FFFFFF"/>
+        </w:rPr>
+        <w:t>Henderson, 2023, November 13</w:t>
+      </w:r>
+      <w:r>
+        <w:t>) reported a 12% rise in traffic fatalities in Pennsylvania from 2019 to 2022 despite fewer cars on the roads in the state.</w:t>
       </w:r>
     </w:p>
     <w:p>
       <w:pPr>
+        <w:spacing w:before="120" w:after="120"/>
+      </w:pPr>
+      <w:r>
+        <w:rPr>
+          <w:shd w:val="clear" w:color="auto" w:fill="FFFFFF"/>
+        </w:rPr>
+        <w:t>The Foundation for Traffic Safety (FTS) of the American Automobile Association (AAA) (</w:t>
+      </w:r>
+      <w:proofErr w:type="spellStart"/>
+      <w:r>
+        <w:rPr>
+          <w:shd w:val="clear" w:color="auto" w:fill="FFFFFF"/>
+        </w:rPr>
+        <w:t>Tefft</w:t>
+      </w:r>
+      <w:proofErr w:type="spellEnd"/>
+      <w:r>
+        <w:rPr>
+          <w:shd w:val="clear" w:color="auto" w:fill="FFFFFF"/>
+        </w:rPr>
+        <w:t xml:space="preserve"> et al., 2022) conducted a Traffic Safety Culture Index survey in 2020 where respondents reported the amount of </w:t>
+      </w:r>
+      <w:proofErr w:type="gramStart"/>
+      <w:r>
+        <w:rPr>
+          <w:shd w:val="clear" w:color="auto" w:fill="FFFFFF"/>
+        </w:rPr>
+        <w:t>time</w:t>
+      </w:r>
+      <w:proofErr w:type="gramEnd"/>
+      <w:r>
+        <w:rPr>
+          <w:shd w:val="clear" w:color="auto" w:fill="FFFFFF"/>
+        </w:rPr>
+        <w:t xml:space="preserve"> they have spent driving during the first few months of the pandemic and if they engage in risky driving behaviors, such as texting, speeding, drinking, and running red lights. The results of this study show that drivers who engage in risky behaviors increased the amount of time they spent driving while safer drivers decreased the amount of time they spent driving. Another FTS study (</w:t>
+      </w:r>
+      <w:proofErr w:type="spellStart"/>
+      <w:r>
+        <w:rPr>
+          <w:shd w:val="clear" w:color="auto" w:fill="FFFFFF"/>
+        </w:rPr>
+        <w:t>Tefft</w:t>
+      </w:r>
+      <w:proofErr w:type="spellEnd"/>
+      <w:r>
+        <w:rPr>
+          <w:shd w:val="clear" w:color="auto" w:fill="FFFFFF"/>
+        </w:rPr>
+        <w:t xml:space="preserve"> et al., 2021) involved a New American Driving Survey where respondents reported their travel from the previous day. The goal of the study was to quantify the reduction in the amount of driving during the pandemic, and the results showed that the number of trips taken by U.S. residents dropped abruptly in April 2020. Compared to the average number of daily trips from July through December</w:t>
+      </w:r>
+      <w:r>
+        <w:rPr>
+          <w:shd w:val="clear" w:color="auto" w:fill="FFFFFF"/>
+        </w:rPr>
+        <w:t xml:space="preserve"> in</w:t>
+      </w:r>
+      <w:r>
+        <w:rPr>
+          <w:shd w:val="clear" w:color="auto" w:fill="FFFFFF"/>
+        </w:rPr>
+        <w:t xml:space="preserve"> 2019, the average number of daily trips dropped by 40% in April 2020.</w:t>
+      </w:r>
+    </w:p>
+    <w:p>
+      <w:r>
+        <w:rPr>
+          <w:shd w:val="clear" w:color="auto" w:fill="FFFFFF"/>
+        </w:rPr>
+        <w:t>The studies outlined above confirm the following statements about driving habits in the United States during and after the pandemic:</w:t>
+      </w:r>
+    </w:p>
+    <w:p>
+      <w:pPr>
+        <w:pStyle w:val="ListParagraph"/>
+        <w:numPr>
+          <w:ilvl w:val="0"/>
+          <w:numId w:val="2"/>
+        </w:numPr>
+        <w:contextualSpacing w:val="0"/>
+      </w:pPr>
+      <w:r>
+        <w:rPr>
+          <w:shd w:val="clear" w:color="auto" w:fill="FFFFFF"/>
+        </w:rPr>
+        <w:t xml:space="preserve">Americans believe aggressive driving has increased since the COVID-19 pandemic, and super majorities believe that one or more of the following specific behaviors have increased: distracted driving, driving too fast, and reckless driving including weaving, tailgating, and running red lights. </w:t>
+      </w:r>
+      <w:r>
+        <w:t>(</w:t>
+      </w:r>
+      <w:proofErr w:type="spellStart"/>
+      <w:r>
+        <w:t>Leppert</w:t>
+      </w:r>
+      <w:proofErr w:type="spellEnd"/>
+      <w:r>
+        <w:t>, 2024, November 12)</w:t>
+      </w:r>
+    </w:p>
+    <w:p>
+      <w:pPr>
+        <w:pStyle w:val="ListParagraph"/>
+        <w:numPr>
+          <w:ilvl w:val="0"/>
+          <w:numId w:val="2"/>
+        </w:numPr>
+        <w:contextualSpacing w:val="0"/>
+      </w:pPr>
+      <w:r>
+        <w:t>Fatalities per miles driven in May 2020 increased significantly over the same month in 2019. (NSC, 2020, July 21)</w:t>
+      </w:r>
+    </w:p>
+    <w:p>
+      <w:pPr>
+        <w:pStyle w:val="ListParagraph"/>
+        <w:numPr>
+          <w:ilvl w:val="0"/>
+          <w:numId w:val="2"/>
+        </w:numPr>
+        <w:contextualSpacing w:val="0"/>
+      </w:pPr>
+      <w:r>
+        <w:rPr>
+          <w:shd w:val="clear" w:color="auto" w:fill="FFFFFF"/>
+        </w:rPr>
+        <w:t xml:space="preserve">Americans who admit to engaging in risky driving behaviors increased the amount of time they spent driving while safer drivers reduced the amount of </w:t>
+      </w:r>
+      <w:proofErr w:type="gramStart"/>
+      <w:r>
+        <w:rPr>
+          <w:shd w:val="clear" w:color="auto" w:fill="FFFFFF"/>
+        </w:rPr>
+        <w:t>time</w:t>
+      </w:r>
+      <w:proofErr w:type="gramEnd"/>
+      <w:r>
+        <w:rPr>
+          <w:shd w:val="clear" w:color="auto" w:fill="FFFFFF"/>
+        </w:rPr>
+        <w:t xml:space="preserve"> they </w:t>
+      </w:r>
+      <w:r>
+        <w:rPr>
+          <w:shd w:val="clear" w:color="auto" w:fill="FFFFFF"/>
+        </w:rPr>
+        <w:t>spent driving</w:t>
+      </w:r>
+      <w:r>
+        <w:rPr>
+          <w:shd w:val="clear" w:color="auto" w:fill="FFFFFF"/>
+        </w:rPr>
+        <w:t xml:space="preserve"> during the first few months of the pandemic. (</w:t>
+      </w:r>
+      <w:proofErr w:type="spellStart"/>
+      <w:r>
+        <w:rPr>
+          <w:shd w:val="clear" w:color="auto" w:fill="FFFFFF"/>
+        </w:rPr>
+        <w:t>Tefft</w:t>
+      </w:r>
+      <w:proofErr w:type="spellEnd"/>
+      <w:r>
+        <w:rPr>
+          <w:shd w:val="clear" w:color="auto" w:fill="FFFFFF"/>
+        </w:rPr>
+        <w:t xml:space="preserve"> et al., 2022) </w:t>
+      </w:r>
+    </w:p>
+    <w:p>
+      <w:pPr>
+        <w:pStyle w:val="ListParagraph"/>
+        <w:numPr>
+          <w:ilvl w:val="0"/>
+          <w:numId w:val="2"/>
+        </w:numPr>
+        <w:contextualSpacing w:val="0"/>
+      </w:pPr>
+      <w:r>
+        <w:rPr>
+          <w:shd w:val="clear" w:color="auto" w:fill="FFFFFF"/>
+        </w:rPr>
+        <w:lastRenderedPageBreak/>
+        <w:t>The average number of daily trips taken by car dropped significantly in April 2020 during the COVID-19 lockdown compared to the last six months of 2019. (</w:t>
+      </w:r>
+      <w:proofErr w:type="spellStart"/>
+      <w:r>
+        <w:rPr>
+          <w:shd w:val="clear" w:color="auto" w:fill="FFFFFF"/>
+        </w:rPr>
+        <w:t>Tefft</w:t>
+      </w:r>
+      <w:proofErr w:type="spellEnd"/>
+      <w:r>
+        <w:rPr>
+          <w:shd w:val="clear" w:color="auto" w:fill="FFFFFF"/>
+        </w:rPr>
+        <w:t xml:space="preserve"> et al., 2021) </w:t>
+      </w:r>
+    </w:p>
+    <w:p>
+      <w:pPr>
+        <w:spacing w:before="120" w:after="120"/>
+      </w:pPr>
+      <w:r>
+        <w:rPr>
+          <w:shd w:val="clear" w:color="auto" w:fill="FFFFFF"/>
+        </w:rPr>
+        <w:t xml:space="preserve">While these studies confirm important trends and patterns, none of them show if aggressive driving </w:t>
+      </w:r>
+      <w:r>
+        <w:rPr>
+          <w:shd w:val="clear" w:color="auto" w:fill="FFFFFF"/>
+        </w:rPr>
+        <w:t xml:space="preserve">actually increased during COVID or </w:t>
+      </w:r>
+      <w:r>
+        <w:rPr>
+          <w:shd w:val="clear" w:color="auto" w:fill="FFFFFF"/>
+        </w:rPr>
+        <w:t xml:space="preserve">if it </w:t>
+      </w:r>
+      <w:r>
+        <w:rPr>
+          <w:shd w:val="clear" w:color="auto" w:fill="FFFFFF"/>
+        </w:rPr>
+        <w:t xml:space="preserve">has since </w:t>
+      </w:r>
+      <w:r>
+        <w:rPr>
+          <w:shd w:val="clear" w:color="auto" w:fill="FFFFFF"/>
+        </w:rPr>
+        <w:t xml:space="preserve">declined or stabilized. They also do not show if the rate of accidents caused by at least one aggressive driver has changed or if any </w:t>
+      </w:r>
+      <w:r>
+        <w:rPr>
+          <w:shd w:val="clear" w:color="auto" w:fill="FFFFFF"/>
+        </w:rPr>
+        <w:t>type</w:t>
+      </w:r>
+      <w:r>
+        <w:rPr>
+          <w:shd w:val="clear" w:color="auto" w:fill="FFFFFF"/>
+        </w:rPr>
+        <w:t xml:space="preserve"> of aggression (speeding, distraction, recklessness) has increased more than others. Data scientists can answer these questions using appropriate data and modeling techniques.</w:t>
+      </w:r>
+    </w:p>
+    <w:p>
+      <w:pPr>
+        <w:rPr>
+          <w:shd w:val="clear" w:color="auto" w:fill="FFFFFF"/>
+        </w:rPr>
+      </w:pPr>
+      <w:r>
+        <w:rPr>
+          <w:shd w:val="clear" w:color="auto" w:fill="FFFFFF"/>
+        </w:rPr>
+        <w:t xml:space="preserve">It is important for the public to know if they are correct about an increase in aggressive driving, and it is important to understand which </w:t>
+      </w:r>
+      <w:r>
+        <w:rPr>
+          <w:shd w:val="clear" w:color="auto" w:fill="FFFFFF"/>
+        </w:rPr>
+        <w:t>types</w:t>
+      </w:r>
+      <w:r>
+        <w:rPr>
+          <w:shd w:val="clear" w:color="auto" w:fill="FFFFFF"/>
+        </w:rPr>
+        <w:t xml:space="preserve"> may have increased. Public awareness brings solutions by moving the public to elect </w:t>
+      </w:r>
+      <w:r>
+        <w:rPr>
+          <w:shd w:val="clear" w:color="auto" w:fill="FFFFFF"/>
+        </w:rPr>
+        <w:t>public officials</w:t>
+      </w:r>
+      <w:r>
+        <w:rPr>
+          <w:shd w:val="clear" w:color="auto" w:fill="FFFFFF"/>
+        </w:rPr>
+        <w:t xml:space="preserve"> who will enact laws or by moving organizations </w:t>
+      </w:r>
+      <w:r>
+        <w:rPr>
+          <w:shd w:val="clear" w:color="auto" w:fill="FFFFFF"/>
+        </w:rPr>
+        <w:t>and</w:t>
+      </w:r>
+      <w:r>
+        <w:rPr>
+          <w:shd w:val="clear" w:color="auto" w:fill="FFFFFF"/>
+        </w:rPr>
+        <w:t xml:space="preserve"> individuals to organize and fund advocacy or education efforts. </w:t>
+      </w:r>
+    </w:p>
+    <w:p>
+      <w:pPr>
+        <w:pStyle w:val="Heading3"/>
+        <w:rPr>
+          <w:rFonts w:eastAsia="Times New Roman"/>
+        </w:rPr>
+      </w:pPr>
+      <w:bookmarkStart w:id="1" w:name="_Toc222167602"/>
+      <w:r>
+        <w:t>Objective</w:t>
+      </w:r>
+      <w:bookmarkEnd w:id="1"/>
+      <w:r>
+        <w:t xml:space="preserve"> 1</w:t>
+      </w:r>
+    </w:p>
+    <w:p>
+      <w:r>
+        <w:t xml:space="preserve">Determine whether </w:t>
+      </w:r>
+      <w:r>
+        <w:t xml:space="preserve">there has been a statistically significant increase in </w:t>
+      </w:r>
+      <w:r>
+        <w:t xml:space="preserve">aggressive driving </w:t>
+      </w:r>
+      <w:r>
+        <w:t>since the COVID-19 pandemic to provide evidence-based conclusions for PA Data Discourse readers about driving risks within 12 weeks.</w:t>
+      </w:r>
+    </w:p>
+    <w:p>
+      <w:pPr>
+        <w:pStyle w:val="Heading3"/>
+      </w:pPr>
+      <w:bookmarkStart w:id="2" w:name="_Toc222167603"/>
+      <w:r>
+        <w:t>Objective</w:t>
+      </w:r>
+      <w:bookmarkEnd w:id="2"/>
+      <w:r>
+        <w:t xml:space="preserve"> 2</w:t>
+      </w:r>
+    </w:p>
+    <w:p>
+      <w:r>
+        <w:t>Identify specific aggressive driving behaviors that increased during COVID-19.</w:t>
+      </w:r>
+    </w:p>
+    <w:p>
+      <w:pPr>
+        <w:pStyle w:val="Heading3"/>
+      </w:pPr>
+      <w:r>
+        <w:t xml:space="preserve">Objective </w:t>
+      </w:r>
+      <w:r>
+        <w:t>3</w:t>
+      </w:r>
+    </w:p>
+    <w:p>
+      <w:r>
+        <w:t>Identify co-factors for crashes involving aggressive driving, such as age,</w:t>
+      </w:r>
+      <w:r>
+        <w:t xml:space="preserve"> fatigue, impairment, </w:t>
+      </w:r>
+      <w:r>
+        <w:t xml:space="preserve">license status, hit and run, geography, </w:t>
+      </w:r>
+      <w:r>
+        <w:t>or cell phone use</w:t>
+      </w:r>
+      <w:r>
+        <w:t>.</w:t>
+      </w:r>
+    </w:p>
+    <w:p>
+      <w:pPr>
+        <w:pStyle w:val="Heading3"/>
+      </w:pPr>
+      <w:r>
+        <w:t xml:space="preserve">Other </w:t>
+      </w:r>
+      <w:r>
+        <w:t>Objective</w:t>
+      </w:r>
+      <w:r>
+        <w:t>s</w:t>
+      </w:r>
+    </w:p>
+    <w:p>
+      <w:pPr>
+        <w:pStyle w:val="ListParagraph"/>
+        <w:numPr>
+          <w:ilvl w:val="0"/>
+          <w:numId w:val="4"/>
+        </w:numPr>
+        <w:contextualSpacing w:val="0"/>
+      </w:pPr>
+      <w:r>
+        <w:t>Develop accessible visualizations for public understanding.</w:t>
+      </w:r>
+    </w:p>
+    <w:p>
+      <w:pPr>
+        <w:pStyle w:val="ListParagraph"/>
+        <w:numPr>
+          <w:ilvl w:val="0"/>
+          <w:numId w:val="4"/>
+        </w:numPr>
+      </w:pPr>
+      <w:r>
+        <w:t>Create reproducible methodology for ongoing aggressive driving related crash monitoring.</w:t>
+      </w:r>
+    </w:p>
+    <w:p>
+      <w:pPr>
         <w:pStyle w:val="Heading1"/>
       </w:pPr>
-      <w:bookmarkStart w:id="1" w:name="_Toc226057144"/>
+      <w:bookmarkStart w:id="3" w:name="_Toc226057144"/>
       <w:r>
         <w:t>Section 0: Executive Summary Presentation</w:t>
       </w:r>
-      <w:bookmarkEnd w:id="1"/>
+      <w:bookmarkEnd w:id="3"/>
     </w:p>
     <w:p/>
     <w:p>
       <w:pPr>
         <w:pStyle w:val="Heading1"/>
       </w:pPr>
-      <w:bookmarkStart w:id="2" w:name="_Toc226057145"/>
+      <w:bookmarkStart w:id="4" w:name="_Toc226057145"/>
       <w:r>
         <w:t>Section 1: Organizational Interpretation of Results</w:t>
       </w:r>
-      <w:bookmarkEnd w:id="2"/>
+      <w:bookmarkEnd w:id="4"/>
     </w:p>
     <w:p/>
     <w:p>
@@ -3507,64 +3986,48 @@
           <w:numId w:val="33"/>
         </w:numPr>
       </w:pPr>
-      <w:bookmarkStart w:id="3" w:name="_Toc226057146"/>
+      <w:bookmarkStart w:id="5" w:name="_Toc226057146"/>
       <w:r>
         <w:t>Translating Technical Results to Organizational Impact</w:t>
       </w:r>
-      <w:bookmarkEnd w:id="3"/>
+      <w:bookmarkEnd w:id="5"/>
     </w:p>
     <w:p>
       <w:pPr>
         <w:pStyle w:val="Heading3"/>
       </w:pPr>
-      <w:bookmarkStart w:id="4" w:name="_Toc226057147"/>
+      <w:bookmarkStart w:id="6" w:name="_Toc226057147"/>
       <w:r>
         <w:t>Performance interpretation</w:t>
       </w:r>
-      <w:bookmarkEnd w:id="4"/>
+      <w:bookmarkEnd w:id="6"/>
     </w:p>
     <w:p>
       <w:pPr>
         <w:spacing w:before="120" w:after="120"/>
-      </w:pPr>
-      <w:r>
-        <w:t xml:space="preserve">A positive classification in this project is defined as a crash that involves aggressive driving. </w:t>
-      </w:r>
-      <w:r>
-        <w:t>One</w:t>
-      </w:r>
-      <w:r>
-        <w:t xml:space="preserve"> goal </w:t>
-      </w:r>
-      <w:r>
-        <w:t xml:space="preserve">of this classification model </w:t>
-      </w:r>
-      <w:r>
-        <w:t xml:space="preserve">is to identify as many true positive crashes as possible, that is, to </w:t>
-      </w:r>
-      <w:r>
-        <w:t>correctly classify</w:t>
-      </w:r>
-      <w:r>
-        <w:t xml:space="preserve"> </w:t>
-      </w:r>
-      <w:r>
-        <w:t xml:space="preserve">as many </w:t>
-      </w:r>
-      <w:r>
-        <w:t xml:space="preserve">crashes </w:t>
-      </w:r>
-      <w:r>
-        <w:t xml:space="preserve">as possible </w:t>
-      </w:r>
-      <w:r>
-        <w:t>that involve aggressive driving</w:t>
-      </w:r>
-      <w:r>
+        <w:rPr>
+          <w:rStyle w:val="SubtleEmphasis"/>
+          <w:b/>
+          <w:bCs/>
+          <w:i w:val="0"/>
+          <w:iCs w:val="0"/>
+        </w:rPr>
+      </w:pPr>
+      <w:r>
+        <w:rPr>
+          <w:rStyle w:val="SubtleEmphasis"/>
+        </w:rPr>
+        <w:t>Objective 1: Determine whether there has been a statistically significant increase in aggressive driving since the COVID-19 pandemic to provide evidence-based conclusions for PA Data Discourse readers about driving risks within 12 weeks</w:t>
+      </w:r>
+      <w:r>
+        <w:rPr>
+          <w:rStyle w:val="SubtleEmphasis"/>
+          <w:b/>
+          <w:bCs/>
+          <w:i w:val="0"/>
+          <w:iCs w:val="0"/>
+        </w:rPr>
         <w:t>.</w:t>
-      </w:r>
-      <w:r>
-        <w:t xml:space="preserve"> </w:t>
       </w:r>
     </w:p>
     <w:p>
@@ -3572,430 +4035,74 @@
         <w:spacing w:before="120" w:after="120"/>
       </w:pPr>
       <w:r>
-        <w:t xml:space="preserve">The </w:t>
-      </w:r>
-      <w:r>
-        <w:t xml:space="preserve">true positive </w:t>
-      </w:r>
-      <w:r>
-        <w:t xml:space="preserve">rate (recall) </w:t>
-      </w:r>
-      <w:r>
-        <w:t>is a measure of the ability of the model to find all crashes that involved aggressive driving</w:t>
-      </w:r>
-      <w:r>
-        <w:t xml:space="preserve">. </w:t>
-      </w:r>
-      <w:r>
-        <w:t>While a</w:t>
-      </w:r>
-      <w:r>
-        <w:t xml:space="preserve"> high recall </w:t>
-      </w:r>
-      <w:r>
-        <w:t xml:space="preserve">means the </w:t>
+        <w:t>The model to predict aggressive driving with COVID-19 as a predictor demonstrated no meaningful power to distinguish between crashes that involved aggressive driving and those that d</w:t>
+      </w:r>
+      <w:r>
+        <w:t>id</w:t>
+      </w:r>
+      <w:r>
+        <w:t xml:space="preserve"> not. </w:t>
+      </w:r>
+      <w:r>
+        <w:t>The Receiver Operating Characteristic (ROC) curve reinforces th</w:t>
+      </w:r>
+      <w:r>
+        <w:t>is conclusion</w:t>
+      </w:r>
+      <w:r>
+        <w:t xml:space="preserve">. The ROC is a line or curve created by two rates plotted against one another: the rate at which the </w:t>
+      </w:r>
+      <w:r>
+        <w:lastRenderedPageBreak/>
+        <w:t xml:space="preserve">model correctly classifies crashes involving aggressive driving (true positive rate) and the rate at which the model incorrectly classifies crashes as involving aggressive driving (false positive rate). </w:t>
+      </w:r>
+      <w:r>
+        <w:t xml:space="preserve">The ROC curve for this model, displayed in </w:t>
+      </w:r>
+      <w:r>
+        <w:fldChar w:fldCharType="begin"/>
+      </w:r>
+      <w:r>
+        <w:instrText xml:space="preserve"> REF _Ref227258724 \h </w:instrText>
+      </w:r>
+      <w:r>
+        <w:fldChar w:fldCharType="separate"/>
+      </w:r>
+      <w:r>
+        <w:t xml:space="preserve">Figure </w:t>
+      </w:r>
+      <w:r>
+        <w:rPr>
+          <w:noProof/>
+        </w:rPr>
+        <w:t>1</w:t>
+      </w:r>
+      <w:r>
+        <w:fldChar w:fldCharType="end"/>
+      </w:r>
+      <w:r>
+        <w:t xml:space="preserve"> below, is perfectly aligned with the No Skill line</w:t>
+      </w:r>
+      <w:r>
+        <w:t xml:space="preserve">, and the area under the curve (AUC), 0.5, means the </w:t>
       </w:r>
       <w:r>
         <w:t xml:space="preserve">model </w:t>
       </w:r>
       <w:r>
-        <w:t xml:space="preserve">correctly classifies </w:t>
-      </w:r>
-      <w:r>
-        <w:t>a large number of</w:t>
+        <w:t>is as good at predicting aggressive driving as random guessing</w:t>
+      </w:r>
+      <w:r>
+        <w:t>.</w:t>
       </w:r>
       <w:r>
         <w:t xml:space="preserve"> </w:t>
-      </w:r>
-      <w:r>
-        <w:t>crashes that involved aggressive driving</w:t>
-      </w:r>
-      <w:r>
-        <w:t>, it does not say anything about the model</w:t>
-      </w:r>
-      <w:r>
-        <w:t>’</w:t>
-      </w:r>
-      <w:r>
-        <w:t xml:space="preserve">s ability to correctly </w:t>
-      </w:r>
-      <w:r>
-        <w:t xml:space="preserve">classify </w:t>
-      </w:r>
-      <w:r>
-        <w:t>crashes that did not involve aggressive driving</w:t>
-      </w:r>
-      <w:r>
-        <w:t>, which is an</w:t>
-      </w:r>
-      <w:r>
-        <w:t xml:space="preserve"> equally important goal</w:t>
-      </w:r>
-      <w:r>
-        <w:t>.</w:t>
-      </w:r>
-      <w:r>
-        <w:t xml:space="preserve"> </w:t>
-      </w:r>
-      <w:r>
-        <w:t>(</w:t>
-      </w:r>
-      <w:proofErr w:type="spellStart"/>
-      <w:r>
-        <w:t>Geron</w:t>
-      </w:r>
-      <w:proofErr w:type="spellEnd"/>
-      <w:r>
-        <w:t>, 2019)</w:t>
       </w:r>
     </w:p>
     <w:p>
       <w:pPr>
+        <w:keepNext/>
         <w:spacing w:before="120" w:after="120"/>
-      </w:pPr>
-      <w:r>
-        <w:t>A true positive rate of 1 is a perfect recall, but this means the model is optimized to identify</w:t>
-      </w:r>
-      <w:r>
-        <w:t xml:space="preserve"> </w:t>
-      </w:r>
-      <w:r>
-        <w:t>positive cases</w:t>
-      </w:r>
-      <w:r>
-        <w:t xml:space="preserve">, </w:t>
-      </w:r>
-      <w:r>
-        <w:t>which</w:t>
-      </w:r>
-      <w:r>
-        <w:t xml:space="preserve"> means the </w:t>
-      </w:r>
-      <w:r>
-        <w:t>model is so focused on identifying positive cases that it misclassifies too many crashes that did not involve aggressive driving</w:t>
-      </w:r>
-      <w:r>
-        <w:t>. This</w:t>
-      </w:r>
-      <w:r>
-        <w:t xml:space="preserve"> </w:t>
-      </w:r>
-      <w:r>
-        <w:t>r</w:t>
-      </w:r>
-      <w:r>
-        <w:t xml:space="preserve">esults in </w:t>
-      </w:r>
-      <w:r>
-        <w:t xml:space="preserve">a high false positive rate. </w:t>
-      </w:r>
-    </w:p>
-    <w:p>
-      <w:pPr>
-        <w:spacing w:before="120" w:after="120"/>
-      </w:pPr>
-      <w:r>
-        <w:t xml:space="preserve">Precision </w:t>
-      </w:r>
-      <w:r>
-        <w:rPr>
-          <w:rFonts w:eastAsiaTheme="majorEastAsia"/>
-        </w:rPr>
-        <w:t>is a measure of how accurate the model is in predicting crashes that involve aggressive driving. A higher precision means fewer crashes that did not involve aggressive driving will be misclassified as one</w:t>
-      </w:r>
-      <w:r>
-        <w:rPr>
-          <w:rFonts w:eastAsiaTheme="majorEastAsia"/>
-        </w:rPr>
-        <w:t xml:space="preserve">s </w:t>
-      </w:r>
-      <w:r>
-        <w:rPr>
-          <w:rFonts w:eastAsiaTheme="majorEastAsia"/>
-        </w:rPr>
-        <w:t xml:space="preserve">that did. </w:t>
-      </w:r>
-      <w:r>
-        <w:rPr>
-          <w:rFonts w:eastAsiaTheme="majorEastAsia"/>
-        </w:rPr>
-        <w:t xml:space="preserve">Precision is not the false positive rate, but it </w:t>
-      </w:r>
-      <w:r>
-        <w:t>is a measure that reflects the model’s ability to minimize the false positive rate</w:t>
-      </w:r>
-      <w:r>
-        <w:t xml:space="preserve"> so it is </w:t>
-      </w:r>
-      <w:r>
-        <w:t>important to consider</w:t>
-      </w:r>
-      <w:r>
-        <w:t xml:space="preserve"> along</w:t>
-      </w:r>
-      <w:r>
-        <w:t xml:space="preserve"> with recall to determine how well the model performs. </w:t>
-      </w:r>
-      <w:r>
-        <w:t>(</w:t>
-      </w:r>
-      <w:proofErr w:type="spellStart"/>
-      <w:r>
-        <w:t>Geron</w:t>
-      </w:r>
-      <w:proofErr w:type="spellEnd"/>
-      <w:r>
-        <w:t>, 2019)</w:t>
-      </w:r>
-    </w:p>
-    <w:p>
-      <w:pPr>
-        <w:spacing w:before="120" w:after="120"/>
-      </w:pPr>
-      <w:r>
-        <w:t xml:space="preserve">The F1 score is a calculation that combines both precision and recall into one measure. A high F1 score indicates that both precision and recall are high, and </w:t>
-      </w:r>
-      <w:r>
-        <w:t xml:space="preserve">an F1 score of </w:t>
-      </w:r>
-      <w:r>
-        <w:t xml:space="preserve">0.72 meets the technical success criteria established for this study. However, </w:t>
-      </w:r>
-      <w:r>
-        <w:t xml:space="preserve">a precision of 0.56 means that the model is about as accurate in predicting crashes that involve aggressive driving as flipping a coin. A </w:t>
-      </w:r>
-      <w:r>
-        <w:t xml:space="preserve">model with </w:t>
-      </w:r>
-      <w:r>
-        <w:t>perfect recall</w:t>
-      </w:r>
-      <w:r>
-        <w:t xml:space="preserve"> </w:t>
-      </w:r>
-      <w:r>
-        <w:t xml:space="preserve">and </w:t>
-      </w:r>
-      <w:r>
-        <w:t xml:space="preserve">a </w:t>
-      </w:r>
-      <w:r>
-        <w:t xml:space="preserve">high false positive rate </w:t>
-      </w:r>
-      <w:r>
-        <w:t xml:space="preserve">is not a high performing model. The </w:t>
-      </w:r>
-      <w:r>
-        <w:t xml:space="preserve">F1 score </w:t>
-      </w:r>
-      <w:r>
-        <w:t xml:space="preserve">interpretation </w:t>
-      </w:r>
-      <w:r>
-        <w:t xml:space="preserve">in this case </w:t>
-      </w:r>
-      <w:r>
-        <w:t>becomes questionable</w:t>
-      </w:r>
-      <w:r>
-        <w:t xml:space="preserve"> and other measures must be considered</w:t>
-      </w:r>
-      <w:r>
-        <w:t xml:space="preserve">. </w:t>
-      </w:r>
-      <w:r>
-        <w:t>(</w:t>
-      </w:r>
-      <w:proofErr w:type="spellStart"/>
-      <w:r>
-        <w:t>Geron</w:t>
-      </w:r>
-      <w:proofErr w:type="spellEnd"/>
-      <w:r>
-        <w:t>, 2019)</w:t>
-      </w:r>
-    </w:p>
-    <w:p>
-      <w:pPr>
-        <w:spacing w:before="120" w:after="120"/>
-      </w:pPr>
-      <w:r>
-        <w:t xml:space="preserve">The </w:t>
-      </w:r>
-      <w:r>
-        <w:t>Rec</w:t>
-      </w:r>
-      <w:r>
-        <w:t>eiver Operating Characteristic (</w:t>
-      </w:r>
-      <w:r>
-        <w:t>ROC</w:t>
-      </w:r>
-      <w:r>
-        <w:t>) curve and the area under the curve</w:t>
-      </w:r>
-      <w:r>
-        <w:t xml:space="preserve"> </w:t>
-      </w:r>
-      <w:r>
-        <w:t>(</w:t>
-      </w:r>
-      <w:r>
-        <w:t>AUC</w:t>
-      </w:r>
-      <w:r>
-        <w:t>)</w:t>
-      </w:r>
-      <w:r>
-        <w:t xml:space="preserve"> reinforces the idea that the model is not performing well. </w:t>
-      </w:r>
-      <w:r>
-        <w:t xml:space="preserve">The ROC </w:t>
-      </w:r>
-      <w:r>
-        <w:t xml:space="preserve">is a line or </w:t>
-      </w:r>
-      <w:r>
-        <w:t xml:space="preserve">curve created by two rates plotted against one another: </w:t>
-      </w:r>
-      <w:r>
-        <w:t xml:space="preserve">the </w:t>
-      </w:r>
-      <w:r>
-        <w:t xml:space="preserve">rate at which the model correctly </w:t>
-      </w:r>
-      <w:r>
-        <w:t>classifies</w:t>
-      </w:r>
-      <w:r>
-        <w:t xml:space="preserve"> </w:t>
-      </w:r>
-      <w:r>
-        <w:t xml:space="preserve">crashes involving </w:t>
-      </w:r>
-      <w:r>
-        <w:t xml:space="preserve">aggressive driving </w:t>
-      </w:r>
-      <w:r>
-        <w:t xml:space="preserve">(true positive rate) </w:t>
-      </w:r>
-      <w:r>
-        <w:t>and</w:t>
-      </w:r>
-      <w:r>
-        <w:t xml:space="preserve"> the rate at which the model incorrectly </w:t>
-      </w:r>
-      <w:r>
-        <w:lastRenderedPageBreak/>
-        <w:t>classifies crashes as involving aggressive driving</w:t>
-      </w:r>
-      <w:r>
-        <w:t xml:space="preserve"> (false positive rate)</w:t>
-      </w:r>
-      <w:r>
-        <w:t>.</w:t>
-      </w:r>
-      <w:r>
-        <w:t xml:space="preserve"> </w:t>
-      </w:r>
-      <w:r>
-        <w:t>This area</w:t>
-      </w:r>
-      <w:r>
-        <w:t xml:space="preserve"> reflects the ability of the model to distinguish between </w:t>
-      </w:r>
-      <w:r>
-        <w:t>crashes that involve aggressive driving and those that do not</w:t>
-      </w:r>
-      <w:r>
-        <w:t xml:space="preserve">. </w:t>
-      </w:r>
-      <w:r>
-        <w:t xml:space="preserve">A high rate of misclassified aggressive driving crashes </w:t>
-      </w:r>
-      <w:r>
-        <w:t>results in a low precision and a low ROC AUC</w:t>
-      </w:r>
-      <w:r>
-        <w:t>.</w:t>
-      </w:r>
-      <w:r>
-        <w:t xml:space="preserve"> </w:t>
-      </w:r>
-      <w:r>
-        <w:t>A</w:t>
-      </w:r>
-      <w:r>
-        <w:t xml:space="preserve">n ROC AUC </w:t>
-      </w:r>
-      <w:r>
-        <w:t xml:space="preserve">of </w:t>
-      </w:r>
-      <w:r>
-        <w:t xml:space="preserve">0.5 </w:t>
-      </w:r>
-      <w:r>
-        <w:t>means the</w:t>
-      </w:r>
-      <w:r>
-        <w:t xml:space="preserve"> model</w:t>
-      </w:r>
-      <w:r>
-        <w:t>’</w:t>
-      </w:r>
-      <w:r>
-        <w:t>s ability to distinguish between crashes that involve aggressive driving and those that do not is n</w:t>
-      </w:r>
-      <w:r>
-        <w:t>o</w:t>
-      </w:r>
-      <w:r>
-        <w:t xml:space="preserve"> better than r</w:t>
-      </w:r>
-      <w:r>
-        <w:t xml:space="preserve">andom guessing. </w:t>
-      </w:r>
-      <w:r>
-        <w:t>The figure below shows two lines, the Receiver Operating Characteristic and a line that represents no skill at distinguishing between classes. It is apparent that the model has no skill in distinguishing between crashes that involve aggressive driving and those that do not.</w:t>
-      </w:r>
-      <w:r>
-        <w:t xml:space="preserve"> (</w:t>
-      </w:r>
-      <w:proofErr w:type="spellStart"/>
-      <w:r>
-        <w:t>Geron</w:t>
-      </w:r>
-      <w:proofErr w:type="spellEnd"/>
-      <w:r>
-        <w:t>, 2019</w:t>
-      </w:r>
-      <w:r>
-        <w:t>)</w:t>
-      </w:r>
-    </w:p>
-    <w:p>
-      <w:pPr>
-        <w:pStyle w:val="Caption"/>
-      </w:pPr>
-      <w:r>
-        <w:t xml:space="preserve">Figure </w:t>
-      </w:r>
-      <w:fldSimple w:instr=" SEQ Figure \* ARABIC ">
-        <w:r>
-          <w:rPr>
-            <w:noProof/>
-          </w:rPr>
-          <w:t>1</w:t>
-        </w:r>
-      </w:fldSimple>
-      <w:r>
-        <w:t>: Receiver Operating Characteristic plot with No Skill curve</w:t>
-      </w:r>
-    </w:p>
-    <w:p>
-      <w:pPr>
-        <w:spacing w:before="120" w:after="120"/>
-        <w:jc w:val="center"/>
       </w:pPr>
       <w:r>
         <w:rPr>
@@ -4003,9 +4110,9 @@
           <w14:ligatures w14:val="standardContextual"/>
         </w:rPr>
         <w:drawing>
-          <wp:inline distT="0" distB="0" distL="0" distR="0" wp14:anchorId="4C19E90A" wp14:editId="2945078B">
-            <wp:extent cx="4144369" cy="4093007"/>
-            <wp:effectExtent l="0" t="0" r="0" b="0"/>
+          <wp:inline distT="0" distB="0" distL="0" distR="0" wp14:anchorId="039B7AE5" wp14:editId="29F27FFF">
+            <wp:extent cx="2777624" cy="2743200"/>
+            <wp:effectExtent l="0" t="0" r="3810" b="0"/>
             <wp:docPr id="1286900535" name="Picture 1"/>
             <wp:cNvGraphicFramePr>
               <a:graphicFrameLocks xmlns:a="http://schemas.openxmlformats.org/drawingml/2006/main" noChangeAspect="1"/>
@@ -4032,7 +4139,7 @@
                   <pic:spPr>
                     <a:xfrm>
                       <a:off x="0" y="0"/>
-                      <a:ext cx="4186695" cy="4134808"/>
+                      <a:ext cx="2834016" cy="2798893"/>
                     </a:xfrm>
                     <a:prstGeom prst="rect">
                       <a:avLst/>
@@ -4047,18 +4154,521 @@
     </w:p>
     <w:p>
       <w:pPr>
-        <w:pStyle w:val="Heading3"/>
-      </w:pPr>
+        <w:pStyle w:val="Caption"/>
+      </w:pPr>
+      <w:bookmarkStart w:id="7" w:name="_Ref227258676"/>
+      <w:bookmarkStart w:id="8" w:name="_Ref227258724"/>
+      <w:r>
+        <w:t xml:space="preserve">Figure </w:t>
+      </w:r>
+      <w:r>
+        <w:fldChar w:fldCharType="begin"/>
+      </w:r>
+      <w:r>
+        <w:instrText xml:space="preserve"> SEQ Figure \* ARABIC </w:instrText>
+      </w:r>
+      <w:r>
+        <w:fldChar w:fldCharType="separate"/>
+      </w:r>
+      <w:r>
+        <w:rPr>
+          <w:noProof/>
+        </w:rPr>
+        <w:t>1</w:t>
+      </w:r>
+      <w:r>
+        <w:fldChar w:fldCharType="end"/>
+      </w:r>
+      <w:bookmarkEnd w:id="8"/>
+      <w:r>
+        <w:t xml:space="preserve"> </w:t>
+      </w:r>
+      <w:bookmarkEnd w:id="7"/>
+      <w:r>
+        <w:t xml:space="preserve">Receiver Operating Characteristic </w:t>
+      </w:r>
+      <w:r>
+        <w:t>curve aligned</w:t>
+      </w:r>
+      <w:r>
+        <w:t xml:space="preserve"> with</w:t>
+      </w:r>
+      <w:r>
+        <w:t xml:space="preserve"> the</w:t>
+      </w:r>
+      <w:r>
+        <w:t xml:space="preserve"> No Skill </w:t>
+      </w:r>
+      <w:r>
+        <w:t>line</w:t>
+      </w:r>
     </w:p>
     <w:p>
       <w:pPr>
+        <w:spacing w:before="120" w:after="120"/>
+      </w:pPr>
+      <w:r>
+        <w:t xml:space="preserve">Although the coefficient for COVID-19 was statistically significant, the effect size was very small with a magnitude of 0.03, which suggests that COVID-19 has negligible practical impact on aggressive driving. The </w:t>
+      </w:r>
+      <w:r>
+        <w:t xml:space="preserve">coefficient for </w:t>
+      </w:r>
+      <w:r>
+        <w:t xml:space="preserve">COVID-19 </w:t>
+      </w:r>
+      <w:r>
+        <w:t>is negative</w:t>
+      </w:r>
+      <w:r>
+        <w:t>,</w:t>
+      </w:r>
+      <w:r>
+        <w:t xml:space="preserve"> showing</w:t>
+      </w:r>
+      <w:r>
+        <w:t xml:space="preserve"> a slight inverse relationship with aggressive driving</w:t>
+      </w:r>
+      <w:r>
+        <w:t xml:space="preserve">. This </w:t>
+      </w:r>
+      <w:r>
+        <w:t xml:space="preserve">can be seen in </w:t>
+      </w:r>
+      <w:r>
+        <w:fldChar w:fldCharType="begin"/>
+      </w:r>
+      <w:r>
+        <w:instrText xml:space="preserve"> REF _Ref227260216 \h </w:instrText>
+      </w:r>
+      <w:r>
+        <w:fldChar w:fldCharType="separate"/>
+      </w:r>
+      <w:r>
+        <w:t xml:space="preserve">Figure </w:t>
+      </w:r>
+      <w:r>
+        <w:rPr>
+          <w:noProof/>
+        </w:rPr>
+        <w:t>2</w:t>
+      </w:r>
+      <w:r>
+        <w:fldChar w:fldCharType="end"/>
+      </w:r>
+      <w:r>
+        <w:t xml:space="preserve"> below. Aggressive driving dipped at the start of COVID-19</w:t>
+      </w:r>
+      <w:r>
+        <w:t>,</w:t>
+      </w:r>
+      <w:r>
+        <w:t xml:space="preserve"> likely because fewer cars were on the road. </w:t>
+      </w:r>
+      <w:r>
+        <w:t xml:space="preserve">Aggressive driving </w:t>
+      </w:r>
+      <w:r>
+        <w:t>increased</w:t>
+      </w:r>
+      <w:r>
+        <w:t xml:space="preserve"> again</w:t>
+      </w:r>
+      <w:r>
+        <w:t xml:space="preserve"> to be closer to what it was</w:t>
+      </w:r>
+      <w:r>
+        <w:t xml:space="preserve"> before COVID-19. This supports the model result that COVID-19 is not useful in predicting aggressive driving.</w:t>
+      </w:r>
+    </w:p>
+    <w:p>
+      <w:pPr>
+        <w:spacing w:before="120" w:after="120"/>
+      </w:pPr>
+      <w:r>
+        <w:rPr>
+          <w:noProof/>
+          <w14:ligatures w14:val="standardContextual"/>
+        </w:rPr>
+        <w:drawing>
+          <wp:inline distT="0" distB="0" distL="0" distR="0" wp14:anchorId="021AE627" wp14:editId="7380BF64">
+            <wp:extent cx="3848519" cy="2886389"/>
+            <wp:effectExtent l="0" t="0" r="0" b="0"/>
+            <wp:docPr id="578375212" name="Picture 1"/>
+            <wp:cNvGraphicFramePr>
+              <a:graphicFrameLocks xmlns:a="http://schemas.openxmlformats.org/drawingml/2006/main" noChangeAspect="1"/>
+            </wp:cNvGraphicFramePr>
+            <a:graphic xmlns:a="http://schemas.openxmlformats.org/drawingml/2006/main">
+              <a:graphicData uri="http://schemas.openxmlformats.org/drawingml/2006/picture">
+                <pic:pic xmlns:pic="http://schemas.openxmlformats.org/drawingml/2006/picture">
+                  <pic:nvPicPr>
+                    <pic:cNvPr id="578375212" name="Picture 578375212"/>
+                    <pic:cNvPicPr/>
+                  </pic:nvPicPr>
+                  <pic:blipFill>
+                    <a:blip r:embed="rId10">
+                      <a:extLst>
+                        <a:ext uri="{28A0092B-C50C-407E-A947-70E740481C1C}">
+                          <a14:useLocalDpi xmlns:a14="http://schemas.microsoft.com/office/drawing/2010/main" val="0"/>
+                        </a:ext>
+                      </a:extLst>
+                    </a:blip>
+                    <a:stretch>
+                      <a:fillRect/>
+                    </a:stretch>
+                  </pic:blipFill>
+                  <pic:spPr>
+                    <a:xfrm>
+                      <a:off x="0" y="0"/>
+                      <a:ext cx="3865207" cy="2898905"/>
+                    </a:xfrm>
+                    <a:prstGeom prst="rect">
+                      <a:avLst/>
+                    </a:prstGeom>
+                  </pic:spPr>
+                </pic:pic>
+              </a:graphicData>
+            </a:graphic>
+          </wp:inline>
+        </w:drawing>
+      </w:r>
+    </w:p>
+    <w:p>
+      <w:pPr>
+        <w:pStyle w:val="Caption"/>
+      </w:pPr>
+      <w:bookmarkStart w:id="9" w:name="_Ref227260216"/>
+      <w:r>
+        <w:lastRenderedPageBreak/>
+        <w:t xml:space="preserve">Figure </w:t>
+      </w:r>
+      <w:r>
+        <w:fldChar w:fldCharType="begin"/>
+      </w:r>
+      <w:r>
+        <w:instrText xml:space="preserve"> SEQ Figure \* ARABIC </w:instrText>
+      </w:r>
+      <w:r>
+        <w:fldChar w:fldCharType="separate"/>
+      </w:r>
+      <w:r>
+        <w:rPr>
+          <w:noProof/>
+        </w:rPr>
+        <w:t>2</w:t>
+      </w:r>
+      <w:r>
+        <w:fldChar w:fldCharType="end"/>
+      </w:r>
+      <w:bookmarkEnd w:id="9"/>
+      <w:r>
+        <w:t xml:space="preserve"> Aggressive driving over time with COVID-19 in orange</w:t>
+      </w:r>
+    </w:p>
+    <w:p>
+      <w:pPr>
+        <w:spacing w:before="120" w:after="120"/>
+      </w:pPr>
+      <w:r>
+        <w:t xml:space="preserve">As modeled using crash data from </w:t>
+      </w:r>
+      <w:r>
+        <w:t xml:space="preserve">the </w:t>
+      </w:r>
+      <w:r>
+        <w:rPr>
+          <w:color w:val="0F1114"/>
+        </w:rPr>
+        <w:t>Pennsylvania Department of Transportation (PennDOT)</w:t>
+      </w:r>
+      <w:r>
+        <w:rPr>
+          <w:color w:val="0F1114"/>
+        </w:rPr>
+        <w:t>, aggressive driving did not increase with COVID-19 and remain high.</w:t>
+      </w:r>
+    </w:p>
+    <w:p>
+      <w:pPr>
+        <w:spacing w:before="120" w:after="120"/>
+        <w:rPr>
+          <w:i/>
+          <w:iCs/>
+        </w:rPr>
+      </w:pPr>
+      <w:r>
+        <w:rPr>
+          <w:i/>
+          <w:iCs/>
+        </w:rPr>
+        <w:t xml:space="preserve">Objective 2: </w:t>
+      </w:r>
+      <w:r>
+        <w:rPr>
+          <w:i/>
+          <w:iCs/>
+        </w:rPr>
+        <w:t>Identify specific aggressive driving behaviors that increased during COVID-19.</w:t>
+      </w:r>
+    </w:p>
+    <w:p>
+      <w:pPr>
+        <w:spacing w:before="120" w:after="120"/>
+      </w:pPr>
+      <w:r>
+        <w:t xml:space="preserve">Several models were developed and evaluated to </w:t>
+      </w:r>
+      <w:r>
+        <w:t xml:space="preserve">model </w:t>
+      </w:r>
+      <w:r>
+        <w:t xml:space="preserve">specific aggressive or driving behaviors </w:t>
+      </w:r>
+      <w:r>
+        <w:t>including p</w:t>
+      </w:r>
+      <w:r>
+        <w:t>roceeding without clearance</w:t>
+      </w:r>
+      <w:r>
+        <w:t>;</w:t>
+      </w:r>
+      <w:r>
+        <w:t xml:space="preserve"> running red lights</w:t>
+      </w:r>
+      <w:r>
+        <w:t>; running</w:t>
+      </w:r>
+      <w:r>
+        <w:t xml:space="preserve"> stop signs</w:t>
+      </w:r>
+      <w:r>
+        <w:t xml:space="preserve">; </w:t>
+      </w:r>
+      <w:r>
+        <w:t>speeding</w:t>
+      </w:r>
+      <w:r>
+        <w:t xml:space="preserve">; </w:t>
+      </w:r>
+      <w:r>
+        <w:t>speeding r</w:t>
+      </w:r>
+      <w:r>
+        <w:t xml:space="preserve">elated, which </w:t>
+      </w:r>
+      <w:r>
+        <w:t xml:space="preserve">includes speeding, driving too fast for conditions, </w:t>
+      </w:r>
+      <w:r>
+        <w:t>or</w:t>
+      </w:r>
+      <w:r>
+        <w:t xml:space="preserve"> </w:t>
+      </w:r>
+      <w:r>
+        <w:t xml:space="preserve">driver </w:t>
+      </w:r>
+      <w:r>
+        <w:t>fleeing the police</w:t>
+      </w:r>
+      <w:r>
+        <w:t>;</w:t>
+      </w:r>
+      <w:r>
+        <w:t xml:space="preserve"> tailgating</w:t>
+      </w:r>
+      <w:r>
+        <w:t xml:space="preserve">; </w:t>
+      </w:r>
+      <w:r>
+        <w:t>cell phone use</w:t>
+      </w:r>
+      <w:r>
+        <w:t xml:space="preserve">; </w:t>
+      </w:r>
+      <w:r>
+        <w:t>and distracted driving.</w:t>
+      </w:r>
+      <w:r>
+        <w:t xml:space="preserve"> Misunderstanding led to improper parameter </w:t>
+      </w:r>
+      <w:proofErr w:type="gramStart"/>
+      <w:r>
+        <w:t>values,</w:t>
+      </w:r>
+      <w:proofErr w:type="gramEnd"/>
+      <w:r>
+        <w:t xml:space="preserve"> however, this was corrected and the models re-run with little change in model metrics.</w:t>
+      </w:r>
+    </w:p>
+    <w:p>
+      <w:pPr>
+        <w:spacing w:before="120" w:after="120"/>
+      </w:pPr>
+      <w:r>
+        <w:t xml:space="preserve">All of the models had </w:t>
+      </w:r>
+      <w:r>
+        <w:t>F-measure</w:t>
+      </w:r>
+      <w:r>
+        <w:t xml:space="preserve">s well below the technical criteria of 0.7 </w:t>
+      </w:r>
+      <w:r>
+        <w:t>established for this study</w:t>
+      </w:r>
+      <w:r>
+        <w:t xml:space="preserve"> </w:t>
+      </w:r>
+      <w:r>
+        <w:t xml:space="preserve">with the highest being speeding related at 0.376. </w:t>
+      </w:r>
+    </w:p>
+    <w:p>
+      <w:pPr>
+        <w:spacing w:before="120" w:after="120"/>
+      </w:pPr>
+      <w:r>
+        <w:t>which shows that none of the specific aggressive driving behaviors increased during COVID-19 and remained high. These models pushed the limits of available computational resources and were not pursued further to obtain additional measures. The recommendation section provides insight into other methods that could be pursued to evaluate this objective further.</w:t>
+      </w:r>
+    </w:p>
+    <w:p>
+      <w:r>
+        <w:rPr>
+          <w:i/>
+          <w:iCs/>
+        </w:rPr>
+        <w:t>Objective 3:</w:t>
+      </w:r>
+      <w:r>
+        <w:t xml:space="preserve"> </w:t>
+      </w:r>
+      <w:r>
+        <w:rPr>
+          <w:i/>
+          <w:iCs/>
+        </w:rPr>
+        <w:t>Identify co-factors for crashes involving aggressive driving, such as age, fatigue, impairment, license status, hit and run, geography, or cell phone use.</w:t>
+      </w:r>
+    </w:p>
+    <w:p>
+      <w:pPr>
+        <w:spacing w:before="120" w:after="120"/>
+      </w:pPr>
+      <w:r>
+        <w:rPr>
+          <w:noProof/>
+          <w14:ligatures w14:val="standardContextual"/>
+        </w:rPr>
+        <w:drawing>
+          <wp:inline distT="0" distB="0" distL="0" distR="0" wp14:anchorId="12805552" wp14:editId="12561941">
+            <wp:extent cx="2883877" cy="2878022"/>
+            <wp:effectExtent l="0" t="0" r="0" b="5080"/>
+            <wp:docPr id="52331443" name="Picture 3"/>
+            <wp:cNvGraphicFramePr>
+              <a:graphicFrameLocks xmlns:a="http://schemas.openxmlformats.org/drawingml/2006/main" noChangeAspect="1"/>
+            </wp:cNvGraphicFramePr>
+            <a:graphic xmlns:a="http://schemas.openxmlformats.org/drawingml/2006/main">
+              <a:graphicData uri="http://schemas.openxmlformats.org/drawingml/2006/picture">
+                <pic:pic xmlns:pic="http://schemas.openxmlformats.org/drawingml/2006/picture">
+                  <pic:nvPicPr>
+                    <pic:cNvPr id="52331443" name="Picture 52331443"/>
+                    <pic:cNvPicPr/>
+                  </pic:nvPicPr>
+                  <pic:blipFill>
+                    <a:blip r:embed="rId11" cstate="print">
+                      <a:extLst>
+                        <a:ext uri="{28A0092B-C50C-407E-A947-70E740481C1C}">
+                          <a14:useLocalDpi xmlns:a14="http://schemas.microsoft.com/office/drawing/2010/main" val="0"/>
+                        </a:ext>
+                      </a:extLst>
+                    </a:blip>
+                    <a:stretch>
+                      <a:fillRect/>
+                    </a:stretch>
+                  </pic:blipFill>
+                  <pic:spPr>
+                    <a:xfrm>
+                      <a:off x="0" y="0"/>
+                      <a:ext cx="2929908" cy="2923960"/>
+                    </a:xfrm>
+                    <a:prstGeom prst="rect">
+                      <a:avLst/>
+                    </a:prstGeom>
+                  </pic:spPr>
+                </pic:pic>
+              </a:graphicData>
+            </a:graphic>
+          </wp:inline>
+        </w:drawing>
+      </w:r>
+    </w:p>
+    <w:p>
+      <w:pPr>
+        <w:spacing w:before="120" w:after="120"/>
+      </w:pPr>
+      <w:r>
+        <w:rPr>
+          <w:noProof/>
+          <w14:ligatures w14:val="standardContextual"/>
+        </w:rPr>
+        <w:drawing>
+          <wp:inline distT="0" distB="0" distL="0" distR="0" wp14:anchorId="4140BB96" wp14:editId="176B818F">
+            <wp:extent cx="5943600" cy="1367155"/>
+            <wp:effectExtent l="0" t="0" r="0" b="4445"/>
+            <wp:docPr id="357529322" name="Picture 2"/>
+            <wp:cNvGraphicFramePr>
+              <a:graphicFrameLocks xmlns:a="http://schemas.openxmlformats.org/drawingml/2006/main" noChangeAspect="1"/>
+            </wp:cNvGraphicFramePr>
+            <a:graphic xmlns:a="http://schemas.openxmlformats.org/drawingml/2006/main">
+              <a:graphicData uri="http://schemas.openxmlformats.org/drawingml/2006/picture">
+                <pic:pic xmlns:pic="http://schemas.openxmlformats.org/drawingml/2006/picture">
+                  <pic:nvPicPr>
+                    <pic:cNvPr id="357529322" name="Picture 357529322"/>
+                    <pic:cNvPicPr/>
+                  </pic:nvPicPr>
+                  <pic:blipFill>
+                    <a:blip r:embed="rId12" cstate="print">
+                      <a:extLst>
+                        <a:ext uri="{28A0092B-C50C-407E-A947-70E740481C1C}">
+                          <a14:useLocalDpi xmlns:a14="http://schemas.microsoft.com/office/drawing/2010/main" val="0"/>
+                        </a:ext>
+                      </a:extLst>
+                    </a:blip>
+                    <a:stretch>
+                      <a:fillRect/>
+                    </a:stretch>
+                  </pic:blipFill>
+                  <pic:spPr>
+                    <a:xfrm>
+                      <a:off x="0" y="0"/>
+                      <a:ext cx="5943600" cy="1367155"/>
+                    </a:xfrm>
+                    <a:prstGeom prst="rect">
+                      <a:avLst/>
+                    </a:prstGeom>
+                  </pic:spPr>
+                </pic:pic>
+              </a:graphicData>
+            </a:graphic>
+          </wp:inline>
+        </w:drawing>
+      </w:r>
+    </w:p>
+    <w:p>
+      <w:pPr>
         <w:pStyle w:val="Heading3"/>
       </w:pPr>
-      <w:bookmarkStart w:id="5" w:name="_Toc226057148"/>
+    </w:p>
+    <w:p>
+      <w:pPr>
+        <w:pStyle w:val="Heading3"/>
+      </w:pPr>
+      <w:bookmarkStart w:id="10" w:name="_Toc226057148"/>
       <w:r>
         <w:t>Expected organizational outcomes</w:t>
       </w:r>
-      <w:bookmarkEnd w:id="5"/>
+      <w:bookmarkEnd w:id="10"/>
     </w:p>
     <w:p>
       <w:pPr>
@@ -4138,11 +4748,11 @@
       <w:pPr>
         <w:pStyle w:val="Heading3"/>
       </w:pPr>
-      <w:bookmarkStart w:id="6" w:name="_Toc226057149"/>
+      <w:bookmarkStart w:id="11" w:name="_Toc226057149"/>
       <w:r>
         <w:t>Confidence levels</w:t>
       </w:r>
-      <w:bookmarkEnd w:id="6"/>
+      <w:bookmarkEnd w:id="11"/>
     </w:p>
     <w:p>
       <w:r>
@@ -4181,7 +4791,6 @@
               <w:rPr>
                 <w:shd w:val="clear" w:color="auto" w:fill="FFFFFF"/>
               </w:rPr>
-              <w:lastRenderedPageBreak/>
               <w:t>Number</w:t>
             </w:r>
           </w:p>
@@ -4465,13 +5074,7 @@
               <w:t xml:space="preserve">. </w:t>
             </w:r>
             <w:r>
-              <w:t>W</w:t>
-            </w:r>
-            <w:r>
-              <w:t>ithin various demographic groups</w:t>
-            </w:r>
-            <w:r>
-              <w:t>, t</w:t>
+              <w:t>Within various demographic groups, t</w:t>
             </w:r>
             <w:r>
               <w:t xml:space="preserve">he model cannot </w:t>
@@ -4488,39 +5091,43 @@
       <w:pPr>
         <w:pStyle w:val="Heading3"/>
       </w:pPr>
-      <w:bookmarkStart w:id="7" w:name="_Toc226057150"/>
+      <w:bookmarkStart w:id="12" w:name="_Toc226057150"/>
       <w:r>
         <w:t>Value proposition</w:t>
       </w:r>
-      <w:bookmarkEnd w:id="7"/>
+      <w:bookmarkEnd w:id="12"/>
     </w:p>
     <w:p>
       <w:r>
         <w:t xml:space="preserve">None of the models confirmed public sentiment that aggressive driving behavior increased during COVID-19 and remained high after. </w:t>
       </w:r>
       <w:r>
-        <w:t>Additional analysis with different data and/or methods would require approximately two additional weeks of work over what was already planned for this project. However, a more thorough analysis would establish the publication’s credibility in data-driven reporting and demonstrate its commitment to comprehensive analysis and public service reporting.</w:t>
+        <w:t xml:space="preserve">Additional analysis with different data and/or </w:t>
+      </w:r>
+      <w:r>
+        <w:lastRenderedPageBreak/>
+        <w:t>methods would require approximately two additional weeks of work over what was already planned for this project. However, a more thorough analysis would establish the publication’s credibility in data-driven reporting and demonstrate its commitment to comprehensive analysis and public service reporting.</w:t>
       </w:r>
     </w:p>
     <w:p>
       <w:pPr>
         <w:pStyle w:val="Heading2"/>
       </w:pPr>
-      <w:bookmarkStart w:id="8" w:name="_Toc226057151"/>
+      <w:bookmarkStart w:id="13" w:name="_Toc226057151"/>
       <w:r>
         <w:t>1.2 Insights and Recommendations</w:t>
       </w:r>
-      <w:bookmarkEnd w:id="8"/>
+      <w:bookmarkEnd w:id="13"/>
     </w:p>
     <w:p>
       <w:pPr>
         <w:pStyle w:val="Heading3"/>
       </w:pPr>
-      <w:bookmarkStart w:id="9" w:name="_Toc226057152"/>
+      <w:bookmarkStart w:id="14" w:name="_Toc226057152"/>
       <w:r>
         <w:t>Key findings</w:t>
       </w:r>
-      <w:bookmarkEnd w:id="9"/>
+      <w:bookmarkEnd w:id="14"/>
     </w:p>
     <w:p>
       <w:pPr>
@@ -4548,11 +5155,7 @@
         <w:t>interesting findings occurred during exploratory data analysis that should be explored further because they support public sentiment about aggressive and distracted driving.</w:t>
       </w:r>
       <w:r>
-        <w:t xml:space="preserve"> Formatting the data as a time series and decomposing the data into the </w:t>
-      </w:r>
-      <w:r>
-        <w:lastRenderedPageBreak/>
-        <w:t>trend, seasonality, and residual shows that some specific aggressive driving behaviors increased during COVID-19 and remain</w:t>
+        <w:t xml:space="preserve"> Formatting the data as a time series and decomposing the data into the trend, seasonality, and residual shows that some specific aggressive driving behaviors increased during COVID-19 and remain</w:t>
       </w:r>
       <w:r>
         <w:t>ed</w:t>
@@ -4645,19 +5248,32 @@
         <w:pStyle w:val="Caption"/>
         <w:keepNext/>
       </w:pPr>
-      <w:bookmarkStart w:id="10" w:name="_Ref225710899"/>
+      <w:bookmarkStart w:id="15" w:name="_Ref225710899"/>
       <w:r>
         <w:t xml:space="preserve">Figure </w:t>
       </w:r>
-      <w:fldSimple w:instr=" SEQ Figure \* ARABIC ">
-        <w:r>
-          <w:rPr>
-            <w:noProof/>
-          </w:rPr>
-          <w:t>2</w:t>
-        </w:r>
-      </w:fldSimple>
-      <w:bookmarkEnd w:id="10"/>
+      <w:r>
+        <w:fldChar w:fldCharType="begin"/>
+      </w:r>
+      <w:r>
+        <w:instrText xml:space="preserve"> SEQ Figure \* ARABIC </w:instrText>
+      </w:r>
+      <w:r>
+        <w:fldChar w:fldCharType="separate"/>
+      </w:r>
+      <w:r>
+        <w:rPr>
+          <w:noProof/>
+        </w:rPr>
+        <w:t>3</w:t>
+      </w:r>
+      <w:r>
+        <w:rPr>
+          <w:noProof/>
+        </w:rPr>
+        <w:fldChar w:fldCharType="end"/>
+      </w:r>
+      <w:bookmarkEnd w:id="15"/>
       <w:r>
         <w:t xml:space="preserve">: Time series decomposition for </w:t>
       </w:r>
@@ -4693,7 +5309,7 @@
                     <pic:cNvPicPr/>
                   </pic:nvPicPr>
                   <pic:blipFill>
-                    <a:blip r:embed="rId10" cstate="print">
+                    <a:blip r:embed="rId13" cstate="print">
                       <a:extLst>
                         <a:ext uri="{28A0092B-C50C-407E-A947-70E740481C1C}">
                           <a14:useLocalDpi xmlns:a14="http://schemas.microsoft.com/office/drawing/2010/main" val="0"/>
@@ -4726,19 +5342,33 @@
         <w:pStyle w:val="Caption"/>
         <w:keepNext/>
       </w:pPr>
-      <w:bookmarkStart w:id="11" w:name="_Ref225711180"/>
-      <w:r>
+      <w:bookmarkStart w:id="16" w:name="_Ref225711180"/>
+      <w:r>
+        <w:lastRenderedPageBreak/>
         <w:t xml:space="preserve">Figure </w:t>
       </w:r>
-      <w:fldSimple w:instr=" SEQ Figure \* ARABIC ">
-        <w:r>
-          <w:rPr>
-            <w:noProof/>
-          </w:rPr>
-          <w:t>3</w:t>
-        </w:r>
-      </w:fldSimple>
-      <w:bookmarkEnd w:id="11"/>
+      <w:r>
+        <w:fldChar w:fldCharType="begin"/>
+      </w:r>
+      <w:r>
+        <w:instrText xml:space="preserve"> SEQ Figure \* ARABIC </w:instrText>
+      </w:r>
+      <w:r>
+        <w:fldChar w:fldCharType="separate"/>
+      </w:r>
+      <w:r>
+        <w:rPr>
+          <w:noProof/>
+        </w:rPr>
+        <w:t>4</w:t>
+      </w:r>
+      <w:r>
+        <w:rPr>
+          <w:noProof/>
+        </w:rPr>
+        <w:fldChar w:fldCharType="end"/>
+      </w:r>
+      <w:bookmarkEnd w:id="16"/>
       <w:r>
         <w:t xml:space="preserve">: Time series decomposition for </w:t>
       </w:r>
@@ -4774,7 +5404,7 @@
                     <pic:cNvPicPr/>
                   </pic:nvPicPr>
                   <pic:blipFill>
-                    <a:blip r:embed="rId11" cstate="print">
+                    <a:blip r:embed="rId14" cstate="print">
                       <a:extLst>
                         <a:ext uri="{28A0092B-C50C-407E-A947-70E740481C1C}">
                           <a14:useLocalDpi xmlns:a14="http://schemas.microsoft.com/office/drawing/2010/main" val="0"/>
@@ -4806,19 +5436,32 @@
       <w:pPr>
         <w:pStyle w:val="Caption"/>
       </w:pPr>
-      <w:bookmarkStart w:id="12" w:name="_Ref225792302"/>
+      <w:bookmarkStart w:id="17" w:name="_Ref225792302"/>
       <w:r>
         <w:t xml:space="preserve">Figure </w:t>
       </w:r>
-      <w:fldSimple w:instr=" SEQ Figure \* ARABIC ">
-        <w:r>
-          <w:rPr>
-            <w:noProof/>
-          </w:rPr>
-          <w:t>4</w:t>
-        </w:r>
-      </w:fldSimple>
-      <w:bookmarkEnd w:id="12"/>
+      <w:r>
+        <w:fldChar w:fldCharType="begin"/>
+      </w:r>
+      <w:r>
+        <w:instrText xml:space="preserve"> SEQ Figure \* ARABIC </w:instrText>
+      </w:r>
+      <w:r>
+        <w:fldChar w:fldCharType="separate"/>
+      </w:r>
+      <w:r>
+        <w:rPr>
+          <w:noProof/>
+        </w:rPr>
+        <w:t>5</w:t>
+      </w:r>
+      <w:r>
+        <w:rPr>
+          <w:noProof/>
+        </w:rPr>
+        <w:fldChar w:fldCharType="end"/>
+      </w:r>
+      <w:bookmarkEnd w:id="17"/>
       <w:r>
         <w:t xml:space="preserve">: </w:t>
       </w:r>
@@ -4844,7 +5487,6 @@
           <w:noProof/>
           <w14:ligatures w14:val="standardContextual"/>
         </w:rPr>
-        <w:lastRenderedPageBreak/>
         <w:drawing>
           <wp:inline distT="0" distB="0" distL="0" distR="0" wp14:anchorId="4EB7FBA6" wp14:editId="2C5A5B7A">
             <wp:extent cx="5943600" cy="2600325"/>
@@ -4861,7 +5503,7 @@
                     <pic:cNvPicPr/>
                   </pic:nvPicPr>
                   <pic:blipFill>
-                    <a:blip r:embed="rId12" cstate="print">
+                    <a:blip r:embed="rId15" cstate="print">
                       <a:extLst>
                         <a:ext uri="{28A0092B-C50C-407E-A947-70E740481C1C}">
                           <a14:useLocalDpi xmlns:a14="http://schemas.microsoft.com/office/drawing/2010/main" val="0"/>
@@ -4922,11 +5564,11 @@
       <w:pPr>
         <w:pStyle w:val="Heading3"/>
       </w:pPr>
-      <w:bookmarkStart w:id="13" w:name="_Toc226057153"/>
+      <w:bookmarkStart w:id="18" w:name="_Toc226057153"/>
       <w:r>
         <w:t>Surprising discoveries</w:t>
       </w:r>
-      <w:bookmarkEnd w:id="13"/>
+      <w:bookmarkEnd w:id="18"/>
     </w:p>
     <w:p>
       <w:pPr>
@@ -5015,6 +5657,7 @@
                 <w:noProof/>
                 <w14:ligatures w14:val="standardContextual"/>
               </w:rPr>
+              <w:lastRenderedPageBreak/>
               <w:drawing>
                 <wp:inline distT="0" distB="0" distL="0" distR="0" wp14:anchorId="24DCA8DF" wp14:editId="4047382C">
                   <wp:extent cx="3380154" cy="2535116"/>
@@ -5031,7 +5674,7 @@
                           <pic:cNvPicPr/>
                         </pic:nvPicPr>
                         <pic:blipFill>
-                          <a:blip r:embed="rId13">
+                          <a:blip r:embed="rId16">
                             <a:extLst>
                               <a:ext uri="{28A0092B-C50C-407E-A947-70E740481C1C}">
                                 <a14:useLocalDpi xmlns:a14="http://schemas.microsoft.com/office/drawing/2010/main" val="0"/>
@@ -5095,7 +5738,6 @@
                 <w:noProof/>
                 <w14:ligatures w14:val="standardContextual"/>
               </w:rPr>
-              <w:lastRenderedPageBreak/>
               <w:drawing>
                 <wp:inline distT="0" distB="0" distL="0" distR="0" wp14:anchorId="177CB247" wp14:editId="58EA8FB4">
                   <wp:extent cx="3245618" cy="2434215"/>
@@ -5112,7 +5754,7 @@
                           <pic:cNvPicPr/>
                         </pic:nvPicPr>
                         <pic:blipFill>
-                          <a:blip r:embed="rId14">
+                          <a:blip r:embed="rId17">
                             <a:extLst>
                               <a:ext uri="{28A0092B-C50C-407E-A947-70E740481C1C}">
                                 <a14:useLocalDpi xmlns:a14="http://schemas.microsoft.com/office/drawing/2010/main" val="0"/>
@@ -5198,11 +5840,11 @@
       <w:pPr>
         <w:pStyle w:val="Heading3"/>
       </w:pPr>
-      <w:bookmarkStart w:id="14" w:name="_Toc226057154"/>
+      <w:bookmarkStart w:id="19" w:name="_Toc226057154"/>
       <w:r>
         <w:t>Strategic recommendations</w:t>
       </w:r>
-      <w:bookmarkEnd w:id="14"/>
+      <w:bookmarkEnd w:id="19"/>
     </w:p>
     <w:p>
       <w:pPr>
@@ -5293,6 +5935,7 @@
                 <w:sz w:val="24"/>
                 <w:szCs w:val="24"/>
               </w:rPr>
+              <w:lastRenderedPageBreak/>
               <w:t>Recommendation</w:t>
             </w:r>
           </w:p>
@@ -5493,12 +6136,11 @@
       <w:pPr>
         <w:pStyle w:val="Heading3"/>
       </w:pPr>
-      <w:bookmarkStart w:id="15" w:name="_Toc226057155"/>
-      <w:r>
-        <w:lastRenderedPageBreak/>
+      <w:bookmarkStart w:id="20" w:name="_Toc226057155"/>
+      <w:r>
         <w:t>Feature importance interpretation</w:t>
       </w:r>
-      <w:bookmarkEnd w:id="15"/>
+      <w:bookmarkEnd w:id="20"/>
     </w:p>
     <w:tbl>
       <w:tblPr>
@@ -5699,16 +6341,7 @@
               <w:t>One feature was included in these models</w:t>
             </w:r>
             <w:r>
-              <w:t xml:space="preserve">, </w:t>
-            </w:r>
-            <w:r>
-              <w:t>POST_COVID</w:t>
-            </w:r>
-            <w:r>
-              <w:t>,</w:t>
-            </w:r>
-            <w:r>
-              <w:t xml:space="preserve"> </w:t>
+              <w:t xml:space="preserve">, POST_COVID, </w:t>
             </w:r>
             <w:r>
               <w:t>which</w:t>
@@ -5802,11 +6435,11 @@
       <w:pPr>
         <w:pStyle w:val="Heading3"/>
       </w:pPr>
-      <w:bookmarkStart w:id="16" w:name="_Toc226057156"/>
+      <w:bookmarkStart w:id="21" w:name="_Toc226057156"/>
       <w:r>
         <w:t>Limitations and caveats</w:t>
       </w:r>
-      <w:bookmarkEnd w:id="16"/>
+      <w:bookmarkEnd w:id="21"/>
     </w:p>
     <w:p>
       <w:r>
@@ -5833,11 +6466,12 @@
           <w:numId w:val="33"/>
         </w:numPr>
       </w:pPr>
-      <w:bookmarkStart w:id="17" w:name="_Toc226057157"/>
-      <w:r>
+      <w:bookmarkStart w:id="22" w:name="_Toc226057157"/>
+      <w:r>
+        <w:lastRenderedPageBreak/>
         <w:t>Risk Assessment and Mitigation Strategies</w:t>
       </w:r>
-      <w:bookmarkEnd w:id="17"/>
+      <w:bookmarkEnd w:id="22"/>
     </w:p>
     <w:p>
       <w:r>
@@ -5857,11 +6491,11 @@
       <w:pPr>
         <w:pStyle w:val="Heading3"/>
       </w:pPr>
-      <w:bookmarkStart w:id="18" w:name="_Toc226057158"/>
+      <w:bookmarkStart w:id="23" w:name="_Toc226057158"/>
       <w:r>
         <w:t>Model risks</w:t>
       </w:r>
-      <w:bookmarkEnd w:id="18"/>
+      <w:bookmarkEnd w:id="23"/>
     </w:p>
     <w:p>
       <w:pPr>
@@ -5899,11 +6533,11 @@
       <w:pPr>
         <w:pStyle w:val="Heading3"/>
       </w:pPr>
-      <w:bookmarkStart w:id="19" w:name="_Toc226057159"/>
+      <w:bookmarkStart w:id="24" w:name="_Toc226057159"/>
       <w:r>
         <w:t>Data risks</w:t>
       </w:r>
-      <w:bookmarkEnd w:id="19"/>
+      <w:bookmarkEnd w:id="24"/>
     </w:p>
     <w:p>
       <w:r>
@@ -5926,12 +6560,11 @@
       <w:pPr>
         <w:pStyle w:val="Heading3"/>
       </w:pPr>
-      <w:bookmarkStart w:id="20" w:name="_Toc226057160"/>
-      <w:r>
-        <w:lastRenderedPageBreak/>
+      <w:bookmarkStart w:id="25" w:name="_Toc226057160"/>
+      <w:r>
         <w:t>Organizational risks</w:t>
       </w:r>
-      <w:bookmarkEnd w:id="20"/>
+      <w:bookmarkEnd w:id="25"/>
     </w:p>
     <w:p>
       <w:pPr>
@@ -6067,11 +6700,11 @@
       <w:pPr>
         <w:pStyle w:val="Heading3"/>
       </w:pPr>
-      <w:bookmarkStart w:id="21" w:name="_Toc226057161"/>
+      <w:bookmarkStart w:id="26" w:name="_Toc226057161"/>
       <w:r>
         <w:t>Ethical considerations</w:t>
       </w:r>
-      <w:bookmarkEnd w:id="21"/>
+      <w:bookmarkEnd w:id="26"/>
     </w:p>
     <w:p>
       <w:pPr>
@@ -6103,11 +6736,11 @@
       <w:pPr>
         <w:pStyle w:val="Heading3"/>
       </w:pPr>
-      <w:bookmarkStart w:id="22" w:name="_Toc226057162"/>
+      <w:bookmarkStart w:id="27" w:name="_Toc226057162"/>
       <w:r>
         <w:t>Mitigation approaches</w:t>
       </w:r>
-      <w:bookmarkEnd w:id="22"/>
+      <w:bookmarkEnd w:id="27"/>
     </w:p>
     <w:p>
       <w:pPr>
@@ -6217,6 +6850,7 @@
         </w:rPr>
       </w:pPr>
       <w:r>
+        <w:lastRenderedPageBreak/>
         <w:br w:type="page"/>
       </w:r>
     </w:p>
@@ -6224,87 +6858,32 @@
       <w:pPr>
         <w:pStyle w:val="Heading1"/>
       </w:pPr>
-      <w:bookmarkStart w:id="23" w:name="_Toc226057163"/>
+      <w:bookmarkStart w:id="28" w:name="_Toc226057163"/>
       <w:r>
         <w:lastRenderedPageBreak/>
         <w:t>Section 2: Project Review and Reflection</w:t>
-      </w:r>
-      <w:bookmarkEnd w:id="23"/>
-    </w:p>
-    <w:p/>
-    <w:p>
-      <w:pPr>
-        <w:pStyle w:val="Heading2"/>
-      </w:pPr>
-      <w:bookmarkStart w:id="24" w:name="_Toc226057164"/>
-      <w:r>
-        <w:t>2.1 Project Retrospective</w:t>
-      </w:r>
-      <w:bookmarkEnd w:id="24"/>
-    </w:p>
-    <w:p/>
-    <w:p>
-      <w:pPr>
-        <w:pStyle w:val="Heading3"/>
-      </w:pPr>
-      <w:bookmarkStart w:id="25" w:name="_Toc226057165"/>
-      <w:r>
-        <w:t>What went well</w:t>
-      </w:r>
-      <w:bookmarkEnd w:id="25"/>
-    </w:p>
-    <w:p/>
-    <w:p>
-      <w:pPr>
-        <w:pStyle w:val="Heading3"/>
-      </w:pPr>
-      <w:bookmarkStart w:id="26" w:name="_Toc226057166"/>
-      <w:r>
-        <w:t>Challenges faced</w:t>
-      </w:r>
-      <w:bookmarkEnd w:id="26"/>
-    </w:p>
-    <w:p/>
-    <w:p>
-      <w:pPr>
-        <w:pStyle w:val="Heading3"/>
-      </w:pPr>
-      <w:bookmarkStart w:id="27" w:name="_Toc226057167"/>
-      <w:r>
-        <w:t>Alternative approaches</w:t>
-      </w:r>
-      <w:bookmarkEnd w:id="27"/>
-    </w:p>
-    <w:p/>
-    <w:p>
-      <w:pPr>
-        <w:pStyle w:val="Heading3"/>
-      </w:pPr>
-      <w:bookmarkStart w:id="28" w:name="_Toc226057168"/>
-      <w:r>
-        <w:t>CRISP-DM reflection</w:t>
       </w:r>
       <w:bookmarkEnd w:id="28"/>
     </w:p>
     <w:p/>
     <w:p>
       <w:pPr>
-        <w:pStyle w:val="Heading3"/>
-      </w:pPr>
-      <w:bookmarkStart w:id="29" w:name="_Toc226057169"/>
-      <w:r>
-        <w:t>Time allocation</w:t>
+        <w:pStyle w:val="Heading2"/>
+      </w:pPr>
+      <w:bookmarkStart w:id="29" w:name="_Toc226057164"/>
+      <w:r>
+        <w:t>2.1 Project Retrospective</w:t>
       </w:r>
       <w:bookmarkEnd w:id="29"/>
     </w:p>
     <w:p/>
     <w:p>
       <w:pPr>
-        <w:pStyle w:val="Heading2"/>
-      </w:pPr>
-      <w:bookmarkStart w:id="30" w:name="_Toc226057170"/>
-      <w:r>
-        <w:t>2.2 Lessons Learned and Future Applications</w:t>
+        <w:pStyle w:val="Heading3"/>
+      </w:pPr>
+      <w:bookmarkStart w:id="30" w:name="_Toc226057165"/>
+      <w:r>
+        <w:t>What went well</w:t>
       </w:r>
       <w:bookmarkEnd w:id="30"/>
     </w:p>
@@ -6313,9 +6892,9 @@
       <w:pPr>
         <w:pStyle w:val="Heading3"/>
       </w:pPr>
-      <w:bookmarkStart w:id="31" w:name="_Toc226057171"/>
-      <w:r>
-        <w:t>Technical lessons</w:t>
+      <w:bookmarkStart w:id="31" w:name="_Toc226057166"/>
+      <w:r>
+        <w:t>Challenges faced</w:t>
       </w:r>
       <w:bookmarkEnd w:id="31"/>
     </w:p>
@@ -6324,9 +6903,9 @@
       <w:pPr>
         <w:pStyle w:val="Heading3"/>
       </w:pPr>
-      <w:bookmarkStart w:id="32" w:name="_Toc226057172"/>
-      <w:r>
-        <w:t>Process insights</w:t>
+      <w:bookmarkStart w:id="32" w:name="_Toc226057167"/>
+      <w:r>
+        <w:t>Alternative approaches</w:t>
       </w:r>
       <w:bookmarkEnd w:id="32"/>
     </w:p>
@@ -6335,9 +6914,9 @@
       <w:pPr>
         <w:pStyle w:val="Heading3"/>
       </w:pPr>
-      <w:bookmarkStart w:id="33" w:name="_Toc226057173"/>
-      <w:r>
-        <w:t>Domain knowledge</w:t>
+      <w:bookmarkStart w:id="33" w:name="_Toc226057168"/>
+      <w:r>
+        <w:t>CRISP-DM reflection</w:t>
       </w:r>
       <w:bookmarkEnd w:id="33"/>
     </w:p>
@@ -6346,41 +6925,96 @@
       <w:pPr>
         <w:pStyle w:val="Heading3"/>
       </w:pPr>
-      <w:bookmarkStart w:id="34" w:name="_Toc226057174"/>
-      <w:r>
-        <w:t>Tool proficiency</w:t>
+      <w:bookmarkStart w:id="34" w:name="_Toc226057169"/>
+      <w:r>
+        <w:t>Time allocation</w:t>
       </w:r>
       <w:bookmarkEnd w:id="34"/>
     </w:p>
     <w:p/>
     <w:p>
       <w:pPr>
-        <w:pStyle w:val="Heading3"/>
-      </w:pPr>
-      <w:bookmarkStart w:id="35" w:name="_Toc226057175"/>
-      <w:r>
-        <w:t>Future applications</w:t>
+        <w:pStyle w:val="Heading2"/>
+      </w:pPr>
+      <w:bookmarkStart w:id="35" w:name="_Toc226057170"/>
+      <w:r>
+        <w:t>2.2 Lessons Learned and Future Applications</w:t>
       </w:r>
       <w:bookmarkEnd w:id="35"/>
     </w:p>
     <w:p/>
     <w:p>
       <w:pPr>
-        <w:pStyle w:val="Heading1"/>
-      </w:pPr>
-      <w:bookmarkStart w:id="36" w:name="_Toc226057176"/>
-      <w:r>
-        <w:t>Conclusion</w:t>
+        <w:pStyle w:val="Heading3"/>
+      </w:pPr>
+      <w:bookmarkStart w:id="36" w:name="_Toc226057171"/>
+      <w:r>
+        <w:t>Technical lessons</w:t>
       </w:r>
       <w:bookmarkEnd w:id="36"/>
     </w:p>
+    <w:p/>
+    <w:p>
+      <w:pPr>
+        <w:pStyle w:val="Heading3"/>
+      </w:pPr>
+      <w:bookmarkStart w:id="37" w:name="_Toc226057172"/>
+      <w:r>
+        <w:t>Process insights</w:t>
+      </w:r>
+      <w:bookmarkEnd w:id="37"/>
+    </w:p>
+    <w:p/>
+    <w:p>
+      <w:pPr>
+        <w:pStyle w:val="Heading3"/>
+      </w:pPr>
+      <w:bookmarkStart w:id="38" w:name="_Toc226057173"/>
+      <w:r>
+        <w:t>Domain knowledge</w:t>
+      </w:r>
+      <w:bookmarkEnd w:id="38"/>
+    </w:p>
+    <w:p/>
+    <w:p>
+      <w:pPr>
+        <w:pStyle w:val="Heading3"/>
+      </w:pPr>
+      <w:bookmarkStart w:id="39" w:name="_Toc226057174"/>
+      <w:r>
+        <w:t>Tool proficiency</w:t>
+      </w:r>
+      <w:bookmarkEnd w:id="39"/>
+    </w:p>
+    <w:p/>
+    <w:p>
+      <w:pPr>
+        <w:pStyle w:val="Heading3"/>
+      </w:pPr>
+      <w:bookmarkStart w:id="40" w:name="_Toc226057175"/>
+      <w:r>
+        <w:t>Future applications</w:t>
+      </w:r>
+      <w:bookmarkEnd w:id="40"/>
+    </w:p>
+    <w:p/>
+    <w:p>
+      <w:pPr>
+        <w:pStyle w:val="Heading1"/>
+      </w:pPr>
+      <w:bookmarkStart w:id="41" w:name="_Toc226057176"/>
+      <w:r>
+        <w:t>Conclusion</w:t>
+      </w:r>
+      <w:bookmarkEnd w:id="41"/>
+    </w:p>
     <w:p>
       <w:pPr>
         <w:spacing w:before="120" w:after="120"/>
         <w:sectPr>
-          <w:footerReference w:type="even" r:id="rId15"/>
-          <w:footerReference w:type="default" r:id="rId16"/>
-          <w:footerReference w:type="first" r:id="rId17"/>
+          <w:footerReference w:type="even" r:id="rId18"/>
+          <w:footerReference w:type="default" r:id="rId19"/>
+          <w:footerReference w:type="first" r:id="rId20"/>
           <w:pgSz w:w="12240" w:h="15840"/>
           <w:pgMar w:top="1440" w:right="1440" w:bottom="1440" w:left="1440" w:header="720" w:footer="720" w:gutter="0"/>
           <w:cols w:space="720"/>
@@ -6396,12 +7030,12 @@
       <w:pPr>
         <w:pStyle w:val="Heading1"/>
       </w:pPr>
-      <w:bookmarkStart w:id="37" w:name="_Toc226057179"/>
+      <w:bookmarkStart w:id="42" w:name="_Toc226057179"/>
       <w:r>
         <w:lastRenderedPageBreak/>
         <w:t>AI Statement of Use</w:t>
       </w:r>
-      <w:bookmarkEnd w:id="37"/>
+      <w:bookmarkEnd w:id="42"/>
     </w:p>
     <w:p>
       <w:r>
@@ -6422,11 +7056,11 @@
       <w:pPr>
         <w:pStyle w:val="Heading1"/>
       </w:pPr>
-      <w:bookmarkStart w:id="38" w:name="_Toc226057180"/>
+      <w:bookmarkStart w:id="43" w:name="_Toc226057180"/>
       <w:r>
         <w:t>Bibliography</w:t>
       </w:r>
-      <w:bookmarkEnd w:id="38"/>
+      <w:bookmarkEnd w:id="43"/>
     </w:p>
     <w:p>
       <w:pPr>
@@ -6446,7 +7080,7 @@
       <w:r>
         <w:t xml:space="preserve">. (n.d.). Retrieved February 1, 2026, from </w:t>
       </w:r>
-      <w:hyperlink r:id="rId18" w:history="1">
+      <w:hyperlink r:id="rId21" w:history="1">
         <w:r>
           <w:rPr>
             <w:rStyle w:val="Hyperlink"/>
@@ -6513,7 +7147,7 @@
       <w:r>
         <w:t xml:space="preserve">. </w:t>
       </w:r>
-      <w:hyperlink r:id="rId19" w:history="1">
+      <w:hyperlink r:id="rId22" w:history="1">
         <w:r>
           <w:rPr>
             <w:rStyle w:val="Hyperlink"/>
@@ -6543,7 +7177,7 @@
       <w:r>
         <w:t xml:space="preserve">. Retrieved January 22, 2026, from </w:t>
       </w:r>
-      <w:hyperlink r:id="rId20" w:history="1">
+      <w:hyperlink r:id="rId23" w:history="1">
         <w:r>
           <w:rPr>
             <w:rStyle w:val="Hyperlink"/>
@@ -6567,7 +7201,7 @@
       <w:r>
         <w:t xml:space="preserve">. (n.d.). Pennsylvania Department of Transportation. Retrieved January 25, 2026, from </w:t>
       </w:r>
-      <w:hyperlink r:id="rId21" w:history="1">
+      <w:hyperlink r:id="rId24" w:history="1">
         <w:r>
           <w:rPr>
             <w:rStyle w:val="Hyperlink"/>
@@ -6595,7 +7229,7 @@
       <w:r>
         <w:t xml:space="preserve">. (n.d.). Retrieved January 25, 2026, from </w:t>
       </w:r>
-      <w:hyperlink r:id="rId22" w:history="1">
+      <w:hyperlink r:id="rId25" w:history="1">
         <w:r>
           <w:rPr>
             <w:rStyle w:val="Hyperlink"/>
@@ -9684,7 +10318,7 @@
   <w:abstractNum w:abstractNumId="25" w15:restartNumberingAfterBreak="0">
     <w:nsid w:val="52903122"/>
     <w:multiLevelType w:val="hybridMultilevel"/>
-    <w:tmpl w:val="7FF2F870"/>
+    <w:tmpl w:val="5274BA4C"/>
     <w:lvl w:ilvl="0" w:tplc="04090001">
       <w:start w:val="1"/>
       <w:numFmt w:val="bullet"/>
@@ -11341,7 +11975,7 @@
     <w:uiPriority w:val="9"/>
     <w:unhideWhenUsed/>
     <w:qFormat/>
-    <w:rsid w:val="00F12A8E"/>
+    <w:rsid w:val="00494430"/>
     <w:pPr>
       <w:keepNext/>
       <w:keepLines/>
@@ -11459,7 +12093,7 @@
     <w:basedOn w:val="DefaultParagraphFont"/>
     <w:link w:val="Heading3"/>
     <w:uiPriority w:val="9"/>
-    <w:rsid w:val="00F12A8E"/>
+    <w:rsid w:val="00494430"/>
     <w:rPr>
       <w:rFonts w:ascii="Times New Roman" w:eastAsiaTheme="majorEastAsia" w:hAnsi="Times New Roman" w:cs="Times New Roman (Headings CS)"/>
       <w:color w:val="1F3763" w:themeColor="accent1" w:themeShade="7F"/>
@@ -12511,6 +13145,18 @@
       </w:tcPr>
     </w:tblStylePr>
   </w:style>
+  <w:style w:type="character" w:styleId="SubtleEmphasis">
+    <w:name w:val="Subtle Emphasis"/>
+    <w:basedOn w:val="DefaultParagraphFont"/>
+    <w:uiPriority w:val="19"/>
+    <w:qFormat/>
+    <w:rsid w:val="004E221A"/>
+    <w:rPr>
+      <w:i/>
+      <w:iCs/>
+      <w:color w:val="404040" w:themeColor="text1" w:themeTint="BF"/>
+    </w:rPr>
+  </w:style>
 </w:styles>
 </file>
 

--- a/Evaluation_and_Deployment_Report_over_lisa .docx
+++ b/Evaluation_and_Deployment_Report_over_lisa .docx
@@ -4004,18 +4004,21 @@
     </w:p>
     <w:p>
       <w:pPr>
-        <w:spacing w:before="120" w:after="120"/>
         <w:rPr>
           <w:rStyle w:val="SubtleEmphasis"/>
           <w:b/>
           <w:bCs/>
           <w:i w:val="0"/>
           <w:iCs w:val="0"/>
+          <w:color w:val="000000" w:themeColor="text1"/>
         </w:rPr>
       </w:pPr>
       <w:r>
         <w:rPr>
           <w:rStyle w:val="SubtleEmphasis"/>
+          <w:b/>
+          <w:bCs/>
+          <w:color w:val="000000" w:themeColor="text1"/>
         </w:rPr>
         <w:t>Objective 1: Determine whether there has been a statistically significant increase in aggressive driving since the COVID-19 pandemic to provide evidence-based conclusions for PA Data Discourse readers about driving risks within 12 weeks</w:t>
       </w:r>
@@ -4026,6 +4029,7 @@
           <w:bCs/>
           <w:i w:val="0"/>
           <w:iCs w:val="0"/>
+          <w:color w:val="000000" w:themeColor="text1"/>
         </w:rPr>
         <w:t>.</w:t>
       </w:r>
@@ -4110,9 +4114,9 @@
           <w14:ligatures w14:val="standardContextual"/>
         </w:rPr>
         <w:drawing>
-          <wp:inline distT="0" distB="0" distL="0" distR="0" wp14:anchorId="039B7AE5" wp14:editId="29F27FFF">
-            <wp:extent cx="2777624" cy="2743200"/>
-            <wp:effectExtent l="0" t="0" r="3810" b="0"/>
+          <wp:inline distT="0" distB="0" distL="0" distR="0" wp14:anchorId="039B7AE5" wp14:editId="7470724A">
+            <wp:extent cx="3336053" cy="3294709"/>
+            <wp:effectExtent l="0" t="0" r="4445" b="0"/>
             <wp:docPr id="1286900535" name="Picture 1"/>
             <wp:cNvGraphicFramePr>
               <a:graphicFrameLocks xmlns:a="http://schemas.openxmlformats.org/drawingml/2006/main" noChangeAspect="1"/>
@@ -4139,7 +4143,7 @@
                   <pic:spPr>
                     <a:xfrm>
                       <a:off x="0" y="0"/>
-                      <a:ext cx="2834016" cy="2798893"/>
+                      <a:ext cx="3415931" cy="3373597"/>
                     </a:xfrm>
                     <a:prstGeom prst="rect">
                       <a:avLst/>
@@ -4188,19 +4192,13 @@
         <w:t xml:space="preserve">Receiver Operating Characteristic </w:t>
       </w:r>
       <w:r>
-        <w:t>curve aligned</w:t>
-      </w:r>
-      <w:r>
-        <w:t xml:space="preserve"> with</w:t>
-      </w:r>
-      <w:r>
-        <w:t xml:space="preserve"> the</w:t>
-      </w:r>
-      <w:r>
-        <w:t xml:space="preserve"> No Skill </w:t>
-      </w:r>
-      <w:r>
-        <w:t>line</w:t>
+        <w:t xml:space="preserve">curve </w:t>
+      </w:r>
+      <w:r>
+        <w:t xml:space="preserve">for </w:t>
+      </w:r>
+      <w:r>
+        <w:t>objective 1</w:t>
       </w:r>
     </w:p>
     <w:p>
@@ -4289,6 +4287,7 @@
           <w:noProof/>
           <w14:ligatures w14:val="standardContextual"/>
         </w:rPr>
+        <w:lastRenderedPageBreak/>
         <w:drawing>
           <wp:inline distT="0" distB="0" distL="0" distR="0" wp14:anchorId="021AE627" wp14:editId="7380BF64">
             <wp:extent cx="3848519" cy="2886389"/>
@@ -4338,7 +4337,6 @@
       </w:pPr>
       <w:bookmarkStart w:id="9" w:name="_Ref227260216"/>
       <w:r>
-        <w:lastRenderedPageBreak/>
         <w:t xml:space="preserve">Figure </w:t>
       </w:r>
       <w:r>
@@ -4391,12 +4389,16 @@
       <w:pPr>
         <w:spacing w:before="120" w:after="120"/>
         <w:rPr>
+          <w:b/>
+          <w:bCs/>
           <w:i/>
           <w:iCs/>
         </w:rPr>
       </w:pPr>
       <w:r>
         <w:rPr>
+          <w:b/>
+          <w:bCs/>
           <w:i/>
           <w:iCs/>
         </w:rPr>
@@ -4404,6 +4406,8 @@
       </w:r>
       <w:r>
         <w:rPr>
+          <w:b/>
+          <w:bCs/>
           <w:i/>
           <w:iCs/>
         </w:rPr>
@@ -4415,16 +4419,64 @@
         <w:spacing w:before="120" w:after="120"/>
       </w:pPr>
       <w:r>
-        <w:t xml:space="preserve">Several models were developed and evaluated to </w:t>
-      </w:r>
-      <w:r>
-        <w:t xml:space="preserve">model </w:t>
-      </w:r>
-      <w:r>
-        <w:t xml:space="preserve">specific aggressive or driving behaviors </w:t>
-      </w:r>
-      <w:r>
-        <w:t>including p</w:t>
+        <w:t xml:space="preserve">Several models </w:t>
+      </w:r>
+      <w:r>
+        <w:t xml:space="preserve">using Support Vector Machines (SVM) </w:t>
+      </w:r>
+      <w:r>
+        <w:t xml:space="preserve">one-class classification </w:t>
+      </w:r>
+      <w:r>
+        <w:t xml:space="preserve">algorithm </w:t>
+      </w:r>
+      <w:r>
+        <w:t xml:space="preserve">were developed to </w:t>
+      </w:r>
+      <w:r>
+        <w:t xml:space="preserve">predict </w:t>
+      </w:r>
+      <w:r>
+        <w:t xml:space="preserve">specific aggressive or </w:t>
+      </w:r>
+      <w:r>
+        <w:t xml:space="preserve">distracted </w:t>
+      </w:r>
+      <w:r>
+        <w:t>driving behaviors</w:t>
+      </w:r>
+      <w:r>
+        <w:t>, separately,</w:t>
+      </w:r>
+      <w:r>
+        <w:t xml:space="preserve"> </w:t>
+      </w:r>
+      <w:r>
+        <w:t>from</w:t>
+      </w:r>
+      <w:r>
+        <w:t xml:space="preserve"> COVID-19</w:t>
+      </w:r>
+      <w:r>
+        <w:t>.</w:t>
+      </w:r>
+      <w:r>
+        <w:t xml:space="preserve"> The </w:t>
+      </w:r>
+      <w:r>
+        <w:t xml:space="preserve">specific </w:t>
+      </w:r>
+      <w:r>
+        <w:t xml:space="preserve">behaviors </w:t>
+      </w:r>
+      <w:r>
+        <w:t>includ</w:t>
+      </w:r>
+      <w:r>
+        <w:t>ed</w:t>
+      </w:r>
+      <w:r>
+        <w:t xml:space="preserve"> p</w:t>
       </w:r>
       <w:r>
         <w:t>roceeding without clearance</w:t>
@@ -4490,15 +4542,79 @@
         <w:t>and distracted driving.</w:t>
       </w:r>
       <w:r>
-        <w:t xml:space="preserve"> Misunderstanding led to improper parameter </w:t>
-      </w:r>
-      <w:proofErr w:type="gramStart"/>
-      <w:r>
-        <w:t>values,</w:t>
-      </w:r>
-      <w:proofErr w:type="gramEnd"/>
-      <w:r>
-        <w:t xml:space="preserve"> however, this was corrected and the models re-run with little change in model metrics.</w:t>
+        <w:t xml:space="preserve"> </w:t>
+      </w:r>
+      <w:r>
+        <w:t xml:space="preserve">These models were re-run </w:t>
+      </w:r>
+      <w:r>
+        <w:t xml:space="preserve">after the modeling phase </w:t>
+      </w:r>
+      <w:r>
+        <w:t xml:space="preserve">with corrected </w:t>
+      </w:r>
+      <w:r>
+        <w:t>parameter values</w:t>
+      </w:r>
+      <w:r>
+        <w:t>,</w:t>
+      </w:r>
+      <w:r>
+        <w:t xml:space="preserve"> however, </w:t>
+      </w:r>
+      <w:r>
+        <w:t xml:space="preserve">this resulted in very </w:t>
+      </w:r>
+      <w:r>
+        <w:t>little</w:t>
+      </w:r>
+      <w:r>
+        <w:t xml:space="preserve"> or no</w:t>
+      </w:r>
+      <w:r>
+        <w:t xml:space="preserve"> change in model metrics</w:t>
+      </w:r>
+      <w:r>
+        <w:t xml:space="preserve">, depending on the target. </w:t>
+      </w:r>
+      <w:r>
+        <w:t xml:space="preserve">No </w:t>
+      </w:r>
+      <w:r>
+        <w:t xml:space="preserve">models for this objective </w:t>
+      </w:r>
+      <w:r>
+        <w:t xml:space="preserve">met </w:t>
+      </w:r>
+      <w:r>
+        <w:t xml:space="preserve">the technical </w:t>
+      </w:r>
+      <w:r>
+        <w:t xml:space="preserve">success </w:t>
+      </w:r>
+      <w:r>
+        <w:t xml:space="preserve">criteria of F1=0.7 established for this study, with F1 being a measure that summarizes precision and recall into one number. Precision measures the model’s accuracy in predicting crashes that involve aggressive driving, and recall measures the model’s ability to find all positive cases. The highest F1 score in this series of models was for speeding related crashes with F1=0.376, which suggests that COVID-19 is a poor predictor of </w:t>
+      </w:r>
+      <w:r>
+        <w:t xml:space="preserve">speeding related crashes. It follows that COVID-19 is a poor predictor of any of the </w:t>
+      </w:r>
+      <w:r>
+        <w:t>specific aggressive or distracted driving behaviors</w:t>
+      </w:r>
+      <w:r>
+        <w:t xml:space="preserve"> that were evaluated</w:t>
+      </w:r>
+      <w:r>
+        <w:t xml:space="preserve"> because the F1 scores were lower tha</w:t>
+      </w:r>
+      <w:r>
+        <w:t>n the score</w:t>
+      </w:r>
+      <w:r>
+        <w:t xml:space="preserve"> for speeding related crashes</w:t>
+      </w:r>
+      <w:r>
+        <w:t>.</w:t>
       </w:r>
     </w:p>
     <w:p>
@@ -4506,22 +4622,290 @@
         <w:spacing w:before="120" w:after="120"/>
       </w:pPr>
       <w:r>
-        <w:t xml:space="preserve">All of the models had </w:t>
-      </w:r>
-      <w:r>
-        <w:t>F-measure</w:t>
-      </w:r>
-      <w:r>
-        <w:t xml:space="preserve">s well below the technical criteria of 0.7 </w:t>
-      </w:r>
-      <w:r>
-        <w:t>established for this study</w:t>
-      </w:r>
-      <w:r>
-        <w:t xml:space="preserve"> </w:t>
-      </w:r>
-      <w:r>
-        <w:t xml:space="preserve">with the highest being speeding related at 0.376. </w:t>
+        <w:t xml:space="preserve">These results were understandable for some of the behaviors modeled, however, two behaviors </w:t>
+      </w:r>
+      <w:r>
+        <w:t xml:space="preserve">appear to have </w:t>
+      </w:r>
+      <w:r>
+        <w:t xml:space="preserve">increased after COVID-19, as shown in the time series plots in </w:t>
+      </w:r>
+      <w:r>
+        <w:fldChar w:fldCharType="begin"/>
+      </w:r>
+      <w:r>
+        <w:instrText xml:space="preserve"> REF _Ref227337252 \h </w:instrText>
+      </w:r>
+      <w:r>
+        <w:fldChar w:fldCharType="separate"/>
+      </w:r>
+      <w:r>
+        <w:t xml:space="preserve">Figure </w:t>
+      </w:r>
+      <w:r>
+        <w:rPr>
+          <w:noProof/>
+        </w:rPr>
+        <w:t>3</w:t>
+      </w:r>
+      <w:r>
+        <w:fldChar w:fldCharType="end"/>
+      </w:r>
+      <w:r>
+        <w:t xml:space="preserve"> below</w:t>
+      </w:r>
+      <w:r>
+        <w:t xml:space="preserve">. </w:t>
+      </w:r>
+      <w:proofErr w:type="spellStart"/>
+      <w:r>
+        <w:t>The</w:t>
+      </w:r>
+      <w:proofErr w:type="spellEnd"/>
+      <w:r>
+        <w:t xml:space="preserve"> SVM failed to identify these changes. </w:t>
+      </w:r>
+    </w:p>
+    <w:tbl>
+      <w:tblPr>
+        <w:tblStyle w:val="TableGrid"/>
+        <w:tblW w:w="0" w:type="auto"/>
+        <w:tblBorders>
+          <w:top w:val="none" w:sz="0" w:space="0" w:color="auto"/>
+          <w:left w:val="none" w:sz="0" w:space="0" w:color="auto"/>
+          <w:bottom w:val="none" w:sz="0" w:space="0" w:color="auto"/>
+          <w:right w:val="none" w:sz="0" w:space="0" w:color="auto"/>
+          <w:insideH w:val="none" w:sz="0" w:space="0" w:color="auto"/>
+          <w:insideV w:val="none" w:sz="0" w:space="0" w:color="auto"/>
+        </w:tblBorders>
+        <w:tblLook w:val="04A0" w:firstRow="1" w:lastRow="0" w:firstColumn="1" w:lastColumn="0" w:noHBand="0" w:noVBand="1"/>
+      </w:tblPr>
+      <w:tblGrid>
+        <w:gridCol w:w="4675"/>
+        <w:gridCol w:w="4675"/>
+      </w:tblGrid>
+      <w:tr>
+        <w:tc>
+          <w:tcPr>
+            <w:tcW w:w="4675" w:type="dxa"/>
+          </w:tcPr>
+          <w:p>
+            <w:pPr>
+              <w:keepNext/>
+              <w:spacing w:before="120" w:after="120"/>
+              <w:rPr>
+                <w:noProof/>
+                <w14:ligatures w14:val="standardContextual"/>
+              </w:rPr>
+            </w:pPr>
+            <w:r>
+              <w:rPr>
+                <w:noProof/>
+                <w14:ligatures w14:val="standardContextual"/>
+              </w:rPr>
+              <w:lastRenderedPageBreak/>
+              <w:t>Cell phone use</w:t>
+            </w:r>
+            <w:r>
+              <w:rPr>
+                <w:noProof/>
+                <w14:ligatures w14:val="standardContextual"/>
+              </w:rPr>
+              <w:br/>
+            </w:r>
+            <w:r>
+              <w:rPr>
+                <w:noProof/>
+                <w14:ligatures w14:val="standardContextual"/>
+              </w:rPr>
+              <w:t>F1=0.0000</w:t>
+            </w:r>
+          </w:p>
+        </w:tc>
+        <w:tc>
+          <w:tcPr>
+            <w:tcW w:w="4675" w:type="dxa"/>
+          </w:tcPr>
+          <w:p>
+            <w:pPr>
+              <w:keepNext/>
+              <w:spacing w:before="120" w:after="120"/>
+              <w:rPr>
+                <w:noProof/>
+                <w14:ligatures w14:val="standardContextual"/>
+              </w:rPr>
+            </w:pPr>
+            <w:r>
+              <w:rPr>
+                <w:noProof/>
+                <w14:ligatures w14:val="standardContextual"/>
+              </w:rPr>
+              <w:t>Proceeding without clearance</w:t>
+            </w:r>
+            <w:r>
+              <w:rPr>
+                <w:noProof/>
+                <w14:ligatures w14:val="standardContextual"/>
+              </w:rPr>
+              <w:br/>
+            </w:r>
+            <w:r>
+              <w:rPr>
+                <w:noProof/>
+                <w14:ligatures w14:val="standardContextual"/>
+              </w:rPr>
+              <w:t>F1=0.0000</w:t>
+            </w:r>
+          </w:p>
+        </w:tc>
+      </w:tr>
+      <w:tr>
+        <w:tc>
+          <w:tcPr>
+            <w:tcW w:w="4675" w:type="dxa"/>
+          </w:tcPr>
+          <w:p>
+            <w:pPr>
+              <w:spacing w:before="120" w:after="120"/>
+            </w:pPr>
+            <w:r>
+              <w:rPr>
+                <w:noProof/>
+                <w14:ligatures w14:val="standardContextual"/>
+              </w:rPr>
+              <w:drawing>
+                <wp:inline distT="0" distB="0" distL="0" distR="0" wp14:anchorId="29AD449A" wp14:editId="376E7A26">
+                  <wp:extent cx="2773346" cy="2080009"/>
+                  <wp:effectExtent l="0" t="0" r="0" b="3175"/>
+                  <wp:docPr id="206622935" name="Picture 7"/>
+                  <wp:cNvGraphicFramePr>
+                    <a:graphicFrameLocks xmlns:a="http://schemas.openxmlformats.org/drawingml/2006/main" noChangeAspect="1"/>
+                  </wp:cNvGraphicFramePr>
+                  <a:graphic xmlns:a="http://schemas.openxmlformats.org/drawingml/2006/main">
+                    <a:graphicData uri="http://schemas.openxmlformats.org/drawingml/2006/picture">
+                      <pic:pic xmlns:pic="http://schemas.openxmlformats.org/drawingml/2006/picture">
+                        <pic:nvPicPr>
+                          <pic:cNvPr id="206622935" name="Picture 206622935"/>
+                          <pic:cNvPicPr/>
+                        </pic:nvPicPr>
+                        <pic:blipFill>
+                          <a:blip r:embed="rId11">
+                            <a:extLst>
+                              <a:ext uri="{28A0092B-C50C-407E-A947-70E740481C1C}">
+                                <a14:useLocalDpi xmlns:a14="http://schemas.microsoft.com/office/drawing/2010/main" val="0"/>
+                              </a:ext>
+                            </a:extLst>
+                          </a:blip>
+                          <a:stretch>
+                            <a:fillRect/>
+                          </a:stretch>
+                        </pic:blipFill>
+                        <pic:spPr>
+                          <a:xfrm>
+                            <a:off x="0" y="0"/>
+                            <a:ext cx="2797172" cy="2097878"/>
+                          </a:xfrm>
+                          <a:prstGeom prst="rect">
+                            <a:avLst/>
+                          </a:prstGeom>
+                        </pic:spPr>
+                      </pic:pic>
+                    </a:graphicData>
+                  </a:graphic>
+                </wp:inline>
+              </w:drawing>
+            </w:r>
+          </w:p>
+        </w:tc>
+        <w:tc>
+          <w:tcPr>
+            <w:tcW w:w="4675" w:type="dxa"/>
+          </w:tcPr>
+          <w:p>
+            <w:pPr>
+              <w:keepNext/>
+              <w:spacing w:before="120" w:after="120"/>
+            </w:pPr>
+            <w:r>
+              <w:rPr>
+                <w:noProof/>
+                <w14:ligatures w14:val="standardContextual"/>
+              </w:rPr>
+              <w:drawing>
+                <wp:inline distT="0" distB="0" distL="0" distR="0" wp14:anchorId="386CB4FE" wp14:editId="752FA398">
+                  <wp:extent cx="2772913" cy="2079685"/>
+                  <wp:effectExtent l="0" t="0" r="0" b="3175"/>
+                  <wp:docPr id="497198726" name="Picture 8"/>
+                  <wp:cNvGraphicFramePr>
+                    <a:graphicFrameLocks xmlns:a="http://schemas.openxmlformats.org/drawingml/2006/main" noChangeAspect="1"/>
+                  </wp:cNvGraphicFramePr>
+                  <a:graphic xmlns:a="http://schemas.openxmlformats.org/drawingml/2006/main">
+                    <a:graphicData uri="http://schemas.openxmlformats.org/drawingml/2006/picture">
+                      <pic:pic xmlns:pic="http://schemas.openxmlformats.org/drawingml/2006/picture">
+                        <pic:nvPicPr>
+                          <pic:cNvPr id="497198726" name="Picture 497198726"/>
+                          <pic:cNvPicPr/>
+                        </pic:nvPicPr>
+                        <pic:blipFill>
+                          <a:blip r:embed="rId12">
+                            <a:extLst>
+                              <a:ext uri="{28A0092B-C50C-407E-A947-70E740481C1C}">
+                                <a14:useLocalDpi xmlns:a14="http://schemas.microsoft.com/office/drawing/2010/main" val="0"/>
+                              </a:ext>
+                            </a:extLst>
+                          </a:blip>
+                          <a:stretch>
+                            <a:fillRect/>
+                          </a:stretch>
+                        </pic:blipFill>
+                        <pic:spPr>
+                          <a:xfrm>
+                            <a:off x="0" y="0"/>
+                            <a:ext cx="2812989" cy="2109742"/>
+                          </a:xfrm>
+                          <a:prstGeom prst="rect">
+                            <a:avLst/>
+                          </a:prstGeom>
+                        </pic:spPr>
+                      </pic:pic>
+                    </a:graphicData>
+                  </a:graphic>
+                </wp:inline>
+              </w:drawing>
+            </w:r>
+          </w:p>
+        </w:tc>
+      </w:tr>
+    </w:tbl>
+    <w:p>
+      <w:pPr>
+        <w:pStyle w:val="Caption"/>
+      </w:pPr>
+      <w:bookmarkStart w:id="10" w:name="_Ref227337252"/>
+      <w:r>
+        <w:t xml:space="preserve">Figure </w:t>
+      </w:r>
+      <w:r>
+        <w:fldChar w:fldCharType="begin"/>
+      </w:r>
+      <w:r>
+        <w:instrText xml:space="preserve"> SEQ Figure \* ARABIC </w:instrText>
+      </w:r>
+      <w:r>
+        <w:fldChar w:fldCharType="separate"/>
+      </w:r>
+      <w:r>
+        <w:rPr>
+          <w:noProof/>
+        </w:rPr>
+        <w:t>3</w:t>
+      </w:r>
+      <w:r>
+        <w:fldChar w:fldCharType="end"/>
+      </w:r>
+      <w:bookmarkEnd w:id="10"/>
+      <w:r>
+        <w:t xml:space="preserve"> Cell phone use and proceeding without clearance over time</w:t>
       </w:r>
     </w:p>
     <w:p>
@@ -4529,25 +4913,139 @@
         <w:spacing w:before="120" w:after="120"/>
       </w:pPr>
       <w:r>
-        <w:t>which shows that none of the specific aggressive driving behaviors increased during COVID-19 and remained high. These models pushed the limits of available computational resources and were not pursued further to obtain additional measures. The recommendation section provides insight into other methods that could be pursued to evaluate this objective further.</w:t>
+        <w:t>The</w:t>
+      </w:r>
+      <w:r>
+        <w:t xml:space="preserve"> SVM </w:t>
+      </w:r>
+      <w:r>
+        <w:t>models pushed the limits of available computational resources</w:t>
+      </w:r>
+      <w:r>
+        <w:t>, even with a reduced dataset using only records after March 1, 2015. Therefore, these models</w:t>
+      </w:r>
+      <w:r>
+        <w:t xml:space="preserve"> were not pursued further to </w:t>
+      </w:r>
+      <w:r>
+        <w:t xml:space="preserve">optimize or to </w:t>
+      </w:r>
+      <w:r>
+        <w:t>obtain additional measures.</w:t>
+      </w:r>
+      <w:r>
+        <w:t xml:space="preserve"> </w:t>
+      </w:r>
+      <w:r>
+        <w:t xml:space="preserve">Further study using different methods is </w:t>
+      </w:r>
+      <w:r>
+        <w:t xml:space="preserve">recommended </w:t>
+      </w:r>
+      <w:r>
+        <w:t xml:space="preserve">and outlined </w:t>
+      </w:r>
+      <w:r>
+        <w:t xml:space="preserve">in the </w:t>
+      </w:r>
+      <w:r>
+        <w:rPr>
+          <w:i/>
+          <w:iCs/>
+        </w:rPr>
+        <w:fldChar w:fldCharType="begin"/>
+      </w:r>
+      <w:r>
+        <w:rPr>
+          <w:i/>
+          <w:iCs/>
+        </w:rPr>
+        <w:instrText xml:space="preserve"> REF _Ref227327845 \h </w:instrText>
+      </w:r>
+      <w:r>
+        <w:rPr>
+          <w:i/>
+          <w:iCs/>
+        </w:rPr>
+      </w:r>
+      <w:r>
+        <w:rPr>
+          <w:i/>
+          <w:iCs/>
+        </w:rPr>
+        <w:instrText xml:space="preserve"> \* MERGEFORMAT </w:instrText>
+      </w:r>
+      <w:r>
+        <w:rPr>
+          <w:i/>
+          <w:iCs/>
+        </w:rPr>
+        <w:fldChar w:fldCharType="separate"/>
+      </w:r>
+      <w:r>
+        <w:rPr>
+          <w:i/>
+          <w:iCs/>
+        </w:rPr>
+        <w:t>1.2 Insights and Recommendations</w:t>
+      </w:r>
+      <w:r>
+        <w:rPr>
+          <w:i/>
+          <w:iCs/>
+        </w:rPr>
+        <w:fldChar w:fldCharType="end"/>
+      </w:r>
+      <w:r>
+        <w:t xml:space="preserve"> section below</w:t>
+      </w:r>
+      <w:r>
+        <w:t>.</w:t>
       </w:r>
     </w:p>
     <w:p>
-      <w:r>
-        <w:rPr>
+      <w:pPr>
+        <w:rPr>
+          <w:b/>
+          <w:bCs/>
           <w:i/>
           <w:iCs/>
         </w:rPr>
-        <w:t>Objective 3:</w:t>
-      </w:r>
-      <w:r>
-        <w:t xml:space="preserve"> </w:t>
-      </w:r>
-      <w:r>
-        <w:rPr>
+      </w:pPr>
+      <w:proofErr w:type="spellStart"/>
+      <w:r>
+        <w:rPr>
+          <w:b/>
+          <w:bCs/>
           <w:i/>
           <w:iCs/>
         </w:rPr>
+        <w:t>O</w:t>
+      </w:r>
+      <w:proofErr w:type="spellEnd"/>
+      <w:r>
+        <w:rPr>
+          <w:b/>
+          <w:bCs/>
+          <w:i/>
+          <w:iCs/>
+        </w:rPr>
+        <w:t>bjective 3:</w:t>
+      </w:r>
+      <w:r>
+        <w:rPr>
+          <w:b/>
+          <w:bCs/>
+        </w:rPr>
+        <w:t xml:space="preserve"> </w:t>
+      </w:r>
+      <w:r>
+        <w:rPr>
+          <w:b/>
+          <w:bCs/>
+          <w:i/>
+          <w:iCs/>
+        </w:rPr>
         <w:t>Identify co-factors for crashes involving aggressive driving, such as age, fatigue, impairment, license status, hit and run, geography, or cell phone use.</w:t>
       </w:r>
     </w:p>
@@ -4556,15 +5054,164 @@
         <w:spacing w:before="120" w:after="120"/>
       </w:pPr>
       <w:r>
+        <w:t xml:space="preserve">The baseline model for this objective included </w:t>
+      </w:r>
+      <w:r>
+        <w:t xml:space="preserve">indicators for post COVID-19, cell phone use, impaired driving, mature drivers, young drivers, fatigued drivers or drivers who fell asleep, hit and run drivers, unlicensed drivers, and urban or rural location. </w:t>
+      </w:r>
+      <w:r>
+        <w:t xml:space="preserve">From this model, the four most important predictors were selected to model aggressive driving with </w:t>
+      </w:r>
+      <w:r>
+        <w:t>COVID-19</w:t>
+      </w:r>
+      <w:r>
+        <w:t xml:space="preserve"> and their interaction with COVID-19 </w:t>
+      </w:r>
+      <w:r>
+        <w:t xml:space="preserve">as predictors </w:t>
+      </w:r>
+      <w:r>
+        <w:t>to determine if any of these factors covary with COVID-19. For example, one interaction that this model aims to assess is age and COVID-19</w:t>
+      </w:r>
+      <w:r>
+        <w:t>, which</w:t>
+      </w:r>
+      <w:r>
+        <w:t xml:space="preserve"> could answer the question</w:t>
+      </w:r>
+      <w:r>
+        <w:t xml:space="preserve">, </w:t>
+      </w:r>
+      <w:r>
+        <w:t xml:space="preserve">did </w:t>
+      </w:r>
+      <w:r>
+        <w:t xml:space="preserve">young divers engage in more </w:t>
+      </w:r>
+      <w:r>
+        <w:t xml:space="preserve">aggressive driving behaviors during </w:t>
+      </w:r>
+      <w:r>
+        <w:t xml:space="preserve">and after </w:t>
+      </w:r>
+      <w:r>
+        <w:t xml:space="preserve">COVID-19? </w:t>
+      </w:r>
+      <w:r>
+        <w:t xml:space="preserve"> </w:t>
+      </w:r>
+    </w:p>
+    <w:p>
+      <w:pPr>
+        <w:spacing w:before="120" w:after="120"/>
+      </w:pPr>
+      <w:r>
+        <w:t xml:space="preserve">All predictors in the baseline model were statistically significant, however, the effects were small. The predictors with the highest effect size included fatigue, cell phone use, impairment, and young driver. </w:t>
+      </w:r>
+      <w:r>
+        <w:t>The</w:t>
+      </w:r>
+      <w:r>
+        <w:t>refore, the</w:t>
+      </w:r>
+      <w:r>
+        <w:t xml:space="preserve"> predictors selected for the interaction model were </w:t>
+      </w:r>
+      <w:r>
+        <w:t xml:space="preserve">POST_COVID, </w:t>
+      </w:r>
+      <w:r>
+        <w:t xml:space="preserve">FATIGUE_ASLEEP, CELL_PHONE, IMPAIRED_DRIVER, and YOUNG_DRIVER. </w:t>
+      </w:r>
+      <w:r>
+        <w:t xml:space="preserve">The interaction terms created for this model were </w:t>
+      </w:r>
+      <w:r>
+        <w:t>POST_COVID_</w:t>
+      </w:r>
+      <w:r>
+        <w:t>F</w:t>
+      </w:r>
+      <w:r>
+        <w:t xml:space="preserve">ATIGUE, </w:t>
+      </w:r>
+      <w:r>
+        <w:t>POST_COVID</w:t>
+      </w:r>
+      <w:r>
+        <w:t>_PHONE, POST_COVID_IMPAIRED, and POST_COVID_YOUNG</w:t>
+      </w:r>
+      <w:r>
+        <w:t>.</w:t>
+      </w:r>
+    </w:p>
+    <w:p>
+      <w:pPr>
+        <w:spacing w:before="120" w:after="120"/>
+      </w:pPr>
+      <w:r>
+        <w:t xml:space="preserve">The ROC curve for this model, displayed in </w:t>
+      </w:r>
+      <w:r>
+        <w:fldChar w:fldCharType="begin"/>
+      </w:r>
+      <w:r>
+        <w:instrText xml:space="preserve"> REF _Ref227329111 \h </w:instrText>
+      </w:r>
+      <w:r>
+        <w:fldChar w:fldCharType="separate"/>
+      </w:r>
+      <w:r>
+        <w:t xml:space="preserve">Figure </w:t>
+      </w:r>
+      <w:r>
+        <w:rPr>
+          <w:noProof/>
+        </w:rPr>
+        <w:t>3</w:t>
+      </w:r>
+      <w:r>
+        <w:fldChar w:fldCharType="end"/>
+      </w:r>
+      <w:r>
+        <w:t xml:space="preserve"> </w:t>
+      </w:r>
+      <w:r>
+        <w:t xml:space="preserve">below, is </w:t>
+      </w:r>
+      <w:r>
+        <w:t>better than random guessing with an AUC of 0.5</w:t>
+      </w:r>
+      <w:r>
+        <w:t>8</w:t>
+      </w:r>
+      <w:r>
+        <w:t>, however, this still fails to meet the technical success criteria established for this study</w:t>
+      </w:r>
+      <w:r>
+        <w:t>, which is 0.7 or above</w:t>
+      </w:r>
+      <w:r>
+        <w:t xml:space="preserve">. </w:t>
+      </w:r>
+    </w:p>
+    <w:p>
+      <w:pPr>
+        <w:keepNext/>
+        <w:spacing w:before="120" w:after="120"/>
+      </w:pPr>
+      <w:r>
         <w:rPr>
           <w:noProof/>
           <w14:ligatures w14:val="standardContextual"/>
         </w:rPr>
+        <w:lastRenderedPageBreak/>
         <w:drawing>
-          <wp:inline distT="0" distB="0" distL="0" distR="0" wp14:anchorId="12805552" wp14:editId="12561941">
-            <wp:extent cx="2883877" cy="2878022"/>
-            <wp:effectExtent l="0" t="0" r="0" b="5080"/>
-            <wp:docPr id="52331443" name="Picture 3"/>
+          <wp:inline distT="0" distB="0" distL="0" distR="0" wp14:anchorId="316C4152" wp14:editId="3A76A3A3">
+            <wp:extent cx="3300884" cy="3281135"/>
+            <wp:effectExtent l="0" t="0" r="1270" b="0"/>
+            <wp:docPr id="45951723" name="Picture 5"/>
             <wp:cNvGraphicFramePr>
               <a:graphicFrameLocks xmlns:a="http://schemas.openxmlformats.org/drawingml/2006/main" noChangeAspect="1"/>
             </wp:cNvGraphicFramePr>
@@ -4572,11 +5219,11 @@
               <a:graphicData uri="http://schemas.openxmlformats.org/drawingml/2006/picture">
                 <pic:pic xmlns:pic="http://schemas.openxmlformats.org/drawingml/2006/picture">
                   <pic:nvPicPr>
-                    <pic:cNvPr id="52331443" name="Picture 52331443"/>
+                    <pic:cNvPr id="45951723" name="Picture 45951723"/>
                     <pic:cNvPicPr/>
                   </pic:nvPicPr>
                   <pic:blipFill>
-                    <a:blip r:embed="rId11" cstate="print">
+                    <a:blip r:embed="rId13" cstate="print">
                       <a:extLst>
                         <a:ext uri="{28A0092B-C50C-407E-A947-70E740481C1C}">
                           <a14:useLocalDpi xmlns:a14="http://schemas.microsoft.com/office/drawing/2010/main" val="0"/>
@@ -4590,7 +5237,7 @@
                   <pic:spPr>
                     <a:xfrm>
                       <a:off x="0" y="0"/>
-                      <a:ext cx="2929908" cy="2923960"/>
+                      <a:ext cx="3336129" cy="3316169"/>
                     </a:xfrm>
                     <a:prstGeom prst="rect">
                       <a:avLst/>
@@ -4605,6 +5252,257 @@
     </w:p>
     <w:p>
       <w:pPr>
+        <w:pStyle w:val="Caption"/>
+      </w:pPr>
+      <w:bookmarkStart w:id="11" w:name="_Ref227329096"/>
+      <w:bookmarkStart w:id="12" w:name="_Ref227329111"/>
+      <w:r>
+        <w:t xml:space="preserve">Figure </w:t>
+      </w:r>
+      <w:r>
+        <w:fldChar w:fldCharType="begin"/>
+      </w:r>
+      <w:r>
+        <w:instrText xml:space="preserve"> SEQ Figure \* ARABIC </w:instrText>
+      </w:r>
+      <w:r>
+        <w:fldChar w:fldCharType="separate"/>
+      </w:r>
+      <w:r>
+        <w:rPr>
+          <w:noProof/>
+        </w:rPr>
+        <w:t>5</w:t>
+      </w:r>
+      <w:r>
+        <w:fldChar w:fldCharType="end"/>
+      </w:r>
+      <w:bookmarkEnd w:id="12"/>
+      <w:r>
+        <w:t xml:space="preserve"> </w:t>
+      </w:r>
+      <w:r>
+        <w:t xml:space="preserve">Receiver Operating Characteristic curve for </w:t>
+      </w:r>
+      <w:r>
+        <w:t>objective 3</w:t>
+      </w:r>
+      <w:bookmarkEnd w:id="11"/>
+    </w:p>
+    <w:p>
+      <w:pPr>
+        <w:spacing w:before="120" w:after="120"/>
+      </w:pPr>
+      <w:r>
+        <w:fldChar w:fldCharType="begin"/>
+      </w:r>
+      <w:r>
+        <w:instrText xml:space="preserve"> REF _Ref227334180 \h </w:instrText>
+      </w:r>
+      <w:r>
+        <w:fldChar w:fldCharType="separate"/>
+      </w:r>
+      <w:r>
+        <w:t xml:space="preserve">Figure </w:t>
+      </w:r>
+      <w:r>
+        <w:rPr>
+          <w:noProof/>
+        </w:rPr>
+        <w:t>4</w:t>
+      </w:r>
+      <w:r>
+        <w:fldChar w:fldCharType="end"/>
+      </w:r>
+      <w:r>
+        <w:t xml:space="preserve"> below illustrates the effects of fatigue, cell phone use, impairment, young driver, COVID-19, and the interaction between these factors and COVID-19. </w:t>
+      </w:r>
+    </w:p>
+    <w:p>
+      <w:pPr>
+        <w:spacing w:before="120" w:after="120"/>
+      </w:pPr>
+      <w:r>
+        <w:t>T</w:t>
+      </w:r>
+      <w:r>
+        <w:t xml:space="preserve">he interaction between fatigue and COVID-19 was not statistically significant, suggesting that the relationship between fatigue and </w:t>
+      </w:r>
+      <w:r>
+        <w:t>aggressive driving</w:t>
+      </w:r>
+      <w:r>
+        <w:t xml:space="preserve"> does not meaningfully differ </w:t>
+      </w:r>
+      <w:r>
+        <w:t xml:space="preserve">between crashes </w:t>
+      </w:r>
+      <w:r>
+        <w:t xml:space="preserve">that occurred </w:t>
+      </w:r>
+      <w:r>
+        <w:t>before and during/after</w:t>
+      </w:r>
+      <w:r>
+        <w:t xml:space="preserve"> COVID-19.</w:t>
+      </w:r>
+      <w:r>
+        <w:t xml:space="preserve"> </w:t>
+      </w:r>
+      <w:r>
+        <w:t xml:space="preserve">In other words, </w:t>
+      </w:r>
+      <w:r>
+        <w:t>t</w:t>
+      </w:r>
+      <w:r>
+        <w:t xml:space="preserve">he effect of </w:t>
+      </w:r>
+      <w:r>
+        <w:t>fatigue</w:t>
+      </w:r>
+      <w:r>
+        <w:t xml:space="preserve"> appears to be consistent regardless of </w:t>
+      </w:r>
+      <w:r>
+        <w:t>COVID-19</w:t>
+      </w:r>
+      <w:r>
+        <w:t>.</w:t>
+      </w:r>
+    </w:p>
+    <w:p>
+      <w:pPr>
+        <w:spacing w:before="120" w:after="120"/>
+      </w:pPr>
+      <w:r>
+        <w:t xml:space="preserve">The interaction between </w:t>
+      </w:r>
+      <w:r>
+        <w:t xml:space="preserve">cell phone use and COVID-19 is statistically significant, </w:t>
+      </w:r>
+      <w:r>
+        <w:t>but</w:t>
+      </w:r>
+      <w:r>
+        <w:t xml:space="preserve"> the effect </w:t>
+      </w:r>
+      <w:r>
+        <w:t xml:space="preserve">of -0.31 </w:t>
+      </w:r>
+      <w:r>
+        <w:t>is small</w:t>
+      </w:r>
+      <w:r>
+        <w:t xml:space="preserve">. The relationship between cell phone use and aggressive driving differs between crashes that occurred before and during/after COVID-19, however, this relationship </w:t>
+      </w:r>
+      <w:r>
+        <w:t>has negligible practical impact on aggressive driving</w:t>
+      </w:r>
+      <w:r>
+        <w:t xml:space="preserve">. Furthermore, the negative value of the effect implies that </w:t>
+      </w:r>
+      <w:r>
+        <w:t xml:space="preserve">aggressive driving by </w:t>
+      </w:r>
+      <w:r>
+        <w:t>cell phone use</w:t>
+      </w:r>
+      <w:r>
+        <w:t xml:space="preserve">rs </w:t>
+      </w:r>
+      <w:r>
+        <w:t>dropped slightly during and after COVID-19 instead of increasing.</w:t>
+      </w:r>
+    </w:p>
+    <w:p>
+      <w:pPr>
+        <w:spacing w:before="120" w:after="120"/>
+      </w:pPr>
+      <w:r>
+        <w:t xml:space="preserve">The interaction between </w:t>
+      </w:r>
+      <w:r>
+        <w:t xml:space="preserve">impaired drivers </w:t>
+      </w:r>
+      <w:r>
+        <w:t xml:space="preserve">and COVID-19 is statistically significant, but the effect of </w:t>
+      </w:r>
+      <w:r>
+        <w:t>-0.28</w:t>
+      </w:r>
+      <w:r>
+        <w:t xml:space="preserve"> is small. The relationship between impaired drivers and aggressive driving differs between crashes that occurred before and during/after COVID-19, however, this relationship has negligible practical impact on aggressive driving. Furthermore, the negative value of the effect implies that </w:t>
+      </w:r>
+      <w:r>
+        <w:t xml:space="preserve">aggressive driving by </w:t>
+      </w:r>
+      <w:r>
+        <w:t>impaired driv</w:t>
+      </w:r>
+      <w:r>
+        <w:t>ers</w:t>
+      </w:r>
+      <w:r>
+        <w:t xml:space="preserve"> </w:t>
+      </w:r>
+      <w:r>
+        <w:t>dropped slightly during and after COVID-19 instead of increasing.</w:t>
+      </w:r>
+    </w:p>
+    <w:p>
+      <w:pPr>
+        <w:spacing w:before="120" w:after="120"/>
+      </w:pPr>
+      <w:r>
+        <w:t xml:space="preserve">The interaction between </w:t>
+      </w:r>
+      <w:r>
+        <w:t>young drivers</w:t>
+      </w:r>
+      <w:r>
+        <w:t xml:space="preserve"> and COVID-19 is statistically significant, but the effect of </w:t>
+      </w:r>
+      <w:r>
+        <w:t>0.07</w:t>
+      </w:r>
+      <w:r>
+        <w:t xml:space="preserve"> is small. The relationship between </w:t>
+      </w:r>
+      <w:r>
+        <w:t>young drivers</w:t>
+      </w:r>
+      <w:r>
+        <w:t xml:space="preserve"> and aggressive driving differs between crashes that occurred before and during/after COVID-19, however, this relationship has negligible practical impact on aggressive driving. </w:t>
+      </w:r>
+      <w:r>
+        <w:t>T</w:t>
+      </w:r>
+      <w:r>
+        <w:t xml:space="preserve">he </w:t>
+      </w:r>
+      <w:r>
+        <w:t>positive</w:t>
+      </w:r>
+      <w:r>
+        <w:t xml:space="preserve"> value of the effect implies that </w:t>
+      </w:r>
+      <w:r>
+        <w:t xml:space="preserve">young drivers engaged in more aggressive driving behaviors </w:t>
+      </w:r>
+      <w:r>
+        <w:t>during and after COVID-19</w:t>
+      </w:r>
+      <w:r>
+        <w:t>, but as stated before, this was negligible</w:t>
+      </w:r>
+      <w:r>
+        <w:t>.</w:t>
+      </w:r>
+    </w:p>
+    <w:p>
+      <w:pPr>
+        <w:keepNext/>
         <w:spacing w:before="120" w:after="120"/>
       </w:pPr>
       <w:r>
@@ -4612,11 +5510,12 @@
           <w:noProof/>
           <w14:ligatures w14:val="standardContextual"/>
         </w:rPr>
+        <w:lastRenderedPageBreak/>
         <w:drawing>
-          <wp:inline distT="0" distB="0" distL="0" distR="0" wp14:anchorId="4140BB96" wp14:editId="176B818F">
-            <wp:extent cx="5943600" cy="1367155"/>
-            <wp:effectExtent l="0" t="0" r="0" b="4445"/>
-            <wp:docPr id="357529322" name="Picture 2"/>
+          <wp:inline distT="0" distB="0" distL="0" distR="0" wp14:anchorId="46257B9A" wp14:editId="4BE20F6D">
+            <wp:extent cx="5943600" cy="1122680"/>
+            <wp:effectExtent l="0" t="0" r="0" b="0"/>
+            <wp:docPr id="1390372062" name="Picture 6"/>
             <wp:cNvGraphicFramePr>
               <a:graphicFrameLocks xmlns:a="http://schemas.openxmlformats.org/drawingml/2006/main" noChangeAspect="1"/>
             </wp:cNvGraphicFramePr>
@@ -4624,11 +5523,11 @@
               <a:graphicData uri="http://schemas.openxmlformats.org/drawingml/2006/picture">
                 <pic:pic xmlns:pic="http://schemas.openxmlformats.org/drawingml/2006/picture">
                   <pic:nvPicPr>
-                    <pic:cNvPr id="357529322" name="Picture 357529322"/>
+                    <pic:cNvPr id="1390372062" name="Picture 1390372062"/>
                     <pic:cNvPicPr/>
                   </pic:nvPicPr>
                   <pic:blipFill>
-                    <a:blip r:embed="rId12" cstate="print">
+                    <a:blip r:embed="rId14" cstate="print">
                       <a:extLst>
                         <a:ext uri="{28A0092B-C50C-407E-A947-70E740481C1C}">
                           <a14:useLocalDpi xmlns:a14="http://schemas.microsoft.com/office/drawing/2010/main" val="0"/>
@@ -4642,7 +5541,7 @@
                   <pic:spPr>
                     <a:xfrm>
                       <a:off x="0" y="0"/>
-                      <a:ext cx="5943600" cy="1367155"/>
+                      <a:ext cx="5943600" cy="1122680"/>
                     </a:xfrm>
                     <a:prstGeom prst="rect">
                       <a:avLst/>
@@ -4657,18 +5556,47 @@
     </w:p>
     <w:p>
       <w:pPr>
-        <w:pStyle w:val="Heading3"/>
-      </w:pPr>
+        <w:pStyle w:val="Caption"/>
+      </w:pPr>
+      <w:bookmarkStart w:id="13" w:name="_Ref227334180"/>
+      <w:r>
+        <w:t xml:space="preserve">Figure </w:t>
+      </w:r>
+      <w:r>
+        <w:fldChar w:fldCharType="begin"/>
+      </w:r>
+      <w:r>
+        <w:instrText xml:space="preserve"> SEQ Figure \* ARABIC </w:instrText>
+      </w:r>
+      <w:r>
+        <w:fldChar w:fldCharType="separate"/>
+      </w:r>
+      <w:r>
+        <w:rPr>
+          <w:noProof/>
+        </w:rPr>
+        <w:t>6</w:t>
+      </w:r>
+      <w:r>
+        <w:fldChar w:fldCharType="end"/>
+      </w:r>
+      <w:bookmarkEnd w:id="13"/>
+      <w:r>
+        <w:t xml:space="preserve"> Feature importance for objective 3 final model</w:t>
+      </w:r>
+      <w:r>
+        <w:t xml:space="preserve"> with interaction</w:t>
+      </w:r>
     </w:p>
     <w:p>
       <w:pPr>
         <w:pStyle w:val="Heading3"/>
       </w:pPr>
-      <w:bookmarkStart w:id="10" w:name="_Toc226057148"/>
+      <w:bookmarkStart w:id="14" w:name="_Toc226057148"/>
       <w:r>
         <w:t>Expected organizational outcomes</w:t>
       </w:r>
-      <w:bookmarkEnd w:id="10"/>
+      <w:bookmarkEnd w:id="14"/>
     </w:p>
     <w:p>
       <w:pPr>
@@ -4693,7 +5621,7 @@
           <w:sz w:val="24"/>
           <w:szCs w:val="24"/>
         </w:rPr>
-        <w:t xml:space="preserve"> performance, publication of the results is not recommended</w:t>
+        <w:t xml:space="preserve"> performance</w:t>
       </w:r>
       <w:r>
         <w:rPr>
@@ -4701,7 +5629,7 @@
           <w:sz w:val="24"/>
           <w:szCs w:val="24"/>
         </w:rPr>
-        <w:t xml:space="preserve"> at this time</w:t>
+        <w:t xml:space="preserve"> and </w:t>
       </w:r>
       <w:r>
         <w:rPr>
@@ -4709,7 +5637,7 @@
           <w:sz w:val="24"/>
           <w:szCs w:val="24"/>
         </w:rPr>
-        <w:t xml:space="preserve">. </w:t>
+        <w:t>visualizations</w:t>
       </w:r>
       <w:r>
         <w:rPr>
@@ -4717,7 +5645,7 @@
           <w:sz w:val="24"/>
           <w:szCs w:val="24"/>
         </w:rPr>
-        <w:t xml:space="preserve">The </w:t>
+        <w:t xml:space="preserve"> </w:t>
       </w:r>
       <w:r>
         <w:rPr>
@@ -4725,7 +5653,7 @@
           <w:sz w:val="24"/>
           <w:szCs w:val="24"/>
         </w:rPr>
-        <w:t>model shows that there is no evidence to support the public’s sentiment that aggressive driving increased during COVID-19 and remain</w:t>
+        <w:t>showing an increase in some</w:t>
       </w:r>
       <w:r>
         <w:rPr>
@@ -4733,7 +5661,7 @@
           <w:sz w:val="24"/>
           <w:szCs w:val="24"/>
         </w:rPr>
-        <w:t>ed</w:t>
+        <w:t xml:space="preserve"> specific aggressive driving behaviors</w:t>
       </w:r>
       <w:r>
         <w:rPr>
@@ -4741,21 +5669,136 @@
           <w:sz w:val="24"/>
           <w:szCs w:val="24"/>
         </w:rPr>
-        <w:t xml:space="preserve"> high. The dataset and methods used to reach this conclusion are just a select few in the large pool of possible data and methods. It is not appropriate or correct to conclude that aggressive driving did not increase during COVID-19 or remain high. Different data and/or different methods may reveal otherwise.</w:t>
+        <w:t>, publication of the results is not recommended</w:t>
+      </w:r>
+      <w:r>
+        <w:rPr>
+          <w:rFonts w:ascii="Times New Roman" w:hAnsi="Times New Roman" w:cs="Times New Roman"/>
+          <w:sz w:val="24"/>
+          <w:szCs w:val="24"/>
+        </w:rPr>
+        <w:t xml:space="preserve"> at this time</w:t>
+      </w:r>
+      <w:r>
+        <w:rPr>
+          <w:rFonts w:ascii="Times New Roman" w:hAnsi="Times New Roman" w:cs="Times New Roman"/>
+          <w:sz w:val="24"/>
+          <w:szCs w:val="24"/>
+        </w:rPr>
+        <w:t xml:space="preserve">. </w:t>
+      </w:r>
+      <w:r>
+        <w:rPr>
+          <w:rFonts w:ascii="Times New Roman" w:hAnsi="Times New Roman" w:cs="Times New Roman"/>
+          <w:sz w:val="24"/>
+          <w:szCs w:val="24"/>
+        </w:rPr>
+        <w:t xml:space="preserve">The </w:t>
+      </w:r>
+      <w:r>
+        <w:rPr>
+          <w:rFonts w:ascii="Times New Roman" w:hAnsi="Times New Roman" w:cs="Times New Roman"/>
+          <w:sz w:val="24"/>
+          <w:szCs w:val="24"/>
+        </w:rPr>
+        <w:t>model shows that there is no evidence to support the public’s sentiment that aggressive driving increased during COVID-19 and remain</w:t>
+      </w:r>
+      <w:r>
+        <w:rPr>
+          <w:rFonts w:ascii="Times New Roman" w:hAnsi="Times New Roman" w:cs="Times New Roman"/>
+          <w:sz w:val="24"/>
+          <w:szCs w:val="24"/>
+        </w:rPr>
+        <w:t>ed</w:t>
+      </w:r>
+      <w:r>
+        <w:rPr>
+          <w:rFonts w:ascii="Times New Roman" w:hAnsi="Times New Roman" w:cs="Times New Roman"/>
+          <w:sz w:val="24"/>
+          <w:szCs w:val="24"/>
+        </w:rPr>
+        <w:t xml:space="preserve"> high. </w:t>
+      </w:r>
+      <w:r>
+        <w:rPr>
+          <w:rFonts w:ascii="Times New Roman" w:hAnsi="Times New Roman" w:cs="Times New Roman"/>
+          <w:sz w:val="24"/>
+          <w:szCs w:val="24"/>
+        </w:rPr>
+        <w:t>However, t</w:t>
+      </w:r>
+      <w:r>
+        <w:rPr>
+          <w:rFonts w:ascii="Times New Roman" w:hAnsi="Times New Roman" w:cs="Times New Roman"/>
+          <w:sz w:val="24"/>
+          <w:szCs w:val="24"/>
+        </w:rPr>
+        <w:t>he dataset and methods used to reach this conclusion are just a select few in the large pool of possible data and methods. It is not appropriate or correct to conclude that aggressive driving did not increase during COVID-19 or remain high</w:t>
+      </w:r>
+      <w:r>
+        <w:rPr>
+          <w:rFonts w:ascii="Times New Roman" w:hAnsi="Times New Roman" w:cs="Times New Roman"/>
+          <w:sz w:val="24"/>
+          <w:szCs w:val="24"/>
+        </w:rPr>
+        <w:t xml:space="preserve"> using only crash data</w:t>
+      </w:r>
+      <w:r>
+        <w:rPr>
+          <w:rFonts w:ascii="Times New Roman" w:hAnsi="Times New Roman" w:cs="Times New Roman"/>
+          <w:sz w:val="24"/>
+          <w:szCs w:val="24"/>
+        </w:rPr>
+        <w:t xml:space="preserve">. </w:t>
+      </w:r>
+      <w:r>
+        <w:rPr>
+          <w:rFonts w:ascii="Times New Roman" w:hAnsi="Times New Roman" w:cs="Times New Roman"/>
+          <w:sz w:val="24"/>
+          <w:szCs w:val="24"/>
+        </w:rPr>
+        <w:t xml:space="preserve">Not all aggressive driving leads to crashes. </w:t>
+      </w:r>
+      <w:r>
+        <w:rPr>
+          <w:rFonts w:ascii="Times New Roman" w:hAnsi="Times New Roman" w:cs="Times New Roman"/>
+          <w:sz w:val="24"/>
+          <w:szCs w:val="24"/>
+        </w:rPr>
+        <w:t xml:space="preserve">Different data and/or different methods may reveal </w:t>
+      </w:r>
+      <w:r>
+        <w:rPr>
+          <w:rFonts w:ascii="Times New Roman" w:hAnsi="Times New Roman" w:cs="Times New Roman"/>
+          <w:sz w:val="24"/>
+          <w:szCs w:val="24"/>
+        </w:rPr>
+        <w:t>that public sentiment is correct</w:t>
+      </w:r>
+      <w:r>
+        <w:rPr>
+          <w:rFonts w:ascii="Times New Roman" w:hAnsi="Times New Roman" w:cs="Times New Roman"/>
+          <w:sz w:val="24"/>
+          <w:szCs w:val="24"/>
+        </w:rPr>
+        <w:t>.</w:t>
       </w:r>
     </w:p>
     <w:p>
       <w:pPr>
         <w:pStyle w:val="Heading3"/>
       </w:pPr>
-      <w:bookmarkStart w:id="11" w:name="_Toc226057149"/>
+      <w:bookmarkStart w:id="15" w:name="_Toc226057149"/>
       <w:r>
         <w:t>Confidence levels</w:t>
       </w:r>
-      <w:bookmarkEnd w:id="11"/>
+      <w:bookmarkEnd w:id="15"/>
     </w:p>
     <w:p>
       <w:r>
+        <w:rPr>
+          <w:highlight w:val="yellow"/>
+        </w:rPr>
         <w:t>The following table summarizes the confidence level for the models in this study.</w:t>
       </w:r>
     </w:p>
@@ -5042,7 +6085,13 @@
               </w:rPr>
             </w:pPr>
             <w:r>
-              <w:t>Identify co-factors for crashes involving aggressive driving, such as age, day of week, geography, terrain, or atmospheric conditions.</w:t>
+              <w:t xml:space="preserve">Identify co-factors for crashes involving aggressive driving, such as </w:t>
+            </w:r>
+            <w:r>
+              <w:t>age, fatigue, impairment, license status, hit and run, geography, or cell phone use</w:t>
+            </w:r>
+            <w:r>
+              <w:t>.</w:t>
             </w:r>
           </w:p>
         </w:tc>
@@ -5074,7 +6123,11 @@
               <w:t xml:space="preserve">. </w:t>
             </w:r>
             <w:r>
-              <w:t>Within various demographic groups, t</w:t>
+              <w:t xml:space="preserve">Within various demographic </w:t>
+            </w:r>
+            <w:r>
+              <w:lastRenderedPageBreak/>
+              <w:t>groups, t</w:t>
             </w:r>
             <w:r>
               <w:t xml:space="preserve">he model cannot </w:t>
@@ -5091,43 +6144,41 @@
       <w:pPr>
         <w:pStyle w:val="Heading3"/>
       </w:pPr>
-      <w:bookmarkStart w:id="12" w:name="_Toc226057150"/>
+      <w:bookmarkStart w:id="16" w:name="_Toc226057150"/>
       <w:r>
         <w:t>Value proposition</w:t>
       </w:r>
-      <w:bookmarkEnd w:id="12"/>
+      <w:bookmarkEnd w:id="16"/>
     </w:p>
     <w:p>
       <w:r>
         <w:t xml:space="preserve">None of the models confirmed public sentiment that aggressive driving behavior increased during COVID-19 and remained high after. </w:t>
       </w:r>
       <w:r>
-        <w:t xml:space="preserve">Additional analysis with different data and/or </w:t>
-      </w:r>
-      <w:r>
-        <w:lastRenderedPageBreak/>
-        <w:t>methods would require approximately two additional weeks of work over what was already planned for this project. However, a more thorough analysis would establish the publication’s credibility in data-driven reporting and demonstrate its commitment to comprehensive analysis and public service reporting.</w:t>
+        <w:t>Additional analysis with different data and/or methods would require approximately two additional weeks of work over what was already planned for this project. However, a more thorough analysis would establish the publication’s credibility in data-driven reporting and demonstrate its commitment to comprehensive analysis and public service reporting.</w:t>
       </w:r>
     </w:p>
     <w:p>
       <w:pPr>
         <w:pStyle w:val="Heading2"/>
       </w:pPr>
-      <w:bookmarkStart w:id="13" w:name="_Toc226057151"/>
+      <w:bookmarkStart w:id="17" w:name="_Toc226057151"/>
+      <w:bookmarkStart w:id="18" w:name="_Ref227327845"/>
       <w:r>
         <w:t>1.2 Insights and Recommendations</w:t>
       </w:r>
-      <w:bookmarkEnd w:id="13"/>
+      <w:bookmarkEnd w:id="17"/>
+      <w:bookmarkEnd w:id="18"/>
     </w:p>
     <w:p>
       <w:pPr>
         <w:pStyle w:val="Heading3"/>
       </w:pPr>
-      <w:bookmarkStart w:id="14" w:name="_Toc226057152"/>
+      <w:bookmarkStart w:id="19" w:name="_Toc226057152"/>
       <w:r>
         <w:t>Key findings</w:t>
       </w:r>
-      <w:bookmarkEnd w:id="14"/>
+      <w:bookmarkEnd w:id="19"/>
     </w:p>
     <w:p>
       <w:pPr>
@@ -5248,7 +6299,7 @@
         <w:pStyle w:val="Caption"/>
         <w:keepNext/>
       </w:pPr>
-      <w:bookmarkStart w:id="15" w:name="_Ref225710899"/>
+      <w:bookmarkStart w:id="20" w:name="_Ref225710899"/>
       <w:r>
         <w:t xml:space="preserve">Figure </w:t>
       </w:r>
@@ -5265,7 +6316,7 @@
         <w:rPr>
           <w:noProof/>
         </w:rPr>
-        <w:t>3</w:t>
+        <w:t>7</w:t>
       </w:r>
       <w:r>
         <w:rPr>
@@ -5273,7 +6324,7 @@
         </w:rPr>
         <w:fldChar w:fldCharType="end"/>
       </w:r>
-      <w:bookmarkEnd w:id="15"/>
+      <w:bookmarkEnd w:id="20"/>
       <w:r>
         <w:t xml:space="preserve">: Time series decomposition for </w:t>
       </w:r>
@@ -5306,200 +6357,6 @@
                 <pic:pic xmlns:pic="http://schemas.openxmlformats.org/drawingml/2006/picture">
                   <pic:nvPicPr>
                     <pic:cNvPr id="585499786" name="Picture 585499786"/>
-                    <pic:cNvPicPr/>
-                  </pic:nvPicPr>
-                  <pic:blipFill>
-                    <a:blip r:embed="rId13" cstate="print">
-                      <a:extLst>
-                        <a:ext uri="{28A0092B-C50C-407E-A947-70E740481C1C}">
-                          <a14:useLocalDpi xmlns:a14="http://schemas.microsoft.com/office/drawing/2010/main" val="0"/>
-                        </a:ext>
-                      </a:extLst>
-                    </a:blip>
-                    <a:stretch>
-                      <a:fillRect/>
-                    </a:stretch>
-                  </pic:blipFill>
-                  <pic:spPr>
-                    <a:xfrm>
-                      <a:off x="0" y="0"/>
-                      <a:ext cx="5943600" cy="2600325"/>
-                    </a:xfrm>
-                    <a:prstGeom prst="rect">
-                      <a:avLst/>
-                    </a:prstGeom>
-                  </pic:spPr>
-                </pic:pic>
-              </a:graphicData>
-            </a:graphic>
-          </wp:inline>
-        </w:drawing>
-      </w:r>
-    </w:p>
-    <w:p/>
-    <w:p>
-      <w:pPr>
-        <w:pStyle w:val="Caption"/>
-        <w:keepNext/>
-      </w:pPr>
-      <w:bookmarkStart w:id="16" w:name="_Ref225711180"/>
-      <w:r>
-        <w:lastRenderedPageBreak/>
-        <w:t xml:space="preserve">Figure </w:t>
-      </w:r>
-      <w:r>
-        <w:fldChar w:fldCharType="begin"/>
-      </w:r>
-      <w:r>
-        <w:instrText xml:space="preserve"> SEQ Figure \* ARABIC </w:instrText>
-      </w:r>
-      <w:r>
-        <w:fldChar w:fldCharType="separate"/>
-      </w:r>
-      <w:r>
-        <w:rPr>
-          <w:noProof/>
-        </w:rPr>
-        <w:t>4</w:t>
-      </w:r>
-      <w:r>
-        <w:rPr>
-          <w:noProof/>
-        </w:rPr>
-        <w:fldChar w:fldCharType="end"/>
-      </w:r>
-      <w:bookmarkEnd w:id="16"/>
-      <w:r>
-        <w:t xml:space="preserve">: Time series decomposition for </w:t>
-      </w:r>
-      <w:r>
-        <w:t>running red lights (</w:t>
-      </w:r>
-      <w:r>
-        <w:t>RUNNING_RED_LT</w:t>
-      </w:r>
-      <w:r>
-        <w:t>)</w:t>
-      </w:r>
-    </w:p>
-    <w:p>
-      <w:r>
-        <w:rPr>
-          <w:noProof/>
-          <w14:ligatures w14:val="standardContextual"/>
-        </w:rPr>
-        <w:drawing>
-          <wp:inline distT="0" distB="0" distL="0" distR="0" wp14:anchorId="74C372AB" wp14:editId="230E69B9">
-            <wp:extent cx="5943600" cy="2649220"/>
-            <wp:effectExtent l="0" t="0" r="0" b="5080"/>
-            <wp:docPr id="1526076765" name="Picture 3"/>
-            <wp:cNvGraphicFramePr>
-              <a:graphicFrameLocks xmlns:a="http://schemas.openxmlformats.org/drawingml/2006/main" noChangeAspect="1"/>
-            </wp:cNvGraphicFramePr>
-            <a:graphic xmlns:a="http://schemas.openxmlformats.org/drawingml/2006/main">
-              <a:graphicData uri="http://schemas.openxmlformats.org/drawingml/2006/picture">
-                <pic:pic xmlns:pic="http://schemas.openxmlformats.org/drawingml/2006/picture">
-                  <pic:nvPicPr>
-                    <pic:cNvPr id="1526076765" name="Picture 1526076765"/>
-                    <pic:cNvPicPr/>
-                  </pic:nvPicPr>
-                  <pic:blipFill>
-                    <a:blip r:embed="rId14" cstate="print">
-                      <a:extLst>
-                        <a:ext uri="{28A0092B-C50C-407E-A947-70E740481C1C}">
-                          <a14:useLocalDpi xmlns:a14="http://schemas.microsoft.com/office/drawing/2010/main" val="0"/>
-                        </a:ext>
-                      </a:extLst>
-                    </a:blip>
-                    <a:stretch>
-                      <a:fillRect/>
-                    </a:stretch>
-                  </pic:blipFill>
-                  <pic:spPr>
-                    <a:xfrm>
-                      <a:off x="0" y="0"/>
-                      <a:ext cx="5943600" cy="2649220"/>
-                    </a:xfrm>
-                    <a:prstGeom prst="rect">
-                      <a:avLst/>
-                    </a:prstGeom>
-                  </pic:spPr>
-                </pic:pic>
-              </a:graphicData>
-            </a:graphic>
-          </wp:inline>
-        </w:drawing>
-      </w:r>
-    </w:p>
-    <w:p/>
-    <w:p>
-      <w:pPr>
-        <w:pStyle w:val="Caption"/>
-      </w:pPr>
-      <w:bookmarkStart w:id="17" w:name="_Ref225792302"/>
-      <w:r>
-        <w:t xml:space="preserve">Figure </w:t>
-      </w:r>
-      <w:r>
-        <w:fldChar w:fldCharType="begin"/>
-      </w:r>
-      <w:r>
-        <w:instrText xml:space="preserve"> SEQ Figure \* ARABIC </w:instrText>
-      </w:r>
-      <w:r>
-        <w:fldChar w:fldCharType="separate"/>
-      </w:r>
-      <w:r>
-        <w:rPr>
-          <w:noProof/>
-        </w:rPr>
-        <w:t>5</w:t>
-      </w:r>
-      <w:r>
-        <w:rPr>
-          <w:noProof/>
-        </w:rPr>
-        <w:fldChar w:fldCharType="end"/>
-      </w:r>
-      <w:bookmarkEnd w:id="17"/>
-      <w:r>
-        <w:t xml:space="preserve">: </w:t>
-      </w:r>
-      <w:r>
-        <w:t xml:space="preserve">Time series decomposition for </w:t>
-      </w:r>
-      <w:r>
-        <w:t>cell phone use</w:t>
-      </w:r>
-      <w:r>
-        <w:t xml:space="preserve"> (</w:t>
-      </w:r>
-      <w:r>
-        <w:t>CELL_PHONE</w:t>
-      </w:r>
-      <w:r>
-        <w:t>)</w:t>
-      </w:r>
-    </w:p>
-    <w:p>
-      <w:r>
-        <w:rPr>
-          <w:noProof/>
-          <w14:ligatures w14:val="standardContextual"/>
-        </w:rPr>
-        <w:drawing>
-          <wp:inline distT="0" distB="0" distL="0" distR="0" wp14:anchorId="4EB7FBA6" wp14:editId="2C5A5B7A">
-            <wp:extent cx="5943600" cy="2600325"/>
-            <wp:effectExtent l="0" t="0" r="0" b="3175"/>
-            <wp:docPr id="158743668" name="Picture 7"/>
-            <wp:cNvGraphicFramePr>
-              <a:graphicFrameLocks xmlns:a="http://schemas.openxmlformats.org/drawingml/2006/main" noChangeAspect="1"/>
-            </wp:cNvGraphicFramePr>
-            <a:graphic xmlns:a="http://schemas.openxmlformats.org/drawingml/2006/main">
-              <a:graphicData uri="http://schemas.openxmlformats.org/drawingml/2006/picture">
-                <pic:pic xmlns:pic="http://schemas.openxmlformats.org/drawingml/2006/picture">
-                  <pic:nvPicPr>
-                    <pic:cNvPr id="158743668" name="Picture 158743668"/>
                     <pic:cNvPicPr/>
                   </pic:nvPicPr>
                   <pic:blipFill>
@@ -5532,43 +6389,237 @@
     </w:p>
     <w:p/>
     <w:p>
-      <w:r>
-        <w:t>These plots suggest that proceeding without clearance</w:t>
-      </w:r>
-      <w:r>
-        <w:t xml:space="preserve"> and</w:t>
-      </w:r>
-      <w:r>
-        <w:t xml:space="preserve"> running red lights increased during COVID-19 and remain</w:t>
-      </w:r>
-      <w:r>
-        <w:t>s</w:t>
-      </w:r>
-      <w:r>
-        <w:t xml:space="preserve"> high.</w:t>
-      </w:r>
-      <w:r>
-        <w:t xml:space="preserve"> </w:t>
-      </w:r>
-      <w:r>
-        <w:t>Cell phone use increased in 2022 and remain</w:t>
-      </w:r>
-      <w:r>
-        <w:t>s</w:t>
-      </w:r>
-      <w:r>
-        <w:t xml:space="preserve"> high.</w:t>
+      <w:pPr>
+        <w:pStyle w:val="Caption"/>
+        <w:keepNext/>
+      </w:pPr>
+      <w:bookmarkStart w:id="21" w:name="_Ref225711180"/>
+      <w:r>
+        <w:lastRenderedPageBreak/>
+        <w:t xml:space="preserve">Figure </w:t>
+      </w:r>
+      <w:r>
+        <w:fldChar w:fldCharType="begin"/>
+      </w:r>
+      <w:r>
+        <w:instrText xml:space="preserve"> SEQ Figure \* ARABIC </w:instrText>
+      </w:r>
+      <w:r>
+        <w:fldChar w:fldCharType="separate"/>
+      </w:r>
+      <w:r>
+        <w:rPr>
+          <w:noProof/>
+        </w:rPr>
+        <w:t>8</w:t>
+      </w:r>
+      <w:r>
+        <w:rPr>
+          <w:noProof/>
+        </w:rPr>
+        <w:fldChar w:fldCharType="end"/>
+      </w:r>
+      <w:bookmarkEnd w:id="21"/>
+      <w:r>
+        <w:t xml:space="preserve">: Time series decomposition for </w:t>
+      </w:r>
+      <w:r>
+        <w:t>running red lights (</w:t>
+      </w:r>
+      <w:r>
+        <w:t>RUNNING_RED_LT</w:t>
+      </w:r>
+      <w:r>
+        <w:t>)</w:t>
       </w:r>
     </w:p>
     <w:p>
+      <w:r>
+        <w:rPr>
+          <w:noProof/>
+          <w14:ligatures w14:val="standardContextual"/>
+        </w:rPr>
+        <w:drawing>
+          <wp:inline distT="0" distB="0" distL="0" distR="0" wp14:anchorId="74C372AB" wp14:editId="230E69B9">
+            <wp:extent cx="5943600" cy="2649220"/>
+            <wp:effectExtent l="0" t="0" r="0" b="5080"/>
+            <wp:docPr id="1526076765" name="Picture 3"/>
+            <wp:cNvGraphicFramePr>
+              <a:graphicFrameLocks xmlns:a="http://schemas.openxmlformats.org/drawingml/2006/main" noChangeAspect="1"/>
+            </wp:cNvGraphicFramePr>
+            <a:graphic xmlns:a="http://schemas.openxmlformats.org/drawingml/2006/main">
+              <a:graphicData uri="http://schemas.openxmlformats.org/drawingml/2006/picture">
+                <pic:pic xmlns:pic="http://schemas.openxmlformats.org/drawingml/2006/picture">
+                  <pic:nvPicPr>
+                    <pic:cNvPr id="1526076765" name="Picture 1526076765"/>
+                    <pic:cNvPicPr/>
+                  </pic:nvPicPr>
+                  <pic:blipFill>
+                    <a:blip r:embed="rId16" cstate="print">
+                      <a:extLst>
+                        <a:ext uri="{28A0092B-C50C-407E-A947-70E740481C1C}">
+                          <a14:useLocalDpi xmlns:a14="http://schemas.microsoft.com/office/drawing/2010/main" val="0"/>
+                        </a:ext>
+                      </a:extLst>
+                    </a:blip>
+                    <a:stretch>
+                      <a:fillRect/>
+                    </a:stretch>
+                  </pic:blipFill>
+                  <pic:spPr>
+                    <a:xfrm>
+                      <a:off x="0" y="0"/>
+                      <a:ext cx="5943600" cy="2649220"/>
+                    </a:xfrm>
+                    <a:prstGeom prst="rect">
+                      <a:avLst/>
+                    </a:prstGeom>
+                  </pic:spPr>
+                </pic:pic>
+              </a:graphicData>
+            </a:graphic>
+          </wp:inline>
+        </w:drawing>
+      </w:r>
+    </w:p>
+    <w:p/>
+    <w:p>
+      <w:pPr>
+        <w:pStyle w:val="Caption"/>
+      </w:pPr>
+      <w:bookmarkStart w:id="22" w:name="_Ref225792302"/>
+      <w:r>
+        <w:t xml:space="preserve">Figure </w:t>
+      </w:r>
+      <w:r>
+        <w:fldChar w:fldCharType="begin"/>
+      </w:r>
+      <w:r>
+        <w:instrText xml:space="preserve"> SEQ Figure \* ARABIC </w:instrText>
+      </w:r>
+      <w:r>
+        <w:fldChar w:fldCharType="separate"/>
+      </w:r>
+      <w:r>
+        <w:rPr>
+          <w:noProof/>
+        </w:rPr>
+        <w:t>9</w:t>
+      </w:r>
+      <w:r>
+        <w:rPr>
+          <w:noProof/>
+        </w:rPr>
+        <w:fldChar w:fldCharType="end"/>
+      </w:r>
+      <w:bookmarkEnd w:id="22"/>
+      <w:r>
+        <w:t xml:space="preserve">: </w:t>
+      </w:r>
+      <w:r>
+        <w:t xml:space="preserve">Time series decomposition for </w:t>
+      </w:r>
+      <w:r>
+        <w:t>cell phone use</w:t>
+      </w:r>
+      <w:r>
+        <w:t xml:space="preserve"> (</w:t>
+      </w:r>
+      <w:r>
+        <w:t>CELL_PHONE</w:t>
+      </w:r>
+      <w:r>
+        <w:t>)</w:t>
+      </w:r>
+    </w:p>
+    <w:p>
+      <w:r>
+        <w:rPr>
+          <w:noProof/>
+          <w14:ligatures w14:val="standardContextual"/>
+        </w:rPr>
+        <w:drawing>
+          <wp:inline distT="0" distB="0" distL="0" distR="0" wp14:anchorId="4EB7FBA6" wp14:editId="2C5A5B7A">
+            <wp:extent cx="5943600" cy="2600325"/>
+            <wp:effectExtent l="0" t="0" r="0" b="3175"/>
+            <wp:docPr id="158743668" name="Picture 7"/>
+            <wp:cNvGraphicFramePr>
+              <a:graphicFrameLocks xmlns:a="http://schemas.openxmlformats.org/drawingml/2006/main" noChangeAspect="1"/>
+            </wp:cNvGraphicFramePr>
+            <a:graphic xmlns:a="http://schemas.openxmlformats.org/drawingml/2006/main">
+              <a:graphicData uri="http://schemas.openxmlformats.org/drawingml/2006/picture">
+                <pic:pic xmlns:pic="http://schemas.openxmlformats.org/drawingml/2006/picture">
+                  <pic:nvPicPr>
+                    <pic:cNvPr id="158743668" name="Picture 158743668"/>
+                    <pic:cNvPicPr/>
+                  </pic:nvPicPr>
+                  <pic:blipFill>
+                    <a:blip r:embed="rId17" cstate="print">
+                      <a:extLst>
+                        <a:ext uri="{28A0092B-C50C-407E-A947-70E740481C1C}">
+                          <a14:useLocalDpi xmlns:a14="http://schemas.microsoft.com/office/drawing/2010/main" val="0"/>
+                        </a:ext>
+                      </a:extLst>
+                    </a:blip>
+                    <a:stretch>
+                      <a:fillRect/>
+                    </a:stretch>
+                  </pic:blipFill>
+                  <pic:spPr>
+                    <a:xfrm>
+                      <a:off x="0" y="0"/>
+                      <a:ext cx="5943600" cy="2600325"/>
+                    </a:xfrm>
+                    <a:prstGeom prst="rect">
+                      <a:avLst/>
+                    </a:prstGeom>
+                  </pic:spPr>
+                </pic:pic>
+              </a:graphicData>
+            </a:graphic>
+          </wp:inline>
+        </w:drawing>
+      </w:r>
+    </w:p>
+    <w:p/>
+    <w:p>
+      <w:r>
+        <w:t>These plots suggest that proceeding without clearance</w:t>
+      </w:r>
+      <w:r>
+        <w:t xml:space="preserve"> and</w:t>
+      </w:r>
+      <w:r>
+        <w:t xml:space="preserve"> running red lights increased during COVID-19 and remain</w:t>
+      </w:r>
+      <w:r>
+        <w:t>s</w:t>
+      </w:r>
+      <w:r>
+        <w:t xml:space="preserve"> high.</w:t>
+      </w:r>
+      <w:r>
+        <w:t xml:space="preserve"> </w:t>
+      </w:r>
+      <w:r>
+        <w:t>Cell phone use increased in 2022 and remain</w:t>
+      </w:r>
+      <w:r>
+        <w:t>s</w:t>
+      </w:r>
+      <w:r>
+        <w:t xml:space="preserve"> high.</w:t>
+      </w:r>
+    </w:p>
+    <w:p>
       <w:pPr>
         <w:pStyle w:val="Heading3"/>
       </w:pPr>
-      <w:bookmarkStart w:id="18" w:name="_Toc226057153"/>
+      <w:bookmarkStart w:id="23" w:name="_Toc226057153"/>
       <w:r>
         <w:t>Surprising discoveries</w:t>
       </w:r>
-      <w:bookmarkEnd w:id="18"/>
+      <w:bookmarkEnd w:id="23"/>
     </w:p>
     <w:p>
       <w:pPr>
@@ -5674,7 +6725,7 @@
                           <pic:cNvPicPr/>
                         </pic:nvPicPr>
                         <pic:blipFill>
-                          <a:blip r:embed="rId16">
+                          <a:blip r:embed="rId12">
                             <a:extLst>
                               <a:ext uri="{28A0092B-C50C-407E-A947-70E740481C1C}">
                                 <a14:useLocalDpi xmlns:a14="http://schemas.microsoft.com/office/drawing/2010/main" val="0"/>
@@ -5754,7 +6805,7 @@
                           <pic:cNvPicPr/>
                         </pic:nvPicPr>
                         <pic:blipFill>
-                          <a:blip r:embed="rId17">
+                          <a:blip r:embed="rId11">
                             <a:extLst>
                               <a:ext uri="{28A0092B-C50C-407E-A947-70E740481C1C}">
                                 <a14:useLocalDpi xmlns:a14="http://schemas.microsoft.com/office/drawing/2010/main" val="0"/>
@@ -5840,11 +6891,11 @@
       <w:pPr>
         <w:pStyle w:val="Heading3"/>
       </w:pPr>
-      <w:bookmarkStart w:id="19" w:name="_Toc226057154"/>
+      <w:bookmarkStart w:id="24" w:name="_Toc226057154"/>
       <w:r>
         <w:t>Strategic recommendations</w:t>
       </w:r>
-      <w:bookmarkEnd w:id="19"/>
+      <w:bookmarkEnd w:id="24"/>
     </w:p>
     <w:p>
       <w:pPr>
@@ -6136,11 +7187,11 @@
       <w:pPr>
         <w:pStyle w:val="Heading3"/>
       </w:pPr>
-      <w:bookmarkStart w:id="20" w:name="_Toc226057155"/>
+      <w:bookmarkStart w:id="25" w:name="_Toc226057155"/>
       <w:r>
         <w:t>Feature importance interpretation</w:t>
       </w:r>
-      <w:bookmarkEnd w:id="20"/>
+      <w:bookmarkEnd w:id="25"/>
     </w:p>
     <w:tbl>
       <w:tblPr>
@@ -6435,11 +7486,11 @@
       <w:pPr>
         <w:pStyle w:val="Heading3"/>
       </w:pPr>
-      <w:bookmarkStart w:id="21" w:name="_Toc226057156"/>
+      <w:bookmarkStart w:id="26" w:name="_Toc226057156"/>
       <w:r>
         <w:t>Limitations and caveats</w:t>
       </w:r>
-      <w:bookmarkEnd w:id="21"/>
+      <w:bookmarkEnd w:id="26"/>
     </w:p>
     <w:p>
       <w:r>
@@ -6466,12 +7517,12 @@
           <w:numId w:val="33"/>
         </w:numPr>
       </w:pPr>
-      <w:bookmarkStart w:id="22" w:name="_Toc226057157"/>
+      <w:bookmarkStart w:id="27" w:name="_Toc226057157"/>
       <w:r>
         <w:lastRenderedPageBreak/>
         <w:t>Risk Assessment and Mitigation Strategies</w:t>
       </w:r>
-      <w:bookmarkEnd w:id="22"/>
+      <w:bookmarkEnd w:id="27"/>
     </w:p>
     <w:p>
       <w:r>
@@ -6491,11 +7542,11 @@
       <w:pPr>
         <w:pStyle w:val="Heading3"/>
       </w:pPr>
-      <w:bookmarkStart w:id="23" w:name="_Toc226057158"/>
+      <w:bookmarkStart w:id="28" w:name="_Toc226057158"/>
       <w:r>
         <w:t>Model risks</w:t>
       </w:r>
-      <w:bookmarkEnd w:id="23"/>
+      <w:bookmarkEnd w:id="28"/>
     </w:p>
     <w:p>
       <w:pPr>
@@ -6533,11 +7584,11 @@
       <w:pPr>
         <w:pStyle w:val="Heading3"/>
       </w:pPr>
-      <w:bookmarkStart w:id="24" w:name="_Toc226057159"/>
+      <w:bookmarkStart w:id="29" w:name="_Toc226057159"/>
       <w:r>
         <w:t>Data risks</w:t>
       </w:r>
-      <w:bookmarkEnd w:id="24"/>
+      <w:bookmarkEnd w:id="29"/>
     </w:p>
     <w:p>
       <w:r>
@@ -6560,11 +7611,11 @@
       <w:pPr>
         <w:pStyle w:val="Heading3"/>
       </w:pPr>
-      <w:bookmarkStart w:id="25" w:name="_Toc226057160"/>
+      <w:bookmarkStart w:id="30" w:name="_Toc226057160"/>
       <w:r>
         <w:t>Organizational risks</w:t>
       </w:r>
-      <w:bookmarkEnd w:id="25"/>
+      <w:bookmarkEnd w:id="30"/>
     </w:p>
     <w:p>
       <w:pPr>
@@ -6700,11 +7751,11 @@
       <w:pPr>
         <w:pStyle w:val="Heading3"/>
       </w:pPr>
-      <w:bookmarkStart w:id="26" w:name="_Toc226057161"/>
+      <w:bookmarkStart w:id="31" w:name="_Toc226057161"/>
       <w:r>
         <w:t>Ethical considerations</w:t>
       </w:r>
-      <w:bookmarkEnd w:id="26"/>
+      <w:bookmarkEnd w:id="31"/>
     </w:p>
     <w:p>
       <w:pPr>
@@ -6736,11 +7787,11 @@
       <w:pPr>
         <w:pStyle w:val="Heading3"/>
       </w:pPr>
-      <w:bookmarkStart w:id="27" w:name="_Toc226057162"/>
+      <w:bookmarkStart w:id="32" w:name="_Toc226057162"/>
       <w:r>
         <w:t>Mitigation approaches</w:t>
       </w:r>
-      <w:bookmarkEnd w:id="27"/>
+      <w:bookmarkEnd w:id="32"/>
     </w:p>
     <w:p>
       <w:pPr>
@@ -6858,87 +7909,32 @@
       <w:pPr>
         <w:pStyle w:val="Heading1"/>
       </w:pPr>
-      <w:bookmarkStart w:id="28" w:name="_Toc226057163"/>
+      <w:bookmarkStart w:id="33" w:name="_Toc226057163"/>
       <w:r>
         <w:lastRenderedPageBreak/>
         <w:t>Section 2: Project Review and Reflection</w:t>
-      </w:r>
-      <w:bookmarkEnd w:id="28"/>
-    </w:p>
-    <w:p/>
-    <w:p>
-      <w:pPr>
-        <w:pStyle w:val="Heading2"/>
-      </w:pPr>
-      <w:bookmarkStart w:id="29" w:name="_Toc226057164"/>
-      <w:r>
-        <w:t>2.1 Project Retrospective</w:t>
-      </w:r>
-      <w:bookmarkEnd w:id="29"/>
-    </w:p>
-    <w:p/>
-    <w:p>
-      <w:pPr>
-        <w:pStyle w:val="Heading3"/>
-      </w:pPr>
-      <w:bookmarkStart w:id="30" w:name="_Toc226057165"/>
-      <w:r>
-        <w:t>What went well</w:t>
-      </w:r>
-      <w:bookmarkEnd w:id="30"/>
-    </w:p>
-    <w:p/>
-    <w:p>
-      <w:pPr>
-        <w:pStyle w:val="Heading3"/>
-      </w:pPr>
-      <w:bookmarkStart w:id="31" w:name="_Toc226057166"/>
-      <w:r>
-        <w:t>Challenges faced</w:t>
-      </w:r>
-      <w:bookmarkEnd w:id="31"/>
-    </w:p>
-    <w:p/>
-    <w:p>
-      <w:pPr>
-        <w:pStyle w:val="Heading3"/>
-      </w:pPr>
-      <w:bookmarkStart w:id="32" w:name="_Toc226057167"/>
-      <w:r>
-        <w:t>Alternative approaches</w:t>
-      </w:r>
-      <w:bookmarkEnd w:id="32"/>
-    </w:p>
-    <w:p/>
-    <w:p>
-      <w:pPr>
-        <w:pStyle w:val="Heading3"/>
-      </w:pPr>
-      <w:bookmarkStart w:id="33" w:name="_Toc226057168"/>
-      <w:r>
-        <w:t>CRISP-DM reflection</w:t>
       </w:r>
       <w:bookmarkEnd w:id="33"/>
     </w:p>
     <w:p/>
     <w:p>
       <w:pPr>
-        <w:pStyle w:val="Heading3"/>
-      </w:pPr>
-      <w:bookmarkStart w:id="34" w:name="_Toc226057169"/>
-      <w:r>
-        <w:t>Time allocation</w:t>
+        <w:pStyle w:val="Heading2"/>
+      </w:pPr>
+      <w:bookmarkStart w:id="34" w:name="_Toc226057164"/>
+      <w:r>
+        <w:t>2.1 Project Retrospective</w:t>
       </w:r>
       <w:bookmarkEnd w:id="34"/>
     </w:p>
     <w:p/>
     <w:p>
       <w:pPr>
-        <w:pStyle w:val="Heading2"/>
-      </w:pPr>
-      <w:bookmarkStart w:id="35" w:name="_Toc226057170"/>
-      <w:r>
-        <w:t>2.2 Lessons Learned and Future Applications</w:t>
+        <w:pStyle w:val="Heading3"/>
+      </w:pPr>
+      <w:bookmarkStart w:id="35" w:name="_Toc226057165"/>
+      <w:r>
+        <w:t>What went well</w:t>
       </w:r>
       <w:bookmarkEnd w:id="35"/>
     </w:p>
@@ -6947,9 +7943,9 @@
       <w:pPr>
         <w:pStyle w:val="Heading3"/>
       </w:pPr>
-      <w:bookmarkStart w:id="36" w:name="_Toc226057171"/>
-      <w:r>
-        <w:t>Technical lessons</w:t>
+      <w:bookmarkStart w:id="36" w:name="_Toc226057166"/>
+      <w:r>
+        <w:t>Challenges faced</w:t>
       </w:r>
       <w:bookmarkEnd w:id="36"/>
     </w:p>
@@ -6958,9 +7954,9 @@
       <w:pPr>
         <w:pStyle w:val="Heading3"/>
       </w:pPr>
-      <w:bookmarkStart w:id="37" w:name="_Toc226057172"/>
-      <w:r>
-        <w:t>Process insights</w:t>
+      <w:bookmarkStart w:id="37" w:name="_Toc226057167"/>
+      <w:r>
+        <w:t>Alternative approaches</w:t>
       </w:r>
       <w:bookmarkEnd w:id="37"/>
     </w:p>
@@ -6969,9 +7965,9 @@
       <w:pPr>
         <w:pStyle w:val="Heading3"/>
       </w:pPr>
-      <w:bookmarkStart w:id="38" w:name="_Toc226057173"/>
-      <w:r>
-        <w:t>Domain knowledge</w:t>
+      <w:bookmarkStart w:id="38" w:name="_Toc226057168"/>
+      <w:r>
+        <w:t>CRISP-DM reflection</w:t>
       </w:r>
       <w:bookmarkEnd w:id="38"/>
     </w:p>
@@ -6980,33 +7976,88 @@
       <w:pPr>
         <w:pStyle w:val="Heading3"/>
       </w:pPr>
-      <w:bookmarkStart w:id="39" w:name="_Toc226057174"/>
-      <w:r>
-        <w:t>Tool proficiency</w:t>
+      <w:bookmarkStart w:id="39" w:name="_Toc226057169"/>
+      <w:r>
+        <w:t>Time allocation</w:t>
       </w:r>
       <w:bookmarkEnd w:id="39"/>
     </w:p>
     <w:p/>
     <w:p>
       <w:pPr>
-        <w:pStyle w:val="Heading3"/>
-      </w:pPr>
-      <w:bookmarkStart w:id="40" w:name="_Toc226057175"/>
-      <w:r>
-        <w:t>Future applications</w:t>
+        <w:pStyle w:val="Heading2"/>
+      </w:pPr>
+      <w:bookmarkStart w:id="40" w:name="_Toc226057170"/>
+      <w:r>
+        <w:t>2.2 Lessons Learned and Future Applications</w:t>
       </w:r>
       <w:bookmarkEnd w:id="40"/>
     </w:p>
     <w:p/>
     <w:p>
       <w:pPr>
+        <w:pStyle w:val="Heading3"/>
+      </w:pPr>
+      <w:bookmarkStart w:id="41" w:name="_Toc226057171"/>
+      <w:r>
+        <w:t>Technical lessons</w:t>
+      </w:r>
+      <w:bookmarkEnd w:id="41"/>
+    </w:p>
+    <w:p/>
+    <w:p>
+      <w:pPr>
+        <w:pStyle w:val="Heading3"/>
+      </w:pPr>
+      <w:bookmarkStart w:id="42" w:name="_Toc226057172"/>
+      <w:r>
+        <w:t>Process insights</w:t>
+      </w:r>
+      <w:bookmarkEnd w:id="42"/>
+    </w:p>
+    <w:p/>
+    <w:p>
+      <w:pPr>
+        <w:pStyle w:val="Heading3"/>
+      </w:pPr>
+      <w:bookmarkStart w:id="43" w:name="_Toc226057173"/>
+      <w:r>
+        <w:t>Domain knowledge</w:t>
+      </w:r>
+      <w:bookmarkEnd w:id="43"/>
+    </w:p>
+    <w:p/>
+    <w:p>
+      <w:pPr>
+        <w:pStyle w:val="Heading3"/>
+      </w:pPr>
+      <w:bookmarkStart w:id="44" w:name="_Toc226057174"/>
+      <w:r>
+        <w:t>Tool proficiency</w:t>
+      </w:r>
+      <w:bookmarkEnd w:id="44"/>
+    </w:p>
+    <w:p/>
+    <w:p>
+      <w:pPr>
+        <w:pStyle w:val="Heading3"/>
+      </w:pPr>
+      <w:bookmarkStart w:id="45" w:name="_Toc226057175"/>
+      <w:r>
+        <w:t>Future applications</w:t>
+      </w:r>
+      <w:bookmarkEnd w:id="45"/>
+    </w:p>
+    <w:p/>
+    <w:p>
+      <w:pPr>
         <w:pStyle w:val="Heading1"/>
       </w:pPr>
-      <w:bookmarkStart w:id="41" w:name="_Toc226057176"/>
+      <w:bookmarkStart w:id="46" w:name="_Toc226057176"/>
       <w:r>
         <w:t>Conclusion</w:t>
       </w:r>
-      <w:bookmarkEnd w:id="41"/>
+      <w:bookmarkEnd w:id="46"/>
     </w:p>
     <w:p>
       <w:pPr>
@@ -7030,12 +8081,12 @@
       <w:pPr>
         <w:pStyle w:val="Heading1"/>
       </w:pPr>
-      <w:bookmarkStart w:id="42" w:name="_Toc226057179"/>
+      <w:bookmarkStart w:id="47" w:name="_Toc226057179"/>
       <w:r>
         <w:lastRenderedPageBreak/>
         <w:t>AI Statement of Use</w:t>
       </w:r>
-      <w:bookmarkEnd w:id="42"/>
+      <w:bookmarkEnd w:id="47"/>
     </w:p>
     <w:p>
       <w:r>
@@ -7056,11 +8107,11 @@
       <w:pPr>
         <w:pStyle w:val="Heading1"/>
       </w:pPr>
-      <w:bookmarkStart w:id="43" w:name="_Toc226057180"/>
+      <w:bookmarkStart w:id="48" w:name="_Toc226057180"/>
       <w:r>
         <w:t>Bibliography</w:t>
       </w:r>
-      <w:bookmarkEnd w:id="43"/>
+      <w:bookmarkEnd w:id="48"/>
     </w:p>
     <w:p>
       <w:pPr>
@@ -8329,6 +9380,119 @@
     </w:lvl>
   </w:abstractNum>
   <w:abstractNum w:abstractNumId="8" w15:restartNumberingAfterBreak="0">
+    <w:nsid w:val="1E025DF5"/>
+    <w:multiLevelType w:val="hybridMultilevel"/>
+    <w:tmpl w:val="8B3059B6"/>
+    <w:lvl w:ilvl="0" w:tplc="04090001">
+      <w:start w:val="1"/>
+      <w:numFmt w:val="bullet"/>
+      <w:lvlText w:val=""/>
+      <w:lvlJc w:val="left"/>
+      <w:pPr>
+        <w:ind w:left="720" w:hanging="360"/>
+      </w:pPr>
+      <w:rPr>
+        <w:rFonts w:ascii="Symbol" w:hAnsi="Symbol" w:hint="default"/>
+      </w:rPr>
+    </w:lvl>
+    <w:lvl w:ilvl="1" w:tplc="04090003" w:tentative="1">
+      <w:start w:val="1"/>
+      <w:numFmt w:val="bullet"/>
+      <w:lvlText w:val="o"/>
+      <w:lvlJc w:val="left"/>
+      <w:pPr>
+        <w:ind w:left="1440" w:hanging="360"/>
+      </w:pPr>
+      <w:rPr>
+        <w:rFonts w:ascii="Courier New" w:hAnsi="Courier New" w:cs="Courier New" w:hint="default"/>
+      </w:rPr>
+    </w:lvl>
+    <w:lvl w:ilvl="2" w:tplc="04090005" w:tentative="1">
+      <w:start w:val="1"/>
+      <w:numFmt w:val="bullet"/>
+      <w:lvlText w:val=""/>
+      <w:lvlJc w:val="left"/>
+      <w:pPr>
+        <w:ind w:left="2160" w:hanging="360"/>
+      </w:pPr>
+      <w:rPr>
+        <w:rFonts w:ascii="Wingdings" w:hAnsi="Wingdings" w:hint="default"/>
+      </w:rPr>
+    </w:lvl>
+    <w:lvl w:ilvl="3" w:tplc="04090001" w:tentative="1">
+      <w:start w:val="1"/>
+      <w:numFmt w:val="bullet"/>
+      <w:lvlText w:val=""/>
+      <w:lvlJc w:val="left"/>
+      <w:pPr>
+        <w:ind w:left="2880" w:hanging="360"/>
+      </w:pPr>
+      <w:rPr>
+        <w:rFonts w:ascii="Symbol" w:hAnsi="Symbol" w:hint="default"/>
+      </w:rPr>
+    </w:lvl>
+    <w:lvl w:ilvl="4" w:tplc="04090003" w:tentative="1">
+      <w:start w:val="1"/>
+      <w:numFmt w:val="bullet"/>
+      <w:lvlText w:val="o"/>
+      <w:lvlJc w:val="left"/>
+      <w:pPr>
+        <w:ind w:left="3600" w:hanging="360"/>
+      </w:pPr>
+      <w:rPr>
+        <w:rFonts w:ascii="Courier New" w:hAnsi="Courier New" w:cs="Courier New" w:hint="default"/>
+      </w:rPr>
+    </w:lvl>
+    <w:lvl w:ilvl="5" w:tplc="04090005" w:tentative="1">
+      <w:start w:val="1"/>
+      <w:numFmt w:val="bullet"/>
+      <w:lvlText w:val=""/>
+      <w:lvlJc w:val="left"/>
+      <w:pPr>
+        <w:ind w:left="4320" w:hanging="360"/>
+      </w:pPr>
+      <w:rPr>
+        <w:rFonts w:ascii="Wingdings" w:hAnsi="Wingdings" w:hint="default"/>
+      </w:rPr>
+    </w:lvl>
+    <w:lvl w:ilvl="6" w:tplc="04090001" w:tentative="1">
+      <w:start w:val="1"/>
+      <w:numFmt w:val="bullet"/>
+      <w:lvlText w:val=""/>
+      <w:lvlJc w:val="left"/>
+      <w:pPr>
+        <w:ind w:left="5040" w:hanging="360"/>
+      </w:pPr>
+      <w:rPr>
+        <w:rFonts w:ascii="Symbol" w:hAnsi="Symbol" w:hint="default"/>
+      </w:rPr>
+    </w:lvl>
+    <w:lvl w:ilvl="7" w:tplc="04090003" w:tentative="1">
+      <w:start w:val="1"/>
+      <w:numFmt w:val="bullet"/>
+      <w:lvlText w:val="o"/>
+      <w:lvlJc w:val="left"/>
+      <w:pPr>
+        <w:ind w:left="5760" w:hanging="360"/>
+      </w:pPr>
+      <w:rPr>
+        <w:rFonts w:ascii="Courier New" w:hAnsi="Courier New" w:cs="Courier New" w:hint="default"/>
+      </w:rPr>
+    </w:lvl>
+    <w:lvl w:ilvl="8" w:tplc="04090005" w:tentative="1">
+      <w:start w:val="1"/>
+      <w:numFmt w:val="bullet"/>
+      <w:lvlText w:val=""/>
+      <w:lvlJc w:val="left"/>
+      <w:pPr>
+        <w:ind w:left="6480" w:hanging="360"/>
+      </w:pPr>
+      <w:rPr>
+        <w:rFonts w:ascii="Wingdings" w:hAnsi="Wingdings" w:hint="default"/>
+      </w:rPr>
+    </w:lvl>
+  </w:abstractNum>
+  <w:abstractNum w:abstractNumId="9" w15:restartNumberingAfterBreak="0">
     <w:nsid w:val="1EE453B2"/>
     <w:multiLevelType w:val="multilevel"/>
     <w:tmpl w:val="1B8C3B0C"/>
@@ -8477,7 +9641,7 @@
       </w:rPr>
     </w:lvl>
   </w:abstractNum>
-  <w:abstractNum w:abstractNumId="9" w15:restartNumberingAfterBreak="0">
+  <w:abstractNum w:abstractNumId="10" w15:restartNumberingAfterBreak="0">
     <w:nsid w:val="24551CF8"/>
     <w:multiLevelType w:val="hybridMultilevel"/>
     <w:tmpl w:val="336047C2"/>
@@ -8590,7 +9754,7 @@
       </w:rPr>
     </w:lvl>
   </w:abstractNum>
-  <w:abstractNum w:abstractNumId="10" w15:restartNumberingAfterBreak="0">
+  <w:abstractNum w:abstractNumId="11" w15:restartNumberingAfterBreak="0">
     <w:nsid w:val="25CA7014"/>
     <w:multiLevelType w:val="hybridMultilevel"/>
     <w:tmpl w:val="F9B8C68A"/>
@@ -8703,7 +9867,7 @@
       </w:rPr>
     </w:lvl>
   </w:abstractNum>
-  <w:abstractNum w:abstractNumId="11" w15:restartNumberingAfterBreak="0">
+  <w:abstractNum w:abstractNumId="12" w15:restartNumberingAfterBreak="0">
     <w:nsid w:val="263861CC"/>
     <w:multiLevelType w:val="hybridMultilevel"/>
     <w:tmpl w:val="11EAB598"/>
@@ -8789,7 +9953,7 @@
       </w:pPr>
     </w:lvl>
   </w:abstractNum>
-  <w:abstractNum w:abstractNumId="12" w15:restartNumberingAfterBreak="0">
+  <w:abstractNum w:abstractNumId="13" w15:restartNumberingAfterBreak="0">
     <w:nsid w:val="26F253A9"/>
     <w:multiLevelType w:val="hybridMultilevel"/>
     <w:tmpl w:val="5DEEEB0C"/>
@@ -8878,7 +10042,7 @@
       </w:pPr>
     </w:lvl>
   </w:abstractNum>
-  <w:abstractNum w:abstractNumId="13" w15:restartNumberingAfterBreak="0">
+  <w:abstractNum w:abstractNumId="14" w15:restartNumberingAfterBreak="0">
     <w:nsid w:val="2BAE607C"/>
     <w:multiLevelType w:val="multilevel"/>
     <w:tmpl w:val="873A4C16"/>
@@ -8991,7 +10155,7 @@
       </w:rPr>
     </w:lvl>
   </w:abstractNum>
-  <w:abstractNum w:abstractNumId="14" w15:restartNumberingAfterBreak="0">
+  <w:abstractNum w:abstractNumId="15" w15:restartNumberingAfterBreak="0">
     <w:nsid w:val="33295F55"/>
     <w:multiLevelType w:val="multilevel"/>
     <w:tmpl w:val="106A307E"/>
@@ -9140,7 +10304,7 @@
       </w:rPr>
     </w:lvl>
   </w:abstractNum>
-  <w:abstractNum w:abstractNumId="15" w15:restartNumberingAfterBreak="0">
+  <w:abstractNum w:abstractNumId="16" w15:restartNumberingAfterBreak="0">
     <w:nsid w:val="35AF3FE3"/>
     <w:multiLevelType w:val="hybridMultilevel"/>
     <w:tmpl w:val="85ACA5F8"/>
@@ -9253,7 +10417,7 @@
       </w:rPr>
     </w:lvl>
   </w:abstractNum>
-  <w:abstractNum w:abstractNumId="16" w15:restartNumberingAfterBreak="0">
+  <w:abstractNum w:abstractNumId="17" w15:restartNumberingAfterBreak="0">
     <w:nsid w:val="39D31D24"/>
     <w:multiLevelType w:val="hybridMultilevel"/>
     <w:tmpl w:val="59428C7C"/>
@@ -9366,7 +10530,7 @@
       </w:rPr>
     </w:lvl>
   </w:abstractNum>
-  <w:abstractNum w:abstractNumId="17" w15:restartNumberingAfterBreak="0">
+  <w:abstractNum w:abstractNumId="18" w15:restartNumberingAfterBreak="0">
     <w:nsid w:val="3FEF75D6"/>
     <w:multiLevelType w:val="hybridMultilevel"/>
     <w:tmpl w:val="BA68C978"/>
@@ -9479,7 +10643,7 @@
       </w:rPr>
     </w:lvl>
   </w:abstractNum>
-  <w:abstractNum w:abstractNumId="18" w15:restartNumberingAfterBreak="0">
+  <w:abstractNum w:abstractNumId="19" w15:restartNumberingAfterBreak="0">
     <w:nsid w:val="40BA625A"/>
     <w:multiLevelType w:val="multilevel"/>
     <w:tmpl w:val="C6040460"/>
@@ -9628,7 +10792,7 @@
       </w:rPr>
     </w:lvl>
   </w:abstractNum>
-  <w:abstractNum w:abstractNumId="19" w15:restartNumberingAfterBreak="0">
+  <w:abstractNum w:abstractNumId="20" w15:restartNumberingAfterBreak="0">
     <w:nsid w:val="428103D6"/>
     <w:multiLevelType w:val="hybridMultilevel"/>
     <w:tmpl w:val="A6B87394"/>
@@ -9714,7 +10878,7 @@
       </w:pPr>
     </w:lvl>
   </w:abstractNum>
-  <w:abstractNum w:abstractNumId="20" w15:restartNumberingAfterBreak="0">
+  <w:abstractNum w:abstractNumId="21" w15:restartNumberingAfterBreak="0">
     <w:nsid w:val="4590611C"/>
     <w:multiLevelType w:val="hybridMultilevel"/>
     <w:tmpl w:val="987669A2"/>
@@ -9827,7 +10991,7 @@
       </w:rPr>
     </w:lvl>
   </w:abstractNum>
-  <w:abstractNum w:abstractNumId="21" w15:restartNumberingAfterBreak="0">
+  <w:abstractNum w:abstractNumId="22" w15:restartNumberingAfterBreak="0">
     <w:nsid w:val="47B9479A"/>
     <w:multiLevelType w:val="multilevel"/>
     <w:tmpl w:val="3BACC564"/>
@@ -9976,7 +11140,7 @@
       </w:rPr>
     </w:lvl>
   </w:abstractNum>
-  <w:abstractNum w:abstractNumId="22" w15:restartNumberingAfterBreak="0">
+  <w:abstractNum w:abstractNumId="23" w15:restartNumberingAfterBreak="0">
     <w:nsid w:val="4C867506"/>
     <w:multiLevelType w:val="hybridMultilevel"/>
     <w:tmpl w:val="54969962"/>
@@ -10089,7 +11253,7 @@
       </w:rPr>
     </w:lvl>
   </w:abstractNum>
-  <w:abstractNum w:abstractNumId="23" w15:restartNumberingAfterBreak="0">
+  <w:abstractNum w:abstractNumId="24" w15:restartNumberingAfterBreak="0">
     <w:nsid w:val="4EAC6BED"/>
     <w:multiLevelType w:val="hybridMultilevel"/>
     <w:tmpl w:val="7C7AE32C"/>
@@ -10202,7 +11366,7 @@
       </w:rPr>
     </w:lvl>
   </w:abstractNum>
-  <w:abstractNum w:abstractNumId="24" w15:restartNumberingAfterBreak="0">
+  <w:abstractNum w:abstractNumId="25" w15:restartNumberingAfterBreak="0">
     <w:nsid w:val="4F693856"/>
     <w:multiLevelType w:val="hybridMultilevel"/>
     <w:tmpl w:val="EF7A9A4C"/>
@@ -10315,7 +11479,7 @@
       </w:rPr>
     </w:lvl>
   </w:abstractNum>
-  <w:abstractNum w:abstractNumId="25" w15:restartNumberingAfterBreak="0">
+  <w:abstractNum w:abstractNumId="26" w15:restartNumberingAfterBreak="0">
     <w:nsid w:val="52903122"/>
     <w:multiLevelType w:val="hybridMultilevel"/>
     <w:tmpl w:val="5274BA4C"/>
@@ -10428,7 +11592,233 @@
       </w:rPr>
     </w:lvl>
   </w:abstractNum>
-  <w:abstractNum w:abstractNumId="26" w15:restartNumberingAfterBreak="0">
+  <w:abstractNum w:abstractNumId="27" w15:restartNumberingAfterBreak="0">
+    <w:nsid w:val="55660081"/>
+    <w:multiLevelType w:val="hybridMultilevel"/>
+    <w:tmpl w:val="1270AE58"/>
+    <w:lvl w:ilvl="0" w:tplc="04090001">
+      <w:start w:val="1"/>
+      <w:numFmt w:val="bullet"/>
+      <w:lvlText w:val=""/>
+      <w:lvlJc w:val="left"/>
+      <w:pPr>
+        <w:ind w:left="720" w:hanging="360"/>
+      </w:pPr>
+      <w:rPr>
+        <w:rFonts w:ascii="Symbol" w:hAnsi="Symbol" w:hint="default"/>
+      </w:rPr>
+    </w:lvl>
+    <w:lvl w:ilvl="1" w:tplc="04090003" w:tentative="1">
+      <w:start w:val="1"/>
+      <w:numFmt w:val="bullet"/>
+      <w:lvlText w:val="o"/>
+      <w:lvlJc w:val="left"/>
+      <w:pPr>
+        <w:ind w:left="1440" w:hanging="360"/>
+      </w:pPr>
+      <w:rPr>
+        <w:rFonts w:ascii="Courier New" w:hAnsi="Courier New" w:cs="Courier New" w:hint="default"/>
+      </w:rPr>
+    </w:lvl>
+    <w:lvl w:ilvl="2" w:tplc="04090005" w:tentative="1">
+      <w:start w:val="1"/>
+      <w:numFmt w:val="bullet"/>
+      <w:lvlText w:val=""/>
+      <w:lvlJc w:val="left"/>
+      <w:pPr>
+        <w:ind w:left="2160" w:hanging="360"/>
+      </w:pPr>
+      <w:rPr>
+        <w:rFonts w:ascii="Wingdings" w:hAnsi="Wingdings" w:hint="default"/>
+      </w:rPr>
+    </w:lvl>
+    <w:lvl w:ilvl="3" w:tplc="04090001" w:tentative="1">
+      <w:start w:val="1"/>
+      <w:numFmt w:val="bullet"/>
+      <w:lvlText w:val=""/>
+      <w:lvlJc w:val="left"/>
+      <w:pPr>
+        <w:ind w:left="2880" w:hanging="360"/>
+      </w:pPr>
+      <w:rPr>
+        <w:rFonts w:ascii="Symbol" w:hAnsi="Symbol" w:hint="default"/>
+      </w:rPr>
+    </w:lvl>
+    <w:lvl w:ilvl="4" w:tplc="04090003" w:tentative="1">
+      <w:start w:val="1"/>
+      <w:numFmt w:val="bullet"/>
+      <w:lvlText w:val="o"/>
+      <w:lvlJc w:val="left"/>
+      <w:pPr>
+        <w:ind w:left="3600" w:hanging="360"/>
+      </w:pPr>
+      <w:rPr>
+        <w:rFonts w:ascii="Courier New" w:hAnsi="Courier New" w:cs="Courier New" w:hint="default"/>
+      </w:rPr>
+    </w:lvl>
+    <w:lvl w:ilvl="5" w:tplc="04090005" w:tentative="1">
+      <w:start w:val="1"/>
+      <w:numFmt w:val="bullet"/>
+      <w:lvlText w:val=""/>
+      <w:lvlJc w:val="left"/>
+      <w:pPr>
+        <w:ind w:left="4320" w:hanging="360"/>
+      </w:pPr>
+      <w:rPr>
+        <w:rFonts w:ascii="Wingdings" w:hAnsi="Wingdings" w:hint="default"/>
+      </w:rPr>
+    </w:lvl>
+    <w:lvl w:ilvl="6" w:tplc="04090001" w:tentative="1">
+      <w:start w:val="1"/>
+      <w:numFmt w:val="bullet"/>
+      <w:lvlText w:val=""/>
+      <w:lvlJc w:val="left"/>
+      <w:pPr>
+        <w:ind w:left="5040" w:hanging="360"/>
+      </w:pPr>
+      <w:rPr>
+        <w:rFonts w:ascii="Symbol" w:hAnsi="Symbol" w:hint="default"/>
+      </w:rPr>
+    </w:lvl>
+    <w:lvl w:ilvl="7" w:tplc="04090003" w:tentative="1">
+      <w:start w:val="1"/>
+      <w:numFmt w:val="bullet"/>
+      <w:lvlText w:val="o"/>
+      <w:lvlJc w:val="left"/>
+      <w:pPr>
+        <w:ind w:left="5760" w:hanging="360"/>
+      </w:pPr>
+      <w:rPr>
+        <w:rFonts w:ascii="Courier New" w:hAnsi="Courier New" w:cs="Courier New" w:hint="default"/>
+      </w:rPr>
+    </w:lvl>
+    <w:lvl w:ilvl="8" w:tplc="04090005" w:tentative="1">
+      <w:start w:val="1"/>
+      <w:numFmt w:val="bullet"/>
+      <w:lvlText w:val=""/>
+      <w:lvlJc w:val="left"/>
+      <w:pPr>
+        <w:ind w:left="6480" w:hanging="360"/>
+      </w:pPr>
+      <w:rPr>
+        <w:rFonts w:ascii="Wingdings" w:hAnsi="Wingdings" w:hint="default"/>
+      </w:rPr>
+    </w:lvl>
+  </w:abstractNum>
+  <w:abstractNum w:abstractNumId="28" w15:restartNumberingAfterBreak="0">
+    <w:nsid w:val="568D211B"/>
+    <w:multiLevelType w:val="hybridMultilevel"/>
+    <w:tmpl w:val="64E05BBA"/>
+    <w:lvl w:ilvl="0" w:tplc="04090001">
+      <w:start w:val="1"/>
+      <w:numFmt w:val="bullet"/>
+      <w:lvlText w:val=""/>
+      <w:lvlJc w:val="left"/>
+      <w:pPr>
+        <w:ind w:left="720" w:hanging="360"/>
+      </w:pPr>
+      <w:rPr>
+        <w:rFonts w:ascii="Symbol" w:hAnsi="Symbol" w:hint="default"/>
+      </w:rPr>
+    </w:lvl>
+    <w:lvl w:ilvl="1" w:tplc="04090003" w:tentative="1">
+      <w:start w:val="1"/>
+      <w:numFmt w:val="bullet"/>
+      <w:lvlText w:val="o"/>
+      <w:lvlJc w:val="left"/>
+      <w:pPr>
+        <w:ind w:left="1440" w:hanging="360"/>
+      </w:pPr>
+      <w:rPr>
+        <w:rFonts w:ascii="Courier New" w:hAnsi="Courier New" w:cs="Courier New" w:hint="default"/>
+      </w:rPr>
+    </w:lvl>
+    <w:lvl w:ilvl="2" w:tplc="04090005" w:tentative="1">
+      <w:start w:val="1"/>
+      <w:numFmt w:val="bullet"/>
+      <w:lvlText w:val=""/>
+      <w:lvlJc w:val="left"/>
+      <w:pPr>
+        <w:ind w:left="2160" w:hanging="360"/>
+      </w:pPr>
+      <w:rPr>
+        <w:rFonts w:ascii="Wingdings" w:hAnsi="Wingdings" w:hint="default"/>
+      </w:rPr>
+    </w:lvl>
+    <w:lvl w:ilvl="3" w:tplc="04090001" w:tentative="1">
+      <w:start w:val="1"/>
+      <w:numFmt w:val="bullet"/>
+      <w:lvlText w:val=""/>
+      <w:lvlJc w:val="left"/>
+      <w:pPr>
+        <w:ind w:left="2880" w:hanging="360"/>
+      </w:pPr>
+      <w:rPr>
+        <w:rFonts w:ascii="Symbol" w:hAnsi="Symbol" w:hint="default"/>
+      </w:rPr>
+    </w:lvl>
+    <w:lvl w:ilvl="4" w:tplc="04090003" w:tentative="1">
+      <w:start w:val="1"/>
+      <w:numFmt w:val="bullet"/>
+      <w:lvlText w:val="o"/>
+      <w:lvlJc w:val="left"/>
+      <w:pPr>
+        <w:ind w:left="3600" w:hanging="360"/>
+      </w:pPr>
+      <w:rPr>
+        <w:rFonts w:ascii="Courier New" w:hAnsi="Courier New" w:cs="Courier New" w:hint="default"/>
+      </w:rPr>
+    </w:lvl>
+    <w:lvl w:ilvl="5" w:tplc="04090005" w:tentative="1">
+      <w:start w:val="1"/>
+      <w:numFmt w:val="bullet"/>
+      <w:lvlText w:val=""/>
+      <w:lvlJc w:val="left"/>
+      <w:pPr>
+        <w:ind w:left="4320" w:hanging="360"/>
+      </w:pPr>
+      <w:rPr>
+        <w:rFonts w:ascii="Wingdings" w:hAnsi="Wingdings" w:hint="default"/>
+      </w:rPr>
+    </w:lvl>
+    <w:lvl w:ilvl="6" w:tplc="04090001" w:tentative="1">
+      <w:start w:val="1"/>
+      <w:numFmt w:val="bullet"/>
+      <w:lvlText w:val=""/>
+      <w:lvlJc w:val="left"/>
+      <w:pPr>
+        <w:ind w:left="5040" w:hanging="360"/>
+      </w:pPr>
+      <w:rPr>
+        <w:rFonts w:ascii="Symbol" w:hAnsi="Symbol" w:hint="default"/>
+      </w:rPr>
+    </w:lvl>
+    <w:lvl w:ilvl="7" w:tplc="04090003" w:tentative="1">
+      <w:start w:val="1"/>
+      <w:numFmt w:val="bullet"/>
+      <w:lvlText w:val="o"/>
+      <w:lvlJc w:val="left"/>
+      <w:pPr>
+        <w:ind w:left="5760" w:hanging="360"/>
+      </w:pPr>
+      <w:rPr>
+        <w:rFonts w:ascii="Courier New" w:hAnsi="Courier New" w:cs="Courier New" w:hint="default"/>
+      </w:rPr>
+    </w:lvl>
+    <w:lvl w:ilvl="8" w:tplc="04090005" w:tentative="1">
+      <w:start w:val="1"/>
+      <w:numFmt w:val="bullet"/>
+      <w:lvlText w:val=""/>
+      <w:lvlJc w:val="left"/>
+      <w:pPr>
+        <w:ind w:left="6480" w:hanging="360"/>
+      </w:pPr>
+      <w:rPr>
+        <w:rFonts w:ascii="Wingdings" w:hAnsi="Wingdings" w:hint="default"/>
+      </w:rPr>
+    </w:lvl>
+  </w:abstractNum>
+  <w:abstractNum w:abstractNumId="29" w15:restartNumberingAfterBreak="0">
     <w:nsid w:val="569135E9"/>
     <w:multiLevelType w:val="hybridMultilevel"/>
     <w:tmpl w:val="E30E2624"/>
@@ -10517,7 +11907,7 @@
       </w:pPr>
     </w:lvl>
   </w:abstractNum>
-  <w:abstractNum w:abstractNumId="27" w15:restartNumberingAfterBreak="0">
+  <w:abstractNum w:abstractNumId="30" w15:restartNumberingAfterBreak="0">
     <w:nsid w:val="5AF81C8D"/>
     <w:multiLevelType w:val="hybridMultilevel"/>
     <w:tmpl w:val="0D828F8E"/>
@@ -10606,7 +11996,7 @@
       </w:pPr>
     </w:lvl>
   </w:abstractNum>
-  <w:abstractNum w:abstractNumId="28" w15:restartNumberingAfterBreak="0">
+  <w:abstractNum w:abstractNumId="31" w15:restartNumberingAfterBreak="0">
     <w:nsid w:val="6DA23F53"/>
     <w:multiLevelType w:val="hybridMultilevel"/>
     <w:tmpl w:val="188ADD86"/>
@@ -10692,7 +12082,7 @@
       </w:pPr>
     </w:lvl>
   </w:abstractNum>
-  <w:abstractNum w:abstractNumId="29" w15:restartNumberingAfterBreak="0">
+  <w:abstractNum w:abstractNumId="32" w15:restartNumberingAfterBreak="0">
     <w:nsid w:val="731B1EC2"/>
     <w:multiLevelType w:val="multilevel"/>
     <w:tmpl w:val="5114D4E0"/>
@@ -10841,7 +12231,7 @@
       </w:rPr>
     </w:lvl>
   </w:abstractNum>
-  <w:abstractNum w:abstractNumId="30" w15:restartNumberingAfterBreak="0">
+  <w:abstractNum w:abstractNumId="33" w15:restartNumberingAfterBreak="0">
     <w:nsid w:val="73903B8D"/>
     <w:multiLevelType w:val="multilevel"/>
     <w:tmpl w:val="81EA4EF4"/>
@@ -10954,7 +12344,7 @@
       </w:rPr>
     </w:lvl>
   </w:abstractNum>
-  <w:abstractNum w:abstractNumId="31" w15:restartNumberingAfterBreak="0">
+  <w:abstractNum w:abstractNumId="34" w15:restartNumberingAfterBreak="0">
     <w:nsid w:val="74E6616B"/>
     <w:multiLevelType w:val="hybridMultilevel"/>
     <w:tmpl w:val="123CD2AA"/>
@@ -11067,7 +12457,7 @@
       </w:rPr>
     </w:lvl>
   </w:abstractNum>
-  <w:abstractNum w:abstractNumId="32" w15:restartNumberingAfterBreak="0">
+  <w:abstractNum w:abstractNumId="35" w15:restartNumberingAfterBreak="0">
     <w:nsid w:val="7B92727A"/>
     <w:multiLevelType w:val="hybridMultilevel"/>
     <w:tmpl w:val="7C7AE32C"/>
@@ -11180,7 +12570,7 @@
       </w:rPr>
     </w:lvl>
   </w:abstractNum>
-  <w:abstractNum w:abstractNumId="33" w15:restartNumberingAfterBreak="0">
+  <w:abstractNum w:abstractNumId="36" w15:restartNumberingAfterBreak="0">
     <w:nsid w:val="7BEC5E51"/>
     <w:multiLevelType w:val="hybridMultilevel"/>
     <w:tmpl w:val="484CF998"/>
@@ -11293,7 +12683,7 @@
       </w:rPr>
     </w:lvl>
   </w:abstractNum>
-  <w:abstractNum w:abstractNumId="34" w15:restartNumberingAfterBreak="0">
+  <w:abstractNum w:abstractNumId="37" w15:restartNumberingAfterBreak="0">
     <w:nsid w:val="7ED87885"/>
     <w:multiLevelType w:val="hybridMultilevel"/>
     <w:tmpl w:val="B2D2915E"/>
@@ -11407,16 +12797,16 @@
     </w:lvl>
   </w:abstractNum>
   <w:num w:numId="1" w16cid:durableId="1366755905">
-    <w:abstractNumId w:val="8"/>
+    <w:abstractNumId w:val="9"/>
   </w:num>
   <w:num w:numId="2" w16cid:durableId="1445420967">
-    <w:abstractNumId w:val="20"/>
+    <w:abstractNumId w:val="21"/>
   </w:num>
   <w:num w:numId="3" w16cid:durableId="1495294765">
     <w:abstractNumId w:val="5"/>
   </w:num>
   <w:num w:numId="4" w16cid:durableId="82846230">
-    <w:abstractNumId w:val="25"/>
+    <w:abstractNumId w:val="26"/>
   </w:num>
   <w:num w:numId="5" w16cid:durableId="562913700">
     <w:abstractNumId w:val="3"/>
@@ -11425,91 +12815,100 @@
     <w:abstractNumId w:val="4"/>
   </w:num>
   <w:num w:numId="7" w16cid:durableId="1076123842">
-    <w:abstractNumId w:val="24"/>
+    <w:abstractNumId w:val="25"/>
   </w:num>
   <w:num w:numId="8" w16cid:durableId="575552567">
-    <w:abstractNumId w:val="16"/>
+    <w:abstractNumId w:val="17"/>
   </w:num>
   <w:num w:numId="9" w16cid:durableId="1906530910">
     <w:abstractNumId w:val="7"/>
   </w:num>
   <w:num w:numId="10" w16cid:durableId="2119715602">
-    <w:abstractNumId w:val="9"/>
+    <w:abstractNumId w:val="10"/>
   </w:num>
   <w:num w:numId="11" w16cid:durableId="1370842515">
-    <w:abstractNumId w:val="14"/>
+    <w:abstractNumId w:val="15"/>
   </w:num>
   <w:num w:numId="12" w16cid:durableId="105007220">
-    <w:abstractNumId w:val="29"/>
+    <w:abstractNumId w:val="32"/>
   </w:num>
   <w:num w:numId="13" w16cid:durableId="265115310">
-    <w:abstractNumId w:val="18"/>
+    <w:abstractNumId w:val="19"/>
   </w:num>
   <w:num w:numId="14" w16cid:durableId="2132552676">
     <w:abstractNumId w:val="0"/>
   </w:num>
   <w:num w:numId="15" w16cid:durableId="1045955663">
-    <w:abstractNumId w:val="33"/>
+    <w:abstractNumId w:val="36"/>
   </w:num>
   <w:num w:numId="16" w16cid:durableId="447746503">
-    <w:abstractNumId w:val="10"/>
+    <w:abstractNumId w:val="11"/>
   </w:num>
   <w:num w:numId="17" w16cid:durableId="454179633">
-    <w:abstractNumId w:val="34"/>
+    <w:abstractNumId w:val="37"/>
   </w:num>
   <w:num w:numId="18" w16cid:durableId="209851477">
-    <w:abstractNumId w:val="17"/>
+    <w:abstractNumId w:val="18"/>
   </w:num>
   <w:num w:numId="19" w16cid:durableId="514151677">
-    <w:abstractNumId w:val="15"/>
+    <w:abstractNumId w:val="16"/>
   </w:num>
   <w:num w:numId="20" w16cid:durableId="168720520">
-    <w:abstractNumId w:val="22"/>
+    <w:abstractNumId w:val="23"/>
   </w:num>
   <w:num w:numId="21" w16cid:durableId="1775973175">
     <w:abstractNumId w:val="2"/>
   </w:num>
   <w:num w:numId="22" w16cid:durableId="819688135">
-    <w:abstractNumId w:val="30"/>
+    <w:abstractNumId w:val="33"/>
   </w:num>
   <w:num w:numId="23" w16cid:durableId="399522726">
     <w:abstractNumId w:val="1"/>
   </w:num>
   <w:num w:numId="24" w16cid:durableId="431825019">
-    <w:abstractNumId w:val="21"/>
+    <w:abstractNumId w:val="22"/>
   </w:num>
   <w:num w:numId="25" w16cid:durableId="1162235991">
-    <w:abstractNumId w:val="23"/>
+    <w:abstractNumId w:val="24"/>
   </w:num>
   <w:num w:numId="26" w16cid:durableId="971330482">
     <w:abstractNumId w:val="6"/>
   </w:num>
   <w:num w:numId="27" w16cid:durableId="437722151">
-    <w:abstractNumId w:val="19"/>
+    <w:abstractNumId w:val="20"/>
   </w:num>
   <w:num w:numId="28" w16cid:durableId="1763909631">
-    <w:abstractNumId w:val="11"/>
+    <w:abstractNumId w:val="12"/>
   </w:num>
   <w:num w:numId="29" w16cid:durableId="17395986">
-    <w:abstractNumId w:val="12"/>
+    <w:abstractNumId w:val="13"/>
   </w:num>
   <w:num w:numId="30" w16cid:durableId="2142572303">
-    <w:abstractNumId w:val="32"/>
+    <w:abstractNumId w:val="35"/>
   </w:num>
   <w:num w:numId="31" w16cid:durableId="1273322410">
-    <w:abstractNumId w:val="26"/>
+    <w:abstractNumId w:val="29"/>
   </w:num>
   <w:num w:numId="32" w16cid:durableId="1866939434">
+    <w:abstractNumId w:val="30"/>
+  </w:num>
+  <w:num w:numId="33" w16cid:durableId="1081875593">
+    <w:abstractNumId w:val="14"/>
+  </w:num>
+  <w:num w:numId="34" w16cid:durableId="1731733005">
+    <w:abstractNumId w:val="31"/>
+  </w:num>
+  <w:num w:numId="35" w16cid:durableId="1552963432">
+    <w:abstractNumId w:val="34"/>
+  </w:num>
+  <w:num w:numId="36" w16cid:durableId="1452699016">
+    <w:abstractNumId w:val="28"/>
+  </w:num>
+  <w:num w:numId="37" w16cid:durableId="1400715880">
     <w:abstractNumId w:val="27"/>
   </w:num>
-  <w:num w:numId="33" w16cid:durableId="1081875593">
-    <w:abstractNumId w:val="13"/>
-  </w:num>
-  <w:num w:numId="34" w16cid:durableId="1731733005">
-    <w:abstractNumId w:val="28"/>
-  </w:num>
-  <w:num w:numId="35" w16cid:durableId="1552963432">
-    <w:abstractNumId w:val="31"/>
+  <w:num w:numId="38" w16cid:durableId="1818570331">
+    <w:abstractNumId w:val="8"/>
   </w:num>
 </w:numbering>
 </file>

--- a/Evaluation_and_Deployment_Report_over_lisa .docx
+++ b/Evaluation_and_Deployment_Report_over_lisa .docx
@@ -4114,9 +4114,9 @@
           <w14:ligatures w14:val="standardContextual"/>
         </w:rPr>
         <w:drawing>
-          <wp:inline distT="0" distB="0" distL="0" distR="0" wp14:anchorId="039B7AE5" wp14:editId="7470724A">
-            <wp:extent cx="3336053" cy="3294709"/>
-            <wp:effectExtent l="0" t="0" r="4445" b="0"/>
+          <wp:inline distT="0" distB="0" distL="0" distR="0" wp14:anchorId="039B7AE5" wp14:editId="2F47EB70">
+            <wp:extent cx="2930241" cy="2893926"/>
+            <wp:effectExtent l="0" t="0" r="3810" b="1905"/>
             <wp:docPr id="1286900535" name="Picture 1"/>
             <wp:cNvGraphicFramePr>
               <a:graphicFrameLocks xmlns:a="http://schemas.openxmlformats.org/drawingml/2006/main" noChangeAspect="1"/>
@@ -4143,7 +4143,7 @@
                   <pic:spPr>
                     <a:xfrm>
                       <a:off x="0" y="0"/>
-                      <a:ext cx="3415931" cy="3373597"/>
+                      <a:ext cx="3023498" cy="2986027"/>
                     </a:xfrm>
                     <a:prstGeom prst="rect">
                       <a:avLst/>
@@ -4287,11 +4287,10 @@
           <w:noProof/>
           <w14:ligatures w14:val="standardContextual"/>
         </w:rPr>
-        <w:lastRenderedPageBreak/>
         <w:drawing>
-          <wp:inline distT="0" distB="0" distL="0" distR="0" wp14:anchorId="021AE627" wp14:editId="7380BF64">
-            <wp:extent cx="3848519" cy="2886389"/>
-            <wp:effectExtent l="0" t="0" r="0" b="0"/>
+          <wp:inline distT="0" distB="0" distL="0" distR="0" wp14:anchorId="021AE627" wp14:editId="60557369">
+            <wp:extent cx="3175279" cy="2381459"/>
+            <wp:effectExtent l="0" t="0" r="0" b="6350"/>
             <wp:docPr id="578375212" name="Picture 1"/>
             <wp:cNvGraphicFramePr>
               <a:graphicFrameLocks xmlns:a="http://schemas.openxmlformats.org/drawingml/2006/main" noChangeAspect="1"/>
@@ -4318,7 +4317,7 @@
                   <pic:spPr>
                     <a:xfrm>
                       <a:off x="0" y="0"/>
-                      <a:ext cx="3865207" cy="2898905"/>
+                      <a:ext cx="3228246" cy="2421184"/>
                     </a:xfrm>
                     <a:prstGeom prst="rect">
                       <a:avLst/>
@@ -4367,6 +4366,7 @@
         <w:spacing w:before="120" w:after="120"/>
       </w:pPr>
       <w:r>
+        <w:lastRenderedPageBreak/>
         <w:t xml:space="preserve">As modeled using crash data from </w:t>
       </w:r>
       <w:r>
@@ -4703,7 +4703,6 @@
                 <w:noProof/>
                 <w14:ligatures w14:val="standardContextual"/>
               </w:rPr>
-              <w:lastRenderedPageBreak/>
               <w:t>Cell phone use</w:t>
             </w:r>
             <w:r>
@@ -5005,6 +5004,7 @@
     </w:p>
     <w:p>
       <w:pPr>
+        <w:keepNext/>
         <w:rPr>
           <w:b/>
           <w:bCs/>
@@ -5020,6 +5020,7 @@
           <w:i/>
           <w:iCs/>
         </w:rPr>
+        <w:lastRenderedPageBreak/>
         <w:t>O</w:t>
       </w:r>
       <w:proofErr w:type="spellEnd"/>
@@ -5206,7 +5207,6 @@
           <w:noProof/>
           <w14:ligatures w14:val="standardContextual"/>
         </w:rPr>
-        <w:lastRenderedPageBreak/>
         <w:drawing>
           <wp:inline distT="0" distB="0" distL="0" distR="0" wp14:anchorId="316C4152" wp14:editId="3A76A3A3">
             <wp:extent cx="3300884" cy="3281135"/>
@@ -5272,7 +5272,7 @@
         <w:rPr>
           <w:noProof/>
         </w:rPr>
-        <w:t>5</w:t>
+        <w:t>4</w:t>
       </w:r>
       <w:r>
         <w:fldChar w:fldCharType="end"/>
@@ -5315,193 +5315,30 @@
         <w:fldChar w:fldCharType="end"/>
       </w:r>
       <w:r>
-        <w:t xml:space="preserve"> below illustrates the effects of fatigue, cell phone use, impairment, young driver, COVID-19, and the interaction between these factors and COVID-19. </w:t>
+        <w:t xml:space="preserve"> below illustrates the effects of fatigue, cell phone use, impairment, young driver, COVID-19, and the interaction between these factors </w:t>
+      </w:r>
+      <w:r>
+        <w:t>with</w:t>
+      </w:r>
+      <w:r>
+        <w:t xml:space="preserve"> COVID-19. </w:t>
+      </w:r>
+      <w:r>
+        <w:t>T</w:t>
+      </w:r>
+      <w:r>
+        <w:t xml:space="preserve">he strongest effect is fatigue with no interaction between COVID-19, meaning crashes involving fatigued or sleeping </w:t>
+      </w:r>
+      <w:r>
+        <w:lastRenderedPageBreak/>
+        <w:t>drivers occur consistently regardless of COVID-19.</w:t>
+      </w:r>
+      <w:r>
+        <w:t xml:space="preserve"> This means that the small amount of predictive power of the model is due to fatigue and not COVID-19.</w:t>
       </w:r>
     </w:p>
     <w:p>
       <w:pPr>
-        <w:spacing w:before="120" w:after="120"/>
-      </w:pPr>
-      <w:r>
-        <w:t>T</w:t>
-      </w:r>
-      <w:r>
-        <w:t xml:space="preserve">he interaction between fatigue and COVID-19 was not statistically significant, suggesting that the relationship between fatigue and </w:t>
-      </w:r>
-      <w:r>
-        <w:t>aggressive driving</w:t>
-      </w:r>
-      <w:r>
-        <w:t xml:space="preserve"> does not meaningfully differ </w:t>
-      </w:r>
-      <w:r>
-        <w:t xml:space="preserve">between crashes </w:t>
-      </w:r>
-      <w:r>
-        <w:t xml:space="preserve">that occurred </w:t>
-      </w:r>
-      <w:r>
-        <w:t>before and during/after</w:t>
-      </w:r>
-      <w:r>
-        <w:t xml:space="preserve"> COVID-19.</w:t>
-      </w:r>
-      <w:r>
-        <w:t xml:space="preserve"> </w:t>
-      </w:r>
-      <w:r>
-        <w:t xml:space="preserve">In other words, </w:t>
-      </w:r>
-      <w:r>
-        <w:t>t</w:t>
-      </w:r>
-      <w:r>
-        <w:t xml:space="preserve">he effect of </w:t>
-      </w:r>
-      <w:r>
-        <w:t>fatigue</w:t>
-      </w:r>
-      <w:r>
-        <w:t xml:space="preserve"> appears to be consistent regardless of </w:t>
-      </w:r>
-      <w:r>
-        <w:t>COVID-19</w:t>
-      </w:r>
-      <w:r>
-        <w:t>.</w:t>
-      </w:r>
-    </w:p>
-    <w:p>
-      <w:pPr>
-        <w:spacing w:before="120" w:after="120"/>
-      </w:pPr>
-      <w:r>
-        <w:t xml:space="preserve">The interaction between </w:t>
-      </w:r>
-      <w:r>
-        <w:t xml:space="preserve">cell phone use and COVID-19 is statistically significant, </w:t>
-      </w:r>
-      <w:r>
-        <w:t>but</w:t>
-      </w:r>
-      <w:r>
-        <w:t xml:space="preserve"> the effect </w:t>
-      </w:r>
-      <w:r>
-        <w:t xml:space="preserve">of -0.31 </w:t>
-      </w:r>
-      <w:r>
-        <w:t>is small</w:t>
-      </w:r>
-      <w:r>
-        <w:t xml:space="preserve">. The relationship between cell phone use and aggressive driving differs between crashes that occurred before and during/after COVID-19, however, this relationship </w:t>
-      </w:r>
-      <w:r>
-        <w:t>has negligible practical impact on aggressive driving</w:t>
-      </w:r>
-      <w:r>
-        <w:t xml:space="preserve">. Furthermore, the negative value of the effect implies that </w:t>
-      </w:r>
-      <w:r>
-        <w:t xml:space="preserve">aggressive driving by </w:t>
-      </w:r>
-      <w:r>
-        <w:t>cell phone use</w:t>
-      </w:r>
-      <w:r>
-        <w:t xml:space="preserve">rs </w:t>
-      </w:r>
-      <w:r>
-        <w:t>dropped slightly during and after COVID-19 instead of increasing.</w:t>
-      </w:r>
-    </w:p>
-    <w:p>
-      <w:pPr>
-        <w:spacing w:before="120" w:after="120"/>
-      </w:pPr>
-      <w:r>
-        <w:t xml:space="preserve">The interaction between </w:t>
-      </w:r>
-      <w:r>
-        <w:t xml:space="preserve">impaired drivers </w:t>
-      </w:r>
-      <w:r>
-        <w:t xml:space="preserve">and COVID-19 is statistically significant, but the effect of </w:t>
-      </w:r>
-      <w:r>
-        <w:t>-0.28</w:t>
-      </w:r>
-      <w:r>
-        <w:t xml:space="preserve"> is small. The relationship between impaired drivers and aggressive driving differs between crashes that occurred before and during/after COVID-19, however, this relationship has negligible practical impact on aggressive driving. Furthermore, the negative value of the effect implies that </w:t>
-      </w:r>
-      <w:r>
-        <w:t xml:space="preserve">aggressive driving by </w:t>
-      </w:r>
-      <w:r>
-        <w:t>impaired driv</w:t>
-      </w:r>
-      <w:r>
-        <w:t>ers</w:t>
-      </w:r>
-      <w:r>
-        <w:t xml:space="preserve"> </w:t>
-      </w:r>
-      <w:r>
-        <w:t>dropped slightly during and after COVID-19 instead of increasing.</w:t>
-      </w:r>
-    </w:p>
-    <w:p>
-      <w:pPr>
-        <w:spacing w:before="120" w:after="120"/>
-      </w:pPr>
-      <w:r>
-        <w:t xml:space="preserve">The interaction between </w:t>
-      </w:r>
-      <w:r>
-        <w:t>young drivers</w:t>
-      </w:r>
-      <w:r>
-        <w:t xml:space="preserve"> and COVID-19 is statistically significant, but the effect of </w:t>
-      </w:r>
-      <w:r>
-        <w:t>0.07</w:t>
-      </w:r>
-      <w:r>
-        <w:t xml:space="preserve"> is small. The relationship between </w:t>
-      </w:r>
-      <w:r>
-        <w:t>young drivers</w:t>
-      </w:r>
-      <w:r>
-        <w:t xml:space="preserve"> and aggressive driving differs between crashes that occurred before and during/after COVID-19, however, this relationship has negligible practical impact on aggressive driving. </w:t>
-      </w:r>
-      <w:r>
-        <w:t>T</w:t>
-      </w:r>
-      <w:r>
-        <w:t xml:space="preserve">he </w:t>
-      </w:r>
-      <w:r>
-        <w:t>positive</w:t>
-      </w:r>
-      <w:r>
-        <w:t xml:space="preserve"> value of the effect implies that </w:t>
-      </w:r>
-      <w:r>
-        <w:t xml:space="preserve">young drivers engaged in more aggressive driving behaviors </w:t>
-      </w:r>
-      <w:r>
-        <w:t>during and after COVID-19</w:t>
-      </w:r>
-      <w:r>
-        <w:t>, but as stated before, this was negligible</w:t>
-      </w:r>
-      <w:r>
-        <w:t>.</w:t>
-      </w:r>
-    </w:p>
-    <w:p>
-      <w:pPr>
         <w:keepNext/>
         <w:spacing w:before="120" w:after="120"/>
       </w:pPr>
@@ -5510,9 +5347,8 @@
           <w:noProof/>
           <w14:ligatures w14:val="standardContextual"/>
         </w:rPr>
-        <w:lastRenderedPageBreak/>
         <w:drawing>
-          <wp:inline distT="0" distB="0" distL="0" distR="0" wp14:anchorId="46257B9A" wp14:editId="4BE20F6D">
+          <wp:inline distT="0" distB="0" distL="0" distR="0" wp14:anchorId="58F2C448" wp14:editId="7460DD16">
             <wp:extent cx="5943600" cy="1122680"/>
             <wp:effectExtent l="0" t="0" r="0" b="0"/>
             <wp:docPr id="1390372062" name="Picture 6"/>
@@ -5575,17 +5411,303 @@
         <w:rPr>
           <w:noProof/>
         </w:rPr>
-        <w:t>6</w:t>
+        <w:t>5</w:t>
       </w:r>
       <w:r>
         <w:fldChar w:fldCharType="end"/>
       </w:r>
       <w:bookmarkEnd w:id="13"/>
       <w:r>
-        <w:t xml:space="preserve"> Feature importance for objective 3 final model</w:t>
-      </w:r>
-      <w:r>
-        <w:t xml:space="preserve"> with interaction</w:t>
+        <w:t xml:space="preserve"> Feature importance for objective 3 final model with interaction</w:t>
+      </w:r>
+    </w:p>
+    <w:p>
+      <w:pPr>
+        <w:spacing w:before="120" w:after="120"/>
+      </w:pPr>
+      <w:r>
+        <w:rPr>
+          <w:highlight w:val="cyan"/>
+        </w:rPr>
+        <w:t>T</w:t>
+      </w:r>
+      <w:r>
+        <w:rPr>
+          <w:highlight w:val="cyan"/>
+        </w:rPr>
+        <w:t xml:space="preserve">he interaction between fatigue and COVID-19 was not statistically significant, suggesting that the relationship between fatigue and </w:t>
+      </w:r>
+      <w:r>
+        <w:rPr>
+          <w:highlight w:val="cyan"/>
+        </w:rPr>
+        <w:t>aggressive driving</w:t>
+      </w:r>
+      <w:r>
+        <w:rPr>
+          <w:highlight w:val="cyan"/>
+        </w:rPr>
+        <w:t xml:space="preserve"> does not meaningfully differ </w:t>
+      </w:r>
+      <w:r>
+        <w:rPr>
+          <w:highlight w:val="cyan"/>
+        </w:rPr>
+        <w:t xml:space="preserve">between crashes </w:t>
+      </w:r>
+      <w:r>
+        <w:rPr>
+          <w:highlight w:val="cyan"/>
+        </w:rPr>
+        <w:t xml:space="preserve">that occurred </w:t>
+      </w:r>
+      <w:r>
+        <w:rPr>
+          <w:highlight w:val="cyan"/>
+        </w:rPr>
+        <w:t xml:space="preserve">before and </w:t>
+      </w:r>
+      <w:r>
+        <w:rPr>
+          <w:highlight w:val="cyan"/>
+        </w:rPr>
+        <w:t xml:space="preserve">those that occurred </w:t>
+      </w:r>
+      <w:r>
+        <w:rPr>
+          <w:highlight w:val="cyan"/>
+        </w:rPr>
+        <w:t>during/after</w:t>
+      </w:r>
+      <w:r>
+        <w:rPr>
+          <w:highlight w:val="cyan"/>
+        </w:rPr>
+        <w:t xml:space="preserve"> COVID-19.</w:t>
+      </w:r>
+      <w:r>
+        <w:rPr>
+          <w:highlight w:val="cyan"/>
+        </w:rPr>
+        <w:t xml:space="preserve"> </w:t>
+      </w:r>
+      <w:r>
+        <w:rPr>
+          <w:highlight w:val="cyan"/>
+        </w:rPr>
+        <w:t xml:space="preserve">In other words, </w:t>
+      </w:r>
+      <w:r>
+        <w:rPr>
+          <w:highlight w:val="cyan"/>
+        </w:rPr>
+        <w:t>t</w:t>
+      </w:r>
+      <w:r>
+        <w:rPr>
+          <w:highlight w:val="cyan"/>
+        </w:rPr>
+        <w:t xml:space="preserve">he effect of </w:t>
+      </w:r>
+      <w:r>
+        <w:rPr>
+          <w:highlight w:val="cyan"/>
+        </w:rPr>
+        <w:t>fatigue</w:t>
+      </w:r>
+      <w:r>
+        <w:rPr>
+          <w:highlight w:val="cyan"/>
+        </w:rPr>
+        <w:t xml:space="preserve"> appears to be consistent regardless of </w:t>
+      </w:r>
+      <w:r>
+        <w:rPr>
+          <w:highlight w:val="cyan"/>
+        </w:rPr>
+        <w:t>COVID-19</w:t>
+      </w:r>
+      <w:r>
+        <w:rPr>
+          <w:highlight w:val="cyan"/>
+        </w:rPr>
+        <w:t>.</w:t>
+      </w:r>
+    </w:p>
+    <w:p>
+      <w:pPr>
+        <w:spacing w:before="120" w:after="120"/>
+      </w:pPr>
+      <w:r>
+        <w:rPr>
+          <w:highlight w:val="yellow"/>
+        </w:rPr>
+        <w:t>I WOULD LIKE TO COMBINE THE FOLLOWING THREE PARAS INTO ONE</w:t>
+      </w:r>
+    </w:p>
+    <w:p>
+      <w:pPr>
+        <w:spacing w:before="120" w:after="120"/>
+      </w:pPr>
+      <w:r>
+        <w:t xml:space="preserve">The interaction between </w:t>
+      </w:r>
+      <w:r>
+        <w:t xml:space="preserve">cell phone use and COVID-19 is statistically significant, </w:t>
+      </w:r>
+      <w:r>
+        <w:t>but</w:t>
+      </w:r>
+      <w:r>
+        <w:t xml:space="preserve"> the effect </w:t>
+      </w:r>
+      <w:r>
+        <w:t xml:space="preserve">of -0.31 </w:t>
+      </w:r>
+      <w:r>
+        <w:t>is small</w:t>
+      </w:r>
+      <w:r>
+        <w:t xml:space="preserve">. The relationship between cell phone use and aggressive driving differs between crashes that occurred before and </w:t>
+      </w:r>
+      <w:r>
+        <w:t xml:space="preserve">those that occurred </w:t>
+      </w:r>
+      <w:r>
+        <w:t>during/after COVID-19</w:t>
+      </w:r>
+      <w:r>
+        <w:t>;</w:t>
+      </w:r>
+      <w:r>
+        <w:t xml:space="preserve"> however, this relationship </w:t>
+      </w:r>
+      <w:r>
+        <w:t>has negligible practical impact on aggressive driving</w:t>
+      </w:r>
+      <w:r>
+        <w:t xml:space="preserve">. Furthermore, the negative value of the effect implies that </w:t>
+      </w:r>
+      <w:r>
+        <w:t xml:space="preserve">aggressive driving by </w:t>
+      </w:r>
+      <w:r>
+        <w:t>cell phone use</w:t>
+      </w:r>
+      <w:r>
+        <w:t xml:space="preserve">rs </w:t>
+      </w:r>
+      <w:r>
+        <w:t>dropped slightly during and after COVID-19 instead of increasing.</w:t>
+      </w:r>
+    </w:p>
+    <w:p>
+      <w:pPr>
+        <w:spacing w:before="120" w:after="120"/>
+      </w:pPr>
+      <w:r>
+        <w:t xml:space="preserve">The interaction between </w:t>
+      </w:r>
+      <w:r>
+        <w:t xml:space="preserve">impaired drivers </w:t>
+      </w:r>
+      <w:r>
+        <w:t xml:space="preserve">and COVID-19 is statistically significant, but the effect of </w:t>
+      </w:r>
+      <w:r>
+        <w:t>-0.28</w:t>
+      </w:r>
+      <w:r>
+        <w:t xml:space="preserve"> is small. The relationship between impaired drivers and aggressive driving differs between crashes that occurred before and </w:t>
+      </w:r>
+      <w:r>
+        <w:t xml:space="preserve">those that occurred </w:t>
+      </w:r>
+      <w:r>
+        <w:t>during/after COVID-19</w:t>
+      </w:r>
+      <w:r>
+        <w:t>;</w:t>
+      </w:r>
+      <w:r>
+        <w:t xml:space="preserve"> however, this relationship has negligible practical impact on aggressive driving. Furthermore, the negative value of the effect implies that </w:t>
+      </w:r>
+      <w:r>
+        <w:t xml:space="preserve">aggressive driving by </w:t>
+      </w:r>
+      <w:r>
+        <w:t>impaired driv</w:t>
+      </w:r>
+      <w:r>
+        <w:t>ers</w:t>
+      </w:r>
+      <w:r>
+        <w:t xml:space="preserve"> </w:t>
+      </w:r>
+      <w:r>
+        <w:t>dropped slightly during and after COVID-19 instead of increasing.</w:t>
+      </w:r>
+    </w:p>
+    <w:p>
+      <w:pPr>
+        <w:spacing w:before="120" w:after="120"/>
+      </w:pPr>
+      <w:r>
+        <w:t xml:space="preserve">The interaction between </w:t>
+      </w:r>
+      <w:r>
+        <w:t>young drivers</w:t>
+      </w:r>
+      <w:r>
+        <w:t xml:space="preserve"> and COVID-19 is statistically significant, but the effect of </w:t>
+      </w:r>
+      <w:r>
+        <w:t>0.07</w:t>
+      </w:r>
+      <w:r>
+        <w:t xml:space="preserve"> is small. The relationship between </w:t>
+      </w:r>
+      <w:r>
+        <w:t>young drivers</w:t>
+      </w:r>
+      <w:r>
+        <w:t xml:space="preserve"> and aggressive driving differs between crashes that occurred before and </w:t>
+      </w:r>
+      <w:r>
+        <w:t xml:space="preserve">those that occurred </w:t>
+      </w:r>
+      <w:r>
+        <w:t>during/after COVID-19</w:t>
+      </w:r>
+      <w:r>
+        <w:t>;</w:t>
+      </w:r>
+      <w:r>
+        <w:t xml:space="preserve"> however, this relationship has negligible practical impact on aggressive driving. </w:t>
+      </w:r>
+      <w:r>
+        <w:t>T</w:t>
+      </w:r>
+      <w:r>
+        <w:t xml:space="preserve">he </w:t>
+      </w:r>
+      <w:r>
+        <w:t>positive</w:t>
+      </w:r>
+      <w:r>
+        <w:t xml:space="preserve"> value of the effect implies that </w:t>
+      </w:r>
+      <w:r>
+        <w:t xml:space="preserve">young drivers engaged in more aggressive driving behaviors </w:t>
+      </w:r>
+      <w:r>
+        <w:t>during and after COVID-19</w:t>
+      </w:r>
+      <w:r>
+        <w:t>, but as stated before, this was negligible</w:t>
+      </w:r>
+      <w:r>
+        <w:t>.</w:t>
       </w:r>
     </w:p>
     <w:p>
@@ -5601,6 +5723,7 @@
     <w:p>
       <w:pPr>
         <w:pStyle w:val="p1"/>
+        <w:spacing w:before="120" w:after="120"/>
         <w:rPr>
           <w:rFonts w:ascii="Times New Roman" w:hAnsi="Times New Roman" w:cs="Times New Roman"/>
           <w:sz w:val="24"/>
@@ -5613,7 +5736,7 @@
           <w:sz w:val="24"/>
           <w:szCs w:val="24"/>
         </w:rPr>
-        <w:t>Based on the model’s</w:t>
+        <w:t>P</w:t>
       </w:r>
       <w:r>
         <w:rPr>
@@ -5621,7 +5744,7 @@
           <w:sz w:val="24"/>
           <w:szCs w:val="24"/>
         </w:rPr>
-        <w:t xml:space="preserve"> performance</w:t>
+        <w:t xml:space="preserve">ublication of the results </w:t>
       </w:r>
       <w:r>
         <w:rPr>
@@ -5629,7 +5752,7 @@
           <w:sz w:val="24"/>
           <w:szCs w:val="24"/>
         </w:rPr>
-        <w:t xml:space="preserve"> and </w:t>
+        <w:t xml:space="preserve">to inform the public </w:t>
       </w:r>
       <w:r>
         <w:rPr>
@@ -5637,7 +5760,7 @@
           <w:sz w:val="24"/>
           <w:szCs w:val="24"/>
         </w:rPr>
-        <w:t>visualizations</w:t>
+        <w:t>is not recommended</w:t>
       </w:r>
       <w:r>
         <w:rPr>
@@ -5645,7 +5768,7 @@
           <w:sz w:val="24"/>
           <w:szCs w:val="24"/>
         </w:rPr>
-        <w:t xml:space="preserve"> </w:t>
+        <w:t xml:space="preserve"> at this time</w:t>
       </w:r>
       <w:r>
         <w:rPr>
@@ -5653,7 +5776,7 @@
           <w:sz w:val="24"/>
           <w:szCs w:val="24"/>
         </w:rPr>
-        <w:t>showing an increase in some</w:t>
+        <w:t xml:space="preserve">. </w:t>
       </w:r>
       <w:r>
         <w:rPr>
@@ -5661,7 +5784,7 @@
           <w:sz w:val="24"/>
           <w:szCs w:val="24"/>
         </w:rPr>
-        <w:t xml:space="preserve"> specific aggressive driving behaviors</w:t>
+        <w:t xml:space="preserve">The </w:t>
       </w:r>
       <w:r>
         <w:rPr>
@@ -5669,7 +5792,7 @@
           <w:sz w:val="24"/>
           <w:szCs w:val="24"/>
         </w:rPr>
-        <w:t>, publication of the results is not recommended</w:t>
+        <w:t>model shows that there is no evidence to support the public’s sentiment that aggressive driving increased during COVID-19 and remain</w:t>
       </w:r>
       <w:r>
         <w:rPr>
@@ -5677,7 +5800,7 @@
           <w:sz w:val="24"/>
           <w:szCs w:val="24"/>
         </w:rPr>
-        <w:t xml:space="preserve"> at this time</w:t>
+        <w:t>ed</w:t>
       </w:r>
       <w:r>
         <w:rPr>
@@ -5685,7 +5808,7 @@
           <w:sz w:val="24"/>
           <w:szCs w:val="24"/>
         </w:rPr>
-        <w:t xml:space="preserve">. </w:t>
+        <w:t xml:space="preserve"> high. </w:t>
       </w:r>
       <w:r>
         <w:rPr>
@@ -5693,7 +5816,7 @@
           <w:sz w:val="24"/>
           <w:szCs w:val="24"/>
         </w:rPr>
-        <w:t xml:space="preserve">The </w:t>
+        <w:t>However, t</w:t>
       </w:r>
       <w:r>
         <w:rPr>
@@ -5701,7 +5824,7 @@
           <w:sz w:val="24"/>
           <w:szCs w:val="24"/>
         </w:rPr>
-        <w:t>model shows that there is no evidence to support the public’s sentiment that aggressive driving increased during COVID-19 and remain</w:t>
+        <w:t>he dataset and methods used to reach this conclusion are just a select few in the large pool of possible data and methods. It is not appropriate or correct to conclude that aggressive driving did not increase during COVID-19 or remain high</w:t>
       </w:r>
       <w:r>
         <w:rPr>
@@ -5709,7 +5832,7 @@
           <w:sz w:val="24"/>
           <w:szCs w:val="24"/>
         </w:rPr>
-        <w:t>ed</w:t>
+        <w:t xml:space="preserve"> using only crash data</w:t>
       </w:r>
       <w:r>
         <w:rPr>
@@ -5717,7 +5840,7 @@
           <w:sz w:val="24"/>
           <w:szCs w:val="24"/>
         </w:rPr>
-        <w:t xml:space="preserve"> high. </w:t>
+        <w:t xml:space="preserve">. </w:t>
       </w:r>
       <w:r>
         <w:rPr>
@@ -5725,7 +5848,7 @@
           <w:sz w:val="24"/>
           <w:szCs w:val="24"/>
         </w:rPr>
-        <w:t>However, t</w:t>
+        <w:t xml:space="preserve">Not all aggressive driving leads to crashes. </w:t>
       </w:r>
       <w:r>
         <w:rPr>
@@ -5733,7 +5856,7 @@
           <w:sz w:val="24"/>
           <w:szCs w:val="24"/>
         </w:rPr>
-        <w:t>he dataset and methods used to reach this conclusion are just a select few in the large pool of possible data and methods. It is not appropriate or correct to conclude that aggressive driving did not increase during COVID-19 or remain high</w:t>
+        <w:t xml:space="preserve">Different data and/or different methods may reveal </w:t>
       </w:r>
       <w:r>
         <w:rPr>
@@ -5741,7 +5864,7 @@
           <w:sz w:val="24"/>
           <w:szCs w:val="24"/>
         </w:rPr>
-        <w:t xml:space="preserve"> using only crash data</w:t>
+        <w:t>that public sentiment is correct</w:t>
       </w:r>
       <w:r>
         <w:rPr>
@@ -5749,38 +5872,6 @@
           <w:sz w:val="24"/>
           <w:szCs w:val="24"/>
         </w:rPr>
-        <w:t xml:space="preserve">. </w:t>
-      </w:r>
-      <w:r>
-        <w:rPr>
-          <w:rFonts w:ascii="Times New Roman" w:hAnsi="Times New Roman" w:cs="Times New Roman"/>
-          <w:sz w:val="24"/>
-          <w:szCs w:val="24"/>
-        </w:rPr>
-        <w:t xml:space="preserve">Not all aggressive driving leads to crashes. </w:t>
-      </w:r>
-      <w:r>
-        <w:rPr>
-          <w:rFonts w:ascii="Times New Roman" w:hAnsi="Times New Roman" w:cs="Times New Roman"/>
-          <w:sz w:val="24"/>
-          <w:szCs w:val="24"/>
-        </w:rPr>
-        <w:t xml:space="preserve">Different data and/or different methods may reveal </w:t>
-      </w:r>
-      <w:r>
-        <w:rPr>
-          <w:rFonts w:ascii="Times New Roman" w:hAnsi="Times New Roman" w:cs="Times New Roman"/>
-          <w:sz w:val="24"/>
-          <w:szCs w:val="24"/>
-        </w:rPr>
-        <w:t>that public sentiment is correct</w:t>
-      </w:r>
-      <w:r>
-        <w:rPr>
-          <w:rFonts w:ascii="Times New Roman" w:hAnsi="Times New Roman" w:cs="Times New Roman"/>
-          <w:sz w:val="24"/>
-          <w:szCs w:val="24"/>
-        </w:rPr>
         <w:t>.</w:t>
       </w:r>
     </w:p>
@@ -5790,6 +5881,7 @@
       </w:pPr>
       <w:bookmarkStart w:id="15" w:name="_Toc226057149"/>
       <w:r>
+        <w:lastRenderedPageBreak/>
         <w:t>Confidence levels</w:t>
       </w:r>
       <w:bookmarkEnd w:id="15"/>
@@ -6123,11 +6215,7 @@
               <w:t xml:space="preserve">. </w:t>
             </w:r>
             <w:r>
-              <w:t xml:space="preserve">Within various demographic </w:t>
-            </w:r>
-            <w:r>
-              <w:lastRenderedPageBreak/>
-              <w:t>groups, t</w:t>
+              <w:t>Within various demographic groups, t</w:t>
             </w:r>
             <w:r>
               <w:t xml:space="preserve">he model cannot </w:t>
@@ -6203,147 +6291,397 @@
         <w:t xml:space="preserve">ome </w:t>
       </w:r>
       <w:r>
-        <w:t>interesting findings occurred during exploratory data analysis that should be explored further because they support public sentiment about aggressive and distracted driving.</w:t>
-      </w:r>
-      <w:r>
-        <w:t xml:space="preserve"> Formatting the data as a time series and decomposing the data into the trend, seasonality, and residual shows that some specific aggressive driving behaviors increased during COVID-19 and remain</w:t>
-      </w:r>
-      <w:r>
-        <w:t>ed</w:t>
-      </w:r>
-      <w:r>
-        <w:t xml:space="preserve"> high after</w:t>
-      </w:r>
-      <w:r>
-        <w:t xml:space="preserve"> as shown in </w:t>
-      </w:r>
-      <w:r>
-        <w:fldChar w:fldCharType="begin"/>
-      </w:r>
-      <w:r>
-        <w:instrText xml:space="preserve"> REF _Ref225710899 \h </w:instrText>
-      </w:r>
-      <w:r>
-        <w:fldChar w:fldCharType="separate"/>
-      </w:r>
-      <w:r>
-        <w:t xml:space="preserve">Figure </w:t>
-      </w:r>
-      <w:r>
-        <w:rPr>
-          <w:noProof/>
-        </w:rPr>
-        <w:t>2</w:t>
-      </w:r>
-      <w:r>
-        <w:fldChar w:fldCharType="end"/>
-      </w:r>
-      <w:r>
-        <w:t>,</w:t>
-      </w:r>
-      <w:r>
-        <w:t xml:space="preserve"> </w:t>
-      </w:r>
-      <w:r>
-        <w:fldChar w:fldCharType="begin"/>
-      </w:r>
-      <w:r>
-        <w:instrText xml:space="preserve"> REF _Ref225711180 \h </w:instrText>
-      </w:r>
-      <w:r>
-        <w:fldChar w:fldCharType="separate"/>
-      </w:r>
-      <w:r>
-        <w:t xml:space="preserve">Figure </w:t>
-      </w:r>
-      <w:r>
-        <w:rPr>
-          <w:noProof/>
-        </w:rPr>
-        <w:t>3</w:t>
-      </w:r>
-      <w:r>
-        <w:fldChar w:fldCharType="end"/>
-      </w:r>
-      <w:r>
-        <w:t xml:space="preserve">, and </w:t>
-      </w:r>
-      <w:r>
-        <w:fldChar w:fldCharType="begin"/>
-      </w:r>
-      <w:r>
-        <w:instrText xml:space="preserve"> REF _Ref225792302 \h </w:instrText>
-      </w:r>
-      <w:r>
-        <w:fldChar w:fldCharType="separate"/>
-      </w:r>
-      <w:r>
-        <w:t xml:space="preserve">Figure </w:t>
-      </w:r>
-      <w:r>
-        <w:rPr>
-          <w:noProof/>
-        </w:rPr>
-        <w:t>4</w:t>
-      </w:r>
-      <w:r>
-        <w:fldChar w:fldCharType="end"/>
-      </w:r>
-      <w:r>
-        <w:t xml:space="preserve"> below.</w:t>
-      </w:r>
-    </w:p>
-    <w:p/>
-    <w:p>
-      <w:pPr>
-        <w:pStyle w:val="Caption"/>
-        <w:keepNext/>
-      </w:pPr>
-      <w:bookmarkStart w:id="20" w:name="_Ref225710899"/>
-      <w:r>
-        <w:t xml:space="preserve">Figure </w:t>
-      </w:r>
-      <w:r>
-        <w:fldChar w:fldCharType="begin"/>
-      </w:r>
-      <w:r>
-        <w:instrText xml:space="preserve"> SEQ Figure \* ARABIC </w:instrText>
-      </w:r>
-      <w:r>
-        <w:fldChar w:fldCharType="separate"/>
-      </w:r>
-      <w:r>
-        <w:rPr>
-          <w:noProof/>
-        </w:rPr>
-        <w:t>7</w:t>
-      </w:r>
-      <w:r>
-        <w:rPr>
-          <w:noProof/>
-        </w:rPr>
-        <w:fldChar w:fldCharType="end"/>
-      </w:r>
-      <w:bookmarkEnd w:id="20"/>
-      <w:r>
-        <w:t xml:space="preserve">: Time series decomposition for </w:t>
-      </w:r>
-      <w:r>
-        <w:t>proceeding without clearance (</w:t>
-      </w:r>
-      <w:r>
-        <w:t>NO_CLEARANCE</w:t>
-      </w:r>
-      <w:r>
-        <w:t>)</w:t>
+        <w:t xml:space="preserve">interesting findings occurred during exploratory data </w:t>
+      </w:r>
+      <w:r>
+        <w:lastRenderedPageBreak/>
+        <w:t>analysis that should be explored further because they support public sentiment about aggressive and distracted driving.</w:t>
+      </w:r>
+      <w:r>
+        <w:t xml:space="preserve"> Formatting the data as a time series and decomposing the data into the trend, seasonality, and residual shows </w:t>
+      </w:r>
+      <w:r>
+        <w:t>two important findings:</w:t>
       </w:r>
     </w:p>
     <w:p>
+      <w:pPr>
+        <w:pStyle w:val="ListParagraph"/>
+        <w:numPr>
+          <w:ilvl w:val="0"/>
+          <w:numId w:val="39"/>
+        </w:numPr>
+      </w:pPr>
+      <w:r>
+        <w:t>Aggressive driving dropped during the COVID-19 lockdown but increased after.</w:t>
+      </w:r>
+    </w:p>
+    <w:p>
+      <w:pPr>
+        <w:pStyle w:val="ListParagraph"/>
+        <w:numPr>
+          <w:ilvl w:val="0"/>
+          <w:numId w:val="39"/>
+        </w:numPr>
+      </w:pPr>
+      <w:r>
+        <w:t>S</w:t>
+      </w:r>
+      <w:r>
+        <w:t>ome specific aggressive driving behaviors increased during COVID-19 and remained high after.</w:t>
+      </w:r>
+    </w:p>
+    <w:p>
+      <w:pPr>
+        <w:spacing w:before="120" w:after="120"/>
+        <w:rPr>
+          <w:b/>
+          <w:bCs/>
+          <w:i/>
+          <w:iCs/>
+        </w:rPr>
+      </w:pPr>
+      <w:r>
+        <w:rPr>
+          <w:b/>
+          <w:bCs/>
+          <w:i/>
+          <w:iCs/>
+        </w:rPr>
+        <w:t>Key finding with a</w:t>
+      </w:r>
+      <w:r>
+        <w:rPr>
+          <w:b/>
+          <w:bCs/>
+          <w:i/>
+          <w:iCs/>
+        </w:rPr>
+        <w:t xml:space="preserve">ggressive </w:t>
+      </w:r>
+      <w:r>
+        <w:rPr>
+          <w:b/>
+          <w:bCs/>
+          <w:i/>
+          <w:iCs/>
+        </w:rPr>
+        <w:t>d</w:t>
+      </w:r>
+      <w:r>
+        <w:rPr>
+          <w:b/>
+          <w:bCs/>
+          <w:i/>
+          <w:iCs/>
+        </w:rPr>
+        <w:t>riving</w:t>
+      </w:r>
+    </w:p>
+    <w:p>
+      <w:pPr>
+        <w:spacing w:before="120" w:after="120"/>
+      </w:pPr>
+      <w:r>
+        <w:t xml:space="preserve">The trend in the decomposed time series in </w:t>
+      </w:r>
+      <w:r>
+        <w:fldChar w:fldCharType="begin"/>
+      </w:r>
+      <w:r>
+        <w:instrText xml:space="preserve"> REF _Ref227353926 \h </w:instrText>
+      </w:r>
+      <w:r>
+        <w:fldChar w:fldCharType="separate"/>
+      </w:r>
+      <w:r>
+        <w:t xml:space="preserve">Figure </w:t>
+      </w:r>
+      <w:r>
+        <w:rPr>
+          <w:noProof/>
+        </w:rPr>
+        <w:t>6</w:t>
+      </w:r>
+      <w:r>
+        <w:fldChar w:fldCharType="end"/>
+      </w:r>
+      <w:r>
+        <w:t xml:space="preserve"> below shows that aggressive driving dropped during COVID-19 and then started increasing. Even though crashes involving aggressive driving </w:t>
+      </w:r>
+      <w:r>
+        <w:t xml:space="preserve">have not increased beyond what they were before COVID-19, public sentiment may be based on the low point during the lockdown. In this sense, public sentiment </w:t>
+      </w:r>
+      <w:r>
+        <w:t xml:space="preserve">may be </w:t>
+      </w:r>
+      <w:r>
+        <w:t>correct.</w:t>
+      </w:r>
+    </w:p>
+    <w:p>
+      <w:pPr>
+        <w:pStyle w:val="p1"/>
+        <w:keepNext/>
+        <w:spacing w:before="120" w:after="120"/>
+        <w:rPr>
+          <w:rFonts w:ascii="Times New Roman" w:hAnsi="Times New Roman" w:cs="Times New Roman"/>
+          <w:sz w:val="24"/>
+          <w:szCs w:val="24"/>
+          <w:highlight w:val="yellow"/>
+        </w:rPr>
+      </w:pPr>
+      <w:r>
+        <w:rPr>
+          <w:rFonts w:ascii="Times New Roman" w:hAnsi="Times New Roman" w:cs="Times New Roman"/>
+          <w:noProof/>
+          <w:sz w:val="24"/>
+          <w:szCs w:val="24"/>
+          <w14:ligatures w14:val="standardContextual"/>
+        </w:rPr>
+        <w:drawing>
+          <wp:inline distT="0" distB="0" distL="0" distR="0" wp14:anchorId="569960D7" wp14:editId="5AA9ADB5">
+            <wp:extent cx="5943600" cy="2641600"/>
+            <wp:effectExtent l="0" t="0" r="0" b="0"/>
+            <wp:docPr id="1719508843" name="Picture 10"/>
+            <wp:cNvGraphicFramePr>
+              <a:graphicFrameLocks xmlns:a="http://schemas.openxmlformats.org/drawingml/2006/main" noChangeAspect="1"/>
+            </wp:cNvGraphicFramePr>
+            <a:graphic xmlns:a="http://schemas.openxmlformats.org/drawingml/2006/main">
+              <a:graphicData uri="http://schemas.openxmlformats.org/drawingml/2006/picture">
+                <pic:pic xmlns:pic="http://schemas.openxmlformats.org/drawingml/2006/picture">
+                  <pic:nvPicPr>
+                    <pic:cNvPr id="1719508843" name="Picture 1719508843"/>
+                    <pic:cNvPicPr/>
+                  </pic:nvPicPr>
+                  <pic:blipFill>
+                    <a:blip r:embed="rId15" cstate="print">
+                      <a:extLst>
+                        <a:ext uri="{28A0092B-C50C-407E-A947-70E740481C1C}">
+                          <a14:useLocalDpi xmlns:a14="http://schemas.microsoft.com/office/drawing/2010/main" val="0"/>
+                        </a:ext>
+                      </a:extLst>
+                    </a:blip>
+                    <a:stretch>
+                      <a:fillRect/>
+                    </a:stretch>
+                  </pic:blipFill>
+                  <pic:spPr>
+                    <a:xfrm>
+                      <a:off x="0" y="0"/>
+                      <a:ext cx="5943600" cy="2641600"/>
+                    </a:xfrm>
+                    <a:prstGeom prst="rect">
+                      <a:avLst/>
+                    </a:prstGeom>
+                  </pic:spPr>
+                </pic:pic>
+              </a:graphicData>
+            </a:graphic>
+          </wp:inline>
+        </w:drawing>
+      </w:r>
+    </w:p>
+    <w:p>
+      <w:pPr>
+        <w:pStyle w:val="Caption"/>
+        <w:rPr>
+          <w:sz w:val="24"/>
+          <w:szCs w:val="24"/>
+          <w:highlight w:val="yellow"/>
+        </w:rPr>
+      </w:pPr>
+      <w:bookmarkStart w:id="20" w:name="_Ref227353926"/>
+      <w:r>
+        <w:t xml:space="preserve">Figure </w:t>
+      </w:r>
+      <w:r>
+        <w:fldChar w:fldCharType="begin"/>
+      </w:r>
+      <w:r>
+        <w:instrText xml:space="preserve"> SEQ Figure \* ARABIC </w:instrText>
+      </w:r>
+      <w:r>
+        <w:fldChar w:fldCharType="separate"/>
+      </w:r>
+      <w:r>
+        <w:rPr>
+          <w:noProof/>
+        </w:rPr>
+        <w:t>6</w:t>
+      </w:r>
+      <w:r>
+        <w:fldChar w:fldCharType="end"/>
+      </w:r>
+      <w:bookmarkEnd w:id="20"/>
+      <w:r>
+        <w:t xml:space="preserve"> </w:t>
+      </w:r>
+      <w:r>
+        <w:t xml:space="preserve">Time series decomposition for </w:t>
+      </w:r>
+      <w:r>
+        <w:t>aggressive driving</w:t>
+      </w:r>
+      <w:r>
+        <w:t xml:space="preserve"> (</w:t>
+      </w:r>
+      <w:r>
+        <w:t>AGGRESSIVE_DRIVING</w:t>
+      </w:r>
+      <w:r>
+        <w:t>)</w:t>
+      </w:r>
+    </w:p>
+    <w:p>
+      <w:pPr>
+        <w:spacing w:before="120" w:after="120"/>
+        <w:rPr>
+          <w:b/>
+          <w:bCs/>
+          <w:i/>
+          <w:iCs/>
+        </w:rPr>
+      </w:pPr>
+      <w:r>
+        <w:rPr>
+          <w:b/>
+          <w:bCs/>
+          <w:i/>
+          <w:iCs/>
+        </w:rPr>
+        <w:t>Key finding with specific aggressive or distracted driving behaviors</w:t>
+      </w:r>
+    </w:p>
+    <w:p>
+      <w:r>
+        <w:t>The</w:t>
+      </w:r>
+      <w:r>
+        <w:t xml:space="preserve"> trends in the decomposed time series</w:t>
+      </w:r>
+      <w:r>
+        <w:t xml:space="preserve"> plots </w:t>
+      </w:r>
+      <w:r>
+        <w:t xml:space="preserve">in </w:t>
+      </w:r>
+      <w:r>
+        <w:fldChar w:fldCharType="begin"/>
+      </w:r>
+      <w:r>
+        <w:instrText xml:space="preserve"> REF _Ref225710899 \h </w:instrText>
+      </w:r>
+      <w:r>
+        <w:fldChar w:fldCharType="separate"/>
+      </w:r>
+      <w:r>
+        <w:t xml:space="preserve">Figure </w:t>
+      </w:r>
+      <w:r>
+        <w:rPr>
+          <w:noProof/>
+        </w:rPr>
+        <w:t>7</w:t>
+      </w:r>
+      <w:r>
+        <w:fldChar w:fldCharType="end"/>
+      </w:r>
+      <w:r>
+        <w:t xml:space="preserve"> and</w:t>
+      </w:r>
+      <w:r>
+        <w:t xml:space="preserve"> </w:t>
+      </w:r>
+      <w:r>
+        <w:fldChar w:fldCharType="begin"/>
+      </w:r>
+      <w:r>
+        <w:instrText xml:space="preserve"> REF _Ref225711180 \h </w:instrText>
+      </w:r>
+      <w:r>
+        <w:fldChar w:fldCharType="separate"/>
+      </w:r>
+      <w:r>
+        <w:t xml:space="preserve">Figure </w:t>
+      </w:r>
+      <w:r>
+        <w:rPr>
+          <w:noProof/>
+        </w:rPr>
+        <w:t>8</w:t>
+      </w:r>
+      <w:r>
+        <w:fldChar w:fldCharType="end"/>
+      </w:r>
+      <w:r>
+        <w:t xml:space="preserve"> suggest that </w:t>
+      </w:r>
+      <w:r>
+        <w:t>proceeding without clearance an</w:t>
+      </w:r>
+      <w:r>
+        <w:t>d</w:t>
+      </w:r>
+      <w:r>
+        <w:t xml:space="preserve"> running red lights increased during COVID-19 and remain</w:t>
+      </w:r>
+      <w:r>
+        <w:t xml:space="preserve"> </w:t>
+      </w:r>
+      <w:r>
+        <w:t xml:space="preserve">high. </w:t>
+      </w:r>
+      <w:r>
+        <w:fldChar w:fldCharType="begin"/>
+      </w:r>
+      <w:r>
+        <w:instrText xml:space="preserve"> REF _Ref225792302 \h </w:instrText>
+      </w:r>
+      <w:r>
+        <w:fldChar w:fldCharType="separate"/>
+      </w:r>
+      <w:r>
+        <w:t xml:space="preserve">Figure </w:t>
+      </w:r>
+      <w:r>
+        <w:rPr>
+          <w:noProof/>
+        </w:rPr>
+        <w:t>9</w:t>
+      </w:r>
+      <w:r>
+        <w:fldChar w:fldCharType="end"/>
+      </w:r>
+      <w:r>
+        <w:t xml:space="preserve"> </w:t>
+      </w:r>
+      <w:r>
+        <w:t xml:space="preserve">shows that cell phone use </w:t>
+      </w:r>
+      <w:r>
+        <w:t>increased in 2022 and remains high.</w:t>
+      </w:r>
+      <w:r>
+        <w:t xml:space="preserve"> This suggest that public sentiment about aggressive and distracted driving </w:t>
+      </w:r>
+      <w:r>
+        <w:t xml:space="preserve">may be </w:t>
+      </w:r>
+      <w:r>
+        <w:t>correct.</w:t>
+      </w:r>
+    </w:p>
+    <w:p>
+      <w:pPr>
+        <w:keepNext/>
+      </w:pPr>
       <w:r>
         <w:rPr>
           <w:noProof/>
           <w14:ligatures w14:val="standardContextual"/>
         </w:rPr>
+        <w:lastRenderedPageBreak/>
         <w:drawing>
           <wp:inline distT="0" distB="0" distL="0" distR="0" wp14:anchorId="16384A1D" wp14:editId="6A28845D">
             <wp:extent cx="5943600" cy="2600325"/>
@@ -6360,7 +6698,7 @@
                     <pic:cNvPicPr/>
                   </pic:nvPicPr>
                   <pic:blipFill>
-                    <a:blip r:embed="rId15" cstate="print">
+                    <a:blip r:embed="rId16" cstate="print">
                       <a:extLst>
                         <a:ext uri="{28A0092B-C50C-407E-A947-70E740481C1C}">
                           <a14:useLocalDpi xmlns:a14="http://schemas.microsoft.com/office/drawing/2010/main" val="0"/>
@@ -6387,53 +6725,47 @@
         </w:drawing>
       </w:r>
     </w:p>
+    <w:p>
+      <w:pPr>
+        <w:pStyle w:val="Caption"/>
+        <w:keepNext/>
+      </w:pPr>
+      <w:bookmarkStart w:id="21" w:name="_Ref225710899"/>
+      <w:r>
+        <w:t xml:space="preserve">Figure </w:t>
+      </w:r>
+      <w:r>
+        <w:fldChar w:fldCharType="begin"/>
+      </w:r>
+      <w:r>
+        <w:instrText xml:space="preserve"> SEQ Figure \* ARABIC </w:instrText>
+      </w:r>
+      <w:r>
+        <w:fldChar w:fldCharType="separate"/>
+      </w:r>
+      <w:r>
+        <w:rPr>
+          <w:noProof/>
+        </w:rPr>
+        <w:t>7</w:t>
+      </w:r>
+      <w:r>
+        <w:rPr>
+          <w:noProof/>
+        </w:rPr>
+        <w:fldChar w:fldCharType="end"/>
+      </w:r>
+      <w:bookmarkEnd w:id="21"/>
+      <w:r>
+        <w:t>: Time series decomposition for proceeding without clearance (NO_CLEARANCE)</w:t>
+      </w:r>
+    </w:p>
+    <w:p/>
     <w:p/>
     <w:p>
       <w:pPr>
-        <w:pStyle w:val="Caption"/>
         <w:keepNext/>
       </w:pPr>
-      <w:bookmarkStart w:id="21" w:name="_Ref225711180"/>
-      <w:r>
-        <w:lastRenderedPageBreak/>
-        <w:t xml:space="preserve">Figure </w:t>
-      </w:r>
-      <w:r>
-        <w:fldChar w:fldCharType="begin"/>
-      </w:r>
-      <w:r>
-        <w:instrText xml:space="preserve"> SEQ Figure \* ARABIC </w:instrText>
-      </w:r>
-      <w:r>
-        <w:fldChar w:fldCharType="separate"/>
-      </w:r>
-      <w:r>
-        <w:rPr>
-          <w:noProof/>
-        </w:rPr>
-        <w:t>8</w:t>
-      </w:r>
-      <w:r>
-        <w:rPr>
-          <w:noProof/>
-        </w:rPr>
-        <w:fldChar w:fldCharType="end"/>
-      </w:r>
-      <w:bookmarkEnd w:id="21"/>
-      <w:r>
-        <w:t xml:space="preserve">: Time series decomposition for </w:t>
-      </w:r>
-      <w:r>
-        <w:t>running red lights (</w:t>
-      </w:r>
-      <w:r>
-        <w:t>RUNNING_RED_LT</w:t>
-      </w:r>
-      <w:r>
-        <w:t>)</w:t>
-      </w:r>
-    </w:p>
-    <w:p>
       <w:r>
         <w:rPr>
           <w:noProof/>
@@ -6455,7 +6787,7 @@
                     <pic:cNvPicPr/>
                   </pic:nvPicPr>
                   <pic:blipFill>
-                    <a:blip r:embed="rId16" cstate="print">
+                    <a:blip r:embed="rId17" cstate="print">
                       <a:extLst>
                         <a:ext uri="{28A0092B-C50C-407E-A947-70E740481C1C}">
                           <a14:useLocalDpi xmlns:a14="http://schemas.microsoft.com/office/drawing/2010/main" val="0"/>
@@ -6482,62 +6814,53 @@
         </w:drawing>
       </w:r>
     </w:p>
+    <w:p>
+      <w:pPr>
+        <w:pStyle w:val="Caption"/>
+        <w:keepNext/>
+      </w:pPr>
+      <w:bookmarkStart w:id="22" w:name="_Ref225711180"/>
+      <w:r>
+        <w:t xml:space="preserve">Figure </w:t>
+      </w:r>
+      <w:r>
+        <w:fldChar w:fldCharType="begin"/>
+      </w:r>
+      <w:r>
+        <w:instrText xml:space="preserve"> SEQ Figure \* ARABIC </w:instrText>
+      </w:r>
+      <w:r>
+        <w:fldChar w:fldCharType="separate"/>
+      </w:r>
+      <w:r>
+        <w:rPr>
+          <w:noProof/>
+        </w:rPr>
+        <w:t>8</w:t>
+      </w:r>
+      <w:r>
+        <w:rPr>
+          <w:noProof/>
+        </w:rPr>
+        <w:fldChar w:fldCharType="end"/>
+      </w:r>
+      <w:bookmarkEnd w:id="22"/>
+      <w:r>
+        <w:t>: Time series decomposition for running red lights (RUNNING_RED_LT)</w:t>
+      </w:r>
+    </w:p>
+    <w:p/>
     <w:p/>
     <w:p>
       <w:pPr>
-        <w:pStyle w:val="Caption"/>
-      </w:pPr>
-      <w:bookmarkStart w:id="22" w:name="_Ref225792302"/>
-      <w:r>
-        <w:t xml:space="preserve">Figure </w:t>
-      </w:r>
-      <w:r>
-        <w:fldChar w:fldCharType="begin"/>
-      </w:r>
-      <w:r>
-        <w:instrText xml:space="preserve"> SEQ Figure \* ARABIC </w:instrText>
-      </w:r>
-      <w:r>
-        <w:fldChar w:fldCharType="separate"/>
-      </w:r>
-      <w:r>
-        <w:rPr>
-          <w:noProof/>
-        </w:rPr>
-        <w:t>9</w:t>
-      </w:r>
-      <w:r>
-        <w:rPr>
-          <w:noProof/>
-        </w:rPr>
-        <w:fldChar w:fldCharType="end"/>
-      </w:r>
-      <w:bookmarkEnd w:id="22"/>
-      <w:r>
-        <w:t xml:space="preserve">: </w:t>
-      </w:r>
-      <w:r>
-        <w:t xml:space="preserve">Time series decomposition for </w:t>
-      </w:r>
-      <w:r>
-        <w:t>cell phone use</w:t>
-      </w:r>
-      <w:r>
-        <w:t xml:space="preserve"> (</w:t>
-      </w:r>
-      <w:r>
-        <w:t>CELL_PHONE</w:t>
-      </w:r>
-      <w:r>
-        <w:t>)</w:t>
-      </w:r>
-    </w:p>
-    <w:p>
+        <w:keepNext/>
+      </w:pPr>
       <w:r>
         <w:rPr>
           <w:noProof/>
           <w14:ligatures w14:val="standardContextual"/>
         </w:rPr>
+        <w:lastRenderedPageBreak/>
         <w:drawing>
           <wp:inline distT="0" distB="0" distL="0" distR="0" wp14:anchorId="4EB7FBA6" wp14:editId="2C5A5B7A">
             <wp:extent cx="5943600" cy="2600325"/>
@@ -6554,7 +6877,7 @@
                     <pic:cNvPicPr/>
                   </pic:nvPicPr>
                   <pic:blipFill>
-                    <a:blip r:embed="rId17" cstate="print">
+                    <a:blip r:embed="rId18" cstate="print">
                       <a:extLst>
                         <a:ext uri="{28A0092B-C50C-407E-A947-70E740481C1C}">
                           <a14:useLocalDpi xmlns:a14="http://schemas.microsoft.com/office/drawing/2010/main" val="0"/>
@@ -6581,45 +6904,64 @@
         </w:drawing>
       </w:r>
     </w:p>
-    <w:p/>
     <w:p>
-      <w:r>
-        <w:t>These plots suggest that proceeding without clearance</w:t>
-      </w:r>
-      <w:r>
-        <w:t xml:space="preserve"> and</w:t>
-      </w:r>
-      <w:r>
-        <w:t xml:space="preserve"> running red lights increased during COVID-19 and remain</w:t>
-      </w:r>
-      <w:r>
-        <w:t>s</w:t>
-      </w:r>
-      <w:r>
-        <w:t xml:space="preserve"> high.</w:t>
-      </w:r>
-      <w:r>
-        <w:t xml:space="preserve"> </w:t>
-      </w:r>
-      <w:r>
-        <w:t>Cell phone use increased in 2022 and remain</w:t>
-      </w:r>
-      <w:r>
-        <w:t>s</w:t>
-      </w:r>
-      <w:r>
-        <w:t xml:space="preserve"> high.</w:t>
+      <w:pPr>
+        <w:pStyle w:val="Caption"/>
+      </w:pPr>
+      <w:bookmarkStart w:id="23" w:name="_Ref225792302"/>
+      <w:r>
+        <w:t xml:space="preserve">Figure </w:t>
+      </w:r>
+      <w:r>
+        <w:fldChar w:fldCharType="begin"/>
+      </w:r>
+      <w:r>
+        <w:instrText xml:space="preserve"> SEQ Figure \* ARABIC </w:instrText>
+      </w:r>
+      <w:r>
+        <w:fldChar w:fldCharType="separate"/>
+      </w:r>
+      <w:r>
+        <w:rPr>
+          <w:noProof/>
+        </w:rPr>
+        <w:t>9</w:t>
+      </w:r>
+      <w:r>
+        <w:rPr>
+          <w:noProof/>
+        </w:rPr>
+        <w:fldChar w:fldCharType="end"/>
+      </w:r>
+      <w:bookmarkEnd w:id="23"/>
+      <w:r>
+        <w:t xml:space="preserve">: </w:t>
+      </w:r>
+      <w:r>
+        <w:t xml:space="preserve">Time series decomposition for </w:t>
+      </w:r>
+      <w:r>
+        <w:t>cell phone use</w:t>
+      </w:r>
+      <w:r>
+        <w:t xml:space="preserve"> (</w:t>
+      </w:r>
+      <w:r>
+        <w:t>CELL_PHONE</w:t>
+      </w:r>
+      <w:r>
+        <w:t>)</w:t>
       </w:r>
     </w:p>
     <w:p>
       <w:pPr>
         <w:pStyle w:val="Heading3"/>
       </w:pPr>
-      <w:bookmarkStart w:id="23" w:name="_Toc226057153"/>
+      <w:bookmarkStart w:id="24" w:name="_Toc226057153"/>
       <w:r>
         <w:t>Surprising discoveries</w:t>
       </w:r>
-      <w:bookmarkEnd w:id="23"/>
+      <w:bookmarkEnd w:id="24"/>
     </w:p>
     <w:p>
       <w:pPr>
@@ -6708,7 +7050,6 @@
                 <w:noProof/>
                 <w14:ligatures w14:val="standardContextual"/>
               </w:rPr>
-              <w:lastRenderedPageBreak/>
               <w:drawing>
                 <wp:inline distT="0" distB="0" distL="0" distR="0" wp14:anchorId="24DCA8DF" wp14:editId="4047382C">
                   <wp:extent cx="3380154" cy="2535116"/>
@@ -6789,6 +7130,7 @@
                 <w:noProof/>
                 <w14:ligatures w14:val="standardContextual"/>
               </w:rPr>
+              <w:lastRenderedPageBreak/>
               <w:drawing>
                 <wp:inline distT="0" distB="0" distL="0" distR="0" wp14:anchorId="177CB247" wp14:editId="58EA8FB4">
                   <wp:extent cx="3245618" cy="2434215"/>
@@ -6891,11 +7233,11 @@
       <w:pPr>
         <w:pStyle w:val="Heading3"/>
       </w:pPr>
-      <w:bookmarkStart w:id="24" w:name="_Toc226057154"/>
+      <w:bookmarkStart w:id="25" w:name="_Toc226057154"/>
       <w:r>
         <w:t>Strategic recommendations</w:t>
       </w:r>
-      <w:bookmarkEnd w:id="24"/>
+      <w:bookmarkEnd w:id="25"/>
     </w:p>
     <w:p>
       <w:pPr>
@@ -6986,7 +7328,6 @@
                 <w:sz w:val="24"/>
                 <w:szCs w:val="24"/>
               </w:rPr>
-              <w:lastRenderedPageBreak/>
               <w:t>Recommendation</w:t>
             </w:r>
           </w:p>
@@ -7187,11 +7528,12 @@
       <w:pPr>
         <w:pStyle w:val="Heading3"/>
       </w:pPr>
-      <w:bookmarkStart w:id="25" w:name="_Toc226057155"/>
-      <w:r>
+      <w:bookmarkStart w:id="26" w:name="_Toc226057155"/>
+      <w:r>
+        <w:lastRenderedPageBreak/>
         <w:t>Feature importance interpretation</w:t>
       </w:r>
-      <w:bookmarkEnd w:id="25"/>
+      <w:bookmarkEnd w:id="26"/>
     </w:p>
     <w:tbl>
       <w:tblPr>
@@ -7486,11 +7828,11 @@
       <w:pPr>
         <w:pStyle w:val="Heading3"/>
       </w:pPr>
-      <w:bookmarkStart w:id="26" w:name="_Toc226057156"/>
+      <w:bookmarkStart w:id="27" w:name="_Toc226057156"/>
       <w:r>
         <w:t>Limitations and caveats</w:t>
       </w:r>
-      <w:bookmarkEnd w:id="26"/>
+      <w:bookmarkEnd w:id="27"/>
     </w:p>
     <w:p>
       <w:r>
@@ -7517,107 +7859,107 @@
           <w:numId w:val="33"/>
         </w:numPr>
       </w:pPr>
-      <w:bookmarkStart w:id="27" w:name="_Toc226057157"/>
-      <w:r>
-        <w:lastRenderedPageBreak/>
+      <w:bookmarkStart w:id="28" w:name="_Toc226057157"/>
+      <w:r>
         <w:t>Risk Assessment and Mitigation Strategies</w:t>
-      </w:r>
-      <w:bookmarkEnd w:id="27"/>
-    </w:p>
-    <w:p>
-      <w:r>
-        <w:t xml:space="preserve">Publishing the results of these models and stating that public sentiment is not supported by the data would be premature. If incorrect, </w:t>
-      </w:r>
-      <w:r>
-        <w:t xml:space="preserve">PA Data Discourse </w:t>
-      </w:r>
-      <w:r>
-        <w:t xml:space="preserve">risks the attention and trust of readers. </w:t>
-      </w:r>
-      <w:r>
-        <w:t>The estimated time for this additional research is only two weeks, and the publication would be in a better position to provide an answer to the public.</w:t>
-      </w:r>
-    </w:p>
-    <w:p>
-      <w:pPr>
-        <w:pStyle w:val="Heading3"/>
-      </w:pPr>
-      <w:bookmarkStart w:id="28" w:name="_Toc226057158"/>
-      <w:r>
-        <w:t>Model risks</w:t>
       </w:r>
       <w:bookmarkEnd w:id="28"/>
     </w:p>
     <w:p>
-      <w:pPr>
-        <w:spacing w:before="120" w:after="120"/>
-      </w:pPr>
-      <w:r>
-        <w:t>As a historical study, t</w:t>
-      </w:r>
-      <w:r>
-        <w:t xml:space="preserve">here are no risks with modeling aggressive driving using COVID-19 as a predictor. </w:t>
-      </w:r>
-      <w:r>
-        <w:t xml:space="preserve">The results from the models, including any additional models </w:t>
-      </w:r>
-      <w:r>
-        <w:t xml:space="preserve">pursued as </w:t>
-      </w:r>
-      <w:r>
-        <w:t>recommend</w:t>
-      </w:r>
-      <w:r>
-        <w:t>ed,</w:t>
-      </w:r>
-      <w:r>
-        <w:t xml:space="preserve"> </w:t>
-      </w:r>
-      <w:r>
-        <w:t>are focused on answering a question about events prior to and after one particular point in time</w:t>
-      </w:r>
-      <w:r>
-        <w:t xml:space="preserve">. </w:t>
+      <w:r>
+        <w:t xml:space="preserve">Publishing the results of these models and stating that public sentiment is not supported by the data would be premature. If incorrect, </w:t>
+      </w:r>
+      <w:r>
+        <w:t xml:space="preserve">PA Data Discourse </w:t>
+      </w:r>
+      <w:r>
+        <w:t xml:space="preserve">risks the attention and trust of readers. </w:t>
+      </w:r>
+      <w:r>
+        <w:t>The estimated time for this additional research is only two weeks, and the publication would be in a better position to provide an answer to the public.</w:t>
       </w:r>
     </w:p>
     <w:p>
       <w:pPr>
         <w:pStyle w:val="Heading3"/>
       </w:pPr>
-      <w:bookmarkStart w:id="29" w:name="_Toc226057159"/>
-      <w:r>
-        <w:t>Data risks</w:t>
+      <w:bookmarkStart w:id="29" w:name="_Toc226057158"/>
+      <w:r>
+        <w:t>Model risks</w:t>
       </w:r>
       <w:bookmarkEnd w:id="29"/>
     </w:p>
     <w:p>
-      <w:r>
-        <w:t xml:space="preserve">Availability of data is the number one </w:t>
-      </w:r>
-      <w:r>
-        <w:t xml:space="preserve">data </w:t>
-      </w:r>
-      <w:r>
-        <w:t xml:space="preserve">risk with this project. The current models are a historical view of the data, however, if additional data are pursued for further study or ongoing monitoring, there are risks that some or all of the desired data will be unavailable </w:t>
-      </w:r>
-      <w:r>
-        <w:t xml:space="preserve">either now or </w:t>
-      </w:r>
-      <w:r>
-        <w:t xml:space="preserve">at some point in the future. </w:t>
+      <w:pPr>
+        <w:spacing w:before="120" w:after="120"/>
+      </w:pPr>
+      <w:r>
+        <w:t>As a historical study, t</w:t>
+      </w:r>
+      <w:r>
+        <w:t xml:space="preserve">here are no risks with modeling aggressive driving using COVID-19 as a predictor. </w:t>
+      </w:r>
+      <w:r>
+        <w:t xml:space="preserve">The results from the models, including any additional models </w:t>
+      </w:r>
+      <w:r>
+        <w:t xml:space="preserve">pursued as </w:t>
+      </w:r>
+      <w:r>
+        <w:t>recommend</w:t>
+      </w:r>
+      <w:r>
+        <w:t>ed,</w:t>
+      </w:r>
+      <w:r>
+        <w:t xml:space="preserve"> </w:t>
+      </w:r>
+      <w:r>
+        <w:t>are focused on answering a question about events prior to and after one particular point in time</w:t>
+      </w:r>
+      <w:r>
+        <w:t xml:space="preserve">. </w:t>
       </w:r>
     </w:p>
     <w:p>
       <w:pPr>
         <w:pStyle w:val="Heading3"/>
       </w:pPr>
-      <w:bookmarkStart w:id="30" w:name="_Toc226057160"/>
-      <w:r>
-        <w:t>Organizational risks</w:t>
+      <w:bookmarkStart w:id="30" w:name="_Toc226057159"/>
+      <w:r>
+        <w:t>Data risks</w:t>
       </w:r>
       <w:bookmarkEnd w:id="30"/>
     </w:p>
     <w:p>
+      <w:r>
+        <w:t xml:space="preserve">Availability of data is the number one </w:t>
+      </w:r>
+      <w:r>
+        <w:t xml:space="preserve">data </w:t>
+      </w:r>
+      <w:r>
+        <w:t xml:space="preserve">risk with this project. The current models are a historical view of the data, however, if additional data are pursued for further study or ongoing monitoring, there are risks that some or all of the desired data will be unavailable </w:t>
+      </w:r>
+      <w:r>
+        <w:t xml:space="preserve">either now or </w:t>
+      </w:r>
+      <w:r>
+        <w:t xml:space="preserve">at some point in the future. </w:t>
+      </w:r>
+    </w:p>
+    <w:p>
+      <w:pPr>
+        <w:pStyle w:val="Heading3"/>
+      </w:pPr>
+      <w:bookmarkStart w:id="31" w:name="_Toc226057160"/>
+      <w:r>
+        <w:lastRenderedPageBreak/>
+        <w:t>Organizational risks</w:t>
+      </w:r>
+      <w:bookmarkEnd w:id="31"/>
+    </w:p>
+    <w:p>
       <w:pPr>
         <w:pStyle w:val="p1"/>
         <w:rPr>
@@ -7751,11 +8093,11 @@
       <w:pPr>
         <w:pStyle w:val="Heading3"/>
       </w:pPr>
-      <w:bookmarkStart w:id="31" w:name="_Toc226057161"/>
+      <w:bookmarkStart w:id="32" w:name="_Toc226057161"/>
       <w:r>
         <w:t>Ethical considerations</w:t>
       </w:r>
-      <w:bookmarkEnd w:id="31"/>
+      <w:bookmarkEnd w:id="32"/>
     </w:p>
     <w:p>
       <w:pPr>
@@ -7787,11 +8129,11 @@
       <w:pPr>
         <w:pStyle w:val="Heading3"/>
       </w:pPr>
-      <w:bookmarkStart w:id="32" w:name="_Toc226057162"/>
+      <w:bookmarkStart w:id="33" w:name="_Toc226057162"/>
       <w:r>
         <w:t>Mitigation approaches</w:t>
       </w:r>
-      <w:bookmarkEnd w:id="32"/>
+      <w:bookmarkEnd w:id="33"/>
     </w:p>
     <w:p>
       <w:pPr>
@@ -7901,7 +8243,6 @@
         </w:rPr>
       </w:pPr>
       <w:r>
-        <w:lastRenderedPageBreak/>
         <w:br w:type="page"/>
       </w:r>
     </w:p>
@@ -7909,32 +8250,21 @@
       <w:pPr>
         <w:pStyle w:val="Heading1"/>
       </w:pPr>
-      <w:bookmarkStart w:id="33" w:name="_Toc226057163"/>
+      <w:bookmarkStart w:id="34" w:name="_Toc226057163"/>
       <w:r>
         <w:lastRenderedPageBreak/>
         <w:t>Section 2: Project Review and Reflection</w:t>
-      </w:r>
-      <w:bookmarkEnd w:id="33"/>
-    </w:p>
-    <w:p/>
-    <w:p>
-      <w:pPr>
-        <w:pStyle w:val="Heading2"/>
-      </w:pPr>
-      <w:bookmarkStart w:id="34" w:name="_Toc226057164"/>
-      <w:r>
-        <w:t>2.1 Project Retrospective</w:t>
       </w:r>
       <w:bookmarkEnd w:id="34"/>
     </w:p>
     <w:p/>
     <w:p>
       <w:pPr>
-        <w:pStyle w:val="Heading3"/>
-      </w:pPr>
-      <w:bookmarkStart w:id="35" w:name="_Toc226057165"/>
-      <w:r>
-        <w:t>What went well</w:t>
+        <w:pStyle w:val="Heading2"/>
+      </w:pPr>
+      <w:bookmarkStart w:id="35" w:name="_Toc226057164"/>
+      <w:r>
+        <w:t>2.1 Project Retrospective</w:t>
       </w:r>
       <w:bookmarkEnd w:id="35"/>
     </w:p>
@@ -7943,9 +8273,9 @@
       <w:pPr>
         <w:pStyle w:val="Heading3"/>
       </w:pPr>
-      <w:bookmarkStart w:id="36" w:name="_Toc226057166"/>
-      <w:r>
-        <w:t>Challenges faced</w:t>
+      <w:bookmarkStart w:id="36" w:name="_Toc226057165"/>
+      <w:r>
+        <w:t>What went well</w:t>
       </w:r>
       <w:bookmarkEnd w:id="36"/>
     </w:p>
@@ -7954,9 +8284,9 @@
       <w:pPr>
         <w:pStyle w:val="Heading3"/>
       </w:pPr>
-      <w:bookmarkStart w:id="37" w:name="_Toc226057167"/>
-      <w:r>
-        <w:t>Alternative approaches</w:t>
+      <w:bookmarkStart w:id="37" w:name="_Toc226057166"/>
+      <w:r>
+        <w:t>Challenges faced</w:t>
       </w:r>
       <w:bookmarkEnd w:id="37"/>
     </w:p>
@@ -7965,9 +8295,9 @@
       <w:pPr>
         <w:pStyle w:val="Heading3"/>
       </w:pPr>
-      <w:bookmarkStart w:id="38" w:name="_Toc226057168"/>
-      <w:r>
-        <w:t>CRISP-DM reflection</w:t>
+      <w:bookmarkStart w:id="38" w:name="_Toc226057167"/>
+      <w:r>
+        <w:t>Alternative approaches</w:t>
       </w:r>
       <w:bookmarkEnd w:id="38"/>
     </w:p>
@@ -7976,31 +8306,31 @@
       <w:pPr>
         <w:pStyle w:val="Heading3"/>
       </w:pPr>
-      <w:bookmarkStart w:id="39" w:name="_Toc226057169"/>
-      <w:r>
-        <w:t>Time allocation</w:t>
+      <w:bookmarkStart w:id="39" w:name="_Toc226057168"/>
+      <w:r>
+        <w:t>CRISP-DM reflection</w:t>
       </w:r>
       <w:bookmarkEnd w:id="39"/>
     </w:p>
     <w:p/>
     <w:p>
       <w:pPr>
-        <w:pStyle w:val="Heading2"/>
-      </w:pPr>
-      <w:bookmarkStart w:id="40" w:name="_Toc226057170"/>
-      <w:r>
-        <w:t>2.2 Lessons Learned and Future Applications</w:t>
+        <w:pStyle w:val="Heading3"/>
+      </w:pPr>
+      <w:bookmarkStart w:id="40" w:name="_Toc226057169"/>
+      <w:r>
+        <w:t>Time allocation</w:t>
       </w:r>
       <w:bookmarkEnd w:id="40"/>
     </w:p>
     <w:p/>
     <w:p>
       <w:pPr>
-        <w:pStyle w:val="Heading3"/>
-      </w:pPr>
-      <w:bookmarkStart w:id="41" w:name="_Toc226057171"/>
-      <w:r>
-        <w:t>Technical lessons</w:t>
+        <w:pStyle w:val="Heading2"/>
+      </w:pPr>
+      <w:bookmarkStart w:id="41" w:name="_Toc226057170"/>
+      <w:r>
+        <w:t>2.2 Lessons Learned and Future Applications</w:t>
       </w:r>
       <w:bookmarkEnd w:id="41"/>
     </w:p>
@@ -8009,9 +8339,9 @@
       <w:pPr>
         <w:pStyle w:val="Heading3"/>
       </w:pPr>
-      <w:bookmarkStart w:id="42" w:name="_Toc226057172"/>
-      <w:r>
-        <w:t>Process insights</w:t>
+      <w:bookmarkStart w:id="42" w:name="_Toc226057171"/>
+      <w:r>
+        <w:t>Technical lessons</w:t>
       </w:r>
       <w:bookmarkEnd w:id="42"/>
     </w:p>
@@ -8020,9 +8350,9 @@
       <w:pPr>
         <w:pStyle w:val="Heading3"/>
       </w:pPr>
-      <w:bookmarkStart w:id="43" w:name="_Toc226057173"/>
-      <w:r>
-        <w:t>Domain knowledge</w:t>
+      <w:bookmarkStart w:id="43" w:name="_Toc226057172"/>
+      <w:r>
+        <w:t>Process insights</w:t>
       </w:r>
       <w:bookmarkEnd w:id="43"/>
     </w:p>
@@ -8031,9 +8361,9 @@
       <w:pPr>
         <w:pStyle w:val="Heading3"/>
       </w:pPr>
-      <w:bookmarkStart w:id="44" w:name="_Toc226057174"/>
-      <w:r>
-        <w:t>Tool proficiency</w:t>
+      <w:bookmarkStart w:id="44" w:name="_Toc226057173"/>
+      <w:r>
+        <w:t>Domain knowledge</w:t>
       </w:r>
       <w:bookmarkEnd w:id="44"/>
     </w:p>
@@ -8042,30 +8372,41 @@
       <w:pPr>
         <w:pStyle w:val="Heading3"/>
       </w:pPr>
-      <w:bookmarkStart w:id="45" w:name="_Toc226057175"/>
-      <w:r>
-        <w:t>Future applications</w:t>
+      <w:bookmarkStart w:id="45" w:name="_Toc226057174"/>
+      <w:r>
+        <w:t>Tool proficiency</w:t>
       </w:r>
       <w:bookmarkEnd w:id="45"/>
     </w:p>
     <w:p/>
     <w:p>
       <w:pPr>
-        <w:pStyle w:val="Heading1"/>
-      </w:pPr>
-      <w:bookmarkStart w:id="46" w:name="_Toc226057176"/>
-      <w:r>
-        <w:t>Conclusion</w:t>
+        <w:pStyle w:val="Heading3"/>
+      </w:pPr>
+      <w:bookmarkStart w:id="46" w:name="_Toc226057175"/>
+      <w:r>
+        <w:t>Future applications</w:t>
       </w:r>
       <w:bookmarkEnd w:id="46"/>
     </w:p>
+    <w:p/>
+    <w:p>
+      <w:pPr>
+        <w:pStyle w:val="Heading1"/>
+      </w:pPr>
+      <w:bookmarkStart w:id="47" w:name="_Toc226057176"/>
+      <w:r>
+        <w:t>Conclusion</w:t>
+      </w:r>
+      <w:bookmarkEnd w:id="47"/>
+    </w:p>
     <w:p>
       <w:pPr>
         <w:spacing w:before="120" w:after="120"/>
         <w:sectPr>
-          <w:footerReference w:type="even" r:id="rId18"/>
-          <w:footerReference w:type="default" r:id="rId19"/>
-          <w:footerReference w:type="first" r:id="rId20"/>
+          <w:footerReference w:type="even" r:id="rId19"/>
+          <w:footerReference w:type="default" r:id="rId20"/>
+          <w:footerReference w:type="first" r:id="rId21"/>
           <w:pgSz w:w="12240" w:h="15840"/>
           <w:pgMar w:top="1440" w:right="1440" w:bottom="1440" w:left="1440" w:header="720" w:footer="720" w:gutter="0"/>
           <w:cols w:space="720"/>
@@ -8081,39 +8422,39 @@
       <w:pPr>
         <w:pStyle w:val="Heading1"/>
       </w:pPr>
-      <w:bookmarkStart w:id="47" w:name="_Toc226057179"/>
+      <w:bookmarkStart w:id="48" w:name="_Toc226057179"/>
       <w:r>
         <w:lastRenderedPageBreak/>
         <w:t>AI Statement of Use</w:t>
-      </w:r>
-      <w:bookmarkEnd w:id="47"/>
-    </w:p>
-    <w:p>
-      <w:r>
-        <w:t>AI (</w:t>
-      </w:r>
-      <w:r>
-        <w:rPr>
-          <w:i/>
-          <w:iCs/>
-        </w:rPr>
-        <w:t>Chatbot App—AI Chatbot</w:t>
-      </w:r>
-      <w:r>
-        <w:t>) was used to troubleshoot errors, especially errors related to setting up the virtual environment. It was also used to look up code syntax and definitions of terms for better understanding. AI was not used for writing or coding. No blocks of text or code were copied from AI for use in this project.</w:t>
-      </w:r>
-    </w:p>
-    <w:p>
-      <w:pPr>
-        <w:pStyle w:val="Heading1"/>
-      </w:pPr>
-      <w:bookmarkStart w:id="48" w:name="_Toc226057180"/>
-      <w:r>
-        <w:t>Bibliography</w:t>
       </w:r>
       <w:bookmarkEnd w:id="48"/>
     </w:p>
     <w:p>
+      <w:r>
+        <w:t>AI (</w:t>
+      </w:r>
+      <w:r>
+        <w:rPr>
+          <w:i/>
+          <w:iCs/>
+        </w:rPr>
+        <w:t>Chatbot App—AI Chatbot</w:t>
+      </w:r>
+      <w:r>
+        <w:t>) was used to troubleshoot errors, especially errors related to setting up the virtual environment. It was also used to look up code syntax and definitions of terms for better understanding. AI was not used for writing or coding. No blocks of text or code were copied from AI for use in this project.</w:t>
+      </w:r>
+    </w:p>
+    <w:p>
+      <w:pPr>
+        <w:pStyle w:val="Heading1"/>
+      </w:pPr>
+      <w:bookmarkStart w:id="49" w:name="_Toc226057180"/>
+      <w:r>
+        <w:t>Bibliography</w:t>
+      </w:r>
+      <w:bookmarkEnd w:id="49"/>
+    </w:p>
+    <w:p>
       <w:pPr>
         <w:spacing w:line="480" w:lineRule="auto"/>
         <w:ind w:left="480" w:hanging="480"/>
@@ -8131,7 +8472,7 @@
       <w:r>
         <w:t xml:space="preserve">. (n.d.). Retrieved February 1, 2026, from </w:t>
       </w:r>
-      <w:hyperlink r:id="rId21" w:history="1">
+      <w:hyperlink r:id="rId22" w:history="1">
         <w:r>
           <w:rPr>
             <w:rStyle w:val="Hyperlink"/>
@@ -8198,7 +8539,7 @@
       <w:r>
         <w:t xml:space="preserve">. </w:t>
       </w:r>
-      <w:hyperlink r:id="rId22" w:history="1">
+      <w:hyperlink r:id="rId23" w:history="1">
         <w:r>
           <w:rPr>
             <w:rStyle w:val="Hyperlink"/>
@@ -8228,7 +8569,7 @@
       <w:r>
         <w:t xml:space="preserve">. Retrieved January 22, 2026, from </w:t>
       </w:r>
-      <w:hyperlink r:id="rId23" w:history="1">
+      <w:hyperlink r:id="rId24" w:history="1">
         <w:r>
           <w:rPr>
             <w:rStyle w:val="Hyperlink"/>
@@ -8252,7 +8593,7 @@
       <w:r>
         <w:t xml:space="preserve">. (n.d.). Pennsylvania Department of Transportation. Retrieved January 25, 2026, from </w:t>
       </w:r>
-      <w:hyperlink r:id="rId24" w:history="1">
+      <w:hyperlink r:id="rId25" w:history="1">
         <w:r>
           <w:rPr>
             <w:rStyle w:val="Hyperlink"/>
@@ -8280,7 +8621,7 @@
       <w:r>
         <w:t xml:space="preserve">. (n.d.). Retrieved January 25, 2026, from </w:t>
       </w:r>
-      <w:hyperlink r:id="rId25" w:history="1">
+      <w:hyperlink r:id="rId26" w:history="1">
         <w:r>
           <w:rPr>
             <w:rStyle w:val="Hyperlink"/>
@@ -8842,6 +9183,119 @@
     </w:lvl>
   </w:abstractNum>
   <w:abstractNum w:abstractNumId="3" w15:restartNumberingAfterBreak="0">
+    <w:nsid w:val="0B2C3A12"/>
+    <w:multiLevelType w:val="hybridMultilevel"/>
+    <w:tmpl w:val="08840032"/>
+    <w:lvl w:ilvl="0" w:tplc="04090001">
+      <w:start w:val="1"/>
+      <w:numFmt w:val="bullet"/>
+      <w:lvlText w:val=""/>
+      <w:lvlJc w:val="left"/>
+      <w:pPr>
+        <w:ind w:left="720" w:hanging="360"/>
+      </w:pPr>
+      <w:rPr>
+        <w:rFonts w:ascii="Symbol" w:hAnsi="Symbol" w:hint="default"/>
+      </w:rPr>
+    </w:lvl>
+    <w:lvl w:ilvl="1" w:tplc="04090003" w:tentative="1">
+      <w:start w:val="1"/>
+      <w:numFmt w:val="bullet"/>
+      <w:lvlText w:val="o"/>
+      <w:lvlJc w:val="left"/>
+      <w:pPr>
+        <w:ind w:left="1440" w:hanging="360"/>
+      </w:pPr>
+      <w:rPr>
+        <w:rFonts w:ascii="Courier New" w:hAnsi="Courier New" w:cs="Courier New" w:hint="default"/>
+      </w:rPr>
+    </w:lvl>
+    <w:lvl w:ilvl="2" w:tplc="04090005" w:tentative="1">
+      <w:start w:val="1"/>
+      <w:numFmt w:val="bullet"/>
+      <w:lvlText w:val=""/>
+      <w:lvlJc w:val="left"/>
+      <w:pPr>
+        <w:ind w:left="2160" w:hanging="360"/>
+      </w:pPr>
+      <w:rPr>
+        <w:rFonts w:ascii="Wingdings" w:hAnsi="Wingdings" w:hint="default"/>
+      </w:rPr>
+    </w:lvl>
+    <w:lvl w:ilvl="3" w:tplc="04090001" w:tentative="1">
+      <w:start w:val="1"/>
+      <w:numFmt w:val="bullet"/>
+      <w:lvlText w:val=""/>
+      <w:lvlJc w:val="left"/>
+      <w:pPr>
+        <w:ind w:left="2880" w:hanging="360"/>
+      </w:pPr>
+      <w:rPr>
+        <w:rFonts w:ascii="Symbol" w:hAnsi="Symbol" w:hint="default"/>
+      </w:rPr>
+    </w:lvl>
+    <w:lvl w:ilvl="4" w:tplc="04090003" w:tentative="1">
+      <w:start w:val="1"/>
+      <w:numFmt w:val="bullet"/>
+      <w:lvlText w:val="o"/>
+      <w:lvlJc w:val="left"/>
+      <w:pPr>
+        <w:ind w:left="3600" w:hanging="360"/>
+      </w:pPr>
+      <w:rPr>
+        <w:rFonts w:ascii="Courier New" w:hAnsi="Courier New" w:cs="Courier New" w:hint="default"/>
+      </w:rPr>
+    </w:lvl>
+    <w:lvl w:ilvl="5" w:tplc="04090005" w:tentative="1">
+      <w:start w:val="1"/>
+      <w:numFmt w:val="bullet"/>
+      <w:lvlText w:val=""/>
+      <w:lvlJc w:val="left"/>
+      <w:pPr>
+        <w:ind w:left="4320" w:hanging="360"/>
+      </w:pPr>
+      <w:rPr>
+        <w:rFonts w:ascii="Wingdings" w:hAnsi="Wingdings" w:hint="default"/>
+      </w:rPr>
+    </w:lvl>
+    <w:lvl w:ilvl="6" w:tplc="04090001" w:tentative="1">
+      <w:start w:val="1"/>
+      <w:numFmt w:val="bullet"/>
+      <w:lvlText w:val=""/>
+      <w:lvlJc w:val="left"/>
+      <w:pPr>
+        <w:ind w:left="5040" w:hanging="360"/>
+      </w:pPr>
+      <w:rPr>
+        <w:rFonts w:ascii="Symbol" w:hAnsi="Symbol" w:hint="default"/>
+      </w:rPr>
+    </w:lvl>
+    <w:lvl w:ilvl="7" w:tplc="04090003" w:tentative="1">
+      <w:start w:val="1"/>
+      <w:numFmt w:val="bullet"/>
+      <w:lvlText w:val="o"/>
+      <w:lvlJc w:val="left"/>
+      <w:pPr>
+        <w:ind w:left="5760" w:hanging="360"/>
+      </w:pPr>
+      <w:rPr>
+        <w:rFonts w:ascii="Courier New" w:hAnsi="Courier New" w:cs="Courier New" w:hint="default"/>
+      </w:rPr>
+    </w:lvl>
+    <w:lvl w:ilvl="8" w:tplc="04090005" w:tentative="1">
+      <w:start w:val="1"/>
+      <w:numFmt w:val="bullet"/>
+      <w:lvlText w:val=""/>
+      <w:lvlJc w:val="left"/>
+      <w:pPr>
+        <w:ind w:left="6480" w:hanging="360"/>
+      </w:pPr>
+      <w:rPr>
+        <w:rFonts w:ascii="Wingdings" w:hAnsi="Wingdings" w:hint="default"/>
+      </w:rPr>
+    </w:lvl>
+  </w:abstractNum>
+  <w:abstractNum w:abstractNumId="4" w15:restartNumberingAfterBreak="0">
     <w:nsid w:val="0C8329D1"/>
     <w:multiLevelType w:val="hybridMultilevel"/>
     <w:tmpl w:val="E048D77E"/>
@@ -8954,7 +9408,7 @@
       </w:rPr>
     </w:lvl>
   </w:abstractNum>
-  <w:abstractNum w:abstractNumId="4" w15:restartNumberingAfterBreak="0">
+  <w:abstractNum w:abstractNumId="5" w15:restartNumberingAfterBreak="0">
     <w:nsid w:val="0FE3339B"/>
     <w:multiLevelType w:val="hybridMultilevel"/>
     <w:tmpl w:val="1BB65A24"/>
@@ -9067,7 +9521,7 @@
       </w:rPr>
     </w:lvl>
   </w:abstractNum>
-  <w:abstractNum w:abstractNumId="5" w15:restartNumberingAfterBreak="0">
+  <w:abstractNum w:abstractNumId="6" w15:restartNumberingAfterBreak="0">
     <w:nsid w:val="12D82E0C"/>
     <w:multiLevelType w:val="hybridMultilevel"/>
     <w:tmpl w:val="7F6A6E24"/>
@@ -9180,7 +9634,7 @@
       </w:rPr>
     </w:lvl>
   </w:abstractNum>
-  <w:abstractNum w:abstractNumId="6" w15:restartNumberingAfterBreak="0">
+  <w:abstractNum w:abstractNumId="7" w15:restartNumberingAfterBreak="0">
     <w:nsid w:val="1B7A4176"/>
     <w:multiLevelType w:val="hybridMultilevel"/>
     <w:tmpl w:val="246A5E1C"/>
@@ -9266,7 +9720,7 @@
       </w:pPr>
     </w:lvl>
   </w:abstractNum>
-  <w:abstractNum w:abstractNumId="7" w15:restartNumberingAfterBreak="0">
+  <w:abstractNum w:abstractNumId="8" w15:restartNumberingAfterBreak="0">
     <w:nsid w:val="1BF95F02"/>
     <w:multiLevelType w:val="hybridMultilevel"/>
     <w:tmpl w:val="50A8C140"/>
@@ -9379,7 +9833,7 @@
       </w:rPr>
     </w:lvl>
   </w:abstractNum>
-  <w:abstractNum w:abstractNumId="8" w15:restartNumberingAfterBreak="0">
+  <w:abstractNum w:abstractNumId="9" w15:restartNumberingAfterBreak="0">
     <w:nsid w:val="1E025DF5"/>
     <w:multiLevelType w:val="hybridMultilevel"/>
     <w:tmpl w:val="8B3059B6"/>
@@ -9492,7 +9946,7 @@
       </w:rPr>
     </w:lvl>
   </w:abstractNum>
-  <w:abstractNum w:abstractNumId="9" w15:restartNumberingAfterBreak="0">
+  <w:abstractNum w:abstractNumId="10" w15:restartNumberingAfterBreak="0">
     <w:nsid w:val="1EE453B2"/>
     <w:multiLevelType w:val="multilevel"/>
     <w:tmpl w:val="1B8C3B0C"/>
@@ -9641,7 +10095,7 @@
       </w:rPr>
     </w:lvl>
   </w:abstractNum>
-  <w:abstractNum w:abstractNumId="10" w15:restartNumberingAfterBreak="0">
+  <w:abstractNum w:abstractNumId="11" w15:restartNumberingAfterBreak="0">
     <w:nsid w:val="24551CF8"/>
     <w:multiLevelType w:val="hybridMultilevel"/>
     <w:tmpl w:val="336047C2"/>
@@ -9754,7 +10208,7 @@
       </w:rPr>
     </w:lvl>
   </w:abstractNum>
-  <w:abstractNum w:abstractNumId="11" w15:restartNumberingAfterBreak="0">
+  <w:abstractNum w:abstractNumId="12" w15:restartNumberingAfterBreak="0">
     <w:nsid w:val="25CA7014"/>
     <w:multiLevelType w:val="hybridMultilevel"/>
     <w:tmpl w:val="F9B8C68A"/>
@@ -9867,7 +10321,7 @@
       </w:rPr>
     </w:lvl>
   </w:abstractNum>
-  <w:abstractNum w:abstractNumId="12" w15:restartNumberingAfterBreak="0">
+  <w:abstractNum w:abstractNumId="13" w15:restartNumberingAfterBreak="0">
     <w:nsid w:val="263861CC"/>
     <w:multiLevelType w:val="hybridMultilevel"/>
     <w:tmpl w:val="11EAB598"/>
@@ -9953,7 +10407,7 @@
       </w:pPr>
     </w:lvl>
   </w:abstractNum>
-  <w:abstractNum w:abstractNumId="13" w15:restartNumberingAfterBreak="0">
+  <w:abstractNum w:abstractNumId="14" w15:restartNumberingAfterBreak="0">
     <w:nsid w:val="26F253A9"/>
     <w:multiLevelType w:val="hybridMultilevel"/>
     <w:tmpl w:val="5DEEEB0C"/>
@@ -10042,7 +10496,7 @@
       </w:pPr>
     </w:lvl>
   </w:abstractNum>
-  <w:abstractNum w:abstractNumId="14" w15:restartNumberingAfterBreak="0">
+  <w:abstractNum w:abstractNumId="15" w15:restartNumberingAfterBreak="0">
     <w:nsid w:val="2BAE607C"/>
     <w:multiLevelType w:val="multilevel"/>
     <w:tmpl w:val="873A4C16"/>
@@ -10155,7 +10609,7 @@
       </w:rPr>
     </w:lvl>
   </w:abstractNum>
-  <w:abstractNum w:abstractNumId="15" w15:restartNumberingAfterBreak="0">
+  <w:abstractNum w:abstractNumId="16" w15:restartNumberingAfterBreak="0">
     <w:nsid w:val="33295F55"/>
     <w:multiLevelType w:val="multilevel"/>
     <w:tmpl w:val="106A307E"/>
@@ -10304,7 +10758,7 @@
       </w:rPr>
     </w:lvl>
   </w:abstractNum>
-  <w:abstractNum w:abstractNumId="16" w15:restartNumberingAfterBreak="0">
+  <w:abstractNum w:abstractNumId="17" w15:restartNumberingAfterBreak="0">
     <w:nsid w:val="35AF3FE3"/>
     <w:multiLevelType w:val="hybridMultilevel"/>
     <w:tmpl w:val="85ACA5F8"/>
@@ -10417,7 +10871,7 @@
       </w:rPr>
     </w:lvl>
   </w:abstractNum>
-  <w:abstractNum w:abstractNumId="17" w15:restartNumberingAfterBreak="0">
+  <w:abstractNum w:abstractNumId="18" w15:restartNumberingAfterBreak="0">
     <w:nsid w:val="39D31D24"/>
     <w:multiLevelType w:val="hybridMultilevel"/>
     <w:tmpl w:val="59428C7C"/>
@@ -10530,7 +10984,7 @@
       </w:rPr>
     </w:lvl>
   </w:abstractNum>
-  <w:abstractNum w:abstractNumId="18" w15:restartNumberingAfterBreak="0">
+  <w:abstractNum w:abstractNumId="19" w15:restartNumberingAfterBreak="0">
     <w:nsid w:val="3FEF75D6"/>
     <w:multiLevelType w:val="hybridMultilevel"/>
     <w:tmpl w:val="BA68C978"/>
@@ -10643,7 +11097,7 @@
       </w:rPr>
     </w:lvl>
   </w:abstractNum>
-  <w:abstractNum w:abstractNumId="19" w15:restartNumberingAfterBreak="0">
+  <w:abstractNum w:abstractNumId="20" w15:restartNumberingAfterBreak="0">
     <w:nsid w:val="40BA625A"/>
     <w:multiLevelType w:val="multilevel"/>
     <w:tmpl w:val="C6040460"/>
@@ -10792,7 +11246,7 @@
       </w:rPr>
     </w:lvl>
   </w:abstractNum>
-  <w:abstractNum w:abstractNumId="20" w15:restartNumberingAfterBreak="0">
+  <w:abstractNum w:abstractNumId="21" w15:restartNumberingAfterBreak="0">
     <w:nsid w:val="428103D6"/>
     <w:multiLevelType w:val="hybridMultilevel"/>
     <w:tmpl w:val="A6B87394"/>
@@ -10878,7 +11332,7 @@
       </w:pPr>
     </w:lvl>
   </w:abstractNum>
-  <w:abstractNum w:abstractNumId="21" w15:restartNumberingAfterBreak="0">
+  <w:abstractNum w:abstractNumId="22" w15:restartNumberingAfterBreak="0">
     <w:nsid w:val="4590611C"/>
     <w:multiLevelType w:val="hybridMultilevel"/>
     <w:tmpl w:val="987669A2"/>
@@ -10991,7 +11445,7 @@
       </w:rPr>
     </w:lvl>
   </w:abstractNum>
-  <w:abstractNum w:abstractNumId="22" w15:restartNumberingAfterBreak="0">
+  <w:abstractNum w:abstractNumId="23" w15:restartNumberingAfterBreak="0">
     <w:nsid w:val="47B9479A"/>
     <w:multiLevelType w:val="multilevel"/>
     <w:tmpl w:val="3BACC564"/>
@@ -11140,7 +11594,7 @@
       </w:rPr>
     </w:lvl>
   </w:abstractNum>
-  <w:abstractNum w:abstractNumId="23" w15:restartNumberingAfterBreak="0">
+  <w:abstractNum w:abstractNumId="24" w15:restartNumberingAfterBreak="0">
     <w:nsid w:val="4C867506"/>
     <w:multiLevelType w:val="hybridMultilevel"/>
     <w:tmpl w:val="54969962"/>
@@ -11253,7 +11707,7 @@
       </w:rPr>
     </w:lvl>
   </w:abstractNum>
-  <w:abstractNum w:abstractNumId="24" w15:restartNumberingAfterBreak="0">
+  <w:abstractNum w:abstractNumId="25" w15:restartNumberingAfterBreak="0">
     <w:nsid w:val="4EAC6BED"/>
     <w:multiLevelType w:val="hybridMultilevel"/>
     <w:tmpl w:val="7C7AE32C"/>
@@ -11366,7 +11820,7 @@
       </w:rPr>
     </w:lvl>
   </w:abstractNum>
-  <w:abstractNum w:abstractNumId="25" w15:restartNumberingAfterBreak="0">
+  <w:abstractNum w:abstractNumId="26" w15:restartNumberingAfterBreak="0">
     <w:nsid w:val="4F693856"/>
     <w:multiLevelType w:val="hybridMultilevel"/>
     <w:tmpl w:val="EF7A9A4C"/>
@@ -11479,7 +11933,7 @@
       </w:rPr>
     </w:lvl>
   </w:abstractNum>
-  <w:abstractNum w:abstractNumId="26" w15:restartNumberingAfterBreak="0">
+  <w:abstractNum w:abstractNumId="27" w15:restartNumberingAfterBreak="0">
     <w:nsid w:val="52903122"/>
     <w:multiLevelType w:val="hybridMultilevel"/>
     <w:tmpl w:val="5274BA4C"/>
@@ -11592,7 +12046,7 @@
       </w:rPr>
     </w:lvl>
   </w:abstractNum>
-  <w:abstractNum w:abstractNumId="27" w15:restartNumberingAfterBreak="0">
+  <w:abstractNum w:abstractNumId="28" w15:restartNumberingAfterBreak="0">
     <w:nsid w:val="55660081"/>
     <w:multiLevelType w:val="hybridMultilevel"/>
     <w:tmpl w:val="1270AE58"/>
@@ -11705,7 +12159,7 @@
       </w:rPr>
     </w:lvl>
   </w:abstractNum>
-  <w:abstractNum w:abstractNumId="28" w15:restartNumberingAfterBreak="0">
+  <w:abstractNum w:abstractNumId="29" w15:restartNumberingAfterBreak="0">
     <w:nsid w:val="568D211B"/>
     <w:multiLevelType w:val="hybridMultilevel"/>
     <w:tmpl w:val="64E05BBA"/>
@@ -11818,7 +12272,7 @@
       </w:rPr>
     </w:lvl>
   </w:abstractNum>
-  <w:abstractNum w:abstractNumId="29" w15:restartNumberingAfterBreak="0">
+  <w:abstractNum w:abstractNumId="30" w15:restartNumberingAfterBreak="0">
     <w:nsid w:val="569135E9"/>
     <w:multiLevelType w:val="hybridMultilevel"/>
     <w:tmpl w:val="E30E2624"/>
@@ -11907,7 +12361,7 @@
       </w:pPr>
     </w:lvl>
   </w:abstractNum>
-  <w:abstractNum w:abstractNumId="30" w15:restartNumberingAfterBreak="0">
+  <w:abstractNum w:abstractNumId="31" w15:restartNumberingAfterBreak="0">
     <w:nsid w:val="5AF81C8D"/>
     <w:multiLevelType w:val="hybridMultilevel"/>
     <w:tmpl w:val="0D828F8E"/>
@@ -11996,7 +12450,7 @@
       </w:pPr>
     </w:lvl>
   </w:abstractNum>
-  <w:abstractNum w:abstractNumId="31" w15:restartNumberingAfterBreak="0">
+  <w:abstractNum w:abstractNumId="32" w15:restartNumberingAfterBreak="0">
     <w:nsid w:val="6DA23F53"/>
     <w:multiLevelType w:val="hybridMultilevel"/>
     <w:tmpl w:val="188ADD86"/>
@@ -12082,7 +12536,7 @@
       </w:pPr>
     </w:lvl>
   </w:abstractNum>
-  <w:abstractNum w:abstractNumId="32" w15:restartNumberingAfterBreak="0">
+  <w:abstractNum w:abstractNumId="33" w15:restartNumberingAfterBreak="0">
     <w:nsid w:val="731B1EC2"/>
     <w:multiLevelType w:val="multilevel"/>
     <w:tmpl w:val="5114D4E0"/>
@@ -12231,7 +12685,7 @@
       </w:rPr>
     </w:lvl>
   </w:abstractNum>
-  <w:abstractNum w:abstractNumId="33" w15:restartNumberingAfterBreak="0">
+  <w:abstractNum w:abstractNumId="34" w15:restartNumberingAfterBreak="0">
     <w:nsid w:val="73903B8D"/>
     <w:multiLevelType w:val="multilevel"/>
     <w:tmpl w:val="81EA4EF4"/>
@@ -12344,7 +12798,7 @@
       </w:rPr>
     </w:lvl>
   </w:abstractNum>
-  <w:abstractNum w:abstractNumId="34" w15:restartNumberingAfterBreak="0">
+  <w:abstractNum w:abstractNumId="35" w15:restartNumberingAfterBreak="0">
     <w:nsid w:val="74E6616B"/>
     <w:multiLevelType w:val="hybridMultilevel"/>
     <w:tmpl w:val="123CD2AA"/>
@@ -12457,7 +12911,7 @@
       </w:rPr>
     </w:lvl>
   </w:abstractNum>
-  <w:abstractNum w:abstractNumId="35" w15:restartNumberingAfterBreak="0">
+  <w:abstractNum w:abstractNumId="36" w15:restartNumberingAfterBreak="0">
     <w:nsid w:val="7B92727A"/>
     <w:multiLevelType w:val="hybridMultilevel"/>
     <w:tmpl w:val="7C7AE32C"/>
@@ -12570,7 +13024,7 @@
       </w:rPr>
     </w:lvl>
   </w:abstractNum>
-  <w:abstractNum w:abstractNumId="36" w15:restartNumberingAfterBreak="0">
+  <w:abstractNum w:abstractNumId="37" w15:restartNumberingAfterBreak="0">
     <w:nsid w:val="7BEC5E51"/>
     <w:multiLevelType w:val="hybridMultilevel"/>
     <w:tmpl w:val="484CF998"/>
@@ -12683,7 +13137,7 @@
       </w:rPr>
     </w:lvl>
   </w:abstractNum>
-  <w:abstractNum w:abstractNumId="37" w15:restartNumberingAfterBreak="0">
+  <w:abstractNum w:abstractNumId="38" w15:restartNumberingAfterBreak="0">
     <w:nsid w:val="7ED87885"/>
     <w:multiLevelType w:val="hybridMultilevel"/>
     <w:tmpl w:val="B2D2915E"/>
@@ -12797,118 +13251,121 @@
     </w:lvl>
   </w:abstractNum>
   <w:num w:numId="1" w16cid:durableId="1366755905">
-    <w:abstractNumId w:val="9"/>
+    <w:abstractNumId w:val="10"/>
   </w:num>
   <w:num w:numId="2" w16cid:durableId="1445420967">
-    <w:abstractNumId w:val="21"/>
+    <w:abstractNumId w:val="22"/>
   </w:num>
   <w:num w:numId="3" w16cid:durableId="1495294765">
+    <w:abstractNumId w:val="6"/>
+  </w:num>
+  <w:num w:numId="4" w16cid:durableId="82846230">
+    <w:abstractNumId w:val="27"/>
+  </w:num>
+  <w:num w:numId="5" w16cid:durableId="562913700">
+    <w:abstractNumId w:val="4"/>
+  </w:num>
+  <w:num w:numId="6" w16cid:durableId="127206186">
     <w:abstractNumId w:val="5"/>
   </w:num>
-  <w:num w:numId="4" w16cid:durableId="82846230">
+  <w:num w:numId="7" w16cid:durableId="1076123842">
     <w:abstractNumId w:val="26"/>
   </w:num>
-  <w:num w:numId="5" w16cid:durableId="562913700">
-    <w:abstractNumId w:val="3"/>
-  </w:num>
-  <w:num w:numId="6" w16cid:durableId="127206186">
-    <w:abstractNumId w:val="4"/>
-  </w:num>
-  <w:num w:numId="7" w16cid:durableId="1076123842">
-    <w:abstractNumId w:val="25"/>
-  </w:num>
   <w:num w:numId="8" w16cid:durableId="575552567">
-    <w:abstractNumId w:val="17"/>
+    <w:abstractNumId w:val="18"/>
   </w:num>
   <w:num w:numId="9" w16cid:durableId="1906530910">
-    <w:abstractNumId w:val="7"/>
+    <w:abstractNumId w:val="8"/>
   </w:num>
   <w:num w:numId="10" w16cid:durableId="2119715602">
-    <w:abstractNumId w:val="10"/>
+    <w:abstractNumId w:val="11"/>
   </w:num>
   <w:num w:numId="11" w16cid:durableId="1370842515">
-    <w:abstractNumId w:val="15"/>
+    <w:abstractNumId w:val="16"/>
   </w:num>
   <w:num w:numId="12" w16cid:durableId="105007220">
-    <w:abstractNumId w:val="32"/>
+    <w:abstractNumId w:val="33"/>
   </w:num>
   <w:num w:numId="13" w16cid:durableId="265115310">
-    <w:abstractNumId w:val="19"/>
+    <w:abstractNumId w:val="20"/>
   </w:num>
   <w:num w:numId="14" w16cid:durableId="2132552676">
     <w:abstractNumId w:val="0"/>
   </w:num>
   <w:num w:numId="15" w16cid:durableId="1045955663">
-    <w:abstractNumId w:val="36"/>
+    <w:abstractNumId w:val="37"/>
   </w:num>
   <w:num w:numId="16" w16cid:durableId="447746503">
-    <w:abstractNumId w:val="11"/>
+    <w:abstractNumId w:val="12"/>
   </w:num>
   <w:num w:numId="17" w16cid:durableId="454179633">
-    <w:abstractNumId w:val="37"/>
+    <w:abstractNumId w:val="38"/>
   </w:num>
   <w:num w:numId="18" w16cid:durableId="209851477">
-    <w:abstractNumId w:val="18"/>
+    <w:abstractNumId w:val="19"/>
   </w:num>
   <w:num w:numId="19" w16cid:durableId="514151677">
-    <w:abstractNumId w:val="16"/>
+    <w:abstractNumId w:val="17"/>
   </w:num>
   <w:num w:numId="20" w16cid:durableId="168720520">
-    <w:abstractNumId w:val="23"/>
+    <w:abstractNumId w:val="24"/>
   </w:num>
   <w:num w:numId="21" w16cid:durableId="1775973175">
     <w:abstractNumId w:val="2"/>
   </w:num>
   <w:num w:numId="22" w16cid:durableId="819688135">
-    <w:abstractNumId w:val="33"/>
+    <w:abstractNumId w:val="34"/>
   </w:num>
   <w:num w:numId="23" w16cid:durableId="399522726">
     <w:abstractNumId w:val="1"/>
   </w:num>
   <w:num w:numId="24" w16cid:durableId="431825019">
-    <w:abstractNumId w:val="22"/>
+    <w:abstractNumId w:val="23"/>
   </w:num>
   <w:num w:numId="25" w16cid:durableId="1162235991">
-    <w:abstractNumId w:val="24"/>
+    <w:abstractNumId w:val="25"/>
   </w:num>
   <w:num w:numId="26" w16cid:durableId="971330482">
-    <w:abstractNumId w:val="6"/>
+    <w:abstractNumId w:val="7"/>
   </w:num>
   <w:num w:numId="27" w16cid:durableId="437722151">
-    <w:abstractNumId w:val="20"/>
+    <w:abstractNumId w:val="21"/>
   </w:num>
   <w:num w:numId="28" w16cid:durableId="1763909631">
-    <w:abstractNumId w:val="12"/>
+    <w:abstractNumId w:val="13"/>
   </w:num>
   <w:num w:numId="29" w16cid:durableId="17395986">
-    <w:abstractNumId w:val="13"/>
+    <w:abstractNumId w:val="14"/>
   </w:num>
   <w:num w:numId="30" w16cid:durableId="2142572303">
+    <w:abstractNumId w:val="36"/>
+  </w:num>
+  <w:num w:numId="31" w16cid:durableId="1273322410">
+    <w:abstractNumId w:val="30"/>
+  </w:num>
+  <w:num w:numId="32" w16cid:durableId="1866939434">
+    <w:abstractNumId w:val="31"/>
+  </w:num>
+  <w:num w:numId="33" w16cid:durableId="1081875593">
+    <w:abstractNumId w:val="15"/>
+  </w:num>
+  <w:num w:numId="34" w16cid:durableId="1731733005">
+    <w:abstractNumId w:val="32"/>
+  </w:num>
+  <w:num w:numId="35" w16cid:durableId="1552963432">
     <w:abstractNumId w:val="35"/>
   </w:num>
-  <w:num w:numId="31" w16cid:durableId="1273322410">
+  <w:num w:numId="36" w16cid:durableId="1452699016">
     <w:abstractNumId w:val="29"/>
   </w:num>
-  <w:num w:numId="32" w16cid:durableId="1866939434">
-    <w:abstractNumId w:val="30"/>
-  </w:num>
-  <w:num w:numId="33" w16cid:durableId="1081875593">
-    <w:abstractNumId w:val="14"/>
-  </w:num>
-  <w:num w:numId="34" w16cid:durableId="1731733005">
-    <w:abstractNumId w:val="31"/>
-  </w:num>
-  <w:num w:numId="35" w16cid:durableId="1552963432">
-    <w:abstractNumId w:val="34"/>
-  </w:num>
-  <w:num w:numId="36" w16cid:durableId="1452699016">
+  <w:num w:numId="37" w16cid:durableId="1400715880">
     <w:abstractNumId w:val="28"/>
   </w:num>
-  <w:num w:numId="37" w16cid:durableId="1400715880">
-    <w:abstractNumId w:val="27"/>
+  <w:num w:numId="38" w16cid:durableId="1818570331">
+    <w:abstractNumId w:val="9"/>
   </w:num>
-  <w:num w:numId="38" w16cid:durableId="1818570331">
-    <w:abstractNumId w:val="8"/>
+  <w:num w:numId="39" w16cid:durableId="653678327">
+    <w:abstractNumId w:val="3"/>
   </w:num>
 </w:numbering>
 </file>

--- a/Evaluation_and_Deployment_Report_over_lisa .docx
+++ b/Evaluation_and_Deployment_Report_over_lisa .docx
@@ -3843,6 +3843,27 @@
     </w:p>
     <w:p>
       <w:pPr>
+        <w:rPr>
+          <w:shd w:val="clear" w:color="auto" w:fill="FFFFFF"/>
+        </w:rPr>
+      </w:pPr>
+    </w:p>
+    <w:p>
+      <w:pPr>
+        <w:rPr>
+          <w:shd w:val="clear" w:color="auto" w:fill="FFFFFF"/>
+        </w:rPr>
+      </w:pPr>
+      <w:r>
+        <w:rPr>
+          <w:highlight w:val="cyan"/>
+          <w:shd w:val="clear" w:color="auto" w:fill="FFFFFF"/>
+        </w:rPr>
+        <w:t>ROBUSTNESS TESTING</w:t>
+      </w:r>
+    </w:p>
+    <w:p>
+      <w:pPr>
         <w:pStyle w:val="Heading3"/>
         <w:rPr>
           <w:rFonts w:eastAsia="Times New Roman"/>
@@ -3962,6 +3983,9 @@
       </w:pPr>
       <w:bookmarkStart w:id="3" w:name="_Toc226057144"/>
       <w:r>
+        <w:rPr>
+          <w:highlight w:val="cyan"/>
+        </w:rPr>
         <w:t>Section 0: Executive Summary Presentation</w:t>
       </w:r>
       <w:bookmarkEnd w:id="3"/>
@@ -3977,7 +4001,6 @@
       </w:r>
       <w:bookmarkEnd w:id="4"/>
     </w:p>
-    <w:p/>
     <w:p>
       <w:pPr>
         <w:pStyle w:val="Heading2"/>
@@ -4054,11 +4077,11 @@
         <w:t>is conclusion</w:t>
       </w:r>
       <w:r>
-        <w:t xml:space="preserve">. The ROC is a line or curve created by two rates plotted against one another: the rate at which the </w:t>
+        <w:t xml:space="preserve">. The </w:t>
       </w:r>
       <w:r>
         <w:lastRenderedPageBreak/>
-        <w:t xml:space="preserve">model correctly classifies crashes involving aggressive driving (true positive rate) and the rate at which the model incorrectly classifies crashes as involving aggressive driving (false positive rate). </w:t>
+        <w:t xml:space="preserve">ROC is a line or curve created by two rates plotted against one another: the rate at which the model correctly classifies crashes involving aggressive driving (true positive rate) and the rate at which the model incorrectly classifies crashes as involving aggressive driving (false positive rate). </w:t>
       </w:r>
       <w:r>
         <w:t xml:space="preserve">The ROC curve for this model, displayed in </w:t>
@@ -4336,6 +4359,7 @@
       </w:pPr>
       <w:bookmarkStart w:id="9" w:name="_Ref227260216"/>
       <w:r>
+        <w:lastRenderedPageBreak/>
         <w:t xml:space="preserve">Figure </w:t>
       </w:r>
       <w:r>
@@ -4366,7 +4390,6 @@
         <w:spacing w:before="120" w:after="120"/>
       </w:pPr>
       <w:r>
-        <w:lastRenderedPageBreak/>
         <w:t xml:space="preserve">As modeled using crash data from </w:t>
       </w:r>
       <w:r>
@@ -5887,347 +5910,293 @@
       <w:bookmarkEnd w:id="15"/>
     </w:p>
     <w:p>
-      <w:r>
-        <w:rPr>
-          <w:highlight w:val="yellow"/>
-        </w:rPr>
-        <w:t>The following table summarizes the confidence level for the models in this study.</w:t>
+      <w:pPr>
+        <w:spacing w:before="120" w:after="120"/>
+        <w:rPr>
+          <w:b/>
+          <w:bCs/>
+          <w:color w:val="000000" w:themeColor="text1"/>
+        </w:rPr>
+      </w:pPr>
+      <w:r>
+        <w:rPr>
+          <w:rStyle w:val="SubtleEmphasis"/>
+          <w:b/>
+          <w:bCs/>
+          <w:color w:val="000000" w:themeColor="text1"/>
+        </w:rPr>
+        <w:t>Objective 1: Determine whether there has been a statistically significant increase in aggressive driving since the COVID-19 pandemic to provide evidence-based conclusions for PA Data Discourse readers about driving risks within 12 weeks</w:t>
+      </w:r>
+      <w:r>
+        <w:rPr>
+          <w:rStyle w:val="SubtleEmphasis"/>
+          <w:b/>
+          <w:bCs/>
+          <w:i w:val="0"/>
+          <w:iCs w:val="0"/>
+          <w:color w:val="000000" w:themeColor="text1"/>
+        </w:rPr>
+        <w:t>.</w:t>
       </w:r>
     </w:p>
-    <w:tbl>
-      <w:tblPr>
-        <w:tblStyle w:val="GridTable2-Accent5"/>
-        <w:tblW w:w="0" w:type="auto"/>
-        <w:tblLook w:val="04A0" w:firstRow="1" w:lastRow="0" w:firstColumn="1" w:lastColumn="0" w:noHBand="0" w:noVBand="1"/>
-      </w:tblPr>
-      <w:tblGrid>
-        <w:gridCol w:w="1070"/>
-        <w:gridCol w:w="3786"/>
-        <w:gridCol w:w="4504"/>
-      </w:tblGrid>
-      <w:tr>
-        <w:trPr>
-          <w:cnfStyle w:val="100000000000" w:firstRow="1" w:lastRow="0" w:firstColumn="0" w:lastColumn="0" w:oddVBand="0" w:evenVBand="0" w:oddHBand="0" w:evenHBand="0" w:firstRowFirstColumn="0" w:firstRowLastColumn="0" w:lastRowFirstColumn="0" w:lastRowLastColumn="0"/>
-        </w:trPr>
-        <w:tc>
-          <w:tcPr>
-            <w:cnfStyle w:val="001000000000" w:firstRow="0" w:lastRow="0" w:firstColumn="1" w:lastColumn="0" w:oddVBand="0" w:evenVBand="0" w:oddHBand="0" w:evenHBand="0" w:firstRowFirstColumn="0" w:firstRowLastColumn="0" w:lastRowFirstColumn="0" w:lastRowLastColumn="0"/>
-            <w:tcW w:w="1070" w:type="dxa"/>
-          </w:tcPr>
-          <w:p>
-            <w:pPr>
-              <w:keepNext/>
-              <w:spacing w:before="120" w:after="120"/>
-              <w:rPr>
-                <w:shd w:val="clear" w:color="auto" w:fill="FFFFFF"/>
-              </w:rPr>
-            </w:pPr>
-            <w:r>
-              <w:rPr>
-                <w:shd w:val="clear" w:color="auto" w:fill="FFFFFF"/>
-              </w:rPr>
-              <w:t>Number</w:t>
-            </w:r>
-          </w:p>
-        </w:tc>
-        <w:tc>
-          <w:tcPr>
-            <w:tcW w:w="3786" w:type="dxa"/>
-          </w:tcPr>
-          <w:p>
-            <w:pPr>
-              <w:keepNext/>
-              <w:spacing w:before="120" w:after="120"/>
-              <w:cnfStyle w:val="100000000000" w:firstRow="1" w:lastRow="0" w:firstColumn="0" w:lastColumn="0" w:oddVBand="0" w:evenVBand="0" w:oddHBand="0" w:evenHBand="0" w:firstRowFirstColumn="0" w:firstRowLastColumn="0" w:lastRowFirstColumn="0" w:lastRowLastColumn="0"/>
-              <w:rPr>
-                <w:shd w:val="clear" w:color="auto" w:fill="FFFFFF"/>
-              </w:rPr>
-            </w:pPr>
-            <w:r>
-              <w:rPr>
-                <w:shd w:val="clear" w:color="auto" w:fill="FFFFFF"/>
-              </w:rPr>
-              <w:t>Objective</w:t>
-            </w:r>
-          </w:p>
-        </w:tc>
-        <w:tc>
-          <w:tcPr>
-            <w:tcW w:w="4504" w:type="dxa"/>
-          </w:tcPr>
-          <w:p>
-            <w:pPr>
-              <w:keepNext/>
-              <w:spacing w:before="120" w:after="120"/>
-              <w:cnfStyle w:val="100000000000" w:firstRow="1" w:lastRow="0" w:firstColumn="0" w:lastColumn="0" w:oddVBand="0" w:evenVBand="0" w:oddHBand="0" w:evenHBand="0" w:firstRowFirstColumn="0" w:firstRowLastColumn="0" w:lastRowFirstColumn="0" w:lastRowLastColumn="0"/>
-              <w:rPr>
-                <w:shd w:val="clear" w:color="auto" w:fill="FFFFFF"/>
-              </w:rPr>
-            </w:pPr>
-            <w:r>
-              <w:rPr>
-                <w:shd w:val="clear" w:color="auto" w:fill="FFFFFF"/>
-              </w:rPr>
-              <w:t>Confidence</w:t>
-            </w:r>
-          </w:p>
-        </w:tc>
-      </w:tr>
-      <w:tr>
-        <w:trPr>
-          <w:cnfStyle w:val="000000100000" w:firstRow="0" w:lastRow="0" w:firstColumn="0" w:lastColumn="0" w:oddVBand="0" w:evenVBand="0" w:oddHBand="1" w:evenHBand="0" w:firstRowFirstColumn="0" w:firstRowLastColumn="0" w:lastRowFirstColumn="0" w:lastRowLastColumn="0"/>
-        </w:trPr>
-        <w:tc>
-          <w:tcPr>
-            <w:cnfStyle w:val="001000000000" w:firstRow="0" w:lastRow="0" w:firstColumn="1" w:lastColumn="0" w:oddVBand="0" w:evenVBand="0" w:oddHBand="0" w:evenHBand="0" w:firstRowFirstColumn="0" w:firstRowLastColumn="0" w:lastRowFirstColumn="0" w:lastRowLastColumn="0"/>
-            <w:tcW w:w="1070" w:type="dxa"/>
-          </w:tcPr>
-          <w:p>
-            <w:pPr>
-              <w:jc w:val="center"/>
-            </w:pPr>
-            <w:r>
-              <w:t>1</w:t>
-            </w:r>
-          </w:p>
-        </w:tc>
-        <w:tc>
-          <w:tcPr>
-            <w:tcW w:w="3786" w:type="dxa"/>
-          </w:tcPr>
-          <w:p>
-            <w:pPr>
-              <w:spacing w:before="120" w:after="120"/>
-              <w:cnfStyle w:val="000000100000" w:firstRow="0" w:lastRow="0" w:firstColumn="0" w:lastColumn="0" w:oddVBand="0" w:evenVBand="0" w:oddHBand="1" w:evenHBand="0" w:firstRowFirstColumn="0" w:firstRowLastColumn="0" w:lastRowFirstColumn="0" w:lastRowLastColumn="0"/>
-              <w:rPr>
-                <w:shd w:val="clear" w:color="auto" w:fill="FFFFFF"/>
-              </w:rPr>
-            </w:pPr>
-            <w:r>
-              <w:t>Determine whether there has been a statistically significant increase in aggressive driving since the COVID-19 pandemic to provide evidence-based conclusions for PA Data Discourse readers about driving risks.</w:t>
-            </w:r>
-          </w:p>
-        </w:tc>
-        <w:tc>
-          <w:tcPr>
-            <w:tcW w:w="4504" w:type="dxa"/>
-          </w:tcPr>
-          <w:p>
-            <w:pPr>
-              <w:spacing w:before="120" w:after="120"/>
-              <w:cnfStyle w:val="000000100000" w:firstRow="0" w:lastRow="0" w:firstColumn="0" w:lastColumn="0" w:oddVBand="0" w:evenVBand="0" w:oddHBand="1" w:evenHBand="0" w:firstRowFirstColumn="0" w:firstRowLastColumn="0" w:lastRowFirstColumn="0" w:lastRowLastColumn="0"/>
-            </w:pPr>
-            <w:r>
-              <w:t xml:space="preserve">Based </w:t>
-            </w:r>
-            <w:r>
-              <w:t xml:space="preserve">the chosen </w:t>
-            </w:r>
-            <w:r>
-              <w:t>logistic regression</w:t>
-            </w:r>
-            <w:r>
-              <w:t xml:space="preserve"> model</w:t>
-            </w:r>
-            <w:r>
-              <w:t>, aggressive driving did not increase during COVID-19 and did not remain high afterward.</w:t>
-            </w:r>
-            <w:r>
-              <w:t xml:space="preserve"> The model cannot reliably distinguish between crashes that involve aggressive driving and those that do not.</w:t>
-            </w:r>
-          </w:p>
-        </w:tc>
-      </w:tr>
-      <w:tr>
-        <w:tc>
-          <w:tcPr>
-            <w:cnfStyle w:val="001000000000" w:firstRow="0" w:lastRow="0" w:firstColumn="1" w:lastColumn="0" w:oddVBand="0" w:evenVBand="0" w:oddHBand="0" w:evenHBand="0" w:firstRowFirstColumn="0" w:firstRowLastColumn="0" w:lastRowFirstColumn="0" w:lastRowLastColumn="0"/>
-            <w:tcW w:w="1070" w:type="dxa"/>
-          </w:tcPr>
-          <w:p>
-            <w:pPr>
-              <w:spacing w:before="120" w:after="120"/>
-              <w:jc w:val="center"/>
-              <w:rPr>
-                <w:shd w:val="clear" w:color="auto" w:fill="FFFFFF"/>
-              </w:rPr>
-            </w:pPr>
-            <w:r>
-              <w:rPr>
-                <w:shd w:val="clear" w:color="auto" w:fill="FFFFFF"/>
-              </w:rPr>
-              <w:t>2</w:t>
-            </w:r>
-          </w:p>
-        </w:tc>
-        <w:tc>
-          <w:tcPr>
-            <w:tcW w:w="3786" w:type="dxa"/>
-          </w:tcPr>
-          <w:p>
-            <w:pPr>
-              <w:spacing w:before="120" w:after="120"/>
-              <w:cnfStyle w:val="000000000000" w:firstRow="0" w:lastRow="0" w:firstColumn="0" w:lastColumn="0" w:oddVBand="0" w:evenVBand="0" w:oddHBand="0" w:evenHBand="0" w:firstRowFirstColumn="0" w:firstRowLastColumn="0" w:lastRowFirstColumn="0" w:lastRowLastColumn="0"/>
-              <w:rPr>
-                <w:shd w:val="clear" w:color="auto" w:fill="FFFFFF"/>
-              </w:rPr>
-            </w:pPr>
-            <w:r>
-              <w:t>Identify specific aggressive driving behaviors that increased during COVID-19.</w:t>
-            </w:r>
-          </w:p>
-        </w:tc>
-        <w:tc>
-          <w:tcPr>
-            <w:tcW w:w="4504" w:type="dxa"/>
-          </w:tcPr>
-          <w:p>
-            <w:pPr>
-              <w:spacing w:before="120" w:after="120"/>
-              <w:cnfStyle w:val="000000000000" w:firstRow="0" w:lastRow="0" w:firstColumn="0" w:lastColumn="0" w:oddVBand="0" w:evenVBand="0" w:oddHBand="0" w:evenHBand="0" w:firstRowFirstColumn="0" w:firstRowLastColumn="0" w:lastRowFirstColumn="0" w:lastRowLastColumn="0"/>
-              <w:rPr>
-                <w:shd w:val="clear" w:color="auto" w:fill="FFFFFF"/>
-              </w:rPr>
-            </w:pPr>
-            <w:r>
-              <w:t xml:space="preserve">Based on one-class classification models, </w:t>
-            </w:r>
-            <w:r>
-              <w:t xml:space="preserve">no specific aggressive </w:t>
-            </w:r>
-            <w:r>
-              <w:t xml:space="preserve">or distracted </w:t>
-            </w:r>
-            <w:r>
-              <w:t xml:space="preserve">driving </w:t>
-            </w:r>
-            <w:r>
-              <w:t>behavior</w:t>
-            </w:r>
-            <w:r>
-              <w:t>s</w:t>
-            </w:r>
-            <w:r>
-              <w:t xml:space="preserve"> </w:t>
-            </w:r>
-            <w:r>
-              <w:t>(</w:t>
-            </w:r>
-            <w:r>
-              <w:t>available in the public dataset</w:t>
-            </w:r>
-            <w:r>
-              <w:t>)</w:t>
-            </w:r>
-            <w:r>
-              <w:t xml:space="preserve"> </w:t>
-            </w:r>
-            <w:r>
-              <w:t xml:space="preserve">increased </w:t>
-            </w:r>
-            <w:r>
-              <w:rPr>
-                <w:shd w:val="clear" w:color="auto" w:fill="FFFFFF"/>
-              </w:rPr>
-              <w:t>during COVID-19 or remained high afterward.</w:t>
-            </w:r>
-            <w:r>
-              <w:rPr>
-                <w:shd w:val="clear" w:color="auto" w:fill="FFFFFF"/>
-              </w:rPr>
-              <w:t xml:space="preserve"> </w:t>
-            </w:r>
-            <w:r>
-              <w:rPr>
-                <w:shd w:val="clear" w:color="auto" w:fill="FFFFFF"/>
-              </w:rPr>
-              <w:t>The models are not able to identify or predict positive cases of aggressive or distracted driving.</w:t>
-            </w:r>
-          </w:p>
-        </w:tc>
-      </w:tr>
-      <w:tr>
-        <w:trPr>
-          <w:cnfStyle w:val="000000100000" w:firstRow="0" w:lastRow="0" w:firstColumn="0" w:lastColumn="0" w:oddVBand="0" w:evenVBand="0" w:oddHBand="1" w:evenHBand="0" w:firstRowFirstColumn="0" w:firstRowLastColumn="0" w:lastRowFirstColumn="0" w:lastRowLastColumn="0"/>
-        </w:trPr>
-        <w:tc>
-          <w:tcPr>
-            <w:cnfStyle w:val="001000000000" w:firstRow="0" w:lastRow="0" w:firstColumn="1" w:lastColumn="0" w:oddVBand="0" w:evenVBand="0" w:oddHBand="0" w:evenHBand="0" w:firstRowFirstColumn="0" w:firstRowLastColumn="0" w:lastRowFirstColumn="0" w:lastRowLastColumn="0"/>
-            <w:tcW w:w="1070" w:type="dxa"/>
-          </w:tcPr>
-          <w:p>
-            <w:pPr>
-              <w:jc w:val="center"/>
-            </w:pPr>
-            <w:r>
-              <w:t>3</w:t>
-            </w:r>
-          </w:p>
-        </w:tc>
-        <w:tc>
-          <w:tcPr>
-            <w:tcW w:w="3786" w:type="dxa"/>
-          </w:tcPr>
-          <w:p>
-            <w:pPr>
-              <w:spacing w:before="120" w:after="120"/>
-              <w:cnfStyle w:val="000000100000" w:firstRow="0" w:lastRow="0" w:firstColumn="0" w:lastColumn="0" w:oddVBand="0" w:evenVBand="0" w:oddHBand="1" w:evenHBand="0" w:firstRowFirstColumn="0" w:firstRowLastColumn="0" w:lastRowFirstColumn="0" w:lastRowLastColumn="0"/>
-              <w:rPr>
-                <w:shd w:val="clear" w:color="auto" w:fill="FFFFFF"/>
-              </w:rPr>
-            </w:pPr>
-            <w:r>
-              <w:t xml:space="preserve">Identify co-factors for crashes involving aggressive driving, such as </w:t>
-            </w:r>
-            <w:r>
-              <w:t>age, fatigue, impairment, license status, hit and run, geography, or cell phone use</w:t>
-            </w:r>
-            <w:r>
-              <w:t>.</w:t>
-            </w:r>
-          </w:p>
-        </w:tc>
-        <w:tc>
-          <w:tcPr>
-            <w:tcW w:w="4504" w:type="dxa"/>
-          </w:tcPr>
-          <w:p>
-            <w:pPr>
-              <w:spacing w:before="120" w:after="120"/>
-              <w:cnfStyle w:val="000000100000" w:firstRow="0" w:lastRow="0" w:firstColumn="0" w:lastColumn="0" w:oddVBand="0" w:evenVBand="0" w:oddHBand="1" w:evenHBand="0" w:firstRowFirstColumn="0" w:firstRowLastColumn="0" w:lastRowFirstColumn="0" w:lastRowLastColumn="0"/>
-              <w:rPr>
-                <w:shd w:val="clear" w:color="auto" w:fill="FFFFFF"/>
-              </w:rPr>
-            </w:pPr>
-            <w:r>
-              <w:t>Based on the chosen logistic regression model, aggressive driving did not increase during COVID-19 and remain high for any of the d</w:t>
-            </w:r>
-            <w:r>
-              <w:t>emographic</w:t>
-            </w:r>
-            <w:r>
-              <w:t xml:space="preserve"> groups modeled, including the </w:t>
-            </w:r>
-            <w:r>
-              <w:t>age of the driver, urban or rural location of the crash, driver impairment, and status of the driver’s license</w:t>
-            </w:r>
-            <w:r>
-              <w:t xml:space="preserve">. </w:t>
-            </w:r>
-            <w:r>
-              <w:t>Within various demographic groups, t</w:t>
-            </w:r>
-            <w:r>
-              <w:t xml:space="preserve">he model cannot </w:t>
-            </w:r>
-            <w:r>
-              <w:t>reliably distinguish between crashes that involve aggressive driving and those that do not.</w:t>
-            </w:r>
-          </w:p>
-        </w:tc>
-      </w:tr>
-    </w:tbl>
-    <w:p/>
+    <w:p>
+      <w:pPr>
+        <w:spacing w:before="120" w:after="120"/>
+      </w:pPr>
+      <w:r>
+        <w:t xml:space="preserve">The estimated effect of the COVID-19 indicator on aggressive driving is negative but </w:t>
+      </w:r>
+      <w:r>
+        <w:t>very</w:t>
+      </w:r>
+      <w:r>
+        <w:t xml:space="preserve"> small in magnitude (β ≈ -0.03), and the 95% confidence interval ([-0.041, -0.028]) suggests this effect is statistically distinguishable from zero. </w:t>
+      </w:r>
+      <w:r>
+        <w:t>Although</w:t>
+      </w:r>
+      <w:r>
+        <w:t xml:space="preserve"> </w:t>
+      </w:r>
+      <w:r>
+        <w:t xml:space="preserve">the effect is </w:t>
+      </w:r>
+      <w:r>
+        <w:t>statistical</w:t>
+      </w:r>
+      <w:r>
+        <w:t>ly</w:t>
+      </w:r>
+      <w:r>
+        <w:t xml:space="preserve"> significance</w:t>
+      </w:r>
+      <w:r>
+        <w:t>, it</w:t>
+      </w:r>
+      <w:r>
+        <w:t xml:space="preserve"> </w:t>
+      </w:r>
+      <w:r>
+        <w:t xml:space="preserve">is not </w:t>
+      </w:r>
+      <w:r>
+        <w:t>practical</w:t>
+      </w:r>
+      <w:r>
+        <w:t>ly</w:t>
+      </w:r>
+      <w:r>
+        <w:t xml:space="preserve"> importan</w:t>
+      </w:r>
+      <w:r>
+        <w:t>t. T</w:t>
+      </w:r>
+      <w:r>
+        <w:t xml:space="preserve">he </w:t>
+      </w:r>
+      <w:r>
+        <w:t xml:space="preserve">small effect size indicates that COVID-19 is only mildly associated with aggressive driving. More importantly, the predictive power of the model is effectively nonexistent as reflected by </w:t>
+      </w:r>
+      <w:r>
+        <w:t xml:space="preserve">ROC AUC of 0.5, which is no better than random chance. </w:t>
+      </w:r>
+    </w:p>
+    <w:p>
+      <w:pPr>
+        <w:keepNext/>
+        <w:rPr>
+          <w:b/>
+          <w:bCs/>
+          <w:i/>
+          <w:iCs/>
+        </w:rPr>
+      </w:pPr>
+      <w:r>
+        <w:rPr>
+          <w:b/>
+          <w:bCs/>
+          <w:i/>
+          <w:iCs/>
+        </w:rPr>
+        <w:t>Objective 3:</w:t>
+      </w:r>
+      <w:r>
+        <w:rPr>
+          <w:b/>
+          <w:bCs/>
+        </w:rPr>
+        <w:t xml:space="preserve"> </w:t>
+      </w:r>
+      <w:r>
+        <w:rPr>
+          <w:b/>
+          <w:bCs/>
+          <w:i/>
+          <w:iCs/>
+        </w:rPr>
+        <w:t>Identify co-factors for crashes involving aggressive driving, such as age, fatigue, impairment, license status, hit and run, geography, or cell phone use.</w:t>
+      </w:r>
+    </w:p>
+    <w:p>
+      <w:pPr>
+        <w:spacing w:before="120" w:after="120"/>
+      </w:pPr>
+      <w:r>
+        <w:t xml:space="preserve">The </w:t>
+      </w:r>
+      <w:r>
+        <w:t xml:space="preserve">estimated effects of the </w:t>
+      </w:r>
+      <w:r>
+        <w:t>interaction</w:t>
+      </w:r>
+      <w:r>
+        <w:t>s</w:t>
+      </w:r>
+      <w:r>
+        <w:t xml:space="preserve"> between COVID-19 </w:t>
+      </w:r>
+      <w:r>
+        <w:t>and four other features including fatigue, cell phone use, impaired driving, and young driver were either not statistically significant or of negligible practical importance. The estimated effect of fatigue and COVID-19 (</w:t>
+      </w:r>
+      <w:r>
+        <w:t>β ≈ 0.0</w:t>
+      </w:r>
+      <w:r>
+        <w:t>1</w:t>
+      </w:r>
+      <w:r>
+        <w:t>)</w:t>
+      </w:r>
+      <w:r>
+        <w:t xml:space="preserve"> is not statistically significant. The 95% confidence interval ([</w:t>
+      </w:r>
+      <w:r>
+        <w:t>-0.056</w:t>
+      </w:r>
+      <w:r>
+        <w:t xml:space="preserve">, </w:t>
+      </w:r>
+      <w:r>
+        <w:t>0.077</w:t>
+      </w:r>
+      <w:r>
+        <w:t xml:space="preserve">]) suggests this effect is not statistically distinguishable from zero. </w:t>
+      </w:r>
+      <w:r>
+        <w:t>There is no interaction between fatigue and COVID-19, which means crashes that involve fatigued or sleeping drivers are consistent regardless of when they occurred relative to COVID-19.</w:t>
+      </w:r>
+    </w:p>
+    <w:p>
+      <w:pPr>
+        <w:spacing w:before="120" w:after="120"/>
+      </w:pPr>
+      <w:r>
+        <w:t xml:space="preserve">The interactions between COVID-19 and cell phone use </w:t>
+      </w:r>
+      <w:r>
+        <w:t xml:space="preserve">(β ≈ </w:t>
+      </w:r>
+      <w:r>
+        <w:t>-</w:t>
+      </w:r>
+      <w:r>
+        <w:t>0.</w:t>
+      </w:r>
+      <w:r>
+        <w:t>31</w:t>
+      </w:r>
+      <w:r>
+        <w:t>)</w:t>
+      </w:r>
+      <w:r>
+        <w:t xml:space="preserve">, COVID-19 and impaired driving </w:t>
+      </w:r>
+      <w:r>
+        <w:t xml:space="preserve">(β ≈ </w:t>
+      </w:r>
+      <w:r>
+        <w:t>-</w:t>
+      </w:r>
+      <w:r>
+        <w:t>0.</w:t>
+      </w:r>
+      <w:r>
+        <w:t>28</w:t>
+      </w:r>
+      <w:r>
+        <w:t>)</w:t>
+      </w:r>
+      <w:r>
+        <w:t xml:space="preserve">, and COVID-19 and young drivers </w:t>
+      </w:r>
+      <w:r>
+        <w:t>(β ≈ 0.0</w:t>
+      </w:r>
+      <w:r>
+        <w:t>7</w:t>
+      </w:r>
+      <w:r>
+        <w:t>)</w:t>
+      </w:r>
+      <w:r>
+        <w:t xml:space="preserve"> are very small in magnitude</w:t>
+      </w:r>
+      <w:r>
+        <w:t xml:space="preserve"> with 95% confidence intervals </w:t>
+      </w:r>
+      <w:r>
+        <w:t>([</w:t>
+      </w:r>
+      <w:r>
+        <w:t>-0.375</w:t>
+      </w:r>
+      <w:r>
+        <w:t xml:space="preserve">, </w:t>
+      </w:r>
+      <w:r>
+        <w:t>-0.238</w:t>
+      </w:r>
+      <w:r>
+        <w:t>]), ([</w:t>
+      </w:r>
+      <w:r>
+        <w:t>-0.305</w:t>
+      </w:r>
+      <w:r>
+        <w:t xml:space="preserve">, </w:t>
+      </w:r>
+      <w:r>
+        <w:t>-0.257</w:t>
+      </w:r>
+      <w:r>
+        <w:t>]), and ([</w:t>
+      </w:r>
+      <w:r>
+        <w:t>0.048</w:t>
+      </w:r>
+      <w:r>
+        <w:t xml:space="preserve">, </w:t>
+      </w:r>
+      <w:r>
+        <w:t>0.085</w:t>
+      </w:r>
+      <w:r>
+        <w:t>]), respectively</w:t>
+      </w:r>
+      <w:r>
+        <w:t xml:space="preserve">, that suggest each of these effects are </w:t>
+      </w:r>
+      <w:r>
+        <w:t>statistically distinguishable from zero</w:t>
+      </w:r>
+      <w:r>
+        <w:t>.</w:t>
+      </w:r>
+      <w:r>
+        <w:t xml:space="preserve"> However, the small effects indicate that these interacting features are only mildly associated with aggressive driving. </w:t>
+      </w:r>
+    </w:p>
     <w:p>
       <w:pPr>
         <w:pStyle w:val="Heading3"/>
@@ -6291,11 +6260,7 @@
         <w:t xml:space="preserve">ome </w:t>
       </w:r>
       <w:r>
-        <w:t xml:space="preserve">interesting findings occurred during exploratory data </w:t>
-      </w:r>
-      <w:r>
-        <w:lastRenderedPageBreak/>
-        <w:t>analysis that should be explored further because they support public sentiment about aggressive and distracted driving.</w:t>
+        <w:t>interesting findings occurred during exploratory data analysis that should be explored further because they support public sentiment about aggressive and distracted driving.</w:t>
       </w:r>
       <w:r>
         <w:t xml:space="preserve"> Formatting the data as a time series and decomposing the data into the trend, seasonality, and residual shows </w:t>
@@ -6307,12 +6272,14 @@
     <w:p>
       <w:pPr>
         <w:pStyle w:val="ListParagraph"/>
+        <w:keepNext/>
         <w:numPr>
           <w:ilvl w:val="0"/>
           <w:numId w:val="39"/>
         </w:numPr>
       </w:pPr>
       <w:r>
+        <w:lastRenderedPageBreak/>
         <w:t>Aggressive driving dropped during the COVID-19 lockdown but increased after.</w:t>
       </w:r>
     </w:p>
@@ -6760,8 +6727,6 @@
         <w:t>: Time series decomposition for proceeding without clearance (NO_CLEARANCE)</w:t>
       </w:r>
     </w:p>
-    <w:p/>
-    <w:p/>
     <w:p>
       <w:pPr>
         <w:keepNext/>
@@ -7535,295 +7500,114 @@
       </w:r>
       <w:bookmarkEnd w:id="26"/>
     </w:p>
-    <w:tbl>
-      <w:tblPr>
-        <w:tblStyle w:val="GridTable2-Accent5"/>
-        <w:tblW w:w="0" w:type="auto"/>
-        <w:tblLook w:val="04A0" w:firstRow="1" w:lastRow="0" w:firstColumn="1" w:lastColumn="0" w:noHBand="0" w:noVBand="1"/>
-      </w:tblPr>
-      <w:tblGrid>
-        <w:gridCol w:w="1070"/>
-        <w:gridCol w:w="3786"/>
-        <w:gridCol w:w="4504"/>
-      </w:tblGrid>
-      <w:tr>
-        <w:trPr>
-          <w:cnfStyle w:val="100000000000" w:firstRow="1" w:lastRow="0" w:firstColumn="0" w:lastColumn="0" w:oddVBand="0" w:evenVBand="0" w:oddHBand="0" w:evenHBand="0" w:firstRowFirstColumn="0" w:firstRowLastColumn="0" w:lastRowFirstColumn="0" w:lastRowLastColumn="0"/>
-        </w:trPr>
-        <w:tc>
-          <w:tcPr>
-            <w:cnfStyle w:val="001000000000" w:firstRow="0" w:lastRow="0" w:firstColumn="1" w:lastColumn="0" w:oddVBand="0" w:evenVBand="0" w:oddHBand="0" w:evenHBand="0" w:firstRowFirstColumn="0" w:firstRowLastColumn="0" w:lastRowFirstColumn="0" w:lastRowLastColumn="0"/>
-            <w:tcW w:w="1070" w:type="dxa"/>
-          </w:tcPr>
-          <w:p>
-            <w:pPr>
-              <w:keepNext/>
-              <w:spacing w:before="120" w:after="120"/>
-              <w:rPr>
-                <w:shd w:val="clear" w:color="auto" w:fill="FFFFFF"/>
-              </w:rPr>
-            </w:pPr>
-            <w:r>
-              <w:rPr>
-                <w:shd w:val="clear" w:color="auto" w:fill="FFFFFF"/>
-              </w:rPr>
-              <w:t>Number</w:t>
-            </w:r>
-          </w:p>
-        </w:tc>
-        <w:tc>
-          <w:tcPr>
-            <w:tcW w:w="3786" w:type="dxa"/>
-          </w:tcPr>
-          <w:p>
-            <w:pPr>
-              <w:keepNext/>
-              <w:spacing w:before="120" w:after="120"/>
-              <w:cnfStyle w:val="100000000000" w:firstRow="1" w:lastRow="0" w:firstColumn="0" w:lastColumn="0" w:oddVBand="0" w:evenVBand="0" w:oddHBand="0" w:evenHBand="0" w:firstRowFirstColumn="0" w:firstRowLastColumn="0" w:lastRowFirstColumn="0" w:lastRowLastColumn="0"/>
-              <w:rPr>
-                <w:shd w:val="clear" w:color="auto" w:fill="FFFFFF"/>
-              </w:rPr>
-            </w:pPr>
-            <w:r>
-              <w:rPr>
-                <w:shd w:val="clear" w:color="auto" w:fill="FFFFFF"/>
-              </w:rPr>
-              <w:t>Objective</w:t>
-            </w:r>
-          </w:p>
-        </w:tc>
-        <w:tc>
-          <w:tcPr>
-            <w:tcW w:w="4504" w:type="dxa"/>
-          </w:tcPr>
-          <w:p>
-            <w:pPr>
-              <w:keepNext/>
-              <w:spacing w:before="120" w:after="120"/>
-              <w:cnfStyle w:val="100000000000" w:firstRow="1" w:lastRow="0" w:firstColumn="0" w:lastColumn="0" w:oddVBand="0" w:evenVBand="0" w:oddHBand="0" w:evenHBand="0" w:firstRowFirstColumn="0" w:firstRowLastColumn="0" w:lastRowFirstColumn="0" w:lastRowLastColumn="0"/>
-              <w:rPr>
-                <w:shd w:val="clear" w:color="auto" w:fill="FFFFFF"/>
-              </w:rPr>
-            </w:pPr>
-            <w:r>
-              <w:rPr>
-                <w:shd w:val="clear" w:color="auto" w:fill="FFFFFF"/>
-              </w:rPr>
-              <w:t>Feature importance</w:t>
-            </w:r>
-          </w:p>
-        </w:tc>
-      </w:tr>
-      <w:tr>
-        <w:trPr>
-          <w:cnfStyle w:val="000000100000" w:firstRow="0" w:lastRow="0" w:firstColumn="0" w:lastColumn="0" w:oddVBand="0" w:evenVBand="0" w:oddHBand="1" w:evenHBand="0" w:firstRowFirstColumn="0" w:firstRowLastColumn="0" w:lastRowFirstColumn="0" w:lastRowLastColumn="0"/>
-        </w:trPr>
-        <w:tc>
-          <w:tcPr>
-            <w:cnfStyle w:val="001000000000" w:firstRow="0" w:lastRow="0" w:firstColumn="1" w:lastColumn="0" w:oddVBand="0" w:evenVBand="0" w:oddHBand="0" w:evenHBand="0" w:firstRowFirstColumn="0" w:firstRowLastColumn="0" w:lastRowFirstColumn="0" w:lastRowLastColumn="0"/>
-            <w:tcW w:w="1070" w:type="dxa"/>
-          </w:tcPr>
-          <w:p>
-            <w:pPr>
-              <w:jc w:val="center"/>
-            </w:pPr>
-            <w:r>
-              <w:t>1</w:t>
-            </w:r>
-          </w:p>
-        </w:tc>
-        <w:tc>
-          <w:tcPr>
-            <w:tcW w:w="3786" w:type="dxa"/>
-          </w:tcPr>
-          <w:p>
-            <w:pPr>
-              <w:spacing w:before="120" w:after="120"/>
-              <w:cnfStyle w:val="000000100000" w:firstRow="0" w:lastRow="0" w:firstColumn="0" w:lastColumn="0" w:oddVBand="0" w:evenVBand="0" w:oddHBand="1" w:evenHBand="0" w:firstRowFirstColumn="0" w:firstRowLastColumn="0" w:lastRowFirstColumn="0" w:lastRowLastColumn="0"/>
-              <w:rPr>
-                <w:shd w:val="clear" w:color="auto" w:fill="FFFFFF"/>
-              </w:rPr>
-            </w:pPr>
-            <w:r>
-              <w:t>Determine whether there has been a statistically significant increase in aggressive driving since the COVID-19 pandemic to provide evidence-based conclusions for PA Data Discourse readers about driving risks.</w:t>
-            </w:r>
-          </w:p>
-        </w:tc>
-        <w:tc>
-          <w:tcPr>
-            <w:tcW w:w="4504" w:type="dxa"/>
-          </w:tcPr>
-          <w:p>
-            <w:pPr>
-              <w:spacing w:before="120" w:after="120"/>
-              <w:cnfStyle w:val="000000100000" w:firstRow="0" w:lastRow="0" w:firstColumn="0" w:lastColumn="0" w:oddVBand="0" w:evenVBand="0" w:oddHBand="1" w:evenHBand="0" w:firstRowFirstColumn="0" w:firstRowLastColumn="0" w:lastRowFirstColumn="0" w:lastRowLastColumn="0"/>
-            </w:pPr>
-            <w:r>
-              <w:t>One feature was included in this model</w:t>
-            </w:r>
-            <w:r>
-              <w:t xml:space="preserve">, POST_COVID, which </w:t>
-            </w:r>
-            <w:r>
-              <w:t>was shown to have no power in</w:t>
-            </w:r>
-            <w:r>
-              <w:t xml:space="preserve"> predict</w:t>
-            </w:r>
-            <w:r>
-              <w:t>ing</w:t>
-            </w:r>
-            <w:r>
-              <w:t xml:space="preserve"> aggressive driving. </w:t>
-            </w:r>
-          </w:p>
-        </w:tc>
-      </w:tr>
-      <w:tr>
-        <w:tc>
-          <w:tcPr>
-            <w:cnfStyle w:val="001000000000" w:firstRow="0" w:lastRow="0" w:firstColumn="1" w:lastColumn="0" w:oddVBand="0" w:evenVBand="0" w:oddHBand="0" w:evenHBand="0" w:firstRowFirstColumn="0" w:firstRowLastColumn="0" w:lastRowFirstColumn="0" w:lastRowLastColumn="0"/>
-            <w:tcW w:w="1070" w:type="dxa"/>
-          </w:tcPr>
-          <w:p>
-            <w:pPr>
-              <w:spacing w:before="120" w:after="120"/>
-              <w:jc w:val="center"/>
-              <w:rPr>
-                <w:shd w:val="clear" w:color="auto" w:fill="FFFFFF"/>
-              </w:rPr>
-            </w:pPr>
-            <w:r>
-              <w:rPr>
-                <w:shd w:val="clear" w:color="auto" w:fill="FFFFFF"/>
-              </w:rPr>
-              <w:t>2</w:t>
-            </w:r>
-          </w:p>
-        </w:tc>
-        <w:tc>
-          <w:tcPr>
-            <w:tcW w:w="3786" w:type="dxa"/>
-          </w:tcPr>
-          <w:p>
-            <w:pPr>
-              <w:spacing w:before="120" w:after="120"/>
-              <w:cnfStyle w:val="000000000000" w:firstRow="0" w:lastRow="0" w:firstColumn="0" w:lastColumn="0" w:oddVBand="0" w:evenVBand="0" w:oddHBand="0" w:evenHBand="0" w:firstRowFirstColumn="0" w:firstRowLastColumn="0" w:lastRowFirstColumn="0" w:lastRowLastColumn="0"/>
-              <w:rPr>
-                <w:shd w:val="clear" w:color="auto" w:fill="FFFFFF"/>
-              </w:rPr>
-            </w:pPr>
-            <w:r>
-              <w:t>Identify specific aggressive driving behaviors that increased during COVID-19.</w:t>
-            </w:r>
-          </w:p>
-        </w:tc>
-        <w:tc>
-          <w:tcPr>
-            <w:tcW w:w="4504" w:type="dxa"/>
-          </w:tcPr>
-          <w:p>
-            <w:pPr>
-              <w:spacing w:before="120" w:after="120"/>
-              <w:cnfStyle w:val="000000000000" w:firstRow="0" w:lastRow="0" w:firstColumn="0" w:lastColumn="0" w:oddVBand="0" w:evenVBand="0" w:oddHBand="0" w:evenHBand="0" w:firstRowFirstColumn="0" w:firstRowLastColumn="0" w:lastRowFirstColumn="0" w:lastRowLastColumn="0"/>
-              <w:rPr>
-                <w:shd w:val="clear" w:color="auto" w:fill="FFFFFF"/>
-              </w:rPr>
-            </w:pPr>
-            <w:r>
-              <w:t>One feature was included in these models</w:t>
-            </w:r>
-            <w:r>
-              <w:t xml:space="preserve">, POST_COVID, </w:t>
-            </w:r>
-            <w:r>
-              <w:t>which</w:t>
-            </w:r>
-            <w:r>
-              <w:t xml:space="preserve"> </w:t>
-            </w:r>
-            <w:r>
-              <w:t xml:space="preserve">was shown to have no power in predicting </w:t>
-            </w:r>
-            <w:r>
-              <w:t>any of the individual aggressive or distracted driving behaviors.</w:t>
-            </w:r>
-          </w:p>
-        </w:tc>
-      </w:tr>
-      <w:tr>
-        <w:trPr>
-          <w:cnfStyle w:val="000000100000" w:firstRow="0" w:lastRow="0" w:firstColumn="0" w:lastColumn="0" w:oddVBand="0" w:evenVBand="0" w:oddHBand="1" w:evenHBand="0" w:firstRowFirstColumn="0" w:firstRowLastColumn="0" w:lastRowFirstColumn="0" w:lastRowLastColumn="0"/>
-        </w:trPr>
-        <w:tc>
-          <w:tcPr>
-            <w:cnfStyle w:val="001000000000" w:firstRow="0" w:lastRow="0" w:firstColumn="1" w:lastColumn="0" w:oddVBand="0" w:evenVBand="0" w:oddHBand="0" w:evenHBand="0" w:firstRowFirstColumn="0" w:firstRowLastColumn="0" w:lastRowFirstColumn="0" w:lastRowLastColumn="0"/>
-            <w:tcW w:w="1070" w:type="dxa"/>
-          </w:tcPr>
-          <w:p>
-            <w:pPr>
-              <w:jc w:val="center"/>
-            </w:pPr>
-            <w:r>
-              <w:t>3</w:t>
-            </w:r>
-          </w:p>
-        </w:tc>
-        <w:tc>
-          <w:tcPr>
-            <w:tcW w:w="3786" w:type="dxa"/>
-          </w:tcPr>
-          <w:p>
-            <w:pPr>
-              <w:spacing w:before="120" w:after="120"/>
-              <w:cnfStyle w:val="000000100000" w:firstRow="0" w:lastRow="0" w:firstColumn="0" w:lastColumn="0" w:oddVBand="0" w:evenVBand="0" w:oddHBand="1" w:evenHBand="0" w:firstRowFirstColumn="0" w:firstRowLastColumn="0" w:lastRowFirstColumn="0" w:lastRowLastColumn="0"/>
-              <w:rPr>
-                <w:shd w:val="clear" w:color="auto" w:fill="FFFFFF"/>
-              </w:rPr>
-            </w:pPr>
-            <w:r>
-              <w:t xml:space="preserve">Identify co-factors for crashes involving aggressive driving, such as </w:t>
-            </w:r>
-            <w:r>
-              <w:t>age, alcohol or drug use, cell phone use, license status, and fatigue</w:t>
-            </w:r>
-            <w:r>
-              <w:t>.</w:t>
-            </w:r>
-          </w:p>
-        </w:tc>
-        <w:tc>
-          <w:tcPr>
-            <w:tcW w:w="4504" w:type="dxa"/>
-          </w:tcPr>
-          <w:p>
-            <w:pPr>
-              <w:spacing w:before="120" w:after="120"/>
-              <w:cnfStyle w:val="000000100000" w:firstRow="0" w:lastRow="0" w:firstColumn="0" w:lastColumn="0" w:oddVBand="0" w:evenVBand="0" w:oddHBand="1" w:evenHBand="0" w:firstRowFirstColumn="0" w:firstRowLastColumn="0" w:lastRowFirstColumn="0" w:lastRowLastColumn="0"/>
-              <w:rPr>
-                <w:shd w:val="clear" w:color="auto" w:fill="FFFFFF"/>
-              </w:rPr>
-            </w:pPr>
-            <w:r>
-              <w:t xml:space="preserve">The results showed that </w:t>
-            </w:r>
-            <w:r>
-              <w:t xml:space="preserve">the model has no significant power to predict </w:t>
-            </w:r>
-            <w:r>
-              <w:t>aggressive driving.</w:t>
-            </w:r>
-            <w:r>
-              <w:t xml:space="preserve"> Therefore, feature importance was not determined.</w:t>
-            </w:r>
-            <w:r>
-              <w:t xml:space="preserve"> </w:t>
-            </w:r>
-          </w:p>
-        </w:tc>
-      </w:tr>
-    </w:tbl>
-    <w:p/>
+    <w:p>
+      <w:pPr>
+        <w:spacing w:before="120" w:after="120"/>
+        <w:rPr>
+          <w:b/>
+          <w:bCs/>
+          <w:color w:val="000000" w:themeColor="text1"/>
+          <w:highlight w:val="cyan"/>
+        </w:rPr>
+      </w:pPr>
+      <w:r>
+        <w:rPr>
+          <w:rStyle w:val="SubtleEmphasis"/>
+          <w:b/>
+          <w:bCs/>
+          <w:color w:val="000000" w:themeColor="text1"/>
+          <w:highlight w:val="cyan"/>
+        </w:rPr>
+        <w:t>Objective 1: Determine whether there has been a statistically significant increase in aggressive driving since the COVID-19 pandemic to provide evidence-based conclusions for PA Data Discourse readers about driving risks within 12 weeks</w:t>
+      </w:r>
+      <w:r>
+        <w:rPr>
+          <w:rStyle w:val="SubtleEmphasis"/>
+          <w:b/>
+          <w:bCs/>
+          <w:i w:val="0"/>
+          <w:iCs w:val="0"/>
+          <w:color w:val="000000" w:themeColor="text1"/>
+          <w:highlight w:val="cyan"/>
+        </w:rPr>
+        <w:t>.</w:t>
+      </w:r>
+    </w:p>
+    <w:p>
+      <w:pPr>
+        <w:spacing w:before="120" w:after="120"/>
+        <w:rPr>
+          <w:highlight w:val="cyan"/>
+        </w:rPr>
+      </w:pPr>
+    </w:p>
+    <w:p>
+      <w:pPr>
+        <w:keepNext/>
+        <w:spacing w:before="120" w:after="120"/>
+        <w:rPr>
+          <w:b/>
+          <w:bCs/>
+          <w:i/>
+          <w:iCs/>
+          <w:highlight w:val="cyan"/>
+        </w:rPr>
+      </w:pPr>
+      <w:r>
+        <w:rPr>
+          <w:b/>
+          <w:bCs/>
+          <w:i/>
+          <w:iCs/>
+          <w:highlight w:val="cyan"/>
+        </w:rPr>
+        <w:t>Objective 3:</w:t>
+      </w:r>
+      <w:r>
+        <w:rPr>
+          <w:b/>
+          <w:bCs/>
+          <w:highlight w:val="cyan"/>
+        </w:rPr>
+        <w:t xml:space="preserve"> </w:t>
+      </w:r>
+      <w:r>
+        <w:rPr>
+          <w:b/>
+          <w:bCs/>
+          <w:i/>
+          <w:iCs/>
+          <w:highlight w:val="cyan"/>
+        </w:rPr>
+        <w:t>Identify co-factors for crashes involving aggressive driving, such as age, fatigue, impairment, license status, hit and run, geography, or cell phone use.</w:t>
+      </w:r>
+    </w:p>
+    <w:p>
+      <w:pPr>
+        <w:spacing w:before="120" w:after="120"/>
+      </w:pPr>
+      <w:r>
+        <w:rPr>
+          <w:highlight w:val="cyan"/>
+        </w:rPr>
+        <w:t xml:space="preserve">The predictive power of the model is a little better than random chance with ROC AUC of 0.58; however, the estimated effect of fatigue (β ≈ -2.08) with the 95% confidence interval ([-2.110, -2.046]) suggests this effect is statistically distinguishable from zero and the </w:t>
+      </w:r>
+      <w:r>
+        <w:rPr>
+          <w:highlight w:val="cyan"/>
+        </w:rPr>
+        <w:t xml:space="preserve">main </w:t>
+      </w:r>
+      <w:r>
+        <w:rPr>
+          <w:highlight w:val="cyan"/>
+        </w:rPr>
+        <w:t>effect responsible for the modest ROC AUC.</w:t>
+      </w:r>
+      <w:r>
+        <w:t xml:space="preserve"> </w:t>
+      </w:r>
+    </w:p>
     <w:p>
       <w:pPr>
         <w:pStyle w:val="Heading3"/>
@@ -7858,9 +7642,15 @@
           <w:ilvl w:val="1"/>
           <w:numId w:val="33"/>
         </w:numPr>
+        <w:rPr>
+          <w:highlight w:val="cyan"/>
+        </w:rPr>
       </w:pPr>
       <w:bookmarkStart w:id="28" w:name="_Toc226057157"/>
       <w:r>
+        <w:rPr>
+          <w:highlight w:val="cyan"/>
+        </w:rPr>
         <w:t>Risk Assessment and Mitigation Strategies</w:t>
       </w:r>
       <w:bookmarkEnd w:id="28"/>
@@ -7954,7 +7744,6 @@
       </w:pPr>
       <w:bookmarkStart w:id="31" w:name="_Toc226057160"/>
       <w:r>
-        <w:lastRenderedPageBreak/>
         <w:t>Organizational risks</w:t>
       </w:r>
       <w:bookmarkEnd w:id="31"/>
@@ -8114,7 +7903,16 @@
           <w:sz w:val="24"/>
           <w:szCs w:val="24"/>
         </w:rPr>
-        <w:t xml:space="preserve">There are no ethical considerations with this study. The crash datasets contain data that may enable people to trace crashes and identify people, however, PA Data Discourse has not used these variables. The demographic variables used in this study are aggregated counts. For example, the URBAN_RURAL flag simply indicates if a crash happened in an urban or rural area. The YOUNG_DRIVER and MATURE_DRIVER flags prevent specific ages from being known. </w:t>
+        <w:t xml:space="preserve">There are no ethical considerations with this study. The crash datasets contain data that may enable people to trace crashes and identify people, however, PA Data Discourse has not used these variables. The demographic variables used in this study are aggregated counts. For </w:t>
+      </w:r>
+      <w:r>
+        <w:rPr>
+          <w:rFonts w:ascii="Times New Roman" w:hAnsi="Times New Roman" w:cs="Times New Roman"/>
+          <w:sz w:val="24"/>
+          <w:szCs w:val="24"/>
+        </w:rPr>
+        <w:lastRenderedPageBreak/>
+        <w:t xml:space="preserve">example, the URBAN_RURAL flag simply indicates if a crash happened in an urban or rural area. The YOUNG_DRIVER and MATURE_DRIVER flags prevent specific ages from being known. </w:t>
       </w:r>
       <w:r>
         <w:rPr>

--- a/Evaluation_and_Deployment_Report_over_lisa .docx
+++ b/Evaluation_and_Deployment_Report_over_lisa .docx
@@ -3447,175 +3447,178 @@
       </w:r>
       <w:bookmarkEnd w:id="0"/>
     </w:p>
+    <w:p/>
     <w:p>
       <w:pPr>
-        <w:spacing w:before="120" w:after="120"/>
-      </w:pPr>
-      <w:r>
-        <w:rPr>
-          <w:shd w:val="clear" w:color="auto" w:fill="FFFFFF"/>
-        </w:rPr>
-        <w:t xml:space="preserve">A current topic of interest that has open questions involves </w:t>
-      </w:r>
-      <w:r>
-        <w:rPr>
-          <w:shd w:val="clear" w:color="auto" w:fill="FFFFFF"/>
-        </w:rPr>
-        <w:t xml:space="preserve">PA </w:t>
-      </w:r>
-      <w:r>
-        <w:rPr>
-          <w:shd w:val="clear" w:color="auto" w:fill="FFFFFF"/>
-        </w:rPr>
-        <w:t>driv</w:t>
-      </w:r>
-      <w:r>
-        <w:rPr>
-          <w:shd w:val="clear" w:color="auto" w:fill="FFFFFF"/>
-        </w:rPr>
-        <w:t>ers and driving</w:t>
-      </w:r>
-      <w:r>
-        <w:rPr>
-          <w:shd w:val="clear" w:color="auto" w:fill="FFFFFF"/>
-        </w:rPr>
-        <w:t xml:space="preserve"> </w:t>
-      </w:r>
-      <w:r>
-        <w:rPr>
-          <w:shd w:val="clear" w:color="auto" w:fill="FFFFFF"/>
-        </w:rPr>
-        <w:t>behaviors that</w:t>
-      </w:r>
-      <w:r>
-        <w:rPr>
-          <w:shd w:val="clear" w:color="auto" w:fill="FFFFFF"/>
-        </w:rPr>
-        <w:t xml:space="preserve"> may have changed during and after the COVID-19 pandemic. A majority of Americans believe drivers have been more aggressive since the lockdown.</w:t>
+        <w:pStyle w:val="ListParagraph"/>
+        <w:numPr>
+          <w:ilvl w:val="0"/>
+          <w:numId w:val="40"/>
+        </w:numPr>
+        <w:rPr>
+          <w:highlight w:val="yellow"/>
+        </w:rPr>
+      </w:pPr>
+      <w:r>
+        <w:rPr>
+          <w:highlight w:val="yellow"/>
+        </w:rPr>
+        <w:t>ADD confusion matrices with info</w:t>
       </w:r>
     </w:p>
     <w:p>
       <w:pPr>
-        <w:spacing w:before="120" w:after="120"/>
-      </w:pPr>
-      <w:r>
-        <w:t>A Pew Research Center (</w:t>
-      </w:r>
-      <w:proofErr w:type="spellStart"/>
-      <w:r>
-        <w:t>Leppert</w:t>
-      </w:r>
-      <w:proofErr w:type="spellEnd"/>
-      <w:r>
-        <w:t>, 2024, November 12) report published in November 2024 reveals that a majority of Americans believe more drivers have been distracted, aggressive, and/or under the influence of drugs or alcohol since the pandemic. As many as 78% of Americans say more people are distracted by their cell phones, 63% say more people are driving too fast, 63% say more people are driving aggressively (weaving, tailgating, or running red lights), and 51% say more people are driving while under the influence of alcohol. </w:t>
+        <w:pStyle w:val="ListParagraph"/>
+        <w:numPr>
+          <w:ilvl w:val="0"/>
+          <w:numId w:val="40"/>
+        </w:numPr>
+      </w:pPr>
+      <w:r>
+        <w:rPr>
+          <w:highlight w:val="yellow"/>
+        </w:rPr>
+        <w:t>ADD ROC AUC CI to the confidence section and move what’s in confidence to feature importance section</w:t>
       </w:r>
     </w:p>
     <w:p>
       <w:pPr>
-        <w:spacing w:before="120" w:after="120"/>
-      </w:pPr>
-      <w:r>
-        <w:t xml:space="preserve">A National Safety Council (NSC, 2020, July 21) report published in the summer of 2020 shows that although there were far fewer cars on the road during the pandemic, the fatality rate per miles driven rose by 23.5% during the quarantine in May 2020 compared to the same month the previous year. PennLive reporter Jordan Wolman interviewed the manager of statistics for the NSC, Ken </w:t>
-      </w:r>
-      <w:proofErr w:type="spellStart"/>
-      <w:r>
-        <w:t>Kolosh</w:t>
-      </w:r>
-      <w:proofErr w:type="spellEnd"/>
-      <w:r>
-        <w:t xml:space="preserve">, who explained that there was “one death for every 84 million miles driven in May 2019, but one death for every 68 million miles driven in May 2020.” (Wolman, 2020, July 30) The </w:t>
-      </w:r>
-      <w:r>
-        <w:rPr>
-          <w:i/>
-          <w:iCs/>
-        </w:rPr>
-        <w:t>Pennsylvania Capitol-Star</w:t>
-      </w:r>
-      <w:r>
-        <w:t xml:space="preserve"> (</w:t>
-      </w:r>
-      <w:r>
-        <w:rPr>
-          <w:shd w:val="clear" w:color="auto" w:fill="FFFFFF"/>
-        </w:rPr>
-        <w:t>Henderson, 2023, November 13</w:t>
-      </w:r>
-      <w:r>
-        <w:t>) reported a 12% rise in traffic fatalities in Pennsylvania from 2019 to 2022 despite fewer cars on the roads in the state.</w:t>
+        <w:pStyle w:val="ListParagraph"/>
+        <w:numPr>
+          <w:ilvl w:val="0"/>
+          <w:numId w:val="40"/>
+        </w:numPr>
+        <w:rPr>
+          <w:highlight w:val="yellow"/>
+        </w:rPr>
+      </w:pPr>
+      <w:r>
+        <w:rPr>
+          <w:highlight w:val="yellow"/>
+        </w:rPr>
+        <w:t>Bibliography</w:t>
       </w:r>
     </w:p>
     <w:p>
       <w:pPr>
-        <w:spacing w:before="120" w:after="120"/>
-      </w:pPr>
-      <w:r>
-        <w:rPr>
-          <w:shd w:val="clear" w:color="auto" w:fill="FFFFFF"/>
-        </w:rPr>
-        <w:t>The Foundation for Traffic Safety (FTS) of the American Automobile Association (AAA) (</w:t>
-      </w:r>
-      <w:proofErr w:type="spellStart"/>
-      <w:r>
-        <w:rPr>
-          <w:shd w:val="clear" w:color="auto" w:fill="FFFFFF"/>
-        </w:rPr>
-        <w:t>Tefft</w:t>
-      </w:r>
-      <w:proofErr w:type="spellEnd"/>
-      <w:r>
-        <w:rPr>
-          <w:shd w:val="clear" w:color="auto" w:fill="FFFFFF"/>
-        </w:rPr>
-        <w:t xml:space="preserve"> et al., 2022) conducted a Traffic Safety Culture Index survey in 2020 where respondents reported the amount of </w:t>
-      </w:r>
-      <w:proofErr w:type="gramStart"/>
-      <w:r>
-        <w:rPr>
-          <w:shd w:val="clear" w:color="auto" w:fill="FFFFFF"/>
-        </w:rPr>
-        <w:t>time</w:t>
-      </w:r>
-      <w:proofErr w:type="gramEnd"/>
-      <w:r>
-        <w:rPr>
-          <w:shd w:val="clear" w:color="auto" w:fill="FFFFFF"/>
-        </w:rPr>
-        <w:t xml:space="preserve"> they have spent driving during the first few months of the pandemic and if they engage in risky driving behaviors, such as texting, speeding, drinking, and running red lights. The results of this study show that drivers who engage in risky behaviors increased the amount of time they spent driving while safer drivers decreased the amount of time they spent driving. Another FTS study (</w:t>
-      </w:r>
-      <w:proofErr w:type="spellStart"/>
-      <w:r>
-        <w:rPr>
-          <w:shd w:val="clear" w:color="auto" w:fill="FFFFFF"/>
-        </w:rPr>
-        <w:t>Tefft</w:t>
-      </w:r>
-      <w:proofErr w:type="spellEnd"/>
-      <w:r>
-        <w:rPr>
-          <w:shd w:val="clear" w:color="auto" w:fill="FFFFFF"/>
-        </w:rPr>
-        <w:t xml:space="preserve"> et al., 2021) involved a New American Driving Survey where respondents reported their travel from the previous day. The goal of the study was to quantify the reduction in the amount of driving during the pandemic, and the results showed that the number of trips taken by U.S. residents dropped abruptly in April 2020. Compared to the average number of daily trips from July through December</w:t>
-      </w:r>
-      <w:r>
-        <w:rPr>
-          <w:shd w:val="clear" w:color="auto" w:fill="FFFFFF"/>
-        </w:rPr>
-        <w:t xml:space="preserve"> in</w:t>
-      </w:r>
-      <w:r>
-        <w:rPr>
-          <w:shd w:val="clear" w:color="auto" w:fill="FFFFFF"/>
-        </w:rPr>
-        <w:t xml:space="preserve"> 2019, the average number of daily trips dropped by 40% in April 2020.</w:t>
+        <w:pStyle w:val="ListParagraph"/>
+        <w:numPr>
+          <w:ilvl w:val="0"/>
+          <w:numId w:val="40"/>
+        </w:numPr>
+        <w:rPr>
+          <w:highlight w:val="yellow"/>
+        </w:rPr>
+      </w:pPr>
+      <w:r>
+        <w:rPr>
+          <w:highlight w:val="yellow"/>
+        </w:rPr>
+        <w:t>Exec summary and video</w:t>
       </w:r>
     </w:p>
     <w:p>
+      <w:pPr>
+        <w:spacing w:before="120" w:after="120"/>
+      </w:pPr>
       <w:r>
         <w:rPr>
           <w:shd w:val="clear" w:color="auto" w:fill="FFFFFF"/>
         </w:rPr>
-        <w:t>The studies outlined above confirm the following statements about driving habits in the United States during and after the pandemic:</w:t>
+        <w:t>This project explored a</w:t>
+      </w:r>
+      <w:r>
+        <w:rPr>
+          <w:shd w:val="clear" w:color="auto" w:fill="FFFFFF"/>
+        </w:rPr>
+        <w:t xml:space="preserve"> current topic of interest involv</w:t>
+      </w:r>
+      <w:r>
+        <w:rPr>
+          <w:shd w:val="clear" w:color="auto" w:fill="FFFFFF"/>
+        </w:rPr>
+        <w:t>ing</w:t>
+      </w:r>
+      <w:r>
+        <w:rPr>
+          <w:shd w:val="clear" w:color="auto" w:fill="FFFFFF"/>
+        </w:rPr>
+        <w:t xml:space="preserve"> </w:t>
+      </w:r>
+      <w:r>
+        <w:rPr>
+          <w:shd w:val="clear" w:color="auto" w:fill="FFFFFF"/>
+        </w:rPr>
+        <w:t xml:space="preserve">PA </w:t>
+      </w:r>
+      <w:r>
+        <w:rPr>
+          <w:shd w:val="clear" w:color="auto" w:fill="FFFFFF"/>
+        </w:rPr>
+        <w:t>driv</w:t>
+      </w:r>
+      <w:r>
+        <w:rPr>
+          <w:shd w:val="clear" w:color="auto" w:fill="FFFFFF"/>
+        </w:rPr>
+        <w:t>ers and driving</w:t>
+      </w:r>
+      <w:r>
+        <w:rPr>
+          <w:shd w:val="clear" w:color="auto" w:fill="FFFFFF"/>
+        </w:rPr>
+        <w:t xml:space="preserve"> </w:t>
+      </w:r>
+      <w:r>
+        <w:rPr>
+          <w:shd w:val="clear" w:color="auto" w:fill="FFFFFF"/>
+        </w:rPr>
+        <w:t>behaviors that</w:t>
+      </w:r>
+      <w:r>
+        <w:rPr>
+          <w:shd w:val="clear" w:color="auto" w:fill="FFFFFF"/>
+        </w:rPr>
+        <w:t xml:space="preserve"> may have changed during and after the COVID-19 pandemic. A majority of Americans believe drivers have been more aggressive </w:t>
+      </w:r>
+      <w:r>
+        <w:rPr>
+          <w:shd w:val="clear" w:color="auto" w:fill="FFFFFF"/>
+        </w:rPr>
+        <w:t xml:space="preserve">and distracted </w:t>
+      </w:r>
+      <w:r>
+        <w:rPr>
+          <w:shd w:val="clear" w:color="auto" w:fill="FFFFFF"/>
+        </w:rPr>
+        <w:t>since the lockdown.</w:t>
+      </w:r>
+      <w:r>
+        <w:rPr>
+          <w:shd w:val="clear" w:color="auto" w:fill="FFFFFF"/>
+        </w:rPr>
+        <w:t xml:space="preserve"> Several studies were reviewed to determine of this topic has already been explored, and these</w:t>
+      </w:r>
+      <w:r>
+        <w:t xml:space="preserve"> </w:t>
+      </w:r>
+      <w:r>
+        <w:rPr>
+          <w:shd w:val="clear" w:color="auto" w:fill="FFFFFF"/>
+        </w:rPr>
+        <w:t>studies</w:t>
+      </w:r>
+      <w:r>
+        <w:rPr>
+          <w:shd w:val="clear" w:color="auto" w:fill="FFFFFF"/>
+        </w:rPr>
+        <w:t xml:space="preserve"> </w:t>
+      </w:r>
+      <w:r>
+        <w:rPr>
+          <w:shd w:val="clear" w:color="auto" w:fill="FFFFFF"/>
+        </w:rPr>
+        <w:t>confirm the following statements about driving habits in the United States during and after the pandemic:</w:t>
       </w:r>
     </w:p>
     <w:p>
@@ -3727,7 +3730,6 @@
         <w:rPr>
           <w:shd w:val="clear" w:color="auto" w:fill="FFFFFF"/>
         </w:rPr>
-        <w:lastRenderedPageBreak/>
         <w:t>The average number of daily trips taken by car dropped significantly in April 2020 during the COVID-19 lockdown compared to the last six months of 2019. (</w:t>
       </w:r>
       <w:proofErr w:type="spellStart"/>
@@ -3789,125 +3791,356 @@
         <w:rPr>
           <w:shd w:val="clear" w:color="auto" w:fill="FFFFFF"/>
         </w:rPr>
-        <w:t xml:space="preserve"> of aggression (speeding, distraction, recklessness) has increased more than others. Data scientists can answer these questions using appropriate data and modeling techniques.</w:t>
+        <w:t xml:space="preserve"> of aggression (speeding, distraction, recklessness) </w:t>
+      </w:r>
+      <w:r>
+        <w:rPr>
+          <w:shd w:val="clear" w:color="auto" w:fill="FFFFFF"/>
+        </w:rPr>
+        <w:t xml:space="preserve">or distractedness </w:t>
+      </w:r>
+      <w:r>
+        <w:rPr>
+          <w:shd w:val="clear" w:color="auto" w:fill="FFFFFF"/>
+        </w:rPr>
+        <w:t>has increased more than others. Data scientists can answer these questions using appropriate data and modeling techniques.</w:t>
+      </w:r>
+      <w:r>
+        <w:rPr>
+          <w:shd w:val="clear" w:color="auto" w:fill="FFFFFF"/>
+        </w:rPr>
+        <w:t xml:space="preserve"> </w:t>
+      </w:r>
+      <w:r>
+        <w:t>Data for this project are</w:t>
+      </w:r>
+      <w:r>
+        <w:t xml:space="preserve"> </w:t>
+      </w:r>
+      <w:r>
+        <w:t xml:space="preserve">from the </w:t>
+      </w:r>
+      <w:r>
+        <w:rPr>
+          <w:i/>
+          <w:iCs/>
+        </w:rPr>
+        <w:t xml:space="preserve">PennDOT </w:t>
+      </w:r>
+      <w:r>
+        <w:rPr>
+          <w:i/>
+          <w:iCs/>
+        </w:rPr>
+        <w:t>Pennsylvania Crash Information Tool</w:t>
+      </w:r>
+      <w:r>
+        <w:t xml:space="preserve"> (</w:t>
+      </w:r>
+      <w:r>
+        <w:rPr>
+          <w:i/>
+          <w:iCs/>
+        </w:rPr>
+        <w:t>Pennsylvania Crash Information Tool</w:t>
+      </w:r>
+      <w:r>
+        <w:t>, n.d.), which are public datasets about crashes in the Commonwealth of Pennsylvania from 2005 through 2024.</w:t>
+      </w:r>
+      <w:r>
+        <w:t xml:space="preserve"> </w:t>
+      </w:r>
+      <w:r>
+        <w:rPr>
+          <w:shd w:val="clear" w:color="auto" w:fill="FFFFFF"/>
+        </w:rPr>
+        <w:t xml:space="preserve">The objectives </w:t>
+      </w:r>
+      <w:r>
+        <w:rPr>
+          <w:shd w:val="clear" w:color="auto" w:fill="FFFFFF"/>
+        </w:rPr>
+        <w:t>and modeling techniques for this project</w:t>
+      </w:r>
+      <w:r>
+        <w:rPr>
+          <w:shd w:val="clear" w:color="auto" w:fill="FFFFFF"/>
+        </w:rPr>
+        <w:t xml:space="preserve"> are summarized below:</w:t>
       </w:r>
     </w:p>
     <w:p>
       <w:pPr>
-        <w:rPr>
-          <w:shd w:val="clear" w:color="auto" w:fill="FFFFFF"/>
-        </w:rPr>
-      </w:pPr>
-      <w:r>
-        <w:rPr>
-          <w:shd w:val="clear" w:color="auto" w:fill="FFFFFF"/>
-        </w:rPr>
-        <w:t xml:space="preserve">It is important for the public to know if they are correct about an increase in aggressive driving, and it is important to understand which </w:t>
-      </w:r>
-      <w:r>
-        <w:rPr>
-          <w:shd w:val="clear" w:color="auto" w:fill="FFFFFF"/>
-        </w:rPr>
-        <w:t>types</w:t>
-      </w:r>
-      <w:r>
-        <w:rPr>
-          <w:shd w:val="clear" w:color="auto" w:fill="FFFFFF"/>
-        </w:rPr>
-        <w:t xml:space="preserve"> may have increased. Public awareness brings solutions by moving the public to elect </w:t>
-      </w:r>
-      <w:r>
-        <w:rPr>
-          <w:shd w:val="clear" w:color="auto" w:fill="FFFFFF"/>
-        </w:rPr>
-        <w:t>public officials</w:t>
-      </w:r>
-      <w:r>
-        <w:rPr>
-          <w:shd w:val="clear" w:color="auto" w:fill="FFFFFF"/>
-        </w:rPr>
-        <w:t xml:space="preserve"> who will enact laws or by moving organizations </w:t>
-      </w:r>
-      <w:r>
-        <w:rPr>
-          <w:shd w:val="clear" w:color="auto" w:fill="FFFFFF"/>
-        </w:rPr>
-        <w:t>and</w:t>
-      </w:r>
-      <w:r>
-        <w:rPr>
-          <w:shd w:val="clear" w:color="auto" w:fill="FFFFFF"/>
-        </w:rPr>
-        <w:t xml:space="preserve"> individuals to organize and fund advocacy or education efforts. </w:t>
+        <w:pStyle w:val="Heading3"/>
+        <w:rPr>
+          <w:rFonts w:eastAsia="Times New Roman"/>
+        </w:rPr>
+      </w:pPr>
+      <w:bookmarkStart w:id="1" w:name="_Toc222167602"/>
+      <w:r>
+        <w:t>Objective</w:t>
+      </w:r>
+      <w:bookmarkEnd w:id="1"/>
+      <w:r>
+        <w:t xml:space="preserve"> 1</w:t>
       </w:r>
     </w:p>
     <w:p>
       <w:pPr>
-        <w:rPr>
-          <w:shd w:val="clear" w:color="auto" w:fill="FFFFFF"/>
-        </w:rPr>
-      </w:pPr>
+        <w:spacing w:before="120" w:after="120"/>
+        <w:rPr>
+          <w:b/>
+          <w:bCs/>
+          <w:i/>
+          <w:iCs/>
+        </w:rPr>
+      </w:pPr>
+      <w:r>
+        <w:rPr>
+          <w:b/>
+          <w:bCs/>
+          <w:i/>
+          <w:iCs/>
+        </w:rPr>
+        <w:t>Determine whether there has been a statistically significant increase in aggressive driving since the COVID-19 pandemic to provide evidence-based conclusions for PA Data Discourse readers about driving risks within 12 weeks.</w:t>
+      </w:r>
     </w:p>
     <w:p>
       <w:pPr>
-        <w:rPr>
-          <w:shd w:val="clear" w:color="auto" w:fill="FFFFFF"/>
-        </w:rPr>
-      </w:pPr>
-      <w:r>
-        <w:rPr>
-          <w:highlight w:val="cyan"/>
-          <w:shd w:val="clear" w:color="auto" w:fill="FFFFFF"/>
-        </w:rPr>
-        <w:t>ROBUSTNESS TESTING</w:t>
+        <w:spacing w:before="120" w:after="120"/>
+      </w:pPr>
+      <w:r>
+        <w:t>S</w:t>
+      </w:r>
+      <w:r>
+        <w:t>everal different modeling approaches</w:t>
+      </w:r>
+      <w:r>
+        <w:t xml:space="preserve"> were pursued</w:t>
+      </w:r>
+      <w:r>
+        <w:t xml:space="preserve">—including logistic regression, random forest, and gradient boosting—to identify </w:t>
+      </w:r>
+      <w:r>
+        <w:t>if a relationship exists between COVID-19 and</w:t>
+      </w:r>
+      <w:r>
+        <w:t xml:space="preserve"> aggressive driving. </w:t>
+      </w:r>
+      <w:r>
+        <w:t xml:space="preserve">To make sure the results were reliable, the data were split into separate training and testing groups so the model could be evaluated on data it had not already seen, and during modeling, data were repeatedly divided in different ways (5-fold cross-validation) to </w:t>
+      </w:r>
+      <w:r>
+        <w:lastRenderedPageBreak/>
+        <w:t xml:space="preserve">confirm that the findings are consistent and not dependent on a single split. </w:t>
+      </w:r>
+      <w:r>
+        <w:t xml:space="preserve">The predictive performance of COVID-19 proved to be limited in all models. </w:t>
       </w:r>
     </w:p>
     <w:p>
       <w:pPr>
-        <w:pStyle w:val="Heading3"/>
-        <w:rPr>
-          <w:rFonts w:eastAsia="Times New Roman"/>
-        </w:rPr>
-      </w:pPr>
-      <w:bookmarkStart w:id="1" w:name="_Toc222167602"/>
-      <w:r>
-        <w:t>Objective</w:t>
-      </w:r>
-      <w:bookmarkEnd w:id="1"/>
-      <w:r>
-        <w:t xml:space="preserve"> 1</w:t>
+        <w:spacing w:before="120" w:after="120"/>
+      </w:pPr>
+      <w:r>
+        <w:t>T</w:t>
+      </w:r>
+      <w:r>
+        <w:t xml:space="preserve">he logistic regression model </w:t>
+      </w:r>
+      <w:r>
+        <w:t xml:space="preserve">was selected for further evaluation </w:t>
+      </w:r>
+      <w:r>
+        <w:t>because it</w:t>
+      </w:r>
+      <w:r>
+        <w:t>s results make it</w:t>
+      </w:r>
+      <w:r>
+        <w:t xml:space="preserve"> easier to understand how </w:t>
+      </w:r>
+      <w:r>
+        <w:t>COVID-19</w:t>
+      </w:r>
+      <w:r>
+        <w:t xml:space="preserve"> is associated with </w:t>
+      </w:r>
+      <w:r>
+        <w:t>aggressive driving</w:t>
+      </w:r>
+      <w:r>
+        <w:t>, even if limited</w:t>
+      </w:r>
+      <w:r>
+        <w:t xml:space="preserve">. </w:t>
+      </w:r>
+      <w:r>
+        <w:t>T</w:t>
+      </w:r>
+      <w:r>
+        <w:t>h</w:t>
+      </w:r>
+      <w:r>
+        <w:t>is further evaluation involved examining the</w:t>
+      </w:r>
+      <w:r>
+        <w:t xml:space="preserve"> estimated effect of </w:t>
+      </w:r>
+      <w:r>
+        <w:t xml:space="preserve">COVID-19 </w:t>
+      </w:r>
+      <w:r>
+        <w:t xml:space="preserve">to understand </w:t>
+      </w:r>
+      <w:r>
+        <w:t xml:space="preserve">how </w:t>
+      </w:r>
+      <w:r>
+        <w:t>influential COVID-19 is in predicting aggressive driving.</w:t>
+      </w:r>
+      <w:r>
+        <w:t xml:space="preserve"> </w:t>
+      </w:r>
+      <w:r>
+        <w:t>T</w:t>
+      </w:r>
+      <w:r>
+        <w:t xml:space="preserve">ime-based </w:t>
+      </w:r>
+      <w:r>
+        <w:t xml:space="preserve">robustness </w:t>
+      </w:r>
+      <w:r>
+        <w:t xml:space="preserve">checks </w:t>
+      </w:r>
+      <w:r>
+        <w:t xml:space="preserve">were performed </w:t>
+      </w:r>
+      <w:r>
+        <w:t xml:space="preserve">to ensure the results held up across different periods </w:t>
+      </w:r>
+      <w:r>
+        <w:t>of time and not affected b</w:t>
+      </w:r>
+      <w:r>
+        <w:t>y varying</w:t>
+      </w:r>
+      <w:r>
+        <w:t xml:space="preserve"> historical trends in the data. </w:t>
+      </w:r>
+      <w:r>
+        <w:t>Together, these steps help</w:t>
+      </w:r>
+      <w:r>
+        <w:t>ed</w:t>
+      </w:r>
+      <w:r>
+        <w:t xml:space="preserve"> ensure that the model is both understandable and rigorously evaluated.</w:t>
       </w:r>
     </w:p>
     <w:p>
-      <w:r>
-        <w:t xml:space="preserve">Determine whether </w:t>
-      </w:r>
-      <w:r>
-        <w:t xml:space="preserve">there has been a statistically significant increase in </w:t>
-      </w:r>
-      <w:r>
-        <w:t xml:space="preserve">aggressive driving </w:t>
-      </w:r>
-      <w:r>
-        <w:t>since the COVID-19 pandemic to provide evidence-based conclusions for PA Data Discourse readers about driving risks within 12 weeks.</w:t>
+      <w:pPr>
+        <w:pStyle w:val="Heading3"/>
+      </w:pPr>
+      <w:bookmarkStart w:id="2" w:name="_Toc222167603"/>
+      <w:r>
+        <w:t>Objective</w:t>
+      </w:r>
+      <w:bookmarkEnd w:id="2"/>
+      <w:r>
+        <w:t xml:space="preserve"> 2</w:t>
       </w:r>
     </w:p>
     <w:p>
       <w:pPr>
-        <w:pStyle w:val="Heading3"/>
-      </w:pPr>
-      <w:bookmarkStart w:id="2" w:name="_Toc222167603"/>
-      <w:r>
-        <w:t>Objective</w:t>
-      </w:r>
-      <w:bookmarkEnd w:id="2"/>
-      <w:r>
-        <w:t xml:space="preserve"> 2</w:t>
+        <w:spacing w:before="120" w:after="120"/>
+        <w:rPr>
+          <w:b/>
+          <w:bCs/>
+          <w:i/>
+          <w:iCs/>
+        </w:rPr>
+      </w:pPr>
+      <w:r>
+        <w:rPr>
+          <w:b/>
+          <w:bCs/>
+          <w:i/>
+          <w:iCs/>
+        </w:rPr>
+        <w:t>Identify specific aggressive driving behaviors that increased during COVID-19.</w:t>
       </w:r>
     </w:p>
     <w:p>
-      <w:r>
-        <w:t>Identify specific aggressive driving behaviors that increased during COVID-19.</w:t>
+      <w:pPr>
+        <w:spacing w:before="120" w:after="120"/>
+      </w:pPr>
+      <w:r>
+        <w:t xml:space="preserve">Several models using Support Vector Machines (SVM) one-class classification algorithm were developed to predict specific aggressive or distracted driving behaviors, separately, from COVID-19. The specific behaviors included proceeding without clearance; running red lights; running stop signs; speeding; speeding related, which includes speeding, driving too fast for conditions, or driver fleeing the police; tailgating; cell phone use; and distracted driving. These models were re-run after the modeling phase with corrected parameter values, however, this resulted in very little or no change in model metrics, depending on the target. No models for this objective met the technical success criteria of F1=0.7 established for this study, with F1 being a </w:t>
+      </w:r>
+      <w:r>
+        <w:t xml:space="preserve">single </w:t>
+      </w:r>
+      <w:r>
+        <w:t xml:space="preserve">measure that summarizes the model’s accuracy in predicting crashes that involve aggressive driving and the model’s ability to find all </w:t>
+      </w:r>
+      <w:r>
+        <w:t>crashes that involved aggressive driving</w:t>
+      </w:r>
+      <w:r>
+        <w:t xml:space="preserve">. The SVM models pushed the limits of available time and computational resources, even with a reduced dataset using only records after March 1, 2015. Therefore, these models were not pursued further to optimize or to obtain additional measures. Further study using different methods is recommended and outlined in the </w:t>
+      </w:r>
+      <w:r>
+        <w:rPr>
+          <w:i/>
+          <w:iCs/>
+        </w:rPr>
+        <w:fldChar w:fldCharType="begin"/>
+      </w:r>
+      <w:r>
+        <w:rPr>
+          <w:i/>
+          <w:iCs/>
+        </w:rPr>
+        <w:instrText xml:space="preserve"> REF _Ref227327845 \h </w:instrText>
+      </w:r>
+      <w:r>
+        <w:rPr>
+          <w:i/>
+          <w:iCs/>
+        </w:rPr>
+      </w:r>
+      <w:r>
+        <w:rPr>
+          <w:i/>
+          <w:iCs/>
+        </w:rPr>
+        <w:instrText xml:space="preserve"> \* MERGEFORMAT </w:instrText>
+      </w:r>
+      <w:r>
+        <w:rPr>
+          <w:i/>
+          <w:iCs/>
+        </w:rPr>
+        <w:fldChar w:fldCharType="separate"/>
+      </w:r>
+      <w:r>
+        <w:rPr>
+          <w:i/>
+          <w:iCs/>
+        </w:rPr>
+        <w:t>1.2 Insights and Recommendations</w:t>
+      </w:r>
+      <w:r>
+        <w:rPr>
+          <w:i/>
+          <w:iCs/>
+        </w:rPr>
+        <w:fldChar w:fldCharType="end"/>
+      </w:r>
+      <w:r>
+        <w:t xml:space="preserve"> section below.</w:t>
       </w:r>
     </w:p>
     <w:p>
@@ -3922,59 +4155,130 @@
       </w:r>
     </w:p>
     <w:p>
-      <w:r>
+      <w:pPr>
+        <w:spacing w:before="120" w:after="120"/>
+        <w:rPr>
+          <w:b/>
+          <w:bCs/>
+          <w:i/>
+          <w:iCs/>
+        </w:rPr>
+      </w:pPr>
+      <w:r>
+        <w:rPr>
+          <w:b/>
+          <w:bCs/>
+          <w:i/>
+          <w:iCs/>
+        </w:rPr>
         <w:t>Identify co-factors for crashes involving aggressive driving, such as age,</w:t>
       </w:r>
       <w:r>
+        <w:rPr>
+          <w:b/>
+          <w:bCs/>
+          <w:i/>
+          <w:iCs/>
+        </w:rPr>
         <w:t xml:space="preserve"> fatigue, impairment, </w:t>
       </w:r>
       <w:r>
+        <w:rPr>
+          <w:b/>
+          <w:bCs/>
+          <w:i/>
+          <w:iCs/>
+        </w:rPr>
         <w:t xml:space="preserve">license status, hit and run, geography, </w:t>
       </w:r>
       <w:r>
+        <w:rPr>
+          <w:b/>
+          <w:bCs/>
+          <w:i/>
+          <w:iCs/>
+        </w:rPr>
         <w:t>or cell phone use</w:t>
       </w:r>
       <w:r>
+        <w:rPr>
+          <w:b/>
+          <w:bCs/>
+          <w:i/>
+          <w:iCs/>
+        </w:rPr>
         <w:t>.</w:t>
       </w:r>
     </w:p>
     <w:p>
       <w:pPr>
-        <w:pStyle w:val="Heading3"/>
-      </w:pPr>
-      <w:r>
-        <w:t xml:space="preserve">Other </w:t>
-      </w:r>
-      <w:r>
-        <w:t>Objective</w:t>
+        <w:spacing w:before="120" w:after="120"/>
+      </w:pPr>
+      <w:r>
+        <w:t>L</w:t>
+      </w:r>
+      <w:r>
+        <w:t>ogistic regression</w:t>
+      </w:r>
+      <w:r>
+        <w:t xml:space="preserve"> was performed </w:t>
+      </w:r>
+      <w:r>
+        <w:t xml:space="preserve">to identify if </w:t>
+      </w:r>
+      <w:r>
+        <w:t xml:space="preserve">the </w:t>
+      </w:r>
+      <w:r>
+        <w:t xml:space="preserve">relationship between </w:t>
+      </w:r>
+      <w:r>
+        <w:t xml:space="preserve">different groups and aggressive driving changed with </w:t>
+      </w:r>
+      <w:r>
+        <w:t xml:space="preserve">COVID-19. To make sure the results were reliable, the data were split into separate training and testing groups so the model could be evaluated on data it had not already seen, and during modeling, data were repeatedly divided in different ways (5-fold cross-validation) to confirm that the findings are consistent and not dependent on a single split. The predictive performance of COVID-19 </w:t>
+      </w:r>
+      <w:r>
+        <w:t xml:space="preserve">among different groups </w:t>
+      </w:r>
+      <w:r>
+        <w:t xml:space="preserve">proved to be limited. </w:t>
+      </w:r>
+      <w:r>
+        <w:t>T</w:t>
+      </w:r>
+      <w:r>
+        <w:t>he estimated effect</w:t>
       </w:r>
       <w:r>
         <w:t>s</w:t>
       </w:r>
-    </w:p>
-    <w:p>
-      <w:pPr>
-        <w:pStyle w:val="ListParagraph"/>
-        <w:numPr>
-          <w:ilvl w:val="0"/>
-          <w:numId w:val="4"/>
-        </w:numPr>
-        <w:contextualSpacing w:val="0"/>
-      </w:pPr>
-      <w:r>
-        <w:t>Develop accessible visualizations for public understanding.</w:t>
-      </w:r>
-    </w:p>
-    <w:p>
-      <w:pPr>
-        <w:pStyle w:val="ListParagraph"/>
-        <w:numPr>
-          <w:ilvl w:val="0"/>
-          <w:numId w:val="4"/>
-        </w:numPr>
-      </w:pPr>
-      <w:r>
-        <w:t>Create reproducible methodology for ongoing aggressive driving related crash monitoring.</w:t>
+      <w:r>
+        <w:t xml:space="preserve"> of </w:t>
+      </w:r>
+      <w:r>
+        <w:t xml:space="preserve">each group relative to </w:t>
+      </w:r>
+      <w:r>
+        <w:t xml:space="preserve">COVID-19 </w:t>
+      </w:r>
+      <w:r>
+        <w:t xml:space="preserve">were examined </w:t>
+      </w:r>
+      <w:r>
+        <w:t>to understand how influential COVID-19 is in predicting aggressive driving</w:t>
+      </w:r>
+      <w:r>
+        <w:t xml:space="preserve"> within each group</w:t>
+      </w:r>
+      <w:r>
+        <w:t>. Time-based robustness checks were performed to ensure the results held up across different periods of time and not affected b</w:t>
+      </w:r>
+      <w:r>
+        <w:t xml:space="preserve">y varying </w:t>
+      </w:r>
+      <w:r>
+        <w:t>historical trends in the data. Together, these steps helped ensure that the model is both understandable and rigorously evaluated.</w:t>
       </w:r>
     </w:p>
     <w:p>
@@ -3997,6 +4301,7 @@
       </w:pPr>
       <w:bookmarkStart w:id="4" w:name="_Toc226057145"/>
       <w:r>
+        <w:lastRenderedPageBreak/>
         <w:t>Section 1: Organizational Interpretation of Results</w:t>
       </w:r>
       <w:bookmarkEnd w:id="4"/>
@@ -4077,11 +4382,7 @@
         <w:t>is conclusion</w:t>
       </w:r>
       <w:r>
-        <w:t xml:space="preserve">. The </w:t>
-      </w:r>
-      <w:r>
-        <w:lastRenderedPageBreak/>
-        <w:t xml:space="preserve">ROC is a line or curve created by two rates plotted against one another: the rate at which the model correctly classifies crashes involving aggressive driving (true positive rate) and the rate at which the model incorrectly classifies crashes as involving aggressive driving (false positive rate). </w:t>
+        <w:t xml:space="preserve">. The ROC is a line or curve created by two rates plotted against one another: the rate at which the model correctly classifies crashes involving aggressive driving (true positive rate) and the rate at which the model incorrectly classifies crashes as involving aggressive driving (false positive rate). </w:t>
       </w:r>
       <w:r>
         <w:t xml:space="preserve">The ROC curve for this model, displayed in </w:t>
@@ -4310,6 +4611,7 @@
           <w:noProof/>
           <w14:ligatures w14:val="standardContextual"/>
         </w:rPr>
+        <w:lastRenderedPageBreak/>
         <w:drawing>
           <wp:inline distT="0" distB="0" distL="0" distR="0" wp14:anchorId="021AE627" wp14:editId="60557369">
             <wp:extent cx="3175279" cy="2381459"/>
@@ -4359,7 +4661,6 @@
       </w:pPr>
       <w:bookmarkStart w:id="9" w:name="_Ref227260216"/>
       <w:r>
-        <w:lastRenderedPageBreak/>
         <w:t xml:space="preserve">Figure </w:t>
       </w:r>
       <w:r>
@@ -4410,7 +4711,7 @@
     </w:p>
     <w:p>
       <w:pPr>
-        <w:spacing w:before="120" w:after="120"/>
+        <w:keepNext/>
         <w:rPr>
           <w:b/>
           <w:bCs/>
@@ -4418,6 +4719,7 @@
           <w:iCs/>
         </w:rPr>
       </w:pPr>
+      <w:proofErr w:type="spellStart"/>
       <w:r>
         <w:rPr>
           <w:b/>
@@ -4425,8 +4727,9 @@
           <w:i/>
           <w:iCs/>
         </w:rPr>
-        <w:t xml:space="preserve">Objective 2: </w:t>
-      </w:r>
+        <w:t>O</w:t>
+      </w:r>
+      <w:proofErr w:type="spellEnd"/>
       <w:r>
         <w:rPr>
           <w:b/>
@@ -4434,642 +4737,22 @@
           <w:i/>
           <w:iCs/>
         </w:rPr>
-        <w:t>Identify specific aggressive driving behaviors that increased during COVID-19.</w:t>
-      </w:r>
-    </w:p>
-    <w:p>
-      <w:pPr>
-        <w:spacing w:before="120" w:after="120"/>
-      </w:pPr>
-      <w:r>
-        <w:t xml:space="preserve">Several models </w:t>
-      </w:r>
-      <w:r>
-        <w:t xml:space="preserve">using Support Vector Machines (SVM) </w:t>
-      </w:r>
-      <w:r>
-        <w:t xml:space="preserve">one-class classification </w:t>
-      </w:r>
-      <w:r>
-        <w:t xml:space="preserve">algorithm </w:t>
-      </w:r>
-      <w:r>
-        <w:t xml:space="preserve">were developed to </w:t>
-      </w:r>
-      <w:r>
-        <w:t xml:space="preserve">predict </w:t>
-      </w:r>
-      <w:r>
-        <w:t xml:space="preserve">specific aggressive or </w:t>
-      </w:r>
-      <w:r>
-        <w:t xml:space="preserve">distracted </w:t>
-      </w:r>
-      <w:r>
-        <w:t>driving behaviors</w:t>
-      </w:r>
-      <w:r>
-        <w:t>, separately,</w:t>
-      </w:r>
-      <w:r>
+        <w:t>bjective 3:</w:t>
+      </w:r>
+      <w:r>
+        <w:rPr>
+          <w:b/>
+          <w:bCs/>
+        </w:rPr>
         <w:t xml:space="preserve"> </w:t>
       </w:r>
       <w:r>
-        <w:t>from</w:t>
-      </w:r>
-      <w:r>
-        <w:t xml:space="preserve"> COVID-19</w:t>
-      </w:r>
-      <w:r>
-        <w:t>.</w:t>
-      </w:r>
-      <w:r>
-        <w:t xml:space="preserve"> The </w:t>
-      </w:r>
-      <w:r>
-        <w:t xml:space="preserve">specific </w:t>
-      </w:r>
-      <w:r>
-        <w:t xml:space="preserve">behaviors </w:t>
-      </w:r>
-      <w:r>
-        <w:t>includ</w:t>
-      </w:r>
-      <w:r>
-        <w:t>ed</w:t>
-      </w:r>
-      <w:r>
-        <w:t xml:space="preserve"> p</w:t>
-      </w:r>
-      <w:r>
-        <w:t>roceeding without clearance</w:t>
-      </w:r>
-      <w:r>
-        <w:t>;</w:t>
-      </w:r>
-      <w:r>
-        <w:t xml:space="preserve"> running red lights</w:t>
-      </w:r>
-      <w:r>
-        <w:t>; running</w:t>
-      </w:r>
-      <w:r>
-        <w:t xml:space="preserve"> stop signs</w:t>
-      </w:r>
-      <w:r>
-        <w:t xml:space="preserve">; </w:t>
-      </w:r>
-      <w:r>
-        <w:t>speeding</w:t>
-      </w:r>
-      <w:r>
-        <w:t xml:space="preserve">; </w:t>
-      </w:r>
-      <w:r>
-        <w:t>speeding r</w:t>
-      </w:r>
-      <w:r>
-        <w:t xml:space="preserve">elated, which </w:t>
-      </w:r>
-      <w:r>
-        <w:t xml:space="preserve">includes speeding, driving too fast for conditions, </w:t>
-      </w:r>
-      <w:r>
-        <w:t>or</w:t>
-      </w:r>
-      <w:r>
-        <w:t xml:space="preserve"> </w:t>
-      </w:r>
-      <w:r>
-        <w:t xml:space="preserve">driver </w:t>
-      </w:r>
-      <w:r>
-        <w:t>fleeing the police</w:t>
-      </w:r>
-      <w:r>
-        <w:t>;</w:t>
-      </w:r>
-      <w:r>
-        <w:t xml:space="preserve"> tailgating</w:t>
-      </w:r>
-      <w:r>
-        <w:t xml:space="preserve">; </w:t>
-      </w:r>
-      <w:r>
-        <w:t>cell phone use</w:t>
-      </w:r>
-      <w:r>
-        <w:t xml:space="preserve">; </w:t>
-      </w:r>
-      <w:r>
-        <w:t>and distracted driving.</w:t>
-      </w:r>
-      <w:r>
-        <w:t xml:space="preserve"> </w:t>
-      </w:r>
-      <w:r>
-        <w:t xml:space="preserve">These models were re-run </w:t>
-      </w:r>
-      <w:r>
-        <w:t xml:space="preserve">after the modeling phase </w:t>
-      </w:r>
-      <w:r>
-        <w:t xml:space="preserve">with corrected </w:t>
-      </w:r>
-      <w:r>
-        <w:t>parameter values</w:t>
-      </w:r>
-      <w:r>
-        <w:t>,</w:t>
-      </w:r>
-      <w:r>
-        <w:t xml:space="preserve"> however, </w:t>
-      </w:r>
-      <w:r>
-        <w:t xml:space="preserve">this resulted in very </w:t>
-      </w:r>
-      <w:r>
-        <w:t>little</w:t>
-      </w:r>
-      <w:r>
-        <w:t xml:space="preserve"> or no</w:t>
-      </w:r>
-      <w:r>
-        <w:t xml:space="preserve"> change in model metrics</w:t>
-      </w:r>
-      <w:r>
-        <w:t xml:space="preserve">, depending on the target. </w:t>
-      </w:r>
-      <w:r>
-        <w:t xml:space="preserve">No </w:t>
-      </w:r>
-      <w:r>
-        <w:t xml:space="preserve">models for this objective </w:t>
-      </w:r>
-      <w:r>
-        <w:t xml:space="preserve">met </w:t>
-      </w:r>
-      <w:r>
-        <w:t xml:space="preserve">the technical </w:t>
-      </w:r>
-      <w:r>
-        <w:t xml:space="preserve">success </w:t>
-      </w:r>
-      <w:r>
-        <w:t xml:space="preserve">criteria of F1=0.7 established for this study, with F1 being a measure that summarizes precision and recall into one number. Precision measures the model’s accuracy in predicting crashes that involve aggressive driving, and recall measures the model’s ability to find all positive cases. The highest F1 score in this series of models was for speeding related crashes with F1=0.376, which suggests that COVID-19 is a poor predictor of </w:t>
-      </w:r>
-      <w:r>
-        <w:t xml:space="preserve">speeding related crashes. It follows that COVID-19 is a poor predictor of any of the </w:t>
-      </w:r>
-      <w:r>
-        <w:t>specific aggressive or distracted driving behaviors</w:t>
-      </w:r>
-      <w:r>
-        <w:t xml:space="preserve"> that were evaluated</w:t>
-      </w:r>
-      <w:r>
-        <w:t xml:space="preserve"> because the F1 scores were lower tha</w:t>
-      </w:r>
-      <w:r>
-        <w:t>n the score</w:t>
-      </w:r>
-      <w:r>
-        <w:t xml:space="preserve"> for speeding related crashes</w:t>
-      </w:r>
-      <w:r>
-        <w:t>.</w:t>
-      </w:r>
-    </w:p>
-    <w:p>
-      <w:pPr>
-        <w:spacing w:before="120" w:after="120"/>
-      </w:pPr>
-      <w:r>
-        <w:t xml:space="preserve">These results were understandable for some of the behaviors modeled, however, two behaviors </w:t>
-      </w:r>
-      <w:r>
-        <w:t xml:space="preserve">appear to have </w:t>
-      </w:r>
-      <w:r>
-        <w:t xml:space="preserve">increased after COVID-19, as shown in the time series plots in </w:t>
-      </w:r>
-      <w:r>
-        <w:fldChar w:fldCharType="begin"/>
-      </w:r>
-      <w:r>
-        <w:instrText xml:space="preserve"> REF _Ref227337252 \h </w:instrText>
-      </w:r>
-      <w:r>
-        <w:fldChar w:fldCharType="separate"/>
-      </w:r>
-      <w:r>
-        <w:t xml:space="preserve">Figure </w:t>
-      </w:r>
-      <w:r>
-        <w:rPr>
-          <w:noProof/>
-        </w:rPr>
-        <w:t>3</w:t>
-      </w:r>
-      <w:r>
-        <w:fldChar w:fldCharType="end"/>
-      </w:r>
-      <w:r>
-        <w:t xml:space="preserve"> below</w:t>
-      </w:r>
-      <w:r>
-        <w:t xml:space="preserve">. </w:t>
-      </w:r>
-      <w:proofErr w:type="spellStart"/>
-      <w:r>
-        <w:t>The</w:t>
-      </w:r>
-      <w:proofErr w:type="spellEnd"/>
-      <w:r>
-        <w:t xml:space="preserve"> SVM failed to identify these changes. </w:t>
-      </w:r>
-    </w:p>
-    <w:tbl>
-      <w:tblPr>
-        <w:tblStyle w:val="TableGrid"/>
-        <w:tblW w:w="0" w:type="auto"/>
-        <w:tblBorders>
-          <w:top w:val="none" w:sz="0" w:space="0" w:color="auto"/>
-          <w:left w:val="none" w:sz="0" w:space="0" w:color="auto"/>
-          <w:bottom w:val="none" w:sz="0" w:space="0" w:color="auto"/>
-          <w:right w:val="none" w:sz="0" w:space="0" w:color="auto"/>
-          <w:insideH w:val="none" w:sz="0" w:space="0" w:color="auto"/>
-          <w:insideV w:val="none" w:sz="0" w:space="0" w:color="auto"/>
-        </w:tblBorders>
-        <w:tblLook w:val="04A0" w:firstRow="1" w:lastRow="0" w:firstColumn="1" w:lastColumn="0" w:noHBand="0" w:noVBand="1"/>
-      </w:tblPr>
-      <w:tblGrid>
-        <w:gridCol w:w="4675"/>
-        <w:gridCol w:w="4675"/>
-      </w:tblGrid>
-      <w:tr>
-        <w:tc>
-          <w:tcPr>
-            <w:tcW w:w="4675" w:type="dxa"/>
-          </w:tcPr>
-          <w:p>
-            <w:pPr>
-              <w:keepNext/>
-              <w:spacing w:before="120" w:after="120"/>
-              <w:rPr>
-                <w:noProof/>
-                <w14:ligatures w14:val="standardContextual"/>
-              </w:rPr>
-            </w:pPr>
-            <w:r>
-              <w:rPr>
-                <w:noProof/>
-                <w14:ligatures w14:val="standardContextual"/>
-              </w:rPr>
-              <w:t>Cell phone use</w:t>
-            </w:r>
-            <w:r>
-              <w:rPr>
-                <w:noProof/>
-                <w14:ligatures w14:val="standardContextual"/>
-              </w:rPr>
-              <w:br/>
-            </w:r>
-            <w:r>
-              <w:rPr>
-                <w:noProof/>
-                <w14:ligatures w14:val="standardContextual"/>
-              </w:rPr>
-              <w:t>F1=0.0000</w:t>
-            </w:r>
-          </w:p>
-        </w:tc>
-        <w:tc>
-          <w:tcPr>
-            <w:tcW w:w="4675" w:type="dxa"/>
-          </w:tcPr>
-          <w:p>
-            <w:pPr>
-              <w:keepNext/>
-              <w:spacing w:before="120" w:after="120"/>
-              <w:rPr>
-                <w:noProof/>
-                <w14:ligatures w14:val="standardContextual"/>
-              </w:rPr>
-            </w:pPr>
-            <w:r>
-              <w:rPr>
-                <w:noProof/>
-                <w14:ligatures w14:val="standardContextual"/>
-              </w:rPr>
-              <w:t>Proceeding without clearance</w:t>
-            </w:r>
-            <w:r>
-              <w:rPr>
-                <w:noProof/>
-                <w14:ligatures w14:val="standardContextual"/>
-              </w:rPr>
-              <w:br/>
-            </w:r>
-            <w:r>
-              <w:rPr>
-                <w:noProof/>
-                <w14:ligatures w14:val="standardContextual"/>
-              </w:rPr>
-              <w:t>F1=0.0000</w:t>
-            </w:r>
-          </w:p>
-        </w:tc>
-      </w:tr>
-      <w:tr>
-        <w:tc>
-          <w:tcPr>
-            <w:tcW w:w="4675" w:type="dxa"/>
-          </w:tcPr>
-          <w:p>
-            <w:pPr>
-              <w:spacing w:before="120" w:after="120"/>
-            </w:pPr>
-            <w:r>
-              <w:rPr>
-                <w:noProof/>
-                <w14:ligatures w14:val="standardContextual"/>
-              </w:rPr>
-              <w:drawing>
-                <wp:inline distT="0" distB="0" distL="0" distR="0" wp14:anchorId="29AD449A" wp14:editId="376E7A26">
-                  <wp:extent cx="2773346" cy="2080009"/>
-                  <wp:effectExtent l="0" t="0" r="0" b="3175"/>
-                  <wp:docPr id="206622935" name="Picture 7"/>
-                  <wp:cNvGraphicFramePr>
-                    <a:graphicFrameLocks xmlns:a="http://schemas.openxmlformats.org/drawingml/2006/main" noChangeAspect="1"/>
-                  </wp:cNvGraphicFramePr>
-                  <a:graphic xmlns:a="http://schemas.openxmlformats.org/drawingml/2006/main">
-                    <a:graphicData uri="http://schemas.openxmlformats.org/drawingml/2006/picture">
-                      <pic:pic xmlns:pic="http://schemas.openxmlformats.org/drawingml/2006/picture">
-                        <pic:nvPicPr>
-                          <pic:cNvPr id="206622935" name="Picture 206622935"/>
-                          <pic:cNvPicPr/>
-                        </pic:nvPicPr>
-                        <pic:blipFill>
-                          <a:blip r:embed="rId11">
-                            <a:extLst>
-                              <a:ext uri="{28A0092B-C50C-407E-A947-70E740481C1C}">
-                                <a14:useLocalDpi xmlns:a14="http://schemas.microsoft.com/office/drawing/2010/main" val="0"/>
-                              </a:ext>
-                            </a:extLst>
-                          </a:blip>
-                          <a:stretch>
-                            <a:fillRect/>
-                          </a:stretch>
-                        </pic:blipFill>
-                        <pic:spPr>
-                          <a:xfrm>
-                            <a:off x="0" y="0"/>
-                            <a:ext cx="2797172" cy="2097878"/>
-                          </a:xfrm>
-                          <a:prstGeom prst="rect">
-                            <a:avLst/>
-                          </a:prstGeom>
-                        </pic:spPr>
-                      </pic:pic>
-                    </a:graphicData>
-                  </a:graphic>
-                </wp:inline>
-              </w:drawing>
-            </w:r>
-          </w:p>
-        </w:tc>
-        <w:tc>
-          <w:tcPr>
-            <w:tcW w:w="4675" w:type="dxa"/>
-          </w:tcPr>
-          <w:p>
-            <w:pPr>
-              <w:keepNext/>
-              <w:spacing w:before="120" w:after="120"/>
-            </w:pPr>
-            <w:r>
-              <w:rPr>
-                <w:noProof/>
-                <w14:ligatures w14:val="standardContextual"/>
-              </w:rPr>
-              <w:drawing>
-                <wp:inline distT="0" distB="0" distL="0" distR="0" wp14:anchorId="386CB4FE" wp14:editId="752FA398">
-                  <wp:extent cx="2772913" cy="2079685"/>
-                  <wp:effectExtent l="0" t="0" r="0" b="3175"/>
-                  <wp:docPr id="497198726" name="Picture 8"/>
-                  <wp:cNvGraphicFramePr>
-                    <a:graphicFrameLocks xmlns:a="http://schemas.openxmlformats.org/drawingml/2006/main" noChangeAspect="1"/>
-                  </wp:cNvGraphicFramePr>
-                  <a:graphic xmlns:a="http://schemas.openxmlformats.org/drawingml/2006/main">
-                    <a:graphicData uri="http://schemas.openxmlformats.org/drawingml/2006/picture">
-                      <pic:pic xmlns:pic="http://schemas.openxmlformats.org/drawingml/2006/picture">
-                        <pic:nvPicPr>
-                          <pic:cNvPr id="497198726" name="Picture 497198726"/>
-                          <pic:cNvPicPr/>
-                        </pic:nvPicPr>
-                        <pic:blipFill>
-                          <a:blip r:embed="rId12">
-                            <a:extLst>
-                              <a:ext uri="{28A0092B-C50C-407E-A947-70E740481C1C}">
-                                <a14:useLocalDpi xmlns:a14="http://schemas.microsoft.com/office/drawing/2010/main" val="0"/>
-                              </a:ext>
-                            </a:extLst>
-                          </a:blip>
-                          <a:stretch>
-                            <a:fillRect/>
-                          </a:stretch>
-                        </pic:blipFill>
-                        <pic:spPr>
-                          <a:xfrm>
-                            <a:off x="0" y="0"/>
-                            <a:ext cx="2812989" cy="2109742"/>
-                          </a:xfrm>
-                          <a:prstGeom prst="rect">
-                            <a:avLst/>
-                          </a:prstGeom>
-                        </pic:spPr>
-                      </pic:pic>
-                    </a:graphicData>
-                  </a:graphic>
-                </wp:inline>
-              </w:drawing>
-            </w:r>
-          </w:p>
-        </w:tc>
-      </w:tr>
-    </w:tbl>
-    <w:p>
-      <w:pPr>
-        <w:pStyle w:val="Caption"/>
-      </w:pPr>
-      <w:bookmarkStart w:id="10" w:name="_Ref227337252"/>
-      <w:r>
-        <w:t xml:space="preserve">Figure </w:t>
-      </w:r>
-      <w:r>
-        <w:fldChar w:fldCharType="begin"/>
-      </w:r>
-      <w:r>
-        <w:instrText xml:space="preserve"> SEQ Figure \* ARABIC </w:instrText>
-      </w:r>
-      <w:r>
-        <w:fldChar w:fldCharType="separate"/>
-      </w:r>
-      <w:r>
-        <w:rPr>
-          <w:noProof/>
-        </w:rPr>
-        <w:t>3</w:t>
-      </w:r>
-      <w:r>
-        <w:fldChar w:fldCharType="end"/>
-      </w:r>
-      <w:bookmarkEnd w:id="10"/>
-      <w:r>
-        <w:t xml:space="preserve"> Cell phone use and proceeding without clearance over time</w:t>
-      </w:r>
-    </w:p>
-    <w:p>
-      <w:pPr>
-        <w:spacing w:before="120" w:after="120"/>
-      </w:pPr>
-      <w:r>
-        <w:t>The</w:t>
-      </w:r>
-      <w:r>
-        <w:t xml:space="preserve"> SVM </w:t>
-      </w:r>
-      <w:r>
-        <w:t>models pushed the limits of available computational resources</w:t>
-      </w:r>
-      <w:r>
-        <w:t>, even with a reduced dataset using only records after March 1, 2015. Therefore, these models</w:t>
-      </w:r>
-      <w:r>
-        <w:t xml:space="preserve"> were not pursued further to </w:t>
-      </w:r>
-      <w:r>
-        <w:t xml:space="preserve">optimize or to </w:t>
-      </w:r>
-      <w:r>
-        <w:t>obtain additional measures.</w:t>
-      </w:r>
-      <w:r>
-        <w:t xml:space="preserve"> </w:t>
-      </w:r>
-      <w:r>
-        <w:t xml:space="preserve">Further study using different methods is </w:t>
-      </w:r>
-      <w:r>
-        <w:t xml:space="preserve">recommended </w:t>
-      </w:r>
-      <w:r>
-        <w:t xml:space="preserve">and outlined </w:t>
-      </w:r>
-      <w:r>
-        <w:t xml:space="preserve">in the </w:t>
-      </w:r>
-      <w:r>
-        <w:rPr>
-          <w:i/>
-          <w:iCs/>
-        </w:rPr>
-        <w:fldChar w:fldCharType="begin"/>
-      </w:r>
-      <w:r>
-        <w:rPr>
-          <w:i/>
-          <w:iCs/>
-        </w:rPr>
-        <w:instrText xml:space="preserve"> REF _Ref227327845 \h </w:instrText>
-      </w:r>
-      <w:r>
-        <w:rPr>
-          <w:i/>
-          <w:iCs/>
-        </w:rPr>
-      </w:r>
-      <w:r>
-        <w:rPr>
-          <w:i/>
-          <w:iCs/>
-        </w:rPr>
-        <w:instrText xml:space="preserve"> \* MERGEFORMAT </w:instrText>
-      </w:r>
-      <w:r>
-        <w:rPr>
-          <w:i/>
-          <w:iCs/>
-        </w:rPr>
-        <w:fldChar w:fldCharType="separate"/>
-      </w:r>
-      <w:r>
-        <w:rPr>
-          <w:i/>
-          <w:iCs/>
-        </w:rPr>
-        <w:t>1.2 Insights and Recommendations</w:t>
-      </w:r>
-      <w:r>
-        <w:rPr>
-          <w:i/>
-          <w:iCs/>
-        </w:rPr>
-        <w:fldChar w:fldCharType="end"/>
-      </w:r>
-      <w:r>
-        <w:t xml:space="preserve"> section below</w:t>
-      </w:r>
-      <w:r>
-        <w:t>.</w:t>
-      </w:r>
-    </w:p>
-    <w:p>
-      <w:pPr>
-        <w:keepNext/>
         <w:rPr>
           <w:b/>
           <w:bCs/>
           <w:i/>
           <w:iCs/>
         </w:rPr>
-      </w:pPr>
-      <w:proofErr w:type="spellStart"/>
-      <w:r>
-        <w:rPr>
-          <w:b/>
-          <w:bCs/>
-          <w:i/>
-          <w:iCs/>
-        </w:rPr>
-        <w:lastRenderedPageBreak/>
-        <w:t>O</w:t>
-      </w:r>
-      <w:proofErr w:type="spellEnd"/>
-      <w:r>
-        <w:rPr>
-          <w:b/>
-          <w:bCs/>
-          <w:i/>
-          <w:iCs/>
-        </w:rPr>
-        <w:t>bjective 3:</w:t>
-      </w:r>
-      <w:r>
-        <w:rPr>
-          <w:b/>
-          <w:bCs/>
-        </w:rPr>
-        <w:t xml:space="preserve"> </w:t>
-      </w:r>
-      <w:r>
-        <w:rPr>
-          <w:b/>
-          <w:bCs/>
-          <w:i/>
-          <w:iCs/>
-        </w:rPr>
         <w:t>Identify co-factors for crashes involving aggressive driving, such as age, fatigue, impairment, license status, hit and run, geography, or cell phone use.</w:t>
       </w:r>
     </w:p>
@@ -5230,6 +4913,7 @@
           <w:noProof/>
           <w14:ligatures w14:val="standardContextual"/>
         </w:rPr>
+        <w:lastRenderedPageBreak/>
         <w:drawing>
           <wp:inline distT="0" distB="0" distL="0" distR="0" wp14:anchorId="316C4152" wp14:editId="3A76A3A3">
             <wp:extent cx="3300884" cy="3281135"/>
@@ -5246,7 +4930,7 @@
                     <pic:cNvPicPr/>
                   </pic:nvPicPr>
                   <pic:blipFill>
-                    <a:blip r:embed="rId13" cstate="print">
+                    <a:blip r:embed="rId11" cstate="print">
                       <a:extLst>
                         <a:ext uri="{28A0092B-C50C-407E-A947-70E740481C1C}">
                           <a14:useLocalDpi xmlns:a14="http://schemas.microsoft.com/office/drawing/2010/main" val="0"/>
@@ -5277,8 +4961,8 @@
       <w:pPr>
         <w:pStyle w:val="Caption"/>
       </w:pPr>
-      <w:bookmarkStart w:id="11" w:name="_Ref227329096"/>
-      <w:bookmarkStart w:id="12" w:name="_Ref227329111"/>
+      <w:bookmarkStart w:id="10" w:name="_Ref227329096"/>
+      <w:bookmarkStart w:id="11" w:name="_Ref227329111"/>
       <w:r>
         <w:t xml:space="preserve">Figure </w:t>
       </w:r>
@@ -5300,7 +4984,7 @@
       <w:r>
         <w:fldChar w:fldCharType="end"/>
       </w:r>
-      <w:bookmarkEnd w:id="12"/>
+      <w:bookmarkEnd w:id="11"/>
       <w:r>
         <w:t xml:space="preserve"> </w:t>
       </w:r>
@@ -5310,7 +4994,7 @@
       <w:r>
         <w:t>objective 3</w:t>
       </w:r>
-      <w:bookmarkEnd w:id="11"/>
+      <w:bookmarkEnd w:id="10"/>
     </w:p>
     <w:p>
       <w:pPr>
@@ -5350,11 +5034,7 @@
         <w:t>T</w:t>
       </w:r>
       <w:r>
-        <w:t xml:space="preserve">he strongest effect is fatigue with no interaction between COVID-19, meaning crashes involving fatigued or sleeping </w:t>
-      </w:r>
-      <w:r>
-        <w:lastRenderedPageBreak/>
-        <w:t>drivers occur consistently regardless of COVID-19.</w:t>
+        <w:t>he strongest effect is fatigue with no interaction between COVID-19, meaning crashes involving fatigued or sleeping drivers occur consistently regardless of COVID-19.</w:t>
       </w:r>
       <w:r>
         <w:t xml:space="preserve"> This means that the small amount of predictive power of the model is due to fatigue and not COVID-19.</w:t>
@@ -5386,7 +5066,7 @@
                     <pic:cNvPicPr/>
                   </pic:nvPicPr>
                   <pic:blipFill>
-                    <a:blip r:embed="rId14" cstate="print">
+                    <a:blip r:embed="rId12" cstate="print">
                       <a:extLst>
                         <a:ext uri="{28A0092B-C50C-407E-A947-70E740481C1C}">
                           <a14:useLocalDpi xmlns:a14="http://schemas.microsoft.com/office/drawing/2010/main" val="0"/>
@@ -5417,7 +5097,7 @@
       <w:pPr>
         <w:pStyle w:val="Caption"/>
       </w:pPr>
-      <w:bookmarkStart w:id="13" w:name="_Ref227334180"/>
+      <w:bookmarkStart w:id="12" w:name="_Ref227334180"/>
       <w:r>
         <w:t xml:space="preserve">Figure </w:t>
       </w:r>
@@ -5439,7 +5119,7 @@
       <w:r>
         <w:fldChar w:fldCharType="end"/>
       </w:r>
-      <w:bookmarkEnd w:id="13"/>
+      <w:bookmarkEnd w:id="12"/>
       <w:r>
         <w:t xml:space="preserve"> Feature importance for objective 3 final model with interaction</w:t>
       </w:r>
@@ -5629,6 +5309,7 @@
         <w:spacing w:before="120" w:after="120"/>
       </w:pPr>
       <w:r>
+        <w:lastRenderedPageBreak/>
         <w:t xml:space="preserve">The interaction between </w:t>
       </w:r>
       <w:r>
@@ -5737,11 +5418,11 @@
       <w:pPr>
         <w:pStyle w:val="Heading3"/>
       </w:pPr>
-      <w:bookmarkStart w:id="14" w:name="_Toc226057148"/>
+      <w:bookmarkStart w:id="13" w:name="_Toc226057148"/>
       <w:r>
         <w:t>Expected organizational outcomes</w:t>
       </w:r>
-      <w:bookmarkEnd w:id="14"/>
+      <w:bookmarkEnd w:id="13"/>
     </w:p>
     <w:p>
       <w:pPr>
@@ -5902,12 +5583,11 @@
       <w:pPr>
         <w:pStyle w:val="Heading3"/>
       </w:pPr>
-      <w:bookmarkStart w:id="15" w:name="_Toc226057149"/>
-      <w:r>
-        <w:lastRenderedPageBreak/>
+      <w:bookmarkStart w:id="14" w:name="_Toc226057149"/>
+      <w:r>
         <w:t>Confidence levels</w:t>
       </w:r>
-      <w:bookmarkEnd w:id="15"/>
+      <w:bookmarkEnd w:id="14"/>
     </w:p>
     <w:p>
       <w:pPr>
@@ -6194,18 +5874,22 @@
         <w:t>.</w:t>
       </w:r>
       <w:r>
-        <w:t xml:space="preserve"> However, the small effects indicate that these interacting features are only mildly associated with aggressive driving. </w:t>
+        <w:t xml:space="preserve"> </w:t>
+      </w:r>
+      <w:r>
+        <w:lastRenderedPageBreak/>
+        <w:t xml:space="preserve">However, the small effects indicate that these interacting features are only mildly associated with aggressive driving. </w:t>
       </w:r>
     </w:p>
     <w:p>
       <w:pPr>
         <w:pStyle w:val="Heading3"/>
       </w:pPr>
-      <w:bookmarkStart w:id="16" w:name="_Toc226057150"/>
+      <w:bookmarkStart w:id="15" w:name="_Toc226057150"/>
       <w:r>
         <w:t>Value proposition</w:t>
       </w:r>
-      <w:bookmarkEnd w:id="16"/>
+      <w:bookmarkEnd w:id="15"/>
     </w:p>
     <w:p>
       <w:r>
@@ -6219,23 +5903,23 @@
       <w:pPr>
         <w:pStyle w:val="Heading2"/>
       </w:pPr>
-      <w:bookmarkStart w:id="17" w:name="_Toc226057151"/>
-      <w:bookmarkStart w:id="18" w:name="_Ref227327845"/>
+      <w:bookmarkStart w:id="16" w:name="_Toc226057151"/>
+      <w:bookmarkStart w:id="17" w:name="_Ref227327845"/>
       <w:r>
         <w:t>1.2 Insights and Recommendations</w:t>
       </w:r>
+      <w:bookmarkEnd w:id="16"/>
       <w:bookmarkEnd w:id="17"/>
-      <w:bookmarkEnd w:id="18"/>
     </w:p>
     <w:p>
       <w:pPr>
         <w:pStyle w:val="Heading3"/>
       </w:pPr>
-      <w:bookmarkStart w:id="19" w:name="_Toc226057152"/>
+      <w:bookmarkStart w:id="18" w:name="_Toc226057152"/>
       <w:r>
         <w:t>Key findings</w:t>
       </w:r>
-      <w:bookmarkEnd w:id="19"/>
+      <w:bookmarkEnd w:id="18"/>
     </w:p>
     <w:p>
       <w:pPr>
@@ -6279,7 +5963,6 @@
         </w:numPr>
       </w:pPr>
       <w:r>
-        <w:lastRenderedPageBreak/>
         <w:t>Aggressive driving dropped during the COVID-19 lockdown but increased after.</w:t>
       </w:r>
     </w:p>
@@ -6422,7 +6105,7 @@
                     <pic:cNvPicPr/>
                   </pic:nvPicPr>
                   <pic:blipFill>
-                    <a:blip r:embed="rId15" cstate="print">
+                    <a:blip r:embed="rId13" cstate="print">
                       <a:extLst>
                         <a:ext uri="{28A0092B-C50C-407E-A947-70E740481C1C}">
                           <a14:useLocalDpi xmlns:a14="http://schemas.microsoft.com/office/drawing/2010/main" val="0"/>
@@ -6458,7 +6141,7 @@
           <w:highlight w:val="yellow"/>
         </w:rPr>
       </w:pPr>
-      <w:bookmarkStart w:id="20" w:name="_Ref227353926"/>
+      <w:bookmarkStart w:id="19" w:name="_Ref227353926"/>
       <w:r>
         <w:t xml:space="preserve">Figure </w:t>
       </w:r>
@@ -6480,7 +6163,7 @@
       <w:r>
         <w:fldChar w:fldCharType="end"/>
       </w:r>
-      <w:bookmarkEnd w:id="20"/>
+      <w:bookmarkEnd w:id="19"/>
       <w:r>
         <w:t xml:space="preserve"> </w:t>
       </w:r>
@@ -6517,6 +6200,7 @@
           <w:i/>
           <w:iCs/>
         </w:rPr>
+        <w:lastRenderedPageBreak/>
         <w:t>Key finding with specific aggressive or distracted driving behaviors</w:t>
       </w:r>
     </w:p>
@@ -6648,7 +6332,6 @@
           <w:noProof/>
           <w14:ligatures w14:val="standardContextual"/>
         </w:rPr>
-        <w:lastRenderedPageBreak/>
         <w:drawing>
           <wp:inline distT="0" distB="0" distL="0" distR="0" wp14:anchorId="16384A1D" wp14:editId="6A28845D">
             <wp:extent cx="5943600" cy="2600325"/>
@@ -6662,6 +6345,183 @@
                 <pic:pic xmlns:pic="http://schemas.openxmlformats.org/drawingml/2006/picture">
                   <pic:nvPicPr>
                     <pic:cNvPr id="585499786" name="Picture 585499786"/>
+                    <pic:cNvPicPr/>
+                  </pic:nvPicPr>
+                  <pic:blipFill>
+                    <a:blip r:embed="rId14" cstate="print">
+                      <a:extLst>
+                        <a:ext uri="{28A0092B-C50C-407E-A947-70E740481C1C}">
+                          <a14:useLocalDpi xmlns:a14="http://schemas.microsoft.com/office/drawing/2010/main" val="0"/>
+                        </a:ext>
+                      </a:extLst>
+                    </a:blip>
+                    <a:stretch>
+                      <a:fillRect/>
+                    </a:stretch>
+                  </pic:blipFill>
+                  <pic:spPr>
+                    <a:xfrm>
+                      <a:off x="0" y="0"/>
+                      <a:ext cx="5943600" cy="2600325"/>
+                    </a:xfrm>
+                    <a:prstGeom prst="rect">
+                      <a:avLst/>
+                    </a:prstGeom>
+                  </pic:spPr>
+                </pic:pic>
+              </a:graphicData>
+            </a:graphic>
+          </wp:inline>
+        </w:drawing>
+      </w:r>
+    </w:p>
+    <w:p>
+      <w:pPr>
+        <w:pStyle w:val="Caption"/>
+        <w:keepNext/>
+      </w:pPr>
+      <w:bookmarkStart w:id="20" w:name="_Ref225710899"/>
+      <w:r>
+        <w:t xml:space="preserve">Figure </w:t>
+      </w:r>
+      <w:r>
+        <w:fldChar w:fldCharType="begin"/>
+      </w:r>
+      <w:r>
+        <w:instrText xml:space="preserve"> SEQ Figure \* ARABIC </w:instrText>
+      </w:r>
+      <w:r>
+        <w:fldChar w:fldCharType="separate"/>
+      </w:r>
+      <w:r>
+        <w:rPr>
+          <w:noProof/>
+        </w:rPr>
+        <w:t>7</w:t>
+      </w:r>
+      <w:r>
+        <w:rPr>
+          <w:noProof/>
+        </w:rPr>
+        <w:fldChar w:fldCharType="end"/>
+      </w:r>
+      <w:bookmarkEnd w:id="20"/>
+      <w:r>
+        <w:t>: Time series decomposition for proceeding without clearance (NO_CLEARANCE)</w:t>
+      </w:r>
+    </w:p>
+    <w:p>
+      <w:pPr>
+        <w:keepNext/>
+      </w:pPr>
+      <w:r>
+        <w:rPr>
+          <w:noProof/>
+          <w14:ligatures w14:val="standardContextual"/>
+        </w:rPr>
+        <w:drawing>
+          <wp:inline distT="0" distB="0" distL="0" distR="0" wp14:anchorId="74C372AB" wp14:editId="230E69B9">
+            <wp:extent cx="5943600" cy="2649220"/>
+            <wp:effectExtent l="0" t="0" r="0" b="5080"/>
+            <wp:docPr id="1526076765" name="Picture 3"/>
+            <wp:cNvGraphicFramePr>
+              <a:graphicFrameLocks xmlns:a="http://schemas.openxmlformats.org/drawingml/2006/main" noChangeAspect="1"/>
+            </wp:cNvGraphicFramePr>
+            <a:graphic xmlns:a="http://schemas.openxmlformats.org/drawingml/2006/main">
+              <a:graphicData uri="http://schemas.openxmlformats.org/drawingml/2006/picture">
+                <pic:pic xmlns:pic="http://schemas.openxmlformats.org/drawingml/2006/picture">
+                  <pic:nvPicPr>
+                    <pic:cNvPr id="1526076765" name="Picture 1526076765"/>
+                    <pic:cNvPicPr/>
+                  </pic:nvPicPr>
+                  <pic:blipFill>
+                    <a:blip r:embed="rId15" cstate="print">
+                      <a:extLst>
+                        <a:ext uri="{28A0092B-C50C-407E-A947-70E740481C1C}">
+                          <a14:useLocalDpi xmlns:a14="http://schemas.microsoft.com/office/drawing/2010/main" val="0"/>
+                        </a:ext>
+                      </a:extLst>
+                    </a:blip>
+                    <a:stretch>
+                      <a:fillRect/>
+                    </a:stretch>
+                  </pic:blipFill>
+                  <pic:spPr>
+                    <a:xfrm>
+                      <a:off x="0" y="0"/>
+                      <a:ext cx="5943600" cy="2649220"/>
+                    </a:xfrm>
+                    <a:prstGeom prst="rect">
+                      <a:avLst/>
+                    </a:prstGeom>
+                  </pic:spPr>
+                </pic:pic>
+              </a:graphicData>
+            </a:graphic>
+          </wp:inline>
+        </w:drawing>
+      </w:r>
+    </w:p>
+    <w:p>
+      <w:pPr>
+        <w:pStyle w:val="Caption"/>
+        <w:keepNext/>
+      </w:pPr>
+      <w:bookmarkStart w:id="21" w:name="_Ref225711180"/>
+      <w:r>
+        <w:t xml:space="preserve">Figure </w:t>
+      </w:r>
+      <w:r>
+        <w:fldChar w:fldCharType="begin"/>
+      </w:r>
+      <w:r>
+        <w:instrText xml:space="preserve"> SEQ Figure \* ARABIC </w:instrText>
+      </w:r>
+      <w:r>
+        <w:fldChar w:fldCharType="separate"/>
+      </w:r>
+      <w:r>
+        <w:rPr>
+          <w:noProof/>
+        </w:rPr>
+        <w:t>8</w:t>
+      </w:r>
+      <w:r>
+        <w:rPr>
+          <w:noProof/>
+        </w:rPr>
+        <w:fldChar w:fldCharType="end"/>
+      </w:r>
+      <w:bookmarkEnd w:id="21"/>
+      <w:r>
+        <w:t>: Time series decomposition for running red lights (RUNNING_RED_LT)</w:t>
+      </w:r>
+    </w:p>
+    <w:p/>
+    <w:p/>
+    <w:p>
+      <w:pPr>
+        <w:keepNext/>
+      </w:pPr>
+      <w:r>
+        <w:rPr>
+          <w:noProof/>
+          <w14:ligatures w14:val="standardContextual"/>
+        </w:rPr>
+        <w:lastRenderedPageBreak/>
+        <w:drawing>
+          <wp:inline distT="0" distB="0" distL="0" distR="0" wp14:anchorId="4EB7FBA6" wp14:editId="2C5A5B7A">
+            <wp:extent cx="5943600" cy="2600325"/>
+            <wp:effectExtent l="0" t="0" r="0" b="3175"/>
+            <wp:docPr id="158743668" name="Picture 7"/>
+            <wp:cNvGraphicFramePr>
+              <a:graphicFrameLocks xmlns:a="http://schemas.openxmlformats.org/drawingml/2006/main" noChangeAspect="1"/>
+            </wp:cNvGraphicFramePr>
+            <a:graphic xmlns:a="http://schemas.openxmlformats.org/drawingml/2006/main">
+              <a:graphicData uri="http://schemas.openxmlformats.org/drawingml/2006/picture">
+                <pic:pic xmlns:pic="http://schemas.openxmlformats.org/drawingml/2006/picture">
+                  <pic:nvPicPr>
+                    <pic:cNvPr id="158743668" name="Picture 158743668"/>
                     <pic:cNvPicPr/>
                   </pic:nvPicPr>
                   <pic:blipFill>
@@ -6695,9 +6555,8 @@
     <w:p>
       <w:pPr>
         <w:pStyle w:val="Caption"/>
-        <w:keepNext/>
-      </w:pPr>
-      <w:bookmarkStart w:id="21" w:name="_Ref225710899"/>
+      </w:pPr>
+      <w:bookmarkStart w:id="22" w:name="_Ref225792302"/>
       <w:r>
         <w:t xml:space="preserve">Figure </w:t>
       </w:r>
@@ -6714,7 +6573,7 @@
         <w:rPr>
           <w:noProof/>
         </w:rPr>
-        <w:t>7</w:t>
+        <w:t>9</w:t>
       </w:r>
       <w:r>
         <w:rPr>
@@ -6722,211 +6581,35 @@
         </w:rPr>
         <w:fldChar w:fldCharType="end"/>
       </w:r>
-      <w:bookmarkEnd w:id="21"/>
-      <w:r>
-        <w:t>: Time series decomposition for proceeding without clearance (NO_CLEARANCE)</w:t>
+      <w:bookmarkEnd w:id="22"/>
+      <w:r>
+        <w:t xml:space="preserve">: </w:t>
+      </w:r>
+      <w:r>
+        <w:t xml:space="preserve">Time series decomposition for </w:t>
+      </w:r>
+      <w:r>
+        <w:t>cell phone use</w:t>
+      </w:r>
+      <w:r>
+        <w:t xml:space="preserve"> (</w:t>
+      </w:r>
+      <w:r>
+        <w:t>CELL_PHONE</w:t>
+      </w:r>
+      <w:r>
+        <w:t>)</w:t>
       </w:r>
     </w:p>
     <w:p>
       <w:pPr>
-        <w:keepNext/>
-      </w:pPr>
-      <w:r>
-        <w:rPr>
-          <w:noProof/>
-          <w14:ligatures w14:val="standardContextual"/>
-        </w:rPr>
-        <w:drawing>
-          <wp:inline distT="0" distB="0" distL="0" distR="0" wp14:anchorId="74C372AB" wp14:editId="230E69B9">
-            <wp:extent cx="5943600" cy="2649220"/>
-            <wp:effectExtent l="0" t="0" r="0" b="5080"/>
-            <wp:docPr id="1526076765" name="Picture 3"/>
-            <wp:cNvGraphicFramePr>
-              <a:graphicFrameLocks xmlns:a="http://schemas.openxmlformats.org/drawingml/2006/main" noChangeAspect="1"/>
-            </wp:cNvGraphicFramePr>
-            <a:graphic xmlns:a="http://schemas.openxmlformats.org/drawingml/2006/main">
-              <a:graphicData uri="http://schemas.openxmlformats.org/drawingml/2006/picture">
-                <pic:pic xmlns:pic="http://schemas.openxmlformats.org/drawingml/2006/picture">
-                  <pic:nvPicPr>
-                    <pic:cNvPr id="1526076765" name="Picture 1526076765"/>
-                    <pic:cNvPicPr/>
-                  </pic:nvPicPr>
-                  <pic:blipFill>
-                    <a:blip r:embed="rId17" cstate="print">
-                      <a:extLst>
-                        <a:ext uri="{28A0092B-C50C-407E-A947-70E740481C1C}">
-                          <a14:useLocalDpi xmlns:a14="http://schemas.microsoft.com/office/drawing/2010/main" val="0"/>
-                        </a:ext>
-                      </a:extLst>
-                    </a:blip>
-                    <a:stretch>
-                      <a:fillRect/>
-                    </a:stretch>
-                  </pic:blipFill>
-                  <pic:spPr>
-                    <a:xfrm>
-                      <a:off x="0" y="0"/>
-                      <a:ext cx="5943600" cy="2649220"/>
-                    </a:xfrm>
-                    <a:prstGeom prst="rect">
-                      <a:avLst/>
-                    </a:prstGeom>
-                  </pic:spPr>
-                </pic:pic>
-              </a:graphicData>
-            </a:graphic>
-          </wp:inline>
-        </w:drawing>
-      </w:r>
-    </w:p>
-    <w:p>
-      <w:pPr>
-        <w:pStyle w:val="Caption"/>
-        <w:keepNext/>
-      </w:pPr>
-      <w:bookmarkStart w:id="22" w:name="_Ref225711180"/>
-      <w:r>
-        <w:t xml:space="preserve">Figure </w:t>
-      </w:r>
-      <w:r>
-        <w:fldChar w:fldCharType="begin"/>
-      </w:r>
-      <w:r>
-        <w:instrText xml:space="preserve"> SEQ Figure \* ARABIC </w:instrText>
-      </w:r>
-      <w:r>
-        <w:fldChar w:fldCharType="separate"/>
-      </w:r>
-      <w:r>
-        <w:rPr>
-          <w:noProof/>
-        </w:rPr>
-        <w:t>8</w:t>
-      </w:r>
-      <w:r>
-        <w:rPr>
-          <w:noProof/>
-        </w:rPr>
-        <w:fldChar w:fldCharType="end"/>
-      </w:r>
-      <w:bookmarkEnd w:id="22"/>
-      <w:r>
-        <w:t>: Time series decomposition for running red lights (RUNNING_RED_LT)</w:t>
-      </w:r>
-    </w:p>
-    <w:p/>
-    <w:p/>
-    <w:p>
-      <w:pPr>
-        <w:keepNext/>
-      </w:pPr>
-      <w:r>
-        <w:rPr>
-          <w:noProof/>
-          <w14:ligatures w14:val="standardContextual"/>
-        </w:rPr>
-        <w:lastRenderedPageBreak/>
-        <w:drawing>
-          <wp:inline distT="0" distB="0" distL="0" distR="0" wp14:anchorId="4EB7FBA6" wp14:editId="2C5A5B7A">
-            <wp:extent cx="5943600" cy="2600325"/>
-            <wp:effectExtent l="0" t="0" r="0" b="3175"/>
-            <wp:docPr id="158743668" name="Picture 7"/>
-            <wp:cNvGraphicFramePr>
-              <a:graphicFrameLocks xmlns:a="http://schemas.openxmlformats.org/drawingml/2006/main" noChangeAspect="1"/>
-            </wp:cNvGraphicFramePr>
-            <a:graphic xmlns:a="http://schemas.openxmlformats.org/drawingml/2006/main">
-              <a:graphicData uri="http://schemas.openxmlformats.org/drawingml/2006/picture">
-                <pic:pic xmlns:pic="http://schemas.openxmlformats.org/drawingml/2006/picture">
-                  <pic:nvPicPr>
-                    <pic:cNvPr id="158743668" name="Picture 158743668"/>
-                    <pic:cNvPicPr/>
-                  </pic:nvPicPr>
-                  <pic:blipFill>
-                    <a:blip r:embed="rId18" cstate="print">
-                      <a:extLst>
-                        <a:ext uri="{28A0092B-C50C-407E-A947-70E740481C1C}">
-                          <a14:useLocalDpi xmlns:a14="http://schemas.microsoft.com/office/drawing/2010/main" val="0"/>
-                        </a:ext>
-                      </a:extLst>
-                    </a:blip>
-                    <a:stretch>
-                      <a:fillRect/>
-                    </a:stretch>
-                  </pic:blipFill>
-                  <pic:spPr>
-                    <a:xfrm>
-                      <a:off x="0" y="0"/>
-                      <a:ext cx="5943600" cy="2600325"/>
-                    </a:xfrm>
-                    <a:prstGeom prst="rect">
-                      <a:avLst/>
-                    </a:prstGeom>
-                  </pic:spPr>
-                </pic:pic>
-              </a:graphicData>
-            </a:graphic>
-          </wp:inline>
-        </w:drawing>
-      </w:r>
-    </w:p>
-    <w:p>
-      <w:pPr>
-        <w:pStyle w:val="Caption"/>
-      </w:pPr>
-      <w:bookmarkStart w:id="23" w:name="_Ref225792302"/>
-      <w:r>
-        <w:t xml:space="preserve">Figure </w:t>
-      </w:r>
-      <w:r>
-        <w:fldChar w:fldCharType="begin"/>
-      </w:r>
-      <w:r>
-        <w:instrText xml:space="preserve"> SEQ Figure \* ARABIC </w:instrText>
-      </w:r>
-      <w:r>
-        <w:fldChar w:fldCharType="separate"/>
-      </w:r>
-      <w:r>
-        <w:rPr>
-          <w:noProof/>
-        </w:rPr>
-        <w:t>9</w:t>
-      </w:r>
-      <w:r>
-        <w:rPr>
-          <w:noProof/>
-        </w:rPr>
-        <w:fldChar w:fldCharType="end"/>
+        <w:pStyle w:val="Heading3"/>
+      </w:pPr>
+      <w:bookmarkStart w:id="23" w:name="_Toc226057153"/>
+      <w:r>
+        <w:t>Surprising discoveries</w:t>
       </w:r>
       <w:bookmarkEnd w:id="23"/>
-      <w:r>
-        <w:t xml:space="preserve">: </w:t>
-      </w:r>
-      <w:r>
-        <w:t xml:space="preserve">Time series decomposition for </w:t>
-      </w:r>
-      <w:r>
-        <w:t>cell phone use</w:t>
-      </w:r>
-      <w:r>
-        <w:t xml:space="preserve"> (</w:t>
-      </w:r>
-      <w:r>
-        <w:t>CELL_PHONE</w:t>
-      </w:r>
-      <w:r>
-        <w:t>)</w:t>
-      </w:r>
-    </w:p>
-    <w:p>
-      <w:pPr>
-        <w:pStyle w:val="Heading3"/>
-      </w:pPr>
-      <w:bookmarkStart w:id="24" w:name="_Toc226057153"/>
-      <w:r>
-        <w:t>Surprising discoveries</w:t>
-      </w:r>
-      <w:bookmarkEnd w:id="24"/>
     </w:p>
     <w:p>
       <w:pPr>
@@ -7031,7 +6714,7 @@
                           <pic:cNvPicPr/>
                         </pic:nvPicPr>
                         <pic:blipFill>
-                          <a:blip r:embed="rId12">
+                          <a:blip r:embed="rId17">
                             <a:extLst>
                               <a:ext uri="{28A0092B-C50C-407E-A947-70E740481C1C}">
                                 <a14:useLocalDpi xmlns:a14="http://schemas.microsoft.com/office/drawing/2010/main" val="0"/>
@@ -7112,7 +6795,7 @@
                           <pic:cNvPicPr/>
                         </pic:nvPicPr>
                         <pic:blipFill>
-                          <a:blip r:embed="rId11">
+                          <a:blip r:embed="rId18">
                             <a:extLst>
                               <a:ext uri="{28A0092B-C50C-407E-A947-70E740481C1C}">
                                 <a14:useLocalDpi xmlns:a14="http://schemas.microsoft.com/office/drawing/2010/main" val="0"/>
@@ -7198,11 +6881,11 @@
       <w:pPr>
         <w:pStyle w:val="Heading3"/>
       </w:pPr>
-      <w:bookmarkStart w:id="25" w:name="_Toc226057154"/>
+      <w:bookmarkStart w:id="24" w:name="_Toc226057154"/>
       <w:r>
         <w:t>Strategic recommendations</w:t>
       </w:r>
-      <w:bookmarkEnd w:id="25"/>
+      <w:bookmarkEnd w:id="24"/>
     </w:p>
     <w:p>
       <w:pPr>
@@ -7493,12 +7176,12 @@
       <w:pPr>
         <w:pStyle w:val="Heading3"/>
       </w:pPr>
-      <w:bookmarkStart w:id="26" w:name="_Toc226057155"/>
+      <w:bookmarkStart w:id="25" w:name="_Toc226057155"/>
       <w:r>
         <w:lastRenderedPageBreak/>
         <w:t>Feature importance interpretation</w:t>
       </w:r>
-      <w:bookmarkEnd w:id="26"/>
+      <w:bookmarkEnd w:id="25"/>
     </w:p>
     <w:p>
       <w:pPr>
@@ -7612,11 +7295,11 @@
       <w:pPr>
         <w:pStyle w:val="Heading3"/>
       </w:pPr>
-      <w:bookmarkStart w:id="27" w:name="_Toc226057156"/>
+      <w:bookmarkStart w:id="26" w:name="_Toc226057156"/>
       <w:r>
         <w:t>Limitations and caveats</w:t>
       </w:r>
-      <w:bookmarkEnd w:id="27"/>
+      <w:bookmarkEnd w:id="26"/>
     </w:p>
     <w:p>
       <w:r>
@@ -7646,105 +7329,245 @@
           <w:highlight w:val="cyan"/>
         </w:rPr>
       </w:pPr>
-      <w:bookmarkStart w:id="28" w:name="_Toc226057157"/>
+      <w:bookmarkStart w:id="27" w:name="_Toc226057157"/>
       <w:r>
         <w:rPr>
           <w:highlight w:val="cyan"/>
         </w:rPr>
         <w:t>Risk Assessment and Mitigation Strategies</w:t>
+      </w:r>
+      <w:bookmarkEnd w:id="27"/>
+    </w:p>
+    <w:p>
+      <w:r>
+        <w:t xml:space="preserve">Publishing the results of these models and stating that public sentiment is not supported by the data would be premature. If incorrect, </w:t>
+      </w:r>
+      <w:r>
+        <w:t xml:space="preserve">PA Data Discourse </w:t>
+      </w:r>
+      <w:r>
+        <w:t xml:space="preserve">risks the attention and trust of readers. </w:t>
+      </w:r>
+      <w:r>
+        <w:t>The estimated time for this additional research is only two weeks, and the publication would be in a better position to provide an answer to the public.</w:t>
+      </w:r>
+    </w:p>
+    <w:p>
+      <w:pPr>
+        <w:pStyle w:val="Heading3"/>
+      </w:pPr>
+      <w:bookmarkStart w:id="28" w:name="_Toc226057158"/>
+      <w:r>
+        <w:t>Model risks</w:t>
       </w:r>
       <w:bookmarkEnd w:id="28"/>
     </w:p>
     <w:p>
-      <w:r>
-        <w:t xml:space="preserve">Publishing the results of these models and stating that public sentiment is not supported by the data would be premature. If incorrect, </w:t>
-      </w:r>
-      <w:r>
-        <w:t xml:space="preserve">PA Data Discourse </w:t>
-      </w:r>
-      <w:r>
-        <w:t xml:space="preserve">risks the attention and trust of readers. </w:t>
-      </w:r>
-      <w:r>
-        <w:t>The estimated time for this additional research is only two weeks, and the publication would be in a better position to provide an answer to the public.</w:t>
+      <w:pPr>
+        <w:spacing w:before="120" w:after="120"/>
+      </w:pPr>
+      <w:r>
+        <w:t>As a historical study, t</w:t>
+      </w:r>
+      <w:r>
+        <w:t xml:space="preserve">here are no risks with modeling aggressive driving using COVID-19 as a predictor. </w:t>
+      </w:r>
+      <w:r>
+        <w:t xml:space="preserve">The results from the models, including any additional models </w:t>
+      </w:r>
+      <w:r>
+        <w:t xml:space="preserve">pursued as </w:t>
+      </w:r>
+      <w:r>
+        <w:t>recommend</w:t>
+      </w:r>
+      <w:r>
+        <w:t>ed,</w:t>
+      </w:r>
+      <w:r>
+        <w:t xml:space="preserve"> </w:t>
+      </w:r>
+      <w:r>
+        <w:t>are focused on answering a question about events prior to and after one particular point in time</w:t>
+      </w:r>
+      <w:r>
+        <w:t xml:space="preserve">. </w:t>
       </w:r>
     </w:p>
     <w:p>
       <w:pPr>
         <w:pStyle w:val="Heading3"/>
       </w:pPr>
-      <w:bookmarkStart w:id="29" w:name="_Toc226057158"/>
-      <w:r>
-        <w:t>Model risks</w:t>
+      <w:bookmarkStart w:id="29" w:name="_Toc226057159"/>
+      <w:r>
+        <w:t>Data risks</w:t>
       </w:r>
       <w:bookmarkEnd w:id="29"/>
     </w:p>
     <w:p>
-      <w:pPr>
-        <w:spacing w:before="120" w:after="120"/>
-      </w:pPr>
-      <w:r>
-        <w:t>As a historical study, t</w:t>
-      </w:r>
-      <w:r>
-        <w:t xml:space="preserve">here are no risks with modeling aggressive driving using COVID-19 as a predictor. </w:t>
-      </w:r>
-      <w:r>
-        <w:t xml:space="preserve">The results from the models, including any additional models </w:t>
-      </w:r>
-      <w:r>
-        <w:t xml:space="preserve">pursued as </w:t>
-      </w:r>
-      <w:r>
-        <w:t>recommend</w:t>
-      </w:r>
-      <w:r>
-        <w:t>ed,</w:t>
-      </w:r>
-      <w:r>
-        <w:t xml:space="preserve"> </w:t>
-      </w:r>
-      <w:r>
-        <w:t>are focused on answering a question about events prior to and after one particular point in time</w:t>
-      </w:r>
-      <w:r>
-        <w:t xml:space="preserve">. </w:t>
+      <w:r>
+        <w:t xml:space="preserve">Availability of data is the number one </w:t>
+      </w:r>
+      <w:r>
+        <w:t xml:space="preserve">data </w:t>
+      </w:r>
+      <w:r>
+        <w:t xml:space="preserve">risk with this project. The current models are a historical view of the data, however, if additional data are pursued for further study or ongoing monitoring, there are risks that some or all of the desired data will be unavailable </w:t>
+      </w:r>
+      <w:r>
+        <w:t xml:space="preserve">either now or </w:t>
+      </w:r>
+      <w:r>
+        <w:t xml:space="preserve">at some point in the future. </w:t>
       </w:r>
     </w:p>
     <w:p>
       <w:pPr>
         <w:pStyle w:val="Heading3"/>
       </w:pPr>
-      <w:bookmarkStart w:id="30" w:name="_Toc226057159"/>
-      <w:r>
-        <w:t>Data risks</w:t>
+      <w:bookmarkStart w:id="30" w:name="_Toc226057160"/>
+      <w:r>
+        <w:t>Organizational risks</w:t>
       </w:r>
       <w:bookmarkEnd w:id="30"/>
     </w:p>
     <w:p>
-      <w:r>
-        <w:t xml:space="preserve">Availability of data is the number one </w:t>
-      </w:r>
-      <w:r>
-        <w:t xml:space="preserve">data </w:t>
-      </w:r>
-      <w:r>
-        <w:t xml:space="preserve">risk with this project. The current models are a historical view of the data, however, if additional data are pursued for further study or ongoing monitoring, there are risks that some or all of the desired data will be unavailable </w:t>
-      </w:r>
-      <w:r>
-        <w:t xml:space="preserve">either now or </w:t>
-      </w:r>
-      <w:r>
-        <w:t xml:space="preserve">at some point in the future. </w:t>
+      <w:pPr>
+        <w:pStyle w:val="p1"/>
+        <w:rPr>
+          <w:rFonts w:ascii="Times New Roman" w:hAnsi="Times New Roman" w:cs="Times New Roman"/>
+          <w:sz w:val="24"/>
+          <w:szCs w:val="24"/>
+        </w:rPr>
+      </w:pPr>
+      <w:r>
+        <w:rPr>
+          <w:rFonts w:ascii="Times New Roman" w:hAnsi="Times New Roman" w:cs="Times New Roman"/>
+          <w:sz w:val="24"/>
+          <w:szCs w:val="24"/>
+        </w:rPr>
+        <w:t xml:space="preserve">If PA Data Discourse publishes the current models, readers may realize that the research was not comprehensive and become dissatisfied. The reputation of the publication as a public service organization would be damaged. Even if further research still </w:t>
+      </w:r>
+      <w:r>
+        <w:rPr>
+          <w:rFonts w:ascii="Times New Roman" w:hAnsi="Times New Roman" w:cs="Times New Roman"/>
+          <w:sz w:val="24"/>
+          <w:szCs w:val="24"/>
+        </w:rPr>
+        <w:t xml:space="preserve">shows no evidence </w:t>
+      </w:r>
+      <w:r>
+        <w:rPr>
+          <w:rFonts w:ascii="Times New Roman" w:hAnsi="Times New Roman" w:cs="Times New Roman"/>
+          <w:sz w:val="24"/>
+          <w:szCs w:val="24"/>
+        </w:rPr>
+        <w:t xml:space="preserve">to support public sentiment </w:t>
+      </w:r>
+      <w:r>
+        <w:rPr>
+          <w:rFonts w:ascii="Times New Roman" w:hAnsi="Times New Roman" w:cs="Times New Roman"/>
+          <w:sz w:val="24"/>
+          <w:szCs w:val="24"/>
+        </w:rPr>
+        <w:t>that ag</w:t>
+      </w:r>
+      <w:r>
+        <w:rPr>
+          <w:rFonts w:ascii="Times New Roman" w:hAnsi="Times New Roman" w:cs="Times New Roman"/>
+          <w:sz w:val="24"/>
+          <w:szCs w:val="24"/>
+        </w:rPr>
+        <w:t>g</w:t>
+      </w:r>
+      <w:r>
+        <w:rPr>
+          <w:rFonts w:ascii="Times New Roman" w:hAnsi="Times New Roman" w:cs="Times New Roman"/>
+          <w:sz w:val="24"/>
+          <w:szCs w:val="24"/>
+        </w:rPr>
+        <w:t>ressive or distracted driv</w:t>
+      </w:r>
+      <w:r>
+        <w:rPr>
+          <w:rFonts w:ascii="Times New Roman" w:hAnsi="Times New Roman" w:cs="Times New Roman"/>
+          <w:sz w:val="24"/>
+          <w:szCs w:val="24"/>
+        </w:rPr>
+        <w:t>i</w:t>
+      </w:r>
+      <w:r>
+        <w:rPr>
+          <w:rFonts w:ascii="Times New Roman" w:hAnsi="Times New Roman" w:cs="Times New Roman"/>
+          <w:sz w:val="24"/>
+          <w:szCs w:val="24"/>
+        </w:rPr>
+        <w:t>ng increased during COVID-19</w:t>
+      </w:r>
+      <w:r>
+        <w:rPr>
+          <w:rFonts w:ascii="Times New Roman" w:hAnsi="Times New Roman" w:cs="Times New Roman"/>
+          <w:sz w:val="24"/>
+          <w:szCs w:val="24"/>
+        </w:rPr>
+        <w:t xml:space="preserve"> and remained high, readers will </w:t>
+      </w:r>
+      <w:r>
+        <w:rPr>
+          <w:rFonts w:ascii="Times New Roman" w:hAnsi="Times New Roman" w:cs="Times New Roman"/>
+          <w:sz w:val="24"/>
+          <w:szCs w:val="24"/>
+        </w:rPr>
+        <w:t xml:space="preserve">notice and </w:t>
+      </w:r>
+      <w:r>
+        <w:rPr>
+          <w:rFonts w:ascii="Times New Roman" w:hAnsi="Times New Roman" w:cs="Times New Roman"/>
+          <w:sz w:val="24"/>
+          <w:szCs w:val="24"/>
+        </w:rPr>
+        <w:t xml:space="preserve">appreciate </w:t>
+      </w:r>
+      <w:r>
+        <w:rPr>
+          <w:rFonts w:ascii="Times New Roman" w:hAnsi="Times New Roman" w:cs="Times New Roman"/>
+          <w:sz w:val="24"/>
+          <w:szCs w:val="24"/>
+        </w:rPr>
+        <w:t>a more</w:t>
+      </w:r>
+      <w:r>
+        <w:rPr>
+          <w:rFonts w:ascii="Times New Roman" w:hAnsi="Times New Roman" w:cs="Times New Roman"/>
+          <w:sz w:val="24"/>
+          <w:szCs w:val="24"/>
+        </w:rPr>
+        <w:t xml:space="preserve"> comprehensive r</w:t>
+      </w:r>
+      <w:r>
+        <w:rPr>
+          <w:rFonts w:ascii="Times New Roman" w:hAnsi="Times New Roman" w:cs="Times New Roman"/>
+          <w:sz w:val="24"/>
+          <w:szCs w:val="24"/>
+        </w:rPr>
+        <w:t>eview of events</w:t>
+      </w:r>
+      <w:r>
+        <w:rPr>
+          <w:rFonts w:ascii="Times New Roman" w:hAnsi="Times New Roman" w:cs="Times New Roman"/>
+          <w:sz w:val="24"/>
+          <w:szCs w:val="24"/>
+        </w:rPr>
+        <w:t>.</w:t>
       </w:r>
     </w:p>
     <w:p>
       <w:pPr>
         <w:pStyle w:val="Heading3"/>
       </w:pPr>
-      <w:bookmarkStart w:id="31" w:name="_Toc226057160"/>
-      <w:r>
-        <w:t>Organizational risks</w:t>
+      <w:bookmarkStart w:id="31" w:name="_Toc226057161"/>
+      <w:r>
+        <w:t>Ethical considerations</w:t>
       </w:r>
       <w:bookmarkEnd w:id="31"/>
     </w:p>
@@ -7763,7 +7586,7 @@
           <w:sz w:val="24"/>
           <w:szCs w:val="24"/>
         </w:rPr>
-        <w:t xml:space="preserve">If PA Data Discourse publishes the current models, readers may realize that the research was not comprehensive and become dissatisfied. The reputation of the publication as a public service organization would be damaged. Even if further research still </w:t>
+        <w:t xml:space="preserve">There are no ethical considerations with this study. The crash datasets contain data that may enable people to trace crashes and identify people, however, PA Data Discourse has not used these variables. The demographic variables used in this study are aggregated counts. For </w:t>
       </w:r>
       <w:r>
         <w:rPr>
@@ -7771,7 +7594,8 @@
           <w:sz w:val="24"/>
           <w:szCs w:val="24"/>
         </w:rPr>
-        <w:t xml:space="preserve">shows no evidence </w:t>
+        <w:lastRenderedPageBreak/>
+        <w:t xml:space="preserve">example, the URBAN_RURAL flag simply indicates if a crash happened in an urban or rural area. The YOUNG_DRIVER and MATURE_DRIVER flags prevent specific ages from being known. </w:t>
       </w:r>
       <w:r>
         <w:rPr>
@@ -7779,159 +7603,18 @@
           <w:sz w:val="24"/>
           <w:szCs w:val="24"/>
         </w:rPr>
-        <w:t xml:space="preserve">to support public sentiment </w:t>
-      </w:r>
-      <w:r>
-        <w:rPr>
-          <w:rFonts w:ascii="Times New Roman" w:hAnsi="Times New Roman" w:cs="Times New Roman"/>
-          <w:sz w:val="24"/>
-          <w:szCs w:val="24"/>
-        </w:rPr>
-        <w:t>that ag</w:t>
-      </w:r>
-      <w:r>
-        <w:rPr>
-          <w:rFonts w:ascii="Times New Roman" w:hAnsi="Times New Roman" w:cs="Times New Roman"/>
-          <w:sz w:val="24"/>
-          <w:szCs w:val="24"/>
-        </w:rPr>
-        <w:t>g</w:t>
-      </w:r>
-      <w:r>
-        <w:rPr>
-          <w:rFonts w:ascii="Times New Roman" w:hAnsi="Times New Roman" w:cs="Times New Roman"/>
-          <w:sz w:val="24"/>
-          <w:szCs w:val="24"/>
-        </w:rPr>
-        <w:t>ressive or distracted driv</w:t>
-      </w:r>
-      <w:r>
-        <w:rPr>
-          <w:rFonts w:ascii="Times New Roman" w:hAnsi="Times New Roman" w:cs="Times New Roman"/>
-          <w:sz w:val="24"/>
-          <w:szCs w:val="24"/>
-        </w:rPr>
-        <w:t>i</w:t>
-      </w:r>
-      <w:r>
-        <w:rPr>
-          <w:rFonts w:ascii="Times New Roman" w:hAnsi="Times New Roman" w:cs="Times New Roman"/>
-          <w:sz w:val="24"/>
-          <w:szCs w:val="24"/>
-        </w:rPr>
-        <w:t>ng increased during COVID-19</w:t>
-      </w:r>
-      <w:r>
-        <w:rPr>
-          <w:rFonts w:ascii="Times New Roman" w:hAnsi="Times New Roman" w:cs="Times New Roman"/>
-          <w:sz w:val="24"/>
-          <w:szCs w:val="24"/>
-        </w:rPr>
-        <w:t xml:space="preserve"> and remained high, readers will </w:t>
-      </w:r>
-      <w:r>
-        <w:rPr>
-          <w:rFonts w:ascii="Times New Roman" w:hAnsi="Times New Roman" w:cs="Times New Roman"/>
-          <w:sz w:val="24"/>
-          <w:szCs w:val="24"/>
-        </w:rPr>
-        <w:t xml:space="preserve">notice and </w:t>
-      </w:r>
-      <w:r>
-        <w:rPr>
-          <w:rFonts w:ascii="Times New Roman" w:hAnsi="Times New Roman" w:cs="Times New Roman"/>
-          <w:sz w:val="24"/>
-          <w:szCs w:val="24"/>
-        </w:rPr>
-        <w:t xml:space="preserve">appreciate </w:t>
-      </w:r>
-      <w:r>
-        <w:rPr>
-          <w:rFonts w:ascii="Times New Roman" w:hAnsi="Times New Roman" w:cs="Times New Roman"/>
-          <w:sz w:val="24"/>
-          <w:szCs w:val="24"/>
-        </w:rPr>
-        <w:t>a more</w:t>
-      </w:r>
-      <w:r>
-        <w:rPr>
-          <w:rFonts w:ascii="Times New Roman" w:hAnsi="Times New Roman" w:cs="Times New Roman"/>
-          <w:sz w:val="24"/>
-          <w:szCs w:val="24"/>
-        </w:rPr>
-        <w:t xml:space="preserve"> comprehensive r</w:t>
-      </w:r>
-      <w:r>
-        <w:rPr>
-          <w:rFonts w:ascii="Times New Roman" w:hAnsi="Times New Roman" w:cs="Times New Roman"/>
-          <w:sz w:val="24"/>
-          <w:szCs w:val="24"/>
-        </w:rPr>
-        <w:t>eview of events</w:t>
-      </w:r>
-      <w:r>
-        <w:rPr>
-          <w:rFonts w:ascii="Times New Roman" w:hAnsi="Times New Roman" w:cs="Times New Roman"/>
-          <w:sz w:val="24"/>
-          <w:szCs w:val="24"/>
-        </w:rPr>
-        <w:t>.</w:t>
+        <w:t xml:space="preserve">Any data published from this study will only include the variables used, not the entire set of variables available from PennDOT. </w:t>
       </w:r>
     </w:p>
     <w:p>
       <w:pPr>
         <w:pStyle w:val="Heading3"/>
       </w:pPr>
-      <w:bookmarkStart w:id="32" w:name="_Toc226057161"/>
-      <w:r>
-        <w:t>Ethical considerations</w:t>
+      <w:bookmarkStart w:id="32" w:name="_Toc226057162"/>
+      <w:r>
+        <w:t>Mitigation approaches</w:t>
       </w:r>
       <w:bookmarkEnd w:id="32"/>
-    </w:p>
-    <w:p>
-      <w:pPr>
-        <w:pStyle w:val="p1"/>
-        <w:rPr>
-          <w:rFonts w:ascii="Times New Roman" w:hAnsi="Times New Roman" w:cs="Times New Roman"/>
-          <w:sz w:val="24"/>
-          <w:szCs w:val="24"/>
-        </w:rPr>
-      </w:pPr>
-      <w:r>
-        <w:rPr>
-          <w:rFonts w:ascii="Times New Roman" w:hAnsi="Times New Roman" w:cs="Times New Roman"/>
-          <w:sz w:val="24"/>
-          <w:szCs w:val="24"/>
-        </w:rPr>
-        <w:t xml:space="preserve">There are no ethical considerations with this study. The crash datasets contain data that may enable people to trace crashes and identify people, however, PA Data Discourse has not used these variables. The demographic variables used in this study are aggregated counts. For </w:t>
-      </w:r>
-      <w:r>
-        <w:rPr>
-          <w:rFonts w:ascii="Times New Roman" w:hAnsi="Times New Roman" w:cs="Times New Roman"/>
-          <w:sz w:val="24"/>
-          <w:szCs w:val="24"/>
-        </w:rPr>
-        <w:lastRenderedPageBreak/>
-        <w:t xml:space="preserve">example, the URBAN_RURAL flag simply indicates if a crash happened in an urban or rural area. The YOUNG_DRIVER and MATURE_DRIVER flags prevent specific ages from being known. </w:t>
-      </w:r>
-      <w:r>
-        <w:rPr>
-          <w:rFonts w:ascii="Times New Roman" w:hAnsi="Times New Roman" w:cs="Times New Roman"/>
-          <w:sz w:val="24"/>
-          <w:szCs w:val="24"/>
-        </w:rPr>
-        <w:t xml:space="preserve">Any data published from this study will only include the variables used, not the entire set of variables available from PennDOT. </w:t>
-      </w:r>
-    </w:p>
-    <w:p>
-      <w:pPr>
-        <w:pStyle w:val="Heading3"/>
-      </w:pPr>
-      <w:bookmarkStart w:id="33" w:name="_Toc226057162"/>
-      <w:r>
-        <w:t>Mitigation approaches</w:t>
-      </w:r>
-      <w:bookmarkEnd w:id="33"/>
     </w:p>
     <w:p>
       <w:pPr>
@@ -8048,21 +7731,32 @@
       <w:pPr>
         <w:pStyle w:val="Heading1"/>
       </w:pPr>
-      <w:bookmarkStart w:id="34" w:name="_Toc226057163"/>
+      <w:bookmarkStart w:id="33" w:name="_Toc226057163"/>
       <w:r>
         <w:lastRenderedPageBreak/>
         <w:t>Section 2: Project Review and Reflection</w:t>
+      </w:r>
+      <w:bookmarkEnd w:id="33"/>
+    </w:p>
+    <w:p/>
+    <w:p>
+      <w:pPr>
+        <w:pStyle w:val="Heading2"/>
+      </w:pPr>
+      <w:bookmarkStart w:id="34" w:name="_Toc226057164"/>
+      <w:r>
+        <w:t>2.1 Project Retrospective</w:t>
       </w:r>
       <w:bookmarkEnd w:id="34"/>
     </w:p>
     <w:p/>
     <w:p>
       <w:pPr>
-        <w:pStyle w:val="Heading2"/>
-      </w:pPr>
-      <w:bookmarkStart w:id="35" w:name="_Toc226057164"/>
-      <w:r>
-        <w:t>2.1 Project Retrospective</w:t>
+        <w:pStyle w:val="Heading3"/>
+      </w:pPr>
+      <w:bookmarkStart w:id="35" w:name="_Toc226057165"/>
+      <w:r>
+        <w:t>What went well</w:t>
       </w:r>
       <w:bookmarkEnd w:id="35"/>
     </w:p>
@@ -8071,9 +7765,9 @@
       <w:pPr>
         <w:pStyle w:val="Heading3"/>
       </w:pPr>
-      <w:bookmarkStart w:id="36" w:name="_Toc226057165"/>
-      <w:r>
-        <w:t>What went well</w:t>
+      <w:bookmarkStart w:id="36" w:name="_Toc226057166"/>
+      <w:r>
+        <w:t>Challenges faced</w:t>
       </w:r>
       <w:bookmarkEnd w:id="36"/>
     </w:p>
@@ -8082,9 +7776,9 @@
       <w:pPr>
         <w:pStyle w:val="Heading3"/>
       </w:pPr>
-      <w:bookmarkStart w:id="37" w:name="_Toc226057166"/>
-      <w:r>
-        <w:t>Challenges faced</w:t>
+      <w:bookmarkStart w:id="37" w:name="_Toc226057167"/>
+      <w:r>
+        <w:t>Alternative approaches</w:t>
       </w:r>
       <w:bookmarkEnd w:id="37"/>
     </w:p>
@@ -8093,9 +7787,9 @@
       <w:pPr>
         <w:pStyle w:val="Heading3"/>
       </w:pPr>
-      <w:bookmarkStart w:id="38" w:name="_Toc226057167"/>
-      <w:r>
-        <w:t>Alternative approaches</w:t>
+      <w:bookmarkStart w:id="38" w:name="_Toc226057168"/>
+      <w:r>
+        <w:t>CRISP-DM reflection</w:t>
       </w:r>
       <w:bookmarkEnd w:id="38"/>
     </w:p>
@@ -8104,31 +7798,31 @@
       <w:pPr>
         <w:pStyle w:val="Heading3"/>
       </w:pPr>
-      <w:bookmarkStart w:id="39" w:name="_Toc226057168"/>
-      <w:r>
-        <w:t>CRISP-DM reflection</w:t>
+      <w:bookmarkStart w:id="39" w:name="_Toc226057169"/>
+      <w:r>
+        <w:t>Time allocation</w:t>
       </w:r>
       <w:bookmarkEnd w:id="39"/>
     </w:p>
     <w:p/>
     <w:p>
       <w:pPr>
-        <w:pStyle w:val="Heading3"/>
-      </w:pPr>
-      <w:bookmarkStart w:id="40" w:name="_Toc226057169"/>
-      <w:r>
-        <w:t>Time allocation</w:t>
+        <w:pStyle w:val="Heading2"/>
+      </w:pPr>
+      <w:bookmarkStart w:id="40" w:name="_Toc226057170"/>
+      <w:r>
+        <w:t>2.2 Lessons Learned and Future Applications</w:t>
       </w:r>
       <w:bookmarkEnd w:id="40"/>
     </w:p>
     <w:p/>
     <w:p>
       <w:pPr>
-        <w:pStyle w:val="Heading2"/>
-      </w:pPr>
-      <w:bookmarkStart w:id="41" w:name="_Toc226057170"/>
-      <w:r>
-        <w:t>2.2 Lessons Learned and Future Applications</w:t>
+        <w:pStyle w:val="Heading3"/>
+      </w:pPr>
+      <w:bookmarkStart w:id="41" w:name="_Toc226057171"/>
+      <w:r>
+        <w:t>Technical lessons</w:t>
       </w:r>
       <w:bookmarkEnd w:id="41"/>
     </w:p>
@@ -8137,9 +7831,9 @@
       <w:pPr>
         <w:pStyle w:val="Heading3"/>
       </w:pPr>
-      <w:bookmarkStart w:id="42" w:name="_Toc226057171"/>
-      <w:r>
-        <w:t>Technical lessons</w:t>
+      <w:bookmarkStart w:id="42" w:name="_Toc226057172"/>
+      <w:r>
+        <w:t>Process insights</w:t>
       </w:r>
       <w:bookmarkEnd w:id="42"/>
     </w:p>
@@ -8148,9 +7842,9 @@
       <w:pPr>
         <w:pStyle w:val="Heading3"/>
       </w:pPr>
-      <w:bookmarkStart w:id="43" w:name="_Toc226057172"/>
-      <w:r>
-        <w:t>Process insights</w:t>
+      <w:bookmarkStart w:id="43" w:name="_Toc226057173"/>
+      <w:r>
+        <w:t>Domain knowledge</w:t>
       </w:r>
       <w:bookmarkEnd w:id="43"/>
     </w:p>
@@ -8159,9 +7853,9 @@
       <w:pPr>
         <w:pStyle w:val="Heading3"/>
       </w:pPr>
-      <w:bookmarkStart w:id="44" w:name="_Toc226057173"/>
-      <w:r>
-        <w:t>Domain knowledge</w:t>
+      <w:bookmarkStart w:id="44" w:name="_Toc226057174"/>
+      <w:r>
+        <w:t>Tool proficiency</w:t>
       </w:r>
       <w:bookmarkEnd w:id="44"/>
     </w:p>
@@ -8170,33 +7864,22 @@
       <w:pPr>
         <w:pStyle w:val="Heading3"/>
       </w:pPr>
-      <w:bookmarkStart w:id="45" w:name="_Toc226057174"/>
-      <w:r>
-        <w:t>Tool proficiency</w:t>
+      <w:bookmarkStart w:id="45" w:name="_Toc226057175"/>
+      <w:r>
+        <w:t>Future applications</w:t>
       </w:r>
       <w:bookmarkEnd w:id="45"/>
     </w:p>
     <w:p/>
     <w:p>
       <w:pPr>
-        <w:pStyle w:val="Heading3"/>
-      </w:pPr>
-      <w:bookmarkStart w:id="46" w:name="_Toc226057175"/>
-      <w:r>
-        <w:t>Future applications</w:t>
+        <w:pStyle w:val="Heading1"/>
+      </w:pPr>
+      <w:bookmarkStart w:id="46" w:name="_Toc226057176"/>
+      <w:r>
+        <w:t>Conclusion</w:t>
       </w:r>
       <w:bookmarkEnd w:id="46"/>
-    </w:p>
-    <w:p/>
-    <w:p>
-      <w:pPr>
-        <w:pStyle w:val="Heading1"/>
-      </w:pPr>
-      <w:bookmarkStart w:id="47" w:name="_Toc226057176"/>
-      <w:r>
-        <w:t>Conclusion</w:t>
-      </w:r>
-      <w:bookmarkEnd w:id="47"/>
     </w:p>
     <w:p>
       <w:pPr>
@@ -8220,12 +7903,12 @@
       <w:pPr>
         <w:pStyle w:val="Heading1"/>
       </w:pPr>
-      <w:bookmarkStart w:id="48" w:name="_Toc226057179"/>
+      <w:bookmarkStart w:id="47" w:name="_Toc226057179"/>
       <w:r>
         <w:lastRenderedPageBreak/>
         <w:t>AI Statement of Use</w:t>
       </w:r>
-      <w:bookmarkEnd w:id="48"/>
+      <w:bookmarkEnd w:id="47"/>
     </w:p>
     <w:p>
       <w:r>
@@ -8246,11 +7929,11 @@
       <w:pPr>
         <w:pStyle w:val="Heading1"/>
       </w:pPr>
-      <w:bookmarkStart w:id="49" w:name="_Toc226057180"/>
+      <w:bookmarkStart w:id="48" w:name="_Toc226057180"/>
       <w:r>
         <w:t>Bibliography</w:t>
       </w:r>
-      <w:bookmarkEnd w:id="49"/>
+      <w:bookmarkEnd w:id="48"/>
     </w:p>
     <w:p>
       <w:pPr>
@@ -8868,6 +8551,92 @@
     </w:lvl>
   </w:abstractNum>
   <w:abstractNum w:abstractNumId="2" w15:restartNumberingAfterBreak="0">
+    <w:nsid w:val="05EB400C"/>
+    <w:multiLevelType w:val="hybridMultilevel"/>
+    <w:tmpl w:val="8C5ADC46"/>
+    <w:lvl w:ilvl="0" w:tplc="0409000F">
+      <w:start w:val="1"/>
+      <w:numFmt w:val="decimal"/>
+      <w:lvlText w:val="%1."/>
+      <w:lvlJc w:val="left"/>
+      <w:pPr>
+        <w:ind w:left="720" w:hanging="360"/>
+      </w:pPr>
+    </w:lvl>
+    <w:lvl w:ilvl="1" w:tplc="04090019" w:tentative="1">
+      <w:start w:val="1"/>
+      <w:numFmt w:val="lowerLetter"/>
+      <w:lvlText w:val="%2."/>
+      <w:lvlJc w:val="left"/>
+      <w:pPr>
+        <w:ind w:left="1440" w:hanging="360"/>
+      </w:pPr>
+    </w:lvl>
+    <w:lvl w:ilvl="2" w:tplc="0409001B" w:tentative="1">
+      <w:start w:val="1"/>
+      <w:numFmt w:val="lowerRoman"/>
+      <w:lvlText w:val="%3."/>
+      <w:lvlJc w:val="right"/>
+      <w:pPr>
+        <w:ind w:left="2160" w:hanging="180"/>
+      </w:pPr>
+    </w:lvl>
+    <w:lvl w:ilvl="3" w:tplc="0409000F" w:tentative="1">
+      <w:start w:val="1"/>
+      <w:numFmt w:val="decimal"/>
+      <w:lvlText w:val="%4."/>
+      <w:lvlJc w:val="left"/>
+      <w:pPr>
+        <w:ind w:left="2880" w:hanging="360"/>
+      </w:pPr>
+    </w:lvl>
+    <w:lvl w:ilvl="4" w:tplc="04090019" w:tentative="1">
+      <w:start w:val="1"/>
+      <w:numFmt w:val="lowerLetter"/>
+      <w:lvlText w:val="%5."/>
+      <w:lvlJc w:val="left"/>
+      <w:pPr>
+        <w:ind w:left="3600" w:hanging="360"/>
+      </w:pPr>
+    </w:lvl>
+    <w:lvl w:ilvl="5" w:tplc="0409001B" w:tentative="1">
+      <w:start w:val="1"/>
+      <w:numFmt w:val="lowerRoman"/>
+      <w:lvlText w:val="%6."/>
+      <w:lvlJc w:val="right"/>
+      <w:pPr>
+        <w:ind w:left="4320" w:hanging="180"/>
+      </w:pPr>
+    </w:lvl>
+    <w:lvl w:ilvl="6" w:tplc="0409000F" w:tentative="1">
+      <w:start w:val="1"/>
+      <w:numFmt w:val="decimal"/>
+      <w:lvlText w:val="%7."/>
+      <w:lvlJc w:val="left"/>
+      <w:pPr>
+        <w:ind w:left="5040" w:hanging="360"/>
+      </w:pPr>
+    </w:lvl>
+    <w:lvl w:ilvl="7" w:tplc="04090019" w:tentative="1">
+      <w:start w:val="1"/>
+      <w:numFmt w:val="lowerLetter"/>
+      <w:lvlText w:val="%8."/>
+      <w:lvlJc w:val="left"/>
+      <w:pPr>
+        <w:ind w:left="5760" w:hanging="360"/>
+      </w:pPr>
+    </w:lvl>
+    <w:lvl w:ilvl="8" w:tplc="0409001B" w:tentative="1">
+      <w:start w:val="1"/>
+      <w:numFmt w:val="lowerRoman"/>
+      <w:lvlText w:val="%9."/>
+      <w:lvlJc w:val="right"/>
+      <w:pPr>
+        <w:ind w:left="6480" w:hanging="180"/>
+      </w:pPr>
+    </w:lvl>
+  </w:abstractNum>
+  <w:abstractNum w:abstractNumId="3" w15:restartNumberingAfterBreak="0">
     <w:nsid w:val="06E76BCF"/>
     <w:multiLevelType w:val="hybridMultilevel"/>
     <w:tmpl w:val="7C5C5A08"/>
@@ -8980,7 +8749,7 @@
       </w:rPr>
     </w:lvl>
   </w:abstractNum>
-  <w:abstractNum w:abstractNumId="3" w15:restartNumberingAfterBreak="0">
+  <w:abstractNum w:abstractNumId="4" w15:restartNumberingAfterBreak="0">
     <w:nsid w:val="0B2C3A12"/>
     <w:multiLevelType w:val="hybridMultilevel"/>
     <w:tmpl w:val="08840032"/>
@@ -9093,7 +8862,7 @@
       </w:rPr>
     </w:lvl>
   </w:abstractNum>
-  <w:abstractNum w:abstractNumId="4" w15:restartNumberingAfterBreak="0">
+  <w:abstractNum w:abstractNumId="5" w15:restartNumberingAfterBreak="0">
     <w:nsid w:val="0C8329D1"/>
     <w:multiLevelType w:val="hybridMultilevel"/>
     <w:tmpl w:val="E048D77E"/>
@@ -9206,7 +8975,7 @@
       </w:rPr>
     </w:lvl>
   </w:abstractNum>
-  <w:abstractNum w:abstractNumId="5" w15:restartNumberingAfterBreak="0">
+  <w:abstractNum w:abstractNumId="6" w15:restartNumberingAfterBreak="0">
     <w:nsid w:val="0FE3339B"/>
     <w:multiLevelType w:val="hybridMultilevel"/>
     <w:tmpl w:val="1BB65A24"/>
@@ -9319,7 +9088,7 @@
       </w:rPr>
     </w:lvl>
   </w:abstractNum>
-  <w:abstractNum w:abstractNumId="6" w15:restartNumberingAfterBreak="0">
+  <w:abstractNum w:abstractNumId="7" w15:restartNumberingAfterBreak="0">
     <w:nsid w:val="12D82E0C"/>
     <w:multiLevelType w:val="hybridMultilevel"/>
     <w:tmpl w:val="7F6A6E24"/>
@@ -9432,7 +9201,7 @@
       </w:rPr>
     </w:lvl>
   </w:abstractNum>
-  <w:abstractNum w:abstractNumId="7" w15:restartNumberingAfterBreak="0">
+  <w:abstractNum w:abstractNumId="8" w15:restartNumberingAfterBreak="0">
     <w:nsid w:val="1B7A4176"/>
     <w:multiLevelType w:val="hybridMultilevel"/>
     <w:tmpl w:val="246A5E1C"/>
@@ -9518,7 +9287,7 @@
       </w:pPr>
     </w:lvl>
   </w:abstractNum>
-  <w:abstractNum w:abstractNumId="8" w15:restartNumberingAfterBreak="0">
+  <w:abstractNum w:abstractNumId="9" w15:restartNumberingAfterBreak="0">
     <w:nsid w:val="1BF95F02"/>
     <w:multiLevelType w:val="hybridMultilevel"/>
     <w:tmpl w:val="50A8C140"/>
@@ -9631,7 +9400,7 @@
       </w:rPr>
     </w:lvl>
   </w:abstractNum>
-  <w:abstractNum w:abstractNumId="9" w15:restartNumberingAfterBreak="0">
+  <w:abstractNum w:abstractNumId="10" w15:restartNumberingAfterBreak="0">
     <w:nsid w:val="1E025DF5"/>
     <w:multiLevelType w:val="hybridMultilevel"/>
     <w:tmpl w:val="8B3059B6"/>
@@ -9744,7 +9513,7 @@
       </w:rPr>
     </w:lvl>
   </w:abstractNum>
-  <w:abstractNum w:abstractNumId="10" w15:restartNumberingAfterBreak="0">
+  <w:abstractNum w:abstractNumId="11" w15:restartNumberingAfterBreak="0">
     <w:nsid w:val="1EE453B2"/>
     <w:multiLevelType w:val="multilevel"/>
     <w:tmpl w:val="1B8C3B0C"/>
@@ -9893,7 +9662,7 @@
       </w:rPr>
     </w:lvl>
   </w:abstractNum>
-  <w:abstractNum w:abstractNumId="11" w15:restartNumberingAfterBreak="0">
+  <w:abstractNum w:abstractNumId="12" w15:restartNumberingAfterBreak="0">
     <w:nsid w:val="24551CF8"/>
     <w:multiLevelType w:val="hybridMultilevel"/>
     <w:tmpl w:val="336047C2"/>
@@ -10006,7 +9775,7 @@
       </w:rPr>
     </w:lvl>
   </w:abstractNum>
-  <w:abstractNum w:abstractNumId="12" w15:restartNumberingAfterBreak="0">
+  <w:abstractNum w:abstractNumId="13" w15:restartNumberingAfterBreak="0">
     <w:nsid w:val="25CA7014"/>
     <w:multiLevelType w:val="hybridMultilevel"/>
     <w:tmpl w:val="F9B8C68A"/>
@@ -10119,7 +9888,7 @@
       </w:rPr>
     </w:lvl>
   </w:abstractNum>
-  <w:abstractNum w:abstractNumId="13" w15:restartNumberingAfterBreak="0">
+  <w:abstractNum w:abstractNumId="14" w15:restartNumberingAfterBreak="0">
     <w:nsid w:val="263861CC"/>
     <w:multiLevelType w:val="hybridMultilevel"/>
     <w:tmpl w:val="11EAB598"/>
@@ -10205,7 +9974,7 @@
       </w:pPr>
     </w:lvl>
   </w:abstractNum>
-  <w:abstractNum w:abstractNumId="14" w15:restartNumberingAfterBreak="0">
+  <w:abstractNum w:abstractNumId="15" w15:restartNumberingAfterBreak="0">
     <w:nsid w:val="26F253A9"/>
     <w:multiLevelType w:val="hybridMultilevel"/>
     <w:tmpl w:val="5DEEEB0C"/>
@@ -10294,7 +10063,7 @@
       </w:pPr>
     </w:lvl>
   </w:abstractNum>
-  <w:abstractNum w:abstractNumId="15" w15:restartNumberingAfterBreak="0">
+  <w:abstractNum w:abstractNumId="16" w15:restartNumberingAfterBreak="0">
     <w:nsid w:val="2BAE607C"/>
     <w:multiLevelType w:val="multilevel"/>
     <w:tmpl w:val="873A4C16"/>
@@ -10407,7 +10176,7 @@
       </w:rPr>
     </w:lvl>
   </w:abstractNum>
-  <w:abstractNum w:abstractNumId="16" w15:restartNumberingAfterBreak="0">
+  <w:abstractNum w:abstractNumId="17" w15:restartNumberingAfterBreak="0">
     <w:nsid w:val="33295F55"/>
     <w:multiLevelType w:val="multilevel"/>
     <w:tmpl w:val="106A307E"/>
@@ -10556,7 +10325,7 @@
       </w:rPr>
     </w:lvl>
   </w:abstractNum>
-  <w:abstractNum w:abstractNumId="17" w15:restartNumberingAfterBreak="0">
+  <w:abstractNum w:abstractNumId="18" w15:restartNumberingAfterBreak="0">
     <w:nsid w:val="35AF3FE3"/>
     <w:multiLevelType w:val="hybridMultilevel"/>
     <w:tmpl w:val="85ACA5F8"/>
@@ -10669,7 +10438,7 @@
       </w:rPr>
     </w:lvl>
   </w:abstractNum>
-  <w:abstractNum w:abstractNumId="18" w15:restartNumberingAfterBreak="0">
+  <w:abstractNum w:abstractNumId="19" w15:restartNumberingAfterBreak="0">
     <w:nsid w:val="39D31D24"/>
     <w:multiLevelType w:val="hybridMultilevel"/>
     <w:tmpl w:val="59428C7C"/>
@@ -10782,7 +10551,7 @@
       </w:rPr>
     </w:lvl>
   </w:abstractNum>
-  <w:abstractNum w:abstractNumId="19" w15:restartNumberingAfterBreak="0">
+  <w:abstractNum w:abstractNumId="20" w15:restartNumberingAfterBreak="0">
     <w:nsid w:val="3FEF75D6"/>
     <w:multiLevelType w:val="hybridMultilevel"/>
     <w:tmpl w:val="BA68C978"/>
@@ -10895,7 +10664,7 @@
       </w:rPr>
     </w:lvl>
   </w:abstractNum>
-  <w:abstractNum w:abstractNumId="20" w15:restartNumberingAfterBreak="0">
+  <w:abstractNum w:abstractNumId="21" w15:restartNumberingAfterBreak="0">
     <w:nsid w:val="40BA625A"/>
     <w:multiLevelType w:val="multilevel"/>
     <w:tmpl w:val="C6040460"/>
@@ -11044,7 +10813,7 @@
       </w:rPr>
     </w:lvl>
   </w:abstractNum>
-  <w:abstractNum w:abstractNumId="21" w15:restartNumberingAfterBreak="0">
+  <w:abstractNum w:abstractNumId="22" w15:restartNumberingAfterBreak="0">
     <w:nsid w:val="428103D6"/>
     <w:multiLevelType w:val="hybridMultilevel"/>
     <w:tmpl w:val="A6B87394"/>
@@ -11130,7 +10899,7 @@
       </w:pPr>
     </w:lvl>
   </w:abstractNum>
-  <w:abstractNum w:abstractNumId="22" w15:restartNumberingAfterBreak="0">
+  <w:abstractNum w:abstractNumId="23" w15:restartNumberingAfterBreak="0">
     <w:nsid w:val="4590611C"/>
     <w:multiLevelType w:val="hybridMultilevel"/>
     <w:tmpl w:val="987669A2"/>
@@ -11243,7 +11012,7 @@
       </w:rPr>
     </w:lvl>
   </w:abstractNum>
-  <w:abstractNum w:abstractNumId="23" w15:restartNumberingAfterBreak="0">
+  <w:abstractNum w:abstractNumId="24" w15:restartNumberingAfterBreak="0">
     <w:nsid w:val="47B9479A"/>
     <w:multiLevelType w:val="multilevel"/>
     <w:tmpl w:val="3BACC564"/>
@@ -11392,7 +11161,7 @@
       </w:rPr>
     </w:lvl>
   </w:abstractNum>
-  <w:abstractNum w:abstractNumId="24" w15:restartNumberingAfterBreak="0">
+  <w:abstractNum w:abstractNumId="25" w15:restartNumberingAfterBreak="0">
     <w:nsid w:val="4C867506"/>
     <w:multiLevelType w:val="hybridMultilevel"/>
     <w:tmpl w:val="54969962"/>
@@ -11505,7 +11274,7 @@
       </w:rPr>
     </w:lvl>
   </w:abstractNum>
-  <w:abstractNum w:abstractNumId="25" w15:restartNumberingAfterBreak="0">
+  <w:abstractNum w:abstractNumId="26" w15:restartNumberingAfterBreak="0">
     <w:nsid w:val="4EAC6BED"/>
     <w:multiLevelType w:val="hybridMultilevel"/>
     <w:tmpl w:val="7C7AE32C"/>
@@ -11618,7 +11387,7 @@
       </w:rPr>
     </w:lvl>
   </w:abstractNum>
-  <w:abstractNum w:abstractNumId="26" w15:restartNumberingAfterBreak="0">
+  <w:abstractNum w:abstractNumId="27" w15:restartNumberingAfterBreak="0">
     <w:nsid w:val="4F693856"/>
     <w:multiLevelType w:val="hybridMultilevel"/>
     <w:tmpl w:val="EF7A9A4C"/>
@@ -11731,7 +11500,7 @@
       </w:rPr>
     </w:lvl>
   </w:abstractNum>
-  <w:abstractNum w:abstractNumId="27" w15:restartNumberingAfterBreak="0">
+  <w:abstractNum w:abstractNumId="28" w15:restartNumberingAfterBreak="0">
     <w:nsid w:val="52903122"/>
     <w:multiLevelType w:val="hybridMultilevel"/>
     <w:tmpl w:val="5274BA4C"/>
@@ -11844,7 +11613,7 @@
       </w:rPr>
     </w:lvl>
   </w:abstractNum>
-  <w:abstractNum w:abstractNumId="28" w15:restartNumberingAfterBreak="0">
+  <w:abstractNum w:abstractNumId="29" w15:restartNumberingAfterBreak="0">
     <w:nsid w:val="55660081"/>
     <w:multiLevelType w:val="hybridMultilevel"/>
     <w:tmpl w:val="1270AE58"/>
@@ -11957,7 +11726,7 @@
       </w:rPr>
     </w:lvl>
   </w:abstractNum>
-  <w:abstractNum w:abstractNumId="29" w15:restartNumberingAfterBreak="0">
+  <w:abstractNum w:abstractNumId="30" w15:restartNumberingAfterBreak="0">
     <w:nsid w:val="568D211B"/>
     <w:multiLevelType w:val="hybridMultilevel"/>
     <w:tmpl w:val="64E05BBA"/>
@@ -12070,7 +11839,7 @@
       </w:rPr>
     </w:lvl>
   </w:abstractNum>
-  <w:abstractNum w:abstractNumId="30" w15:restartNumberingAfterBreak="0">
+  <w:abstractNum w:abstractNumId="31" w15:restartNumberingAfterBreak="0">
     <w:nsid w:val="569135E9"/>
     <w:multiLevelType w:val="hybridMultilevel"/>
     <w:tmpl w:val="E30E2624"/>
@@ -12159,7 +11928,7 @@
       </w:pPr>
     </w:lvl>
   </w:abstractNum>
-  <w:abstractNum w:abstractNumId="31" w15:restartNumberingAfterBreak="0">
+  <w:abstractNum w:abstractNumId="32" w15:restartNumberingAfterBreak="0">
     <w:nsid w:val="5AF81C8D"/>
     <w:multiLevelType w:val="hybridMultilevel"/>
     <w:tmpl w:val="0D828F8E"/>
@@ -12248,7 +12017,7 @@
       </w:pPr>
     </w:lvl>
   </w:abstractNum>
-  <w:abstractNum w:abstractNumId="32" w15:restartNumberingAfterBreak="0">
+  <w:abstractNum w:abstractNumId="33" w15:restartNumberingAfterBreak="0">
     <w:nsid w:val="6DA23F53"/>
     <w:multiLevelType w:val="hybridMultilevel"/>
     <w:tmpl w:val="188ADD86"/>
@@ -12334,7 +12103,7 @@
       </w:pPr>
     </w:lvl>
   </w:abstractNum>
-  <w:abstractNum w:abstractNumId="33" w15:restartNumberingAfterBreak="0">
+  <w:abstractNum w:abstractNumId="34" w15:restartNumberingAfterBreak="0">
     <w:nsid w:val="731B1EC2"/>
     <w:multiLevelType w:val="multilevel"/>
     <w:tmpl w:val="5114D4E0"/>
@@ -12483,7 +12252,7 @@
       </w:rPr>
     </w:lvl>
   </w:abstractNum>
-  <w:abstractNum w:abstractNumId="34" w15:restartNumberingAfterBreak="0">
+  <w:abstractNum w:abstractNumId="35" w15:restartNumberingAfterBreak="0">
     <w:nsid w:val="73903B8D"/>
     <w:multiLevelType w:val="multilevel"/>
     <w:tmpl w:val="81EA4EF4"/>
@@ -12596,7 +12365,7 @@
       </w:rPr>
     </w:lvl>
   </w:abstractNum>
-  <w:abstractNum w:abstractNumId="35" w15:restartNumberingAfterBreak="0">
+  <w:abstractNum w:abstractNumId="36" w15:restartNumberingAfterBreak="0">
     <w:nsid w:val="74E6616B"/>
     <w:multiLevelType w:val="hybridMultilevel"/>
     <w:tmpl w:val="123CD2AA"/>
@@ -12709,7 +12478,7 @@
       </w:rPr>
     </w:lvl>
   </w:abstractNum>
-  <w:abstractNum w:abstractNumId="36" w15:restartNumberingAfterBreak="0">
+  <w:abstractNum w:abstractNumId="37" w15:restartNumberingAfterBreak="0">
     <w:nsid w:val="7B92727A"/>
     <w:multiLevelType w:val="hybridMultilevel"/>
     <w:tmpl w:val="7C7AE32C"/>
@@ -12822,7 +12591,7 @@
       </w:rPr>
     </w:lvl>
   </w:abstractNum>
-  <w:abstractNum w:abstractNumId="37" w15:restartNumberingAfterBreak="0">
+  <w:abstractNum w:abstractNumId="38" w15:restartNumberingAfterBreak="0">
     <w:nsid w:val="7BEC5E51"/>
     <w:multiLevelType w:val="hybridMultilevel"/>
     <w:tmpl w:val="484CF998"/>
@@ -12935,7 +12704,7 @@
       </w:rPr>
     </w:lvl>
   </w:abstractNum>
-  <w:abstractNum w:abstractNumId="38" w15:restartNumberingAfterBreak="0">
+  <w:abstractNum w:abstractNumId="39" w15:restartNumberingAfterBreak="0">
     <w:nsid w:val="7ED87885"/>
     <w:multiLevelType w:val="hybridMultilevel"/>
     <w:tmpl w:val="B2D2915E"/>
@@ -13049,121 +12818,124 @@
     </w:lvl>
   </w:abstractNum>
   <w:num w:numId="1" w16cid:durableId="1366755905">
-    <w:abstractNumId w:val="10"/>
+    <w:abstractNumId w:val="11"/>
   </w:num>
   <w:num w:numId="2" w16cid:durableId="1445420967">
-    <w:abstractNumId w:val="22"/>
+    <w:abstractNumId w:val="23"/>
   </w:num>
   <w:num w:numId="3" w16cid:durableId="1495294765">
+    <w:abstractNumId w:val="7"/>
+  </w:num>
+  <w:num w:numId="4" w16cid:durableId="82846230">
+    <w:abstractNumId w:val="28"/>
+  </w:num>
+  <w:num w:numId="5" w16cid:durableId="562913700">
+    <w:abstractNumId w:val="5"/>
+  </w:num>
+  <w:num w:numId="6" w16cid:durableId="127206186">
     <w:abstractNumId w:val="6"/>
   </w:num>
-  <w:num w:numId="4" w16cid:durableId="82846230">
+  <w:num w:numId="7" w16cid:durableId="1076123842">
     <w:abstractNumId w:val="27"/>
   </w:num>
-  <w:num w:numId="5" w16cid:durableId="562913700">
-    <w:abstractNumId w:val="4"/>
-  </w:num>
-  <w:num w:numId="6" w16cid:durableId="127206186">
-    <w:abstractNumId w:val="5"/>
-  </w:num>
-  <w:num w:numId="7" w16cid:durableId="1076123842">
-    <w:abstractNumId w:val="26"/>
-  </w:num>
   <w:num w:numId="8" w16cid:durableId="575552567">
-    <w:abstractNumId w:val="18"/>
+    <w:abstractNumId w:val="19"/>
   </w:num>
   <w:num w:numId="9" w16cid:durableId="1906530910">
-    <w:abstractNumId w:val="8"/>
+    <w:abstractNumId w:val="9"/>
   </w:num>
   <w:num w:numId="10" w16cid:durableId="2119715602">
-    <w:abstractNumId w:val="11"/>
+    <w:abstractNumId w:val="12"/>
   </w:num>
   <w:num w:numId="11" w16cid:durableId="1370842515">
-    <w:abstractNumId w:val="16"/>
+    <w:abstractNumId w:val="17"/>
   </w:num>
   <w:num w:numId="12" w16cid:durableId="105007220">
-    <w:abstractNumId w:val="33"/>
+    <w:abstractNumId w:val="34"/>
   </w:num>
   <w:num w:numId="13" w16cid:durableId="265115310">
-    <w:abstractNumId w:val="20"/>
+    <w:abstractNumId w:val="21"/>
   </w:num>
   <w:num w:numId="14" w16cid:durableId="2132552676">
     <w:abstractNumId w:val="0"/>
   </w:num>
   <w:num w:numId="15" w16cid:durableId="1045955663">
-    <w:abstractNumId w:val="37"/>
+    <w:abstractNumId w:val="38"/>
   </w:num>
   <w:num w:numId="16" w16cid:durableId="447746503">
-    <w:abstractNumId w:val="12"/>
+    <w:abstractNumId w:val="13"/>
   </w:num>
   <w:num w:numId="17" w16cid:durableId="454179633">
-    <w:abstractNumId w:val="38"/>
+    <w:abstractNumId w:val="39"/>
   </w:num>
   <w:num w:numId="18" w16cid:durableId="209851477">
-    <w:abstractNumId w:val="19"/>
+    <w:abstractNumId w:val="20"/>
   </w:num>
   <w:num w:numId="19" w16cid:durableId="514151677">
-    <w:abstractNumId w:val="17"/>
+    <w:abstractNumId w:val="18"/>
   </w:num>
   <w:num w:numId="20" w16cid:durableId="168720520">
-    <w:abstractNumId w:val="24"/>
+    <w:abstractNumId w:val="25"/>
   </w:num>
   <w:num w:numId="21" w16cid:durableId="1775973175">
-    <w:abstractNumId w:val="2"/>
+    <w:abstractNumId w:val="3"/>
   </w:num>
   <w:num w:numId="22" w16cid:durableId="819688135">
-    <w:abstractNumId w:val="34"/>
+    <w:abstractNumId w:val="35"/>
   </w:num>
   <w:num w:numId="23" w16cid:durableId="399522726">
     <w:abstractNumId w:val="1"/>
   </w:num>
   <w:num w:numId="24" w16cid:durableId="431825019">
-    <w:abstractNumId w:val="23"/>
+    <w:abstractNumId w:val="24"/>
   </w:num>
   <w:num w:numId="25" w16cid:durableId="1162235991">
-    <w:abstractNumId w:val="25"/>
+    <w:abstractNumId w:val="26"/>
   </w:num>
   <w:num w:numId="26" w16cid:durableId="971330482">
-    <w:abstractNumId w:val="7"/>
+    <w:abstractNumId w:val="8"/>
   </w:num>
   <w:num w:numId="27" w16cid:durableId="437722151">
-    <w:abstractNumId w:val="21"/>
+    <w:abstractNumId w:val="22"/>
   </w:num>
   <w:num w:numId="28" w16cid:durableId="1763909631">
-    <w:abstractNumId w:val="13"/>
+    <w:abstractNumId w:val="14"/>
   </w:num>
   <w:num w:numId="29" w16cid:durableId="17395986">
-    <w:abstractNumId w:val="14"/>
+    <w:abstractNumId w:val="15"/>
   </w:num>
   <w:num w:numId="30" w16cid:durableId="2142572303">
+    <w:abstractNumId w:val="37"/>
+  </w:num>
+  <w:num w:numId="31" w16cid:durableId="1273322410">
+    <w:abstractNumId w:val="31"/>
+  </w:num>
+  <w:num w:numId="32" w16cid:durableId="1866939434">
+    <w:abstractNumId w:val="32"/>
+  </w:num>
+  <w:num w:numId="33" w16cid:durableId="1081875593">
+    <w:abstractNumId w:val="16"/>
+  </w:num>
+  <w:num w:numId="34" w16cid:durableId="1731733005">
+    <w:abstractNumId w:val="33"/>
+  </w:num>
+  <w:num w:numId="35" w16cid:durableId="1552963432">
     <w:abstractNumId w:val="36"/>
   </w:num>
-  <w:num w:numId="31" w16cid:durableId="1273322410">
+  <w:num w:numId="36" w16cid:durableId="1452699016">
     <w:abstractNumId w:val="30"/>
   </w:num>
-  <w:num w:numId="32" w16cid:durableId="1866939434">
-    <w:abstractNumId w:val="31"/>
-  </w:num>
-  <w:num w:numId="33" w16cid:durableId="1081875593">
-    <w:abstractNumId w:val="15"/>
-  </w:num>
-  <w:num w:numId="34" w16cid:durableId="1731733005">
-    <w:abstractNumId w:val="32"/>
-  </w:num>
-  <w:num w:numId="35" w16cid:durableId="1552963432">
-    <w:abstractNumId w:val="35"/>
-  </w:num>
-  <w:num w:numId="36" w16cid:durableId="1452699016">
+  <w:num w:numId="37" w16cid:durableId="1400715880">
     <w:abstractNumId w:val="29"/>
   </w:num>
-  <w:num w:numId="37" w16cid:durableId="1400715880">
-    <w:abstractNumId w:val="28"/>
-  </w:num>
   <w:num w:numId="38" w16cid:durableId="1818570331">
-    <w:abstractNumId w:val="9"/>
+    <w:abstractNumId w:val="10"/>
   </w:num>
   <w:num w:numId="39" w16cid:durableId="653678327">
-    <w:abstractNumId w:val="3"/>
+    <w:abstractNumId w:val="4"/>
+  </w:num>
+  <w:num w:numId="40" w16cid:durableId="1813253817">
+    <w:abstractNumId w:val="2"/>
   </w:num>
 </w:numbering>
 </file>

--- a/Evaluation_and_Deployment_Report_over_lisa .docx
+++ b/Evaluation_and_Deployment_Report_over_lisa .docx
@@ -654,7 +654,7 @@
             </w:rPr>
             <w:fldChar w:fldCharType="separate"/>
           </w:r>
-          <w:hyperlink w:anchor="_Toc226057143" w:history="1">
+          <w:hyperlink w:anchor="_Toc227503300" w:history="1">
             <w:r>
               <w:rPr>
                 <w:rStyle w:val="Hyperlink"/>
@@ -681,7 +681,7 @@
                 <w:noProof/>
                 <w:webHidden/>
               </w:rPr>
-              <w:instrText xml:space="preserve"> PAGEREF _Toc226057143 \h </w:instrText>
+              <w:instrText xml:space="preserve"> PAGEREF _Toc227503300 \h </w:instrText>
             </w:r>
             <w:r>
               <w:rPr>
@@ -702,6 +702,219 @@
                 <w:webHidden/>
               </w:rPr>
               <w:t>3</w:t>
+            </w:r>
+            <w:r>
+              <w:rPr>
+                <w:noProof/>
+                <w:webHidden/>
+              </w:rPr>
+              <w:fldChar w:fldCharType="end"/>
+            </w:r>
+          </w:hyperlink>
+        </w:p>
+        <w:p>
+          <w:pPr>
+            <w:pStyle w:val="TOC3"/>
+            <w:tabs>
+              <w:tab w:val="right" w:leader="dot" w:pos="9350"/>
+            </w:tabs>
+            <w:rPr>
+              <w:rFonts w:eastAsiaTheme="minorEastAsia" w:cstheme="minorBidi"/>
+              <w:noProof/>
+              <w:sz w:val="24"/>
+              <w:szCs w:val="24"/>
+            </w:rPr>
+          </w:pPr>
+          <w:hyperlink w:anchor="_Toc227503301" w:history="1">
+            <w:r>
+              <w:rPr>
+                <w:rStyle w:val="Hyperlink"/>
+                <w:noProof/>
+              </w:rPr>
+              <w:t>Objective 1</w:t>
+            </w:r>
+            <w:r>
+              <w:rPr>
+                <w:noProof/>
+                <w:webHidden/>
+              </w:rPr>
+              <w:tab/>
+            </w:r>
+            <w:r>
+              <w:rPr>
+                <w:noProof/>
+                <w:webHidden/>
+              </w:rPr>
+              <w:fldChar w:fldCharType="begin"/>
+            </w:r>
+            <w:r>
+              <w:rPr>
+                <w:noProof/>
+                <w:webHidden/>
+              </w:rPr>
+              <w:instrText xml:space="preserve"> PAGEREF _Toc227503301 \h </w:instrText>
+            </w:r>
+            <w:r>
+              <w:rPr>
+                <w:noProof/>
+                <w:webHidden/>
+              </w:rPr>
+            </w:r>
+            <w:r>
+              <w:rPr>
+                <w:noProof/>
+                <w:webHidden/>
+              </w:rPr>
+              <w:fldChar w:fldCharType="separate"/>
+            </w:r>
+            <w:r>
+              <w:rPr>
+                <w:noProof/>
+                <w:webHidden/>
+              </w:rPr>
+              <w:t>3</w:t>
+            </w:r>
+            <w:r>
+              <w:rPr>
+                <w:noProof/>
+                <w:webHidden/>
+              </w:rPr>
+              <w:fldChar w:fldCharType="end"/>
+            </w:r>
+          </w:hyperlink>
+        </w:p>
+        <w:p>
+          <w:pPr>
+            <w:pStyle w:val="TOC3"/>
+            <w:tabs>
+              <w:tab w:val="right" w:leader="dot" w:pos="9350"/>
+            </w:tabs>
+            <w:rPr>
+              <w:rFonts w:eastAsiaTheme="minorEastAsia" w:cstheme="minorBidi"/>
+              <w:noProof/>
+              <w:sz w:val="24"/>
+              <w:szCs w:val="24"/>
+            </w:rPr>
+          </w:pPr>
+          <w:hyperlink w:anchor="_Toc227503302" w:history="1">
+            <w:r>
+              <w:rPr>
+                <w:rStyle w:val="Hyperlink"/>
+                <w:noProof/>
+              </w:rPr>
+              <w:t>Objective 2</w:t>
+            </w:r>
+            <w:r>
+              <w:rPr>
+                <w:noProof/>
+                <w:webHidden/>
+              </w:rPr>
+              <w:tab/>
+            </w:r>
+            <w:r>
+              <w:rPr>
+                <w:noProof/>
+                <w:webHidden/>
+              </w:rPr>
+              <w:fldChar w:fldCharType="begin"/>
+            </w:r>
+            <w:r>
+              <w:rPr>
+                <w:noProof/>
+                <w:webHidden/>
+              </w:rPr>
+              <w:instrText xml:space="preserve"> PAGEREF _Toc227503302 \h </w:instrText>
+            </w:r>
+            <w:r>
+              <w:rPr>
+                <w:noProof/>
+                <w:webHidden/>
+              </w:rPr>
+            </w:r>
+            <w:r>
+              <w:rPr>
+                <w:noProof/>
+                <w:webHidden/>
+              </w:rPr>
+              <w:fldChar w:fldCharType="separate"/>
+            </w:r>
+            <w:r>
+              <w:rPr>
+                <w:noProof/>
+                <w:webHidden/>
+              </w:rPr>
+              <w:t>4</w:t>
+            </w:r>
+            <w:r>
+              <w:rPr>
+                <w:noProof/>
+                <w:webHidden/>
+              </w:rPr>
+              <w:fldChar w:fldCharType="end"/>
+            </w:r>
+          </w:hyperlink>
+        </w:p>
+        <w:p>
+          <w:pPr>
+            <w:pStyle w:val="TOC3"/>
+            <w:tabs>
+              <w:tab w:val="right" w:leader="dot" w:pos="9350"/>
+            </w:tabs>
+            <w:rPr>
+              <w:rFonts w:eastAsiaTheme="minorEastAsia" w:cstheme="minorBidi"/>
+              <w:noProof/>
+              <w:sz w:val="24"/>
+              <w:szCs w:val="24"/>
+            </w:rPr>
+          </w:pPr>
+          <w:hyperlink w:anchor="_Toc227503303" w:history="1">
+            <w:r>
+              <w:rPr>
+                <w:rStyle w:val="Hyperlink"/>
+                <w:noProof/>
+              </w:rPr>
+              <w:t>Objective 3</w:t>
+            </w:r>
+            <w:r>
+              <w:rPr>
+                <w:noProof/>
+                <w:webHidden/>
+              </w:rPr>
+              <w:tab/>
+            </w:r>
+            <w:r>
+              <w:rPr>
+                <w:noProof/>
+                <w:webHidden/>
+              </w:rPr>
+              <w:fldChar w:fldCharType="begin"/>
+            </w:r>
+            <w:r>
+              <w:rPr>
+                <w:noProof/>
+                <w:webHidden/>
+              </w:rPr>
+              <w:instrText xml:space="preserve"> PAGEREF _Toc227503303 \h </w:instrText>
+            </w:r>
+            <w:r>
+              <w:rPr>
+                <w:noProof/>
+                <w:webHidden/>
+              </w:rPr>
+            </w:r>
+            <w:r>
+              <w:rPr>
+                <w:noProof/>
+                <w:webHidden/>
+              </w:rPr>
+              <w:fldChar w:fldCharType="separate"/>
+            </w:r>
+            <w:r>
+              <w:rPr>
+                <w:noProof/>
+                <w:webHidden/>
+              </w:rPr>
+              <w:t>4</w:t>
             </w:r>
             <w:r>
               <w:rPr>
@@ -727,7 +940,7 @@
               <w:noProof/>
             </w:rPr>
           </w:pPr>
-          <w:hyperlink w:anchor="_Toc226057144" w:history="1">
+          <w:hyperlink w:anchor="_Toc227503304" w:history="1">
             <w:r>
               <w:rPr>
                 <w:rStyle w:val="Hyperlink"/>
@@ -754,7 +967,7 @@
                 <w:noProof/>
                 <w:webHidden/>
               </w:rPr>
-              <w:instrText xml:space="preserve"> PAGEREF _Toc226057144 \h </w:instrText>
+              <w:instrText xml:space="preserve"> PAGEREF _Toc227503304 \h </w:instrText>
             </w:r>
             <w:r>
               <w:rPr>
@@ -774,7 +987,7 @@
                 <w:noProof/>
                 <w:webHidden/>
               </w:rPr>
-              <w:t>3</w:t>
+              <w:t>4</w:t>
             </w:r>
             <w:r>
               <w:rPr>
@@ -800,7 +1013,7 @@
               <w:noProof/>
             </w:rPr>
           </w:pPr>
-          <w:hyperlink w:anchor="_Toc226057145" w:history="1">
+          <w:hyperlink w:anchor="_Toc227503305" w:history="1">
             <w:r>
               <w:rPr>
                 <w:rStyle w:val="Hyperlink"/>
@@ -827,7 +1040,7 @@
                 <w:noProof/>
                 <w:webHidden/>
               </w:rPr>
-              <w:instrText xml:space="preserve"> PAGEREF _Toc226057145 \h </w:instrText>
+              <w:instrText xml:space="preserve"> PAGEREF _Toc227503305 \h </w:instrText>
             </w:r>
             <w:r>
               <w:rPr>
@@ -847,7 +1060,7 @@
                 <w:noProof/>
                 <w:webHidden/>
               </w:rPr>
-              <w:t>3</w:t>
+              <w:t>5</w:t>
             </w:r>
             <w:r>
               <w:rPr>
@@ -874,7 +1087,7 @@
               <w:szCs w:val="24"/>
             </w:rPr>
           </w:pPr>
-          <w:hyperlink w:anchor="_Toc226057146" w:history="1">
+          <w:hyperlink w:anchor="_Toc227503306" w:history="1">
             <w:r>
               <w:rPr>
                 <w:rStyle w:val="Hyperlink"/>
@@ -919,7 +1132,7 @@
                 <w:noProof/>
                 <w:webHidden/>
               </w:rPr>
-              <w:instrText xml:space="preserve"> PAGEREF _Toc226057146 \h </w:instrText>
+              <w:instrText xml:space="preserve"> PAGEREF _Toc227503306 \h </w:instrText>
             </w:r>
             <w:r>
               <w:rPr>
@@ -939,7 +1152,7 @@
                 <w:noProof/>
                 <w:webHidden/>
               </w:rPr>
-              <w:t>3</w:t>
+              <w:t>5</w:t>
             </w:r>
             <w:r>
               <w:rPr>
@@ -963,7 +1176,7 @@
               <w:szCs w:val="24"/>
             </w:rPr>
           </w:pPr>
-          <w:hyperlink w:anchor="_Toc226057147" w:history="1">
+          <w:hyperlink w:anchor="_Toc227503307" w:history="1">
             <w:r>
               <w:rPr>
                 <w:rStyle w:val="Hyperlink"/>
@@ -990,7 +1203,7 @@
                 <w:noProof/>
                 <w:webHidden/>
               </w:rPr>
-              <w:instrText xml:space="preserve"> PAGEREF _Toc226057147 \h </w:instrText>
+              <w:instrText xml:space="preserve"> PAGEREF _Toc227503307 \h </w:instrText>
             </w:r>
             <w:r>
               <w:rPr>
@@ -1010,7 +1223,7 @@
                 <w:noProof/>
                 <w:webHidden/>
               </w:rPr>
-              <w:t>3</w:t>
+              <w:t>5</w:t>
             </w:r>
             <w:r>
               <w:rPr>
@@ -1034,7 +1247,7 @@
               <w:szCs w:val="24"/>
             </w:rPr>
           </w:pPr>
-          <w:hyperlink w:anchor="_Toc226057148" w:history="1">
+          <w:hyperlink w:anchor="_Toc227503308" w:history="1">
             <w:r>
               <w:rPr>
                 <w:rStyle w:val="Hyperlink"/>
@@ -1061,7 +1274,7 @@
                 <w:noProof/>
                 <w:webHidden/>
               </w:rPr>
-              <w:instrText xml:space="preserve"> PAGEREF _Toc226057148 \h </w:instrText>
+              <w:instrText xml:space="preserve"> PAGEREF _Toc227503308 \h </w:instrText>
             </w:r>
             <w:r>
               <w:rPr>
@@ -1081,7 +1294,7 @@
                 <w:noProof/>
                 <w:webHidden/>
               </w:rPr>
-              <w:t>4</w:t>
+              <w:t>7</w:t>
             </w:r>
             <w:r>
               <w:rPr>
@@ -1105,7 +1318,7 @@
               <w:szCs w:val="24"/>
             </w:rPr>
           </w:pPr>
-          <w:hyperlink w:anchor="_Toc226057149" w:history="1">
+          <w:hyperlink w:anchor="_Toc227503309" w:history="1">
             <w:r>
               <w:rPr>
                 <w:rStyle w:val="Hyperlink"/>
@@ -1132,7 +1345,7 @@
                 <w:noProof/>
                 <w:webHidden/>
               </w:rPr>
-              <w:instrText xml:space="preserve"> PAGEREF _Toc226057149 \h </w:instrText>
+              <w:instrText xml:space="preserve"> PAGEREF _Toc227503309 \h </w:instrText>
             </w:r>
             <w:r>
               <w:rPr>
@@ -1152,7 +1365,7 @@
                 <w:noProof/>
                 <w:webHidden/>
               </w:rPr>
-              <w:t>4</w:t>
+              <w:t>7</w:t>
             </w:r>
             <w:r>
               <w:rPr>
@@ -1176,7 +1389,7 @@
               <w:szCs w:val="24"/>
             </w:rPr>
           </w:pPr>
-          <w:hyperlink w:anchor="_Toc226057150" w:history="1">
+          <w:hyperlink w:anchor="_Toc227503310" w:history="1">
             <w:r>
               <w:rPr>
                 <w:rStyle w:val="Hyperlink"/>
@@ -1203,7 +1416,7 @@
                 <w:noProof/>
                 <w:webHidden/>
               </w:rPr>
-              <w:instrText xml:space="preserve"> PAGEREF _Toc226057150 \h </w:instrText>
+              <w:instrText xml:space="preserve"> PAGEREF _Toc227503310 \h </w:instrText>
             </w:r>
             <w:r>
               <w:rPr>
@@ -1223,7 +1436,7 @@
                 <w:noProof/>
                 <w:webHidden/>
               </w:rPr>
-              <w:t>5</w:t>
+              <w:t>8</w:t>
             </w:r>
             <w:r>
               <w:rPr>
@@ -1249,7 +1462,7 @@
               <w:szCs w:val="24"/>
             </w:rPr>
           </w:pPr>
-          <w:hyperlink w:anchor="_Toc226057151" w:history="1">
+          <w:hyperlink w:anchor="_Toc227503311" w:history="1">
             <w:r>
               <w:rPr>
                 <w:rStyle w:val="Hyperlink"/>
@@ -1276,7 +1489,7 @@
                 <w:noProof/>
                 <w:webHidden/>
               </w:rPr>
-              <w:instrText xml:space="preserve"> PAGEREF _Toc226057151 \h </w:instrText>
+              <w:instrText xml:space="preserve"> PAGEREF _Toc227503311 \h </w:instrText>
             </w:r>
             <w:r>
               <w:rPr>
@@ -1296,7 +1509,7 @@
                 <w:noProof/>
                 <w:webHidden/>
               </w:rPr>
-              <w:t>5</w:t>
+              <w:t>8</w:t>
             </w:r>
             <w:r>
               <w:rPr>
@@ -1320,7 +1533,7 @@
               <w:szCs w:val="24"/>
             </w:rPr>
           </w:pPr>
-          <w:hyperlink w:anchor="_Toc226057152" w:history="1">
+          <w:hyperlink w:anchor="_Toc227503312" w:history="1">
             <w:r>
               <w:rPr>
                 <w:rStyle w:val="Hyperlink"/>
@@ -1347,7 +1560,7 @@
                 <w:noProof/>
                 <w:webHidden/>
               </w:rPr>
-              <w:instrText xml:space="preserve"> PAGEREF _Toc226057152 \h </w:instrText>
+              <w:instrText xml:space="preserve"> PAGEREF _Toc227503312 \h </w:instrText>
             </w:r>
             <w:r>
               <w:rPr>
@@ -1367,7 +1580,7 @@
                 <w:noProof/>
                 <w:webHidden/>
               </w:rPr>
-              <w:t>5</w:t>
+              <w:t>8</w:t>
             </w:r>
             <w:r>
               <w:rPr>
@@ -1391,7 +1604,7 @@
               <w:szCs w:val="24"/>
             </w:rPr>
           </w:pPr>
-          <w:hyperlink w:anchor="_Toc226057153" w:history="1">
+          <w:hyperlink w:anchor="_Toc227503313" w:history="1">
             <w:r>
               <w:rPr>
                 <w:rStyle w:val="Hyperlink"/>
@@ -1418,7 +1631,7 @@
                 <w:noProof/>
                 <w:webHidden/>
               </w:rPr>
-              <w:instrText xml:space="preserve"> PAGEREF _Toc226057153 \h </w:instrText>
+              <w:instrText xml:space="preserve"> PAGEREF _Toc227503313 \h </w:instrText>
             </w:r>
             <w:r>
               <w:rPr>
@@ -1438,7 +1651,7 @@
                 <w:noProof/>
                 <w:webHidden/>
               </w:rPr>
-              <w:t>7</w:t>
+              <w:t>11</w:t>
             </w:r>
             <w:r>
               <w:rPr>
@@ -1462,7 +1675,7 @@
               <w:szCs w:val="24"/>
             </w:rPr>
           </w:pPr>
-          <w:hyperlink w:anchor="_Toc226057154" w:history="1">
+          <w:hyperlink w:anchor="_Toc227503314" w:history="1">
             <w:r>
               <w:rPr>
                 <w:rStyle w:val="Hyperlink"/>
@@ -1489,7 +1702,7 @@
                 <w:noProof/>
                 <w:webHidden/>
               </w:rPr>
-              <w:instrText xml:space="preserve"> PAGEREF _Toc226057154 \h </w:instrText>
+              <w:instrText xml:space="preserve"> PAGEREF _Toc227503314 \h </w:instrText>
             </w:r>
             <w:r>
               <w:rPr>
@@ -1509,7 +1722,7 @@
                 <w:noProof/>
                 <w:webHidden/>
               </w:rPr>
-              <w:t>8</w:t>
+              <w:t>12</w:t>
             </w:r>
             <w:r>
               <w:rPr>
@@ -1533,7 +1746,7 @@
               <w:szCs w:val="24"/>
             </w:rPr>
           </w:pPr>
-          <w:hyperlink w:anchor="_Toc226057155" w:history="1">
+          <w:hyperlink w:anchor="_Toc227503315" w:history="1">
             <w:r>
               <w:rPr>
                 <w:rStyle w:val="Hyperlink"/>
@@ -1560,7 +1773,7 @@
                 <w:noProof/>
                 <w:webHidden/>
               </w:rPr>
-              <w:instrText xml:space="preserve"> PAGEREF _Toc226057155 \h </w:instrText>
+              <w:instrText xml:space="preserve"> PAGEREF _Toc227503315 \h </w:instrText>
             </w:r>
             <w:r>
               <w:rPr>
@@ -1580,7 +1793,7 @@
                 <w:noProof/>
                 <w:webHidden/>
               </w:rPr>
-              <w:t>9</w:t>
+              <w:t>13</w:t>
             </w:r>
             <w:r>
               <w:rPr>
@@ -1604,7 +1817,7 @@
               <w:szCs w:val="24"/>
             </w:rPr>
           </w:pPr>
-          <w:hyperlink w:anchor="_Toc226057156" w:history="1">
+          <w:hyperlink w:anchor="_Toc227503316" w:history="1">
             <w:r>
               <w:rPr>
                 <w:rStyle w:val="Hyperlink"/>
@@ -1631,7 +1844,7 @@
                 <w:noProof/>
                 <w:webHidden/>
               </w:rPr>
-              <w:instrText xml:space="preserve"> PAGEREF _Toc226057156 \h </w:instrText>
+              <w:instrText xml:space="preserve"> PAGEREF _Toc227503316 \h </w:instrText>
             </w:r>
             <w:r>
               <w:rPr>
@@ -1651,7 +1864,7 @@
                 <w:noProof/>
                 <w:webHidden/>
               </w:rPr>
-              <w:t>9</w:t>
+              <w:t>13</w:t>
             </w:r>
             <w:r>
               <w:rPr>
@@ -1678,7 +1891,7 @@
               <w:szCs w:val="24"/>
             </w:rPr>
           </w:pPr>
-          <w:hyperlink w:anchor="_Toc226057157" w:history="1">
+          <w:hyperlink w:anchor="_Toc227503317" w:history="1">
             <w:r>
               <w:rPr>
                 <w:rStyle w:val="Hyperlink"/>
@@ -1723,7 +1936,7 @@
                 <w:noProof/>
                 <w:webHidden/>
               </w:rPr>
-              <w:instrText xml:space="preserve"> PAGEREF _Toc226057157 \h </w:instrText>
+              <w:instrText xml:space="preserve"> PAGEREF _Toc227503317 \h </w:instrText>
             </w:r>
             <w:r>
               <w:rPr>
@@ -1743,7 +1956,7 @@
                 <w:noProof/>
                 <w:webHidden/>
               </w:rPr>
-              <w:t>9</w:t>
+              <w:t>14</w:t>
             </w:r>
             <w:r>
               <w:rPr>
@@ -1767,7 +1980,7 @@
               <w:szCs w:val="24"/>
             </w:rPr>
           </w:pPr>
-          <w:hyperlink w:anchor="_Toc226057158" w:history="1">
+          <w:hyperlink w:anchor="_Toc227503318" w:history="1">
             <w:r>
               <w:rPr>
                 <w:rStyle w:val="Hyperlink"/>
@@ -1794,7 +2007,7 @@
                 <w:noProof/>
                 <w:webHidden/>
               </w:rPr>
-              <w:instrText xml:space="preserve"> PAGEREF _Toc226057158 \h </w:instrText>
+              <w:instrText xml:space="preserve"> PAGEREF _Toc227503318 \h </w:instrText>
             </w:r>
             <w:r>
               <w:rPr>
@@ -1814,7 +2027,7 @@
                 <w:noProof/>
                 <w:webHidden/>
               </w:rPr>
-              <w:t>9</w:t>
+              <w:t>14</w:t>
             </w:r>
             <w:r>
               <w:rPr>
@@ -1838,7 +2051,7 @@
               <w:szCs w:val="24"/>
             </w:rPr>
           </w:pPr>
-          <w:hyperlink w:anchor="_Toc226057159" w:history="1">
+          <w:hyperlink w:anchor="_Toc227503319" w:history="1">
             <w:r>
               <w:rPr>
                 <w:rStyle w:val="Hyperlink"/>
@@ -1865,7 +2078,7 @@
                 <w:noProof/>
                 <w:webHidden/>
               </w:rPr>
-              <w:instrText xml:space="preserve"> PAGEREF _Toc226057159 \h </w:instrText>
+              <w:instrText xml:space="preserve"> PAGEREF _Toc227503319 \h </w:instrText>
             </w:r>
             <w:r>
               <w:rPr>
@@ -1885,7 +2098,7 @@
                 <w:noProof/>
                 <w:webHidden/>
               </w:rPr>
-              <w:t>10</w:t>
+              <w:t>14</w:t>
             </w:r>
             <w:r>
               <w:rPr>
@@ -1909,7 +2122,7 @@
               <w:szCs w:val="24"/>
             </w:rPr>
           </w:pPr>
-          <w:hyperlink w:anchor="_Toc226057160" w:history="1">
+          <w:hyperlink w:anchor="_Toc227503320" w:history="1">
             <w:r>
               <w:rPr>
                 <w:rStyle w:val="Hyperlink"/>
@@ -1936,7 +2149,7 @@
                 <w:noProof/>
                 <w:webHidden/>
               </w:rPr>
-              <w:instrText xml:space="preserve"> PAGEREF _Toc226057160 \h </w:instrText>
+              <w:instrText xml:space="preserve"> PAGEREF _Toc227503320 \h </w:instrText>
             </w:r>
             <w:r>
               <w:rPr>
@@ -1956,7 +2169,7 @@
                 <w:noProof/>
                 <w:webHidden/>
               </w:rPr>
-              <w:t>10</w:t>
+              <w:t>14</w:t>
             </w:r>
             <w:r>
               <w:rPr>
@@ -1980,7 +2193,7 @@
               <w:szCs w:val="24"/>
             </w:rPr>
           </w:pPr>
-          <w:hyperlink w:anchor="_Toc226057161" w:history="1">
+          <w:hyperlink w:anchor="_Toc227503321" w:history="1">
             <w:r>
               <w:rPr>
                 <w:rStyle w:val="Hyperlink"/>
@@ -2007,7 +2220,7 @@
                 <w:noProof/>
                 <w:webHidden/>
               </w:rPr>
-              <w:instrText xml:space="preserve"> PAGEREF _Toc226057161 \h </w:instrText>
+              <w:instrText xml:space="preserve"> PAGEREF _Toc227503321 \h </w:instrText>
             </w:r>
             <w:r>
               <w:rPr>
@@ -2027,7 +2240,7 @@
                 <w:noProof/>
                 <w:webHidden/>
               </w:rPr>
-              <w:t>10</w:t>
+              <w:t>14</w:t>
             </w:r>
             <w:r>
               <w:rPr>
@@ -2051,7 +2264,7 @@
               <w:szCs w:val="24"/>
             </w:rPr>
           </w:pPr>
-          <w:hyperlink w:anchor="_Toc226057162" w:history="1">
+          <w:hyperlink w:anchor="_Toc227503322" w:history="1">
             <w:r>
               <w:rPr>
                 <w:rStyle w:val="Hyperlink"/>
@@ -2078,7 +2291,7 @@
                 <w:noProof/>
                 <w:webHidden/>
               </w:rPr>
-              <w:instrText xml:space="preserve"> PAGEREF _Toc226057162 \h </w:instrText>
+              <w:instrText xml:space="preserve"> PAGEREF _Toc227503322 \h </w:instrText>
             </w:r>
             <w:r>
               <w:rPr>
@@ -2098,7 +2311,7 @@
                 <w:noProof/>
                 <w:webHidden/>
               </w:rPr>
-              <w:t>10</w:t>
+              <w:t>14</w:t>
             </w:r>
             <w:r>
               <w:rPr>
@@ -2124,7 +2337,7 @@
               <w:noProof/>
             </w:rPr>
           </w:pPr>
-          <w:hyperlink w:anchor="_Toc226057163" w:history="1">
+          <w:hyperlink w:anchor="_Toc227503323" w:history="1">
             <w:r>
               <w:rPr>
                 <w:rStyle w:val="Hyperlink"/>
@@ -2151,7 +2364,7 @@
                 <w:noProof/>
                 <w:webHidden/>
               </w:rPr>
-              <w:instrText xml:space="preserve"> PAGEREF _Toc226057163 \h </w:instrText>
+              <w:instrText xml:space="preserve"> PAGEREF _Toc227503323 \h </w:instrText>
             </w:r>
             <w:r>
               <w:rPr>
@@ -2171,7 +2384,7 @@
                 <w:noProof/>
                 <w:webHidden/>
               </w:rPr>
-              <w:t>11</w:t>
+              <w:t>15</w:t>
             </w:r>
             <w:r>
               <w:rPr>
@@ -2197,7 +2410,7 @@
               <w:szCs w:val="24"/>
             </w:rPr>
           </w:pPr>
-          <w:hyperlink w:anchor="_Toc226057164" w:history="1">
+          <w:hyperlink w:anchor="_Toc227503324" w:history="1">
             <w:r>
               <w:rPr>
                 <w:rStyle w:val="Hyperlink"/>
@@ -2224,7 +2437,7 @@
                 <w:noProof/>
                 <w:webHidden/>
               </w:rPr>
-              <w:instrText xml:space="preserve"> PAGEREF _Toc226057164 \h </w:instrText>
+              <w:instrText xml:space="preserve"> PAGEREF _Toc227503324 \h </w:instrText>
             </w:r>
             <w:r>
               <w:rPr>
@@ -2244,7 +2457,7 @@
                 <w:noProof/>
                 <w:webHidden/>
               </w:rPr>
-              <w:t>11</w:t>
+              <w:t>15</w:t>
             </w:r>
             <w:r>
               <w:rPr>
@@ -2268,7 +2481,7 @@
               <w:szCs w:val="24"/>
             </w:rPr>
           </w:pPr>
-          <w:hyperlink w:anchor="_Toc226057165" w:history="1">
+          <w:hyperlink w:anchor="_Toc227503325" w:history="1">
             <w:r>
               <w:rPr>
                 <w:rStyle w:val="Hyperlink"/>
@@ -2295,7 +2508,7 @@
                 <w:noProof/>
                 <w:webHidden/>
               </w:rPr>
-              <w:instrText xml:space="preserve"> PAGEREF _Toc226057165 \h </w:instrText>
+              <w:instrText xml:space="preserve"> PAGEREF _Toc227503325 \h </w:instrText>
             </w:r>
             <w:r>
               <w:rPr>
@@ -2315,7 +2528,7 @@
                 <w:noProof/>
                 <w:webHidden/>
               </w:rPr>
-              <w:t>11</w:t>
+              <w:t>15</w:t>
             </w:r>
             <w:r>
               <w:rPr>
@@ -2339,7 +2552,7 @@
               <w:szCs w:val="24"/>
             </w:rPr>
           </w:pPr>
-          <w:hyperlink w:anchor="_Toc226057166" w:history="1">
+          <w:hyperlink w:anchor="_Toc227503326" w:history="1">
             <w:r>
               <w:rPr>
                 <w:rStyle w:val="Hyperlink"/>
@@ -2366,7 +2579,7 @@
                 <w:noProof/>
                 <w:webHidden/>
               </w:rPr>
-              <w:instrText xml:space="preserve"> PAGEREF _Toc226057166 \h </w:instrText>
+              <w:instrText xml:space="preserve"> PAGEREF _Toc227503326 \h </w:instrText>
             </w:r>
             <w:r>
               <w:rPr>
@@ -2386,7 +2599,7 @@
                 <w:noProof/>
                 <w:webHidden/>
               </w:rPr>
-              <w:t>11</w:t>
+              <w:t>15</w:t>
             </w:r>
             <w:r>
               <w:rPr>
@@ -2410,7 +2623,7 @@
               <w:szCs w:val="24"/>
             </w:rPr>
           </w:pPr>
-          <w:hyperlink w:anchor="_Toc226057167" w:history="1">
+          <w:hyperlink w:anchor="_Toc227503327" w:history="1">
             <w:r>
               <w:rPr>
                 <w:rStyle w:val="Hyperlink"/>
@@ -2437,7 +2650,7 @@
                 <w:noProof/>
                 <w:webHidden/>
               </w:rPr>
-              <w:instrText xml:space="preserve"> PAGEREF _Toc226057167 \h </w:instrText>
+              <w:instrText xml:space="preserve"> PAGEREF _Toc227503327 \h </w:instrText>
             </w:r>
             <w:r>
               <w:rPr>
@@ -2457,7 +2670,7 @@
                 <w:noProof/>
                 <w:webHidden/>
               </w:rPr>
-              <w:t>11</w:t>
+              <w:t>15</w:t>
             </w:r>
             <w:r>
               <w:rPr>
@@ -2481,7 +2694,7 @@
               <w:szCs w:val="24"/>
             </w:rPr>
           </w:pPr>
-          <w:hyperlink w:anchor="_Toc226057168" w:history="1">
+          <w:hyperlink w:anchor="_Toc227503328" w:history="1">
             <w:r>
               <w:rPr>
                 <w:rStyle w:val="Hyperlink"/>
@@ -2508,7 +2721,7 @@
                 <w:noProof/>
                 <w:webHidden/>
               </w:rPr>
-              <w:instrText xml:space="preserve"> PAGEREF _Toc226057168 \h </w:instrText>
+              <w:instrText xml:space="preserve"> PAGEREF _Toc227503328 \h </w:instrText>
             </w:r>
             <w:r>
               <w:rPr>
@@ -2528,7 +2741,7 @@
                 <w:noProof/>
                 <w:webHidden/>
               </w:rPr>
-              <w:t>11</w:t>
+              <w:t>15</w:t>
             </w:r>
             <w:r>
               <w:rPr>
@@ -2552,7 +2765,7 @@
               <w:szCs w:val="24"/>
             </w:rPr>
           </w:pPr>
-          <w:hyperlink w:anchor="_Toc226057169" w:history="1">
+          <w:hyperlink w:anchor="_Toc227503329" w:history="1">
             <w:r>
               <w:rPr>
                 <w:rStyle w:val="Hyperlink"/>
@@ -2579,7 +2792,7 @@
                 <w:noProof/>
                 <w:webHidden/>
               </w:rPr>
-              <w:instrText xml:space="preserve"> PAGEREF _Toc226057169 \h </w:instrText>
+              <w:instrText xml:space="preserve"> PAGEREF _Toc227503329 \h </w:instrText>
             </w:r>
             <w:r>
               <w:rPr>
@@ -2599,7 +2812,7 @@
                 <w:noProof/>
                 <w:webHidden/>
               </w:rPr>
-              <w:t>11</w:t>
+              <w:t>15</w:t>
             </w:r>
             <w:r>
               <w:rPr>
@@ -2625,7 +2838,7 @@
               <w:szCs w:val="24"/>
             </w:rPr>
           </w:pPr>
-          <w:hyperlink w:anchor="_Toc226057170" w:history="1">
+          <w:hyperlink w:anchor="_Toc227503330" w:history="1">
             <w:r>
               <w:rPr>
                 <w:rStyle w:val="Hyperlink"/>
@@ -2652,7 +2865,7 @@
                 <w:noProof/>
                 <w:webHidden/>
               </w:rPr>
-              <w:instrText xml:space="preserve"> PAGEREF _Toc226057170 \h </w:instrText>
+              <w:instrText xml:space="preserve"> PAGEREF _Toc227503330 \h </w:instrText>
             </w:r>
             <w:r>
               <w:rPr>
@@ -2672,7 +2885,7 @@
                 <w:noProof/>
                 <w:webHidden/>
               </w:rPr>
-              <w:t>11</w:t>
+              <w:t>15</w:t>
             </w:r>
             <w:r>
               <w:rPr>
@@ -2696,7 +2909,7 @@
               <w:szCs w:val="24"/>
             </w:rPr>
           </w:pPr>
-          <w:hyperlink w:anchor="_Toc226057171" w:history="1">
+          <w:hyperlink w:anchor="_Toc227503331" w:history="1">
             <w:r>
               <w:rPr>
                 <w:rStyle w:val="Hyperlink"/>
@@ -2723,7 +2936,7 @@
                 <w:noProof/>
                 <w:webHidden/>
               </w:rPr>
-              <w:instrText xml:space="preserve"> PAGEREF _Toc226057171 \h </w:instrText>
+              <w:instrText xml:space="preserve"> PAGEREF _Toc227503331 \h </w:instrText>
             </w:r>
             <w:r>
               <w:rPr>
@@ -2743,7 +2956,7 @@
                 <w:noProof/>
                 <w:webHidden/>
               </w:rPr>
-              <w:t>11</w:t>
+              <w:t>15</w:t>
             </w:r>
             <w:r>
               <w:rPr>
@@ -2767,7 +2980,7 @@
               <w:szCs w:val="24"/>
             </w:rPr>
           </w:pPr>
-          <w:hyperlink w:anchor="_Toc226057172" w:history="1">
+          <w:hyperlink w:anchor="_Toc227503332" w:history="1">
             <w:r>
               <w:rPr>
                 <w:rStyle w:val="Hyperlink"/>
@@ -2794,7 +3007,7 @@
                 <w:noProof/>
                 <w:webHidden/>
               </w:rPr>
-              <w:instrText xml:space="preserve"> PAGEREF _Toc226057172 \h </w:instrText>
+              <w:instrText xml:space="preserve"> PAGEREF _Toc227503332 \h </w:instrText>
             </w:r>
             <w:r>
               <w:rPr>
@@ -2814,7 +3027,7 @@
                 <w:noProof/>
                 <w:webHidden/>
               </w:rPr>
-              <w:t>11</w:t>
+              <w:t>15</w:t>
             </w:r>
             <w:r>
               <w:rPr>
@@ -2838,7 +3051,7 @@
               <w:szCs w:val="24"/>
             </w:rPr>
           </w:pPr>
-          <w:hyperlink w:anchor="_Toc226057173" w:history="1">
+          <w:hyperlink w:anchor="_Toc227503333" w:history="1">
             <w:r>
               <w:rPr>
                 <w:rStyle w:val="Hyperlink"/>
@@ -2865,7 +3078,7 @@
                 <w:noProof/>
                 <w:webHidden/>
               </w:rPr>
-              <w:instrText xml:space="preserve"> PAGEREF _Toc226057173 \h </w:instrText>
+              <w:instrText xml:space="preserve"> PAGEREF _Toc227503333 \h </w:instrText>
             </w:r>
             <w:r>
               <w:rPr>
@@ -2885,7 +3098,7 @@
                 <w:noProof/>
                 <w:webHidden/>
               </w:rPr>
-              <w:t>11</w:t>
+              <w:t>15</w:t>
             </w:r>
             <w:r>
               <w:rPr>
@@ -2909,7 +3122,7 @@
               <w:szCs w:val="24"/>
             </w:rPr>
           </w:pPr>
-          <w:hyperlink w:anchor="_Toc226057174" w:history="1">
+          <w:hyperlink w:anchor="_Toc227503334" w:history="1">
             <w:r>
               <w:rPr>
                 <w:rStyle w:val="Hyperlink"/>
@@ -2936,7 +3149,7 @@
                 <w:noProof/>
                 <w:webHidden/>
               </w:rPr>
-              <w:instrText xml:space="preserve"> PAGEREF _Toc226057174 \h </w:instrText>
+              <w:instrText xml:space="preserve"> PAGEREF _Toc227503334 \h </w:instrText>
             </w:r>
             <w:r>
               <w:rPr>
@@ -2956,7 +3169,7 @@
                 <w:noProof/>
                 <w:webHidden/>
               </w:rPr>
-              <w:t>11</w:t>
+              <w:t>15</w:t>
             </w:r>
             <w:r>
               <w:rPr>
@@ -2980,7 +3193,7 @@
               <w:szCs w:val="24"/>
             </w:rPr>
           </w:pPr>
-          <w:hyperlink w:anchor="_Toc226057175" w:history="1">
+          <w:hyperlink w:anchor="_Toc227503335" w:history="1">
             <w:r>
               <w:rPr>
                 <w:rStyle w:val="Hyperlink"/>
@@ -3007,7 +3220,7 @@
                 <w:noProof/>
                 <w:webHidden/>
               </w:rPr>
-              <w:instrText xml:space="preserve"> PAGEREF _Toc226057175 \h </w:instrText>
+              <w:instrText xml:space="preserve"> PAGEREF _Toc227503335 \h </w:instrText>
             </w:r>
             <w:r>
               <w:rPr>
@@ -3027,7 +3240,7 @@
                 <w:noProof/>
                 <w:webHidden/>
               </w:rPr>
-              <w:t>11</w:t>
+              <w:t>15</w:t>
             </w:r>
             <w:r>
               <w:rPr>
@@ -3053,7 +3266,7 @@
               <w:noProof/>
             </w:rPr>
           </w:pPr>
-          <w:hyperlink w:anchor="_Toc226057176" w:history="1">
+          <w:hyperlink w:anchor="_Toc227503336" w:history="1">
             <w:r>
               <w:rPr>
                 <w:rStyle w:val="Hyperlink"/>
@@ -3080,7 +3293,7 @@
                 <w:noProof/>
                 <w:webHidden/>
               </w:rPr>
-              <w:instrText xml:space="preserve"> PAGEREF _Toc226057176 \h </w:instrText>
+              <w:instrText xml:space="preserve"> PAGEREF _Toc227503336 \h </w:instrText>
             </w:r>
             <w:r>
               <w:rPr>
@@ -3100,7 +3313,7 @@
                 <w:noProof/>
                 <w:webHidden/>
               </w:rPr>
-              <w:t>11</w:t>
+              <w:t>15</w:t>
             </w:r>
             <w:r>
               <w:rPr>
@@ -3126,13 +3339,13 @@
               <w:noProof/>
             </w:rPr>
           </w:pPr>
-          <w:hyperlink w:anchor="_Toc226057177" w:history="1">
+          <w:hyperlink w:anchor="_Toc227503337" w:history="1">
             <w:r>
               <w:rPr>
                 <w:rStyle w:val="Hyperlink"/>
                 <w:noProof/>
               </w:rPr>
-              <w:t>Appendix A: Data Dictionary for Final Dataset</w:t>
+              <w:t>AI Statement of Use</w:t>
             </w:r>
             <w:r>
               <w:rPr>
@@ -3153,7 +3366,7 @@
                 <w:noProof/>
                 <w:webHidden/>
               </w:rPr>
-              <w:instrText xml:space="preserve"> PAGEREF _Toc226057177 \h </w:instrText>
+              <w:instrText xml:space="preserve"> PAGEREF _Toc227503337 \h </w:instrText>
             </w:r>
             <w:r>
               <w:rPr>
@@ -3173,7 +3386,7 @@
                 <w:noProof/>
                 <w:webHidden/>
               </w:rPr>
-              <w:t>12</w:t>
+              <w:t>16</w:t>
             </w:r>
             <w:r>
               <w:rPr>
@@ -3199,13 +3412,13 @@
               <w:noProof/>
             </w:rPr>
           </w:pPr>
-          <w:hyperlink w:anchor="_Toc226057178" w:history="1">
+          <w:hyperlink w:anchor="_Toc227503338" w:history="1">
             <w:r>
               <w:rPr>
                 <w:rStyle w:val="Hyperlink"/>
                 <w:noProof/>
               </w:rPr>
-              <w:t>Appendix B: Coded CRASH Variable Fields</w:t>
+              <w:t>Bibliography</w:t>
             </w:r>
             <w:r>
               <w:rPr>
@@ -3226,7 +3439,7 @@
                 <w:noProof/>
                 <w:webHidden/>
               </w:rPr>
-              <w:instrText xml:space="preserve"> PAGEREF _Toc226057178 \h </w:instrText>
+              <w:instrText xml:space="preserve"> PAGEREF _Toc227503338 \h </w:instrText>
             </w:r>
             <w:r>
               <w:rPr>
@@ -3246,153 +3459,7 @@
                 <w:noProof/>
                 <w:webHidden/>
               </w:rPr>
-              <w:t>14</w:t>
-            </w:r>
-            <w:r>
-              <w:rPr>
-                <w:noProof/>
-                <w:webHidden/>
-              </w:rPr>
-              <w:fldChar w:fldCharType="end"/>
-            </w:r>
-          </w:hyperlink>
-        </w:p>
-        <w:p>
-          <w:pPr>
-            <w:pStyle w:val="TOC1"/>
-            <w:tabs>
-              <w:tab w:val="right" w:leader="dot" w:pos="9350"/>
-            </w:tabs>
-            <w:rPr>
-              <w:rFonts w:eastAsiaTheme="minorEastAsia" w:cstheme="minorBidi"/>
-              <w:b w:val="0"/>
-              <w:bCs w:val="0"/>
-              <w:i w:val="0"/>
-              <w:iCs w:val="0"/>
-              <w:noProof/>
-            </w:rPr>
-          </w:pPr>
-          <w:hyperlink w:anchor="_Toc226057179" w:history="1">
-            <w:r>
-              <w:rPr>
-                <w:rStyle w:val="Hyperlink"/>
-                <w:noProof/>
-              </w:rPr>
-              <w:t>AI Statement of Use</w:t>
-            </w:r>
-            <w:r>
-              <w:rPr>
-                <w:noProof/>
-                <w:webHidden/>
-              </w:rPr>
-              <w:tab/>
-            </w:r>
-            <w:r>
-              <w:rPr>
-                <w:noProof/>
-                <w:webHidden/>
-              </w:rPr>
-              <w:fldChar w:fldCharType="begin"/>
-            </w:r>
-            <w:r>
-              <w:rPr>
-                <w:noProof/>
-                <w:webHidden/>
-              </w:rPr>
-              <w:instrText xml:space="preserve"> PAGEREF _Toc226057179 \h </w:instrText>
-            </w:r>
-            <w:r>
-              <w:rPr>
-                <w:noProof/>
-                <w:webHidden/>
-              </w:rPr>
-            </w:r>
-            <w:r>
-              <w:rPr>
-                <w:noProof/>
-                <w:webHidden/>
-              </w:rPr>
-              <w:fldChar w:fldCharType="separate"/>
-            </w:r>
-            <w:r>
-              <w:rPr>
-                <w:noProof/>
-                <w:webHidden/>
-              </w:rPr>
-              <w:t>15</w:t>
-            </w:r>
-            <w:r>
-              <w:rPr>
-                <w:noProof/>
-                <w:webHidden/>
-              </w:rPr>
-              <w:fldChar w:fldCharType="end"/>
-            </w:r>
-          </w:hyperlink>
-        </w:p>
-        <w:p>
-          <w:pPr>
-            <w:pStyle w:val="TOC1"/>
-            <w:tabs>
-              <w:tab w:val="right" w:leader="dot" w:pos="9350"/>
-            </w:tabs>
-            <w:rPr>
-              <w:rFonts w:eastAsiaTheme="minorEastAsia" w:cstheme="minorBidi"/>
-              <w:b w:val="0"/>
-              <w:bCs w:val="0"/>
-              <w:i w:val="0"/>
-              <w:iCs w:val="0"/>
-              <w:noProof/>
-            </w:rPr>
-          </w:pPr>
-          <w:hyperlink w:anchor="_Toc226057180" w:history="1">
-            <w:r>
-              <w:rPr>
-                <w:rStyle w:val="Hyperlink"/>
-                <w:noProof/>
-              </w:rPr>
-              <w:t>Bibliography</w:t>
-            </w:r>
-            <w:r>
-              <w:rPr>
-                <w:noProof/>
-                <w:webHidden/>
-              </w:rPr>
-              <w:tab/>
-            </w:r>
-            <w:r>
-              <w:rPr>
-                <w:noProof/>
-                <w:webHidden/>
-              </w:rPr>
-              <w:fldChar w:fldCharType="begin"/>
-            </w:r>
-            <w:r>
-              <w:rPr>
-                <w:noProof/>
-                <w:webHidden/>
-              </w:rPr>
-              <w:instrText xml:space="preserve"> PAGEREF _Toc226057180 \h </w:instrText>
-            </w:r>
-            <w:r>
-              <w:rPr>
-                <w:noProof/>
-                <w:webHidden/>
-              </w:rPr>
-            </w:r>
-            <w:r>
-              <w:rPr>
-                <w:noProof/>
-                <w:webHidden/>
-              </w:rPr>
-              <w:fldChar w:fldCharType="separate"/>
-            </w:r>
-            <w:r>
-              <w:rPr>
-                <w:noProof/>
-                <w:webHidden/>
-              </w:rPr>
-              <w:t>15</w:t>
+              <w:t>16</w:t>
             </w:r>
             <w:r>
               <w:rPr>
@@ -3440,82 +3507,12 @@
       <w:pPr>
         <w:pStyle w:val="Heading1"/>
       </w:pPr>
-      <w:bookmarkStart w:id="0" w:name="_Toc226057143"/>
+      <w:bookmarkStart w:id="0" w:name="_Toc227503300"/>
       <w:r>
         <w:lastRenderedPageBreak/>
         <w:t>Introduction</w:t>
       </w:r>
       <w:bookmarkEnd w:id="0"/>
-    </w:p>
-    <w:p/>
-    <w:p>
-      <w:pPr>
-        <w:pStyle w:val="ListParagraph"/>
-        <w:numPr>
-          <w:ilvl w:val="0"/>
-          <w:numId w:val="40"/>
-        </w:numPr>
-        <w:rPr>
-          <w:highlight w:val="yellow"/>
-        </w:rPr>
-      </w:pPr>
-      <w:r>
-        <w:rPr>
-          <w:highlight w:val="yellow"/>
-        </w:rPr>
-        <w:t>ADD confusion matrices with info</w:t>
-      </w:r>
-    </w:p>
-    <w:p>
-      <w:pPr>
-        <w:pStyle w:val="ListParagraph"/>
-        <w:numPr>
-          <w:ilvl w:val="0"/>
-          <w:numId w:val="40"/>
-        </w:numPr>
-      </w:pPr>
-      <w:r>
-        <w:rPr>
-          <w:highlight w:val="yellow"/>
-        </w:rPr>
-        <w:t>ADD ROC AUC CI to the confidence section and move what’s in confidence to feature importance section</w:t>
-      </w:r>
-    </w:p>
-    <w:p>
-      <w:pPr>
-        <w:pStyle w:val="ListParagraph"/>
-        <w:numPr>
-          <w:ilvl w:val="0"/>
-          <w:numId w:val="40"/>
-        </w:numPr>
-        <w:rPr>
-          <w:highlight w:val="yellow"/>
-        </w:rPr>
-      </w:pPr>
-      <w:r>
-        <w:rPr>
-          <w:highlight w:val="yellow"/>
-        </w:rPr>
-        <w:t>Bibliography</w:t>
-      </w:r>
-    </w:p>
-    <w:p>
-      <w:pPr>
-        <w:pStyle w:val="ListParagraph"/>
-        <w:numPr>
-          <w:ilvl w:val="0"/>
-          <w:numId w:val="40"/>
-        </w:numPr>
-        <w:rPr>
-          <w:highlight w:val="yellow"/>
-        </w:rPr>
-      </w:pPr>
-      <w:r>
-        <w:rPr>
-          <w:highlight w:val="yellow"/>
-        </w:rPr>
-        <w:t>Exec summary and video</w:t>
-      </w:r>
     </w:p>
     <w:p>
       <w:pPr>
@@ -3877,6 +3874,7 @@
         </w:rPr>
       </w:pPr>
       <w:bookmarkStart w:id="1" w:name="_Toc222167602"/>
+      <w:bookmarkStart w:id="2" w:name="_Toc227503301"/>
       <w:r>
         <w:t>Objective</w:t>
       </w:r>
@@ -3884,6 +3882,7 @@
       <w:r>
         <w:t xml:space="preserve"> 1</w:t>
       </w:r>
+      <w:bookmarkEnd w:id="2"/>
     </w:p>
     <w:p>
       <w:pPr>
@@ -3928,11 +3927,7 @@
         <w:t xml:space="preserve"> aggressive driving. </w:t>
       </w:r>
       <w:r>
-        <w:t xml:space="preserve">To make sure the results were reliable, the data were split into separate training and testing groups so the model could be evaluated on data it had not already seen, and during modeling, data were repeatedly divided in different ways (5-fold cross-validation) to </w:t>
-      </w:r>
-      <w:r>
-        <w:lastRenderedPageBreak/>
-        <w:t xml:space="preserve">confirm that the findings are consistent and not dependent on a single split. </w:t>
+        <w:t xml:space="preserve">To make sure the results were reliable, the data were split into separate training and testing groups so the model could be evaluated on data it had not already seen, and during modeling, data were repeatedly divided in different ways (5-fold cross-validation) to confirm that the findings are consistent and not dependent on a single split. </w:t>
       </w:r>
       <w:r>
         <w:t xml:space="preserve">The predictive performance of COVID-19 proved to be limited in all models. </w:t>
@@ -4024,7 +4019,11 @@
         <w:t>of time and not affected b</w:t>
       </w:r>
       <w:r>
-        <w:t>y varying</w:t>
+        <w:t xml:space="preserve">y </w:t>
+      </w:r>
+      <w:r>
+        <w:lastRenderedPageBreak/>
+        <w:t>varying</w:t>
       </w:r>
       <w:r>
         <w:t xml:space="preserve"> historical trends in the data. </w:t>
@@ -4043,14 +4042,16 @@
       <w:pPr>
         <w:pStyle w:val="Heading3"/>
       </w:pPr>
-      <w:bookmarkStart w:id="2" w:name="_Toc222167603"/>
+      <w:bookmarkStart w:id="3" w:name="_Toc222167603"/>
+      <w:bookmarkStart w:id="4" w:name="_Toc227503302"/>
       <w:r>
         <w:t>Objective</w:t>
       </w:r>
-      <w:bookmarkEnd w:id="2"/>
+      <w:bookmarkEnd w:id="3"/>
       <w:r>
         <w:t xml:space="preserve"> 2</w:t>
       </w:r>
+      <w:bookmarkEnd w:id="4"/>
     </w:p>
     <w:p>
       <w:pPr>
@@ -4147,12 +4148,14 @@
       <w:pPr>
         <w:pStyle w:val="Heading3"/>
       </w:pPr>
+      <w:bookmarkStart w:id="5" w:name="_Toc227503303"/>
       <w:r>
         <w:t xml:space="preserve">Objective </w:t>
       </w:r>
       <w:r>
         <w:t>3</w:t>
       </w:r>
+      <w:bookmarkEnd w:id="5"/>
     </w:p>
     <w:p>
       <w:pPr>
@@ -4285,26 +4288,23 @@
       <w:pPr>
         <w:pStyle w:val="Heading1"/>
       </w:pPr>
-      <w:bookmarkStart w:id="3" w:name="_Toc226057144"/>
-      <w:r>
-        <w:rPr>
-          <w:highlight w:val="cyan"/>
-        </w:rPr>
+      <w:bookmarkStart w:id="6" w:name="_Toc227503304"/>
+      <w:r>
         <w:t>Section 0: Executive Summary Presentation</w:t>
       </w:r>
-      <w:bookmarkEnd w:id="3"/>
+      <w:bookmarkEnd w:id="6"/>
     </w:p>
     <w:p/>
     <w:p>
       <w:pPr>
         <w:pStyle w:val="Heading1"/>
       </w:pPr>
-      <w:bookmarkStart w:id="4" w:name="_Toc226057145"/>
+      <w:bookmarkStart w:id="7" w:name="_Toc227503305"/>
       <w:r>
         <w:lastRenderedPageBreak/>
         <w:t>Section 1: Organizational Interpretation of Results</w:t>
       </w:r>
-      <w:bookmarkEnd w:id="4"/>
+      <w:bookmarkEnd w:id="7"/>
     </w:p>
     <w:p>
       <w:pPr>
@@ -4314,21 +4314,21 @@
           <w:numId w:val="33"/>
         </w:numPr>
       </w:pPr>
-      <w:bookmarkStart w:id="5" w:name="_Toc226057146"/>
+      <w:bookmarkStart w:id="8" w:name="_Toc227503306"/>
       <w:r>
         <w:t>Translating Technical Results to Organizational Impact</w:t>
       </w:r>
-      <w:bookmarkEnd w:id="5"/>
+      <w:bookmarkEnd w:id="8"/>
     </w:p>
     <w:p>
       <w:pPr>
         <w:pStyle w:val="Heading3"/>
       </w:pPr>
-      <w:bookmarkStart w:id="6" w:name="_Toc226057147"/>
+      <w:bookmarkStart w:id="9" w:name="_Toc227503307"/>
       <w:r>
         <w:t>Performance interpretation</w:t>
       </w:r>
-      <w:bookmarkEnd w:id="6"/>
+      <w:bookmarkEnd w:id="9"/>
     </w:p>
     <w:p>
       <w:pPr>
@@ -4367,7 +4367,13 @@
         <w:spacing w:before="120" w:after="120"/>
       </w:pPr>
       <w:r>
-        <w:t>The model to predict aggressive driving with COVID-19 as a predictor demonstrated no meaningful power to distinguish between crashes that involved aggressive driving and those that d</w:t>
+        <w:t xml:space="preserve">The model to predict aggressive driving </w:t>
+      </w:r>
+      <w:r>
+        <w:t>from</w:t>
+      </w:r>
+      <w:r>
+        <w:t xml:space="preserve"> COVID-19 demonstrated no meaningful power to distinguish between crashes that involved aggressive driving and those that d</w:t>
       </w:r>
       <w:r>
         <w:t>id</w:t>
@@ -4484,8 +4490,8 @@
       <w:pPr>
         <w:pStyle w:val="Caption"/>
       </w:pPr>
-      <w:bookmarkStart w:id="7" w:name="_Ref227258676"/>
-      <w:bookmarkStart w:id="8" w:name="_Ref227258724"/>
+      <w:bookmarkStart w:id="10" w:name="_Ref227258676"/>
+      <w:bookmarkStart w:id="11" w:name="_Ref227258724"/>
       <w:r>
         <w:t xml:space="preserve">Figure </w:t>
       </w:r>
@@ -4507,11 +4513,11 @@
       <w:r>
         <w:fldChar w:fldCharType="end"/>
       </w:r>
-      <w:bookmarkEnd w:id="8"/>
+      <w:bookmarkEnd w:id="11"/>
       <w:r>
         <w:t xml:space="preserve"> </w:t>
       </w:r>
-      <w:bookmarkEnd w:id="7"/>
+      <w:bookmarkEnd w:id="10"/>
       <w:r>
         <w:t xml:space="preserve">Receiver Operating Characteristic </w:t>
       </w:r>
@@ -4530,10 +4536,39 @@
         <w:spacing w:before="120" w:after="120"/>
       </w:pPr>
       <w:r>
-        <w:t xml:space="preserve">Although the coefficient for COVID-19 was statistically significant, the effect size was very small with a magnitude of 0.03, which suggests that COVID-19 has negligible practical impact on aggressive driving. The </w:t>
-      </w:r>
-      <w:r>
-        <w:t xml:space="preserve">coefficient for </w:t>
+        <w:t xml:space="preserve">Although COVID-19 </w:t>
+      </w:r>
+      <w:r>
+        <w:t xml:space="preserve">as an effect on aggressive driving </w:t>
+      </w:r>
+      <w:r>
+        <w:t>was statistically significant, the effect size was very small with a magnitude of 0.03</w:t>
+      </w:r>
+      <w:r>
+        <w:t xml:space="preserve">. This </w:t>
+      </w:r>
+      <w:r>
+        <w:t xml:space="preserve">suggests that COVID-19 has negligible practical impact on aggressive driving. </w:t>
+      </w:r>
+    </w:p>
+    <w:p>
+      <w:pPr>
+        <w:spacing w:before="120" w:after="120"/>
+      </w:pPr>
+      <w:r>
+        <w:t xml:space="preserve">The </w:t>
+      </w:r>
+      <w:r>
+        <w:t>effect</w:t>
+      </w:r>
+      <w:r>
+        <w:t xml:space="preserve"> </w:t>
+      </w:r>
+      <w:r>
+        <w:t>of</w:t>
+      </w:r>
+      <w:r>
+        <w:t xml:space="preserve"> </w:t>
       </w:r>
       <w:r>
         <w:t xml:space="preserve">COVID-19 </w:t>
@@ -4599,7 +4634,13 @@
         <w:t xml:space="preserve"> to be closer to what it was</w:t>
       </w:r>
       <w:r>
-        <w:t xml:space="preserve"> before COVID-19. This supports the model result that COVID-19 is not useful in predicting aggressive driving.</w:t>
+        <w:t xml:space="preserve"> before COVID-19</w:t>
+      </w:r>
+      <w:r>
+        <w:t>, which</w:t>
+      </w:r>
+      <w:r>
+        <w:t xml:space="preserve"> supports the model result that COVID-19 is not useful in predicting aggressive driving.</w:t>
       </w:r>
     </w:p>
     <w:p>
@@ -4659,7 +4700,7 @@
       <w:pPr>
         <w:pStyle w:val="Caption"/>
       </w:pPr>
-      <w:bookmarkStart w:id="9" w:name="_Ref227260216"/>
+      <w:bookmarkStart w:id="12" w:name="_Ref227260216"/>
       <w:r>
         <w:t xml:space="preserve">Figure </w:t>
       </w:r>
@@ -4681,7 +4722,7 @@
       <w:r>
         <w:fldChar w:fldCharType="end"/>
       </w:r>
-      <w:bookmarkEnd w:id="9"/>
+      <w:bookmarkEnd w:id="12"/>
       <w:r>
         <w:t xml:space="preserve"> Aggressive driving over time with COVID-19 in orange</w:t>
       </w:r>
@@ -4764,28 +4805,61 @@
         <w:t xml:space="preserve">The baseline model for this objective included </w:t>
       </w:r>
       <w:r>
-        <w:t xml:space="preserve">indicators for post COVID-19, cell phone use, impaired driving, mature drivers, young drivers, fatigued drivers or drivers who fell asleep, hit and run drivers, unlicensed drivers, and urban or rural location. </w:t>
-      </w:r>
-      <w:r>
-        <w:t xml:space="preserve">From this model, the four most important predictors were selected to model aggressive driving with </w:t>
+        <w:t xml:space="preserve">indicators for post COVID-19, cell phone use, impaired driving, mature drivers, young drivers, fatigued </w:t>
+      </w:r>
+      <w:r>
+        <w:t>or sleeping drivers</w:t>
+      </w:r>
+      <w:r>
+        <w:t xml:space="preserve">, hit and run drivers, unlicensed drivers, and urban or rural location. </w:t>
+      </w:r>
+      <w:r>
+        <w:t xml:space="preserve">From this model, the four most important </w:t>
+      </w:r>
+      <w:r>
+        <w:t>features</w:t>
+      </w:r>
+      <w:r>
+        <w:t xml:space="preserve"> </w:t>
+      </w:r>
+      <w:r>
+        <w:t>—fatigued or sleeping drivers, impaired drivers, young drivers, and cell phone use</w:t>
+      </w:r>
+      <w:r>
+        <w:t>—</w:t>
+      </w:r>
+      <w:r>
+        <w:t xml:space="preserve">were selected </w:t>
+      </w:r>
+      <w:r>
+        <w:t xml:space="preserve">for an interaction model </w:t>
+      </w:r>
+      <w:r>
+        <w:t xml:space="preserve">to </w:t>
+      </w:r>
+      <w:r>
+        <w:t>determine if</w:t>
+      </w:r>
+      <w:r>
+        <w:t xml:space="preserve"> aggressive driving </w:t>
+      </w:r>
+      <w:r>
+        <w:t xml:space="preserve">differs </w:t>
+      </w:r>
+      <w:r>
+        <w:t>with</w:t>
+      </w:r>
+      <w:r>
+        <w:t>in each group before and during/after</w:t>
+      </w:r>
+      <w:r>
+        <w:t xml:space="preserve"> </w:t>
       </w:r>
       <w:r>
         <w:t>COVID-19</w:t>
       </w:r>
       <w:r>
-        <w:t xml:space="preserve"> and their interaction with COVID-19 </w:t>
-      </w:r>
-      <w:r>
-        <w:t xml:space="preserve">as predictors </w:t>
-      </w:r>
-      <w:r>
-        <w:t>to determine if any of these factors covary with COVID-19. For example, one interaction that this model aims to assess is age and COVID-19</w:t>
-      </w:r>
-      <w:r>
-        <w:t>, which</w:t>
-      </w:r>
-      <w:r>
-        <w:t xml:space="preserve"> could answer the question</w:t>
+        <w:t>. For example, this model could answer the question</w:t>
       </w:r>
       <w:r>
         <w:t xml:space="preserve">, </w:t>
@@ -4803,54 +4877,16 @@
         <w:t xml:space="preserve">and after </w:t>
       </w:r>
       <w:r>
-        <w:t xml:space="preserve">COVID-19? </w:t>
+        <w:t>COVID-19</w:t>
+      </w:r>
+      <w:r>
+        <w:t xml:space="preserve"> than before</w:t>
+      </w:r>
+      <w:r>
+        <w:t xml:space="preserve">? </w:t>
       </w:r>
       <w:r>
         <w:t xml:space="preserve"> </w:t>
-      </w:r>
-    </w:p>
-    <w:p>
-      <w:pPr>
-        <w:spacing w:before="120" w:after="120"/>
-      </w:pPr>
-      <w:r>
-        <w:t xml:space="preserve">All predictors in the baseline model were statistically significant, however, the effects were small. The predictors with the highest effect size included fatigue, cell phone use, impairment, and young driver. </w:t>
-      </w:r>
-      <w:r>
-        <w:t>The</w:t>
-      </w:r>
-      <w:r>
-        <w:t>refore, the</w:t>
-      </w:r>
-      <w:r>
-        <w:t xml:space="preserve"> predictors selected for the interaction model were </w:t>
-      </w:r>
-      <w:r>
-        <w:t xml:space="preserve">POST_COVID, </w:t>
-      </w:r>
-      <w:r>
-        <w:t xml:space="preserve">FATIGUE_ASLEEP, CELL_PHONE, IMPAIRED_DRIVER, and YOUNG_DRIVER. </w:t>
-      </w:r>
-      <w:r>
-        <w:t xml:space="preserve">The interaction terms created for this model were </w:t>
-      </w:r>
-      <w:r>
-        <w:t>POST_COVID_</w:t>
-      </w:r>
-      <w:r>
-        <w:t>F</w:t>
-      </w:r>
-      <w:r>
-        <w:t xml:space="preserve">ATIGUE, </w:t>
-      </w:r>
-      <w:r>
-        <w:t>POST_COVID</w:t>
-      </w:r>
-      <w:r>
-        <w:t>_PHONE, POST_COVID_IMPAIRED, and POST_COVID_YOUNG</w:t>
-      </w:r>
-      <w:r>
-        <w:t>.</w:t>
       </w:r>
     </w:p>
     <w:p>
@@ -4961,8 +4997,8 @@
       <w:pPr>
         <w:pStyle w:val="Caption"/>
       </w:pPr>
-      <w:bookmarkStart w:id="10" w:name="_Ref227329096"/>
-      <w:bookmarkStart w:id="11" w:name="_Ref227329111"/>
+      <w:bookmarkStart w:id="13" w:name="_Ref227329096"/>
+      <w:bookmarkStart w:id="14" w:name="_Ref227329111"/>
       <w:r>
         <w:t xml:space="preserve">Figure </w:t>
       </w:r>
@@ -4979,12 +5015,12 @@
         <w:rPr>
           <w:noProof/>
         </w:rPr>
-        <w:t>4</w:t>
+        <w:t>3</w:t>
       </w:r>
       <w:r>
         <w:fldChar w:fldCharType="end"/>
       </w:r>
-      <w:bookmarkEnd w:id="11"/>
+      <w:bookmarkEnd w:id="14"/>
       <w:r>
         <w:t xml:space="preserve"> </w:t>
       </w:r>
@@ -4994,56 +5030,406 @@
       <w:r>
         <w:t>objective 3</w:t>
       </w:r>
-      <w:bookmarkEnd w:id="10"/>
+      <w:bookmarkEnd w:id="13"/>
     </w:p>
     <w:p>
       <w:pPr>
-        <w:spacing w:before="120" w:after="120"/>
-      </w:pPr>
-      <w:r>
-        <w:fldChar w:fldCharType="begin"/>
-      </w:r>
-      <w:r>
-        <w:instrText xml:space="preserve"> REF _Ref227334180 \h </w:instrText>
-      </w:r>
-      <w:r>
-        <w:fldChar w:fldCharType="separate"/>
-      </w:r>
-      <w:r>
-        <w:t xml:space="preserve">Figure </w:t>
-      </w:r>
-      <w:r>
-        <w:rPr>
-          <w:noProof/>
-        </w:rPr>
-        <w:t>4</w:t>
-      </w:r>
-      <w:r>
-        <w:fldChar w:fldCharType="end"/>
-      </w:r>
-      <w:r>
-        <w:t xml:space="preserve"> below illustrates the effects of fatigue, cell phone use, impairment, young driver, COVID-19, and the interaction between these factors </w:t>
-      </w:r>
-      <w:r>
-        <w:t>with</w:t>
-      </w:r>
-      <w:r>
-        <w:t xml:space="preserve"> COVID-19. </w:t>
-      </w:r>
-      <w:r>
-        <w:t>T</w:t>
-      </w:r>
-      <w:r>
-        <w:t>he strongest effect is fatigue with no interaction between COVID-19, meaning crashes involving fatigued or sleeping drivers occur consistently regardless of COVID-19.</w:t>
-      </w:r>
-      <w:r>
-        <w:t xml:space="preserve"> This means that the small amount of predictive power of the model is due to fatigue and not COVID-19.</w:t>
-      </w:r>
+        <w:pStyle w:val="Heading3"/>
+      </w:pPr>
+      <w:bookmarkStart w:id="15" w:name="_Toc227503308"/>
+      <w:r>
+        <w:t>Expected organizational outcomes</w:t>
+      </w:r>
+      <w:bookmarkEnd w:id="15"/>
     </w:p>
     <w:p>
       <w:pPr>
+        <w:pStyle w:val="p1"/>
+        <w:spacing w:before="120" w:after="120"/>
+        <w:rPr>
+          <w:rFonts w:ascii="Times New Roman" w:hAnsi="Times New Roman" w:cs="Times New Roman"/>
+          <w:sz w:val="24"/>
+          <w:szCs w:val="24"/>
+        </w:rPr>
+      </w:pPr>
+      <w:r>
+        <w:rPr>
+          <w:rFonts w:ascii="Times New Roman" w:hAnsi="Times New Roman" w:cs="Times New Roman"/>
+          <w:sz w:val="24"/>
+          <w:szCs w:val="24"/>
+        </w:rPr>
+        <w:t>P</w:t>
+      </w:r>
+      <w:r>
+        <w:rPr>
+          <w:rFonts w:ascii="Times New Roman" w:hAnsi="Times New Roman" w:cs="Times New Roman"/>
+          <w:sz w:val="24"/>
+          <w:szCs w:val="24"/>
+        </w:rPr>
+        <w:t xml:space="preserve">ublication of the results </w:t>
+      </w:r>
+      <w:r>
+        <w:rPr>
+          <w:rFonts w:ascii="Times New Roman" w:hAnsi="Times New Roman" w:cs="Times New Roman"/>
+          <w:sz w:val="24"/>
+          <w:szCs w:val="24"/>
+        </w:rPr>
+        <w:t xml:space="preserve">to inform the public </w:t>
+      </w:r>
+      <w:r>
+        <w:rPr>
+          <w:rFonts w:ascii="Times New Roman" w:hAnsi="Times New Roman" w:cs="Times New Roman"/>
+          <w:sz w:val="24"/>
+          <w:szCs w:val="24"/>
+        </w:rPr>
+        <w:t>is not recommended</w:t>
+      </w:r>
+      <w:r>
+        <w:rPr>
+          <w:rFonts w:ascii="Times New Roman" w:hAnsi="Times New Roman" w:cs="Times New Roman"/>
+          <w:sz w:val="24"/>
+          <w:szCs w:val="24"/>
+        </w:rPr>
+        <w:t xml:space="preserve"> at this time</w:t>
+      </w:r>
+      <w:r>
+        <w:rPr>
+          <w:rFonts w:ascii="Times New Roman" w:hAnsi="Times New Roman" w:cs="Times New Roman"/>
+          <w:sz w:val="24"/>
+          <w:szCs w:val="24"/>
+        </w:rPr>
+        <w:t xml:space="preserve">. </w:t>
+      </w:r>
+      <w:r>
+        <w:rPr>
+          <w:rFonts w:ascii="Times New Roman" w:hAnsi="Times New Roman" w:cs="Times New Roman"/>
+          <w:sz w:val="24"/>
+          <w:szCs w:val="24"/>
+        </w:rPr>
+        <w:t xml:space="preserve">The </w:t>
+      </w:r>
+      <w:r>
+        <w:rPr>
+          <w:rFonts w:ascii="Times New Roman" w:hAnsi="Times New Roman" w:cs="Times New Roman"/>
+          <w:sz w:val="24"/>
+          <w:szCs w:val="24"/>
+        </w:rPr>
+        <w:t>model shows that there is no evidence to support the public’s sentiment that aggressive driving increased during COVID-19 and remain</w:t>
+      </w:r>
+      <w:r>
+        <w:rPr>
+          <w:rFonts w:ascii="Times New Roman" w:hAnsi="Times New Roman" w:cs="Times New Roman"/>
+          <w:sz w:val="24"/>
+          <w:szCs w:val="24"/>
+        </w:rPr>
+        <w:t>ed</w:t>
+      </w:r>
+      <w:r>
+        <w:rPr>
+          <w:rFonts w:ascii="Times New Roman" w:hAnsi="Times New Roman" w:cs="Times New Roman"/>
+          <w:sz w:val="24"/>
+          <w:szCs w:val="24"/>
+        </w:rPr>
+        <w:t xml:space="preserve"> high. </w:t>
+      </w:r>
+      <w:r>
+        <w:rPr>
+          <w:rFonts w:ascii="Times New Roman" w:hAnsi="Times New Roman" w:cs="Times New Roman"/>
+          <w:sz w:val="24"/>
+          <w:szCs w:val="24"/>
+        </w:rPr>
+        <w:t>However, t</w:t>
+      </w:r>
+      <w:r>
+        <w:rPr>
+          <w:rFonts w:ascii="Times New Roman" w:hAnsi="Times New Roman" w:cs="Times New Roman"/>
+          <w:sz w:val="24"/>
+          <w:szCs w:val="24"/>
+        </w:rPr>
+        <w:t>he dataset and methods used to reach this conclusion are just a select few in the large pool of possible data and methods. It is not appropriate or correct to conclude that aggressive driving did not increase during COVID-19 or remain high</w:t>
+      </w:r>
+      <w:r>
+        <w:rPr>
+          <w:rFonts w:ascii="Times New Roman" w:hAnsi="Times New Roman" w:cs="Times New Roman"/>
+          <w:sz w:val="24"/>
+          <w:szCs w:val="24"/>
+        </w:rPr>
+        <w:t xml:space="preserve"> using only crash data</w:t>
+      </w:r>
+      <w:r>
+        <w:rPr>
+          <w:rFonts w:ascii="Times New Roman" w:hAnsi="Times New Roman" w:cs="Times New Roman"/>
+          <w:sz w:val="24"/>
+          <w:szCs w:val="24"/>
+        </w:rPr>
+        <w:t xml:space="preserve">. </w:t>
+      </w:r>
+      <w:r>
+        <w:rPr>
+          <w:rFonts w:ascii="Times New Roman" w:hAnsi="Times New Roman" w:cs="Times New Roman"/>
+          <w:sz w:val="24"/>
+          <w:szCs w:val="24"/>
+        </w:rPr>
+        <w:t xml:space="preserve">Not all aggressive driving leads to crashes. </w:t>
+      </w:r>
+      <w:r>
+        <w:rPr>
+          <w:rFonts w:ascii="Times New Roman" w:hAnsi="Times New Roman" w:cs="Times New Roman"/>
+          <w:sz w:val="24"/>
+          <w:szCs w:val="24"/>
+        </w:rPr>
+        <w:t xml:space="preserve">Different data and/or different methods may reveal </w:t>
+      </w:r>
+      <w:r>
+        <w:rPr>
+          <w:rFonts w:ascii="Times New Roman" w:hAnsi="Times New Roman" w:cs="Times New Roman"/>
+          <w:sz w:val="24"/>
+          <w:szCs w:val="24"/>
+        </w:rPr>
+        <w:t>that public sentiment is correct</w:t>
+      </w:r>
+      <w:r>
+        <w:rPr>
+          <w:rFonts w:ascii="Times New Roman" w:hAnsi="Times New Roman" w:cs="Times New Roman"/>
+          <w:sz w:val="24"/>
+          <w:szCs w:val="24"/>
+        </w:rPr>
+        <w:t>.</w:t>
+      </w:r>
+    </w:p>
+    <w:p>
+      <w:pPr>
+        <w:pStyle w:val="Heading3"/>
+      </w:pPr>
+      <w:bookmarkStart w:id="16" w:name="_Toc227503309"/>
+      <w:r>
+        <w:t>Confidence levels</w:t>
+      </w:r>
+      <w:bookmarkEnd w:id="16"/>
+    </w:p>
+    <w:p>
+      <w:pPr>
+        <w:spacing w:before="120" w:after="120"/>
+        <w:rPr>
+          <w:b/>
+          <w:bCs/>
+          <w:color w:val="000000" w:themeColor="text1"/>
+        </w:rPr>
+      </w:pPr>
+      <w:r>
+        <w:rPr>
+          <w:rStyle w:val="SubtleEmphasis"/>
+          <w:b/>
+          <w:bCs/>
+          <w:color w:val="000000" w:themeColor="text1"/>
+        </w:rPr>
+        <w:t>Objective 1: Determine whether there has been a statistically significant increase in aggressive driving since the COVID-19 pandemic to provide evidence-based conclusions for PA Data Discourse readers about driving risks within 12 weeks</w:t>
+      </w:r>
+      <w:r>
+        <w:rPr>
+          <w:rStyle w:val="SubtleEmphasis"/>
+          <w:b/>
+          <w:bCs/>
+          <w:i w:val="0"/>
+          <w:iCs w:val="0"/>
+          <w:color w:val="000000" w:themeColor="text1"/>
+        </w:rPr>
+        <w:t>.</w:t>
+      </w:r>
+    </w:p>
+    <w:p>
+      <w:pPr>
+        <w:spacing w:before="120" w:after="120"/>
+      </w:pPr>
+      <w:r>
+        <w:t>T</w:t>
+      </w:r>
+      <w:r>
+        <w:t xml:space="preserve">he predictive power of the model is </w:t>
+      </w:r>
+      <w:r>
+        <w:t xml:space="preserve">no better than random chance </w:t>
+      </w:r>
+      <w:r>
+        <w:t xml:space="preserve">as reflected by </w:t>
+      </w:r>
+      <w:r>
+        <w:t xml:space="preserve">the </w:t>
+      </w:r>
+      <w:r>
+        <w:t>ROC AUC of 0.5</w:t>
+      </w:r>
+      <w:r>
+        <w:t>03 with 95% confidence interval ([0.502, 0.504])</w:t>
+      </w:r>
+      <w:r>
+        <w:t xml:space="preserve">. </w:t>
+      </w:r>
+      <w:r>
+        <w:t>There is no evidence in the crash data that aggressive driving increased during COVID-19 and remained high.</w:t>
+      </w:r>
+    </w:p>
+    <w:p>
+      <w:pPr>
         <w:keepNext/>
         <w:spacing w:before="120" w:after="120"/>
+        <w:rPr>
+          <w:b/>
+          <w:bCs/>
+          <w:i/>
+          <w:iCs/>
+        </w:rPr>
+      </w:pPr>
+      <w:r>
+        <w:rPr>
+          <w:b/>
+          <w:bCs/>
+          <w:i/>
+          <w:iCs/>
+        </w:rPr>
+        <w:t>Objective 3:</w:t>
+      </w:r>
+      <w:r>
+        <w:rPr>
+          <w:b/>
+          <w:bCs/>
+        </w:rPr>
+        <w:t xml:space="preserve"> </w:t>
+      </w:r>
+      <w:r>
+        <w:rPr>
+          <w:b/>
+          <w:bCs/>
+          <w:i/>
+          <w:iCs/>
+        </w:rPr>
+        <w:t>Identify co-factors for crashes involving aggressive driving, such as age, fatigue, impairment, license status, hit and run, geography, or cell phone use.</w:t>
+      </w:r>
+    </w:p>
+    <w:p>
+      <w:pPr>
+        <w:spacing w:before="120" w:after="120"/>
+      </w:pPr>
+      <w:r>
+        <w:t xml:space="preserve">The predictive power of the model is </w:t>
+      </w:r>
+      <w:r>
+        <w:t>slightly</w:t>
+      </w:r>
+      <w:r>
+        <w:t xml:space="preserve"> better than random chance as reflected by the ROC AUC of 0.5</w:t>
+      </w:r>
+      <w:r>
+        <w:t>78</w:t>
+      </w:r>
+      <w:r>
+        <w:t xml:space="preserve"> with 95% confidence interval ([0.5</w:t>
+      </w:r>
+      <w:r>
+        <w:t>77</w:t>
+      </w:r>
+      <w:r>
+        <w:t>, 0.5</w:t>
+      </w:r>
+      <w:r>
+        <w:t>80</w:t>
+      </w:r>
+      <w:r>
+        <w:t>]).</w:t>
+      </w:r>
+      <w:r>
+        <w:t xml:space="preserve"> </w:t>
+      </w:r>
+      <w:r>
+        <w:fldChar w:fldCharType="begin"/>
+      </w:r>
+      <w:r>
+        <w:instrText xml:space="preserve"> REF _Ref227334180 \h </w:instrText>
+      </w:r>
+      <w:r>
+        <w:fldChar w:fldCharType="separate"/>
+      </w:r>
+      <w:r>
+        <w:t xml:space="preserve">Figure </w:t>
+      </w:r>
+      <w:r>
+        <w:rPr>
+          <w:noProof/>
+        </w:rPr>
+        <w:t>5</w:t>
+      </w:r>
+      <w:r>
+        <w:fldChar w:fldCharType="end"/>
+      </w:r>
+      <w:r>
+        <w:t xml:space="preserve"> below illustrates the effects of fatigue, cell phone use, impairment, young driver, COVID-19, and the interaction between </w:t>
+      </w:r>
+      <w:r>
+        <w:t xml:space="preserve">each of </w:t>
+      </w:r>
+      <w:r>
+        <w:t>these factors</w:t>
+      </w:r>
+      <w:r>
+        <w:t>, separately,</w:t>
+      </w:r>
+      <w:r>
+        <w:t xml:space="preserve"> with COVID-19. </w:t>
+      </w:r>
+      <w:r>
+        <w:t>The estimated effect of fatigue (β ≈ -2.0</w:t>
+      </w:r>
+      <w:r>
+        <w:t>7</w:t>
+      </w:r>
+      <w:r>
+        <w:t>8) with the 95% confidence interval ([-2.110, -2.046])</w:t>
+      </w:r>
+      <w:r>
+        <w:t xml:space="preserve"> is statistically significant. The estimated </w:t>
+      </w:r>
+      <w:r>
+        <w:t>effect of fatigue and COVID-19 (β ≈ 0.01</w:t>
+      </w:r>
+      <w:r>
+        <w:t>1</w:t>
+      </w:r>
+      <w:r>
+        <w:t xml:space="preserve">) </w:t>
+      </w:r>
+      <w:r>
+        <w:t>with</w:t>
+      </w:r>
+      <w:r>
+        <w:t xml:space="preserve"> 95% confidence interval ([-0.056, </w:t>
+      </w:r>
+      <w:r>
+        <w:lastRenderedPageBreak/>
+        <w:t>0.077])</w:t>
+      </w:r>
+      <w:r>
+        <w:t xml:space="preserve"> is not statistically significant. This </w:t>
+      </w:r>
+      <w:r>
+        <w:t xml:space="preserve">suggests </w:t>
+      </w:r>
+      <w:r>
+        <w:t xml:space="preserve">that </w:t>
+      </w:r>
+      <w:r>
+        <w:t>fatigued or sleeping drivers is the main effect responsible for the modest ROC AUC</w:t>
+      </w:r>
+      <w:r>
+        <w:t xml:space="preserve"> and that </w:t>
+      </w:r>
+      <w:r>
+        <w:t>crashes that involve fatigued or sleeping drivers are consistent regardless of when they occurred relative to COVID-19.</w:t>
+      </w:r>
+    </w:p>
+    <w:p>
+      <w:pPr>
+        <w:keepNext/>
+        <w:spacing w:before="120" w:after="120"/>
       </w:pPr>
       <w:r>
         <w:rPr>
@@ -5051,10 +5437,10 @@
           <w14:ligatures w14:val="standardContextual"/>
         </w:rPr>
         <w:drawing>
-          <wp:inline distT="0" distB="0" distL="0" distR="0" wp14:anchorId="58F2C448" wp14:editId="7460DD16">
+          <wp:inline distT="0" distB="0" distL="0" distR="0" wp14:anchorId="10D2811A" wp14:editId="76AF88F3">
             <wp:extent cx="5943600" cy="1122680"/>
             <wp:effectExtent l="0" t="0" r="0" b="0"/>
-            <wp:docPr id="1390372062" name="Picture 6"/>
+            <wp:docPr id="910414088" name="Picture 6"/>
             <wp:cNvGraphicFramePr>
               <a:graphicFrameLocks xmlns:a="http://schemas.openxmlformats.org/drawingml/2006/main" noChangeAspect="1"/>
             </wp:cNvGraphicFramePr>
@@ -5097,7 +5483,6 @@
       <w:pPr>
         <w:pStyle w:val="Caption"/>
       </w:pPr>
-      <w:bookmarkStart w:id="12" w:name="_Ref227334180"/>
       <w:r>
         <w:t xml:space="preserve">Figure </w:t>
       </w:r>
@@ -5114,812 +5499,54 @@
         <w:rPr>
           <w:noProof/>
         </w:rPr>
-        <w:t>5</w:t>
+        <w:t>4</w:t>
       </w:r>
       <w:r>
         <w:fldChar w:fldCharType="end"/>
       </w:r>
-      <w:bookmarkEnd w:id="12"/>
       <w:r>
         <w:t xml:space="preserve"> Feature importance for objective 3 final model with interaction</w:t>
       </w:r>
     </w:p>
     <w:p>
       <w:pPr>
-        <w:spacing w:before="120" w:after="120"/>
-      </w:pPr>
-      <w:r>
-        <w:rPr>
-          <w:highlight w:val="cyan"/>
-        </w:rPr>
-        <w:t>T</w:t>
-      </w:r>
-      <w:r>
-        <w:rPr>
-          <w:highlight w:val="cyan"/>
-        </w:rPr>
-        <w:t xml:space="preserve">he interaction between fatigue and COVID-19 was not statistically significant, suggesting that the relationship between fatigue and </w:t>
-      </w:r>
-      <w:r>
-        <w:rPr>
-          <w:highlight w:val="cyan"/>
-        </w:rPr>
-        <w:t>aggressive driving</w:t>
-      </w:r>
-      <w:r>
-        <w:rPr>
-          <w:highlight w:val="cyan"/>
-        </w:rPr>
-        <w:t xml:space="preserve"> does not meaningfully differ </w:t>
-      </w:r>
-      <w:r>
-        <w:rPr>
-          <w:highlight w:val="cyan"/>
-        </w:rPr>
-        <w:t xml:space="preserve">between crashes </w:t>
-      </w:r>
-      <w:r>
-        <w:rPr>
-          <w:highlight w:val="cyan"/>
-        </w:rPr>
-        <w:t xml:space="preserve">that occurred </w:t>
-      </w:r>
-      <w:r>
-        <w:rPr>
-          <w:highlight w:val="cyan"/>
-        </w:rPr>
-        <w:t xml:space="preserve">before and </w:t>
-      </w:r>
-      <w:r>
-        <w:rPr>
-          <w:highlight w:val="cyan"/>
-        </w:rPr>
-        <w:t xml:space="preserve">those that occurred </w:t>
-      </w:r>
-      <w:r>
-        <w:rPr>
-          <w:highlight w:val="cyan"/>
-        </w:rPr>
-        <w:t>during/after</w:t>
-      </w:r>
-      <w:r>
-        <w:rPr>
-          <w:highlight w:val="cyan"/>
-        </w:rPr>
-        <w:t xml:space="preserve"> COVID-19.</w:t>
-      </w:r>
-      <w:r>
-        <w:rPr>
-          <w:highlight w:val="cyan"/>
-        </w:rPr>
-        <w:t xml:space="preserve"> </w:t>
-      </w:r>
-      <w:r>
-        <w:rPr>
-          <w:highlight w:val="cyan"/>
-        </w:rPr>
-        <w:t xml:space="preserve">In other words, </w:t>
-      </w:r>
-      <w:r>
-        <w:rPr>
-          <w:highlight w:val="cyan"/>
-        </w:rPr>
-        <w:t>t</w:t>
-      </w:r>
-      <w:r>
-        <w:rPr>
-          <w:highlight w:val="cyan"/>
-        </w:rPr>
-        <w:t xml:space="preserve">he effect of </w:t>
-      </w:r>
-      <w:r>
-        <w:rPr>
-          <w:highlight w:val="cyan"/>
-        </w:rPr>
-        <w:t>fatigue</w:t>
-      </w:r>
-      <w:r>
-        <w:rPr>
-          <w:highlight w:val="cyan"/>
-        </w:rPr>
-        <w:t xml:space="preserve"> appears to be consistent regardless of </w:t>
-      </w:r>
-      <w:r>
-        <w:rPr>
-          <w:highlight w:val="cyan"/>
-        </w:rPr>
-        <w:t>COVID-19</w:t>
-      </w:r>
-      <w:r>
-        <w:rPr>
-          <w:highlight w:val="cyan"/>
-        </w:rPr>
-        <w:t>.</w:t>
-      </w:r>
-    </w:p>
-    <w:p>
-      <w:pPr>
-        <w:spacing w:before="120" w:after="120"/>
-      </w:pPr>
-      <w:r>
-        <w:rPr>
-          <w:highlight w:val="yellow"/>
-        </w:rPr>
-        <w:t>I WOULD LIKE TO COMBINE THE FOLLOWING THREE PARAS INTO ONE</w:t>
-      </w:r>
-    </w:p>
-    <w:p>
-      <w:pPr>
-        <w:spacing w:before="120" w:after="120"/>
-      </w:pPr>
-      <w:r>
-        <w:t xml:space="preserve">The interaction between </w:t>
-      </w:r>
-      <w:r>
-        <w:t xml:space="preserve">cell phone use and COVID-19 is statistically significant, </w:t>
-      </w:r>
-      <w:r>
-        <w:t>but</w:t>
-      </w:r>
-      <w:r>
-        <w:t xml:space="preserve"> the effect </w:t>
-      </w:r>
-      <w:r>
-        <w:t xml:space="preserve">of -0.31 </w:t>
-      </w:r>
-      <w:r>
-        <w:t>is small</w:t>
-      </w:r>
-      <w:r>
-        <w:t xml:space="preserve">. The relationship between cell phone use and aggressive driving differs between crashes that occurred before and </w:t>
-      </w:r>
-      <w:r>
-        <w:t xml:space="preserve">those that occurred </w:t>
-      </w:r>
-      <w:r>
-        <w:t>during/after COVID-19</w:t>
-      </w:r>
-      <w:r>
-        <w:t>;</w:t>
-      </w:r>
-      <w:r>
-        <w:t xml:space="preserve"> however, this relationship </w:t>
-      </w:r>
-      <w:r>
-        <w:t>has negligible practical impact on aggressive driving</w:t>
-      </w:r>
-      <w:r>
-        <w:t xml:space="preserve">. Furthermore, the negative value of the effect implies that </w:t>
-      </w:r>
-      <w:r>
-        <w:t xml:space="preserve">aggressive driving by </w:t>
-      </w:r>
-      <w:r>
-        <w:t>cell phone use</w:t>
-      </w:r>
-      <w:r>
-        <w:t xml:space="preserve">rs </w:t>
-      </w:r>
-      <w:r>
-        <w:t>dropped slightly during and after COVID-19 instead of increasing.</w:t>
-      </w:r>
-    </w:p>
-    <w:p>
-      <w:pPr>
-        <w:spacing w:before="120" w:after="120"/>
-      </w:pPr>
-      <w:r>
-        <w:lastRenderedPageBreak/>
-        <w:t xml:space="preserve">The interaction between </w:t>
-      </w:r>
-      <w:r>
-        <w:t xml:space="preserve">impaired drivers </w:t>
-      </w:r>
-      <w:r>
-        <w:t xml:space="preserve">and COVID-19 is statistically significant, but the effect of </w:t>
-      </w:r>
-      <w:r>
-        <w:t>-0.28</w:t>
-      </w:r>
-      <w:r>
-        <w:t xml:space="preserve"> is small. The relationship between impaired drivers and aggressive driving differs between crashes that occurred before and </w:t>
-      </w:r>
-      <w:r>
-        <w:t xml:space="preserve">those that occurred </w:t>
-      </w:r>
-      <w:r>
-        <w:t>during/after COVID-19</w:t>
-      </w:r>
-      <w:r>
-        <w:t>;</w:t>
-      </w:r>
-      <w:r>
-        <w:t xml:space="preserve"> however, this relationship has negligible practical impact on aggressive driving. Furthermore, the negative value of the effect implies that </w:t>
-      </w:r>
-      <w:r>
-        <w:t xml:space="preserve">aggressive driving by </w:t>
-      </w:r>
-      <w:r>
-        <w:t>impaired driv</w:t>
-      </w:r>
-      <w:r>
-        <w:t>ers</w:t>
-      </w:r>
-      <w:r>
-        <w:t xml:space="preserve"> </w:t>
-      </w:r>
-      <w:r>
-        <w:t>dropped slightly during and after COVID-19 instead of increasing.</w:t>
-      </w:r>
-    </w:p>
-    <w:p>
-      <w:pPr>
-        <w:spacing w:before="120" w:after="120"/>
-      </w:pPr>
-      <w:r>
-        <w:t xml:space="preserve">The interaction between </w:t>
-      </w:r>
-      <w:r>
-        <w:t>young drivers</w:t>
-      </w:r>
-      <w:r>
-        <w:t xml:space="preserve"> and COVID-19 is statistically significant, but the effect of </w:t>
-      </w:r>
-      <w:r>
-        <w:t>0.07</w:t>
-      </w:r>
-      <w:r>
-        <w:t xml:space="preserve"> is small. The relationship between </w:t>
-      </w:r>
-      <w:r>
-        <w:t>young drivers</w:t>
-      </w:r>
-      <w:r>
-        <w:t xml:space="preserve"> and aggressive driving differs between crashes that occurred before and </w:t>
-      </w:r>
-      <w:r>
-        <w:t xml:space="preserve">those that occurred </w:t>
-      </w:r>
-      <w:r>
-        <w:t>during/after COVID-19</w:t>
-      </w:r>
-      <w:r>
-        <w:t>;</w:t>
-      </w:r>
-      <w:r>
-        <w:t xml:space="preserve"> however, this relationship has negligible practical impact on aggressive driving. </w:t>
-      </w:r>
-      <w:r>
-        <w:t>T</w:t>
-      </w:r>
-      <w:r>
-        <w:t xml:space="preserve">he </w:t>
-      </w:r>
-      <w:r>
-        <w:t>positive</w:t>
-      </w:r>
-      <w:r>
-        <w:t xml:space="preserve"> value of the effect implies that </w:t>
-      </w:r>
-      <w:r>
-        <w:t xml:space="preserve">young drivers engaged in more aggressive driving behaviors </w:t>
-      </w:r>
-      <w:r>
-        <w:t>during and after COVID-19</w:t>
-      </w:r>
-      <w:r>
-        <w:t>, but as stated before, this was negligible</w:t>
-      </w:r>
-      <w:r>
-        <w:t>.</w:t>
-      </w:r>
-    </w:p>
-    <w:p>
-      <w:pPr>
         <w:pStyle w:val="Heading3"/>
       </w:pPr>
-      <w:bookmarkStart w:id="13" w:name="_Toc226057148"/>
-      <w:r>
-        <w:t>Expected organizational outcomes</w:t>
-      </w:r>
-      <w:bookmarkEnd w:id="13"/>
-    </w:p>
-    <w:p>
-      <w:pPr>
-        <w:pStyle w:val="p1"/>
-        <w:spacing w:before="120" w:after="120"/>
-        <w:rPr>
-          <w:rFonts w:ascii="Times New Roman" w:hAnsi="Times New Roman" w:cs="Times New Roman"/>
-          <w:sz w:val="24"/>
-          <w:szCs w:val="24"/>
-        </w:rPr>
-      </w:pPr>
-      <w:r>
-        <w:rPr>
-          <w:rFonts w:ascii="Times New Roman" w:hAnsi="Times New Roman" w:cs="Times New Roman"/>
-          <w:sz w:val="24"/>
-          <w:szCs w:val="24"/>
-        </w:rPr>
-        <w:t>P</w:t>
-      </w:r>
-      <w:r>
-        <w:rPr>
-          <w:rFonts w:ascii="Times New Roman" w:hAnsi="Times New Roman" w:cs="Times New Roman"/>
-          <w:sz w:val="24"/>
-          <w:szCs w:val="24"/>
-        </w:rPr>
-        <w:t xml:space="preserve">ublication of the results </w:t>
-      </w:r>
-      <w:r>
-        <w:rPr>
-          <w:rFonts w:ascii="Times New Roman" w:hAnsi="Times New Roman" w:cs="Times New Roman"/>
-          <w:sz w:val="24"/>
-          <w:szCs w:val="24"/>
-        </w:rPr>
-        <w:t xml:space="preserve">to inform the public </w:t>
-      </w:r>
-      <w:r>
-        <w:rPr>
-          <w:rFonts w:ascii="Times New Roman" w:hAnsi="Times New Roman" w:cs="Times New Roman"/>
-          <w:sz w:val="24"/>
-          <w:szCs w:val="24"/>
-        </w:rPr>
-        <w:t>is not recommended</w:t>
-      </w:r>
-      <w:r>
-        <w:rPr>
-          <w:rFonts w:ascii="Times New Roman" w:hAnsi="Times New Roman" w:cs="Times New Roman"/>
-          <w:sz w:val="24"/>
-          <w:szCs w:val="24"/>
-        </w:rPr>
-        <w:t xml:space="preserve"> at this time</w:t>
-      </w:r>
-      <w:r>
-        <w:rPr>
-          <w:rFonts w:ascii="Times New Roman" w:hAnsi="Times New Roman" w:cs="Times New Roman"/>
-          <w:sz w:val="24"/>
-          <w:szCs w:val="24"/>
-        </w:rPr>
-        <w:t xml:space="preserve">. </w:t>
-      </w:r>
-      <w:r>
-        <w:rPr>
-          <w:rFonts w:ascii="Times New Roman" w:hAnsi="Times New Roman" w:cs="Times New Roman"/>
-          <w:sz w:val="24"/>
-          <w:szCs w:val="24"/>
-        </w:rPr>
-        <w:t xml:space="preserve">The </w:t>
-      </w:r>
-      <w:r>
-        <w:rPr>
-          <w:rFonts w:ascii="Times New Roman" w:hAnsi="Times New Roman" w:cs="Times New Roman"/>
-          <w:sz w:val="24"/>
-          <w:szCs w:val="24"/>
-        </w:rPr>
-        <w:t>model shows that there is no evidence to support the public’s sentiment that aggressive driving increased during COVID-19 and remain</w:t>
-      </w:r>
-      <w:r>
-        <w:rPr>
-          <w:rFonts w:ascii="Times New Roman" w:hAnsi="Times New Roman" w:cs="Times New Roman"/>
-          <w:sz w:val="24"/>
-          <w:szCs w:val="24"/>
-        </w:rPr>
-        <w:t>ed</w:t>
-      </w:r>
-      <w:r>
-        <w:rPr>
-          <w:rFonts w:ascii="Times New Roman" w:hAnsi="Times New Roman" w:cs="Times New Roman"/>
-          <w:sz w:val="24"/>
-          <w:szCs w:val="24"/>
-        </w:rPr>
-        <w:t xml:space="preserve"> high. </w:t>
-      </w:r>
-      <w:r>
-        <w:rPr>
-          <w:rFonts w:ascii="Times New Roman" w:hAnsi="Times New Roman" w:cs="Times New Roman"/>
-          <w:sz w:val="24"/>
-          <w:szCs w:val="24"/>
-        </w:rPr>
-        <w:t>However, t</w:t>
-      </w:r>
-      <w:r>
-        <w:rPr>
-          <w:rFonts w:ascii="Times New Roman" w:hAnsi="Times New Roman" w:cs="Times New Roman"/>
-          <w:sz w:val="24"/>
-          <w:szCs w:val="24"/>
-        </w:rPr>
-        <w:t>he dataset and methods used to reach this conclusion are just a select few in the large pool of possible data and methods. It is not appropriate or correct to conclude that aggressive driving did not increase during COVID-19 or remain high</w:t>
-      </w:r>
-      <w:r>
-        <w:rPr>
-          <w:rFonts w:ascii="Times New Roman" w:hAnsi="Times New Roman" w:cs="Times New Roman"/>
-          <w:sz w:val="24"/>
-          <w:szCs w:val="24"/>
-        </w:rPr>
-        <w:t xml:space="preserve"> using only crash data</w:t>
-      </w:r>
-      <w:r>
-        <w:rPr>
-          <w:rFonts w:ascii="Times New Roman" w:hAnsi="Times New Roman" w:cs="Times New Roman"/>
-          <w:sz w:val="24"/>
-          <w:szCs w:val="24"/>
-        </w:rPr>
-        <w:t xml:space="preserve">. </w:t>
-      </w:r>
-      <w:r>
-        <w:rPr>
-          <w:rFonts w:ascii="Times New Roman" w:hAnsi="Times New Roman" w:cs="Times New Roman"/>
-          <w:sz w:val="24"/>
-          <w:szCs w:val="24"/>
-        </w:rPr>
-        <w:t xml:space="preserve">Not all aggressive driving leads to crashes. </w:t>
-      </w:r>
-      <w:r>
-        <w:rPr>
-          <w:rFonts w:ascii="Times New Roman" w:hAnsi="Times New Roman" w:cs="Times New Roman"/>
-          <w:sz w:val="24"/>
-          <w:szCs w:val="24"/>
-        </w:rPr>
-        <w:t xml:space="preserve">Different data and/or different methods may reveal </w:t>
-      </w:r>
-      <w:r>
-        <w:rPr>
-          <w:rFonts w:ascii="Times New Roman" w:hAnsi="Times New Roman" w:cs="Times New Roman"/>
-          <w:sz w:val="24"/>
-          <w:szCs w:val="24"/>
-        </w:rPr>
-        <w:t>that public sentiment is correct</w:t>
-      </w:r>
-      <w:r>
-        <w:rPr>
-          <w:rFonts w:ascii="Times New Roman" w:hAnsi="Times New Roman" w:cs="Times New Roman"/>
-          <w:sz w:val="24"/>
-          <w:szCs w:val="24"/>
-        </w:rPr>
-        <w:t>.</w:t>
-      </w:r>
-    </w:p>
-    <w:p>
-      <w:pPr>
-        <w:pStyle w:val="Heading3"/>
-      </w:pPr>
-      <w:bookmarkStart w:id="14" w:name="_Toc226057149"/>
-      <w:r>
-        <w:t>Confidence levels</w:t>
-      </w:r>
-      <w:bookmarkEnd w:id="14"/>
-    </w:p>
-    <w:p>
-      <w:pPr>
-        <w:spacing w:before="120" w:after="120"/>
-        <w:rPr>
-          <w:b/>
-          <w:bCs/>
-          <w:color w:val="000000" w:themeColor="text1"/>
-        </w:rPr>
-      </w:pPr>
-      <w:r>
-        <w:rPr>
-          <w:rStyle w:val="SubtleEmphasis"/>
-          <w:b/>
-          <w:bCs/>
-          <w:color w:val="000000" w:themeColor="text1"/>
-        </w:rPr>
-        <w:t>Objective 1: Determine whether there has been a statistically significant increase in aggressive driving since the COVID-19 pandemic to provide evidence-based conclusions for PA Data Discourse readers about driving risks within 12 weeks</w:t>
-      </w:r>
-      <w:r>
-        <w:rPr>
-          <w:rStyle w:val="SubtleEmphasis"/>
-          <w:b/>
-          <w:bCs/>
-          <w:i w:val="0"/>
-          <w:iCs w:val="0"/>
-          <w:color w:val="000000" w:themeColor="text1"/>
-        </w:rPr>
-        <w:t>.</w:t>
-      </w:r>
-    </w:p>
-    <w:p>
-      <w:pPr>
-        <w:spacing w:before="120" w:after="120"/>
-      </w:pPr>
-      <w:r>
-        <w:t xml:space="preserve">The estimated effect of the COVID-19 indicator on aggressive driving is negative but </w:t>
-      </w:r>
-      <w:r>
-        <w:t>very</w:t>
-      </w:r>
-      <w:r>
-        <w:t xml:space="preserve"> small in magnitude (β ≈ -0.03), and the 95% confidence interval ([-0.041, -0.028]) suggests this effect is statistically distinguishable from zero. </w:t>
-      </w:r>
-      <w:r>
-        <w:t>Although</w:t>
-      </w:r>
-      <w:r>
-        <w:t xml:space="preserve"> </w:t>
-      </w:r>
-      <w:r>
-        <w:t xml:space="preserve">the effect is </w:t>
-      </w:r>
-      <w:r>
-        <w:t>statistical</w:t>
-      </w:r>
-      <w:r>
-        <w:t>ly</w:t>
-      </w:r>
-      <w:r>
-        <w:t xml:space="preserve"> significance</w:t>
-      </w:r>
-      <w:r>
-        <w:t>, it</w:t>
-      </w:r>
-      <w:r>
-        <w:t xml:space="preserve"> </w:t>
-      </w:r>
-      <w:r>
-        <w:t xml:space="preserve">is not </w:t>
-      </w:r>
-      <w:r>
-        <w:t>practical</w:t>
-      </w:r>
-      <w:r>
-        <w:t>ly</w:t>
-      </w:r>
-      <w:r>
-        <w:t xml:space="preserve"> importan</w:t>
-      </w:r>
-      <w:r>
-        <w:t>t. T</w:t>
-      </w:r>
-      <w:r>
-        <w:t xml:space="preserve">he </w:t>
-      </w:r>
-      <w:r>
-        <w:t xml:space="preserve">small effect size indicates that COVID-19 is only mildly associated with aggressive driving. More importantly, the predictive power of the model is effectively nonexistent as reflected by </w:t>
-      </w:r>
-      <w:r>
-        <w:t xml:space="preserve">ROC AUC of 0.5, which is no better than random chance. </w:t>
-      </w:r>
-    </w:p>
-    <w:p>
-      <w:pPr>
-        <w:keepNext/>
-        <w:rPr>
-          <w:b/>
-          <w:bCs/>
-          <w:i/>
-          <w:iCs/>
-        </w:rPr>
-      </w:pPr>
-      <w:r>
-        <w:rPr>
-          <w:b/>
-          <w:bCs/>
-          <w:i/>
-          <w:iCs/>
-        </w:rPr>
-        <w:t>Objective 3:</w:t>
-      </w:r>
-      <w:r>
-        <w:rPr>
-          <w:b/>
-          <w:bCs/>
-        </w:rPr>
-        <w:t xml:space="preserve"> </w:t>
-      </w:r>
-      <w:r>
-        <w:rPr>
-          <w:b/>
-          <w:bCs/>
-          <w:i/>
-          <w:iCs/>
-        </w:rPr>
-        <w:t>Identify co-factors for crashes involving aggressive driving, such as age, fatigue, impairment, license status, hit and run, geography, or cell phone use.</w:t>
-      </w:r>
-    </w:p>
-    <w:p>
-      <w:pPr>
-        <w:spacing w:before="120" w:after="120"/>
-      </w:pPr>
-      <w:r>
-        <w:t xml:space="preserve">The </w:t>
-      </w:r>
-      <w:r>
-        <w:t xml:space="preserve">estimated effects of the </w:t>
-      </w:r>
-      <w:r>
-        <w:t>interaction</w:t>
-      </w:r>
-      <w:r>
-        <w:t>s</w:t>
-      </w:r>
-      <w:r>
-        <w:t xml:space="preserve"> between COVID-19 </w:t>
-      </w:r>
-      <w:r>
-        <w:t>and four other features including fatigue, cell phone use, impaired driving, and young driver were either not statistically significant or of negligible practical importance. The estimated effect of fatigue and COVID-19 (</w:t>
-      </w:r>
-      <w:r>
-        <w:t>β ≈ 0.0</w:t>
-      </w:r>
-      <w:r>
-        <w:t>1</w:t>
-      </w:r>
-      <w:r>
-        <w:t>)</w:t>
-      </w:r>
-      <w:r>
-        <w:t xml:space="preserve"> is not statistically significant. The 95% confidence interval ([</w:t>
-      </w:r>
-      <w:r>
-        <w:t>-0.056</w:t>
-      </w:r>
-      <w:r>
-        <w:t xml:space="preserve">, </w:t>
-      </w:r>
-      <w:r>
-        <w:t>0.077</w:t>
-      </w:r>
-      <w:r>
-        <w:t xml:space="preserve">]) suggests this effect is not statistically distinguishable from zero. </w:t>
-      </w:r>
-      <w:r>
-        <w:t>There is no interaction between fatigue and COVID-19, which means crashes that involve fatigued or sleeping drivers are consistent regardless of when they occurred relative to COVID-19.</w:t>
-      </w:r>
-    </w:p>
-    <w:p>
-      <w:pPr>
-        <w:spacing w:before="120" w:after="120"/>
-      </w:pPr>
-      <w:r>
-        <w:t xml:space="preserve">The interactions between COVID-19 and cell phone use </w:t>
-      </w:r>
-      <w:r>
-        <w:t xml:space="preserve">(β ≈ </w:t>
-      </w:r>
-      <w:r>
-        <w:t>-</w:t>
-      </w:r>
-      <w:r>
-        <w:t>0.</w:t>
-      </w:r>
-      <w:r>
-        <w:t>31</w:t>
-      </w:r>
-      <w:r>
-        <w:t>)</w:t>
-      </w:r>
-      <w:r>
-        <w:t xml:space="preserve">, COVID-19 and impaired driving </w:t>
-      </w:r>
-      <w:r>
-        <w:t xml:space="preserve">(β ≈ </w:t>
-      </w:r>
-      <w:r>
-        <w:t>-</w:t>
-      </w:r>
-      <w:r>
-        <w:t>0.</w:t>
-      </w:r>
-      <w:r>
-        <w:t>28</w:t>
-      </w:r>
-      <w:r>
-        <w:t>)</w:t>
-      </w:r>
-      <w:r>
-        <w:t xml:space="preserve">, and COVID-19 and young drivers </w:t>
-      </w:r>
-      <w:r>
-        <w:t>(β ≈ 0.0</w:t>
-      </w:r>
-      <w:r>
-        <w:t>7</w:t>
-      </w:r>
-      <w:r>
-        <w:t>)</w:t>
-      </w:r>
-      <w:r>
-        <w:t xml:space="preserve"> are very small in magnitude</w:t>
-      </w:r>
-      <w:r>
-        <w:t xml:space="preserve"> with 95% confidence intervals </w:t>
-      </w:r>
-      <w:r>
-        <w:t>([</w:t>
-      </w:r>
-      <w:r>
-        <w:t>-0.375</w:t>
-      </w:r>
-      <w:r>
-        <w:t xml:space="preserve">, </w:t>
-      </w:r>
-      <w:r>
-        <w:t>-0.238</w:t>
-      </w:r>
-      <w:r>
-        <w:t>]), ([</w:t>
-      </w:r>
-      <w:r>
-        <w:t>-0.305</w:t>
-      </w:r>
-      <w:r>
-        <w:t xml:space="preserve">, </w:t>
-      </w:r>
-      <w:r>
-        <w:t>-0.257</w:t>
-      </w:r>
-      <w:r>
-        <w:t>]), and ([</w:t>
-      </w:r>
-      <w:r>
-        <w:t>0.048</w:t>
-      </w:r>
-      <w:r>
-        <w:t xml:space="preserve">, </w:t>
-      </w:r>
-      <w:r>
-        <w:t>0.085</w:t>
-      </w:r>
-      <w:r>
-        <w:t>]), respectively</w:t>
-      </w:r>
-      <w:r>
-        <w:t xml:space="preserve">, that suggest each of these effects are </w:t>
-      </w:r>
-      <w:r>
-        <w:t>statistically distinguishable from zero</w:t>
-      </w:r>
-      <w:r>
-        <w:t>.</w:t>
-      </w:r>
-      <w:r>
-        <w:t xml:space="preserve"> </w:t>
-      </w:r>
-      <w:r>
-        <w:lastRenderedPageBreak/>
-        <w:t xml:space="preserve">However, the small effects indicate that these interacting features are only mildly associated with aggressive driving. </w:t>
-      </w:r>
-    </w:p>
-    <w:p>
-      <w:pPr>
-        <w:pStyle w:val="Heading3"/>
-      </w:pPr>
-      <w:bookmarkStart w:id="15" w:name="_Toc226057150"/>
+      <w:bookmarkStart w:id="17" w:name="_Toc227503310"/>
       <w:r>
         <w:t>Value proposition</w:t>
       </w:r>
-      <w:bookmarkEnd w:id="15"/>
-    </w:p>
-    <w:p>
-      <w:r>
-        <w:t xml:space="preserve">None of the models confirmed public sentiment that aggressive driving behavior increased during COVID-19 and remained high after. </w:t>
-      </w:r>
-      <w:r>
-        <w:t>Additional analysis with different data and/or methods would require approximately two additional weeks of work over what was already planned for this project. However, a more thorough analysis would establish the publication’s credibility in data-driven reporting and demonstrate its commitment to comprehensive analysis and public service reporting.</w:t>
-      </w:r>
-    </w:p>
-    <w:p>
-      <w:pPr>
-        <w:pStyle w:val="Heading2"/>
-      </w:pPr>
-      <w:bookmarkStart w:id="16" w:name="_Toc226057151"/>
-      <w:bookmarkStart w:id="17" w:name="_Ref227327845"/>
-      <w:r>
-        <w:t>1.2 Insights and Recommendations</w:t>
-      </w:r>
-      <w:bookmarkEnd w:id="16"/>
       <w:bookmarkEnd w:id="17"/>
     </w:p>
     <w:p>
+      <w:r>
+        <w:t xml:space="preserve">None of the models confirmed public sentiment that aggressive driving behavior increased during COVID-19 and remained high after. </w:t>
+      </w:r>
+      <w:r>
+        <w:t>Additional analysis with different data and/or methods would require approximately two additional weeks of work over what was already planned for this project. However, a more thorough analysis would establish the publication’s credibility in data-driven reporting and demonstrate its commitment to comprehensive analysis and public service reporting.</w:t>
+      </w:r>
+    </w:p>
+    <w:p>
+      <w:pPr>
+        <w:pStyle w:val="Heading2"/>
+      </w:pPr>
+      <w:bookmarkStart w:id="18" w:name="_Ref227327845"/>
+      <w:bookmarkStart w:id="19" w:name="_Toc227503311"/>
+      <w:r>
+        <w:t>1.2 Insights and Recommendations</w:t>
+      </w:r>
+      <w:bookmarkEnd w:id="18"/>
+      <w:bookmarkEnd w:id="19"/>
+    </w:p>
+    <w:p>
       <w:pPr>
         <w:pStyle w:val="Heading3"/>
       </w:pPr>
-      <w:bookmarkStart w:id="18" w:name="_Toc226057152"/>
+      <w:bookmarkStart w:id="20" w:name="_Toc227503312"/>
       <w:r>
         <w:t>Key findings</w:t>
       </w:r>
-      <w:bookmarkEnd w:id="18"/>
+      <w:bookmarkEnd w:id="20"/>
     </w:p>
     <w:p>
       <w:pPr>
@@ -6089,6 +5716,7 @@
           <w:szCs w:val="24"/>
           <w14:ligatures w14:val="standardContextual"/>
         </w:rPr>
+        <w:lastRenderedPageBreak/>
         <w:drawing>
           <wp:inline distT="0" distB="0" distL="0" distR="0" wp14:anchorId="569960D7" wp14:editId="5AA9ADB5">
             <wp:extent cx="5943600" cy="2641600"/>
@@ -6141,7 +5769,7 @@
           <w:highlight w:val="yellow"/>
         </w:rPr>
       </w:pPr>
-      <w:bookmarkStart w:id="19" w:name="_Ref227353926"/>
+      <w:bookmarkStart w:id="21" w:name="_Ref227353926"/>
       <w:r>
         <w:t xml:space="preserve">Figure </w:t>
       </w:r>
@@ -6158,12 +5786,12 @@
         <w:rPr>
           <w:noProof/>
         </w:rPr>
-        <w:t>6</w:t>
+        <w:t>5</w:t>
       </w:r>
       <w:r>
         <w:fldChar w:fldCharType="end"/>
       </w:r>
-      <w:bookmarkEnd w:id="19"/>
+      <w:bookmarkEnd w:id="21"/>
       <w:r>
         <w:t xml:space="preserve"> </w:t>
       </w:r>
@@ -6200,7 +5828,6 @@
           <w:i/>
           <w:iCs/>
         </w:rPr>
-        <w:lastRenderedPageBreak/>
         <w:t>Key finding with specific aggressive or distracted driving behaviors</w:t>
       </w:r>
     </w:p>
@@ -6333,9 +5960,9 @@
           <w14:ligatures w14:val="standardContextual"/>
         </w:rPr>
         <w:drawing>
-          <wp:inline distT="0" distB="0" distL="0" distR="0" wp14:anchorId="16384A1D" wp14:editId="6A28845D">
-            <wp:extent cx="5943600" cy="2600325"/>
-            <wp:effectExtent l="0" t="0" r="0" b="3175"/>
+          <wp:inline distT="0" distB="0" distL="0" distR="0" wp14:anchorId="16384A1D" wp14:editId="007112AC">
+            <wp:extent cx="5994559" cy="2622620"/>
+            <wp:effectExtent l="0" t="0" r="0" b="6350"/>
             <wp:docPr id="585499786" name="Picture 2"/>
             <wp:cNvGraphicFramePr>
               <a:graphicFrameLocks xmlns:a="http://schemas.openxmlformats.org/drawingml/2006/main" noChangeAspect="1"/>
@@ -6362,7 +5989,7 @@
                   <pic:spPr>
                     <a:xfrm>
                       <a:off x="0" y="0"/>
-                      <a:ext cx="5943600" cy="2600325"/>
+                      <a:ext cx="6055980" cy="2649492"/>
                     </a:xfrm>
                     <a:prstGeom prst="rect">
                       <a:avLst/>
@@ -6378,9 +6005,8 @@
     <w:p>
       <w:pPr>
         <w:pStyle w:val="Caption"/>
-        <w:keepNext/>
-      </w:pPr>
-      <w:bookmarkStart w:id="20" w:name="_Ref225710899"/>
+      </w:pPr>
+      <w:bookmarkStart w:id="22" w:name="_Ref225710899"/>
       <w:r>
         <w:t xml:space="preserve">Figure </w:t>
       </w:r>
@@ -6397,7 +6023,7 @@
         <w:rPr>
           <w:noProof/>
         </w:rPr>
-        <w:t>7</w:t>
+        <w:t>6</w:t>
       </w:r>
       <w:r>
         <w:rPr>
@@ -6405,7 +6031,7 @@
         </w:rPr>
         <w:fldChar w:fldCharType="end"/>
       </w:r>
-      <w:bookmarkEnd w:id="20"/>
+      <w:bookmarkEnd w:id="22"/>
       <w:r>
         <w:t>: Time series decomposition for proceeding without clearance (NO_CLEARANCE)</w:t>
       </w:r>
@@ -6419,10 +6045,11 @@
           <w:noProof/>
           <w14:ligatures w14:val="standardContextual"/>
         </w:rPr>
+        <w:lastRenderedPageBreak/>
         <w:drawing>
-          <wp:inline distT="0" distB="0" distL="0" distR="0" wp14:anchorId="74C372AB" wp14:editId="230E69B9">
-            <wp:extent cx="5943600" cy="2649220"/>
-            <wp:effectExtent l="0" t="0" r="0" b="5080"/>
+          <wp:inline distT="0" distB="0" distL="0" distR="0" wp14:anchorId="74C372AB" wp14:editId="3F6A8F91">
+            <wp:extent cx="5873810" cy="2618112"/>
+            <wp:effectExtent l="0" t="0" r="6350" b="0"/>
             <wp:docPr id="1526076765" name="Picture 3"/>
             <wp:cNvGraphicFramePr>
               <a:graphicFrameLocks xmlns:a="http://schemas.openxmlformats.org/drawingml/2006/main" noChangeAspect="1"/>
@@ -6449,7 +6076,7 @@
                   <pic:spPr>
                     <a:xfrm>
                       <a:off x="0" y="0"/>
-                      <a:ext cx="5943600" cy="2649220"/>
+                      <a:ext cx="5928790" cy="2642618"/>
                     </a:xfrm>
                     <a:prstGeom prst="rect">
                       <a:avLst/>
@@ -6467,7 +6094,7 @@
         <w:pStyle w:val="Caption"/>
         <w:keepNext/>
       </w:pPr>
-      <w:bookmarkStart w:id="21" w:name="_Ref225711180"/>
+      <w:bookmarkStart w:id="23" w:name="_Ref225711180"/>
       <w:r>
         <w:t xml:space="preserve">Figure </w:t>
       </w:r>
@@ -6484,7 +6111,7 @@
         <w:rPr>
           <w:noProof/>
         </w:rPr>
-        <w:t>8</w:t>
+        <w:t>7</w:t>
       </w:r>
       <w:r>
         <w:rPr>
@@ -6492,13 +6119,12 @@
         </w:rPr>
         <w:fldChar w:fldCharType="end"/>
       </w:r>
-      <w:bookmarkEnd w:id="21"/>
+      <w:bookmarkEnd w:id="23"/>
       <w:r>
         <w:t>: Time series decomposition for running red lights (RUNNING_RED_LT)</w:t>
       </w:r>
     </w:p>
     <w:p/>
-    <w:p/>
     <w:p>
       <w:pPr>
         <w:keepNext/>
@@ -6508,7 +6134,6 @@
           <w:noProof/>
           <w14:ligatures w14:val="standardContextual"/>
         </w:rPr>
-        <w:lastRenderedPageBreak/>
         <w:drawing>
           <wp:inline distT="0" distB="0" distL="0" distR="0" wp14:anchorId="4EB7FBA6" wp14:editId="2C5A5B7A">
             <wp:extent cx="5943600" cy="2600325"/>
@@ -6556,7 +6181,7 @@
       <w:pPr>
         <w:pStyle w:val="Caption"/>
       </w:pPr>
-      <w:bookmarkStart w:id="22" w:name="_Ref225792302"/>
+      <w:bookmarkStart w:id="24" w:name="_Ref225792302"/>
       <w:r>
         <w:t xml:space="preserve">Figure </w:t>
       </w:r>
@@ -6573,7 +6198,7 @@
         <w:rPr>
           <w:noProof/>
         </w:rPr>
-        <w:t>9</w:t>
+        <w:t>8</w:t>
       </w:r>
       <w:r>
         <w:rPr>
@@ -6581,7 +6206,7 @@
         </w:rPr>
         <w:fldChar w:fldCharType="end"/>
       </w:r>
-      <w:bookmarkEnd w:id="22"/>
+      <w:bookmarkEnd w:id="24"/>
       <w:r>
         <w:t xml:space="preserve">: </w:t>
       </w:r>
@@ -6605,11 +6230,11 @@
       <w:pPr>
         <w:pStyle w:val="Heading3"/>
       </w:pPr>
-      <w:bookmarkStart w:id="23" w:name="_Toc226057153"/>
+      <w:bookmarkStart w:id="25" w:name="_Toc227503313"/>
       <w:r>
         <w:t>Surprising discoveries</w:t>
       </w:r>
-      <w:bookmarkEnd w:id="23"/>
+      <w:bookmarkEnd w:id="25"/>
     </w:p>
     <w:p>
       <w:pPr>
@@ -6658,7 +6283,42 @@
         <w:t>.</w:t>
       </w:r>
       <w:r>
-        <w:t xml:space="preserve"> Two examples are shown below.</w:t>
+        <w:t xml:space="preserve"> Two examples are shown </w:t>
+      </w:r>
+      <w:proofErr w:type="spellStart"/>
+      <w:r>
+        <w:t>in.</w:t>
+      </w:r>
+      <w:r>
+        <w:fldChar w:fldCharType="begin"/>
+      </w:r>
+      <w:r>
+        <w:instrText xml:space="preserve"> REF _Ref227503548 \h </w:instrText>
+      </w:r>
+      <w:r>
+        <w:fldChar w:fldCharType="separate"/>
+      </w:r>
+      <w:r>
+        <w:t>Figure</w:t>
+      </w:r>
+      <w:proofErr w:type="spellEnd"/>
+      <w:r>
+        <w:t xml:space="preserve"> </w:t>
+      </w:r>
+      <w:r>
+        <w:rPr>
+          <w:noProof/>
+        </w:rPr>
+        <w:t>9</w:t>
+      </w:r>
+      <w:r>
+        <w:fldChar w:fldCharType="end"/>
+      </w:r>
+      <w:r>
+        <w:t xml:space="preserve"> </w:t>
+      </w:r>
+      <w:r>
+        <w:t>below.</w:t>
       </w:r>
     </w:p>
     <w:tbl>
@@ -6698,6 +6358,7 @@
                 <w:noProof/>
                 <w14:ligatures w14:val="standardContextual"/>
               </w:rPr>
+              <w:lastRenderedPageBreak/>
               <w:drawing>
                 <wp:inline distT="0" distB="0" distL="0" distR="0" wp14:anchorId="24DCA8DF" wp14:editId="4047382C">
                   <wp:extent cx="3380154" cy="2535116"/>
@@ -6752,7 +6413,7 @@
               <w:spacing w:before="120" w:after="120"/>
             </w:pPr>
             <w:r>
-              <w:t xml:space="preserve">Proceeding without clearance (NO_CLEARANCE) </w:t>
+              <w:t xml:space="preserve">Proceeding without clearance </w:t>
             </w:r>
             <w:r>
               <w:t xml:space="preserve">increased slightly and then dipped during COVID-19 in 2020. The behavior then spiked significantly in 2023 before trending down.  </w:t>
@@ -6778,7 +6439,6 @@
                 <w:noProof/>
                 <w14:ligatures w14:val="standardContextual"/>
               </w:rPr>
-              <w:lastRenderedPageBreak/>
               <w:drawing>
                 <wp:inline distT="0" distB="0" distL="0" distR="0" wp14:anchorId="177CB247" wp14:editId="58EA8FB4">
                   <wp:extent cx="3245618" cy="2434215"/>
@@ -6841,51 +6501,85 @@
     </w:tbl>
     <w:p>
       <w:pPr>
-        <w:spacing w:before="120" w:after="120"/>
-      </w:pPr>
-      <w:r>
-        <w:t>Although neither of these behaviors spiked at the start of COVID-19, it is possible that the</w:t>
-      </w:r>
-      <w:r>
-        <w:t>se</w:t>
-      </w:r>
-      <w:r>
-        <w:t xml:space="preserve"> spikes </w:t>
-      </w:r>
-      <w:r>
-        <w:t>were still related to COVID-19. It makes sense that crashes related to vehicles proceeding without clearance</w:t>
-      </w:r>
-      <w:r>
-        <w:t xml:space="preserve"> or cell phone use would decrease, or </w:t>
-      </w:r>
-      <w:r>
-        <w:t xml:space="preserve">at least not </w:t>
-      </w:r>
-      <w:r>
-        <w:t xml:space="preserve">increase, during COVID-19 when there were fewer vehicles on the road. When people started driving again, </w:t>
-      </w:r>
-      <w:r>
-        <w:t xml:space="preserve">it makes sense that </w:t>
-      </w:r>
-      <w:r>
-        <w:t>they continued the habits they started during COVID-19</w:t>
-      </w:r>
-      <w:r>
-        <w:t>, and with more cars on the road, this contributed to more accidents</w:t>
-      </w:r>
-      <w:r>
-        <w:t>. Proceeding without clearance is trending down, but it was still higher than it was before COVID-19 for a couple of years.</w:t>
+        <w:pStyle w:val="Caption"/>
+      </w:pPr>
+      <w:bookmarkStart w:id="26" w:name="_Ref227503548"/>
+      <w:r>
+        <w:t xml:space="preserve">Figure </w:t>
+      </w:r>
+      <w:r>
+        <w:fldChar w:fldCharType="begin"/>
+      </w:r>
+      <w:r>
+        <w:instrText xml:space="preserve"> SEQ Figure \* ARABIC </w:instrText>
+      </w:r>
+      <w:r>
+        <w:fldChar w:fldCharType="separate"/>
+      </w:r>
+      <w:r>
+        <w:rPr>
+          <w:noProof/>
+        </w:rPr>
+        <w:t>9</w:t>
+      </w:r>
+      <w:r>
+        <w:fldChar w:fldCharType="end"/>
+      </w:r>
+      <w:bookmarkEnd w:id="26"/>
+      <w:r>
+        <w:t xml:space="preserve"> Proceeding without clearance and cell phone use </w:t>
+      </w:r>
+      <w:r>
+        <w:t>changes after COVID-19</w:t>
       </w:r>
     </w:p>
     <w:p>
       <w:pPr>
+        <w:spacing w:before="120" w:after="120"/>
+      </w:pPr>
+      <w:r>
+        <w:t>Although neither of these behaviors spiked at the start of COVID-19, it is possible that the</w:t>
+      </w:r>
+      <w:r>
+        <w:t>se</w:t>
+      </w:r>
+      <w:r>
+        <w:t xml:space="preserve"> spikes </w:t>
+      </w:r>
+      <w:r>
+        <w:t>were still related to COVID-19. It makes sense that crashes related to vehicles proceeding without clearance</w:t>
+      </w:r>
+      <w:r>
+        <w:t xml:space="preserve"> or cell phone use would decrease, or </w:t>
+      </w:r>
+      <w:r>
+        <w:t xml:space="preserve">at least not </w:t>
+      </w:r>
+      <w:r>
+        <w:t xml:space="preserve">increase, during COVID-19 when there were fewer vehicles on the road. When people started driving again, </w:t>
+      </w:r>
+      <w:r>
+        <w:t xml:space="preserve">it makes sense that </w:t>
+      </w:r>
+      <w:r>
+        <w:t>they continued the habits they started during COVID-19</w:t>
+      </w:r>
+      <w:r>
+        <w:t>, and with more cars on the road, this contributed to more accidents</w:t>
+      </w:r>
+      <w:r>
+        <w:t>. Proceeding without clearance is trending down, but it was still higher than it was before COVID-19 for a couple of years.</w:t>
+      </w:r>
+    </w:p>
+    <w:p>
+      <w:pPr>
         <w:pStyle w:val="Heading3"/>
       </w:pPr>
-      <w:bookmarkStart w:id="24" w:name="_Toc226057154"/>
+      <w:bookmarkStart w:id="27" w:name="_Toc227503314"/>
       <w:r>
         <w:t>Strategic recommendations</w:t>
       </w:r>
-      <w:bookmarkEnd w:id="24"/>
+      <w:bookmarkEnd w:id="27"/>
     </w:p>
     <w:p>
       <w:pPr>
@@ -6976,6 +6670,7 @@
                 <w:sz w:val="24"/>
                 <w:szCs w:val="24"/>
               </w:rPr>
+              <w:lastRenderedPageBreak/>
               <w:t>Recommendation</w:t>
             </w:r>
           </w:p>
@@ -7176,12 +6871,11 @@
       <w:pPr>
         <w:pStyle w:val="Heading3"/>
       </w:pPr>
-      <w:bookmarkStart w:id="25" w:name="_Toc226057155"/>
-      <w:r>
-        <w:lastRenderedPageBreak/>
+      <w:bookmarkStart w:id="28" w:name="_Toc227503315"/>
+      <w:r>
         <w:t>Feature importance interpretation</w:t>
       </w:r>
-      <w:bookmarkEnd w:id="25"/>
+      <w:bookmarkEnd w:id="28"/>
     </w:p>
     <w:p>
       <w:pPr>
@@ -7190,7 +6884,6 @@
           <w:b/>
           <w:bCs/>
           <w:color w:val="000000" w:themeColor="text1"/>
-          <w:highlight w:val="cyan"/>
         </w:rPr>
       </w:pPr>
       <w:r>
@@ -7199,7 +6892,6 @@
           <w:b/>
           <w:bCs/>
           <w:color w:val="000000" w:themeColor="text1"/>
-          <w:highlight w:val="cyan"/>
         </w:rPr>
         <w:t>Objective 1: Determine whether there has been a statistically significant increase in aggressive driving since the COVID-19 pandemic to provide evidence-based conclusions for PA Data Discourse readers about driving risks within 12 weeks</w:t>
       </w:r>
@@ -7211,7 +6903,6 @@
           <w:i w:val="0"/>
           <w:iCs w:val="0"/>
           <w:color w:val="000000" w:themeColor="text1"/>
-          <w:highlight w:val="cyan"/>
         </w:rPr>
         <w:t>.</w:t>
       </w:r>
@@ -7219,10 +6910,34 @@
     <w:p>
       <w:pPr>
         <w:spacing w:before="120" w:after="120"/>
-        <w:rPr>
-          <w:highlight w:val="cyan"/>
-        </w:rPr>
-      </w:pPr>
+      </w:pPr>
+      <w:r>
+        <w:t>The estimated effect of the COVID-19 indicator on aggressive driving is negative but very small in magnitude (β ≈ -0.03</w:t>
+      </w:r>
+      <w:r>
+        <w:t>5</w:t>
+      </w:r>
+      <w:r>
+        <w:t xml:space="preserve">), and the 95% confidence interval ([-0.041, -0.028]) </w:t>
+      </w:r>
+      <w:r>
+        <w:t>confirms</w:t>
+      </w:r>
+      <w:r>
+        <w:t xml:space="preserve"> th</w:t>
+      </w:r>
+      <w:r>
+        <w:t xml:space="preserve">at COVID-19 has an effect that is very small. Although an effect exists, it is too small to be </w:t>
+      </w:r>
+      <w:r>
+        <w:t xml:space="preserve">practically important. The small effect size indicates that COVID-19 is </w:t>
+      </w:r>
+      <w:r>
+        <w:t>no more than</w:t>
+      </w:r>
+      <w:r>
+        <w:t xml:space="preserve"> mildly associated with aggressive driving. </w:t>
+      </w:r>
     </w:p>
     <w:p>
       <w:pPr>
@@ -7233,7 +6948,6 @@
           <w:bCs/>
           <w:i/>
           <w:iCs/>
-          <w:highlight w:val="cyan"/>
         </w:rPr>
       </w:pPr>
       <w:r>
@@ -7242,7 +6956,6 @@
           <w:bCs/>
           <w:i/>
           <w:iCs/>
-          <w:highlight w:val="cyan"/>
         </w:rPr>
         <w:t>Objective 3:</w:t>
       </w:r>
@@ -7250,7 +6963,6 @@
         <w:rPr>
           <w:b/>
           <w:bCs/>
-          <w:highlight w:val="cyan"/>
         </w:rPr>
         <w:t xml:space="preserve"> </w:t>
       </w:r>
@@ -7260,7 +6972,6 @@
           <w:bCs/>
           <w:i/>
           <w:iCs/>
-          <w:highlight w:val="cyan"/>
         </w:rPr>
         <w:t>Identify co-factors for crashes involving aggressive driving, such as age, fatigue, impairment, license status, hit and run, geography, or cell phone use.</w:t>
       </w:r>
@@ -7270,36 +6981,365 @@
         <w:spacing w:before="120" w:after="120"/>
       </w:pPr>
       <w:r>
-        <w:rPr>
-          <w:highlight w:val="cyan"/>
-        </w:rPr>
-        <w:t xml:space="preserve">The predictive power of the model is a little better than random chance with ROC AUC of 0.58; however, the estimated effect of fatigue (β ≈ -2.08) with the 95% confidence interval ([-2.110, -2.046]) suggests this effect is statistically distinguishable from zero and the </w:t>
-      </w:r>
-      <w:r>
-        <w:rPr>
-          <w:highlight w:val="cyan"/>
-        </w:rPr>
-        <w:t xml:space="preserve">main </w:t>
-      </w:r>
-      <w:r>
-        <w:rPr>
-          <w:highlight w:val="cyan"/>
-        </w:rPr>
-        <w:t>effect responsible for the modest ROC AUC.</w:t>
-      </w:r>
-      <w:r>
-        <w:t xml:space="preserve"> </w:t>
+        <w:fldChar w:fldCharType="begin"/>
+      </w:r>
+      <w:r>
+        <w:instrText xml:space="preserve"> REF _Ref227334180 \h </w:instrText>
+      </w:r>
+      <w:r>
+        <w:fldChar w:fldCharType="separate"/>
+      </w:r>
+      <w:r>
+        <w:t xml:space="preserve">Figure </w:t>
+      </w:r>
+      <w:r>
+        <w:rPr>
+          <w:noProof/>
+        </w:rPr>
+        <w:t>4</w:t>
+      </w:r>
+      <w:r>
+        <w:fldChar w:fldCharType="end"/>
+      </w:r>
+      <w:r>
+        <w:t xml:space="preserve"> below illustrates the effects of fatigue, cell phone use, impairment, young driver, COVID-19, and the interaction between these factors with COVID-19. </w:t>
       </w:r>
     </w:p>
     <w:p>
       <w:pPr>
+        <w:keepNext/>
+        <w:spacing w:before="120" w:after="120"/>
+      </w:pPr>
+      <w:r>
+        <w:rPr>
+          <w:noProof/>
+          <w14:ligatures w14:val="standardContextual"/>
+        </w:rPr>
+        <w:drawing>
+          <wp:inline distT="0" distB="0" distL="0" distR="0" wp14:anchorId="5E503AF6" wp14:editId="46F2DB1D">
+            <wp:extent cx="5943600" cy="1122680"/>
+            <wp:effectExtent l="0" t="0" r="0" b="0"/>
+            <wp:docPr id="1390372062" name="Picture 6"/>
+            <wp:cNvGraphicFramePr>
+              <a:graphicFrameLocks xmlns:a="http://schemas.openxmlformats.org/drawingml/2006/main" noChangeAspect="1"/>
+            </wp:cNvGraphicFramePr>
+            <a:graphic xmlns:a="http://schemas.openxmlformats.org/drawingml/2006/main">
+              <a:graphicData uri="http://schemas.openxmlformats.org/drawingml/2006/picture">
+                <pic:pic xmlns:pic="http://schemas.openxmlformats.org/drawingml/2006/picture">
+                  <pic:nvPicPr>
+                    <pic:cNvPr id="1390372062" name="Picture 1390372062"/>
+                    <pic:cNvPicPr/>
+                  </pic:nvPicPr>
+                  <pic:blipFill>
+                    <a:blip r:embed="rId12" cstate="print">
+                      <a:extLst>
+                        <a:ext uri="{28A0092B-C50C-407E-A947-70E740481C1C}">
+                          <a14:useLocalDpi xmlns:a14="http://schemas.microsoft.com/office/drawing/2010/main" val="0"/>
+                        </a:ext>
+                      </a:extLst>
+                    </a:blip>
+                    <a:stretch>
+                      <a:fillRect/>
+                    </a:stretch>
+                  </pic:blipFill>
+                  <pic:spPr>
+                    <a:xfrm>
+                      <a:off x="0" y="0"/>
+                      <a:ext cx="5943600" cy="1122680"/>
+                    </a:xfrm>
+                    <a:prstGeom prst="rect">
+                      <a:avLst/>
+                    </a:prstGeom>
+                  </pic:spPr>
+                </pic:pic>
+              </a:graphicData>
+            </a:graphic>
+          </wp:inline>
+        </w:drawing>
+      </w:r>
+    </w:p>
+    <w:p>
+      <w:pPr>
+        <w:pStyle w:val="Caption"/>
+      </w:pPr>
+      <w:bookmarkStart w:id="29" w:name="_Ref227334180"/>
+      <w:r>
+        <w:t xml:space="preserve">Figure </w:t>
+      </w:r>
+      <w:r>
+        <w:fldChar w:fldCharType="begin"/>
+      </w:r>
+      <w:r>
+        <w:instrText xml:space="preserve"> SEQ Figure \* ARABIC </w:instrText>
+      </w:r>
+      <w:r>
+        <w:fldChar w:fldCharType="separate"/>
+      </w:r>
+      <w:r>
+        <w:rPr>
+          <w:noProof/>
+        </w:rPr>
+        <w:t>10</w:t>
+      </w:r>
+      <w:r>
+        <w:fldChar w:fldCharType="end"/>
+      </w:r>
+      <w:bookmarkEnd w:id="29"/>
+      <w:r>
+        <w:t xml:space="preserve"> Feature importance for objective 3 final model with interaction</w:t>
+      </w:r>
+    </w:p>
+    <w:p>
+      <w:pPr>
+        <w:spacing w:before="120" w:after="120"/>
+      </w:pPr>
+      <w:r>
+        <w:t>The estimated effect of fatigue (β ≈ -2.0</w:t>
+      </w:r>
+      <w:r>
+        <w:t>7</w:t>
+      </w:r>
+      <w:r>
+        <w:t xml:space="preserve">8) with the 95% confidence interval ([-2.110, -2.046]) </w:t>
+      </w:r>
+      <w:r>
+        <w:t>confirms that</w:t>
+      </w:r>
+      <w:r>
+        <w:t xml:space="preserve"> </w:t>
+      </w:r>
+      <w:r>
+        <w:t>fatigued or sleeping drivers</w:t>
+      </w:r>
+      <w:r>
+        <w:t xml:space="preserve"> </w:t>
+      </w:r>
+      <w:r>
+        <w:t>is the</w:t>
+      </w:r>
+      <w:r>
+        <w:t xml:space="preserve"> </w:t>
+      </w:r>
+      <w:r>
+        <w:t xml:space="preserve">main </w:t>
+      </w:r>
+      <w:r>
+        <w:t>effect responsible for the modest ROC AUC.</w:t>
+      </w:r>
+      <w:r>
+        <w:t xml:space="preserve"> </w:t>
+      </w:r>
+      <w:r>
+        <w:t>The estimated effect of fatigue and COVID-19 (β ≈ 0.01</w:t>
+      </w:r>
+      <w:r>
+        <w:t>1</w:t>
+      </w:r>
+      <w:r>
+        <w:t xml:space="preserve">) is </w:t>
+      </w:r>
+      <w:r>
+        <w:t>not statistically significant</w:t>
+      </w:r>
+      <w:r>
+        <w:t xml:space="preserve">. </w:t>
+      </w:r>
+      <w:r>
+        <w:lastRenderedPageBreak/>
+        <w:t xml:space="preserve">The 95% confidence interval ([-0.056, 0.077]) suggests this effect </w:t>
+      </w:r>
+      <w:r>
+        <w:t>may not exist</w:t>
+      </w:r>
+      <w:r>
+        <w:t>.</w:t>
+      </w:r>
+      <w:r>
+        <w:t xml:space="preserve"> There is no interaction between fatigue and COVID-19, which means crashes that involve fatigued or sleeping drivers are consistent regardless of when they occurred relative to COVID-19.</w:t>
+      </w:r>
+    </w:p>
+    <w:p>
+      <w:pPr>
+        <w:spacing w:before="120" w:after="120"/>
+      </w:pPr>
+      <w:r>
+        <w:t xml:space="preserve">The estimated effects of the interactions between COVID-19 and </w:t>
+      </w:r>
+      <w:r>
+        <w:t>each of the other three features—</w:t>
+      </w:r>
+      <w:r>
+        <w:t>cell phone use, impaired driving, and young driver</w:t>
+      </w:r>
+      <w:r>
+        <w:t>—</w:t>
+      </w:r>
+      <w:r>
+        <w:t>are</w:t>
+      </w:r>
+      <w:r>
+        <w:t xml:space="preserve"> </w:t>
+      </w:r>
+      <w:r>
+        <w:t>statistically significant but small</w:t>
+      </w:r>
+      <w:r>
+        <w:t xml:space="preserve">. The </w:t>
+      </w:r>
+      <w:r>
+        <w:t xml:space="preserve">effect of </w:t>
+      </w:r>
+      <w:r>
+        <w:t xml:space="preserve">cell phone use </w:t>
+      </w:r>
+      <w:r>
+        <w:t xml:space="preserve">and COVID-19 on aggressive driving </w:t>
+      </w:r>
+      <w:r>
+        <w:t>(β ≈ -0.3</w:t>
+      </w:r>
+      <w:r>
+        <w:t>07</w:t>
+      </w:r>
+      <w:r>
+        <w:t>)</w:t>
+      </w:r>
+      <w:r>
+        <w:t xml:space="preserve"> is confirmed to be </w:t>
+      </w:r>
+      <w:r>
+        <w:t>modest</w:t>
+      </w:r>
+      <w:r>
+        <w:t xml:space="preserve"> with 95% confidence interval </w:t>
+      </w:r>
+      <w:r>
+        <w:t>([</w:t>
+      </w:r>
+      <w:r>
+        <w:t>-0.375</w:t>
+      </w:r>
+      <w:r>
+        <w:t xml:space="preserve">, </w:t>
+      </w:r>
+      <w:r>
+        <w:t>-0.238</w:t>
+      </w:r>
+      <w:r>
+        <w:t>])</w:t>
+      </w:r>
+      <w:r>
+        <w:t xml:space="preserve">. The effect of impaired driving and COVID-19 </w:t>
+      </w:r>
+      <w:r>
+        <w:t>(β ≈ 0.</w:t>
+      </w:r>
+      <w:r>
+        <w:t>281</w:t>
+      </w:r>
+      <w:r>
+        <w:t xml:space="preserve">) </w:t>
+      </w:r>
+      <w:r>
+        <w:t xml:space="preserve">is confirmed </w:t>
+      </w:r>
+      <w:r>
+        <w:t xml:space="preserve">to be </w:t>
+      </w:r>
+      <w:r>
+        <w:t>modest</w:t>
+      </w:r>
+      <w:r>
+        <w:t xml:space="preserve"> </w:t>
+      </w:r>
+      <w:r>
+        <w:t xml:space="preserve">with 95% confidence interval </w:t>
+      </w:r>
+      <w:r>
+        <w:t>([</w:t>
+      </w:r>
+      <w:r>
+        <w:t>-0.305</w:t>
+      </w:r>
+      <w:r>
+        <w:t xml:space="preserve">, </w:t>
+      </w:r>
+      <w:r>
+        <w:t>-0.257</w:t>
+      </w:r>
+      <w:r>
+        <w:t>])</w:t>
+      </w:r>
+      <w:r>
+        <w:t>. The effect of young drivers and</w:t>
+      </w:r>
+      <w:r>
+        <w:t xml:space="preserve"> COVID-19 (β ≈ 0.0</w:t>
+      </w:r>
+      <w:r>
+        <w:t>66</w:t>
+      </w:r>
+      <w:r>
+        <w:t xml:space="preserve">) are </w:t>
+      </w:r>
+      <w:r>
+        <w:t xml:space="preserve">confirmed to be </w:t>
+      </w:r>
+      <w:r>
+        <w:t xml:space="preserve">negligible </w:t>
+      </w:r>
+      <w:r>
+        <w:t>with 95% confidence interval ([</w:t>
+      </w:r>
+      <w:r>
+        <w:t>0.048</w:t>
+      </w:r>
+      <w:r>
+        <w:t xml:space="preserve">, </w:t>
+      </w:r>
+      <w:r>
+        <w:t>0.085</w:t>
+      </w:r>
+      <w:r>
+        <w:t>])</w:t>
+      </w:r>
+      <w:r>
+        <w:t xml:space="preserve">. This suggests that, </w:t>
+      </w:r>
+      <w:r>
+        <w:t>relative to COVID-19</w:t>
+      </w:r>
+      <w:r>
+        <w:t>, cell phone use, impaired driving, and young drivers</w:t>
+      </w:r>
+      <w:r>
+        <w:t xml:space="preserve"> are </w:t>
+      </w:r>
+      <w:r>
+        <w:t xml:space="preserve">each </w:t>
+      </w:r>
+      <w:r>
+        <w:t>only mildly associated with aggressive driving</w:t>
+      </w:r>
+      <w:r>
+        <w:t xml:space="preserve"> and of </w:t>
+      </w:r>
+      <w:r>
+        <w:t>negligible practical importance</w:t>
+      </w:r>
+      <w:r>
+        <w:t xml:space="preserve">. </w:t>
+      </w:r>
+    </w:p>
+    <w:p>
+      <w:pPr>
         <w:pStyle w:val="Heading3"/>
       </w:pPr>
-      <w:bookmarkStart w:id="26" w:name="_Toc226057156"/>
+      <w:bookmarkStart w:id="30" w:name="_Toc227503316"/>
       <w:r>
         <w:t>Limitations and caveats</w:t>
       </w:r>
-      <w:bookmarkEnd w:id="26"/>
+      <w:bookmarkEnd w:id="30"/>
     </w:p>
     <w:p>
       <w:r>
@@ -7325,18 +7365,12 @@
           <w:ilvl w:val="1"/>
           <w:numId w:val="33"/>
         </w:numPr>
-        <w:rPr>
-          <w:highlight w:val="cyan"/>
-        </w:rPr>
-      </w:pPr>
-      <w:bookmarkStart w:id="27" w:name="_Toc226057157"/>
-      <w:r>
-        <w:rPr>
-          <w:highlight w:val="cyan"/>
-        </w:rPr>
+      </w:pPr>
+      <w:bookmarkStart w:id="31" w:name="_Toc227503317"/>
+      <w:r>
         <w:t>Risk Assessment and Mitigation Strategies</w:t>
       </w:r>
-      <w:bookmarkEnd w:id="27"/>
+      <w:bookmarkEnd w:id="31"/>
     </w:p>
     <w:p>
       <w:r>
@@ -7349,18 +7383,30 @@
         <w:t xml:space="preserve">risks the attention and trust of readers. </w:t>
       </w:r>
       <w:r>
-        <w:t>The estimated time for this additional research is only two weeks, and the publication would be in a better position to provide an answer to the public.</w:t>
+        <w:t xml:space="preserve">The estimated time for this additional research is only two weeks, and the publication would be in a better position to provide </w:t>
+      </w:r>
+      <w:r>
+        <w:t>a</w:t>
+      </w:r>
+      <w:r>
+        <w:t>n accurate and</w:t>
+      </w:r>
+      <w:r>
+        <w:t xml:space="preserve"> meaningful answer</w:t>
+      </w:r>
+      <w:r>
+        <w:t xml:space="preserve"> to the public.</w:t>
       </w:r>
     </w:p>
     <w:p>
       <w:pPr>
         <w:pStyle w:val="Heading3"/>
       </w:pPr>
-      <w:bookmarkStart w:id="28" w:name="_Toc226057158"/>
+      <w:bookmarkStart w:id="32" w:name="_Toc227503318"/>
       <w:r>
         <w:t>Model risks</w:t>
       </w:r>
-      <w:bookmarkEnd w:id="28"/>
+      <w:bookmarkEnd w:id="32"/>
     </w:p>
     <w:p>
       <w:pPr>
@@ -7396,40 +7442,57 @@
     </w:p>
     <w:p>
       <w:pPr>
-        <w:pStyle w:val="Heading3"/>
-      </w:pPr>
-      <w:bookmarkStart w:id="29" w:name="_Toc226057159"/>
-      <w:r>
-        <w:t>Data risks</w:t>
-      </w:r>
-      <w:bookmarkEnd w:id="29"/>
+        <w:spacing w:before="120" w:after="120"/>
+      </w:pPr>
+      <w:r>
+        <w:t xml:space="preserve">If PA Data Discourse pursues ongoing monitoring of aggressive driving through a public dashboard, the objectives would change from answering questions about the effect of COVID-19 on aggressive driving to objectives centered around other influential effects or </w:t>
+      </w:r>
+      <w:r>
+        <w:t xml:space="preserve">to </w:t>
+      </w:r>
+      <w:r>
+        <w:t>simply monitoring the trends.</w:t>
+      </w:r>
+      <w:r>
+        <w:t xml:space="preserve"> Model risks would have to be evaluated with respect to these new objectives.</w:t>
+      </w:r>
     </w:p>
     <w:p>
-      <w:r>
-        <w:t xml:space="preserve">Availability of data is the number one </w:t>
-      </w:r>
-      <w:r>
-        <w:t xml:space="preserve">data </w:t>
-      </w:r>
-      <w:r>
-        <w:t xml:space="preserve">risk with this project. The current models are a historical view of the data, however, if additional data are pursued for further study or ongoing monitoring, there are risks that some or all of the desired data will be unavailable </w:t>
-      </w:r>
-      <w:r>
-        <w:t xml:space="preserve">either now or </w:t>
-      </w:r>
-      <w:r>
-        <w:t xml:space="preserve">at some point in the future. </w:t>
-      </w:r>
+      <w:pPr>
+        <w:pStyle w:val="Heading3"/>
+      </w:pPr>
+      <w:bookmarkStart w:id="33" w:name="_Toc227503319"/>
+      <w:r>
+        <w:t>Data risks</w:t>
+      </w:r>
+      <w:bookmarkEnd w:id="33"/>
     </w:p>
     <w:p>
+      <w:r>
+        <w:t xml:space="preserve">Availability of data is the number one </w:t>
+      </w:r>
+      <w:r>
+        <w:t xml:space="preserve">data </w:t>
+      </w:r>
+      <w:r>
+        <w:t xml:space="preserve">risk with this project. The current models are a historical view of the data, however, if additional data are pursued for further study or ongoing monitoring, there are risks that some or all of the desired data will be unavailable </w:t>
+      </w:r>
+      <w:r>
+        <w:t xml:space="preserve">either now or </w:t>
+      </w:r>
+      <w:r>
+        <w:t xml:space="preserve">at some point in the future. </w:t>
+      </w:r>
+    </w:p>
+    <w:p>
       <w:pPr>
         <w:pStyle w:val="Heading3"/>
       </w:pPr>
-      <w:bookmarkStart w:id="30" w:name="_Toc226057160"/>
+      <w:bookmarkStart w:id="34" w:name="_Toc227503320"/>
       <w:r>
         <w:t>Organizational risks</w:t>
       </w:r>
-      <w:bookmarkEnd w:id="30"/>
+      <w:bookmarkEnd w:id="34"/>
     </w:p>
     <w:p>
       <w:pPr>
@@ -7565,11 +7628,12 @@
       <w:pPr>
         <w:pStyle w:val="Heading3"/>
       </w:pPr>
-      <w:bookmarkStart w:id="31" w:name="_Toc226057161"/>
-      <w:r>
+      <w:bookmarkStart w:id="35" w:name="_Toc227503321"/>
+      <w:r>
+        <w:lastRenderedPageBreak/>
         <w:t>Ethical considerations</w:t>
       </w:r>
-      <w:bookmarkEnd w:id="31"/>
+      <w:bookmarkEnd w:id="35"/>
     </w:p>
     <w:p>
       <w:pPr>
@@ -7586,7 +7650,7 @@
           <w:sz w:val="24"/>
           <w:szCs w:val="24"/>
         </w:rPr>
-        <w:t xml:space="preserve">There are no ethical considerations with this study. The crash datasets contain data that may enable people to trace crashes and identify people, however, PA Data Discourse has not used these variables. The demographic variables used in this study are aggregated counts. For </w:t>
+        <w:t xml:space="preserve">There are no ethical considerations with this study. The crash datasets contain data that may enable people to trace crashes and identify people, however, PA Data Discourse has not used these variables. The demographic variables used in this study are aggregated counts. For example, the URBAN_RURAL flag simply indicates if a crash happened in an urban or rural area. The YOUNG_DRIVER and MATURE_DRIVER flags prevent specific ages from being known. </w:t>
       </w:r>
       <w:r>
         <w:rPr>
@@ -7594,45 +7658,44 @@
           <w:sz w:val="24"/>
           <w:szCs w:val="24"/>
         </w:rPr>
-        <w:lastRenderedPageBreak/>
-        <w:t xml:space="preserve">example, the URBAN_RURAL flag simply indicates if a crash happened in an urban or rural area. The YOUNG_DRIVER and MATURE_DRIVER flags prevent specific ages from being known. </w:t>
-      </w:r>
-      <w:r>
+        <w:t xml:space="preserve">Any data published from this study will only include the variables used, not the entire set of variables available from PennDOT. </w:t>
+      </w:r>
+    </w:p>
+    <w:p>
+      <w:pPr>
+        <w:pStyle w:val="Heading3"/>
+      </w:pPr>
+      <w:bookmarkStart w:id="36" w:name="_Toc227503322"/>
+      <w:r>
+        <w:t>Mitigation approaches</w:t>
+      </w:r>
+      <w:bookmarkEnd w:id="36"/>
+    </w:p>
+    <w:p>
+      <w:pPr>
+        <w:pStyle w:val="p1"/>
+        <w:spacing w:before="120" w:after="120"/>
         <w:rPr>
           <w:rFonts w:ascii="Times New Roman" w:hAnsi="Times New Roman" w:cs="Times New Roman"/>
           <w:sz w:val="24"/>
           <w:szCs w:val="24"/>
         </w:rPr>
-        <w:t xml:space="preserve">Any data published from this study will only include the variables used, not the entire set of variables available from PennDOT. </w:t>
-      </w:r>
-    </w:p>
-    <w:p>
-      <w:pPr>
-        <w:pStyle w:val="Heading3"/>
-      </w:pPr>
-      <w:bookmarkStart w:id="32" w:name="_Toc226057162"/>
-      <w:r>
-        <w:t>Mitigation approaches</w:t>
-      </w:r>
-      <w:bookmarkEnd w:id="32"/>
-    </w:p>
-    <w:p>
-      <w:pPr>
-        <w:pStyle w:val="p1"/>
-        <w:spacing w:before="120" w:after="120"/>
+      </w:pPr>
+      <w:r>
         <w:rPr>
           <w:rFonts w:ascii="Times New Roman" w:hAnsi="Times New Roman" w:cs="Times New Roman"/>
           <w:sz w:val="24"/>
           <w:szCs w:val="24"/>
         </w:rPr>
-      </w:pPr>
+        <w:t>To mitigate the model and data risks, it is recommended that PA Data Discourse honor its commitment to publishing accurate</w:t>
+      </w:r>
       <w:r>
         <w:rPr>
           <w:rFonts w:ascii="Times New Roman" w:hAnsi="Times New Roman" w:cs="Times New Roman"/>
           <w:sz w:val="24"/>
           <w:szCs w:val="24"/>
         </w:rPr>
-        <w:t>To mitigate the model and data risks, it is recommended that PA Data Discourse honor its commitment to publishing accurate</w:t>
+        <w:t xml:space="preserve">, well-researched, public service </w:t>
       </w:r>
       <w:r>
         <w:rPr>
@@ -7640,7 +7703,7 @@
           <w:sz w:val="24"/>
           <w:szCs w:val="24"/>
         </w:rPr>
-        <w:t xml:space="preserve">, well-researched, public service </w:t>
+        <w:t xml:space="preserve">content only when all possible and feasible research actions have been pursued. </w:t>
       </w:r>
       <w:r>
         <w:rPr>
@@ -7648,34 +7711,34 @@
           <w:sz w:val="24"/>
           <w:szCs w:val="24"/>
         </w:rPr>
-        <w:t xml:space="preserve">content only when all possible and feasible research actions have been pursued. </w:t>
-      </w:r>
-      <w:r>
+        <w:t>Conducting this additional research in a timely manner will honor the publication’s commitment to provide current content of interest to the public.</w:t>
+      </w:r>
+    </w:p>
+    <w:p>
+      <w:pPr>
+        <w:pStyle w:val="p1"/>
+        <w:spacing w:before="120" w:after="120"/>
         <w:rPr>
           <w:rFonts w:ascii="Times New Roman" w:hAnsi="Times New Roman" w:cs="Times New Roman"/>
           <w:sz w:val="24"/>
           <w:szCs w:val="24"/>
         </w:rPr>
-        <w:t>Conducting this additional research in a timely manner will honor the publication’s commitment to provide current content of interest to the public.</w:t>
-      </w:r>
-    </w:p>
-    <w:p>
-      <w:pPr>
-        <w:pStyle w:val="p1"/>
-        <w:spacing w:before="120" w:after="120"/>
+      </w:pPr>
+      <w:r>
         <w:rPr>
           <w:rFonts w:ascii="Times New Roman" w:hAnsi="Times New Roman" w:cs="Times New Roman"/>
           <w:sz w:val="24"/>
           <w:szCs w:val="24"/>
         </w:rPr>
-      </w:pPr>
+        <w:t xml:space="preserve">When the research is published, PA Data Discourse will seek peer review for the article and will monitor the performance of the models deployed on the dashboard. Data journalists will also engage with the public via the post’s comment section to address questions and to provide a venue for </w:t>
+      </w:r>
       <w:r>
         <w:rPr>
           <w:rFonts w:ascii="Times New Roman" w:hAnsi="Times New Roman" w:cs="Times New Roman"/>
           <w:sz w:val="24"/>
           <w:szCs w:val="24"/>
         </w:rPr>
-        <w:t xml:space="preserve">When the research is published, PA Data Discourse will seek peer review for the article and will monitor the performance of the models deployed on the dashboard. Data journalists will also engage with the public via the post’s comment section to address questions and to provide a venue for </w:t>
+        <w:t>modifying or retracting published results</w:t>
       </w:r>
       <w:r>
         <w:rPr>
@@ -7683,113 +7746,26 @@
           <w:sz w:val="24"/>
           <w:szCs w:val="24"/>
         </w:rPr>
-        <w:t>modifying or retracting published results</w:t>
-      </w:r>
-      <w:r>
-        <w:rPr>
-          <w:rFonts w:ascii="Times New Roman" w:hAnsi="Times New Roman" w:cs="Times New Roman"/>
-          <w:sz w:val="24"/>
-          <w:szCs w:val="24"/>
-        </w:rPr>
         <w:t xml:space="preserve">. </w:t>
       </w:r>
     </w:p>
     <w:p>
       <w:pPr>
-        <w:pStyle w:val="p1"/>
-        <w:rPr>
-          <w:rFonts w:ascii="Times New Roman" w:hAnsi="Times New Roman" w:cs="Times New Roman"/>
-          <w:sz w:val="24"/>
-          <w:szCs w:val="24"/>
-        </w:rPr>
-      </w:pPr>
-      <w:r>
-        <w:rPr>
-          <w:rFonts w:ascii="Times New Roman" w:hAnsi="Times New Roman" w:cs="Times New Roman"/>
-          <w:sz w:val="24"/>
-          <w:szCs w:val="24"/>
-        </w:rPr>
-        <w:t xml:space="preserve"> </w:t>
-      </w:r>
+        <w:pStyle w:val="Heading1"/>
+      </w:pPr>
+      <w:bookmarkStart w:id="37" w:name="_Toc227503323"/>
+      <w:r>
+        <w:t>Section 2: Project Review and Reflection</w:t>
+      </w:r>
+      <w:bookmarkEnd w:id="37"/>
     </w:p>
     <w:p>
       <w:pPr>
-        <w:rPr>
-          <w:rFonts w:cstheme="majorBidi"/>
-          <w:color w:val="2F5496" w:themeColor="accent1" w:themeShade="BF"/>
-          <w:kern w:val="2"/>
-          <w:sz w:val="32"/>
-          <w:szCs w:val="32"/>
-          <w14:ligatures w14:val="standardContextual"/>
-        </w:rPr>
-      </w:pPr>
-      <w:r>
-        <w:br w:type="page"/>
-      </w:r>
-    </w:p>
-    <w:p>
-      <w:pPr>
-        <w:pStyle w:val="Heading1"/>
-      </w:pPr>
-      <w:bookmarkStart w:id="33" w:name="_Toc226057163"/>
-      <w:r>
-        <w:lastRenderedPageBreak/>
-        <w:t>Section 2: Project Review and Reflection</w:t>
-      </w:r>
-      <w:bookmarkEnd w:id="33"/>
-    </w:p>
-    <w:p/>
-    <w:p>
-      <w:pPr>
         <w:pStyle w:val="Heading2"/>
       </w:pPr>
-      <w:bookmarkStart w:id="34" w:name="_Toc226057164"/>
+      <w:bookmarkStart w:id="38" w:name="_Toc227503324"/>
       <w:r>
         <w:t>2.1 Project Retrospective</w:t>
-      </w:r>
-      <w:bookmarkEnd w:id="34"/>
-    </w:p>
-    <w:p/>
-    <w:p>
-      <w:pPr>
-        <w:pStyle w:val="Heading3"/>
-      </w:pPr>
-      <w:bookmarkStart w:id="35" w:name="_Toc226057165"/>
-      <w:r>
-        <w:t>What went well</w:t>
-      </w:r>
-      <w:bookmarkEnd w:id="35"/>
-    </w:p>
-    <w:p/>
-    <w:p>
-      <w:pPr>
-        <w:pStyle w:val="Heading3"/>
-      </w:pPr>
-      <w:bookmarkStart w:id="36" w:name="_Toc226057166"/>
-      <w:r>
-        <w:t>Challenges faced</w:t>
-      </w:r>
-      <w:bookmarkEnd w:id="36"/>
-    </w:p>
-    <w:p/>
-    <w:p>
-      <w:pPr>
-        <w:pStyle w:val="Heading3"/>
-      </w:pPr>
-      <w:bookmarkStart w:id="37" w:name="_Toc226057167"/>
-      <w:r>
-        <w:t>Alternative approaches</w:t>
-      </w:r>
-      <w:bookmarkEnd w:id="37"/>
-    </w:p>
-    <w:p/>
-    <w:p>
-      <w:pPr>
-        <w:pStyle w:val="Heading3"/>
-      </w:pPr>
-      <w:bookmarkStart w:id="38" w:name="_Toc226057168"/>
-      <w:r>
-        <w:t>CRISP-DM reflection</w:t>
       </w:r>
       <w:bookmarkEnd w:id="38"/>
     </w:p>
@@ -7798,20 +7774,20 @@
       <w:pPr>
         <w:pStyle w:val="Heading3"/>
       </w:pPr>
-      <w:bookmarkStart w:id="39" w:name="_Toc226057169"/>
-      <w:r>
-        <w:t>Time allocation</w:t>
+      <w:bookmarkStart w:id="39" w:name="_Toc227503325"/>
+      <w:r>
+        <w:t>What went well</w:t>
       </w:r>
       <w:bookmarkEnd w:id="39"/>
     </w:p>
     <w:p/>
     <w:p>
       <w:pPr>
-        <w:pStyle w:val="Heading2"/>
-      </w:pPr>
-      <w:bookmarkStart w:id="40" w:name="_Toc226057170"/>
-      <w:r>
-        <w:t>2.2 Lessons Learned and Future Applications</w:t>
+        <w:pStyle w:val="Heading3"/>
+      </w:pPr>
+      <w:bookmarkStart w:id="40" w:name="_Toc227503326"/>
+      <w:r>
+        <w:t>Challenges faced</w:t>
       </w:r>
       <w:bookmarkEnd w:id="40"/>
     </w:p>
@@ -7820,9 +7796,9 @@
       <w:pPr>
         <w:pStyle w:val="Heading3"/>
       </w:pPr>
-      <w:bookmarkStart w:id="41" w:name="_Toc226057171"/>
-      <w:r>
-        <w:t>Technical lessons</w:t>
+      <w:bookmarkStart w:id="41" w:name="_Toc227503327"/>
+      <w:r>
+        <w:t>Alternative approaches</w:t>
       </w:r>
       <w:bookmarkEnd w:id="41"/>
     </w:p>
@@ -7831,9 +7807,9 @@
       <w:pPr>
         <w:pStyle w:val="Heading3"/>
       </w:pPr>
-      <w:bookmarkStart w:id="42" w:name="_Toc226057172"/>
-      <w:r>
-        <w:t>Process insights</w:t>
+      <w:bookmarkStart w:id="42" w:name="_Toc227503328"/>
+      <w:r>
+        <w:t>CRISP-DM reflection</w:t>
       </w:r>
       <w:bookmarkEnd w:id="42"/>
     </w:p>
@@ -7842,20 +7818,20 @@
       <w:pPr>
         <w:pStyle w:val="Heading3"/>
       </w:pPr>
-      <w:bookmarkStart w:id="43" w:name="_Toc226057173"/>
-      <w:r>
-        <w:t>Domain knowledge</w:t>
+      <w:bookmarkStart w:id="43" w:name="_Toc227503329"/>
+      <w:r>
+        <w:t>Time allocation</w:t>
       </w:r>
       <w:bookmarkEnd w:id="43"/>
     </w:p>
     <w:p/>
     <w:p>
       <w:pPr>
-        <w:pStyle w:val="Heading3"/>
-      </w:pPr>
-      <w:bookmarkStart w:id="44" w:name="_Toc226057174"/>
-      <w:r>
-        <w:t>Tool proficiency</w:t>
+        <w:pStyle w:val="Heading2"/>
+      </w:pPr>
+      <w:bookmarkStart w:id="44" w:name="_Toc227503330"/>
+      <w:r>
+        <w:t>2.2 Lessons Learned and Future Applications</w:t>
       </w:r>
       <w:bookmarkEnd w:id="44"/>
     </w:p>
@@ -7864,22 +7840,67 @@
       <w:pPr>
         <w:pStyle w:val="Heading3"/>
       </w:pPr>
-      <w:bookmarkStart w:id="45" w:name="_Toc226057175"/>
-      <w:r>
-        <w:t>Future applications</w:t>
+      <w:bookmarkStart w:id="45" w:name="_Toc227503331"/>
+      <w:r>
+        <w:t>Technical lessons</w:t>
       </w:r>
       <w:bookmarkEnd w:id="45"/>
     </w:p>
     <w:p/>
     <w:p>
       <w:pPr>
+        <w:pStyle w:val="Heading3"/>
+      </w:pPr>
+      <w:bookmarkStart w:id="46" w:name="_Toc227503332"/>
+      <w:r>
+        <w:lastRenderedPageBreak/>
+        <w:t>Process insights</w:t>
+      </w:r>
+      <w:bookmarkEnd w:id="46"/>
+    </w:p>
+    <w:p/>
+    <w:p>
+      <w:pPr>
+        <w:pStyle w:val="Heading3"/>
+      </w:pPr>
+      <w:bookmarkStart w:id="47" w:name="_Toc227503333"/>
+      <w:r>
+        <w:t>Domain knowledge</w:t>
+      </w:r>
+      <w:bookmarkEnd w:id="47"/>
+    </w:p>
+    <w:p/>
+    <w:p>
+      <w:pPr>
+        <w:pStyle w:val="Heading3"/>
+      </w:pPr>
+      <w:bookmarkStart w:id="48" w:name="_Toc227503334"/>
+      <w:r>
+        <w:t>Tool proficiency</w:t>
+      </w:r>
+      <w:bookmarkEnd w:id="48"/>
+    </w:p>
+    <w:p/>
+    <w:p>
+      <w:pPr>
+        <w:pStyle w:val="Heading3"/>
+      </w:pPr>
+      <w:bookmarkStart w:id="49" w:name="_Toc227503335"/>
+      <w:r>
+        <w:t>Future applications</w:t>
+      </w:r>
+      <w:bookmarkEnd w:id="49"/>
+    </w:p>
+    <w:p/>
+    <w:p>
+      <w:pPr>
         <w:pStyle w:val="Heading1"/>
       </w:pPr>
-      <w:bookmarkStart w:id="46" w:name="_Toc226057176"/>
+      <w:bookmarkStart w:id="50" w:name="_Toc227503336"/>
       <w:r>
         <w:t>Conclusion</w:t>
       </w:r>
-      <w:bookmarkEnd w:id="46"/>
+      <w:bookmarkEnd w:id="50"/>
     </w:p>
     <w:p>
       <w:pPr>
@@ -7903,12 +7924,12 @@
       <w:pPr>
         <w:pStyle w:val="Heading1"/>
       </w:pPr>
-      <w:bookmarkStart w:id="47" w:name="_Toc226057179"/>
+      <w:bookmarkStart w:id="51" w:name="_Toc227503337"/>
       <w:r>
         <w:lastRenderedPageBreak/>
         <w:t>AI Statement of Use</w:t>
       </w:r>
-      <w:bookmarkEnd w:id="47"/>
+      <w:bookmarkEnd w:id="51"/>
     </w:p>
     <w:p>
       <w:r>
@@ -7929,11 +7950,11 @@
       <w:pPr>
         <w:pStyle w:val="Heading1"/>
       </w:pPr>
-      <w:bookmarkStart w:id="48" w:name="_Toc226057180"/>
+      <w:bookmarkStart w:id="52" w:name="_Toc227503338"/>
       <w:r>
         <w:t>Bibliography</w:t>
       </w:r>
-      <w:bookmarkEnd w:id="48"/>
+      <w:bookmarkEnd w:id="52"/>
     </w:p>
     <w:p>
       <w:pPr>
@@ -7969,58 +7990,72 @@
       </w:pPr>
       <w:proofErr w:type="spellStart"/>
       <w:r>
-        <w:t>Geron</w:t>
+        <w:t>Leppert</w:t>
       </w:r>
       <w:proofErr w:type="spellEnd"/>
       <w:r>
-        <w:t xml:space="preserve">, A. (2019). </w:t>
+        <w:t xml:space="preserve">, A. J. and R. (2024, November 12). Many Americans perceive a rise in dangerous driving; 78% see cellphone distraction as major problem. </w:t>
       </w:r>
       <w:r>
         <w:rPr>
           <w:i/>
           <w:iCs/>
         </w:rPr>
-        <w:t xml:space="preserve">Hands-On Machine Learning with Scikit-Learn, </w:t>
-      </w:r>
-      <w:proofErr w:type="spellStart"/>
+        <w:t>Pew Research Center</w:t>
+      </w:r>
+      <w:r>
+        <w:t>.</w:t>
+      </w:r>
+    </w:p>
+    <w:p>
+      <w:pPr>
+        <w:spacing w:line="480" w:lineRule="auto"/>
+        <w:ind w:left="480" w:hanging="480"/>
+        <w:rPr>
+          <w:rStyle w:val="Hyperlink"/>
+        </w:rPr>
+      </w:pPr>
+      <w:r>
+        <w:t xml:space="preserve">NSC. (2020, July 21). </w:t>
+      </w:r>
       <w:r>
         <w:rPr>
           <w:i/>
           <w:iCs/>
         </w:rPr>
-        <w:t>Keras</w:t>
-      </w:r>
-      <w:proofErr w:type="spellEnd"/>
+        <w:t>Motor Vehicle Fatality Rates Rose 23.5% in May, Despite Quarantines—National Safety Council</w:t>
+      </w:r>
+      <w:r>
+        <w:t xml:space="preserve">. </w:t>
+      </w:r>
+      <w:hyperlink r:id="rId23" w:history="1">
+        <w:r>
+          <w:rPr>
+            <w:rStyle w:val="Hyperlink"/>
+          </w:rPr>
+          <w:t>https://www.nsc.org/newsroom/motor-vehicle-fatality-rates-rose-23-5-in-may-desp</w:t>
+        </w:r>
+      </w:hyperlink>
+    </w:p>
+    <w:p>
+      <w:pPr>
+        <w:spacing w:line="480" w:lineRule="auto"/>
+        <w:ind w:left="480" w:hanging="480"/>
+      </w:pPr>
+      <w:r>
+        <w:t xml:space="preserve">PennDOT. (2025). </w:t>
+      </w:r>
       <w:r>
         <w:rPr>
           <w:i/>
           <w:iCs/>
         </w:rPr>
-        <w:t>, and TensorFlow: Concepts, Tools, and Techniques to Build Intelligent Systems</w:t>
-      </w:r>
-      <w:r>
-        <w:t xml:space="preserve"> (2nd ed.). O’Reilly Media.</w:t>
-      </w:r>
-    </w:p>
-    <w:p>
-      <w:pPr>
-        <w:spacing w:line="480" w:lineRule="auto"/>
-        <w:ind w:left="480" w:hanging="480"/>
-      </w:pPr>
-      <w:r>
-        <w:t xml:space="preserve">PennDOT. (2025). </w:t>
-      </w:r>
-      <w:r>
-        <w:rPr>
-          <w:i/>
-          <w:iCs/>
-        </w:rPr>
         <w:t>Data Dictionary and Field Constraints Tables</w:t>
       </w:r>
       <w:r>
         <w:t xml:space="preserve">. </w:t>
       </w:r>
-      <w:hyperlink r:id="rId23" w:history="1">
+      <w:hyperlink r:id="rId24" w:history="1">
         <w:r>
           <w:rPr>
             <w:rStyle w:val="Hyperlink"/>
@@ -8050,7 +8085,7 @@
       <w:r>
         <w:t xml:space="preserve">. Retrieved January 22, 2026, from </w:t>
       </w:r>
-      <w:hyperlink r:id="rId24" w:history="1">
+      <w:hyperlink r:id="rId25" w:history="1">
         <w:r>
           <w:rPr>
             <w:rStyle w:val="Hyperlink"/>
@@ -8074,7 +8109,7 @@
       <w:r>
         <w:t xml:space="preserve">. (n.d.). Pennsylvania Department of Transportation. Retrieved January 25, 2026, from </w:t>
       </w:r>
-      <w:hyperlink r:id="rId25" w:history="1">
+      <w:hyperlink r:id="rId26" w:history="1">
         <w:r>
           <w:rPr>
             <w:rStyle w:val="Hyperlink"/>
@@ -8088,8 +8123,7 @@
         <w:spacing w:line="480" w:lineRule="auto"/>
         <w:ind w:left="480" w:hanging="480"/>
         <w:rPr>
-          <w:color w:val="0000FF"/>
-          <w:u w:val="single"/>
+          <w:rStyle w:val="Hyperlink"/>
         </w:rPr>
       </w:pPr>
       <w:r>
@@ -8102,14 +8136,135 @@
       <w:r>
         <w:t xml:space="preserve">. (n.d.). Retrieved January 25, 2026, from </w:t>
       </w:r>
-      <w:hyperlink r:id="rId26" w:history="1">
+      <w:hyperlink r:id="rId27" w:history="1">
         <w:r>
           <w:rPr>
             <w:rStyle w:val="Hyperlink"/>
           </w:rPr>
-          <w:t>https://crashinfo.penndot.pa.gov/PCIT/welcome.html?TYPE=33554433&amp;REALMOID=06-6e7f3fd5-ee48-4b22-8067-774762688650&amp;GUID=&amp;SMAUTHREASON=0&amp;METHOD=GET&amp;SMAGENTNAME=-SM-E%2bZZmVPChvgeLWKfG1BgkUwXVkEogJGcRA5yj1Pa9OazD3%2fSbooshnw8PzBLhpiK&amp;TARGET=-SM-https%3a%2f%2fcrashinfo%2epenndot%2epa%2egov%2f#</w:t>
+          <w:t>https://crashinfo.penndot.pa.gov/PCIT/welcome.html?TYPE=33554433&amp;REALMOID=06-6e7f3fd5-ee48-4b22-8067-774762688650&amp;GUID=&amp;SMAUTHREASON=0&amp;METHOD=GET&amp;SMAGENTNAME=-</w:t>
+        </w:r>
+        <w:r>
+          <w:rPr>
+            <w:rStyle w:val="Hyperlink"/>
+          </w:rPr>
+          <w:lastRenderedPageBreak/>
+          <w:t>SM-E%2bZZmVPChvgeLWKfG1BgkUwXVkEogJGcRA5yj1Pa9OazD3%2fSbooshnw8PzBLhpiK&amp;TARGET=-SM-https%3a%2f%2fcrashinfo%2epenndot%2epa%2egov%2f#</w:t>
         </w:r>
       </w:hyperlink>
+    </w:p>
+    <w:p>
+      <w:pPr>
+        <w:spacing w:line="480" w:lineRule="auto"/>
+        <w:ind w:left="480" w:hanging="480"/>
+      </w:pPr>
+      <w:proofErr w:type="spellStart"/>
+      <w:r>
+        <w:t>Tefft</w:t>
+      </w:r>
+      <w:proofErr w:type="spellEnd"/>
+      <w:r>
+        <w:t xml:space="preserve">, B. C., </w:t>
+      </w:r>
+      <w:proofErr w:type="spellStart"/>
+      <w:r>
+        <w:t>Añorve</w:t>
+      </w:r>
+      <w:proofErr w:type="spellEnd"/>
+      <w:r>
+        <w:t xml:space="preserve">, V., </w:t>
+      </w:r>
+      <w:proofErr w:type="spellStart"/>
+      <w:r>
+        <w:t>Woon</w:t>
+      </w:r>
+      <w:proofErr w:type="spellEnd"/>
+      <w:r>
+        <w:t xml:space="preserve">, K., &amp; Kelley-Baker, T. (2021). Travel in the United States Before and During the COVID-19 Pandemic. </w:t>
+      </w:r>
+      <w:r>
+        <w:rPr>
+          <w:i/>
+          <w:iCs/>
+        </w:rPr>
+        <w:t>AAA Foundation for Traffic Safety</w:t>
+      </w:r>
+      <w:r>
+        <w:t xml:space="preserve">. </w:t>
+      </w:r>
+      <w:hyperlink r:id="rId28" w:history="1">
+        <w:r>
+          <w:rPr>
+            <w:rStyle w:val="Hyperlink"/>
+          </w:rPr>
+          <w:t>https://aaafoundation.org/travel-in-the-united-states-before-and-during-the-covid-19-pandemic/</w:t>
+        </w:r>
+      </w:hyperlink>
+    </w:p>
+    <w:p>
+      <w:pPr>
+        <w:spacing w:line="480" w:lineRule="auto"/>
+        <w:ind w:left="480" w:hanging="480"/>
+      </w:pPr>
+      <w:proofErr w:type="spellStart"/>
+      <w:r>
+        <w:t>Tefft</w:t>
+      </w:r>
+      <w:proofErr w:type="spellEnd"/>
+      <w:r>
+        <w:t xml:space="preserve">, B. C., Villavicencio, L., Benson, A., Arnold, L., </w:t>
+      </w:r>
+      <w:proofErr w:type="spellStart"/>
+      <w:r>
+        <w:t>Woon</w:t>
+      </w:r>
+      <w:proofErr w:type="spellEnd"/>
+      <w:r>
+        <w:t xml:space="preserve">, K., </w:t>
+      </w:r>
+      <w:proofErr w:type="spellStart"/>
+      <w:r>
+        <w:t>Añorve</w:t>
+      </w:r>
+      <w:proofErr w:type="spellEnd"/>
+      <w:r>
+        <w:t xml:space="preserve">, V., &amp; </w:t>
+      </w:r>
+      <w:proofErr w:type="spellStart"/>
+      <w:r>
+        <w:t>Horrey</w:t>
+      </w:r>
+      <w:proofErr w:type="spellEnd"/>
+      <w:r>
+        <w:t xml:space="preserve">, W. J. (2022). Self-Reported Risky Driving in Relation to Changes in Amount of Driving During the COVID-19 Pandemic. </w:t>
+      </w:r>
+      <w:r>
+        <w:rPr>
+          <w:i/>
+          <w:iCs/>
+        </w:rPr>
+        <w:t>AAA Foundation for Traffic Safety</w:t>
+      </w:r>
+      <w:r>
+        <w:t xml:space="preserve">. </w:t>
+      </w:r>
+      <w:hyperlink r:id="rId29" w:history="1">
+        <w:r>
+          <w:rPr>
+            <w:rStyle w:val="Hyperlink"/>
+          </w:rPr>
+          <w:t>https://aaafoundation.org/self-reported-risky-driving-in-relation-to-changes-in-amount-of-driving-during-the-covid-19-pandemic/</w:t>
+        </w:r>
+      </w:hyperlink>
+    </w:p>
+    <w:p>
+      <w:pPr>
+        <w:spacing w:line="480" w:lineRule="auto"/>
+        <w:ind w:left="480" w:hanging="480"/>
+        <w:rPr>
+          <w:color w:val="0000FF"/>
+          <w:u w:val="single"/>
+        </w:rPr>
+      </w:pPr>
     </w:p>
     <w:sectPr>
       <w:pgSz w:w="12240" w:h="15840"/>

--- a/Evaluation_and_Deployment_Report_over_lisa .docx
+++ b/Evaluation_and_Deployment_Report_over_lisa .docx
@@ -654,7 +654,7 @@
             </w:rPr>
             <w:fldChar w:fldCharType="separate"/>
           </w:r>
-          <w:hyperlink w:anchor="_Toc227503300" w:history="1">
+          <w:hyperlink w:anchor="_Toc227515947" w:history="1">
             <w:r>
               <w:rPr>
                 <w:rStyle w:val="Hyperlink"/>
@@ -681,7 +681,7 @@
                 <w:noProof/>
                 <w:webHidden/>
               </w:rPr>
-              <w:instrText xml:space="preserve"> PAGEREF _Toc227503300 \h </w:instrText>
+              <w:instrText xml:space="preserve"> PAGEREF _Toc227515947 \h </w:instrText>
             </w:r>
             <w:r>
               <w:rPr>
@@ -725,7 +725,7 @@
               <w:szCs w:val="24"/>
             </w:rPr>
           </w:pPr>
-          <w:hyperlink w:anchor="_Toc227503301" w:history="1">
+          <w:hyperlink w:anchor="_Toc227515948" w:history="1">
             <w:r>
               <w:rPr>
                 <w:rStyle w:val="Hyperlink"/>
@@ -752,7 +752,7 @@
                 <w:noProof/>
                 <w:webHidden/>
               </w:rPr>
-              <w:instrText xml:space="preserve"> PAGEREF _Toc227503301 \h </w:instrText>
+              <w:instrText xml:space="preserve"> PAGEREF _Toc227515948 \h </w:instrText>
             </w:r>
             <w:r>
               <w:rPr>
@@ -796,7 +796,7 @@
               <w:szCs w:val="24"/>
             </w:rPr>
           </w:pPr>
-          <w:hyperlink w:anchor="_Toc227503302" w:history="1">
+          <w:hyperlink w:anchor="_Toc227515949" w:history="1">
             <w:r>
               <w:rPr>
                 <w:rStyle w:val="Hyperlink"/>
@@ -823,7 +823,7 @@
                 <w:noProof/>
                 <w:webHidden/>
               </w:rPr>
-              <w:instrText xml:space="preserve"> PAGEREF _Toc227503302 \h </w:instrText>
+              <w:instrText xml:space="preserve"> PAGEREF _Toc227515949 \h </w:instrText>
             </w:r>
             <w:r>
               <w:rPr>
@@ -867,7 +867,7 @@
               <w:szCs w:val="24"/>
             </w:rPr>
           </w:pPr>
-          <w:hyperlink w:anchor="_Toc227503303" w:history="1">
+          <w:hyperlink w:anchor="_Toc227515950" w:history="1">
             <w:r>
               <w:rPr>
                 <w:rStyle w:val="Hyperlink"/>
@@ -894,7 +894,7 @@
                 <w:noProof/>
                 <w:webHidden/>
               </w:rPr>
-              <w:instrText xml:space="preserve"> PAGEREF _Toc227503303 \h </w:instrText>
+              <w:instrText xml:space="preserve"> PAGEREF _Toc227515950 \h </w:instrText>
             </w:r>
             <w:r>
               <w:rPr>
@@ -940,7 +940,7 @@
               <w:noProof/>
             </w:rPr>
           </w:pPr>
-          <w:hyperlink w:anchor="_Toc227503304" w:history="1">
+          <w:hyperlink w:anchor="_Toc227515951" w:history="1">
             <w:r>
               <w:rPr>
                 <w:rStyle w:val="Hyperlink"/>
@@ -967,7 +967,7 @@
                 <w:noProof/>
                 <w:webHidden/>
               </w:rPr>
-              <w:instrText xml:space="preserve"> PAGEREF _Toc227503304 \h </w:instrText>
+              <w:instrText xml:space="preserve"> PAGEREF _Toc227515951 \h </w:instrText>
             </w:r>
             <w:r>
               <w:rPr>
@@ -1013,7 +1013,7 @@
               <w:noProof/>
             </w:rPr>
           </w:pPr>
-          <w:hyperlink w:anchor="_Toc227503305" w:history="1">
+          <w:hyperlink w:anchor="_Toc227515952" w:history="1">
             <w:r>
               <w:rPr>
                 <w:rStyle w:val="Hyperlink"/>
@@ -1040,7 +1040,7 @@
                 <w:noProof/>
                 <w:webHidden/>
               </w:rPr>
-              <w:instrText xml:space="preserve"> PAGEREF _Toc227503305 \h </w:instrText>
+              <w:instrText xml:space="preserve"> PAGEREF _Toc227515952 \h </w:instrText>
             </w:r>
             <w:r>
               <w:rPr>
@@ -1087,7 +1087,7 @@
               <w:szCs w:val="24"/>
             </w:rPr>
           </w:pPr>
-          <w:hyperlink w:anchor="_Toc227503306" w:history="1">
+          <w:hyperlink w:anchor="_Toc227515953" w:history="1">
             <w:r>
               <w:rPr>
                 <w:rStyle w:val="Hyperlink"/>
@@ -1132,7 +1132,7 @@
                 <w:noProof/>
                 <w:webHidden/>
               </w:rPr>
-              <w:instrText xml:space="preserve"> PAGEREF _Toc227503306 \h </w:instrText>
+              <w:instrText xml:space="preserve"> PAGEREF _Toc227515953 \h </w:instrText>
             </w:r>
             <w:r>
               <w:rPr>
@@ -1176,7 +1176,7 @@
               <w:szCs w:val="24"/>
             </w:rPr>
           </w:pPr>
-          <w:hyperlink w:anchor="_Toc227503307" w:history="1">
+          <w:hyperlink w:anchor="_Toc227515954" w:history="1">
             <w:r>
               <w:rPr>
                 <w:rStyle w:val="Hyperlink"/>
@@ -1203,7 +1203,7 @@
                 <w:noProof/>
                 <w:webHidden/>
               </w:rPr>
-              <w:instrText xml:space="preserve"> PAGEREF _Toc227503307 \h </w:instrText>
+              <w:instrText xml:space="preserve"> PAGEREF _Toc227515954 \h </w:instrText>
             </w:r>
             <w:r>
               <w:rPr>
@@ -1247,7 +1247,7 @@
               <w:szCs w:val="24"/>
             </w:rPr>
           </w:pPr>
-          <w:hyperlink w:anchor="_Toc227503308" w:history="1">
+          <w:hyperlink w:anchor="_Toc227515955" w:history="1">
             <w:r>
               <w:rPr>
                 <w:rStyle w:val="Hyperlink"/>
@@ -1274,7 +1274,7 @@
                 <w:noProof/>
                 <w:webHidden/>
               </w:rPr>
-              <w:instrText xml:space="preserve"> PAGEREF _Toc227503308 \h </w:instrText>
+              <w:instrText xml:space="preserve"> PAGEREF _Toc227515955 \h </w:instrText>
             </w:r>
             <w:r>
               <w:rPr>
@@ -1318,7 +1318,7 @@
               <w:szCs w:val="24"/>
             </w:rPr>
           </w:pPr>
-          <w:hyperlink w:anchor="_Toc227503309" w:history="1">
+          <w:hyperlink w:anchor="_Toc227515956" w:history="1">
             <w:r>
               <w:rPr>
                 <w:rStyle w:val="Hyperlink"/>
@@ -1345,7 +1345,7 @@
                 <w:noProof/>
                 <w:webHidden/>
               </w:rPr>
-              <w:instrText xml:space="preserve"> PAGEREF _Toc227503309 \h </w:instrText>
+              <w:instrText xml:space="preserve"> PAGEREF _Toc227515956 \h </w:instrText>
             </w:r>
             <w:r>
               <w:rPr>
@@ -1389,7 +1389,7 @@
               <w:szCs w:val="24"/>
             </w:rPr>
           </w:pPr>
-          <w:hyperlink w:anchor="_Toc227503310" w:history="1">
+          <w:hyperlink w:anchor="_Toc227515957" w:history="1">
             <w:r>
               <w:rPr>
                 <w:rStyle w:val="Hyperlink"/>
@@ -1416,7 +1416,7 @@
                 <w:noProof/>
                 <w:webHidden/>
               </w:rPr>
-              <w:instrText xml:space="preserve"> PAGEREF _Toc227503310 \h </w:instrText>
+              <w:instrText xml:space="preserve"> PAGEREF _Toc227515957 \h </w:instrText>
             </w:r>
             <w:r>
               <w:rPr>
@@ -1436,7 +1436,7 @@
                 <w:noProof/>
                 <w:webHidden/>
               </w:rPr>
-              <w:t>8</w:t>
+              <w:t>9</w:t>
             </w:r>
             <w:r>
               <w:rPr>
@@ -1462,7 +1462,7 @@
               <w:szCs w:val="24"/>
             </w:rPr>
           </w:pPr>
-          <w:hyperlink w:anchor="_Toc227503311" w:history="1">
+          <w:hyperlink w:anchor="_Toc227515958" w:history="1">
             <w:r>
               <w:rPr>
                 <w:rStyle w:val="Hyperlink"/>
@@ -1489,7 +1489,7 @@
                 <w:noProof/>
                 <w:webHidden/>
               </w:rPr>
-              <w:instrText xml:space="preserve"> PAGEREF _Toc227503311 \h </w:instrText>
+              <w:instrText xml:space="preserve"> PAGEREF _Toc227515958 \h </w:instrText>
             </w:r>
             <w:r>
               <w:rPr>
@@ -1509,7 +1509,7 @@
                 <w:noProof/>
                 <w:webHidden/>
               </w:rPr>
-              <w:t>8</w:t>
+              <w:t>9</w:t>
             </w:r>
             <w:r>
               <w:rPr>
@@ -1533,7 +1533,7 @@
               <w:szCs w:val="24"/>
             </w:rPr>
           </w:pPr>
-          <w:hyperlink w:anchor="_Toc227503312" w:history="1">
+          <w:hyperlink w:anchor="_Toc227515959" w:history="1">
             <w:r>
               <w:rPr>
                 <w:rStyle w:val="Hyperlink"/>
@@ -1560,7 +1560,7 @@
                 <w:noProof/>
                 <w:webHidden/>
               </w:rPr>
-              <w:instrText xml:space="preserve"> PAGEREF _Toc227503312 \h </w:instrText>
+              <w:instrText xml:space="preserve"> PAGEREF _Toc227515959 \h </w:instrText>
             </w:r>
             <w:r>
               <w:rPr>
@@ -1580,7 +1580,7 @@
                 <w:noProof/>
                 <w:webHidden/>
               </w:rPr>
-              <w:t>8</w:t>
+              <w:t>9</w:t>
             </w:r>
             <w:r>
               <w:rPr>
@@ -1604,7 +1604,7 @@
               <w:szCs w:val="24"/>
             </w:rPr>
           </w:pPr>
-          <w:hyperlink w:anchor="_Toc227503313" w:history="1">
+          <w:hyperlink w:anchor="_Toc227515960" w:history="1">
             <w:r>
               <w:rPr>
                 <w:rStyle w:val="Hyperlink"/>
@@ -1631,7 +1631,7 @@
                 <w:noProof/>
                 <w:webHidden/>
               </w:rPr>
-              <w:instrText xml:space="preserve"> PAGEREF _Toc227503313 \h </w:instrText>
+              <w:instrText xml:space="preserve"> PAGEREF _Toc227515960 \h </w:instrText>
             </w:r>
             <w:r>
               <w:rPr>
@@ -1675,7 +1675,7 @@
               <w:szCs w:val="24"/>
             </w:rPr>
           </w:pPr>
-          <w:hyperlink w:anchor="_Toc227503314" w:history="1">
+          <w:hyperlink w:anchor="_Toc227515961" w:history="1">
             <w:r>
               <w:rPr>
                 <w:rStyle w:val="Hyperlink"/>
@@ -1702,7 +1702,7 @@
                 <w:noProof/>
                 <w:webHidden/>
               </w:rPr>
-              <w:instrText xml:space="preserve"> PAGEREF _Toc227503314 \h </w:instrText>
+              <w:instrText xml:space="preserve"> PAGEREF _Toc227515961 \h </w:instrText>
             </w:r>
             <w:r>
               <w:rPr>
@@ -1746,7 +1746,7 @@
               <w:szCs w:val="24"/>
             </w:rPr>
           </w:pPr>
-          <w:hyperlink w:anchor="_Toc227503315" w:history="1">
+          <w:hyperlink w:anchor="_Toc227515962" w:history="1">
             <w:r>
               <w:rPr>
                 <w:rStyle w:val="Hyperlink"/>
@@ -1773,7 +1773,7 @@
                 <w:noProof/>
                 <w:webHidden/>
               </w:rPr>
-              <w:instrText xml:space="preserve"> PAGEREF _Toc227503315 \h </w:instrText>
+              <w:instrText xml:space="preserve"> PAGEREF _Toc227515962 \h </w:instrText>
             </w:r>
             <w:r>
               <w:rPr>
@@ -1817,7 +1817,7 @@
               <w:szCs w:val="24"/>
             </w:rPr>
           </w:pPr>
-          <w:hyperlink w:anchor="_Toc227503316" w:history="1">
+          <w:hyperlink w:anchor="_Toc227515963" w:history="1">
             <w:r>
               <w:rPr>
                 <w:rStyle w:val="Hyperlink"/>
@@ -1844,7 +1844,7 @@
                 <w:noProof/>
                 <w:webHidden/>
               </w:rPr>
-              <w:instrText xml:space="preserve"> PAGEREF _Toc227503316 \h </w:instrText>
+              <w:instrText xml:space="preserve"> PAGEREF _Toc227515963 \h </w:instrText>
             </w:r>
             <w:r>
               <w:rPr>
@@ -1864,7 +1864,7 @@
                 <w:noProof/>
                 <w:webHidden/>
               </w:rPr>
-              <w:t>13</w:t>
+              <w:t>14</w:t>
             </w:r>
             <w:r>
               <w:rPr>
@@ -1891,7 +1891,7 @@
               <w:szCs w:val="24"/>
             </w:rPr>
           </w:pPr>
-          <w:hyperlink w:anchor="_Toc227503317" w:history="1">
+          <w:hyperlink w:anchor="_Toc227515964" w:history="1">
             <w:r>
               <w:rPr>
                 <w:rStyle w:val="Hyperlink"/>
@@ -1936,7 +1936,7 @@
                 <w:noProof/>
                 <w:webHidden/>
               </w:rPr>
-              <w:instrText xml:space="preserve"> PAGEREF _Toc227503317 \h </w:instrText>
+              <w:instrText xml:space="preserve"> PAGEREF _Toc227515964 \h </w:instrText>
             </w:r>
             <w:r>
               <w:rPr>
@@ -1980,7 +1980,7 @@
               <w:szCs w:val="24"/>
             </w:rPr>
           </w:pPr>
-          <w:hyperlink w:anchor="_Toc227503318" w:history="1">
+          <w:hyperlink w:anchor="_Toc227515965" w:history="1">
             <w:r>
               <w:rPr>
                 <w:rStyle w:val="Hyperlink"/>
@@ -2007,7 +2007,7 @@
                 <w:noProof/>
                 <w:webHidden/>
               </w:rPr>
-              <w:instrText xml:space="preserve"> PAGEREF _Toc227503318 \h </w:instrText>
+              <w:instrText xml:space="preserve"> PAGEREF _Toc227515965 \h </w:instrText>
             </w:r>
             <w:r>
               <w:rPr>
@@ -2051,7 +2051,7 @@
               <w:szCs w:val="24"/>
             </w:rPr>
           </w:pPr>
-          <w:hyperlink w:anchor="_Toc227503319" w:history="1">
+          <w:hyperlink w:anchor="_Toc227515966" w:history="1">
             <w:r>
               <w:rPr>
                 <w:rStyle w:val="Hyperlink"/>
@@ -2078,7 +2078,7 @@
                 <w:noProof/>
                 <w:webHidden/>
               </w:rPr>
-              <w:instrText xml:space="preserve"> PAGEREF _Toc227503319 \h </w:instrText>
+              <w:instrText xml:space="preserve"> PAGEREF _Toc227515966 \h </w:instrText>
             </w:r>
             <w:r>
               <w:rPr>
@@ -2122,7 +2122,7 @@
               <w:szCs w:val="24"/>
             </w:rPr>
           </w:pPr>
-          <w:hyperlink w:anchor="_Toc227503320" w:history="1">
+          <w:hyperlink w:anchor="_Toc227515967" w:history="1">
             <w:r>
               <w:rPr>
                 <w:rStyle w:val="Hyperlink"/>
@@ -2149,7 +2149,7 @@
                 <w:noProof/>
                 <w:webHidden/>
               </w:rPr>
-              <w:instrText xml:space="preserve"> PAGEREF _Toc227503320 \h </w:instrText>
+              <w:instrText xml:space="preserve"> PAGEREF _Toc227515967 \h </w:instrText>
             </w:r>
             <w:r>
               <w:rPr>
@@ -2193,7 +2193,7 @@
               <w:szCs w:val="24"/>
             </w:rPr>
           </w:pPr>
-          <w:hyperlink w:anchor="_Toc227503321" w:history="1">
+          <w:hyperlink w:anchor="_Toc227515968" w:history="1">
             <w:r>
               <w:rPr>
                 <w:rStyle w:val="Hyperlink"/>
@@ -2220,7 +2220,7 @@
                 <w:noProof/>
                 <w:webHidden/>
               </w:rPr>
-              <w:instrText xml:space="preserve"> PAGEREF _Toc227503321 \h </w:instrText>
+              <w:instrText xml:space="preserve"> PAGEREF _Toc227515968 \h </w:instrText>
             </w:r>
             <w:r>
               <w:rPr>
@@ -2240,7 +2240,7 @@
                 <w:noProof/>
                 <w:webHidden/>
               </w:rPr>
-              <w:t>14</w:t>
+              <w:t>15</w:t>
             </w:r>
             <w:r>
               <w:rPr>
@@ -2264,7 +2264,7 @@
               <w:szCs w:val="24"/>
             </w:rPr>
           </w:pPr>
-          <w:hyperlink w:anchor="_Toc227503322" w:history="1">
+          <w:hyperlink w:anchor="_Toc227515969" w:history="1">
             <w:r>
               <w:rPr>
                 <w:rStyle w:val="Hyperlink"/>
@@ -2291,7 +2291,7 @@
                 <w:noProof/>
                 <w:webHidden/>
               </w:rPr>
-              <w:instrText xml:space="preserve"> PAGEREF _Toc227503322 \h </w:instrText>
+              <w:instrText xml:space="preserve"> PAGEREF _Toc227515969 \h </w:instrText>
             </w:r>
             <w:r>
               <w:rPr>
@@ -2311,7 +2311,7 @@
                 <w:noProof/>
                 <w:webHidden/>
               </w:rPr>
-              <w:t>14</w:t>
+              <w:t>15</w:t>
             </w:r>
             <w:r>
               <w:rPr>
@@ -2337,7 +2337,7 @@
               <w:noProof/>
             </w:rPr>
           </w:pPr>
-          <w:hyperlink w:anchor="_Toc227503323" w:history="1">
+          <w:hyperlink w:anchor="_Toc227515970" w:history="1">
             <w:r>
               <w:rPr>
                 <w:rStyle w:val="Hyperlink"/>
@@ -2364,7 +2364,7 @@
                 <w:noProof/>
                 <w:webHidden/>
               </w:rPr>
-              <w:instrText xml:space="preserve"> PAGEREF _Toc227503323 \h </w:instrText>
+              <w:instrText xml:space="preserve"> PAGEREF _Toc227515970 \h </w:instrText>
             </w:r>
             <w:r>
               <w:rPr>
@@ -2410,7 +2410,7 @@
               <w:szCs w:val="24"/>
             </w:rPr>
           </w:pPr>
-          <w:hyperlink w:anchor="_Toc227503324" w:history="1">
+          <w:hyperlink w:anchor="_Toc227515971" w:history="1">
             <w:r>
               <w:rPr>
                 <w:rStyle w:val="Hyperlink"/>
@@ -2437,7 +2437,7 @@
                 <w:noProof/>
                 <w:webHidden/>
               </w:rPr>
-              <w:instrText xml:space="preserve"> PAGEREF _Toc227503324 \h </w:instrText>
+              <w:instrText xml:space="preserve"> PAGEREF _Toc227515971 \h </w:instrText>
             </w:r>
             <w:r>
               <w:rPr>
@@ -2481,7 +2481,7 @@
               <w:szCs w:val="24"/>
             </w:rPr>
           </w:pPr>
-          <w:hyperlink w:anchor="_Toc227503325" w:history="1">
+          <w:hyperlink w:anchor="_Toc227515972" w:history="1">
             <w:r>
               <w:rPr>
                 <w:rStyle w:val="Hyperlink"/>
@@ -2508,7 +2508,7 @@
                 <w:noProof/>
                 <w:webHidden/>
               </w:rPr>
-              <w:instrText xml:space="preserve"> PAGEREF _Toc227503325 \h </w:instrText>
+              <w:instrText xml:space="preserve"> PAGEREF _Toc227515972 \h </w:instrText>
             </w:r>
             <w:r>
               <w:rPr>
@@ -2552,7 +2552,7 @@
               <w:szCs w:val="24"/>
             </w:rPr>
           </w:pPr>
-          <w:hyperlink w:anchor="_Toc227503326" w:history="1">
+          <w:hyperlink w:anchor="_Toc227515973" w:history="1">
             <w:r>
               <w:rPr>
                 <w:rStyle w:val="Hyperlink"/>
@@ -2579,7 +2579,7 @@
                 <w:noProof/>
                 <w:webHidden/>
               </w:rPr>
-              <w:instrText xml:space="preserve"> PAGEREF _Toc227503326 \h </w:instrText>
+              <w:instrText xml:space="preserve"> PAGEREF _Toc227515973 \h </w:instrText>
             </w:r>
             <w:r>
               <w:rPr>
@@ -2623,7 +2623,7 @@
               <w:szCs w:val="24"/>
             </w:rPr>
           </w:pPr>
-          <w:hyperlink w:anchor="_Toc227503327" w:history="1">
+          <w:hyperlink w:anchor="_Toc227515974" w:history="1">
             <w:r>
               <w:rPr>
                 <w:rStyle w:val="Hyperlink"/>
@@ -2650,7 +2650,7 @@
                 <w:noProof/>
                 <w:webHidden/>
               </w:rPr>
-              <w:instrText xml:space="preserve"> PAGEREF _Toc227503327 \h </w:instrText>
+              <w:instrText xml:space="preserve"> PAGEREF _Toc227515974 \h </w:instrText>
             </w:r>
             <w:r>
               <w:rPr>
@@ -2694,7 +2694,7 @@
               <w:szCs w:val="24"/>
             </w:rPr>
           </w:pPr>
-          <w:hyperlink w:anchor="_Toc227503328" w:history="1">
+          <w:hyperlink w:anchor="_Toc227515975" w:history="1">
             <w:r>
               <w:rPr>
                 <w:rStyle w:val="Hyperlink"/>
@@ -2721,7 +2721,7 @@
                 <w:noProof/>
                 <w:webHidden/>
               </w:rPr>
-              <w:instrText xml:space="preserve"> PAGEREF _Toc227503328 \h </w:instrText>
+              <w:instrText xml:space="preserve"> PAGEREF _Toc227515975 \h </w:instrText>
             </w:r>
             <w:r>
               <w:rPr>
@@ -2741,7 +2741,7 @@
                 <w:noProof/>
                 <w:webHidden/>
               </w:rPr>
-              <w:t>15</w:t>
+              <w:t>16</w:t>
             </w:r>
             <w:r>
               <w:rPr>
@@ -2765,7 +2765,7 @@
               <w:szCs w:val="24"/>
             </w:rPr>
           </w:pPr>
-          <w:hyperlink w:anchor="_Toc227503329" w:history="1">
+          <w:hyperlink w:anchor="_Toc227515976" w:history="1">
             <w:r>
               <w:rPr>
                 <w:rStyle w:val="Hyperlink"/>
@@ -2792,7 +2792,7 @@
                 <w:noProof/>
                 <w:webHidden/>
               </w:rPr>
-              <w:instrText xml:space="preserve"> PAGEREF _Toc227503329 \h </w:instrText>
+              <w:instrText xml:space="preserve"> PAGEREF _Toc227515976 \h </w:instrText>
             </w:r>
             <w:r>
               <w:rPr>
@@ -2812,7 +2812,7 @@
                 <w:noProof/>
                 <w:webHidden/>
               </w:rPr>
-              <w:t>15</w:t>
+              <w:t>16</w:t>
             </w:r>
             <w:r>
               <w:rPr>
@@ -2838,7 +2838,7 @@
               <w:szCs w:val="24"/>
             </w:rPr>
           </w:pPr>
-          <w:hyperlink w:anchor="_Toc227503330" w:history="1">
+          <w:hyperlink w:anchor="_Toc227515977" w:history="1">
             <w:r>
               <w:rPr>
                 <w:rStyle w:val="Hyperlink"/>
@@ -2865,7 +2865,7 @@
                 <w:noProof/>
                 <w:webHidden/>
               </w:rPr>
-              <w:instrText xml:space="preserve"> PAGEREF _Toc227503330 \h </w:instrText>
+              <w:instrText xml:space="preserve"> PAGEREF _Toc227515977 \h </w:instrText>
             </w:r>
             <w:r>
               <w:rPr>
@@ -2885,7 +2885,7 @@
                 <w:noProof/>
                 <w:webHidden/>
               </w:rPr>
-              <w:t>15</w:t>
+              <w:t>16</w:t>
             </w:r>
             <w:r>
               <w:rPr>
@@ -2909,7 +2909,7 @@
               <w:szCs w:val="24"/>
             </w:rPr>
           </w:pPr>
-          <w:hyperlink w:anchor="_Toc227503331" w:history="1">
+          <w:hyperlink w:anchor="_Toc227515978" w:history="1">
             <w:r>
               <w:rPr>
                 <w:rStyle w:val="Hyperlink"/>
@@ -2936,7 +2936,7 @@
                 <w:noProof/>
                 <w:webHidden/>
               </w:rPr>
-              <w:instrText xml:space="preserve"> PAGEREF _Toc227503331 \h </w:instrText>
+              <w:instrText xml:space="preserve"> PAGEREF _Toc227515978 \h </w:instrText>
             </w:r>
             <w:r>
               <w:rPr>
@@ -2956,7 +2956,7 @@
                 <w:noProof/>
                 <w:webHidden/>
               </w:rPr>
-              <w:t>15</w:t>
+              <w:t>16</w:t>
             </w:r>
             <w:r>
               <w:rPr>
@@ -2980,7 +2980,7 @@
               <w:szCs w:val="24"/>
             </w:rPr>
           </w:pPr>
-          <w:hyperlink w:anchor="_Toc227503332" w:history="1">
+          <w:hyperlink w:anchor="_Toc227515979" w:history="1">
             <w:r>
               <w:rPr>
                 <w:rStyle w:val="Hyperlink"/>
@@ -3007,7 +3007,7 @@
                 <w:noProof/>
                 <w:webHidden/>
               </w:rPr>
-              <w:instrText xml:space="preserve"> PAGEREF _Toc227503332 \h </w:instrText>
+              <w:instrText xml:space="preserve"> PAGEREF _Toc227515979 \h </w:instrText>
             </w:r>
             <w:r>
               <w:rPr>
@@ -3027,7 +3027,7 @@
                 <w:noProof/>
                 <w:webHidden/>
               </w:rPr>
-              <w:t>15</w:t>
+              <w:t>16</w:t>
             </w:r>
             <w:r>
               <w:rPr>
@@ -3051,7 +3051,7 @@
               <w:szCs w:val="24"/>
             </w:rPr>
           </w:pPr>
-          <w:hyperlink w:anchor="_Toc227503333" w:history="1">
+          <w:hyperlink w:anchor="_Toc227515980" w:history="1">
             <w:r>
               <w:rPr>
                 <w:rStyle w:val="Hyperlink"/>
@@ -3078,7 +3078,7 @@
                 <w:noProof/>
                 <w:webHidden/>
               </w:rPr>
-              <w:instrText xml:space="preserve"> PAGEREF _Toc227503333 \h </w:instrText>
+              <w:instrText xml:space="preserve"> PAGEREF _Toc227515980 \h </w:instrText>
             </w:r>
             <w:r>
               <w:rPr>
@@ -3098,7 +3098,7 @@
                 <w:noProof/>
                 <w:webHidden/>
               </w:rPr>
-              <w:t>15</w:t>
+              <w:t>16</w:t>
             </w:r>
             <w:r>
               <w:rPr>
@@ -3122,7 +3122,7 @@
               <w:szCs w:val="24"/>
             </w:rPr>
           </w:pPr>
-          <w:hyperlink w:anchor="_Toc227503334" w:history="1">
+          <w:hyperlink w:anchor="_Toc227515981" w:history="1">
             <w:r>
               <w:rPr>
                 <w:rStyle w:val="Hyperlink"/>
@@ -3149,7 +3149,7 @@
                 <w:noProof/>
                 <w:webHidden/>
               </w:rPr>
-              <w:instrText xml:space="preserve"> PAGEREF _Toc227503334 \h </w:instrText>
+              <w:instrText xml:space="preserve"> PAGEREF _Toc227515981 \h </w:instrText>
             </w:r>
             <w:r>
               <w:rPr>
@@ -3169,7 +3169,7 @@
                 <w:noProof/>
                 <w:webHidden/>
               </w:rPr>
-              <w:t>15</w:t>
+              <w:t>16</w:t>
             </w:r>
             <w:r>
               <w:rPr>
@@ -3193,7 +3193,7 @@
               <w:szCs w:val="24"/>
             </w:rPr>
           </w:pPr>
-          <w:hyperlink w:anchor="_Toc227503335" w:history="1">
+          <w:hyperlink w:anchor="_Toc227515982" w:history="1">
             <w:r>
               <w:rPr>
                 <w:rStyle w:val="Hyperlink"/>
@@ -3220,7 +3220,7 @@
                 <w:noProof/>
                 <w:webHidden/>
               </w:rPr>
-              <w:instrText xml:space="preserve"> PAGEREF _Toc227503335 \h </w:instrText>
+              <w:instrText xml:space="preserve"> PAGEREF _Toc227515982 \h </w:instrText>
             </w:r>
             <w:r>
               <w:rPr>
@@ -3240,7 +3240,7 @@
                 <w:noProof/>
                 <w:webHidden/>
               </w:rPr>
-              <w:t>15</w:t>
+              <w:t>16</w:t>
             </w:r>
             <w:r>
               <w:rPr>
@@ -3266,7 +3266,7 @@
               <w:noProof/>
             </w:rPr>
           </w:pPr>
-          <w:hyperlink w:anchor="_Toc227503336" w:history="1">
+          <w:hyperlink w:anchor="_Toc227515983" w:history="1">
             <w:r>
               <w:rPr>
                 <w:rStyle w:val="Hyperlink"/>
@@ -3293,7 +3293,7 @@
                 <w:noProof/>
                 <w:webHidden/>
               </w:rPr>
-              <w:instrText xml:space="preserve"> PAGEREF _Toc227503336 \h </w:instrText>
+              <w:instrText xml:space="preserve"> PAGEREF _Toc227515983 \h </w:instrText>
             </w:r>
             <w:r>
               <w:rPr>
@@ -3313,7 +3313,7 @@
                 <w:noProof/>
                 <w:webHidden/>
               </w:rPr>
-              <w:t>15</w:t>
+              <w:t>17</w:t>
             </w:r>
             <w:r>
               <w:rPr>
@@ -3339,7 +3339,7 @@
               <w:noProof/>
             </w:rPr>
           </w:pPr>
-          <w:hyperlink w:anchor="_Toc227503337" w:history="1">
+          <w:hyperlink w:anchor="_Toc227515984" w:history="1">
             <w:r>
               <w:rPr>
                 <w:rStyle w:val="Hyperlink"/>
@@ -3366,7 +3366,7 @@
                 <w:noProof/>
                 <w:webHidden/>
               </w:rPr>
-              <w:instrText xml:space="preserve"> PAGEREF _Toc227503337 \h </w:instrText>
+              <w:instrText xml:space="preserve"> PAGEREF _Toc227515984 \h </w:instrText>
             </w:r>
             <w:r>
               <w:rPr>
@@ -3386,7 +3386,7 @@
                 <w:noProof/>
                 <w:webHidden/>
               </w:rPr>
-              <w:t>16</w:t>
+              <w:t>18</w:t>
             </w:r>
             <w:r>
               <w:rPr>
@@ -3412,7 +3412,7 @@
               <w:noProof/>
             </w:rPr>
           </w:pPr>
-          <w:hyperlink w:anchor="_Toc227503338" w:history="1">
+          <w:hyperlink w:anchor="_Toc227515985" w:history="1">
             <w:r>
               <w:rPr>
                 <w:rStyle w:val="Hyperlink"/>
@@ -3439,7 +3439,7 @@
                 <w:noProof/>
                 <w:webHidden/>
               </w:rPr>
-              <w:instrText xml:space="preserve"> PAGEREF _Toc227503338 \h </w:instrText>
+              <w:instrText xml:space="preserve"> PAGEREF _Toc227515985 \h </w:instrText>
             </w:r>
             <w:r>
               <w:rPr>
@@ -3459,7 +3459,7 @@
                 <w:noProof/>
                 <w:webHidden/>
               </w:rPr>
-              <w:t>16</w:t>
+              <w:t>18</w:t>
             </w:r>
             <w:r>
               <w:rPr>
@@ -3507,7 +3507,7 @@
       <w:pPr>
         <w:pStyle w:val="Heading1"/>
       </w:pPr>
-      <w:bookmarkStart w:id="0" w:name="_Toc227503300"/>
+      <w:bookmarkStart w:id="0" w:name="_Toc227515947"/>
       <w:r>
         <w:lastRenderedPageBreak/>
         <w:t>Introduction</w:t>
@@ -3546,12 +3546,30 @@
         <w:rPr>
           <w:shd w:val="clear" w:color="auto" w:fill="FFFFFF"/>
         </w:rPr>
-        <w:t xml:space="preserve">PA </w:t>
+        <w:t>Pennsylvania (</w:t>
       </w:r>
       <w:r>
         <w:rPr>
           <w:shd w:val="clear" w:color="auto" w:fill="FFFFFF"/>
         </w:rPr>
+        <w:t>PA</w:t>
+      </w:r>
+      <w:r>
+        <w:rPr>
+          <w:shd w:val="clear" w:color="auto" w:fill="FFFFFF"/>
+        </w:rPr>
+        <w:t>)</w:t>
+      </w:r>
+      <w:r>
+        <w:rPr>
+          <w:shd w:val="clear" w:color="auto" w:fill="FFFFFF"/>
+        </w:rPr>
+        <w:t xml:space="preserve"> </w:t>
+      </w:r>
+      <w:r>
+        <w:rPr>
+          <w:shd w:val="clear" w:color="auto" w:fill="FFFFFF"/>
+        </w:rPr>
         <w:t>driv</w:t>
       </w:r>
       <w:r>
@@ -3594,7 +3612,19 @@
         <w:rPr>
           <w:shd w:val="clear" w:color="auto" w:fill="FFFFFF"/>
         </w:rPr>
-        <w:t xml:space="preserve"> Several studies were reviewed to determine of this topic has already been explored, and these</w:t>
+        <w:t xml:space="preserve"> Several studies were reviewed to determine </w:t>
+      </w:r>
+      <w:r>
+        <w:rPr>
+          <w:shd w:val="clear" w:color="auto" w:fill="FFFFFF"/>
+        </w:rPr>
+        <w:t>i</w:t>
+      </w:r>
+      <w:r>
+        <w:rPr>
+          <w:shd w:val="clear" w:color="auto" w:fill="FFFFFF"/>
+        </w:rPr>
+        <w:t>f this topic has already been explored, and these</w:t>
       </w:r>
       <w:r>
         <w:t xml:space="preserve"> </w:t>
@@ -3874,7 +3904,7 @@
         </w:rPr>
       </w:pPr>
       <w:bookmarkStart w:id="1" w:name="_Toc222167602"/>
-      <w:bookmarkStart w:id="2" w:name="_Toc227503301"/>
+      <w:bookmarkStart w:id="2" w:name="_Toc227515948"/>
       <w:r>
         <w:t>Objective</w:t>
       </w:r>
@@ -3918,7 +3948,50 @@
         <w:t xml:space="preserve"> were pursued</w:t>
       </w:r>
       <w:r>
-        <w:t xml:space="preserve">—including logistic regression, random forest, and gradient boosting—to identify </w:t>
+        <w:t>—including logistic regression</w:t>
+      </w:r>
+      <w:r>
+        <w:t xml:space="preserve"> (</w:t>
+      </w:r>
+      <w:r>
+        <w:t>Hosmer</w:t>
+      </w:r>
+      <w:r>
+        <w:t xml:space="preserve"> et al.</w:t>
+      </w:r>
+      <w:r>
+        <w:t>, 2013)</w:t>
+      </w:r>
+      <w:r>
+        <w:t>, random forest</w:t>
+      </w:r>
+      <w:r>
+        <w:t xml:space="preserve"> (</w:t>
+      </w:r>
+      <w:proofErr w:type="spellStart"/>
+      <w:r>
+        <w:t>Breiman</w:t>
+      </w:r>
+      <w:proofErr w:type="spellEnd"/>
+      <w:r>
+        <w:t>, 2001)</w:t>
+      </w:r>
+      <w:r>
+        <w:t>, and gradient boosting</w:t>
+      </w:r>
+      <w:r>
+        <w:t xml:space="preserve"> (Chen &amp; </w:t>
+      </w:r>
+      <w:proofErr w:type="spellStart"/>
+      <w:r>
+        <w:t>Guestrin</w:t>
+      </w:r>
+      <w:proofErr w:type="spellEnd"/>
+      <w:r>
+        <w:t>, 2016)</w:t>
+      </w:r>
+      <w:r>
+        <w:t xml:space="preserve">—to identify </w:t>
       </w:r>
       <w:r>
         <w:t>if a relationship exists between COVID-19 and</w:t>
@@ -3992,6 +4065,7 @@
         <w:t xml:space="preserve">how </w:t>
       </w:r>
       <w:r>
+        <w:lastRenderedPageBreak/>
         <w:t>influential COVID-19 is in predicting aggressive driving.</w:t>
       </w:r>
       <w:r>
@@ -4019,11 +4093,7 @@
         <w:t>of time and not affected b</w:t>
       </w:r>
       <w:r>
-        <w:t xml:space="preserve">y </w:t>
-      </w:r>
-      <w:r>
-        <w:lastRenderedPageBreak/>
-        <w:t>varying</w:t>
+        <w:t>y varying</w:t>
       </w:r>
       <w:r>
         <w:t xml:space="preserve"> historical trends in the data. </w:t>
@@ -4043,7 +4113,7 @@
         <w:pStyle w:val="Heading3"/>
       </w:pPr>
       <w:bookmarkStart w:id="3" w:name="_Toc222167603"/>
-      <w:bookmarkStart w:id="4" w:name="_Toc227503302"/>
+      <w:bookmarkStart w:id="4" w:name="_Toc227515949"/>
       <w:r>
         <w:t>Objective</w:t>
       </w:r>
@@ -4078,7 +4148,51 @@
         <w:spacing w:before="120" w:after="120"/>
       </w:pPr>
       <w:r>
-        <w:t xml:space="preserve">Several models using Support Vector Machines (SVM) one-class classification algorithm were developed to predict specific aggressive or distracted driving behaviors, separately, from COVID-19. The specific behaviors included proceeding without clearance; running red lights; running stop signs; speeding; speeding related, which includes speeding, driving too fast for conditions, or driver fleeing the police; tailgating; cell phone use; and distracted driving. These models were re-run after the modeling phase with corrected parameter values, however, this resulted in very little or no change in model metrics, depending on the target. No models for this objective met the technical success criteria of F1=0.7 established for this study, with F1 being a </w:t>
+        <w:t>Several models using Support Vector Machines (SVM) one-class classification algorithm</w:t>
+      </w:r>
+      <w:r>
+        <w:t xml:space="preserve"> (</w:t>
+      </w:r>
+      <w:proofErr w:type="spellStart"/>
+      <w:r>
+        <w:t>Schölkopf</w:t>
+      </w:r>
+      <w:proofErr w:type="spellEnd"/>
+      <w:r>
+        <w:t xml:space="preserve"> et al., 2001</w:t>
+      </w:r>
+      <w:r>
+        <w:t xml:space="preserve"> and </w:t>
+      </w:r>
+      <w:r>
+        <w:t>scikit-learn developers</w:t>
+      </w:r>
+      <w:r>
+        <w:t>,</w:t>
+      </w:r>
+      <w:r>
+        <w:t xml:space="preserve"> n.d.)</w:t>
+      </w:r>
+      <w:r>
+        <w:t xml:space="preserve"> were developed to </w:t>
+      </w:r>
+      <w:r>
+        <w:t xml:space="preserve">use COVID-19 to predict </w:t>
+      </w:r>
+      <w:r>
+        <w:t>specific aggressive or distracted driving behaviors</w:t>
+      </w:r>
+      <w:r>
+        <w:t xml:space="preserve"> instead of modeling aggressive driving with one indicator that encompasses all behaviors</w:t>
+      </w:r>
+      <w:r>
+        <w:t>. The specific behaviors included proceeding without clearance; running red lights; running stop signs; speeding; speeding related, which includes speeding, driving too fast for conditions, or driver fleeing the police; tailgating; cell phone use; and distracted driving. These models were re-run after the modeling phase with corrected parameter values</w:t>
+      </w:r>
+      <w:r>
+        <w:t>. H</w:t>
+      </w:r>
+      <w:r>
+        <w:t xml:space="preserve">owever, this resulted in very little or no change in model metrics, depending on the target. No models for this objective met the technical success criteria of F1=0.7 established for this study, with F1 being a </w:t>
       </w:r>
       <w:r>
         <w:t xml:space="preserve">single </w:t>
@@ -4148,7 +4262,7 @@
       <w:pPr>
         <w:pStyle w:val="Heading3"/>
       </w:pPr>
-      <w:bookmarkStart w:id="5" w:name="_Toc227503303"/>
+      <w:bookmarkStart w:id="5" w:name="_Toc227515950"/>
       <w:r>
         <w:t xml:space="preserve">Objective </w:t>
       </w:r>
@@ -4288,7 +4402,7 @@
       <w:pPr>
         <w:pStyle w:val="Heading1"/>
       </w:pPr>
-      <w:bookmarkStart w:id="6" w:name="_Toc227503304"/>
+      <w:bookmarkStart w:id="6" w:name="_Toc227515951"/>
       <w:r>
         <w:t>Section 0: Executive Summary Presentation</w:t>
       </w:r>
@@ -4299,7 +4413,7 @@
       <w:pPr>
         <w:pStyle w:val="Heading1"/>
       </w:pPr>
-      <w:bookmarkStart w:id="7" w:name="_Toc227503305"/>
+      <w:bookmarkStart w:id="7" w:name="_Toc227515952"/>
       <w:r>
         <w:lastRenderedPageBreak/>
         <w:t>Section 1: Organizational Interpretation of Results</w:t>
@@ -4314,7 +4428,7 @@
           <w:numId w:val="33"/>
         </w:numPr>
       </w:pPr>
-      <w:bookmarkStart w:id="8" w:name="_Toc227503306"/>
+      <w:bookmarkStart w:id="8" w:name="_Toc227515953"/>
       <w:r>
         <w:t>Translating Technical Results to Organizational Impact</w:t>
       </w:r>
@@ -4324,7 +4438,7 @@
       <w:pPr>
         <w:pStyle w:val="Heading3"/>
       </w:pPr>
-      <w:bookmarkStart w:id="9" w:name="_Toc227503307"/>
+      <w:bookmarkStart w:id="9" w:name="_Toc227515954"/>
       <w:r>
         <w:t>Performance interpretation</w:t>
       </w:r>
@@ -4431,6 +4545,9 @@
       </w:r>
       <w:r>
         <w:t xml:space="preserve"> </w:t>
+      </w:r>
+      <w:r>
+        <w:t>(Fawcett, 2006)</w:t>
       </w:r>
     </w:p>
     <w:p>
@@ -4724,7 +4841,13 @@
       </w:r>
       <w:bookmarkEnd w:id="12"/>
       <w:r>
-        <w:t xml:space="preserve"> Aggressive driving over time with COVID-19 in orange</w:t>
+        <w:t xml:space="preserve"> Aggressive driving over time with COVID-19 in</w:t>
+      </w:r>
+      <w:r>
+        <w:t>dicated in</w:t>
+      </w:r>
+      <w:r>
+        <w:t xml:space="preserve"> orange</w:t>
       </w:r>
     </w:p>
     <w:p>
@@ -4805,10 +4928,10 @@
         <w:t xml:space="preserve">The baseline model for this objective included </w:t>
       </w:r>
       <w:r>
-        <w:t xml:space="preserve">indicators for post COVID-19, cell phone use, impaired driving, mature drivers, young drivers, fatigued </w:t>
-      </w:r>
-      <w:r>
-        <w:t>or sleeping drivers</w:t>
+        <w:t xml:space="preserve">indicators for post COVID-19, cell phone use, impaired driving, mature drivers, young drivers, </w:t>
+      </w:r>
+      <w:r>
+        <w:t>being fatigued or asleep</w:t>
       </w:r>
       <w:r>
         <w:t xml:space="preserve">, hit and run drivers, unlicensed drivers, and urban or rural location. </w:t>
@@ -4823,12 +4946,21 @@
         <w:t xml:space="preserve"> </w:t>
       </w:r>
       <w:r>
-        <w:t>—fatigued or sleeping drivers, impaired drivers, young drivers, and cell phone use</w:t>
-      </w:r>
-      <w:r>
         <w:t>—</w:t>
       </w:r>
       <w:r>
+        <w:t xml:space="preserve"> </w:t>
+      </w:r>
+      <w:r>
+        <w:t>being fatigued or asleep</w:t>
+      </w:r>
+      <w:r>
+        <w:t>, impaired drivers, young drivers, and cell phone use</w:t>
+      </w:r>
+      <w:r>
+        <w:t>—</w:t>
+      </w:r>
+      <w:r>
         <w:t xml:space="preserve">were selected </w:t>
       </w:r>
       <w:r>
@@ -4868,7 +5000,13 @@
         <w:t xml:space="preserve">did </w:t>
       </w:r>
       <w:r>
-        <w:t xml:space="preserve">young divers engage in more </w:t>
+        <w:t>young d</w:t>
+      </w:r>
+      <w:r>
+        <w:t>r</w:t>
+      </w:r>
+      <w:r>
+        <w:t xml:space="preserve">ivers engage in more </w:t>
       </w:r>
       <w:r>
         <w:t xml:space="preserve">aggressive driving behaviors during </w:t>
@@ -4937,6 +5075,9 @@
       </w:r>
       <w:r>
         <w:t xml:space="preserve">. </w:t>
+      </w:r>
+      <w:r>
+        <w:t>(Fawcett, 2006)</w:t>
       </w:r>
     </w:p>
     <w:p>
@@ -5036,7 +5177,7 @@
       <w:pPr>
         <w:pStyle w:val="Heading3"/>
       </w:pPr>
-      <w:bookmarkStart w:id="15" w:name="_Toc227503308"/>
+      <w:bookmarkStart w:id="15" w:name="_Toc227515955"/>
       <w:r>
         <w:t>Expected organizational outcomes</w:t>
       </w:r>
@@ -5201,7 +5342,7 @@
       <w:pPr>
         <w:pStyle w:val="Heading3"/>
       </w:pPr>
-      <w:bookmarkStart w:id="16" w:name="_Toc227503309"/>
+      <w:bookmarkStart w:id="16" w:name="_Toc227515956"/>
       <w:r>
         <w:t>Confidence levels</w:t>
       </w:r>
@@ -5268,6 +5409,117 @@
       <w:r>
         <w:t>There is no evidence in the crash data that aggressive driving increased during COVID-19 and remained high.</w:t>
       </w:r>
+      <w:r>
+        <w:t xml:space="preserve"> </w:t>
+      </w:r>
+      <w:r>
+        <w:fldChar w:fldCharType="begin"/>
+      </w:r>
+      <w:r>
+        <w:instrText xml:space="preserve"> REF _Ref227513837 \h </w:instrText>
+      </w:r>
+      <w:r>
+        <w:fldChar w:fldCharType="separate"/>
+      </w:r>
+      <w:r>
+        <w:t xml:space="preserve">Figure </w:t>
+      </w:r>
+      <w:r>
+        <w:rPr>
+          <w:noProof/>
+        </w:rPr>
+        <w:t>4</w:t>
+      </w:r>
+      <w:r>
+        <w:fldChar w:fldCharType="end"/>
+      </w:r>
+      <w:r>
+        <w:t xml:space="preserve"> below shows the estimated mean ROC AUC. The 95% confidence interval is imperceivable because the interval is very tight. </w:t>
+      </w:r>
+    </w:p>
+    <w:p>
+      <w:pPr>
+        <w:spacing w:before="120" w:after="120"/>
+      </w:pPr>
+      <w:r>
+        <w:rPr>
+          <w:noProof/>
+          <w14:ligatures w14:val="standardContextual"/>
+        </w:rPr>
+        <w:lastRenderedPageBreak/>
+        <w:drawing>
+          <wp:inline distT="0" distB="0" distL="0" distR="0" wp14:anchorId="7BA14D38" wp14:editId="080FB92B">
+            <wp:extent cx="3722914" cy="2951284"/>
+            <wp:effectExtent l="0" t="0" r="0" b="0"/>
+            <wp:docPr id="865703510" name="Picture 13"/>
+            <wp:cNvGraphicFramePr>
+              <a:graphicFrameLocks xmlns:a="http://schemas.openxmlformats.org/drawingml/2006/main" noChangeAspect="1"/>
+            </wp:cNvGraphicFramePr>
+            <a:graphic xmlns:a="http://schemas.openxmlformats.org/drawingml/2006/main">
+              <a:graphicData uri="http://schemas.openxmlformats.org/drawingml/2006/picture">
+                <pic:pic xmlns:pic="http://schemas.openxmlformats.org/drawingml/2006/picture">
+                  <pic:nvPicPr>
+                    <pic:cNvPr id="865703510" name="Picture 865703510"/>
+                    <pic:cNvPicPr/>
+                  </pic:nvPicPr>
+                  <pic:blipFill>
+                    <a:blip r:embed="rId12" cstate="print">
+                      <a:extLst>
+                        <a:ext uri="{28A0092B-C50C-407E-A947-70E740481C1C}">
+                          <a14:useLocalDpi xmlns:a14="http://schemas.microsoft.com/office/drawing/2010/main" val="0"/>
+                        </a:ext>
+                      </a:extLst>
+                    </a:blip>
+                    <a:stretch>
+                      <a:fillRect/>
+                    </a:stretch>
+                  </pic:blipFill>
+                  <pic:spPr>
+                    <a:xfrm>
+                      <a:off x="0" y="0"/>
+                      <a:ext cx="3731597" cy="2958167"/>
+                    </a:xfrm>
+                    <a:prstGeom prst="rect">
+                      <a:avLst/>
+                    </a:prstGeom>
+                  </pic:spPr>
+                </pic:pic>
+              </a:graphicData>
+            </a:graphic>
+          </wp:inline>
+        </w:drawing>
+      </w:r>
+    </w:p>
+    <w:p>
+      <w:pPr>
+        <w:pStyle w:val="Caption"/>
+      </w:pPr>
+      <w:bookmarkStart w:id="17" w:name="_Ref227513837"/>
+      <w:r>
+        <w:t xml:space="preserve">Figure </w:t>
+      </w:r>
+      <w:r>
+        <w:fldChar w:fldCharType="begin"/>
+      </w:r>
+      <w:r>
+        <w:instrText xml:space="preserve"> SEQ Figure \* ARABIC </w:instrText>
+      </w:r>
+      <w:r>
+        <w:fldChar w:fldCharType="separate"/>
+      </w:r>
+      <w:r>
+        <w:rPr>
+          <w:noProof/>
+        </w:rPr>
+        <w:t>4</w:t>
+      </w:r>
+      <w:r>
+        <w:fldChar w:fldCharType="end"/>
+      </w:r>
+      <w:bookmarkEnd w:id="17"/>
+      <w:r>
+        <w:t xml:space="preserve"> ROC curve with 95% confidence intervals for objective 1</w:t>
+      </w:r>
     </w:p>
     <w:p>
       <w:pPr>
@@ -5344,7 +5596,7 @@
         <w:fldChar w:fldCharType="begin"/>
       </w:r>
       <w:r>
-        <w:instrText xml:space="preserve"> REF _Ref227334180 \h </w:instrText>
+        <w:instrText xml:space="preserve"> REF _Ref227513937 \h </w:instrText>
       </w:r>
       <w:r>
         <w:fldChar w:fldCharType="separate"/>
@@ -5362,7 +5614,131 @@
         <w:fldChar w:fldCharType="end"/>
       </w:r>
       <w:r>
-        <w:t xml:space="preserve"> below illustrates the effects of fatigue, cell phone use, impairment, young driver, COVID-19, and the interaction between </w:t>
+        <w:t xml:space="preserve"> below </w:t>
+      </w:r>
+      <w:r>
+        <w:t>shows the estimated mean ROC AUC. The 95% confidence interval is imperceivable because the interval is very tight.</w:t>
+      </w:r>
+    </w:p>
+    <w:p>
+      <w:pPr>
+        <w:spacing w:before="120" w:after="120"/>
+      </w:pPr>
+      <w:r>
+        <w:rPr>
+          <w:noProof/>
+          <w14:ligatures w14:val="standardContextual"/>
+        </w:rPr>
+        <w:drawing>
+          <wp:inline distT="0" distB="0" distL="0" distR="0" wp14:anchorId="68AF0DCA" wp14:editId="6303137E">
+            <wp:extent cx="3692769" cy="2916735"/>
+            <wp:effectExtent l="0" t="0" r="3175" b="4445"/>
+            <wp:docPr id="412163294" name="Picture 14"/>
+            <wp:cNvGraphicFramePr>
+              <a:graphicFrameLocks xmlns:a="http://schemas.openxmlformats.org/drawingml/2006/main" noChangeAspect="1"/>
+            </wp:cNvGraphicFramePr>
+            <a:graphic xmlns:a="http://schemas.openxmlformats.org/drawingml/2006/main">
+              <a:graphicData uri="http://schemas.openxmlformats.org/drawingml/2006/picture">
+                <pic:pic xmlns:pic="http://schemas.openxmlformats.org/drawingml/2006/picture">
+                  <pic:nvPicPr>
+                    <pic:cNvPr id="412163294" name="Picture 412163294"/>
+                    <pic:cNvPicPr/>
+                  </pic:nvPicPr>
+                  <pic:blipFill>
+                    <a:blip r:embed="rId13" cstate="print">
+                      <a:extLst>
+                        <a:ext uri="{28A0092B-C50C-407E-A947-70E740481C1C}">
+                          <a14:useLocalDpi xmlns:a14="http://schemas.microsoft.com/office/drawing/2010/main" val="0"/>
+                        </a:ext>
+                      </a:extLst>
+                    </a:blip>
+                    <a:stretch>
+                      <a:fillRect/>
+                    </a:stretch>
+                  </pic:blipFill>
+                  <pic:spPr>
+                    <a:xfrm>
+                      <a:off x="0" y="0"/>
+                      <a:ext cx="3703003" cy="2924818"/>
+                    </a:xfrm>
+                    <a:prstGeom prst="rect">
+                      <a:avLst/>
+                    </a:prstGeom>
+                  </pic:spPr>
+                </pic:pic>
+              </a:graphicData>
+            </a:graphic>
+          </wp:inline>
+        </w:drawing>
+      </w:r>
+    </w:p>
+    <w:p>
+      <w:pPr>
+        <w:pStyle w:val="Caption"/>
+      </w:pPr>
+      <w:bookmarkStart w:id="18" w:name="_Ref227513937"/>
+      <w:r>
+        <w:t xml:space="preserve">Figure </w:t>
+      </w:r>
+      <w:r>
+        <w:fldChar w:fldCharType="begin"/>
+      </w:r>
+      <w:r>
+        <w:instrText xml:space="preserve"> SEQ Figure \* ARABIC </w:instrText>
+      </w:r>
+      <w:r>
+        <w:fldChar w:fldCharType="separate"/>
+      </w:r>
+      <w:r>
+        <w:rPr>
+          <w:noProof/>
+        </w:rPr>
+        <w:t>5</w:t>
+      </w:r>
+      <w:r>
+        <w:fldChar w:fldCharType="end"/>
+      </w:r>
+      <w:bookmarkEnd w:id="18"/>
+      <w:r>
+        <w:t xml:space="preserve"> </w:t>
+      </w:r>
+      <w:r>
+        <w:t>ROC curve with 95% confidence intervals</w:t>
+      </w:r>
+      <w:r>
+        <w:t xml:space="preserve"> for objective 3</w:t>
+      </w:r>
+    </w:p>
+    <w:p>
+      <w:pPr>
+        <w:spacing w:before="120" w:after="120"/>
+      </w:pPr>
+      <w:r>
+        <w:fldChar w:fldCharType="begin"/>
+      </w:r>
+      <w:r>
+        <w:instrText xml:space="preserve"> REF _Ref227514008 \h </w:instrText>
+      </w:r>
+      <w:r>
+        <w:fldChar w:fldCharType="separate"/>
+      </w:r>
+      <w:r>
+        <w:t xml:space="preserve">Figure </w:t>
+      </w:r>
+      <w:r>
+        <w:rPr>
+          <w:noProof/>
+        </w:rPr>
+        <w:t>6</w:t>
+      </w:r>
+      <w:r>
+        <w:fldChar w:fldCharType="end"/>
+      </w:r>
+      <w:r>
+        <w:t xml:space="preserve"> </w:t>
+      </w:r>
+      <w:r>
+        <w:t xml:space="preserve">below illustrates the effects of fatigue, cell phone use, impairment, young driver, COVID-19, and the interaction between </w:t>
       </w:r>
       <w:r>
         <w:t xml:space="preserve">each of </w:t>
@@ -5377,7 +5753,11 @@
         <w:t xml:space="preserve"> with COVID-19. </w:t>
       </w:r>
       <w:r>
-        <w:t>The estimated effect of fatigue (β ≈ -2.0</w:t>
+        <w:t xml:space="preserve">The </w:t>
+      </w:r>
+      <w:r>
+        <w:lastRenderedPageBreak/>
+        <w:t>estimated effect of fatigue (β ≈ -2.0</w:t>
       </w:r>
       <w:r>
         <w:t>7</w:t>
@@ -5401,11 +5781,7 @@
         <w:t>with</w:t>
       </w:r>
       <w:r>
-        <w:t xml:space="preserve"> 95% confidence interval ([-0.056, </w:t>
-      </w:r>
-      <w:r>
-        <w:lastRenderedPageBreak/>
-        <w:t>0.077])</w:t>
+        <w:t xml:space="preserve"> 95% confidence interval ([-0.056, 0.077])</w:t>
       </w:r>
       <w:r>
         <w:t xml:space="preserve"> is not statistically significant. This </w:t>
@@ -5417,13 +5793,22 @@
         <w:t xml:space="preserve">that </w:t>
       </w:r>
       <w:r>
-        <w:t>fatigued or sleeping drivers is the main effect responsible for the modest ROC AUC</w:t>
+        <w:t xml:space="preserve">being fatigued or asleep </w:t>
+      </w:r>
+      <w:r>
+        <w:t>is the main effect responsible for the modest ROC AUC</w:t>
       </w:r>
       <w:r>
         <w:t xml:space="preserve"> and that </w:t>
       </w:r>
       <w:r>
-        <w:t>crashes that involve fatigued or sleeping drivers are consistent regardless of when they occurred relative to COVID-19.</w:t>
+        <w:t xml:space="preserve">crashes that involve </w:t>
+      </w:r>
+      <w:r>
+        <w:t>being fatigued or asleep</w:t>
+      </w:r>
+      <w:r>
+        <w:t xml:space="preserve"> are consistent regardless of when they occurred relative to COVID-19.</w:t>
       </w:r>
     </w:p>
     <w:p>
@@ -5452,7 +5837,7 @@
                     <pic:cNvPicPr/>
                   </pic:nvPicPr>
                   <pic:blipFill>
-                    <a:blip r:embed="rId12" cstate="print">
+                    <a:blip r:embed="rId14" cstate="print">
                       <a:extLst>
                         <a:ext uri="{28A0092B-C50C-407E-A947-70E740481C1C}">
                           <a14:useLocalDpi xmlns:a14="http://schemas.microsoft.com/office/drawing/2010/main" val="0"/>
@@ -5483,6 +5868,7 @@
       <w:pPr>
         <w:pStyle w:val="Caption"/>
       </w:pPr>
+      <w:bookmarkStart w:id="19" w:name="_Ref227514008"/>
       <w:r>
         <w:t xml:space="preserve">Figure </w:t>
       </w:r>
@@ -5499,11 +5885,12 @@
         <w:rPr>
           <w:noProof/>
         </w:rPr>
-        <w:t>4</w:t>
+        <w:t>6</w:t>
       </w:r>
       <w:r>
         <w:fldChar w:fldCharType="end"/>
       </w:r>
+      <w:bookmarkEnd w:id="19"/>
       <w:r>
         <w:t xml:space="preserve"> Feature importance for objective 3 final model with interaction</w:t>
       </w:r>
@@ -5512,43 +5899,43 @@
       <w:pPr>
         <w:pStyle w:val="Heading3"/>
       </w:pPr>
-      <w:bookmarkStart w:id="17" w:name="_Toc227503310"/>
+      <w:bookmarkStart w:id="20" w:name="_Toc227515957"/>
       <w:r>
         <w:t>Value proposition</w:t>
-      </w:r>
-      <w:bookmarkEnd w:id="17"/>
-    </w:p>
-    <w:p>
-      <w:r>
-        <w:t xml:space="preserve">None of the models confirmed public sentiment that aggressive driving behavior increased during COVID-19 and remained high after. </w:t>
-      </w:r>
-      <w:r>
-        <w:t>Additional analysis with different data and/or methods would require approximately two additional weeks of work over what was already planned for this project. However, a more thorough analysis would establish the publication’s credibility in data-driven reporting and demonstrate its commitment to comprehensive analysis and public service reporting.</w:t>
-      </w:r>
-    </w:p>
-    <w:p>
-      <w:pPr>
-        <w:pStyle w:val="Heading2"/>
-      </w:pPr>
-      <w:bookmarkStart w:id="18" w:name="_Ref227327845"/>
-      <w:bookmarkStart w:id="19" w:name="_Toc227503311"/>
-      <w:r>
-        <w:t>1.2 Insights and Recommendations</w:t>
-      </w:r>
-      <w:bookmarkEnd w:id="18"/>
-      <w:bookmarkEnd w:id="19"/>
-    </w:p>
-    <w:p>
-      <w:pPr>
-        <w:pStyle w:val="Heading3"/>
-      </w:pPr>
-      <w:bookmarkStart w:id="20" w:name="_Toc227503312"/>
-      <w:r>
-        <w:t>Key findings</w:t>
       </w:r>
       <w:bookmarkEnd w:id="20"/>
     </w:p>
     <w:p>
+      <w:r>
+        <w:t xml:space="preserve">None of the models confirmed public sentiment that aggressive driving behavior increased during COVID-19 and remained high after. </w:t>
+      </w:r>
+      <w:r>
+        <w:t>Additional analysis with different data and/or methods would require approximately two additional weeks of work over what was already planned for this project. However, a more thorough analysis would establish the publication’s credibility in data-driven reporting and demonstrate its commitment to comprehensive analysis and public service reporting.</w:t>
+      </w:r>
+    </w:p>
+    <w:p>
+      <w:pPr>
+        <w:pStyle w:val="Heading2"/>
+      </w:pPr>
+      <w:bookmarkStart w:id="21" w:name="_Ref227327845"/>
+      <w:bookmarkStart w:id="22" w:name="_Toc227515958"/>
+      <w:r>
+        <w:t>1.2 Insights and Recommendations</w:t>
+      </w:r>
+      <w:bookmarkEnd w:id="21"/>
+      <w:bookmarkEnd w:id="22"/>
+    </w:p>
+    <w:p>
+      <w:pPr>
+        <w:pStyle w:val="Heading3"/>
+      </w:pPr>
+      <w:bookmarkStart w:id="23" w:name="_Toc227515959"/>
+      <w:r>
+        <w:t>Key findings</w:t>
+      </w:r>
+      <w:bookmarkEnd w:id="23"/>
+    </w:p>
+    <w:p>
       <w:pPr>
         <w:spacing w:before="120" w:after="120"/>
       </w:pPr>
@@ -5574,7 +5961,16 @@
         <w:t>interesting findings occurred during exploratory data analysis that should be explored further because they support public sentiment about aggressive and distracted driving.</w:t>
       </w:r>
       <w:r>
-        <w:t xml:space="preserve"> Formatting the data as a time series and decomposing the data into the trend, seasonality, and residual shows </w:t>
+        <w:t xml:space="preserve"> Formatting the data as a time series and decomposing the data into the trend, seasonality, and </w:t>
+      </w:r>
+      <w:r>
+        <w:t>random variation</w:t>
+      </w:r>
+      <w:r>
+        <w:t xml:space="preserve"> shows</w:t>
+      </w:r>
+      <w:r>
+        <w:t xml:space="preserve"> </w:t>
       </w:r>
       <w:r>
         <w:t>two important findings:</w:t>
@@ -5678,7 +6074,7 @@
         <w:rPr>
           <w:noProof/>
         </w:rPr>
-        <w:t>6</w:t>
+        <w:t>7</w:t>
       </w:r>
       <w:r>
         <w:fldChar w:fldCharType="end"/>
@@ -5733,7 +6129,7 @@
                     <pic:cNvPicPr/>
                   </pic:nvPicPr>
                   <pic:blipFill>
-                    <a:blip r:embed="rId13" cstate="print">
+                    <a:blip r:embed="rId15" cstate="print">
                       <a:extLst>
                         <a:ext uri="{28A0092B-C50C-407E-A947-70E740481C1C}">
                           <a14:useLocalDpi xmlns:a14="http://schemas.microsoft.com/office/drawing/2010/main" val="0"/>
@@ -5769,7 +6165,7 @@
           <w:highlight w:val="yellow"/>
         </w:rPr>
       </w:pPr>
-      <w:bookmarkStart w:id="21" w:name="_Ref227353926"/>
+      <w:bookmarkStart w:id="24" w:name="_Ref227353926"/>
       <w:r>
         <w:t xml:space="preserve">Figure </w:t>
       </w:r>
@@ -5786,12 +6182,12 @@
         <w:rPr>
           <w:noProof/>
         </w:rPr>
-        <w:t>5</w:t>
+        <w:t>7</w:t>
       </w:r>
       <w:r>
         <w:fldChar w:fldCharType="end"/>
       </w:r>
-      <w:bookmarkEnd w:id="21"/>
+      <w:bookmarkEnd w:id="24"/>
       <w:r>
         <w:t xml:space="preserve"> </w:t>
       </w:r>
@@ -5860,7 +6256,7 @@
         <w:rPr>
           <w:noProof/>
         </w:rPr>
-        <w:t>7</w:t>
+        <w:t>8</w:t>
       </w:r>
       <w:r>
         <w:fldChar w:fldCharType="end"/>
@@ -5887,7 +6283,7 @@
         <w:rPr>
           <w:noProof/>
         </w:rPr>
-        <w:t>8</w:t>
+        <w:t>9</w:t>
       </w:r>
       <w:r>
         <w:fldChar w:fldCharType="end"/>
@@ -5926,7 +6322,7 @@
         <w:rPr>
           <w:noProof/>
         </w:rPr>
-        <w:t>9</w:t>
+        <w:t>10</w:t>
       </w:r>
       <w:r>
         <w:fldChar w:fldCharType="end"/>
@@ -5941,7 +6337,13 @@
         <w:t>increased in 2022 and remains high.</w:t>
       </w:r>
       <w:r>
-        <w:t xml:space="preserve"> This suggest that public sentiment about aggressive and distracted driving </w:t>
+        <w:t xml:space="preserve"> This suggest</w:t>
+      </w:r>
+      <w:r>
+        <w:t>s</w:t>
+      </w:r>
+      <w:r>
+        <w:t xml:space="preserve"> that public sentiment about aggressive and distracted driving </w:t>
       </w:r>
       <w:r>
         <w:t xml:space="preserve">may be </w:t>
@@ -5975,7 +6377,7 @@
                     <pic:cNvPicPr/>
                   </pic:nvPicPr>
                   <pic:blipFill>
-                    <a:blip r:embed="rId14" cstate="print">
+                    <a:blip r:embed="rId16" cstate="print">
                       <a:extLst>
                         <a:ext uri="{28A0092B-C50C-407E-A947-70E740481C1C}">
                           <a14:useLocalDpi xmlns:a14="http://schemas.microsoft.com/office/drawing/2010/main" val="0"/>
@@ -6006,7 +6408,7 @@
       <w:pPr>
         <w:pStyle w:val="Caption"/>
       </w:pPr>
-      <w:bookmarkStart w:id="22" w:name="_Ref225710899"/>
+      <w:bookmarkStart w:id="25" w:name="_Ref225710899"/>
       <w:r>
         <w:t xml:space="preserve">Figure </w:t>
       </w:r>
@@ -6023,7 +6425,7 @@
         <w:rPr>
           <w:noProof/>
         </w:rPr>
-        <w:t>6</w:t>
+        <w:t>8</w:t>
       </w:r>
       <w:r>
         <w:rPr>
@@ -6031,7 +6433,7 @@
         </w:rPr>
         <w:fldChar w:fldCharType="end"/>
       </w:r>
-      <w:bookmarkEnd w:id="22"/>
+      <w:bookmarkEnd w:id="25"/>
       <w:r>
         <w:t>: Time series decomposition for proceeding without clearance (NO_CLEARANCE)</w:t>
       </w:r>
@@ -6062,7 +6464,7 @@
                     <pic:cNvPicPr/>
                   </pic:nvPicPr>
                   <pic:blipFill>
-                    <a:blip r:embed="rId15" cstate="print">
+                    <a:blip r:embed="rId17" cstate="print">
                       <a:extLst>
                         <a:ext uri="{28A0092B-C50C-407E-A947-70E740481C1C}">
                           <a14:useLocalDpi xmlns:a14="http://schemas.microsoft.com/office/drawing/2010/main" val="0"/>
@@ -6094,7 +6496,7 @@
         <w:pStyle w:val="Caption"/>
         <w:keepNext/>
       </w:pPr>
-      <w:bookmarkStart w:id="23" w:name="_Ref225711180"/>
+      <w:bookmarkStart w:id="26" w:name="_Ref225711180"/>
       <w:r>
         <w:t xml:space="preserve">Figure </w:t>
       </w:r>
@@ -6111,7 +6513,7 @@
         <w:rPr>
           <w:noProof/>
         </w:rPr>
-        <w:t>7</w:t>
+        <w:t>9</w:t>
       </w:r>
       <w:r>
         <w:rPr>
@@ -6119,7 +6521,7 @@
         </w:rPr>
         <w:fldChar w:fldCharType="end"/>
       </w:r>
-      <w:bookmarkEnd w:id="23"/>
+      <w:bookmarkEnd w:id="26"/>
       <w:r>
         <w:t>: Time series decomposition for running red lights (RUNNING_RED_LT)</w:t>
       </w:r>
@@ -6150,7 +6552,7 @@
                     <pic:cNvPicPr/>
                   </pic:nvPicPr>
                   <pic:blipFill>
-                    <a:blip r:embed="rId16" cstate="print">
+                    <a:blip r:embed="rId18" cstate="print">
                       <a:extLst>
                         <a:ext uri="{28A0092B-C50C-407E-A947-70E740481C1C}">
                           <a14:useLocalDpi xmlns:a14="http://schemas.microsoft.com/office/drawing/2010/main" val="0"/>
@@ -6181,7 +6583,7 @@
       <w:pPr>
         <w:pStyle w:val="Caption"/>
       </w:pPr>
-      <w:bookmarkStart w:id="24" w:name="_Ref225792302"/>
+      <w:bookmarkStart w:id="27" w:name="_Ref225792302"/>
       <w:r>
         <w:t xml:space="preserve">Figure </w:t>
       </w:r>
@@ -6198,7 +6600,7 @@
         <w:rPr>
           <w:noProof/>
         </w:rPr>
-        <w:t>8</w:t>
+        <w:t>10</w:t>
       </w:r>
       <w:r>
         <w:rPr>
@@ -6206,7 +6608,7 @@
         </w:rPr>
         <w:fldChar w:fldCharType="end"/>
       </w:r>
-      <w:bookmarkEnd w:id="24"/>
+      <w:bookmarkEnd w:id="27"/>
       <w:r>
         <w:t xml:space="preserve">: </w:t>
       </w:r>
@@ -6230,11 +6632,11 @@
       <w:pPr>
         <w:pStyle w:val="Heading3"/>
       </w:pPr>
-      <w:bookmarkStart w:id="25" w:name="_Toc227503313"/>
+      <w:bookmarkStart w:id="28" w:name="_Toc227515960"/>
       <w:r>
         <w:t>Surprising discoveries</w:t>
       </w:r>
-      <w:bookmarkEnd w:id="25"/>
+      <w:bookmarkEnd w:id="28"/>
     </w:p>
     <w:p>
       <w:pPr>
@@ -6274,10 +6676,22 @@
         <w:t xml:space="preserve"> classification is surprising given some of the time series plots</w:t>
       </w:r>
       <w:r>
-        <w:t xml:space="preserve"> created to fulfill objective 4, which was to d</w:t>
-      </w:r>
-      <w:r>
-        <w:t>evelop accessible visualizations for public understanding</w:t>
+        <w:t>, which w</w:t>
+      </w:r>
+      <w:r>
+        <w:t>ere</w:t>
+      </w:r>
+      <w:r>
+        <w:t xml:space="preserve"> d</w:t>
+      </w:r>
+      <w:r>
+        <w:t>evelop</w:t>
+      </w:r>
+      <w:r>
+        <w:t>ed to provide</w:t>
+      </w:r>
+      <w:r>
+        <w:t xml:space="preserve"> accessible visualizations for public understanding</w:t>
       </w:r>
       <w:r>
         <w:t>.</w:t>
@@ -6285,9 +6699,11 @@
       <w:r>
         <w:t xml:space="preserve"> Two examples are shown </w:t>
       </w:r>
-      <w:proofErr w:type="spellStart"/>
-      <w:r>
-        <w:t>in.</w:t>
+      <w:r>
+        <w:t>in</w:t>
+      </w:r>
+      <w:r>
+        <w:t xml:space="preserve"> </w:t>
       </w:r>
       <w:r>
         <w:fldChar w:fldCharType="begin"/>
@@ -6299,17 +6715,13 @@
         <w:fldChar w:fldCharType="separate"/>
       </w:r>
       <w:r>
-        <w:t>Figure</w:t>
-      </w:r>
-      <w:proofErr w:type="spellEnd"/>
-      <w:r>
-        <w:t xml:space="preserve"> </w:t>
+        <w:t xml:space="preserve">Figure </w:t>
       </w:r>
       <w:r>
         <w:rPr>
           <w:noProof/>
         </w:rPr>
-        <w:t>9</w:t>
+        <w:t>11</w:t>
       </w:r>
       <w:r>
         <w:fldChar w:fldCharType="end"/>
@@ -6375,7 +6787,7 @@
                           <pic:cNvPicPr/>
                         </pic:nvPicPr>
                         <pic:blipFill>
-                          <a:blip r:embed="rId17">
+                          <a:blip r:embed="rId19">
                             <a:extLst>
                               <a:ext uri="{28A0092B-C50C-407E-A947-70E740481C1C}">
                                 <a14:useLocalDpi xmlns:a14="http://schemas.microsoft.com/office/drawing/2010/main" val="0"/>
@@ -6455,7 +6867,7 @@
                           <pic:cNvPicPr/>
                         </pic:nvPicPr>
                         <pic:blipFill>
-                          <a:blip r:embed="rId18">
+                          <a:blip r:embed="rId20">
                             <a:extLst>
                               <a:ext uri="{28A0092B-C50C-407E-A947-70E740481C1C}">
                                 <a14:useLocalDpi xmlns:a14="http://schemas.microsoft.com/office/drawing/2010/main" val="0"/>
@@ -6503,7 +6915,7 @@
       <w:pPr>
         <w:pStyle w:val="Caption"/>
       </w:pPr>
-      <w:bookmarkStart w:id="26" w:name="_Ref227503548"/>
+      <w:bookmarkStart w:id="29" w:name="_Ref227503548"/>
       <w:r>
         <w:t xml:space="preserve">Figure </w:t>
       </w:r>
@@ -6520,12 +6932,12 @@
         <w:rPr>
           <w:noProof/>
         </w:rPr>
-        <w:t>9</w:t>
+        <w:t>11</w:t>
       </w:r>
       <w:r>
         <w:fldChar w:fldCharType="end"/>
       </w:r>
-      <w:bookmarkEnd w:id="26"/>
+      <w:bookmarkEnd w:id="29"/>
       <w:r>
         <w:t xml:space="preserve"> Proceeding without clearance and cell phone use </w:t>
       </w:r>
@@ -6575,11 +6987,11 @@
       <w:pPr>
         <w:pStyle w:val="Heading3"/>
       </w:pPr>
-      <w:bookmarkStart w:id="27" w:name="_Toc227503314"/>
+      <w:bookmarkStart w:id="30" w:name="_Toc227515961"/>
       <w:r>
         <w:t>Strategic recommendations</w:t>
       </w:r>
-      <w:bookmarkEnd w:id="27"/>
+      <w:bookmarkEnd w:id="30"/>
     </w:p>
     <w:p>
       <w:pPr>
@@ -6871,11 +7283,11 @@
       <w:pPr>
         <w:pStyle w:val="Heading3"/>
       </w:pPr>
-      <w:bookmarkStart w:id="28" w:name="_Toc227503315"/>
+      <w:bookmarkStart w:id="31" w:name="_Toc227515962"/>
       <w:r>
         <w:t>Feature importance interpretation</w:t>
       </w:r>
-      <w:bookmarkEnd w:id="28"/>
+      <w:bookmarkEnd w:id="31"/>
     </w:p>
     <w:p>
       <w:pPr>
@@ -6996,7 +7408,7 @@
         <w:rPr>
           <w:noProof/>
         </w:rPr>
-        <w:t>4</w:t>
+        <w:t>12</w:t>
       </w:r>
       <w:r>
         <w:fldChar w:fldCharType="end"/>
@@ -7031,7 +7443,7 @@
                     <pic:cNvPicPr/>
                   </pic:nvPicPr>
                   <pic:blipFill>
-                    <a:blip r:embed="rId12" cstate="print">
+                    <a:blip r:embed="rId14" cstate="print">
                       <a:extLst>
                         <a:ext uri="{28A0092B-C50C-407E-A947-70E740481C1C}">
                           <a14:useLocalDpi xmlns:a14="http://schemas.microsoft.com/office/drawing/2010/main" val="0"/>
@@ -7062,7 +7474,7 @@
       <w:pPr>
         <w:pStyle w:val="Caption"/>
       </w:pPr>
-      <w:bookmarkStart w:id="29" w:name="_Ref227334180"/>
+      <w:bookmarkStart w:id="32" w:name="_Ref227334180"/>
       <w:r>
         <w:t xml:space="preserve">Figure </w:t>
       </w:r>
@@ -7079,12 +7491,12 @@
         <w:rPr>
           <w:noProof/>
         </w:rPr>
-        <w:t>10</w:t>
+        <w:t>12</w:t>
       </w:r>
       <w:r>
         <w:fldChar w:fldCharType="end"/>
       </w:r>
-      <w:bookmarkEnd w:id="29"/>
+      <w:bookmarkEnd w:id="32"/>
       <w:r>
         <w:t xml:space="preserve"> Feature importance for objective 3 final model with interaction</w:t>
       </w:r>
@@ -7109,27 +7521,24 @@
         <w:t xml:space="preserve"> </w:t>
       </w:r>
       <w:r>
-        <w:t>fatigued or sleeping drivers</w:t>
+        <w:t xml:space="preserve">being fatigued or asleep </w:t>
+      </w:r>
+      <w:r>
+        <w:t>is the</w:t>
       </w:r>
       <w:r>
         <w:t xml:space="preserve"> </w:t>
       </w:r>
       <w:r>
-        <w:t>is the</w:t>
+        <w:t xml:space="preserve">main </w:t>
+      </w:r>
+      <w:r>
+        <w:t>effect responsible for the modest ROC AUC.</w:t>
       </w:r>
       <w:r>
         <w:t xml:space="preserve"> </w:t>
       </w:r>
       <w:r>
-        <w:t xml:space="preserve">main </w:t>
-      </w:r>
-      <w:r>
-        <w:t>effect responsible for the modest ROC AUC.</w:t>
-      </w:r>
-      <w:r>
-        <w:t xml:space="preserve"> </w:t>
-      </w:r>
-      <w:r>
         <w:t>The estimated effect of fatigue and COVID-19 (β ≈ 0.01</w:t>
       </w:r>
       <w:r>
@@ -7142,11 +7551,11 @@
         <w:t>not statistically significant</w:t>
       </w:r>
       <w:r>
-        <w:t xml:space="preserve">. </w:t>
+        <w:t xml:space="preserve">. The </w:t>
       </w:r>
       <w:r>
         <w:lastRenderedPageBreak/>
-        <w:t xml:space="preserve">The 95% confidence interval ([-0.056, 0.077]) suggests this effect </w:t>
+        <w:t xml:space="preserve">95% confidence interval ([-0.056, 0.077]) suggests this effect </w:t>
       </w:r>
       <w:r>
         <w:t>may not exist</w:t>
@@ -7155,7 +7564,13 @@
         <w:t>.</w:t>
       </w:r>
       <w:r>
-        <w:t xml:space="preserve"> There is no interaction between fatigue and COVID-19, which means crashes that involve fatigued or sleeping drivers are consistent regardless of when they occurred relative to COVID-19.</w:t>
+        <w:t xml:space="preserve"> There is no interaction between fatigue and COVID-19, which means crashes that involve </w:t>
+      </w:r>
+      <w:r>
+        <w:t xml:space="preserve">being fatigued or asleep </w:t>
+      </w:r>
+      <w:r>
+        <w:t>are consistent regardless of when they occurred relative to COVID-19.</w:t>
       </w:r>
     </w:p>
     <w:p>
@@ -7335,11 +7750,11 @@
       <w:pPr>
         <w:pStyle w:val="Heading3"/>
       </w:pPr>
-      <w:bookmarkStart w:id="30" w:name="_Toc227503316"/>
+      <w:bookmarkStart w:id="33" w:name="_Toc227515963"/>
       <w:r>
         <w:t>Limitations and caveats</w:t>
       </w:r>
-      <w:bookmarkEnd w:id="30"/>
+      <w:bookmarkEnd w:id="33"/>
     </w:p>
     <w:p>
       <w:r>
@@ -7366,135 +7781,141 @@
           <w:numId w:val="33"/>
         </w:numPr>
       </w:pPr>
-      <w:bookmarkStart w:id="31" w:name="_Toc227503317"/>
+      <w:bookmarkStart w:id="34" w:name="_Toc227515964"/>
       <w:r>
         <w:t>Risk Assessment and Mitigation Strategies</w:t>
-      </w:r>
-      <w:bookmarkEnd w:id="31"/>
-    </w:p>
-    <w:p>
-      <w:r>
-        <w:t xml:space="preserve">Publishing the results of these models and stating that public sentiment is not supported by the data would be premature. If incorrect, </w:t>
-      </w:r>
-      <w:r>
-        <w:t xml:space="preserve">PA Data Discourse </w:t>
-      </w:r>
-      <w:r>
-        <w:t xml:space="preserve">risks the attention and trust of readers. </w:t>
-      </w:r>
-      <w:r>
-        <w:t xml:space="preserve">The estimated time for this additional research is only two weeks, and the publication would be in a better position to provide </w:t>
-      </w:r>
-      <w:r>
-        <w:t>a</w:t>
-      </w:r>
-      <w:r>
-        <w:t>n accurate and</w:t>
-      </w:r>
-      <w:r>
-        <w:t xml:space="preserve"> meaningful answer</w:t>
-      </w:r>
-      <w:r>
-        <w:t xml:space="preserve"> to the public.</w:t>
-      </w:r>
-    </w:p>
-    <w:p>
-      <w:pPr>
-        <w:pStyle w:val="Heading3"/>
-      </w:pPr>
-      <w:bookmarkStart w:id="32" w:name="_Toc227503318"/>
-      <w:r>
-        <w:t>Model risks</w:t>
-      </w:r>
-      <w:bookmarkEnd w:id="32"/>
-    </w:p>
-    <w:p>
-      <w:pPr>
-        <w:spacing w:before="120" w:after="120"/>
-      </w:pPr>
-      <w:r>
-        <w:t>As a historical study, t</w:t>
-      </w:r>
-      <w:r>
-        <w:t xml:space="preserve">here are no risks with modeling aggressive driving using COVID-19 as a predictor. </w:t>
-      </w:r>
-      <w:r>
-        <w:t xml:space="preserve">The results from the models, including any additional models </w:t>
-      </w:r>
-      <w:r>
-        <w:t xml:space="preserve">pursued as </w:t>
-      </w:r>
-      <w:r>
-        <w:t>recommend</w:t>
-      </w:r>
-      <w:r>
-        <w:t>ed,</w:t>
-      </w:r>
-      <w:r>
-        <w:t xml:space="preserve"> </w:t>
-      </w:r>
-      <w:r>
-        <w:t>are focused on answering a question about events prior to and after one particular point in time</w:t>
-      </w:r>
-      <w:r>
-        <w:t xml:space="preserve">. </w:t>
-      </w:r>
-    </w:p>
-    <w:p>
-      <w:pPr>
-        <w:spacing w:before="120" w:after="120"/>
-      </w:pPr>
-      <w:r>
-        <w:t xml:space="preserve">If PA Data Discourse pursues ongoing monitoring of aggressive driving through a public dashboard, the objectives would change from answering questions about the effect of COVID-19 on aggressive driving to objectives centered around other influential effects or </w:t>
-      </w:r>
-      <w:r>
-        <w:t xml:space="preserve">to </w:t>
-      </w:r>
-      <w:r>
-        <w:t>simply monitoring the trends.</w:t>
-      </w:r>
-      <w:r>
-        <w:t xml:space="preserve"> Model risks would have to be evaluated with respect to these new objectives.</w:t>
-      </w:r>
-    </w:p>
-    <w:p>
-      <w:pPr>
-        <w:pStyle w:val="Heading3"/>
-      </w:pPr>
-      <w:bookmarkStart w:id="33" w:name="_Toc227503319"/>
-      <w:r>
-        <w:t>Data risks</w:t>
-      </w:r>
-      <w:bookmarkEnd w:id="33"/>
-    </w:p>
-    <w:p>
-      <w:r>
-        <w:t xml:space="preserve">Availability of data is the number one </w:t>
-      </w:r>
-      <w:r>
-        <w:t xml:space="preserve">data </w:t>
-      </w:r>
-      <w:r>
-        <w:t xml:space="preserve">risk with this project. The current models are a historical view of the data, however, if additional data are pursued for further study or ongoing monitoring, there are risks that some or all of the desired data will be unavailable </w:t>
-      </w:r>
-      <w:r>
-        <w:t xml:space="preserve">either now or </w:t>
-      </w:r>
-      <w:r>
-        <w:t xml:space="preserve">at some point in the future. </w:t>
-      </w:r>
-    </w:p>
-    <w:p>
-      <w:pPr>
-        <w:pStyle w:val="Heading3"/>
-      </w:pPr>
-      <w:bookmarkStart w:id="34" w:name="_Toc227503320"/>
-      <w:r>
-        <w:t>Organizational risks</w:t>
       </w:r>
       <w:bookmarkEnd w:id="34"/>
     </w:p>
     <w:p>
+      <w:r>
+        <w:t xml:space="preserve">Publishing the results of these models and stating that public sentiment is not supported by the data would be premature. If incorrect, </w:t>
+      </w:r>
+      <w:r>
+        <w:t xml:space="preserve">PA Data Discourse </w:t>
+      </w:r>
+      <w:r>
+        <w:t xml:space="preserve">risks </w:t>
+      </w:r>
+      <w:r>
+        <w:t xml:space="preserve">losing </w:t>
+      </w:r>
+      <w:r>
+        <w:t xml:space="preserve">the attention and trust of readers. </w:t>
+      </w:r>
+      <w:r>
+        <w:t xml:space="preserve">The estimated time for this additional research is only two weeks, and the publication would be in a better position to provide </w:t>
+      </w:r>
+      <w:r>
+        <w:t>a</w:t>
+      </w:r>
+      <w:r>
+        <w:t>n accurate and</w:t>
+      </w:r>
+      <w:r>
+        <w:t xml:space="preserve"> meaningful answer</w:t>
+      </w:r>
+      <w:r>
+        <w:t xml:space="preserve"> to the public.</w:t>
+      </w:r>
+    </w:p>
+    <w:p>
+      <w:pPr>
+        <w:pStyle w:val="Heading3"/>
+      </w:pPr>
+      <w:bookmarkStart w:id="35" w:name="_Toc227515965"/>
+      <w:r>
+        <w:t>Model risks</w:t>
+      </w:r>
+      <w:bookmarkEnd w:id="35"/>
+    </w:p>
+    <w:p>
+      <w:pPr>
+        <w:spacing w:before="120" w:after="120"/>
+      </w:pPr>
+      <w:r>
+        <w:t>As a historical study, t</w:t>
+      </w:r>
+      <w:r>
+        <w:t xml:space="preserve">here are no risks with modeling aggressive driving using COVID-19 as a predictor. </w:t>
+      </w:r>
+      <w:r>
+        <w:t xml:space="preserve">The results from the models, including any additional models </w:t>
+      </w:r>
+      <w:r>
+        <w:t xml:space="preserve">pursued as </w:t>
+      </w:r>
+      <w:r>
+        <w:t>recommend</w:t>
+      </w:r>
+      <w:r>
+        <w:t>ed,</w:t>
+      </w:r>
+      <w:r>
+        <w:t xml:space="preserve"> </w:t>
+      </w:r>
+      <w:r>
+        <w:t>are focused on answering a question about events prior to and after one particular point in time</w:t>
+      </w:r>
+      <w:r>
+        <w:t xml:space="preserve">. </w:t>
+      </w:r>
+    </w:p>
+    <w:p>
+      <w:pPr>
+        <w:spacing w:before="120" w:after="120"/>
+      </w:pPr>
+      <w:r>
+        <w:t xml:space="preserve">If PA Data Discourse pursues ongoing monitoring of aggressive driving through a public dashboard, the objectives would change from answering questions about the effect of COVID-19 on aggressive driving to objectives centered around other influential effects or </w:t>
+      </w:r>
+      <w:r>
+        <w:t xml:space="preserve">to </w:t>
+      </w:r>
+      <w:r>
+        <w:t>simply monitoring the trends.</w:t>
+      </w:r>
+      <w:r>
+        <w:t xml:space="preserve"> Model risks would have to be evaluated with respect to these new objectives.</w:t>
+      </w:r>
+    </w:p>
+    <w:p>
+      <w:pPr>
+        <w:pStyle w:val="Heading3"/>
+      </w:pPr>
+      <w:bookmarkStart w:id="36" w:name="_Toc227515966"/>
+      <w:r>
+        <w:t>Data risks</w:t>
+      </w:r>
+      <w:bookmarkEnd w:id="36"/>
+    </w:p>
+    <w:p>
+      <w:r>
+        <w:t xml:space="preserve">Availability of data is the number one </w:t>
+      </w:r>
+      <w:r>
+        <w:t xml:space="preserve">data </w:t>
+      </w:r>
+      <w:r>
+        <w:t xml:space="preserve">risk with this project. The current models are a historical view of the data, however, if additional data are pursued for further study or ongoing monitoring, there are risks that some or all of the desired data will be unavailable </w:t>
+      </w:r>
+      <w:r>
+        <w:t xml:space="preserve">either now or </w:t>
+      </w:r>
+      <w:r>
+        <w:t xml:space="preserve">at some point in the future. </w:t>
+      </w:r>
+    </w:p>
+    <w:p>
+      <w:pPr>
+        <w:pStyle w:val="Heading3"/>
+      </w:pPr>
+      <w:bookmarkStart w:id="37" w:name="_Toc227515967"/>
+      <w:r>
+        <w:t>Organizational risks</w:t>
+      </w:r>
+      <w:bookmarkEnd w:id="37"/>
+    </w:p>
+    <w:p>
       <w:pPr>
         <w:pStyle w:val="p1"/>
         <w:rPr>
@@ -7628,12 +8049,12 @@
       <w:pPr>
         <w:pStyle w:val="Heading3"/>
       </w:pPr>
-      <w:bookmarkStart w:id="35" w:name="_Toc227503321"/>
+      <w:bookmarkStart w:id="38" w:name="_Toc227515968"/>
       <w:r>
         <w:lastRenderedPageBreak/>
         <w:t>Ethical considerations</w:t>
       </w:r>
-      <w:bookmarkEnd w:id="35"/>
+      <w:bookmarkEnd w:id="38"/>
     </w:p>
     <w:p>
       <w:pPr>
@@ -7665,11 +8086,11 @@
       <w:pPr>
         <w:pStyle w:val="Heading3"/>
       </w:pPr>
-      <w:bookmarkStart w:id="36" w:name="_Toc227503322"/>
+      <w:bookmarkStart w:id="39" w:name="_Toc227515969"/>
       <w:r>
         <w:t>Mitigation approaches</w:t>
       </w:r>
-      <w:bookmarkEnd w:id="36"/>
+      <w:bookmarkEnd w:id="39"/>
     </w:p>
     <w:p>
       <w:pPr>
@@ -7753,162 +8174,482 @@
       <w:pPr>
         <w:pStyle w:val="Heading1"/>
       </w:pPr>
-      <w:bookmarkStart w:id="37" w:name="_Toc227503323"/>
+      <w:bookmarkStart w:id="40" w:name="_Toc227515970"/>
       <w:r>
         <w:t>Section 2: Project Review and Reflection</w:t>
       </w:r>
-      <w:bookmarkEnd w:id="37"/>
+      <w:bookmarkEnd w:id="40"/>
     </w:p>
     <w:p>
       <w:pPr>
         <w:pStyle w:val="Heading2"/>
       </w:pPr>
-      <w:bookmarkStart w:id="38" w:name="_Toc227503324"/>
+      <w:bookmarkStart w:id="41" w:name="_Toc227515971"/>
       <w:r>
         <w:t>2.1 Project Retrospective</w:t>
-      </w:r>
-      <w:bookmarkEnd w:id="38"/>
-    </w:p>
-    <w:p/>
-    <w:p>
-      <w:pPr>
-        <w:pStyle w:val="Heading3"/>
-      </w:pPr>
-      <w:bookmarkStart w:id="39" w:name="_Toc227503325"/>
-      <w:r>
-        <w:t>What went well</w:t>
-      </w:r>
-      <w:bookmarkEnd w:id="39"/>
-    </w:p>
-    <w:p/>
-    <w:p>
-      <w:pPr>
-        <w:pStyle w:val="Heading3"/>
-      </w:pPr>
-      <w:bookmarkStart w:id="40" w:name="_Toc227503326"/>
-      <w:r>
-        <w:t>Challenges faced</w:t>
-      </w:r>
-      <w:bookmarkEnd w:id="40"/>
-    </w:p>
-    <w:p/>
-    <w:p>
-      <w:pPr>
-        <w:pStyle w:val="Heading3"/>
-      </w:pPr>
-      <w:bookmarkStart w:id="41" w:name="_Toc227503327"/>
-      <w:r>
-        <w:t>Alternative approaches</w:t>
       </w:r>
       <w:bookmarkEnd w:id="41"/>
     </w:p>
-    <w:p/>
     <w:p>
       <w:pPr>
         <w:pStyle w:val="Heading3"/>
       </w:pPr>
-      <w:bookmarkStart w:id="42" w:name="_Toc227503328"/>
-      <w:r>
-        <w:t>CRISP-DM reflection</w:t>
+      <w:bookmarkStart w:id="42" w:name="_Toc227515972"/>
+      <w:r>
+        <w:t>What went well</w:t>
       </w:r>
       <w:bookmarkEnd w:id="42"/>
     </w:p>
-    <w:p/>
     <w:p>
+      <w:r>
+        <w:t>The fact that the ROC AUC measures from either model were not consistent with the corresponding F1 measures brought attention to the imbalance between precision and recall and allowed a better interpretation of the models, which strengthened the analysis. The time series decomposition plots provided support for the key findings and recommendation section, which includes a recommendation to model</w:t>
+      </w:r>
+      <w:r>
+        <w:t xml:space="preserve"> the pre-COVID data with ARIMA </w:t>
+      </w:r>
+      <w:r>
+        <w:t xml:space="preserve">to see if </w:t>
+      </w:r>
+      <w:r>
+        <w:t>predicted trends diverge from the post-COVID trends</w:t>
+      </w:r>
+      <w:r>
+        <w:t>,</w:t>
+      </w:r>
+      <w:r>
+        <w:t xml:space="preserve"> indicating </w:t>
+      </w:r>
+      <w:r>
+        <w:t>change points in the data.</w:t>
+      </w:r>
+    </w:p>
+    <w:p>
       <w:pPr>
         <w:pStyle w:val="Heading3"/>
       </w:pPr>
-      <w:bookmarkStart w:id="43" w:name="_Toc227503329"/>
-      <w:r>
-        <w:t>Time allocation</w:t>
+      <w:bookmarkStart w:id="43" w:name="_Toc227515973"/>
+      <w:r>
+        <w:t>Challenges faced</w:t>
       </w:r>
       <w:bookmarkEnd w:id="43"/>
     </w:p>
-    <w:p/>
     <w:p>
-      <w:pPr>
-        <w:pStyle w:val="Heading2"/>
-      </w:pPr>
-      <w:bookmarkStart w:id="44" w:name="_Toc227503330"/>
-      <w:r>
-        <w:t>2.2 Lessons Learned and Future Applications</w:t>
+      <w:r>
+        <w:t xml:space="preserve">The models took a very long time to run, which caused problems with the laptop running too hot for too long. This was mitigated by using Google </w:t>
+      </w:r>
+      <w:proofErr w:type="spellStart"/>
+      <w:r>
+        <w:t>Colaboratory</w:t>
+      </w:r>
+      <w:proofErr w:type="spellEnd"/>
+      <w:r>
+        <w:t xml:space="preserve"> for the modeling. </w:t>
+      </w:r>
+      <w:r>
+        <w:t>Even though the laptop was not stressed anymore, the models still took a long time to run, which cut into the time allotted for evaluation.</w:t>
+      </w:r>
+      <w:r>
+        <w:t xml:space="preserve"> </w:t>
+      </w:r>
+      <w:r>
+        <w:t xml:space="preserve">Grid search may not be the best approach to finding the best parameters. Grid search was abandoned for the new modeling done for the final report because of the time </w:t>
+      </w:r>
+      <w:r>
+        <w:t xml:space="preserve">required to run </w:t>
+      </w:r>
+      <w:r>
+        <w:t>all of the iterations</w:t>
+      </w:r>
+      <w:r>
+        <w:t>.</w:t>
+      </w:r>
+    </w:p>
+    <w:p>
+      <w:pPr>
+        <w:pStyle w:val="Heading3"/>
+      </w:pPr>
+      <w:bookmarkStart w:id="44" w:name="_Toc227515974"/>
+      <w:r>
+        <w:t>Alternative approaches</w:t>
       </w:r>
       <w:bookmarkEnd w:id="44"/>
     </w:p>
-    <w:p/>
     <w:p>
+      <w:r>
+        <w:t xml:space="preserve">Alternatively, more time discussing the features with the </w:t>
+      </w:r>
+      <w:r>
+        <w:t>Crash Analysis Manager</w:t>
+      </w:r>
+      <w:r>
+        <w:t xml:space="preserve"> for PennDOT</w:t>
+      </w:r>
+      <w:r>
+        <w:t xml:space="preserve"> would have been productive and may have led </w:t>
+      </w:r>
+      <w:r>
+        <w:t xml:space="preserve">to the selection or creation of different features. </w:t>
+      </w:r>
+      <w:r>
+        <w:t>Based on the time series plots, modeling</w:t>
+      </w:r>
+      <w:r>
+        <w:t xml:space="preserve"> with ARIMA first</w:t>
+      </w:r>
+      <w:r>
+        <w:t xml:space="preserve"> would </w:t>
+      </w:r>
+      <w:proofErr w:type="spellStart"/>
+      <w:r>
+        <w:t>have</w:t>
+      </w:r>
+      <w:proofErr w:type="spellEnd"/>
+      <w:r>
+        <w:t xml:space="preserve"> been a better choice</w:t>
+      </w:r>
+      <w:r>
+        <w:t>. A</w:t>
+      </w:r>
+      <w:r>
+        <w:t>nalyz</w:t>
+      </w:r>
+      <w:r>
+        <w:t>ing</w:t>
+      </w:r>
+      <w:r>
+        <w:t xml:space="preserve"> whether </w:t>
+      </w:r>
+      <w:r>
+        <w:t xml:space="preserve">predicted trends </w:t>
+      </w:r>
+      <w:r>
+        <w:t xml:space="preserve">from pre-COVID analysis </w:t>
+      </w:r>
+      <w:r>
+        <w:t xml:space="preserve">diverged from the post-COVID </w:t>
+      </w:r>
+      <w:r>
+        <w:t xml:space="preserve">actual </w:t>
+      </w:r>
+      <w:r>
+        <w:t>trends</w:t>
+      </w:r>
+      <w:r>
+        <w:t xml:space="preserve"> would reveal if </w:t>
+      </w:r>
+      <w:r>
+        <w:t>change points exist</w:t>
+      </w:r>
+      <w:r>
+        <w:t xml:space="preserve"> related to COVID-19.  </w:t>
+      </w:r>
+    </w:p>
+    <w:p>
       <w:pPr>
         <w:pStyle w:val="Heading3"/>
       </w:pPr>
-      <w:bookmarkStart w:id="45" w:name="_Toc227503331"/>
-      <w:r>
-        <w:t>Technical lessons</w:t>
+      <w:bookmarkStart w:id="45" w:name="_Toc227515975"/>
+      <w:r>
+        <w:lastRenderedPageBreak/>
+        <w:t>CRISP-DM reflection</w:t>
       </w:r>
       <w:bookmarkEnd w:id="45"/>
     </w:p>
-    <w:p/>
     <w:p>
+      <w:r>
+        <w:t xml:space="preserve">The CRISP-DM framework kept the project grounded in the primary and two secondary objectives. </w:t>
+      </w:r>
+      <w:r>
+        <w:t xml:space="preserve">It would have been easy to include more features, but this would have distracted from the goals outlined in the business and data understanding phases. Following the framework kept me focused and provided a scaffold for documenting the project.  </w:t>
+      </w:r>
+    </w:p>
+    <w:p>
       <w:pPr>
         <w:pStyle w:val="Heading3"/>
       </w:pPr>
-      <w:bookmarkStart w:id="46" w:name="_Toc227503332"/>
-      <w:r>
-        <w:lastRenderedPageBreak/>
-        <w:t>Process insights</w:t>
+      <w:bookmarkStart w:id="46" w:name="_Toc227515976"/>
+      <w:r>
+        <w:t>Time allocation</w:t>
       </w:r>
       <w:bookmarkEnd w:id="46"/>
     </w:p>
-    <w:p/>
     <w:p>
-      <w:pPr>
-        <w:pStyle w:val="Heading3"/>
-      </w:pPr>
-      <w:bookmarkStart w:id="47" w:name="_Toc227503333"/>
-      <w:r>
-        <w:t>Domain knowledge</w:t>
+      <w:r>
+        <w:t xml:space="preserve">Spent 40% of the time exploring the context and the data for the business and data understanding phases. Spent 50% of the time modeling. This was too much time as it left only 10% of the time for evaluation. </w:t>
+      </w:r>
+      <w:r>
+        <w:t>Guidance and a</w:t>
+      </w:r>
+      <w:r>
+        <w:t xml:space="preserve"> productive </w:t>
+      </w:r>
+      <w:r>
+        <w:t xml:space="preserve">review of evaluation concepts </w:t>
+      </w:r>
+      <w:r>
+        <w:t>helped bring the project together in the end</w:t>
+      </w:r>
+      <w:r>
+        <w:t>.</w:t>
+      </w:r>
+    </w:p>
+    <w:p>
+      <w:pPr>
+        <w:pStyle w:val="Heading2"/>
+      </w:pPr>
+      <w:bookmarkStart w:id="47" w:name="_Toc227515977"/>
+      <w:r>
+        <w:t>2.2 Lessons Learned and Future Applications</w:t>
       </w:r>
       <w:bookmarkEnd w:id="47"/>
     </w:p>
-    <w:p/>
     <w:p>
       <w:pPr>
         <w:pStyle w:val="Heading3"/>
       </w:pPr>
-      <w:bookmarkStart w:id="48" w:name="_Toc227503334"/>
-      <w:r>
-        <w:t>Tool proficiency</w:t>
+      <w:bookmarkStart w:id="48" w:name="_Toc227515978"/>
+      <w:r>
+        <w:t>Technical lessons</w:t>
       </w:r>
       <w:bookmarkEnd w:id="48"/>
     </w:p>
-    <w:p/>
     <w:p>
+      <w:r>
+        <w:t xml:space="preserve">Many technical </w:t>
+      </w:r>
+      <w:r>
+        <w:t xml:space="preserve">skills and </w:t>
+      </w:r>
+      <w:r>
+        <w:t>better</w:t>
+      </w:r>
+      <w:r>
+        <w:t xml:space="preserve"> </w:t>
+      </w:r>
+      <w:r>
+        <w:t xml:space="preserve">understanding were gained from this project. The project served as a good review of data analysis concepts including statistical significance testing and interpretation, visualizations that tell a story, </w:t>
+      </w:r>
+      <w:r>
+        <w:t xml:space="preserve">setting up pipelines, </w:t>
+      </w:r>
+      <w:r>
+        <w:t xml:space="preserve">and </w:t>
+      </w:r>
+      <w:r>
+        <w:t>hyper</w:t>
+      </w:r>
+      <w:r>
+        <w:t xml:space="preserve">parameter tuning. </w:t>
+      </w:r>
+      <w:r>
+        <w:t xml:space="preserve">New skills were developed including </w:t>
+      </w:r>
+      <w:r>
+        <w:t>feature importance visualizations and bootstrapping to obtain confidence intervals for the ROC AUC.</w:t>
+      </w:r>
+    </w:p>
+    <w:p>
       <w:pPr>
         <w:pStyle w:val="Heading3"/>
       </w:pPr>
-      <w:bookmarkStart w:id="49" w:name="_Toc227503335"/>
-      <w:r>
-        <w:t>Future applications</w:t>
+      <w:bookmarkStart w:id="49" w:name="_Toc227515979"/>
+      <w:r>
+        <w:t>Process insights</w:t>
       </w:r>
       <w:bookmarkEnd w:id="49"/>
     </w:p>
-    <w:p/>
     <w:p>
-      <w:pPr>
-        <w:pStyle w:val="Heading1"/>
-      </w:pPr>
-      <w:bookmarkStart w:id="50" w:name="_Toc227503336"/>
-      <w:r>
-        <w:t>Conclusion</w:t>
+      <w:r>
+        <w:t>Discovered that it</w:t>
+      </w:r>
+      <w:r>
+        <w:t xml:space="preserve"> was helpful to create a document with the CRISP-DM framework sections as headings to use as a template. This template was filled in with content as the project progressed when steps taken and their rationale were f</w:t>
+      </w:r>
+      <w:r>
+        <w:t>resh</w:t>
+      </w:r>
+      <w:r>
+        <w:t>.</w:t>
+      </w:r>
+      <w:r>
+        <w:t xml:space="preserve"> Discovered that the literature review and business context understanding completed at the beginning of the project helped to keep the project grounded and focused on the stated objectives.</w:t>
+      </w:r>
+    </w:p>
+    <w:p>
+      <w:pPr>
+        <w:pStyle w:val="Heading3"/>
+      </w:pPr>
+      <w:bookmarkStart w:id="50" w:name="_Toc227515980"/>
+      <w:r>
+        <w:t>Domain knowledge</w:t>
       </w:r>
       <w:bookmarkEnd w:id="50"/>
     </w:p>
     <w:p>
+      <w:r>
+        <w:t xml:space="preserve">Gained a deeper understanding of </w:t>
+      </w:r>
+      <w:r>
+        <w:t xml:space="preserve">factors that </w:t>
+      </w:r>
+      <w:r>
+        <w:t xml:space="preserve">do and do not </w:t>
+      </w:r>
+      <w:r>
+        <w:t xml:space="preserve">contribute to </w:t>
+      </w:r>
+      <w:r>
+        <w:t xml:space="preserve">crashes. Learned how to communicate technical performance measures in the business context of crashes and aggressive driving for a non-technical audience. </w:t>
+      </w:r>
+    </w:p>
+    <w:p>
+      <w:pPr>
+        <w:pStyle w:val="Heading3"/>
+      </w:pPr>
+      <w:bookmarkStart w:id="51" w:name="_Toc227515981"/>
+      <w:r>
+        <w:t>Tool proficiency</w:t>
+      </w:r>
+      <w:bookmarkEnd w:id="51"/>
+    </w:p>
+    <w:p>
+      <w:r>
+        <w:t xml:space="preserve">Already proficient in data exploration with Pandas. Relearned how to set up preprocessing to transform text columns into one-hot encoded columns and how to set up a pipeline to complete all preprocessing together. </w:t>
+      </w:r>
+      <w:r>
+        <w:t xml:space="preserve">Learned how to conduct bootstrap resampling using </w:t>
+      </w:r>
+      <w:proofErr w:type="spellStart"/>
+      <w:r>
+        <w:t>scipy</w:t>
+      </w:r>
+      <w:proofErr w:type="spellEnd"/>
+      <w:r>
+        <w:t xml:space="preserve"> interpolate and the model’s predicted probabilities to create confidence intervals. This involved sampling the test set multiple times, calculating the </w:t>
+      </w:r>
+      <w:r>
+        <w:t xml:space="preserve">ROC curve and </w:t>
+      </w:r>
+      <w:r>
+        <w:t>AUC for each set, and then estimating the mean ROC curve and AUC</w:t>
+      </w:r>
+      <w:r>
+        <w:t xml:space="preserve"> confidence intervals.</w:t>
+      </w:r>
+      <w:r>
+        <w:t xml:space="preserve"> </w:t>
+      </w:r>
+    </w:p>
+    <w:p>
+      <w:pPr>
+        <w:pStyle w:val="Heading3"/>
+      </w:pPr>
+      <w:bookmarkStart w:id="52" w:name="_Toc227515982"/>
+      <w:r>
+        <w:t>Future applications</w:t>
+      </w:r>
+      <w:bookmarkEnd w:id="52"/>
+    </w:p>
+    <w:p>
+      <w:r>
+        <w:t xml:space="preserve">The </w:t>
+      </w:r>
+      <w:r>
+        <w:t xml:space="preserve">data processing and </w:t>
+      </w:r>
+      <w:r>
+        <w:t>modeling techniques</w:t>
+      </w:r>
+      <w:r>
+        <w:t xml:space="preserve"> c</w:t>
+      </w:r>
+      <w:r>
+        <w:t xml:space="preserve">ould be </w:t>
+      </w:r>
+      <w:r>
+        <w:t>adapted</w:t>
+      </w:r>
+      <w:r>
+        <w:t xml:space="preserve"> </w:t>
+      </w:r>
+      <w:r>
+        <w:t>for</w:t>
+      </w:r>
+      <w:r>
+        <w:t xml:space="preserve"> any </w:t>
+      </w:r>
+      <w:r>
+        <w:t xml:space="preserve">dataset in any </w:t>
+      </w:r>
+      <w:r>
+        <w:t xml:space="preserve">domain. The </w:t>
+      </w:r>
+      <w:r>
+        <w:t xml:space="preserve">model evaluation framework developed in this project </w:t>
+      </w:r>
+      <w:r>
+        <w:t>including the</w:t>
+      </w:r>
+      <w:r>
+        <w:t xml:space="preserve"> feature importance </w:t>
+      </w:r>
+      <w:r>
+        <w:t>visualization</w:t>
+      </w:r>
+      <w:r>
+        <w:t xml:space="preserve">s and </w:t>
+      </w:r>
+      <w:r>
+        <w:t>bootstrapping to create</w:t>
+      </w:r>
+      <w:r>
+        <w:t xml:space="preserve"> confidence intervals </w:t>
+      </w:r>
+      <w:r>
+        <w:t xml:space="preserve">for performance measures </w:t>
+      </w:r>
+      <w:r>
+        <w:t>could be adapted to any modeling task.</w:t>
+      </w:r>
+      <w:r>
+        <w:t xml:space="preserve"> </w:t>
+      </w:r>
+    </w:p>
+    <w:p>
+      <w:pPr>
+        <w:pStyle w:val="Heading1"/>
+      </w:pPr>
+      <w:bookmarkStart w:id="53" w:name="_Toc227515983"/>
+      <w:r>
+        <w:lastRenderedPageBreak/>
+        <w:t>Conclusion</w:t>
+      </w:r>
+      <w:bookmarkEnd w:id="53"/>
+    </w:p>
+    <w:p>
+      <w:pPr>
+        <w:spacing w:before="120" w:after="120"/>
+      </w:pPr>
+      <w:r>
+        <w:t>This project examined whether aggressive driving in Pennsylvania changed during and after the COVID-19 pandemic, using statewide crash data from 2005 through 2024.</w:t>
+      </w:r>
+      <w:r>
+        <w:t xml:space="preserve"> </w:t>
+      </w:r>
+      <w:r>
+        <w:t>The key result is straightforward: COVID-19 does not meaningfully predict aggressive driving in crash data. The model’s performance was no better than random guessing, meaning it cannot reliably distinguish between crashes that involved aggressive driving and those that did not. While there is a statistically detectable relationship, the size of that effect is extremely small and not practically meaningful</w:t>
+      </w:r>
+      <w:r>
+        <w:t>.</w:t>
+      </w:r>
+    </w:p>
+    <w:p>
       <w:pPr>
         <w:spacing w:before="120" w:after="120"/>
         <w:sectPr>
-          <w:footerReference w:type="even" r:id="rId19"/>
-          <w:footerReference w:type="default" r:id="rId20"/>
-          <w:footerReference w:type="first" r:id="rId21"/>
+          <w:footerReference w:type="even" r:id="rId21"/>
+          <w:footerReference w:type="default" r:id="rId22"/>
+          <w:footerReference w:type="first" r:id="rId23"/>
           <w:pgSz w:w="12240" w:h="15840"/>
           <w:pgMar w:top="1440" w:right="1440" w:bottom="1440" w:left="1440" w:header="720" w:footer="720" w:gutter="0"/>
           <w:cols w:space="720"/>
@@ -7917,19 +8658,28 @@
         </w:sectPr>
       </w:pPr>
       <w:r>
+        <w:t>S</w:t>
+      </w:r>
+      <w:r>
+        <w:t>ome additional patterns are worth noting. Time-based analysis shows that certain behaviors—like running red lights and cell phone use—did increase after the initial lockdown period and remained elevated for some time. This may help explain why public perception differs from what the overall model shows.</w:t>
+      </w:r>
+      <w:r>
         <w:t xml:space="preserve"> </w:t>
+      </w:r>
+      <w:r>
+        <w:t>Additional study is recommended to provide the public with as comprehensive of a review as possible. Modeling crash data with ARIMA may reveal that public sentiment about aggressive driving is correct.</w:t>
       </w:r>
     </w:p>
     <w:p>
       <w:pPr>
         <w:pStyle w:val="Heading1"/>
       </w:pPr>
-      <w:bookmarkStart w:id="51" w:name="_Toc227503337"/>
+      <w:bookmarkStart w:id="54" w:name="_Toc227515984"/>
       <w:r>
         <w:lastRenderedPageBreak/>
         <w:t>AI Statement of Use</w:t>
       </w:r>
-      <w:bookmarkEnd w:id="51"/>
+      <w:bookmarkEnd w:id="54"/>
     </w:p>
     <w:p>
       <w:r>
@@ -7950,31 +8700,76 @@
       <w:pPr>
         <w:pStyle w:val="Heading1"/>
       </w:pPr>
-      <w:bookmarkStart w:id="52" w:name="_Toc227503338"/>
+      <w:bookmarkStart w:id="55" w:name="_Toc227515985"/>
       <w:r>
         <w:t>Bibliography</w:t>
       </w:r>
-      <w:bookmarkEnd w:id="52"/>
+      <w:bookmarkEnd w:id="55"/>
     </w:p>
     <w:p>
       <w:pPr>
         <w:spacing w:line="480" w:lineRule="auto"/>
         <w:ind w:left="480" w:hanging="480"/>
         <w:rPr>
-          <w:rStyle w:val="Hyperlink"/>
-        </w:rPr>
-      </w:pPr>
-      <w:r>
-        <w:rPr>
           <w:i/>
           <w:iCs/>
         </w:rPr>
+      </w:pPr>
+      <w:proofErr w:type="spellStart"/>
+      <w:r>
+        <w:t>Breiman</w:t>
+      </w:r>
+      <w:proofErr w:type="spellEnd"/>
+      <w:r>
+        <w:t xml:space="preserve">, L. (2001). </w:t>
+      </w:r>
+      <w:r>
+        <w:rPr>
+          <w:rStyle w:val="Emphasis"/>
+        </w:rPr>
+        <w:t>Random forests</w:t>
+      </w:r>
+      <w:r>
+        <w:t xml:space="preserve">. </w:t>
+      </w:r>
+      <w:r>
+        <w:rPr>
+          <w:rStyle w:val="Emphasis"/>
+        </w:rPr>
+        <w:t>Machine Learning, 45</w:t>
+      </w:r>
+      <w:r>
+        <w:t xml:space="preserve">(1), 5–32. </w:t>
+      </w:r>
+      <w:hyperlink r:id="rId24" w:tgtFrame="_new" w:history="1">
+        <w:r>
+          <w:rPr>
+            <w:rStyle w:val="Hyperlink"/>
+            <w:rFonts w:eastAsiaTheme="majorEastAsia"/>
+          </w:rPr>
+          <w:t>https://doi.org/10.1023/A:1010933404324</w:t>
+        </w:r>
+      </w:hyperlink>
+    </w:p>
+    <w:p>
+      <w:pPr>
+        <w:spacing w:line="480" w:lineRule="auto"/>
+        <w:ind w:left="480" w:hanging="480"/>
+        <w:rPr>
+          <w:rStyle w:val="Hyperlink"/>
+        </w:rPr>
+      </w:pPr>
+      <w:r>
+        <w:rPr>
+          <w:i/>
+          <w:iCs/>
+        </w:rPr>
         <w:t>Chatbot App—AI Chatbot</w:t>
       </w:r>
       <w:r>
         <w:t xml:space="preserve">. (n.d.). Retrieved February 1, 2026, from </w:t>
       </w:r>
-      <w:hyperlink r:id="rId22" w:history="1">
+      <w:hyperlink r:id="rId25" w:history="1">
         <w:r>
           <w:rPr>
             <w:rStyle w:val="Hyperlink"/>
@@ -7988,6 +8783,117 @@
         <w:spacing w:line="480" w:lineRule="auto"/>
         <w:ind w:left="480" w:hanging="480"/>
       </w:pPr>
+      <w:r>
+        <w:t xml:space="preserve">Chen, T., &amp; </w:t>
+      </w:r>
+      <w:proofErr w:type="spellStart"/>
+      <w:r>
+        <w:t>Guestrin</w:t>
+      </w:r>
+      <w:proofErr w:type="spellEnd"/>
+      <w:r>
+        <w:t xml:space="preserve">, C. (2016). </w:t>
+      </w:r>
+      <w:proofErr w:type="spellStart"/>
+      <w:r>
+        <w:rPr>
+          <w:rStyle w:val="Emphasis"/>
+        </w:rPr>
+        <w:t>XGBoost</w:t>
+      </w:r>
+      <w:proofErr w:type="spellEnd"/>
+      <w:r>
+        <w:rPr>
+          <w:rStyle w:val="Emphasis"/>
+        </w:rPr>
+        <w:t>: A scalable tree boosting system</w:t>
+      </w:r>
+      <w:r>
+        <w:t xml:space="preserve">. In </w:t>
+      </w:r>
+      <w:r>
+        <w:rPr>
+          <w:rStyle w:val="Emphasis"/>
+        </w:rPr>
+        <w:t>Proceedings of the 22nd ACM SIGKDD International Conference on Knowledge Discovery and Data Mining (KDD ’16)</w:t>
+      </w:r>
+      <w:r>
+        <w:t xml:space="preserve"> (pp. 785–794). ACM. </w:t>
+      </w:r>
+      <w:hyperlink r:id="rId26" w:tgtFrame="_new" w:history="1">
+        <w:r>
+          <w:rPr>
+            <w:rStyle w:val="Hyperlink"/>
+            <w:rFonts w:eastAsiaTheme="majorEastAsia"/>
+          </w:rPr>
+          <w:t>https://doi.org/10.1145/2939672.2939785</w:t>
+        </w:r>
+      </w:hyperlink>
+    </w:p>
+    <w:p>
+      <w:pPr>
+        <w:spacing w:line="480" w:lineRule="auto"/>
+        <w:ind w:left="480" w:hanging="480"/>
+        <w:rPr>
+          <w:rStyle w:val="Hyperlink"/>
+        </w:rPr>
+      </w:pPr>
+      <w:r>
+        <w:t xml:space="preserve">Fawcett, T. (2006). An introduction to ROC analysis. </w:t>
+      </w:r>
+      <w:r>
+        <w:rPr>
+          <w:rStyle w:val="Emphasis"/>
+        </w:rPr>
+        <w:t>Pattern Recognition Letters, 27</w:t>
+      </w:r>
+      <w:r>
+        <w:t xml:space="preserve">(8), 861–874. </w:t>
+      </w:r>
+      <w:hyperlink r:id="rId27" w:tgtFrame="_new" w:history="1">
+        <w:r>
+          <w:rPr>
+            <w:rStyle w:val="Hyperlink"/>
+            <w:rFonts w:eastAsiaTheme="majorEastAsia"/>
+          </w:rPr>
+          <w:t>https://doi.org/10.1016/j.patrec.2005.10.010</w:t>
+        </w:r>
+      </w:hyperlink>
+    </w:p>
+    <w:p>
+      <w:pPr>
+        <w:spacing w:line="480" w:lineRule="auto"/>
+        <w:ind w:left="480" w:hanging="480"/>
+        <w:rPr>
+          <w:rStyle w:val="Hyperlink"/>
+        </w:rPr>
+      </w:pPr>
+      <w:r>
+        <w:t xml:space="preserve">Hosmer, D. W., Jr., </w:t>
+      </w:r>
+      <w:proofErr w:type="spellStart"/>
+      <w:r>
+        <w:t>Lemeshow</w:t>
+      </w:r>
+      <w:proofErr w:type="spellEnd"/>
+      <w:r>
+        <w:t xml:space="preserve">, S., &amp; Sturdivant, R. X. (2013). </w:t>
+      </w:r>
+      <w:r>
+        <w:rPr>
+          <w:rStyle w:val="Emphasis"/>
+        </w:rPr>
+        <w:t>Applied logistic regression</w:t>
+      </w:r>
+      <w:r>
+        <w:t xml:space="preserve"> (3rd ed.). Wiley.</w:t>
+      </w:r>
+    </w:p>
+    <w:p>
+      <w:pPr>
+        <w:spacing w:line="480" w:lineRule="auto"/>
+        <w:ind w:left="480" w:hanging="480"/>
+      </w:pPr>
       <w:proofErr w:type="spellStart"/>
       <w:r>
         <w:t>Leppert</w:t>
@@ -8028,7 +8934,7 @@
       <w:r>
         <w:t xml:space="preserve">. </w:t>
       </w:r>
-      <w:hyperlink r:id="rId23" w:history="1">
+      <w:hyperlink r:id="rId28" w:history="1">
         <w:r>
           <w:rPr>
             <w:rStyle w:val="Hyperlink"/>
@@ -8041,6 +8947,122 @@
       <w:pPr>
         <w:spacing w:line="480" w:lineRule="auto"/>
         <w:ind w:left="480" w:hanging="480"/>
+        <w:rPr>
+          <w:rStyle w:val="Hyperlink"/>
+        </w:rPr>
+      </w:pPr>
+      <w:proofErr w:type="spellStart"/>
+      <w:r>
+        <w:t>Pedregosa</w:t>
+      </w:r>
+      <w:proofErr w:type="spellEnd"/>
+      <w:r>
+        <w:t xml:space="preserve">, F., </w:t>
+      </w:r>
+      <w:proofErr w:type="spellStart"/>
+      <w:r>
+        <w:t>Varoquaux</w:t>
+      </w:r>
+      <w:proofErr w:type="spellEnd"/>
+      <w:r>
+        <w:t xml:space="preserve">, G., </w:t>
+      </w:r>
+      <w:proofErr w:type="spellStart"/>
+      <w:r>
+        <w:t>Gramfort</w:t>
+      </w:r>
+      <w:proofErr w:type="spellEnd"/>
+      <w:r>
+        <w:t xml:space="preserve">, A., Michel, V., </w:t>
+      </w:r>
+      <w:proofErr w:type="spellStart"/>
+      <w:r>
+        <w:t>Thirion</w:t>
+      </w:r>
+      <w:proofErr w:type="spellEnd"/>
+      <w:r>
+        <w:t xml:space="preserve">, B., Grisel, O., Blondel, M., </w:t>
+      </w:r>
+      <w:proofErr w:type="spellStart"/>
+      <w:r>
+        <w:t>Prettenhofer</w:t>
+      </w:r>
+      <w:proofErr w:type="spellEnd"/>
+      <w:r>
+        <w:t xml:space="preserve">, P., Weiss, R., </w:t>
+      </w:r>
+      <w:proofErr w:type="spellStart"/>
+      <w:r>
+        <w:t>Dubourg</w:t>
+      </w:r>
+      <w:proofErr w:type="spellEnd"/>
+      <w:r>
+        <w:t xml:space="preserve">, V., </w:t>
+      </w:r>
+      <w:proofErr w:type="spellStart"/>
+      <w:r>
+        <w:t>VanderPlas</w:t>
+      </w:r>
+      <w:proofErr w:type="spellEnd"/>
+      <w:r>
+        <w:t xml:space="preserve">, J., </w:t>
+      </w:r>
+      <w:proofErr w:type="spellStart"/>
+      <w:r>
+        <w:t>Passos</w:t>
+      </w:r>
+      <w:proofErr w:type="spellEnd"/>
+      <w:r>
+        <w:t xml:space="preserve">, A., </w:t>
+      </w:r>
+      <w:proofErr w:type="spellStart"/>
+      <w:r>
+        <w:t>Cournapeau</w:t>
+      </w:r>
+      <w:proofErr w:type="spellEnd"/>
+      <w:r>
+        <w:t xml:space="preserve">, D., </w:t>
+      </w:r>
+      <w:proofErr w:type="spellStart"/>
+      <w:r>
+        <w:lastRenderedPageBreak/>
+        <w:t>Brucher</w:t>
+      </w:r>
+      <w:proofErr w:type="spellEnd"/>
+      <w:r>
+        <w:t xml:space="preserve">, M., Perrot, M., &amp; </w:t>
+      </w:r>
+      <w:proofErr w:type="spellStart"/>
+      <w:r>
+        <w:t>Duchesnay</w:t>
+      </w:r>
+      <w:proofErr w:type="spellEnd"/>
+      <w:r>
+        <w:t xml:space="preserve">, É. (2011). </w:t>
+      </w:r>
+      <w:r>
+        <w:rPr>
+          <w:rStyle w:val="Emphasis"/>
+        </w:rPr>
+        <w:t>Scikit-learn: Machine learning in Python</w:t>
+      </w:r>
+      <w:r>
+        <w:t xml:space="preserve">. </w:t>
+      </w:r>
+      <w:r>
+        <w:rPr>
+          <w:rStyle w:val="Emphasis"/>
+        </w:rPr>
+        <w:t>Journal of Machine Learning Research, 12</w:t>
+      </w:r>
+      <w:r>
+        <w:t>, 2825–2830.</w:t>
+      </w:r>
+    </w:p>
+    <w:p>
+      <w:pPr>
+        <w:spacing w:line="480" w:lineRule="auto"/>
+        <w:ind w:left="480" w:hanging="480"/>
       </w:pPr>
       <w:r>
         <w:t xml:space="preserve">PennDOT. (2025). </w:t>
@@ -8055,7 +9077,7 @@
       <w:r>
         <w:t xml:space="preserve">. </w:t>
       </w:r>
-      <w:hyperlink r:id="rId24" w:history="1">
+      <w:hyperlink r:id="rId29" w:history="1">
         <w:r>
           <w:rPr>
             <w:rStyle w:val="Hyperlink"/>
@@ -8085,7 +9107,7 @@
       <w:r>
         <w:t xml:space="preserve">. Retrieved January 22, 2026, from </w:t>
       </w:r>
-      <w:hyperlink r:id="rId25" w:history="1">
+      <w:hyperlink r:id="rId30" w:history="1">
         <w:r>
           <w:rPr>
             <w:rStyle w:val="Hyperlink"/>
@@ -8109,7 +9131,7 @@
       <w:r>
         <w:t xml:space="preserve">. (n.d.). Pennsylvania Department of Transportation. Retrieved January 25, 2026, from </w:t>
       </w:r>
-      <w:hyperlink r:id="rId26" w:history="1">
+      <w:hyperlink r:id="rId31" w:history="1">
         <w:r>
           <w:rPr>
             <w:rStyle w:val="Hyperlink"/>
@@ -8136,19 +9158,24 @@
       <w:r>
         <w:t xml:space="preserve">. (n.d.). Retrieved January 25, 2026, from </w:t>
       </w:r>
-      <w:hyperlink r:id="rId27" w:history="1">
+      <w:hyperlink r:id="rId32" w:history="1">
         <w:r>
           <w:rPr>
             <w:rStyle w:val="Hyperlink"/>
           </w:rPr>
-          <w:t>https://crashinfo.penndot.pa.gov/PCIT/welcome.html?TYPE=33554433&amp;REALMOID=06-6e7f3fd5-ee48-4b22-8067-774762688650&amp;GUID=&amp;SMAUTHREASON=0&amp;METHOD=GET&amp;SMAGENTNAME=-</w:t>
+          <w:t>https://crashinfo.penndot.pa.gov/PCIT/welcome.html?TYPE=33554433&amp;REALMOID=06-6e7f3fd5-ee48-4b22-8067-774762688650&amp;GUID=&amp;SMAUTHREASON=0&amp;METHOD=GET&amp;SMAGENTNAME=-SM-E%2bZZmVPChvgeLWKfG1BgkUwXVkEogJGcRA5yj1Pa9OazD3%2fSbooshnw8PzBLhpiK&amp;TARGET=-SM-https</w:t>
         </w:r>
         <w:r>
           <w:rPr>
             <w:rStyle w:val="Hyperlink"/>
           </w:rPr>
-          <w:lastRenderedPageBreak/>
-          <w:t>SM-E%2bZZmVPChvgeLWKfG1BgkUwXVkEogJGcRA5yj1Pa9OazD3%2fSbooshnw8PzBLhpiK&amp;TARGET=-SM-https%3a%2f%2fcrashinfo%2epenndot%2epa%2egov%2f#</w:t>
+          <w:t>%</w:t>
+        </w:r>
+        <w:r>
+          <w:rPr>
+            <w:rStyle w:val="Hyperlink"/>
+          </w:rPr>
+          <w:t>3a%2f%2fcrashinfo%2epenndot%2epa%2egov%2f#</w:t>
         </w:r>
       </w:hyperlink>
     </w:p>
@@ -8156,9 +9183,100 @@
       <w:pPr>
         <w:spacing w:line="480" w:lineRule="auto"/>
         <w:ind w:left="480" w:hanging="480"/>
+        <w:rPr>
+          <w:rStyle w:val="Hyperlink"/>
+        </w:rPr>
+      </w:pPr>
+      <w:r>
+        <w:t xml:space="preserve">scikit-learn developers. (n.d.). </w:t>
+      </w:r>
+      <w:r>
+        <w:rPr>
+          <w:rStyle w:val="Emphasis"/>
+        </w:rPr>
+        <w:t>One-Class SVM</w:t>
+      </w:r>
+      <w:r>
+        <w:t xml:space="preserve">. </w:t>
+      </w:r>
+      <w:r>
+        <w:rPr>
+          <w:rStyle w:val="Emphasis"/>
+        </w:rPr>
+        <w:t>scikit-learn documentation</w:t>
+      </w:r>
+      <w:r>
+        <w:t xml:space="preserve">. </w:t>
+      </w:r>
+      <w:hyperlink r:id="rId33" w:tgtFrame="_new" w:history="1">
+        <w:r>
+          <w:rPr>
+            <w:rStyle w:val="Hyperlink"/>
+            <w:rFonts w:eastAsiaTheme="majorEastAsia"/>
+          </w:rPr>
+          <w:t>https://scikit-learn.org/stable/modules/generated/sklearn.svm.OneClassSVM.html</w:t>
+        </w:r>
+      </w:hyperlink>
+    </w:p>
+    <w:p>
+      <w:pPr>
+        <w:spacing w:line="480" w:lineRule="auto"/>
+        <w:ind w:left="480" w:hanging="480"/>
+        <w:rPr>
+          <w:rStyle w:val="Hyperlink"/>
+        </w:rPr>
       </w:pPr>
       <w:proofErr w:type="spellStart"/>
       <w:r>
+        <w:t>Schölkopf</w:t>
+      </w:r>
+      <w:proofErr w:type="spellEnd"/>
+      <w:r>
+        <w:t xml:space="preserve">, B., Platt, J. C., </w:t>
+      </w:r>
+      <w:proofErr w:type="spellStart"/>
+      <w:r>
+        <w:t>Shawe</w:t>
+      </w:r>
+      <w:proofErr w:type="spellEnd"/>
+      <w:r>
+        <w:t xml:space="preserve">-Taylor, J., </w:t>
+      </w:r>
+      <w:proofErr w:type="spellStart"/>
+      <w:r>
+        <w:t>Smola</w:t>
+      </w:r>
+      <w:proofErr w:type="spellEnd"/>
+      <w:r>
+        <w:t xml:space="preserve">, A. J., &amp; Williamson, R. C. (2001). </w:t>
+      </w:r>
+      <w:r>
+        <w:rPr>
+          <w:rStyle w:val="Emphasis"/>
+        </w:rPr>
+        <w:t>Estimating the support of a high-dimensional distribution</w:t>
+      </w:r>
+      <w:r>
+        <w:t xml:space="preserve">. </w:t>
+      </w:r>
+      <w:r>
+        <w:rPr>
+          <w:rStyle w:val="Emphasis"/>
+        </w:rPr>
+        <w:t>Neural Computation, 13</w:t>
+      </w:r>
+      <w:r>
+        <w:t>(7), 1443–1471.</w:t>
+      </w:r>
+    </w:p>
+    <w:p>
+      <w:pPr>
+        <w:spacing w:line="480" w:lineRule="auto"/>
+        <w:ind w:left="480" w:hanging="480"/>
+      </w:pPr>
+      <w:proofErr w:type="spellStart"/>
+      <w:r>
+        <w:lastRenderedPageBreak/>
         <w:t>Tefft</w:t>
       </w:r>
       <w:proofErr w:type="spellEnd"/>
@@ -8191,7 +9309,7 @@
       <w:r>
         <w:t xml:space="preserve">. </w:t>
       </w:r>
-      <w:hyperlink r:id="rId28" w:history="1">
+      <w:hyperlink r:id="rId34" w:history="1">
         <w:r>
           <w:rPr>
             <w:rStyle w:val="Hyperlink"/>
@@ -8247,7 +9365,7 @@
       <w:r>
         <w:t xml:space="preserve">. </w:t>
       </w:r>
-      <w:hyperlink r:id="rId29" w:history="1">
+      <w:hyperlink r:id="rId35" w:history="1">
         <w:r>
           <w:rPr>
             <w:rStyle w:val="Hyperlink"/>
@@ -13714,7 +14832,6 @@
     <w:name w:val="Normal (Web)"/>
     <w:basedOn w:val="Normal"/>
     <w:uiPriority w:val="99"/>
-    <w:semiHidden/>
     <w:unhideWhenUsed/>
     <w:rsid w:val="005D6329"/>
     <w:pPr>
@@ -14738,6 +15855,17 @@
       <w:color w:val="404040" w:themeColor="text1" w:themeTint="BF"/>
     </w:rPr>
   </w:style>
+  <w:style w:type="character" w:styleId="Emphasis">
+    <w:name w:val="Emphasis"/>
+    <w:basedOn w:val="DefaultParagraphFont"/>
+    <w:uiPriority w:val="20"/>
+    <w:qFormat/>
+    <w:rsid w:val="0024173F"/>
+    <w:rPr>
+      <w:i/>
+      <w:iCs/>
+    </w:rPr>
+  </w:style>
 </w:styles>
 </file>
 

--- a/Evaluation_and_Deployment_Report_over_lisa .docx
+++ b/Evaluation_and_Deployment_Report_over_lisa .docx
@@ -654,7 +654,7 @@
             </w:rPr>
             <w:fldChar w:fldCharType="separate"/>
           </w:r>
-          <w:hyperlink w:anchor="_Toc227515947" w:history="1">
+          <w:hyperlink w:anchor="_Toc227575701" w:history="1">
             <w:r>
               <w:rPr>
                 <w:rStyle w:val="Hyperlink"/>
@@ -681,7 +681,7 @@
                 <w:noProof/>
                 <w:webHidden/>
               </w:rPr>
-              <w:instrText xml:space="preserve"> PAGEREF _Toc227515947 \h </w:instrText>
+              <w:instrText xml:space="preserve"> PAGEREF _Toc227575701 \h </w:instrText>
             </w:r>
             <w:r>
               <w:rPr>
@@ -725,7 +725,7 @@
               <w:szCs w:val="24"/>
             </w:rPr>
           </w:pPr>
-          <w:hyperlink w:anchor="_Toc227515948" w:history="1">
+          <w:hyperlink w:anchor="_Toc227575702" w:history="1">
             <w:r>
               <w:rPr>
                 <w:rStyle w:val="Hyperlink"/>
@@ -752,7 +752,7 @@
                 <w:noProof/>
                 <w:webHidden/>
               </w:rPr>
-              <w:instrText xml:space="preserve"> PAGEREF _Toc227515948 \h </w:instrText>
+              <w:instrText xml:space="preserve"> PAGEREF _Toc227575702 \h </w:instrText>
             </w:r>
             <w:r>
               <w:rPr>
@@ -796,7 +796,7 @@
               <w:szCs w:val="24"/>
             </w:rPr>
           </w:pPr>
-          <w:hyperlink w:anchor="_Toc227515949" w:history="1">
+          <w:hyperlink w:anchor="_Toc227575703" w:history="1">
             <w:r>
               <w:rPr>
                 <w:rStyle w:val="Hyperlink"/>
@@ -823,7 +823,7 @@
                 <w:noProof/>
                 <w:webHidden/>
               </w:rPr>
-              <w:instrText xml:space="preserve"> PAGEREF _Toc227515949 \h </w:instrText>
+              <w:instrText xml:space="preserve"> PAGEREF _Toc227575703 \h </w:instrText>
             </w:r>
             <w:r>
               <w:rPr>
@@ -867,7 +867,7 @@
               <w:szCs w:val="24"/>
             </w:rPr>
           </w:pPr>
-          <w:hyperlink w:anchor="_Toc227515950" w:history="1">
+          <w:hyperlink w:anchor="_Toc227575704" w:history="1">
             <w:r>
               <w:rPr>
                 <w:rStyle w:val="Hyperlink"/>
@@ -894,7 +894,7 @@
                 <w:noProof/>
                 <w:webHidden/>
               </w:rPr>
-              <w:instrText xml:space="preserve"> PAGEREF _Toc227515950 \h </w:instrText>
+              <w:instrText xml:space="preserve"> PAGEREF _Toc227575704 \h </w:instrText>
             </w:r>
             <w:r>
               <w:rPr>
@@ -940,7 +940,7 @@
               <w:noProof/>
             </w:rPr>
           </w:pPr>
-          <w:hyperlink w:anchor="_Toc227515951" w:history="1">
+          <w:hyperlink w:anchor="_Toc227575705" w:history="1">
             <w:r>
               <w:rPr>
                 <w:rStyle w:val="Hyperlink"/>
@@ -967,7 +967,7 @@
                 <w:noProof/>
                 <w:webHidden/>
               </w:rPr>
-              <w:instrText xml:space="preserve"> PAGEREF _Toc227515951 \h </w:instrText>
+              <w:instrText xml:space="preserve"> PAGEREF _Toc227575705 \h </w:instrText>
             </w:r>
             <w:r>
               <w:rPr>
@@ -1013,7 +1013,7 @@
               <w:noProof/>
             </w:rPr>
           </w:pPr>
-          <w:hyperlink w:anchor="_Toc227515952" w:history="1">
+          <w:hyperlink w:anchor="_Toc227575706" w:history="1">
             <w:r>
               <w:rPr>
                 <w:rStyle w:val="Hyperlink"/>
@@ -1040,7 +1040,7 @@
                 <w:noProof/>
                 <w:webHidden/>
               </w:rPr>
-              <w:instrText xml:space="preserve"> PAGEREF _Toc227515952 \h </w:instrText>
+              <w:instrText xml:space="preserve"> PAGEREF _Toc227575706 \h </w:instrText>
             </w:r>
             <w:r>
               <w:rPr>
@@ -1087,7 +1087,7 @@
               <w:szCs w:val="24"/>
             </w:rPr>
           </w:pPr>
-          <w:hyperlink w:anchor="_Toc227515953" w:history="1">
+          <w:hyperlink w:anchor="_Toc227575707" w:history="1">
             <w:r>
               <w:rPr>
                 <w:rStyle w:val="Hyperlink"/>
@@ -1132,7 +1132,7 @@
                 <w:noProof/>
                 <w:webHidden/>
               </w:rPr>
-              <w:instrText xml:space="preserve"> PAGEREF _Toc227515953 \h </w:instrText>
+              <w:instrText xml:space="preserve"> PAGEREF _Toc227575707 \h </w:instrText>
             </w:r>
             <w:r>
               <w:rPr>
@@ -1176,7 +1176,7 @@
               <w:szCs w:val="24"/>
             </w:rPr>
           </w:pPr>
-          <w:hyperlink w:anchor="_Toc227515954" w:history="1">
+          <w:hyperlink w:anchor="_Toc227575708" w:history="1">
             <w:r>
               <w:rPr>
                 <w:rStyle w:val="Hyperlink"/>
@@ -1203,7 +1203,7 @@
                 <w:noProof/>
                 <w:webHidden/>
               </w:rPr>
-              <w:instrText xml:space="preserve"> PAGEREF _Toc227515954 \h </w:instrText>
+              <w:instrText xml:space="preserve"> PAGEREF _Toc227575708 \h </w:instrText>
             </w:r>
             <w:r>
               <w:rPr>
@@ -1247,7 +1247,7 @@
               <w:szCs w:val="24"/>
             </w:rPr>
           </w:pPr>
-          <w:hyperlink w:anchor="_Toc227515955" w:history="1">
+          <w:hyperlink w:anchor="_Toc227575709" w:history="1">
             <w:r>
               <w:rPr>
                 <w:rStyle w:val="Hyperlink"/>
@@ -1274,7 +1274,7 @@
                 <w:noProof/>
                 <w:webHidden/>
               </w:rPr>
-              <w:instrText xml:space="preserve"> PAGEREF _Toc227515955 \h </w:instrText>
+              <w:instrText xml:space="preserve"> PAGEREF _Toc227575709 \h </w:instrText>
             </w:r>
             <w:r>
               <w:rPr>
@@ -1318,7 +1318,7 @@
               <w:szCs w:val="24"/>
             </w:rPr>
           </w:pPr>
-          <w:hyperlink w:anchor="_Toc227515956" w:history="1">
+          <w:hyperlink w:anchor="_Toc227575710" w:history="1">
             <w:r>
               <w:rPr>
                 <w:rStyle w:val="Hyperlink"/>
@@ -1345,7 +1345,7 @@
                 <w:noProof/>
                 <w:webHidden/>
               </w:rPr>
-              <w:instrText xml:space="preserve"> PAGEREF _Toc227515956 \h </w:instrText>
+              <w:instrText xml:space="preserve"> PAGEREF _Toc227575710 \h </w:instrText>
             </w:r>
             <w:r>
               <w:rPr>
@@ -1365,7 +1365,7 @@
                 <w:noProof/>
                 <w:webHidden/>
               </w:rPr>
-              <w:t>7</w:t>
+              <w:t>8</w:t>
             </w:r>
             <w:r>
               <w:rPr>
@@ -1389,7 +1389,7 @@
               <w:szCs w:val="24"/>
             </w:rPr>
           </w:pPr>
-          <w:hyperlink w:anchor="_Toc227515957" w:history="1">
+          <w:hyperlink w:anchor="_Toc227575711" w:history="1">
             <w:r>
               <w:rPr>
                 <w:rStyle w:val="Hyperlink"/>
@@ -1416,7 +1416,7 @@
                 <w:noProof/>
                 <w:webHidden/>
               </w:rPr>
-              <w:instrText xml:space="preserve"> PAGEREF _Toc227515957 \h </w:instrText>
+              <w:instrText xml:space="preserve"> PAGEREF _Toc227575711 \h </w:instrText>
             </w:r>
             <w:r>
               <w:rPr>
@@ -1436,7 +1436,7 @@
                 <w:noProof/>
                 <w:webHidden/>
               </w:rPr>
-              <w:t>9</w:t>
+              <w:t>10</w:t>
             </w:r>
             <w:r>
               <w:rPr>
@@ -1462,7 +1462,7 @@
               <w:szCs w:val="24"/>
             </w:rPr>
           </w:pPr>
-          <w:hyperlink w:anchor="_Toc227515958" w:history="1">
+          <w:hyperlink w:anchor="_Toc227575712" w:history="1">
             <w:r>
               <w:rPr>
                 <w:rStyle w:val="Hyperlink"/>
@@ -1489,7 +1489,7 @@
                 <w:noProof/>
                 <w:webHidden/>
               </w:rPr>
-              <w:instrText xml:space="preserve"> PAGEREF _Toc227515958 \h </w:instrText>
+              <w:instrText xml:space="preserve"> PAGEREF _Toc227575712 \h </w:instrText>
             </w:r>
             <w:r>
               <w:rPr>
@@ -1509,7 +1509,7 @@
                 <w:noProof/>
                 <w:webHidden/>
               </w:rPr>
-              <w:t>9</w:t>
+              <w:t>10</w:t>
             </w:r>
             <w:r>
               <w:rPr>
@@ -1533,7 +1533,7 @@
               <w:szCs w:val="24"/>
             </w:rPr>
           </w:pPr>
-          <w:hyperlink w:anchor="_Toc227515959" w:history="1">
+          <w:hyperlink w:anchor="_Toc227575713" w:history="1">
             <w:r>
               <w:rPr>
                 <w:rStyle w:val="Hyperlink"/>
@@ -1560,7 +1560,7 @@
                 <w:noProof/>
                 <w:webHidden/>
               </w:rPr>
-              <w:instrText xml:space="preserve"> PAGEREF _Toc227515959 \h </w:instrText>
+              <w:instrText xml:space="preserve"> PAGEREF _Toc227575713 \h </w:instrText>
             </w:r>
             <w:r>
               <w:rPr>
@@ -1580,7 +1580,7 @@
                 <w:noProof/>
                 <w:webHidden/>
               </w:rPr>
-              <w:t>9</w:t>
+              <w:t>10</w:t>
             </w:r>
             <w:r>
               <w:rPr>
@@ -1604,7 +1604,7 @@
               <w:szCs w:val="24"/>
             </w:rPr>
           </w:pPr>
-          <w:hyperlink w:anchor="_Toc227515960" w:history="1">
+          <w:hyperlink w:anchor="_Toc227575714" w:history="1">
             <w:r>
               <w:rPr>
                 <w:rStyle w:val="Hyperlink"/>
@@ -1631,7 +1631,7 @@
                 <w:noProof/>
                 <w:webHidden/>
               </w:rPr>
-              <w:instrText xml:space="preserve"> PAGEREF _Toc227515960 \h </w:instrText>
+              <w:instrText xml:space="preserve"> PAGEREF _Toc227575714 \h </w:instrText>
             </w:r>
             <w:r>
               <w:rPr>
@@ -1651,7 +1651,7 @@
                 <w:noProof/>
                 <w:webHidden/>
               </w:rPr>
-              <w:t>11</w:t>
+              <w:t>12</w:t>
             </w:r>
             <w:r>
               <w:rPr>
@@ -1675,7 +1675,7 @@
               <w:szCs w:val="24"/>
             </w:rPr>
           </w:pPr>
-          <w:hyperlink w:anchor="_Toc227515961" w:history="1">
+          <w:hyperlink w:anchor="_Toc227575715" w:history="1">
             <w:r>
               <w:rPr>
                 <w:rStyle w:val="Hyperlink"/>
@@ -1702,7 +1702,7 @@
                 <w:noProof/>
                 <w:webHidden/>
               </w:rPr>
-              <w:instrText xml:space="preserve"> PAGEREF _Toc227515961 \h </w:instrText>
+              <w:instrText xml:space="preserve"> PAGEREF _Toc227575715 \h </w:instrText>
             </w:r>
             <w:r>
               <w:rPr>
@@ -1722,7 +1722,7 @@
                 <w:noProof/>
                 <w:webHidden/>
               </w:rPr>
-              <w:t>12</w:t>
+              <w:t>13</w:t>
             </w:r>
             <w:r>
               <w:rPr>
@@ -1746,7 +1746,7 @@
               <w:szCs w:val="24"/>
             </w:rPr>
           </w:pPr>
-          <w:hyperlink w:anchor="_Toc227515962" w:history="1">
+          <w:hyperlink w:anchor="_Toc227575716" w:history="1">
             <w:r>
               <w:rPr>
                 <w:rStyle w:val="Hyperlink"/>
@@ -1773,7 +1773,7 @@
                 <w:noProof/>
                 <w:webHidden/>
               </w:rPr>
-              <w:instrText xml:space="preserve"> PAGEREF _Toc227515962 \h </w:instrText>
+              <w:instrText xml:space="preserve"> PAGEREF _Toc227575716 \h </w:instrText>
             </w:r>
             <w:r>
               <w:rPr>
@@ -1793,7 +1793,7 @@
                 <w:noProof/>
                 <w:webHidden/>
               </w:rPr>
-              <w:t>13</w:t>
+              <w:t>14</w:t>
             </w:r>
             <w:r>
               <w:rPr>
@@ -1817,7 +1817,7 @@
               <w:szCs w:val="24"/>
             </w:rPr>
           </w:pPr>
-          <w:hyperlink w:anchor="_Toc227515963" w:history="1">
+          <w:hyperlink w:anchor="_Toc227575717" w:history="1">
             <w:r>
               <w:rPr>
                 <w:rStyle w:val="Hyperlink"/>
@@ -1844,7 +1844,7 @@
                 <w:noProof/>
                 <w:webHidden/>
               </w:rPr>
-              <w:instrText xml:space="preserve"> PAGEREF _Toc227515963 \h </w:instrText>
+              <w:instrText xml:space="preserve"> PAGEREF _Toc227575717 \h </w:instrText>
             </w:r>
             <w:r>
               <w:rPr>
@@ -1864,7 +1864,7 @@
                 <w:noProof/>
                 <w:webHidden/>
               </w:rPr>
-              <w:t>14</w:t>
+              <w:t>15</w:t>
             </w:r>
             <w:r>
               <w:rPr>
@@ -1891,7 +1891,7 @@
               <w:szCs w:val="24"/>
             </w:rPr>
           </w:pPr>
-          <w:hyperlink w:anchor="_Toc227515964" w:history="1">
+          <w:hyperlink w:anchor="_Toc227575718" w:history="1">
             <w:r>
               <w:rPr>
                 <w:rStyle w:val="Hyperlink"/>
@@ -1936,7 +1936,7 @@
                 <w:noProof/>
                 <w:webHidden/>
               </w:rPr>
-              <w:instrText xml:space="preserve"> PAGEREF _Toc227515964 \h </w:instrText>
+              <w:instrText xml:space="preserve"> PAGEREF _Toc227575718 \h </w:instrText>
             </w:r>
             <w:r>
               <w:rPr>
@@ -1956,7 +1956,7 @@
                 <w:noProof/>
                 <w:webHidden/>
               </w:rPr>
-              <w:t>14</w:t>
+              <w:t>15</w:t>
             </w:r>
             <w:r>
               <w:rPr>
@@ -1980,7 +1980,7 @@
               <w:szCs w:val="24"/>
             </w:rPr>
           </w:pPr>
-          <w:hyperlink w:anchor="_Toc227515965" w:history="1">
+          <w:hyperlink w:anchor="_Toc227575719" w:history="1">
             <w:r>
               <w:rPr>
                 <w:rStyle w:val="Hyperlink"/>
@@ -2007,7 +2007,7 @@
                 <w:noProof/>
                 <w:webHidden/>
               </w:rPr>
-              <w:instrText xml:space="preserve"> PAGEREF _Toc227515965 \h </w:instrText>
+              <w:instrText xml:space="preserve"> PAGEREF _Toc227575719 \h </w:instrText>
             </w:r>
             <w:r>
               <w:rPr>
@@ -2027,7 +2027,7 @@
                 <w:noProof/>
                 <w:webHidden/>
               </w:rPr>
-              <w:t>14</w:t>
+              <w:t>15</w:t>
             </w:r>
             <w:r>
               <w:rPr>
@@ -2051,7 +2051,7 @@
               <w:szCs w:val="24"/>
             </w:rPr>
           </w:pPr>
-          <w:hyperlink w:anchor="_Toc227515966" w:history="1">
+          <w:hyperlink w:anchor="_Toc227575720" w:history="1">
             <w:r>
               <w:rPr>
                 <w:rStyle w:val="Hyperlink"/>
@@ -2078,7 +2078,7 @@
                 <w:noProof/>
                 <w:webHidden/>
               </w:rPr>
-              <w:instrText xml:space="preserve"> PAGEREF _Toc227515966 \h </w:instrText>
+              <w:instrText xml:space="preserve"> PAGEREF _Toc227575720 \h </w:instrText>
             </w:r>
             <w:r>
               <w:rPr>
@@ -2098,7 +2098,7 @@
                 <w:noProof/>
                 <w:webHidden/>
               </w:rPr>
-              <w:t>14</w:t>
+              <w:t>15</w:t>
             </w:r>
             <w:r>
               <w:rPr>
@@ -2122,7 +2122,7 @@
               <w:szCs w:val="24"/>
             </w:rPr>
           </w:pPr>
-          <w:hyperlink w:anchor="_Toc227515967" w:history="1">
+          <w:hyperlink w:anchor="_Toc227575721" w:history="1">
             <w:r>
               <w:rPr>
                 <w:rStyle w:val="Hyperlink"/>
@@ -2149,7 +2149,7 @@
                 <w:noProof/>
                 <w:webHidden/>
               </w:rPr>
-              <w:instrText xml:space="preserve"> PAGEREF _Toc227515967 \h </w:instrText>
+              <w:instrText xml:space="preserve"> PAGEREF _Toc227575721 \h </w:instrText>
             </w:r>
             <w:r>
               <w:rPr>
@@ -2169,7 +2169,7 @@
                 <w:noProof/>
                 <w:webHidden/>
               </w:rPr>
-              <w:t>14</w:t>
+              <w:t>15</w:t>
             </w:r>
             <w:r>
               <w:rPr>
@@ -2193,7 +2193,7 @@
               <w:szCs w:val="24"/>
             </w:rPr>
           </w:pPr>
-          <w:hyperlink w:anchor="_Toc227515968" w:history="1">
+          <w:hyperlink w:anchor="_Toc227575722" w:history="1">
             <w:r>
               <w:rPr>
                 <w:rStyle w:val="Hyperlink"/>
@@ -2220,7 +2220,7 @@
                 <w:noProof/>
                 <w:webHidden/>
               </w:rPr>
-              <w:instrText xml:space="preserve"> PAGEREF _Toc227515968 \h </w:instrText>
+              <w:instrText xml:space="preserve"> PAGEREF _Toc227575722 \h </w:instrText>
             </w:r>
             <w:r>
               <w:rPr>
@@ -2240,7 +2240,7 @@
                 <w:noProof/>
                 <w:webHidden/>
               </w:rPr>
-              <w:t>15</w:t>
+              <w:t>16</w:t>
             </w:r>
             <w:r>
               <w:rPr>
@@ -2264,7 +2264,7 @@
               <w:szCs w:val="24"/>
             </w:rPr>
           </w:pPr>
-          <w:hyperlink w:anchor="_Toc227515969" w:history="1">
+          <w:hyperlink w:anchor="_Toc227575723" w:history="1">
             <w:r>
               <w:rPr>
                 <w:rStyle w:val="Hyperlink"/>
@@ -2291,7 +2291,7 @@
                 <w:noProof/>
                 <w:webHidden/>
               </w:rPr>
-              <w:instrText xml:space="preserve"> PAGEREF _Toc227515969 \h </w:instrText>
+              <w:instrText xml:space="preserve"> PAGEREF _Toc227575723 \h </w:instrText>
             </w:r>
             <w:r>
               <w:rPr>
@@ -2311,7 +2311,7 @@
                 <w:noProof/>
                 <w:webHidden/>
               </w:rPr>
-              <w:t>15</w:t>
+              <w:t>16</w:t>
             </w:r>
             <w:r>
               <w:rPr>
@@ -2337,7 +2337,7 @@
               <w:noProof/>
             </w:rPr>
           </w:pPr>
-          <w:hyperlink w:anchor="_Toc227515970" w:history="1">
+          <w:hyperlink w:anchor="_Toc227575724" w:history="1">
             <w:r>
               <w:rPr>
                 <w:rStyle w:val="Hyperlink"/>
@@ -2364,7 +2364,7 @@
                 <w:noProof/>
                 <w:webHidden/>
               </w:rPr>
-              <w:instrText xml:space="preserve"> PAGEREF _Toc227515970 \h </w:instrText>
+              <w:instrText xml:space="preserve"> PAGEREF _Toc227575724 \h </w:instrText>
             </w:r>
             <w:r>
               <w:rPr>
@@ -2384,7 +2384,7 @@
                 <w:noProof/>
                 <w:webHidden/>
               </w:rPr>
-              <w:t>15</w:t>
+              <w:t>16</w:t>
             </w:r>
             <w:r>
               <w:rPr>
@@ -2410,7 +2410,7 @@
               <w:szCs w:val="24"/>
             </w:rPr>
           </w:pPr>
-          <w:hyperlink w:anchor="_Toc227515971" w:history="1">
+          <w:hyperlink w:anchor="_Toc227575725" w:history="1">
             <w:r>
               <w:rPr>
                 <w:rStyle w:val="Hyperlink"/>
@@ -2437,7 +2437,7 @@
                 <w:noProof/>
                 <w:webHidden/>
               </w:rPr>
-              <w:instrText xml:space="preserve"> PAGEREF _Toc227515971 \h </w:instrText>
+              <w:instrText xml:space="preserve"> PAGEREF _Toc227575725 \h </w:instrText>
             </w:r>
             <w:r>
               <w:rPr>
@@ -2457,7 +2457,7 @@
                 <w:noProof/>
                 <w:webHidden/>
               </w:rPr>
-              <w:t>15</w:t>
+              <w:t>16</w:t>
             </w:r>
             <w:r>
               <w:rPr>
@@ -2481,7 +2481,7 @@
               <w:szCs w:val="24"/>
             </w:rPr>
           </w:pPr>
-          <w:hyperlink w:anchor="_Toc227515972" w:history="1">
+          <w:hyperlink w:anchor="_Toc227575726" w:history="1">
             <w:r>
               <w:rPr>
                 <w:rStyle w:val="Hyperlink"/>
@@ -2508,7 +2508,7 @@
                 <w:noProof/>
                 <w:webHidden/>
               </w:rPr>
-              <w:instrText xml:space="preserve"> PAGEREF _Toc227515972 \h </w:instrText>
+              <w:instrText xml:space="preserve"> PAGEREF _Toc227575726 \h </w:instrText>
             </w:r>
             <w:r>
               <w:rPr>
@@ -2528,7 +2528,7 @@
                 <w:noProof/>
                 <w:webHidden/>
               </w:rPr>
-              <w:t>15</w:t>
+              <w:t>16</w:t>
             </w:r>
             <w:r>
               <w:rPr>
@@ -2552,7 +2552,7 @@
               <w:szCs w:val="24"/>
             </w:rPr>
           </w:pPr>
-          <w:hyperlink w:anchor="_Toc227515973" w:history="1">
+          <w:hyperlink w:anchor="_Toc227575727" w:history="1">
             <w:r>
               <w:rPr>
                 <w:rStyle w:val="Hyperlink"/>
@@ -2579,7 +2579,7 @@
                 <w:noProof/>
                 <w:webHidden/>
               </w:rPr>
-              <w:instrText xml:space="preserve"> PAGEREF _Toc227515973 \h </w:instrText>
+              <w:instrText xml:space="preserve"> PAGEREF _Toc227575727 \h </w:instrText>
             </w:r>
             <w:r>
               <w:rPr>
@@ -2599,7 +2599,7 @@
                 <w:noProof/>
                 <w:webHidden/>
               </w:rPr>
-              <w:t>15</w:t>
+              <w:t>16</w:t>
             </w:r>
             <w:r>
               <w:rPr>
@@ -2623,7 +2623,7 @@
               <w:szCs w:val="24"/>
             </w:rPr>
           </w:pPr>
-          <w:hyperlink w:anchor="_Toc227515974" w:history="1">
+          <w:hyperlink w:anchor="_Toc227575728" w:history="1">
             <w:r>
               <w:rPr>
                 <w:rStyle w:val="Hyperlink"/>
@@ -2650,7 +2650,7 @@
                 <w:noProof/>
                 <w:webHidden/>
               </w:rPr>
-              <w:instrText xml:space="preserve"> PAGEREF _Toc227515974 \h </w:instrText>
+              <w:instrText xml:space="preserve"> PAGEREF _Toc227575728 \h </w:instrText>
             </w:r>
             <w:r>
               <w:rPr>
@@ -2670,7 +2670,7 @@
                 <w:noProof/>
                 <w:webHidden/>
               </w:rPr>
-              <w:t>15</w:t>
+              <w:t>16</w:t>
             </w:r>
             <w:r>
               <w:rPr>
@@ -2694,7 +2694,7 @@
               <w:szCs w:val="24"/>
             </w:rPr>
           </w:pPr>
-          <w:hyperlink w:anchor="_Toc227515975" w:history="1">
+          <w:hyperlink w:anchor="_Toc227575729" w:history="1">
             <w:r>
               <w:rPr>
                 <w:rStyle w:val="Hyperlink"/>
@@ -2721,7 +2721,7 @@
                 <w:noProof/>
                 <w:webHidden/>
               </w:rPr>
-              <w:instrText xml:space="preserve"> PAGEREF _Toc227515975 \h </w:instrText>
+              <w:instrText xml:space="preserve"> PAGEREF _Toc227575729 \h </w:instrText>
             </w:r>
             <w:r>
               <w:rPr>
@@ -2741,7 +2741,7 @@
                 <w:noProof/>
                 <w:webHidden/>
               </w:rPr>
-              <w:t>16</w:t>
+              <w:t>17</w:t>
             </w:r>
             <w:r>
               <w:rPr>
@@ -2765,7 +2765,7 @@
               <w:szCs w:val="24"/>
             </w:rPr>
           </w:pPr>
-          <w:hyperlink w:anchor="_Toc227515976" w:history="1">
+          <w:hyperlink w:anchor="_Toc227575730" w:history="1">
             <w:r>
               <w:rPr>
                 <w:rStyle w:val="Hyperlink"/>
@@ -2792,7 +2792,7 @@
                 <w:noProof/>
                 <w:webHidden/>
               </w:rPr>
-              <w:instrText xml:space="preserve"> PAGEREF _Toc227515976 \h </w:instrText>
+              <w:instrText xml:space="preserve"> PAGEREF _Toc227575730 \h </w:instrText>
             </w:r>
             <w:r>
               <w:rPr>
@@ -2812,7 +2812,7 @@
                 <w:noProof/>
                 <w:webHidden/>
               </w:rPr>
-              <w:t>16</w:t>
+              <w:t>17</w:t>
             </w:r>
             <w:r>
               <w:rPr>
@@ -2838,7 +2838,7 @@
               <w:szCs w:val="24"/>
             </w:rPr>
           </w:pPr>
-          <w:hyperlink w:anchor="_Toc227515977" w:history="1">
+          <w:hyperlink w:anchor="_Toc227575731" w:history="1">
             <w:r>
               <w:rPr>
                 <w:rStyle w:val="Hyperlink"/>
@@ -2865,7 +2865,7 @@
                 <w:noProof/>
                 <w:webHidden/>
               </w:rPr>
-              <w:instrText xml:space="preserve"> PAGEREF _Toc227515977 \h </w:instrText>
+              <w:instrText xml:space="preserve"> PAGEREF _Toc227575731 \h </w:instrText>
             </w:r>
             <w:r>
               <w:rPr>
@@ -2885,7 +2885,7 @@
                 <w:noProof/>
                 <w:webHidden/>
               </w:rPr>
-              <w:t>16</w:t>
+              <w:t>17</w:t>
             </w:r>
             <w:r>
               <w:rPr>
@@ -2909,7 +2909,7 @@
               <w:szCs w:val="24"/>
             </w:rPr>
           </w:pPr>
-          <w:hyperlink w:anchor="_Toc227515978" w:history="1">
+          <w:hyperlink w:anchor="_Toc227575732" w:history="1">
             <w:r>
               <w:rPr>
                 <w:rStyle w:val="Hyperlink"/>
@@ -2936,7 +2936,7 @@
                 <w:noProof/>
                 <w:webHidden/>
               </w:rPr>
-              <w:instrText xml:space="preserve"> PAGEREF _Toc227515978 \h </w:instrText>
+              <w:instrText xml:space="preserve"> PAGEREF _Toc227575732 \h </w:instrText>
             </w:r>
             <w:r>
               <w:rPr>
@@ -2956,7 +2956,7 @@
                 <w:noProof/>
                 <w:webHidden/>
               </w:rPr>
-              <w:t>16</w:t>
+              <w:t>17</w:t>
             </w:r>
             <w:r>
               <w:rPr>
@@ -2980,7 +2980,7 @@
               <w:szCs w:val="24"/>
             </w:rPr>
           </w:pPr>
-          <w:hyperlink w:anchor="_Toc227515979" w:history="1">
+          <w:hyperlink w:anchor="_Toc227575733" w:history="1">
             <w:r>
               <w:rPr>
                 <w:rStyle w:val="Hyperlink"/>
@@ -3007,7 +3007,7 @@
                 <w:noProof/>
                 <w:webHidden/>
               </w:rPr>
-              <w:instrText xml:space="preserve"> PAGEREF _Toc227515979 \h </w:instrText>
+              <w:instrText xml:space="preserve"> PAGEREF _Toc227575733 \h </w:instrText>
             </w:r>
             <w:r>
               <w:rPr>
@@ -3027,7 +3027,7 @@
                 <w:noProof/>
                 <w:webHidden/>
               </w:rPr>
-              <w:t>16</w:t>
+              <w:t>17</w:t>
             </w:r>
             <w:r>
               <w:rPr>
@@ -3051,7 +3051,7 @@
               <w:szCs w:val="24"/>
             </w:rPr>
           </w:pPr>
-          <w:hyperlink w:anchor="_Toc227515980" w:history="1">
+          <w:hyperlink w:anchor="_Toc227575734" w:history="1">
             <w:r>
               <w:rPr>
                 <w:rStyle w:val="Hyperlink"/>
@@ -3078,7 +3078,7 @@
                 <w:noProof/>
                 <w:webHidden/>
               </w:rPr>
-              <w:instrText xml:space="preserve"> PAGEREF _Toc227515980 \h </w:instrText>
+              <w:instrText xml:space="preserve"> PAGEREF _Toc227575734 \h </w:instrText>
             </w:r>
             <w:r>
               <w:rPr>
@@ -3098,7 +3098,7 @@
                 <w:noProof/>
                 <w:webHidden/>
               </w:rPr>
-              <w:t>16</w:t>
+              <w:t>17</w:t>
             </w:r>
             <w:r>
               <w:rPr>
@@ -3122,7 +3122,7 @@
               <w:szCs w:val="24"/>
             </w:rPr>
           </w:pPr>
-          <w:hyperlink w:anchor="_Toc227515981" w:history="1">
+          <w:hyperlink w:anchor="_Toc227575735" w:history="1">
             <w:r>
               <w:rPr>
                 <w:rStyle w:val="Hyperlink"/>
@@ -3149,7 +3149,7 @@
                 <w:noProof/>
                 <w:webHidden/>
               </w:rPr>
-              <w:instrText xml:space="preserve"> PAGEREF _Toc227515981 \h </w:instrText>
+              <w:instrText xml:space="preserve"> PAGEREF _Toc227575735 \h </w:instrText>
             </w:r>
             <w:r>
               <w:rPr>
@@ -3169,7 +3169,7 @@
                 <w:noProof/>
                 <w:webHidden/>
               </w:rPr>
-              <w:t>16</w:t>
+              <w:t>17</w:t>
             </w:r>
             <w:r>
               <w:rPr>
@@ -3193,7 +3193,7 @@
               <w:szCs w:val="24"/>
             </w:rPr>
           </w:pPr>
-          <w:hyperlink w:anchor="_Toc227515982" w:history="1">
+          <w:hyperlink w:anchor="_Toc227575736" w:history="1">
             <w:r>
               <w:rPr>
                 <w:rStyle w:val="Hyperlink"/>
@@ -3220,7 +3220,7 @@
                 <w:noProof/>
                 <w:webHidden/>
               </w:rPr>
-              <w:instrText xml:space="preserve"> PAGEREF _Toc227515982 \h </w:instrText>
+              <w:instrText xml:space="preserve"> PAGEREF _Toc227575736 \h </w:instrText>
             </w:r>
             <w:r>
               <w:rPr>
@@ -3240,7 +3240,7 @@
                 <w:noProof/>
                 <w:webHidden/>
               </w:rPr>
-              <w:t>16</w:t>
+              <w:t>17</w:t>
             </w:r>
             <w:r>
               <w:rPr>
@@ -3266,7 +3266,7 @@
               <w:noProof/>
             </w:rPr>
           </w:pPr>
-          <w:hyperlink w:anchor="_Toc227515983" w:history="1">
+          <w:hyperlink w:anchor="_Toc227575737" w:history="1">
             <w:r>
               <w:rPr>
                 <w:rStyle w:val="Hyperlink"/>
@@ -3293,7 +3293,7 @@
                 <w:noProof/>
                 <w:webHidden/>
               </w:rPr>
-              <w:instrText xml:space="preserve"> PAGEREF _Toc227515983 \h </w:instrText>
+              <w:instrText xml:space="preserve"> PAGEREF _Toc227575737 \h </w:instrText>
             </w:r>
             <w:r>
               <w:rPr>
@@ -3313,7 +3313,7 @@
                 <w:noProof/>
                 <w:webHidden/>
               </w:rPr>
-              <w:t>17</w:t>
+              <w:t>18</w:t>
             </w:r>
             <w:r>
               <w:rPr>
@@ -3339,7 +3339,7 @@
               <w:noProof/>
             </w:rPr>
           </w:pPr>
-          <w:hyperlink w:anchor="_Toc227515984" w:history="1">
+          <w:hyperlink w:anchor="_Toc227575738" w:history="1">
             <w:r>
               <w:rPr>
                 <w:rStyle w:val="Hyperlink"/>
@@ -3366,7 +3366,7 @@
                 <w:noProof/>
                 <w:webHidden/>
               </w:rPr>
-              <w:instrText xml:space="preserve"> PAGEREF _Toc227515984 \h </w:instrText>
+              <w:instrText xml:space="preserve"> PAGEREF _Toc227575738 \h </w:instrText>
             </w:r>
             <w:r>
               <w:rPr>
@@ -3386,7 +3386,7 @@
                 <w:noProof/>
                 <w:webHidden/>
               </w:rPr>
-              <w:t>18</w:t>
+              <w:t>19</w:t>
             </w:r>
             <w:r>
               <w:rPr>
@@ -3412,7 +3412,7 @@
               <w:noProof/>
             </w:rPr>
           </w:pPr>
-          <w:hyperlink w:anchor="_Toc227515985" w:history="1">
+          <w:hyperlink w:anchor="_Toc227575739" w:history="1">
             <w:r>
               <w:rPr>
                 <w:rStyle w:val="Hyperlink"/>
@@ -3439,7 +3439,7 @@
                 <w:noProof/>
                 <w:webHidden/>
               </w:rPr>
-              <w:instrText xml:space="preserve"> PAGEREF _Toc227515985 \h </w:instrText>
+              <w:instrText xml:space="preserve"> PAGEREF _Toc227575739 \h </w:instrText>
             </w:r>
             <w:r>
               <w:rPr>
@@ -3459,7 +3459,7 @@
                 <w:noProof/>
                 <w:webHidden/>
               </w:rPr>
-              <w:t>18</w:t>
+              <w:t>19</w:t>
             </w:r>
             <w:r>
               <w:rPr>
@@ -3507,12 +3507,14 @@
       <w:pPr>
         <w:pStyle w:val="Heading1"/>
       </w:pPr>
-      <w:bookmarkStart w:id="0" w:name="_Toc227515947"/>
+      <w:bookmarkStart w:id="0" w:name="_Ref227575377"/>
+      <w:bookmarkStart w:id="1" w:name="_Toc227575701"/>
       <w:r>
         <w:lastRenderedPageBreak/>
         <w:t>Introduction</w:t>
       </w:r>
       <w:bookmarkEnd w:id="0"/>
+      <w:bookmarkEnd w:id="1"/>
     </w:p>
     <w:p>
       <w:pPr>
@@ -3872,10 +3874,7 @@
         <w:t>Pennsylvania Crash Information Tool</w:t>
       </w:r>
       <w:r>
-        <w:t>, n.d.), which are public datasets about crashes in the Commonwealth of Pennsylvania from 2005 through 2024.</w:t>
-      </w:r>
-      <w:r>
-        <w:t xml:space="preserve"> </w:t>
+        <w:t xml:space="preserve">, n.d.), which are public datasets about crashes in the Commonwealth of Pennsylvania from 2005 through 2024. </w:t>
       </w:r>
       <w:r>
         <w:rPr>
@@ -3903,16 +3902,16 @@
           <w:rFonts w:eastAsia="Times New Roman"/>
         </w:rPr>
       </w:pPr>
-      <w:bookmarkStart w:id="1" w:name="_Toc222167602"/>
-      <w:bookmarkStart w:id="2" w:name="_Toc227515948"/>
+      <w:bookmarkStart w:id="2" w:name="_Toc222167602"/>
+      <w:bookmarkStart w:id="3" w:name="_Toc227575702"/>
       <w:r>
         <w:t>Objective</w:t>
       </w:r>
-      <w:bookmarkEnd w:id="1"/>
+      <w:bookmarkEnd w:id="2"/>
       <w:r>
         <w:t xml:space="preserve"> 1</w:t>
       </w:r>
-      <w:bookmarkEnd w:id="2"/>
+      <w:bookmarkEnd w:id="3"/>
     </w:p>
     <w:p>
       <w:pPr>
@@ -3939,35 +3938,23 @@
         <w:spacing w:before="120" w:after="120"/>
       </w:pPr>
       <w:r>
-        <w:t>S</w:t>
-      </w:r>
-      <w:r>
-        <w:t>everal different modeling approaches</w:t>
-      </w:r>
-      <w:r>
-        <w:t xml:space="preserve"> were pursued</w:t>
-      </w:r>
-      <w:r>
-        <w:t>—including logistic regression</w:t>
+        <w:t>Several different modeling approaches were pursued—including logistic regression</w:t>
+      </w:r>
+      <w:r>
+        <w:t xml:space="preserve"> (Hosmer</w:t>
+      </w:r>
+      <w:r>
+        <w:t xml:space="preserve"> et al.</w:t>
+      </w:r>
+      <w:r>
+        <w:t>, 2013)</w:t>
+      </w:r>
+      <w:r>
+        <w:t>, random forest</w:t>
       </w:r>
       <w:r>
         <w:t xml:space="preserve"> (</w:t>
       </w:r>
-      <w:r>
-        <w:t>Hosmer</w:t>
-      </w:r>
-      <w:r>
-        <w:t xml:space="preserve"> et al.</w:t>
-      </w:r>
-      <w:r>
-        <w:t>, 2013)</w:t>
-      </w:r>
-      <w:r>
-        <w:t>, random forest</w:t>
-      </w:r>
-      <w:r>
-        <w:t xml:space="preserve"> (</w:t>
-      </w:r>
       <w:proofErr w:type="spellStart"/>
       <w:r>
         <w:t>Breiman</w:t>
@@ -3991,19 +3978,10 @@
         <w:t>, 2016)</w:t>
       </w:r>
       <w:r>
-        <w:t xml:space="preserve">—to identify </w:t>
-      </w:r>
-      <w:r>
-        <w:t>if a relationship exists between COVID-19 and</w:t>
-      </w:r>
-      <w:r>
-        <w:t xml:space="preserve"> aggressive driving. </w:t>
-      </w:r>
-      <w:r>
-        <w:t xml:space="preserve">To make sure the results were reliable, the data were split into separate training and testing groups so the model could be evaluated on data it had not already seen, and during modeling, data were repeatedly divided in different ways (5-fold cross-validation) to confirm that the findings are consistent and not dependent on a single split. </w:t>
-      </w:r>
-      <w:r>
-        <w:t xml:space="preserve">The predictive performance of COVID-19 proved to be limited in all models. </w:t>
+        <w:t xml:space="preserve">—to identify if a relationship exists between COVID-19 and aggressive driving. </w:t>
+      </w:r>
+      <w:r>
+        <w:t xml:space="preserve">To make sure the results were reliable, the data were split into separate training and testing groups so the model could be evaluated on data it had not already seen, and during modeling, data were repeatedly divided in different ways (5-fold cross-validation) to confirm that the findings are consistent and not dependent on a single split. The predictive performance of COVID-19 proved to be limited in all models. </w:t>
       </w:r>
     </w:p>
     <w:p>
@@ -4011,16 +3989,7 @@
         <w:spacing w:before="120" w:after="120"/>
       </w:pPr>
       <w:r>
-        <w:t>T</w:t>
-      </w:r>
-      <w:r>
-        <w:t xml:space="preserve">he logistic regression model </w:t>
-      </w:r>
-      <w:r>
-        <w:t xml:space="preserve">was selected for further evaluation </w:t>
-      </w:r>
-      <w:r>
-        <w:t>because it</w:t>
+        <w:t>The logistic regression model was selected for further evaluation because it</w:t>
       </w:r>
       <w:r>
         <w:t>s results make it</w:t>
@@ -4096,7 +4065,13 @@
         <w:t>y varying</w:t>
       </w:r>
       <w:r>
-        <w:t xml:space="preserve"> historical trends in the data. </w:t>
+        <w:t xml:space="preserve"> </w:t>
+      </w:r>
+      <w:r>
+        <w:t>distant past</w:t>
+      </w:r>
+      <w:r>
+        <w:t xml:space="preserve"> trends in the data. </w:t>
       </w:r>
       <w:r>
         <w:t>Together, these steps help</w:t>
@@ -4112,16 +4087,16 @@
       <w:pPr>
         <w:pStyle w:val="Heading3"/>
       </w:pPr>
-      <w:bookmarkStart w:id="3" w:name="_Toc222167603"/>
-      <w:bookmarkStart w:id="4" w:name="_Toc227515949"/>
+      <w:bookmarkStart w:id="4" w:name="_Toc222167603"/>
+      <w:bookmarkStart w:id="5" w:name="_Toc227575703"/>
       <w:r>
         <w:t>Objective</w:t>
       </w:r>
-      <w:bookmarkEnd w:id="3"/>
+      <w:bookmarkEnd w:id="4"/>
       <w:r>
         <w:t xml:space="preserve"> 2</w:t>
       </w:r>
-      <w:bookmarkEnd w:id="4"/>
+      <w:bookmarkEnd w:id="5"/>
     </w:p>
     <w:p>
       <w:pPr>
@@ -4162,16 +4137,7 @@
         <w:t xml:space="preserve"> et al., 2001</w:t>
       </w:r>
       <w:r>
-        <w:t xml:space="preserve"> and </w:t>
-      </w:r>
-      <w:r>
-        <w:t>scikit-learn developers</w:t>
-      </w:r>
-      <w:r>
-        <w:t>,</w:t>
-      </w:r>
-      <w:r>
-        <w:t xml:space="preserve"> n.d.)</w:t>
+        <w:t xml:space="preserve"> and scikit-learn developers, n.d.)</w:t>
       </w:r>
       <w:r>
         <w:t xml:space="preserve"> were developed to </w:t>
@@ -4192,19 +4158,7 @@
         <w:t>. H</w:t>
       </w:r>
       <w:r>
-        <w:t xml:space="preserve">owever, this resulted in very little or no change in model metrics, depending on the target. No models for this objective met the technical success criteria of F1=0.7 established for this study, with F1 being a </w:t>
-      </w:r>
-      <w:r>
-        <w:t xml:space="preserve">single </w:t>
-      </w:r>
-      <w:r>
-        <w:t xml:space="preserve">measure that summarizes the model’s accuracy in predicting crashes that involve aggressive driving and the model’s ability to find all </w:t>
-      </w:r>
-      <w:r>
-        <w:t>crashes that involved aggressive driving</w:t>
-      </w:r>
-      <w:r>
-        <w:t xml:space="preserve">. The SVM models pushed the limits of available time and computational resources, even with a reduced dataset using only records after March 1, 2015. Therefore, these models were not pursued further to optimize or to obtain additional measures. Further study using different methods is recommended and outlined in the </w:t>
+        <w:t xml:space="preserve">owever, this resulted in very little or no change in model metrics, depending on the target. No models for this objective met the technical success criteria of F1=0.7 established for this study, with F1 being a single measure that summarizes the model’s accuracy in predicting crashes that involve aggressive driving and the model’s ability to find all crashes that involved aggressive driving. The SVM models pushed the limits of available time and computational resources, even with a reduced dataset using only records after March 1, 2015. Therefore, these models were not pursued further to optimize or to obtain additional measures. Further study using different methods is recommended and outlined in the </w:t>
       </w:r>
       <w:r>
         <w:rPr>
@@ -4225,13 +4179,13 @@
           <w:i/>
           <w:iCs/>
         </w:rPr>
+        <w:instrText xml:space="preserve"> \* MERGEFORMAT </w:instrText>
       </w:r>
       <w:r>
         <w:rPr>
           <w:i/>
           <w:iCs/>
         </w:rPr>
-        <w:instrText xml:space="preserve"> \* MERGEFORMAT </w:instrText>
       </w:r>
       <w:r>
         <w:rPr>
@@ -4262,14 +4216,11 @@
       <w:pPr>
         <w:pStyle w:val="Heading3"/>
       </w:pPr>
-      <w:bookmarkStart w:id="5" w:name="_Toc227515950"/>
-      <w:r>
-        <w:t xml:space="preserve">Objective </w:t>
-      </w:r>
-      <w:r>
-        <w:t>3</w:t>
-      </w:r>
-      <w:bookmarkEnd w:id="5"/>
+      <w:bookmarkStart w:id="6" w:name="_Toc227575704"/>
+      <w:r>
+        <w:t>Objective 3</w:t>
+      </w:r>
+      <w:bookmarkEnd w:id="6"/>
     </w:p>
     <w:p>
       <w:pPr>
@@ -4297,7 +4248,7 @@
           <w:i/>
           <w:iCs/>
         </w:rPr>
-        <w:t xml:space="preserve"> fatigue, impairment, </w:t>
+        <w:t xml:space="preserve"> fatigue, impairment, license status, hit and run, geography, or cell phone use</w:t>
       </w:r>
       <w:r>
         <w:rPr>
@@ -4306,24 +4257,6 @@
           <w:i/>
           <w:iCs/>
         </w:rPr>
-        <w:t xml:space="preserve">license status, hit and run, geography, </w:t>
-      </w:r>
-      <w:r>
-        <w:rPr>
-          <w:b/>
-          <w:bCs/>
-          <w:i/>
-          <w:iCs/>
-        </w:rPr>
-        <w:t>or cell phone use</w:t>
-      </w:r>
-      <w:r>
-        <w:rPr>
-          <w:b/>
-          <w:bCs/>
-          <w:i/>
-          <w:iCs/>
-        </w:rPr>
         <w:t>.</w:t>
       </w:r>
     </w:p>
@@ -4362,28 +4295,13 @@
         <w:t xml:space="preserve">proved to be limited. </w:t>
       </w:r>
       <w:r>
-        <w:t>T</w:t>
-      </w:r>
-      <w:r>
-        <w:t>he estimated effect</w:t>
-      </w:r>
-      <w:r>
-        <w:t>s</w:t>
-      </w:r>
-      <w:r>
-        <w:t xml:space="preserve"> of </w:t>
+        <w:t xml:space="preserve">The estimated effects of </w:t>
       </w:r>
       <w:r>
         <w:t xml:space="preserve">each group relative to </w:t>
       </w:r>
       <w:r>
-        <w:t xml:space="preserve">COVID-19 </w:t>
-      </w:r>
-      <w:r>
-        <w:t xml:space="preserve">were examined </w:t>
-      </w:r>
-      <w:r>
-        <w:t>to understand how influential COVID-19 is in predicting aggressive driving</w:t>
+        <w:t>COVID-19 were examined to understand how influential COVID-19 is in predicting aggressive driving</w:t>
       </w:r>
       <w:r>
         <w:t xml:space="preserve"> within each group</w:t>
@@ -4402,23 +4320,41 @@
       <w:pPr>
         <w:pStyle w:val="Heading1"/>
       </w:pPr>
-      <w:bookmarkStart w:id="6" w:name="_Toc227515951"/>
+      <w:bookmarkStart w:id="7" w:name="_Toc227575705"/>
       <w:r>
         <w:t>Section 0: Executive Summary Presentation</w:t>
       </w:r>
-      <w:bookmarkEnd w:id="6"/>
+      <w:bookmarkEnd w:id="7"/>
+    </w:p>
+    <w:p>
+      <w:pPr>
+        <w:rPr>
+          <w:sz w:val="22"/>
+          <w:szCs w:val="22"/>
+        </w:rPr>
+      </w:pPr>
+      <w:hyperlink r:id="rId9" w:history="1">
+        <w:r>
+          <w:rPr>
+            <w:rStyle w:val="Hyperlink"/>
+            <w:sz w:val="22"/>
+            <w:szCs w:val="22"/>
+          </w:rPr>
+          <w:t>https://pitt.hosted.panopto.com/Panopto/Pages/Viewer.aspx?id=73764af7-ff48-4ae4-8fb0-b4320014d89a</w:t>
+        </w:r>
+      </w:hyperlink>
     </w:p>
     <w:p/>
     <w:p>
       <w:pPr>
         <w:pStyle w:val="Heading1"/>
       </w:pPr>
-      <w:bookmarkStart w:id="7" w:name="_Toc227515952"/>
+      <w:bookmarkStart w:id="8" w:name="_Toc227575706"/>
       <w:r>
         <w:lastRenderedPageBreak/>
         <w:t>Section 1: Organizational Interpretation of Results</w:t>
       </w:r>
-      <w:bookmarkEnd w:id="7"/>
+      <w:bookmarkEnd w:id="8"/>
     </w:p>
     <w:p>
       <w:pPr>
@@ -4428,21 +4364,25 @@
           <w:numId w:val="33"/>
         </w:numPr>
       </w:pPr>
-      <w:bookmarkStart w:id="8" w:name="_Toc227515953"/>
+      <w:bookmarkStart w:id="9" w:name="_Ref227575401"/>
+      <w:bookmarkStart w:id="10" w:name="_Ref227575415"/>
+      <w:bookmarkStart w:id="11" w:name="_Toc227575707"/>
       <w:r>
         <w:t>Translating Technical Results to Organizational Impact</w:t>
       </w:r>
-      <w:bookmarkEnd w:id="8"/>
+      <w:bookmarkEnd w:id="9"/>
+      <w:bookmarkEnd w:id="10"/>
+      <w:bookmarkEnd w:id="11"/>
     </w:p>
     <w:p>
       <w:pPr>
         <w:pStyle w:val="Heading3"/>
       </w:pPr>
-      <w:bookmarkStart w:id="9" w:name="_Toc227515954"/>
+      <w:bookmarkStart w:id="12" w:name="_Toc227575708"/>
       <w:r>
         <w:t>Performance interpretation</w:t>
       </w:r>
-      <w:bookmarkEnd w:id="9"/>
+      <w:bookmarkEnd w:id="12"/>
     </w:p>
     <w:p>
       <w:pPr>
@@ -4493,16 +4433,7 @@
         <w:t>id</w:t>
       </w:r>
       <w:r>
-        <w:t xml:space="preserve"> not. </w:t>
-      </w:r>
-      <w:r>
-        <w:t>The Receiver Operating Characteristic (ROC) curve reinforces th</w:t>
-      </w:r>
-      <w:r>
-        <w:t>is conclusion</w:t>
-      </w:r>
-      <w:r>
-        <w:t xml:space="preserve">. The ROC is a line or curve created by two rates plotted against one another: the rate at which the model correctly classifies crashes involving aggressive driving (true positive rate) and the rate at which the model incorrectly classifies crashes as involving aggressive driving (false positive rate). </w:t>
+        <w:t xml:space="preserve"> not. The Receiver Operating Characteristic (ROC) curve reinforces this conclusion. The ROC is a line or curve created by two rates plotted against one another: the rate at which the model correctly classifies crashes involving aggressive driving (true positive rate) and the rate at which the model incorrectly classifies crashes as involving aggressive driving (false positive rate). </w:t>
       </w:r>
       <w:r>
         <w:t xml:space="preserve">The ROC curve for this model, displayed in </w:t>
@@ -4529,22 +4460,19 @@
         <w:fldChar w:fldCharType="end"/>
       </w:r>
       <w:r>
-        <w:t xml:space="preserve"> below, is perfectly aligned with the No Skill line</w:t>
-      </w:r>
-      <w:r>
-        <w:t xml:space="preserve">, and the area under the curve (AUC), 0.5, means the </w:t>
-      </w:r>
-      <w:r>
-        <w:t xml:space="preserve">model </w:t>
-      </w:r>
-      <w:r>
-        <w:t>is as good at predicting aggressive driving as random guessing</w:t>
-      </w:r>
-      <w:r>
-        <w:t>.</w:t>
-      </w:r>
-      <w:r>
-        <w:t xml:space="preserve"> </w:t>
+        <w:t xml:space="preserve"> below, is perfectly aligned with the No Skill line, and the area under the curve (AUC), 0.5, means the model </w:t>
+      </w:r>
+      <w:r>
+        <w:t>distinguishes between crashes that involved</w:t>
+      </w:r>
+      <w:r>
+        <w:t xml:space="preserve"> aggressive driving </w:t>
+      </w:r>
+      <w:r>
+        <w:t>and those that did not about as well as random guessing</w:t>
+      </w:r>
+      <w:r>
+        <w:t xml:space="preserve">. </w:t>
       </w:r>
       <w:r>
         <w:t>(Fawcett, 2006)</w:t>
@@ -4576,7 +4504,7 @@
                     <pic:cNvPicPr/>
                   </pic:nvPicPr>
                   <pic:blipFill>
-                    <a:blip r:embed="rId9" cstate="print">
+                    <a:blip r:embed="rId10" cstate="print">
                       <a:extLst>
                         <a:ext uri="{28A0092B-C50C-407E-A947-70E740481C1C}">
                           <a14:useLocalDpi xmlns:a14="http://schemas.microsoft.com/office/drawing/2010/main" val="0"/>
@@ -4607,34 +4535,24 @@
       <w:pPr>
         <w:pStyle w:val="Caption"/>
       </w:pPr>
-      <w:bookmarkStart w:id="10" w:name="_Ref227258676"/>
-      <w:bookmarkStart w:id="11" w:name="_Ref227258724"/>
+      <w:bookmarkStart w:id="13" w:name="_Ref227258724"/>
+      <w:bookmarkStart w:id="14" w:name="_Ref227258676"/>
       <w:r>
         <w:t xml:space="preserve">Figure </w:t>
       </w:r>
-      <w:r>
-        <w:fldChar w:fldCharType="begin"/>
-      </w:r>
-      <w:r>
-        <w:instrText xml:space="preserve"> SEQ Figure \* ARABIC </w:instrText>
-      </w:r>
-      <w:r>
-        <w:fldChar w:fldCharType="separate"/>
-      </w:r>
-      <w:r>
-        <w:rPr>
-          <w:noProof/>
-        </w:rPr>
-        <w:t>1</w:t>
-      </w:r>
-      <w:r>
-        <w:fldChar w:fldCharType="end"/>
-      </w:r>
-      <w:bookmarkEnd w:id="11"/>
+      <w:fldSimple w:instr=" SEQ Figure \* ARABIC ">
+        <w:r>
+          <w:rPr>
+            <w:noProof/>
+          </w:rPr>
+          <w:t>1</w:t>
+        </w:r>
+      </w:fldSimple>
+      <w:bookmarkEnd w:id="13"/>
       <w:r>
         <w:t xml:space="preserve"> </w:t>
       </w:r>
-      <w:bookmarkEnd w:id="10"/>
+      <w:bookmarkEnd w:id="14"/>
       <w:r>
         <w:t xml:space="preserve">Receiver Operating Characteristic </w:t>
       </w:r>
@@ -4653,19 +4571,47 @@
         <w:spacing w:before="120" w:after="120"/>
       </w:pPr>
       <w:r>
-        <w:t xml:space="preserve">Although COVID-19 </w:t>
-      </w:r>
-      <w:r>
-        <w:t xml:space="preserve">as an effect on aggressive driving </w:t>
-      </w:r>
-      <w:r>
-        <w:t>was statistically significant, the effect size was very small with a magnitude of 0.03</w:t>
-      </w:r>
-      <w:r>
-        <w:t xml:space="preserve">. This </w:t>
-      </w:r>
-      <w:r>
-        <w:t xml:space="preserve">suggests that COVID-19 has negligible practical impact on aggressive driving. </w:t>
+        <w:t xml:space="preserve">The confusion matrix as shown in </w:t>
+      </w:r>
+      <w:r>
+        <w:fldChar w:fldCharType="begin"/>
+      </w:r>
+      <w:r>
+        <w:instrText xml:space="preserve"> REF _Ref227518725 \h </w:instrText>
+      </w:r>
+      <w:r>
+        <w:fldChar w:fldCharType="separate"/>
+      </w:r>
+      <w:r>
+        <w:t xml:space="preserve">Figure </w:t>
+      </w:r>
+      <w:r>
+        <w:rPr>
+          <w:noProof/>
+        </w:rPr>
+        <w:t>2</w:t>
+      </w:r>
+      <w:r>
+        <w:fldChar w:fldCharType="end"/>
+      </w:r>
+      <w:r>
+        <w:t xml:space="preserve"> below further illustrates the poor performance of the model. </w:t>
+      </w:r>
+      <w:r>
+        <w:t xml:space="preserve">The model classifies 100% of crash records that involve aggressive driving as positive aggressive driving cases. However, the model misclassifies 100% of crashes that did </w:t>
+      </w:r>
+      <w:r>
+        <w:rPr>
+          <w:b/>
+          <w:bCs/>
+        </w:rPr>
+        <w:t>not</w:t>
+      </w:r>
+      <w:r>
+        <w:t xml:space="preserve"> involve aggressive driving as positive aggressive driving cases. </w:t>
+      </w:r>
+      <w:r>
+        <w:t>This confirms that the model cannot distinguish between crashes that involve aggressive driving and those that do not.</w:t>
       </w:r>
     </w:p>
     <w:p>
@@ -4673,108 +4619,19 @@
         <w:spacing w:before="120" w:after="120"/>
       </w:pPr>
       <w:r>
-        <w:t xml:space="preserve">The </w:t>
-      </w:r>
-      <w:r>
-        <w:t>effect</w:t>
-      </w:r>
-      <w:r>
+        <w:lastRenderedPageBreak/>
         <w:t xml:space="preserve"> </w:t>
       </w:r>
-      <w:r>
-        <w:t>of</w:t>
-      </w:r>
-      <w:r>
-        <w:t xml:space="preserve"> </w:t>
-      </w:r>
-      <w:r>
-        <w:t xml:space="preserve">COVID-19 </w:t>
-      </w:r>
-      <w:r>
-        <w:t>is negative</w:t>
-      </w:r>
-      <w:r>
-        <w:t>,</w:t>
-      </w:r>
-      <w:r>
-        <w:t xml:space="preserve"> showing</w:t>
-      </w:r>
-      <w:r>
-        <w:t xml:space="preserve"> a slight inverse relationship with aggressive driving</w:t>
-      </w:r>
-      <w:r>
-        <w:t xml:space="preserve">. This </w:t>
-      </w:r>
-      <w:r>
-        <w:t xml:space="preserve">can be seen in </w:t>
-      </w:r>
-      <w:r>
-        <w:fldChar w:fldCharType="begin"/>
-      </w:r>
-      <w:r>
-        <w:instrText xml:space="preserve"> REF _Ref227260216 \h </w:instrText>
-      </w:r>
-      <w:r>
-        <w:fldChar w:fldCharType="separate"/>
-      </w:r>
-      <w:r>
-        <w:t xml:space="preserve">Figure </w:t>
-      </w:r>
-      <w:r>
-        <w:rPr>
-          <w:noProof/>
-        </w:rPr>
-        <w:t>2</w:t>
-      </w:r>
-      <w:r>
-        <w:fldChar w:fldCharType="end"/>
-      </w:r>
-      <w:r>
-        <w:t xml:space="preserve"> below. Aggressive driving dipped at the start of COVID-19</w:t>
-      </w:r>
-      <w:r>
-        <w:t>,</w:t>
-      </w:r>
-      <w:r>
-        <w:t xml:space="preserve"> likely because fewer cars were on the road. </w:t>
-      </w:r>
-      <w:r>
-        <w:t xml:space="preserve">Aggressive driving </w:t>
-      </w:r>
-      <w:r>
-        <w:t>increased</w:t>
-      </w:r>
-      <w:r>
-        <w:t xml:space="preserve"> again</w:t>
-      </w:r>
-      <w:r>
-        <w:t xml:space="preserve"> to be closer to what it was</w:t>
-      </w:r>
-      <w:r>
-        <w:t xml:space="preserve"> before COVID-19</w:t>
-      </w:r>
-      <w:r>
-        <w:t>, which</w:t>
-      </w:r>
-      <w:r>
-        <w:t xml:space="preserve"> supports the model result that COVID-19 is not useful in predicting aggressive driving.</w:t>
-      </w:r>
-    </w:p>
-    <w:p>
-      <w:pPr>
-        <w:spacing w:before="120" w:after="120"/>
-      </w:pPr>
       <w:r>
         <w:rPr>
           <w:noProof/>
           <w14:ligatures w14:val="standardContextual"/>
         </w:rPr>
-        <w:lastRenderedPageBreak/>
         <w:drawing>
-          <wp:inline distT="0" distB="0" distL="0" distR="0" wp14:anchorId="021AE627" wp14:editId="60557369">
-            <wp:extent cx="3175279" cy="2381459"/>
-            <wp:effectExtent l="0" t="0" r="0" b="6350"/>
-            <wp:docPr id="578375212" name="Picture 1"/>
+          <wp:inline distT="0" distB="0" distL="0" distR="0" wp14:anchorId="56AEBEB3" wp14:editId="72E6D53E">
+            <wp:extent cx="3710963" cy="2955688"/>
+            <wp:effectExtent l="0" t="0" r="0" b="3810"/>
+            <wp:docPr id="545541775" name="Picture 1"/>
             <wp:cNvGraphicFramePr>
               <a:graphicFrameLocks xmlns:a="http://schemas.openxmlformats.org/drawingml/2006/main" noChangeAspect="1"/>
             </wp:cNvGraphicFramePr>
@@ -4782,11 +4639,11 @@
               <a:graphicData uri="http://schemas.openxmlformats.org/drawingml/2006/picture">
                 <pic:pic xmlns:pic="http://schemas.openxmlformats.org/drawingml/2006/picture">
                   <pic:nvPicPr>
-                    <pic:cNvPr id="578375212" name="Picture 578375212"/>
+                    <pic:cNvPr id="545541775" name="Picture 545541775"/>
                     <pic:cNvPicPr/>
                   </pic:nvPicPr>
                   <pic:blipFill>
-                    <a:blip r:embed="rId10">
+                    <a:blip r:embed="rId11" cstate="print">
                       <a:extLst>
                         <a:ext uri="{28A0092B-C50C-407E-A947-70E740481C1C}">
                           <a14:useLocalDpi xmlns:a14="http://schemas.microsoft.com/office/drawing/2010/main" val="0"/>
@@ -4800,7 +4657,7 @@
                   <pic:spPr>
                     <a:xfrm>
                       <a:off x="0" y="0"/>
-                      <a:ext cx="3228246" cy="2421184"/>
+                      <a:ext cx="3770444" cy="3003063"/>
                     </a:xfrm>
                     <a:prstGeom prst="rect">
                       <a:avLst/>
@@ -4817,60 +4674,21 @@
       <w:pPr>
         <w:pStyle w:val="Caption"/>
       </w:pPr>
-      <w:bookmarkStart w:id="12" w:name="_Ref227260216"/>
+      <w:bookmarkStart w:id="15" w:name="_Ref227518725"/>
       <w:r>
         <w:t xml:space="preserve">Figure </w:t>
       </w:r>
-      <w:r>
-        <w:fldChar w:fldCharType="begin"/>
-      </w:r>
-      <w:r>
-        <w:instrText xml:space="preserve"> SEQ Figure \* ARABIC </w:instrText>
-      </w:r>
-      <w:r>
-        <w:fldChar w:fldCharType="separate"/>
-      </w:r>
-      <w:r>
-        <w:rPr>
-          <w:noProof/>
-        </w:rPr>
-        <w:t>2</w:t>
-      </w:r>
-      <w:r>
-        <w:fldChar w:fldCharType="end"/>
-      </w:r>
-      <w:bookmarkEnd w:id="12"/>
-      <w:r>
-        <w:t xml:space="preserve"> Aggressive driving over time with COVID-19 in</w:t>
-      </w:r>
-      <w:r>
-        <w:t>dicated in</w:t>
-      </w:r>
-      <w:r>
-        <w:t xml:space="preserve"> orange</w:t>
-      </w:r>
-    </w:p>
-    <w:p>
-      <w:pPr>
-        <w:spacing w:before="120" w:after="120"/>
-      </w:pPr>
-      <w:r>
-        <w:t xml:space="preserve">As modeled using crash data from </w:t>
-      </w:r>
-      <w:r>
-        <w:t xml:space="preserve">the </w:t>
-      </w:r>
-      <w:r>
-        <w:rPr>
-          <w:color w:val="0F1114"/>
-        </w:rPr>
-        <w:t>Pennsylvania Department of Transportation (PennDOT)</w:t>
-      </w:r>
-      <w:r>
-        <w:rPr>
-          <w:color w:val="0F1114"/>
-        </w:rPr>
-        <w:t>, aggressive driving did not increase with COVID-19 and remain high.</w:t>
+      <w:fldSimple w:instr=" SEQ Figure \* ARABIC ">
+        <w:r>
+          <w:rPr>
+            <w:noProof/>
+          </w:rPr>
+          <w:t>2</w:t>
+        </w:r>
+      </w:fldSimple>
+      <w:bookmarkEnd w:id="15"/>
+      <w:r>
+        <w:t xml:space="preserve"> Confusion matrix for objective 1</w:t>
       </w:r>
     </w:p>
     <w:p>
@@ -4883,7 +4701,6 @@
           <w:iCs/>
         </w:rPr>
       </w:pPr>
-      <w:proofErr w:type="spellStart"/>
       <w:r>
         <w:rPr>
           <w:b/>
@@ -4891,9 +4708,15 @@
           <w:i/>
           <w:iCs/>
         </w:rPr>
-        <w:t>O</w:t>
-      </w:r>
-      <w:proofErr w:type="spellEnd"/>
+        <w:t>Objective 3:</w:t>
+      </w:r>
+      <w:r>
+        <w:rPr>
+          <w:b/>
+          <w:bCs/>
+        </w:rPr>
+        <w:t xml:space="preserve"> </w:t>
+      </w:r>
       <w:r>
         <w:rPr>
           <w:b/>
@@ -4901,22 +4724,6 @@
           <w:i/>
           <w:iCs/>
         </w:rPr>
-        <w:t>bjective 3:</w:t>
-      </w:r>
-      <w:r>
-        <w:rPr>
-          <w:b/>
-          <w:bCs/>
-        </w:rPr>
-        <w:t xml:space="preserve"> </w:t>
-      </w:r>
-      <w:r>
-        <w:rPr>
-          <w:b/>
-          <w:bCs/>
-          <w:i/>
-          <w:iCs/>
-        </w:rPr>
         <w:t>Identify co-factors for crashes involving aggressive driving, such as age, fatigue, impairment, license status, hit and run, geography, or cell phone use.</w:t>
       </w:r>
     </w:p>
@@ -4955,16 +4762,19 @@
         <w:t>being fatigued or asleep</w:t>
       </w:r>
       <w:r>
-        <w:t>, impaired drivers, young drivers, and cell phone use</w:t>
-      </w:r>
-      <w:r>
-        <w:t>—</w:t>
+        <w:t>, impaired drivers, young drivers, and cell phone use—</w:t>
       </w:r>
       <w:r>
         <w:t xml:space="preserve">were selected </w:t>
       </w:r>
       <w:r>
-        <w:t xml:space="preserve">for an interaction model </w:t>
+        <w:t>for a</w:t>
+      </w:r>
+      <w:r>
+        <w:t xml:space="preserve"> second </w:t>
+      </w:r>
+      <w:r>
+        <w:t xml:space="preserve">model </w:t>
       </w:r>
       <w:r>
         <w:t xml:space="preserve">to </w:t>
@@ -5107,7 +4917,7 @@
                     <pic:cNvPicPr/>
                   </pic:nvPicPr>
                   <pic:blipFill>
-                    <a:blip r:embed="rId11" cstate="print">
+                    <a:blip r:embed="rId12" cstate="print">
                       <a:extLst>
                         <a:ext uri="{28A0092B-C50C-407E-A947-70E740481C1C}">
                           <a14:useLocalDpi xmlns:a14="http://schemas.microsoft.com/office/drawing/2010/main" val="0"/>
@@ -5138,30 +4948,20 @@
       <w:pPr>
         <w:pStyle w:val="Caption"/>
       </w:pPr>
-      <w:bookmarkStart w:id="13" w:name="_Ref227329096"/>
-      <w:bookmarkStart w:id="14" w:name="_Ref227329111"/>
+      <w:bookmarkStart w:id="16" w:name="_Ref227329111"/>
+      <w:bookmarkStart w:id="17" w:name="_Ref227329096"/>
       <w:r>
         <w:t xml:space="preserve">Figure </w:t>
       </w:r>
-      <w:r>
-        <w:fldChar w:fldCharType="begin"/>
-      </w:r>
-      <w:r>
-        <w:instrText xml:space="preserve"> SEQ Figure \* ARABIC </w:instrText>
-      </w:r>
-      <w:r>
-        <w:fldChar w:fldCharType="separate"/>
-      </w:r>
-      <w:r>
-        <w:rPr>
-          <w:noProof/>
-        </w:rPr>
-        <w:t>3</w:t>
-      </w:r>
-      <w:r>
-        <w:fldChar w:fldCharType="end"/>
-      </w:r>
-      <w:bookmarkEnd w:id="14"/>
+      <w:fldSimple w:instr=" SEQ Figure \* ARABIC ">
+        <w:r>
+          <w:rPr>
+            <w:noProof/>
+          </w:rPr>
+          <w:t>3</w:t>
+        </w:r>
+      </w:fldSimple>
+      <w:bookmarkEnd w:id="16"/>
       <w:r>
         <w:t xml:space="preserve"> </w:t>
       </w:r>
@@ -5171,17 +4971,135 @@
       <w:r>
         <w:t>objective 3</w:t>
       </w:r>
-      <w:bookmarkEnd w:id="13"/>
+      <w:bookmarkEnd w:id="17"/>
     </w:p>
     <w:p>
+      <w:r>
+        <w:t xml:space="preserve">The confusion matrix as shown in </w:t>
+      </w:r>
+      <w:r>
+        <w:fldChar w:fldCharType="begin"/>
+      </w:r>
+      <w:r>
+        <w:instrText xml:space="preserve"> REF _Ref227518754 \h </w:instrText>
+      </w:r>
+      <w:r>
+        <w:fldChar w:fldCharType="separate"/>
+      </w:r>
+      <w:r>
+        <w:t xml:space="preserve">Figure </w:t>
+      </w:r>
+      <w:r>
+        <w:rPr>
+          <w:noProof/>
+        </w:rPr>
+        <w:t>4</w:t>
+      </w:r>
+      <w:r>
+        <w:fldChar w:fldCharType="end"/>
+      </w:r>
+      <w:r>
+        <w:t xml:space="preserve"> below illustrates the modest performance of the model.</w:t>
+      </w:r>
+      <w:r>
+        <w:t xml:space="preserve"> The model correctly classifies only 59% of crashes—it correc</w:t>
+      </w:r>
+      <w:r>
+        <w:t xml:space="preserve">tly classifies </w:t>
+      </w:r>
+      <w:r>
+        <w:t xml:space="preserve">92% of crashes involving aggressive driving but only 17% of crashes that did </w:t>
+      </w:r>
+      <w:r>
+        <w:rPr>
+          <w:b/>
+          <w:bCs/>
+        </w:rPr>
+        <w:t>not</w:t>
+      </w:r>
+      <w:r>
+        <w:t xml:space="preserve"> involve aggressive driving.</w:t>
+      </w:r>
+    </w:p>
+    <w:p>
+      <w:r>
+        <w:rPr>
+          <w:noProof/>
+          <w14:ligatures w14:val="standardContextual"/>
+        </w:rPr>
+        <w:drawing>
+          <wp:inline distT="0" distB="0" distL="0" distR="0" wp14:anchorId="7AB6756D" wp14:editId="1EE270AC">
+            <wp:extent cx="3793253" cy="2942608"/>
+            <wp:effectExtent l="0" t="0" r="4445" b="3810"/>
+            <wp:docPr id="1414404495" name="Picture 2"/>
+            <wp:cNvGraphicFramePr>
+              <a:graphicFrameLocks xmlns:a="http://schemas.openxmlformats.org/drawingml/2006/main" noChangeAspect="1"/>
+            </wp:cNvGraphicFramePr>
+            <a:graphic xmlns:a="http://schemas.openxmlformats.org/drawingml/2006/main">
+              <a:graphicData uri="http://schemas.openxmlformats.org/drawingml/2006/picture">
+                <pic:pic xmlns:pic="http://schemas.openxmlformats.org/drawingml/2006/picture">
+                  <pic:nvPicPr>
+                    <pic:cNvPr id="1414404495" name="Picture 1414404495"/>
+                    <pic:cNvPicPr/>
+                  </pic:nvPicPr>
+                  <pic:blipFill>
+                    <a:blip r:embed="rId13" cstate="print">
+                      <a:extLst>
+                        <a:ext uri="{28A0092B-C50C-407E-A947-70E740481C1C}">
+                          <a14:useLocalDpi xmlns:a14="http://schemas.microsoft.com/office/drawing/2010/main" val="0"/>
+                        </a:ext>
+                      </a:extLst>
+                    </a:blip>
+                    <a:stretch>
+                      <a:fillRect/>
+                    </a:stretch>
+                  </pic:blipFill>
+                  <pic:spPr>
+                    <a:xfrm>
+                      <a:off x="0" y="0"/>
+                      <a:ext cx="3812993" cy="2957921"/>
+                    </a:xfrm>
+                    <a:prstGeom prst="rect">
+                      <a:avLst/>
+                    </a:prstGeom>
+                  </pic:spPr>
+                </pic:pic>
+              </a:graphicData>
+            </a:graphic>
+          </wp:inline>
+        </w:drawing>
+      </w:r>
+    </w:p>
+    <w:p>
+      <w:pPr>
+        <w:pStyle w:val="Caption"/>
+      </w:pPr>
+      <w:bookmarkStart w:id="18" w:name="_Ref227518754"/>
+      <w:r>
+        <w:t xml:space="preserve">Figure </w:t>
+      </w:r>
+      <w:fldSimple w:instr=" SEQ Figure \* ARABIC ">
+        <w:r>
+          <w:rPr>
+            <w:noProof/>
+          </w:rPr>
+          <w:t>4</w:t>
+        </w:r>
+      </w:fldSimple>
+      <w:bookmarkEnd w:id="18"/>
+      <w:r>
+        <w:t xml:space="preserve"> Confusion matrix for objective 3</w:t>
+      </w:r>
+    </w:p>
+    <w:p>
       <w:pPr>
         <w:pStyle w:val="Heading3"/>
       </w:pPr>
-      <w:bookmarkStart w:id="15" w:name="_Toc227515955"/>
+      <w:bookmarkStart w:id="19" w:name="_Toc227575709"/>
       <w:r>
         <w:t>Expected organizational outcomes</w:t>
       </w:r>
-      <w:bookmarkEnd w:id="15"/>
+      <w:bookmarkEnd w:id="19"/>
     </w:p>
     <w:p>
       <w:pPr>
@@ -5255,7 +5173,7 @@
           <w:sz w:val="24"/>
           <w:szCs w:val="24"/>
         </w:rPr>
-        <w:t>model shows that there is no evidence to support the public’s sentiment that aggressive driving increased during COVID-19 and remain</w:t>
+        <w:t xml:space="preserve">model shows that there is no evidence to support the public’s sentiment that aggressive driving increased </w:t>
       </w:r>
       <w:r>
         <w:rPr>
@@ -5263,7 +5181,8 @@
           <w:sz w:val="24"/>
           <w:szCs w:val="24"/>
         </w:rPr>
-        <w:t>ed</w:t>
+        <w:lastRenderedPageBreak/>
+        <w:t>during COVID-19 and remain</w:t>
       </w:r>
       <w:r>
         <w:rPr>
@@ -5271,7 +5190,7 @@
           <w:sz w:val="24"/>
           <w:szCs w:val="24"/>
         </w:rPr>
-        <w:t xml:space="preserve"> high. </w:t>
+        <w:t>ed</w:t>
       </w:r>
       <w:r>
         <w:rPr>
@@ -5279,7 +5198,7 @@
           <w:sz w:val="24"/>
           <w:szCs w:val="24"/>
         </w:rPr>
-        <w:t>However, t</w:t>
+        <w:t xml:space="preserve"> high. </w:t>
       </w:r>
       <w:r>
         <w:rPr>
@@ -5287,7 +5206,7 @@
           <w:sz w:val="24"/>
           <w:szCs w:val="24"/>
         </w:rPr>
-        <w:t>he dataset and methods used to reach this conclusion are just a select few in the large pool of possible data and methods. It is not appropriate or correct to conclude that aggressive driving did not increase during COVID-19 or remain high</w:t>
+        <w:t>However, t</w:t>
       </w:r>
       <w:r>
         <w:rPr>
@@ -5295,7 +5214,7 @@
           <w:sz w:val="24"/>
           <w:szCs w:val="24"/>
         </w:rPr>
-        <w:t xml:space="preserve"> using only crash data</w:t>
+        <w:t>he dataset and methods used to reach this conclusion are just a select few in the large pool of possible data and methods. It is not appropriate or correct to conclude that aggressive driving did not increase during COVID-19 or remain high</w:t>
       </w:r>
       <w:r>
         <w:rPr>
@@ -5303,7 +5222,7 @@
           <w:sz w:val="24"/>
           <w:szCs w:val="24"/>
         </w:rPr>
-        <w:t xml:space="preserve">. </w:t>
+        <w:t xml:space="preserve"> using only crash data</w:t>
       </w:r>
       <w:r>
         <w:rPr>
@@ -5311,7 +5230,7 @@
           <w:sz w:val="24"/>
           <w:szCs w:val="24"/>
         </w:rPr>
-        <w:t xml:space="preserve">Not all aggressive driving leads to crashes. </w:t>
+        <w:t xml:space="preserve">. </w:t>
       </w:r>
       <w:r>
         <w:rPr>
@@ -5319,7 +5238,7 @@
           <w:sz w:val="24"/>
           <w:szCs w:val="24"/>
         </w:rPr>
-        <w:t xml:space="preserve">Different data and/or different methods may reveal </w:t>
+        <w:t xml:space="preserve">Not all aggressive driving leads to crashes. </w:t>
       </w:r>
       <w:r>
         <w:rPr>
@@ -5327,7 +5246,7 @@
           <w:sz w:val="24"/>
           <w:szCs w:val="24"/>
         </w:rPr>
-        <w:t>that public sentiment is correct</w:t>
+        <w:t xml:space="preserve">Different data and/or different methods may reveal </w:t>
       </w:r>
       <w:r>
         <w:rPr>
@@ -5335,6 +5254,14 @@
           <w:sz w:val="24"/>
           <w:szCs w:val="24"/>
         </w:rPr>
+        <w:t>that public sentiment is correct</w:t>
+      </w:r>
+      <w:r>
+        <w:rPr>
+          <w:rFonts w:ascii="Times New Roman" w:hAnsi="Times New Roman" w:cs="Times New Roman"/>
+          <w:sz w:val="24"/>
+          <w:szCs w:val="24"/>
+        </w:rPr>
         <w:t>.</w:t>
       </w:r>
     </w:p>
@@ -5342,31 +5269,82 @@
       <w:pPr>
         <w:pStyle w:val="Heading3"/>
       </w:pPr>
-      <w:bookmarkStart w:id="16" w:name="_Toc227515956"/>
+      <w:bookmarkStart w:id="20" w:name="_Ref227575330"/>
+      <w:bookmarkStart w:id="21" w:name="_Toc227575710"/>
       <w:r>
         <w:t>Confidence levels</w:t>
       </w:r>
-      <w:bookmarkEnd w:id="16"/>
+      <w:bookmarkEnd w:id="20"/>
+      <w:bookmarkEnd w:id="21"/>
     </w:p>
     <w:p>
+      <w:proofErr w:type="spellStart"/>
+      <w:r>
+        <w:rPr>
+          <w:i/>
+          <w:iCs/>
+        </w:rPr>
+        <w:t>ChatGPT</w:t>
+      </w:r>
+      <w:proofErr w:type="spellEnd"/>
+      <w:r>
+        <w:t xml:space="preserve">. (n.d.) was referenced for this section. See </w:t>
+      </w:r>
+      <w:r>
+        <w:rPr>
+          <w:i/>
+          <w:iCs/>
+        </w:rPr>
+        <w:fldChar w:fldCharType="begin"/>
+      </w:r>
+      <w:r>
+        <w:rPr>
+          <w:i/>
+          <w:iCs/>
+        </w:rPr>
+        <w:instrText xml:space="preserve"> REF _Ref227575532 \h </w:instrText>
+      </w:r>
+      <w:r>
+        <w:rPr>
+          <w:i/>
+          <w:iCs/>
+        </w:rPr>
+        <w:instrText xml:space="preserve"> \* MERGEFORMAT </w:instrText>
+      </w:r>
+      <w:r>
+        <w:rPr>
+          <w:i/>
+          <w:iCs/>
+        </w:rPr>
+      </w:r>
+      <w:r>
+        <w:rPr>
+          <w:i/>
+          <w:iCs/>
+        </w:rPr>
+        <w:fldChar w:fldCharType="separate"/>
+      </w:r>
+      <w:r>
+        <w:rPr>
+          <w:i/>
+          <w:iCs/>
+        </w:rPr>
+        <w:t>AI Statement of Use</w:t>
+      </w:r>
+      <w:r>
+        <w:rPr>
+          <w:i/>
+          <w:iCs/>
+        </w:rPr>
+        <w:fldChar w:fldCharType="end"/>
+      </w:r>
+      <w:r>
+        <w:t xml:space="preserve"> below for specifics.</w:t>
+      </w:r>
+    </w:p>
+    <w:p>
       <w:pPr>
         <w:spacing w:before="120" w:after="120"/>
-        <w:rPr>
-          <w:b/>
-          <w:bCs/>
-          <w:color w:val="000000" w:themeColor="text1"/>
-        </w:rPr>
-      </w:pPr>
-      <w:r>
-        <w:rPr>
-          <w:rStyle w:val="SubtleEmphasis"/>
-          <w:b/>
-          <w:bCs/>
-          <w:color w:val="000000" w:themeColor="text1"/>
-        </w:rPr>
-        <w:t>Objective 1: Determine whether there has been a statistically significant increase in aggressive driving since the COVID-19 pandemic to provide evidence-based conclusions for PA Data Discourse readers about driving risks within 12 weeks</w:t>
-      </w:r>
-      <w:r>
         <w:rPr>
           <w:rStyle w:val="SubtleEmphasis"/>
           <w:b/>
@@ -5375,44 +5353,66 @@
           <w:iCs w:val="0"/>
           <w:color w:val="000000" w:themeColor="text1"/>
         </w:rPr>
+      </w:pPr>
+      <w:r>
+        <w:rPr>
+          <w:rStyle w:val="SubtleEmphasis"/>
+          <w:b/>
+          <w:bCs/>
+          <w:color w:val="000000" w:themeColor="text1"/>
+        </w:rPr>
+        <w:t>Objective 1: Determine whether there has been a statistically significant increase in aggressive driving since the COVID-19 pandemic to provide evidence-based conclusions for PA Data Discourse readers about driving risks within 12 weeks</w:t>
+      </w:r>
+      <w:r>
+        <w:rPr>
+          <w:rStyle w:val="SubtleEmphasis"/>
+          <w:b/>
+          <w:bCs/>
+          <w:i w:val="0"/>
+          <w:iCs w:val="0"/>
+          <w:color w:val="000000" w:themeColor="text1"/>
+        </w:rPr>
         <w:t>.</w:t>
       </w:r>
     </w:p>
     <w:p>
       <w:pPr>
-        <w:spacing w:before="120" w:after="120"/>
-      </w:pPr>
-      <w:r>
-        <w:t>T</w:t>
-      </w:r>
-      <w:r>
-        <w:t xml:space="preserve">he predictive power of the model is </w:t>
-      </w:r>
-      <w:r>
-        <w:t xml:space="preserve">no better than random chance </w:t>
-      </w:r>
-      <w:r>
-        <w:t xml:space="preserve">as reflected by </w:t>
-      </w:r>
-      <w:r>
-        <w:t xml:space="preserve">the </w:t>
-      </w:r>
-      <w:r>
-        <w:t>ROC AUC of 0.5</w:t>
-      </w:r>
-      <w:r>
-        <w:t>03 with 95% confidence interval ([0.502, 0.504])</w:t>
-      </w:r>
-      <w:r>
-        <w:t xml:space="preserve">. </w:t>
-      </w:r>
-      <w:r>
-        <w:t>There is no evidence in the crash data that aggressive driving increased during COVID-19 and remained high.</w:t>
+        <w:pStyle w:val="NormalWeb"/>
+      </w:pPr>
+      <w:r>
+        <w:t xml:space="preserve">The model’s ability to distinguish between crashes involving aggressive driving and those that do not is effectively no better than random guessing. This is indicated by the ROC AUC value of 0.503 (on a scale where 0.5 represents random chance and 1.0 represents perfect prediction). The 95% confidence interval for this estimate is [0.502, 0.504], meaning this narrow interval very likely contains the true value. </w:t>
+      </w:r>
+      <w:r>
+        <w:t xml:space="preserve">The narrowness of this </w:t>
+      </w:r>
+      <w:r>
+        <w:t>interval suggests the estimate is very precise</w:t>
+      </w:r>
+      <w:r>
+        <w:t xml:space="preserve">, and the fact that </w:t>
+      </w:r>
+      <w:r>
+        <w:t>it is centered around 0.5</w:t>
       </w:r>
       <w:r>
         <w:t xml:space="preserve"> </w:t>
       </w:r>
       <w:r>
+        <w:t>reinforc</w:t>
+      </w:r>
+      <w:r>
+        <w:t>es</w:t>
+      </w:r>
+      <w:r>
+        <w:t xml:space="preserve"> </w:t>
+      </w:r>
+      <w:r>
+        <w:t xml:space="preserve">the conclusion </w:t>
+      </w:r>
+      <w:r>
+        <w:t xml:space="preserve">that the model has no meaningful predictive power. </w:t>
+      </w:r>
+      <w:r>
         <w:fldChar w:fldCharType="begin"/>
       </w:r>
       <w:r>
@@ -5428,13 +5428,25 @@
         <w:rPr>
           <w:noProof/>
         </w:rPr>
-        <w:t>4</w:t>
+        <w:t>5</w:t>
       </w:r>
       <w:r>
         <w:fldChar w:fldCharType="end"/>
       </w:r>
       <w:r>
-        <w:t xml:space="preserve"> below shows the estimated mean ROC AUC. The 95% confidence interval is imperceivable because the interval is very tight. </w:t>
+        <w:t xml:space="preserve"> below shows the estimated mean ROC AUC</w:t>
+      </w:r>
+      <w:r>
+        <w:t xml:space="preserve"> with t</w:t>
+      </w:r>
+      <w:r>
+        <w:t>he 95% confidence interval</w:t>
+      </w:r>
+      <w:r>
+        <w:t xml:space="preserve">, which </w:t>
+      </w:r>
+      <w:r>
+        <w:t xml:space="preserve">is visually indistinguishable due to its narrow width. </w:t>
       </w:r>
     </w:p>
     <w:p>
@@ -5446,9 +5458,8 @@
           <w:noProof/>
           <w14:ligatures w14:val="standardContextual"/>
         </w:rPr>
-        <w:lastRenderedPageBreak/>
         <w:drawing>
-          <wp:inline distT="0" distB="0" distL="0" distR="0" wp14:anchorId="7BA14D38" wp14:editId="080FB92B">
+          <wp:inline distT="0" distB="0" distL="0" distR="0" wp14:anchorId="0F9784A7" wp14:editId="42C8B76F">
             <wp:extent cx="3722914" cy="2951284"/>
             <wp:effectExtent l="0" t="0" r="0" b="0"/>
             <wp:docPr id="865703510" name="Picture 13"/>
@@ -5463,7 +5474,7 @@
                     <pic:cNvPicPr/>
                   </pic:nvPicPr>
                   <pic:blipFill>
-                    <a:blip r:embed="rId12" cstate="print">
+                    <a:blip r:embed="rId14" cstate="print">
                       <a:extLst>
                         <a:ext uri="{28A0092B-C50C-407E-A947-70E740481C1C}">
                           <a14:useLocalDpi xmlns:a14="http://schemas.microsoft.com/office/drawing/2010/main" val="0"/>
@@ -5494,31 +5505,61 @@
       <w:pPr>
         <w:pStyle w:val="Caption"/>
       </w:pPr>
-      <w:bookmarkStart w:id="17" w:name="_Ref227513837"/>
+      <w:bookmarkStart w:id="22" w:name="_Ref227513837"/>
       <w:r>
         <w:t xml:space="preserve">Figure </w:t>
       </w:r>
-      <w:r>
-        <w:fldChar w:fldCharType="begin"/>
-      </w:r>
-      <w:r>
-        <w:instrText xml:space="preserve"> SEQ Figure \* ARABIC </w:instrText>
-      </w:r>
-      <w:r>
-        <w:fldChar w:fldCharType="separate"/>
-      </w:r>
-      <w:r>
-        <w:rPr>
-          <w:noProof/>
-        </w:rPr>
-        <w:t>4</w:t>
-      </w:r>
-      <w:r>
-        <w:fldChar w:fldCharType="end"/>
-      </w:r>
-      <w:bookmarkEnd w:id="17"/>
+      <w:fldSimple w:instr=" SEQ Figure \* ARABIC ">
+        <w:r>
+          <w:rPr>
+            <w:noProof/>
+          </w:rPr>
+          <w:t>5</w:t>
+        </w:r>
+      </w:fldSimple>
+      <w:bookmarkEnd w:id="22"/>
       <w:r>
         <w:t xml:space="preserve"> ROC curve with 95% confidence intervals for objective 1</w:t>
+      </w:r>
+    </w:p>
+    <w:p>
+      <w:pPr>
+        <w:pStyle w:val="NormalWeb"/>
+      </w:pPr>
+      <w:r>
+        <w:t xml:space="preserve">To ensure these findings were not driven by </w:t>
+      </w:r>
+      <w:r>
+        <w:t>distant past</w:t>
+      </w:r>
+      <w:r>
+        <w:t xml:space="preserve"> trends, two additional robustness checks were conducted using different subsets of the data. The first subset included one year before COVID-19 and the year 2020. The second included five years before COVID-19, the year 2020, and four years after. Across all three analyses—the original model and the two subsets—the estimated effect of COVID-19 on aggressive driving remained small and negative: β ≈ -0.035 </w:t>
+      </w:r>
+      <w:r>
+        <w:lastRenderedPageBreak/>
+        <w:t>(95% CI [-0.041, -0.028]) in the original model, β ≈ -0.049 (95% CI [-0.067, -0.030]) in the first subset, and β ≈ -0.026 (95% CI [-0.034, -0.017]) in the second subset.</w:t>
+      </w:r>
+    </w:p>
+    <w:p>
+      <w:pPr>
+        <w:pStyle w:val="NormalWeb"/>
+      </w:pPr>
+      <w:r>
+        <w:t>T</w:t>
+      </w:r>
+      <w:r>
+        <w:t>hese coefficients indicate a slight decrease in aggressive driving associated with the COVID-19 period, but the effect is very small in magnitude. The consistency of these results across different time frames suggests that the findings are stable and not driven by how the data were segmented.</w:t>
+      </w:r>
+    </w:p>
+    <w:p>
+      <w:pPr>
+        <w:pStyle w:val="NormalWeb"/>
+      </w:pPr>
+      <w:r>
+        <w:t>Overall, both the ROC AUC results and the robustness checks lead to the same conclusion: the model cannot meaningfully distinguish crashes involving aggressive driving based on COVID-19, and COVID-19 itself appears to have had little to no practical impact on aggressive driving behavior.</w:t>
+      </w:r>
+      <w:r>
+        <w:t xml:space="preserve"> There is no evidence in the crash data to suggest that aggressive driving increased during COVID-19 or remained high after.</w:t>
       </w:r>
     </w:p>
     <w:p>
@@ -5560,64 +5601,34 @@
     </w:p>
     <w:p>
       <w:pPr>
-        <w:spacing w:before="120" w:after="120"/>
-      </w:pPr>
-      <w:r>
-        <w:t xml:space="preserve">The predictive power of the model is </w:t>
-      </w:r>
-      <w:r>
-        <w:t>slightly</w:t>
-      </w:r>
-      <w:r>
-        <w:t xml:space="preserve"> better than random chance as reflected by the ROC AUC of 0.5</w:t>
-      </w:r>
-      <w:r>
-        <w:t>78</w:t>
-      </w:r>
-      <w:r>
-        <w:t xml:space="preserve"> with 95% confidence interval ([0.5</w:t>
-      </w:r>
-      <w:r>
-        <w:t>77</w:t>
-      </w:r>
-      <w:r>
-        <w:t>, 0.5</w:t>
-      </w:r>
-      <w:r>
-        <w:t>80</w:t>
-      </w:r>
-      <w:r>
-        <w:t>]).</w:t>
-      </w:r>
-      <w:r>
-        <w:t xml:space="preserve"> </w:t>
-      </w:r>
-      <w:r>
-        <w:fldChar w:fldCharType="begin"/>
-      </w:r>
-      <w:r>
-        <w:instrText xml:space="preserve"> REF _Ref227513937 \h </w:instrText>
-      </w:r>
-      <w:r>
-        <w:fldChar w:fldCharType="separate"/>
-      </w:r>
-      <w:r>
-        <w:t xml:space="preserve">Figure </w:t>
-      </w:r>
-      <w:r>
-        <w:rPr>
-          <w:noProof/>
-        </w:rPr>
-        <w:t>5</w:t>
-      </w:r>
-      <w:r>
-        <w:fldChar w:fldCharType="end"/>
-      </w:r>
-      <w:r>
-        <w:t xml:space="preserve"> below </w:t>
-      </w:r>
-      <w:r>
-        <w:t>shows the estimated mean ROC AUC. The 95% confidence interval is imperceivable because the interval is very tight.</w:t>
+        <w:pStyle w:val="NormalWeb"/>
+      </w:pPr>
+      <w:r>
+        <w:t xml:space="preserve">The </w:t>
+      </w:r>
+      <w:r>
+        <w:t xml:space="preserve">ability of the </w:t>
+      </w:r>
+      <w:r>
+        <w:t>model to distinguish between crashes that involved aggressive driving and those that did not</w:t>
+      </w:r>
+      <w:r>
+        <w:t xml:space="preserve"> is limited</w:t>
+      </w:r>
+      <w:r>
+        <w:t>. This is reflected in the ROC AUC value of 0.578, where 0.5 represents random chance and 1.0 represents perfect prediction. While this is slightly better than random guessing, the predictive performance is still considered weak. The 95% confidence interval [0.577, 0.580] is extremely narrow, indicating that this estimate is very precise</w:t>
+      </w:r>
+      <w:r>
+        <w:t xml:space="preserve"> and</w:t>
+      </w:r>
+      <w:r>
+        <w:t xml:space="preserve"> support</w:t>
+      </w:r>
+      <w:r>
+        <w:t>ing</w:t>
+      </w:r>
+      <w:r>
+        <w:t xml:space="preserve"> the conclusion that the overall predictive ability is modest. Figure 6 displays the ROC curve and its confidence interval, which appears visually indistinguishable due to its tight range.</w:t>
       </w:r>
     </w:p>
     <w:p>
@@ -5630,7 +5641,7 @@
           <w14:ligatures w14:val="standardContextual"/>
         </w:rPr>
         <w:drawing>
-          <wp:inline distT="0" distB="0" distL="0" distR="0" wp14:anchorId="68AF0DCA" wp14:editId="6303137E">
+          <wp:inline distT="0" distB="0" distL="0" distR="0" wp14:anchorId="047A19B0" wp14:editId="5B383A3F">
             <wp:extent cx="3692769" cy="2916735"/>
             <wp:effectExtent l="0" t="0" r="3175" b="4445"/>
             <wp:docPr id="412163294" name="Picture 14"/>
@@ -5645,7 +5656,7 @@
                     <pic:cNvPicPr/>
                   </pic:nvPicPr>
                   <pic:blipFill>
-                    <a:blip r:embed="rId13" cstate="print">
+                    <a:blip r:embed="rId15" cstate="print">
                       <a:extLst>
                         <a:ext uri="{28A0092B-C50C-407E-A947-70E740481C1C}">
                           <a14:useLocalDpi xmlns:a14="http://schemas.microsoft.com/office/drawing/2010/main" val="0"/>
@@ -5676,29 +5687,19 @@
       <w:pPr>
         <w:pStyle w:val="Caption"/>
       </w:pPr>
-      <w:bookmarkStart w:id="18" w:name="_Ref227513937"/>
+      <w:bookmarkStart w:id="23" w:name="_Ref227513937"/>
       <w:r>
         <w:t xml:space="preserve">Figure </w:t>
       </w:r>
-      <w:r>
-        <w:fldChar w:fldCharType="begin"/>
-      </w:r>
-      <w:r>
-        <w:instrText xml:space="preserve"> SEQ Figure \* ARABIC </w:instrText>
-      </w:r>
-      <w:r>
-        <w:fldChar w:fldCharType="separate"/>
-      </w:r>
-      <w:r>
-        <w:rPr>
-          <w:noProof/>
-        </w:rPr>
-        <w:t>5</w:t>
-      </w:r>
-      <w:r>
-        <w:fldChar w:fldCharType="end"/>
-      </w:r>
-      <w:bookmarkEnd w:id="18"/>
+      <w:fldSimple w:instr=" SEQ Figure \* ARABIC ">
+        <w:r>
+          <w:rPr>
+            <w:noProof/>
+          </w:rPr>
+          <w:t>6</w:t>
+        </w:r>
+      </w:fldSimple>
+      <w:bookmarkEnd w:id="23"/>
       <w:r>
         <w:t xml:space="preserve"> </w:t>
       </w:r>
@@ -5711,104 +5712,92 @@
     </w:p>
     <w:p>
       <w:pPr>
-        <w:spacing w:before="120" w:after="120"/>
-      </w:pPr>
-      <w:r>
-        <w:fldChar w:fldCharType="begin"/>
-      </w:r>
-      <w:r>
-        <w:instrText xml:space="preserve"> REF _Ref227514008 \h </w:instrText>
-      </w:r>
-      <w:r>
-        <w:fldChar w:fldCharType="separate"/>
-      </w:r>
-      <w:r>
-        <w:t xml:space="preserve">Figure </w:t>
-      </w:r>
-      <w:r>
-        <w:rPr>
-          <w:noProof/>
-        </w:rPr>
-        <w:t>6</w:t>
-      </w:r>
-      <w:r>
-        <w:fldChar w:fldCharType="end"/>
+        <w:pStyle w:val="NormalWeb"/>
+      </w:pPr>
+      <w:r>
+        <w:t xml:space="preserve">Figure 7 presents the relative importance of </w:t>
+      </w:r>
+      <w:r>
+        <w:t>model features</w:t>
+      </w:r>
+      <w:r>
+        <w:t xml:space="preserve">, including </w:t>
+      </w:r>
+      <w:r>
+        <w:t xml:space="preserve">being </w:t>
+      </w:r>
+      <w:r>
+        <w:t>fatigue</w:t>
+      </w:r>
+      <w:r>
+        <w:t>d or asleep</w:t>
+      </w:r>
+      <w:r>
+        <w:t xml:space="preserve">, cell phone use, impairment, young driver status, COVID-19, and the interaction between these variables and COVID-19. Among these, </w:t>
+      </w:r>
+      <w:r>
+        <w:t xml:space="preserve">being </w:t>
+      </w:r>
+      <w:r>
+        <w:t>fatigue</w:t>
+      </w:r>
+      <w:r>
+        <w:t>s</w:t>
       </w:r>
       <w:r>
         <w:t xml:space="preserve"> </w:t>
       </w:r>
       <w:r>
-        <w:t xml:space="preserve">below illustrates the effects of fatigue, cell phone use, impairment, young driver, COVID-19, and the interaction between </w:t>
-      </w:r>
-      <w:r>
-        <w:t xml:space="preserve">each of </w:t>
-      </w:r>
-      <w:r>
-        <w:t>these factors</w:t>
-      </w:r>
-      <w:r>
-        <w:t>, separately,</w:t>
-      </w:r>
-      <w:r>
-        <w:t xml:space="preserve"> with COVID-19. </w:t>
-      </w:r>
-      <w:r>
-        <w:t xml:space="preserve">The </w:t>
+        <w:t xml:space="preserve">or </w:t>
+      </w:r>
+      <w:r>
+        <w:t>asleep</w:t>
+      </w:r>
+      <w:r>
+        <w:t xml:space="preserve"> </w:t>
+      </w:r>
+      <w:r>
+        <w:t xml:space="preserve">has the strongest and most statistically significant effect (β ≈ -2.078, 95% CI [-2.110, -2.046]). This indicates a strong </w:t>
       </w:r>
       <w:r>
         <w:lastRenderedPageBreak/>
-        <w:t>estimated effect of fatigue (β ≈ -2.0</w:t>
-      </w:r>
-      <w:r>
-        <w:t>7</w:t>
-      </w:r>
-      <w:r>
-        <w:t>8) with the 95% confidence interval ([-2.110, -2.046])</w:t>
-      </w:r>
-      <w:r>
-        <w:t xml:space="preserve"> is statistically significant. The estimated </w:t>
-      </w:r>
-      <w:r>
-        <w:t>effect of fatigue and COVID-19 (β ≈ 0.01</w:t>
-      </w:r>
-      <w:r>
-        <w:t>1</w:t>
-      </w:r>
-      <w:r>
-        <w:t xml:space="preserve">) </w:t>
-      </w:r>
-      <w:r>
-        <w:t>with</w:t>
-      </w:r>
-      <w:r>
-        <w:t xml:space="preserve"> 95% confidence interval ([-0.056, 0.077])</w:t>
-      </w:r>
-      <w:r>
-        <w:t xml:space="preserve"> is not statistically significant. This </w:t>
-      </w:r>
-      <w:r>
-        <w:t xml:space="preserve">suggests </w:t>
-      </w:r>
-      <w:r>
-        <w:t xml:space="preserve">that </w:t>
-      </w:r>
-      <w:r>
-        <w:t xml:space="preserve">being fatigued or asleep </w:t>
-      </w:r>
-      <w:r>
-        <w:t>is the main effect responsible for the modest ROC AUC</w:t>
-      </w:r>
-      <w:r>
-        <w:t xml:space="preserve"> and that </w:t>
-      </w:r>
-      <w:r>
-        <w:t xml:space="preserve">crashes that involve </w:t>
-      </w:r>
-      <w:r>
-        <w:t>being fatigued or asleep</w:t>
-      </w:r>
-      <w:r>
-        <w:t xml:space="preserve"> are consistent regardless of when they occurred relative to COVID-19.</w:t>
+        <w:t xml:space="preserve">association between </w:t>
+      </w:r>
+      <w:r>
+        <w:t xml:space="preserve">being </w:t>
+      </w:r>
+      <w:r>
+        <w:t>fatigue</w:t>
+      </w:r>
+      <w:r>
+        <w:t>d or asleep</w:t>
+      </w:r>
+      <w:r>
+        <w:t xml:space="preserve"> and </w:t>
+      </w:r>
+      <w:r>
+        <w:t>aggressive driving</w:t>
+      </w:r>
+      <w:r>
+        <w:t xml:space="preserve">. In contrast, the interaction between </w:t>
+      </w:r>
+      <w:r>
+        <w:t xml:space="preserve">being </w:t>
+      </w:r>
+      <w:r>
+        <w:t>fatigue</w:t>
+      </w:r>
+      <w:r>
+        <w:t>d or asleep</w:t>
+      </w:r>
+      <w:r>
+        <w:t xml:space="preserve"> and COVID-19 is not statistically significant (β ≈ 0.011, 95% CI [-0.056, 0.077]), meaning there is no evidence that the relationship between fatigue-related crashes and </w:t>
+      </w:r>
+      <w:r>
+        <w:t>aggressive driving</w:t>
+      </w:r>
+      <w:r>
+        <w:t xml:space="preserve"> changed during the COVID-19 period.</w:t>
       </w:r>
     </w:p>
     <w:p>
@@ -5822,7 +5811,7 @@
           <w14:ligatures w14:val="standardContextual"/>
         </w:rPr>
         <w:drawing>
-          <wp:inline distT="0" distB="0" distL="0" distR="0" wp14:anchorId="10D2811A" wp14:editId="76AF88F3">
+          <wp:inline distT="0" distB="0" distL="0" distR="0" wp14:anchorId="414DEBAB" wp14:editId="6556E89E">
             <wp:extent cx="5943600" cy="1122680"/>
             <wp:effectExtent l="0" t="0" r="0" b="0"/>
             <wp:docPr id="910414088" name="Picture 6"/>
@@ -5837,7 +5826,7 @@
                     <pic:cNvPicPr/>
                   </pic:nvPicPr>
                   <pic:blipFill>
-                    <a:blip r:embed="rId14" cstate="print">
+                    <a:blip r:embed="rId16" cstate="print">
                       <a:extLst>
                         <a:ext uri="{28A0092B-C50C-407E-A947-70E740481C1C}">
                           <a14:useLocalDpi xmlns:a14="http://schemas.microsoft.com/office/drawing/2010/main" val="0"/>
@@ -5868,72 +5857,137 @@
       <w:pPr>
         <w:pStyle w:val="Caption"/>
       </w:pPr>
-      <w:bookmarkStart w:id="19" w:name="_Ref227514008"/>
+      <w:bookmarkStart w:id="24" w:name="_Ref227514008"/>
       <w:r>
         <w:t xml:space="preserve">Figure </w:t>
       </w:r>
-      <w:r>
-        <w:fldChar w:fldCharType="begin"/>
-      </w:r>
-      <w:r>
-        <w:instrText xml:space="preserve"> SEQ Figure \* ARABIC </w:instrText>
-      </w:r>
-      <w:r>
-        <w:fldChar w:fldCharType="separate"/>
-      </w:r>
-      <w:r>
-        <w:rPr>
-          <w:noProof/>
-        </w:rPr>
-        <w:t>6</w:t>
-      </w:r>
-      <w:r>
-        <w:fldChar w:fldCharType="end"/>
-      </w:r>
-      <w:bookmarkEnd w:id="19"/>
+      <w:fldSimple w:instr=" SEQ Figure \* ARABIC ">
+        <w:r>
+          <w:rPr>
+            <w:noProof/>
+          </w:rPr>
+          <w:t>7</w:t>
+        </w:r>
+      </w:fldSimple>
+      <w:bookmarkEnd w:id="24"/>
       <w:r>
         <w:t xml:space="preserve"> Feature importance for objective 3 final model with interaction</w:t>
       </w:r>
     </w:p>
     <w:p>
       <w:pPr>
-        <w:pStyle w:val="Heading3"/>
-      </w:pPr>
-      <w:bookmarkStart w:id="20" w:name="_Toc227515957"/>
-      <w:r>
-        <w:t>Value proposition</w:t>
-      </w:r>
-      <w:bookmarkEnd w:id="20"/>
+        <w:pStyle w:val="NormalWeb"/>
+      </w:pPr>
+      <w:r>
+        <w:t xml:space="preserve">To assess whether these findings depend on </w:t>
+      </w:r>
+      <w:r>
+        <w:t xml:space="preserve">distant past </w:t>
+      </w:r>
+      <w:r>
+        <w:t>trends</w:t>
+      </w:r>
+      <w:r>
+        <w:t xml:space="preserve">, two robustness checks were conducted using different subsets of the data. The first included one year before COVID-19 and the year 2020, </w:t>
+      </w:r>
+      <w:r>
+        <w:t>and</w:t>
+      </w:r>
+      <w:r>
+        <w:t xml:space="preserve"> the second included five years before, the year 2020, and four years after. Across all three analyses—the original model and both subsets—</w:t>
+      </w:r>
+      <w:r>
+        <w:t xml:space="preserve">being </w:t>
+      </w:r>
+      <w:r>
+        <w:t>fatigue</w:t>
+      </w:r>
+      <w:r>
+        <w:t>d</w:t>
+      </w:r>
+      <w:r>
+        <w:t xml:space="preserve"> or asleep</w:t>
+      </w:r>
+      <w:r>
+        <w:t xml:space="preserve"> </w:t>
+      </w:r>
+      <w:r>
+        <w:t>remained the most influential f</w:t>
+      </w:r>
+      <w:r>
+        <w:t>eature</w:t>
+      </w:r>
+      <w:r>
+        <w:t xml:space="preserve"> with no meaningful difference between pre-COVID and post-COVID periods.</w:t>
+      </w:r>
     </w:p>
     <w:p>
-      <w:r>
-        <w:t xml:space="preserve">None of the models confirmed public sentiment that aggressive driving behavior increased during COVID-19 and remained high after. </w:t>
-      </w:r>
-      <w:r>
-        <w:t>Additional analysis with different data and/or methods would require approximately two additional weeks of work over what was already planned for this project. However, a more thorough analysis would establish the publication’s credibility in data-driven reporting and demonstrate its commitment to comprehensive analysis and public service reporting.</w:t>
+      <w:pPr>
+        <w:pStyle w:val="NormalWeb"/>
+      </w:pPr>
+      <w:r>
+        <w:t xml:space="preserve">Specifically, the interaction effect between fatigue and COVID-19 remained small and not statistically significant across all models: β ≈ -0.011 (95% CI [-0.056, 0.077]) in the original model, β ≈ -0.042 (95% CI [-0.141, 0.226]) in the first subset, and β ≈ -0.055 (95% CI [-0.134, 0.023]) in the second subset. These results indicate that the role of </w:t>
+      </w:r>
+      <w:r>
+        <w:t xml:space="preserve">being </w:t>
+      </w:r>
+      <w:r>
+        <w:t>fatigue</w:t>
+      </w:r>
+      <w:r>
+        <w:t>d or asleep</w:t>
+      </w:r>
+      <w:r>
+        <w:t xml:space="preserve"> in crashes did not meaningfully change during COVID-19.</w:t>
       </w:r>
     </w:p>
     <w:p>
       <w:pPr>
-        <w:pStyle w:val="Heading2"/>
-      </w:pPr>
-      <w:bookmarkStart w:id="21" w:name="_Ref227327845"/>
-      <w:bookmarkStart w:id="22" w:name="_Toc227515958"/>
-      <w:r>
-        <w:t>1.2 Insights and Recommendations</w:t>
-      </w:r>
-      <w:bookmarkEnd w:id="21"/>
-      <w:bookmarkEnd w:id="22"/>
+        <w:pStyle w:val="NormalWeb"/>
+      </w:pPr>
+      <w:r>
+        <w:t>Overall, the results suggest that fatigue is the primary factor contributing to the model’s (modest) predictive ability, and that fatigue-related crashes occur at similar rates regardless of whether they happened before, during, or after the COVID-19 period.</w:t>
+      </w:r>
     </w:p>
     <w:p>
       <w:pPr>
         <w:pStyle w:val="Heading3"/>
       </w:pPr>
-      <w:bookmarkStart w:id="23" w:name="_Toc227515959"/>
+      <w:bookmarkStart w:id="25" w:name="_Toc227575711"/>
+      <w:r>
+        <w:t>Value proposition</w:t>
+      </w:r>
+      <w:bookmarkEnd w:id="25"/>
+    </w:p>
+    <w:p>
+      <w:r>
+        <w:t xml:space="preserve">None of the models confirmed public sentiment that aggressive driving behavior increased during COVID-19 and remained high after. </w:t>
+      </w:r>
+      <w:r>
+        <w:t>Additional analysis with different data and/or methods would require approximately two additional weeks of work over what was already planned for this project. However, a more thorough analysis would establish the publication’s credibility in data-driven reporting and demonstrate its commitment to comprehensive analysis and public service reporting.</w:t>
+      </w:r>
+    </w:p>
+    <w:p>
+      <w:pPr>
+        <w:pStyle w:val="Heading2"/>
+      </w:pPr>
+      <w:bookmarkStart w:id="26" w:name="_Ref227327845"/>
+      <w:bookmarkStart w:id="27" w:name="_Toc227575712"/>
+      <w:r>
+        <w:t>1.2 Insights and Recommendations</w:t>
+      </w:r>
+      <w:bookmarkEnd w:id="26"/>
+      <w:bookmarkEnd w:id="27"/>
+    </w:p>
+    <w:p>
+      <w:pPr>
+        <w:pStyle w:val="Heading3"/>
+      </w:pPr>
+      <w:bookmarkStart w:id="28" w:name="_Toc227575713"/>
       <w:r>
         <w:t>Key findings</w:t>
       </w:r>
-      <w:bookmarkEnd w:id="23"/>
+      <w:bookmarkEnd w:id="28"/>
     </w:p>
     <w:p>
       <w:pPr>
@@ -5986,6 +6040,7 @@
         </w:numPr>
       </w:pPr>
       <w:r>
+        <w:lastRenderedPageBreak/>
         <w:t>Aggressive driving dropped during the COVID-19 lockdown but increased after.</w:t>
       </w:r>
     </w:p>
@@ -5998,10 +6053,7 @@
         </w:numPr>
       </w:pPr>
       <w:r>
-        <w:t>S</w:t>
-      </w:r>
-      <w:r>
-        <w:t>ome specific aggressive driving behaviors increased during COVID-19 and remained high after.</w:t>
+        <w:t>Some specific aggressive driving behaviors increased during COVID-19 and remained high after.</w:t>
       </w:r>
     </w:p>
     <w:p>
@@ -6074,7 +6126,7 @@
         <w:rPr>
           <w:noProof/>
         </w:rPr>
-        <w:t>7</w:t>
+        <w:t>8</w:t>
       </w:r>
       <w:r>
         <w:fldChar w:fldCharType="end"/>
@@ -6112,10 +6164,9 @@
           <w:szCs w:val="24"/>
           <w14:ligatures w14:val="standardContextual"/>
         </w:rPr>
-        <w:lastRenderedPageBreak/>
         <w:drawing>
-          <wp:inline distT="0" distB="0" distL="0" distR="0" wp14:anchorId="569960D7" wp14:editId="5AA9ADB5">
-            <wp:extent cx="5943600" cy="2641600"/>
+          <wp:inline distT="0" distB="0" distL="0" distR="0" wp14:anchorId="569960D7" wp14:editId="1A3AF4A3">
+            <wp:extent cx="5350747" cy="2378110"/>
             <wp:effectExtent l="0" t="0" r="0" b="0"/>
             <wp:docPr id="1719508843" name="Picture 10"/>
             <wp:cNvGraphicFramePr>
@@ -6126,341 +6177,6 @@
                 <pic:pic xmlns:pic="http://schemas.openxmlformats.org/drawingml/2006/picture">
                   <pic:nvPicPr>
                     <pic:cNvPr id="1719508843" name="Picture 1719508843"/>
-                    <pic:cNvPicPr/>
-                  </pic:nvPicPr>
-                  <pic:blipFill>
-                    <a:blip r:embed="rId15" cstate="print">
-                      <a:extLst>
-                        <a:ext uri="{28A0092B-C50C-407E-A947-70E740481C1C}">
-                          <a14:useLocalDpi xmlns:a14="http://schemas.microsoft.com/office/drawing/2010/main" val="0"/>
-                        </a:ext>
-                      </a:extLst>
-                    </a:blip>
-                    <a:stretch>
-                      <a:fillRect/>
-                    </a:stretch>
-                  </pic:blipFill>
-                  <pic:spPr>
-                    <a:xfrm>
-                      <a:off x="0" y="0"/>
-                      <a:ext cx="5943600" cy="2641600"/>
-                    </a:xfrm>
-                    <a:prstGeom prst="rect">
-                      <a:avLst/>
-                    </a:prstGeom>
-                  </pic:spPr>
-                </pic:pic>
-              </a:graphicData>
-            </a:graphic>
-          </wp:inline>
-        </w:drawing>
-      </w:r>
-    </w:p>
-    <w:p>
-      <w:pPr>
-        <w:pStyle w:val="Caption"/>
-        <w:rPr>
-          <w:sz w:val="24"/>
-          <w:szCs w:val="24"/>
-          <w:highlight w:val="yellow"/>
-        </w:rPr>
-      </w:pPr>
-      <w:bookmarkStart w:id="24" w:name="_Ref227353926"/>
-      <w:r>
-        <w:t xml:space="preserve">Figure </w:t>
-      </w:r>
-      <w:r>
-        <w:fldChar w:fldCharType="begin"/>
-      </w:r>
-      <w:r>
-        <w:instrText xml:space="preserve"> SEQ Figure \* ARABIC </w:instrText>
-      </w:r>
-      <w:r>
-        <w:fldChar w:fldCharType="separate"/>
-      </w:r>
-      <w:r>
-        <w:rPr>
-          <w:noProof/>
-        </w:rPr>
-        <w:t>7</w:t>
-      </w:r>
-      <w:r>
-        <w:fldChar w:fldCharType="end"/>
-      </w:r>
-      <w:bookmarkEnd w:id="24"/>
-      <w:r>
-        <w:t xml:space="preserve"> </w:t>
-      </w:r>
-      <w:r>
-        <w:t xml:space="preserve">Time series decomposition for </w:t>
-      </w:r>
-      <w:r>
-        <w:t>aggressive driving</w:t>
-      </w:r>
-      <w:r>
-        <w:t xml:space="preserve"> (</w:t>
-      </w:r>
-      <w:r>
-        <w:t>AGGRESSIVE_DRIVING</w:t>
-      </w:r>
-      <w:r>
-        <w:t>)</w:t>
-      </w:r>
-    </w:p>
-    <w:p>
-      <w:pPr>
-        <w:spacing w:before="120" w:after="120"/>
-        <w:rPr>
-          <w:b/>
-          <w:bCs/>
-          <w:i/>
-          <w:iCs/>
-        </w:rPr>
-      </w:pPr>
-      <w:r>
-        <w:rPr>
-          <w:b/>
-          <w:bCs/>
-          <w:i/>
-          <w:iCs/>
-        </w:rPr>
-        <w:t>Key finding with specific aggressive or distracted driving behaviors</w:t>
-      </w:r>
-    </w:p>
-    <w:p>
-      <w:r>
-        <w:t>The</w:t>
-      </w:r>
-      <w:r>
-        <w:t xml:space="preserve"> trends in the decomposed time series</w:t>
-      </w:r>
-      <w:r>
-        <w:t xml:space="preserve"> plots </w:t>
-      </w:r>
-      <w:r>
-        <w:t xml:space="preserve">in </w:t>
-      </w:r>
-      <w:r>
-        <w:fldChar w:fldCharType="begin"/>
-      </w:r>
-      <w:r>
-        <w:instrText xml:space="preserve"> REF _Ref225710899 \h </w:instrText>
-      </w:r>
-      <w:r>
-        <w:fldChar w:fldCharType="separate"/>
-      </w:r>
-      <w:r>
-        <w:t xml:space="preserve">Figure </w:t>
-      </w:r>
-      <w:r>
-        <w:rPr>
-          <w:noProof/>
-        </w:rPr>
-        <w:t>8</w:t>
-      </w:r>
-      <w:r>
-        <w:fldChar w:fldCharType="end"/>
-      </w:r>
-      <w:r>
-        <w:t xml:space="preserve"> and</w:t>
-      </w:r>
-      <w:r>
-        <w:t xml:space="preserve"> </w:t>
-      </w:r>
-      <w:r>
-        <w:fldChar w:fldCharType="begin"/>
-      </w:r>
-      <w:r>
-        <w:instrText xml:space="preserve"> REF _Ref225711180 \h </w:instrText>
-      </w:r>
-      <w:r>
-        <w:fldChar w:fldCharType="separate"/>
-      </w:r>
-      <w:r>
-        <w:t xml:space="preserve">Figure </w:t>
-      </w:r>
-      <w:r>
-        <w:rPr>
-          <w:noProof/>
-        </w:rPr>
-        <w:t>9</w:t>
-      </w:r>
-      <w:r>
-        <w:fldChar w:fldCharType="end"/>
-      </w:r>
-      <w:r>
-        <w:t xml:space="preserve"> suggest that </w:t>
-      </w:r>
-      <w:r>
-        <w:t>proceeding without clearance an</w:t>
-      </w:r>
-      <w:r>
-        <w:t>d</w:t>
-      </w:r>
-      <w:r>
-        <w:t xml:space="preserve"> running red lights increased during COVID-19 and remain</w:t>
-      </w:r>
-      <w:r>
-        <w:t xml:space="preserve"> </w:t>
-      </w:r>
-      <w:r>
-        <w:t xml:space="preserve">high. </w:t>
-      </w:r>
-      <w:r>
-        <w:fldChar w:fldCharType="begin"/>
-      </w:r>
-      <w:r>
-        <w:instrText xml:space="preserve"> REF _Ref225792302 \h </w:instrText>
-      </w:r>
-      <w:r>
-        <w:fldChar w:fldCharType="separate"/>
-      </w:r>
-      <w:r>
-        <w:t xml:space="preserve">Figure </w:t>
-      </w:r>
-      <w:r>
-        <w:rPr>
-          <w:noProof/>
-        </w:rPr>
-        <w:t>10</w:t>
-      </w:r>
-      <w:r>
-        <w:fldChar w:fldCharType="end"/>
-      </w:r>
-      <w:r>
-        <w:t xml:space="preserve"> </w:t>
-      </w:r>
-      <w:r>
-        <w:t xml:space="preserve">shows that cell phone use </w:t>
-      </w:r>
-      <w:r>
-        <w:t>increased in 2022 and remains high.</w:t>
-      </w:r>
-      <w:r>
-        <w:t xml:space="preserve"> This suggest</w:t>
-      </w:r>
-      <w:r>
-        <w:t>s</w:t>
-      </w:r>
-      <w:r>
-        <w:t xml:space="preserve"> that public sentiment about aggressive and distracted driving </w:t>
-      </w:r>
-      <w:r>
-        <w:t xml:space="preserve">may be </w:t>
-      </w:r>
-      <w:r>
-        <w:t>correct.</w:t>
-      </w:r>
-    </w:p>
-    <w:p>
-      <w:pPr>
-        <w:keepNext/>
-      </w:pPr>
-      <w:r>
-        <w:rPr>
-          <w:noProof/>
-          <w14:ligatures w14:val="standardContextual"/>
-        </w:rPr>
-        <w:drawing>
-          <wp:inline distT="0" distB="0" distL="0" distR="0" wp14:anchorId="16384A1D" wp14:editId="007112AC">
-            <wp:extent cx="5994559" cy="2622620"/>
-            <wp:effectExtent l="0" t="0" r="0" b="6350"/>
-            <wp:docPr id="585499786" name="Picture 2"/>
-            <wp:cNvGraphicFramePr>
-              <a:graphicFrameLocks xmlns:a="http://schemas.openxmlformats.org/drawingml/2006/main" noChangeAspect="1"/>
-            </wp:cNvGraphicFramePr>
-            <a:graphic xmlns:a="http://schemas.openxmlformats.org/drawingml/2006/main">
-              <a:graphicData uri="http://schemas.openxmlformats.org/drawingml/2006/picture">
-                <pic:pic xmlns:pic="http://schemas.openxmlformats.org/drawingml/2006/picture">
-                  <pic:nvPicPr>
-                    <pic:cNvPr id="585499786" name="Picture 585499786"/>
-                    <pic:cNvPicPr/>
-                  </pic:nvPicPr>
-                  <pic:blipFill>
-                    <a:blip r:embed="rId16" cstate="print">
-                      <a:extLst>
-                        <a:ext uri="{28A0092B-C50C-407E-A947-70E740481C1C}">
-                          <a14:useLocalDpi xmlns:a14="http://schemas.microsoft.com/office/drawing/2010/main" val="0"/>
-                        </a:ext>
-                      </a:extLst>
-                    </a:blip>
-                    <a:stretch>
-                      <a:fillRect/>
-                    </a:stretch>
-                  </pic:blipFill>
-                  <pic:spPr>
-                    <a:xfrm>
-                      <a:off x="0" y="0"/>
-                      <a:ext cx="6055980" cy="2649492"/>
-                    </a:xfrm>
-                    <a:prstGeom prst="rect">
-                      <a:avLst/>
-                    </a:prstGeom>
-                  </pic:spPr>
-                </pic:pic>
-              </a:graphicData>
-            </a:graphic>
-          </wp:inline>
-        </w:drawing>
-      </w:r>
-    </w:p>
-    <w:p>
-      <w:pPr>
-        <w:pStyle w:val="Caption"/>
-      </w:pPr>
-      <w:bookmarkStart w:id="25" w:name="_Ref225710899"/>
-      <w:r>
-        <w:t xml:space="preserve">Figure </w:t>
-      </w:r>
-      <w:r>
-        <w:fldChar w:fldCharType="begin"/>
-      </w:r>
-      <w:r>
-        <w:instrText xml:space="preserve"> SEQ Figure \* ARABIC </w:instrText>
-      </w:r>
-      <w:r>
-        <w:fldChar w:fldCharType="separate"/>
-      </w:r>
-      <w:r>
-        <w:rPr>
-          <w:noProof/>
-        </w:rPr>
-        <w:t>8</w:t>
-      </w:r>
-      <w:r>
-        <w:rPr>
-          <w:noProof/>
-        </w:rPr>
-        <w:fldChar w:fldCharType="end"/>
-      </w:r>
-      <w:bookmarkEnd w:id="25"/>
-      <w:r>
-        <w:t>: Time series decomposition for proceeding without clearance (NO_CLEARANCE)</w:t>
-      </w:r>
-    </w:p>
-    <w:p>
-      <w:pPr>
-        <w:keepNext/>
-      </w:pPr>
-      <w:r>
-        <w:rPr>
-          <w:noProof/>
-          <w14:ligatures w14:val="standardContextual"/>
-        </w:rPr>
-        <w:lastRenderedPageBreak/>
-        <w:drawing>
-          <wp:inline distT="0" distB="0" distL="0" distR="0" wp14:anchorId="74C372AB" wp14:editId="3F6A8F91">
-            <wp:extent cx="5873810" cy="2618112"/>
-            <wp:effectExtent l="0" t="0" r="6350" b="0"/>
-            <wp:docPr id="1526076765" name="Picture 3"/>
-            <wp:cNvGraphicFramePr>
-              <a:graphicFrameLocks xmlns:a="http://schemas.openxmlformats.org/drawingml/2006/main" noChangeAspect="1"/>
-            </wp:cNvGraphicFramePr>
-            <a:graphic xmlns:a="http://schemas.openxmlformats.org/drawingml/2006/main">
-              <a:graphicData uri="http://schemas.openxmlformats.org/drawingml/2006/picture">
-                <pic:pic xmlns:pic="http://schemas.openxmlformats.org/drawingml/2006/picture">
-                  <pic:nvPicPr>
-                    <pic:cNvPr id="1526076765" name="Picture 1526076765"/>
                     <pic:cNvPicPr/>
                   </pic:nvPicPr>
                   <pic:blipFill>
@@ -6478,7 +6194,7 @@
                   <pic:spPr>
                     <a:xfrm>
                       <a:off x="0" y="0"/>
-                      <a:ext cx="5928790" cy="2642618"/>
+                      <a:ext cx="5402557" cy="2401137"/>
                     </a:xfrm>
                     <a:prstGeom prst="rect">
                       <a:avLst/>
@@ -6494,39 +6210,183 @@
     <w:p>
       <w:pPr>
         <w:pStyle w:val="Caption"/>
-        <w:keepNext/>
-      </w:pPr>
-      <w:bookmarkStart w:id="26" w:name="_Ref225711180"/>
+        <w:rPr>
+          <w:sz w:val="24"/>
+          <w:szCs w:val="24"/>
+          <w:highlight w:val="yellow"/>
+        </w:rPr>
+      </w:pPr>
+      <w:bookmarkStart w:id="29" w:name="_Ref227353926"/>
       <w:r>
         <w:t xml:space="preserve">Figure </w:t>
       </w:r>
+      <w:fldSimple w:instr=" SEQ Figure \* ARABIC ">
+        <w:r>
+          <w:rPr>
+            <w:noProof/>
+          </w:rPr>
+          <w:t>8</w:t>
+        </w:r>
+      </w:fldSimple>
+      <w:bookmarkEnd w:id="29"/>
+      <w:r>
+        <w:t xml:space="preserve"> </w:t>
+      </w:r>
+      <w:r>
+        <w:t xml:space="preserve">Time series decomposition for </w:t>
+      </w:r>
+      <w:r>
+        <w:t>aggressive driving</w:t>
+      </w:r>
+      <w:r>
+        <w:t xml:space="preserve"> (</w:t>
+      </w:r>
+      <w:r>
+        <w:t>AGGRESSIVE_DRIVING</w:t>
+      </w:r>
+      <w:r>
+        <w:t>)</w:t>
+      </w:r>
+    </w:p>
+    <w:p>
+      <w:pPr>
+        <w:spacing w:before="120" w:after="120"/>
+        <w:rPr>
+          <w:b/>
+          <w:bCs/>
+          <w:i/>
+          <w:iCs/>
+        </w:rPr>
+      </w:pPr>
+      <w:r>
+        <w:rPr>
+          <w:b/>
+          <w:bCs/>
+          <w:i/>
+          <w:iCs/>
+        </w:rPr>
+        <w:t>Key finding with specific aggressive or distracted driving behaviors</w:t>
+      </w:r>
+    </w:p>
+    <w:p>
+      <w:r>
+        <w:t>The</w:t>
+      </w:r>
+      <w:r>
+        <w:t xml:space="preserve"> trends in the decomposed time series</w:t>
+      </w:r>
+      <w:r>
+        <w:t xml:space="preserve"> plots </w:t>
+      </w:r>
+      <w:r>
+        <w:t xml:space="preserve">in </w:t>
+      </w:r>
       <w:r>
         <w:fldChar w:fldCharType="begin"/>
       </w:r>
       <w:r>
-        <w:instrText xml:space="preserve"> SEQ Figure \* ARABIC </w:instrText>
+        <w:instrText xml:space="preserve"> REF _Ref225710899 \h </w:instrText>
       </w:r>
       <w:r>
         <w:fldChar w:fldCharType="separate"/>
       </w:r>
       <w:r>
+        <w:t xml:space="preserve">Figure </w:t>
+      </w:r>
+      <w:r>
         <w:rPr>
           <w:noProof/>
         </w:rPr>
         <w:t>9</w:t>
       </w:r>
       <w:r>
+        <w:fldChar w:fldCharType="end"/>
+      </w:r>
+      <w:r>
+        <w:t xml:space="preserve"> and </w:t>
+      </w:r>
+      <w:r>
+        <w:fldChar w:fldCharType="begin"/>
+      </w:r>
+      <w:r>
+        <w:instrText xml:space="preserve"> REF _Ref225711180 \h </w:instrText>
+      </w:r>
+      <w:r>
+        <w:fldChar w:fldCharType="separate"/>
+      </w:r>
+      <w:r>
+        <w:t xml:space="preserve">Figure </w:t>
+      </w:r>
+      <w:r>
         <w:rPr>
           <w:noProof/>
         </w:rPr>
+        <w:t>10</w:t>
+      </w:r>
+      <w:r>
         <w:fldChar w:fldCharType="end"/>
       </w:r>
-      <w:bookmarkEnd w:id="26"/>
-      <w:r>
-        <w:t>: Time series decomposition for running red lights (RUNNING_RED_LT)</w:t>
+      <w:r>
+        <w:t xml:space="preserve"> suggest that </w:t>
+      </w:r>
+      <w:r>
+        <w:t>proceeding without clearance an</w:t>
+      </w:r>
+      <w:r>
+        <w:t>d</w:t>
+      </w:r>
+      <w:r>
+        <w:t xml:space="preserve"> running red lights increased during COVID-19 and remain</w:t>
+      </w:r>
+      <w:r>
+        <w:t xml:space="preserve"> </w:t>
+      </w:r>
+      <w:r>
+        <w:t xml:space="preserve">high. </w:t>
+      </w:r>
+      <w:r>
+        <w:fldChar w:fldCharType="begin"/>
+      </w:r>
+      <w:r>
+        <w:instrText xml:space="preserve"> REF _Ref225792302 \h </w:instrText>
+      </w:r>
+      <w:r>
+        <w:fldChar w:fldCharType="separate"/>
+      </w:r>
+      <w:r>
+        <w:t xml:space="preserve">Figure </w:t>
+      </w:r>
+      <w:r>
+        <w:rPr>
+          <w:noProof/>
+        </w:rPr>
+        <w:t>11</w:t>
+      </w:r>
+      <w:r>
+        <w:fldChar w:fldCharType="end"/>
+      </w:r>
+      <w:r>
+        <w:t xml:space="preserve"> shows that cell phone use </w:t>
+      </w:r>
+      <w:r>
+        <w:t>increased in 2022 and remains high.</w:t>
+      </w:r>
+      <w:r>
+        <w:t xml:space="preserve"> This suggest</w:t>
+      </w:r>
+      <w:r>
+        <w:t>s</w:t>
+      </w:r>
+      <w:r>
+        <w:t xml:space="preserve"> that public sentiment about aggressive and distracted driving </w:t>
+      </w:r>
+      <w:r>
+        <w:t xml:space="preserve">may be </w:t>
+      </w:r>
+      <w:r>
+        <w:t>correct.</w:t>
       </w:r>
     </w:p>
-    <w:p/>
     <w:p>
       <w:pPr>
         <w:keepNext/>
@@ -6537,10 +6397,10 @@
           <w14:ligatures w14:val="standardContextual"/>
         </w:rPr>
         <w:drawing>
-          <wp:inline distT="0" distB="0" distL="0" distR="0" wp14:anchorId="4EB7FBA6" wp14:editId="2C5A5B7A">
-            <wp:extent cx="5943600" cy="2600325"/>
-            <wp:effectExtent l="0" t="0" r="0" b="3175"/>
-            <wp:docPr id="158743668" name="Picture 7"/>
+          <wp:inline distT="0" distB="0" distL="0" distR="0" wp14:anchorId="16384A1D" wp14:editId="1BF190D8">
+            <wp:extent cx="5350510" cy="2340849"/>
+            <wp:effectExtent l="0" t="0" r="0" b="0"/>
+            <wp:docPr id="585499786" name="Picture 2"/>
             <wp:cNvGraphicFramePr>
               <a:graphicFrameLocks xmlns:a="http://schemas.openxmlformats.org/drawingml/2006/main" noChangeAspect="1"/>
             </wp:cNvGraphicFramePr>
@@ -6548,7 +6408,7 @@
               <a:graphicData uri="http://schemas.openxmlformats.org/drawingml/2006/picture">
                 <pic:pic xmlns:pic="http://schemas.openxmlformats.org/drawingml/2006/picture">
                   <pic:nvPicPr>
-                    <pic:cNvPr id="158743668" name="Picture 158743668"/>
+                    <pic:cNvPr id="585499786" name="Picture 585499786"/>
                     <pic:cNvPicPr/>
                   </pic:nvPicPr>
                   <pic:blipFill>
@@ -6566,7 +6426,7 @@
                   <pic:spPr>
                     <a:xfrm>
                       <a:off x="0" y="0"/>
-                      <a:ext cx="5943600" cy="2600325"/>
+                      <a:ext cx="5452333" cy="2385397"/>
                     </a:xfrm>
                     <a:prstGeom prst="rect">
                       <a:avLst/>
@@ -6583,63 +6443,199 @@
       <w:pPr>
         <w:pStyle w:val="Caption"/>
       </w:pPr>
-      <w:bookmarkStart w:id="27" w:name="_Ref225792302"/>
+      <w:bookmarkStart w:id="30" w:name="_Ref225710899"/>
       <w:r>
         <w:t xml:space="preserve">Figure </w:t>
       </w:r>
-      <w:r>
-        <w:fldChar w:fldCharType="begin"/>
-      </w:r>
-      <w:r>
-        <w:instrText xml:space="preserve"> SEQ Figure \* ARABIC </w:instrText>
-      </w:r>
-      <w:r>
-        <w:fldChar w:fldCharType="separate"/>
-      </w:r>
-      <w:r>
-        <w:rPr>
-          <w:noProof/>
-        </w:rPr>
-        <w:t>10</w:t>
-      </w:r>
-      <w:r>
-        <w:rPr>
-          <w:noProof/>
-        </w:rPr>
-        <w:fldChar w:fldCharType="end"/>
-      </w:r>
-      <w:bookmarkEnd w:id="27"/>
-      <w:r>
-        <w:t xml:space="preserve">: </w:t>
-      </w:r>
-      <w:r>
-        <w:t xml:space="preserve">Time series decomposition for </w:t>
-      </w:r>
-      <w:r>
-        <w:t>cell phone use</w:t>
-      </w:r>
-      <w:r>
-        <w:t xml:space="preserve"> (</w:t>
-      </w:r>
-      <w:r>
-        <w:t>CELL_PHONE</w:t>
-      </w:r>
-      <w:r>
-        <w:t>)</w:t>
+      <w:fldSimple w:instr=" SEQ Figure \* ARABIC ">
+        <w:r>
+          <w:rPr>
+            <w:noProof/>
+          </w:rPr>
+          <w:t>9</w:t>
+        </w:r>
+      </w:fldSimple>
+      <w:bookmarkEnd w:id="30"/>
+      <w:r>
+        <w:t>: Time series decomposition for proceeding without clearance (NO_CLEARANCE)</w:t>
       </w:r>
     </w:p>
     <w:p>
       <w:pPr>
-        <w:pStyle w:val="Heading3"/>
-      </w:pPr>
-      <w:bookmarkStart w:id="28" w:name="_Toc227515960"/>
-      <w:r>
-        <w:t>Surprising discoveries</w:t>
-      </w:r>
-      <w:bookmarkEnd w:id="28"/>
+        <w:keepNext/>
+      </w:pPr>
+      <w:r>
+        <w:rPr>
+          <w:noProof/>
+          <w14:ligatures w14:val="standardContextual"/>
+        </w:rPr>
+        <w:lastRenderedPageBreak/>
+        <w:drawing>
+          <wp:inline distT="0" distB="0" distL="0" distR="0" wp14:anchorId="74C372AB" wp14:editId="19BDA863">
+            <wp:extent cx="5355771" cy="2387208"/>
+            <wp:effectExtent l="0" t="0" r="3810" b="635"/>
+            <wp:docPr id="1526076765" name="Picture 3"/>
+            <wp:cNvGraphicFramePr>
+              <a:graphicFrameLocks xmlns:a="http://schemas.openxmlformats.org/drawingml/2006/main" noChangeAspect="1"/>
+            </wp:cNvGraphicFramePr>
+            <a:graphic xmlns:a="http://schemas.openxmlformats.org/drawingml/2006/main">
+              <a:graphicData uri="http://schemas.openxmlformats.org/drawingml/2006/picture">
+                <pic:pic xmlns:pic="http://schemas.openxmlformats.org/drawingml/2006/picture">
+                  <pic:nvPicPr>
+                    <pic:cNvPr id="1526076765" name="Picture 1526076765"/>
+                    <pic:cNvPicPr/>
+                  </pic:nvPicPr>
+                  <pic:blipFill>
+                    <a:blip r:embed="rId19" cstate="print">
+                      <a:extLst>
+                        <a:ext uri="{28A0092B-C50C-407E-A947-70E740481C1C}">
+                          <a14:useLocalDpi xmlns:a14="http://schemas.microsoft.com/office/drawing/2010/main" val="0"/>
+                        </a:ext>
+                      </a:extLst>
+                    </a:blip>
+                    <a:stretch>
+                      <a:fillRect/>
+                    </a:stretch>
+                  </pic:blipFill>
+                  <pic:spPr>
+                    <a:xfrm>
+                      <a:off x="0" y="0"/>
+                      <a:ext cx="5447588" cy="2428133"/>
+                    </a:xfrm>
+                    <a:prstGeom prst="rect">
+                      <a:avLst/>
+                    </a:prstGeom>
+                  </pic:spPr>
+                </pic:pic>
+              </a:graphicData>
+            </a:graphic>
+          </wp:inline>
+        </w:drawing>
+      </w:r>
     </w:p>
     <w:p>
       <w:pPr>
+        <w:pStyle w:val="Caption"/>
+        <w:keepNext/>
+      </w:pPr>
+      <w:bookmarkStart w:id="31" w:name="_Ref225711180"/>
+      <w:r>
+        <w:t xml:space="preserve">Figure </w:t>
+      </w:r>
+      <w:fldSimple w:instr=" SEQ Figure \* ARABIC ">
+        <w:r>
+          <w:rPr>
+            <w:noProof/>
+          </w:rPr>
+          <w:t>10</w:t>
+        </w:r>
+      </w:fldSimple>
+      <w:bookmarkEnd w:id="31"/>
+      <w:r>
+        <w:t>: Time series decomposition for running red lights (RUNNING_RED_LT)</w:t>
+      </w:r>
+    </w:p>
+    <w:p/>
+    <w:p>
+      <w:pPr>
+        <w:keepNext/>
+      </w:pPr>
+      <w:r>
+        <w:rPr>
+          <w:noProof/>
+          <w14:ligatures w14:val="standardContextual"/>
+        </w:rPr>
+        <w:drawing>
+          <wp:inline distT="0" distB="0" distL="0" distR="0" wp14:anchorId="4EB7FBA6" wp14:editId="5A3AB850">
+            <wp:extent cx="5355590" cy="2343070"/>
+            <wp:effectExtent l="0" t="0" r="3810" b="0"/>
+            <wp:docPr id="158743668" name="Picture 7"/>
+            <wp:cNvGraphicFramePr>
+              <a:graphicFrameLocks xmlns:a="http://schemas.openxmlformats.org/drawingml/2006/main" noChangeAspect="1"/>
+            </wp:cNvGraphicFramePr>
+            <a:graphic xmlns:a="http://schemas.openxmlformats.org/drawingml/2006/main">
+              <a:graphicData uri="http://schemas.openxmlformats.org/drawingml/2006/picture">
+                <pic:pic xmlns:pic="http://schemas.openxmlformats.org/drawingml/2006/picture">
+                  <pic:nvPicPr>
+                    <pic:cNvPr id="158743668" name="Picture 158743668"/>
+                    <pic:cNvPicPr/>
+                  </pic:nvPicPr>
+                  <pic:blipFill>
+                    <a:blip r:embed="rId20" cstate="print">
+                      <a:extLst>
+                        <a:ext uri="{28A0092B-C50C-407E-A947-70E740481C1C}">
+                          <a14:useLocalDpi xmlns:a14="http://schemas.microsoft.com/office/drawing/2010/main" val="0"/>
+                        </a:ext>
+                      </a:extLst>
+                    </a:blip>
+                    <a:stretch>
+                      <a:fillRect/>
+                    </a:stretch>
+                  </pic:blipFill>
+                  <pic:spPr>
+                    <a:xfrm>
+                      <a:off x="0" y="0"/>
+                      <a:ext cx="5404267" cy="2364366"/>
+                    </a:xfrm>
+                    <a:prstGeom prst="rect">
+                      <a:avLst/>
+                    </a:prstGeom>
+                  </pic:spPr>
+                </pic:pic>
+              </a:graphicData>
+            </a:graphic>
+          </wp:inline>
+        </w:drawing>
+      </w:r>
+    </w:p>
+    <w:p>
+      <w:pPr>
+        <w:pStyle w:val="Caption"/>
+      </w:pPr>
+      <w:bookmarkStart w:id="32" w:name="_Ref225792302"/>
+      <w:r>
+        <w:t xml:space="preserve">Figure </w:t>
+      </w:r>
+      <w:fldSimple w:instr=" SEQ Figure \* ARABIC ">
+        <w:r>
+          <w:rPr>
+            <w:noProof/>
+          </w:rPr>
+          <w:t>11</w:t>
+        </w:r>
+      </w:fldSimple>
+      <w:bookmarkEnd w:id="32"/>
+      <w:r>
+        <w:t xml:space="preserve">: </w:t>
+      </w:r>
+      <w:r>
+        <w:t xml:space="preserve">Time series decomposition for </w:t>
+      </w:r>
+      <w:r>
+        <w:t>cell phone use</w:t>
+      </w:r>
+      <w:r>
+        <w:t xml:space="preserve"> (</w:t>
+      </w:r>
+      <w:r>
+        <w:t>CELL_PHONE</w:t>
+      </w:r>
+      <w:r>
+        <w:t>)</w:t>
+      </w:r>
+    </w:p>
+    <w:p>
+      <w:pPr>
+        <w:pStyle w:val="Heading3"/>
+      </w:pPr>
+      <w:bookmarkStart w:id="33" w:name="_Toc227575714"/>
+      <w:r>
+        <w:t>Surprising discoveries</w:t>
+      </w:r>
+      <w:bookmarkEnd w:id="33"/>
+    </w:p>
+    <w:p>
+      <w:pPr>
         <w:spacing w:before="120" w:after="120"/>
       </w:pPr>
       <w:r>
@@ -6721,7 +6717,7 @@
         <w:rPr>
           <w:noProof/>
         </w:rPr>
-        <w:t>11</w:t>
+        <w:t>12</w:t>
       </w:r>
       <w:r>
         <w:fldChar w:fldCharType="end"/>
@@ -6787,7 +6783,7 @@
                           <pic:cNvPicPr/>
                         </pic:nvPicPr>
                         <pic:blipFill>
-                          <a:blip r:embed="rId19">
+                          <a:blip r:embed="rId21">
                             <a:extLst>
                               <a:ext uri="{28A0092B-C50C-407E-A947-70E740481C1C}">
                                 <a14:useLocalDpi xmlns:a14="http://schemas.microsoft.com/office/drawing/2010/main" val="0"/>
@@ -6867,7 +6863,7 @@
                           <pic:cNvPicPr/>
                         </pic:nvPicPr>
                         <pic:blipFill>
-                          <a:blip r:embed="rId20">
+                          <a:blip r:embed="rId22">
                             <a:extLst>
                               <a:ext uri="{28A0092B-C50C-407E-A947-70E740481C1C}">
                                 <a14:useLocalDpi xmlns:a14="http://schemas.microsoft.com/office/drawing/2010/main" val="0"/>
@@ -6915,29 +6911,19 @@
       <w:pPr>
         <w:pStyle w:val="Caption"/>
       </w:pPr>
-      <w:bookmarkStart w:id="29" w:name="_Ref227503548"/>
+      <w:bookmarkStart w:id="34" w:name="_Ref227503548"/>
       <w:r>
         <w:t xml:space="preserve">Figure </w:t>
       </w:r>
-      <w:r>
-        <w:fldChar w:fldCharType="begin"/>
-      </w:r>
-      <w:r>
-        <w:instrText xml:space="preserve"> SEQ Figure \* ARABIC </w:instrText>
-      </w:r>
-      <w:r>
-        <w:fldChar w:fldCharType="separate"/>
-      </w:r>
-      <w:r>
-        <w:rPr>
-          <w:noProof/>
-        </w:rPr>
-        <w:t>11</w:t>
-      </w:r>
-      <w:r>
-        <w:fldChar w:fldCharType="end"/>
-      </w:r>
-      <w:bookmarkEnd w:id="29"/>
+      <w:fldSimple w:instr=" SEQ Figure \* ARABIC ">
+        <w:r>
+          <w:rPr>
+            <w:noProof/>
+          </w:rPr>
+          <w:t>12</w:t>
+        </w:r>
+      </w:fldSimple>
+      <w:bookmarkEnd w:id="34"/>
       <w:r>
         <w:t xml:space="preserve"> Proceeding without clearance and cell phone use </w:t>
       </w:r>
@@ -6987,11 +6973,11 @@
       <w:pPr>
         <w:pStyle w:val="Heading3"/>
       </w:pPr>
-      <w:bookmarkStart w:id="30" w:name="_Toc227515961"/>
+      <w:bookmarkStart w:id="35" w:name="_Toc227575715"/>
       <w:r>
         <w:t>Strategic recommendations</w:t>
       </w:r>
-      <w:bookmarkEnd w:id="30"/>
+      <w:bookmarkEnd w:id="35"/>
     </w:p>
     <w:p>
       <w:pPr>
@@ -7283,11 +7269,11 @@
       <w:pPr>
         <w:pStyle w:val="Heading3"/>
       </w:pPr>
-      <w:bookmarkStart w:id="31" w:name="_Toc227515962"/>
+      <w:bookmarkStart w:id="36" w:name="_Toc227575716"/>
       <w:r>
         <w:t>Feature importance interpretation</w:t>
       </w:r>
-      <w:bookmarkEnd w:id="31"/>
+      <w:bookmarkEnd w:id="36"/>
     </w:p>
     <w:p>
       <w:pPr>
@@ -7339,7 +7325,19 @@
         <w:t xml:space="preserve"> th</w:t>
       </w:r>
       <w:r>
-        <w:t xml:space="preserve">at COVID-19 has an effect that is very small. Although an effect exists, it is too small to be </w:t>
+        <w:t xml:space="preserve">at COVID-19 has an effect </w:t>
+      </w:r>
+      <w:r>
+        <w:t>and that the effect</w:t>
+      </w:r>
+      <w:r>
+        <w:t xml:space="preserve"> is very small</w:t>
+      </w:r>
+      <w:r>
+        <w:t>—</w:t>
+      </w:r>
+      <w:r>
+        <w:t xml:space="preserve">too small to be </w:t>
       </w:r>
       <w:r>
         <w:t xml:space="preserve">practically important. The small effect size indicates that COVID-19 is </w:t>
@@ -7408,13 +7406,19 @@
         <w:rPr>
           <w:noProof/>
         </w:rPr>
-        <w:t>12</w:t>
+        <w:t>13</w:t>
       </w:r>
       <w:r>
         <w:fldChar w:fldCharType="end"/>
       </w:r>
       <w:r>
-        <w:t xml:space="preserve"> below illustrates the effects of fatigue, cell phone use, impairment, young driver, COVID-19, and the interaction between these factors with COVID-19. </w:t>
+        <w:t xml:space="preserve"> below illustrates the effects of fatigue, cell phone use, impairment, young driver, COVID-19, and the </w:t>
+      </w:r>
+      <w:r>
+        <w:t>association</w:t>
+      </w:r>
+      <w:r>
+        <w:t xml:space="preserve"> between these factors with COVID-19. </w:t>
       </w:r>
     </w:p>
     <w:p>
@@ -7443,7 +7447,7 @@
                     <pic:cNvPicPr/>
                   </pic:nvPicPr>
                   <pic:blipFill>
-                    <a:blip r:embed="rId14" cstate="print">
+                    <a:blip r:embed="rId16" cstate="print">
                       <a:extLst>
                         <a:ext uri="{28A0092B-C50C-407E-A947-70E740481C1C}">
                           <a14:useLocalDpi xmlns:a14="http://schemas.microsoft.com/office/drawing/2010/main" val="0"/>
@@ -7474,29 +7478,19 @@
       <w:pPr>
         <w:pStyle w:val="Caption"/>
       </w:pPr>
-      <w:bookmarkStart w:id="32" w:name="_Ref227334180"/>
+      <w:bookmarkStart w:id="37" w:name="_Ref227334180"/>
       <w:r>
         <w:t xml:space="preserve">Figure </w:t>
       </w:r>
-      <w:r>
-        <w:fldChar w:fldCharType="begin"/>
-      </w:r>
-      <w:r>
-        <w:instrText xml:space="preserve"> SEQ Figure \* ARABIC </w:instrText>
-      </w:r>
-      <w:r>
-        <w:fldChar w:fldCharType="separate"/>
-      </w:r>
-      <w:r>
-        <w:rPr>
-          <w:noProof/>
-        </w:rPr>
-        <w:t>12</w:t>
-      </w:r>
-      <w:r>
-        <w:fldChar w:fldCharType="end"/>
-      </w:r>
-      <w:bookmarkEnd w:id="32"/>
+      <w:fldSimple w:instr=" SEQ Figure \* ARABIC ">
+        <w:r>
+          <w:rPr>
+            <w:noProof/>
+          </w:rPr>
+          <w:t>13</w:t>
+        </w:r>
+      </w:fldSimple>
+      <w:bookmarkEnd w:id="37"/>
       <w:r>
         <w:t xml:space="preserve"> Feature importance for objective 3 final model with interaction</w:t>
       </w:r>
@@ -7512,10 +7506,13 @@
         <w:t>7</w:t>
       </w:r>
       <w:r>
-        <w:t xml:space="preserve">8) with the 95% confidence interval ([-2.110, -2.046]) </w:t>
-      </w:r>
-      <w:r>
-        <w:t>confirms that</w:t>
+        <w:t>8) with 95% confidence interval [-2.110, -2.046]</w:t>
+      </w:r>
+      <w:r>
+        <w:t xml:space="preserve"> suggests</w:t>
+      </w:r>
+      <w:r>
+        <w:t xml:space="preserve"> that</w:t>
       </w:r>
       <w:r>
         <w:t xml:space="preserve"> </w:t>
@@ -7527,44 +7524,68 @@
         <w:t>is the</w:t>
       </w:r>
       <w:r>
+        <w:t xml:space="preserve"> main effect responsible for the modest ROC AUC. </w:t>
+      </w:r>
+      <w:r>
+        <w:t>The estimated effect of fatigue and COVID-19 (β ≈ 0.01</w:t>
+      </w:r>
+      <w:r>
+        <w:t>1</w:t>
+      </w:r>
+      <w:r>
+        <w:t xml:space="preserve">) is </w:t>
+      </w:r>
+      <w:r>
+        <w:t>not statistically significant</w:t>
+      </w:r>
+      <w:r>
+        <w:t xml:space="preserve">. The </w:t>
+      </w:r>
+      <w:r>
+        <w:lastRenderedPageBreak/>
+        <w:t xml:space="preserve">95% confidence interval [-0.056, 0.077] </w:t>
+      </w:r>
+      <w:r>
+        <w:t xml:space="preserve">includes zero, which </w:t>
+      </w:r>
+      <w:r>
+        <w:t xml:space="preserve">suggests </w:t>
+      </w:r>
+      <w:r>
+        <w:t>that there may be</w:t>
+      </w:r>
+      <w:r>
+        <w:t xml:space="preserve"> no </w:t>
+      </w:r>
+      <w:r>
+        <w:t>association</w:t>
+      </w:r>
+      <w:r>
+        <w:t xml:space="preserve"> between </w:t>
+      </w:r>
+      <w:r>
+        <w:t xml:space="preserve">being </w:t>
+      </w:r>
+      <w:r>
+        <w:t>fatigue</w:t>
+      </w:r>
+      <w:r>
+        <w:t>d or asleep</w:t>
+      </w:r>
+      <w:r>
+        <w:t xml:space="preserve"> and COVID-19</w:t>
+      </w:r>
+      <w:r>
+        <w:t>. C</w:t>
+      </w:r>
+      <w:r>
+        <w:t>rashes that involve</w:t>
+      </w:r>
+      <w:r>
+        <w:t>d</w:t>
+      </w:r>
+      <w:r>
         <w:t xml:space="preserve"> </w:t>
-      </w:r>
-      <w:r>
-        <w:t xml:space="preserve">main </w:t>
-      </w:r>
-      <w:r>
-        <w:t>effect responsible for the modest ROC AUC.</w:t>
-      </w:r>
-      <w:r>
-        <w:t xml:space="preserve"> </w:t>
-      </w:r>
-      <w:r>
-        <w:t>The estimated effect of fatigue and COVID-19 (β ≈ 0.01</w:t>
-      </w:r>
-      <w:r>
-        <w:t>1</w:t>
-      </w:r>
-      <w:r>
-        <w:t xml:space="preserve">) is </w:t>
-      </w:r>
-      <w:r>
-        <w:t>not statistically significant</w:t>
-      </w:r>
-      <w:r>
-        <w:t xml:space="preserve">. The </w:t>
-      </w:r>
-      <w:r>
-        <w:lastRenderedPageBreak/>
-        <w:t xml:space="preserve">95% confidence interval ([-0.056, 0.077]) suggests this effect </w:t>
-      </w:r>
-      <w:r>
-        <w:t>may not exist</w:t>
-      </w:r>
-      <w:r>
-        <w:t>.</w:t>
-      </w:r>
-      <w:r>
-        <w:t xml:space="preserve"> There is no interaction between fatigue and COVID-19, which means crashes that involve </w:t>
       </w:r>
       <w:r>
         <w:t xml:space="preserve">being fatigued or asleep </w:t>
@@ -7578,7 +7599,13 @@
         <w:spacing w:before="120" w:after="120"/>
       </w:pPr>
       <w:r>
-        <w:t xml:space="preserve">The estimated effects of the interactions between COVID-19 and </w:t>
+        <w:t xml:space="preserve">The estimated effects of the </w:t>
+      </w:r>
+      <w:r>
+        <w:t>associations</w:t>
+      </w:r>
+      <w:r>
+        <w:t xml:space="preserve"> between COVID-19 and </w:t>
       </w:r>
       <w:r>
         <w:t>each of the other three features—</w:t>
@@ -7626,10 +7653,7 @@
         <w:t>modest</w:t>
       </w:r>
       <w:r>
-        <w:t xml:space="preserve"> with 95% confidence interval </w:t>
-      </w:r>
-      <w:r>
-        <w:t>([</w:t>
+        <w:t xml:space="preserve"> with 95% confidence interval [</w:t>
       </w:r>
       <w:r>
         <w:t>-0.375</w:t>
@@ -7641,91 +7665,67 @@
         <w:t>-0.238</w:t>
       </w:r>
       <w:r>
-        <w:t>])</w:t>
-      </w:r>
-      <w:r>
-        <w:t xml:space="preserve">. The effect of impaired driving and COVID-19 </w:t>
-      </w:r>
-      <w:r>
-        <w:t>(β ≈ 0.</w:t>
-      </w:r>
-      <w:r>
-        <w:t>281</w:t>
+        <w:t xml:space="preserve">]. The effect of impaired driving and COVID-19 </w:t>
+      </w:r>
+      <w:r>
+        <w:t xml:space="preserve">(β ≈ 0.281) </w:t>
+      </w:r>
+      <w:r>
+        <w:t xml:space="preserve">is confirmed to be </w:t>
+      </w:r>
+      <w:r>
+        <w:t>modest</w:t>
+      </w:r>
+      <w:r>
+        <w:t xml:space="preserve"> with 95% confidence interval [</w:t>
+      </w:r>
+      <w:r>
+        <w:t>-0.305</w:t>
+      </w:r>
+      <w:r>
+        <w:t xml:space="preserve">, </w:t>
+      </w:r>
+      <w:r>
+        <w:t>-0.257</w:t>
+      </w:r>
+      <w:r>
+        <w:t>]. The effect of young drivers and</w:t>
+      </w:r>
+      <w:r>
+        <w:t xml:space="preserve"> COVID-19 (β ≈ 0.0</w:t>
+      </w:r>
+      <w:r>
+        <w:t>66</w:t>
       </w:r>
       <w:r>
         <w:t xml:space="preserve">) </w:t>
       </w:r>
       <w:r>
-        <w:t xml:space="preserve">is confirmed </w:t>
-      </w:r>
-      <w:r>
-        <w:t xml:space="preserve">to be </w:t>
-      </w:r>
-      <w:r>
-        <w:t>modest</w:t>
+        <w:t>is</w:t>
       </w:r>
       <w:r>
         <w:t xml:space="preserve"> </w:t>
       </w:r>
       <w:r>
-        <w:t xml:space="preserve">with 95% confidence interval </w:t>
-      </w:r>
-      <w:r>
-        <w:t>([</w:t>
-      </w:r>
-      <w:r>
-        <w:t>-0.305</w:t>
+        <w:t xml:space="preserve">confirmed to be negligible </w:t>
+      </w:r>
+      <w:r>
+        <w:t>with 95% confidence interval [</w:t>
+      </w:r>
+      <w:r>
+        <w:t>0.048</w:t>
       </w:r>
       <w:r>
         <w:t xml:space="preserve">, </w:t>
       </w:r>
       <w:r>
-        <w:t>-0.257</w:t>
-      </w:r>
-      <w:r>
-        <w:t>])</w:t>
-      </w:r>
-      <w:r>
-        <w:t>. The effect of young drivers and</w:t>
-      </w:r>
-      <w:r>
-        <w:t xml:space="preserve"> COVID-19 (β ≈ 0.0</w:t>
-      </w:r>
-      <w:r>
-        <w:t>66</w:t>
-      </w:r>
-      <w:r>
-        <w:t xml:space="preserve">) are </w:t>
-      </w:r>
-      <w:r>
-        <w:t xml:space="preserve">confirmed to be </w:t>
-      </w:r>
-      <w:r>
-        <w:t xml:space="preserve">negligible </w:t>
-      </w:r>
-      <w:r>
-        <w:t>with 95% confidence interval ([</w:t>
-      </w:r>
-      <w:r>
-        <w:t>0.048</w:t>
-      </w:r>
-      <w:r>
-        <w:t xml:space="preserve">, </w:t>
-      </w:r>
-      <w:r>
         <w:t>0.085</w:t>
       </w:r>
       <w:r>
-        <w:t>])</w:t>
-      </w:r>
-      <w:r>
-        <w:t xml:space="preserve">. This suggests that, </w:t>
-      </w:r>
-      <w:r>
-        <w:t>relative to COVID-19</w:t>
-      </w:r>
-      <w:r>
-        <w:t>, cell phone use, impaired driving, and young drivers</w:t>
+        <w:t>]</w:t>
+      </w:r>
+      <w:r>
+        <w:t>. This suggests that, relative to COVID-19, cell phone use, impaired driving, and young drivers</w:t>
       </w:r>
       <w:r>
         <w:t xml:space="preserve"> are </w:t>
@@ -7737,10 +7737,7 @@
         <w:t>only mildly associated with aggressive driving</w:t>
       </w:r>
       <w:r>
-        <w:t xml:space="preserve"> and of </w:t>
-      </w:r>
-      <w:r>
-        <w:t>negligible practical importance</w:t>
+        <w:t xml:space="preserve"> and of negligible practical importance</w:t>
       </w:r>
       <w:r>
         <w:t xml:space="preserve">. </w:t>
@@ -7750,24 +7747,30 @@
       <w:pPr>
         <w:pStyle w:val="Heading3"/>
       </w:pPr>
-      <w:bookmarkStart w:id="33" w:name="_Toc227515963"/>
+      <w:bookmarkStart w:id="38" w:name="_Toc227575717"/>
       <w:r>
         <w:t>Limitations and caveats</w:t>
       </w:r>
-      <w:bookmarkEnd w:id="33"/>
+      <w:bookmarkEnd w:id="38"/>
     </w:p>
     <w:p>
       <w:r>
-        <w:t xml:space="preserve">These models are not recommended for deployment. Human expertise suggests further research to </w:t>
-      </w:r>
-      <w:r>
-        <w:t xml:space="preserve">implement a different approach </w:t>
-      </w:r>
-      <w:r>
-        <w:t>and/or more data</w:t>
-      </w:r>
-      <w:r>
-        <w:t xml:space="preserve"> as outlined in the recommendations</w:t>
+        <w:t xml:space="preserve">These models </w:t>
+      </w:r>
+      <w:r>
+        <w:t xml:space="preserve">cannot identify patterns of aggressive driving that did not result in a crash. If police citation data are collected and analyzed, those models would identify more instances of aggressive driving, however, not all aggressive driving results in </w:t>
+      </w:r>
+      <w:r>
+        <w:t xml:space="preserve">a </w:t>
+      </w:r>
+      <w:r>
+        <w:t>citation, either</w:t>
+      </w:r>
+      <w:r>
+        <w:t xml:space="preserve">. </w:t>
+      </w:r>
+      <w:r>
+        <w:t>Care must be taken when reporting results to make sure these limitations are understood</w:t>
       </w:r>
       <w:r>
         <w:t>.</w:t>
@@ -7781,11 +7784,11 @@
           <w:numId w:val="33"/>
         </w:numPr>
       </w:pPr>
-      <w:bookmarkStart w:id="34" w:name="_Toc227515964"/>
+      <w:bookmarkStart w:id="39" w:name="_Toc227575718"/>
       <w:r>
         <w:t>Risk Assessment and Mitigation Strategies</w:t>
       </w:r>
-      <w:bookmarkEnd w:id="34"/>
+      <w:bookmarkEnd w:id="39"/>
     </w:p>
     <w:p>
       <w:r>
@@ -7823,11 +7826,11 @@
       <w:pPr>
         <w:pStyle w:val="Heading3"/>
       </w:pPr>
-      <w:bookmarkStart w:id="35" w:name="_Toc227515965"/>
+      <w:bookmarkStart w:id="40" w:name="_Toc227575719"/>
       <w:r>
         <w:t>Model risks</w:t>
       </w:r>
-      <w:bookmarkEnd w:id="35"/>
+      <w:bookmarkEnd w:id="40"/>
     </w:p>
     <w:p>
       <w:pPr>
@@ -7882,11 +7885,11 @@
       <w:pPr>
         <w:pStyle w:val="Heading3"/>
       </w:pPr>
-      <w:bookmarkStart w:id="36" w:name="_Toc227515966"/>
+      <w:bookmarkStart w:id="41" w:name="_Toc227575720"/>
       <w:r>
         <w:t>Data risks</w:t>
       </w:r>
-      <w:bookmarkEnd w:id="36"/>
+      <w:bookmarkEnd w:id="41"/>
     </w:p>
     <w:p>
       <w:r>
@@ -7909,11 +7912,11 @@
       <w:pPr>
         <w:pStyle w:val="Heading3"/>
       </w:pPr>
-      <w:bookmarkStart w:id="37" w:name="_Toc227515967"/>
+      <w:bookmarkStart w:id="42" w:name="_Toc227575721"/>
       <w:r>
         <w:t>Organizational risks</w:t>
       </w:r>
-      <w:bookmarkEnd w:id="37"/>
+      <w:bookmarkEnd w:id="42"/>
     </w:p>
     <w:p>
       <w:pPr>
@@ -7946,7 +7949,7 @@
           <w:sz w:val="24"/>
           <w:szCs w:val="24"/>
         </w:rPr>
-        <w:t xml:space="preserve">to support public sentiment </w:t>
+        <w:t xml:space="preserve">to support </w:t>
       </w:r>
       <w:r>
         <w:rPr>
@@ -7954,7 +7957,8 @@
           <w:sz w:val="24"/>
           <w:szCs w:val="24"/>
         </w:rPr>
-        <w:t>that ag</w:t>
+        <w:lastRenderedPageBreak/>
+        <w:t xml:space="preserve">public sentiment </w:t>
       </w:r>
       <w:r>
         <w:rPr>
@@ -7962,7 +7966,7 @@
           <w:sz w:val="24"/>
           <w:szCs w:val="24"/>
         </w:rPr>
-        <w:t>g</w:t>
+        <w:t>that ag</w:t>
       </w:r>
       <w:r>
         <w:rPr>
@@ -7970,7 +7974,7 @@
           <w:sz w:val="24"/>
           <w:szCs w:val="24"/>
         </w:rPr>
-        <w:t>ressive or distracted driv</w:t>
+        <w:t>g</w:t>
       </w:r>
       <w:r>
         <w:rPr>
@@ -7978,7 +7982,7 @@
           <w:sz w:val="24"/>
           <w:szCs w:val="24"/>
         </w:rPr>
-        <w:t>i</w:t>
+        <w:t>ressive or distracted driv</w:t>
       </w:r>
       <w:r>
         <w:rPr>
@@ -7986,7 +7990,7 @@
           <w:sz w:val="24"/>
           <w:szCs w:val="24"/>
         </w:rPr>
-        <w:t>ng increased during COVID-19</w:t>
+        <w:t>i</w:t>
       </w:r>
       <w:r>
         <w:rPr>
@@ -7994,7 +7998,7 @@
           <w:sz w:val="24"/>
           <w:szCs w:val="24"/>
         </w:rPr>
-        <w:t xml:space="preserve"> and remained high, readers will </w:t>
+        <w:t>ng increased during COVID-19</w:t>
       </w:r>
       <w:r>
         <w:rPr>
@@ -8002,7 +8006,7 @@
           <w:sz w:val="24"/>
           <w:szCs w:val="24"/>
         </w:rPr>
-        <w:t xml:space="preserve">notice and </w:t>
+        <w:t xml:space="preserve"> and remained high, readers will </w:t>
       </w:r>
       <w:r>
         <w:rPr>
@@ -8010,7 +8014,7 @@
           <w:sz w:val="24"/>
           <w:szCs w:val="24"/>
         </w:rPr>
-        <w:t xml:space="preserve">appreciate </w:t>
+        <w:t xml:space="preserve">notice and </w:t>
       </w:r>
       <w:r>
         <w:rPr>
@@ -8018,7 +8022,7 @@
           <w:sz w:val="24"/>
           <w:szCs w:val="24"/>
         </w:rPr>
-        <w:t>a more</w:t>
+        <w:t xml:space="preserve">appreciate </w:t>
       </w:r>
       <w:r>
         <w:rPr>
@@ -8026,7 +8030,7 @@
           <w:sz w:val="24"/>
           <w:szCs w:val="24"/>
         </w:rPr>
-        <w:t xml:space="preserve"> comprehensive r</w:t>
+        <w:t>a more</w:t>
       </w:r>
       <w:r>
         <w:rPr>
@@ -8034,7 +8038,7 @@
           <w:sz w:val="24"/>
           <w:szCs w:val="24"/>
         </w:rPr>
-        <w:t>eview of events</w:t>
+        <w:t xml:space="preserve"> comprehensive r</w:t>
       </w:r>
       <w:r>
         <w:rPr>
@@ -8042,81 +8046,80 @@
           <w:sz w:val="24"/>
           <w:szCs w:val="24"/>
         </w:rPr>
-        <w:t>.</w:t>
-      </w:r>
-    </w:p>
-    <w:p>
-      <w:pPr>
-        <w:pStyle w:val="Heading3"/>
-      </w:pPr>
-      <w:bookmarkStart w:id="38" w:name="_Toc227515968"/>
-      <w:r>
-        <w:lastRenderedPageBreak/>
-        <w:t>Ethical considerations</w:t>
-      </w:r>
-      <w:bookmarkEnd w:id="38"/>
-    </w:p>
-    <w:p>
-      <w:pPr>
-        <w:pStyle w:val="p1"/>
+        <w:t>eview of events</w:t>
+      </w:r>
+      <w:r>
         <w:rPr>
           <w:rFonts w:ascii="Times New Roman" w:hAnsi="Times New Roman" w:cs="Times New Roman"/>
           <w:sz w:val="24"/>
           <w:szCs w:val="24"/>
         </w:rPr>
-      </w:pPr>
-      <w:r>
+        <w:t>.</w:t>
+      </w:r>
+    </w:p>
+    <w:p>
+      <w:pPr>
+        <w:pStyle w:val="Heading3"/>
+      </w:pPr>
+      <w:bookmarkStart w:id="43" w:name="_Toc227575722"/>
+      <w:r>
+        <w:t>Ethical considerations</w:t>
+      </w:r>
+      <w:bookmarkEnd w:id="43"/>
+    </w:p>
+    <w:p>
+      <w:pPr>
+        <w:pStyle w:val="p1"/>
         <w:rPr>
           <w:rFonts w:ascii="Times New Roman" w:hAnsi="Times New Roman" w:cs="Times New Roman"/>
           <w:sz w:val="24"/>
           <w:szCs w:val="24"/>
         </w:rPr>
-        <w:t xml:space="preserve">There are no ethical considerations with this study. The crash datasets contain data that may enable people to trace crashes and identify people, however, PA Data Discourse has not used these variables. The demographic variables used in this study are aggregated counts. For example, the URBAN_RURAL flag simply indicates if a crash happened in an urban or rural area. The YOUNG_DRIVER and MATURE_DRIVER flags prevent specific ages from being known. </w:t>
-      </w:r>
+      </w:pPr>
       <w:r>
         <w:rPr>
           <w:rFonts w:ascii="Times New Roman" w:hAnsi="Times New Roman" w:cs="Times New Roman"/>
           <w:sz w:val="24"/>
           <w:szCs w:val="24"/>
         </w:rPr>
-        <w:t xml:space="preserve">Any data published from this study will only include the variables used, not the entire set of variables available from PennDOT. </w:t>
-      </w:r>
-    </w:p>
-    <w:p>
-      <w:pPr>
-        <w:pStyle w:val="Heading3"/>
-      </w:pPr>
-      <w:bookmarkStart w:id="39" w:name="_Toc227515969"/>
-      <w:r>
-        <w:t>Mitigation approaches</w:t>
-      </w:r>
-      <w:bookmarkEnd w:id="39"/>
-    </w:p>
-    <w:p>
-      <w:pPr>
-        <w:pStyle w:val="p1"/>
-        <w:spacing w:before="120" w:after="120"/>
+        <w:t xml:space="preserve">There are no ethical considerations with this study. The crash datasets contain data that may enable people to trace crashes and identify people, however, PA Data Discourse has not used these variables. The demographic variables used in this study are aggregated counts. For example, the URBAN_RURAL flag simply indicates if a crash happened in an urban or rural area. The YOUNG_DRIVER and MATURE_DRIVER flags prevent specific ages from being known. </w:t>
+      </w:r>
+      <w:r>
         <w:rPr>
           <w:rFonts w:ascii="Times New Roman" w:hAnsi="Times New Roman" w:cs="Times New Roman"/>
           <w:sz w:val="24"/>
           <w:szCs w:val="24"/>
         </w:rPr>
-      </w:pPr>
-      <w:r>
+        <w:t xml:space="preserve">Any data published from this study will only include the variables used, not the entire set of variables available from PennDOT. </w:t>
+      </w:r>
+    </w:p>
+    <w:p>
+      <w:pPr>
+        <w:pStyle w:val="Heading3"/>
+      </w:pPr>
+      <w:bookmarkStart w:id="44" w:name="_Toc227575723"/>
+      <w:r>
+        <w:t>Mitigation approaches</w:t>
+      </w:r>
+      <w:bookmarkEnd w:id="44"/>
+    </w:p>
+    <w:p>
+      <w:pPr>
+        <w:pStyle w:val="p1"/>
+        <w:spacing w:before="120" w:after="120"/>
         <w:rPr>
           <w:rFonts w:ascii="Times New Roman" w:hAnsi="Times New Roman" w:cs="Times New Roman"/>
           <w:sz w:val="24"/>
           <w:szCs w:val="24"/>
         </w:rPr>
-        <w:t>To mitigate the model and data risks, it is recommended that PA Data Discourse honor its commitment to publishing accurate</w:t>
-      </w:r>
+      </w:pPr>
       <w:r>
         <w:rPr>
           <w:rFonts w:ascii="Times New Roman" w:hAnsi="Times New Roman" w:cs="Times New Roman"/>
           <w:sz w:val="24"/>
           <w:szCs w:val="24"/>
         </w:rPr>
-        <w:t xml:space="preserve">, well-researched, public service </w:t>
+        <w:t>To mitigate the model and data risks, it is recommended that PA Data Discourse honor its commitment to publishing accurate</w:t>
       </w:r>
       <w:r>
         <w:rPr>
@@ -8124,7 +8127,7 @@
           <w:sz w:val="24"/>
           <w:szCs w:val="24"/>
         </w:rPr>
-        <w:t xml:space="preserve">content only when all possible and feasible research actions have been pursued. </w:t>
+        <w:t xml:space="preserve">, well-researched, public service </w:t>
       </w:r>
       <w:r>
         <w:rPr>
@@ -8132,34 +8135,34 @@
           <w:sz w:val="24"/>
           <w:szCs w:val="24"/>
         </w:rPr>
-        <w:t>Conducting this additional research in a timely manner will honor the publication’s commitment to provide current content of interest to the public.</w:t>
-      </w:r>
-    </w:p>
-    <w:p>
-      <w:pPr>
-        <w:pStyle w:val="p1"/>
-        <w:spacing w:before="120" w:after="120"/>
+        <w:t xml:space="preserve">content only when all possible and feasible research actions have been pursued. </w:t>
+      </w:r>
+      <w:r>
         <w:rPr>
           <w:rFonts w:ascii="Times New Roman" w:hAnsi="Times New Roman" w:cs="Times New Roman"/>
           <w:sz w:val="24"/>
           <w:szCs w:val="24"/>
         </w:rPr>
-      </w:pPr>
-      <w:r>
+        <w:t>Conducting this additional research in a timely manner will honor the publication’s commitment to provide current content of interest to the public.</w:t>
+      </w:r>
+    </w:p>
+    <w:p>
+      <w:pPr>
+        <w:pStyle w:val="p1"/>
+        <w:spacing w:before="120" w:after="120"/>
         <w:rPr>
           <w:rFonts w:ascii="Times New Roman" w:hAnsi="Times New Roman" w:cs="Times New Roman"/>
           <w:sz w:val="24"/>
           <w:szCs w:val="24"/>
         </w:rPr>
-        <w:t xml:space="preserve">When the research is published, PA Data Discourse will seek peer review for the article and will monitor the performance of the models deployed on the dashboard. Data journalists will also engage with the public via the post’s comment section to address questions and to provide a venue for </w:t>
-      </w:r>
+      </w:pPr>
       <w:r>
         <w:rPr>
           <w:rFonts w:ascii="Times New Roman" w:hAnsi="Times New Roman" w:cs="Times New Roman"/>
           <w:sz w:val="24"/>
           <w:szCs w:val="24"/>
         </w:rPr>
-        <w:t>modifying or retracting published results</w:t>
+        <w:t xml:space="preserve">When the research is published, PA Data Discourse will seek peer review for the article and will monitor the performance of the models deployed on the dashboard. Data journalists will also engage with the public via the post’s comment section to address questions and to provide a venue for </w:t>
       </w:r>
       <w:r>
         <w:rPr>
@@ -8167,6 +8170,14 @@
           <w:sz w:val="24"/>
           <w:szCs w:val="24"/>
         </w:rPr>
+        <w:t>modifying or retracting published results</w:t>
+      </w:r>
+      <w:r>
+        <w:rPr>
+          <w:rFonts w:ascii="Times New Roman" w:hAnsi="Times New Roman" w:cs="Times New Roman"/>
+          <w:sz w:val="24"/>
+          <w:szCs w:val="24"/>
+        </w:rPr>
         <w:t xml:space="preserve">. </w:t>
       </w:r>
     </w:p>
@@ -8174,482 +8185,459 @@
       <w:pPr>
         <w:pStyle w:val="Heading1"/>
       </w:pPr>
-      <w:bookmarkStart w:id="40" w:name="_Toc227515970"/>
+      <w:bookmarkStart w:id="45" w:name="_Toc227575724"/>
       <w:r>
         <w:t>Section 2: Project Review and Reflection</w:t>
-      </w:r>
-      <w:bookmarkEnd w:id="40"/>
-    </w:p>
-    <w:p>
-      <w:pPr>
-        <w:pStyle w:val="Heading2"/>
-      </w:pPr>
-      <w:bookmarkStart w:id="41" w:name="_Toc227515971"/>
-      <w:r>
-        <w:t>2.1 Project Retrospective</w:t>
-      </w:r>
-      <w:bookmarkEnd w:id="41"/>
-    </w:p>
-    <w:p>
-      <w:pPr>
-        <w:pStyle w:val="Heading3"/>
-      </w:pPr>
-      <w:bookmarkStart w:id="42" w:name="_Toc227515972"/>
-      <w:r>
-        <w:t>What went well</w:t>
-      </w:r>
-      <w:bookmarkEnd w:id="42"/>
-    </w:p>
-    <w:p>
-      <w:r>
-        <w:t>The fact that the ROC AUC measures from either model were not consistent with the corresponding F1 measures brought attention to the imbalance between precision and recall and allowed a better interpretation of the models, which strengthened the analysis. The time series decomposition plots provided support for the key findings and recommendation section, which includes a recommendation to model</w:t>
-      </w:r>
-      <w:r>
-        <w:t xml:space="preserve"> the pre-COVID data with ARIMA </w:t>
-      </w:r>
-      <w:r>
-        <w:t xml:space="preserve">to see if </w:t>
-      </w:r>
-      <w:r>
-        <w:t>predicted trends diverge from the post-COVID trends</w:t>
-      </w:r>
-      <w:r>
-        <w:t>,</w:t>
-      </w:r>
-      <w:r>
-        <w:t xml:space="preserve"> indicating </w:t>
-      </w:r>
-      <w:r>
-        <w:t>change points in the data.</w:t>
-      </w:r>
-    </w:p>
-    <w:p>
-      <w:pPr>
-        <w:pStyle w:val="Heading3"/>
-      </w:pPr>
-      <w:bookmarkStart w:id="43" w:name="_Toc227515973"/>
-      <w:r>
-        <w:t>Challenges faced</w:t>
-      </w:r>
-      <w:bookmarkEnd w:id="43"/>
-    </w:p>
-    <w:p>
-      <w:r>
-        <w:t xml:space="preserve">The models took a very long time to run, which caused problems with the laptop running too hot for too long. This was mitigated by using Google </w:t>
-      </w:r>
-      <w:proofErr w:type="spellStart"/>
-      <w:r>
-        <w:t>Colaboratory</w:t>
-      </w:r>
-      <w:proofErr w:type="spellEnd"/>
-      <w:r>
-        <w:t xml:space="preserve"> for the modeling. </w:t>
-      </w:r>
-      <w:r>
-        <w:t>Even though the laptop was not stressed anymore, the models still took a long time to run, which cut into the time allotted for evaluation.</w:t>
-      </w:r>
-      <w:r>
-        <w:t xml:space="preserve"> </w:t>
-      </w:r>
-      <w:r>
-        <w:t xml:space="preserve">Grid search may not be the best approach to finding the best parameters. Grid search was abandoned for the new modeling done for the final report because of the time </w:t>
-      </w:r>
-      <w:r>
-        <w:t xml:space="preserve">required to run </w:t>
-      </w:r>
-      <w:r>
-        <w:t>all of the iterations</w:t>
-      </w:r>
-      <w:r>
-        <w:t>.</w:t>
-      </w:r>
-    </w:p>
-    <w:p>
-      <w:pPr>
-        <w:pStyle w:val="Heading3"/>
-      </w:pPr>
-      <w:bookmarkStart w:id="44" w:name="_Toc227515974"/>
-      <w:r>
-        <w:t>Alternative approaches</w:t>
-      </w:r>
-      <w:bookmarkEnd w:id="44"/>
-    </w:p>
-    <w:p>
-      <w:r>
-        <w:t xml:space="preserve">Alternatively, more time discussing the features with the </w:t>
-      </w:r>
-      <w:r>
-        <w:t>Crash Analysis Manager</w:t>
-      </w:r>
-      <w:r>
-        <w:t xml:space="preserve"> for PennDOT</w:t>
-      </w:r>
-      <w:r>
-        <w:t xml:space="preserve"> would have been productive and may have led </w:t>
-      </w:r>
-      <w:r>
-        <w:t xml:space="preserve">to the selection or creation of different features. </w:t>
-      </w:r>
-      <w:r>
-        <w:t>Based on the time series plots, modeling</w:t>
-      </w:r>
-      <w:r>
-        <w:t xml:space="preserve"> with ARIMA first</w:t>
-      </w:r>
-      <w:r>
-        <w:t xml:space="preserve"> would </w:t>
-      </w:r>
-      <w:proofErr w:type="spellStart"/>
-      <w:r>
-        <w:t>have</w:t>
-      </w:r>
-      <w:proofErr w:type="spellEnd"/>
-      <w:r>
-        <w:t xml:space="preserve"> been a better choice</w:t>
-      </w:r>
-      <w:r>
-        <w:t>. A</w:t>
-      </w:r>
-      <w:r>
-        <w:t>nalyz</w:t>
-      </w:r>
-      <w:r>
-        <w:t>ing</w:t>
-      </w:r>
-      <w:r>
-        <w:t xml:space="preserve"> whether </w:t>
-      </w:r>
-      <w:r>
-        <w:t xml:space="preserve">predicted trends </w:t>
-      </w:r>
-      <w:r>
-        <w:t xml:space="preserve">from pre-COVID analysis </w:t>
-      </w:r>
-      <w:r>
-        <w:t xml:space="preserve">diverged from the post-COVID </w:t>
-      </w:r>
-      <w:r>
-        <w:t xml:space="preserve">actual </w:t>
-      </w:r>
-      <w:r>
-        <w:t>trends</w:t>
-      </w:r>
-      <w:r>
-        <w:t xml:space="preserve"> would reveal if </w:t>
-      </w:r>
-      <w:r>
-        <w:t>change points exist</w:t>
-      </w:r>
-      <w:r>
-        <w:t xml:space="preserve"> related to COVID-19.  </w:t>
-      </w:r>
-    </w:p>
-    <w:p>
-      <w:pPr>
-        <w:pStyle w:val="Heading3"/>
-      </w:pPr>
-      <w:bookmarkStart w:id="45" w:name="_Toc227515975"/>
-      <w:r>
-        <w:lastRenderedPageBreak/>
-        <w:t>CRISP-DM reflection</w:t>
       </w:r>
       <w:bookmarkEnd w:id="45"/>
     </w:p>
     <w:p>
-      <w:r>
-        <w:t xml:space="preserve">The CRISP-DM framework kept the project grounded in the primary and two secondary objectives. </w:t>
-      </w:r>
-      <w:r>
-        <w:t xml:space="preserve">It would have been easy to include more features, but this would have distracted from the goals outlined in the business and data understanding phases. Following the framework kept me focused and provided a scaffold for documenting the project.  </w:t>
-      </w:r>
-    </w:p>
-    <w:p>
-      <w:pPr>
-        <w:pStyle w:val="Heading3"/>
-      </w:pPr>
-      <w:bookmarkStart w:id="46" w:name="_Toc227515976"/>
-      <w:r>
-        <w:t>Time allocation</w:t>
+      <w:pPr>
+        <w:pStyle w:val="Heading2"/>
+      </w:pPr>
+      <w:bookmarkStart w:id="46" w:name="_Toc227575725"/>
+      <w:r>
+        <w:t>2.1 Project Retrospective</w:t>
       </w:r>
       <w:bookmarkEnd w:id="46"/>
     </w:p>
     <w:p>
-      <w:r>
-        <w:t xml:space="preserve">Spent 40% of the time exploring the context and the data for the business and data understanding phases. Spent 50% of the time modeling. This was too much time as it left only 10% of the time for evaluation. </w:t>
-      </w:r>
-      <w:r>
-        <w:t>Guidance and a</w:t>
-      </w:r>
-      <w:r>
-        <w:t xml:space="preserve"> productive </w:t>
-      </w:r>
-      <w:r>
-        <w:t xml:space="preserve">review of evaluation concepts </w:t>
-      </w:r>
-      <w:r>
-        <w:t>helped bring the project together in the end</w:t>
-      </w:r>
-      <w:r>
-        <w:t>.</w:t>
-      </w:r>
-    </w:p>
-    <w:p>
-      <w:pPr>
-        <w:pStyle w:val="Heading2"/>
-      </w:pPr>
-      <w:bookmarkStart w:id="47" w:name="_Toc227515977"/>
-      <w:r>
-        <w:t>2.2 Lessons Learned and Future Applications</w:t>
+      <w:pPr>
+        <w:pStyle w:val="Heading3"/>
+      </w:pPr>
+      <w:bookmarkStart w:id="47" w:name="_Toc227575726"/>
+      <w:r>
+        <w:t>What went well</w:t>
       </w:r>
       <w:bookmarkEnd w:id="47"/>
     </w:p>
     <w:p>
+      <w:r>
+        <w:t>The fact that the ROC AUC measures from either model were not consistent with the corresponding F1 measures brought attention to the imbalance between precision and recall and allowed a better interpretation of the models, which strengthened the analysis. The time series decomposition plots provided support for the key findings and recommendation section, which includes a recommendation to model the pre-COVID data with ARIMA to see if predicted trends diverge from the post-COVID trends</w:t>
+      </w:r>
+      <w:r>
+        <w:t>,</w:t>
+      </w:r>
+      <w:r>
+        <w:t xml:space="preserve"> indicating change points in the data.</w:t>
+      </w:r>
+    </w:p>
+    <w:p>
       <w:pPr>
         <w:pStyle w:val="Heading3"/>
       </w:pPr>
-      <w:bookmarkStart w:id="48" w:name="_Toc227515978"/>
-      <w:r>
-        <w:t>Technical lessons</w:t>
+      <w:bookmarkStart w:id="48" w:name="_Toc227575727"/>
+      <w:r>
+        <w:t>Challenges faced</w:t>
       </w:r>
       <w:bookmarkEnd w:id="48"/>
     </w:p>
     <w:p>
       <w:r>
-        <w:t xml:space="preserve">Many technical </w:t>
-      </w:r>
-      <w:r>
-        <w:t xml:space="preserve">skills and </w:t>
-      </w:r>
-      <w:r>
-        <w:t>better</w:t>
+        <w:t xml:space="preserve">The models took a very long time to run, which caused problems with the laptop running too hot for too long. This was mitigated by using Google </w:t>
+      </w:r>
+      <w:proofErr w:type="spellStart"/>
+      <w:r>
+        <w:t>Colaboratory</w:t>
+      </w:r>
+      <w:proofErr w:type="spellEnd"/>
+      <w:r>
+        <w:t xml:space="preserve"> for the modeling. </w:t>
+      </w:r>
+      <w:r>
+        <w:t>Even though the laptop was not stressed anymore, the models still took a long time to run, which cut into the time allotted for evaluation.</w:t>
       </w:r>
       <w:r>
         <w:t xml:space="preserve"> </w:t>
       </w:r>
       <w:r>
-        <w:t xml:space="preserve">understanding were gained from this project. The project served as a good review of data analysis concepts including statistical significance testing and interpretation, visualizations that tell a story, </w:t>
-      </w:r>
-      <w:r>
-        <w:t xml:space="preserve">setting up pipelines, </w:t>
-      </w:r>
-      <w:r>
-        <w:t xml:space="preserve">and </w:t>
-      </w:r>
-      <w:r>
-        <w:t>hyper</w:t>
-      </w:r>
-      <w:r>
-        <w:t xml:space="preserve">parameter tuning. </w:t>
-      </w:r>
-      <w:r>
-        <w:t xml:space="preserve">New skills were developed including </w:t>
-      </w:r>
-      <w:r>
-        <w:t>feature importance visualizations and bootstrapping to obtain confidence intervals for the ROC AUC.</w:t>
+        <w:t xml:space="preserve">Grid search may not be the best approach to finding the best parameters. Grid search was abandoned for the new modeling done for the final report because of the time </w:t>
+      </w:r>
+      <w:r>
+        <w:t xml:space="preserve">required to run </w:t>
+      </w:r>
+      <w:r>
+        <w:t>all of the iterations</w:t>
+      </w:r>
+      <w:r>
+        <w:t>.</w:t>
       </w:r>
     </w:p>
     <w:p>
       <w:pPr>
         <w:pStyle w:val="Heading3"/>
       </w:pPr>
-      <w:bookmarkStart w:id="49" w:name="_Toc227515979"/>
-      <w:r>
-        <w:t>Process insights</w:t>
+      <w:bookmarkStart w:id="49" w:name="_Toc227575728"/>
+      <w:r>
+        <w:t>Alternative approaches</w:t>
       </w:r>
       <w:bookmarkEnd w:id="49"/>
     </w:p>
     <w:p>
       <w:r>
-        <w:t>Discovered that it</w:t>
-      </w:r>
-      <w:r>
-        <w:t xml:space="preserve"> was helpful to create a document with the CRISP-DM framework sections as headings to use as a template. This template was filled in with content as the project progressed when steps taken and their rationale were f</w:t>
-      </w:r>
-      <w:r>
-        <w:t>resh</w:t>
-      </w:r>
-      <w:r>
-        <w:t>.</w:t>
-      </w:r>
-      <w:r>
-        <w:t xml:space="preserve"> Discovered that the literature review and business context understanding completed at the beginning of the project helped to keep the project grounded and focused on the stated objectives.</w:t>
+        <w:t xml:space="preserve">Alternatively, more time discussing the features with the </w:t>
+      </w:r>
+      <w:r>
+        <w:t>Crash Analysis Manager</w:t>
+      </w:r>
+      <w:r>
+        <w:t xml:space="preserve"> for PennDOT</w:t>
+      </w:r>
+      <w:r>
+        <w:t xml:space="preserve"> would have been productive and may have led </w:t>
+      </w:r>
+      <w:r>
+        <w:t xml:space="preserve">to the selection or creation of different features. </w:t>
+      </w:r>
+      <w:r>
+        <w:t>Based on the time series plots, modeling</w:t>
+      </w:r>
+      <w:r>
+        <w:t xml:space="preserve"> with ARIMA first</w:t>
+      </w:r>
+      <w:r>
+        <w:t xml:space="preserve"> would have been a better choice</w:t>
+      </w:r>
+      <w:r>
+        <w:t xml:space="preserve">. </w:t>
+      </w:r>
+      <w:r>
+        <w:lastRenderedPageBreak/>
+        <w:t>A</w:t>
+      </w:r>
+      <w:r>
+        <w:t>nalyz</w:t>
+      </w:r>
+      <w:r>
+        <w:t>ing</w:t>
+      </w:r>
+      <w:r>
+        <w:t xml:space="preserve"> whether </w:t>
+      </w:r>
+      <w:r>
+        <w:t xml:space="preserve">predicted trends </w:t>
+      </w:r>
+      <w:r>
+        <w:t xml:space="preserve">from pre-COVID analysis </w:t>
+      </w:r>
+      <w:r>
+        <w:t xml:space="preserve">diverged from the post-COVID </w:t>
+      </w:r>
+      <w:r>
+        <w:t xml:space="preserve">actual </w:t>
+      </w:r>
+      <w:r>
+        <w:t>trends</w:t>
+      </w:r>
+      <w:r>
+        <w:t xml:space="preserve"> would reveal if </w:t>
+      </w:r>
+      <w:r>
+        <w:t>change points exist</w:t>
+      </w:r>
+      <w:r>
+        <w:t xml:space="preserve"> related to COVID-19.  </w:t>
       </w:r>
     </w:p>
     <w:p>
       <w:pPr>
         <w:pStyle w:val="Heading3"/>
       </w:pPr>
-      <w:bookmarkStart w:id="50" w:name="_Toc227515980"/>
-      <w:r>
-        <w:t>Domain knowledge</w:t>
+      <w:bookmarkStart w:id="50" w:name="_Toc227575729"/>
+      <w:r>
+        <w:t>CRISP-DM reflection</w:t>
       </w:r>
       <w:bookmarkEnd w:id="50"/>
     </w:p>
     <w:p>
       <w:r>
-        <w:t xml:space="preserve">Gained a deeper understanding of </w:t>
-      </w:r>
-      <w:r>
-        <w:t xml:space="preserve">factors that </w:t>
-      </w:r>
-      <w:r>
-        <w:t xml:space="preserve">do and do not </w:t>
-      </w:r>
-      <w:r>
-        <w:t xml:space="preserve">contribute to </w:t>
-      </w:r>
-      <w:r>
-        <w:t xml:space="preserve">crashes. Learned how to communicate technical performance measures in the business context of crashes and aggressive driving for a non-technical audience. </w:t>
+        <w:t xml:space="preserve">The CRISP-DM framework kept the project grounded in the primary and two secondary objectives. </w:t>
+      </w:r>
+      <w:r>
+        <w:t xml:space="preserve">It would have been easy to include more features, but this would have distracted from the goals outlined in the business and data understanding phases. Following the framework kept me focused and provided a scaffold for documenting the project.  </w:t>
       </w:r>
     </w:p>
     <w:p>
       <w:pPr>
         <w:pStyle w:val="Heading3"/>
       </w:pPr>
-      <w:bookmarkStart w:id="51" w:name="_Toc227515981"/>
-      <w:r>
-        <w:t>Tool proficiency</w:t>
+      <w:bookmarkStart w:id="51" w:name="_Toc227575730"/>
+      <w:r>
+        <w:t>Time allocation</w:t>
       </w:r>
       <w:bookmarkEnd w:id="51"/>
     </w:p>
     <w:p>
       <w:r>
-        <w:t xml:space="preserve">Already proficient in data exploration with Pandas. Relearned how to set up preprocessing to transform text columns into one-hot encoded columns and how to set up a pipeline to complete all preprocessing together. </w:t>
-      </w:r>
-      <w:r>
-        <w:t xml:space="preserve">Learned how to conduct bootstrap resampling using </w:t>
-      </w:r>
-      <w:proofErr w:type="spellStart"/>
-      <w:r>
-        <w:t>scipy</w:t>
-      </w:r>
-      <w:proofErr w:type="spellEnd"/>
-      <w:r>
-        <w:t xml:space="preserve"> interpolate and the model’s predicted probabilities to create confidence intervals. This involved sampling the test set multiple times, calculating the </w:t>
-      </w:r>
-      <w:r>
-        <w:t xml:space="preserve">ROC curve and </w:t>
-      </w:r>
-      <w:r>
-        <w:t>AUC for each set, and then estimating the mean ROC curve and AUC</w:t>
-      </w:r>
-      <w:r>
-        <w:t xml:space="preserve"> confidence intervals.</w:t>
-      </w:r>
-      <w:r>
-        <w:t xml:space="preserve"> </w:t>
+        <w:t xml:space="preserve">Spent 40% of the time exploring the context and the data for the business and data understanding phases. Spent 50% of the time modeling. This was too much time as it left only 10% of the time for evaluation. </w:t>
+      </w:r>
+      <w:r>
+        <w:t>Guidance and a</w:t>
+      </w:r>
+      <w:r>
+        <w:t xml:space="preserve"> productive </w:t>
+      </w:r>
+      <w:r>
+        <w:t xml:space="preserve">review of evaluation concepts </w:t>
+      </w:r>
+      <w:r>
+        <w:t>helped bring the project together in the end</w:t>
+      </w:r>
+      <w:r>
+        <w:t>.</w:t>
       </w:r>
     </w:p>
     <w:p>
       <w:pPr>
-        <w:pStyle w:val="Heading3"/>
-      </w:pPr>
-      <w:bookmarkStart w:id="52" w:name="_Toc227515982"/>
-      <w:r>
-        <w:t>Future applications</w:t>
+        <w:pStyle w:val="Heading2"/>
+      </w:pPr>
+      <w:bookmarkStart w:id="52" w:name="_Toc227575731"/>
+      <w:r>
+        <w:t>2.2 Lessons Learned and Future Applications</w:t>
       </w:r>
       <w:bookmarkEnd w:id="52"/>
     </w:p>
     <w:p>
-      <w:r>
-        <w:t xml:space="preserve">The </w:t>
-      </w:r>
-      <w:r>
-        <w:t xml:space="preserve">data processing and </w:t>
-      </w:r>
-      <w:r>
-        <w:t>modeling techniques</w:t>
-      </w:r>
-      <w:r>
-        <w:t xml:space="preserve"> c</w:t>
-      </w:r>
-      <w:r>
-        <w:t xml:space="preserve">ould be </w:t>
-      </w:r>
-      <w:r>
-        <w:t>adapted</w:t>
-      </w:r>
-      <w:r>
-        <w:t xml:space="preserve"> </w:t>
-      </w:r>
-      <w:r>
-        <w:t>for</w:t>
-      </w:r>
-      <w:r>
-        <w:t xml:space="preserve"> any </w:t>
-      </w:r>
-      <w:r>
-        <w:t xml:space="preserve">dataset in any </w:t>
-      </w:r>
-      <w:r>
-        <w:t xml:space="preserve">domain. The </w:t>
-      </w:r>
-      <w:r>
-        <w:t xml:space="preserve">model evaluation framework developed in this project </w:t>
-      </w:r>
-      <w:r>
-        <w:t>including the</w:t>
-      </w:r>
-      <w:r>
-        <w:t xml:space="preserve"> feature importance </w:t>
-      </w:r>
-      <w:r>
-        <w:t>visualization</w:t>
-      </w:r>
-      <w:r>
-        <w:t xml:space="preserve">s and </w:t>
-      </w:r>
-      <w:r>
-        <w:t>bootstrapping to create</w:t>
-      </w:r>
-      <w:r>
-        <w:t xml:space="preserve"> confidence intervals </w:t>
-      </w:r>
-      <w:r>
-        <w:t xml:space="preserve">for performance measures </w:t>
-      </w:r>
-      <w:r>
-        <w:t>could be adapted to any modeling task.</w:t>
-      </w:r>
-      <w:r>
-        <w:t xml:space="preserve"> </w:t>
-      </w:r>
-    </w:p>
-    <w:p>
-      <w:pPr>
-        <w:pStyle w:val="Heading1"/>
-      </w:pPr>
-      <w:bookmarkStart w:id="53" w:name="_Toc227515983"/>
-      <w:r>
-        <w:lastRenderedPageBreak/>
-        <w:t>Conclusion</w:t>
+      <w:pPr>
+        <w:pStyle w:val="Heading3"/>
+      </w:pPr>
+      <w:bookmarkStart w:id="53" w:name="_Toc227575732"/>
+      <w:r>
+        <w:t>Technical lessons</w:t>
       </w:r>
       <w:bookmarkEnd w:id="53"/>
     </w:p>
     <w:p>
-      <w:pPr>
-        <w:spacing w:before="120" w:after="120"/>
-      </w:pPr>
-      <w:r>
-        <w:t>This project examined whether aggressive driving in Pennsylvania changed during and after the COVID-19 pandemic, using statewide crash data from 2005 through 2024.</w:t>
+      <w:r>
+        <w:t xml:space="preserve">Many technical </w:t>
+      </w:r>
+      <w:r>
+        <w:t xml:space="preserve">skills and </w:t>
+      </w:r>
+      <w:r>
+        <w:t>better</w:t>
       </w:r>
       <w:r>
         <w:t xml:space="preserve"> </w:t>
       </w:r>
       <w:r>
-        <w:t>The key result is straightforward: COVID-19 does not meaningfully predict aggressive driving in crash data. The model’s performance was no better than random guessing, meaning it cannot reliably distinguish between crashes that involved aggressive driving and those that did not. While there is a statistically detectable relationship, the size of that effect is extremely small and not practically meaningful</w:t>
-      </w:r>
-      <w:r>
-        <w:t>.</w:t>
+        <w:t xml:space="preserve">understanding were gained from this project. The project served as a good review of data analysis concepts including statistical significance testing and interpretation, visualizations that tell a story, </w:t>
+      </w:r>
+      <w:r>
+        <w:t xml:space="preserve">setting up pipelines, </w:t>
+      </w:r>
+      <w:r>
+        <w:t xml:space="preserve">and </w:t>
+      </w:r>
+      <w:r>
+        <w:t>hyper</w:t>
+      </w:r>
+      <w:r>
+        <w:t xml:space="preserve">parameter tuning. </w:t>
+      </w:r>
+      <w:r>
+        <w:t xml:space="preserve">New skills were developed including </w:t>
+      </w:r>
+      <w:r>
+        <w:t>feature importance visualizations and bootstrapping to obtain confidence intervals for the ROC AUC.</w:t>
       </w:r>
     </w:p>
     <w:p>
       <w:pPr>
+        <w:pStyle w:val="Heading3"/>
+      </w:pPr>
+      <w:bookmarkStart w:id="54" w:name="_Toc227575733"/>
+      <w:r>
+        <w:t>Process insights</w:t>
+      </w:r>
+      <w:bookmarkEnd w:id="54"/>
+    </w:p>
+    <w:p>
+      <w:r>
+        <w:t>Discovered that it</w:t>
+      </w:r>
+      <w:r>
+        <w:t xml:space="preserve"> was helpful to create a document with the CRISP-DM framework sections as headings to use as a template. This template was filled in with content as the project progressed when steps taken and their rationale were f</w:t>
+      </w:r>
+      <w:r>
+        <w:t>resh</w:t>
+      </w:r>
+      <w:r>
+        <w:t>.</w:t>
+      </w:r>
+      <w:r>
+        <w:t xml:space="preserve"> Discovered that the literature review and business context understanding completed at the beginning of the project helped to keep the project grounded and focused on the stated objectives.</w:t>
+      </w:r>
+    </w:p>
+    <w:p>
+      <w:pPr>
+        <w:pStyle w:val="Heading3"/>
+      </w:pPr>
+      <w:bookmarkStart w:id="55" w:name="_Toc227575734"/>
+      <w:r>
+        <w:t>Domain knowledge</w:t>
+      </w:r>
+      <w:bookmarkEnd w:id="55"/>
+    </w:p>
+    <w:p>
+      <w:r>
+        <w:t xml:space="preserve">Gained a deeper understanding of </w:t>
+      </w:r>
+      <w:r>
+        <w:t xml:space="preserve">factors that </w:t>
+      </w:r>
+      <w:r>
+        <w:t xml:space="preserve">do and do not </w:t>
+      </w:r>
+      <w:r>
+        <w:t xml:space="preserve">contribute to </w:t>
+      </w:r>
+      <w:r>
+        <w:t xml:space="preserve">crashes. Learned how to communicate technical performance measures in the business context of crashes and aggressive driving for a non-technical audience. </w:t>
+      </w:r>
+    </w:p>
+    <w:p>
+      <w:pPr>
+        <w:pStyle w:val="Heading3"/>
+      </w:pPr>
+      <w:bookmarkStart w:id="56" w:name="_Toc227575735"/>
+      <w:r>
+        <w:t>Tool proficiency</w:t>
+      </w:r>
+      <w:bookmarkEnd w:id="56"/>
+    </w:p>
+    <w:p>
+      <w:r>
+        <w:t xml:space="preserve">Already proficient in data exploration with Pandas. Relearned how to set up preprocessing to transform text columns into one-hot encoded columns and how to set up a pipeline to complete all preprocessing together. </w:t>
+      </w:r>
+      <w:r>
+        <w:t xml:space="preserve">Learned how to conduct bootstrap resampling using </w:t>
+      </w:r>
+      <w:proofErr w:type="spellStart"/>
+      <w:r>
+        <w:t>scipy</w:t>
+      </w:r>
+      <w:proofErr w:type="spellEnd"/>
+      <w:r>
+        <w:t xml:space="preserve"> interpolate and the model’s predicted probabilities to create confidence intervals. This involved sampling the test set multiple times, calculating the </w:t>
+      </w:r>
+      <w:r>
+        <w:t xml:space="preserve">ROC curve and </w:t>
+      </w:r>
+      <w:r>
+        <w:t>AUC for each set, and then estimating the mean ROC curve and AUC</w:t>
+      </w:r>
+      <w:r>
+        <w:t xml:space="preserve"> confidence intervals.</w:t>
+      </w:r>
+      <w:r>
+        <w:t xml:space="preserve"> </w:t>
+      </w:r>
+    </w:p>
+    <w:p>
+      <w:pPr>
+        <w:pStyle w:val="Heading3"/>
+      </w:pPr>
+      <w:bookmarkStart w:id="57" w:name="_Toc227575736"/>
+      <w:r>
+        <w:t>Future applications</w:t>
+      </w:r>
+      <w:bookmarkEnd w:id="57"/>
+    </w:p>
+    <w:p>
+      <w:r>
+        <w:t xml:space="preserve">The </w:t>
+      </w:r>
+      <w:r>
+        <w:t xml:space="preserve">data processing and </w:t>
+      </w:r>
+      <w:r>
+        <w:t>modeling techniques</w:t>
+      </w:r>
+      <w:r>
+        <w:t xml:space="preserve"> c</w:t>
+      </w:r>
+      <w:r>
+        <w:t xml:space="preserve">ould be </w:t>
+      </w:r>
+      <w:r>
+        <w:t>adapted</w:t>
+      </w:r>
+      <w:r>
+        <w:t xml:space="preserve"> </w:t>
+      </w:r>
+      <w:r>
+        <w:t>for</w:t>
+      </w:r>
+      <w:r>
+        <w:t xml:space="preserve"> any </w:t>
+      </w:r>
+      <w:r>
+        <w:t xml:space="preserve">dataset in any </w:t>
+      </w:r>
+      <w:r>
+        <w:t xml:space="preserve">domain. The </w:t>
+      </w:r>
+      <w:r>
+        <w:t xml:space="preserve">model evaluation framework developed in this project </w:t>
+      </w:r>
+      <w:r>
+        <w:t>including the</w:t>
+      </w:r>
+      <w:r>
+        <w:t xml:space="preserve"> feature importance </w:t>
+      </w:r>
+      <w:r>
+        <w:lastRenderedPageBreak/>
+        <w:t>visualization</w:t>
+      </w:r>
+      <w:r>
+        <w:t xml:space="preserve">s and </w:t>
+      </w:r>
+      <w:r>
+        <w:t>bootstrapping to create</w:t>
+      </w:r>
+      <w:r>
+        <w:t xml:space="preserve"> confidence intervals </w:t>
+      </w:r>
+      <w:r>
+        <w:t xml:space="preserve">for performance measures </w:t>
+      </w:r>
+      <w:r>
+        <w:t>could be adapted to any modeling task.</w:t>
+      </w:r>
+      <w:r>
+        <w:t xml:space="preserve"> </w:t>
+      </w:r>
+    </w:p>
+    <w:p>
+      <w:pPr>
+        <w:pStyle w:val="Heading1"/>
+      </w:pPr>
+      <w:bookmarkStart w:id="58" w:name="_Toc227575737"/>
+      <w:r>
+        <w:t>Conclusion</w:t>
+      </w:r>
+      <w:bookmarkEnd w:id="58"/>
+    </w:p>
+    <w:p>
+      <w:pPr>
+        <w:spacing w:before="120" w:after="120"/>
+      </w:pPr>
+      <w:r>
+        <w:t>This project examined whether aggressive driving in Pennsylvania changed during and after the COVID-19 pandemic, using statewide crash data from 2005 through 2024. The key result is straightforward: COVID-19 does not meaningfully predict aggressive driving in crash data. The model’s performance was no better than random guessing, meaning it cannot reliably distinguish between crashes that involved aggressive driving and those that did not. While there is a statistically detectable relationship, the size of that effect is extremely small and not practically meaningful</w:t>
+      </w:r>
+      <w:r>
+        <w:t>.</w:t>
+      </w:r>
+    </w:p>
+    <w:p>
+      <w:pPr>
         <w:spacing w:before="120" w:after="120"/>
         <w:sectPr>
-          <w:footerReference w:type="even" r:id="rId21"/>
-          <w:footerReference w:type="default" r:id="rId22"/>
-          <w:footerReference w:type="first" r:id="rId23"/>
+          <w:footerReference w:type="even" r:id="rId23"/>
+          <w:footerReference w:type="default" r:id="rId24"/>
+          <w:footerReference w:type="first" r:id="rId25"/>
           <w:pgSz w:w="12240" w:h="15840"/>
           <w:pgMar w:top="1440" w:right="1440" w:bottom="1440" w:left="1440" w:header="720" w:footer="720" w:gutter="0"/>
           <w:cols w:space="720"/>
@@ -8658,13 +8646,7 @@
         </w:sectPr>
       </w:pPr>
       <w:r>
-        <w:t>S</w:t>
-      </w:r>
-      <w:r>
-        <w:t>ome additional patterns are worth noting. Time-based analysis shows that certain behaviors—like running red lights and cell phone use—did increase after the initial lockdown period and remained elevated for some time. This may help explain why public perception differs from what the overall model shows.</w:t>
-      </w:r>
-      <w:r>
-        <w:t xml:space="preserve"> </w:t>
+        <w:t xml:space="preserve">Some additional patterns are worth noting. Time-based analysis shows that certain behaviors—like running red lights and cell phone use—did increase after the initial lockdown period and remained elevated for some time. This may help explain why public perception differs from what the overall model shows. </w:t>
       </w:r>
       <w:r>
         <w:t>Additional study is recommended to provide the public with as comprehensive of a review as possible. Modeling crash data with ARIMA may reveal that public sentiment about aggressive driving is correct.</w:t>
@@ -8674,12 +8656,14 @@
       <w:pPr>
         <w:pStyle w:val="Heading1"/>
       </w:pPr>
-      <w:bookmarkStart w:id="54" w:name="_Toc227515984"/>
+      <w:bookmarkStart w:id="59" w:name="_Ref227575532"/>
+      <w:bookmarkStart w:id="60" w:name="_Toc227575738"/>
       <w:r>
         <w:lastRenderedPageBreak/>
         <w:t>AI Statement of Use</w:t>
       </w:r>
-      <w:bookmarkEnd w:id="54"/>
+      <w:bookmarkEnd w:id="59"/>
+      <w:bookmarkEnd w:id="60"/>
     </w:p>
     <w:p>
       <w:r>
@@ -8693,18 +8677,220 @@
         <w:t>Chatbot App—AI Chatbot</w:t>
       </w:r>
       <w:r>
-        <w:t>) was used to troubleshoot errors, especially errors related to setting up the virtual environment. It was also used to look up code syntax and definitions of terms for better understanding. AI was not used for writing or coding. No blocks of text or code were copied from AI for use in this project.</w:t>
+        <w:t xml:space="preserve">) was used to troubleshoot errors, especially errors related to setting up the virtual environment. It was also used to look up code syntax and definitions of terms for better understanding. AI was not used for coding. </w:t>
+      </w:r>
+      <w:r>
+        <w:t>One section of text</w:t>
+      </w:r>
+      <w:r>
+        <w:t xml:space="preserve"> (</w:t>
+      </w:r>
+      <w:r>
+        <w:rPr>
+          <w:i/>
+          <w:iCs/>
+        </w:rPr>
+        <w:fldChar w:fldCharType="begin"/>
+      </w:r>
+      <w:r>
+        <w:rPr>
+          <w:i/>
+          <w:iCs/>
+        </w:rPr>
+        <w:instrText xml:space="preserve"> REF _Ref227575330 \h </w:instrText>
+      </w:r>
+      <w:r>
+        <w:rPr>
+          <w:i/>
+          <w:iCs/>
+        </w:rPr>
+        <w:instrText xml:space="preserve"> \* MERGEFORMAT </w:instrText>
+      </w:r>
+      <w:r>
+        <w:rPr>
+          <w:i/>
+          <w:iCs/>
+        </w:rPr>
+      </w:r>
+      <w:r>
+        <w:rPr>
+          <w:i/>
+          <w:iCs/>
+        </w:rPr>
+        <w:fldChar w:fldCharType="separate"/>
+      </w:r>
+      <w:r>
+        <w:rPr>
+          <w:i/>
+          <w:iCs/>
+        </w:rPr>
+        <w:t>Confidence levels</w:t>
+      </w:r>
+      <w:r>
+        <w:rPr>
+          <w:i/>
+          <w:iCs/>
+        </w:rPr>
+        <w:fldChar w:fldCharType="end"/>
+      </w:r>
+      <w:r>
+        <w:t xml:space="preserve"> in</w:t>
+      </w:r>
+      <w:r>
+        <w:rPr>
+          <w:i/>
+          <w:iCs/>
+        </w:rPr>
+        <w:t xml:space="preserve"> </w:t>
+      </w:r>
+      <w:r>
+        <w:rPr>
+          <w:i/>
+          <w:iCs/>
+        </w:rPr>
+        <w:fldChar w:fldCharType="begin"/>
+      </w:r>
+      <w:r>
+        <w:rPr>
+          <w:i/>
+          <w:iCs/>
+        </w:rPr>
+        <w:instrText xml:space="preserve"> REF _Ref227575401 \w \h </w:instrText>
+      </w:r>
+      <w:r>
+        <w:rPr>
+          <w:i/>
+          <w:iCs/>
+        </w:rPr>
+        <w:instrText xml:space="preserve"> \* MERGEFORMAT </w:instrText>
+      </w:r>
+      <w:r>
+        <w:rPr>
+          <w:i/>
+          <w:iCs/>
+        </w:rPr>
+      </w:r>
+      <w:r>
+        <w:rPr>
+          <w:i/>
+          <w:iCs/>
+        </w:rPr>
+        <w:fldChar w:fldCharType="separate"/>
+      </w:r>
+      <w:r>
+        <w:rPr>
+          <w:i/>
+          <w:iCs/>
+        </w:rPr>
+        <w:t>1.1</w:t>
+      </w:r>
+      <w:r>
+        <w:rPr>
+          <w:i/>
+          <w:iCs/>
+        </w:rPr>
+        <w:fldChar w:fldCharType="end"/>
+      </w:r>
+      <w:r>
+        <w:rPr>
+          <w:i/>
+          <w:iCs/>
+        </w:rPr>
+        <w:t xml:space="preserve"> </w:t>
+      </w:r>
+      <w:r>
+        <w:rPr>
+          <w:i/>
+          <w:iCs/>
+        </w:rPr>
+        <w:fldChar w:fldCharType="begin"/>
+      </w:r>
+      <w:r>
+        <w:rPr>
+          <w:i/>
+          <w:iCs/>
+        </w:rPr>
+        <w:instrText xml:space="preserve"> REF _Ref227575415 \h </w:instrText>
+      </w:r>
+      <w:r>
+        <w:rPr>
+          <w:i/>
+          <w:iCs/>
+        </w:rPr>
+        <w:instrText xml:space="preserve"> \* MERGEFORMAT </w:instrText>
+      </w:r>
+      <w:r>
+        <w:rPr>
+          <w:i/>
+          <w:iCs/>
+        </w:rPr>
+      </w:r>
+      <w:r>
+        <w:rPr>
+          <w:i/>
+          <w:iCs/>
+        </w:rPr>
+        <w:fldChar w:fldCharType="separate"/>
+      </w:r>
+      <w:r>
+        <w:rPr>
+          <w:i/>
+          <w:iCs/>
+        </w:rPr>
+        <w:t>Translating Technical Results to Organizational Impact</w:t>
+      </w:r>
+      <w:r>
+        <w:rPr>
+          <w:i/>
+          <w:iCs/>
+        </w:rPr>
+        <w:fldChar w:fldCharType="end"/>
+      </w:r>
+      <w:r>
+        <w:t>)</w:t>
+      </w:r>
+      <w:r>
+        <w:t xml:space="preserve">, </w:t>
+      </w:r>
+      <w:r>
+        <w:t xml:space="preserve">written </w:t>
+      </w:r>
+      <w:r>
+        <w:t xml:space="preserve">in its entirety by me, was </w:t>
+      </w:r>
+      <w:r>
+        <w:t xml:space="preserve">copied into </w:t>
+      </w:r>
+      <w:proofErr w:type="spellStart"/>
+      <w:r>
+        <w:t>ChatGPT</w:t>
+      </w:r>
+      <w:proofErr w:type="spellEnd"/>
+      <w:r>
+        <w:t xml:space="preserve"> for suggestions on rewording for a non-technical audience</w:t>
+      </w:r>
+      <w:r>
+        <w:t xml:space="preserve">. </w:t>
+      </w:r>
+      <w:r>
+        <w:t xml:space="preserve">The result was then edited significantly before pasting </w:t>
+      </w:r>
+      <w:r>
+        <w:t xml:space="preserve">back </w:t>
+      </w:r>
+      <w:r>
+        <w:t xml:space="preserve">into this report. </w:t>
       </w:r>
     </w:p>
     <w:p>
       <w:pPr>
         <w:pStyle w:val="Heading1"/>
       </w:pPr>
-      <w:bookmarkStart w:id="55" w:name="_Toc227515985"/>
+      <w:bookmarkStart w:id="61" w:name="_Toc227575739"/>
       <w:r>
         <w:t>Bibliography</w:t>
       </w:r>
-      <w:bookmarkEnd w:id="55"/>
+      <w:bookmarkEnd w:id="61"/>
     </w:p>
     <w:p>
       <w:pPr>
@@ -8741,7 +8927,7 @@
       <w:r>
         <w:t xml:space="preserve">(1), 5–32. </w:t>
       </w:r>
-      <w:hyperlink r:id="rId24" w:tgtFrame="_new" w:history="1">
+      <w:hyperlink r:id="rId26" w:tgtFrame="_new" w:history="1">
         <w:r>
           <w:rPr>
             <w:rStyle w:val="Hyperlink"/>
@@ -8755,26 +8941,33 @@
       <w:pPr>
         <w:spacing w:line="480" w:lineRule="auto"/>
         <w:ind w:left="480" w:hanging="480"/>
-        <w:rPr>
-          <w:rStyle w:val="Hyperlink"/>
-        </w:rPr>
-      </w:pPr>
+      </w:pPr>
+      <w:proofErr w:type="spellStart"/>
       <w:r>
         <w:rPr>
           <w:i/>
           <w:iCs/>
         </w:rPr>
-        <w:t>Chatbot App—AI Chatbot</w:t>
-      </w:r>
-      <w:r>
-        <w:t xml:space="preserve">. (n.d.). Retrieved February 1, 2026, from </w:t>
-      </w:r>
-      <w:hyperlink r:id="rId25" w:history="1">
+        <w:t>ChatGPT</w:t>
+      </w:r>
+      <w:proofErr w:type="spellEnd"/>
+      <w:r>
+        <w:t xml:space="preserve">. (n.d.). </w:t>
+      </w:r>
+      <w:proofErr w:type="spellStart"/>
+      <w:r>
+        <w:t>ChatGPT</w:t>
+      </w:r>
+      <w:proofErr w:type="spellEnd"/>
+      <w:r>
+        <w:t xml:space="preserve">. Retrieved April 20, 2026, from </w:t>
+      </w:r>
+      <w:hyperlink r:id="rId27" w:history="1">
         <w:r>
           <w:rPr>
             <w:rStyle w:val="Hyperlink"/>
           </w:rPr>
-          <w:t>https://chat.chatbot.app/?model=gpt-5-mini</w:t>
+          <w:t>https://chatgpt.com/</w:t>
         </w:r>
       </w:hyperlink>
     </w:p>
@@ -8820,7 +9013,7 @@
       <w:r>
         <w:t xml:space="preserve"> (pp. 785–794). ACM. </w:t>
       </w:r>
-      <w:hyperlink r:id="rId26" w:tgtFrame="_new" w:history="1">
+      <w:hyperlink r:id="rId28" w:tgtFrame="_new" w:history="1">
         <w:r>
           <w:rPr>
             <w:rStyle w:val="Hyperlink"/>
@@ -8850,7 +9043,7 @@
       <w:r>
         <w:t xml:space="preserve">(8), 861–874. </w:t>
       </w:r>
-      <w:hyperlink r:id="rId27" w:tgtFrame="_new" w:history="1">
+      <w:hyperlink r:id="rId29" w:tgtFrame="_new" w:history="1">
         <w:r>
           <w:rPr>
             <w:rStyle w:val="Hyperlink"/>
@@ -8934,7 +9127,7 @@
       <w:r>
         <w:t xml:space="preserve">. </w:t>
       </w:r>
-      <w:hyperlink r:id="rId28" w:history="1">
+      <w:hyperlink r:id="rId30" w:history="1">
         <w:r>
           <w:rPr>
             <w:rStyle w:val="Hyperlink"/>
@@ -9077,7 +9270,7 @@
       <w:r>
         <w:t xml:space="preserve">. </w:t>
       </w:r>
-      <w:hyperlink r:id="rId29" w:history="1">
+      <w:hyperlink r:id="rId31" w:history="1">
         <w:r>
           <w:rPr>
             <w:rStyle w:val="Hyperlink"/>
@@ -9107,7 +9300,7 @@
       <w:r>
         <w:t xml:space="preserve">. Retrieved January 22, 2026, from </w:t>
       </w:r>
-      <w:hyperlink r:id="rId30" w:history="1">
+      <w:hyperlink r:id="rId32" w:history="1">
         <w:r>
           <w:rPr>
             <w:rStyle w:val="Hyperlink"/>
@@ -9131,7 +9324,7 @@
       <w:r>
         <w:t xml:space="preserve">. (n.d.). Pennsylvania Department of Transportation. Retrieved January 25, 2026, from </w:t>
       </w:r>
-      <w:hyperlink r:id="rId31" w:history="1">
+      <w:hyperlink r:id="rId33" w:history="1">
         <w:r>
           <w:rPr>
             <w:rStyle w:val="Hyperlink"/>
@@ -9158,24 +9351,12 @@
       <w:r>
         <w:t xml:space="preserve">. (n.d.). Retrieved January 25, 2026, from </w:t>
       </w:r>
-      <w:hyperlink r:id="rId32" w:history="1">
+      <w:hyperlink r:id="rId34" w:history="1">
         <w:r>
           <w:rPr>
             <w:rStyle w:val="Hyperlink"/>
           </w:rPr>
-          <w:t>https://crashinfo.penndot.pa.gov/PCIT/welcome.html?TYPE=33554433&amp;REALMOID=06-6e7f3fd5-ee48-4b22-8067-774762688650&amp;GUID=&amp;SMAUTHREASON=0&amp;METHOD=GET&amp;SMAGENTNAME=-SM-E%2bZZmVPChvgeLWKfG1BgkUwXVkEogJGcRA5yj1Pa9OazD3%2fSbooshnw8PzBLhpiK&amp;TARGET=-SM-https</w:t>
-        </w:r>
-        <w:r>
-          <w:rPr>
-            <w:rStyle w:val="Hyperlink"/>
-          </w:rPr>
-          <w:t>%</w:t>
-        </w:r>
-        <w:r>
-          <w:rPr>
-            <w:rStyle w:val="Hyperlink"/>
-          </w:rPr>
-          <w:t>3a%2f%2fcrashinfo%2epenndot%2epa%2egov%2f#</w:t>
+          <w:t>https://crashinfo.penndot.pa.gov/PCIT/welcome.html?TYPE=33554433&amp;REALMOID=06-6e7f3fd5-ee48-4b22-8067-774762688650&amp;GUID=&amp;SMAUTHREASON=0&amp;METHOD=GET&amp;SMAGENTNAME=-SM-E%2bZZmVPChvgeLWKfG1BgkUwXVkEogJGcRA5yj1Pa9OazD3%2fSbooshnw8PzBLhpiK&amp;TARGET=-SM-https%3a%2f%2fcrashinfo%2epenndot%2epa%2egov%2f#</w:t>
         </w:r>
       </w:hyperlink>
     </w:p>
@@ -9208,7 +9389,7 @@
       <w:r>
         <w:t xml:space="preserve">. </w:t>
       </w:r>
-      <w:hyperlink r:id="rId33" w:tgtFrame="_new" w:history="1">
+      <w:hyperlink r:id="rId35" w:tgtFrame="_new" w:history="1">
         <w:r>
           <w:rPr>
             <w:rStyle w:val="Hyperlink"/>
@@ -9309,7 +9490,7 @@
       <w:r>
         <w:t xml:space="preserve">. </w:t>
       </w:r>
-      <w:hyperlink r:id="rId34" w:history="1">
+      <w:hyperlink r:id="rId36" w:history="1">
         <w:r>
           <w:rPr>
             <w:rStyle w:val="Hyperlink"/>
@@ -9365,7 +9546,7 @@
       <w:r>
         <w:t xml:space="preserve">. </w:t>
       </w:r>
-      <w:hyperlink r:id="rId35" w:history="1">
+      <w:hyperlink r:id="rId37" w:history="1">
         <w:r>
           <w:rPr>
             <w:rStyle w:val="Hyperlink"/>
